--- a/ech-0294_actors/output/ech-0294_actors_de.docx
+++ b/ech-0294_actors/output/ech-0294_actors_de.docx
@@ -534,7 +534,7 @@
         <w:fldChar w:fldCharType="begin" w:dirty="true"/>
       </w:r>
       <w:r>
-        <w:instrText xml:space="preserve"> TOC \o "1-3" \h \z \u </w:instrText>
+        <w:instrText xml:space="preserve"> TOC \o "1-2" \h \z \u </w:instrText>
       </w:r>
       <w:r>
         <w:fldChar w:fldCharType="separate"/>
@@ -2393,13 +2393,13 @@
               <w:jc w:val="left"/>
             </w:pPr>
             <w:r>
-              <w:t xml:space="preserve">Local identifier. For example, a UUID from the council information system.</w:t>
-            </w:r>
-            <w:r>
-              <w:t xml:space="preserve"> </w:t>
-            </w:r>
-            <w:r>
-              <w:t xml:space="preserve">Inheritance:</w:t>
+              <w:t xml:space="preserve">Lokaler Identifikator. Bspw. eine UUID aus dem Ratsinformationssystem.</w:t>
+            </w:r>
+            <w:r>
+              <w:t xml:space="preserve"> </w:t>
+            </w:r>
+            <w:r>
+              <w:t xml:space="preserve">Vererbung:</w:t>
             </w:r>
             <w:r>
               <w:t xml:space="preserve"> </w:t>
@@ -2462,13 +2462,13 @@
               <w:jc w:val="left"/>
             </w:pPr>
             <w:r>
-              <w:t xml:space="preserve">A unique, globally valid URI for the entity.</w:t>
-            </w:r>
-            <w:r>
-              <w:t xml:space="preserve"> </w:t>
-            </w:r>
-            <w:r>
-              <w:t xml:space="preserve">Inheritance:</w:t>
+              <w:t xml:space="preserve">Eine eindeutige, global gültige URI für die Entität.</w:t>
+            </w:r>
+            <w:r>
+              <w:t xml:space="preserve"> </w:t>
+            </w:r>
+            <w:r>
+              <w:t xml:space="preserve">Vererbung:</w:t>
             </w:r>
             <w:r>
               <w:t xml:space="preserve"> </w:t>
@@ -2531,13 +2531,13 @@
               <w:jc w:val="left"/>
             </w:pPr>
             <w:r>
-              <w:t xml:space="preserve">A URI that refers to a Wikidata entity, e.g. http://www.wikidata.org/entity/Q39 for Switzerland.</w:t>
-            </w:r>
-            <w:r>
-              <w:t xml:space="preserve"> </w:t>
-            </w:r>
-            <w:r>
-              <w:t xml:space="preserve">Inheritance:</w:t>
+              <w:t xml:space="preserve">Eine URI, die auf eine Wikidata-Entität verweist, z.B. http://www.wikidata.org/entity/Q39 für die Schweiz.</w:t>
+            </w:r>
+            <w:r>
+              <w:t xml:space="preserve"> </w:t>
+            </w:r>
+            <w:r>
+              <w:t xml:space="preserve">Vererbung:</w:t>
             </w:r>
             <w:r>
               <w:t xml:space="preserve"> </w:t>
@@ -2600,13 +2600,13 @@
               <w:jc w:val="left"/>
             </w:pPr>
             <w:r>
-              <w:t xml:space="preserve">The date when an entity was created.</w:t>
-            </w:r>
-            <w:r>
-              <w:t xml:space="preserve"> </w:t>
-            </w:r>
-            <w:r>
-              <w:t xml:space="preserve">Inheritance:</w:t>
+              <w:t xml:space="preserve">Das Datum, an dem eine Entität erstellt wurde.</w:t>
+            </w:r>
+            <w:r>
+              <w:t xml:space="preserve"> </w:t>
+            </w:r>
+            <w:r>
+              <w:t xml:space="preserve">Vererbung:</w:t>
             </w:r>
             <w:r>
               <w:t xml:space="preserve"> </w:t>
@@ -2669,13 +2669,13 @@
               <w:jc w:val="left"/>
             </w:pPr>
             <w:r>
-              <w:t xml:space="preserve">The date and time when an entity was created.</w:t>
-            </w:r>
-            <w:r>
-              <w:t xml:space="preserve"> </w:t>
-            </w:r>
-            <w:r>
-              <w:t xml:space="preserve">Inheritance:</w:t>
+              <w:t xml:space="preserve">Das Datum und die Uhrzeit, an dem eine Entität erstellt wurde.</w:t>
+            </w:r>
+            <w:r>
+              <w:t xml:space="preserve"> </w:t>
+            </w:r>
+            <w:r>
+              <w:t xml:space="preserve">Vererbung:</w:t>
             </w:r>
             <w:r>
               <w:t xml:space="preserve"> </w:t>
@@ -2738,13 +2738,13 @@
               <w:jc w:val="left"/>
             </w:pPr>
             <w:r>
-              <w:t xml:space="preserve">The date when an entity was last modified.</w:t>
-            </w:r>
-            <w:r>
-              <w:t xml:space="preserve"> </w:t>
-            </w:r>
-            <w:r>
-              <w:t xml:space="preserve">Inheritance:</w:t>
+              <w:t xml:space="preserve">Das Datum, an dem eine Entität zuletzt geändert wurde.</w:t>
+            </w:r>
+            <w:r>
+              <w:t xml:space="preserve"> </w:t>
+            </w:r>
+            <w:r>
+              <w:t xml:space="preserve">Vererbung:</w:t>
             </w:r>
             <w:r>
               <w:t xml:space="preserve"> </w:t>
@@ -2807,13 +2807,13 @@
               <w:jc w:val="left"/>
             </w:pPr>
             <w:r>
-              <w:t xml:space="preserve">The date and time when an entity was last modified.</w:t>
-            </w:r>
-            <w:r>
-              <w:t xml:space="preserve"> </w:t>
-            </w:r>
-            <w:r>
-              <w:t xml:space="preserve">Inheritance:</w:t>
+              <w:t xml:space="preserve">Das Datum und die Uhrzeit, an dem eine Entität zuletzt geändert wurde.</w:t>
+            </w:r>
+            <w:r>
+              <w:t xml:space="preserve"> </w:t>
+            </w:r>
+            <w:r>
+              <w:t xml:space="preserve">Vererbung:</w:t>
             </w:r>
             <w:r>
               <w:t xml:space="preserve"> </w:t>
@@ -4260,7 +4260,7 @@
               <w:jc w:val="left"/>
             </w:pPr>
             <w:r>
-              <w:t xml:space="preserve">The value of an information besides other attributes such as type, language, etc.</w:t>
+              <w:t xml:space="preserve">Der eigentliche Wert einer Information neben weiteren attributen wie Typ, Sprache, etc.</w:t>
             </w:r>
           </w:p>
         </w:tc>
@@ -4312,13 +4312,13 @@
               <w:jc w:val="left"/>
             </w:pPr>
             <w:r>
-              <w:t xml:space="preserve">The date from which the information is valid.</w:t>
-            </w:r>
-            <w:r>
-              <w:t xml:space="preserve"> </w:t>
-            </w:r>
-            <w:r>
-              <w:t xml:space="preserve">Inheritance:</w:t>
+              <w:t xml:space="preserve">Das Datum, ab dem die Information gültig ist.</w:t>
+            </w:r>
+            <w:r>
+              <w:t xml:space="preserve"> </w:t>
+            </w:r>
+            <w:r>
+              <w:t xml:space="preserve">Vererbung:</w:t>
             </w:r>
             <w:r>
               <w:t xml:space="preserve"> </w:t>
@@ -4381,13 +4381,13 @@
               <w:jc w:val="left"/>
             </w:pPr>
             <w:r>
-              <w:t xml:space="preserve">The date until which the information is valid, inclusive.</w:t>
-            </w:r>
-            <w:r>
-              <w:t xml:space="preserve"> </w:t>
-            </w:r>
-            <w:r>
-              <w:t xml:space="preserve">Inheritance:</w:t>
+              <w:t xml:space="preserve">Das Datum, bis und mit dem die Information gültig ist.</w:t>
+            </w:r>
+            <w:r>
+              <w:t xml:space="preserve"> </w:t>
+            </w:r>
+            <w:r>
+              <w:t xml:space="preserve">Vererbung:</w:t>
             </w:r>
             <w:r>
               <w:t xml:space="preserve"> </w:t>
@@ -4450,13 +4450,13 @@
               <w:jc w:val="left"/>
             </w:pPr>
             <w:r>
-              <w:t xml:space="preserve">Indicates whether the information is currently valid. Can be useful when this information is explicitly available.</w:t>
-            </w:r>
-            <w:r>
-              <w:t xml:space="preserve"> </w:t>
-            </w:r>
-            <w:r>
-              <w:t xml:space="preserve">Inheritance:</w:t>
+              <w:t xml:space="preserve">Gibt an, ob die Information aktuell gültig ist. Kann nützlich sein, wenn diese Information explizit vorhanden ist.</w:t>
+            </w:r>
+            <w:r>
+              <w:t xml:space="preserve"> </w:t>
+            </w:r>
+            <w:r>
+              <w:t xml:space="preserve">Vererbung:</w:t>
             </w:r>
             <w:r>
               <w:t xml:space="preserve"> </w:t>
@@ -5471,7 +5471,10 @@
               <w:jc w:val="left"/>
             </w:pPr>
             <w:r>
-              <w:t xml:space="preserve">Language code in ISO 639-1 format (two lowercase letters, e.g. </w:t>
+              <w:t xml:space="preserve">Sprachcode im ISO 639-1 Format (zwei Kleinbuchstaben, z.B.</w:t>
+            </w:r>
+            <w:r>
+              <w:t xml:space="preserve"> </w:t>
             </w:r>
             <w:r>
               <w:t xml:space="preserve">“</w:t>
@@ -6030,13 +6033,13 @@
               <w:jc w:val="left"/>
             </w:pPr>
             <w:r>
-              <w:t xml:space="preserve">The date from which the information is valid.</w:t>
-            </w:r>
-            <w:r>
-              <w:t xml:space="preserve"> </w:t>
-            </w:r>
-            <w:r>
-              <w:t xml:space="preserve">Inheritance:</w:t>
+              <w:t xml:space="preserve">Das Datum, ab dem die Information gültig ist.</w:t>
+            </w:r>
+            <w:r>
+              <w:t xml:space="preserve"> </w:t>
+            </w:r>
+            <w:r>
+              <w:t xml:space="preserve">Vererbung:</w:t>
             </w:r>
             <w:r>
               <w:t xml:space="preserve"> </w:t>
@@ -6099,13 +6102,13 @@
               <w:jc w:val="left"/>
             </w:pPr>
             <w:r>
-              <w:t xml:space="preserve">The date until which the information is valid, inclusive.</w:t>
-            </w:r>
-            <w:r>
-              <w:t xml:space="preserve"> </w:t>
-            </w:r>
-            <w:r>
-              <w:t xml:space="preserve">Inheritance:</w:t>
+              <w:t xml:space="preserve">Das Datum, bis und mit dem die Information gültig ist.</w:t>
+            </w:r>
+            <w:r>
+              <w:t xml:space="preserve"> </w:t>
+            </w:r>
+            <w:r>
+              <w:t xml:space="preserve">Vererbung:</w:t>
             </w:r>
             <w:r>
               <w:t xml:space="preserve"> </w:t>
@@ -6168,13 +6171,13 @@
               <w:jc w:val="left"/>
             </w:pPr>
             <w:r>
-              <w:t xml:space="preserve">Indicates whether the information is currently valid. Can be useful when this information is explicitly available.</w:t>
-            </w:r>
-            <w:r>
-              <w:t xml:space="preserve"> </w:t>
-            </w:r>
-            <w:r>
-              <w:t xml:space="preserve">Inheritance:</w:t>
+              <w:t xml:space="preserve">Gibt an, ob die Information aktuell gültig ist. Kann nützlich sein, wenn diese Information explizit vorhanden ist.</w:t>
+            </w:r>
+            <w:r>
+              <w:t xml:space="preserve"> </w:t>
+            </w:r>
+            <w:r>
+              <w:t xml:space="preserve">Vererbung:</w:t>
             </w:r>
             <w:r>
               <w:t xml:space="preserve"> </w:t>
@@ -6525,7 +6528,7 @@
               <w:jc w:val="left"/>
             </w:pPr>
             <w:r>
-              <w:t xml:space="preserve">Assign a label to a structured piece of information (e.g., display name, position, etc.).</w:t>
+              <w:t xml:space="preserve">Möglichkeit bei einer strukturierten Information, ein Label zu vergeben (bspw. Anzeigename, Anstellung, etc.).</w:t>
             </w:r>
           </w:p>
         </w:tc>
@@ -6629,13 +6632,13 @@
               <w:jc w:val="left"/>
             </w:pPr>
             <w:r>
-              <w:t xml:space="preserve">The date from which the information is valid.</w:t>
-            </w:r>
-            <w:r>
-              <w:t xml:space="preserve"> </w:t>
-            </w:r>
-            <w:r>
-              <w:t xml:space="preserve">Inheritance:</w:t>
+              <w:t xml:space="preserve">Das Datum, ab dem die Information gültig ist.</w:t>
+            </w:r>
+            <w:r>
+              <w:t xml:space="preserve"> </w:t>
+            </w:r>
+            <w:r>
+              <w:t xml:space="preserve">Vererbung:</w:t>
             </w:r>
             <w:r>
               <w:t xml:space="preserve"> </w:t>
@@ -6698,13 +6701,13 @@
               <w:jc w:val="left"/>
             </w:pPr>
             <w:r>
-              <w:t xml:space="preserve">The date until which the information is valid, inclusive.</w:t>
-            </w:r>
-            <w:r>
-              <w:t xml:space="preserve"> </w:t>
-            </w:r>
-            <w:r>
-              <w:t xml:space="preserve">Inheritance:</w:t>
+              <w:t xml:space="preserve">Das Datum, bis und mit dem die Information gültig ist.</w:t>
+            </w:r>
+            <w:r>
+              <w:t xml:space="preserve"> </w:t>
+            </w:r>
+            <w:r>
+              <w:t xml:space="preserve">Vererbung:</w:t>
             </w:r>
             <w:r>
               <w:t xml:space="preserve"> </w:t>
@@ -6767,13 +6770,13 @@
               <w:jc w:val="left"/>
             </w:pPr>
             <w:r>
-              <w:t xml:space="preserve">Indicates whether the information is currently valid. Can be useful when this information is explicitly available.</w:t>
-            </w:r>
-            <w:r>
-              <w:t xml:space="preserve"> </w:t>
-            </w:r>
-            <w:r>
-              <w:t xml:space="preserve">Inheritance:</w:t>
+              <w:t xml:space="preserve">Gibt an, ob die Information aktuell gültig ist. Kann nützlich sein, wenn diese Information explizit vorhanden ist.</w:t>
+            </w:r>
+            <w:r>
+              <w:t xml:space="preserve"> </w:t>
+            </w:r>
+            <w:r>
+              <w:t xml:space="preserve">Vererbung:</w:t>
             </w:r>
             <w:r>
               <w:t xml:space="preserve"> </w:t>
@@ -7437,7 +7440,7 @@
               <w:jc w:val="left"/>
             </w:pPr>
             <w:r>
-              <w:t xml:space="preserve">Assign a label to a structured piece of information (e.g., display name, position, etc.).</w:t>
+              <w:t xml:space="preserve">Möglichkeit bei einer strukturierten Information, ein Label zu vergeben (bspw. Anzeigename, Anstellung, etc.).</w:t>
             </w:r>
           </w:p>
         </w:tc>
@@ -7593,13 +7596,13 @@
               <w:jc w:val="left"/>
             </w:pPr>
             <w:r>
-              <w:t xml:space="preserve">The date from which the information is valid.</w:t>
-            </w:r>
-            <w:r>
-              <w:t xml:space="preserve"> </w:t>
-            </w:r>
-            <w:r>
-              <w:t xml:space="preserve">Inheritance:</w:t>
+              <w:t xml:space="preserve">Das Datum, ab dem die Information gültig ist.</w:t>
+            </w:r>
+            <w:r>
+              <w:t xml:space="preserve"> </w:t>
+            </w:r>
+            <w:r>
+              <w:t xml:space="preserve">Vererbung:</w:t>
             </w:r>
             <w:r>
               <w:t xml:space="preserve"> </w:t>
@@ -7662,13 +7665,13 @@
               <w:jc w:val="left"/>
             </w:pPr>
             <w:r>
-              <w:t xml:space="preserve">The date until which the information is valid, inclusive.</w:t>
-            </w:r>
-            <w:r>
-              <w:t xml:space="preserve"> </w:t>
-            </w:r>
-            <w:r>
-              <w:t xml:space="preserve">Inheritance:</w:t>
+              <w:t xml:space="preserve">Das Datum, bis und mit dem die Information gültig ist.</w:t>
+            </w:r>
+            <w:r>
+              <w:t xml:space="preserve"> </w:t>
+            </w:r>
+            <w:r>
+              <w:t xml:space="preserve">Vererbung:</w:t>
             </w:r>
             <w:r>
               <w:t xml:space="preserve"> </w:t>
@@ -7731,13 +7734,13 @@
               <w:jc w:val="left"/>
             </w:pPr>
             <w:r>
-              <w:t xml:space="preserve">Indicates whether the information is currently valid. Can be useful when this information is explicitly available.</w:t>
-            </w:r>
-            <w:r>
-              <w:t xml:space="preserve"> </w:t>
-            </w:r>
-            <w:r>
-              <w:t xml:space="preserve">Inheritance:</w:t>
+              <w:t xml:space="preserve">Gibt an, ob die Information aktuell gültig ist. Kann nützlich sein, wenn diese Information explizit vorhanden ist.</w:t>
+            </w:r>
+            <w:r>
+              <w:t xml:space="preserve"> </w:t>
+            </w:r>
+            <w:r>
+              <w:t xml:space="preserve">Vererbung:</w:t>
             </w:r>
             <w:r>
               <w:t xml:space="preserve"> </w:t>
@@ -8231,7 +8234,7 @@
               <w:jc w:val="left"/>
             </w:pPr>
             <w:r>
-              <w:t xml:space="preserve">The value of an information besides other attributes such as type, language, etc.</w:t>
+              <w:t xml:space="preserve">Der eigentliche Wert einer Information neben weiteren attributen wie Typ, Sprache, etc.</w:t>
             </w:r>
           </w:p>
         </w:tc>
@@ -8283,13 +8286,13 @@
               <w:jc w:val="left"/>
             </w:pPr>
             <w:r>
-              <w:t xml:space="preserve">The date from which the information is valid.</w:t>
-            </w:r>
-            <w:r>
-              <w:t xml:space="preserve"> </w:t>
-            </w:r>
-            <w:r>
-              <w:t xml:space="preserve">Inheritance:</w:t>
+              <w:t xml:space="preserve">Das Datum, ab dem die Information gültig ist.</w:t>
+            </w:r>
+            <w:r>
+              <w:t xml:space="preserve"> </w:t>
+            </w:r>
+            <w:r>
+              <w:t xml:space="preserve">Vererbung:</w:t>
             </w:r>
             <w:r>
               <w:t xml:space="preserve"> </w:t>
@@ -8352,13 +8355,13 @@
               <w:jc w:val="left"/>
             </w:pPr>
             <w:r>
-              <w:t xml:space="preserve">The date until which the information is valid, inclusive.</w:t>
-            </w:r>
-            <w:r>
-              <w:t xml:space="preserve"> </w:t>
-            </w:r>
-            <w:r>
-              <w:t xml:space="preserve">Inheritance:</w:t>
+              <w:t xml:space="preserve">Das Datum, bis und mit dem die Information gültig ist.</w:t>
+            </w:r>
+            <w:r>
+              <w:t xml:space="preserve"> </w:t>
+            </w:r>
+            <w:r>
+              <w:t xml:space="preserve">Vererbung:</w:t>
             </w:r>
             <w:r>
               <w:t xml:space="preserve"> </w:t>
@@ -8421,13 +8424,13 @@
               <w:jc w:val="left"/>
             </w:pPr>
             <w:r>
-              <w:t xml:space="preserve">Indicates whether the information is currently valid. Can be useful when this information is explicitly available.</w:t>
-            </w:r>
-            <w:r>
-              <w:t xml:space="preserve"> </w:t>
-            </w:r>
-            <w:r>
-              <w:t xml:space="preserve">Inheritance:</w:t>
+              <w:t xml:space="preserve">Gibt an, ob die Information aktuell gültig ist. Kann nützlich sein, wenn diese Information explizit vorhanden ist.</w:t>
+            </w:r>
+            <w:r>
+              <w:t xml:space="preserve"> </w:t>
+            </w:r>
+            <w:r>
+              <w:t xml:space="preserve">Vererbung:</w:t>
             </w:r>
             <w:r>
               <w:t xml:space="preserve"> </w:t>
@@ -11163,13 +11166,13 @@
               <w:jc w:val="left"/>
             </w:pPr>
             <w:r>
-              <w:t xml:space="preserve">The date from which the information is valid.</w:t>
-            </w:r>
-            <w:r>
-              <w:t xml:space="preserve"> </w:t>
-            </w:r>
-            <w:r>
-              <w:t xml:space="preserve">Inheritance:</w:t>
+              <w:t xml:space="preserve">Das Datum, ab dem die Information gültig ist.</w:t>
+            </w:r>
+            <w:r>
+              <w:t xml:space="preserve"> </w:t>
+            </w:r>
+            <w:r>
+              <w:t xml:space="preserve">Vererbung:</w:t>
             </w:r>
             <w:r>
               <w:t xml:space="preserve"> </w:t>
@@ -11232,13 +11235,13 @@
               <w:jc w:val="left"/>
             </w:pPr>
             <w:r>
-              <w:t xml:space="preserve">The date until which the information is valid, inclusive.</w:t>
-            </w:r>
-            <w:r>
-              <w:t xml:space="preserve"> </w:t>
-            </w:r>
-            <w:r>
-              <w:t xml:space="preserve">Inheritance:</w:t>
+              <w:t xml:space="preserve">Das Datum, bis und mit dem die Information gültig ist.</w:t>
+            </w:r>
+            <w:r>
+              <w:t xml:space="preserve"> </w:t>
+            </w:r>
+            <w:r>
+              <w:t xml:space="preserve">Vererbung:</w:t>
             </w:r>
             <w:r>
               <w:t xml:space="preserve"> </w:t>
@@ -11301,13 +11304,13 @@
               <w:jc w:val="left"/>
             </w:pPr>
             <w:r>
-              <w:t xml:space="preserve">Indicates whether the information is currently valid. Can be useful when this information is explicitly available.</w:t>
-            </w:r>
-            <w:r>
-              <w:t xml:space="preserve"> </w:t>
-            </w:r>
-            <w:r>
-              <w:t xml:space="preserve">Inheritance:</w:t>
+              <w:t xml:space="preserve">Gibt an, ob die Information aktuell gültig ist. Kann nützlich sein, wenn diese Information explizit vorhanden ist.</w:t>
+            </w:r>
+            <w:r>
+              <w:t xml:space="preserve"> </w:t>
+            </w:r>
+            <w:r>
+              <w:t xml:space="preserve">Vererbung:</w:t>
             </w:r>
             <w:r>
               <w:t xml:space="preserve"> </w:t>
@@ -11930,7 +11933,7 @@
               <w:jc w:val="left"/>
             </w:pPr>
             <w:r>
-              <w:t xml:space="preserve">Assign a label to a structured piece of information (e.g., display name, position, etc.).</w:t>
+              <w:t xml:space="preserve">Möglichkeit bei einer strukturierten Information, ein Label zu vergeben (bspw. Anzeigename, Anstellung, etc.).</w:t>
             </w:r>
           </w:p>
         </w:tc>
@@ -11982,7 +11985,7 @@
               <w:jc w:val="left"/>
             </w:pPr>
             <w:r>
-              <w:t xml:space="preserve">Abbreviation (can be multilingual).</w:t>
+              <w:t xml:space="preserve">Abkürzung (kann mehrsprachig sein).</w:t>
             </w:r>
           </w:p>
         </w:tc>
@@ -12465,13 +12468,13 @@
               <w:jc w:val="left"/>
             </w:pPr>
             <w:r>
-              <w:t xml:space="preserve">Local identifier. For example, a UUID from the council information system.</w:t>
-            </w:r>
-            <w:r>
-              <w:t xml:space="preserve"> </w:t>
-            </w:r>
-            <w:r>
-              <w:t xml:space="preserve">Inheritance:</w:t>
+              <w:t xml:space="preserve">Lokaler Identifikator. Bspw. eine UUID aus dem Ratsinformationssystem.</w:t>
+            </w:r>
+            <w:r>
+              <w:t xml:space="preserve"> </w:t>
+            </w:r>
+            <w:r>
+              <w:t xml:space="preserve">Vererbung:</w:t>
             </w:r>
             <w:r>
               <w:t xml:space="preserve"> </w:t>
@@ -12534,13 +12537,13 @@
               <w:jc w:val="left"/>
             </w:pPr>
             <w:r>
-              <w:t xml:space="preserve">A unique, globally valid URI for the entity.</w:t>
-            </w:r>
-            <w:r>
-              <w:t xml:space="preserve"> </w:t>
-            </w:r>
-            <w:r>
-              <w:t xml:space="preserve">Inheritance:</w:t>
+              <w:t xml:space="preserve">Eine eindeutige, global gültige URI für die Entität.</w:t>
+            </w:r>
+            <w:r>
+              <w:t xml:space="preserve"> </w:t>
+            </w:r>
+            <w:r>
+              <w:t xml:space="preserve">Vererbung:</w:t>
             </w:r>
             <w:r>
               <w:t xml:space="preserve"> </w:t>
@@ -12603,13 +12606,13 @@
               <w:jc w:val="left"/>
             </w:pPr>
             <w:r>
-              <w:t xml:space="preserve">A URI that refers to a Wikidata entity, e.g. http://www.wikidata.org/entity/Q39 for Switzerland.</w:t>
-            </w:r>
-            <w:r>
-              <w:t xml:space="preserve"> </w:t>
-            </w:r>
-            <w:r>
-              <w:t xml:space="preserve">Inheritance:</w:t>
+              <w:t xml:space="preserve">Eine URI, die auf eine Wikidata-Entität verweist, z.B. http://www.wikidata.org/entity/Q39 für die Schweiz.</w:t>
+            </w:r>
+            <w:r>
+              <w:t xml:space="preserve"> </w:t>
+            </w:r>
+            <w:r>
+              <w:t xml:space="preserve">Vererbung:</w:t>
             </w:r>
             <w:r>
               <w:t xml:space="preserve"> </w:t>
@@ -12672,13 +12675,13 @@
               <w:jc w:val="left"/>
             </w:pPr>
             <w:r>
-              <w:t xml:space="preserve">The date when an entity was created.</w:t>
-            </w:r>
-            <w:r>
-              <w:t xml:space="preserve"> </w:t>
-            </w:r>
-            <w:r>
-              <w:t xml:space="preserve">Inheritance:</w:t>
+              <w:t xml:space="preserve">Das Datum, an dem eine Entität erstellt wurde.</w:t>
+            </w:r>
+            <w:r>
+              <w:t xml:space="preserve"> </w:t>
+            </w:r>
+            <w:r>
+              <w:t xml:space="preserve">Vererbung:</w:t>
             </w:r>
             <w:r>
               <w:t xml:space="preserve"> </w:t>
@@ -12741,13 +12744,13 @@
               <w:jc w:val="left"/>
             </w:pPr>
             <w:r>
-              <w:t xml:space="preserve">The date and time when an entity was created.</w:t>
-            </w:r>
-            <w:r>
-              <w:t xml:space="preserve"> </w:t>
-            </w:r>
-            <w:r>
-              <w:t xml:space="preserve">Inheritance:</w:t>
+              <w:t xml:space="preserve">Das Datum und die Uhrzeit, an dem eine Entität erstellt wurde.</w:t>
+            </w:r>
+            <w:r>
+              <w:t xml:space="preserve"> </w:t>
+            </w:r>
+            <w:r>
+              <w:t xml:space="preserve">Vererbung:</w:t>
             </w:r>
             <w:r>
               <w:t xml:space="preserve"> </w:t>
@@ -12810,13 +12813,13 @@
               <w:jc w:val="left"/>
             </w:pPr>
             <w:r>
-              <w:t xml:space="preserve">The date when an entity was last modified.</w:t>
-            </w:r>
-            <w:r>
-              <w:t xml:space="preserve"> </w:t>
-            </w:r>
-            <w:r>
-              <w:t xml:space="preserve">Inheritance:</w:t>
+              <w:t xml:space="preserve">Das Datum, an dem eine Entität zuletzt geändert wurde.</w:t>
+            </w:r>
+            <w:r>
+              <w:t xml:space="preserve"> </w:t>
+            </w:r>
+            <w:r>
+              <w:t xml:space="preserve">Vererbung:</w:t>
             </w:r>
             <w:r>
               <w:t xml:space="preserve"> </w:t>
@@ -12879,13 +12882,13 @@
               <w:jc w:val="left"/>
             </w:pPr>
             <w:r>
-              <w:t xml:space="preserve">The date and time when an entity was last modified.</w:t>
-            </w:r>
-            <w:r>
-              <w:t xml:space="preserve"> </w:t>
-            </w:r>
-            <w:r>
-              <w:t xml:space="preserve">Inheritance:</w:t>
+              <w:t xml:space="preserve">Das Datum und die Uhrzeit, an dem eine Entität zuletzt geändert wurde.</w:t>
+            </w:r>
+            <w:r>
+              <w:t xml:space="preserve"> </w:t>
+            </w:r>
+            <w:r>
+              <w:t xml:space="preserve">Vererbung:</w:t>
             </w:r>
             <w:r>
               <w:t xml:space="preserve"> </w:t>
@@ -12948,13 +12951,13 @@
               <w:jc w:val="left"/>
             </w:pPr>
             <w:r>
-              <w:t xml:space="preserve">The date from which the information is valid.</w:t>
-            </w:r>
-            <w:r>
-              <w:t xml:space="preserve"> </w:t>
-            </w:r>
-            <w:r>
-              <w:t xml:space="preserve">Inheritance:</w:t>
+              <w:t xml:space="preserve">Das Datum, ab dem die Information gültig ist.</w:t>
+            </w:r>
+            <w:r>
+              <w:t xml:space="preserve"> </w:t>
+            </w:r>
+            <w:r>
+              <w:t xml:space="preserve">Vererbung:</w:t>
             </w:r>
             <w:r>
               <w:t xml:space="preserve"> </w:t>
@@ -13017,13 +13020,13 @@
               <w:jc w:val="left"/>
             </w:pPr>
             <w:r>
-              <w:t xml:space="preserve">The date until which the information is valid, inclusive.</w:t>
-            </w:r>
-            <w:r>
-              <w:t xml:space="preserve"> </w:t>
-            </w:r>
-            <w:r>
-              <w:t xml:space="preserve">Inheritance:</w:t>
+              <w:t xml:space="preserve">Das Datum, bis und mit dem die Information gültig ist.</w:t>
+            </w:r>
+            <w:r>
+              <w:t xml:space="preserve"> </w:t>
+            </w:r>
+            <w:r>
+              <w:t xml:space="preserve">Vererbung:</w:t>
             </w:r>
             <w:r>
               <w:t xml:space="preserve"> </w:t>
@@ -13086,13 +13089,13 @@
               <w:jc w:val="left"/>
             </w:pPr>
             <w:r>
-              <w:t xml:space="preserve">Indicates whether the information is currently valid. Can be useful when this information is explicitly available.</w:t>
-            </w:r>
-            <w:r>
-              <w:t xml:space="preserve"> </w:t>
-            </w:r>
-            <w:r>
-              <w:t xml:space="preserve">Inheritance:</w:t>
+              <w:t xml:space="preserve">Gibt an, ob die Information aktuell gültig ist. Kann nützlich sein, wenn diese Information explizit vorhanden ist.</w:t>
+            </w:r>
+            <w:r>
+              <w:t xml:space="preserve"> </w:t>
+            </w:r>
+            <w:r>
+              <w:t xml:space="preserve">Vererbung:</w:t>
             </w:r>
             <w:r>
               <w:t xml:space="preserve"> </w:t>
@@ -13443,7 +13446,7 @@
               <w:jc w:val="left"/>
             </w:pPr>
             <w:r>
-              <w:t xml:space="preserve">Assign a label to a structured piece of information (e.g., display name, position, etc.).</w:t>
+              <w:t xml:space="preserve">Möglichkeit bei einer strukturierten Information, ein Label zu vergeben (bspw. Anzeigename, Anstellung, etc.).</w:t>
             </w:r>
           </w:p>
         </w:tc>
@@ -15597,13 +15600,13 @@
               <w:jc w:val="left"/>
             </w:pPr>
             <w:r>
-              <w:t xml:space="preserve">Local identifier. For example, a UUID from the council information system.</w:t>
-            </w:r>
-            <w:r>
-              <w:t xml:space="preserve"> </w:t>
-            </w:r>
-            <w:r>
-              <w:t xml:space="preserve">Inheritance:</w:t>
+              <w:t xml:space="preserve">Lokaler Identifikator. Bspw. eine UUID aus dem Ratsinformationssystem.</w:t>
+            </w:r>
+            <w:r>
+              <w:t xml:space="preserve"> </w:t>
+            </w:r>
+            <w:r>
+              <w:t xml:space="preserve">Vererbung:</w:t>
             </w:r>
             <w:r>
               <w:t xml:space="preserve"> </w:t>
@@ -15666,13 +15669,13 @@
               <w:jc w:val="left"/>
             </w:pPr>
             <w:r>
-              <w:t xml:space="preserve">A unique, globally valid URI for the entity.</w:t>
-            </w:r>
-            <w:r>
-              <w:t xml:space="preserve"> </w:t>
-            </w:r>
-            <w:r>
-              <w:t xml:space="preserve">Inheritance:</w:t>
+              <w:t xml:space="preserve">Eine eindeutige, global gültige URI für die Entität.</w:t>
+            </w:r>
+            <w:r>
+              <w:t xml:space="preserve"> </w:t>
+            </w:r>
+            <w:r>
+              <w:t xml:space="preserve">Vererbung:</w:t>
             </w:r>
             <w:r>
               <w:t xml:space="preserve"> </w:t>
@@ -15735,13 +15738,13 @@
               <w:jc w:val="left"/>
             </w:pPr>
             <w:r>
-              <w:t xml:space="preserve">A URI that refers to a Wikidata entity, e.g. http://www.wikidata.org/entity/Q39 for Switzerland.</w:t>
-            </w:r>
-            <w:r>
-              <w:t xml:space="preserve"> </w:t>
-            </w:r>
-            <w:r>
-              <w:t xml:space="preserve">Inheritance:</w:t>
+              <w:t xml:space="preserve">Eine URI, die auf eine Wikidata-Entität verweist, z.B. http://www.wikidata.org/entity/Q39 für die Schweiz.</w:t>
+            </w:r>
+            <w:r>
+              <w:t xml:space="preserve"> </w:t>
+            </w:r>
+            <w:r>
+              <w:t xml:space="preserve">Vererbung:</w:t>
             </w:r>
             <w:r>
               <w:t xml:space="preserve"> </w:t>
@@ -15804,13 +15807,13 @@
               <w:jc w:val="left"/>
             </w:pPr>
             <w:r>
-              <w:t xml:space="preserve">The date when an entity was created.</w:t>
-            </w:r>
-            <w:r>
-              <w:t xml:space="preserve"> </w:t>
-            </w:r>
-            <w:r>
-              <w:t xml:space="preserve">Inheritance:</w:t>
+              <w:t xml:space="preserve">Das Datum, an dem eine Entität erstellt wurde.</w:t>
+            </w:r>
+            <w:r>
+              <w:t xml:space="preserve"> </w:t>
+            </w:r>
+            <w:r>
+              <w:t xml:space="preserve">Vererbung:</w:t>
             </w:r>
             <w:r>
               <w:t xml:space="preserve"> </w:t>
@@ -15873,13 +15876,13 @@
               <w:jc w:val="left"/>
             </w:pPr>
             <w:r>
-              <w:t xml:space="preserve">The date and time when an entity was created.</w:t>
-            </w:r>
-            <w:r>
-              <w:t xml:space="preserve"> </w:t>
-            </w:r>
-            <w:r>
-              <w:t xml:space="preserve">Inheritance:</w:t>
+              <w:t xml:space="preserve">Das Datum und die Uhrzeit, an dem eine Entität erstellt wurde.</w:t>
+            </w:r>
+            <w:r>
+              <w:t xml:space="preserve"> </w:t>
+            </w:r>
+            <w:r>
+              <w:t xml:space="preserve">Vererbung:</w:t>
             </w:r>
             <w:r>
               <w:t xml:space="preserve"> </w:t>
@@ -15942,13 +15945,13 @@
               <w:jc w:val="left"/>
             </w:pPr>
             <w:r>
-              <w:t xml:space="preserve">The date when an entity was last modified.</w:t>
-            </w:r>
-            <w:r>
-              <w:t xml:space="preserve"> </w:t>
-            </w:r>
-            <w:r>
-              <w:t xml:space="preserve">Inheritance:</w:t>
+              <w:t xml:space="preserve">Das Datum, an dem eine Entität zuletzt geändert wurde.</w:t>
+            </w:r>
+            <w:r>
+              <w:t xml:space="preserve"> </w:t>
+            </w:r>
+            <w:r>
+              <w:t xml:space="preserve">Vererbung:</w:t>
             </w:r>
             <w:r>
               <w:t xml:space="preserve"> </w:t>
@@ -16011,13 +16014,13 @@
               <w:jc w:val="left"/>
             </w:pPr>
             <w:r>
-              <w:t xml:space="preserve">The date and time when an entity was last modified.</w:t>
-            </w:r>
-            <w:r>
-              <w:t xml:space="preserve"> </w:t>
-            </w:r>
-            <w:r>
-              <w:t xml:space="preserve">Inheritance:</w:t>
+              <w:t xml:space="preserve">Das Datum und die Uhrzeit, an dem eine Entität zuletzt geändert wurde.</w:t>
+            </w:r>
+            <w:r>
+              <w:t xml:space="preserve"> </w:t>
+            </w:r>
+            <w:r>
+              <w:t xml:space="preserve">Vererbung:</w:t>
             </w:r>
             <w:r>
               <w:t xml:space="preserve"> </w:t>
@@ -16080,13 +16083,13 @@
               <w:jc w:val="left"/>
             </w:pPr>
             <w:r>
-              <w:t xml:space="preserve">The date from which the information is valid.</w:t>
-            </w:r>
-            <w:r>
-              <w:t xml:space="preserve"> </w:t>
-            </w:r>
-            <w:r>
-              <w:t xml:space="preserve">Inheritance:</w:t>
+              <w:t xml:space="preserve">Das Datum, ab dem die Information gültig ist.</w:t>
+            </w:r>
+            <w:r>
+              <w:t xml:space="preserve"> </w:t>
+            </w:r>
+            <w:r>
+              <w:t xml:space="preserve">Vererbung:</w:t>
             </w:r>
             <w:r>
               <w:t xml:space="preserve"> </w:t>
@@ -16149,13 +16152,13 @@
               <w:jc w:val="left"/>
             </w:pPr>
             <w:r>
-              <w:t xml:space="preserve">The date until which the information is valid, inclusive.</w:t>
-            </w:r>
-            <w:r>
-              <w:t xml:space="preserve"> </w:t>
-            </w:r>
-            <w:r>
-              <w:t xml:space="preserve">Inheritance:</w:t>
+              <w:t xml:space="preserve">Das Datum, bis und mit dem die Information gültig ist.</w:t>
+            </w:r>
+            <w:r>
+              <w:t xml:space="preserve"> </w:t>
+            </w:r>
+            <w:r>
+              <w:t xml:space="preserve">Vererbung:</w:t>
             </w:r>
             <w:r>
               <w:t xml:space="preserve"> </w:t>
@@ -18027,13 +18030,13 @@
               <w:jc w:val="left"/>
             </w:pPr>
             <w:r>
-              <w:t xml:space="preserve">Local identifier. For example, a UUID from the council information system.</w:t>
-            </w:r>
-            <w:r>
-              <w:t xml:space="preserve"> </w:t>
-            </w:r>
-            <w:r>
-              <w:t xml:space="preserve">Inheritance:</w:t>
+              <w:t xml:space="preserve">Lokaler Identifikator. Bspw. eine UUID aus dem Ratsinformationssystem.</w:t>
+            </w:r>
+            <w:r>
+              <w:t xml:space="preserve"> </w:t>
+            </w:r>
+            <w:r>
+              <w:t xml:space="preserve">Vererbung:</w:t>
             </w:r>
             <w:r>
               <w:t xml:space="preserve"> </w:t>
@@ -18096,13 +18099,13 @@
               <w:jc w:val="left"/>
             </w:pPr>
             <w:r>
-              <w:t xml:space="preserve">A unique, globally valid URI for the entity.</w:t>
-            </w:r>
-            <w:r>
-              <w:t xml:space="preserve"> </w:t>
-            </w:r>
-            <w:r>
-              <w:t xml:space="preserve">Inheritance:</w:t>
+              <w:t xml:space="preserve">Eine eindeutige, global gültige URI für die Entität.</w:t>
+            </w:r>
+            <w:r>
+              <w:t xml:space="preserve"> </w:t>
+            </w:r>
+            <w:r>
+              <w:t xml:space="preserve">Vererbung:</w:t>
             </w:r>
             <w:r>
               <w:t xml:space="preserve"> </w:t>
@@ -18165,13 +18168,13 @@
               <w:jc w:val="left"/>
             </w:pPr>
             <w:r>
-              <w:t xml:space="preserve">A URI that refers to a Wikidata entity, e.g. http://www.wikidata.org/entity/Q39 for Switzerland.</w:t>
-            </w:r>
-            <w:r>
-              <w:t xml:space="preserve"> </w:t>
-            </w:r>
-            <w:r>
-              <w:t xml:space="preserve">Inheritance:</w:t>
+              <w:t xml:space="preserve">Eine URI, die auf eine Wikidata-Entität verweist, z.B. http://www.wikidata.org/entity/Q39 für die Schweiz.</w:t>
+            </w:r>
+            <w:r>
+              <w:t xml:space="preserve"> </w:t>
+            </w:r>
+            <w:r>
+              <w:t xml:space="preserve">Vererbung:</w:t>
             </w:r>
             <w:r>
               <w:t xml:space="preserve"> </w:t>
@@ -18234,13 +18237,13 @@
               <w:jc w:val="left"/>
             </w:pPr>
             <w:r>
-              <w:t xml:space="preserve">The date when an entity was created.</w:t>
-            </w:r>
-            <w:r>
-              <w:t xml:space="preserve"> </w:t>
-            </w:r>
-            <w:r>
-              <w:t xml:space="preserve">Inheritance:</w:t>
+              <w:t xml:space="preserve">Das Datum, an dem eine Entität erstellt wurde.</w:t>
+            </w:r>
+            <w:r>
+              <w:t xml:space="preserve"> </w:t>
+            </w:r>
+            <w:r>
+              <w:t xml:space="preserve">Vererbung:</w:t>
             </w:r>
             <w:r>
               <w:t xml:space="preserve"> </w:t>
@@ -18303,13 +18306,13 @@
               <w:jc w:val="left"/>
             </w:pPr>
             <w:r>
-              <w:t xml:space="preserve">The date and time when an entity was created.</w:t>
-            </w:r>
-            <w:r>
-              <w:t xml:space="preserve"> </w:t>
-            </w:r>
-            <w:r>
-              <w:t xml:space="preserve">Inheritance:</w:t>
+              <w:t xml:space="preserve">Das Datum und die Uhrzeit, an dem eine Entität erstellt wurde.</w:t>
+            </w:r>
+            <w:r>
+              <w:t xml:space="preserve"> </w:t>
+            </w:r>
+            <w:r>
+              <w:t xml:space="preserve">Vererbung:</w:t>
             </w:r>
             <w:r>
               <w:t xml:space="preserve"> </w:t>
@@ -18372,13 +18375,13 @@
               <w:jc w:val="left"/>
             </w:pPr>
             <w:r>
-              <w:t xml:space="preserve">The date when an entity was last modified.</w:t>
-            </w:r>
-            <w:r>
-              <w:t xml:space="preserve"> </w:t>
-            </w:r>
-            <w:r>
-              <w:t xml:space="preserve">Inheritance:</w:t>
+              <w:t xml:space="preserve">Das Datum, an dem eine Entität zuletzt geändert wurde.</w:t>
+            </w:r>
+            <w:r>
+              <w:t xml:space="preserve"> </w:t>
+            </w:r>
+            <w:r>
+              <w:t xml:space="preserve">Vererbung:</w:t>
             </w:r>
             <w:r>
               <w:t xml:space="preserve"> </w:t>
@@ -18441,13 +18444,13 @@
               <w:jc w:val="left"/>
             </w:pPr>
             <w:r>
-              <w:t xml:space="preserve">The date and time when an entity was last modified.</w:t>
-            </w:r>
-            <w:r>
-              <w:t xml:space="preserve"> </w:t>
-            </w:r>
-            <w:r>
-              <w:t xml:space="preserve">Inheritance:</w:t>
+              <w:t xml:space="preserve">Das Datum und die Uhrzeit, an dem eine Entität zuletzt geändert wurde.</w:t>
+            </w:r>
+            <w:r>
+              <w:t xml:space="preserve"> </w:t>
+            </w:r>
+            <w:r>
+              <w:t xml:space="preserve">Vererbung:</w:t>
             </w:r>
             <w:r>
               <w:t xml:space="preserve"> </w:t>
@@ -18510,13 +18513,13 @@
               <w:jc w:val="left"/>
             </w:pPr>
             <w:r>
-              <w:t xml:space="preserve">The date from which the information is valid.</w:t>
-            </w:r>
-            <w:r>
-              <w:t xml:space="preserve"> </w:t>
-            </w:r>
-            <w:r>
-              <w:t xml:space="preserve">Inheritance:</w:t>
+              <w:t xml:space="preserve">Das Datum, ab dem die Information gültig ist.</w:t>
+            </w:r>
+            <w:r>
+              <w:t xml:space="preserve"> </w:t>
+            </w:r>
+            <w:r>
+              <w:t xml:space="preserve">Vererbung:</w:t>
             </w:r>
             <w:r>
               <w:t xml:space="preserve"> </w:t>
@@ -18579,13 +18582,13 @@
               <w:jc w:val="left"/>
             </w:pPr>
             <w:r>
-              <w:t xml:space="preserve">The date until which the information is valid, inclusive.</w:t>
-            </w:r>
-            <w:r>
-              <w:t xml:space="preserve"> </w:t>
-            </w:r>
-            <w:r>
-              <w:t xml:space="preserve">Inheritance:</w:t>
+              <w:t xml:space="preserve">Das Datum, bis und mit dem die Information gültig ist.</w:t>
+            </w:r>
+            <w:r>
+              <w:t xml:space="preserve"> </w:t>
+            </w:r>
+            <w:r>
+              <w:t xml:space="preserve">Vererbung:</w:t>
             </w:r>
             <w:r>
               <w:t xml:space="preserve"> </w:t>
@@ -18648,13 +18651,13 @@
               <w:jc w:val="left"/>
             </w:pPr>
             <w:r>
-              <w:t xml:space="preserve">Indicates whether the information is currently valid. Can be useful when this information is explicitly available.</w:t>
-            </w:r>
-            <w:r>
-              <w:t xml:space="preserve"> </w:t>
-            </w:r>
-            <w:r>
-              <w:t xml:space="preserve">Inheritance:</w:t>
+              <w:t xml:space="preserve">Gibt an, ob die Information aktuell gültig ist. Kann nützlich sein, wenn diese Information explizit vorhanden ist.</w:t>
+            </w:r>
+            <w:r>
+              <w:t xml:space="preserve"> </w:t>
+            </w:r>
+            <w:r>
+              <w:t xml:space="preserve">Vererbung:</w:t>
             </w:r>
             <w:r>
               <w:t xml:space="preserve"> </w:t>
@@ -24366,7 +24369,7 @@
           <w:iCs/>
           <w:i/>
         </w:rPr>
-        <w:t xml:space="preserve">Lightweight reference to a person with key identification data at time of linking. Preserves historical accuracy even if the person changes later.</w:t>
+        <w:t xml:space="preserve">Leichtgewichtige Referenz auf eine Person mit den wichtigsten Identifikationsmerkmalen zum Zeitpunkt der Verknüpfung. Ermöglicht historische Korrektheit auch wenn sich die Person später ändert.</w:t>
       </w:r>
     </w:p>
     <w:p>
@@ -24486,7 +24489,7 @@
               <w:jc w:val="left"/>
             </w:pPr>
             <w:r>
-              <w:t xml:space="preserve">Mandatory short display name to identify the person within the organisation (e.g. with added birth year to distinguish persons with the same name).</w:t>
+              <w:t xml:space="preserve">Obligatorischer Kurzname zur Identifikation der Person innerhalb der Organisation (z.B. mit Geburtsjahr zur Unterscheidung von Personen mit gleichem Namen).</w:t>
             </w:r>
           </w:p>
         </w:tc>
@@ -24538,7 +24541,10 @@
               <w:jc w:val="left"/>
             </w:pPr>
             <w:r>
-              <w:t xml:space="preserve">Optional long display name including academic titles and full official name (e.g. </w:t>
+              <w:t xml:space="preserve">Optionaler langer Anzeigename mit akademischen Titeln und vollständigem amtlichem Namen (z.B.</w:t>
+            </w:r>
+            <w:r>
+              <w:t xml:space="preserve"> </w:t>
             </w:r>
             <w:r>
               <w:t xml:space="preserve">“</w:t>
@@ -24602,7 +24608,7 @@
               <w:jc w:val="left"/>
             </w:pPr>
             <w:r>
-              <w:t xml:space="preserve">Name of the body/group at time of linking.</w:t>
+              <w:t xml:space="preserve">Name des Gremiums zum Zeitpunkt der Verknüpfung.</w:t>
             </w:r>
           </w:p>
         </w:tc>
@@ -24654,13 +24660,13 @@
               <w:jc w:val="left"/>
             </w:pPr>
             <w:r>
-              <w:t xml:space="preserve">Local identifier. For example, a UUID from the council information system.</w:t>
-            </w:r>
-            <w:r>
-              <w:t xml:space="preserve"> </w:t>
-            </w:r>
-            <w:r>
-              <w:t xml:space="preserve">Inheritance:</w:t>
+              <w:t xml:space="preserve">Lokaler Identifikator. Bspw. eine UUID aus dem Ratsinformationssystem.</w:t>
+            </w:r>
+            <w:r>
+              <w:t xml:space="preserve"> </w:t>
+            </w:r>
+            <w:r>
+              <w:t xml:space="preserve">Vererbung:</w:t>
             </w:r>
             <w:r>
               <w:t xml:space="preserve"> </w:t>
@@ -24723,13 +24729,13 @@
               <w:jc w:val="left"/>
             </w:pPr>
             <w:r>
-              <w:t xml:space="preserve">A unique, globally valid URI for the entity.</w:t>
-            </w:r>
-            <w:r>
-              <w:t xml:space="preserve"> </w:t>
-            </w:r>
-            <w:r>
-              <w:t xml:space="preserve">Inheritance:</w:t>
+              <w:t xml:space="preserve">Eine eindeutige, global gültige URI für die Entität.</w:t>
+            </w:r>
+            <w:r>
+              <w:t xml:space="preserve"> </w:t>
+            </w:r>
+            <w:r>
+              <w:t xml:space="preserve">Vererbung:</w:t>
             </w:r>
             <w:r>
               <w:t xml:space="preserve"> </w:t>
@@ -24792,13 +24798,13 @@
               <w:jc w:val="left"/>
             </w:pPr>
             <w:r>
-              <w:t xml:space="preserve">A URI that refers to a Wikidata entity, e.g. http://www.wikidata.org/entity/Q39 for Switzerland.</w:t>
-            </w:r>
-            <w:r>
-              <w:t xml:space="preserve"> </w:t>
-            </w:r>
-            <w:r>
-              <w:t xml:space="preserve">Inheritance:</w:t>
+              <w:t xml:space="preserve">Eine URI, die auf eine Wikidata-Entität verweist, z.B. http://www.wikidata.org/entity/Q39 für die Schweiz.</w:t>
+            </w:r>
+            <w:r>
+              <w:t xml:space="preserve"> </w:t>
+            </w:r>
+            <w:r>
+              <w:t xml:space="preserve">Vererbung:</w:t>
             </w:r>
             <w:r>
               <w:t xml:space="preserve"> </w:t>
@@ -25042,7 +25048,7 @@
           <w:iCs/>
           <w:i/>
         </w:rPr>
-        <w:t xml:space="preserve">Lightweight reference to a group with key identification data at time of linking.</w:t>
+        <w:t xml:space="preserve">Leichtgewichtige Referenz auf eine Gruppe mit den wichtigsten Identifikationsmerkmalen zum Zeitpunkt der Verknüpfung.</w:t>
       </w:r>
     </w:p>
     <w:p>
@@ -25162,7 +25168,7 @@
               <w:jc w:val="left"/>
             </w:pPr>
             <w:r>
-              <w:t xml:space="preserve">Assign a label to a structured piece of information (e.g., display name, position, etc.).</w:t>
+              <w:t xml:space="preserve">Möglichkeit bei einer strukturierten Information, ein Label zu vergeben (bspw. Anzeigename, Anstellung, etc.).</w:t>
             </w:r>
           </w:p>
         </w:tc>
@@ -25214,7 +25220,7 @@
               <w:jc w:val="left"/>
             </w:pPr>
             <w:r>
-              <w:t xml:space="preserve">Abbreviation (can be multilingual).</w:t>
+              <w:t xml:space="preserve">Abkürzung (kann mehrsprachig sein).</w:t>
             </w:r>
           </w:p>
         </w:tc>
@@ -25266,13 +25272,13 @@
               <w:jc w:val="left"/>
             </w:pPr>
             <w:r>
-              <w:t xml:space="preserve">Local identifier. For example, a UUID from the council information system.</w:t>
-            </w:r>
-            <w:r>
-              <w:t xml:space="preserve"> </w:t>
-            </w:r>
-            <w:r>
-              <w:t xml:space="preserve">Inheritance:</w:t>
+              <w:t xml:space="preserve">Lokaler Identifikator. Bspw. eine UUID aus dem Ratsinformationssystem.</w:t>
+            </w:r>
+            <w:r>
+              <w:t xml:space="preserve"> </w:t>
+            </w:r>
+            <w:r>
+              <w:t xml:space="preserve">Vererbung:</w:t>
             </w:r>
             <w:r>
               <w:t xml:space="preserve"> </w:t>
@@ -25335,13 +25341,13 @@
               <w:jc w:val="left"/>
             </w:pPr>
             <w:r>
-              <w:t xml:space="preserve">A unique, globally valid URI for the entity.</w:t>
-            </w:r>
-            <w:r>
-              <w:t xml:space="preserve"> </w:t>
-            </w:r>
-            <w:r>
-              <w:t xml:space="preserve">Inheritance:</w:t>
+              <w:t xml:space="preserve">Eine eindeutige, global gültige URI für die Entität.</w:t>
+            </w:r>
+            <w:r>
+              <w:t xml:space="preserve"> </w:t>
+            </w:r>
+            <w:r>
+              <w:t xml:space="preserve">Vererbung:</w:t>
             </w:r>
             <w:r>
               <w:t xml:space="preserve"> </w:t>
@@ -25404,13 +25410,13 @@
               <w:jc w:val="left"/>
             </w:pPr>
             <w:r>
-              <w:t xml:space="preserve">A URI that refers to a Wikidata entity, e.g. http://www.wikidata.org/entity/Q39 for Switzerland.</w:t>
-            </w:r>
-            <w:r>
-              <w:t xml:space="preserve"> </w:t>
-            </w:r>
-            <w:r>
-              <w:t xml:space="preserve">Inheritance:</w:t>
+              <w:t xml:space="preserve">Eine URI, die auf eine Wikidata-Entität verweist, z.B. http://www.wikidata.org/entity/Q39 für die Schweiz.</w:t>
+            </w:r>
+            <w:r>
+              <w:t xml:space="preserve"> </w:t>
+            </w:r>
+            <w:r>
+              <w:t xml:space="preserve">Vererbung:</w:t>
             </w:r>
             <w:r>
               <w:t xml:space="preserve"> </w:t>
@@ -26628,7 +26634,7 @@
               <w:jc w:val="left"/>
             </w:pPr>
             <w:r>
-              <w:t xml:space="preserve">The value of an information besides other attributes such as type, language, etc.</w:t>
+              <w:t xml:space="preserve">Der eigentliche Wert einer Information neben weiteren attributen wie Typ, Sprache, etc.</w:t>
             </w:r>
           </w:p>
         </w:tc>
@@ -28996,6 +29002,11 @@
         <w:vAlign w:val="bottom"/>
       </w:tcPr>
     </w:tblStylePr>
+    <w:tblStylePr w:type="band1Horz">
+      <w:tcPr>
+        <w:shd w:color="auto" w:fill="F2F2F2" w:val="clear"/>
+      </w:tcPr>
+    </w:tblStylePr>
   </w:style>
   <w:style w:customStyle="1" w:styleId="DefinitionTerm" w:type="paragraph">
     <w:name w:val="Definition Term"/>

--- a/ech-0294_actors/output/ech-0294_actors_de.docx
+++ b/ech-0294_actors/output/ech-0294_actors_de.docx
@@ -28980,6 +28980,7 @@
     <w:unhideWhenUsed/>
     <w:qFormat/>
     <w:tblPr>
+      <w:tblStyleRowBandSize w:val="1"/>
       <w:tblInd w:type="dxa" w:w="0"/>
       <w:tblCellMar>
         <w:top w:type="dxa" w:w="0"/>

--- a/ech-0294_actors/output/ech-0294_actors_de.docx
+++ b/ech-0294_actors/output/ech-0294_actors_de.docx
@@ -1,6 +1,6 @@
 
 <file path=word/document.xml><?xml version="1.0" encoding="utf-8"?>
-<w:document xmlns:w="http://schemas.openxmlformats.org/wordprocessingml/2006/main" xmlns:m="http://schemas.openxmlformats.org/officeDocument/2006/math" xmlns:r="http://schemas.openxmlformats.org/officeDocument/2006/relationships" xmlns:o="urn:schemas-microsoft-com:office:office" xmlns:v="urn:schemas-microsoft-com:vml" xmlns:w10="urn:schemas-microsoft-com:office:word" xmlns:a="http://schemas.openxmlformats.org/drawingml/2006/main" xmlns:pic="http://schemas.openxmlformats.org/drawingml/2006/picture" xmlns:wp="http://schemas.openxmlformats.org/drawingml/2006/wordprocessingDrawing">
+<w:document xmlns:ns1="http://schemas.openxmlformats.org/officeDocument/2006/relationships" xmlns:w="http://schemas.openxmlformats.org/wordprocessingml/2006/main">
   <w:body>
     <w:p>
       <w:pPr>
@@ -96,7 +96,9 @@
       </w:tr>
       <w:tr>
         <w:tc>
-          <w:tcPr/>
+          <w:tcPr>
+            <w:shd w:val="clear" w:color="auto" w:fill="F2F2F2"/>
+          </w:tcPr>
           <w:p>
             <w:pPr>
               <w:pStyle w:val="Compact"/>
@@ -112,7 +114,9 @@
           </w:p>
         </w:tc>
         <w:tc>
-          <w:tcPr/>
+          <w:tcPr>
+            <w:shd w:val="clear" w:color="auto" w:fill="F2F2F2"/>
+          </w:tcPr>
           <w:p>
             <w:pPr>
               <w:pStyle w:val="Compact"/>
@@ -156,7 +160,9 @@
       </w:tr>
       <w:tr>
         <w:tc>
-          <w:tcPr/>
+          <w:tcPr>
+            <w:shd w:val="clear" w:color="auto" w:fill="F2F2F2"/>
+          </w:tcPr>
           <w:p>
             <w:pPr>
               <w:pStyle w:val="Compact"/>
@@ -172,7 +178,9 @@
           </w:p>
         </w:tc>
         <w:tc>
-          <w:tcPr/>
+          <w:tcPr>
+            <w:shd w:val="clear" w:color="auto" w:fill="F2F2F2"/>
+          </w:tcPr>
           <w:p>
             <w:pPr>
               <w:pStyle w:val="Compact"/>
@@ -216,7 +224,9 @@
       </w:tr>
       <w:tr>
         <w:tc>
-          <w:tcPr/>
+          <w:tcPr>
+            <w:shd w:val="clear" w:color="auto" w:fill="F2F2F2"/>
+          </w:tcPr>
           <w:p>
             <w:pPr>
               <w:pStyle w:val="Compact"/>
@@ -232,7 +242,9 @@
           </w:p>
         </w:tc>
         <w:tc>
-          <w:tcPr/>
+          <w:tcPr>
+            <w:shd w:val="clear" w:color="auto" w:fill="F2F2F2"/>
+          </w:tcPr>
           <w:p>
             <w:pPr>
               <w:pStyle w:val="Compact"/>
@@ -268,7 +280,9 @@
       </w:tr>
       <w:tr>
         <w:tc>
-          <w:tcPr/>
+          <w:tcPr>
+            <w:shd w:val="clear" w:color="auto" w:fill="F2F2F2"/>
+          </w:tcPr>
           <w:p>
             <w:pPr>
               <w:pStyle w:val="Compact"/>
@@ -284,7 +298,9 @@
           </w:p>
         </w:tc>
         <w:tc>
-          <w:tcPr/>
+          <w:tcPr>
+            <w:shd w:val="clear" w:color="auto" w:fill="F2F2F2"/>
+          </w:tcPr>
           <w:p>
             <w:pPr>
               <w:pStyle w:val="Compact"/>
@@ -324,7 +340,9 @@
       </w:tr>
       <w:tr>
         <w:tc>
-          <w:tcPr/>
+          <w:tcPr>
+            <w:shd w:val="clear" w:color="auto" w:fill="F2F2F2"/>
+          </w:tcPr>
           <w:p>
             <w:pPr>
               <w:pStyle w:val="Compact"/>
@@ -340,7 +358,9 @@
           </w:p>
         </w:tc>
         <w:tc>
-          <w:tcPr/>
+          <w:tcPr>
+            <w:shd w:val="clear" w:color="auto" w:fill="F2F2F2"/>
+          </w:tcPr>
           <w:p>
             <w:pPr>
               <w:pStyle w:val="Compact"/>
@@ -384,7 +404,9 @@
       </w:tr>
       <w:tr>
         <w:tc>
-          <w:tcPr/>
+          <w:tcPr>
+            <w:shd w:val="clear" w:color="auto" w:fill="F2F2F2"/>
+          </w:tcPr>
           <w:p>
             <w:pPr>
               <w:pStyle w:val="Compact"/>
@@ -400,7 +422,9 @@
           </w:p>
         </w:tc>
         <w:tc>
-          <w:tcPr/>
+          <w:tcPr>
+            <w:shd w:val="clear" w:color="auto" w:fill="F2F2F2"/>
+          </w:tcPr>
           <w:p>
             <w:pPr>
               <w:pStyle w:val="Compact"/>
@@ -444,7 +468,9 @@
       </w:tr>
       <w:tr>
         <w:tc>
-          <w:tcPr/>
+          <w:tcPr>
+            <w:shd w:val="clear" w:color="auto" w:fill="F2F2F2"/>
+          </w:tcPr>
           <w:p>
             <w:pPr>
               <w:pStyle w:val="Compact"/>
@@ -460,7 +486,9 @@
           </w:p>
         </w:tc>
         <w:tc>
-          <w:tcPr/>
+          <w:tcPr>
+            <w:shd w:val="clear" w:color="auto" w:fill="F2F2F2"/>
+          </w:tcPr>
           <w:p>
             <w:pPr>
               <w:pStyle w:val="Compact"/>
@@ -472,7 +500,7 @@
             <w:r>
               <w:t xml:space="preserve"> </w:t>
             </w:r>
-            <w:hyperlink r:id="rId20">
+            <w:hyperlink ns1:id="rId20">
               <w:r>
                 <w:rPr>
                   <w:rStyle w:val="Hyperlink"/>
@@ -1474,7 +1502,9 @@
       </w:tr>
       <w:tr>
         <w:tc>
-          <w:tcPr/>
+          <w:tcPr>
+            <w:shd w:val="clear" w:color="auto" w:fill="F2F2F2"/>
+          </w:tcPr>
           <w:p>
             <w:pPr>
               <w:pStyle w:val="Compact"/>
@@ -1486,7 +1516,9 @@
           </w:p>
         </w:tc>
         <w:tc>
-          <w:tcPr/>
+          <w:tcPr>
+            <w:shd w:val="clear" w:color="auto" w:fill="F2F2F2"/>
+          </w:tcPr>
           <w:p>
             <w:pPr>
               <w:pStyle w:val="Compact"/>
@@ -1512,7 +1544,9 @@
           </w:p>
         </w:tc>
         <w:tc>
-          <w:tcPr/>
+          <w:tcPr>
+            <w:shd w:val="clear" w:color="auto" w:fill="F2F2F2"/>
+          </w:tcPr>
           <w:p>
             <w:pPr>
               <w:pStyle w:val="Compact"/>
@@ -1593,7 +1627,9 @@
       </w:tr>
       <w:tr>
         <w:tc>
-          <w:tcPr/>
+          <w:tcPr>
+            <w:shd w:val="clear" w:color="auto" w:fill="F2F2F2"/>
+          </w:tcPr>
           <w:p>
             <w:pPr>
               <w:pStyle w:val="Compact"/>
@@ -1605,7 +1641,9 @@
           </w:p>
         </w:tc>
         <w:tc>
-          <w:tcPr/>
+          <w:tcPr>
+            <w:shd w:val="clear" w:color="auto" w:fill="F2F2F2"/>
+          </w:tcPr>
           <w:p>
             <w:pPr>
               <w:pStyle w:val="Compact"/>
@@ -1631,7 +1669,9 @@
           </w:p>
         </w:tc>
         <w:tc>
-          <w:tcPr/>
+          <w:tcPr>
+            <w:shd w:val="clear" w:color="auto" w:fill="F2F2F2"/>
+          </w:tcPr>
           <w:p>
             <w:pPr>
               <w:pStyle w:val="Compact"/>
@@ -1724,7 +1764,9 @@
       </w:tr>
       <w:tr>
         <w:tc>
-          <w:tcPr/>
+          <w:tcPr>
+            <w:shd w:val="clear" w:color="auto" w:fill="F2F2F2"/>
+          </w:tcPr>
           <w:p>
             <w:pPr>
               <w:pStyle w:val="Compact"/>
@@ -1736,7 +1778,9 @@
           </w:p>
         </w:tc>
         <w:tc>
-          <w:tcPr/>
+          <w:tcPr>
+            <w:shd w:val="clear" w:color="auto" w:fill="F2F2F2"/>
+          </w:tcPr>
           <w:p>
             <w:pPr>
               <w:pStyle w:val="Compact"/>
@@ -1762,7 +1806,9 @@
           </w:p>
         </w:tc>
         <w:tc>
-          <w:tcPr/>
+          <w:tcPr>
+            <w:shd w:val="clear" w:color="auto" w:fill="F2F2F2"/>
+          </w:tcPr>
           <w:p>
             <w:pPr>
               <w:pStyle w:val="Compact"/>
@@ -1828,7 +1874,9 @@
       </w:tr>
       <w:tr>
         <w:tc>
-          <w:tcPr/>
+          <w:tcPr>
+            <w:shd w:val="clear" w:color="auto" w:fill="F2F2F2"/>
+          </w:tcPr>
           <w:p>
             <w:pPr>
               <w:pStyle w:val="Compact"/>
@@ -1840,7 +1888,9 @@
           </w:p>
         </w:tc>
         <w:tc>
-          <w:tcPr/>
+          <w:tcPr>
+            <w:shd w:val="clear" w:color="auto" w:fill="F2F2F2"/>
+          </w:tcPr>
           <w:p>
             <w:pPr>
               <w:pStyle w:val="Compact"/>
@@ -1866,7 +1916,9 @@
           </w:p>
         </w:tc>
         <w:tc>
-          <w:tcPr/>
+          <w:tcPr>
+            <w:shd w:val="clear" w:color="auto" w:fill="F2F2F2"/>
+          </w:tcPr>
           <w:p>
             <w:pPr>
               <w:pStyle w:val="Compact"/>
@@ -1932,7 +1984,9 @@
       </w:tr>
       <w:tr>
         <w:tc>
-          <w:tcPr/>
+          <w:tcPr>
+            <w:shd w:val="clear" w:color="auto" w:fill="F2F2F2"/>
+          </w:tcPr>
           <w:p>
             <w:pPr>
               <w:pStyle w:val="Compact"/>
@@ -1944,7 +1998,9 @@
           </w:p>
         </w:tc>
         <w:tc>
-          <w:tcPr/>
+          <w:tcPr>
+            <w:shd w:val="clear" w:color="auto" w:fill="F2F2F2"/>
+          </w:tcPr>
           <w:p>
             <w:pPr>
               <w:pStyle w:val="Compact"/>
@@ -1970,7 +2026,9 @@
           </w:p>
         </w:tc>
         <w:tc>
-          <w:tcPr/>
+          <w:tcPr>
+            <w:shd w:val="clear" w:color="auto" w:fill="F2F2F2"/>
+          </w:tcPr>
           <w:p>
             <w:pPr>
               <w:pStyle w:val="Compact"/>
@@ -2036,7 +2094,9 @@
       </w:tr>
       <w:tr>
         <w:tc>
-          <w:tcPr/>
+          <w:tcPr>
+            <w:shd w:val="clear" w:color="auto" w:fill="F2F2F2"/>
+          </w:tcPr>
           <w:p>
             <w:pPr>
               <w:pStyle w:val="Compact"/>
@@ -2048,7 +2108,9 @@
           </w:p>
         </w:tc>
         <w:tc>
-          <w:tcPr/>
+          <w:tcPr>
+            <w:shd w:val="clear" w:color="auto" w:fill="F2F2F2"/>
+          </w:tcPr>
           <w:p>
             <w:pPr>
               <w:pStyle w:val="Compact"/>
@@ -2074,7 +2136,9 @@
           </w:p>
         </w:tc>
         <w:tc>
-          <w:tcPr/>
+          <w:tcPr>
+            <w:shd w:val="clear" w:color="auto" w:fill="F2F2F2"/>
+          </w:tcPr>
           <w:p>
             <w:pPr>
               <w:pStyle w:val="Compact"/>
@@ -2140,7 +2204,9 @@
       </w:tr>
       <w:tr>
         <w:tc>
-          <w:tcPr/>
+          <w:tcPr>
+            <w:shd w:val="clear" w:color="auto" w:fill="F2F2F2"/>
+          </w:tcPr>
           <w:p>
             <w:pPr>
               <w:pStyle w:val="Compact"/>
@@ -2152,7 +2218,9 @@
           </w:p>
         </w:tc>
         <w:tc>
-          <w:tcPr/>
+          <w:tcPr>
+            <w:shd w:val="clear" w:color="auto" w:fill="F2F2F2"/>
+          </w:tcPr>
           <w:p>
             <w:pPr>
               <w:pStyle w:val="Compact"/>
@@ -2178,7 +2246,9 @@
           </w:p>
         </w:tc>
         <w:tc>
-          <w:tcPr/>
+          <w:tcPr>
+            <w:shd w:val="clear" w:color="auto" w:fill="F2F2F2"/>
+          </w:tcPr>
           <w:p>
             <w:pPr>
               <w:pStyle w:val="Compact"/>
@@ -2244,7 +2314,9 @@
       </w:tr>
       <w:tr>
         <w:tc>
-          <w:tcPr/>
+          <w:tcPr>
+            <w:shd w:val="clear" w:color="auto" w:fill="F2F2F2"/>
+          </w:tcPr>
           <w:p>
             <w:pPr>
               <w:pStyle w:val="Compact"/>
@@ -2256,7 +2328,9 @@
           </w:p>
         </w:tc>
         <w:tc>
-          <w:tcPr/>
+          <w:tcPr>
+            <w:shd w:val="clear" w:color="auto" w:fill="F2F2F2"/>
+          </w:tcPr>
           <w:p>
             <w:pPr>
               <w:pStyle w:val="Compact"/>
@@ -2282,7 +2356,9 @@
           </w:p>
         </w:tc>
         <w:tc>
-          <w:tcPr/>
+          <w:tcPr>
+            <w:shd w:val="clear" w:color="auto" w:fill="F2F2F2"/>
+          </w:tcPr>
           <w:p>
             <w:pPr>
               <w:pStyle w:val="Compact"/>
@@ -2348,7 +2424,9 @@
       </w:tr>
       <w:tr>
         <w:tc>
-          <w:tcPr/>
+          <w:tcPr>
+            <w:shd w:val="clear" w:color="auto" w:fill="F2F2F2"/>
+          </w:tcPr>
           <w:p>
             <w:pPr>
               <w:pStyle w:val="Compact"/>
@@ -2360,7 +2438,9 @@
           </w:p>
         </w:tc>
         <w:tc>
-          <w:tcPr/>
+          <w:tcPr>
+            <w:shd w:val="clear" w:color="auto" w:fill="F2F2F2"/>
+          </w:tcPr>
           <w:p>
             <w:pPr>
               <w:pStyle w:val="Compact"/>
@@ -2386,7 +2466,9 @@
           </w:p>
         </w:tc>
         <w:tc>
-          <w:tcPr/>
+          <w:tcPr>
+            <w:shd w:val="clear" w:color="auto" w:fill="F2F2F2"/>
+          </w:tcPr>
           <w:p>
             <w:pPr>
               <w:pStyle w:val="Compact"/>
@@ -2486,7 +2568,9 @@
       </w:tr>
       <w:tr>
         <w:tc>
-          <w:tcPr/>
+          <w:tcPr>
+            <w:shd w:val="clear" w:color="auto" w:fill="F2F2F2"/>
+          </w:tcPr>
           <w:p>
             <w:pPr>
               <w:pStyle w:val="Compact"/>
@@ -2498,7 +2582,9 @@
           </w:p>
         </w:tc>
         <w:tc>
-          <w:tcPr/>
+          <w:tcPr>
+            <w:shd w:val="clear" w:color="auto" w:fill="F2F2F2"/>
+          </w:tcPr>
           <w:p>
             <w:pPr>
               <w:pStyle w:val="Compact"/>
@@ -2524,7 +2610,9 @@
           </w:p>
         </w:tc>
         <w:tc>
-          <w:tcPr/>
+          <w:tcPr>
+            <w:shd w:val="clear" w:color="auto" w:fill="F2F2F2"/>
+          </w:tcPr>
           <w:p>
             <w:pPr>
               <w:pStyle w:val="Compact"/>
@@ -2624,7 +2712,9 @@
       </w:tr>
       <w:tr>
         <w:tc>
-          <w:tcPr/>
+          <w:tcPr>
+            <w:shd w:val="clear" w:color="auto" w:fill="F2F2F2"/>
+          </w:tcPr>
           <w:p>
             <w:pPr>
               <w:pStyle w:val="Compact"/>
@@ -2636,7 +2726,9 @@
           </w:p>
         </w:tc>
         <w:tc>
-          <w:tcPr/>
+          <w:tcPr>
+            <w:shd w:val="clear" w:color="auto" w:fill="F2F2F2"/>
+          </w:tcPr>
           <w:p>
             <w:pPr>
               <w:pStyle w:val="Compact"/>
@@ -2662,7 +2754,9 @@
           </w:p>
         </w:tc>
         <w:tc>
-          <w:tcPr/>
+          <w:tcPr>
+            <w:shd w:val="clear" w:color="auto" w:fill="F2F2F2"/>
+          </w:tcPr>
           <w:p>
             <w:pPr>
               <w:pStyle w:val="Compact"/>
@@ -2762,7 +2856,9 @@
       </w:tr>
       <w:tr>
         <w:tc>
-          <w:tcPr/>
+          <w:tcPr>
+            <w:shd w:val="clear" w:color="auto" w:fill="F2F2F2"/>
+          </w:tcPr>
           <w:p>
             <w:pPr>
               <w:pStyle w:val="Compact"/>
@@ -2774,7 +2870,9 @@
           </w:p>
         </w:tc>
         <w:tc>
-          <w:tcPr/>
+          <w:tcPr>
+            <w:shd w:val="clear" w:color="auto" w:fill="F2F2F2"/>
+          </w:tcPr>
           <w:p>
             <w:pPr>
               <w:pStyle w:val="Compact"/>
@@ -2800,7 +2898,9 @@
           </w:p>
         </w:tc>
         <w:tc>
-          <w:tcPr/>
+          <w:tcPr>
+            <w:shd w:val="clear" w:color="auto" w:fill="F2F2F2"/>
+          </w:tcPr>
           <w:p>
             <w:pPr>
               <w:pStyle w:val="Compact"/>
@@ -2908,7 +3008,9 @@
       </w:tr>
       <w:tr>
         <w:tc>
-          <w:tcPr/>
+          <w:tcPr>
+            <w:shd w:val="clear" w:color="auto" w:fill="F2F2F2"/>
+          </w:tcPr>
           <w:p>
             <w:pPr>
               <w:pStyle w:val="Compact"/>
@@ -2925,7 +3027,9 @@
           </w:p>
         </w:tc>
         <w:tc>
-          <w:tcPr/>
+          <w:tcPr>
+            <w:shd w:val="clear" w:color="auto" w:fill="F2F2F2"/>
+          </w:tcPr>
           <w:p>
             <w:pPr>
               <w:pStyle w:val="Compact"/>
@@ -2942,7 +3046,9 @@
           </w:p>
         </w:tc>
         <w:tc>
-          <w:tcPr/>
+          <w:tcPr>
+            <w:shd w:val="clear" w:color="auto" w:fill="F2F2F2"/>
+          </w:tcPr>
           <w:p>
             <w:pPr>
               <w:pStyle w:val="Compact"/>
@@ -2954,7 +3060,9 @@
           </w:p>
         </w:tc>
         <w:tc>
-          <w:tcPr/>
+          <w:tcPr>
+            <w:shd w:val="clear" w:color="auto" w:fill="F2F2F2"/>
+          </w:tcPr>
           <w:p>
             <w:pPr>
               <w:pStyle w:val="Compact"/>
@@ -4163,7 +4271,9 @@
       </w:tr>
       <w:tr>
         <w:tc>
-          <w:tcPr/>
+          <w:tcPr>
+            <w:shd w:val="clear" w:color="auto" w:fill="F2F2F2"/>
+          </w:tcPr>
           <w:p>
             <w:pPr>
               <w:pStyle w:val="Compact"/>
@@ -4175,7 +4285,9 @@
           </w:p>
         </w:tc>
         <w:tc>
-          <w:tcPr/>
+          <w:tcPr>
+            <w:shd w:val="clear" w:color="auto" w:fill="F2F2F2"/>
+          </w:tcPr>
           <w:p>
             <w:pPr>
               <w:pStyle w:val="Compact"/>
@@ -4201,7 +4313,9 @@
           </w:p>
         </w:tc>
         <w:tc>
-          <w:tcPr/>
+          <w:tcPr>
+            <w:shd w:val="clear" w:color="auto" w:fill="F2F2F2"/>
+          </w:tcPr>
           <w:p>
             <w:pPr>
               <w:pStyle w:val="Compact"/>
@@ -4267,7 +4381,9 @@
       </w:tr>
       <w:tr>
         <w:tc>
-          <w:tcPr/>
+          <w:tcPr>
+            <w:shd w:val="clear" w:color="auto" w:fill="F2F2F2"/>
+          </w:tcPr>
           <w:p>
             <w:pPr>
               <w:pStyle w:val="Compact"/>
@@ -4279,7 +4395,9 @@
           </w:p>
         </w:tc>
         <w:tc>
-          <w:tcPr/>
+          <w:tcPr>
+            <w:shd w:val="clear" w:color="auto" w:fill="F2F2F2"/>
+          </w:tcPr>
           <w:p>
             <w:pPr>
               <w:pStyle w:val="Compact"/>
@@ -4305,7 +4423,9 @@
           </w:p>
         </w:tc>
         <w:tc>
-          <w:tcPr/>
+          <w:tcPr>
+            <w:shd w:val="clear" w:color="auto" w:fill="F2F2F2"/>
+          </w:tcPr>
           <w:p>
             <w:pPr>
               <w:pStyle w:val="Compact"/>
@@ -4405,7 +4525,9 @@
       </w:tr>
       <w:tr>
         <w:tc>
-          <w:tcPr/>
+          <w:tcPr>
+            <w:shd w:val="clear" w:color="auto" w:fill="F2F2F2"/>
+          </w:tcPr>
           <w:p>
             <w:pPr>
               <w:pStyle w:val="Compact"/>
@@ -4417,7 +4539,9 @@
           </w:p>
         </w:tc>
         <w:tc>
-          <w:tcPr/>
+          <w:tcPr>
+            <w:shd w:val="clear" w:color="auto" w:fill="F2F2F2"/>
+          </w:tcPr>
           <w:p>
             <w:pPr>
               <w:pStyle w:val="Compact"/>
@@ -4443,7 +4567,9 @@
           </w:p>
         </w:tc>
         <w:tc>
-          <w:tcPr/>
+          <w:tcPr>
+            <w:shd w:val="clear" w:color="auto" w:fill="F2F2F2"/>
+          </w:tcPr>
           <w:p>
             <w:pPr>
               <w:pStyle w:val="Compact"/>
@@ -4551,7 +4677,9 @@
       </w:tr>
       <w:tr>
         <w:tc>
-          <w:tcPr/>
+          <w:tcPr>
+            <w:shd w:val="clear" w:color="auto" w:fill="F2F2F2"/>
+          </w:tcPr>
           <w:p>
             <w:pPr>
               <w:pStyle w:val="Compact"/>
@@ -4568,7 +4696,9 @@
           </w:p>
         </w:tc>
         <w:tc>
-          <w:tcPr/>
+          <w:tcPr>
+            <w:shd w:val="clear" w:color="auto" w:fill="F2F2F2"/>
+          </w:tcPr>
           <w:p>
             <w:pPr>
               <w:pStyle w:val="Compact"/>
@@ -4585,7 +4715,9 @@
           </w:p>
         </w:tc>
         <w:tc>
-          <w:tcPr/>
+          <w:tcPr>
+            <w:shd w:val="clear" w:color="auto" w:fill="F2F2F2"/>
+          </w:tcPr>
           <w:p>
             <w:pPr>
               <w:pStyle w:val="Compact"/>
@@ -4597,7 +4729,9 @@
           </w:p>
         </w:tc>
         <w:tc>
-          <w:tcPr/>
+          <w:tcPr>
+            <w:shd w:val="clear" w:color="auto" w:fill="F2F2F2"/>
+          </w:tcPr>
           <w:p>
             <w:pPr>
               <w:pStyle w:val="Compact"/>
@@ -4656,7 +4790,7 @@
       <w:r>
         <w:t xml:space="preserve"> </w:t>
       </w:r>
-      <w:hyperlink r:id="rId35">
+      <w:hyperlink ns1:id="rId35">
         <w:r>
           <w:rPr>
             <w:rStyle w:val="Hyperlink"/>
@@ -4716,7 +4850,9 @@
       </w:tr>
       <w:tr>
         <w:tc>
-          <w:tcPr/>
+          <w:tcPr>
+            <w:shd w:val="clear" w:color="auto" w:fill="F2F2F2"/>
+          </w:tcPr>
           <w:p>
             <w:pPr>
               <w:pStyle w:val="Compact"/>
@@ -4728,7 +4864,9 @@
           </w:p>
         </w:tc>
         <w:tc>
-          <w:tcPr/>
+          <w:tcPr>
+            <w:shd w:val="clear" w:color="auto" w:fill="F2F2F2"/>
+          </w:tcPr>
           <w:p>
             <w:pPr>
               <w:pStyle w:val="Compact"/>
@@ -4774,7 +4912,7 @@
               <w:pStyle w:val="Compact"/>
               <w:jc w:val="left"/>
             </w:pPr>
-            <w:hyperlink r:id="rId36">
+            <w:hyperlink ns1:id="rId36">
               <w:r>
                 <w:rPr>
                   <w:rStyle w:val="Hyperlink"/>
@@ -4787,7 +4925,9 @@
       </w:tr>
       <w:tr>
         <w:tc>
-          <w:tcPr/>
+          <w:tcPr>
+            <w:shd w:val="clear" w:color="auto" w:fill="F2F2F2"/>
+          </w:tcPr>
           <w:p>
             <w:pPr>
               <w:pStyle w:val="Compact"/>
@@ -4799,7 +4939,9 @@
           </w:p>
         </w:tc>
         <w:tc>
-          <w:tcPr/>
+          <w:tcPr>
+            <w:shd w:val="clear" w:color="auto" w:fill="F2F2F2"/>
+          </w:tcPr>
           <w:p>
             <w:pPr>
               <w:pStyle w:val="Compact"/>
@@ -4827,7 +4969,7 @@
               <w:pStyle w:val="Compact"/>
               <w:jc w:val="left"/>
             </w:pPr>
-            <w:hyperlink r:id="rId37">
+            <w:hyperlink ns1:id="rId37">
               <w:r>
                 <w:rPr>
                   <w:rStyle w:val="Hyperlink"/>
@@ -4840,7 +4982,9 @@
       </w:tr>
       <w:tr>
         <w:tc>
-          <w:tcPr/>
+          <w:tcPr>
+            <w:shd w:val="clear" w:color="auto" w:fill="F2F2F2"/>
+          </w:tcPr>
           <w:p>
             <w:pPr>
               <w:pStyle w:val="Compact"/>
@@ -4852,7 +4996,9 @@
           </w:p>
         </w:tc>
         <w:tc>
-          <w:tcPr/>
+          <w:tcPr>
+            <w:shd w:val="clear" w:color="auto" w:fill="F2F2F2"/>
+          </w:tcPr>
           <w:p>
             <w:pPr>
               <w:pStyle w:val="Compact"/>
@@ -4880,7 +5026,7 @@
               <w:pStyle w:val="Compact"/>
               <w:jc w:val="left"/>
             </w:pPr>
-            <w:hyperlink r:id="rId38">
+            <w:hyperlink ns1:id="rId38">
               <w:r>
                 <w:rPr>
                   <w:rStyle w:val="Hyperlink"/>
@@ -4893,7 +5039,9 @@
       </w:tr>
       <w:tr>
         <w:tc>
-          <w:tcPr/>
+          <w:tcPr>
+            <w:shd w:val="clear" w:color="auto" w:fill="F2F2F2"/>
+          </w:tcPr>
           <w:p>
             <w:pPr>
               <w:pStyle w:val="Compact"/>
@@ -4905,7 +5053,9 @@
           </w:p>
         </w:tc>
         <w:tc>
-          <w:tcPr/>
+          <w:tcPr>
+            <w:shd w:val="clear" w:color="auto" w:fill="F2F2F2"/>
+          </w:tcPr>
           <w:p>
             <w:pPr>
               <w:pStyle w:val="Compact"/>
@@ -4933,7 +5083,7 @@
               <w:pStyle w:val="Compact"/>
               <w:jc w:val="left"/>
             </w:pPr>
-            <w:hyperlink r:id="rId39">
+            <w:hyperlink ns1:id="rId39">
               <w:r>
                 <w:rPr>
                   <w:rStyle w:val="Hyperlink"/>
@@ -4946,7 +5096,9 @@
       </w:tr>
       <w:tr>
         <w:tc>
-          <w:tcPr/>
+          <w:tcPr>
+            <w:shd w:val="clear" w:color="auto" w:fill="F2F2F2"/>
+          </w:tcPr>
           <w:p>
             <w:pPr>
               <w:pStyle w:val="Compact"/>
@@ -4958,7 +5110,9 @@
           </w:p>
         </w:tc>
         <w:tc>
-          <w:tcPr/>
+          <w:tcPr>
+            <w:shd w:val="clear" w:color="auto" w:fill="F2F2F2"/>
+          </w:tcPr>
           <w:p>
             <w:pPr>
               <w:pStyle w:val="Compact"/>
@@ -4986,7 +5140,7 @@
               <w:pStyle w:val="Compact"/>
               <w:jc w:val="left"/>
             </w:pPr>
-            <w:hyperlink r:id="rId40">
+            <w:hyperlink ns1:id="rId40">
               <w:r>
                 <w:rPr>
                   <w:rStyle w:val="Hyperlink"/>
@@ -4999,7 +5153,9 @@
       </w:tr>
       <w:tr>
         <w:tc>
-          <w:tcPr/>
+          <w:tcPr>
+            <w:shd w:val="clear" w:color="auto" w:fill="F2F2F2"/>
+          </w:tcPr>
           <w:p>
             <w:pPr>
               <w:pStyle w:val="Compact"/>
@@ -5011,7 +5167,9 @@
           </w:p>
         </w:tc>
         <w:tc>
-          <w:tcPr/>
+          <w:tcPr>
+            <w:shd w:val="clear" w:color="auto" w:fill="F2F2F2"/>
+          </w:tcPr>
           <w:p>
             <w:pPr>
               <w:pStyle w:val="Compact"/>
@@ -5039,7 +5197,7 @@
               <w:pStyle w:val="Compact"/>
               <w:jc w:val="left"/>
             </w:pPr>
-            <w:hyperlink r:id="rId41">
+            <w:hyperlink ns1:id="rId41">
               <w:r>
                 <w:rPr>
                   <w:rStyle w:val="Hyperlink"/>
@@ -5052,7 +5210,9 @@
       </w:tr>
       <w:tr>
         <w:tc>
-          <w:tcPr/>
+          <w:tcPr>
+            <w:shd w:val="clear" w:color="auto" w:fill="F2F2F2"/>
+          </w:tcPr>
           <w:p>
             <w:pPr>
               <w:pStyle w:val="Compact"/>
@@ -5064,7 +5224,9 @@
           </w:p>
         </w:tc>
         <w:tc>
-          <w:tcPr/>
+          <w:tcPr>
+            <w:shd w:val="clear" w:color="auto" w:fill="F2F2F2"/>
+          </w:tcPr>
           <w:p>
             <w:pPr>
               <w:pStyle w:val="Compact"/>
@@ -5092,7 +5254,7 @@
               <w:pStyle w:val="Compact"/>
               <w:jc w:val="left"/>
             </w:pPr>
-            <w:hyperlink r:id="rId42">
+            <w:hyperlink ns1:id="rId42">
               <w:r>
                 <w:rPr>
                   <w:rStyle w:val="Hyperlink"/>
@@ -5105,7 +5267,9 @@
       </w:tr>
       <w:tr>
         <w:tc>
-          <w:tcPr/>
+          <w:tcPr>
+            <w:shd w:val="clear" w:color="auto" w:fill="F2F2F2"/>
+          </w:tcPr>
           <w:p>
             <w:pPr>
               <w:pStyle w:val="Compact"/>
@@ -5117,7 +5281,9 @@
           </w:p>
         </w:tc>
         <w:tc>
-          <w:tcPr/>
+          <w:tcPr>
+            <w:shd w:val="clear" w:color="auto" w:fill="F2F2F2"/>
+          </w:tcPr>
           <w:p>
             <w:pPr>
               <w:pStyle w:val="Compact"/>
@@ -5145,7 +5311,7 @@
               <w:pStyle w:val="Compact"/>
               <w:jc w:val="left"/>
             </w:pPr>
-            <w:hyperlink r:id="rId43">
+            <w:hyperlink ns1:id="rId43">
               <w:r>
                 <w:rPr>
                   <w:rStyle w:val="Hyperlink"/>
@@ -5158,7 +5324,9 @@
       </w:tr>
       <w:tr>
         <w:tc>
-          <w:tcPr/>
+          <w:tcPr>
+            <w:shd w:val="clear" w:color="auto" w:fill="F2F2F2"/>
+          </w:tcPr>
           <w:p>
             <w:pPr>
               <w:pStyle w:val="Compact"/>
@@ -5170,7 +5338,9 @@
           </w:p>
         </w:tc>
         <w:tc>
-          <w:tcPr/>
+          <w:tcPr>
+            <w:shd w:val="clear" w:color="auto" w:fill="F2F2F2"/>
+          </w:tcPr>
           <w:p>
             <w:pPr>
               <w:pStyle w:val="Compact"/>
@@ -5213,7 +5383,7 @@
               <w:pStyle w:val="Compact"/>
               <w:jc w:val="left"/>
             </w:pPr>
-            <w:hyperlink r:id="rId44">
+            <w:hyperlink ns1:id="rId44">
               <w:r>
                 <w:rPr>
                   <w:rStyle w:val="Hyperlink"/>
@@ -5226,7 +5396,9 @@
       </w:tr>
       <w:tr>
         <w:tc>
-          <w:tcPr/>
+          <w:tcPr>
+            <w:shd w:val="clear" w:color="auto" w:fill="F2F2F2"/>
+          </w:tcPr>
           <w:p>
             <w:pPr>
               <w:pStyle w:val="Compact"/>
@@ -5238,7 +5410,9 @@
           </w:p>
         </w:tc>
         <w:tc>
-          <w:tcPr/>
+          <w:tcPr>
+            <w:shd w:val="clear" w:color="auto" w:fill="F2F2F2"/>
+          </w:tcPr>
           <w:p>
             <w:pPr>
               <w:pStyle w:val="Compact"/>
@@ -5266,7 +5440,7 @@
               <w:pStyle w:val="Compact"/>
               <w:jc w:val="left"/>
             </w:pPr>
-            <w:hyperlink r:id="rId45">
+            <w:hyperlink ns1:id="rId45">
               <w:r>
                 <w:rPr>
                   <w:rStyle w:val="Hyperlink"/>
@@ -5279,7 +5453,9 @@
       </w:tr>
       <w:tr>
         <w:tc>
-          <w:tcPr/>
+          <w:tcPr>
+            <w:shd w:val="clear" w:color="auto" w:fill="F2F2F2"/>
+          </w:tcPr>
           <w:p>
             <w:pPr>
               <w:pStyle w:val="Compact"/>
@@ -5291,7 +5467,9 @@
           </w:p>
         </w:tc>
         <w:tc>
-          <w:tcPr/>
+          <w:tcPr>
+            <w:shd w:val="clear" w:color="auto" w:fill="F2F2F2"/>
+          </w:tcPr>
           <w:p>
             <w:pPr>
               <w:pStyle w:val="Compact"/>
@@ -5319,7 +5497,7 @@
               <w:pStyle w:val="Compact"/>
               <w:jc w:val="left"/>
             </w:pPr>
-            <w:hyperlink r:id="rId46">
+            <w:hyperlink ns1:id="rId46">
               <w:r>
                 <w:rPr>
                   <w:rStyle w:val="Hyperlink"/>
@@ -5426,7 +5604,9 @@
       </w:tr>
       <w:tr>
         <w:tc>
-          <w:tcPr/>
+          <w:tcPr>
+            <w:shd w:val="clear" w:color="auto" w:fill="F2F2F2"/>
+          </w:tcPr>
           <w:p>
             <w:pPr>
               <w:pStyle w:val="Compact"/>
@@ -5438,7 +5618,9 @@
           </w:p>
         </w:tc>
         <w:tc>
-          <w:tcPr/>
+          <w:tcPr>
+            <w:shd w:val="clear" w:color="auto" w:fill="F2F2F2"/>
+          </w:tcPr>
           <w:p>
             <w:pPr>
               <w:pStyle w:val="Compact"/>
@@ -5464,7 +5646,9 @@
           </w:p>
         </w:tc>
         <w:tc>
-          <w:tcPr/>
+          <w:tcPr>
+            <w:shd w:val="clear" w:color="auto" w:fill="F2F2F2"/>
+          </w:tcPr>
           <w:p>
             <w:pPr>
               <w:pStyle w:val="Compact"/>
@@ -5590,7 +5774,9 @@
       </w:tr>
       <w:tr>
         <w:tc>
-          <w:tcPr/>
+          <w:tcPr>
+            <w:shd w:val="clear" w:color="auto" w:fill="F2F2F2"/>
+          </w:tcPr>
           <w:p>
             <w:pPr>
               <w:pStyle w:val="Compact"/>
@@ -5602,7 +5788,9 @@
           </w:p>
         </w:tc>
         <w:tc>
-          <w:tcPr/>
+          <w:tcPr>
+            <w:shd w:val="clear" w:color="auto" w:fill="F2F2F2"/>
+          </w:tcPr>
           <w:p>
             <w:pPr>
               <w:pStyle w:val="Compact"/>
@@ -5628,7 +5816,9 @@
           </w:p>
         </w:tc>
         <w:tc>
-          <w:tcPr/>
+          <w:tcPr>
+            <w:shd w:val="clear" w:color="auto" w:fill="F2F2F2"/>
+          </w:tcPr>
           <w:p>
             <w:pPr>
               <w:pStyle w:val="Compact"/>
@@ -5719,7 +5909,9 @@
       </w:tr>
       <w:tr>
         <w:tc>
-          <w:tcPr/>
+          <w:tcPr>
+            <w:shd w:val="clear" w:color="auto" w:fill="F2F2F2"/>
+          </w:tcPr>
           <w:p>
             <w:pPr>
               <w:pStyle w:val="Compact"/>
@@ -5736,7 +5928,9 @@
           </w:p>
         </w:tc>
         <w:tc>
-          <w:tcPr/>
+          <w:tcPr>
+            <w:shd w:val="clear" w:color="auto" w:fill="F2F2F2"/>
+          </w:tcPr>
           <w:p>
             <w:pPr>
               <w:pStyle w:val="Compact"/>
@@ -5753,7 +5947,9 @@
           </w:p>
         </w:tc>
         <w:tc>
-          <w:tcPr/>
+          <w:tcPr>
+            <w:shd w:val="clear" w:color="auto" w:fill="F2F2F2"/>
+          </w:tcPr>
           <w:p>
             <w:pPr>
               <w:pStyle w:val="Compact"/>
@@ -5765,7 +5961,9 @@
           </w:p>
         </w:tc>
         <w:tc>
-          <w:tcPr/>
+          <w:tcPr>
+            <w:shd w:val="clear" w:color="auto" w:fill="F2F2F2"/>
+          </w:tcPr>
           <w:p>
             <w:pPr>
               <w:pStyle w:val="Compact"/>
@@ -5936,7 +6134,9 @@
       </w:tr>
       <w:tr>
         <w:tc>
-          <w:tcPr/>
+          <w:tcPr>
+            <w:shd w:val="clear" w:color="auto" w:fill="F2F2F2"/>
+          </w:tcPr>
           <w:p>
             <w:pPr>
               <w:pStyle w:val="Compact"/>
@@ -5948,7 +6148,9 @@
           </w:p>
         </w:tc>
         <w:tc>
-          <w:tcPr/>
+          <w:tcPr>
+            <w:shd w:val="clear" w:color="auto" w:fill="F2F2F2"/>
+          </w:tcPr>
           <w:p>
             <w:pPr>
               <w:pStyle w:val="Compact"/>
@@ -5974,7 +6176,9 @@
           </w:p>
         </w:tc>
         <w:tc>
-          <w:tcPr/>
+          <w:tcPr>
+            <w:shd w:val="clear" w:color="auto" w:fill="F2F2F2"/>
+          </w:tcPr>
           <w:p>
             <w:pPr>
               <w:pStyle w:val="Compact"/>
@@ -6057,7 +6261,9 @@
       </w:tr>
       <w:tr>
         <w:tc>
-          <w:tcPr/>
+          <w:tcPr>
+            <w:shd w:val="clear" w:color="auto" w:fill="F2F2F2"/>
+          </w:tcPr>
           <w:p>
             <w:pPr>
               <w:pStyle w:val="Compact"/>
@@ -6069,7 +6275,9 @@
           </w:p>
         </w:tc>
         <w:tc>
-          <w:tcPr/>
+          <w:tcPr>
+            <w:shd w:val="clear" w:color="auto" w:fill="F2F2F2"/>
+          </w:tcPr>
           <w:p>
             <w:pPr>
               <w:pStyle w:val="Compact"/>
@@ -6095,7 +6303,9 @@
           </w:p>
         </w:tc>
         <w:tc>
-          <w:tcPr/>
+          <w:tcPr>
+            <w:shd w:val="clear" w:color="auto" w:fill="F2F2F2"/>
+          </w:tcPr>
           <w:p>
             <w:pPr>
               <w:pStyle w:val="Compact"/>
@@ -6272,7 +6482,9 @@
       </w:tr>
       <w:tr>
         <w:tc>
-          <w:tcPr/>
+          <w:tcPr>
+            <w:shd w:val="clear" w:color="auto" w:fill="F2F2F2"/>
+          </w:tcPr>
           <w:p>
             <w:pPr>
               <w:pStyle w:val="Compact"/>
@@ -6289,7 +6501,9 @@
           </w:p>
         </w:tc>
         <w:tc>
-          <w:tcPr/>
+          <w:tcPr>
+            <w:shd w:val="clear" w:color="auto" w:fill="F2F2F2"/>
+          </w:tcPr>
           <w:p>
             <w:pPr>
               <w:pStyle w:val="Compact"/>
@@ -6306,7 +6520,9 @@
           </w:p>
         </w:tc>
         <w:tc>
-          <w:tcPr/>
+          <w:tcPr>
+            <w:shd w:val="clear" w:color="auto" w:fill="F2F2F2"/>
+          </w:tcPr>
           <w:p>
             <w:pPr>
               <w:pStyle w:val="Compact"/>
@@ -6318,7 +6534,9 @@
           </w:p>
         </w:tc>
         <w:tc>
-          <w:tcPr/>
+          <w:tcPr>
+            <w:shd w:val="clear" w:color="auto" w:fill="F2F2F2"/>
+          </w:tcPr>
           <w:p>
             <w:pPr>
               <w:pStyle w:val="Compact"/>
@@ -6431,7 +6649,9 @@
       </w:tr>
       <w:tr>
         <w:tc>
-          <w:tcPr/>
+          <w:tcPr>
+            <w:shd w:val="clear" w:color="auto" w:fill="F2F2F2"/>
+          </w:tcPr>
           <w:p>
             <w:pPr>
               <w:pStyle w:val="Compact"/>
@@ -6443,7 +6663,9 @@
           </w:p>
         </w:tc>
         <w:tc>
-          <w:tcPr/>
+          <w:tcPr>
+            <w:shd w:val="clear" w:color="auto" w:fill="F2F2F2"/>
+          </w:tcPr>
           <w:p>
             <w:pPr>
               <w:pStyle w:val="Compact"/>
@@ -6469,7 +6691,9 @@
           </w:p>
         </w:tc>
         <w:tc>
-          <w:tcPr/>
+          <w:tcPr>
+            <w:shd w:val="clear" w:color="auto" w:fill="F2F2F2"/>
+          </w:tcPr>
           <w:p>
             <w:pPr>
               <w:pStyle w:val="Compact"/>
@@ -6535,7 +6759,9 @@
       </w:tr>
       <w:tr>
         <w:tc>
-          <w:tcPr/>
+          <w:tcPr>
+            <w:shd w:val="clear" w:color="auto" w:fill="F2F2F2"/>
+          </w:tcPr>
           <w:p>
             <w:pPr>
               <w:pStyle w:val="Compact"/>
@@ -6547,7 +6773,9 @@
           </w:p>
         </w:tc>
         <w:tc>
-          <w:tcPr/>
+          <w:tcPr>
+            <w:shd w:val="clear" w:color="auto" w:fill="F2F2F2"/>
+          </w:tcPr>
           <w:p>
             <w:pPr>
               <w:pStyle w:val="Compact"/>
@@ -6573,7 +6801,9 @@
           </w:p>
         </w:tc>
         <w:tc>
-          <w:tcPr/>
+          <w:tcPr>
+            <w:shd w:val="clear" w:color="auto" w:fill="F2F2F2"/>
+          </w:tcPr>
           <w:p>
             <w:pPr>
               <w:pStyle w:val="Compact"/>
@@ -6656,7 +6886,9 @@
       </w:tr>
       <w:tr>
         <w:tc>
-          <w:tcPr/>
+          <w:tcPr>
+            <w:shd w:val="clear" w:color="auto" w:fill="F2F2F2"/>
+          </w:tcPr>
           <w:p>
             <w:pPr>
               <w:pStyle w:val="Compact"/>
@@ -6668,7 +6900,9 @@
           </w:p>
         </w:tc>
         <w:tc>
-          <w:tcPr/>
+          <w:tcPr>
+            <w:shd w:val="clear" w:color="auto" w:fill="F2F2F2"/>
+          </w:tcPr>
           <w:p>
             <w:pPr>
               <w:pStyle w:val="Compact"/>
@@ -6694,7 +6928,9 @@
           </w:p>
         </w:tc>
         <w:tc>
-          <w:tcPr/>
+          <w:tcPr>
+            <w:shd w:val="clear" w:color="auto" w:fill="F2F2F2"/>
+          </w:tcPr>
           <w:p>
             <w:pPr>
               <w:pStyle w:val="Compact"/>
@@ -6871,7 +7107,9 @@
       </w:tr>
       <w:tr>
         <w:tc>
-          <w:tcPr/>
+          <w:tcPr>
+            <w:shd w:val="clear" w:color="auto" w:fill="F2F2F2"/>
+          </w:tcPr>
           <w:p>
             <w:pPr>
               <w:pStyle w:val="Compact"/>
@@ -6888,7 +7126,9 @@
           </w:p>
         </w:tc>
         <w:tc>
-          <w:tcPr/>
+          <w:tcPr>
+            <w:shd w:val="clear" w:color="auto" w:fill="F2F2F2"/>
+          </w:tcPr>
           <w:p>
             <w:pPr>
               <w:pStyle w:val="Compact"/>
@@ -6905,7 +7145,9 @@
           </w:p>
         </w:tc>
         <w:tc>
-          <w:tcPr/>
+          <w:tcPr>
+            <w:shd w:val="clear" w:color="auto" w:fill="F2F2F2"/>
+          </w:tcPr>
           <w:p>
             <w:pPr>
               <w:pStyle w:val="Compact"/>
@@ -6917,7 +7159,9 @@
           </w:p>
         </w:tc>
         <w:tc>
-          <w:tcPr/>
+          <w:tcPr>
+            <w:shd w:val="clear" w:color="auto" w:fill="F2F2F2"/>
+          </w:tcPr>
           <w:p>
             <w:pPr>
               <w:pStyle w:val="Compact"/>
@@ -7005,7 +7249,7 @@
       <w:r>
         <w:t xml:space="preserve"> </w:t>
       </w:r>
-      <w:hyperlink r:id="rId58">
+      <w:hyperlink ns1:id="rId58">
         <w:r>
           <w:rPr>
             <w:rStyle w:val="Hyperlink"/>
@@ -7065,7 +7309,9 @@
       </w:tr>
       <w:tr>
         <w:tc>
-          <w:tcPr/>
+          <w:tcPr>
+            <w:shd w:val="clear" w:color="auto" w:fill="F2F2F2"/>
+          </w:tcPr>
           <w:p>
             <w:pPr>
               <w:pStyle w:val="Compact"/>
@@ -7077,7 +7323,9 @@
           </w:p>
         </w:tc>
         <w:tc>
-          <w:tcPr/>
+          <w:tcPr>
+            <w:shd w:val="clear" w:color="auto" w:fill="F2F2F2"/>
+          </w:tcPr>
           <w:p>
             <w:pPr>
               <w:pStyle w:val="Compact"/>
@@ -7109,7 +7357,9 @@
       </w:tr>
       <w:tr>
         <w:tc>
-          <w:tcPr/>
+          <w:tcPr>
+            <w:shd w:val="clear" w:color="auto" w:fill="F2F2F2"/>
+          </w:tcPr>
           <w:p>
             <w:pPr>
               <w:pStyle w:val="Compact"/>
@@ -7121,7 +7371,9 @@
           </w:p>
         </w:tc>
         <w:tc>
-          <w:tcPr/>
+          <w:tcPr>
+            <w:shd w:val="clear" w:color="auto" w:fill="F2F2F2"/>
+          </w:tcPr>
           <w:p>
             <w:pPr>
               <w:pStyle w:val="Compact"/>
@@ -7153,7 +7405,9 @@
       </w:tr>
       <w:tr>
         <w:tc>
-          <w:tcPr/>
+          <w:tcPr>
+            <w:shd w:val="clear" w:color="auto" w:fill="F2F2F2"/>
+          </w:tcPr>
           <w:p>
             <w:pPr>
               <w:pStyle w:val="Compact"/>
@@ -7165,7 +7419,9 @@
           </w:p>
         </w:tc>
         <w:tc>
-          <w:tcPr/>
+          <w:tcPr>
+            <w:shd w:val="clear" w:color="auto" w:fill="F2F2F2"/>
+          </w:tcPr>
           <w:p>
             <w:pPr>
               <w:pStyle w:val="Compact"/>
@@ -7291,7 +7547,9 @@
       </w:tr>
       <w:tr>
         <w:tc>
-          <w:tcPr/>
+          <w:tcPr>
+            <w:shd w:val="clear" w:color="auto" w:fill="F2F2F2"/>
+          </w:tcPr>
           <w:p>
             <w:pPr>
               <w:pStyle w:val="Compact"/>
@@ -7303,7 +7561,9 @@
           </w:p>
         </w:tc>
         <w:tc>
-          <w:tcPr/>
+          <w:tcPr>
+            <w:shd w:val="clear" w:color="auto" w:fill="F2F2F2"/>
+          </w:tcPr>
           <w:p>
             <w:pPr>
               <w:pStyle w:val="Compact"/>
@@ -7329,7 +7589,9 @@
           </w:p>
         </w:tc>
         <w:tc>
-          <w:tcPr/>
+          <w:tcPr>
+            <w:shd w:val="clear" w:color="auto" w:fill="F2F2F2"/>
+          </w:tcPr>
           <w:p>
             <w:pPr>
               <w:pStyle w:val="Compact"/>
@@ -7395,7 +7657,9 @@
       </w:tr>
       <w:tr>
         <w:tc>
-          <w:tcPr/>
+          <w:tcPr>
+            <w:shd w:val="clear" w:color="auto" w:fill="F2F2F2"/>
+          </w:tcPr>
           <w:p>
             <w:pPr>
               <w:pStyle w:val="Compact"/>
@@ -7407,7 +7671,9 @@
           </w:p>
         </w:tc>
         <w:tc>
-          <w:tcPr/>
+          <w:tcPr>
+            <w:shd w:val="clear" w:color="auto" w:fill="F2F2F2"/>
+          </w:tcPr>
           <w:p>
             <w:pPr>
               <w:pStyle w:val="Compact"/>
@@ -7433,7 +7699,9 @@
           </w:p>
         </w:tc>
         <w:tc>
-          <w:tcPr/>
+          <w:tcPr>
+            <w:shd w:val="clear" w:color="auto" w:fill="F2F2F2"/>
+          </w:tcPr>
           <w:p>
             <w:pPr>
               <w:pStyle w:val="Compact"/>
@@ -7499,7 +7767,9 @@
       </w:tr>
       <w:tr>
         <w:tc>
-          <w:tcPr/>
+          <w:tcPr>
+            <w:shd w:val="clear" w:color="auto" w:fill="F2F2F2"/>
+          </w:tcPr>
           <w:p>
             <w:pPr>
               <w:pStyle w:val="Compact"/>
@@ -7511,7 +7781,9 @@
           </w:p>
         </w:tc>
         <w:tc>
-          <w:tcPr/>
+          <w:tcPr>
+            <w:shd w:val="clear" w:color="auto" w:fill="F2F2F2"/>
+          </w:tcPr>
           <w:p>
             <w:pPr>
               <w:pStyle w:val="Compact"/>
@@ -7537,7 +7809,9 @@
           </w:p>
         </w:tc>
         <w:tc>
-          <w:tcPr/>
+          <w:tcPr>
+            <w:shd w:val="clear" w:color="auto" w:fill="F2F2F2"/>
+          </w:tcPr>
           <w:p>
             <w:pPr>
               <w:pStyle w:val="Compact"/>
@@ -7620,7 +7894,9 @@
       </w:tr>
       <w:tr>
         <w:tc>
-          <w:tcPr/>
+          <w:tcPr>
+            <w:shd w:val="clear" w:color="auto" w:fill="F2F2F2"/>
+          </w:tcPr>
           <w:p>
             <w:pPr>
               <w:pStyle w:val="Compact"/>
@@ -7632,7 +7908,9 @@
           </w:p>
         </w:tc>
         <w:tc>
-          <w:tcPr/>
+          <w:tcPr>
+            <w:shd w:val="clear" w:color="auto" w:fill="F2F2F2"/>
+          </w:tcPr>
           <w:p>
             <w:pPr>
               <w:pStyle w:val="Compact"/>
@@ -7658,7 +7936,9 @@
           </w:p>
         </w:tc>
         <w:tc>
-          <w:tcPr/>
+          <w:tcPr>
+            <w:shd w:val="clear" w:color="auto" w:fill="F2F2F2"/>
+          </w:tcPr>
           <w:p>
             <w:pPr>
               <w:pStyle w:val="Compact"/>
@@ -7835,7 +8115,9 @@
       </w:tr>
       <w:tr>
         <w:tc>
-          <w:tcPr/>
+          <w:tcPr>
+            <w:shd w:val="clear" w:color="auto" w:fill="F2F2F2"/>
+          </w:tcPr>
           <w:p>
             <w:pPr>
               <w:pStyle w:val="Compact"/>
@@ -7852,7 +8134,9 @@
           </w:p>
         </w:tc>
         <w:tc>
-          <w:tcPr/>
+          <w:tcPr>
+            <w:shd w:val="clear" w:color="auto" w:fill="F2F2F2"/>
+          </w:tcPr>
           <w:p>
             <w:pPr>
               <w:pStyle w:val="Compact"/>
@@ -7869,7 +8153,9 @@
           </w:p>
         </w:tc>
         <w:tc>
-          <w:tcPr/>
+          <w:tcPr>
+            <w:shd w:val="clear" w:color="auto" w:fill="F2F2F2"/>
+          </w:tcPr>
           <w:p>
             <w:pPr>
               <w:pStyle w:val="Compact"/>
@@ -7881,7 +8167,9 @@
           </w:p>
         </w:tc>
         <w:tc>
-          <w:tcPr/>
+          <w:tcPr>
+            <w:shd w:val="clear" w:color="auto" w:fill="F2F2F2"/>
+          </w:tcPr>
           <w:p>
             <w:pPr>
               <w:pStyle w:val="Compact"/>
@@ -8085,7 +8373,9 @@
       </w:tr>
       <w:tr>
         <w:tc>
-          <w:tcPr/>
+          <w:tcPr>
+            <w:shd w:val="clear" w:color="auto" w:fill="F2F2F2"/>
+          </w:tcPr>
           <w:p>
             <w:pPr>
               <w:pStyle w:val="Compact"/>
@@ -8097,7 +8387,9 @@
           </w:p>
         </w:tc>
         <w:tc>
-          <w:tcPr/>
+          <w:tcPr>
+            <w:shd w:val="clear" w:color="auto" w:fill="F2F2F2"/>
+          </w:tcPr>
           <w:p>
             <w:pPr>
               <w:pStyle w:val="Compact"/>
@@ -8123,7 +8415,9 @@
           </w:p>
         </w:tc>
         <w:tc>
-          <w:tcPr/>
+          <w:tcPr>
+            <w:shd w:val="clear" w:color="auto" w:fill="F2F2F2"/>
+          </w:tcPr>
           <w:p>
             <w:pPr>
               <w:pStyle w:val="Compact"/>
@@ -8189,7 +8483,9 @@
       </w:tr>
       <w:tr>
         <w:tc>
-          <w:tcPr/>
+          <w:tcPr>
+            <w:shd w:val="clear" w:color="auto" w:fill="F2F2F2"/>
+          </w:tcPr>
           <w:p>
             <w:pPr>
               <w:pStyle w:val="Compact"/>
@@ -8201,7 +8497,9 @@
           </w:p>
         </w:tc>
         <w:tc>
-          <w:tcPr/>
+          <w:tcPr>
+            <w:shd w:val="clear" w:color="auto" w:fill="F2F2F2"/>
+          </w:tcPr>
           <w:p>
             <w:pPr>
               <w:pStyle w:val="Compact"/>
@@ -8227,7 +8525,9 @@
           </w:p>
         </w:tc>
         <w:tc>
-          <w:tcPr/>
+          <w:tcPr>
+            <w:shd w:val="clear" w:color="auto" w:fill="F2F2F2"/>
+          </w:tcPr>
           <w:p>
             <w:pPr>
               <w:pStyle w:val="Compact"/>
@@ -8310,7 +8610,9 @@
       </w:tr>
       <w:tr>
         <w:tc>
-          <w:tcPr/>
+          <w:tcPr>
+            <w:shd w:val="clear" w:color="auto" w:fill="F2F2F2"/>
+          </w:tcPr>
           <w:p>
             <w:pPr>
               <w:pStyle w:val="Compact"/>
@@ -8322,7 +8624,9 @@
           </w:p>
         </w:tc>
         <w:tc>
-          <w:tcPr/>
+          <w:tcPr>
+            <w:shd w:val="clear" w:color="auto" w:fill="F2F2F2"/>
+          </w:tcPr>
           <w:p>
             <w:pPr>
               <w:pStyle w:val="Compact"/>
@@ -8348,7 +8652,9 @@
           </w:p>
         </w:tc>
         <w:tc>
-          <w:tcPr/>
+          <w:tcPr>
+            <w:shd w:val="clear" w:color="auto" w:fill="F2F2F2"/>
+          </w:tcPr>
           <w:p>
             <w:pPr>
               <w:pStyle w:val="Compact"/>
@@ -8525,7 +8831,9 @@
       </w:tr>
       <w:tr>
         <w:tc>
-          <w:tcPr/>
+          <w:tcPr>
+            <w:shd w:val="clear" w:color="auto" w:fill="F2F2F2"/>
+          </w:tcPr>
           <w:p>
             <w:pPr>
               <w:pStyle w:val="Compact"/>
@@ -8542,7 +8850,9 @@
           </w:p>
         </w:tc>
         <w:tc>
-          <w:tcPr/>
+          <w:tcPr>
+            <w:shd w:val="clear" w:color="auto" w:fill="F2F2F2"/>
+          </w:tcPr>
           <w:p>
             <w:pPr>
               <w:pStyle w:val="Compact"/>
@@ -8559,7 +8869,9 @@
           </w:p>
         </w:tc>
         <w:tc>
-          <w:tcPr/>
+          <w:tcPr>
+            <w:shd w:val="clear" w:color="auto" w:fill="F2F2F2"/>
+          </w:tcPr>
           <w:p>
             <w:pPr>
               <w:pStyle w:val="Compact"/>
@@ -8571,7 +8883,9 @@
           </w:p>
         </w:tc>
         <w:tc>
-          <w:tcPr/>
+          <w:tcPr>
+            <w:shd w:val="clear" w:color="auto" w:fill="F2F2F2"/>
+          </w:tcPr>
           <w:p>
             <w:pPr>
               <w:pStyle w:val="Compact"/>
@@ -8630,7 +8944,7 @@
       <w:r>
         <w:t xml:space="preserve"> </w:t>
       </w:r>
-      <w:hyperlink r:id="rId69">
+      <w:hyperlink ns1:id="rId69">
         <w:r>
           <w:rPr>
             <w:rStyle w:val="Hyperlink"/>
@@ -8690,7 +9004,9 @@
       </w:tr>
       <w:tr>
         <w:tc>
-          <w:tcPr/>
+          <w:tcPr>
+            <w:shd w:val="clear" w:color="auto" w:fill="F2F2F2"/>
+          </w:tcPr>
           <w:p>
             <w:pPr>
               <w:pStyle w:val="Compact"/>
@@ -8702,7 +9018,9 @@
           </w:p>
         </w:tc>
         <w:tc>
-          <w:tcPr/>
+          <w:tcPr>
+            <w:shd w:val="clear" w:color="auto" w:fill="F2F2F2"/>
+          </w:tcPr>
           <w:p>
             <w:pPr>
               <w:pStyle w:val="Compact"/>
@@ -8730,7 +9048,7 @@
               <w:pStyle w:val="Compact"/>
               <w:jc w:val="left"/>
             </w:pPr>
-            <w:hyperlink r:id="rId70">
+            <w:hyperlink ns1:id="rId70">
               <w:r>
                 <w:rPr>
                   <w:rStyle w:val="Hyperlink"/>
@@ -8743,7 +9061,9 @@
       </w:tr>
       <w:tr>
         <w:tc>
-          <w:tcPr/>
+          <w:tcPr>
+            <w:shd w:val="clear" w:color="auto" w:fill="F2F2F2"/>
+          </w:tcPr>
           <w:p>
             <w:pPr>
               <w:pStyle w:val="Compact"/>
@@ -8755,7 +9075,9 @@
           </w:p>
         </w:tc>
         <w:tc>
-          <w:tcPr/>
+          <w:tcPr>
+            <w:shd w:val="clear" w:color="auto" w:fill="F2F2F2"/>
+          </w:tcPr>
           <w:p>
             <w:pPr>
               <w:pStyle w:val="Compact"/>
@@ -8783,7 +9105,7 @@
               <w:pStyle w:val="Compact"/>
               <w:jc w:val="left"/>
             </w:pPr>
-            <w:hyperlink r:id="rId71">
+            <w:hyperlink ns1:id="rId71">
               <w:r>
                 <w:rPr>
                   <w:rStyle w:val="Hyperlink"/>
@@ -8796,7 +9118,9 @@
       </w:tr>
       <w:tr>
         <w:tc>
-          <w:tcPr/>
+          <w:tcPr>
+            <w:shd w:val="clear" w:color="auto" w:fill="F2F2F2"/>
+          </w:tcPr>
           <w:p>
             <w:pPr>
               <w:pStyle w:val="Compact"/>
@@ -8808,7 +9132,9 @@
           </w:p>
         </w:tc>
         <w:tc>
-          <w:tcPr/>
+          <w:tcPr>
+            <w:shd w:val="clear" w:color="auto" w:fill="F2F2F2"/>
+          </w:tcPr>
           <w:p>
             <w:pPr>
               <w:pStyle w:val="Compact"/>
@@ -8836,7 +9162,7 @@
               <w:pStyle w:val="Compact"/>
               <w:jc w:val="left"/>
             </w:pPr>
-            <w:hyperlink r:id="rId72">
+            <w:hyperlink ns1:id="rId72">
               <w:r>
                 <w:rPr>
                   <w:rStyle w:val="Hyperlink"/>
@@ -8849,7 +9175,9 @@
       </w:tr>
       <w:tr>
         <w:tc>
-          <w:tcPr/>
+          <w:tcPr>
+            <w:shd w:val="clear" w:color="auto" w:fill="F2F2F2"/>
+          </w:tcPr>
           <w:p>
             <w:pPr>
               <w:pStyle w:val="Compact"/>
@@ -8861,7 +9189,9 @@
           </w:p>
         </w:tc>
         <w:tc>
-          <w:tcPr/>
+          <w:tcPr>
+            <w:shd w:val="clear" w:color="auto" w:fill="F2F2F2"/>
+          </w:tcPr>
           <w:p>
             <w:pPr>
               <w:pStyle w:val="Compact"/>
@@ -8889,7 +9219,7 @@
               <w:pStyle w:val="Compact"/>
               <w:jc w:val="left"/>
             </w:pPr>
-            <w:hyperlink r:id="rId73">
+            <w:hyperlink ns1:id="rId73">
               <w:r>
                 <w:rPr>
                   <w:rStyle w:val="Hyperlink"/>
@@ -8902,7 +9232,9 @@
       </w:tr>
       <w:tr>
         <w:tc>
-          <w:tcPr/>
+          <w:tcPr>
+            <w:shd w:val="clear" w:color="auto" w:fill="F2F2F2"/>
+          </w:tcPr>
           <w:p>
             <w:pPr>
               <w:pStyle w:val="Compact"/>
@@ -8914,7 +9246,9 @@
           </w:p>
         </w:tc>
         <w:tc>
-          <w:tcPr/>
+          <w:tcPr>
+            <w:shd w:val="clear" w:color="auto" w:fill="F2F2F2"/>
+          </w:tcPr>
           <w:p>
             <w:pPr>
               <w:pStyle w:val="Compact"/>
@@ -8942,7 +9276,7 @@
               <w:pStyle w:val="Compact"/>
               <w:jc w:val="left"/>
             </w:pPr>
-            <w:hyperlink r:id="rId74">
+            <w:hyperlink ns1:id="rId74">
               <w:r>
                 <w:rPr>
                   <w:rStyle w:val="Hyperlink"/>
@@ -8955,7 +9289,9 @@
       </w:tr>
       <w:tr>
         <w:tc>
-          <w:tcPr/>
+          <w:tcPr>
+            <w:shd w:val="clear" w:color="auto" w:fill="F2F2F2"/>
+          </w:tcPr>
           <w:p>
             <w:pPr>
               <w:pStyle w:val="Compact"/>
@@ -8967,7 +9303,9 @@
           </w:p>
         </w:tc>
         <w:tc>
-          <w:tcPr/>
+          <w:tcPr>
+            <w:shd w:val="clear" w:color="auto" w:fill="F2F2F2"/>
+          </w:tcPr>
           <w:p>
             <w:pPr>
               <w:pStyle w:val="Compact"/>
@@ -8995,7 +9333,7 @@
               <w:pStyle w:val="Compact"/>
               <w:jc w:val="left"/>
             </w:pPr>
-            <w:hyperlink r:id="rId75">
+            <w:hyperlink ns1:id="rId75">
               <w:r>
                 <w:rPr>
                   <w:rStyle w:val="Hyperlink"/>
@@ -9008,7 +9346,9 @@
       </w:tr>
       <w:tr>
         <w:tc>
-          <w:tcPr/>
+          <w:tcPr>
+            <w:shd w:val="clear" w:color="auto" w:fill="F2F2F2"/>
+          </w:tcPr>
           <w:p>
             <w:pPr>
               <w:pStyle w:val="Compact"/>
@@ -9020,7 +9360,9 @@
           </w:p>
         </w:tc>
         <w:tc>
-          <w:tcPr/>
+          <w:tcPr>
+            <w:shd w:val="clear" w:color="auto" w:fill="F2F2F2"/>
+          </w:tcPr>
           <w:p>
             <w:pPr>
               <w:pStyle w:val="Compact"/>
@@ -9048,7 +9390,7 @@
               <w:pStyle w:val="Compact"/>
               <w:jc w:val="left"/>
             </w:pPr>
-            <w:hyperlink r:id="rId76">
+            <w:hyperlink ns1:id="rId76">
               <w:r>
                 <w:rPr>
                   <w:rStyle w:val="Hyperlink"/>
@@ -9061,7 +9403,9 @@
       </w:tr>
       <w:tr>
         <w:tc>
-          <w:tcPr/>
+          <w:tcPr>
+            <w:shd w:val="clear" w:color="auto" w:fill="F2F2F2"/>
+          </w:tcPr>
           <w:p>
             <w:pPr>
               <w:pStyle w:val="Compact"/>
@@ -9073,7 +9417,9 @@
           </w:p>
         </w:tc>
         <w:tc>
-          <w:tcPr/>
+          <w:tcPr>
+            <w:shd w:val="clear" w:color="auto" w:fill="F2F2F2"/>
+          </w:tcPr>
           <w:p>
             <w:pPr>
               <w:pStyle w:val="Compact"/>
@@ -9101,7 +9447,7 @@
               <w:pStyle w:val="Compact"/>
               <w:jc w:val="left"/>
             </w:pPr>
-            <w:hyperlink r:id="rId77">
+            <w:hyperlink ns1:id="rId77">
               <w:r>
                 <w:rPr>
                   <w:rStyle w:val="Hyperlink"/>
@@ -9114,7 +9460,9 @@
       </w:tr>
       <w:tr>
         <w:tc>
-          <w:tcPr/>
+          <w:tcPr>
+            <w:shd w:val="clear" w:color="auto" w:fill="F2F2F2"/>
+          </w:tcPr>
           <w:p>
             <w:pPr>
               <w:pStyle w:val="Compact"/>
@@ -9126,7 +9474,9 @@
           </w:p>
         </w:tc>
         <w:tc>
-          <w:tcPr/>
+          <w:tcPr>
+            <w:shd w:val="clear" w:color="auto" w:fill="F2F2F2"/>
+          </w:tcPr>
           <w:p>
             <w:pPr>
               <w:pStyle w:val="Compact"/>
@@ -9154,7 +9504,7 @@
               <w:pStyle w:val="Compact"/>
               <w:jc w:val="left"/>
             </w:pPr>
-            <w:hyperlink r:id="rId78">
+            <w:hyperlink ns1:id="rId78">
               <w:r>
                 <w:rPr>
                   <w:rStyle w:val="Hyperlink"/>
@@ -9167,7 +9517,9 @@
       </w:tr>
       <w:tr>
         <w:tc>
-          <w:tcPr/>
+          <w:tcPr>
+            <w:shd w:val="clear" w:color="auto" w:fill="F2F2F2"/>
+          </w:tcPr>
           <w:p>
             <w:pPr>
               <w:pStyle w:val="Compact"/>
@@ -9179,7 +9531,9 @@
           </w:p>
         </w:tc>
         <w:tc>
-          <w:tcPr/>
+          <w:tcPr>
+            <w:shd w:val="clear" w:color="auto" w:fill="F2F2F2"/>
+          </w:tcPr>
           <w:p>
             <w:pPr>
               <w:pStyle w:val="Compact"/>
@@ -9207,7 +9561,7 @@
               <w:pStyle w:val="Compact"/>
               <w:jc w:val="left"/>
             </w:pPr>
-            <w:hyperlink r:id="rId79">
+            <w:hyperlink ns1:id="rId79">
               <w:r>
                 <w:rPr>
                   <w:rStyle w:val="Hyperlink"/>
@@ -9220,7 +9574,9 @@
       </w:tr>
       <w:tr>
         <w:tc>
-          <w:tcPr/>
+          <w:tcPr>
+            <w:shd w:val="clear" w:color="auto" w:fill="F2F2F2"/>
+          </w:tcPr>
           <w:p>
             <w:pPr>
               <w:pStyle w:val="Compact"/>
@@ -9232,7 +9588,9 @@
           </w:p>
         </w:tc>
         <w:tc>
-          <w:tcPr/>
+          <w:tcPr>
+            <w:shd w:val="clear" w:color="auto" w:fill="F2F2F2"/>
+          </w:tcPr>
           <w:p>
             <w:pPr>
               <w:pStyle w:val="Compact"/>
@@ -9260,7 +9618,7 @@
               <w:pStyle w:val="Compact"/>
               <w:jc w:val="left"/>
             </w:pPr>
-            <w:hyperlink r:id="rId80">
+            <w:hyperlink ns1:id="rId80">
               <w:r>
                 <w:rPr>
                   <w:rStyle w:val="Hyperlink"/>
@@ -9273,7 +9631,9 @@
       </w:tr>
       <w:tr>
         <w:tc>
-          <w:tcPr/>
+          <w:tcPr>
+            <w:shd w:val="clear" w:color="auto" w:fill="F2F2F2"/>
+          </w:tcPr>
           <w:p>
             <w:pPr>
               <w:pStyle w:val="Compact"/>
@@ -9285,7 +9645,9 @@
           </w:p>
         </w:tc>
         <w:tc>
-          <w:tcPr/>
+          <w:tcPr>
+            <w:shd w:val="clear" w:color="auto" w:fill="F2F2F2"/>
+          </w:tcPr>
           <w:p>
             <w:pPr>
               <w:pStyle w:val="Compact"/>
@@ -9313,7 +9675,7 @@
               <w:pStyle w:val="Compact"/>
               <w:jc w:val="left"/>
             </w:pPr>
-            <w:hyperlink r:id="rId81">
+            <w:hyperlink ns1:id="rId81">
               <w:r>
                 <w:rPr>
                   <w:rStyle w:val="Hyperlink"/>
@@ -9326,7 +9688,9 @@
       </w:tr>
       <w:tr>
         <w:tc>
-          <w:tcPr/>
+          <w:tcPr>
+            <w:shd w:val="clear" w:color="auto" w:fill="F2F2F2"/>
+          </w:tcPr>
           <w:p>
             <w:pPr>
               <w:pStyle w:val="Compact"/>
@@ -9338,7 +9702,9 @@
           </w:p>
         </w:tc>
         <w:tc>
-          <w:tcPr/>
+          <w:tcPr>
+            <w:shd w:val="clear" w:color="auto" w:fill="F2F2F2"/>
+          </w:tcPr>
           <w:p>
             <w:pPr>
               <w:pStyle w:val="Compact"/>
@@ -9366,7 +9732,7 @@
               <w:pStyle w:val="Compact"/>
               <w:jc w:val="left"/>
             </w:pPr>
-            <w:hyperlink r:id="rId82">
+            <w:hyperlink ns1:id="rId82">
               <w:r>
                 <w:rPr>
                   <w:rStyle w:val="Hyperlink"/>
@@ -9379,7 +9745,9 @@
       </w:tr>
       <w:tr>
         <w:tc>
-          <w:tcPr/>
+          <w:tcPr>
+            <w:shd w:val="clear" w:color="auto" w:fill="F2F2F2"/>
+          </w:tcPr>
           <w:p>
             <w:pPr>
               <w:pStyle w:val="Compact"/>
@@ -9391,7 +9759,9 @@
           </w:p>
         </w:tc>
         <w:tc>
-          <w:tcPr/>
+          <w:tcPr>
+            <w:shd w:val="clear" w:color="auto" w:fill="F2F2F2"/>
+          </w:tcPr>
           <w:p>
             <w:pPr>
               <w:pStyle w:val="Compact"/>
@@ -9419,7 +9789,7 @@
               <w:pStyle w:val="Compact"/>
               <w:jc w:val="left"/>
             </w:pPr>
-            <w:hyperlink r:id="rId83">
+            <w:hyperlink ns1:id="rId83">
               <w:r>
                 <w:rPr>
                   <w:rStyle w:val="Hyperlink"/>
@@ -9432,7 +9802,9 @@
       </w:tr>
       <w:tr>
         <w:tc>
-          <w:tcPr/>
+          <w:tcPr>
+            <w:shd w:val="clear" w:color="auto" w:fill="F2F2F2"/>
+          </w:tcPr>
           <w:p>
             <w:pPr>
               <w:pStyle w:val="Compact"/>
@@ -9444,7 +9816,9 @@
           </w:p>
         </w:tc>
         <w:tc>
-          <w:tcPr/>
+          <w:tcPr>
+            <w:shd w:val="clear" w:color="auto" w:fill="F2F2F2"/>
+          </w:tcPr>
           <w:p>
             <w:pPr>
               <w:pStyle w:val="Compact"/>
@@ -9472,7 +9846,7 @@
               <w:pStyle w:val="Compact"/>
               <w:jc w:val="left"/>
             </w:pPr>
-            <w:hyperlink r:id="rId84">
+            <w:hyperlink ns1:id="rId84">
               <w:r>
                 <w:rPr>
                   <w:rStyle w:val="Hyperlink"/>
@@ -9485,7 +9859,9 @@
       </w:tr>
       <w:tr>
         <w:tc>
-          <w:tcPr/>
+          <w:tcPr>
+            <w:shd w:val="clear" w:color="auto" w:fill="F2F2F2"/>
+          </w:tcPr>
           <w:p>
             <w:pPr>
               <w:pStyle w:val="Compact"/>
@@ -9497,7 +9873,9 @@
           </w:p>
         </w:tc>
         <w:tc>
-          <w:tcPr/>
+          <w:tcPr>
+            <w:shd w:val="clear" w:color="auto" w:fill="F2F2F2"/>
+          </w:tcPr>
           <w:p>
             <w:pPr>
               <w:pStyle w:val="Compact"/>
@@ -9525,7 +9903,7 @@
               <w:pStyle w:val="Compact"/>
               <w:jc w:val="left"/>
             </w:pPr>
-            <w:hyperlink r:id="rId85">
+            <w:hyperlink ns1:id="rId85">
               <w:r>
                 <w:rPr>
                   <w:rStyle w:val="Hyperlink"/>
@@ -9538,7 +9916,9 @@
       </w:tr>
       <w:tr>
         <w:tc>
-          <w:tcPr/>
+          <w:tcPr>
+            <w:shd w:val="clear" w:color="auto" w:fill="F2F2F2"/>
+          </w:tcPr>
           <w:p>
             <w:pPr>
               <w:pStyle w:val="Compact"/>
@@ -9550,7 +9930,9 @@
           </w:p>
         </w:tc>
         <w:tc>
-          <w:tcPr/>
+          <w:tcPr>
+            <w:shd w:val="clear" w:color="auto" w:fill="F2F2F2"/>
+          </w:tcPr>
           <w:p>
             <w:pPr>
               <w:pStyle w:val="Compact"/>
@@ -9578,7 +9960,7 @@
               <w:pStyle w:val="Compact"/>
               <w:jc w:val="left"/>
             </w:pPr>
-            <w:hyperlink r:id="rId86">
+            <w:hyperlink ns1:id="rId86">
               <w:r>
                 <w:rPr>
                   <w:rStyle w:val="Hyperlink"/>
@@ -9591,7 +9973,9 @@
       </w:tr>
       <w:tr>
         <w:tc>
-          <w:tcPr/>
+          <w:tcPr>
+            <w:shd w:val="clear" w:color="auto" w:fill="F2F2F2"/>
+          </w:tcPr>
           <w:p>
             <w:pPr>
               <w:pStyle w:val="Compact"/>
@@ -9603,7 +9987,9 @@
           </w:p>
         </w:tc>
         <w:tc>
-          <w:tcPr/>
+          <w:tcPr>
+            <w:shd w:val="clear" w:color="auto" w:fill="F2F2F2"/>
+          </w:tcPr>
           <w:p>
             <w:pPr>
               <w:pStyle w:val="Compact"/>
@@ -9631,7 +10017,7 @@
               <w:pStyle w:val="Compact"/>
               <w:jc w:val="left"/>
             </w:pPr>
-            <w:hyperlink r:id="rId87">
+            <w:hyperlink ns1:id="rId87">
               <w:r>
                 <w:rPr>
                   <w:rStyle w:val="Hyperlink"/>
@@ -9644,7 +10030,9 @@
       </w:tr>
       <w:tr>
         <w:tc>
-          <w:tcPr/>
+          <w:tcPr>
+            <w:shd w:val="clear" w:color="auto" w:fill="F2F2F2"/>
+          </w:tcPr>
           <w:p>
             <w:pPr>
               <w:pStyle w:val="Compact"/>
@@ -9656,7 +10044,9 @@
           </w:p>
         </w:tc>
         <w:tc>
-          <w:tcPr/>
+          <w:tcPr>
+            <w:shd w:val="clear" w:color="auto" w:fill="F2F2F2"/>
+          </w:tcPr>
           <w:p>
             <w:pPr>
               <w:pStyle w:val="Compact"/>
@@ -9684,7 +10074,7 @@
               <w:pStyle w:val="Compact"/>
               <w:jc w:val="left"/>
             </w:pPr>
-            <w:hyperlink r:id="rId88">
+            <w:hyperlink ns1:id="rId88">
               <w:r>
                 <w:rPr>
                   <w:rStyle w:val="Hyperlink"/>
@@ -9697,7 +10087,9 @@
       </w:tr>
       <w:tr>
         <w:tc>
-          <w:tcPr/>
+          <w:tcPr>
+            <w:shd w:val="clear" w:color="auto" w:fill="F2F2F2"/>
+          </w:tcPr>
           <w:p>
             <w:pPr>
               <w:pStyle w:val="Compact"/>
@@ -9709,7 +10101,9 @@
           </w:p>
         </w:tc>
         <w:tc>
-          <w:tcPr/>
+          <w:tcPr>
+            <w:shd w:val="clear" w:color="auto" w:fill="F2F2F2"/>
+          </w:tcPr>
           <w:p>
             <w:pPr>
               <w:pStyle w:val="Compact"/>
@@ -9737,7 +10131,7 @@
               <w:pStyle w:val="Compact"/>
               <w:jc w:val="left"/>
             </w:pPr>
-            <w:hyperlink r:id="rId89">
+            <w:hyperlink ns1:id="rId89">
               <w:r>
                 <w:rPr>
                   <w:rStyle w:val="Hyperlink"/>
@@ -9750,7 +10144,9 @@
       </w:tr>
       <w:tr>
         <w:tc>
-          <w:tcPr/>
+          <w:tcPr>
+            <w:shd w:val="clear" w:color="auto" w:fill="F2F2F2"/>
+          </w:tcPr>
           <w:p>
             <w:pPr>
               <w:pStyle w:val="Compact"/>
@@ -9762,7 +10158,9 @@
           </w:p>
         </w:tc>
         <w:tc>
-          <w:tcPr/>
+          <w:tcPr>
+            <w:shd w:val="clear" w:color="auto" w:fill="F2F2F2"/>
+          </w:tcPr>
           <w:p>
             <w:pPr>
               <w:pStyle w:val="Compact"/>
@@ -9790,7 +10188,7 @@
               <w:pStyle w:val="Compact"/>
               <w:jc w:val="left"/>
             </w:pPr>
-            <w:hyperlink r:id="rId90">
+            <w:hyperlink ns1:id="rId90">
               <w:r>
                 <w:rPr>
                   <w:rStyle w:val="Hyperlink"/>
@@ -9803,7 +10201,9 @@
       </w:tr>
       <w:tr>
         <w:tc>
-          <w:tcPr/>
+          <w:tcPr>
+            <w:shd w:val="clear" w:color="auto" w:fill="F2F2F2"/>
+          </w:tcPr>
           <w:p>
             <w:pPr>
               <w:pStyle w:val="Compact"/>
@@ -9815,7 +10215,9 @@
           </w:p>
         </w:tc>
         <w:tc>
-          <w:tcPr/>
+          <w:tcPr>
+            <w:shd w:val="clear" w:color="auto" w:fill="F2F2F2"/>
+          </w:tcPr>
           <w:p>
             <w:pPr>
               <w:pStyle w:val="Compact"/>
@@ -9843,7 +10245,7 @@
               <w:pStyle w:val="Compact"/>
               <w:jc w:val="left"/>
             </w:pPr>
-            <w:hyperlink r:id="rId91">
+            <w:hyperlink ns1:id="rId91">
               <w:r>
                 <w:rPr>
                   <w:rStyle w:val="Hyperlink"/>
@@ -9856,7 +10258,9 @@
       </w:tr>
       <w:tr>
         <w:tc>
-          <w:tcPr/>
+          <w:tcPr>
+            <w:shd w:val="clear" w:color="auto" w:fill="F2F2F2"/>
+          </w:tcPr>
           <w:p>
             <w:pPr>
               <w:pStyle w:val="Compact"/>
@@ -9868,7 +10272,9 @@
           </w:p>
         </w:tc>
         <w:tc>
-          <w:tcPr/>
+          <w:tcPr>
+            <w:shd w:val="clear" w:color="auto" w:fill="F2F2F2"/>
+          </w:tcPr>
           <w:p>
             <w:pPr>
               <w:pStyle w:val="Compact"/>
@@ -9896,7 +10302,7 @@
               <w:pStyle w:val="Compact"/>
               <w:jc w:val="left"/>
             </w:pPr>
-            <w:hyperlink r:id="rId92">
+            <w:hyperlink ns1:id="rId92">
               <w:r>
                 <w:rPr>
                   <w:rStyle w:val="Hyperlink"/>
@@ -9909,7 +10315,9 @@
       </w:tr>
       <w:tr>
         <w:tc>
-          <w:tcPr/>
+          <w:tcPr>
+            <w:shd w:val="clear" w:color="auto" w:fill="F2F2F2"/>
+          </w:tcPr>
           <w:p>
             <w:pPr>
               <w:pStyle w:val="Compact"/>
@@ -9921,7 +10329,9 @@
           </w:p>
         </w:tc>
         <w:tc>
-          <w:tcPr/>
+          <w:tcPr>
+            <w:shd w:val="clear" w:color="auto" w:fill="F2F2F2"/>
+          </w:tcPr>
           <w:p>
             <w:pPr>
               <w:pStyle w:val="Compact"/>
@@ -9949,7 +10359,7 @@
               <w:pStyle w:val="Compact"/>
               <w:jc w:val="left"/>
             </w:pPr>
-            <w:hyperlink r:id="rId93">
+            <w:hyperlink ns1:id="rId93">
               <w:r>
                 <w:rPr>
                   <w:rStyle w:val="Hyperlink"/>
@@ -9962,7 +10372,9 @@
       </w:tr>
       <w:tr>
         <w:tc>
-          <w:tcPr/>
+          <w:tcPr>
+            <w:shd w:val="clear" w:color="auto" w:fill="F2F2F2"/>
+          </w:tcPr>
           <w:p>
             <w:pPr>
               <w:pStyle w:val="Compact"/>
@@ -9974,7 +10386,9 @@
           </w:p>
         </w:tc>
         <w:tc>
-          <w:tcPr/>
+          <w:tcPr>
+            <w:shd w:val="clear" w:color="auto" w:fill="F2F2F2"/>
+          </w:tcPr>
           <w:p>
             <w:pPr>
               <w:pStyle w:val="Compact"/>
@@ -10002,7 +10416,7 @@
               <w:pStyle w:val="Compact"/>
               <w:jc w:val="left"/>
             </w:pPr>
-            <w:hyperlink r:id="rId94">
+            <w:hyperlink ns1:id="rId94">
               <w:r>
                 <w:rPr>
                   <w:rStyle w:val="Hyperlink"/>
@@ -10015,7 +10429,9 @@
       </w:tr>
       <w:tr>
         <w:tc>
-          <w:tcPr/>
+          <w:tcPr>
+            <w:shd w:val="clear" w:color="auto" w:fill="F2F2F2"/>
+          </w:tcPr>
           <w:p>
             <w:pPr>
               <w:pStyle w:val="Compact"/>
@@ -10027,7 +10443,9 @@
           </w:p>
         </w:tc>
         <w:tc>
-          <w:tcPr/>
+          <w:tcPr>
+            <w:shd w:val="clear" w:color="auto" w:fill="F2F2F2"/>
+          </w:tcPr>
           <w:p>
             <w:pPr>
               <w:pStyle w:val="Compact"/>
@@ -10055,7 +10473,7 @@
               <w:pStyle w:val="Compact"/>
               <w:jc w:val="left"/>
             </w:pPr>
-            <w:hyperlink r:id="rId95">
+            <w:hyperlink ns1:id="rId95">
               <w:r>
                 <w:rPr>
                   <w:rStyle w:val="Hyperlink"/>
@@ -10068,7 +10486,9 @@
       </w:tr>
       <w:tr>
         <w:tc>
-          <w:tcPr/>
+          <w:tcPr>
+            <w:shd w:val="clear" w:color="auto" w:fill="F2F2F2"/>
+          </w:tcPr>
           <w:p>
             <w:pPr>
               <w:pStyle w:val="Compact"/>
@@ -10080,7 +10500,9 @@
           </w:p>
         </w:tc>
         <w:tc>
-          <w:tcPr/>
+          <w:tcPr>
+            <w:shd w:val="clear" w:color="auto" w:fill="F2F2F2"/>
+          </w:tcPr>
           <w:p>
             <w:pPr>
               <w:pStyle w:val="Compact"/>
@@ -10108,7 +10530,7 @@
               <w:pStyle w:val="Compact"/>
               <w:jc w:val="left"/>
             </w:pPr>
-            <w:hyperlink r:id="rId96">
+            <w:hyperlink ns1:id="rId96">
               <w:r>
                 <w:rPr>
                   <w:rStyle w:val="Hyperlink"/>
@@ -10121,7 +10543,9 @@
       </w:tr>
       <w:tr>
         <w:tc>
-          <w:tcPr/>
+          <w:tcPr>
+            <w:shd w:val="clear" w:color="auto" w:fill="F2F2F2"/>
+          </w:tcPr>
           <w:p>
             <w:pPr>
               <w:pStyle w:val="Compact"/>
@@ -10133,7 +10557,9 @@
           </w:p>
         </w:tc>
         <w:tc>
-          <w:tcPr/>
+          <w:tcPr>
+            <w:shd w:val="clear" w:color="auto" w:fill="F2F2F2"/>
+          </w:tcPr>
           <w:p>
             <w:pPr>
               <w:pStyle w:val="Compact"/>
@@ -10161,7 +10587,7 @@
               <w:pStyle w:val="Compact"/>
               <w:jc w:val="left"/>
             </w:pPr>
-            <w:hyperlink r:id="rId97">
+            <w:hyperlink ns1:id="rId97">
               <w:r>
                 <w:rPr>
                   <w:rStyle w:val="Hyperlink"/>
@@ -10174,7 +10600,9 @@
       </w:tr>
       <w:tr>
         <w:tc>
-          <w:tcPr/>
+          <w:tcPr>
+            <w:shd w:val="clear" w:color="auto" w:fill="F2F2F2"/>
+          </w:tcPr>
           <w:p>
             <w:pPr>
               <w:pStyle w:val="Compact"/>
@@ -10186,7 +10614,9 @@
           </w:p>
         </w:tc>
         <w:tc>
-          <w:tcPr/>
+          <w:tcPr>
+            <w:shd w:val="clear" w:color="auto" w:fill="F2F2F2"/>
+          </w:tcPr>
           <w:p>
             <w:pPr>
               <w:pStyle w:val="Compact"/>
@@ -10214,7 +10644,7 @@
               <w:pStyle w:val="Compact"/>
               <w:jc w:val="left"/>
             </w:pPr>
-            <w:hyperlink r:id="rId98">
+            <w:hyperlink ns1:id="rId98">
               <w:r>
                 <w:rPr>
                   <w:rStyle w:val="Hyperlink"/>
@@ -10227,7 +10657,9 @@
       </w:tr>
       <w:tr>
         <w:tc>
-          <w:tcPr/>
+          <w:tcPr>
+            <w:shd w:val="clear" w:color="auto" w:fill="F2F2F2"/>
+          </w:tcPr>
           <w:p>
             <w:pPr>
               <w:pStyle w:val="Compact"/>
@@ -10239,7 +10671,9 @@
           </w:p>
         </w:tc>
         <w:tc>
-          <w:tcPr/>
+          <w:tcPr>
+            <w:shd w:val="clear" w:color="auto" w:fill="F2F2F2"/>
+          </w:tcPr>
           <w:p>
             <w:pPr>
               <w:pStyle w:val="Compact"/>
@@ -10267,7 +10701,7 @@
               <w:pStyle w:val="Compact"/>
               <w:jc w:val="left"/>
             </w:pPr>
-            <w:hyperlink r:id="rId99">
+            <w:hyperlink ns1:id="rId99">
               <w:r>
                 <w:rPr>
                   <w:rStyle w:val="Hyperlink"/>
@@ -10280,7 +10714,9 @@
       </w:tr>
       <w:tr>
         <w:tc>
-          <w:tcPr/>
+          <w:tcPr>
+            <w:shd w:val="clear" w:color="auto" w:fill="F2F2F2"/>
+          </w:tcPr>
           <w:p>
             <w:pPr>
               <w:pStyle w:val="Compact"/>
@@ -10292,7 +10728,9 @@
           </w:p>
         </w:tc>
         <w:tc>
-          <w:tcPr/>
+          <w:tcPr>
+            <w:shd w:val="clear" w:color="auto" w:fill="F2F2F2"/>
+          </w:tcPr>
           <w:p>
             <w:pPr>
               <w:pStyle w:val="Compact"/>
@@ -10320,7 +10758,7 @@
               <w:pStyle w:val="Compact"/>
               <w:jc w:val="left"/>
             </w:pPr>
-            <w:hyperlink r:id="rId100">
+            <w:hyperlink ns1:id="rId100">
               <w:r>
                 <w:rPr>
                   <w:rStyle w:val="Hyperlink"/>
@@ -10333,7 +10771,9 @@
       </w:tr>
       <w:tr>
         <w:tc>
-          <w:tcPr/>
+          <w:tcPr>
+            <w:shd w:val="clear" w:color="auto" w:fill="F2F2F2"/>
+          </w:tcPr>
           <w:p>
             <w:pPr>
               <w:pStyle w:val="Compact"/>
@@ -10345,7 +10785,9 @@
           </w:p>
         </w:tc>
         <w:tc>
-          <w:tcPr/>
+          <w:tcPr>
+            <w:shd w:val="clear" w:color="auto" w:fill="F2F2F2"/>
+          </w:tcPr>
           <w:p>
             <w:pPr>
               <w:pStyle w:val="Compact"/>
@@ -10373,7 +10815,7 @@
               <w:pStyle w:val="Compact"/>
               <w:jc w:val="left"/>
             </w:pPr>
-            <w:hyperlink r:id="rId101">
+            <w:hyperlink ns1:id="rId101">
               <w:r>
                 <w:rPr>
                   <w:rStyle w:val="Hyperlink"/>
@@ -10386,7 +10828,9 @@
       </w:tr>
       <w:tr>
         <w:tc>
-          <w:tcPr/>
+          <w:tcPr>
+            <w:shd w:val="clear" w:color="auto" w:fill="F2F2F2"/>
+          </w:tcPr>
           <w:p>
             <w:pPr>
               <w:pStyle w:val="Compact"/>
@@ -10398,7 +10842,9 @@
           </w:p>
         </w:tc>
         <w:tc>
-          <w:tcPr/>
+          <w:tcPr>
+            <w:shd w:val="clear" w:color="auto" w:fill="F2F2F2"/>
+          </w:tcPr>
           <w:p>
             <w:pPr>
               <w:pStyle w:val="Compact"/>
@@ -10426,7 +10872,7 @@
               <w:pStyle w:val="Compact"/>
               <w:jc w:val="left"/>
             </w:pPr>
-            <w:hyperlink r:id="rId102">
+            <w:hyperlink ns1:id="rId102">
               <w:r>
                 <w:rPr>
                   <w:rStyle w:val="Hyperlink"/>
@@ -10439,7 +10885,9 @@
       </w:tr>
       <w:tr>
         <w:tc>
-          <w:tcPr/>
+          <w:tcPr>
+            <w:shd w:val="clear" w:color="auto" w:fill="F2F2F2"/>
+          </w:tcPr>
           <w:p>
             <w:pPr>
               <w:pStyle w:val="Compact"/>
@@ -10451,7 +10899,9 @@
           </w:p>
         </w:tc>
         <w:tc>
-          <w:tcPr/>
+          <w:tcPr>
+            <w:shd w:val="clear" w:color="auto" w:fill="F2F2F2"/>
+          </w:tcPr>
           <w:p>
             <w:pPr>
               <w:pStyle w:val="Compact"/>
@@ -10479,7 +10929,7 @@
               <w:pStyle w:val="Compact"/>
               <w:jc w:val="left"/>
             </w:pPr>
-            <w:hyperlink r:id="rId103">
+            <w:hyperlink ns1:id="rId103">
               <w:r>
                 <w:rPr>
                   <w:rStyle w:val="Hyperlink"/>
@@ -10492,7 +10942,9 @@
       </w:tr>
       <w:tr>
         <w:tc>
-          <w:tcPr/>
+          <w:tcPr>
+            <w:shd w:val="clear" w:color="auto" w:fill="F2F2F2"/>
+          </w:tcPr>
           <w:p>
             <w:pPr>
               <w:pStyle w:val="Compact"/>
@@ -10504,7 +10956,9 @@
           </w:p>
         </w:tc>
         <w:tc>
-          <w:tcPr/>
+          <w:tcPr>
+            <w:shd w:val="clear" w:color="auto" w:fill="F2F2F2"/>
+          </w:tcPr>
           <w:p>
             <w:pPr>
               <w:pStyle w:val="Compact"/>
@@ -10532,7 +10986,7 @@
               <w:pStyle w:val="Compact"/>
               <w:jc w:val="left"/>
             </w:pPr>
-            <w:hyperlink r:id="rId104">
+            <w:hyperlink ns1:id="rId104">
               <w:r>
                 <w:rPr>
                   <w:rStyle w:val="Hyperlink"/>
@@ -10545,7 +10999,9 @@
       </w:tr>
       <w:tr>
         <w:tc>
-          <w:tcPr/>
+          <w:tcPr>
+            <w:shd w:val="clear" w:color="auto" w:fill="F2F2F2"/>
+          </w:tcPr>
           <w:p>
             <w:pPr>
               <w:pStyle w:val="Compact"/>
@@ -10557,7 +11013,9 @@
           </w:p>
         </w:tc>
         <w:tc>
-          <w:tcPr/>
+          <w:tcPr>
+            <w:shd w:val="clear" w:color="auto" w:fill="F2F2F2"/>
+          </w:tcPr>
           <w:p>
             <w:pPr>
               <w:pStyle w:val="Compact"/>
@@ -10585,7 +11043,7 @@
               <w:pStyle w:val="Compact"/>
               <w:jc w:val="left"/>
             </w:pPr>
-            <w:hyperlink r:id="rId105">
+            <w:hyperlink ns1:id="rId105">
               <w:r>
                 <w:rPr>
                   <w:rStyle w:val="Hyperlink"/>
@@ -10598,7 +11056,9 @@
       </w:tr>
       <w:tr>
         <w:tc>
-          <w:tcPr/>
+          <w:tcPr>
+            <w:shd w:val="clear" w:color="auto" w:fill="F2F2F2"/>
+          </w:tcPr>
           <w:p>
             <w:pPr>
               <w:pStyle w:val="Compact"/>
@@ -10610,7 +11070,9 @@
           </w:p>
         </w:tc>
         <w:tc>
-          <w:tcPr/>
+          <w:tcPr>
+            <w:shd w:val="clear" w:color="auto" w:fill="F2F2F2"/>
+          </w:tcPr>
           <w:p>
             <w:pPr>
               <w:pStyle w:val="Compact"/>
@@ -10638,7 +11100,7 @@
               <w:pStyle w:val="Compact"/>
               <w:jc w:val="left"/>
             </w:pPr>
-            <w:hyperlink r:id="rId106">
+            <w:hyperlink ns1:id="rId106">
               <w:r>
                 <w:rPr>
                   <w:rStyle w:val="Hyperlink"/>
@@ -10651,7 +11113,9 @@
       </w:tr>
       <w:tr>
         <w:tc>
-          <w:tcPr/>
+          <w:tcPr>
+            <w:shd w:val="clear" w:color="auto" w:fill="F2F2F2"/>
+          </w:tcPr>
           <w:p>
             <w:pPr>
               <w:pStyle w:val="Compact"/>
@@ -10663,7 +11127,9 @@
           </w:p>
         </w:tc>
         <w:tc>
-          <w:tcPr/>
+          <w:tcPr>
+            <w:shd w:val="clear" w:color="auto" w:fill="F2F2F2"/>
+          </w:tcPr>
           <w:p>
             <w:pPr>
               <w:pStyle w:val="Compact"/>
@@ -10691,7 +11157,7 @@
               <w:pStyle w:val="Compact"/>
               <w:jc w:val="left"/>
             </w:pPr>
-            <w:hyperlink r:id="rId107">
+            <w:hyperlink ns1:id="rId107">
               <w:r>
                 <w:rPr>
                   <w:rStyle w:val="Hyperlink"/>
@@ -10704,7 +11170,9 @@
       </w:tr>
       <w:tr>
         <w:tc>
-          <w:tcPr/>
+          <w:tcPr>
+            <w:shd w:val="clear" w:color="auto" w:fill="F2F2F2"/>
+          </w:tcPr>
           <w:p>
             <w:pPr>
               <w:pStyle w:val="Compact"/>
@@ -10716,7 +11184,9 @@
           </w:p>
         </w:tc>
         <w:tc>
-          <w:tcPr/>
+          <w:tcPr>
+            <w:shd w:val="clear" w:color="auto" w:fill="F2F2F2"/>
+          </w:tcPr>
           <w:p>
             <w:pPr>
               <w:pStyle w:val="Compact"/>
@@ -10744,7 +11214,7 @@
               <w:pStyle w:val="Compact"/>
               <w:jc w:val="left"/>
             </w:pPr>
-            <w:hyperlink r:id="rId108">
+            <w:hyperlink ns1:id="rId108">
               <w:r>
                 <w:rPr>
                   <w:rStyle w:val="Hyperlink"/>
@@ -10757,7 +11227,9 @@
       </w:tr>
       <w:tr>
         <w:tc>
-          <w:tcPr/>
+          <w:tcPr>
+            <w:shd w:val="clear" w:color="auto" w:fill="F2F2F2"/>
+          </w:tcPr>
           <w:p>
             <w:pPr>
               <w:pStyle w:val="Compact"/>
@@ -10769,7 +11241,9 @@
           </w:p>
         </w:tc>
         <w:tc>
-          <w:tcPr/>
+          <w:tcPr>
+            <w:shd w:val="clear" w:color="auto" w:fill="F2F2F2"/>
+          </w:tcPr>
           <w:p>
             <w:pPr>
               <w:pStyle w:val="Compact"/>
@@ -10797,7 +11271,7 @@
               <w:pStyle w:val="Compact"/>
               <w:jc w:val="left"/>
             </w:pPr>
-            <w:hyperlink r:id="rId109">
+            <w:hyperlink ns1:id="rId109">
               <w:r>
                 <w:rPr>
                   <w:rStyle w:val="Hyperlink"/>
@@ -10810,7 +11284,9 @@
       </w:tr>
       <w:tr>
         <w:tc>
-          <w:tcPr/>
+          <w:tcPr>
+            <w:shd w:val="clear" w:color="auto" w:fill="F2F2F2"/>
+          </w:tcPr>
           <w:p>
             <w:pPr>
               <w:pStyle w:val="Compact"/>
@@ -10822,7 +11298,9 @@
           </w:p>
         </w:tc>
         <w:tc>
-          <w:tcPr/>
+          <w:tcPr>
+            <w:shd w:val="clear" w:color="auto" w:fill="F2F2F2"/>
+          </w:tcPr>
           <w:p>
             <w:pPr>
               <w:pStyle w:val="Compact"/>
@@ -10850,7 +11328,7 @@
               <w:pStyle w:val="Compact"/>
               <w:jc w:val="left"/>
             </w:pPr>
-            <w:hyperlink r:id="rId110">
+            <w:hyperlink ns1:id="rId110">
               <w:r>
                 <w:rPr>
                   <w:rStyle w:val="Hyperlink"/>
@@ -10863,7 +11341,9 @@
       </w:tr>
       <w:tr>
         <w:tc>
-          <w:tcPr/>
+          <w:tcPr>
+            <w:shd w:val="clear" w:color="auto" w:fill="F2F2F2"/>
+          </w:tcPr>
           <w:p>
             <w:pPr>
               <w:pStyle w:val="Compact"/>
@@ -10875,7 +11355,9 @@
           </w:p>
         </w:tc>
         <w:tc>
-          <w:tcPr/>
+          <w:tcPr>
+            <w:shd w:val="clear" w:color="auto" w:fill="F2F2F2"/>
+          </w:tcPr>
           <w:p>
             <w:pPr>
               <w:pStyle w:val="Compact"/>
@@ -10903,7 +11385,7 @@
               <w:pStyle w:val="Compact"/>
               <w:jc w:val="left"/>
             </w:pPr>
-            <w:hyperlink r:id="rId111">
+            <w:hyperlink ns1:id="rId111">
               <w:r>
                 <w:rPr>
                   <w:rStyle w:val="Hyperlink"/>
@@ -10916,7 +11398,9 @@
       </w:tr>
       <w:tr>
         <w:tc>
-          <w:tcPr/>
+          <w:tcPr>
+            <w:shd w:val="clear" w:color="auto" w:fill="F2F2F2"/>
+          </w:tcPr>
           <w:p>
             <w:pPr>
               <w:pStyle w:val="Compact"/>
@@ -10928,7 +11412,9 @@
           </w:p>
         </w:tc>
         <w:tc>
-          <w:tcPr/>
+          <w:tcPr>
+            <w:shd w:val="clear" w:color="auto" w:fill="F2F2F2"/>
+          </w:tcPr>
           <w:p>
             <w:pPr>
               <w:pStyle w:val="Compact"/>
@@ -11069,7 +11555,9 @@
       </w:tr>
       <w:tr>
         <w:tc>
-          <w:tcPr/>
+          <w:tcPr>
+            <w:shd w:val="clear" w:color="auto" w:fill="F2F2F2"/>
+          </w:tcPr>
           <w:p>
             <w:pPr>
               <w:pStyle w:val="Compact"/>
@@ -11081,7 +11569,9 @@
           </w:p>
         </w:tc>
         <w:tc>
-          <w:tcPr/>
+          <w:tcPr>
+            <w:shd w:val="clear" w:color="auto" w:fill="F2F2F2"/>
+          </w:tcPr>
           <w:p>
             <w:pPr>
               <w:pStyle w:val="Compact"/>
@@ -11107,7 +11597,9 @@
           </w:p>
         </w:tc>
         <w:tc>
-          <w:tcPr/>
+          <w:tcPr>
+            <w:shd w:val="clear" w:color="auto" w:fill="F2F2F2"/>
+          </w:tcPr>
           <w:p>
             <w:pPr>
               <w:pStyle w:val="Compact"/>
@@ -11190,7 +11682,9 @@
       </w:tr>
       <w:tr>
         <w:tc>
-          <w:tcPr/>
+          <w:tcPr>
+            <w:shd w:val="clear" w:color="auto" w:fill="F2F2F2"/>
+          </w:tcPr>
           <w:p>
             <w:pPr>
               <w:pStyle w:val="Compact"/>
@@ -11202,7 +11696,9 @@
           </w:p>
         </w:tc>
         <w:tc>
-          <w:tcPr/>
+          <w:tcPr>
+            <w:shd w:val="clear" w:color="auto" w:fill="F2F2F2"/>
+          </w:tcPr>
           <w:p>
             <w:pPr>
               <w:pStyle w:val="Compact"/>
@@ -11228,7 +11724,9 @@
           </w:p>
         </w:tc>
         <w:tc>
-          <w:tcPr/>
+          <w:tcPr>
+            <w:shd w:val="clear" w:color="auto" w:fill="F2F2F2"/>
+          </w:tcPr>
           <w:p>
             <w:pPr>
               <w:pStyle w:val="Compact"/>
@@ -11405,7 +11903,9 @@
       </w:tr>
       <w:tr>
         <w:tc>
-          <w:tcPr/>
+          <w:tcPr>
+            <w:shd w:val="clear" w:color="auto" w:fill="F2F2F2"/>
+          </w:tcPr>
           <w:p>
             <w:pPr>
               <w:pStyle w:val="Compact"/>
@@ -11422,7 +11922,9 @@
           </w:p>
         </w:tc>
         <w:tc>
-          <w:tcPr/>
+          <w:tcPr>
+            <w:shd w:val="clear" w:color="auto" w:fill="F2F2F2"/>
+          </w:tcPr>
           <w:p>
             <w:pPr>
               <w:pStyle w:val="Compact"/>
@@ -11439,7 +11941,9 @@
           </w:p>
         </w:tc>
         <w:tc>
-          <w:tcPr/>
+          <w:tcPr>
+            <w:shd w:val="clear" w:color="auto" w:fill="F2F2F2"/>
+          </w:tcPr>
           <w:p>
             <w:pPr>
               <w:pStyle w:val="Compact"/>
@@ -11451,7 +11955,9 @@
           </w:p>
         </w:tc>
         <w:tc>
-          <w:tcPr/>
+          <w:tcPr>
+            <w:shd w:val="clear" w:color="auto" w:fill="F2F2F2"/>
+          </w:tcPr>
           <w:p>
             <w:pPr>
               <w:pStyle w:val="Compact"/>
@@ -11821,7 +12327,9 @@
       </w:tr>
       <w:tr>
         <w:tc>
-          <w:tcPr/>
+          <w:tcPr>
+            <w:shd w:val="clear" w:color="auto" w:fill="F2F2F2"/>
+          </w:tcPr>
           <w:p>
             <w:pPr>
               <w:pStyle w:val="Compact"/>
@@ -11833,7 +12341,9 @@
           </w:p>
         </w:tc>
         <w:tc>
-          <w:tcPr/>
+          <w:tcPr>
+            <w:shd w:val="clear" w:color="auto" w:fill="F2F2F2"/>
+          </w:tcPr>
           <w:p>
             <w:pPr>
               <w:pStyle w:val="Compact"/>
@@ -11859,7 +12369,9 @@
           </w:p>
         </w:tc>
         <w:tc>
-          <w:tcPr/>
+          <w:tcPr>
+            <w:shd w:val="clear" w:color="auto" w:fill="F2F2F2"/>
+          </w:tcPr>
           <w:p>
             <w:pPr>
               <w:pStyle w:val="Compact"/>
@@ -11940,7 +12452,9 @@
       </w:tr>
       <w:tr>
         <w:tc>
-          <w:tcPr/>
+          <w:tcPr>
+            <w:shd w:val="clear" w:color="auto" w:fill="F2F2F2"/>
+          </w:tcPr>
           <w:p>
             <w:pPr>
               <w:pStyle w:val="Compact"/>
@@ -11952,7 +12466,9 @@
           </w:p>
         </w:tc>
         <w:tc>
-          <w:tcPr/>
+          <w:tcPr>
+            <w:shd w:val="clear" w:color="auto" w:fill="F2F2F2"/>
+          </w:tcPr>
           <w:p>
             <w:pPr>
               <w:pStyle w:val="Compact"/>
@@ -11978,7 +12494,9 @@
           </w:p>
         </w:tc>
         <w:tc>
-          <w:tcPr/>
+          <w:tcPr>
+            <w:shd w:val="clear" w:color="auto" w:fill="F2F2F2"/>
+          </w:tcPr>
           <w:p>
             <w:pPr>
               <w:pStyle w:val="Compact"/>
@@ -12044,7 +12562,9 @@
       </w:tr>
       <w:tr>
         <w:tc>
-          <w:tcPr/>
+          <w:tcPr>
+            <w:shd w:val="clear" w:color="auto" w:fill="F2F2F2"/>
+          </w:tcPr>
           <w:p>
             <w:pPr>
               <w:pStyle w:val="Compact"/>
@@ -12056,7 +12576,9 @@
           </w:p>
         </w:tc>
         <w:tc>
-          <w:tcPr/>
+          <w:tcPr>
+            <w:shd w:val="clear" w:color="auto" w:fill="F2F2F2"/>
+          </w:tcPr>
           <w:p>
             <w:pPr>
               <w:pStyle w:val="Compact"/>
@@ -12082,7 +12604,9 @@
           </w:p>
         </w:tc>
         <w:tc>
-          <w:tcPr/>
+          <w:tcPr>
+            <w:shd w:val="clear" w:color="auto" w:fill="F2F2F2"/>
+          </w:tcPr>
           <w:p>
             <w:pPr>
               <w:pStyle w:val="Compact"/>
@@ -12148,7 +12672,9 @@
       </w:tr>
       <w:tr>
         <w:tc>
-          <w:tcPr/>
+          <w:tcPr>
+            <w:shd w:val="clear" w:color="auto" w:fill="F2F2F2"/>
+          </w:tcPr>
           <w:p>
             <w:pPr>
               <w:pStyle w:val="Compact"/>
@@ -12160,7 +12686,9 @@
           </w:p>
         </w:tc>
         <w:tc>
-          <w:tcPr/>
+          <w:tcPr>
+            <w:shd w:val="clear" w:color="auto" w:fill="F2F2F2"/>
+          </w:tcPr>
           <w:p>
             <w:pPr>
               <w:pStyle w:val="Compact"/>
@@ -12186,7 +12714,9 @@
           </w:p>
         </w:tc>
         <w:tc>
-          <w:tcPr/>
+          <w:tcPr>
+            <w:shd w:val="clear" w:color="auto" w:fill="F2F2F2"/>
+          </w:tcPr>
           <w:p>
             <w:pPr>
               <w:pStyle w:val="Compact"/>
@@ -12252,7 +12782,9 @@
       </w:tr>
       <w:tr>
         <w:tc>
-          <w:tcPr/>
+          <w:tcPr>
+            <w:shd w:val="clear" w:color="auto" w:fill="F2F2F2"/>
+          </w:tcPr>
           <w:p>
             <w:pPr>
               <w:pStyle w:val="Compact"/>
@@ -12264,7 +12796,9 @@
           </w:p>
         </w:tc>
         <w:tc>
-          <w:tcPr/>
+          <w:tcPr>
+            <w:shd w:val="clear" w:color="auto" w:fill="F2F2F2"/>
+          </w:tcPr>
           <w:p>
             <w:pPr>
               <w:pStyle w:val="Compact"/>
@@ -12290,7 +12824,9 @@
           </w:p>
         </w:tc>
         <w:tc>
-          <w:tcPr/>
+          <w:tcPr>
+            <w:shd w:val="clear" w:color="auto" w:fill="F2F2F2"/>
+          </w:tcPr>
           <w:p>
             <w:pPr>
               <w:pStyle w:val="Compact"/>
@@ -12356,7 +12892,9 @@
       </w:tr>
       <w:tr>
         <w:tc>
-          <w:tcPr/>
+          <w:tcPr>
+            <w:shd w:val="clear" w:color="auto" w:fill="F2F2F2"/>
+          </w:tcPr>
           <w:p>
             <w:pPr>
               <w:pStyle w:val="Compact"/>
@@ -12368,7 +12906,9 @@
           </w:p>
         </w:tc>
         <w:tc>
-          <w:tcPr/>
+          <w:tcPr>
+            <w:shd w:val="clear" w:color="auto" w:fill="F2F2F2"/>
+          </w:tcPr>
           <w:p>
             <w:pPr>
               <w:pStyle w:val="Compact"/>
@@ -12394,7 +12934,9 @@
           </w:p>
         </w:tc>
         <w:tc>
-          <w:tcPr/>
+          <w:tcPr>
+            <w:shd w:val="clear" w:color="auto" w:fill="F2F2F2"/>
+          </w:tcPr>
           <w:p>
             <w:pPr>
               <w:pStyle w:val="Compact"/>
@@ -12492,7 +13034,9 @@
       </w:tr>
       <w:tr>
         <w:tc>
-          <w:tcPr/>
+          <w:tcPr>
+            <w:shd w:val="clear" w:color="auto" w:fill="F2F2F2"/>
+          </w:tcPr>
           <w:p>
             <w:pPr>
               <w:pStyle w:val="Compact"/>
@@ -12504,7 +13048,9 @@
           </w:p>
         </w:tc>
         <w:tc>
-          <w:tcPr/>
+          <w:tcPr>
+            <w:shd w:val="clear" w:color="auto" w:fill="F2F2F2"/>
+          </w:tcPr>
           <w:p>
             <w:pPr>
               <w:pStyle w:val="Compact"/>
@@ -12530,7 +13076,9 @@
           </w:p>
         </w:tc>
         <w:tc>
-          <w:tcPr/>
+          <w:tcPr>
+            <w:shd w:val="clear" w:color="auto" w:fill="F2F2F2"/>
+          </w:tcPr>
           <w:p>
             <w:pPr>
               <w:pStyle w:val="Compact"/>
@@ -12630,7 +13178,9 @@
       </w:tr>
       <w:tr>
         <w:tc>
-          <w:tcPr/>
+          <w:tcPr>
+            <w:shd w:val="clear" w:color="auto" w:fill="F2F2F2"/>
+          </w:tcPr>
           <w:p>
             <w:pPr>
               <w:pStyle w:val="Compact"/>
@@ -12642,7 +13192,9 @@
           </w:p>
         </w:tc>
         <w:tc>
-          <w:tcPr/>
+          <w:tcPr>
+            <w:shd w:val="clear" w:color="auto" w:fill="F2F2F2"/>
+          </w:tcPr>
           <w:p>
             <w:pPr>
               <w:pStyle w:val="Compact"/>
@@ -12668,7 +13220,9 @@
           </w:p>
         </w:tc>
         <w:tc>
-          <w:tcPr/>
+          <w:tcPr>
+            <w:shd w:val="clear" w:color="auto" w:fill="F2F2F2"/>
+          </w:tcPr>
           <w:p>
             <w:pPr>
               <w:pStyle w:val="Compact"/>
@@ -12768,7 +13322,9 @@
       </w:tr>
       <w:tr>
         <w:tc>
-          <w:tcPr/>
+          <w:tcPr>
+            <w:shd w:val="clear" w:color="auto" w:fill="F2F2F2"/>
+          </w:tcPr>
           <w:p>
             <w:pPr>
               <w:pStyle w:val="Compact"/>
@@ -12780,7 +13336,9 @@
           </w:p>
         </w:tc>
         <w:tc>
-          <w:tcPr/>
+          <w:tcPr>
+            <w:shd w:val="clear" w:color="auto" w:fill="F2F2F2"/>
+          </w:tcPr>
           <w:p>
             <w:pPr>
               <w:pStyle w:val="Compact"/>
@@ -12806,7 +13364,9 @@
           </w:p>
         </w:tc>
         <w:tc>
-          <w:tcPr/>
+          <w:tcPr>
+            <w:shd w:val="clear" w:color="auto" w:fill="F2F2F2"/>
+          </w:tcPr>
           <w:p>
             <w:pPr>
               <w:pStyle w:val="Compact"/>
@@ -12906,7 +13466,9 @@
       </w:tr>
       <w:tr>
         <w:tc>
-          <w:tcPr/>
+          <w:tcPr>
+            <w:shd w:val="clear" w:color="auto" w:fill="F2F2F2"/>
+          </w:tcPr>
           <w:p>
             <w:pPr>
               <w:pStyle w:val="Compact"/>
@@ -12918,7 +13480,9 @@
           </w:p>
         </w:tc>
         <w:tc>
-          <w:tcPr/>
+          <w:tcPr>
+            <w:shd w:val="clear" w:color="auto" w:fill="F2F2F2"/>
+          </w:tcPr>
           <w:p>
             <w:pPr>
               <w:pStyle w:val="Compact"/>
@@ -12944,7 +13508,9 @@
           </w:p>
         </w:tc>
         <w:tc>
-          <w:tcPr/>
+          <w:tcPr>
+            <w:shd w:val="clear" w:color="auto" w:fill="F2F2F2"/>
+          </w:tcPr>
           <w:p>
             <w:pPr>
               <w:pStyle w:val="Compact"/>
@@ -13044,7 +13610,9 @@
       </w:tr>
       <w:tr>
         <w:tc>
-          <w:tcPr/>
+          <w:tcPr>
+            <w:shd w:val="clear" w:color="auto" w:fill="F2F2F2"/>
+          </w:tcPr>
           <w:p>
             <w:pPr>
               <w:pStyle w:val="Compact"/>
@@ -13056,7 +13624,9 @@
           </w:p>
         </w:tc>
         <w:tc>
-          <w:tcPr/>
+          <w:tcPr>
+            <w:shd w:val="clear" w:color="auto" w:fill="F2F2F2"/>
+          </w:tcPr>
           <w:p>
             <w:pPr>
               <w:pStyle w:val="Compact"/>
@@ -13082,7 +13652,9 @@
           </w:p>
         </w:tc>
         <w:tc>
-          <w:tcPr/>
+          <w:tcPr>
+            <w:shd w:val="clear" w:color="auto" w:fill="F2F2F2"/>
+          </w:tcPr>
           <w:p>
             <w:pPr>
               <w:pStyle w:val="Compact"/>
@@ -13190,7 +13762,9 @@
       </w:tr>
       <w:tr>
         <w:tc>
-          <w:tcPr/>
+          <w:tcPr>
+            <w:shd w:val="clear" w:color="auto" w:fill="F2F2F2"/>
+          </w:tcPr>
           <w:p>
             <w:pPr>
               <w:pStyle w:val="Compact"/>
@@ -13207,7 +13781,9 @@
           </w:p>
         </w:tc>
         <w:tc>
-          <w:tcPr/>
+          <w:tcPr>
+            <w:shd w:val="clear" w:color="auto" w:fill="F2F2F2"/>
+          </w:tcPr>
           <w:p>
             <w:pPr>
               <w:pStyle w:val="Compact"/>
@@ -13224,7 +13800,9 @@
           </w:p>
         </w:tc>
         <w:tc>
-          <w:tcPr/>
+          <w:tcPr>
+            <w:shd w:val="clear" w:color="auto" w:fill="F2F2F2"/>
+          </w:tcPr>
           <w:p>
             <w:pPr>
               <w:pStyle w:val="Compact"/>
@@ -13236,7 +13814,9 @@
           </w:p>
         </w:tc>
         <w:tc>
-          <w:tcPr/>
+          <w:tcPr>
+            <w:shd w:val="clear" w:color="auto" w:fill="F2F2F2"/>
+          </w:tcPr>
           <w:p>
             <w:pPr>
               <w:pStyle w:val="Compact"/>
@@ -13349,7 +13929,9 @@
       </w:tr>
       <w:tr>
         <w:tc>
-          <w:tcPr/>
+          <w:tcPr>
+            <w:shd w:val="clear" w:color="auto" w:fill="F2F2F2"/>
+          </w:tcPr>
           <w:p>
             <w:pPr>
               <w:pStyle w:val="Compact"/>
@@ -13361,7 +13943,9 @@
           </w:p>
         </w:tc>
         <w:tc>
-          <w:tcPr/>
+          <w:tcPr>
+            <w:shd w:val="clear" w:color="auto" w:fill="F2F2F2"/>
+          </w:tcPr>
           <w:p>
             <w:pPr>
               <w:pStyle w:val="Compact"/>
@@ -13387,7 +13971,9 @@
           </w:p>
         </w:tc>
         <w:tc>
-          <w:tcPr/>
+          <w:tcPr>
+            <w:shd w:val="clear" w:color="auto" w:fill="F2F2F2"/>
+          </w:tcPr>
           <w:p>
             <w:pPr>
               <w:pStyle w:val="Compact"/>
@@ -13530,7 +14116,9 @@
       </w:tr>
       <w:tr>
         <w:tc>
-          <w:tcPr/>
+          <w:tcPr>
+            <w:shd w:val="clear" w:color="auto" w:fill="F2F2F2"/>
+          </w:tcPr>
           <w:p>
             <w:pPr>
               <w:pStyle w:val="Compact"/>
@@ -13547,7 +14135,9 @@
           </w:p>
         </w:tc>
         <w:tc>
-          <w:tcPr/>
+          <w:tcPr>
+            <w:shd w:val="clear" w:color="auto" w:fill="F2F2F2"/>
+          </w:tcPr>
           <w:p>
             <w:pPr>
               <w:pStyle w:val="Compact"/>
@@ -13564,7 +14154,9 @@
           </w:p>
         </w:tc>
         <w:tc>
-          <w:tcPr/>
+          <w:tcPr>
+            <w:shd w:val="clear" w:color="auto" w:fill="F2F2F2"/>
+          </w:tcPr>
           <w:p>
             <w:pPr>
               <w:pStyle w:val="Compact"/>
@@ -13576,7 +14168,9 @@
           </w:p>
         </w:tc>
         <w:tc>
-          <w:tcPr/>
+          <w:tcPr>
+            <w:shd w:val="clear" w:color="auto" w:fill="F2F2F2"/>
+          </w:tcPr>
           <w:p>
             <w:pPr>
               <w:pStyle w:val="Compact"/>
@@ -13635,7 +14229,7 @@
       <w:r>
         <w:t xml:space="preserve"> </w:t>
       </w:r>
-      <w:hyperlink r:id="rId126">
+      <w:hyperlink ns1:id="rId126">
         <w:r>
           <w:rPr>
             <w:rStyle w:val="Hyperlink"/>
@@ -13695,7 +14289,9 @@
       </w:tr>
       <w:tr>
         <w:tc>
-          <w:tcPr/>
+          <w:tcPr>
+            <w:shd w:val="clear" w:color="auto" w:fill="F2F2F2"/>
+          </w:tcPr>
           <w:p>
             <w:pPr>
               <w:pStyle w:val="Compact"/>
@@ -13707,7 +14303,9 @@
           </w:p>
         </w:tc>
         <w:tc>
-          <w:tcPr/>
+          <w:tcPr>
+            <w:shd w:val="clear" w:color="auto" w:fill="F2F2F2"/>
+          </w:tcPr>
           <w:p>
             <w:pPr>
               <w:pStyle w:val="Compact"/>
@@ -13735,7 +14333,7 @@
               <w:pStyle w:val="Compact"/>
               <w:jc w:val="left"/>
             </w:pPr>
-            <w:hyperlink r:id="rId127">
+            <w:hyperlink ns1:id="rId127">
               <w:r>
                 <w:rPr>
                   <w:rStyle w:val="Hyperlink"/>
@@ -13748,7 +14346,9 @@
       </w:tr>
       <w:tr>
         <w:tc>
-          <w:tcPr/>
+          <w:tcPr>
+            <w:shd w:val="clear" w:color="auto" w:fill="F2F2F2"/>
+          </w:tcPr>
           <w:p>
             <w:pPr>
               <w:pStyle w:val="Compact"/>
@@ -13760,7 +14360,9 @@
           </w:p>
         </w:tc>
         <w:tc>
-          <w:tcPr/>
+          <w:tcPr>
+            <w:shd w:val="clear" w:color="auto" w:fill="F2F2F2"/>
+          </w:tcPr>
           <w:p>
             <w:pPr>
               <w:pStyle w:val="Compact"/>
@@ -13788,7 +14390,7 @@
               <w:pStyle w:val="Compact"/>
               <w:jc w:val="left"/>
             </w:pPr>
-            <w:hyperlink r:id="rId128">
+            <w:hyperlink ns1:id="rId128">
               <w:r>
                 <w:rPr>
                   <w:rStyle w:val="Hyperlink"/>
@@ -13801,7 +14403,9 @@
       </w:tr>
       <w:tr>
         <w:tc>
-          <w:tcPr/>
+          <w:tcPr>
+            <w:shd w:val="clear" w:color="auto" w:fill="F2F2F2"/>
+          </w:tcPr>
           <w:p>
             <w:pPr>
               <w:pStyle w:val="Compact"/>
@@ -13813,7 +14417,9 @@
           </w:p>
         </w:tc>
         <w:tc>
-          <w:tcPr/>
+          <w:tcPr>
+            <w:shd w:val="clear" w:color="auto" w:fill="F2F2F2"/>
+          </w:tcPr>
           <w:p>
             <w:pPr>
               <w:pStyle w:val="Compact"/>
@@ -13841,7 +14447,7 @@
               <w:pStyle w:val="Compact"/>
               <w:jc w:val="left"/>
             </w:pPr>
-            <w:hyperlink r:id="rId129">
+            <w:hyperlink ns1:id="rId129">
               <w:r>
                 <w:rPr>
                   <w:rStyle w:val="Hyperlink"/>
@@ -13854,7 +14460,9 @@
       </w:tr>
       <w:tr>
         <w:tc>
-          <w:tcPr/>
+          <w:tcPr>
+            <w:shd w:val="clear" w:color="auto" w:fill="F2F2F2"/>
+          </w:tcPr>
           <w:p>
             <w:pPr>
               <w:pStyle w:val="Compact"/>
@@ -13866,7 +14474,9 @@
           </w:p>
         </w:tc>
         <w:tc>
-          <w:tcPr/>
+          <w:tcPr>
+            <w:shd w:val="clear" w:color="auto" w:fill="F2F2F2"/>
+          </w:tcPr>
           <w:p>
             <w:pPr>
               <w:pStyle w:val="Compact"/>
@@ -13894,7 +14504,7 @@
               <w:pStyle w:val="Compact"/>
               <w:jc w:val="left"/>
             </w:pPr>
-            <w:hyperlink r:id="rId130">
+            <w:hyperlink ns1:id="rId130">
               <w:r>
                 <w:rPr>
                   <w:rStyle w:val="Hyperlink"/>
@@ -13907,7 +14517,9 @@
       </w:tr>
       <w:tr>
         <w:tc>
-          <w:tcPr/>
+          <w:tcPr>
+            <w:shd w:val="clear" w:color="auto" w:fill="F2F2F2"/>
+          </w:tcPr>
           <w:p>
             <w:pPr>
               <w:pStyle w:val="Compact"/>
@@ -13919,7 +14531,9 @@
           </w:p>
         </w:tc>
         <w:tc>
-          <w:tcPr/>
+          <w:tcPr>
+            <w:shd w:val="clear" w:color="auto" w:fill="F2F2F2"/>
+          </w:tcPr>
           <w:p>
             <w:pPr>
               <w:pStyle w:val="Compact"/>
@@ -13947,7 +14561,7 @@
               <w:pStyle w:val="Compact"/>
               <w:jc w:val="left"/>
             </w:pPr>
-            <w:hyperlink r:id="rId131">
+            <w:hyperlink ns1:id="rId131">
               <w:r>
                 <w:rPr>
                   <w:rStyle w:val="Hyperlink"/>
@@ -13960,7 +14574,9 @@
       </w:tr>
       <w:tr>
         <w:tc>
-          <w:tcPr/>
+          <w:tcPr>
+            <w:shd w:val="clear" w:color="auto" w:fill="F2F2F2"/>
+          </w:tcPr>
           <w:p>
             <w:pPr>
               <w:pStyle w:val="Compact"/>
@@ -13972,7 +14588,9 @@
           </w:p>
         </w:tc>
         <w:tc>
-          <w:tcPr/>
+          <w:tcPr>
+            <w:shd w:val="clear" w:color="auto" w:fill="F2F2F2"/>
+          </w:tcPr>
           <w:p>
             <w:pPr>
               <w:pStyle w:val="Compact"/>
@@ -14000,7 +14618,7 @@
               <w:pStyle w:val="Compact"/>
               <w:jc w:val="left"/>
             </w:pPr>
-            <w:hyperlink r:id="rId132">
+            <w:hyperlink ns1:id="rId132">
               <w:r>
                 <w:rPr>
                   <w:rStyle w:val="Hyperlink"/>
@@ -14013,7 +14631,9 @@
       </w:tr>
       <w:tr>
         <w:tc>
-          <w:tcPr/>
+          <w:tcPr>
+            <w:shd w:val="clear" w:color="auto" w:fill="F2F2F2"/>
+          </w:tcPr>
           <w:p>
             <w:pPr>
               <w:pStyle w:val="Compact"/>
@@ -14025,7 +14645,9 @@
           </w:p>
         </w:tc>
         <w:tc>
-          <w:tcPr/>
+          <w:tcPr>
+            <w:shd w:val="clear" w:color="auto" w:fill="F2F2F2"/>
+          </w:tcPr>
           <w:p>
             <w:pPr>
               <w:pStyle w:val="Compact"/>
@@ -14053,7 +14675,7 @@
               <w:pStyle w:val="Compact"/>
               <w:jc w:val="left"/>
             </w:pPr>
-            <w:hyperlink r:id="rId133">
+            <w:hyperlink ns1:id="rId133">
               <w:r>
                 <w:rPr>
                   <w:rStyle w:val="Hyperlink"/>
@@ -14066,7 +14688,9 @@
       </w:tr>
       <w:tr>
         <w:tc>
-          <w:tcPr/>
+          <w:tcPr>
+            <w:shd w:val="clear" w:color="auto" w:fill="F2F2F2"/>
+          </w:tcPr>
           <w:p>
             <w:pPr>
               <w:pStyle w:val="Compact"/>
@@ -14078,7 +14702,9 @@
           </w:p>
         </w:tc>
         <w:tc>
-          <w:tcPr/>
+          <w:tcPr>
+            <w:shd w:val="clear" w:color="auto" w:fill="F2F2F2"/>
+          </w:tcPr>
           <w:p>
             <w:pPr>
               <w:pStyle w:val="Compact"/>
@@ -14106,7 +14732,7 @@
               <w:pStyle w:val="Compact"/>
               <w:jc w:val="left"/>
             </w:pPr>
-            <w:hyperlink r:id="rId134">
+            <w:hyperlink ns1:id="rId134">
               <w:r>
                 <w:rPr>
                   <w:rStyle w:val="Hyperlink"/>
@@ -14119,7 +14745,9 @@
       </w:tr>
       <w:tr>
         <w:tc>
-          <w:tcPr/>
+          <w:tcPr>
+            <w:shd w:val="clear" w:color="auto" w:fill="F2F2F2"/>
+          </w:tcPr>
           <w:p>
             <w:pPr>
               <w:pStyle w:val="Compact"/>
@@ -14131,7 +14759,9 @@
           </w:p>
         </w:tc>
         <w:tc>
-          <w:tcPr/>
+          <w:tcPr>
+            <w:shd w:val="clear" w:color="auto" w:fill="F2F2F2"/>
+          </w:tcPr>
           <w:p>
             <w:pPr>
               <w:pStyle w:val="Compact"/>
@@ -14159,7 +14789,7 @@
               <w:pStyle w:val="Compact"/>
               <w:jc w:val="left"/>
             </w:pPr>
-            <w:hyperlink r:id="rId135">
+            <w:hyperlink ns1:id="rId135">
               <w:r>
                 <w:rPr>
                   <w:rStyle w:val="Hyperlink"/>
@@ -14172,7 +14802,9 @@
       </w:tr>
       <w:tr>
         <w:tc>
-          <w:tcPr/>
+          <w:tcPr>
+            <w:shd w:val="clear" w:color="auto" w:fill="F2F2F2"/>
+          </w:tcPr>
           <w:p>
             <w:pPr>
               <w:pStyle w:val="Compact"/>
@@ -14184,7 +14816,9 @@
           </w:p>
         </w:tc>
         <w:tc>
-          <w:tcPr/>
+          <w:tcPr>
+            <w:shd w:val="clear" w:color="auto" w:fill="F2F2F2"/>
+          </w:tcPr>
           <w:p>
             <w:pPr>
               <w:pStyle w:val="Compact"/>
@@ -14212,7 +14846,7 @@
               <w:pStyle w:val="Compact"/>
               <w:jc w:val="left"/>
             </w:pPr>
-            <w:hyperlink r:id="rId136">
+            <w:hyperlink ns1:id="rId136">
               <w:r>
                 <w:rPr>
                   <w:rStyle w:val="Hyperlink"/>
@@ -14225,7 +14859,9 @@
       </w:tr>
       <w:tr>
         <w:tc>
-          <w:tcPr/>
+          <w:tcPr>
+            <w:shd w:val="clear" w:color="auto" w:fill="F2F2F2"/>
+          </w:tcPr>
           <w:p>
             <w:pPr>
               <w:pStyle w:val="Compact"/>
@@ -14237,7 +14873,9 @@
           </w:p>
         </w:tc>
         <w:tc>
-          <w:tcPr/>
+          <w:tcPr>
+            <w:shd w:val="clear" w:color="auto" w:fill="F2F2F2"/>
+          </w:tcPr>
           <w:p>
             <w:pPr>
               <w:pStyle w:val="Compact"/>
@@ -14265,7 +14903,7 @@
               <w:pStyle w:val="Compact"/>
               <w:jc w:val="left"/>
             </w:pPr>
-            <w:hyperlink r:id="rId137">
+            <w:hyperlink ns1:id="rId137">
               <w:r>
                 <w:rPr>
                   <w:rStyle w:val="Hyperlink"/>
@@ -14278,7 +14916,9 @@
       </w:tr>
       <w:tr>
         <w:tc>
-          <w:tcPr/>
+          <w:tcPr>
+            <w:shd w:val="clear" w:color="auto" w:fill="F2F2F2"/>
+          </w:tcPr>
           <w:p>
             <w:pPr>
               <w:pStyle w:val="Compact"/>
@@ -14290,7 +14930,9 @@
           </w:p>
         </w:tc>
         <w:tc>
-          <w:tcPr/>
+          <w:tcPr>
+            <w:shd w:val="clear" w:color="auto" w:fill="F2F2F2"/>
+          </w:tcPr>
           <w:p>
             <w:pPr>
               <w:pStyle w:val="Compact"/>
@@ -14318,7 +14960,7 @@
               <w:pStyle w:val="Compact"/>
               <w:jc w:val="left"/>
             </w:pPr>
-            <w:hyperlink r:id="rId138">
+            <w:hyperlink ns1:id="rId138">
               <w:r>
                 <w:rPr>
                   <w:rStyle w:val="Hyperlink"/>
@@ -14331,7 +14973,9 @@
       </w:tr>
       <w:tr>
         <w:tc>
-          <w:tcPr/>
+          <w:tcPr>
+            <w:shd w:val="clear" w:color="auto" w:fill="F2F2F2"/>
+          </w:tcPr>
           <w:p>
             <w:pPr>
               <w:pStyle w:val="Compact"/>
@@ -14343,7 +14987,9 @@
           </w:p>
         </w:tc>
         <w:tc>
-          <w:tcPr/>
+          <w:tcPr>
+            <w:shd w:val="clear" w:color="auto" w:fill="F2F2F2"/>
+          </w:tcPr>
           <w:p>
             <w:pPr>
               <w:pStyle w:val="Compact"/>
@@ -14371,7 +15017,7 @@
               <w:pStyle w:val="Compact"/>
               <w:jc w:val="left"/>
             </w:pPr>
-            <w:hyperlink r:id="rId139">
+            <w:hyperlink ns1:id="rId139">
               <w:r>
                 <w:rPr>
                   <w:rStyle w:val="Hyperlink"/>
@@ -14384,7 +15030,9 @@
       </w:tr>
       <w:tr>
         <w:tc>
-          <w:tcPr/>
+          <w:tcPr>
+            <w:shd w:val="clear" w:color="auto" w:fill="F2F2F2"/>
+          </w:tcPr>
           <w:p>
             <w:pPr>
               <w:pStyle w:val="Compact"/>
@@ -14396,7 +15044,9 @@
           </w:p>
         </w:tc>
         <w:tc>
-          <w:tcPr/>
+          <w:tcPr>
+            <w:shd w:val="clear" w:color="auto" w:fill="F2F2F2"/>
+          </w:tcPr>
           <w:p>
             <w:pPr>
               <w:pStyle w:val="Compact"/>
@@ -14424,7 +15074,7 @@
               <w:pStyle w:val="Compact"/>
               <w:jc w:val="left"/>
             </w:pPr>
-            <w:hyperlink r:id="rId140">
+            <w:hyperlink ns1:id="rId140">
               <w:r>
                 <w:rPr>
                   <w:rStyle w:val="Hyperlink"/>
@@ -14437,7 +15087,9 @@
       </w:tr>
       <w:tr>
         <w:tc>
-          <w:tcPr/>
+          <w:tcPr>
+            <w:shd w:val="clear" w:color="auto" w:fill="F2F2F2"/>
+          </w:tcPr>
           <w:p>
             <w:pPr>
               <w:pStyle w:val="Compact"/>
@@ -14449,7 +15101,9 @@
           </w:p>
         </w:tc>
         <w:tc>
-          <w:tcPr/>
+          <w:tcPr>
+            <w:shd w:val="clear" w:color="auto" w:fill="F2F2F2"/>
+          </w:tcPr>
           <w:p>
             <w:pPr>
               <w:pStyle w:val="Compact"/>
@@ -14477,7 +15131,7 @@
               <w:pStyle w:val="Compact"/>
               <w:jc w:val="left"/>
             </w:pPr>
-            <w:hyperlink r:id="rId141">
+            <w:hyperlink ns1:id="rId141">
               <w:r>
                 <w:rPr>
                   <w:rStyle w:val="Hyperlink"/>
@@ -14490,7 +15144,9 @@
       </w:tr>
       <w:tr>
         <w:tc>
-          <w:tcPr/>
+          <w:tcPr>
+            <w:shd w:val="clear" w:color="auto" w:fill="F2F2F2"/>
+          </w:tcPr>
           <w:p>
             <w:pPr>
               <w:pStyle w:val="Compact"/>
@@ -14502,7 +15158,9 @@
           </w:p>
         </w:tc>
         <w:tc>
-          <w:tcPr/>
+          <w:tcPr>
+            <w:shd w:val="clear" w:color="auto" w:fill="F2F2F2"/>
+          </w:tcPr>
           <w:p>
             <w:pPr>
               <w:pStyle w:val="Compact"/>
@@ -14530,7 +15188,7 @@
               <w:pStyle w:val="Compact"/>
               <w:jc w:val="left"/>
             </w:pPr>
-            <w:hyperlink r:id="rId142">
+            <w:hyperlink ns1:id="rId142">
               <w:r>
                 <w:rPr>
                   <w:rStyle w:val="Hyperlink"/>
@@ -14543,7 +15201,9 @@
       </w:tr>
       <w:tr>
         <w:tc>
-          <w:tcPr/>
+          <w:tcPr>
+            <w:shd w:val="clear" w:color="auto" w:fill="F2F2F2"/>
+          </w:tcPr>
           <w:p>
             <w:pPr>
               <w:pStyle w:val="Compact"/>
@@ -14555,7 +15215,9 @@
           </w:p>
         </w:tc>
         <w:tc>
-          <w:tcPr/>
+          <w:tcPr>
+            <w:shd w:val="clear" w:color="auto" w:fill="F2F2F2"/>
+          </w:tcPr>
           <w:p>
             <w:pPr>
               <w:pStyle w:val="Compact"/>
@@ -14583,7 +15245,7 @@
               <w:pStyle w:val="Compact"/>
               <w:jc w:val="left"/>
             </w:pPr>
-            <w:hyperlink r:id="rId143">
+            <w:hyperlink ns1:id="rId143">
               <w:r>
                 <w:rPr>
                   <w:rStyle w:val="Hyperlink"/>
@@ -14596,7 +15258,9 @@
       </w:tr>
       <w:tr>
         <w:tc>
-          <w:tcPr/>
+          <w:tcPr>
+            <w:shd w:val="clear" w:color="auto" w:fill="F2F2F2"/>
+          </w:tcPr>
           <w:p>
             <w:pPr>
               <w:pStyle w:val="Compact"/>
@@ -14608,7 +15272,9 @@
           </w:p>
         </w:tc>
         <w:tc>
-          <w:tcPr/>
+          <w:tcPr>
+            <w:shd w:val="clear" w:color="auto" w:fill="F2F2F2"/>
+          </w:tcPr>
           <w:p>
             <w:pPr>
               <w:pStyle w:val="Compact"/>
@@ -14636,7 +15302,7 @@
               <w:pStyle w:val="Compact"/>
               <w:jc w:val="left"/>
             </w:pPr>
-            <w:hyperlink r:id="rId144">
+            <w:hyperlink ns1:id="rId144">
               <w:r>
                 <w:rPr>
                   <w:rStyle w:val="Hyperlink"/>
@@ -14649,7 +15315,9 @@
       </w:tr>
       <w:tr>
         <w:tc>
-          <w:tcPr/>
+          <w:tcPr>
+            <w:shd w:val="clear" w:color="auto" w:fill="F2F2F2"/>
+          </w:tcPr>
           <w:p>
             <w:pPr>
               <w:pStyle w:val="Compact"/>
@@ -14661,7 +15329,9 @@
           </w:p>
         </w:tc>
         <w:tc>
-          <w:tcPr/>
+          <w:tcPr>
+            <w:shd w:val="clear" w:color="auto" w:fill="F2F2F2"/>
+          </w:tcPr>
           <w:p>
             <w:pPr>
               <w:pStyle w:val="Compact"/>
@@ -14689,7 +15359,7 @@
               <w:pStyle w:val="Compact"/>
               <w:jc w:val="left"/>
             </w:pPr>
-            <w:hyperlink r:id="rId145">
+            <w:hyperlink ns1:id="rId145">
               <w:r>
                 <w:rPr>
                   <w:rStyle w:val="Hyperlink"/>
@@ -14702,7 +15372,9 @@
       </w:tr>
       <w:tr>
         <w:tc>
-          <w:tcPr/>
+          <w:tcPr>
+            <w:shd w:val="clear" w:color="auto" w:fill="F2F2F2"/>
+          </w:tcPr>
           <w:p>
             <w:pPr>
               <w:pStyle w:val="Compact"/>
@@ -14714,7 +15386,9 @@
           </w:p>
         </w:tc>
         <w:tc>
-          <w:tcPr/>
+          <w:tcPr>
+            <w:shd w:val="clear" w:color="auto" w:fill="F2F2F2"/>
+          </w:tcPr>
           <w:p>
             <w:pPr>
               <w:pStyle w:val="Compact"/>
@@ -14742,7 +15416,7 @@
               <w:pStyle w:val="Compact"/>
               <w:jc w:val="left"/>
             </w:pPr>
-            <w:hyperlink r:id="rId146">
+            <w:hyperlink ns1:id="rId146">
               <w:r>
                 <w:rPr>
                   <w:rStyle w:val="Hyperlink"/>
@@ -14755,7 +15429,9 @@
       </w:tr>
       <w:tr>
         <w:tc>
-          <w:tcPr/>
+          <w:tcPr>
+            <w:shd w:val="clear" w:color="auto" w:fill="F2F2F2"/>
+          </w:tcPr>
           <w:p>
             <w:pPr>
               <w:pStyle w:val="Compact"/>
@@ -14767,7 +15443,9 @@
           </w:p>
         </w:tc>
         <w:tc>
-          <w:tcPr/>
+          <w:tcPr>
+            <w:shd w:val="clear" w:color="auto" w:fill="F2F2F2"/>
+          </w:tcPr>
           <w:p>
             <w:pPr>
               <w:pStyle w:val="Compact"/>
@@ -14795,7 +15473,7 @@
               <w:pStyle w:val="Compact"/>
               <w:jc w:val="left"/>
             </w:pPr>
-            <w:hyperlink r:id="rId147">
+            <w:hyperlink ns1:id="rId147">
               <w:r>
                 <w:rPr>
                   <w:rStyle w:val="Hyperlink"/>
@@ -15271,7 +15949,9 @@
       </w:tr>
       <w:tr>
         <w:tc>
-          <w:tcPr/>
+          <w:tcPr>
+            <w:shd w:val="clear" w:color="auto" w:fill="F2F2F2"/>
+          </w:tcPr>
           <w:p>
             <w:pPr>
               <w:pStyle w:val="Compact"/>
@@ -15283,7 +15963,9 @@
           </w:p>
         </w:tc>
         <w:tc>
-          <w:tcPr/>
+          <w:tcPr>
+            <w:shd w:val="clear" w:color="auto" w:fill="F2F2F2"/>
+          </w:tcPr>
           <w:p>
             <w:pPr>
               <w:pStyle w:val="Compact"/>
@@ -15309,7 +15991,9 @@
           </w:p>
         </w:tc>
         <w:tc>
-          <w:tcPr/>
+          <w:tcPr>
+            <w:shd w:val="clear" w:color="auto" w:fill="F2F2F2"/>
+          </w:tcPr>
           <w:p>
             <w:pPr>
               <w:pStyle w:val="Compact"/>
@@ -15375,7 +16059,9 @@
       </w:tr>
       <w:tr>
         <w:tc>
-          <w:tcPr/>
+          <w:tcPr>
+            <w:shd w:val="clear" w:color="auto" w:fill="F2F2F2"/>
+          </w:tcPr>
           <w:p>
             <w:pPr>
               <w:pStyle w:val="Compact"/>
@@ -15387,7 +16073,9 @@
           </w:p>
         </w:tc>
         <w:tc>
-          <w:tcPr/>
+          <w:tcPr>
+            <w:shd w:val="clear" w:color="auto" w:fill="F2F2F2"/>
+          </w:tcPr>
           <w:p>
             <w:pPr>
               <w:pStyle w:val="Compact"/>
@@ -15413,7 +16101,9 @@
           </w:p>
         </w:tc>
         <w:tc>
-          <w:tcPr/>
+          <w:tcPr>
+            <w:shd w:val="clear" w:color="auto" w:fill="F2F2F2"/>
+          </w:tcPr>
           <w:p>
             <w:pPr>
               <w:pStyle w:val="Compact"/>
@@ -15479,7 +16169,9 @@
       </w:tr>
       <w:tr>
         <w:tc>
-          <w:tcPr/>
+          <w:tcPr>
+            <w:shd w:val="clear" w:color="auto" w:fill="F2F2F2"/>
+          </w:tcPr>
           <w:p>
             <w:pPr>
               <w:pStyle w:val="Compact"/>
@@ -15491,7 +16183,9 @@
           </w:p>
         </w:tc>
         <w:tc>
-          <w:tcPr/>
+          <w:tcPr>
+            <w:shd w:val="clear" w:color="auto" w:fill="F2F2F2"/>
+          </w:tcPr>
           <w:p>
             <w:pPr>
               <w:pStyle w:val="Compact"/>
@@ -15517,7 +16211,9 @@
           </w:p>
         </w:tc>
         <w:tc>
-          <w:tcPr/>
+          <w:tcPr>
+            <w:shd w:val="clear" w:color="auto" w:fill="F2F2F2"/>
+          </w:tcPr>
           <w:p>
             <w:pPr>
               <w:pStyle w:val="Compact"/>
@@ -15624,7 +16320,9 @@
       </w:tr>
       <w:tr>
         <w:tc>
-          <w:tcPr/>
+          <w:tcPr>
+            <w:shd w:val="clear" w:color="auto" w:fill="F2F2F2"/>
+          </w:tcPr>
           <w:p>
             <w:pPr>
               <w:pStyle w:val="Compact"/>
@@ -15636,7 +16334,9 @@
           </w:p>
         </w:tc>
         <w:tc>
-          <w:tcPr/>
+          <w:tcPr>
+            <w:shd w:val="clear" w:color="auto" w:fill="F2F2F2"/>
+          </w:tcPr>
           <w:p>
             <w:pPr>
               <w:pStyle w:val="Compact"/>
@@ -15662,7 +16362,9 @@
           </w:p>
         </w:tc>
         <w:tc>
-          <w:tcPr/>
+          <w:tcPr>
+            <w:shd w:val="clear" w:color="auto" w:fill="F2F2F2"/>
+          </w:tcPr>
           <w:p>
             <w:pPr>
               <w:pStyle w:val="Compact"/>
@@ -15762,7 +16464,9 @@
       </w:tr>
       <w:tr>
         <w:tc>
-          <w:tcPr/>
+          <w:tcPr>
+            <w:shd w:val="clear" w:color="auto" w:fill="F2F2F2"/>
+          </w:tcPr>
           <w:p>
             <w:pPr>
               <w:pStyle w:val="Compact"/>
@@ -15774,7 +16478,9 @@
           </w:p>
         </w:tc>
         <w:tc>
-          <w:tcPr/>
+          <w:tcPr>
+            <w:shd w:val="clear" w:color="auto" w:fill="F2F2F2"/>
+          </w:tcPr>
           <w:p>
             <w:pPr>
               <w:pStyle w:val="Compact"/>
@@ -15800,7 +16506,9 @@
           </w:p>
         </w:tc>
         <w:tc>
-          <w:tcPr/>
+          <w:tcPr>
+            <w:shd w:val="clear" w:color="auto" w:fill="F2F2F2"/>
+          </w:tcPr>
           <w:p>
             <w:pPr>
               <w:pStyle w:val="Compact"/>
@@ -15900,7 +16608,9 @@
       </w:tr>
       <w:tr>
         <w:tc>
-          <w:tcPr/>
+          <w:tcPr>
+            <w:shd w:val="clear" w:color="auto" w:fill="F2F2F2"/>
+          </w:tcPr>
           <w:p>
             <w:pPr>
               <w:pStyle w:val="Compact"/>
@@ -15912,7 +16622,9 @@
           </w:p>
         </w:tc>
         <w:tc>
-          <w:tcPr/>
+          <w:tcPr>
+            <w:shd w:val="clear" w:color="auto" w:fill="F2F2F2"/>
+          </w:tcPr>
           <w:p>
             <w:pPr>
               <w:pStyle w:val="Compact"/>
@@ -15938,7 +16650,9 @@
           </w:p>
         </w:tc>
         <w:tc>
-          <w:tcPr/>
+          <w:tcPr>
+            <w:shd w:val="clear" w:color="auto" w:fill="F2F2F2"/>
+          </w:tcPr>
           <w:p>
             <w:pPr>
               <w:pStyle w:val="Compact"/>
@@ -16038,7 +16752,9 @@
       </w:tr>
       <w:tr>
         <w:tc>
-          <w:tcPr/>
+          <w:tcPr>
+            <w:shd w:val="clear" w:color="auto" w:fill="F2F2F2"/>
+          </w:tcPr>
           <w:p>
             <w:pPr>
               <w:pStyle w:val="Compact"/>
@@ -16050,7 +16766,9 @@
           </w:p>
         </w:tc>
         <w:tc>
-          <w:tcPr/>
+          <w:tcPr>
+            <w:shd w:val="clear" w:color="auto" w:fill="F2F2F2"/>
+          </w:tcPr>
           <w:p>
             <w:pPr>
               <w:pStyle w:val="Compact"/>
@@ -16076,7 +16794,9 @@
           </w:p>
         </w:tc>
         <w:tc>
-          <w:tcPr/>
+          <w:tcPr>
+            <w:shd w:val="clear" w:color="auto" w:fill="F2F2F2"/>
+          </w:tcPr>
           <w:p>
             <w:pPr>
               <w:pStyle w:val="Compact"/>
@@ -16253,7 +16973,9 @@
       </w:tr>
       <w:tr>
         <w:tc>
-          <w:tcPr/>
+          <w:tcPr>
+            <w:shd w:val="clear" w:color="auto" w:fill="F2F2F2"/>
+          </w:tcPr>
           <w:p>
             <w:pPr>
               <w:pStyle w:val="Compact"/>
@@ -16270,7 +16992,9 @@
           </w:p>
         </w:tc>
         <w:tc>
-          <w:tcPr/>
+          <w:tcPr>
+            <w:shd w:val="clear" w:color="auto" w:fill="F2F2F2"/>
+          </w:tcPr>
           <w:p>
             <w:pPr>
               <w:pStyle w:val="Compact"/>
@@ -16287,7 +17011,9 @@
           </w:p>
         </w:tc>
         <w:tc>
-          <w:tcPr/>
+          <w:tcPr>
+            <w:shd w:val="clear" w:color="auto" w:fill="F2F2F2"/>
+          </w:tcPr>
           <w:p>
             <w:pPr>
               <w:pStyle w:val="Compact"/>
@@ -16299,7 +17025,9 @@
           </w:p>
         </w:tc>
         <w:tc>
-          <w:tcPr/>
+          <w:tcPr>
+            <w:shd w:val="clear" w:color="auto" w:fill="F2F2F2"/>
+          </w:tcPr>
           <w:p>
             <w:pPr>
               <w:pStyle w:val="Compact"/>
@@ -16541,7 +17269,9 @@
       </w:tr>
       <w:tr>
         <w:tc>
-          <w:tcPr/>
+          <w:tcPr>
+            <w:shd w:val="clear" w:color="auto" w:fill="F2F2F2"/>
+          </w:tcPr>
           <w:p>
             <w:pPr>
               <w:pStyle w:val="Compact"/>
@@ -16553,7 +17283,9 @@
           </w:p>
         </w:tc>
         <w:tc>
-          <w:tcPr/>
+          <w:tcPr>
+            <w:shd w:val="clear" w:color="auto" w:fill="F2F2F2"/>
+          </w:tcPr>
           <w:p>
             <w:pPr>
               <w:pStyle w:val="Compact"/>
@@ -16579,7 +17311,9 @@
           </w:p>
         </w:tc>
         <w:tc>
-          <w:tcPr/>
+          <w:tcPr>
+            <w:shd w:val="clear" w:color="auto" w:fill="F2F2F2"/>
+          </w:tcPr>
           <w:p>
             <w:pPr>
               <w:pStyle w:val="Compact"/>
@@ -16752,7 +17486,9 @@
       </w:tr>
       <w:tr>
         <w:tc>
-          <w:tcPr/>
+          <w:tcPr>
+            <w:shd w:val="clear" w:color="auto" w:fill="F2F2F2"/>
+          </w:tcPr>
           <w:p>
             <w:pPr>
               <w:pStyle w:val="Compact"/>
@@ -16769,7 +17505,9 @@
           </w:p>
         </w:tc>
         <w:tc>
-          <w:tcPr/>
+          <w:tcPr>
+            <w:shd w:val="clear" w:color="auto" w:fill="F2F2F2"/>
+          </w:tcPr>
           <w:p>
             <w:pPr>
               <w:pStyle w:val="Compact"/>
@@ -16786,7 +17524,9 @@
           </w:p>
         </w:tc>
         <w:tc>
-          <w:tcPr/>
+          <w:tcPr>
+            <w:shd w:val="clear" w:color="auto" w:fill="F2F2F2"/>
+          </w:tcPr>
           <w:p>
             <w:pPr>
               <w:pStyle w:val="Compact"/>
@@ -16798,7 +17538,9 @@
           </w:p>
         </w:tc>
         <w:tc>
-          <w:tcPr/>
+          <w:tcPr>
+            <w:shd w:val="clear" w:color="auto" w:fill="F2F2F2"/>
+          </w:tcPr>
           <w:p>
             <w:pPr>
               <w:pStyle w:val="Compact"/>
@@ -16857,7 +17599,7 @@
       <w:r>
         <w:t xml:space="preserve"> </w:t>
       </w:r>
-      <w:hyperlink r:id="rId157">
+      <w:hyperlink ns1:id="rId157">
         <w:r>
           <w:rPr>
             <w:rStyle w:val="Hyperlink"/>
@@ -16917,7 +17659,9 @@
       </w:tr>
       <w:tr>
         <w:tc>
-          <w:tcPr/>
+          <w:tcPr>
+            <w:shd w:val="clear" w:color="auto" w:fill="F2F2F2"/>
+          </w:tcPr>
           <w:p>
             <w:pPr>
               <w:pStyle w:val="Compact"/>
@@ -16929,7 +17673,9 @@
           </w:p>
         </w:tc>
         <w:tc>
-          <w:tcPr/>
+          <w:tcPr>
+            <w:shd w:val="clear" w:color="auto" w:fill="F2F2F2"/>
+          </w:tcPr>
           <w:p>
             <w:pPr>
               <w:pStyle w:val="Compact"/>
@@ -16961,7 +17707,9 @@
       </w:tr>
       <w:tr>
         <w:tc>
-          <w:tcPr/>
+          <w:tcPr>
+            <w:shd w:val="clear" w:color="auto" w:fill="F2F2F2"/>
+          </w:tcPr>
           <w:p>
             <w:pPr>
               <w:pStyle w:val="Compact"/>
@@ -16973,7 +17721,9 @@
           </w:p>
         </w:tc>
         <w:tc>
-          <w:tcPr/>
+          <w:tcPr>
+            <w:shd w:val="clear" w:color="auto" w:fill="F2F2F2"/>
+          </w:tcPr>
           <w:p>
             <w:pPr>
               <w:pStyle w:val="Compact"/>
@@ -17005,7 +17755,9 @@
       </w:tr>
       <w:tr>
         <w:tc>
-          <w:tcPr/>
+          <w:tcPr>
+            <w:shd w:val="clear" w:color="auto" w:fill="F2F2F2"/>
+          </w:tcPr>
           <w:p>
             <w:pPr>
               <w:pStyle w:val="Compact"/>
@@ -17017,7 +17769,9 @@
           </w:p>
         </w:tc>
         <w:tc>
-          <w:tcPr/>
+          <w:tcPr>
+            <w:shd w:val="clear" w:color="auto" w:fill="F2F2F2"/>
+          </w:tcPr>
           <w:p>
             <w:pPr>
               <w:pStyle w:val="Compact"/>
@@ -17049,7 +17803,9 @@
       </w:tr>
       <w:tr>
         <w:tc>
-          <w:tcPr/>
+          <w:tcPr>
+            <w:shd w:val="clear" w:color="auto" w:fill="F2F2F2"/>
+          </w:tcPr>
           <w:p>
             <w:pPr>
               <w:pStyle w:val="Compact"/>
@@ -17061,7 +17817,9 @@
           </w:p>
         </w:tc>
         <w:tc>
-          <w:tcPr/>
+          <w:tcPr>
+            <w:shd w:val="clear" w:color="auto" w:fill="F2F2F2"/>
+          </w:tcPr>
           <w:p>
             <w:pPr>
               <w:pStyle w:val="Compact"/>
@@ -17119,7 +17877,7 @@
       <w:r>
         <w:t xml:space="preserve"> </w:t>
       </w:r>
-      <w:hyperlink r:id="rId161">
+      <w:hyperlink ns1:id="rId161">
         <w:r>
           <w:rPr>
             <w:rStyle w:val="Hyperlink"/>
@@ -17517,7 +18275,9 @@
       </w:tr>
       <w:tr>
         <w:tc>
-          <w:tcPr/>
+          <w:tcPr>
+            <w:shd w:val="clear" w:color="auto" w:fill="F2F2F2"/>
+          </w:tcPr>
           <w:p>
             <w:pPr>
               <w:pStyle w:val="Compact"/>
@@ -17529,7 +18289,9 @@
           </w:p>
         </w:tc>
         <w:tc>
-          <w:tcPr/>
+          <w:tcPr>
+            <w:shd w:val="clear" w:color="auto" w:fill="F2F2F2"/>
+          </w:tcPr>
           <w:p>
             <w:pPr>
               <w:pStyle w:val="Compact"/>
@@ -17555,7 +18317,9 @@
           </w:p>
         </w:tc>
         <w:tc>
-          <w:tcPr/>
+          <w:tcPr>
+            <w:shd w:val="clear" w:color="auto" w:fill="F2F2F2"/>
+          </w:tcPr>
           <w:p>
             <w:pPr>
               <w:pStyle w:val="Compact"/>
@@ -17621,7 +18385,9 @@
       </w:tr>
       <w:tr>
         <w:tc>
-          <w:tcPr/>
+          <w:tcPr>
+            <w:shd w:val="clear" w:color="auto" w:fill="F2F2F2"/>
+          </w:tcPr>
           <w:p>
             <w:pPr>
               <w:pStyle w:val="Compact"/>
@@ -17633,7 +18399,9 @@
           </w:p>
         </w:tc>
         <w:tc>
-          <w:tcPr/>
+          <w:tcPr>
+            <w:shd w:val="clear" w:color="auto" w:fill="F2F2F2"/>
+          </w:tcPr>
           <w:p>
             <w:pPr>
               <w:pStyle w:val="Compact"/>
@@ -17659,7 +18427,9 @@
           </w:p>
         </w:tc>
         <w:tc>
-          <w:tcPr/>
+          <w:tcPr>
+            <w:shd w:val="clear" w:color="auto" w:fill="F2F2F2"/>
+          </w:tcPr>
           <w:p>
             <w:pPr>
               <w:pStyle w:val="Compact"/>
@@ -17725,7 +18495,9 @@
       </w:tr>
       <w:tr>
         <w:tc>
-          <w:tcPr/>
+          <w:tcPr>
+            <w:shd w:val="clear" w:color="auto" w:fill="F2F2F2"/>
+          </w:tcPr>
           <w:p>
             <w:pPr>
               <w:pStyle w:val="Compact"/>
@@ -17737,7 +18509,9 @@
           </w:p>
         </w:tc>
         <w:tc>
-          <w:tcPr/>
+          <w:tcPr>
+            <w:shd w:val="clear" w:color="auto" w:fill="F2F2F2"/>
+          </w:tcPr>
           <w:p>
             <w:pPr>
               <w:pStyle w:val="Compact"/>
@@ -17763,7 +18537,9 @@
           </w:p>
         </w:tc>
         <w:tc>
-          <w:tcPr/>
+          <w:tcPr>
+            <w:shd w:val="clear" w:color="auto" w:fill="F2F2F2"/>
+          </w:tcPr>
           <w:p>
             <w:pPr>
               <w:pStyle w:val="Compact"/>
@@ -17829,7 +18605,9 @@
       </w:tr>
       <w:tr>
         <w:tc>
-          <w:tcPr/>
+          <w:tcPr>
+            <w:shd w:val="clear" w:color="auto" w:fill="F2F2F2"/>
+          </w:tcPr>
           <w:p>
             <w:pPr>
               <w:pStyle w:val="Compact"/>
@@ -17841,7 +18619,9 @@
           </w:p>
         </w:tc>
         <w:tc>
-          <w:tcPr/>
+          <w:tcPr>
+            <w:shd w:val="clear" w:color="auto" w:fill="F2F2F2"/>
+          </w:tcPr>
           <w:p>
             <w:pPr>
               <w:pStyle w:val="Compact"/>
@@ -17867,7 +18647,9 @@
           </w:p>
         </w:tc>
         <w:tc>
-          <w:tcPr/>
+          <w:tcPr>
+            <w:shd w:val="clear" w:color="auto" w:fill="F2F2F2"/>
+          </w:tcPr>
           <w:p>
             <w:pPr>
               <w:pStyle w:val="Compact"/>
@@ -17933,7 +18715,9 @@
       </w:tr>
       <w:tr>
         <w:tc>
-          <w:tcPr/>
+          <w:tcPr>
+            <w:shd w:val="clear" w:color="auto" w:fill="F2F2F2"/>
+          </w:tcPr>
           <w:p>
             <w:pPr>
               <w:pStyle w:val="Compact"/>
@@ -17945,7 +18729,9 @@
           </w:p>
         </w:tc>
         <w:tc>
-          <w:tcPr/>
+          <w:tcPr>
+            <w:shd w:val="clear" w:color="auto" w:fill="F2F2F2"/>
+          </w:tcPr>
           <w:p>
             <w:pPr>
               <w:pStyle w:val="Compact"/>
@@ -17971,7 +18757,9 @@
           </w:p>
         </w:tc>
         <w:tc>
-          <w:tcPr/>
+          <w:tcPr>
+            <w:shd w:val="clear" w:color="auto" w:fill="F2F2F2"/>
+          </w:tcPr>
           <w:p>
             <w:pPr>
               <w:pStyle w:val="Compact"/>
@@ -18054,7 +18842,9 @@
       </w:tr>
       <w:tr>
         <w:tc>
-          <w:tcPr/>
+          <w:tcPr>
+            <w:shd w:val="clear" w:color="auto" w:fill="F2F2F2"/>
+          </w:tcPr>
           <w:p>
             <w:pPr>
               <w:pStyle w:val="Compact"/>
@@ -18066,7 +18856,9 @@
           </w:p>
         </w:tc>
         <w:tc>
-          <w:tcPr/>
+          <w:tcPr>
+            <w:shd w:val="clear" w:color="auto" w:fill="F2F2F2"/>
+          </w:tcPr>
           <w:p>
             <w:pPr>
               <w:pStyle w:val="Compact"/>
@@ -18092,7 +18884,9 @@
           </w:p>
         </w:tc>
         <w:tc>
-          <w:tcPr/>
+          <w:tcPr>
+            <w:shd w:val="clear" w:color="auto" w:fill="F2F2F2"/>
+          </w:tcPr>
           <w:p>
             <w:pPr>
               <w:pStyle w:val="Compact"/>
@@ -18192,7 +18986,9 @@
       </w:tr>
       <w:tr>
         <w:tc>
-          <w:tcPr/>
+          <w:tcPr>
+            <w:shd w:val="clear" w:color="auto" w:fill="F2F2F2"/>
+          </w:tcPr>
           <w:p>
             <w:pPr>
               <w:pStyle w:val="Compact"/>
@@ -18204,7 +19000,9 @@
           </w:p>
         </w:tc>
         <w:tc>
-          <w:tcPr/>
+          <w:tcPr>
+            <w:shd w:val="clear" w:color="auto" w:fill="F2F2F2"/>
+          </w:tcPr>
           <w:p>
             <w:pPr>
               <w:pStyle w:val="Compact"/>
@@ -18230,7 +19028,9 @@
           </w:p>
         </w:tc>
         <w:tc>
-          <w:tcPr/>
+          <w:tcPr>
+            <w:shd w:val="clear" w:color="auto" w:fill="F2F2F2"/>
+          </w:tcPr>
           <w:p>
             <w:pPr>
               <w:pStyle w:val="Compact"/>
@@ -18330,7 +19130,9 @@
       </w:tr>
       <w:tr>
         <w:tc>
-          <w:tcPr/>
+          <w:tcPr>
+            <w:shd w:val="clear" w:color="auto" w:fill="F2F2F2"/>
+          </w:tcPr>
           <w:p>
             <w:pPr>
               <w:pStyle w:val="Compact"/>
@@ -18342,7 +19144,9 @@
           </w:p>
         </w:tc>
         <w:tc>
-          <w:tcPr/>
+          <w:tcPr>
+            <w:shd w:val="clear" w:color="auto" w:fill="F2F2F2"/>
+          </w:tcPr>
           <w:p>
             <w:pPr>
               <w:pStyle w:val="Compact"/>
@@ -18368,7 +19172,9 @@
           </w:p>
         </w:tc>
         <w:tc>
-          <w:tcPr/>
+          <w:tcPr>
+            <w:shd w:val="clear" w:color="auto" w:fill="F2F2F2"/>
+          </w:tcPr>
           <w:p>
             <w:pPr>
               <w:pStyle w:val="Compact"/>
@@ -18468,7 +19274,9 @@
       </w:tr>
       <w:tr>
         <w:tc>
-          <w:tcPr/>
+          <w:tcPr>
+            <w:shd w:val="clear" w:color="auto" w:fill="F2F2F2"/>
+          </w:tcPr>
           <w:p>
             <w:pPr>
               <w:pStyle w:val="Compact"/>
@@ -18480,7 +19288,9 @@
           </w:p>
         </w:tc>
         <w:tc>
-          <w:tcPr/>
+          <w:tcPr>
+            <w:shd w:val="clear" w:color="auto" w:fill="F2F2F2"/>
+          </w:tcPr>
           <w:p>
             <w:pPr>
               <w:pStyle w:val="Compact"/>
@@ -18506,7 +19316,9 @@
           </w:p>
         </w:tc>
         <w:tc>
-          <w:tcPr/>
+          <w:tcPr>
+            <w:shd w:val="clear" w:color="auto" w:fill="F2F2F2"/>
+          </w:tcPr>
           <w:p>
             <w:pPr>
               <w:pStyle w:val="Compact"/>
@@ -18606,7 +19418,9 @@
       </w:tr>
       <w:tr>
         <w:tc>
-          <w:tcPr/>
+          <w:tcPr>
+            <w:shd w:val="clear" w:color="auto" w:fill="F2F2F2"/>
+          </w:tcPr>
           <w:p>
             <w:pPr>
               <w:pStyle w:val="Compact"/>
@@ -18618,7 +19432,9 @@
           </w:p>
         </w:tc>
         <w:tc>
-          <w:tcPr/>
+          <w:tcPr>
+            <w:shd w:val="clear" w:color="auto" w:fill="F2F2F2"/>
+          </w:tcPr>
           <w:p>
             <w:pPr>
               <w:pStyle w:val="Compact"/>
@@ -18644,7 +19460,9 @@
           </w:p>
         </w:tc>
         <w:tc>
-          <w:tcPr/>
+          <w:tcPr>
+            <w:shd w:val="clear" w:color="auto" w:fill="F2F2F2"/>
+          </w:tcPr>
           <w:p>
             <w:pPr>
               <w:pStyle w:val="Compact"/>
@@ -18752,7 +19570,9 @@
       </w:tr>
       <w:tr>
         <w:tc>
-          <w:tcPr/>
+          <w:tcPr>
+            <w:shd w:val="clear" w:color="auto" w:fill="F2F2F2"/>
+          </w:tcPr>
           <w:p>
             <w:pPr>
               <w:pStyle w:val="Compact"/>
@@ -18769,7 +19589,9 @@
           </w:p>
         </w:tc>
         <w:tc>
-          <w:tcPr/>
+          <w:tcPr>
+            <w:shd w:val="clear" w:color="auto" w:fill="F2F2F2"/>
+          </w:tcPr>
           <w:p>
             <w:pPr>
               <w:pStyle w:val="Compact"/>
@@ -18786,7 +19608,9 @@
           </w:p>
         </w:tc>
         <w:tc>
-          <w:tcPr/>
+          <w:tcPr>
+            <w:shd w:val="clear" w:color="auto" w:fill="F2F2F2"/>
+          </w:tcPr>
           <w:p>
             <w:pPr>
               <w:pStyle w:val="Compact"/>
@@ -18798,7 +19622,9 @@
           </w:p>
         </w:tc>
         <w:tc>
-          <w:tcPr/>
+          <w:tcPr>
+            <w:shd w:val="clear" w:color="auto" w:fill="F2F2F2"/>
+          </w:tcPr>
           <w:p>
             <w:pPr>
               <w:pStyle w:val="Compact"/>
@@ -21839,7 +22665,7 @@
       <w:r>
         <w:t xml:space="preserve"> </w:t>
       </w:r>
-      <w:hyperlink r:id="rId177">
+      <w:hyperlink ns1:id="rId177">
         <w:r>
           <w:rPr>
             <w:rStyle w:val="Hyperlink"/>
@@ -21899,7 +22725,9 @@
       </w:tr>
       <w:tr>
         <w:tc>
-          <w:tcPr/>
+          <w:tcPr>
+            <w:shd w:val="clear" w:color="auto" w:fill="F2F2F2"/>
+          </w:tcPr>
           <w:p>
             <w:pPr>
               <w:pStyle w:val="Compact"/>
@@ -21911,7 +22739,9 @@
           </w:p>
         </w:tc>
         <w:tc>
-          <w:tcPr/>
+          <w:tcPr>
+            <w:shd w:val="clear" w:color="auto" w:fill="F2F2F2"/>
+          </w:tcPr>
           <w:p>
             <w:pPr>
               <w:pStyle w:val="Compact"/>
@@ -21939,7 +22769,7 @@
               <w:pStyle w:val="Compact"/>
               <w:jc w:val="left"/>
             </w:pPr>
-            <w:hyperlink r:id="rId178">
+            <w:hyperlink ns1:id="rId178">
               <w:r>
                 <w:rPr>
                   <w:rStyle w:val="Hyperlink"/>
@@ -21952,7 +22782,9 @@
       </w:tr>
       <w:tr>
         <w:tc>
-          <w:tcPr/>
+          <w:tcPr>
+            <w:shd w:val="clear" w:color="auto" w:fill="F2F2F2"/>
+          </w:tcPr>
           <w:p>
             <w:pPr>
               <w:pStyle w:val="Compact"/>
@@ -21964,7 +22796,9 @@
           </w:p>
         </w:tc>
         <w:tc>
-          <w:tcPr/>
+          <w:tcPr>
+            <w:shd w:val="clear" w:color="auto" w:fill="F2F2F2"/>
+          </w:tcPr>
           <w:p>
             <w:pPr>
               <w:pStyle w:val="Compact"/>
@@ -21992,7 +22826,7 @@
               <w:pStyle w:val="Compact"/>
               <w:jc w:val="left"/>
             </w:pPr>
-            <w:hyperlink r:id="rId179">
+            <w:hyperlink ns1:id="rId179">
               <w:r>
                 <w:rPr>
                   <w:rStyle w:val="Hyperlink"/>
@@ -22005,7 +22839,9 @@
       </w:tr>
       <w:tr>
         <w:tc>
-          <w:tcPr/>
+          <w:tcPr>
+            <w:shd w:val="clear" w:color="auto" w:fill="F2F2F2"/>
+          </w:tcPr>
           <w:p>
             <w:pPr>
               <w:pStyle w:val="Compact"/>
@@ -22017,7 +22853,9 @@
           </w:p>
         </w:tc>
         <w:tc>
-          <w:tcPr/>
+          <w:tcPr>
+            <w:shd w:val="clear" w:color="auto" w:fill="F2F2F2"/>
+          </w:tcPr>
           <w:p>
             <w:pPr>
               <w:pStyle w:val="Compact"/>
@@ -22045,7 +22883,7 @@
               <w:pStyle w:val="Compact"/>
               <w:jc w:val="left"/>
             </w:pPr>
-            <w:hyperlink r:id="rId180">
+            <w:hyperlink ns1:id="rId180">
               <w:r>
                 <w:rPr>
                   <w:rStyle w:val="Hyperlink"/>
@@ -22098,7 +22936,7 @@
       <w:r>
         <w:t xml:space="preserve"> </w:t>
       </w:r>
-      <w:hyperlink r:id="rId183">
+      <w:hyperlink ns1:id="rId183">
         <w:r>
           <w:rPr>
             <w:rStyle w:val="Hyperlink"/>
@@ -22158,7 +22996,9 @@
       </w:tr>
       <w:tr>
         <w:tc>
-          <w:tcPr/>
+          <w:tcPr>
+            <w:shd w:val="clear" w:color="auto" w:fill="F2F2F2"/>
+          </w:tcPr>
           <w:p>
             <w:pPr>
               <w:pStyle w:val="Compact"/>
@@ -22170,7 +23010,9 @@
           </w:p>
         </w:tc>
         <w:tc>
-          <w:tcPr/>
+          <w:tcPr>
+            <w:shd w:val="clear" w:color="auto" w:fill="F2F2F2"/>
+          </w:tcPr>
           <w:p>
             <w:pPr>
               <w:pStyle w:val="Compact"/>
@@ -22198,7 +23040,7 @@
               <w:pStyle w:val="Compact"/>
               <w:jc w:val="left"/>
             </w:pPr>
-            <w:hyperlink r:id="rId184">
+            <w:hyperlink ns1:id="rId184">
               <w:r>
                 <w:rPr>
                   <w:rStyle w:val="Hyperlink"/>
@@ -22211,7 +23053,9 @@
       </w:tr>
       <w:tr>
         <w:tc>
-          <w:tcPr/>
+          <w:tcPr>
+            <w:shd w:val="clear" w:color="auto" w:fill="F2F2F2"/>
+          </w:tcPr>
           <w:p>
             <w:pPr>
               <w:pStyle w:val="Compact"/>
@@ -22223,7 +23067,9 @@
           </w:p>
         </w:tc>
         <w:tc>
-          <w:tcPr/>
+          <w:tcPr>
+            <w:shd w:val="clear" w:color="auto" w:fill="F2F2F2"/>
+          </w:tcPr>
           <w:p>
             <w:pPr>
               <w:pStyle w:val="Compact"/>
@@ -22251,7 +23097,7 @@
               <w:pStyle w:val="Compact"/>
               <w:jc w:val="left"/>
             </w:pPr>
-            <w:hyperlink r:id="rId185">
+            <w:hyperlink ns1:id="rId185">
               <w:r>
                 <w:rPr>
                   <w:rStyle w:val="Hyperlink"/>
@@ -22264,7 +23110,9 @@
       </w:tr>
       <w:tr>
         <w:tc>
-          <w:tcPr/>
+          <w:tcPr>
+            <w:shd w:val="clear" w:color="auto" w:fill="F2F2F2"/>
+          </w:tcPr>
           <w:p>
             <w:pPr>
               <w:pStyle w:val="Compact"/>
@@ -22276,7 +23124,9 @@
           </w:p>
         </w:tc>
         <w:tc>
-          <w:tcPr/>
+          <w:tcPr>
+            <w:shd w:val="clear" w:color="auto" w:fill="F2F2F2"/>
+          </w:tcPr>
           <w:p>
             <w:pPr>
               <w:pStyle w:val="Compact"/>
@@ -22304,7 +23154,7 @@
               <w:pStyle w:val="Compact"/>
               <w:jc w:val="left"/>
             </w:pPr>
-            <w:hyperlink r:id="rId186">
+            <w:hyperlink ns1:id="rId186">
               <w:r>
                 <w:rPr>
                   <w:rStyle w:val="Hyperlink"/>
@@ -22317,7 +23167,9 @@
       </w:tr>
       <w:tr>
         <w:tc>
-          <w:tcPr/>
+          <w:tcPr>
+            <w:shd w:val="clear" w:color="auto" w:fill="F2F2F2"/>
+          </w:tcPr>
           <w:p>
             <w:pPr>
               <w:pStyle w:val="Compact"/>
@@ -22329,7 +23181,9 @@
           </w:p>
         </w:tc>
         <w:tc>
-          <w:tcPr/>
+          <w:tcPr>
+            <w:shd w:val="clear" w:color="auto" w:fill="F2F2F2"/>
+          </w:tcPr>
           <w:p>
             <w:pPr>
               <w:pStyle w:val="Compact"/>
@@ -22357,7 +23211,7 @@
               <w:pStyle w:val="Compact"/>
               <w:jc w:val="left"/>
             </w:pPr>
-            <w:hyperlink r:id="rId187">
+            <w:hyperlink ns1:id="rId187">
               <w:r>
                 <w:rPr>
                   <w:rStyle w:val="Hyperlink"/>
@@ -22370,7 +23224,9 @@
       </w:tr>
       <w:tr>
         <w:tc>
-          <w:tcPr/>
+          <w:tcPr>
+            <w:shd w:val="clear" w:color="auto" w:fill="F2F2F2"/>
+          </w:tcPr>
           <w:p>
             <w:pPr>
               <w:pStyle w:val="Compact"/>
@@ -22382,7 +23238,9 @@
           </w:p>
         </w:tc>
         <w:tc>
-          <w:tcPr/>
+          <w:tcPr>
+            <w:shd w:val="clear" w:color="auto" w:fill="F2F2F2"/>
+          </w:tcPr>
           <w:p>
             <w:pPr>
               <w:pStyle w:val="Compact"/>
@@ -22410,7 +23268,7 @@
               <w:pStyle w:val="Compact"/>
               <w:jc w:val="left"/>
             </w:pPr>
-            <w:hyperlink r:id="rId188">
+            <w:hyperlink ns1:id="rId188">
               <w:r>
                 <w:rPr>
                   <w:rStyle w:val="Hyperlink"/>
@@ -22423,7 +23281,9 @@
       </w:tr>
       <w:tr>
         <w:tc>
-          <w:tcPr/>
+          <w:tcPr>
+            <w:shd w:val="clear" w:color="auto" w:fill="F2F2F2"/>
+          </w:tcPr>
           <w:p>
             <w:pPr>
               <w:pStyle w:val="Compact"/>
@@ -22435,7 +23295,9 @@
           </w:p>
         </w:tc>
         <w:tc>
-          <w:tcPr/>
+          <w:tcPr>
+            <w:shd w:val="clear" w:color="auto" w:fill="F2F2F2"/>
+          </w:tcPr>
           <w:p>
             <w:pPr>
               <w:pStyle w:val="Compact"/>
@@ -22463,7 +23325,7 @@
               <w:pStyle w:val="Compact"/>
               <w:jc w:val="left"/>
             </w:pPr>
-            <w:hyperlink r:id="rId189">
+            <w:hyperlink ns1:id="rId189">
               <w:r>
                 <w:rPr>
                   <w:rStyle w:val="Hyperlink"/>
@@ -22476,7 +23338,9 @@
       </w:tr>
       <w:tr>
         <w:tc>
-          <w:tcPr/>
+          <w:tcPr>
+            <w:shd w:val="clear" w:color="auto" w:fill="F2F2F2"/>
+          </w:tcPr>
           <w:p>
             <w:pPr>
               <w:pStyle w:val="Compact"/>
@@ -22488,7 +23352,9 @@
           </w:p>
         </w:tc>
         <w:tc>
-          <w:tcPr/>
+          <w:tcPr>
+            <w:shd w:val="clear" w:color="auto" w:fill="F2F2F2"/>
+          </w:tcPr>
           <w:p>
             <w:pPr>
               <w:pStyle w:val="Compact"/>
@@ -22516,7 +23382,7 @@
               <w:pStyle w:val="Compact"/>
               <w:jc w:val="left"/>
             </w:pPr>
-            <w:hyperlink r:id="rId190">
+            <w:hyperlink ns1:id="rId190">
               <w:r>
                 <w:rPr>
                   <w:rStyle w:val="Hyperlink"/>
@@ -22529,7 +23395,9 @@
       </w:tr>
       <w:tr>
         <w:tc>
-          <w:tcPr/>
+          <w:tcPr>
+            <w:shd w:val="clear" w:color="auto" w:fill="F2F2F2"/>
+          </w:tcPr>
           <w:p>
             <w:pPr>
               <w:pStyle w:val="Compact"/>
@@ -22541,7 +23409,9 @@
           </w:p>
         </w:tc>
         <w:tc>
-          <w:tcPr/>
+          <w:tcPr>
+            <w:shd w:val="clear" w:color="auto" w:fill="F2F2F2"/>
+          </w:tcPr>
           <w:p>
             <w:pPr>
               <w:pStyle w:val="Compact"/>
@@ -22569,7 +23439,7 @@
               <w:pStyle w:val="Compact"/>
               <w:jc w:val="left"/>
             </w:pPr>
-            <w:hyperlink r:id="rId191">
+            <w:hyperlink ns1:id="rId191">
               <w:r>
                 <w:rPr>
                   <w:rStyle w:val="Hyperlink"/>
@@ -22582,7 +23452,9 @@
       </w:tr>
       <w:tr>
         <w:tc>
-          <w:tcPr/>
+          <w:tcPr>
+            <w:shd w:val="clear" w:color="auto" w:fill="F2F2F2"/>
+          </w:tcPr>
           <w:p>
             <w:pPr>
               <w:pStyle w:val="Compact"/>
@@ -22594,7 +23466,9 @@
           </w:p>
         </w:tc>
         <w:tc>
-          <w:tcPr/>
+          <w:tcPr>
+            <w:shd w:val="clear" w:color="auto" w:fill="F2F2F2"/>
+          </w:tcPr>
           <w:p>
             <w:pPr>
               <w:pStyle w:val="Compact"/>
@@ -22622,7 +23496,7 @@
               <w:pStyle w:val="Compact"/>
               <w:jc w:val="left"/>
             </w:pPr>
-            <w:hyperlink r:id="rId192">
+            <w:hyperlink ns1:id="rId192">
               <w:r>
                 <w:rPr>
                   <w:rStyle w:val="Hyperlink"/>
@@ -22635,7 +23509,9 @@
       </w:tr>
       <w:tr>
         <w:tc>
-          <w:tcPr/>
+          <w:tcPr>
+            <w:shd w:val="clear" w:color="auto" w:fill="F2F2F2"/>
+          </w:tcPr>
           <w:p>
             <w:pPr>
               <w:pStyle w:val="Compact"/>
@@ -22647,7 +23523,9 @@
           </w:p>
         </w:tc>
         <w:tc>
-          <w:tcPr/>
+          <w:tcPr>
+            <w:shd w:val="clear" w:color="auto" w:fill="F2F2F2"/>
+          </w:tcPr>
           <w:p>
             <w:pPr>
               <w:pStyle w:val="Compact"/>
@@ -22675,7 +23553,7 @@
               <w:pStyle w:val="Compact"/>
               <w:jc w:val="left"/>
             </w:pPr>
-            <w:hyperlink r:id="rId193">
+            <w:hyperlink ns1:id="rId193">
               <w:r>
                 <w:rPr>
                   <w:rStyle w:val="Hyperlink"/>
@@ -22688,7 +23566,9 @@
       </w:tr>
       <w:tr>
         <w:tc>
-          <w:tcPr/>
+          <w:tcPr>
+            <w:shd w:val="clear" w:color="auto" w:fill="F2F2F2"/>
+          </w:tcPr>
           <w:p>
             <w:pPr>
               <w:pStyle w:val="Compact"/>
@@ -22700,7 +23580,9 @@
           </w:p>
         </w:tc>
         <w:tc>
-          <w:tcPr/>
+          <w:tcPr>
+            <w:shd w:val="clear" w:color="auto" w:fill="F2F2F2"/>
+          </w:tcPr>
           <w:p>
             <w:pPr>
               <w:pStyle w:val="Compact"/>
@@ -22728,7 +23610,7 @@
               <w:pStyle w:val="Compact"/>
               <w:jc w:val="left"/>
             </w:pPr>
-            <w:hyperlink r:id="rId194">
+            <w:hyperlink ns1:id="rId194">
               <w:r>
                 <w:rPr>
                   <w:rStyle w:val="Hyperlink"/>
@@ -22741,7 +23623,9 @@
       </w:tr>
       <w:tr>
         <w:tc>
-          <w:tcPr/>
+          <w:tcPr>
+            <w:shd w:val="clear" w:color="auto" w:fill="F2F2F2"/>
+          </w:tcPr>
           <w:p>
             <w:pPr>
               <w:pStyle w:val="Compact"/>
@@ -22753,7 +23637,9 @@
           </w:p>
         </w:tc>
         <w:tc>
-          <w:tcPr/>
+          <w:tcPr>
+            <w:shd w:val="clear" w:color="auto" w:fill="F2F2F2"/>
+          </w:tcPr>
           <w:p>
             <w:pPr>
               <w:pStyle w:val="Compact"/>
@@ -22781,7 +23667,7 @@
               <w:pStyle w:val="Compact"/>
               <w:jc w:val="left"/>
             </w:pPr>
-            <w:hyperlink r:id="rId195">
+            <w:hyperlink ns1:id="rId195">
               <w:r>
                 <w:rPr>
                   <w:rStyle w:val="Hyperlink"/>
@@ -22794,7 +23680,9 @@
       </w:tr>
       <w:tr>
         <w:tc>
-          <w:tcPr/>
+          <w:tcPr>
+            <w:shd w:val="clear" w:color="auto" w:fill="F2F2F2"/>
+          </w:tcPr>
           <w:p>
             <w:pPr>
               <w:pStyle w:val="Compact"/>
@@ -22806,7 +23694,9 @@
           </w:p>
         </w:tc>
         <w:tc>
-          <w:tcPr/>
+          <w:tcPr>
+            <w:shd w:val="clear" w:color="auto" w:fill="F2F2F2"/>
+          </w:tcPr>
           <w:p>
             <w:pPr>
               <w:pStyle w:val="Compact"/>
@@ -22834,7 +23724,7 @@
               <w:pStyle w:val="Compact"/>
               <w:jc w:val="left"/>
             </w:pPr>
-            <w:hyperlink r:id="rId196">
+            <w:hyperlink ns1:id="rId196">
               <w:r>
                 <w:rPr>
                   <w:rStyle w:val="Hyperlink"/>
@@ -22847,7 +23737,9 @@
       </w:tr>
       <w:tr>
         <w:tc>
-          <w:tcPr/>
+          <w:tcPr>
+            <w:shd w:val="clear" w:color="auto" w:fill="F2F2F2"/>
+          </w:tcPr>
           <w:p>
             <w:pPr>
               <w:pStyle w:val="Compact"/>
@@ -22859,7 +23751,9 @@
           </w:p>
         </w:tc>
         <w:tc>
-          <w:tcPr/>
+          <w:tcPr>
+            <w:shd w:val="clear" w:color="auto" w:fill="F2F2F2"/>
+          </w:tcPr>
           <w:p>
             <w:pPr>
               <w:pStyle w:val="Compact"/>
@@ -22887,7 +23781,7 @@
               <w:pStyle w:val="Compact"/>
               <w:jc w:val="left"/>
             </w:pPr>
-            <w:hyperlink r:id="rId197">
+            <w:hyperlink ns1:id="rId197">
               <w:r>
                 <w:rPr>
                   <w:rStyle w:val="Hyperlink"/>
@@ -22900,7 +23794,9 @@
       </w:tr>
       <w:tr>
         <w:tc>
-          <w:tcPr/>
+          <w:tcPr>
+            <w:shd w:val="clear" w:color="auto" w:fill="F2F2F2"/>
+          </w:tcPr>
           <w:p>
             <w:pPr>
               <w:pStyle w:val="Compact"/>
@@ -22912,7 +23808,9 @@
           </w:p>
         </w:tc>
         <w:tc>
-          <w:tcPr/>
+          <w:tcPr>
+            <w:shd w:val="clear" w:color="auto" w:fill="F2F2F2"/>
+          </w:tcPr>
           <w:p>
             <w:pPr>
               <w:pStyle w:val="Compact"/>
@@ -22940,7 +23838,7 @@
               <w:pStyle w:val="Compact"/>
               <w:jc w:val="left"/>
             </w:pPr>
-            <w:hyperlink r:id="rId198">
+            <w:hyperlink ns1:id="rId198">
               <w:r>
                 <w:rPr>
                   <w:rStyle w:val="Hyperlink"/>
@@ -22953,7 +23851,9 @@
       </w:tr>
       <w:tr>
         <w:tc>
-          <w:tcPr/>
+          <w:tcPr>
+            <w:shd w:val="clear" w:color="auto" w:fill="F2F2F2"/>
+          </w:tcPr>
           <w:p>
             <w:pPr>
               <w:pStyle w:val="Compact"/>
@@ -22965,7 +23865,9 @@
           </w:p>
         </w:tc>
         <w:tc>
-          <w:tcPr/>
+          <w:tcPr>
+            <w:shd w:val="clear" w:color="auto" w:fill="F2F2F2"/>
+          </w:tcPr>
           <w:p>
             <w:pPr>
               <w:pStyle w:val="Compact"/>
@@ -22993,7 +23895,7 @@
               <w:pStyle w:val="Compact"/>
               <w:jc w:val="left"/>
             </w:pPr>
-            <w:hyperlink r:id="rId199">
+            <w:hyperlink ns1:id="rId199">
               <w:r>
                 <w:rPr>
                   <w:rStyle w:val="Hyperlink"/>
@@ -23006,7 +23908,9 @@
       </w:tr>
       <w:tr>
         <w:tc>
-          <w:tcPr/>
+          <w:tcPr>
+            <w:shd w:val="clear" w:color="auto" w:fill="F2F2F2"/>
+          </w:tcPr>
           <w:p>
             <w:pPr>
               <w:pStyle w:val="Compact"/>
@@ -23018,7 +23922,9 @@
           </w:p>
         </w:tc>
         <w:tc>
-          <w:tcPr/>
+          <w:tcPr>
+            <w:shd w:val="clear" w:color="auto" w:fill="F2F2F2"/>
+          </w:tcPr>
           <w:p>
             <w:pPr>
               <w:pStyle w:val="Compact"/>
@@ -23046,7 +23952,7 @@
               <w:pStyle w:val="Compact"/>
               <w:jc w:val="left"/>
             </w:pPr>
-            <w:hyperlink r:id="rId200">
+            <w:hyperlink ns1:id="rId200">
               <w:r>
                 <w:rPr>
                   <w:rStyle w:val="Hyperlink"/>
@@ -23059,7 +23965,9 @@
       </w:tr>
       <w:tr>
         <w:tc>
-          <w:tcPr/>
+          <w:tcPr>
+            <w:shd w:val="clear" w:color="auto" w:fill="F2F2F2"/>
+          </w:tcPr>
           <w:p>
             <w:pPr>
               <w:pStyle w:val="Compact"/>
@@ -23071,7 +23979,9 @@
           </w:p>
         </w:tc>
         <w:tc>
-          <w:tcPr/>
+          <w:tcPr>
+            <w:shd w:val="clear" w:color="auto" w:fill="F2F2F2"/>
+          </w:tcPr>
           <w:p>
             <w:pPr>
               <w:pStyle w:val="Compact"/>
@@ -23099,7 +24009,7 @@
               <w:pStyle w:val="Compact"/>
               <w:jc w:val="left"/>
             </w:pPr>
-            <w:hyperlink r:id="rId201">
+            <w:hyperlink ns1:id="rId201">
               <w:r>
                 <w:rPr>
                   <w:rStyle w:val="Hyperlink"/>
@@ -23112,7 +24022,9 @@
       </w:tr>
       <w:tr>
         <w:tc>
-          <w:tcPr/>
+          <w:tcPr>
+            <w:shd w:val="clear" w:color="auto" w:fill="F2F2F2"/>
+          </w:tcPr>
           <w:p>
             <w:pPr>
               <w:pStyle w:val="Compact"/>
@@ -23124,7 +24036,9 @@
           </w:p>
         </w:tc>
         <w:tc>
-          <w:tcPr/>
+          <w:tcPr>
+            <w:shd w:val="clear" w:color="auto" w:fill="F2F2F2"/>
+          </w:tcPr>
           <w:p>
             <w:pPr>
               <w:pStyle w:val="Compact"/>
@@ -23152,7 +24066,7 @@
               <w:pStyle w:val="Compact"/>
               <w:jc w:val="left"/>
             </w:pPr>
-            <w:hyperlink r:id="rId202">
+            <w:hyperlink ns1:id="rId202">
               <w:r>
                 <w:rPr>
                   <w:rStyle w:val="Hyperlink"/>
@@ -23165,7 +24079,9 @@
       </w:tr>
       <w:tr>
         <w:tc>
-          <w:tcPr/>
+          <w:tcPr>
+            <w:shd w:val="clear" w:color="auto" w:fill="F2F2F2"/>
+          </w:tcPr>
           <w:p>
             <w:pPr>
               <w:pStyle w:val="Compact"/>
@@ -23177,7 +24093,9 @@
           </w:p>
         </w:tc>
         <w:tc>
-          <w:tcPr/>
+          <w:tcPr>
+            <w:shd w:val="clear" w:color="auto" w:fill="F2F2F2"/>
+          </w:tcPr>
           <w:p>
             <w:pPr>
               <w:pStyle w:val="Compact"/>
@@ -23205,7 +24123,7 @@
               <w:pStyle w:val="Compact"/>
               <w:jc w:val="left"/>
             </w:pPr>
-            <w:hyperlink r:id="rId203">
+            <w:hyperlink ns1:id="rId203">
               <w:r>
                 <w:rPr>
                   <w:rStyle w:val="Hyperlink"/>
@@ -23218,7 +24136,9 @@
       </w:tr>
       <w:tr>
         <w:tc>
-          <w:tcPr/>
+          <w:tcPr>
+            <w:shd w:val="clear" w:color="auto" w:fill="F2F2F2"/>
+          </w:tcPr>
           <w:p>
             <w:pPr>
               <w:pStyle w:val="Compact"/>
@@ -23230,7 +24150,9 @@
           </w:p>
         </w:tc>
         <w:tc>
-          <w:tcPr/>
+          <w:tcPr>
+            <w:shd w:val="clear" w:color="auto" w:fill="F2F2F2"/>
+          </w:tcPr>
           <w:p>
             <w:pPr>
               <w:pStyle w:val="Compact"/>
@@ -23258,7 +24180,7 @@
               <w:pStyle w:val="Compact"/>
               <w:jc w:val="left"/>
             </w:pPr>
-            <w:hyperlink r:id="rId204">
+            <w:hyperlink ns1:id="rId204">
               <w:r>
                 <w:rPr>
                   <w:rStyle w:val="Hyperlink"/>
@@ -23271,7 +24193,9 @@
       </w:tr>
       <w:tr>
         <w:tc>
-          <w:tcPr/>
+          <w:tcPr>
+            <w:shd w:val="clear" w:color="auto" w:fill="F2F2F2"/>
+          </w:tcPr>
           <w:p>
             <w:pPr>
               <w:pStyle w:val="Compact"/>
@@ -23283,7 +24207,9 @@
           </w:p>
         </w:tc>
         <w:tc>
-          <w:tcPr/>
+          <w:tcPr>
+            <w:shd w:val="clear" w:color="auto" w:fill="F2F2F2"/>
+          </w:tcPr>
           <w:p>
             <w:pPr>
               <w:pStyle w:val="Compact"/>
@@ -23311,7 +24237,7 @@
               <w:pStyle w:val="Compact"/>
               <w:jc w:val="left"/>
             </w:pPr>
-            <w:hyperlink r:id="rId205">
+            <w:hyperlink ns1:id="rId205">
               <w:r>
                 <w:rPr>
                   <w:rStyle w:val="Hyperlink"/>
@@ -23324,7 +24250,9 @@
       </w:tr>
       <w:tr>
         <w:tc>
-          <w:tcPr/>
+          <w:tcPr>
+            <w:shd w:val="clear" w:color="auto" w:fill="F2F2F2"/>
+          </w:tcPr>
           <w:p>
             <w:pPr>
               <w:pStyle w:val="Compact"/>
@@ -23336,7 +24264,9 @@
           </w:p>
         </w:tc>
         <w:tc>
-          <w:tcPr/>
+          <w:tcPr>
+            <w:shd w:val="clear" w:color="auto" w:fill="F2F2F2"/>
+          </w:tcPr>
           <w:p>
             <w:pPr>
               <w:pStyle w:val="Compact"/>
@@ -23364,7 +24294,7 @@
               <w:pStyle w:val="Compact"/>
               <w:jc w:val="left"/>
             </w:pPr>
-            <w:hyperlink r:id="rId206">
+            <w:hyperlink ns1:id="rId206">
               <w:r>
                 <w:rPr>
                   <w:rStyle w:val="Hyperlink"/>
@@ -23377,7 +24307,9 @@
       </w:tr>
       <w:tr>
         <w:tc>
-          <w:tcPr/>
+          <w:tcPr>
+            <w:shd w:val="clear" w:color="auto" w:fill="F2F2F2"/>
+          </w:tcPr>
           <w:p>
             <w:pPr>
               <w:pStyle w:val="Compact"/>
@@ -23389,7 +24321,9 @@
           </w:p>
         </w:tc>
         <w:tc>
-          <w:tcPr/>
+          <w:tcPr>
+            <w:shd w:val="clear" w:color="auto" w:fill="F2F2F2"/>
+          </w:tcPr>
           <w:p>
             <w:pPr>
               <w:pStyle w:val="Compact"/>
@@ -23417,7 +24351,7 @@
               <w:pStyle w:val="Compact"/>
               <w:jc w:val="left"/>
             </w:pPr>
-            <w:hyperlink r:id="rId207">
+            <w:hyperlink ns1:id="rId207">
               <w:r>
                 <w:rPr>
                   <w:rStyle w:val="Hyperlink"/>
@@ -23430,7 +24364,9 @@
       </w:tr>
       <w:tr>
         <w:tc>
-          <w:tcPr/>
+          <w:tcPr>
+            <w:shd w:val="clear" w:color="auto" w:fill="F2F2F2"/>
+          </w:tcPr>
           <w:p>
             <w:pPr>
               <w:pStyle w:val="Compact"/>
@@ -23442,7 +24378,9 @@
           </w:p>
         </w:tc>
         <w:tc>
-          <w:tcPr/>
+          <w:tcPr>
+            <w:shd w:val="clear" w:color="auto" w:fill="F2F2F2"/>
+          </w:tcPr>
           <w:p>
             <w:pPr>
               <w:pStyle w:val="Compact"/>
@@ -23470,7 +24408,7 @@
               <w:pStyle w:val="Compact"/>
               <w:jc w:val="left"/>
             </w:pPr>
-            <w:hyperlink r:id="rId208">
+            <w:hyperlink ns1:id="rId208">
               <w:r>
                 <w:rPr>
                   <w:rStyle w:val="Hyperlink"/>
@@ -23483,7 +24421,9 @@
       </w:tr>
       <w:tr>
         <w:tc>
-          <w:tcPr/>
+          <w:tcPr>
+            <w:shd w:val="clear" w:color="auto" w:fill="F2F2F2"/>
+          </w:tcPr>
           <w:p>
             <w:pPr>
               <w:pStyle w:val="Compact"/>
@@ -23495,7 +24435,9 @@
           </w:p>
         </w:tc>
         <w:tc>
-          <w:tcPr/>
+          <w:tcPr>
+            <w:shd w:val="clear" w:color="auto" w:fill="F2F2F2"/>
+          </w:tcPr>
           <w:p>
             <w:pPr>
               <w:pStyle w:val="Compact"/>
@@ -23523,7 +24465,7 @@
               <w:pStyle w:val="Compact"/>
               <w:jc w:val="left"/>
             </w:pPr>
-            <w:hyperlink r:id="rId209">
+            <w:hyperlink ns1:id="rId209">
               <w:r>
                 <w:rPr>
                   <w:rStyle w:val="Hyperlink"/>
@@ -23536,7 +24478,9 @@
       </w:tr>
       <w:tr>
         <w:tc>
-          <w:tcPr/>
+          <w:tcPr>
+            <w:shd w:val="clear" w:color="auto" w:fill="F2F2F2"/>
+          </w:tcPr>
           <w:p>
             <w:pPr>
               <w:pStyle w:val="Compact"/>
@@ -23548,7 +24492,9 @@
           </w:p>
         </w:tc>
         <w:tc>
-          <w:tcPr/>
+          <w:tcPr>
+            <w:shd w:val="clear" w:color="auto" w:fill="F2F2F2"/>
+          </w:tcPr>
           <w:p>
             <w:pPr>
               <w:pStyle w:val="Compact"/>
@@ -23576,7 +24522,7 @@
               <w:pStyle w:val="Compact"/>
               <w:jc w:val="left"/>
             </w:pPr>
-            <w:hyperlink r:id="rId210">
+            <w:hyperlink ns1:id="rId210">
               <w:r>
                 <w:rPr>
                   <w:rStyle w:val="Hyperlink"/>
@@ -23589,7 +24535,9 @@
       </w:tr>
       <w:tr>
         <w:tc>
-          <w:tcPr/>
+          <w:tcPr>
+            <w:shd w:val="clear" w:color="auto" w:fill="F2F2F2"/>
+          </w:tcPr>
           <w:p>
             <w:pPr>
               <w:pStyle w:val="Compact"/>
@@ -23601,7 +24549,9 @@
           </w:p>
         </w:tc>
         <w:tc>
-          <w:tcPr/>
+          <w:tcPr>
+            <w:shd w:val="clear" w:color="auto" w:fill="F2F2F2"/>
+          </w:tcPr>
           <w:p>
             <w:pPr>
               <w:pStyle w:val="Compact"/>
@@ -23629,7 +24579,7 @@
               <w:pStyle w:val="Compact"/>
               <w:jc w:val="left"/>
             </w:pPr>
-            <w:hyperlink r:id="rId211">
+            <w:hyperlink ns1:id="rId211">
               <w:r>
                 <w:rPr>
                   <w:rStyle w:val="Hyperlink"/>
@@ -23642,7 +24592,9 @@
       </w:tr>
       <w:tr>
         <w:tc>
-          <w:tcPr/>
+          <w:tcPr>
+            <w:shd w:val="clear" w:color="auto" w:fill="F2F2F2"/>
+          </w:tcPr>
           <w:p>
             <w:pPr>
               <w:pStyle w:val="Compact"/>
@@ -23654,7 +24606,9 @@
           </w:p>
         </w:tc>
         <w:tc>
-          <w:tcPr/>
+          <w:tcPr>
+            <w:shd w:val="clear" w:color="auto" w:fill="F2F2F2"/>
+          </w:tcPr>
           <w:p>
             <w:pPr>
               <w:pStyle w:val="Compact"/>
@@ -23682,7 +24636,7 @@
               <w:pStyle w:val="Compact"/>
               <w:jc w:val="left"/>
             </w:pPr>
-            <w:hyperlink r:id="rId212">
+            <w:hyperlink ns1:id="rId212">
               <w:r>
                 <w:rPr>
                   <w:rStyle w:val="Hyperlink"/>
@@ -23695,7 +24649,9 @@
       </w:tr>
       <w:tr>
         <w:tc>
-          <w:tcPr/>
+          <w:tcPr>
+            <w:shd w:val="clear" w:color="auto" w:fill="F2F2F2"/>
+          </w:tcPr>
           <w:p>
             <w:pPr>
               <w:pStyle w:val="Compact"/>
@@ -23707,7 +24663,9 @@
           </w:p>
         </w:tc>
         <w:tc>
-          <w:tcPr/>
+          <w:tcPr>
+            <w:shd w:val="clear" w:color="auto" w:fill="F2F2F2"/>
+          </w:tcPr>
           <w:p>
             <w:pPr>
               <w:pStyle w:val="Compact"/>
@@ -23735,7 +24693,7 @@
               <w:pStyle w:val="Compact"/>
               <w:jc w:val="left"/>
             </w:pPr>
-            <w:hyperlink r:id="rId213">
+            <w:hyperlink ns1:id="rId213">
               <w:r>
                 <w:rPr>
                   <w:rStyle w:val="Hyperlink"/>
@@ -23748,7 +24706,9 @@
       </w:tr>
       <w:tr>
         <w:tc>
-          <w:tcPr/>
+          <w:tcPr>
+            <w:shd w:val="clear" w:color="auto" w:fill="F2F2F2"/>
+          </w:tcPr>
           <w:p>
             <w:pPr>
               <w:pStyle w:val="Compact"/>
@@ -23760,7 +24720,9 @@
           </w:p>
         </w:tc>
         <w:tc>
-          <w:tcPr/>
+          <w:tcPr>
+            <w:shd w:val="clear" w:color="auto" w:fill="F2F2F2"/>
+          </w:tcPr>
           <w:p>
             <w:pPr>
               <w:pStyle w:val="Compact"/>
@@ -23788,7 +24750,7 @@
               <w:pStyle w:val="Compact"/>
               <w:jc w:val="left"/>
             </w:pPr>
-            <w:hyperlink r:id="rId214">
+            <w:hyperlink ns1:id="rId214">
               <w:r>
                 <w:rPr>
                   <w:rStyle w:val="Hyperlink"/>
@@ -23801,7 +24763,9 @@
       </w:tr>
       <w:tr>
         <w:tc>
-          <w:tcPr/>
+          <w:tcPr>
+            <w:shd w:val="clear" w:color="auto" w:fill="F2F2F2"/>
+          </w:tcPr>
           <w:p>
             <w:pPr>
               <w:pStyle w:val="Compact"/>
@@ -23813,7 +24777,9 @@
           </w:p>
         </w:tc>
         <w:tc>
-          <w:tcPr/>
+          <w:tcPr>
+            <w:shd w:val="clear" w:color="auto" w:fill="F2F2F2"/>
+          </w:tcPr>
           <w:p>
             <w:pPr>
               <w:pStyle w:val="Compact"/>
@@ -23841,7 +24807,7 @@
               <w:pStyle w:val="Compact"/>
               <w:jc w:val="left"/>
             </w:pPr>
-            <w:hyperlink r:id="rId215">
+            <w:hyperlink ns1:id="rId215">
               <w:r>
                 <w:rPr>
                   <w:rStyle w:val="Hyperlink"/>
@@ -23854,7 +24820,9 @@
       </w:tr>
       <w:tr>
         <w:tc>
-          <w:tcPr/>
+          <w:tcPr>
+            <w:shd w:val="clear" w:color="auto" w:fill="F2F2F2"/>
+          </w:tcPr>
           <w:p>
             <w:pPr>
               <w:pStyle w:val="Compact"/>
@@ -23866,7 +24834,9 @@
           </w:p>
         </w:tc>
         <w:tc>
-          <w:tcPr/>
+          <w:tcPr>
+            <w:shd w:val="clear" w:color="auto" w:fill="F2F2F2"/>
+          </w:tcPr>
           <w:p>
             <w:pPr>
               <w:pStyle w:val="Compact"/>
@@ -23894,7 +24864,7 @@
               <w:pStyle w:val="Compact"/>
               <w:jc w:val="left"/>
             </w:pPr>
-            <w:hyperlink r:id="rId216">
+            <w:hyperlink ns1:id="rId216">
               <w:r>
                 <w:rPr>
                   <w:rStyle w:val="Hyperlink"/>
@@ -23907,7 +24877,9 @@
       </w:tr>
       <w:tr>
         <w:tc>
-          <w:tcPr/>
+          <w:tcPr>
+            <w:shd w:val="clear" w:color="auto" w:fill="F2F2F2"/>
+          </w:tcPr>
           <w:p>
             <w:pPr>
               <w:pStyle w:val="Compact"/>
@@ -23919,7 +24891,9 @@
           </w:p>
         </w:tc>
         <w:tc>
-          <w:tcPr/>
+          <w:tcPr>
+            <w:shd w:val="clear" w:color="auto" w:fill="F2F2F2"/>
+          </w:tcPr>
           <w:p>
             <w:pPr>
               <w:pStyle w:val="Compact"/>
@@ -23947,7 +24921,7 @@
               <w:pStyle w:val="Compact"/>
               <w:jc w:val="left"/>
             </w:pPr>
-            <w:hyperlink r:id="rId217">
+            <w:hyperlink ns1:id="rId217">
               <w:r>
                 <w:rPr>
                   <w:rStyle w:val="Hyperlink"/>
@@ -23960,7 +24934,9 @@
       </w:tr>
       <w:tr>
         <w:tc>
-          <w:tcPr/>
+          <w:tcPr>
+            <w:shd w:val="clear" w:color="auto" w:fill="F2F2F2"/>
+          </w:tcPr>
           <w:p>
             <w:pPr>
               <w:pStyle w:val="Compact"/>
@@ -23972,7 +24948,9 @@
           </w:p>
         </w:tc>
         <w:tc>
-          <w:tcPr/>
+          <w:tcPr>
+            <w:shd w:val="clear" w:color="auto" w:fill="F2F2F2"/>
+          </w:tcPr>
           <w:p>
             <w:pPr>
               <w:pStyle w:val="Compact"/>
@@ -24000,7 +24978,7 @@
               <w:pStyle w:val="Compact"/>
               <w:jc w:val="left"/>
             </w:pPr>
-            <w:hyperlink r:id="rId218">
+            <w:hyperlink ns1:id="rId218">
               <w:r>
                 <w:rPr>
                   <w:rStyle w:val="Hyperlink"/>
@@ -24013,7 +24991,9 @@
       </w:tr>
       <w:tr>
         <w:tc>
-          <w:tcPr/>
+          <w:tcPr>
+            <w:shd w:val="clear" w:color="auto" w:fill="F2F2F2"/>
+          </w:tcPr>
           <w:p>
             <w:pPr>
               <w:pStyle w:val="Compact"/>
@@ -24025,7 +25005,9 @@
           </w:p>
         </w:tc>
         <w:tc>
-          <w:tcPr/>
+          <w:tcPr>
+            <w:shd w:val="clear" w:color="auto" w:fill="F2F2F2"/>
+          </w:tcPr>
           <w:p>
             <w:pPr>
               <w:pStyle w:val="Compact"/>
@@ -24053,7 +25035,7 @@
               <w:pStyle w:val="Compact"/>
               <w:jc w:val="left"/>
             </w:pPr>
-            <w:hyperlink r:id="rId219">
+            <w:hyperlink ns1:id="rId219">
               <w:r>
                 <w:rPr>
                   <w:rStyle w:val="Hyperlink"/>
@@ -24066,7 +25048,9 @@
       </w:tr>
       <w:tr>
         <w:tc>
-          <w:tcPr/>
+          <w:tcPr>
+            <w:shd w:val="clear" w:color="auto" w:fill="F2F2F2"/>
+          </w:tcPr>
           <w:p>
             <w:pPr>
               <w:pStyle w:val="Compact"/>
@@ -24078,7 +25062,9 @@
           </w:p>
         </w:tc>
         <w:tc>
-          <w:tcPr/>
+          <w:tcPr>
+            <w:shd w:val="clear" w:color="auto" w:fill="F2F2F2"/>
+          </w:tcPr>
           <w:p>
             <w:pPr>
               <w:pStyle w:val="Compact"/>
@@ -24106,7 +25092,7 @@
               <w:pStyle w:val="Compact"/>
               <w:jc w:val="left"/>
             </w:pPr>
-            <w:hyperlink r:id="rId220">
+            <w:hyperlink ns1:id="rId220">
               <w:r>
                 <w:rPr>
                   <w:rStyle w:val="Hyperlink"/>
@@ -24119,7 +25105,9 @@
       </w:tr>
       <w:tr>
         <w:tc>
-          <w:tcPr/>
+          <w:tcPr>
+            <w:shd w:val="clear" w:color="auto" w:fill="F2F2F2"/>
+          </w:tcPr>
           <w:p>
             <w:pPr>
               <w:pStyle w:val="Compact"/>
@@ -24131,7 +25119,9 @@
           </w:p>
         </w:tc>
         <w:tc>
-          <w:tcPr/>
+          <w:tcPr>
+            <w:shd w:val="clear" w:color="auto" w:fill="F2F2F2"/>
+          </w:tcPr>
           <w:p>
             <w:pPr>
               <w:pStyle w:val="Compact"/>
@@ -24159,7 +25149,7 @@
               <w:pStyle w:val="Compact"/>
               <w:jc w:val="left"/>
             </w:pPr>
-            <w:hyperlink r:id="rId221">
+            <w:hyperlink ns1:id="rId221">
               <w:r>
                 <w:rPr>
                   <w:rStyle w:val="Hyperlink"/>
@@ -24444,7 +25434,9 @@
       </w:tr>
       <w:tr>
         <w:tc>
-          <w:tcPr/>
+          <w:tcPr>
+            <w:shd w:val="clear" w:color="auto" w:fill="F2F2F2"/>
+          </w:tcPr>
           <w:p>
             <w:pPr>
               <w:pStyle w:val="Compact"/>
@@ -24456,7 +25448,9 @@
           </w:p>
         </w:tc>
         <w:tc>
-          <w:tcPr/>
+          <w:tcPr>
+            <w:shd w:val="clear" w:color="auto" w:fill="F2F2F2"/>
+          </w:tcPr>
           <w:p>
             <w:pPr>
               <w:pStyle w:val="Compact"/>
@@ -24482,7 +25476,9 @@
           </w:p>
         </w:tc>
         <w:tc>
-          <w:tcPr/>
+          <w:tcPr>
+            <w:shd w:val="clear" w:color="auto" w:fill="F2F2F2"/>
+          </w:tcPr>
           <w:p>
             <w:pPr>
               <w:pStyle w:val="Compact"/>
@@ -24563,7 +25559,9 @@
       </w:tr>
       <w:tr>
         <w:tc>
-          <w:tcPr/>
+          <w:tcPr>
+            <w:shd w:val="clear" w:color="auto" w:fill="F2F2F2"/>
+          </w:tcPr>
           <w:p>
             <w:pPr>
               <w:pStyle w:val="Compact"/>
@@ -24575,7 +25573,9 @@
           </w:p>
         </w:tc>
         <w:tc>
-          <w:tcPr/>
+          <w:tcPr>
+            <w:shd w:val="clear" w:color="auto" w:fill="F2F2F2"/>
+          </w:tcPr>
           <w:p>
             <w:pPr>
               <w:pStyle w:val="Compact"/>
@@ -24601,7 +25601,9 @@
           </w:p>
         </w:tc>
         <w:tc>
-          <w:tcPr/>
+          <w:tcPr>
+            <w:shd w:val="clear" w:color="auto" w:fill="F2F2F2"/>
+          </w:tcPr>
           <w:p>
             <w:pPr>
               <w:pStyle w:val="Compact"/>
@@ -24684,7 +25686,9 @@
       </w:tr>
       <w:tr>
         <w:tc>
-          <w:tcPr/>
+          <w:tcPr>
+            <w:shd w:val="clear" w:color="auto" w:fill="F2F2F2"/>
+          </w:tcPr>
           <w:p>
             <w:pPr>
               <w:pStyle w:val="Compact"/>
@@ -24696,7 +25700,9 @@
           </w:p>
         </w:tc>
         <w:tc>
-          <w:tcPr/>
+          <w:tcPr>
+            <w:shd w:val="clear" w:color="auto" w:fill="F2F2F2"/>
+          </w:tcPr>
           <w:p>
             <w:pPr>
               <w:pStyle w:val="Compact"/>
@@ -24722,7 +25728,9 @@
           </w:p>
         </w:tc>
         <w:tc>
-          <w:tcPr/>
+          <w:tcPr>
+            <w:shd w:val="clear" w:color="auto" w:fill="F2F2F2"/>
+          </w:tcPr>
           <w:p>
             <w:pPr>
               <w:pStyle w:val="Compact"/>
@@ -24899,7 +25907,9 @@
       </w:tr>
       <w:tr>
         <w:tc>
-          <w:tcPr/>
+          <w:tcPr>
+            <w:shd w:val="clear" w:color="auto" w:fill="F2F2F2"/>
+          </w:tcPr>
           <w:p>
             <w:pPr>
               <w:pStyle w:val="Compact"/>
@@ -24916,7 +25926,9 @@
           </w:p>
         </w:tc>
         <w:tc>
-          <w:tcPr/>
+          <w:tcPr>
+            <w:shd w:val="clear" w:color="auto" w:fill="F2F2F2"/>
+          </w:tcPr>
           <w:p>
             <w:pPr>
               <w:pStyle w:val="Compact"/>
@@ -24933,7 +25945,9 @@
           </w:p>
         </w:tc>
         <w:tc>
-          <w:tcPr/>
+          <w:tcPr>
+            <w:shd w:val="clear" w:color="auto" w:fill="F2F2F2"/>
+          </w:tcPr>
           <w:p>
             <w:pPr>
               <w:pStyle w:val="Compact"/>
@@ -24945,7 +25959,9 @@
           </w:p>
         </w:tc>
         <w:tc>
-          <w:tcPr/>
+          <w:tcPr>
+            <w:shd w:val="clear" w:color="auto" w:fill="F2F2F2"/>
+          </w:tcPr>
           <w:p>
             <w:pPr>
               <w:pStyle w:val="Compact"/>
@@ -25123,7 +26139,9 @@
       </w:tr>
       <w:tr>
         <w:tc>
-          <w:tcPr/>
+          <w:tcPr>
+            <w:shd w:val="clear" w:color="auto" w:fill="F2F2F2"/>
+          </w:tcPr>
           <w:p>
             <w:pPr>
               <w:pStyle w:val="Compact"/>
@@ -25135,7 +26153,9 @@
           </w:p>
         </w:tc>
         <w:tc>
-          <w:tcPr/>
+          <w:tcPr>
+            <w:shd w:val="clear" w:color="auto" w:fill="F2F2F2"/>
+          </w:tcPr>
           <w:p>
             <w:pPr>
               <w:pStyle w:val="Compact"/>
@@ -25161,7 +26181,9 @@
           </w:p>
         </w:tc>
         <w:tc>
-          <w:tcPr/>
+          <w:tcPr>
+            <w:shd w:val="clear" w:color="auto" w:fill="F2F2F2"/>
+          </w:tcPr>
           <w:p>
             <w:pPr>
               <w:pStyle w:val="Compact"/>
@@ -25227,7 +26249,9 @@
       </w:tr>
       <w:tr>
         <w:tc>
-          <w:tcPr/>
+          <w:tcPr>
+            <w:shd w:val="clear" w:color="auto" w:fill="F2F2F2"/>
+          </w:tcPr>
           <w:p>
             <w:pPr>
               <w:pStyle w:val="Compact"/>
@@ -25239,7 +26263,9 @@
           </w:p>
         </w:tc>
         <w:tc>
-          <w:tcPr/>
+          <w:tcPr>
+            <w:shd w:val="clear" w:color="auto" w:fill="F2F2F2"/>
+          </w:tcPr>
           <w:p>
             <w:pPr>
               <w:pStyle w:val="Compact"/>
@@ -25265,7 +26291,9 @@
           </w:p>
         </w:tc>
         <w:tc>
-          <w:tcPr/>
+          <w:tcPr>
+            <w:shd w:val="clear" w:color="auto" w:fill="F2F2F2"/>
+          </w:tcPr>
           <w:p>
             <w:pPr>
               <w:pStyle w:val="Compact"/>
@@ -25365,7 +26393,9 @@
       </w:tr>
       <w:tr>
         <w:tc>
-          <w:tcPr/>
+          <w:tcPr>
+            <w:shd w:val="clear" w:color="auto" w:fill="F2F2F2"/>
+          </w:tcPr>
           <w:p>
             <w:pPr>
               <w:pStyle w:val="Compact"/>
@@ -25377,7 +26407,9 @@
           </w:p>
         </w:tc>
         <w:tc>
-          <w:tcPr/>
+          <w:tcPr>
+            <w:shd w:val="clear" w:color="auto" w:fill="F2F2F2"/>
+          </w:tcPr>
           <w:p>
             <w:pPr>
               <w:pStyle w:val="Compact"/>
@@ -25403,7 +26435,9 @@
           </w:p>
         </w:tc>
         <w:tc>
-          <w:tcPr/>
+          <w:tcPr>
+            <w:shd w:val="clear" w:color="auto" w:fill="F2F2F2"/>
+          </w:tcPr>
           <w:p>
             <w:pPr>
               <w:pStyle w:val="Compact"/>
@@ -25511,7 +26545,9 @@
       </w:tr>
       <w:tr>
         <w:tc>
-          <w:tcPr/>
+          <w:tcPr>
+            <w:shd w:val="clear" w:color="auto" w:fill="F2F2F2"/>
+          </w:tcPr>
           <w:p>
             <w:pPr>
               <w:pStyle w:val="Compact"/>
@@ -25528,7 +26564,9 @@
           </w:p>
         </w:tc>
         <w:tc>
-          <w:tcPr/>
+          <w:tcPr>
+            <w:shd w:val="clear" w:color="auto" w:fill="F2F2F2"/>
+          </w:tcPr>
           <w:p>
             <w:pPr>
               <w:pStyle w:val="Compact"/>
@@ -25545,7 +26583,9 @@
           </w:p>
         </w:tc>
         <w:tc>
-          <w:tcPr/>
+          <w:tcPr>
+            <w:shd w:val="clear" w:color="auto" w:fill="F2F2F2"/>
+          </w:tcPr>
           <w:p>
             <w:pPr>
               <w:pStyle w:val="Compact"/>
@@ -25557,7 +26597,9 @@
           </w:p>
         </w:tc>
         <w:tc>
-          <w:tcPr/>
+          <w:tcPr>
+            <w:shd w:val="clear" w:color="auto" w:fill="F2F2F2"/>
+          </w:tcPr>
           <w:p>
             <w:pPr>
               <w:pStyle w:val="Compact"/>
@@ -25680,7 +26722,9 @@
       </w:tr>
       <w:tr>
         <w:tc>
-          <w:tcPr/>
+          <w:tcPr>
+            <w:shd w:val="clear" w:color="auto" w:fill="F2F2F2"/>
+          </w:tcPr>
           <w:p>
             <w:pPr>
               <w:pStyle w:val="Compact"/>
@@ -25692,7 +26736,9 @@
           </w:p>
         </w:tc>
         <w:tc>
-          <w:tcPr/>
+          <w:tcPr>
+            <w:shd w:val="clear" w:color="auto" w:fill="F2F2F2"/>
+          </w:tcPr>
           <w:p>
             <w:pPr>
               <w:pStyle w:val="Compact"/>
@@ -25718,7 +26764,9 @@
           </w:p>
         </w:tc>
         <w:tc>
-          <w:tcPr/>
+          <w:tcPr>
+            <w:shd w:val="clear" w:color="auto" w:fill="F2F2F2"/>
+          </w:tcPr>
           <w:p>
             <w:pPr>
               <w:pStyle w:val="Compact"/>
@@ -25784,7 +26832,9 @@
       </w:tr>
       <w:tr>
         <w:tc>
-          <w:tcPr/>
+          <w:tcPr>
+            <w:shd w:val="clear" w:color="auto" w:fill="F2F2F2"/>
+          </w:tcPr>
           <w:p>
             <w:pPr>
               <w:pStyle w:val="Compact"/>
@@ -25796,7 +26846,9 @@
           </w:p>
         </w:tc>
         <w:tc>
-          <w:tcPr/>
+          <w:tcPr>
+            <w:shd w:val="clear" w:color="auto" w:fill="F2F2F2"/>
+          </w:tcPr>
           <w:p>
             <w:pPr>
               <w:pStyle w:val="Compact"/>
@@ -25822,7 +26874,9 @@
           </w:p>
         </w:tc>
         <w:tc>
-          <w:tcPr/>
+          <w:tcPr>
+            <w:shd w:val="clear" w:color="auto" w:fill="F2F2F2"/>
+          </w:tcPr>
           <w:p>
             <w:pPr>
               <w:pStyle w:val="Compact"/>
@@ -25888,7 +26942,9 @@
       </w:tr>
       <w:tr>
         <w:tc>
-          <w:tcPr/>
+          <w:tcPr>
+            <w:shd w:val="clear" w:color="auto" w:fill="F2F2F2"/>
+          </w:tcPr>
           <w:p>
             <w:pPr>
               <w:pStyle w:val="Compact"/>
@@ -25900,7 +26956,9 @@
           </w:p>
         </w:tc>
         <w:tc>
-          <w:tcPr/>
+          <w:tcPr>
+            <w:shd w:val="clear" w:color="auto" w:fill="F2F2F2"/>
+          </w:tcPr>
           <w:p>
             <w:pPr>
               <w:pStyle w:val="Compact"/>
@@ -25926,7 +26984,9 @@
           </w:p>
         </w:tc>
         <w:tc>
-          <w:tcPr/>
+          <w:tcPr>
+            <w:shd w:val="clear" w:color="auto" w:fill="F2F2F2"/>
+          </w:tcPr>
           <w:p>
             <w:pPr>
               <w:pStyle w:val="Compact"/>
@@ -26017,7 +27077,9 @@
       </w:tr>
       <w:tr>
         <w:tc>
-          <w:tcPr/>
+          <w:tcPr>
+            <w:shd w:val="clear" w:color="auto" w:fill="F2F2F2"/>
+          </w:tcPr>
           <w:p>
             <w:pPr>
               <w:pStyle w:val="Compact"/>
@@ -26034,7 +27096,9 @@
           </w:p>
         </w:tc>
         <w:tc>
-          <w:tcPr/>
+          <w:tcPr>
+            <w:shd w:val="clear" w:color="auto" w:fill="F2F2F2"/>
+          </w:tcPr>
           <w:p>
             <w:pPr>
               <w:pStyle w:val="Compact"/>
@@ -26051,7 +27115,9 @@
           </w:p>
         </w:tc>
         <w:tc>
-          <w:tcPr/>
+          <w:tcPr>
+            <w:shd w:val="clear" w:color="auto" w:fill="F2F2F2"/>
+          </w:tcPr>
           <w:p>
             <w:pPr>
               <w:pStyle w:val="Compact"/>
@@ -26063,7 +27129,9 @@
           </w:p>
         </w:tc>
         <w:tc>
-          <w:tcPr/>
+          <w:tcPr>
+            <w:shd w:val="clear" w:color="auto" w:fill="F2F2F2"/>
+          </w:tcPr>
           <w:p>
             <w:pPr>
               <w:pStyle w:val="Compact"/>
@@ -26251,7 +27319,7 @@
       <w:r>
         <w:t xml:space="preserve"> </w:t>
       </w:r>
-      <w:hyperlink r:id="rId238">
+      <w:hyperlink ns1:id="rId238">
         <w:r>
           <w:rPr>
             <w:rStyle w:val="Hyperlink"/>
@@ -26311,7 +27379,9 @@
       </w:tr>
       <w:tr>
         <w:tc>
-          <w:tcPr/>
+          <w:tcPr>
+            <w:shd w:val="clear" w:color="auto" w:fill="F2F2F2"/>
+          </w:tcPr>
           <w:p>
             <w:pPr>
               <w:pStyle w:val="Compact"/>
@@ -26323,7 +27393,9 @@
           </w:p>
         </w:tc>
         <w:tc>
-          <w:tcPr/>
+          <w:tcPr>
+            <w:shd w:val="clear" w:color="auto" w:fill="F2F2F2"/>
+          </w:tcPr>
           <w:p>
             <w:pPr>
               <w:pStyle w:val="Compact"/>
@@ -26355,7 +27427,9 @@
       </w:tr>
       <w:tr>
         <w:tc>
-          <w:tcPr/>
+          <w:tcPr>
+            <w:shd w:val="clear" w:color="auto" w:fill="F2F2F2"/>
+          </w:tcPr>
           <w:p>
             <w:pPr>
               <w:pStyle w:val="Compact"/>
@@ -26367,7 +27441,9 @@
           </w:p>
         </w:tc>
         <w:tc>
-          <w:tcPr/>
+          <w:tcPr>
+            <w:shd w:val="clear" w:color="auto" w:fill="F2F2F2"/>
+          </w:tcPr>
           <w:p>
             <w:pPr>
               <w:pStyle w:val="Compact"/>
@@ -26399,7 +27475,9 @@
       </w:tr>
       <w:tr>
         <w:tc>
-          <w:tcPr/>
+          <w:tcPr>
+            <w:shd w:val="clear" w:color="auto" w:fill="F2F2F2"/>
+          </w:tcPr>
           <w:p>
             <w:pPr>
               <w:pStyle w:val="Compact"/>
@@ -26411,7 +27489,9 @@
           </w:p>
         </w:tc>
         <w:tc>
-          <w:tcPr/>
+          <w:tcPr>
+            <w:shd w:val="clear" w:color="auto" w:fill="F2F2F2"/>
+          </w:tcPr>
           <w:p>
             <w:pPr>
               <w:pStyle w:val="Compact"/>
@@ -26537,7 +27617,9 @@
       </w:tr>
       <w:tr>
         <w:tc>
-          <w:tcPr/>
+          <w:tcPr>
+            <w:shd w:val="clear" w:color="auto" w:fill="F2F2F2"/>
+          </w:tcPr>
           <w:p>
             <w:pPr>
               <w:pStyle w:val="Compact"/>
@@ -26549,7 +27631,9 @@
           </w:p>
         </w:tc>
         <w:tc>
-          <w:tcPr/>
+          <w:tcPr>
+            <w:shd w:val="clear" w:color="auto" w:fill="F2F2F2"/>
+          </w:tcPr>
           <w:p>
             <w:pPr>
               <w:pStyle w:val="Compact"/>
@@ -26575,7 +27659,9 @@
           </w:p>
         </w:tc>
         <w:tc>
-          <w:tcPr/>
+          <w:tcPr>
+            <w:shd w:val="clear" w:color="auto" w:fill="F2F2F2"/>
+          </w:tcPr>
           <w:p>
             <w:pPr>
               <w:pStyle w:val="Compact"/>
@@ -26718,7 +27804,9 @@
       </w:tr>
       <w:tr>
         <w:tc>
-          <w:tcPr/>
+          <w:tcPr>
+            <w:shd w:val="clear" w:color="auto" w:fill="F2F2F2"/>
+          </w:tcPr>
           <w:p>
             <w:pPr>
               <w:pStyle w:val="Compact"/>
@@ -26735,7 +27823,9 @@
           </w:p>
         </w:tc>
         <w:tc>
-          <w:tcPr/>
+          <w:tcPr>
+            <w:shd w:val="clear" w:color="auto" w:fill="F2F2F2"/>
+          </w:tcPr>
           <w:p>
             <w:pPr>
               <w:pStyle w:val="Compact"/>
@@ -26752,7 +27842,9 @@
           </w:p>
         </w:tc>
         <w:tc>
-          <w:tcPr/>
+          <w:tcPr>
+            <w:shd w:val="clear" w:color="auto" w:fill="F2F2F2"/>
+          </w:tcPr>
           <w:p>
             <w:pPr>
               <w:pStyle w:val="Compact"/>
@@ -26764,7 +27856,9 @@
           </w:p>
         </w:tc>
         <w:tc>
-          <w:tcPr/>
+          <w:tcPr>
+            <w:shd w:val="clear" w:color="auto" w:fill="F2F2F2"/>
+          </w:tcPr>
           <w:p>
             <w:pPr>
               <w:pStyle w:val="Compact"/>
@@ -26851,9 +27945,9 @@
     <w:bookmarkEnd w:id="243"/>
     <w:bookmarkEnd w:id="244"/>
     <w:sectPr>
-      <w:headerReference r:id="rId9" w:type="even"/>
-      <w:headerReference r:id="rId10" w:type="default"/>
-      <w:footerReference r:id="rId11" w:type="default"/>
+      <w:headerReference ns1:id="rId9" w:type="even"/>
+      <w:headerReference ns1:id="rId10" w:type="default"/>
+      <w:footerReference ns1:id="rId11" w:type="default"/>
       <w:footnotePr>
         <w:numRestart w:val="eachSect"/>
       </w:footnotePr>
@@ -28980,7 +30074,6 @@
     <w:unhideWhenUsed/>
     <w:qFormat/>
     <w:tblPr>
-      <w:tblStyleRowBandSize w:val="1"/>
       <w:tblInd w:type="dxa" w:w="0"/>
       <w:tblCellMar>
         <w:top w:type="dxa" w:w="0"/>
@@ -29001,11 +30094,6 @@
           <w:bottom w:color="auto" w:space="0" w:sz="0" w:val="single"/>
         </w:tcBorders>
         <w:vAlign w:val="bottom"/>
-      </w:tcPr>
-    </w:tblStylePr>
-    <w:tblStylePr w:type="band1Horz">
-      <w:tcPr>
-        <w:shd w:color="auto" w:fill="F2F2F2" w:val="clear"/>
       </w:tcPr>
     </w:tblStylePr>
   </w:style>

--- a/ech-0294_actors/output/ech-0294_actors_de.docx
+++ b/ech-0294_actors/output/ech-0294_actors_de.docx
@@ -1057,7 +1057,7 @@
     </w:p>
     <w:bookmarkEnd w:id="25"/>
     <w:bookmarkEnd w:id="26"/>
-    <w:bookmarkStart w:id="119" w:name="person"/>
+    <w:bookmarkStart w:id="121" w:name="person"/>
     <w:p>
       <w:pPr>
         <w:pStyle w:val="berschrift1"/>
@@ -4294,7 +4294,7 @@
               <w:jc w:val="left"/>
             </w:pPr>
             <w:r>
-              <w:t xml:space="preserve">0..1</w:t>
+              <w:t xml:space="preserve">1</w:t>
             </w:r>
             <w:r>
               <w:t xml:space="preserve"> </w:t>
@@ -4348,7 +4348,7 @@
               <w:jc w:val="left"/>
             </w:pPr>
             <w:r>
-              <w:t xml:space="preserve">0..1</w:t>
+              <w:t xml:space="preserve">1</w:t>
             </w:r>
             <w:r>
               <w:t xml:space="preserve"> </w:t>
@@ -5627,7 +5627,7 @@
               <w:jc w:val="left"/>
             </w:pPr>
             <w:r>
-              <w:t xml:space="preserve">0..1</w:t>
+              <w:t xml:space="preserve">1</w:t>
             </w:r>
             <w:r>
               <w:t xml:space="preserve"> </w:t>
@@ -6157,7 +6157,7 @@
               <w:jc w:val="left"/>
             </w:pPr>
             <w:r>
-              <w:t xml:space="preserve">0..1</w:t>
+              <w:t xml:space="preserve">1</w:t>
             </w:r>
             <w:r>
               <w:t xml:space="preserve"> </w:t>
@@ -6672,7 +6672,7 @@
               <w:jc w:val="left"/>
             </w:pPr>
             <w:r>
-              <w:t xml:space="preserve">0..1</w:t>
+              <w:t xml:space="preserve">1</w:t>
             </w:r>
             <w:r>
               <w:t xml:space="preserve"> </w:t>
@@ -7454,7 +7454,7 @@
     </w:tbl>
     <w:bookmarkEnd w:id="59"/>
     <w:bookmarkEnd w:id="60"/>
-    <w:bookmarkStart w:id="65" w:name="klasse-occupation"/>
+    <w:bookmarkStart w:id="66" w:name="klasse-occupation"/>
     <w:p>
       <w:pPr>
         <w:pStyle w:val="berschrift2"/>
@@ -7483,7 +7483,7 @@
         <w:t xml:space="preserve">__</w:t>
       </w:r>
     </w:p>
-    <w:bookmarkStart w:id="61" w:name="attribute-5"/>
+    <w:bookmarkStart w:id="62" w:name="attribute-5"/>
     <w:p>
       <w:pPr>
         <w:pStyle w:val="berschrift3"/>
@@ -8037,8 +8037,60 @@
         </w:tc>
       </w:tr>
     </w:tbl>
+    <w:bookmarkStart w:id="61" w:name="einschränkungen"/>
+    <w:p>
+      <w:pPr>
+        <w:pStyle w:val="berschrift5"/>
+      </w:pPr>
+      <w:r>
+        <w:t xml:space="preserve">Einschränkungen</w:t>
+      </w:r>
+    </w:p>
+    <w:p>
+      <w:pPr>
+        <w:pStyle w:val="FirstParagraph"/>
+      </w:pPr>
+      <w:r>
+        <w:t xml:space="preserve">Mindestens eines der folgenden Felder muss gesetzt sein:</w:t>
+      </w:r>
+    </w:p>
+    <w:p>
+      <w:pPr>
+        <w:numPr>
+          <w:ilvl w:val="0"/>
+          <w:numId w:val="1006"/>
+        </w:numPr>
+        <w:pStyle w:val="Compact"/>
+      </w:pPr>
+      <w:hyperlink w:anchor="occupation_code">
+        <w:r>
+          <w:rPr>
+            <w:rStyle w:val="Hyperlink"/>
+          </w:rPr>
+          <w:t xml:space="preserve">occupation_code</w:t>
+        </w:r>
+      </w:hyperlink>
+    </w:p>
+    <w:p>
+      <w:pPr>
+        <w:numPr>
+          <w:ilvl w:val="0"/>
+          <w:numId w:val="1006"/>
+        </w:numPr>
+        <w:pStyle w:val="Compact"/>
+      </w:pPr>
+      <w:hyperlink w:anchor="label">
+        <w:r>
+          <w:rPr>
+            <w:rStyle w:val="Hyperlink"/>
+          </w:rPr>
+          <w:t xml:space="preserve">label</w:t>
+        </w:r>
+      </w:hyperlink>
+    </w:p>
     <w:bookmarkEnd w:id="61"/>
-    <w:bookmarkStart w:id="62" w:name="verwendungen-5"/>
+    <w:bookmarkEnd w:id="62"/>
+    <w:bookmarkStart w:id="63" w:name="verwendungen-5"/>
     <w:p>
       <w:pPr>
         <w:pStyle w:val="berschrift3"/>
@@ -8187,8 +8239,8 @@
         </w:tc>
       </w:tr>
     </w:tbl>
-    <w:bookmarkEnd w:id="62"/>
-    <w:bookmarkStart w:id="64" w:name="beispiele-1"/>
+    <w:bookmarkEnd w:id="63"/>
+    <w:bookmarkStart w:id="65" w:name="beispiele-1"/>
     <w:p>
       <w:pPr>
         <w:pStyle w:val="berschrift3"/>
@@ -8197,7 +8249,7 @@
         <w:t xml:space="preserve">Beispiele</w:t>
       </w:r>
     </w:p>
-    <w:bookmarkStart w:id="63" w:name="Xc6b59bf12c50a4b17c97adc18bcc3760c539d3e"/>
+    <w:bookmarkStart w:id="64" w:name="Xc6b59bf12c50a4b17c97adc18bcc3760c539d3e"/>
     <w:p>
       <w:pPr>
         <w:pStyle w:val="berschrift4"/>
@@ -8277,10 +8329,10 @@
         <w:t xml:space="preserve">true</w:t>
       </w:r>
     </w:p>
-    <w:bookmarkEnd w:id="63"/>
     <w:bookmarkEnd w:id="64"/>
     <w:bookmarkEnd w:id="65"/>
-    <w:bookmarkStart w:id="68" w:name="klasse-training"/>
+    <w:bookmarkEnd w:id="66"/>
+    <w:bookmarkStart w:id="70" w:name="klasse-training"/>
     <w:p>
       <w:pPr>
         <w:pStyle w:val="berschrift2"/>
@@ -8309,7 +8361,7 @@
         <w:t xml:space="preserve">__</w:t>
       </w:r>
     </w:p>
-    <w:bookmarkStart w:id="66" w:name="attribute-6"/>
+    <w:bookmarkStart w:id="68" w:name="attribute-6"/>
     <w:p>
       <w:pPr>
         <w:pStyle w:val="berschrift3"/>
@@ -8753,8 +8805,77 @@
         </w:tc>
       </w:tr>
     </w:tbl>
-    <w:bookmarkEnd w:id="66"/>
-    <w:bookmarkStart w:id="67" w:name="verwendungen-6"/>
+    <w:bookmarkStart w:id="67" w:name="einschränkungen-1"/>
+    <w:p>
+      <w:pPr>
+        <w:pStyle w:val="berschrift5"/>
+      </w:pPr>
+      <w:r>
+        <w:t xml:space="preserve">Einschränkungen</w:t>
+      </w:r>
+    </w:p>
+    <w:p>
+      <w:pPr>
+        <w:pStyle w:val="FirstParagraph"/>
+      </w:pPr>
+      <w:r>
+        <w:t xml:space="preserve">Mindestens eines der folgenden Felder muss gesetzt sein:</w:t>
+      </w:r>
+    </w:p>
+    <w:p>
+      <w:pPr>
+        <w:numPr>
+          <w:ilvl w:val="0"/>
+          <w:numId w:val="1007"/>
+        </w:numPr>
+        <w:pStyle w:val="Compact"/>
+      </w:pPr>
+      <w:hyperlink w:anchor="training_type">
+        <w:r>
+          <w:rPr>
+            <w:rStyle w:val="Hyperlink"/>
+          </w:rPr>
+          <w:t xml:space="preserve">training_type</w:t>
+        </w:r>
+      </w:hyperlink>
+    </w:p>
+    <w:p>
+      <w:pPr>
+        <w:numPr>
+          <w:ilvl w:val="0"/>
+          <w:numId w:val="1007"/>
+        </w:numPr>
+        <w:pStyle w:val="Compact"/>
+      </w:pPr>
+      <w:hyperlink w:anchor="training_code">
+        <w:r>
+          <w:rPr>
+            <w:rStyle w:val="Hyperlink"/>
+          </w:rPr>
+          <w:t xml:space="preserve">training_code</w:t>
+        </w:r>
+      </w:hyperlink>
+    </w:p>
+    <w:p>
+      <w:pPr>
+        <w:numPr>
+          <w:ilvl w:val="0"/>
+          <w:numId w:val="1007"/>
+        </w:numPr>
+        <w:pStyle w:val="Compact"/>
+      </w:pPr>
+      <w:hyperlink w:anchor="value">
+        <w:r>
+          <w:rPr>
+            <w:rStyle w:val="Hyperlink"/>
+          </w:rPr>
+          <w:t xml:space="preserve">value</w:t>
+        </w:r>
+      </w:hyperlink>
+    </w:p>
+    <w:bookmarkEnd w:id="67"/>
+    <w:bookmarkEnd w:id="68"/>
+    <w:bookmarkStart w:id="69" w:name="verwendungen-6"/>
     <w:p>
       <w:pPr>
         <w:pStyle w:val="berschrift3"/>
@@ -8903,9 +9024,9 @@
         </w:tc>
       </w:tr>
     </w:tbl>
-    <w:bookmarkEnd w:id="67"/>
-    <w:bookmarkEnd w:id="68"/>
-    <w:bookmarkStart w:id="113" w:name="enum-trainingtypeenum"/>
+    <w:bookmarkEnd w:id="69"/>
+    <w:bookmarkEnd w:id="70"/>
+    <w:bookmarkStart w:id="115" w:name="enum-trainingtypeenum"/>
     <w:p>
       <w:pPr>
         <w:pStyle w:val="berschrift2"/>
@@ -8944,7 +9065,7 @@
       <w:r>
         <w:t xml:space="preserve"> </w:t>
       </w:r>
-      <w:hyperlink ns1:id="rId69">
+      <w:hyperlink ns1:id="rId71">
         <w:r>
           <w:rPr>
             <w:rStyle w:val="Hyperlink"/>
@@ -8953,7 +9074,7 @@
         </w:r>
       </w:hyperlink>
     </w:p>
-    <w:bookmarkStart w:id="112" w:name="zulässige-werte-2"/>
+    <w:bookmarkStart w:id="114" w:name="zulässige-werte-2"/>
     <w:p>
       <w:pPr>
         <w:pStyle w:val="berschrift3"/>
@@ -9048,7 +9169,7 @@
               <w:pStyle w:val="Compact"/>
               <w:jc w:val="left"/>
             </w:pPr>
-            <w:hyperlink ns1:id="rId70">
+            <w:hyperlink ns1:id="rId72">
               <w:r>
                 <w:rPr>
                   <w:rStyle w:val="Hyperlink"/>
@@ -9105,7 +9226,7 @@
               <w:pStyle w:val="Compact"/>
               <w:jc w:val="left"/>
             </w:pPr>
-            <w:hyperlink ns1:id="rId71">
+            <w:hyperlink ns1:id="rId73">
               <w:r>
                 <w:rPr>
                   <w:rStyle w:val="Hyperlink"/>
@@ -9162,7 +9283,7 @@
               <w:pStyle w:val="Compact"/>
               <w:jc w:val="left"/>
             </w:pPr>
-            <w:hyperlink ns1:id="rId72">
+            <w:hyperlink ns1:id="rId74">
               <w:r>
                 <w:rPr>
                   <w:rStyle w:val="Hyperlink"/>
@@ -9219,7 +9340,7 @@
               <w:pStyle w:val="Compact"/>
               <w:jc w:val="left"/>
             </w:pPr>
-            <w:hyperlink ns1:id="rId73">
+            <w:hyperlink ns1:id="rId75">
               <w:r>
                 <w:rPr>
                   <w:rStyle w:val="Hyperlink"/>
@@ -9276,7 +9397,7 @@
               <w:pStyle w:val="Compact"/>
               <w:jc w:val="left"/>
             </w:pPr>
-            <w:hyperlink ns1:id="rId74">
+            <w:hyperlink ns1:id="rId76">
               <w:r>
                 <w:rPr>
                   <w:rStyle w:val="Hyperlink"/>
@@ -9333,7 +9454,7 @@
               <w:pStyle w:val="Compact"/>
               <w:jc w:val="left"/>
             </w:pPr>
-            <w:hyperlink ns1:id="rId75">
+            <w:hyperlink ns1:id="rId77">
               <w:r>
                 <w:rPr>
                   <w:rStyle w:val="Hyperlink"/>
@@ -9390,7 +9511,7 @@
               <w:pStyle w:val="Compact"/>
               <w:jc w:val="left"/>
             </w:pPr>
-            <w:hyperlink ns1:id="rId76">
+            <w:hyperlink ns1:id="rId78">
               <w:r>
                 <w:rPr>
                   <w:rStyle w:val="Hyperlink"/>
@@ -9447,7 +9568,7 @@
               <w:pStyle w:val="Compact"/>
               <w:jc w:val="left"/>
             </w:pPr>
-            <w:hyperlink ns1:id="rId77">
+            <w:hyperlink ns1:id="rId79">
               <w:r>
                 <w:rPr>
                   <w:rStyle w:val="Hyperlink"/>
@@ -9504,7 +9625,7 @@
               <w:pStyle w:val="Compact"/>
               <w:jc w:val="left"/>
             </w:pPr>
-            <w:hyperlink ns1:id="rId78">
+            <w:hyperlink ns1:id="rId80">
               <w:r>
                 <w:rPr>
                   <w:rStyle w:val="Hyperlink"/>
@@ -9561,7 +9682,7 @@
               <w:pStyle w:val="Compact"/>
               <w:jc w:val="left"/>
             </w:pPr>
-            <w:hyperlink ns1:id="rId79">
+            <w:hyperlink ns1:id="rId81">
               <w:r>
                 <w:rPr>
                   <w:rStyle w:val="Hyperlink"/>
@@ -9618,7 +9739,7 @@
               <w:pStyle w:val="Compact"/>
               <w:jc w:val="left"/>
             </w:pPr>
-            <w:hyperlink ns1:id="rId80">
+            <w:hyperlink ns1:id="rId82">
               <w:r>
                 <w:rPr>
                   <w:rStyle w:val="Hyperlink"/>
@@ -9675,7 +9796,7 @@
               <w:pStyle w:val="Compact"/>
               <w:jc w:val="left"/>
             </w:pPr>
-            <w:hyperlink ns1:id="rId81">
+            <w:hyperlink ns1:id="rId83">
               <w:r>
                 <w:rPr>
                   <w:rStyle w:val="Hyperlink"/>
@@ -9732,7 +9853,7 @@
               <w:pStyle w:val="Compact"/>
               <w:jc w:val="left"/>
             </w:pPr>
-            <w:hyperlink ns1:id="rId82">
+            <w:hyperlink ns1:id="rId84">
               <w:r>
                 <w:rPr>
                   <w:rStyle w:val="Hyperlink"/>
@@ -9789,7 +9910,7 @@
               <w:pStyle w:val="Compact"/>
               <w:jc w:val="left"/>
             </w:pPr>
-            <w:hyperlink ns1:id="rId83">
+            <w:hyperlink ns1:id="rId85">
               <w:r>
                 <w:rPr>
                   <w:rStyle w:val="Hyperlink"/>
@@ -9846,7 +9967,7 @@
               <w:pStyle w:val="Compact"/>
               <w:jc w:val="left"/>
             </w:pPr>
-            <w:hyperlink ns1:id="rId84">
+            <w:hyperlink ns1:id="rId86">
               <w:r>
                 <w:rPr>
                   <w:rStyle w:val="Hyperlink"/>
@@ -9903,7 +10024,7 @@
               <w:pStyle w:val="Compact"/>
               <w:jc w:val="left"/>
             </w:pPr>
-            <w:hyperlink ns1:id="rId85">
+            <w:hyperlink ns1:id="rId87">
               <w:r>
                 <w:rPr>
                   <w:rStyle w:val="Hyperlink"/>
@@ -9960,7 +10081,7 @@
               <w:pStyle w:val="Compact"/>
               <w:jc w:val="left"/>
             </w:pPr>
-            <w:hyperlink ns1:id="rId86">
+            <w:hyperlink ns1:id="rId88">
               <w:r>
                 <w:rPr>
                   <w:rStyle w:val="Hyperlink"/>
@@ -10017,7 +10138,7 @@
               <w:pStyle w:val="Compact"/>
               <w:jc w:val="left"/>
             </w:pPr>
-            <w:hyperlink ns1:id="rId87">
+            <w:hyperlink ns1:id="rId89">
               <w:r>
                 <w:rPr>
                   <w:rStyle w:val="Hyperlink"/>
@@ -10074,7 +10195,7 @@
               <w:pStyle w:val="Compact"/>
               <w:jc w:val="left"/>
             </w:pPr>
-            <w:hyperlink ns1:id="rId88">
+            <w:hyperlink ns1:id="rId90">
               <w:r>
                 <w:rPr>
                   <w:rStyle w:val="Hyperlink"/>
@@ -10131,7 +10252,7 @@
               <w:pStyle w:val="Compact"/>
               <w:jc w:val="left"/>
             </w:pPr>
-            <w:hyperlink ns1:id="rId89">
+            <w:hyperlink ns1:id="rId91">
               <w:r>
                 <w:rPr>
                   <w:rStyle w:val="Hyperlink"/>
@@ -10188,7 +10309,7 @@
               <w:pStyle w:val="Compact"/>
               <w:jc w:val="left"/>
             </w:pPr>
-            <w:hyperlink ns1:id="rId90">
+            <w:hyperlink ns1:id="rId92">
               <w:r>
                 <w:rPr>
                   <w:rStyle w:val="Hyperlink"/>
@@ -10245,7 +10366,7 @@
               <w:pStyle w:val="Compact"/>
               <w:jc w:val="left"/>
             </w:pPr>
-            <w:hyperlink ns1:id="rId91">
+            <w:hyperlink ns1:id="rId93">
               <w:r>
                 <w:rPr>
                   <w:rStyle w:val="Hyperlink"/>
@@ -10302,7 +10423,7 @@
               <w:pStyle w:val="Compact"/>
               <w:jc w:val="left"/>
             </w:pPr>
-            <w:hyperlink ns1:id="rId92">
+            <w:hyperlink ns1:id="rId94">
               <w:r>
                 <w:rPr>
                   <w:rStyle w:val="Hyperlink"/>
@@ -10359,7 +10480,7 @@
               <w:pStyle w:val="Compact"/>
               <w:jc w:val="left"/>
             </w:pPr>
-            <w:hyperlink ns1:id="rId93">
+            <w:hyperlink ns1:id="rId95">
               <w:r>
                 <w:rPr>
                   <w:rStyle w:val="Hyperlink"/>
@@ -10416,7 +10537,7 @@
               <w:pStyle w:val="Compact"/>
               <w:jc w:val="left"/>
             </w:pPr>
-            <w:hyperlink ns1:id="rId94">
+            <w:hyperlink ns1:id="rId96">
               <w:r>
                 <w:rPr>
                   <w:rStyle w:val="Hyperlink"/>
@@ -10473,7 +10594,7 @@
               <w:pStyle w:val="Compact"/>
               <w:jc w:val="left"/>
             </w:pPr>
-            <w:hyperlink ns1:id="rId95">
+            <w:hyperlink ns1:id="rId97">
               <w:r>
                 <w:rPr>
                   <w:rStyle w:val="Hyperlink"/>
@@ -10530,7 +10651,7 @@
               <w:pStyle w:val="Compact"/>
               <w:jc w:val="left"/>
             </w:pPr>
-            <w:hyperlink ns1:id="rId96">
+            <w:hyperlink ns1:id="rId98">
               <w:r>
                 <w:rPr>
                   <w:rStyle w:val="Hyperlink"/>
@@ -10587,7 +10708,7 @@
               <w:pStyle w:val="Compact"/>
               <w:jc w:val="left"/>
             </w:pPr>
-            <w:hyperlink ns1:id="rId97">
+            <w:hyperlink ns1:id="rId99">
               <w:r>
                 <w:rPr>
                   <w:rStyle w:val="Hyperlink"/>
@@ -10644,7 +10765,7 @@
               <w:pStyle w:val="Compact"/>
               <w:jc w:val="left"/>
             </w:pPr>
-            <w:hyperlink ns1:id="rId98">
+            <w:hyperlink ns1:id="rId100">
               <w:r>
                 <w:rPr>
                   <w:rStyle w:val="Hyperlink"/>
@@ -10701,7 +10822,7 @@
               <w:pStyle w:val="Compact"/>
               <w:jc w:val="left"/>
             </w:pPr>
-            <w:hyperlink ns1:id="rId99">
+            <w:hyperlink ns1:id="rId101">
               <w:r>
                 <w:rPr>
                   <w:rStyle w:val="Hyperlink"/>
@@ -10758,7 +10879,7 @@
               <w:pStyle w:val="Compact"/>
               <w:jc w:val="left"/>
             </w:pPr>
-            <w:hyperlink ns1:id="rId100">
+            <w:hyperlink ns1:id="rId102">
               <w:r>
                 <w:rPr>
                   <w:rStyle w:val="Hyperlink"/>
@@ -10815,7 +10936,7 @@
               <w:pStyle w:val="Compact"/>
               <w:jc w:val="left"/>
             </w:pPr>
-            <w:hyperlink ns1:id="rId101">
+            <w:hyperlink ns1:id="rId103">
               <w:r>
                 <w:rPr>
                   <w:rStyle w:val="Hyperlink"/>
@@ -10872,7 +10993,7 @@
               <w:pStyle w:val="Compact"/>
               <w:jc w:val="left"/>
             </w:pPr>
-            <w:hyperlink ns1:id="rId102">
+            <w:hyperlink ns1:id="rId104">
               <w:r>
                 <w:rPr>
                   <w:rStyle w:val="Hyperlink"/>
@@ -10929,7 +11050,7 @@
               <w:pStyle w:val="Compact"/>
               <w:jc w:val="left"/>
             </w:pPr>
-            <w:hyperlink ns1:id="rId103">
+            <w:hyperlink ns1:id="rId105">
               <w:r>
                 <w:rPr>
                   <w:rStyle w:val="Hyperlink"/>
@@ -10986,7 +11107,7 @@
               <w:pStyle w:val="Compact"/>
               <w:jc w:val="left"/>
             </w:pPr>
-            <w:hyperlink ns1:id="rId104">
+            <w:hyperlink ns1:id="rId106">
               <w:r>
                 <w:rPr>
                   <w:rStyle w:val="Hyperlink"/>
@@ -11043,7 +11164,7 @@
               <w:pStyle w:val="Compact"/>
               <w:jc w:val="left"/>
             </w:pPr>
-            <w:hyperlink ns1:id="rId105">
+            <w:hyperlink ns1:id="rId107">
               <w:r>
                 <w:rPr>
                   <w:rStyle w:val="Hyperlink"/>
@@ -11100,7 +11221,7 @@
               <w:pStyle w:val="Compact"/>
               <w:jc w:val="left"/>
             </w:pPr>
-            <w:hyperlink ns1:id="rId106">
+            <w:hyperlink ns1:id="rId108">
               <w:r>
                 <w:rPr>
                   <w:rStyle w:val="Hyperlink"/>
@@ -11157,7 +11278,7 @@
               <w:pStyle w:val="Compact"/>
               <w:jc w:val="left"/>
             </w:pPr>
-            <w:hyperlink ns1:id="rId107">
+            <w:hyperlink ns1:id="rId109">
               <w:r>
                 <w:rPr>
                   <w:rStyle w:val="Hyperlink"/>
@@ -11214,7 +11335,7 @@
               <w:pStyle w:val="Compact"/>
               <w:jc w:val="left"/>
             </w:pPr>
-            <w:hyperlink ns1:id="rId108">
+            <w:hyperlink ns1:id="rId110">
               <w:r>
                 <w:rPr>
                   <w:rStyle w:val="Hyperlink"/>
@@ -11271,7 +11392,7 @@
               <w:pStyle w:val="Compact"/>
               <w:jc w:val="left"/>
             </w:pPr>
-            <w:hyperlink ns1:id="rId109">
+            <w:hyperlink ns1:id="rId111">
               <w:r>
                 <w:rPr>
                   <w:rStyle w:val="Hyperlink"/>
@@ -11328,7 +11449,7 @@
               <w:pStyle w:val="Compact"/>
               <w:jc w:val="left"/>
             </w:pPr>
-            <w:hyperlink ns1:id="rId110">
+            <w:hyperlink ns1:id="rId112">
               <w:r>
                 <w:rPr>
                   <w:rStyle w:val="Hyperlink"/>
@@ -11385,7 +11506,7 @@
               <w:pStyle w:val="Compact"/>
               <w:jc w:val="left"/>
             </w:pPr>
-            <w:hyperlink ns1:id="rId111">
+            <w:hyperlink ns1:id="rId113">
               <w:r>
                 <w:rPr>
                   <w:rStyle w:val="Hyperlink"/>
@@ -11460,9 +11581,9 @@
         </w:tc>
       </w:tr>
     </w:tbl>
-    <w:bookmarkEnd w:id="112"/>
-    <w:bookmarkEnd w:id="113"/>
-    <w:bookmarkStart w:id="118" w:name="klasse-electoraldistrict"/>
+    <w:bookmarkEnd w:id="114"/>
+    <w:bookmarkEnd w:id="115"/>
+    <w:bookmarkStart w:id="120" w:name="klasse-electoraldistrict"/>
     <w:p>
       <w:pPr>
         <w:pStyle w:val="berschrift2"/>
@@ -11491,7 +11612,7 @@
         <w:t xml:space="preserve">__</w:t>
       </w:r>
     </w:p>
-    <w:bookmarkStart w:id="114" w:name="attribute-7"/>
+    <w:bookmarkStart w:id="116" w:name="attribute-7"/>
     <w:p>
       <w:pPr>
         <w:pStyle w:val="berschrift3"/>
@@ -11578,6 +11699,60 @@
               <w:jc w:val="left"/>
             </w:pPr>
             <w:r>
+              <w:t xml:space="preserve">1</w:t>
+            </w:r>
+            <w:r>
+              <w:t xml:space="preserve"> </w:t>
+            </w:r>
+            <w:r>
+              <w:t xml:space="preserve"> </w:t>
+            </w:r>
+            <w:hyperlink w:anchor="String">
+              <w:r>
+                <w:rPr>
+                  <w:rStyle w:val="Hyperlink"/>
+                </w:rPr>
+                <w:t xml:space="preserve">String</w:t>
+              </w:r>
+            </w:hyperlink>
+          </w:p>
+        </w:tc>
+        <w:tc>
+          <w:tcPr>
+            <w:shd w:val="clear" w:color="auto" w:fill="F2F2F2"/>
+          </w:tcPr>
+          <w:p>
+            <w:pPr>
+              <w:pStyle w:val="Compact"/>
+              <w:jc w:val="left"/>
+            </w:pPr>
+            <w:r>
+              <w:t xml:space="preserve">Wahlkreis oder Wahlregion.</w:t>
+            </w:r>
+          </w:p>
+        </w:tc>
+      </w:tr>
+      <w:tr>
+        <w:tc>
+          <w:tcPr/>
+          <w:p>
+            <w:pPr>
+              <w:pStyle w:val="Compact"/>
+              <w:jc w:val="left"/>
+            </w:pPr>
+            <w:r>
+              <w:t xml:space="preserve">valid_from</w:t>
+            </w:r>
+          </w:p>
+        </w:tc>
+        <w:tc>
+          <w:tcPr/>
+          <w:p>
+            <w:pPr>
+              <w:pStyle w:val="Compact"/>
+              <w:jc w:val="left"/>
+            </w:pPr>
+            <w:r>
               <w:t xml:space="preserve">0..1</w:t>
             </w:r>
             <w:r>
@@ -11586,46 +11761,65 @@
             <w:r>
               <w:t xml:space="preserve"> </w:t>
             </w:r>
-            <w:hyperlink w:anchor="String">
-              <w:r>
-                <w:rPr>
-                  <w:rStyle w:val="Hyperlink"/>
-                </w:rPr>
-                <w:t xml:space="preserve">String</w:t>
-              </w:r>
-            </w:hyperlink>
-          </w:p>
-        </w:tc>
-        <w:tc>
-          <w:tcPr>
-            <w:shd w:val="clear" w:color="auto" w:fill="F2F2F2"/>
-          </w:tcPr>
-          <w:p>
-            <w:pPr>
-              <w:pStyle w:val="Compact"/>
-              <w:jc w:val="left"/>
-            </w:pPr>
-            <w:r>
-              <w:t xml:space="preserve">Wahlkreis oder Wahlregion.</w:t>
-            </w:r>
-          </w:p>
-        </w:tc>
-      </w:tr>
-      <w:tr>
-        <w:tc>
-          <w:tcPr/>
-          <w:p>
-            <w:pPr>
-              <w:pStyle w:val="Compact"/>
-              <w:jc w:val="left"/>
-            </w:pPr>
-            <w:r>
-              <w:t xml:space="preserve">valid_from</w:t>
-            </w:r>
-          </w:p>
-        </w:tc>
-        <w:tc>
-          <w:tcPr/>
+            <w:hyperlink w:anchor="Date">
+              <w:r>
+                <w:rPr>
+                  <w:rStyle w:val="Hyperlink"/>
+                </w:rPr>
+                <w:t xml:space="preserve">Date</w:t>
+              </w:r>
+            </w:hyperlink>
+          </w:p>
+        </w:tc>
+        <w:tc>
+          <w:tcPr/>
+          <w:p>
+            <w:pPr>
+              <w:pStyle w:val="Compact"/>
+              <w:jc w:val="left"/>
+            </w:pPr>
+            <w:r>
+              <w:t xml:space="preserve">Das Datum, ab dem die Information gültig ist.</w:t>
+            </w:r>
+            <w:r>
+              <w:t xml:space="preserve"> </w:t>
+            </w:r>
+            <w:r>
+              <w:t xml:space="preserve">Vererbung:</w:t>
+            </w:r>
+            <w:r>
+              <w:t xml:space="preserve"> </w:t>
+            </w:r>
+            <w:hyperlink w:anchor="HasTemporalValidity">
+              <w:r>
+                <w:rPr>
+                  <w:rStyle w:val="Hyperlink"/>
+                </w:rPr>
+                <w:t xml:space="preserve">HasTemporalValidity</w:t>
+              </w:r>
+            </w:hyperlink>
+          </w:p>
+        </w:tc>
+      </w:tr>
+      <w:tr>
+        <w:tc>
+          <w:tcPr>
+            <w:shd w:val="clear" w:color="auto" w:fill="F2F2F2"/>
+          </w:tcPr>
+          <w:p>
+            <w:pPr>
+              <w:pStyle w:val="Compact"/>
+              <w:jc w:val="left"/>
+            </w:pPr>
+            <w:r>
+              <w:t xml:space="preserve">valid_through</w:t>
+            </w:r>
+          </w:p>
+        </w:tc>
+        <w:tc>
+          <w:tcPr>
+            <w:shd w:val="clear" w:color="auto" w:fill="F2F2F2"/>
+          </w:tcPr>
           <w:p>
             <w:pPr>
               <w:pStyle w:val="Compact"/>
@@ -11651,14 +11845,16 @@
           </w:p>
         </w:tc>
         <w:tc>
-          <w:tcPr/>
-          <w:p>
-            <w:pPr>
-              <w:pStyle w:val="Compact"/>
-              <w:jc w:val="left"/>
-            </w:pPr>
-            <w:r>
-              <w:t xml:space="preserve">Das Datum, ab dem die Information gültig ist.</w:t>
+          <w:tcPr>
+            <w:shd w:val="clear" w:color="auto" w:fill="F2F2F2"/>
+          </w:tcPr>
+          <w:p>
+            <w:pPr>
+              <w:pStyle w:val="Compact"/>
+              <w:jc w:val="left"/>
+            </w:pPr>
+            <w:r>
+              <w:t xml:space="preserve">Das Datum, bis und mit dem die Information gültig ist.</w:t>
             </w:r>
             <w:r>
               <w:t xml:space="preserve"> </w:t>
@@ -11682,23 +11878,19 @@
       </w:tr>
       <w:tr>
         <w:tc>
-          <w:tcPr>
-            <w:shd w:val="clear" w:color="auto" w:fill="F2F2F2"/>
-          </w:tcPr>
-          <w:p>
-            <w:pPr>
-              <w:pStyle w:val="Compact"/>
-              <w:jc w:val="left"/>
-            </w:pPr>
-            <w:r>
-              <w:t xml:space="preserve">valid_through</w:t>
-            </w:r>
-          </w:p>
-        </w:tc>
-        <w:tc>
-          <w:tcPr>
-            <w:shd w:val="clear" w:color="auto" w:fill="F2F2F2"/>
-          </w:tcPr>
+          <w:tcPr/>
+          <w:p>
+            <w:pPr>
+              <w:pStyle w:val="Compact"/>
+              <w:jc w:val="left"/>
+            </w:pPr>
+            <w:r>
+              <w:t xml:space="preserve">is_active</w:t>
+            </w:r>
+          </w:p>
+        </w:tc>
+        <w:tc>
+          <w:tcPr/>
           <w:p>
             <w:pPr>
               <w:pStyle w:val="Compact"/>
@@ -11713,27 +11905,25 @@
             <w:r>
               <w:t xml:space="preserve"> </w:t>
             </w:r>
-            <w:hyperlink w:anchor="Date">
-              <w:r>
-                <w:rPr>
-                  <w:rStyle w:val="Hyperlink"/>
-                </w:rPr>
-                <w:t xml:space="preserve">Date</w:t>
-              </w:r>
-            </w:hyperlink>
-          </w:p>
-        </w:tc>
-        <w:tc>
-          <w:tcPr>
-            <w:shd w:val="clear" w:color="auto" w:fill="F2F2F2"/>
-          </w:tcPr>
-          <w:p>
-            <w:pPr>
-              <w:pStyle w:val="Compact"/>
-              <w:jc w:val="left"/>
-            </w:pPr>
-            <w:r>
-              <w:t xml:space="preserve">Das Datum, bis und mit dem die Information gültig ist.</w:t>
+            <w:hyperlink w:anchor="Boolean">
+              <w:r>
+                <w:rPr>
+                  <w:rStyle w:val="Hyperlink"/>
+                </w:rPr>
+                <w:t xml:space="preserve">Boolean</w:t>
+              </w:r>
+            </w:hyperlink>
+          </w:p>
+        </w:tc>
+        <w:tc>
+          <w:tcPr/>
+          <w:p>
+            <w:pPr>
+              <w:pStyle w:val="Compact"/>
+              <w:jc w:val="left"/>
+            </w:pPr>
+            <w:r>
+              <w:t xml:space="preserve">Gibt an, ob die Information aktuell gültig ist. Kann nützlich sein, wenn diese Information explizit vorhanden ist.</w:t>
             </w:r>
             <w:r>
               <w:t xml:space="preserve"> </w:t>
@@ -11755,78 +11945,9 @@
           </w:p>
         </w:tc>
       </w:tr>
-      <w:tr>
-        <w:tc>
-          <w:tcPr/>
-          <w:p>
-            <w:pPr>
-              <w:pStyle w:val="Compact"/>
-              <w:jc w:val="left"/>
-            </w:pPr>
-            <w:r>
-              <w:t xml:space="preserve">is_active</w:t>
-            </w:r>
-          </w:p>
-        </w:tc>
-        <w:tc>
-          <w:tcPr/>
-          <w:p>
-            <w:pPr>
-              <w:pStyle w:val="Compact"/>
-              <w:jc w:val="left"/>
-            </w:pPr>
-            <w:r>
-              <w:t xml:space="preserve">0..1</w:t>
-            </w:r>
-            <w:r>
-              <w:t xml:space="preserve"> </w:t>
-            </w:r>
-            <w:r>
-              <w:t xml:space="preserve"> </w:t>
-            </w:r>
-            <w:hyperlink w:anchor="Boolean">
-              <w:r>
-                <w:rPr>
-                  <w:rStyle w:val="Hyperlink"/>
-                </w:rPr>
-                <w:t xml:space="preserve">Boolean</w:t>
-              </w:r>
-            </w:hyperlink>
-          </w:p>
-        </w:tc>
-        <w:tc>
-          <w:tcPr/>
-          <w:p>
-            <w:pPr>
-              <w:pStyle w:val="Compact"/>
-              <w:jc w:val="left"/>
-            </w:pPr>
-            <w:r>
-              <w:t xml:space="preserve">Gibt an, ob die Information aktuell gültig ist. Kann nützlich sein, wenn diese Information explizit vorhanden ist.</w:t>
-            </w:r>
-            <w:r>
-              <w:t xml:space="preserve"> </w:t>
-            </w:r>
-            <w:r>
-              <w:t xml:space="preserve">Vererbung:</w:t>
-            </w:r>
-            <w:r>
-              <w:t xml:space="preserve"> </w:t>
-            </w:r>
-            <w:hyperlink w:anchor="HasTemporalValidity">
-              <w:r>
-                <w:rPr>
-                  <w:rStyle w:val="Hyperlink"/>
-                </w:rPr>
-                <w:t xml:space="preserve">HasTemporalValidity</w:t>
-              </w:r>
-            </w:hyperlink>
-          </w:p>
-        </w:tc>
-      </w:tr>
     </w:tbl>
-    <w:bookmarkEnd w:id="114"/>
-    <w:bookmarkStart w:id="115" w:name="verwendungen-7"/>
+    <w:bookmarkEnd w:id="116"/>
+    <w:bookmarkStart w:id="117" w:name="verwendungen-7"/>
     <w:p>
       <w:pPr>
         <w:pStyle w:val="berschrift3"/>
@@ -11975,8 +12096,8 @@
         </w:tc>
       </w:tr>
     </w:tbl>
-    <w:bookmarkEnd w:id="115"/>
-    <w:bookmarkStart w:id="117" w:name="beispiele-2"/>
+    <w:bookmarkEnd w:id="117"/>
+    <w:bookmarkStart w:id="119" w:name="beispiele-2"/>
     <w:p>
       <w:pPr>
         <w:pStyle w:val="berschrift3"/>
@@ -11985,7 +12106,7 @@
         <w:t xml:space="preserve">Beispiele</w:t>
       </w:r>
     </w:p>
-    <w:bookmarkStart w:id="116" w:name="Xfe86a01df4dff17713c22ffc60b6ef3d9ee7fc8"/>
+    <w:bookmarkStart w:id="118" w:name="Xfe86a01df4dff17713c22ffc60b6ef3d9ee7fc8"/>
     <w:p>
       <w:pPr>
         <w:pStyle w:val="berschrift4"/>
@@ -12036,18 +12157,18 @@
           <w:rStyle w:val="AttributeTok"/>
         </w:rPr>
         <w:t xml:space="preserve"> 2010-01-01</w:t>
-      </w:r>
-    </w:p>
-    <w:bookmarkEnd w:id="116"/>
-    <w:bookmarkEnd w:id="117"/>
-    <w:p>
-      <w:r>
-        <w:br w:type="page"/>
       </w:r>
     </w:p>
     <w:bookmarkEnd w:id="118"/>
     <w:bookmarkEnd w:id="119"/>
-    <w:bookmarkStart w:id="150" w:name="gruppen-und-organe-groups"/>
+    <w:p>
+      <w:r>
+        <w:br w:type="page"/>
+      </w:r>
+    </w:p>
+    <w:bookmarkEnd w:id="120"/>
+    <w:bookmarkEnd w:id="121"/>
+    <w:bookmarkStart w:id="152" w:name="gruppen-und-organe-groups"/>
     <w:p>
       <w:pPr>
         <w:pStyle w:val="berschrift1"/>
@@ -12068,7 +12189,7 @@
       <w:pPr>
         <w:numPr>
           <w:ilvl w:val="0"/>
-          <w:numId w:val="1006"/>
+          <w:numId w:val="1008"/>
         </w:numPr>
         <w:pStyle w:val="Compact"/>
       </w:pPr>
@@ -12136,7 +12257,7 @@
       <w:pPr>
         <w:numPr>
           <w:ilvl w:val="0"/>
-          <w:numId w:val="1006"/>
+          <w:numId w:val="1008"/>
         </w:numPr>
         <w:pStyle w:val="Compact"/>
       </w:pPr>
@@ -12192,7 +12313,7 @@
       <w:pPr>
         <w:numPr>
           <w:ilvl w:val="0"/>
-          <w:numId w:val="1006"/>
+          <w:numId w:val="1008"/>
         </w:numPr>
         <w:pStyle w:val="Compact"/>
       </w:pPr>
@@ -12234,7 +12355,7 @@
         <w:t xml:space="preserve">lassen sich z. B. nur während einer Legislatur bestehende Kommissionen oder Umbenennungen und Fusionen von Parteien abbilden.</w:t>
       </w:r>
     </w:p>
-    <w:bookmarkStart w:id="122" w:name="klasse-group"/>
+    <w:bookmarkStart w:id="124" w:name="klasse-group"/>
     <w:p>
       <w:pPr>
         <w:pStyle w:val="berschrift2"/>
@@ -12263,7 +12384,7 @@
         <w:t xml:space="preserve">__</w:t>
       </w:r>
     </w:p>
-    <w:bookmarkStart w:id="120" w:name="attribute-8"/>
+    <w:bookmarkStart w:id="122" w:name="attribute-8"/>
     <w:p>
       <w:pPr>
         <w:pStyle w:val="berschrift3"/>
@@ -12350,7 +12471,7 @@
               <w:jc w:val="left"/>
             </w:pPr>
             <w:r>
-              <w:t xml:space="preserve">0..1</w:t>
+              <w:t xml:space="preserve">1</w:t>
             </w:r>
             <w:r>
               <w:t xml:space="preserve"> </w:t>
@@ -12419,6 +12540,172 @@
               <w:jc w:val="left"/>
             </w:pPr>
             <w:r>
+              <w:t xml:space="preserve">1</w:t>
+            </w:r>
+            <w:r>
+              <w:t xml:space="preserve"> </w:t>
+            </w:r>
+            <w:r>
+              <w:t xml:space="preserve"> </w:t>
+            </w:r>
+            <w:hyperlink w:anchor="String">
+              <w:r>
+                <w:rPr>
+                  <w:rStyle w:val="Hyperlink"/>
+                </w:rPr>
+                <w:t xml:space="preserve">String</w:t>
+              </w:r>
+            </w:hyperlink>
+          </w:p>
+        </w:tc>
+        <w:tc>
+          <w:tcPr/>
+          <w:p>
+            <w:pPr>
+              <w:pStyle w:val="Compact"/>
+              <w:jc w:val="left"/>
+            </w:pPr>
+            <w:r>
+              <w:t xml:space="preserve">Möglichkeit bei einer strukturierten Information, ein Label zu vergeben (bspw. Anzeigename, Anstellung, etc.).</w:t>
+            </w:r>
+          </w:p>
+        </w:tc>
+      </w:tr>
+      <w:tr>
+        <w:tc>
+          <w:tcPr>
+            <w:shd w:val="clear" w:color="auto" w:fill="F2F2F2"/>
+          </w:tcPr>
+          <w:p>
+            <w:pPr>
+              <w:pStyle w:val="Compact"/>
+              <w:jc w:val="left"/>
+            </w:pPr>
+            <w:r>
+              <w:t xml:space="preserve">abbreviation</w:t>
+            </w:r>
+          </w:p>
+        </w:tc>
+        <w:tc>
+          <w:tcPr>
+            <w:shd w:val="clear" w:color="auto" w:fill="F2F2F2"/>
+          </w:tcPr>
+          <w:p>
+            <w:pPr>
+              <w:pStyle w:val="Compact"/>
+              <w:jc w:val="left"/>
+            </w:pPr>
+            <w:r>
+              <w:t xml:space="preserve">*</w:t>
+            </w:r>
+            <w:r>
+              <w:t xml:space="preserve"> </w:t>
+            </w:r>
+            <w:r>
+              <w:t xml:space="preserve"> </w:t>
+            </w:r>
+            <w:hyperlink w:anchor="MultilingualValue">
+              <w:r>
+                <w:rPr>
+                  <w:rStyle w:val="Hyperlink"/>
+                </w:rPr>
+                <w:t xml:space="preserve">MultilingualValue</w:t>
+              </w:r>
+            </w:hyperlink>
+          </w:p>
+        </w:tc>
+        <w:tc>
+          <w:tcPr>
+            <w:shd w:val="clear" w:color="auto" w:fill="F2F2F2"/>
+          </w:tcPr>
+          <w:p>
+            <w:pPr>
+              <w:pStyle w:val="Compact"/>
+              <w:jc w:val="left"/>
+            </w:pPr>
+            <w:r>
+              <w:t xml:space="preserve">Abkürzung (kann mehrsprachig sein).</w:t>
+            </w:r>
+          </w:p>
+        </w:tc>
+      </w:tr>
+      <w:tr>
+        <w:tc>
+          <w:tcPr/>
+          <w:p>
+            <w:pPr>
+              <w:pStyle w:val="Compact"/>
+              <w:jc w:val="left"/>
+            </w:pPr>
+            <w:r>
+              <w:t xml:space="preserve">description</w:t>
+            </w:r>
+          </w:p>
+        </w:tc>
+        <w:tc>
+          <w:tcPr/>
+          <w:p>
+            <w:pPr>
+              <w:pStyle w:val="Compact"/>
+              <w:jc w:val="left"/>
+            </w:pPr>
+            <w:r>
+              <w:t xml:space="preserve">*</w:t>
+            </w:r>
+            <w:r>
+              <w:t xml:space="preserve"> </w:t>
+            </w:r>
+            <w:r>
+              <w:t xml:space="preserve"> </w:t>
+            </w:r>
+            <w:hyperlink w:anchor="MultilingualValue">
+              <w:r>
+                <w:rPr>
+                  <w:rStyle w:val="Hyperlink"/>
+                </w:rPr>
+                <w:t xml:space="preserve">MultilingualValue</w:t>
+              </w:r>
+            </w:hyperlink>
+          </w:p>
+        </w:tc>
+        <w:tc>
+          <w:tcPr/>
+          <w:p>
+            <w:pPr>
+              <w:pStyle w:val="Compact"/>
+              <w:jc w:val="left"/>
+            </w:pPr>
+            <w:r>
+              <w:t xml:space="preserve">Kurze Beschreibung der Gruppierung.</w:t>
+            </w:r>
+          </w:p>
+        </w:tc>
+      </w:tr>
+      <w:tr>
+        <w:tc>
+          <w:tcPr>
+            <w:shd w:val="clear" w:color="auto" w:fill="F2F2F2"/>
+          </w:tcPr>
+          <w:p>
+            <w:pPr>
+              <w:pStyle w:val="Compact"/>
+              <w:jc w:val="left"/>
+            </w:pPr>
+            <w:r>
+              <w:t xml:space="preserve">landing_page</w:t>
+            </w:r>
+          </w:p>
+        </w:tc>
+        <w:tc>
+          <w:tcPr>
+            <w:shd w:val="clear" w:color="auto" w:fill="F2F2F2"/>
+          </w:tcPr>
+          <w:p>
+            <w:pPr>
+              <w:pStyle w:val="Compact"/>
+              <w:jc w:val="left"/>
+            </w:pPr>
+            <w:r>
               <w:t xml:space="preserve">0..1</w:t>
             </w:r>
             <w:r>
@@ -12427,6 +12714,116 @@
             <w:r>
               <w:t xml:space="preserve"> </w:t>
             </w:r>
+            <w:hyperlink w:anchor="Uri">
+              <w:r>
+                <w:rPr>
+                  <w:rStyle w:val="Hyperlink"/>
+                </w:rPr>
+                <w:t xml:space="preserve">Uri</w:t>
+              </w:r>
+            </w:hyperlink>
+          </w:p>
+        </w:tc>
+        <w:tc>
+          <w:tcPr>
+            <w:shd w:val="clear" w:color="auto" w:fill="F2F2F2"/>
+          </w:tcPr>
+          <w:p>
+            <w:pPr>
+              <w:pStyle w:val="Compact"/>
+              <w:jc w:val="left"/>
+            </w:pPr>
+            <w:r>
+              <w:t xml:space="preserve">Website mit weiteren Informationen.</w:t>
+            </w:r>
+          </w:p>
+        </w:tc>
+      </w:tr>
+      <w:tr>
+        <w:tc>
+          <w:tcPr/>
+          <w:p>
+            <w:pPr>
+              <w:pStyle w:val="Compact"/>
+              <w:jc w:val="left"/>
+            </w:pPr>
+            <w:r>
+              <w:t xml:space="preserve">parent_groups</w:t>
+            </w:r>
+          </w:p>
+        </w:tc>
+        <w:tc>
+          <w:tcPr/>
+          <w:p>
+            <w:pPr>
+              <w:pStyle w:val="Compact"/>
+              <w:jc w:val="left"/>
+            </w:pPr>
+            <w:r>
+              <w:t xml:space="preserve">*</w:t>
+            </w:r>
+            <w:r>
+              <w:t xml:space="preserve"> </w:t>
+            </w:r>
+            <w:r>
+              <w:t xml:space="preserve"> </w:t>
+            </w:r>
+            <w:hyperlink w:anchor="Uriorcurie">
+              <w:r>
+                <w:rPr>
+                  <w:rStyle w:val="Hyperlink"/>
+                </w:rPr>
+                <w:t xml:space="preserve">Uriorcurie</w:t>
+              </w:r>
+            </w:hyperlink>
+          </w:p>
+        </w:tc>
+        <w:tc>
+          <w:tcPr/>
+          <w:p>
+            <w:pPr>
+              <w:pStyle w:val="Compact"/>
+              <w:jc w:val="left"/>
+            </w:pPr>
+            <w:r>
+              <w:t xml:space="preserve">Übergeordnete Gruppe. Zum Beispiel die Mutterpartei zu Kantonalparteien, oder zur Beschreibung der Hierarchie in der Exekutive. Auch zur Verknüpfung von Subkommissionen mit Kommissionen oder Fraktionen mit Parlament und Partei. (parentGroup wird typischerweise im selben group_type verwendet, typenübergreifende Verknüpfungen sind aber erlaubt, z.B. Fraktion → Parlament und Fraktion → Partei.)</w:t>
+            </w:r>
+          </w:p>
+        </w:tc>
+      </w:tr>
+      <w:tr>
+        <w:tc>
+          <w:tcPr>
+            <w:shd w:val="clear" w:color="auto" w:fill="F2F2F2"/>
+          </w:tcPr>
+          <w:p>
+            <w:pPr>
+              <w:pStyle w:val="Compact"/>
+              <w:jc w:val="left"/>
+            </w:pPr>
+            <w:r>
+              <w:t xml:space="preserve">spatial</w:t>
+            </w:r>
+          </w:p>
+        </w:tc>
+        <w:tc>
+          <w:tcPr>
+            <w:shd w:val="clear" w:color="auto" w:fill="F2F2F2"/>
+          </w:tcPr>
+          <w:p>
+            <w:pPr>
+              <w:pStyle w:val="Compact"/>
+              <w:jc w:val="left"/>
+            </w:pPr>
+            <w:r>
+              <w:t xml:space="preserve">0..1</w:t>
+            </w:r>
+            <w:r>
+              <w:t xml:space="preserve"> </w:t>
+            </w:r>
+            <w:r>
+              <w:t xml:space="preserve"> </w:t>
+            </w:r>
             <w:hyperlink w:anchor="String">
               <w:r>
                 <w:rPr>
@@ -12438,37 +12835,35 @@
           </w:p>
         </w:tc>
         <w:tc>
-          <w:tcPr/>
-          <w:p>
-            <w:pPr>
-              <w:pStyle w:val="Compact"/>
-              <w:jc w:val="left"/>
-            </w:pPr>
-            <w:r>
-              <w:t xml:space="preserve">Möglichkeit bei einer strukturierten Information, ein Label zu vergeben (bspw. Anzeigename, Anstellung, etc.).</w:t>
-            </w:r>
-          </w:p>
-        </w:tc>
-      </w:tr>
-      <w:tr>
-        <w:tc>
-          <w:tcPr>
-            <w:shd w:val="clear" w:color="auto" w:fill="F2F2F2"/>
-          </w:tcPr>
-          <w:p>
-            <w:pPr>
-              <w:pStyle w:val="Compact"/>
-              <w:jc w:val="left"/>
-            </w:pPr>
-            <w:r>
-              <w:t xml:space="preserve">abbreviation</w:t>
-            </w:r>
-          </w:p>
-        </w:tc>
-        <w:tc>
-          <w:tcPr>
-            <w:shd w:val="clear" w:color="auto" w:fill="F2F2F2"/>
-          </w:tcPr>
+          <w:tcPr>
+            <w:shd w:val="clear" w:color="auto" w:fill="F2F2F2"/>
+          </w:tcPr>
+          <w:p>
+            <w:pPr>
+              <w:pStyle w:val="Compact"/>
+              <w:jc w:val="left"/>
+            </w:pPr>
+            <w:r>
+              <w:t xml:space="preserve">Räumliche Referenz (BFS-Gemeindenummer, BFS-Kantonsnummer oder Land). Formate: Gemeinde: ld.admin.ch/municipality/1234, Kanton: ld.admin.ch/canton/23, Bund: ld.admin.ch/country/CHE.</w:t>
+            </w:r>
+          </w:p>
+        </w:tc>
+      </w:tr>
+      <w:tr>
+        <w:tc>
+          <w:tcPr/>
+          <w:p>
+            <w:pPr>
+              <w:pStyle w:val="Compact"/>
+              <w:jc w:val="left"/>
+            </w:pPr>
+            <w:r>
+              <w:t xml:space="preserve">contacts</w:t>
+            </w:r>
+          </w:p>
+        </w:tc>
+        <w:tc>
+          <w:tcPr/>
           <w:p>
             <w:pPr>
               <w:pStyle w:val="Compact"/>
@@ -12483,46 +12878,48 @@
             <w:r>
               <w:t xml:space="preserve"> </w:t>
             </w:r>
-            <w:hyperlink w:anchor="MultilingualValue">
-              <w:r>
-                <w:rPr>
-                  <w:rStyle w:val="Hyperlink"/>
-                </w:rPr>
-                <w:t xml:space="preserve">MultilingualValue</w:t>
-              </w:r>
-            </w:hyperlink>
-          </w:p>
-        </w:tc>
-        <w:tc>
-          <w:tcPr>
-            <w:shd w:val="clear" w:color="auto" w:fill="F2F2F2"/>
-          </w:tcPr>
-          <w:p>
-            <w:pPr>
-              <w:pStyle w:val="Compact"/>
-              <w:jc w:val="left"/>
-            </w:pPr>
-            <w:r>
-              <w:t xml:space="preserve">Abkürzung (kann mehrsprachig sein).</w:t>
-            </w:r>
-          </w:p>
-        </w:tc>
-      </w:tr>
-      <w:tr>
-        <w:tc>
-          <w:tcPr/>
-          <w:p>
-            <w:pPr>
-              <w:pStyle w:val="Compact"/>
-              <w:jc w:val="left"/>
-            </w:pPr>
-            <w:r>
-              <w:t xml:space="preserve">description</w:t>
-            </w:r>
-          </w:p>
-        </w:tc>
-        <w:tc>
-          <w:tcPr/>
+            <w:hyperlink w:anchor="Contact">
+              <w:r>
+                <w:rPr>
+                  <w:rStyle w:val="Hyperlink"/>
+                </w:rPr>
+                <w:t xml:space="preserve">Contact</w:t>
+              </w:r>
+            </w:hyperlink>
+          </w:p>
+        </w:tc>
+        <w:tc>
+          <w:tcPr/>
+          <w:p>
+            <w:pPr>
+              <w:pStyle w:val="Compact"/>
+              <w:jc w:val="left"/>
+            </w:pPr>
+            <w:r>
+              <w:t xml:space="preserve">Kontaktinformationen (E-Mail, Website, Social Media). Richtlinie: E-Mail ist quasi-obligatorisch und sollte wenn vorhanden immer angegeben werden.</w:t>
+            </w:r>
+          </w:p>
+        </w:tc>
+      </w:tr>
+      <w:tr>
+        <w:tc>
+          <w:tcPr>
+            <w:shd w:val="clear" w:color="auto" w:fill="F2F2F2"/>
+          </w:tcPr>
+          <w:p>
+            <w:pPr>
+              <w:pStyle w:val="Compact"/>
+              <w:jc w:val="left"/>
+            </w:pPr>
+            <w:r>
+              <w:t xml:space="preserve">addresses</w:t>
+            </w:r>
+          </w:p>
+        </w:tc>
+        <w:tc>
+          <w:tcPr>
+            <w:shd w:val="clear" w:color="auto" w:fill="F2F2F2"/>
+          </w:tcPr>
           <w:p>
             <w:pPr>
               <w:pStyle w:val="Compact"/>
@@ -12537,48 +12934,46 @@
             <w:r>
               <w:t xml:space="preserve"> </w:t>
             </w:r>
-            <w:hyperlink w:anchor="MultilingualValue">
-              <w:r>
-                <w:rPr>
-                  <w:rStyle w:val="Hyperlink"/>
-                </w:rPr>
-                <w:t xml:space="preserve">MultilingualValue</w:t>
-              </w:r>
-            </w:hyperlink>
-          </w:p>
-        </w:tc>
-        <w:tc>
-          <w:tcPr/>
-          <w:p>
-            <w:pPr>
-              <w:pStyle w:val="Compact"/>
-              <w:jc w:val="left"/>
-            </w:pPr>
-            <w:r>
-              <w:t xml:space="preserve">Kurze Beschreibung der Gruppierung.</w:t>
-            </w:r>
-          </w:p>
-        </w:tc>
-      </w:tr>
-      <w:tr>
-        <w:tc>
-          <w:tcPr>
-            <w:shd w:val="clear" w:color="auto" w:fill="F2F2F2"/>
-          </w:tcPr>
-          <w:p>
-            <w:pPr>
-              <w:pStyle w:val="Compact"/>
-              <w:jc w:val="left"/>
-            </w:pPr>
-            <w:r>
-              <w:t xml:space="preserve">landing_page</w:t>
-            </w:r>
-          </w:p>
-        </w:tc>
-        <w:tc>
-          <w:tcPr>
-            <w:shd w:val="clear" w:color="auto" w:fill="F2F2F2"/>
-          </w:tcPr>
+            <w:hyperlink w:anchor="Address">
+              <w:r>
+                <w:rPr>
+                  <w:rStyle w:val="Hyperlink"/>
+                </w:rPr>
+                <w:t xml:space="preserve">Address</w:t>
+              </w:r>
+            </w:hyperlink>
+          </w:p>
+        </w:tc>
+        <w:tc>
+          <w:tcPr>
+            <w:shd w:val="clear" w:color="auto" w:fill="F2F2F2"/>
+          </w:tcPr>
+          <w:p>
+            <w:pPr>
+              <w:pStyle w:val="Compact"/>
+              <w:jc w:val="left"/>
+            </w:pPr>
+            <w:r>
+              <w:t xml:space="preserve">Adressen mit Typ (privat, geschäftlich, lokal).</w:t>
+            </w:r>
+          </w:p>
+        </w:tc>
+      </w:tr>
+      <w:tr>
+        <w:tc>
+          <w:tcPr/>
+          <w:p>
+            <w:pPr>
+              <w:pStyle w:val="Compact"/>
+              <w:jc w:val="left"/>
+            </w:pPr>
+            <w:r>
+              <w:t xml:space="preserve">statutes_url</w:t>
+            </w:r>
+          </w:p>
+        </w:tc>
+        <w:tc>
+          <w:tcPr/>
           <w:p>
             <w:pPr>
               <w:pStyle w:val="Compact"/>
@@ -12593,53 +12988,197 @@
             <w:r>
               <w:t xml:space="preserve"> </w:t>
             </w:r>
-            <w:hyperlink w:anchor="Uri">
-              <w:r>
-                <w:rPr>
-                  <w:rStyle w:val="Hyperlink"/>
-                </w:rPr>
-                <w:t xml:space="preserve">Uri</w:t>
-              </w:r>
-            </w:hyperlink>
-          </w:p>
-        </w:tc>
-        <w:tc>
-          <w:tcPr>
-            <w:shd w:val="clear" w:color="auto" w:fill="F2F2F2"/>
-          </w:tcPr>
-          <w:p>
-            <w:pPr>
-              <w:pStyle w:val="Compact"/>
-              <w:jc w:val="left"/>
-            </w:pPr>
-            <w:r>
-              <w:t xml:space="preserve">Website mit weiteren Informationen.</w:t>
-            </w:r>
-          </w:p>
-        </w:tc>
-      </w:tr>
-      <w:tr>
-        <w:tc>
-          <w:tcPr/>
-          <w:p>
-            <w:pPr>
-              <w:pStyle w:val="Compact"/>
-              <w:jc w:val="left"/>
-            </w:pPr>
-            <w:r>
-              <w:t xml:space="preserve">parent_groups</w:t>
-            </w:r>
-          </w:p>
-        </w:tc>
-        <w:tc>
-          <w:tcPr/>
-          <w:p>
-            <w:pPr>
-              <w:pStyle w:val="Compact"/>
-              <w:jc w:val="left"/>
-            </w:pPr>
-            <w:r>
-              <w:t xml:space="preserve">*</w:t>
+            <w:hyperlink w:anchor="String">
+              <w:r>
+                <w:rPr>
+                  <w:rStyle w:val="Hyperlink"/>
+                </w:rPr>
+                <w:t xml:space="preserve">String</w:t>
+              </w:r>
+            </w:hyperlink>
+          </w:p>
+        </w:tc>
+        <w:tc>
+          <w:tcPr/>
+          <w:p>
+            <w:pPr>
+              <w:pStyle w:val="Compact"/>
+              <w:jc w:val="left"/>
+            </w:pPr>
+            <w:r>
+              <w:t xml:space="preserve">URL zu Parteistatuten (PDF oder Webseite; optional für Parteien).</w:t>
+            </w:r>
+          </w:p>
+        </w:tc>
+      </w:tr>
+      <w:tr>
+        <w:tc>
+          <w:tcPr>
+            <w:shd w:val="clear" w:color="auto" w:fill="F2F2F2"/>
+          </w:tcPr>
+          <w:p>
+            <w:pPr>
+              <w:pStyle w:val="Compact"/>
+              <w:jc w:val="left"/>
+            </w:pPr>
+            <w:r>
+              <w:t xml:space="preserve">party_color</w:t>
+            </w:r>
+          </w:p>
+        </w:tc>
+        <w:tc>
+          <w:tcPr>
+            <w:shd w:val="clear" w:color="auto" w:fill="F2F2F2"/>
+          </w:tcPr>
+          <w:p>
+            <w:pPr>
+              <w:pStyle w:val="Compact"/>
+              <w:jc w:val="left"/>
+            </w:pPr>
+            <w:r>
+              <w:t xml:space="preserve">0..1</w:t>
+            </w:r>
+            <w:r>
+              <w:t xml:space="preserve"> </w:t>
+            </w:r>
+            <w:r>
+              <w:t xml:space="preserve"> </w:t>
+            </w:r>
+            <w:hyperlink w:anchor="String">
+              <w:r>
+                <w:rPr>
+                  <w:rStyle w:val="Hyperlink"/>
+                </w:rPr>
+                <w:t xml:space="preserve">String</w:t>
+              </w:r>
+            </w:hyperlink>
+          </w:p>
+        </w:tc>
+        <w:tc>
+          <w:tcPr>
+            <w:shd w:val="clear" w:color="auto" w:fill="F2F2F2"/>
+          </w:tcPr>
+          <w:p>
+            <w:pPr>
+              <w:pStyle w:val="Compact"/>
+              <w:jc w:val="left"/>
+            </w:pPr>
+            <w:r>
+              <w:t xml:space="preserve">Parteifarbe als Hexadezimalwert (optional für Parteien, z.B.</w:t>
+            </w:r>
+            <w:r>
+              <w:t xml:space="preserve"> </w:t>
+            </w:r>
+            <w:r>
+              <w:t xml:space="preserve">“</w:t>
+            </w:r>
+            <w:r>
+              <w:t xml:space="preserve">#FF0000</w:t>
+            </w:r>
+            <w:r>
+              <w:t xml:space="preserve">”</w:t>
+            </w:r>
+            <w:r>
+              <w:t xml:space="preserve">).</w:t>
+            </w:r>
+          </w:p>
+        </w:tc>
+      </w:tr>
+      <w:tr>
+        <w:tc>
+          <w:tcPr/>
+          <w:p>
+            <w:pPr>
+              <w:pStyle w:val="Compact"/>
+              <w:jc w:val="left"/>
+            </w:pPr>
+            <w:r>
+              <w:t xml:space="preserve">local_id</w:t>
+            </w:r>
+          </w:p>
+        </w:tc>
+        <w:tc>
+          <w:tcPr/>
+          <w:p>
+            <w:pPr>
+              <w:pStyle w:val="Compact"/>
+              <w:jc w:val="left"/>
+            </w:pPr>
+            <w:r>
+              <w:t xml:space="preserve">0..1</w:t>
+            </w:r>
+            <w:r>
+              <w:t xml:space="preserve"> </w:t>
+            </w:r>
+            <w:r>
+              <w:t xml:space="preserve"> </w:t>
+            </w:r>
+            <w:hyperlink w:anchor="String">
+              <w:r>
+                <w:rPr>
+                  <w:rStyle w:val="Hyperlink"/>
+                </w:rPr>
+                <w:t xml:space="preserve">String</w:t>
+              </w:r>
+            </w:hyperlink>
+          </w:p>
+        </w:tc>
+        <w:tc>
+          <w:tcPr/>
+          <w:p>
+            <w:pPr>
+              <w:pStyle w:val="Compact"/>
+              <w:jc w:val="left"/>
+            </w:pPr>
+            <w:r>
+              <w:t xml:space="preserve">Lokaler Identifikator. Bspw. eine UUID aus dem Ratsinformationssystem.</w:t>
+            </w:r>
+            <w:r>
+              <w:t xml:space="preserve"> </w:t>
+            </w:r>
+            <w:r>
+              <w:t xml:space="preserve">Vererbung:</w:t>
+            </w:r>
+            <w:r>
+              <w:t xml:space="preserve"> </w:t>
+            </w:r>
+            <w:hyperlink w:anchor="HasIdentification">
+              <w:r>
+                <w:rPr>
+                  <w:rStyle w:val="Hyperlink"/>
+                </w:rPr>
+                <w:t xml:space="preserve">HasIdentification</w:t>
+              </w:r>
+            </w:hyperlink>
+          </w:p>
+        </w:tc>
+      </w:tr>
+      <w:tr>
+        <w:tc>
+          <w:tcPr>
+            <w:shd w:val="clear" w:color="auto" w:fill="F2F2F2"/>
+          </w:tcPr>
+          <w:p>
+            <w:pPr>
+              <w:pStyle w:val="Compact"/>
+              <w:jc w:val="left"/>
+            </w:pPr>
+            <w:r>
+              <w:t xml:space="preserve">global_uri</w:t>
+            </w:r>
+          </w:p>
+        </w:tc>
+        <w:tc>
+          <w:tcPr>
+            <w:shd w:val="clear" w:color="auto" w:fill="F2F2F2"/>
+          </w:tcPr>
+          <w:p>
+            <w:pPr>
+              <w:pStyle w:val="Compact"/>
+              <w:jc w:val="left"/>
+            </w:pPr>
+            <w:r>
+              <w:t xml:space="preserve">1</w:t>
             </w:r>
             <w:r>
               <w:t xml:space="preserve"> </w:t>
@@ -12658,37 +13197,52 @@
           </w:p>
         </w:tc>
         <w:tc>
-          <w:tcPr/>
-          <w:p>
-            <w:pPr>
-              <w:pStyle w:val="Compact"/>
-              <w:jc w:val="left"/>
-            </w:pPr>
-            <w:r>
-              <w:t xml:space="preserve">Übergeordnete Gruppe. Zum Beispiel die Mutterpartei zu Kantonalparteien, oder zur Beschreibung der Hierarchie in der Exekutive. Auch zur Verknüpfung von Subkommissionen mit Kommissionen oder Fraktionen mit Parlament und Partei. (parentGroup wird typischerweise im selben group_type verwendet, typenübergreifende Verknüpfungen sind aber erlaubt, z.B. Fraktion → Parlament und Fraktion → Partei.)</w:t>
-            </w:r>
-          </w:p>
-        </w:tc>
-      </w:tr>
-      <w:tr>
-        <w:tc>
-          <w:tcPr>
-            <w:shd w:val="clear" w:color="auto" w:fill="F2F2F2"/>
-          </w:tcPr>
-          <w:p>
-            <w:pPr>
-              <w:pStyle w:val="Compact"/>
-              <w:jc w:val="left"/>
-            </w:pPr>
-            <w:r>
-              <w:t xml:space="preserve">spatial</w:t>
-            </w:r>
-          </w:p>
-        </w:tc>
-        <w:tc>
-          <w:tcPr>
-            <w:shd w:val="clear" w:color="auto" w:fill="F2F2F2"/>
-          </w:tcPr>
+          <w:tcPr>
+            <w:shd w:val="clear" w:color="auto" w:fill="F2F2F2"/>
+          </w:tcPr>
+          <w:p>
+            <w:pPr>
+              <w:pStyle w:val="Compact"/>
+              <w:jc w:val="left"/>
+            </w:pPr>
+            <w:r>
+              <w:t xml:space="preserve">Eine eindeutige, global gültige URI für die Entität.</w:t>
+            </w:r>
+            <w:r>
+              <w:t xml:space="preserve"> </w:t>
+            </w:r>
+            <w:r>
+              <w:t xml:space="preserve">Vererbung:</w:t>
+            </w:r>
+            <w:r>
+              <w:t xml:space="preserve"> </w:t>
+            </w:r>
+            <w:hyperlink w:anchor="HasIdentification">
+              <w:r>
+                <w:rPr>
+                  <w:rStyle w:val="Hyperlink"/>
+                </w:rPr>
+                <w:t xml:space="preserve">HasIdentification</w:t>
+              </w:r>
+            </w:hyperlink>
+          </w:p>
+        </w:tc>
+      </w:tr>
+      <w:tr>
+        <w:tc>
+          <w:tcPr/>
+          <w:p>
+            <w:pPr>
+              <w:pStyle w:val="Compact"/>
+              <w:jc w:val="left"/>
+            </w:pPr>
+            <w:r>
+              <w:t xml:space="preserve">wikidata_uri</w:t>
+            </w:r>
+          </w:p>
+        </w:tc>
+        <w:tc>
+          <w:tcPr/>
           <w:p>
             <w:pPr>
               <w:pStyle w:val="Compact"/>
@@ -12703,156 +13257,65 @@
             <w:r>
               <w:t xml:space="preserve"> </w:t>
             </w:r>
-            <w:hyperlink w:anchor="String">
-              <w:r>
-                <w:rPr>
-                  <w:rStyle w:val="Hyperlink"/>
-                </w:rPr>
-                <w:t xml:space="preserve">String</w:t>
-              </w:r>
-            </w:hyperlink>
-          </w:p>
-        </w:tc>
-        <w:tc>
-          <w:tcPr>
-            <w:shd w:val="clear" w:color="auto" w:fill="F2F2F2"/>
-          </w:tcPr>
-          <w:p>
-            <w:pPr>
-              <w:pStyle w:val="Compact"/>
-              <w:jc w:val="left"/>
-            </w:pPr>
-            <w:r>
-              <w:t xml:space="preserve">Räumliche Referenz (BFS-Gemeindenummer, BFS-Kantonsnummer oder Land). Formate: Gemeinde: ld.admin.ch/municipality/1234, Kanton: ld.admin.ch/canton/23, Bund: ld.admin.ch/country/CHE.</w:t>
-            </w:r>
-          </w:p>
-        </w:tc>
-      </w:tr>
-      <w:tr>
-        <w:tc>
-          <w:tcPr/>
-          <w:p>
-            <w:pPr>
-              <w:pStyle w:val="Compact"/>
-              <w:jc w:val="left"/>
-            </w:pPr>
-            <w:r>
-              <w:t xml:space="preserve">contacts</w:t>
-            </w:r>
-          </w:p>
-        </w:tc>
-        <w:tc>
-          <w:tcPr/>
-          <w:p>
-            <w:pPr>
-              <w:pStyle w:val="Compact"/>
-              <w:jc w:val="left"/>
-            </w:pPr>
-            <w:r>
-              <w:t xml:space="preserve">*</w:t>
-            </w:r>
-            <w:r>
-              <w:t xml:space="preserve"> </w:t>
-            </w:r>
-            <w:r>
-              <w:t xml:space="preserve"> </w:t>
-            </w:r>
-            <w:hyperlink w:anchor="Contact">
-              <w:r>
-                <w:rPr>
-                  <w:rStyle w:val="Hyperlink"/>
-                </w:rPr>
-                <w:t xml:space="preserve">Contact</w:t>
-              </w:r>
-            </w:hyperlink>
-          </w:p>
-        </w:tc>
-        <w:tc>
-          <w:tcPr/>
-          <w:p>
-            <w:pPr>
-              <w:pStyle w:val="Compact"/>
-              <w:jc w:val="left"/>
-            </w:pPr>
-            <w:r>
-              <w:t xml:space="preserve">Kontaktinformationen (E-Mail, Website, Social Media). Richtlinie: E-Mail ist quasi-obligatorisch und sollte wenn vorhanden immer angegeben werden.</w:t>
-            </w:r>
-          </w:p>
-        </w:tc>
-      </w:tr>
-      <w:tr>
-        <w:tc>
-          <w:tcPr>
-            <w:shd w:val="clear" w:color="auto" w:fill="F2F2F2"/>
-          </w:tcPr>
-          <w:p>
-            <w:pPr>
-              <w:pStyle w:val="Compact"/>
-              <w:jc w:val="left"/>
-            </w:pPr>
-            <w:r>
-              <w:t xml:space="preserve">addresses</w:t>
-            </w:r>
-          </w:p>
-        </w:tc>
-        <w:tc>
-          <w:tcPr>
-            <w:shd w:val="clear" w:color="auto" w:fill="F2F2F2"/>
-          </w:tcPr>
-          <w:p>
-            <w:pPr>
-              <w:pStyle w:val="Compact"/>
-              <w:jc w:val="left"/>
-            </w:pPr>
-            <w:r>
-              <w:t xml:space="preserve">*</w:t>
-            </w:r>
-            <w:r>
-              <w:t xml:space="preserve"> </w:t>
-            </w:r>
-            <w:r>
-              <w:t xml:space="preserve"> </w:t>
-            </w:r>
-            <w:hyperlink w:anchor="Address">
-              <w:r>
-                <w:rPr>
-                  <w:rStyle w:val="Hyperlink"/>
-                </w:rPr>
-                <w:t xml:space="preserve">Address</w:t>
-              </w:r>
-            </w:hyperlink>
-          </w:p>
-        </w:tc>
-        <w:tc>
-          <w:tcPr>
-            <w:shd w:val="clear" w:color="auto" w:fill="F2F2F2"/>
-          </w:tcPr>
-          <w:p>
-            <w:pPr>
-              <w:pStyle w:val="Compact"/>
-              <w:jc w:val="left"/>
-            </w:pPr>
-            <w:r>
-              <w:t xml:space="preserve">Adressen mit Typ (privat, geschäftlich, lokal).</w:t>
-            </w:r>
-          </w:p>
-        </w:tc>
-      </w:tr>
-      <w:tr>
-        <w:tc>
-          <w:tcPr/>
-          <w:p>
-            <w:pPr>
-              <w:pStyle w:val="Compact"/>
-              <w:jc w:val="left"/>
-            </w:pPr>
-            <w:r>
-              <w:t xml:space="preserve">statutes_url</w:t>
-            </w:r>
-          </w:p>
-        </w:tc>
-        <w:tc>
-          <w:tcPr/>
+            <w:hyperlink w:anchor="Uriorcurie">
+              <w:r>
+                <w:rPr>
+                  <w:rStyle w:val="Hyperlink"/>
+                </w:rPr>
+                <w:t xml:space="preserve">Uriorcurie</w:t>
+              </w:r>
+            </w:hyperlink>
+          </w:p>
+        </w:tc>
+        <w:tc>
+          <w:tcPr/>
+          <w:p>
+            <w:pPr>
+              <w:pStyle w:val="Compact"/>
+              <w:jc w:val="left"/>
+            </w:pPr>
+            <w:r>
+              <w:t xml:space="preserve">Eine URI, die auf eine Wikidata-Entität verweist, z.B. http://www.wikidata.org/entity/Q39 für die Schweiz.</w:t>
+            </w:r>
+            <w:r>
+              <w:t xml:space="preserve"> </w:t>
+            </w:r>
+            <w:r>
+              <w:t xml:space="preserve">Vererbung:</w:t>
+            </w:r>
+            <w:r>
+              <w:t xml:space="preserve"> </w:t>
+            </w:r>
+            <w:hyperlink w:anchor="HasIdentification">
+              <w:r>
+                <w:rPr>
+                  <w:rStyle w:val="Hyperlink"/>
+                </w:rPr>
+                <w:t xml:space="preserve">HasIdentification</w:t>
+              </w:r>
+            </w:hyperlink>
+          </w:p>
+        </w:tc>
+      </w:tr>
+      <w:tr>
+        <w:tc>
+          <w:tcPr>
+            <w:shd w:val="clear" w:color="auto" w:fill="F2F2F2"/>
+          </w:tcPr>
+          <w:p>
+            <w:pPr>
+              <w:pStyle w:val="Compact"/>
+              <w:jc w:val="left"/>
+            </w:pPr>
+            <w:r>
+              <w:t xml:space="preserve">date_created</w:t>
+            </w:r>
+          </w:p>
+        </w:tc>
+        <w:tc>
+          <w:tcPr>
+            <w:shd w:val="clear" w:color="auto" w:fill="F2F2F2"/>
+          </w:tcPr>
           <w:p>
             <w:pPr>
               <w:pStyle w:val="Compact"/>
@@ -12867,48 +13330,63 @@
             <w:r>
               <w:t xml:space="preserve"> </w:t>
             </w:r>
-            <w:hyperlink w:anchor="String">
-              <w:r>
-                <w:rPr>
-                  <w:rStyle w:val="Hyperlink"/>
-                </w:rPr>
-                <w:t xml:space="preserve">String</w:t>
-              </w:r>
-            </w:hyperlink>
-          </w:p>
-        </w:tc>
-        <w:tc>
-          <w:tcPr/>
-          <w:p>
-            <w:pPr>
-              <w:pStyle w:val="Compact"/>
-              <w:jc w:val="left"/>
-            </w:pPr>
-            <w:r>
-              <w:t xml:space="preserve">URL zu Parteistatuten (PDF oder Webseite; optional für Parteien).</w:t>
-            </w:r>
-          </w:p>
-        </w:tc>
-      </w:tr>
-      <w:tr>
-        <w:tc>
-          <w:tcPr>
-            <w:shd w:val="clear" w:color="auto" w:fill="F2F2F2"/>
-          </w:tcPr>
-          <w:p>
-            <w:pPr>
-              <w:pStyle w:val="Compact"/>
-              <w:jc w:val="left"/>
-            </w:pPr>
-            <w:r>
-              <w:t xml:space="preserve">party_color</w:t>
-            </w:r>
-          </w:p>
-        </w:tc>
-        <w:tc>
-          <w:tcPr>
-            <w:shd w:val="clear" w:color="auto" w:fill="F2F2F2"/>
-          </w:tcPr>
+            <w:hyperlink w:anchor="Date">
+              <w:r>
+                <w:rPr>
+                  <w:rStyle w:val="Hyperlink"/>
+                </w:rPr>
+                <w:t xml:space="preserve">Date</w:t>
+              </w:r>
+            </w:hyperlink>
+          </w:p>
+        </w:tc>
+        <w:tc>
+          <w:tcPr>
+            <w:shd w:val="clear" w:color="auto" w:fill="F2F2F2"/>
+          </w:tcPr>
+          <w:p>
+            <w:pPr>
+              <w:pStyle w:val="Compact"/>
+              <w:jc w:val="left"/>
+            </w:pPr>
+            <w:r>
+              <w:t xml:space="preserve">Das Datum, an dem eine Entität erstellt wurde.</w:t>
+            </w:r>
+            <w:r>
+              <w:t xml:space="preserve"> </w:t>
+            </w:r>
+            <w:r>
+              <w:t xml:space="preserve">Vererbung:</w:t>
+            </w:r>
+            <w:r>
+              <w:t xml:space="preserve"> </w:t>
+            </w:r>
+            <w:hyperlink w:anchor="HasCreationModificationDates">
+              <w:r>
+                <w:rPr>
+                  <w:rStyle w:val="Hyperlink"/>
+                </w:rPr>
+                <w:t xml:space="preserve">HasCreationModificationDates</w:t>
+              </w:r>
+            </w:hyperlink>
+          </w:p>
+        </w:tc>
+      </w:tr>
+      <w:tr>
+        <w:tc>
+          <w:tcPr/>
+          <w:p>
+            <w:pPr>
+              <w:pStyle w:val="Compact"/>
+              <w:jc w:val="left"/>
+            </w:pPr>
+            <w:r>
+              <w:t xml:space="preserve">datetime_created</w:t>
+            </w:r>
+          </w:p>
+        </w:tc>
+        <w:tc>
+          <w:tcPr/>
           <w:p>
             <w:pPr>
               <w:pStyle w:val="Compact"/>
@@ -12923,61 +13401,65 @@
             <w:r>
               <w:t xml:space="preserve"> </w:t>
             </w:r>
-            <w:hyperlink w:anchor="String">
-              <w:r>
-                <w:rPr>
-                  <w:rStyle w:val="Hyperlink"/>
-                </w:rPr>
-                <w:t xml:space="preserve">String</w:t>
-              </w:r>
-            </w:hyperlink>
-          </w:p>
-        </w:tc>
-        <w:tc>
-          <w:tcPr>
-            <w:shd w:val="clear" w:color="auto" w:fill="F2F2F2"/>
-          </w:tcPr>
-          <w:p>
-            <w:pPr>
-              <w:pStyle w:val="Compact"/>
-              <w:jc w:val="left"/>
-            </w:pPr>
-            <w:r>
-              <w:t xml:space="preserve">Parteifarbe als Hexadezimalwert (optional für Parteien, z.B.</w:t>
-            </w:r>
-            <w:r>
-              <w:t xml:space="preserve"> </w:t>
-            </w:r>
-            <w:r>
-              <w:t xml:space="preserve">“</w:t>
-            </w:r>
-            <w:r>
-              <w:t xml:space="preserve">#FF0000</w:t>
-            </w:r>
-            <w:r>
-              <w:t xml:space="preserve">”</w:t>
-            </w:r>
-            <w:r>
-              <w:t xml:space="preserve">).</w:t>
-            </w:r>
-          </w:p>
-        </w:tc>
-      </w:tr>
-      <w:tr>
-        <w:tc>
-          <w:tcPr/>
-          <w:p>
-            <w:pPr>
-              <w:pStyle w:val="Compact"/>
-              <w:jc w:val="left"/>
-            </w:pPr>
-            <w:r>
-              <w:t xml:space="preserve">local_id</w:t>
-            </w:r>
-          </w:p>
-        </w:tc>
-        <w:tc>
-          <w:tcPr/>
+            <w:hyperlink w:anchor="Datetime">
+              <w:r>
+                <w:rPr>
+                  <w:rStyle w:val="Hyperlink"/>
+                </w:rPr>
+                <w:t xml:space="preserve">Datetime</w:t>
+              </w:r>
+            </w:hyperlink>
+          </w:p>
+        </w:tc>
+        <w:tc>
+          <w:tcPr/>
+          <w:p>
+            <w:pPr>
+              <w:pStyle w:val="Compact"/>
+              <w:jc w:val="left"/>
+            </w:pPr>
+            <w:r>
+              <w:t xml:space="preserve">Das Datum und die Uhrzeit, an dem eine Entität erstellt wurde.</w:t>
+            </w:r>
+            <w:r>
+              <w:t xml:space="preserve"> </w:t>
+            </w:r>
+            <w:r>
+              <w:t xml:space="preserve">Vererbung:</w:t>
+            </w:r>
+            <w:r>
+              <w:t xml:space="preserve"> </w:t>
+            </w:r>
+            <w:hyperlink w:anchor="HasCreationModificationDates">
+              <w:r>
+                <w:rPr>
+                  <w:rStyle w:val="Hyperlink"/>
+                </w:rPr>
+                <w:t xml:space="preserve">HasCreationModificationDates</w:t>
+              </w:r>
+            </w:hyperlink>
+          </w:p>
+        </w:tc>
+      </w:tr>
+      <w:tr>
+        <w:tc>
+          <w:tcPr>
+            <w:shd w:val="clear" w:color="auto" w:fill="F2F2F2"/>
+          </w:tcPr>
+          <w:p>
+            <w:pPr>
+              <w:pStyle w:val="Compact"/>
+              <w:jc w:val="left"/>
+            </w:pPr>
+            <w:r>
+              <w:t xml:space="preserve">date_modified</w:t>
+            </w:r>
+          </w:p>
+        </w:tc>
+        <w:tc>
+          <w:tcPr>
+            <w:shd w:val="clear" w:color="auto" w:fill="F2F2F2"/>
+          </w:tcPr>
           <w:p>
             <w:pPr>
               <w:pStyle w:val="Compact"/>
@@ -12992,25 +13474,27 @@
             <w:r>
               <w:t xml:space="preserve"> </w:t>
             </w:r>
-            <w:hyperlink w:anchor="String">
-              <w:r>
-                <w:rPr>
-                  <w:rStyle w:val="Hyperlink"/>
-                </w:rPr>
-                <w:t xml:space="preserve">String</w:t>
-              </w:r>
-            </w:hyperlink>
-          </w:p>
-        </w:tc>
-        <w:tc>
-          <w:tcPr/>
-          <w:p>
-            <w:pPr>
-              <w:pStyle w:val="Compact"/>
-              <w:jc w:val="left"/>
-            </w:pPr>
-            <w:r>
-              <w:t xml:space="preserve">Lokaler Identifikator. Bspw. eine UUID aus dem Ratsinformationssystem.</w:t>
+            <w:hyperlink w:anchor="Date">
+              <w:r>
+                <w:rPr>
+                  <w:rStyle w:val="Hyperlink"/>
+                </w:rPr>
+                <w:t xml:space="preserve">Date</w:t>
+              </w:r>
+            </w:hyperlink>
+          </w:p>
+        </w:tc>
+        <w:tc>
+          <w:tcPr>
+            <w:shd w:val="clear" w:color="auto" w:fill="F2F2F2"/>
+          </w:tcPr>
+          <w:p>
+            <w:pPr>
+              <w:pStyle w:val="Compact"/>
+              <w:jc w:val="left"/>
+            </w:pPr>
+            <w:r>
+              <w:t xml:space="preserve">Das Datum, an dem eine Entität zuletzt geändert wurde.</w:t>
             </w:r>
             <w:r>
               <w:t xml:space="preserve"> </w:t>
@@ -13021,71 +13505,65 @@
             <w:r>
               <w:t xml:space="preserve"> </w:t>
             </w:r>
-            <w:hyperlink w:anchor="HasIdentification">
-              <w:r>
-                <w:rPr>
-                  <w:rStyle w:val="Hyperlink"/>
-                </w:rPr>
-                <w:t xml:space="preserve">HasIdentification</w:t>
-              </w:r>
-            </w:hyperlink>
-          </w:p>
-        </w:tc>
-      </w:tr>
-      <w:tr>
-        <w:tc>
-          <w:tcPr>
-            <w:shd w:val="clear" w:color="auto" w:fill="F2F2F2"/>
-          </w:tcPr>
-          <w:p>
-            <w:pPr>
-              <w:pStyle w:val="Compact"/>
-              <w:jc w:val="left"/>
-            </w:pPr>
-            <w:r>
-              <w:t xml:space="preserve">global_uri</w:t>
-            </w:r>
-          </w:p>
-        </w:tc>
-        <w:tc>
-          <w:tcPr>
-            <w:shd w:val="clear" w:color="auto" w:fill="F2F2F2"/>
-          </w:tcPr>
-          <w:p>
-            <w:pPr>
-              <w:pStyle w:val="Compact"/>
-              <w:jc w:val="left"/>
-            </w:pPr>
-            <w:r>
-              <w:t xml:space="preserve">1</w:t>
-            </w:r>
-            <w:r>
-              <w:t xml:space="preserve"> </w:t>
-            </w:r>
-            <w:r>
-              <w:t xml:space="preserve"> </w:t>
-            </w:r>
-            <w:hyperlink w:anchor="Uriorcurie">
-              <w:r>
-                <w:rPr>
-                  <w:rStyle w:val="Hyperlink"/>
-                </w:rPr>
-                <w:t xml:space="preserve">Uriorcurie</w:t>
-              </w:r>
-            </w:hyperlink>
-          </w:p>
-        </w:tc>
-        <w:tc>
-          <w:tcPr>
-            <w:shd w:val="clear" w:color="auto" w:fill="F2F2F2"/>
-          </w:tcPr>
-          <w:p>
-            <w:pPr>
-              <w:pStyle w:val="Compact"/>
-              <w:jc w:val="left"/>
-            </w:pPr>
-            <w:r>
-              <w:t xml:space="preserve">Eine eindeutige, global gültige URI für die Entität.</w:t>
+            <w:hyperlink w:anchor="HasCreationModificationDates">
+              <w:r>
+                <w:rPr>
+                  <w:rStyle w:val="Hyperlink"/>
+                </w:rPr>
+                <w:t xml:space="preserve">HasCreationModificationDates</w:t>
+              </w:r>
+            </w:hyperlink>
+          </w:p>
+        </w:tc>
+      </w:tr>
+      <w:tr>
+        <w:tc>
+          <w:tcPr/>
+          <w:p>
+            <w:pPr>
+              <w:pStyle w:val="Compact"/>
+              <w:jc w:val="left"/>
+            </w:pPr>
+            <w:r>
+              <w:t xml:space="preserve">datetime_modified</w:t>
+            </w:r>
+          </w:p>
+        </w:tc>
+        <w:tc>
+          <w:tcPr/>
+          <w:p>
+            <w:pPr>
+              <w:pStyle w:val="Compact"/>
+              <w:jc w:val="left"/>
+            </w:pPr>
+            <w:r>
+              <w:t xml:space="preserve">0..1</w:t>
+            </w:r>
+            <w:r>
+              <w:t xml:space="preserve"> </w:t>
+            </w:r>
+            <w:r>
+              <w:t xml:space="preserve"> </w:t>
+            </w:r>
+            <w:hyperlink w:anchor="Datetime">
+              <w:r>
+                <w:rPr>
+                  <w:rStyle w:val="Hyperlink"/>
+                </w:rPr>
+                <w:t xml:space="preserve">Datetime</w:t>
+              </w:r>
+            </w:hyperlink>
+          </w:p>
+        </w:tc>
+        <w:tc>
+          <w:tcPr/>
+          <w:p>
+            <w:pPr>
+              <w:pStyle w:val="Compact"/>
+              <w:jc w:val="left"/>
+            </w:pPr>
+            <w:r>
+              <w:t xml:space="preserve">Das Datum und die Uhrzeit, an dem eine Entität zuletzt geändert wurde.</w:t>
             </w:r>
             <w:r>
               <w:t xml:space="preserve"> </w:t>
@@ -13096,32 +13574,36 @@
             <w:r>
               <w:t xml:space="preserve"> </w:t>
             </w:r>
-            <w:hyperlink w:anchor="HasIdentification">
-              <w:r>
-                <w:rPr>
-                  <w:rStyle w:val="Hyperlink"/>
-                </w:rPr>
-                <w:t xml:space="preserve">HasIdentification</w:t>
-              </w:r>
-            </w:hyperlink>
-          </w:p>
-        </w:tc>
-      </w:tr>
-      <w:tr>
-        <w:tc>
-          <w:tcPr/>
-          <w:p>
-            <w:pPr>
-              <w:pStyle w:val="Compact"/>
-              <w:jc w:val="left"/>
-            </w:pPr>
-            <w:r>
-              <w:t xml:space="preserve">wikidata_uri</w:t>
-            </w:r>
-          </w:p>
-        </w:tc>
-        <w:tc>
-          <w:tcPr/>
+            <w:hyperlink w:anchor="HasCreationModificationDates">
+              <w:r>
+                <w:rPr>
+                  <w:rStyle w:val="Hyperlink"/>
+                </w:rPr>
+                <w:t xml:space="preserve">HasCreationModificationDates</w:t>
+              </w:r>
+            </w:hyperlink>
+          </w:p>
+        </w:tc>
+      </w:tr>
+      <w:tr>
+        <w:tc>
+          <w:tcPr>
+            <w:shd w:val="clear" w:color="auto" w:fill="F2F2F2"/>
+          </w:tcPr>
+          <w:p>
+            <w:pPr>
+              <w:pStyle w:val="Compact"/>
+              <w:jc w:val="left"/>
+            </w:pPr>
+            <w:r>
+              <w:t xml:space="preserve">valid_from</w:t>
+            </w:r>
+          </w:p>
+        </w:tc>
+        <w:tc>
+          <w:tcPr>
+            <w:shd w:val="clear" w:color="auto" w:fill="F2F2F2"/>
+          </w:tcPr>
           <w:p>
             <w:pPr>
               <w:pStyle w:val="Compact"/>
@@ -13136,25 +13618,27 @@
             <w:r>
               <w:t xml:space="preserve"> </w:t>
             </w:r>
-            <w:hyperlink w:anchor="Uriorcurie">
-              <w:r>
-                <w:rPr>
-                  <w:rStyle w:val="Hyperlink"/>
-                </w:rPr>
-                <w:t xml:space="preserve">Uriorcurie</w:t>
-              </w:r>
-            </w:hyperlink>
-          </w:p>
-        </w:tc>
-        <w:tc>
-          <w:tcPr/>
-          <w:p>
-            <w:pPr>
-              <w:pStyle w:val="Compact"/>
-              <w:jc w:val="left"/>
-            </w:pPr>
-            <w:r>
-              <w:t xml:space="preserve">Eine URI, die auf eine Wikidata-Entität verweist, z.B. http://www.wikidata.org/entity/Q39 für die Schweiz.</w:t>
+            <w:hyperlink w:anchor="Date">
+              <w:r>
+                <w:rPr>
+                  <w:rStyle w:val="Hyperlink"/>
+                </w:rPr>
+                <w:t xml:space="preserve">Date</w:t>
+              </w:r>
+            </w:hyperlink>
+          </w:p>
+        </w:tc>
+        <w:tc>
+          <w:tcPr>
+            <w:shd w:val="clear" w:color="auto" w:fill="F2F2F2"/>
+          </w:tcPr>
+          <w:p>
+            <w:pPr>
+              <w:pStyle w:val="Compact"/>
+              <w:jc w:val="left"/>
+            </w:pPr>
+            <w:r>
+              <w:t xml:space="preserve">Das Datum, ab dem die Information gültig ist.</w:t>
             </w:r>
             <w:r>
               <w:t xml:space="preserve"> </w:t>
@@ -13165,36 +13649,32 @@
             <w:r>
               <w:t xml:space="preserve"> </w:t>
             </w:r>
-            <w:hyperlink w:anchor="HasIdentification">
-              <w:r>
-                <w:rPr>
-                  <w:rStyle w:val="Hyperlink"/>
-                </w:rPr>
-                <w:t xml:space="preserve">HasIdentification</w:t>
-              </w:r>
-            </w:hyperlink>
-          </w:p>
-        </w:tc>
-      </w:tr>
-      <w:tr>
-        <w:tc>
-          <w:tcPr>
-            <w:shd w:val="clear" w:color="auto" w:fill="F2F2F2"/>
-          </w:tcPr>
-          <w:p>
-            <w:pPr>
-              <w:pStyle w:val="Compact"/>
-              <w:jc w:val="left"/>
-            </w:pPr>
-            <w:r>
-              <w:t xml:space="preserve">date_created</w:t>
-            </w:r>
-          </w:p>
-        </w:tc>
-        <w:tc>
-          <w:tcPr>
-            <w:shd w:val="clear" w:color="auto" w:fill="F2F2F2"/>
-          </w:tcPr>
+            <w:hyperlink w:anchor="HasTemporalValidity">
+              <w:r>
+                <w:rPr>
+                  <w:rStyle w:val="Hyperlink"/>
+                </w:rPr>
+                <w:t xml:space="preserve">HasTemporalValidity</w:t>
+              </w:r>
+            </w:hyperlink>
+          </w:p>
+        </w:tc>
+      </w:tr>
+      <w:tr>
+        <w:tc>
+          <w:tcPr/>
+          <w:p>
+            <w:pPr>
+              <w:pStyle w:val="Compact"/>
+              <w:jc w:val="left"/>
+            </w:pPr>
+            <w:r>
+              <w:t xml:space="preserve">valid_through</w:t>
+            </w:r>
+          </w:p>
+        </w:tc>
+        <w:tc>
+          <w:tcPr/>
           <w:p>
             <w:pPr>
               <w:pStyle w:val="Compact"/>
@@ -13220,16 +13700,14 @@
           </w:p>
         </w:tc>
         <w:tc>
-          <w:tcPr>
-            <w:shd w:val="clear" w:color="auto" w:fill="F2F2F2"/>
-          </w:tcPr>
-          <w:p>
-            <w:pPr>
-              <w:pStyle w:val="Compact"/>
-              <w:jc w:val="left"/>
-            </w:pPr>
-            <w:r>
-              <w:t xml:space="preserve">Das Datum, an dem eine Entität erstellt wurde.</w:t>
+          <w:tcPr/>
+          <w:p>
+            <w:pPr>
+              <w:pStyle w:val="Compact"/>
+              <w:jc w:val="left"/>
+            </w:pPr>
+            <w:r>
+              <w:t xml:space="preserve">Das Datum, bis und mit dem die Information gültig ist.</w:t>
             </w:r>
             <w:r>
               <w:t xml:space="preserve"> </w:t>
@@ -13240,32 +13718,36 @@
             <w:r>
               <w:t xml:space="preserve"> </w:t>
             </w:r>
-            <w:hyperlink w:anchor="HasCreationModificationDates">
-              <w:r>
-                <w:rPr>
-                  <w:rStyle w:val="Hyperlink"/>
-                </w:rPr>
-                <w:t xml:space="preserve">HasCreationModificationDates</w:t>
-              </w:r>
-            </w:hyperlink>
-          </w:p>
-        </w:tc>
-      </w:tr>
-      <w:tr>
-        <w:tc>
-          <w:tcPr/>
-          <w:p>
-            <w:pPr>
-              <w:pStyle w:val="Compact"/>
-              <w:jc w:val="left"/>
-            </w:pPr>
-            <w:r>
-              <w:t xml:space="preserve">datetime_created</w:t>
-            </w:r>
-          </w:p>
-        </w:tc>
-        <w:tc>
-          <w:tcPr/>
+            <w:hyperlink w:anchor="HasTemporalValidity">
+              <w:r>
+                <w:rPr>
+                  <w:rStyle w:val="Hyperlink"/>
+                </w:rPr>
+                <w:t xml:space="preserve">HasTemporalValidity</w:t>
+              </w:r>
+            </w:hyperlink>
+          </w:p>
+        </w:tc>
+      </w:tr>
+      <w:tr>
+        <w:tc>
+          <w:tcPr>
+            <w:shd w:val="clear" w:color="auto" w:fill="F2F2F2"/>
+          </w:tcPr>
+          <w:p>
+            <w:pPr>
+              <w:pStyle w:val="Compact"/>
+              <w:jc w:val="left"/>
+            </w:pPr>
+            <w:r>
+              <w:t xml:space="preserve">is_active</w:t>
+            </w:r>
+          </w:p>
+        </w:tc>
+        <w:tc>
+          <w:tcPr>
+            <w:shd w:val="clear" w:color="auto" w:fill="F2F2F2"/>
+          </w:tcPr>
           <w:p>
             <w:pPr>
               <w:pStyle w:val="Compact"/>
@@ -13280,25 +13762,27 @@
             <w:r>
               <w:t xml:space="preserve"> </w:t>
             </w:r>
-            <w:hyperlink w:anchor="Datetime">
-              <w:r>
-                <w:rPr>
-                  <w:rStyle w:val="Hyperlink"/>
-                </w:rPr>
-                <w:t xml:space="preserve">Datetime</w:t>
-              </w:r>
-            </w:hyperlink>
-          </w:p>
-        </w:tc>
-        <w:tc>
-          <w:tcPr/>
-          <w:p>
-            <w:pPr>
-              <w:pStyle w:val="Compact"/>
-              <w:jc w:val="left"/>
-            </w:pPr>
-            <w:r>
-              <w:t xml:space="preserve">Das Datum und die Uhrzeit, an dem eine Entität erstellt wurde.</w:t>
+            <w:hyperlink w:anchor="Boolean">
+              <w:r>
+                <w:rPr>
+                  <w:rStyle w:val="Hyperlink"/>
+                </w:rPr>
+                <w:t xml:space="preserve">Boolean</w:t>
+              </w:r>
+            </w:hyperlink>
+          </w:p>
+        </w:tc>
+        <w:tc>
+          <w:tcPr>
+            <w:shd w:val="clear" w:color="auto" w:fill="F2F2F2"/>
+          </w:tcPr>
+          <w:p>
+            <w:pPr>
+              <w:pStyle w:val="Compact"/>
+              <w:jc w:val="left"/>
+            </w:pPr>
+            <w:r>
+              <w:t xml:space="preserve">Gibt an, ob die Information aktuell gültig ist. Kann nützlich sein, wenn diese Information explizit vorhanden ist.</w:t>
             </w:r>
             <w:r>
               <w:t xml:space="preserve"> </w:t>
@@ -13309,225 +13793,6 @@
             <w:r>
               <w:t xml:space="preserve"> </w:t>
             </w:r>
-            <w:hyperlink w:anchor="HasCreationModificationDates">
-              <w:r>
-                <w:rPr>
-                  <w:rStyle w:val="Hyperlink"/>
-                </w:rPr>
-                <w:t xml:space="preserve">HasCreationModificationDates</w:t>
-              </w:r>
-            </w:hyperlink>
-          </w:p>
-        </w:tc>
-      </w:tr>
-      <w:tr>
-        <w:tc>
-          <w:tcPr>
-            <w:shd w:val="clear" w:color="auto" w:fill="F2F2F2"/>
-          </w:tcPr>
-          <w:p>
-            <w:pPr>
-              <w:pStyle w:val="Compact"/>
-              <w:jc w:val="left"/>
-            </w:pPr>
-            <w:r>
-              <w:t xml:space="preserve">date_modified</w:t>
-            </w:r>
-          </w:p>
-        </w:tc>
-        <w:tc>
-          <w:tcPr>
-            <w:shd w:val="clear" w:color="auto" w:fill="F2F2F2"/>
-          </w:tcPr>
-          <w:p>
-            <w:pPr>
-              <w:pStyle w:val="Compact"/>
-              <w:jc w:val="left"/>
-            </w:pPr>
-            <w:r>
-              <w:t xml:space="preserve">0..1</w:t>
-            </w:r>
-            <w:r>
-              <w:t xml:space="preserve"> </w:t>
-            </w:r>
-            <w:r>
-              <w:t xml:space="preserve"> </w:t>
-            </w:r>
-            <w:hyperlink w:anchor="Date">
-              <w:r>
-                <w:rPr>
-                  <w:rStyle w:val="Hyperlink"/>
-                </w:rPr>
-                <w:t xml:space="preserve">Date</w:t>
-              </w:r>
-            </w:hyperlink>
-          </w:p>
-        </w:tc>
-        <w:tc>
-          <w:tcPr>
-            <w:shd w:val="clear" w:color="auto" w:fill="F2F2F2"/>
-          </w:tcPr>
-          <w:p>
-            <w:pPr>
-              <w:pStyle w:val="Compact"/>
-              <w:jc w:val="left"/>
-            </w:pPr>
-            <w:r>
-              <w:t xml:space="preserve">Das Datum, an dem eine Entität zuletzt geändert wurde.</w:t>
-            </w:r>
-            <w:r>
-              <w:t xml:space="preserve"> </w:t>
-            </w:r>
-            <w:r>
-              <w:t xml:space="preserve">Vererbung:</w:t>
-            </w:r>
-            <w:r>
-              <w:t xml:space="preserve"> </w:t>
-            </w:r>
-            <w:hyperlink w:anchor="HasCreationModificationDates">
-              <w:r>
-                <w:rPr>
-                  <w:rStyle w:val="Hyperlink"/>
-                </w:rPr>
-                <w:t xml:space="preserve">HasCreationModificationDates</w:t>
-              </w:r>
-            </w:hyperlink>
-          </w:p>
-        </w:tc>
-      </w:tr>
-      <w:tr>
-        <w:tc>
-          <w:tcPr/>
-          <w:p>
-            <w:pPr>
-              <w:pStyle w:val="Compact"/>
-              <w:jc w:val="left"/>
-            </w:pPr>
-            <w:r>
-              <w:t xml:space="preserve">datetime_modified</w:t>
-            </w:r>
-          </w:p>
-        </w:tc>
-        <w:tc>
-          <w:tcPr/>
-          <w:p>
-            <w:pPr>
-              <w:pStyle w:val="Compact"/>
-              <w:jc w:val="left"/>
-            </w:pPr>
-            <w:r>
-              <w:t xml:space="preserve">0..1</w:t>
-            </w:r>
-            <w:r>
-              <w:t xml:space="preserve"> </w:t>
-            </w:r>
-            <w:r>
-              <w:t xml:space="preserve"> </w:t>
-            </w:r>
-            <w:hyperlink w:anchor="Datetime">
-              <w:r>
-                <w:rPr>
-                  <w:rStyle w:val="Hyperlink"/>
-                </w:rPr>
-                <w:t xml:space="preserve">Datetime</w:t>
-              </w:r>
-            </w:hyperlink>
-          </w:p>
-        </w:tc>
-        <w:tc>
-          <w:tcPr/>
-          <w:p>
-            <w:pPr>
-              <w:pStyle w:val="Compact"/>
-              <w:jc w:val="left"/>
-            </w:pPr>
-            <w:r>
-              <w:t xml:space="preserve">Das Datum und die Uhrzeit, an dem eine Entität zuletzt geändert wurde.</w:t>
-            </w:r>
-            <w:r>
-              <w:t xml:space="preserve"> </w:t>
-            </w:r>
-            <w:r>
-              <w:t xml:space="preserve">Vererbung:</w:t>
-            </w:r>
-            <w:r>
-              <w:t xml:space="preserve"> </w:t>
-            </w:r>
-            <w:hyperlink w:anchor="HasCreationModificationDates">
-              <w:r>
-                <w:rPr>
-                  <w:rStyle w:val="Hyperlink"/>
-                </w:rPr>
-                <w:t xml:space="preserve">HasCreationModificationDates</w:t>
-              </w:r>
-            </w:hyperlink>
-          </w:p>
-        </w:tc>
-      </w:tr>
-      <w:tr>
-        <w:tc>
-          <w:tcPr>
-            <w:shd w:val="clear" w:color="auto" w:fill="F2F2F2"/>
-          </w:tcPr>
-          <w:p>
-            <w:pPr>
-              <w:pStyle w:val="Compact"/>
-              <w:jc w:val="left"/>
-            </w:pPr>
-            <w:r>
-              <w:t xml:space="preserve">valid_from</w:t>
-            </w:r>
-          </w:p>
-        </w:tc>
-        <w:tc>
-          <w:tcPr>
-            <w:shd w:val="clear" w:color="auto" w:fill="F2F2F2"/>
-          </w:tcPr>
-          <w:p>
-            <w:pPr>
-              <w:pStyle w:val="Compact"/>
-              <w:jc w:val="left"/>
-            </w:pPr>
-            <w:r>
-              <w:t xml:space="preserve">0..1</w:t>
-            </w:r>
-            <w:r>
-              <w:t xml:space="preserve"> </w:t>
-            </w:r>
-            <w:r>
-              <w:t xml:space="preserve"> </w:t>
-            </w:r>
-            <w:hyperlink w:anchor="Date">
-              <w:r>
-                <w:rPr>
-                  <w:rStyle w:val="Hyperlink"/>
-                </w:rPr>
-                <w:t xml:space="preserve">Date</w:t>
-              </w:r>
-            </w:hyperlink>
-          </w:p>
-        </w:tc>
-        <w:tc>
-          <w:tcPr>
-            <w:shd w:val="clear" w:color="auto" w:fill="F2F2F2"/>
-          </w:tcPr>
-          <w:p>
-            <w:pPr>
-              <w:pStyle w:val="Compact"/>
-              <w:jc w:val="left"/>
-            </w:pPr>
-            <w:r>
-              <w:t xml:space="preserve">Das Datum, ab dem die Information gültig ist.</w:t>
-            </w:r>
-            <w:r>
-              <w:t xml:space="preserve"> </w:t>
-            </w:r>
-            <w:r>
-              <w:t xml:space="preserve">Vererbung:</w:t>
-            </w:r>
-            <w:r>
-              <w:t xml:space="preserve"> </w:t>
-            </w:r>
             <w:hyperlink w:anchor="HasTemporalValidity">
               <w:r>
                 <w:rPr>
@@ -13539,153 +13804,9 @@
           </w:p>
         </w:tc>
       </w:tr>
-      <w:tr>
-        <w:tc>
-          <w:tcPr/>
-          <w:p>
-            <w:pPr>
-              <w:pStyle w:val="Compact"/>
-              <w:jc w:val="left"/>
-            </w:pPr>
-            <w:r>
-              <w:t xml:space="preserve">valid_through</w:t>
-            </w:r>
-          </w:p>
-        </w:tc>
-        <w:tc>
-          <w:tcPr/>
-          <w:p>
-            <w:pPr>
-              <w:pStyle w:val="Compact"/>
-              <w:jc w:val="left"/>
-            </w:pPr>
-            <w:r>
-              <w:t xml:space="preserve">0..1</w:t>
-            </w:r>
-            <w:r>
-              <w:t xml:space="preserve"> </w:t>
-            </w:r>
-            <w:r>
-              <w:t xml:space="preserve"> </w:t>
-            </w:r>
-            <w:hyperlink w:anchor="Date">
-              <w:r>
-                <w:rPr>
-                  <w:rStyle w:val="Hyperlink"/>
-                </w:rPr>
-                <w:t xml:space="preserve">Date</w:t>
-              </w:r>
-            </w:hyperlink>
-          </w:p>
-        </w:tc>
-        <w:tc>
-          <w:tcPr/>
-          <w:p>
-            <w:pPr>
-              <w:pStyle w:val="Compact"/>
-              <w:jc w:val="left"/>
-            </w:pPr>
-            <w:r>
-              <w:t xml:space="preserve">Das Datum, bis und mit dem die Information gültig ist.</w:t>
-            </w:r>
-            <w:r>
-              <w:t xml:space="preserve"> </w:t>
-            </w:r>
-            <w:r>
-              <w:t xml:space="preserve">Vererbung:</w:t>
-            </w:r>
-            <w:r>
-              <w:t xml:space="preserve"> </w:t>
-            </w:r>
-            <w:hyperlink w:anchor="HasTemporalValidity">
-              <w:r>
-                <w:rPr>
-                  <w:rStyle w:val="Hyperlink"/>
-                </w:rPr>
-                <w:t xml:space="preserve">HasTemporalValidity</w:t>
-              </w:r>
-            </w:hyperlink>
-          </w:p>
-        </w:tc>
-      </w:tr>
-      <w:tr>
-        <w:tc>
-          <w:tcPr>
-            <w:shd w:val="clear" w:color="auto" w:fill="F2F2F2"/>
-          </w:tcPr>
-          <w:p>
-            <w:pPr>
-              <w:pStyle w:val="Compact"/>
-              <w:jc w:val="left"/>
-            </w:pPr>
-            <w:r>
-              <w:t xml:space="preserve">is_active</w:t>
-            </w:r>
-          </w:p>
-        </w:tc>
-        <w:tc>
-          <w:tcPr>
-            <w:shd w:val="clear" w:color="auto" w:fill="F2F2F2"/>
-          </w:tcPr>
-          <w:p>
-            <w:pPr>
-              <w:pStyle w:val="Compact"/>
-              <w:jc w:val="left"/>
-            </w:pPr>
-            <w:r>
-              <w:t xml:space="preserve">0..1</w:t>
-            </w:r>
-            <w:r>
-              <w:t xml:space="preserve"> </w:t>
-            </w:r>
-            <w:r>
-              <w:t xml:space="preserve"> </w:t>
-            </w:r>
-            <w:hyperlink w:anchor="Boolean">
-              <w:r>
-                <w:rPr>
-                  <w:rStyle w:val="Hyperlink"/>
-                </w:rPr>
-                <w:t xml:space="preserve">Boolean</w:t>
-              </w:r>
-            </w:hyperlink>
-          </w:p>
-        </w:tc>
-        <w:tc>
-          <w:tcPr>
-            <w:shd w:val="clear" w:color="auto" w:fill="F2F2F2"/>
-          </w:tcPr>
-          <w:p>
-            <w:pPr>
-              <w:pStyle w:val="Compact"/>
-              <w:jc w:val="left"/>
-            </w:pPr>
-            <w:r>
-              <w:t xml:space="preserve">Gibt an, ob die Information aktuell gültig ist. Kann nützlich sein, wenn diese Information explizit vorhanden ist.</w:t>
-            </w:r>
-            <w:r>
-              <w:t xml:space="preserve"> </w:t>
-            </w:r>
-            <w:r>
-              <w:t xml:space="preserve">Vererbung:</w:t>
-            </w:r>
-            <w:r>
-              <w:t xml:space="preserve"> </w:t>
-            </w:r>
-            <w:hyperlink w:anchor="HasTemporalValidity">
-              <w:r>
-                <w:rPr>
-                  <w:rStyle w:val="Hyperlink"/>
-                </w:rPr>
-                <w:t xml:space="preserve">HasTemporalValidity</w:t>
-              </w:r>
-            </w:hyperlink>
-          </w:p>
-        </w:tc>
-      </w:tr>
     </w:tbl>
-    <w:bookmarkEnd w:id="120"/>
-    <w:bookmarkStart w:id="121" w:name="verwendungen-8"/>
+    <w:bookmarkEnd w:id="122"/>
+    <w:bookmarkStart w:id="123" w:name="verwendungen-8"/>
     <w:p>
       <w:pPr>
         <w:pStyle w:val="berschrift3"/>
@@ -13834,9 +13955,9 @@
         </w:tc>
       </w:tr>
     </w:tbl>
-    <w:bookmarkEnd w:id="121"/>
-    <w:bookmarkEnd w:id="122"/>
-    <w:bookmarkStart w:id="125" w:name="klasse-grouptype"/>
+    <w:bookmarkEnd w:id="123"/>
+    <w:bookmarkEnd w:id="124"/>
+    <w:bookmarkStart w:id="127" w:name="klasse-grouptype"/>
     <w:p>
       <w:pPr>
         <w:pStyle w:val="berschrift2"/>
@@ -13865,7 +13986,7 @@
         <w:t xml:space="preserve">__</w:t>
       </w:r>
     </w:p>
-    <w:bookmarkStart w:id="123" w:name="attribute-9"/>
+    <w:bookmarkStart w:id="125" w:name="attribute-9"/>
     <w:p>
       <w:pPr>
         <w:pStyle w:val="berschrift3"/>
@@ -14038,8 +14159,8 @@
         </w:tc>
       </w:tr>
     </w:tbl>
-    <w:bookmarkEnd w:id="123"/>
-    <w:bookmarkStart w:id="124" w:name="verwendungen-9"/>
+    <w:bookmarkEnd w:id="125"/>
+    <w:bookmarkStart w:id="126" w:name="verwendungen-9"/>
     <w:p>
       <w:pPr>
         <w:pStyle w:val="berschrift3"/>
@@ -14188,9 +14309,9 @@
         </w:tc>
       </w:tr>
     </w:tbl>
-    <w:bookmarkEnd w:id="124"/>
-    <w:bookmarkEnd w:id="125"/>
-    <w:bookmarkStart w:id="149" w:name="enum-grouptypeenum"/>
+    <w:bookmarkEnd w:id="126"/>
+    <w:bookmarkEnd w:id="127"/>
+    <w:bookmarkStart w:id="151" w:name="enum-grouptypeenum"/>
     <w:p>
       <w:pPr>
         <w:pStyle w:val="berschrift2"/>
@@ -14229,7 +14350,7 @@
       <w:r>
         <w:t xml:space="preserve"> </w:t>
       </w:r>
-      <w:hyperlink ns1:id="rId126">
+      <w:hyperlink ns1:id="rId128">
         <w:r>
           <w:rPr>
             <w:rStyle w:val="Hyperlink"/>
@@ -14238,7 +14359,7 @@
         </w:r>
       </w:hyperlink>
     </w:p>
-    <w:bookmarkStart w:id="148" w:name="zulässige-werte-3"/>
+    <w:bookmarkStart w:id="150" w:name="zulässige-werte-3"/>
     <w:p>
       <w:pPr>
         <w:pStyle w:val="berschrift3"/>
@@ -14333,7 +14454,7 @@
               <w:pStyle w:val="Compact"/>
               <w:jc w:val="left"/>
             </w:pPr>
-            <w:hyperlink ns1:id="rId127">
+            <w:hyperlink ns1:id="rId129">
               <w:r>
                 <w:rPr>
                   <w:rStyle w:val="Hyperlink"/>
@@ -14390,7 +14511,7 @@
               <w:pStyle w:val="Compact"/>
               <w:jc w:val="left"/>
             </w:pPr>
-            <w:hyperlink ns1:id="rId128">
+            <w:hyperlink ns1:id="rId130">
               <w:r>
                 <w:rPr>
                   <w:rStyle w:val="Hyperlink"/>
@@ -14447,7 +14568,7 @@
               <w:pStyle w:val="Compact"/>
               <w:jc w:val="left"/>
             </w:pPr>
-            <w:hyperlink ns1:id="rId129">
+            <w:hyperlink ns1:id="rId131">
               <w:r>
                 <w:rPr>
                   <w:rStyle w:val="Hyperlink"/>
@@ -14504,7 +14625,7 @@
               <w:pStyle w:val="Compact"/>
               <w:jc w:val="left"/>
             </w:pPr>
-            <w:hyperlink ns1:id="rId130">
+            <w:hyperlink ns1:id="rId132">
               <w:r>
                 <w:rPr>
                   <w:rStyle w:val="Hyperlink"/>
@@ -14561,7 +14682,7 @@
               <w:pStyle w:val="Compact"/>
               <w:jc w:val="left"/>
             </w:pPr>
-            <w:hyperlink ns1:id="rId131">
+            <w:hyperlink ns1:id="rId133">
               <w:r>
                 <w:rPr>
                   <w:rStyle w:val="Hyperlink"/>
@@ -14618,7 +14739,7 @@
               <w:pStyle w:val="Compact"/>
               <w:jc w:val="left"/>
             </w:pPr>
-            <w:hyperlink ns1:id="rId132">
+            <w:hyperlink ns1:id="rId134">
               <w:r>
                 <w:rPr>
                   <w:rStyle w:val="Hyperlink"/>
@@ -14675,7 +14796,7 @@
               <w:pStyle w:val="Compact"/>
               <w:jc w:val="left"/>
             </w:pPr>
-            <w:hyperlink ns1:id="rId133">
+            <w:hyperlink ns1:id="rId135">
               <w:r>
                 <w:rPr>
                   <w:rStyle w:val="Hyperlink"/>
@@ -14732,7 +14853,7 @@
               <w:pStyle w:val="Compact"/>
               <w:jc w:val="left"/>
             </w:pPr>
-            <w:hyperlink ns1:id="rId134">
+            <w:hyperlink ns1:id="rId136">
               <w:r>
                 <w:rPr>
                   <w:rStyle w:val="Hyperlink"/>
@@ -14789,7 +14910,7 @@
               <w:pStyle w:val="Compact"/>
               <w:jc w:val="left"/>
             </w:pPr>
-            <w:hyperlink ns1:id="rId135">
+            <w:hyperlink ns1:id="rId137">
               <w:r>
                 <w:rPr>
                   <w:rStyle w:val="Hyperlink"/>
@@ -14846,7 +14967,7 @@
               <w:pStyle w:val="Compact"/>
               <w:jc w:val="left"/>
             </w:pPr>
-            <w:hyperlink ns1:id="rId136">
+            <w:hyperlink ns1:id="rId138">
               <w:r>
                 <w:rPr>
                   <w:rStyle w:val="Hyperlink"/>
@@ -14903,7 +15024,7 @@
               <w:pStyle w:val="Compact"/>
               <w:jc w:val="left"/>
             </w:pPr>
-            <w:hyperlink ns1:id="rId137">
+            <w:hyperlink ns1:id="rId139">
               <w:r>
                 <w:rPr>
                   <w:rStyle w:val="Hyperlink"/>
@@ -14960,7 +15081,7 @@
               <w:pStyle w:val="Compact"/>
               <w:jc w:val="left"/>
             </w:pPr>
-            <w:hyperlink ns1:id="rId138">
+            <w:hyperlink ns1:id="rId140">
               <w:r>
                 <w:rPr>
                   <w:rStyle w:val="Hyperlink"/>
@@ -15017,7 +15138,7 @@
               <w:pStyle w:val="Compact"/>
               <w:jc w:val="left"/>
             </w:pPr>
-            <w:hyperlink ns1:id="rId139">
+            <w:hyperlink ns1:id="rId141">
               <w:r>
                 <w:rPr>
                   <w:rStyle w:val="Hyperlink"/>
@@ -15074,7 +15195,7 @@
               <w:pStyle w:val="Compact"/>
               <w:jc w:val="left"/>
             </w:pPr>
-            <w:hyperlink ns1:id="rId140">
+            <w:hyperlink ns1:id="rId142">
               <w:r>
                 <w:rPr>
                   <w:rStyle w:val="Hyperlink"/>
@@ -15131,7 +15252,7 @@
               <w:pStyle w:val="Compact"/>
               <w:jc w:val="left"/>
             </w:pPr>
-            <w:hyperlink ns1:id="rId141">
+            <w:hyperlink ns1:id="rId143">
               <w:r>
                 <w:rPr>
                   <w:rStyle w:val="Hyperlink"/>
@@ -15188,7 +15309,7 @@
               <w:pStyle w:val="Compact"/>
               <w:jc w:val="left"/>
             </w:pPr>
-            <w:hyperlink ns1:id="rId142">
+            <w:hyperlink ns1:id="rId144">
               <w:r>
                 <w:rPr>
                   <w:rStyle w:val="Hyperlink"/>
@@ -15245,7 +15366,7 @@
               <w:pStyle w:val="Compact"/>
               <w:jc w:val="left"/>
             </w:pPr>
-            <w:hyperlink ns1:id="rId143">
+            <w:hyperlink ns1:id="rId145">
               <w:r>
                 <w:rPr>
                   <w:rStyle w:val="Hyperlink"/>
@@ -15302,7 +15423,7 @@
               <w:pStyle w:val="Compact"/>
               <w:jc w:val="left"/>
             </w:pPr>
-            <w:hyperlink ns1:id="rId144">
+            <w:hyperlink ns1:id="rId146">
               <w:r>
                 <w:rPr>
                   <w:rStyle w:val="Hyperlink"/>
@@ -15359,7 +15480,7 @@
               <w:pStyle w:val="Compact"/>
               <w:jc w:val="left"/>
             </w:pPr>
-            <w:hyperlink ns1:id="rId145">
+            <w:hyperlink ns1:id="rId147">
               <w:r>
                 <w:rPr>
                   <w:rStyle w:val="Hyperlink"/>
@@ -15416,7 +15537,7 @@
               <w:pStyle w:val="Compact"/>
               <w:jc w:val="left"/>
             </w:pPr>
-            <w:hyperlink ns1:id="rId146">
+            <w:hyperlink ns1:id="rId148">
               <w:r>
                 <w:rPr>
                   <w:rStyle w:val="Hyperlink"/>
@@ -15473,7 +15594,7 @@
               <w:pStyle w:val="Compact"/>
               <w:jc w:val="left"/>
             </w:pPr>
-            <w:hyperlink ns1:id="rId147">
+            <w:hyperlink ns1:id="rId149">
               <w:r>
                 <w:rPr>
                   <w:rStyle w:val="Hyperlink"/>
@@ -15485,15 +15606,15 @@
         </w:tc>
       </w:tr>
     </w:tbl>
-    <w:bookmarkEnd w:id="148"/>
+    <w:bookmarkEnd w:id="150"/>
     <w:p>
       <w:r>
         <w:br w:type="page"/>
       </w:r>
     </w:p>
-    <w:bookmarkEnd w:id="149"/>
-    <w:bookmarkEnd w:id="150"/>
-    <w:bookmarkStart w:id="160" w:name="mitgliedschaften-memberships"/>
+    <w:bookmarkEnd w:id="151"/>
+    <w:bookmarkEnd w:id="152"/>
+    <w:bookmarkStart w:id="164" w:name="mitgliedschaften-memberships"/>
     <w:p>
       <w:pPr>
         <w:pStyle w:val="berschrift1"/>
@@ -15514,7 +15635,7 @@
       <w:pPr>
         <w:numPr>
           <w:ilvl w:val="0"/>
-          <w:numId w:val="1007"/>
+          <w:numId w:val="1009"/>
         </w:numPr>
         <w:pStyle w:val="Compact"/>
       </w:pPr>
@@ -15607,7 +15728,7 @@
       <w:pPr>
         <w:numPr>
           <w:ilvl w:val="0"/>
-          <w:numId w:val="1007"/>
+          <w:numId w:val="1009"/>
         </w:numPr>
         <w:pStyle w:val="Compact"/>
       </w:pPr>
@@ -15659,7 +15780,7 @@
       <w:pPr>
         <w:numPr>
           <w:ilvl w:val="0"/>
-          <w:numId w:val="1007"/>
+          <w:numId w:val="1009"/>
         </w:numPr>
         <w:pStyle w:val="Compact"/>
       </w:pPr>
@@ -15747,7 +15868,7 @@
       <w:pPr>
         <w:numPr>
           <w:ilvl w:val="0"/>
-          <w:numId w:val="1007"/>
+          <w:numId w:val="1009"/>
         </w:numPr>
         <w:pStyle w:val="Compact"/>
       </w:pPr>
@@ -15799,7 +15920,7 @@
       <w:pPr>
         <w:numPr>
           <w:ilvl w:val="0"/>
-          <w:numId w:val="1007"/>
+          <w:numId w:val="1009"/>
         </w:numPr>
         <w:pStyle w:val="Compact"/>
       </w:pPr>
@@ -15856,7 +15977,7 @@
         <w:t xml:space="preserve">mit einer freien Bezeichnung.</w:t>
       </w:r>
     </w:p>
-    <w:bookmarkStart w:id="153" w:name="klasse-membership"/>
+    <w:bookmarkStart w:id="155" w:name="klasse-membership"/>
     <w:p>
       <w:pPr>
         <w:pStyle w:val="berschrift2"/>
@@ -15885,7 +16006,7 @@
         <w:t xml:space="preserve">__</w:t>
       </w:r>
     </w:p>
-    <w:bookmarkStart w:id="151" w:name="attribute-10"/>
+    <w:bookmarkStart w:id="153" w:name="attribute-10"/>
     <w:p>
       <w:pPr>
         <w:pStyle w:val="berschrift3"/>
@@ -15972,7 +16093,7 @@
               <w:jc w:val="left"/>
             </w:pPr>
             <w:r>
-              <w:t xml:space="preserve">0..1</w:t>
+              <w:t xml:space="preserve">1</w:t>
             </w:r>
             <w:r>
               <w:t xml:space="preserve"> </w:t>
@@ -16026,7 +16147,7 @@
               <w:jc w:val="left"/>
             </w:pPr>
             <w:r>
-              <w:t xml:space="preserve">0..1</w:t>
+              <w:t xml:space="preserve">1</w:t>
             </w:r>
             <w:r>
               <w:t xml:space="preserve"> </w:t>
@@ -16895,8 +17016,8 @@
         </w:tc>
       </w:tr>
     </w:tbl>
-    <w:bookmarkEnd w:id="151"/>
-    <w:bookmarkStart w:id="152" w:name="verwendungen-10"/>
+    <w:bookmarkEnd w:id="153"/>
+    <w:bookmarkStart w:id="154" w:name="verwendungen-10"/>
     <w:p>
       <w:pPr>
         <w:pStyle w:val="berschrift3"/>
@@ -17045,9 +17166,9 @@
         </w:tc>
       </w:tr>
     </w:tbl>
-    <w:bookmarkEnd w:id="152"/>
-    <w:bookmarkEnd w:id="153"/>
-    <w:bookmarkStart w:id="156" w:name="klasse-roletype"/>
+    <w:bookmarkEnd w:id="154"/>
+    <w:bookmarkEnd w:id="155"/>
+    <w:bookmarkStart w:id="160" w:name="klasse-roletype"/>
     <w:p>
       <w:pPr>
         <w:pStyle w:val="berschrift2"/>
@@ -17205,7 +17326,7 @@
         <w:t xml:space="preserve">__</w:t>
       </w:r>
     </w:p>
-    <w:bookmarkStart w:id="154" w:name="attribute-11"/>
+    <w:bookmarkStart w:id="157" w:name="attribute-11"/>
     <w:p>
       <w:pPr>
         <w:pStyle w:val="berschrift3"/>
@@ -17408,8 +17529,60 @@
         </w:tc>
       </w:tr>
     </w:tbl>
-    <w:bookmarkEnd w:id="154"/>
-    <w:bookmarkStart w:id="155" w:name="verwendungen-11"/>
+    <w:bookmarkStart w:id="156" w:name="einschränkungen-2"/>
+    <w:p>
+      <w:pPr>
+        <w:pStyle w:val="berschrift5"/>
+      </w:pPr>
+      <w:r>
+        <w:t xml:space="preserve">Einschränkungen</w:t>
+      </w:r>
+    </w:p>
+    <w:p>
+      <w:pPr>
+        <w:pStyle w:val="FirstParagraph"/>
+      </w:pPr>
+      <w:r>
+        <w:t xml:space="preserve">Mindestens eines der folgenden Felder muss gesetzt sein:</w:t>
+      </w:r>
+    </w:p>
+    <w:p>
+      <w:pPr>
+        <w:numPr>
+          <w:ilvl w:val="0"/>
+          <w:numId w:val="1010"/>
+        </w:numPr>
+        <w:pStyle w:val="Compact"/>
+      </w:pPr>
+      <w:hyperlink w:anchor="role_type_enum">
+        <w:r>
+          <w:rPr>
+            <w:rStyle w:val="Hyperlink"/>
+          </w:rPr>
+          <w:t xml:space="preserve">role_type_enum</w:t>
+        </w:r>
+      </w:hyperlink>
+    </w:p>
+    <w:p>
+      <w:pPr>
+        <w:numPr>
+          <w:ilvl w:val="0"/>
+          <w:numId w:val="1010"/>
+        </w:numPr>
+        <w:pStyle w:val="Compact"/>
+      </w:pPr>
+      <w:hyperlink w:anchor="label">
+        <w:r>
+          <w:rPr>
+            <w:rStyle w:val="Hyperlink"/>
+          </w:rPr>
+          <w:t xml:space="preserve">label</w:t>
+        </w:r>
+      </w:hyperlink>
+    </w:p>
+    <w:bookmarkEnd w:id="156"/>
+    <w:bookmarkEnd w:id="157"/>
+    <w:bookmarkStart w:id="159" w:name="verwendungen-11"/>
     <w:p>
       <w:pPr>
         <w:pStyle w:val="berschrift3"/>
@@ -17558,19 +17731,59 @@
         </w:tc>
       </w:tr>
     </w:tbl>
-    <w:bookmarkEnd w:id="155"/>
-    <w:bookmarkEnd w:id="156"/>
-    <w:bookmarkStart w:id="159" w:name="enum-roleenum"/>
+    <w:bookmarkStart w:id="158" w:name="regeln"/>
     <w:p>
       <w:pPr>
-        <w:pStyle w:val="berschrift2"/>
-      </w:pPr>
-      <w:r>
-        <w:t xml:space="preserve">Enum: RoleEnum</w:t>
+        <w:pStyle w:val="berschrift5"/>
+      </w:pPr>
+      <w:r>
+        <w:t xml:space="preserve">Regeln</w:t>
       </w:r>
     </w:p>
     <w:p>
       <w:pPr>
+        <w:numPr>
+          <w:ilvl w:val="0"/>
+          <w:numId w:val="1011"/>
+        </w:numPr>
+        <w:pStyle w:val="Compact"/>
+      </w:pPr>
+      <w:r>
+        <w:t xml:space="preserve">Wenn der Rollentyp</w:t>
+      </w:r>
+      <w:r>
+        <w:t xml:space="preserve"> </w:t>
+      </w:r>
+      <w:r>
+        <w:t xml:space="preserve">‘</w:t>
+      </w:r>
+      <w:r>
+        <w:t xml:space="preserve">other</w:t>
+      </w:r>
+      <w:r>
+        <w:t xml:space="preserve">’</w:t>
+      </w:r>
+      <w:r>
+        <w:t xml:space="preserve"> </w:t>
+      </w:r>
+      <w:r>
+        <w:t xml:space="preserve">ist, muss eine beschreibende Bezeichnung angegeben werden.</w:t>
+      </w:r>
+    </w:p>
+    <w:bookmarkEnd w:id="158"/>
+    <w:bookmarkEnd w:id="159"/>
+    <w:bookmarkEnd w:id="160"/>
+    <w:bookmarkStart w:id="163" w:name="enum-roleenum"/>
+    <w:p>
+      <w:pPr>
+        <w:pStyle w:val="berschrift2"/>
+      </w:pPr>
+      <w:r>
+        <w:t xml:space="preserve">Enum: RoleEnum</w:t>
+      </w:r>
+    </w:p>
+    <w:p>
+      <w:pPr>
         <w:pStyle w:val="FirstParagraph"/>
       </w:pPr>
       <w:r>
@@ -17599,7 +17812,7 @@
       <w:r>
         <w:t xml:space="preserve"> </w:t>
       </w:r>
-      <w:hyperlink ns1:id="rId157">
+      <w:hyperlink ns1:id="rId161">
         <w:r>
           <w:rPr>
             <w:rStyle w:val="Hyperlink"/>
@@ -17608,7 +17821,7 @@
         </w:r>
       </w:hyperlink>
     </w:p>
-    <w:bookmarkStart w:id="158" w:name="zulässige-werte-4"/>
+    <w:bookmarkStart w:id="162" w:name="zulässige-werte-4"/>
     <w:p>
       <w:pPr>
         <w:pStyle w:val="berschrift3"/>
@@ -17850,15 +18063,15 @@
         </w:tc>
       </w:tr>
     </w:tbl>
-    <w:bookmarkEnd w:id="158"/>
+    <w:bookmarkEnd w:id="162"/>
     <w:p>
       <w:r>
         <w:br w:type="page"/>
       </w:r>
     </w:p>
-    <w:bookmarkEnd w:id="159"/>
-    <w:bookmarkEnd w:id="160"/>
-    <w:bookmarkStart w:id="224" w:name="interessenbindungen-interest-links"/>
+    <w:bookmarkEnd w:id="163"/>
+    <w:bookmarkEnd w:id="164"/>
+    <w:bookmarkStart w:id="229" w:name="interessenbindungen-interest-links"/>
     <w:p>
       <w:pPr>
         <w:pStyle w:val="berschrift1"/>
@@ -17877,7 +18090,7 @@
       <w:r>
         <w:t xml:space="preserve"> </w:t>
       </w:r>
-      <w:hyperlink ns1:id="rId161">
+      <w:hyperlink ns1:id="rId165">
         <w:r>
           <w:rPr>
             <w:rStyle w:val="Hyperlink"/>
@@ -17893,7 +18106,7 @@
       <w:pPr>
         <w:numPr>
           <w:ilvl w:val="0"/>
-          <w:numId w:val="1008"/>
+          <w:numId w:val="1012"/>
         </w:numPr>
         <w:pStyle w:val="Compact"/>
       </w:pPr>
@@ -17986,7 +18199,7 @@
       <w:pPr>
         <w:numPr>
           <w:ilvl w:val="0"/>
-          <w:numId w:val="1008"/>
+          <w:numId w:val="1012"/>
         </w:numPr>
         <w:pStyle w:val="Compact"/>
       </w:pPr>
@@ -18023,7 +18236,7 @@
       <w:pPr>
         <w:numPr>
           <w:ilvl w:val="0"/>
-          <w:numId w:val="1008"/>
+          <w:numId w:val="1012"/>
         </w:numPr>
         <w:pStyle w:val="Compact"/>
       </w:pPr>
@@ -18105,7 +18318,7 @@
       <w:pPr>
         <w:numPr>
           <w:ilvl w:val="0"/>
-          <w:numId w:val="1008"/>
+          <w:numId w:val="1012"/>
         </w:numPr>
         <w:pStyle w:val="Compact"/>
       </w:pPr>
@@ -18182,7 +18395,7 @@
         <w:t xml:space="preserve">Neben Gremium und Funktion innerhalb der Organisation wird explizit festgehalten, ob die Position bezahlt ist – ein zentraler Transparenzaspekt.</w:t>
       </w:r>
     </w:p>
-    <w:bookmarkStart w:id="176" w:name="klasse-interestlink"/>
+    <w:bookmarkStart w:id="181" w:name="klasse-interestlink"/>
     <w:p>
       <w:pPr>
         <w:pStyle w:val="berschrift2"/>
@@ -18211,7 +18424,7 @@
         <w:t xml:space="preserve">__</w:t>
       </w:r>
     </w:p>
-    <w:bookmarkStart w:id="162" w:name="attribute-12"/>
+    <w:bookmarkStart w:id="167" w:name="attribute-12"/>
     <w:p>
       <w:pPr>
         <w:pStyle w:val="berschrift3"/>
@@ -18298,6 +18511,116 @@
               <w:jc w:val="left"/>
             </w:pPr>
             <w:r>
+              <w:t xml:space="preserve">1</w:t>
+            </w:r>
+            <w:r>
+              <w:t xml:space="preserve"> </w:t>
+            </w:r>
+            <w:r>
+              <w:t xml:space="preserve"> </w:t>
+            </w:r>
+            <w:hyperlink w:anchor="PersonReference">
+              <w:r>
+                <w:rPr>
+                  <w:rStyle w:val="Hyperlink"/>
+                </w:rPr>
+                <w:t xml:space="preserve">PersonReference</w:t>
+              </w:r>
+            </w:hyperlink>
+          </w:p>
+        </w:tc>
+        <w:tc>
+          <w:tcPr>
+            <w:shd w:val="clear" w:color="auto" w:fill="F2F2F2"/>
+          </w:tcPr>
+          <w:p>
+            <w:pPr>
+              <w:pStyle w:val="Compact"/>
+              <w:jc w:val="left"/>
+            </w:pPr>
+            <w:r>
+              <w:t xml:space="preserve">Referenz auf eine Person mit Snapshot-Daten zum Zeitpunkt der Verknüpfung.</w:t>
+            </w:r>
+          </w:p>
+        </w:tc>
+      </w:tr>
+      <w:tr>
+        <w:tc>
+          <w:tcPr/>
+          <w:p>
+            <w:pPr>
+              <w:pStyle w:val="Compact"/>
+              <w:jc w:val="left"/>
+            </w:pPr>
+            <w:r>
+              <w:t xml:space="preserve">interest_type</w:t>
+            </w:r>
+          </w:p>
+        </w:tc>
+        <w:tc>
+          <w:tcPr/>
+          <w:p>
+            <w:pPr>
+              <w:pStyle w:val="Compact"/>
+              <w:jc w:val="left"/>
+            </w:pPr>
+            <w:r>
+              <w:t xml:space="preserve">1</w:t>
+            </w:r>
+            <w:r>
+              <w:t xml:space="preserve"> </w:t>
+            </w:r>
+            <w:r>
+              <w:t xml:space="preserve"> </w:t>
+            </w:r>
+            <w:hyperlink w:anchor="InterestTypeEnum">
+              <w:r>
+                <w:rPr>
+                  <w:rStyle w:val="Hyperlink"/>
+                </w:rPr>
+                <w:t xml:space="preserve">InterestTypeEnum</w:t>
+              </w:r>
+            </w:hyperlink>
+          </w:p>
+        </w:tc>
+        <w:tc>
+          <w:tcPr/>
+          <w:p>
+            <w:pPr>
+              <w:pStyle w:val="Compact"/>
+              <w:jc w:val="left"/>
+            </w:pPr>
+            <w:r>
+              <w:t xml:space="preserve">Art der Interessenbindung (Berufliche Tätigkeit, Politische Ämter, Verein).</w:t>
+            </w:r>
+          </w:p>
+        </w:tc>
+      </w:tr>
+      <w:tr>
+        <w:tc>
+          <w:tcPr>
+            <w:shd w:val="clear" w:color="auto" w:fill="F2F2F2"/>
+          </w:tcPr>
+          <w:p>
+            <w:pPr>
+              <w:pStyle w:val="Compact"/>
+              <w:jc w:val="left"/>
+            </w:pPr>
+            <w:r>
+              <w:t xml:space="preserve">organization_name</w:t>
+            </w:r>
+          </w:p>
+        </w:tc>
+        <w:tc>
+          <w:tcPr>
+            <w:shd w:val="clear" w:color="auto" w:fill="F2F2F2"/>
+          </w:tcPr>
+          <w:p>
+            <w:pPr>
+              <w:pStyle w:val="Compact"/>
+              <w:jc w:val="left"/>
+            </w:pPr>
+            <w:r>
               <w:t xml:space="preserve">0..1</w:t>
             </w:r>
             <w:r>
@@ -18306,46 +18629,449 @@
             <w:r>
               <w:t xml:space="preserve"> </w:t>
             </w:r>
-            <w:hyperlink w:anchor="PersonReference">
-              <w:r>
-                <w:rPr>
-                  <w:rStyle w:val="Hyperlink"/>
-                </w:rPr>
-                <w:t xml:space="preserve">PersonReference</w:t>
-              </w:r>
-            </w:hyperlink>
-          </w:p>
-        </w:tc>
-        <w:tc>
-          <w:tcPr>
-            <w:shd w:val="clear" w:color="auto" w:fill="F2F2F2"/>
-          </w:tcPr>
-          <w:p>
-            <w:pPr>
-              <w:pStyle w:val="Compact"/>
-              <w:jc w:val="left"/>
-            </w:pPr>
-            <w:r>
-              <w:t xml:space="preserve">Referenz auf eine Person mit Snapshot-Daten zum Zeitpunkt der Verknüpfung.</w:t>
-            </w:r>
-          </w:p>
-        </w:tc>
-      </w:tr>
-      <w:tr>
-        <w:tc>
-          <w:tcPr/>
-          <w:p>
-            <w:pPr>
-              <w:pStyle w:val="Compact"/>
-              <w:jc w:val="left"/>
-            </w:pPr>
-            <w:r>
-              <w:t xml:space="preserve">interest_type</w:t>
-            </w:r>
-          </w:p>
-        </w:tc>
-        <w:tc>
-          <w:tcPr/>
+            <w:hyperlink w:anchor="String">
+              <w:r>
+                <w:rPr>
+                  <w:rStyle w:val="Hyperlink"/>
+                </w:rPr>
+                <w:t xml:space="preserve">String</w:t>
+              </w:r>
+            </w:hyperlink>
+          </w:p>
+        </w:tc>
+        <w:tc>
+          <w:tcPr>
+            <w:shd w:val="clear" w:color="auto" w:fill="F2F2F2"/>
+          </w:tcPr>
+          <w:p>
+            <w:pPr>
+              <w:pStyle w:val="Compact"/>
+              <w:jc w:val="left"/>
+            </w:pPr>
+            <w:r>
+              <w:t xml:space="preserve">Name der Organisation oder des Unternehmens.</w:t>
+            </w:r>
+          </w:p>
+        </w:tc>
+      </w:tr>
+      <w:tr>
+        <w:tc>
+          <w:tcPr/>
+          <w:p>
+            <w:pPr>
+              <w:pStyle w:val="Compact"/>
+              <w:jc w:val="left"/>
+            </w:pPr>
+            <w:r>
+              <w:t xml:space="preserve">organization_uid</w:t>
+            </w:r>
+          </w:p>
+        </w:tc>
+        <w:tc>
+          <w:tcPr/>
+          <w:p>
+            <w:pPr>
+              <w:pStyle w:val="Compact"/>
+              <w:jc w:val="left"/>
+            </w:pPr>
+            <w:r>
+              <w:t xml:space="preserve">0..1</w:t>
+            </w:r>
+            <w:r>
+              <w:t xml:space="preserve"> </w:t>
+            </w:r>
+            <w:r>
+              <w:t xml:space="preserve"> </w:t>
+            </w:r>
+            <w:hyperlink w:anchor="String">
+              <w:r>
+                <w:rPr>
+                  <w:rStyle w:val="Hyperlink"/>
+                </w:rPr>
+                <w:t xml:space="preserve">String</w:t>
+              </w:r>
+            </w:hyperlink>
+          </w:p>
+        </w:tc>
+        <w:tc>
+          <w:tcPr/>
+          <w:p>
+            <w:pPr>
+              <w:pStyle w:val="Compact"/>
+              <w:jc w:val="left"/>
+            </w:pPr>
+            <w:r>
+              <w:t xml:space="preserve">UID der Organisation (Format eCH-0097: CHE-XXX.XXX.XXX) aus dem eidgenössischen UID-Register (uid.admin.ch).</w:t>
+            </w:r>
+          </w:p>
+        </w:tc>
+      </w:tr>
+      <w:tr>
+        <w:tc>
+          <w:tcPr>
+            <w:shd w:val="clear" w:color="auto" w:fill="F2F2F2"/>
+          </w:tcPr>
+          <w:p>
+            <w:pPr>
+              <w:pStyle w:val="Compact"/>
+              <w:jc w:val="left"/>
+            </w:pPr>
+            <w:r>
+              <w:t xml:space="preserve">organization_address</w:t>
+            </w:r>
+          </w:p>
+        </w:tc>
+        <w:tc>
+          <w:tcPr>
+            <w:shd w:val="clear" w:color="auto" w:fill="F2F2F2"/>
+          </w:tcPr>
+          <w:p>
+            <w:pPr>
+              <w:pStyle w:val="Compact"/>
+              <w:jc w:val="left"/>
+            </w:pPr>
+            <w:r>
+              <w:t xml:space="preserve">0..1</w:t>
+            </w:r>
+            <w:r>
+              <w:t xml:space="preserve"> </w:t>
+            </w:r>
+            <w:r>
+              <w:t xml:space="preserve"> </w:t>
+            </w:r>
+            <w:hyperlink w:anchor="String">
+              <w:r>
+                <w:rPr>
+                  <w:rStyle w:val="Hyperlink"/>
+                </w:rPr>
+                <w:t xml:space="preserve">String</w:t>
+              </w:r>
+            </w:hyperlink>
+          </w:p>
+        </w:tc>
+        <w:tc>
+          <w:tcPr>
+            <w:shd w:val="clear" w:color="auto" w:fill="F2F2F2"/>
+          </w:tcPr>
+          <w:p>
+            <w:pPr>
+              <w:pStyle w:val="Compact"/>
+              <w:jc w:val="left"/>
+            </w:pPr>
+            <w:r>
+              <w:t xml:space="preserve">Adresse der Organisation.</w:t>
+            </w:r>
+          </w:p>
+        </w:tc>
+      </w:tr>
+      <w:tr>
+        <w:tc>
+          <w:tcPr/>
+          <w:p>
+            <w:pPr>
+              <w:pStyle w:val="Compact"/>
+              <w:jc w:val="left"/>
+            </w:pPr>
+            <w:r>
+              <w:t xml:space="preserve">legal_form</w:t>
+            </w:r>
+          </w:p>
+        </w:tc>
+        <w:tc>
+          <w:tcPr/>
+          <w:p>
+            <w:pPr>
+              <w:pStyle w:val="Compact"/>
+              <w:jc w:val="left"/>
+            </w:pPr>
+            <w:r>
+              <w:t xml:space="preserve">0..1</w:t>
+            </w:r>
+            <w:r>
+              <w:t xml:space="preserve"> </w:t>
+            </w:r>
+            <w:r>
+              <w:t xml:space="preserve"> </w:t>
+            </w:r>
+            <w:hyperlink w:anchor="LegalFormEnum">
+              <w:r>
+                <w:rPr>
+                  <w:rStyle w:val="Hyperlink"/>
+                </w:rPr>
+                <w:t xml:space="preserve">LegalFormEnum</w:t>
+              </w:r>
+            </w:hyperlink>
+          </w:p>
+        </w:tc>
+        <w:tc>
+          <w:tcPr/>
+          <w:p>
+            <w:pPr>
+              <w:pStyle w:val="Compact"/>
+              <w:jc w:val="left"/>
+            </w:pPr>
+            <w:r>
+              <w:t xml:space="preserve">Rechtsform der Organisation. Siehe kontrolliertes Vokabular: https://register.ld.admin.ch/i14y/concept/legalForm</w:t>
+            </w:r>
+          </w:p>
+        </w:tc>
+      </w:tr>
+      <w:tr>
+        <w:tc>
+          <w:tcPr>
+            <w:shd w:val="clear" w:color="auto" w:fill="F2F2F2"/>
+          </w:tcPr>
+          <w:p>
+            <w:pPr>
+              <w:pStyle w:val="Compact"/>
+              <w:jc w:val="left"/>
+            </w:pPr>
+            <w:r>
+              <w:t xml:space="preserve">is_paid</w:t>
+            </w:r>
+          </w:p>
+        </w:tc>
+        <w:tc>
+          <w:tcPr>
+            <w:shd w:val="clear" w:color="auto" w:fill="F2F2F2"/>
+          </w:tcPr>
+          <w:p>
+            <w:pPr>
+              <w:pStyle w:val="Compact"/>
+              <w:jc w:val="left"/>
+            </w:pPr>
+            <w:r>
+              <w:t xml:space="preserve">0..1</w:t>
+            </w:r>
+            <w:r>
+              <w:t xml:space="preserve"> </w:t>
+            </w:r>
+            <w:r>
+              <w:t xml:space="preserve"> </w:t>
+            </w:r>
+            <w:hyperlink w:anchor="Boolean">
+              <w:r>
+                <w:rPr>
+                  <w:rStyle w:val="Hyperlink"/>
+                </w:rPr>
+                <w:t xml:space="preserve">Boolean</w:t>
+              </w:r>
+            </w:hyperlink>
+          </w:p>
+        </w:tc>
+        <w:tc>
+          <w:tcPr>
+            <w:shd w:val="clear" w:color="auto" w:fill="F2F2F2"/>
+          </w:tcPr>
+          <w:p>
+            <w:pPr>
+              <w:pStyle w:val="Compact"/>
+              <w:jc w:val="left"/>
+            </w:pPr>
+            <w:r>
+              <w:t xml:space="preserve">Gibt an, ob die Position bezahlt ist.</w:t>
+            </w:r>
+          </w:p>
+        </w:tc>
+      </w:tr>
+      <w:tr>
+        <w:tc>
+          <w:tcPr/>
+          <w:p>
+            <w:pPr>
+              <w:pStyle w:val="Compact"/>
+              <w:jc w:val="left"/>
+            </w:pPr>
+            <w:r>
+              <w:t xml:space="preserve">committee</w:t>
+            </w:r>
+          </w:p>
+        </w:tc>
+        <w:tc>
+          <w:tcPr/>
+          <w:p>
+            <w:pPr>
+              <w:pStyle w:val="Compact"/>
+              <w:jc w:val="left"/>
+            </w:pPr>
+            <w:r>
+              <w:t xml:space="preserve">0..1</w:t>
+            </w:r>
+            <w:r>
+              <w:t xml:space="preserve"> </w:t>
+            </w:r>
+            <w:r>
+              <w:t xml:space="preserve"> </w:t>
+            </w:r>
+            <w:hyperlink w:anchor="String">
+              <w:r>
+                <w:rPr>
+                  <w:rStyle w:val="Hyperlink"/>
+                </w:rPr>
+                <w:t xml:space="preserve">String</w:t>
+              </w:r>
+            </w:hyperlink>
+          </w:p>
+        </w:tc>
+        <w:tc>
+          <w:tcPr/>
+          <w:p>
+            <w:pPr>
+              <w:pStyle w:val="Compact"/>
+              <w:jc w:val="left"/>
+            </w:pPr>
+            <w:r>
+              <w:t xml:space="preserve">Gremium innerhalb der Organisation (z.B. Verwaltungsrat, Stiftungsrat, Vorstand, Aufsichtsrat, Beirat, Geschäftsleitung).</w:t>
+            </w:r>
+          </w:p>
+        </w:tc>
+      </w:tr>
+      <w:tr>
+        <w:tc>
+          <w:tcPr>
+            <w:shd w:val="clear" w:color="auto" w:fill="F2F2F2"/>
+          </w:tcPr>
+          <w:p>
+            <w:pPr>
+              <w:pStyle w:val="Compact"/>
+              <w:jc w:val="left"/>
+            </w:pPr>
+            <w:r>
+              <w:t xml:space="preserve">function_role</w:t>
+            </w:r>
+          </w:p>
+        </w:tc>
+        <w:tc>
+          <w:tcPr>
+            <w:shd w:val="clear" w:color="auto" w:fill="F2F2F2"/>
+          </w:tcPr>
+          <w:p>
+            <w:pPr>
+              <w:pStyle w:val="Compact"/>
+              <w:jc w:val="left"/>
+            </w:pPr>
+            <w:r>
+              <w:t xml:space="preserve">0..1</w:t>
+            </w:r>
+            <w:r>
+              <w:t xml:space="preserve"> </w:t>
+            </w:r>
+            <w:r>
+              <w:t xml:space="preserve"> </w:t>
+            </w:r>
+            <w:hyperlink w:anchor="String">
+              <w:r>
+                <w:rPr>
+                  <w:rStyle w:val="Hyperlink"/>
+                </w:rPr>
+                <w:t xml:space="preserve">String</w:t>
+              </w:r>
+            </w:hyperlink>
+          </w:p>
+        </w:tc>
+        <w:tc>
+          <w:tcPr>
+            <w:shd w:val="clear" w:color="auto" w:fill="F2F2F2"/>
+          </w:tcPr>
+          <w:p>
+            <w:pPr>
+              <w:pStyle w:val="Compact"/>
+              <w:jc w:val="left"/>
+            </w:pPr>
+            <w:r>
+              <w:t xml:space="preserve">Funktion oder Rolle in der Organisation (z.B. Präsident/in, Vizepräsident/in, Mitglied, Delegierter, Geschäftsführer/in, Berater/in).</w:t>
+            </w:r>
+          </w:p>
+        </w:tc>
+      </w:tr>
+      <w:tr>
+        <w:tc>
+          <w:tcPr/>
+          <w:p>
+            <w:pPr>
+              <w:pStyle w:val="Compact"/>
+              <w:jc w:val="left"/>
+            </w:pPr>
+            <w:r>
+              <w:t xml:space="preserve">local_id</w:t>
+            </w:r>
+          </w:p>
+        </w:tc>
+        <w:tc>
+          <w:tcPr/>
+          <w:p>
+            <w:pPr>
+              <w:pStyle w:val="Compact"/>
+              <w:jc w:val="left"/>
+            </w:pPr>
+            <w:r>
+              <w:t xml:space="preserve">0..1</w:t>
+            </w:r>
+            <w:r>
+              <w:t xml:space="preserve"> </w:t>
+            </w:r>
+            <w:r>
+              <w:t xml:space="preserve"> </w:t>
+            </w:r>
+            <w:hyperlink w:anchor="String">
+              <w:r>
+                <w:rPr>
+                  <w:rStyle w:val="Hyperlink"/>
+                </w:rPr>
+                <w:t xml:space="preserve">String</w:t>
+              </w:r>
+            </w:hyperlink>
+          </w:p>
+        </w:tc>
+        <w:tc>
+          <w:tcPr/>
+          <w:p>
+            <w:pPr>
+              <w:pStyle w:val="Compact"/>
+              <w:jc w:val="left"/>
+            </w:pPr>
+            <w:r>
+              <w:t xml:space="preserve">Lokaler Identifikator. Bspw. eine UUID aus dem Ratsinformationssystem.</w:t>
+            </w:r>
+            <w:r>
+              <w:t xml:space="preserve"> </w:t>
+            </w:r>
+            <w:r>
+              <w:t xml:space="preserve">Vererbung:</w:t>
+            </w:r>
+            <w:r>
+              <w:t xml:space="preserve"> </w:t>
+            </w:r>
+            <w:hyperlink w:anchor="HasIdentification">
+              <w:r>
+                <w:rPr>
+                  <w:rStyle w:val="Hyperlink"/>
+                </w:rPr>
+                <w:t xml:space="preserve">HasIdentification</w:t>
+              </w:r>
+            </w:hyperlink>
+          </w:p>
+        </w:tc>
+      </w:tr>
+      <w:tr>
+        <w:tc>
+          <w:tcPr>
+            <w:shd w:val="clear" w:color="auto" w:fill="F2F2F2"/>
+          </w:tcPr>
+          <w:p>
+            <w:pPr>
+              <w:pStyle w:val="Compact"/>
+              <w:jc w:val="left"/>
+            </w:pPr>
+            <w:r>
+              <w:t xml:space="preserve">global_uri</w:t>
+            </w:r>
+          </w:p>
+        </w:tc>
+        <w:tc>
+          <w:tcPr>
+            <w:shd w:val="clear" w:color="auto" w:fill="F2F2F2"/>
+          </w:tcPr>
           <w:p>
             <w:pPr>
               <w:pStyle w:val="Compact"/>
@@ -18360,48 +19086,63 @@
             <w:r>
               <w:t xml:space="preserve"> </w:t>
             </w:r>
-            <w:hyperlink w:anchor="InterestTypeEnum">
-              <w:r>
-                <w:rPr>
-                  <w:rStyle w:val="Hyperlink"/>
-                </w:rPr>
-                <w:t xml:space="preserve">InterestTypeEnum</w:t>
-              </w:r>
-            </w:hyperlink>
-          </w:p>
-        </w:tc>
-        <w:tc>
-          <w:tcPr/>
-          <w:p>
-            <w:pPr>
-              <w:pStyle w:val="Compact"/>
-              <w:jc w:val="left"/>
-            </w:pPr>
-            <w:r>
-              <w:t xml:space="preserve">Art der Interessenbindung (Berufliche Tätigkeit, Politische Ämter, Verein).</w:t>
-            </w:r>
-          </w:p>
-        </w:tc>
-      </w:tr>
-      <w:tr>
-        <w:tc>
-          <w:tcPr>
-            <w:shd w:val="clear" w:color="auto" w:fill="F2F2F2"/>
-          </w:tcPr>
-          <w:p>
-            <w:pPr>
-              <w:pStyle w:val="Compact"/>
-              <w:jc w:val="left"/>
-            </w:pPr>
-            <w:r>
-              <w:t xml:space="preserve">organization_name</w:t>
-            </w:r>
-          </w:p>
-        </w:tc>
-        <w:tc>
-          <w:tcPr>
-            <w:shd w:val="clear" w:color="auto" w:fill="F2F2F2"/>
-          </w:tcPr>
+            <w:hyperlink w:anchor="Uriorcurie">
+              <w:r>
+                <w:rPr>
+                  <w:rStyle w:val="Hyperlink"/>
+                </w:rPr>
+                <w:t xml:space="preserve">Uriorcurie</w:t>
+              </w:r>
+            </w:hyperlink>
+          </w:p>
+        </w:tc>
+        <w:tc>
+          <w:tcPr>
+            <w:shd w:val="clear" w:color="auto" w:fill="F2F2F2"/>
+          </w:tcPr>
+          <w:p>
+            <w:pPr>
+              <w:pStyle w:val="Compact"/>
+              <w:jc w:val="left"/>
+            </w:pPr>
+            <w:r>
+              <w:t xml:space="preserve">Eine eindeutige, global gültige URI für die Entität.</w:t>
+            </w:r>
+            <w:r>
+              <w:t xml:space="preserve"> </w:t>
+            </w:r>
+            <w:r>
+              <w:t xml:space="preserve">Vererbung:</w:t>
+            </w:r>
+            <w:r>
+              <w:t xml:space="preserve"> </w:t>
+            </w:r>
+            <w:hyperlink w:anchor="HasIdentification">
+              <w:r>
+                <w:rPr>
+                  <w:rStyle w:val="Hyperlink"/>
+                </w:rPr>
+                <w:t xml:space="preserve">HasIdentification</w:t>
+              </w:r>
+            </w:hyperlink>
+          </w:p>
+        </w:tc>
+      </w:tr>
+      <w:tr>
+        <w:tc>
+          <w:tcPr/>
+          <w:p>
+            <w:pPr>
+              <w:pStyle w:val="Compact"/>
+              <w:jc w:val="left"/>
+            </w:pPr>
+            <w:r>
+              <w:t xml:space="preserve">wikidata_uri</w:t>
+            </w:r>
+          </w:p>
+        </w:tc>
+        <w:tc>
+          <w:tcPr/>
           <w:p>
             <w:pPr>
               <w:pStyle w:val="Compact"/>
@@ -18416,46 +19157,65 @@
             <w:r>
               <w:t xml:space="preserve"> </w:t>
             </w:r>
-            <w:hyperlink w:anchor="String">
-              <w:r>
-                <w:rPr>
-                  <w:rStyle w:val="Hyperlink"/>
-                </w:rPr>
-                <w:t xml:space="preserve">String</w:t>
-              </w:r>
-            </w:hyperlink>
-          </w:p>
-        </w:tc>
-        <w:tc>
-          <w:tcPr>
-            <w:shd w:val="clear" w:color="auto" w:fill="F2F2F2"/>
-          </w:tcPr>
-          <w:p>
-            <w:pPr>
-              <w:pStyle w:val="Compact"/>
-              <w:jc w:val="left"/>
-            </w:pPr>
-            <w:r>
-              <w:t xml:space="preserve">Name der Organisation oder des Unternehmens.</w:t>
-            </w:r>
-          </w:p>
-        </w:tc>
-      </w:tr>
-      <w:tr>
-        <w:tc>
-          <w:tcPr/>
-          <w:p>
-            <w:pPr>
-              <w:pStyle w:val="Compact"/>
-              <w:jc w:val="left"/>
-            </w:pPr>
-            <w:r>
-              <w:t xml:space="preserve">organization_uid</w:t>
-            </w:r>
-          </w:p>
-        </w:tc>
-        <w:tc>
-          <w:tcPr/>
+            <w:hyperlink w:anchor="Uriorcurie">
+              <w:r>
+                <w:rPr>
+                  <w:rStyle w:val="Hyperlink"/>
+                </w:rPr>
+                <w:t xml:space="preserve">Uriorcurie</w:t>
+              </w:r>
+            </w:hyperlink>
+          </w:p>
+        </w:tc>
+        <w:tc>
+          <w:tcPr/>
+          <w:p>
+            <w:pPr>
+              <w:pStyle w:val="Compact"/>
+              <w:jc w:val="left"/>
+            </w:pPr>
+            <w:r>
+              <w:t xml:space="preserve">Eine URI, die auf eine Wikidata-Entität verweist, z.B. http://www.wikidata.org/entity/Q39 für die Schweiz.</w:t>
+            </w:r>
+            <w:r>
+              <w:t xml:space="preserve"> </w:t>
+            </w:r>
+            <w:r>
+              <w:t xml:space="preserve">Vererbung:</w:t>
+            </w:r>
+            <w:r>
+              <w:t xml:space="preserve"> </w:t>
+            </w:r>
+            <w:hyperlink w:anchor="HasIdentification">
+              <w:r>
+                <w:rPr>
+                  <w:rStyle w:val="Hyperlink"/>
+                </w:rPr>
+                <w:t xml:space="preserve">HasIdentification</w:t>
+              </w:r>
+            </w:hyperlink>
+          </w:p>
+        </w:tc>
+      </w:tr>
+      <w:tr>
+        <w:tc>
+          <w:tcPr>
+            <w:shd w:val="clear" w:color="auto" w:fill="F2F2F2"/>
+          </w:tcPr>
+          <w:p>
+            <w:pPr>
+              <w:pStyle w:val="Compact"/>
+              <w:jc w:val="left"/>
+            </w:pPr>
+            <w:r>
+              <w:t xml:space="preserve">date_created</w:t>
+            </w:r>
+          </w:p>
+        </w:tc>
+        <w:tc>
+          <w:tcPr>
+            <w:shd w:val="clear" w:color="auto" w:fill="F2F2F2"/>
+          </w:tcPr>
           <w:p>
             <w:pPr>
               <w:pStyle w:val="Compact"/>
@@ -18470,48 +19230,63 @@
             <w:r>
               <w:t xml:space="preserve"> </w:t>
             </w:r>
-            <w:hyperlink w:anchor="String">
-              <w:r>
-                <w:rPr>
-                  <w:rStyle w:val="Hyperlink"/>
-                </w:rPr>
-                <w:t xml:space="preserve">String</w:t>
-              </w:r>
-            </w:hyperlink>
-          </w:p>
-        </w:tc>
-        <w:tc>
-          <w:tcPr/>
-          <w:p>
-            <w:pPr>
-              <w:pStyle w:val="Compact"/>
-              <w:jc w:val="left"/>
-            </w:pPr>
-            <w:r>
-              <w:t xml:space="preserve">UID der Organisation (Format eCH-0097: CHE-XXX.XXX.XXX) aus dem eidgenössischen UID-Register (uid.admin.ch).</w:t>
-            </w:r>
-          </w:p>
-        </w:tc>
-      </w:tr>
-      <w:tr>
-        <w:tc>
-          <w:tcPr>
-            <w:shd w:val="clear" w:color="auto" w:fill="F2F2F2"/>
-          </w:tcPr>
-          <w:p>
-            <w:pPr>
-              <w:pStyle w:val="Compact"/>
-              <w:jc w:val="left"/>
-            </w:pPr>
-            <w:r>
-              <w:t xml:space="preserve">organization_address</w:t>
-            </w:r>
-          </w:p>
-        </w:tc>
-        <w:tc>
-          <w:tcPr>
-            <w:shd w:val="clear" w:color="auto" w:fill="F2F2F2"/>
-          </w:tcPr>
+            <w:hyperlink w:anchor="Date">
+              <w:r>
+                <w:rPr>
+                  <w:rStyle w:val="Hyperlink"/>
+                </w:rPr>
+                <w:t xml:space="preserve">Date</w:t>
+              </w:r>
+            </w:hyperlink>
+          </w:p>
+        </w:tc>
+        <w:tc>
+          <w:tcPr>
+            <w:shd w:val="clear" w:color="auto" w:fill="F2F2F2"/>
+          </w:tcPr>
+          <w:p>
+            <w:pPr>
+              <w:pStyle w:val="Compact"/>
+              <w:jc w:val="left"/>
+            </w:pPr>
+            <w:r>
+              <w:t xml:space="preserve">Das Datum, an dem eine Entität erstellt wurde.</w:t>
+            </w:r>
+            <w:r>
+              <w:t xml:space="preserve"> </w:t>
+            </w:r>
+            <w:r>
+              <w:t xml:space="preserve">Vererbung:</w:t>
+            </w:r>
+            <w:r>
+              <w:t xml:space="preserve"> </w:t>
+            </w:r>
+            <w:hyperlink w:anchor="HasCreationModificationDates">
+              <w:r>
+                <w:rPr>
+                  <w:rStyle w:val="Hyperlink"/>
+                </w:rPr>
+                <w:t xml:space="preserve">HasCreationModificationDates</w:t>
+              </w:r>
+            </w:hyperlink>
+          </w:p>
+        </w:tc>
+      </w:tr>
+      <w:tr>
+        <w:tc>
+          <w:tcPr/>
+          <w:p>
+            <w:pPr>
+              <w:pStyle w:val="Compact"/>
+              <w:jc w:val="left"/>
+            </w:pPr>
+            <w:r>
+              <w:t xml:space="preserve">datetime_created</w:t>
+            </w:r>
+          </w:p>
+        </w:tc>
+        <w:tc>
+          <w:tcPr/>
           <w:p>
             <w:pPr>
               <w:pStyle w:val="Compact"/>
@@ -18526,46 +19301,65 @@
             <w:r>
               <w:t xml:space="preserve"> </w:t>
             </w:r>
-            <w:hyperlink w:anchor="String">
-              <w:r>
-                <w:rPr>
-                  <w:rStyle w:val="Hyperlink"/>
-                </w:rPr>
-                <w:t xml:space="preserve">String</w:t>
-              </w:r>
-            </w:hyperlink>
-          </w:p>
-        </w:tc>
-        <w:tc>
-          <w:tcPr>
-            <w:shd w:val="clear" w:color="auto" w:fill="F2F2F2"/>
-          </w:tcPr>
-          <w:p>
-            <w:pPr>
-              <w:pStyle w:val="Compact"/>
-              <w:jc w:val="left"/>
-            </w:pPr>
-            <w:r>
-              <w:t xml:space="preserve">Adresse der Organisation.</w:t>
-            </w:r>
-          </w:p>
-        </w:tc>
-      </w:tr>
-      <w:tr>
-        <w:tc>
-          <w:tcPr/>
-          <w:p>
-            <w:pPr>
-              <w:pStyle w:val="Compact"/>
-              <w:jc w:val="left"/>
-            </w:pPr>
-            <w:r>
-              <w:t xml:space="preserve">legal_form</w:t>
-            </w:r>
-          </w:p>
-        </w:tc>
-        <w:tc>
-          <w:tcPr/>
+            <w:hyperlink w:anchor="Datetime">
+              <w:r>
+                <w:rPr>
+                  <w:rStyle w:val="Hyperlink"/>
+                </w:rPr>
+                <w:t xml:space="preserve">Datetime</w:t>
+              </w:r>
+            </w:hyperlink>
+          </w:p>
+        </w:tc>
+        <w:tc>
+          <w:tcPr/>
+          <w:p>
+            <w:pPr>
+              <w:pStyle w:val="Compact"/>
+              <w:jc w:val="left"/>
+            </w:pPr>
+            <w:r>
+              <w:t xml:space="preserve">Das Datum und die Uhrzeit, an dem eine Entität erstellt wurde.</w:t>
+            </w:r>
+            <w:r>
+              <w:t xml:space="preserve"> </w:t>
+            </w:r>
+            <w:r>
+              <w:t xml:space="preserve">Vererbung:</w:t>
+            </w:r>
+            <w:r>
+              <w:t xml:space="preserve"> </w:t>
+            </w:r>
+            <w:hyperlink w:anchor="HasCreationModificationDates">
+              <w:r>
+                <w:rPr>
+                  <w:rStyle w:val="Hyperlink"/>
+                </w:rPr>
+                <w:t xml:space="preserve">HasCreationModificationDates</w:t>
+              </w:r>
+            </w:hyperlink>
+          </w:p>
+        </w:tc>
+      </w:tr>
+      <w:tr>
+        <w:tc>
+          <w:tcPr>
+            <w:shd w:val="clear" w:color="auto" w:fill="F2F2F2"/>
+          </w:tcPr>
+          <w:p>
+            <w:pPr>
+              <w:pStyle w:val="Compact"/>
+              <w:jc w:val="left"/>
+            </w:pPr>
+            <w:r>
+              <w:t xml:space="preserve">date_modified</w:t>
+            </w:r>
+          </w:p>
+        </w:tc>
+        <w:tc>
+          <w:tcPr>
+            <w:shd w:val="clear" w:color="auto" w:fill="F2F2F2"/>
+          </w:tcPr>
           <w:p>
             <w:pPr>
               <w:pStyle w:val="Compact"/>
@@ -18580,48 +19374,63 @@
             <w:r>
               <w:t xml:space="preserve"> </w:t>
             </w:r>
-            <w:hyperlink w:anchor="LegalFormEnum">
-              <w:r>
-                <w:rPr>
-                  <w:rStyle w:val="Hyperlink"/>
-                </w:rPr>
-                <w:t xml:space="preserve">LegalFormEnum</w:t>
-              </w:r>
-            </w:hyperlink>
-          </w:p>
-        </w:tc>
-        <w:tc>
-          <w:tcPr/>
-          <w:p>
-            <w:pPr>
-              <w:pStyle w:val="Compact"/>
-              <w:jc w:val="left"/>
-            </w:pPr>
-            <w:r>
-              <w:t xml:space="preserve">Rechtsform der Organisation. Siehe kontrolliertes Vokabular: https://register.ld.admin.ch/i14y/concept/legalForm</w:t>
-            </w:r>
-          </w:p>
-        </w:tc>
-      </w:tr>
-      <w:tr>
-        <w:tc>
-          <w:tcPr>
-            <w:shd w:val="clear" w:color="auto" w:fill="F2F2F2"/>
-          </w:tcPr>
-          <w:p>
-            <w:pPr>
-              <w:pStyle w:val="Compact"/>
-              <w:jc w:val="left"/>
-            </w:pPr>
-            <w:r>
-              <w:t xml:space="preserve">is_paid</w:t>
-            </w:r>
-          </w:p>
-        </w:tc>
-        <w:tc>
-          <w:tcPr>
-            <w:shd w:val="clear" w:color="auto" w:fill="F2F2F2"/>
-          </w:tcPr>
+            <w:hyperlink w:anchor="Date">
+              <w:r>
+                <w:rPr>
+                  <w:rStyle w:val="Hyperlink"/>
+                </w:rPr>
+                <w:t xml:space="preserve">Date</w:t>
+              </w:r>
+            </w:hyperlink>
+          </w:p>
+        </w:tc>
+        <w:tc>
+          <w:tcPr>
+            <w:shd w:val="clear" w:color="auto" w:fill="F2F2F2"/>
+          </w:tcPr>
+          <w:p>
+            <w:pPr>
+              <w:pStyle w:val="Compact"/>
+              <w:jc w:val="left"/>
+            </w:pPr>
+            <w:r>
+              <w:t xml:space="preserve">Das Datum, an dem eine Entität zuletzt geändert wurde.</w:t>
+            </w:r>
+            <w:r>
+              <w:t xml:space="preserve"> </w:t>
+            </w:r>
+            <w:r>
+              <w:t xml:space="preserve">Vererbung:</w:t>
+            </w:r>
+            <w:r>
+              <w:t xml:space="preserve"> </w:t>
+            </w:r>
+            <w:hyperlink w:anchor="HasCreationModificationDates">
+              <w:r>
+                <w:rPr>
+                  <w:rStyle w:val="Hyperlink"/>
+                </w:rPr>
+                <w:t xml:space="preserve">HasCreationModificationDates</w:t>
+              </w:r>
+            </w:hyperlink>
+          </w:p>
+        </w:tc>
+      </w:tr>
+      <w:tr>
+        <w:tc>
+          <w:tcPr/>
+          <w:p>
+            <w:pPr>
+              <w:pStyle w:val="Compact"/>
+              <w:jc w:val="left"/>
+            </w:pPr>
+            <w:r>
+              <w:t xml:space="preserve">datetime_modified</w:t>
+            </w:r>
+          </w:p>
+        </w:tc>
+        <w:tc>
+          <w:tcPr/>
           <w:p>
             <w:pPr>
               <w:pStyle w:val="Compact"/>
@@ -18636,6 +19445,223 @@
             <w:r>
               <w:t xml:space="preserve"> </w:t>
             </w:r>
+            <w:hyperlink w:anchor="Datetime">
+              <w:r>
+                <w:rPr>
+                  <w:rStyle w:val="Hyperlink"/>
+                </w:rPr>
+                <w:t xml:space="preserve">Datetime</w:t>
+              </w:r>
+            </w:hyperlink>
+          </w:p>
+        </w:tc>
+        <w:tc>
+          <w:tcPr/>
+          <w:p>
+            <w:pPr>
+              <w:pStyle w:val="Compact"/>
+              <w:jc w:val="left"/>
+            </w:pPr>
+            <w:r>
+              <w:t xml:space="preserve">Das Datum und die Uhrzeit, an dem eine Entität zuletzt geändert wurde.</w:t>
+            </w:r>
+            <w:r>
+              <w:t xml:space="preserve"> </w:t>
+            </w:r>
+            <w:r>
+              <w:t xml:space="preserve">Vererbung:</w:t>
+            </w:r>
+            <w:r>
+              <w:t xml:space="preserve"> </w:t>
+            </w:r>
+            <w:hyperlink w:anchor="HasCreationModificationDates">
+              <w:r>
+                <w:rPr>
+                  <w:rStyle w:val="Hyperlink"/>
+                </w:rPr>
+                <w:t xml:space="preserve">HasCreationModificationDates</w:t>
+              </w:r>
+            </w:hyperlink>
+          </w:p>
+        </w:tc>
+      </w:tr>
+      <w:tr>
+        <w:tc>
+          <w:tcPr>
+            <w:shd w:val="clear" w:color="auto" w:fill="F2F2F2"/>
+          </w:tcPr>
+          <w:p>
+            <w:pPr>
+              <w:pStyle w:val="Compact"/>
+              <w:jc w:val="left"/>
+            </w:pPr>
+            <w:r>
+              <w:t xml:space="preserve">valid_from</w:t>
+            </w:r>
+          </w:p>
+        </w:tc>
+        <w:tc>
+          <w:tcPr>
+            <w:shd w:val="clear" w:color="auto" w:fill="F2F2F2"/>
+          </w:tcPr>
+          <w:p>
+            <w:pPr>
+              <w:pStyle w:val="Compact"/>
+              <w:jc w:val="left"/>
+            </w:pPr>
+            <w:r>
+              <w:t xml:space="preserve">0..1</w:t>
+            </w:r>
+            <w:r>
+              <w:t xml:space="preserve"> </w:t>
+            </w:r>
+            <w:r>
+              <w:t xml:space="preserve"> </w:t>
+            </w:r>
+            <w:hyperlink w:anchor="Date">
+              <w:r>
+                <w:rPr>
+                  <w:rStyle w:val="Hyperlink"/>
+                </w:rPr>
+                <w:t xml:space="preserve">Date</w:t>
+              </w:r>
+            </w:hyperlink>
+          </w:p>
+        </w:tc>
+        <w:tc>
+          <w:tcPr>
+            <w:shd w:val="clear" w:color="auto" w:fill="F2F2F2"/>
+          </w:tcPr>
+          <w:p>
+            <w:pPr>
+              <w:pStyle w:val="Compact"/>
+              <w:jc w:val="left"/>
+            </w:pPr>
+            <w:r>
+              <w:t xml:space="preserve">Das Datum, ab dem die Information gültig ist.</w:t>
+            </w:r>
+            <w:r>
+              <w:t xml:space="preserve"> </w:t>
+            </w:r>
+            <w:r>
+              <w:t xml:space="preserve">Vererbung:</w:t>
+            </w:r>
+            <w:r>
+              <w:t xml:space="preserve"> </w:t>
+            </w:r>
+            <w:hyperlink w:anchor="HasTemporalValidity">
+              <w:r>
+                <w:rPr>
+                  <w:rStyle w:val="Hyperlink"/>
+                </w:rPr>
+                <w:t xml:space="preserve">HasTemporalValidity</w:t>
+              </w:r>
+            </w:hyperlink>
+          </w:p>
+        </w:tc>
+      </w:tr>
+      <w:tr>
+        <w:tc>
+          <w:tcPr/>
+          <w:p>
+            <w:pPr>
+              <w:pStyle w:val="Compact"/>
+              <w:jc w:val="left"/>
+            </w:pPr>
+            <w:r>
+              <w:t xml:space="preserve">valid_through</w:t>
+            </w:r>
+          </w:p>
+        </w:tc>
+        <w:tc>
+          <w:tcPr/>
+          <w:p>
+            <w:pPr>
+              <w:pStyle w:val="Compact"/>
+              <w:jc w:val="left"/>
+            </w:pPr>
+            <w:r>
+              <w:t xml:space="preserve">0..1</w:t>
+            </w:r>
+            <w:r>
+              <w:t xml:space="preserve"> </w:t>
+            </w:r>
+            <w:r>
+              <w:t xml:space="preserve"> </w:t>
+            </w:r>
+            <w:hyperlink w:anchor="Date">
+              <w:r>
+                <w:rPr>
+                  <w:rStyle w:val="Hyperlink"/>
+                </w:rPr>
+                <w:t xml:space="preserve">Date</w:t>
+              </w:r>
+            </w:hyperlink>
+          </w:p>
+        </w:tc>
+        <w:tc>
+          <w:tcPr/>
+          <w:p>
+            <w:pPr>
+              <w:pStyle w:val="Compact"/>
+              <w:jc w:val="left"/>
+            </w:pPr>
+            <w:r>
+              <w:t xml:space="preserve">Das Datum, bis und mit dem die Information gültig ist.</w:t>
+            </w:r>
+            <w:r>
+              <w:t xml:space="preserve"> </w:t>
+            </w:r>
+            <w:r>
+              <w:t xml:space="preserve">Vererbung:</w:t>
+            </w:r>
+            <w:r>
+              <w:t xml:space="preserve"> </w:t>
+            </w:r>
+            <w:hyperlink w:anchor="HasTemporalValidity">
+              <w:r>
+                <w:rPr>
+                  <w:rStyle w:val="Hyperlink"/>
+                </w:rPr>
+                <w:t xml:space="preserve">HasTemporalValidity</w:t>
+              </w:r>
+            </w:hyperlink>
+          </w:p>
+        </w:tc>
+      </w:tr>
+      <w:tr>
+        <w:tc>
+          <w:tcPr>
+            <w:shd w:val="clear" w:color="auto" w:fill="F2F2F2"/>
+          </w:tcPr>
+          <w:p>
+            <w:pPr>
+              <w:pStyle w:val="Compact"/>
+              <w:jc w:val="left"/>
+            </w:pPr>
+            <w:r>
+              <w:t xml:space="preserve">is_active</w:t>
+            </w:r>
+          </w:p>
+        </w:tc>
+        <w:tc>
+          <w:tcPr>
+            <w:shd w:val="clear" w:color="auto" w:fill="F2F2F2"/>
+          </w:tcPr>
+          <w:p>
+            <w:pPr>
+              <w:pStyle w:val="Compact"/>
+              <w:jc w:val="left"/>
+            </w:pPr>
+            <w:r>
+              <w:t xml:space="preserve">0..1</w:t>
+            </w:r>
+            <w:r>
+              <w:t xml:space="preserve"> </w:t>
+            </w:r>
+            <w:r>
+              <w:t xml:space="preserve"> </w:t>
+            </w:r>
             <w:hyperlink w:anchor="Boolean">
               <w:r>
                 <w:rPr>
@@ -18656,169 +19682,7 @@
               <w:jc w:val="left"/>
             </w:pPr>
             <w:r>
-              <w:t xml:space="preserve">Gibt an, ob die Position bezahlt ist.</w:t>
-            </w:r>
-          </w:p>
-        </w:tc>
-      </w:tr>
-      <w:tr>
-        <w:tc>
-          <w:tcPr/>
-          <w:p>
-            <w:pPr>
-              <w:pStyle w:val="Compact"/>
-              <w:jc w:val="left"/>
-            </w:pPr>
-            <w:r>
-              <w:t xml:space="preserve">committee</w:t>
-            </w:r>
-          </w:p>
-        </w:tc>
-        <w:tc>
-          <w:tcPr/>
-          <w:p>
-            <w:pPr>
-              <w:pStyle w:val="Compact"/>
-              <w:jc w:val="left"/>
-            </w:pPr>
-            <w:r>
-              <w:t xml:space="preserve">0..1</w:t>
-            </w:r>
-            <w:r>
-              <w:t xml:space="preserve"> </w:t>
-            </w:r>
-            <w:r>
-              <w:t xml:space="preserve"> </w:t>
-            </w:r>
-            <w:hyperlink w:anchor="String">
-              <w:r>
-                <w:rPr>
-                  <w:rStyle w:val="Hyperlink"/>
-                </w:rPr>
-                <w:t xml:space="preserve">String</w:t>
-              </w:r>
-            </w:hyperlink>
-          </w:p>
-        </w:tc>
-        <w:tc>
-          <w:tcPr/>
-          <w:p>
-            <w:pPr>
-              <w:pStyle w:val="Compact"/>
-              <w:jc w:val="left"/>
-            </w:pPr>
-            <w:r>
-              <w:t xml:space="preserve">Gremium innerhalb der Organisation (z.B. Verwaltungsrat, Stiftungsrat, Vorstand, Aufsichtsrat, Beirat, Geschäftsleitung).</w:t>
-            </w:r>
-          </w:p>
-        </w:tc>
-      </w:tr>
-      <w:tr>
-        <w:tc>
-          <w:tcPr>
-            <w:shd w:val="clear" w:color="auto" w:fill="F2F2F2"/>
-          </w:tcPr>
-          <w:p>
-            <w:pPr>
-              <w:pStyle w:val="Compact"/>
-              <w:jc w:val="left"/>
-            </w:pPr>
-            <w:r>
-              <w:t xml:space="preserve">function_role</w:t>
-            </w:r>
-          </w:p>
-        </w:tc>
-        <w:tc>
-          <w:tcPr>
-            <w:shd w:val="clear" w:color="auto" w:fill="F2F2F2"/>
-          </w:tcPr>
-          <w:p>
-            <w:pPr>
-              <w:pStyle w:val="Compact"/>
-              <w:jc w:val="left"/>
-            </w:pPr>
-            <w:r>
-              <w:t xml:space="preserve">0..1</w:t>
-            </w:r>
-            <w:r>
-              <w:t xml:space="preserve"> </w:t>
-            </w:r>
-            <w:r>
-              <w:t xml:space="preserve"> </w:t>
-            </w:r>
-            <w:hyperlink w:anchor="String">
-              <w:r>
-                <w:rPr>
-                  <w:rStyle w:val="Hyperlink"/>
-                </w:rPr>
-                <w:t xml:space="preserve">String</w:t>
-              </w:r>
-            </w:hyperlink>
-          </w:p>
-        </w:tc>
-        <w:tc>
-          <w:tcPr>
-            <w:shd w:val="clear" w:color="auto" w:fill="F2F2F2"/>
-          </w:tcPr>
-          <w:p>
-            <w:pPr>
-              <w:pStyle w:val="Compact"/>
-              <w:jc w:val="left"/>
-            </w:pPr>
-            <w:r>
-              <w:t xml:space="preserve">Funktion oder Rolle in der Organisation (z.B. Präsident/in, Vizepräsident/in, Mitglied, Delegierter, Geschäftsführer/in, Berater/in).</w:t>
-            </w:r>
-          </w:p>
-        </w:tc>
-      </w:tr>
-      <w:tr>
-        <w:tc>
-          <w:tcPr/>
-          <w:p>
-            <w:pPr>
-              <w:pStyle w:val="Compact"/>
-              <w:jc w:val="left"/>
-            </w:pPr>
-            <w:r>
-              <w:t xml:space="preserve">local_id</w:t>
-            </w:r>
-          </w:p>
-        </w:tc>
-        <w:tc>
-          <w:tcPr/>
-          <w:p>
-            <w:pPr>
-              <w:pStyle w:val="Compact"/>
-              <w:jc w:val="left"/>
-            </w:pPr>
-            <w:r>
-              <w:t xml:space="preserve">0..1</w:t>
-            </w:r>
-            <w:r>
-              <w:t xml:space="preserve"> </w:t>
-            </w:r>
-            <w:r>
-              <w:t xml:space="preserve"> </w:t>
-            </w:r>
-            <w:hyperlink w:anchor="String">
-              <w:r>
-                <w:rPr>
-                  <w:rStyle w:val="Hyperlink"/>
-                </w:rPr>
-                <w:t xml:space="preserve">String</w:t>
-              </w:r>
-            </w:hyperlink>
-          </w:p>
-        </w:tc>
-        <w:tc>
-          <w:tcPr/>
-          <w:p>
-            <w:pPr>
-              <w:pStyle w:val="Compact"/>
-              <w:jc w:val="left"/>
-            </w:pPr>
-            <w:r>
-              <w:t xml:space="preserve">Lokaler Identifikator. Bspw. eine UUID aus dem Ratsinformationssystem.</w:t>
+              <w:t xml:space="preserve">Gibt an, ob die Information aktuell gültig ist. Kann nützlich sein, wenn diese Information explizit vorhanden ist.</w:t>
             </w:r>
             <w:r>
               <w:t xml:space="preserve"> </w:t>
@@ -18829,513 +19693,6 @@
             <w:r>
               <w:t xml:space="preserve"> </w:t>
             </w:r>
-            <w:hyperlink w:anchor="HasIdentification">
-              <w:r>
-                <w:rPr>
-                  <w:rStyle w:val="Hyperlink"/>
-                </w:rPr>
-                <w:t xml:space="preserve">HasIdentification</w:t>
-              </w:r>
-            </w:hyperlink>
-          </w:p>
-        </w:tc>
-      </w:tr>
-      <w:tr>
-        <w:tc>
-          <w:tcPr>
-            <w:shd w:val="clear" w:color="auto" w:fill="F2F2F2"/>
-          </w:tcPr>
-          <w:p>
-            <w:pPr>
-              <w:pStyle w:val="Compact"/>
-              <w:jc w:val="left"/>
-            </w:pPr>
-            <w:r>
-              <w:t xml:space="preserve">global_uri</w:t>
-            </w:r>
-          </w:p>
-        </w:tc>
-        <w:tc>
-          <w:tcPr>
-            <w:shd w:val="clear" w:color="auto" w:fill="F2F2F2"/>
-          </w:tcPr>
-          <w:p>
-            <w:pPr>
-              <w:pStyle w:val="Compact"/>
-              <w:jc w:val="left"/>
-            </w:pPr>
-            <w:r>
-              <w:t xml:space="preserve">1</w:t>
-            </w:r>
-            <w:r>
-              <w:t xml:space="preserve"> </w:t>
-            </w:r>
-            <w:r>
-              <w:t xml:space="preserve"> </w:t>
-            </w:r>
-            <w:hyperlink w:anchor="Uriorcurie">
-              <w:r>
-                <w:rPr>
-                  <w:rStyle w:val="Hyperlink"/>
-                </w:rPr>
-                <w:t xml:space="preserve">Uriorcurie</w:t>
-              </w:r>
-            </w:hyperlink>
-          </w:p>
-        </w:tc>
-        <w:tc>
-          <w:tcPr>
-            <w:shd w:val="clear" w:color="auto" w:fill="F2F2F2"/>
-          </w:tcPr>
-          <w:p>
-            <w:pPr>
-              <w:pStyle w:val="Compact"/>
-              <w:jc w:val="left"/>
-            </w:pPr>
-            <w:r>
-              <w:t xml:space="preserve">Eine eindeutige, global gültige URI für die Entität.</w:t>
-            </w:r>
-            <w:r>
-              <w:t xml:space="preserve"> </w:t>
-            </w:r>
-            <w:r>
-              <w:t xml:space="preserve">Vererbung:</w:t>
-            </w:r>
-            <w:r>
-              <w:t xml:space="preserve"> </w:t>
-            </w:r>
-            <w:hyperlink w:anchor="HasIdentification">
-              <w:r>
-                <w:rPr>
-                  <w:rStyle w:val="Hyperlink"/>
-                </w:rPr>
-                <w:t xml:space="preserve">HasIdentification</w:t>
-              </w:r>
-            </w:hyperlink>
-          </w:p>
-        </w:tc>
-      </w:tr>
-      <w:tr>
-        <w:tc>
-          <w:tcPr/>
-          <w:p>
-            <w:pPr>
-              <w:pStyle w:val="Compact"/>
-              <w:jc w:val="left"/>
-            </w:pPr>
-            <w:r>
-              <w:t xml:space="preserve">wikidata_uri</w:t>
-            </w:r>
-          </w:p>
-        </w:tc>
-        <w:tc>
-          <w:tcPr/>
-          <w:p>
-            <w:pPr>
-              <w:pStyle w:val="Compact"/>
-              <w:jc w:val="left"/>
-            </w:pPr>
-            <w:r>
-              <w:t xml:space="preserve">0..1</w:t>
-            </w:r>
-            <w:r>
-              <w:t xml:space="preserve"> </w:t>
-            </w:r>
-            <w:r>
-              <w:t xml:space="preserve"> </w:t>
-            </w:r>
-            <w:hyperlink w:anchor="Uriorcurie">
-              <w:r>
-                <w:rPr>
-                  <w:rStyle w:val="Hyperlink"/>
-                </w:rPr>
-                <w:t xml:space="preserve">Uriorcurie</w:t>
-              </w:r>
-            </w:hyperlink>
-          </w:p>
-        </w:tc>
-        <w:tc>
-          <w:tcPr/>
-          <w:p>
-            <w:pPr>
-              <w:pStyle w:val="Compact"/>
-              <w:jc w:val="left"/>
-            </w:pPr>
-            <w:r>
-              <w:t xml:space="preserve">Eine URI, die auf eine Wikidata-Entität verweist, z.B. http://www.wikidata.org/entity/Q39 für die Schweiz.</w:t>
-            </w:r>
-            <w:r>
-              <w:t xml:space="preserve"> </w:t>
-            </w:r>
-            <w:r>
-              <w:t xml:space="preserve">Vererbung:</w:t>
-            </w:r>
-            <w:r>
-              <w:t xml:space="preserve"> </w:t>
-            </w:r>
-            <w:hyperlink w:anchor="HasIdentification">
-              <w:r>
-                <w:rPr>
-                  <w:rStyle w:val="Hyperlink"/>
-                </w:rPr>
-                <w:t xml:space="preserve">HasIdentification</w:t>
-              </w:r>
-            </w:hyperlink>
-          </w:p>
-        </w:tc>
-      </w:tr>
-      <w:tr>
-        <w:tc>
-          <w:tcPr>
-            <w:shd w:val="clear" w:color="auto" w:fill="F2F2F2"/>
-          </w:tcPr>
-          <w:p>
-            <w:pPr>
-              <w:pStyle w:val="Compact"/>
-              <w:jc w:val="left"/>
-            </w:pPr>
-            <w:r>
-              <w:t xml:space="preserve">date_created</w:t>
-            </w:r>
-          </w:p>
-        </w:tc>
-        <w:tc>
-          <w:tcPr>
-            <w:shd w:val="clear" w:color="auto" w:fill="F2F2F2"/>
-          </w:tcPr>
-          <w:p>
-            <w:pPr>
-              <w:pStyle w:val="Compact"/>
-              <w:jc w:val="left"/>
-            </w:pPr>
-            <w:r>
-              <w:t xml:space="preserve">0..1</w:t>
-            </w:r>
-            <w:r>
-              <w:t xml:space="preserve"> </w:t>
-            </w:r>
-            <w:r>
-              <w:t xml:space="preserve"> </w:t>
-            </w:r>
-            <w:hyperlink w:anchor="Date">
-              <w:r>
-                <w:rPr>
-                  <w:rStyle w:val="Hyperlink"/>
-                </w:rPr>
-                <w:t xml:space="preserve">Date</w:t>
-              </w:r>
-            </w:hyperlink>
-          </w:p>
-        </w:tc>
-        <w:tc>
-          <w:tcPr>
-            <w:shd w:val="clear" w:color="auto" w:fill="F2F2F2"/>
-          </w:tcPr>
-          <w:p>
-            <w:pPr>
-              <w:pStyle w:val="Compact"/>
-              <w:jc w:val="left"/>
-            </w:pPr>
-            <w:r>
-              <w:t xml:space="preserve">Das Datum, an dem eine Entität erstellt wurde.</w:t>
-            </w:r>
-            <w:r>
-              <w:t xml:space="preserve"> </w:t>
-            </w:r>
-            <w:r>
-              <w:t xml:space="preserve">Vererbung:</w:t>
-            </w:r>
-            <w:r>
-              <w:t xml:space="preserve"> </w:t>
-            </w:r>
-            <w:hyperlink w:anchor="HasCreationModificationDates">
-              <w:r>
-                <w:rPr>
-                  <w:rStyle w:val="Hyperlink"/>
-                </w:rPr>
-                <w:t xml:space="preserve">HasCreationModificationDates</w:t>
-              </w:r>
-            </w:hyperlink>
-          </w:p>
-        </w:tc>
-      </w:tr>
-      <w:tr>
-        <w:tc>
-          <w:tcPr/>
-          <w:p>
-            <w:pPr>
-              <w:pStyle w:val="Compact"/>
-              <w:jc w:val="left"/>
-            </w:pPr>
-            <w:r>
-              <w:t xml:space="preserve">datetime_created</w:t>
-            </w:r>
-          </w:p>
-        </w:tc>
-        <w:tc>
-          <w:tcPr/>
-          <w:p>
-            <w:pPr>
-              <w:pStyle w:val="Compact"/>
-              <w:jc w:val="left"/>
-            </w:pPr>
-            <w:r>
-              <w:t xml:space="preserve">0..1</w:t>
-            </w:r>
-            <w:r>
-              <w:t xml:space="preserve"> </w:t>
-            </w:r>
-            <w:r>
-              <w:t xml:space="preserve"> </w:t>
-            </w:r>
-            <w:hyperlink w:anchor="Datetime">
-              <w:r>
-                <w:rPr>
-                  <w:rStyle w:val="Hyperlink"/>
-                </w:rPr>
-                <w:t xml:space="preserve">Datetime</w:t>
-              </w:r>
-            </w:hyperlink>
-          </w:p>
-        </w:tc>
-        <w:tc>
-          <w:tcPr/>
-          <w:p>
-            <w:pPr>
-              <w:pStyle w:val="Compact"/>
-              <w:jc w:val="left"/>
-            </w:pPr>
-            <w:r>
-              <w:t xml:space="preserve">Das Datum und die Uhrzeit, an dem eine Entität erstellt wurde.</w:t>
-            </w:r>
-            <w:r>
-              <w:t xml:space="preserve"> </w:t>
-            </w:r>
-            <w:r>
-              <w:t xml:space="preserve">Vererbung:</w:t>
-            </w:r>
-            <w:r>
-              <w:t xml:space="preserve"> </w:t>
-            </w:r>
-            <w:hyperlink w:anchor="HasCreationModificationDates">
-              <w:r>
-                <w:rPr>
-                  <w:rStyle w:val="Hyperlink"/>
-                </w:rPr>
-                <w:t xml:space="preserve">HasCreationModificationDates</w:t>
-              </w:r>
-            </w:hyperlink>
-          </w:p>
-        </w:tc>
-      </w:tr>
-      <w:tr>
-        <w:tc>
-          <w:tcPr>
-            <w:shd w:val="clear" w:color="auto" w:fill="F2F2F2"/>
-          </w:tcPr>
-          <w:p>
-            <w:pPr>
-              <w:pStyle w:val="Compact"/>
-              <w:jc w:val="left"/>
-            </w:pPr>
-            <w:r>
-              <w:t xml:space="preserve">date_modified</w:t>
-            </w:r>
-          </w:p>
-        </w:tc>
-        <w:tc>
-          <w:tcPr>
-            <w:shd w:val="clear" w:color="auto" w:fill="F2F2F2"/>
-          </w:tcPr>
-          <w:p>
-            <w:pPr>
-              <w:pStyle w:val="Compact"/>
-              <w:jc w:val="left"/>
-            </w:pPr>
-            <w:r>
-              <w:t xml:space="preserve">0..1</w:t>
-            </w:r>
-            <w:r>
-              <w:t xml:space="preserve"> </w:t>
-            </w:r>
-            <w:r>
-              <w:t xml:space="preserve"> </w:t>
-            </w:r>
-            <w:hyperlink w:anchor="Date">
-              <w:r>
-                <w:rPr>
-                  <w:rStyle w:val="Hyperlink"/>
-                </w:rPr>
-                <w:t xml:space="preserve">Date</w:t>
-              </w:r>
-            </w:hyperlink>
-          </w:p>
-        </w:tc>
-        <w:tc>
-          <w:tcPr>
-            <w:shd w:val="clear" w:color="auto" w:fill="F2F2F2"/>
-          </w:tcPr>
-          <w:p>
-            <w:pPr>
-              <w:pStyle w:val="Compact"/>
-              <w:jc w:val="left"/>
-            </w:pPr>
-            <w:r>
-              <w:t xml:space="preserve">Das Datum, an dem eine Entität zuletzt geändert wurde.</w:t>
-            </w:r>
-            <w:r>
-              <w:t xml:space="preserve"> </w:t>
-            </w:r>
-            <w:r>
-              <w:t xml:space="preserve">Vererbung:</w:t>
-            </w:r>
-            <w:r>
-              <w:t xml:space="preserve"> </w:t>
-            </w:r>
-            <w:hyperlink w:anchor="HasCreationModificationDates">
-              <w:r>
-                <w:rPr>
-                  <w:rStyle w:val="Hyperlink"/>
-                </w:rPr>
-                <w:t xml:space="preserve">HasCreationModificationDates</w:t>
-              </w:r>
-            </w:hyperlink>
-          </w:p>
-        </w:tc>
-      </w:tr>
-      <w:tr>
-        <w:tc>
-          <w:tcPr/>
-          <w:p>
-            <w:pPr>
-              <w:pStyle w:val="Compact"/>
-              <w:jc w:val="left"/>
-            </w:pPr>
-            <w:r>
-              <w:t xml:space="preserve">datetime_modified</w:t>
-            </w:r>
-          </w:p>
-        </w:tc>
-        <w:tc>
-          <w:tcPr/>
-          <w:p>
-            <w:pPr>
-              <w:pStyle w:val="Compact"/>
-              <w:jc w:val="left"/>
-            </w:pPr>
-            <w:r>
-              <w:t xml:space="preserve">0..1</w:t>
-            </w:r>
-            <w:r>
-              <w:t xml:space="preserve"> </w:t>
-            </w:r>
-            <w:r>
-              <w:t xml:space="preserve"> </w:t>
-            </w:r>
-            <w:hyperlink w:anchor="Datetime">
-              <w:r>
-                <w:rPr>
-                  <w:rStyle w:val="Hyperlink"/>
-                </w:rPr>
-                <w:t xml:space="preserve">Datetime</w:t>
-              </w:r>
-            </w:hyperlink>
-          </w:p>
-        </w:tc>
-        <w:tc>
-          <w:tcPr/>
-          <w:p>
-            <w:pPr>
-              <w:pStyle w:val="Compact"/>
-              <w:jc w:val="left"/>
-            </w:pPr>
-            <w:r>
-              <w:t xml:space="preserve">Das Datum und die Uhrzeit, an dem eine Entität zuletzt geändert wurde.</w:t>
-            </w:r>
-            <w:r>
-              <w:t xml:space="preserve"> </w:t>
-            </w:r>
-            <w:r>
-              <w:t xml:space="preserve">Vererbung:</w:t>
-            </w:r>
-            <w:r>
-              <w:t xml:space="preserve"> </w:t>
-            </w:r>
-            <w:hyperlink w:anchor="HasCreationModificationDates">
-              <w:r>
-                <w:rPr>
-                  <w:rStyle w:val="Hyperlink"/>
-                </w:rPr>
-                <w:t xml:space="preserve">HasCreationModificationDates</w:t>
-              </w:r>
-            </w:hyperlink>
-          </w:p>
-        </w:tc>
-      </w:tr>
-      <w:tr>
-        <w:tc>
-          <w:tcPr>
-            <w:shd w:val="clear" w:color="auto" w:fill="F2F2F2"/>
-          </w:tcPr>
-          <w:p>
-            <w:pPr>
-              <w:pStyle w:val="Compact"/>
-              <w:jc w:val="left"/>
-            </w:pPr>
-            <w:r>
-              <w:t xml:space="preserve">valid_from</w:t>
-            </w:r>
-          </w:p>
-        </w:tc>
-        <w:tc>
-          <w:tcPr>
-            <w:shd w:val="clear" w:color="auto" w:fill="F2F2F2"/>
-          </w:tcPr>
-          <w:p>
-            <w:pPr>
-              <w:pStyle w:val="Compact"/>
-              <w:jc w:val="left"/>
-            </w:pPr>
-            <w:r>
-              <w:t xml:space="preserve">0..1</w:t>
-            </w:r>
-            <w:r>
-              <w:t xml:space="preserve"> </w:t>
-            </w:r>
-            <w:r>
-              <w:t xml:space="preserve"> </w:t>
-            </w:r>
-            <w:hyperlink w:anchor="Date">
-              <w:r>
-                <w:rPr>
-                  <w:rStyle w:val="Hyperlink"/>
-                </w:rPr>
-                <w:t xml:space="preserve">Date</w:t>
-              </w:r>
-            </w:hyperlink>
-          </w:p>
-        </w:tc>
-        <w:tc>
-          <w:tcPr>
-            <w:shd w:val="clear" w:color="auto" w:fill="F2F2F2"/>
-          </w:tcPr>
-          <w:p>
-            <w:pPr>
-              <w:pStyle w:val="Compact"/>
-              <w:jc w:val="left"/>
-            </w:pPr>
-            <w:r>
-              <w:t xml:space="preserve">Das Datum, ab dem die Information gültig ist.</w:t>
-            </w:r>
-            <w:r>
-              <w:t xml:space="preserve"> </w:t>
-            </w:r>
-            <w:r>
-              <w:t xml:space="preserve">Vererbung:</w:t>
-            </w:r>
-            <w:r>
-              <w:t xml:space="preserve"> </w:t>
-            </w:r>
             <w:hyperlink w:anchor="HasTemporalValidity">
               <w:r>
                 <w:rPr>
@@ -19347,153 +19704,61 @@
           </w:p>
         </w:tc>
       </w:tr>
-      <w:tr>
-        <w:tc>
-          <w:tcPr/>
-          <w:p>
-            <w:pPr>
-              <w:pStyle w:val="Compact"/>
-              <w:jc w:val="left"/>
-            </w:pPr>
-            <w:r>
-              <w:t xml:space="preserve">valid_through</w:t>
-            </w:r>
-          </w:p>
-        </w:tc>
-        <w:tc>
-          <w:tcPr/>
-          <w:p>
-            <w:pPr>
-              <w:pStyle w:val="Compact"/>
-              <w:jc w:val="left"/>
-            </w:pPr>
-            <w:r>
-              <w:t xml:space="preserve">0..1</w:t>
-            </w:r>
-            <w:r>
-              <w:t xml:space="preserve"> </w:t>
-            </w:r>
-            <w:r>
-              <w:t xml:space="preserve"> </w:t>
-            </w:r>
-            <w:hyperlink w:anchor="Date">
-              <w:r>
-                <w:rPr>
-                  <w:rStyle w:val="Hyperlink"/>
-                </w:rPr>
-                <w:t xml:space="preserve">Date</w:t>
-              </w:r>
-            </w:hyperlink>
-          </w:p>
-        </w:tc>
-        <w:tc>
-          <w:tcPr/>
-          <w:p>
-            <w:pPr>
-              <w:pStyle w:val="Compact"/>
-              <w:jc w:val="left"/>
-            </w:pPr>
-            <w:r>
-              <w:t xml:space="preserve">Das Datum, bis und mit dem die Information gültig ist.</w:t>
-            </w:r>
-            <w:r>
-              <w:t xml:space="preserve"> </w:t>
-            </w:r>
-            <w:r>
-              <w:t xml:space="preserve">Vererbung:</w:t>
-            </w:r>
-            <w:r>
-              <w:t xml:space="preserve"> </w:t>
-            </w:r>
-            <w:hyperlink w:anchor="HasTemporalValidity">
-              <w:r>
-                <w:rPr>
-                  <w:rStyle w:val="Hyperlink"/>
-                </w:rPr>
-                <w:t xml:space="preserve">HasTemporalValidity</w:t>
-              </w:r>
-            </w:hyperlink>
-          </w:p>
-        </w:tc>
-      </w:tr>
-      <w:tr>
-        <w:tc>
-          <w:tcPr>
-            <w:shd w:val="clear" w:color="auto" w:fill="F2F2F2"/>
-          </w:tcPr>
-          <w:p>
-            <w:pPr>
-              <w:pStyle w:val="Compact"/>
-              <w:jc w:val="left"/>
-            </w:pPr>
-            <w:r>
-              <w:t xml:space="preserve">is_active</w:t>
-            </w:r>
-          </w:p>
-        </w:tc>
-        <w:tc>
-          <w:tcPr>
-            <w:shd w:val="clear" w:color="auto" w:fill="F2F2F2"/>
-          </w:tcPr>
-          <w:p>
-            <w:pPr>
-              <w:pStyle w:val="Compact"/>
-              <w:jc w:val="left"/>
-            </w:pPr>
-            <w:r>
-              <w:t xml:space="preserve">0..1</w:t>
-            </w:r>
-            <w:r>
-              <w:t xml:space="preserve"> </w:t>
-            </w:r>
-            <w:r>
-              <w:t xml:space="preserve"> </w:t>
-            </w:r>
-            <w:hyperlink w:anchor="Boolean">
-              <w:r>
-                <w:rPr>
-                  <w:rStyle w:val="Hyperlink"/>
-                </w:rPr>
-                <w:t xml:space="preserve">Boolean</w:t>
-              </w:r>
-            </w:hyperlink>
-          </w:p>
-        </w:tc>
-        <w:tc>
-          <w:tcPr>
-            <w:shd w:val="clear" w:color="auto" w:fill="F2F2F2"/>
-          </w:tcPr>
-          <w:p>
-            <w:pPr>
-              <w:pStyle w:val="Compact"/>
-              <w:jc w:val="left"/>
-            </w:pPr>
-            <w:r>
-              <w:t xml:space="preserve">Gibt an, ob die Information aktuell gültig ist. Kann nützlich sein, wenn diese Information explizit vorhanden ist.</w:t>
-            </w:r>
-            <w:r>
-              <w:t xml:space="preserve"> </w:t>
-            </w:r>
-            <w:r>
-              <w:t xml:space="preserve">Vererbung:</w:t>
-            </w:r>
-            <w:r>
-              <w:t xml:space="preserve"> </w:t>
-            </w:r>
-            <w:hyperlink w:anchor="HasTemporalValidity">
-              <w:r>
-                <w:rPr>
-                  <w:rStyle w:val="Hyperlink"/>
-                </w:rPr>
-                <w:t xml:space="preserve">HasTemporalValidity</w:t>
-              </w:r>
-            </w:hyperlink>
-          </w:p>
-        </w:tc>
-      </w:tr>
     </w:tbl>
-    <w:bookmarkEnd w:id="162"/>
-    <w:bookmarkStart w:id="163" w:name="verwendungen-12"/>
+    <w:bookmarkStart w:id="166" w:name="einschränkungen-3"/>
+    <w:p>
+      <w:pPr>
+        <w:pStyle w:val="berschrift5"/>
+      </w:pPr>
+      <w:r>
+        <w:t xml:space="preserve">Einschränkungen</w:t>
+      </w:r>
+    </w:p>
+    <w:p>
+      <w:pPr>
+        <w:pStyle w:val="FirstParagraph"/>
+      </w:pPr>
+      <w:r>
+        <w:t xml:space="preserve">Mindestens eines der folgenden Felder muss gesetzt sein:</w:t>
+      </w:r>
+    </w:p>
+    <w:p>
+      <w:pPr>
+        <w:numPr>
+          <w:ilvl w:val="0"/>
+          <w:numId w:val="1013"/>
+        </w:numPr>
+        <w:pStyle w:val="Compact"/>
+      </w:pPr>
+      <w:hyperlink w:anchor="organization_uid">
+        <w:r>
+          <w:rPr>
+            <w:rStyle w:val="Hyperlink"/>
+          </w:rPr>
+          <w:t xml:space="preserve">organization_uid</w:t>
+        </w:r>
+      </w:hyperlink>
+    </w:p>
+    <w:p>
+      <w:pPr>
+        <w:numPr>
+          <w:ilvl w:val="0"/>
+          <w:numId w:val="1013"/>
+        </w:numPr>
+        <w:pStyle w:val="Compact"/>
+      </w:pPr>
+      <w:hyperlink w:anchor="organization_name">
+        <w:r>
+          <w:rPr>
+            <w:rStyle w:val="Hyperlink"/>
+          </w:rPr>
+          <w:t xml:space="preserve">organization_name</w:t>
+        </w:r>
+      </w:hyperlink>
+    </w:p>
+    <w:bookmarkEnd w:id="166"/>
+    <w:bookmarkEnd w:id="167"/>
+    <w:bookmarkStart w:id="168" w:name="verwendungen-12"/>
     <w:p>
       <w:pPr>
         <w:pStyle w:val="berschrift3"/>
@@ -19707,8 +19972,8 @@
         </w:tc>
       </w:tr>
     </w:tbl>
-    <w:bookmarkEnd w:id="163"/>
-    <w:bookmarkStart w:id="175" w:name="beispiele-3"/>
+    <w:bookmarkEnd w:id="168"/>
+    <w:bookmarkStart w:id="180" w:name="beispiele-3"/>
     <w:p>
       <w:pPr>
         <w:pStyle w:val="berschrift3"/>
@@ -19717,7 +19982,7 @@
         <w:t xml:space="preserve">Beispiele</w:t>
       </w:r>
     </w:p>
-    <w:bookmarkStart w:id="164" w:name="X2223fc34953484defacba649ff9ab1653c8789b"/>
+    <w:bookmarkStart w:id="169" w:name="X2223fc34953484defacba649ff9ab1653c8789b"/>
     <w:p>
       <w:pPr>
         <w:pStyle w:val="berschrift4"/>
@@ -19977,8 +20242,8 @@
         <w:t xml:space="preserve">false</w:t>
       </w:r>
     </w:p>
-    <w:bookmarkEnd w:id="164"/>
-    <w:bookmarkStart w:id="165" w:name="Xf1b97d15fe338509cee97b039642d877df66804"/>
+    <w:bookmarkEnd w:id="169"/>
+    <w:bookmarkStart w:id="170" w:name="Xf1b97d15fe338509cee97b039642d877df66804"/>
     <w:p>
       <w:pPr>
         <w:pStyle w:val="berschrift4"/>
@@ -20244,8 +20509,8 @@
         <w:t xml:space="preserve">true</w:t>
       </w:r>
     </w:p>
-    <w:bookmarkEnd w:id="165"/>
-    <w:bookmarkStart w:id="166" w:name="X1af30654d5cf8436e65b8352625f2a27fe75d1c"/>
+    <w:bookmarkEnd w:id="170"/>
+    <w:bookmarkStart w:id="171" w:name="X1af30654d5cf8436e65b8352625f2a27fe75d1c"/>
     <w:p>
       <w:pPr>
         <w:pStyle w:val="berschrift4"/>
@@ -20511,8 +20776,8 @@
         <w:t xml:space="preserve">true</w:t>
       </w:r>
     </w:p>
-    <w:bookmarkEnd w:id="166"/>
-    <w:bookmarkStart w:id="167" w:name="Xa000e921fddfe46667ba0fecfb33eb59b97d065"/>
+    <w:bookmarkEnd w:id="171"/>
+    <w:bookmarkStart w:id="172" w:name="Xa000e921fddfe46667ba0fecfb33eb59b97d065"/>
     <w:p>
       <w:pPr>
         <w:pStyle w:val="berschrift4"/>
@@ -20778,8 +21043,8 @@
         <w:t xml:space="preserve">true</w:t>
       </w:r>
     </w:p>
-    <w:bookmarkEnd w:id="167"/>
-    <w:bookmarkStart w:id="168" w:name="X1a57a7c028670302f2ca0681dc911d12b22d641"/>
+    <w:bookmarkEnd w:id="172"/>
+    <w:bookmarkStart w:id="173" w:name="X1a57a7c028670302f2ca0681dc911d12b22d641"/>
     <w:p>
       <w:pPr>
         <w:pStyle w:val="berschrift4"/>
@@ -21039,8 +21304,8 @@
         <w:t xml:space="preserve">false</w:t>
       </w:r>
     </w:p>
-    <w:bookmarkEnd w:id="168"/>
-    <w:bookmarkStart w:id="169" w:name="Xeb6c15c3d3f93d8ba7d129df240568df67e42ed"/>
+    <w:bookmarkEnd w:id="173"/>
+    <w:bookmarkStart w:id="174" w:name="Xeb6c15c3d3f93d8ba7d129df240568df67e42ed"/>
     <w:p>
       <w:pPr>
         <w:pStyle w:val="berschrift4"/>
@@ -21300,8 +21565,8 @@
         <w:t xml:space="preserve">true</w:t>
       </w:r>
     </w:p>
-    <w:bookmarkEnd w:id="169"/>
-    <w:bookmarkStart w:id="170" w:name="X1514ff83664bdf8d03e160843c7fbb4f8d3f9b4"/>
+    <w:bookmarkEnd w:id="174"/>
+    <w:bookmarkStart w:id="175" w:name="X1514ff83664bdf8d03e160843c7fbb4f8d3f9b4"/>
     <w:p>
       <w:pPr>
         <w:pStyle w:val="berschrift4"/>
@@ -21561,8 +21826,8 @@
         <w:t xml:space="preserve">true</w:t>
       </w:r>
     </w:p>
-    <w:bookmarkEnd w:id="170"/>
-    <w:bookmarkStart w:id="171" w:name="Xb38c7803a80c31875dcc4fd72cb6ecda1c0d517"/>
+    <w:bookmarkEnd w:id="175"/>
+    <w:bookmarkStart w:id="176" w:name="Xb38c7803a80c31875dcc4fd72cb6ecda1c0d517"/>
     <w:p>
       <w:pPr>
         <w:pStyle w:val="berschrift4"/>
@@ -21828,8 +22093,8 @@
         <w:t xml:space="preserve">true</w:t>
       </w:r>
     </w:p>
-    <w:bookmarkEnd w:id="171"/>
-    <w:bookmarkStart w:id="172" w:name="Xf4f61d73fd4274c7bbe5eaaa96ffb9667470ef3"/>
+    <w:bookmarkEnd w:id="176"/>
+    <w:bookmarkStart w:id="177" w:name="Xf4f61d73fd4274c7bbe5eaaa96ffb9667470ef3"/>
     <w:p>
       <w:pPr>
         <w:pStyle w:val="berschrift4"/>
@@ -22095,8 +22360,8 @@
         <w:t xml:space="preserve">true</w:t>
       </w:r>
     </w:p>
-    <w:bookmarkEnd w:id="172"/>
-    <w:bookmarkStart w:id="173" w:name="Xfb2265620b153a90c992969bacee560b6936815"/>
+    <w:bookmarkEnd w:id="177"/>
+    <w:bookmarkStart w:id="178" w:name="Xfb2265620b153a90c992969bacee560b6936815"/>
     <w:p>
       <w:pPr>
         <w:pStyle w:val="berschrift4"/>
@@ -22356,8 +22621,8 @@
         <w:t xml:space="preserve">true</w:t>
       </w:r>
     </w:p>
-    <w:bookmarkEnd w:id="173"/>
-    <w:bookmarkStart w:id="174" w:name="X62d919aee70bd0d9c1520103b3e0ef6cffabb18"/>
+    <w:bookmarkEnd w:id="178"/>
+    <w:bookmarkStart w:id="179" w:name="X62d919aee70bd0d9c1520103b3e0ef6cffabb18"/>
     <w:p>
       <w:pPr>
         <w:pStyle w:val="berschrift4"/>
@@ -22623,10 +22888,10 @@
         <w:t xml:space="preserve">false</w:t>
       </w:r>
     </w:p>
-    <w:bookmarkEnd w:id="174"/>
-    <w:bookmarkEnd w:id="175"/>
-    <w:bookmarkEnd w:id="176"/>
-    <w:bookmarkStart w:id="182" w:name="enum-interesttypeenum"/>
+    <w:bookmarkEnd w:id="179"/>
+    <w:bookmarkEnd w:id="180"/>
+    <w:bookmarkEnd w:id="181"/>
+    <w:bookmarkStart w:id="187" w:name="enum-interesttypeenum"/>
     <w:p>
       <w:pPr>
         <w:pStyle w:val="berschrift2"/>
@@ -22665,7 +22930,7 @@
       <w:r>
         <w:t xml:space="preserve"> </w:t>
       </w:r>
-      <w:hyperlink ns1:id="rId177">
+      <w:hyperlink ns1:id="rId182">
         <w:r>
           <w:rPr>
             <w:rStyle w:val="Hyperlink"/>
@@ -22674,7 +22939,7 @@
         </w:r>
       </w:hyperlink>
     </w:p>
-    <w:bookmarkStart w:id="181" w:name="zulässige-werte-5"/>
+    <w:bookmarkStart w:id="186" w:name="zulässige-werte-5"/>
     <w:p>
       <w:pPr>
         <w:pStyle w:val="berschrift3"/>
@@ -22769,7 +23034,7 @@
               <w:pStyle w:val="Compact"/>
               <w:jc w:val="left"/>
             </w:pPr>
-            <w:hyperlink ns1:id="rId178">
+            <w:hyperlink ns1:id="rId183">
               <w:r>
                 <w:rPr>
                   <w:rStyle w:val="Hyperlink"/>
@@ -22826,7 +23091,7 @@
               <w:pStyle w:val="Compact"/>
               <w:jc w:val="left"/>
             </w:pPr>
-            <w:hyperlink ns1:id="rId179">
+            <w:hyperlink ns1:id="rId184">
               <w:r>
                 <w:rPr>
                   <w:rStyle w:val="Hyperlink"/>
@@ -22883,7 +23148,7 @@
               <w:pStyle w:val="Compact"/>
               <w:jc w:val="left"/>
             </w:pPr>
-            <w:hyperlink ns1:id="rId180">
+            <w:hyperlink ns1:id="rId185">
               <w:r>
                 <w:rPr>
                   <w:rStyle w:val="Hyperlink"/>
@@ -22895,9 +23160,9 @@
         </w:tc>
       </w:tr>
     </w:tbl>
-    <w:bookmarkEnd w:id="181"/>
-    <w:bookmarkEnd w:id="182"/>
-    <w:bookmarkStart w:id="223" w:name="enum-legalformenum"/>
+    <w:bookmarkEnd w:id="186"/>
+    <w:bookmarkEnd w:id="187"/>
+    <w:bookmarkStart w:id="228" w:name="enum-legalformenum"/>
     <w:p>
       <w:pPr>
         <w:pStyle w:val="berschrift2"/>
@@ -22936,7 +23201,7 @@
       <w:r>
         <w:t xml:space="preserve"> </w:t>
       </w:r>
-      <w:hyperlink ns1:id="rId183">
+      <w:hyperlink ns1:id="rId188">
         <w:r>
           <w:rPr>
             <w:rStyle w:val="Hyperlink"/>
@@ -22945,7 +23210,7 @@
         </w:r>
       </w:hyperlink>
     </w:p>
-    <w:bookmarkStart w:id="222" w:name="zulässige-werte-6"/>
+    <w:bookmarkStart w:id="227" w:name="zulässige-werte-6"/>
     <w:p>
       <w:pPr>
         <w:pStyle w:val="berschrift3"/>
@@ -23040,7 +23305,7 @@
               <w:pStyle w:val="Compact"/>
               <w:jc w:val="left"/>
             </w:pPr>
-            <w:hyperlink ns1:id="rId184">
+            <w:hyperlink ns1:id="rId189">
               <w:r>
                 <w:rPr>
                   <w:rStyle w:val="Hyperlink"/>
@@ -23097,7 +23362,7 @@
               <w:pStyle w:val="Compact"/>
               <w:jc w:val="left"/>
             </w:pPr>
-            <w:hyperlink ns1:id="rId185">
+            <w:hyperlink ns1:id="rId190">
               <w:r>
                 <w:rPr>
                   <w:rStyle w:val="Hyperlink"/>
@@ -23154,7 +23419,7 @@
               <w:pStyle w:val="Compact"/>
               <w:jc w:val="left"/>
             </w:pPr>
-            <w:hyperlink ns1:id="rId186">
+            <w:hyperlink ns1:id="rId191">
               <w:r>
                 <w:rPr>
                   <w:rStyle w:val="Hyperlink"/>
@@ -23211,7 +23476,7 @@
               <w:pStyle w:val="Compact"/>
               <w:jc w:val="left"/>
             </w:pPr>
-            <w:hyperlink ns1:id="rId187">
+            <w:hyperlink ns1:id="rId192">
               <w:r>
                 <w:rPr>
                   <w:rStyle w:val="Hyperlink"/>
@@ -23268,7 +23533,7 @@
               <w:pStyle w:val="Compact"/>
               <w:jc w:val="left"/>
             </w:pPr>
-            <w:hyperlink ns1:id="rId188">
+            <w:hyperlink ns1:id="rId193">
               <w:r>
                 <w:rPr>
                   <w:rStyle w:val="Hyperlink"/>
@@ -23325,7 +23590,7 @@
               <w:pStyle w:val="Compact"/>
               <w:jc w:val="left"/>
             </w:pPr>
-            <w:hyperlink ns1:id="rId189">
+            <w:hyperlink ns1:id="rId194">
               <w:r>
                 <w:rPr>
                   <w:rStyle w:val="Hyperlink"/>
@@ -23382,7 +23647,7 @@
               <w:pStyle w:val="Compact"/>
               <w:jc w:val="left"/>
             </w:pPr>
-            <w:hyperlink ns1:id="rId190">
+            <w:hyperlink ns1:id="rId195">
               <w:r>
                 <w:rPr>
                   <w:rStyle w:val="Hyperlink"/>
@@ -23439,7 +23704,7 @@
               <w:pStyle w:val="Compact"/>
               <w:jc w:val="left"/>
             </w:pPr>
-            <w:hyperlink ns1:id="rId191">
+            <w:hyperlink ns1:id="rId196">
               <w:r>
                 <w:rPr>
                   <w:rStyle w:val="Hyperlink"/>
@@ -23496,7 +23761,7 @@
               <w:pStyle w:val="Compact"/>
               <w:jc w:val="left"/>
             </w:pPr>
-            <w:hyperlink ns1:id="rId192">
+            <w:hyperlink ns1:id="rId197">
               <w:r>
                 <w:rPr>
                   <w:rStyle w:val="Hyperlink"/>
@@ -23553,7 +23818,7 @@
               <w:pStyle w:val="Compact"/>
               <w:jc w:val="left"/>
             </w:pPr>
-            <w:hyperlink ns1:id="rId193">
+            <w:hyperlink ns1:id="rId198">
               <w:r>
                 <w:rPr>
                   <w:rStyle w:val="Hyperlink"/>
@@ -23610,7 +23875,7 @@
               <w:pStyle w:val="Compact"/>
               <w:jc w:val="left"/>
             </w:pPr>
-            <w:hyperlink ns1:id="rId194">
+            <w:hyperlink ns1:id="rId199">
               <w:r>
                 <w:rPr>
                   <w:rStyle w:val="Hyperlink"/>
@@ -23667,7 +23932,7 @@
               <w:pStyle w:val="Compact"/>
               <w:jc w:val="left"/>
             </w:pPr>
-            <w:hyperlink ns1:id="rId195">
+            <w:hyperlink ns1:id="rId200">
               <w:r>
                 <w:rPr>
                   <w:rStyle w:val="Hyperlink"/>
@@ -23724,7 +23989,7 @@
               <w:pStyle w:val="Compact"/>
               <w:jc w:val="left"/>
             </w:pPr>
-            <w:hyperlink ns1:id="rId196">
+            <w:hyperlink ns1:id="rId201">
               <w:r>
                 <w:rPr>
                   <w:rStyle w:val="Hyperlink"/>
@@ -23781,7 +24046,7 @@
               <w:pStyle w:val="Compact"/>
               <w:jc w:val="left"/>
             </w:pPr>
-            <w:hyperlink ns1:id="rId197">
+            <w:hyperlink ns1:id="rId202">
               <w:r>
                 <w:rPr>
                   <w:rStyle w:val="Hyperlink"/>
@@ -23838,7 +24103,7 @@
               <w:pStyle w:val="Compact"/>
               <w:jc w:val="left"/>
             </w:pPr>
-            <w:hyperlink ns1:id="rId198">
+            <w:hyperlink ns1:id="rId203">
               <w:r>
                 <w:rPr>
                   <w:rStyle w:val="Hyperlink"/>
@@ -23895,7 +24160,7 @@
               <w:pStyle w:val="Compact"/>
               <w:jc w:val="left"/>
             </w:pPr>
-            <w:hyperlink ns1:id="rId199">
+            <w:hyperlink ns1:id="rId204">
               <w:r>
                 <w:rPr>
                   <w:rStyle w:val="Hyperlink"/>
@@ -23952,7 +24217,7 @@
               <w:pStyle w:val="Compact"/>
               <w:jc w:val="left"/>
             </w:pPr>
-            <w:hyperlink ns1:id="rId200">
+            <w:hyperlink ns1:id="rId205">
               <w:r>
                 <w:rPr>
                   <w:rStyle w:val="Hyperlink"/>
@@ -24009,7 +24274,7 @@
               <w:pStyle w:val="Compact"/>
               <w:jc w:val="left"/>
             </w:pPr>
-            <w:hyperlink ns1:id="rId201">
+            <w:hyperlink ns1:id="rId206">
               <w:r>
                 <w:rPr>
                   <w:rStyle w:val="Hyperlink"/>
@@ -24066,7 +24331,7 @@
               <w:pStyle w:val="Compact"/>
               <w:jc w:val="left"/>
             </w:pPr>
-            <w:hyperlink ns1:id="rId202">
+            <w:hyperlink ns1:id="rId207">
               <w:r>
                 <w:rPr>
                   <w:rStyle w:val="Hyperlink"/>
@@ -24123,7 +24388,7 @@
               <w:pStyle w:val="Compact"/>
               <w:jc w:val="left"/>
             </w:pPr>
-            <w:hyperlink ns1:id="rId203">
+            <w:hyperlink ns1:id="rId208">
               <w:r>
                 <w:rPr>
                   <w:rStyle w:val="Hyperlink"/>
@@ -24180,7 +24445,7 @@
               <w:pStyle w:val="Compact"/>
               <w:jc w:val="left"/>
             </w:pPr>
-            <w:hyperlink ns1:id="rId204">
+            <w:hyperlink ns1:id="rId209">
               <w:r>
                 <w:rPr>
                   <w:rStyle w:val="Hyperlink"/>
@@ -24237,7 +24502,7 @@
               <w:pStyle w:val="Compact"/>
               <w:jc w:val="left"/>
             </w:pPr>
-            <w:hyperlink ns1:id="rId205">
+            <w:hyperlink ns1:id="rId210">
               <w:r>
                 <w:rPr>
                   <w:rStyle w:val="Hyperlink"/>
@@ -24294,7 +24559,7 @@
               <w:pStyle w:val="Compact"/>
               <w:jc w:val="left"/>
             </w:pPr>
-            <w:hyperlink ns1:id="rId206">
+            <w:hyperlink ns1:id="rId211">
               <w:r>
                 <w:rPr>
                   <w:rStyle w:val="Hyperlink"/>
@@ -24351,7 +24616,7 @@
               <w:pStyle w:val="Compact"/>
               <w:jc w:val="left"/>
             </w:pPr>
-            <w:hyperlink ns1:id="rId207">
+            <w:hyperlink ns1:id="rId212">
               <w:r>
                 <w:rPr>
                   <w:rStyle w:val="Hyperlink"/>
@@ -24408,7 +24673,7 @@
               <w:pStyle w:val="Compact"/>
               <w:jc w:val="left"/>
             </w:pPr>
-            <w:hyperlink ns1:id="rId208">
+            <w:hyperlink ns1:id="rId213">
               <w:r>
                 <w:rPr>
                   <w:rStyle w:val="Hyperlink"/>
@@ -24465,7 +24730,7 @@
               <w:pStyle w:val="Compact"/>
               <w:jc w:val="left"/>
             </w:pPr>
-            <w:hyperlink ns1:id="rId209">
+            <w:hyperlink ns1:id="rId214">
               <w:r>
                 <w:rPr>
                   <w:rStyle w:val="Hyperlink"/>
@@ -24522,7 +24787,7 @@
               <w:pStyle w:val="Compact"/>
               <w:jc w:val="left"/>
             </w:pPr>
-            <w:hyperlink ns1:id="rId210">
+            <w:hyperlink ns1:id="rId215">
               <w:r>
                 <w:rPr>
                   <w:rStyle w:val="Hyperlink"/>
@@ -24579,7 +24844,7 @@
               <w:pStyle w:val="Compact"/>
               <w:jc w:val="left"/>
             </w:pPr>
-            <w:hyperlink ns1:id="rId211">
+            <w:hyperlink ns1:id="rId216">
               <w:r>
                 <w:rPr>
                   <w:rStyle w:val="Hyperlink"/>
@@ -24636,7 +24901,7 @@
               <w:pStyle w:val="Compact"/>
               <w:jc w:val="left"/>
             </w:pPr>
-            <w:hyperlink ns1:id="rId212">
+            <w:hyperlink ns1:id="rId217">
               <w:r>
                 <w:rPr>
                   <w:rStyle w:val="Hyperlink"/>
@@ -24693,7 +24958,7 @@
               <w:pStyle w:val="Compact"/>
               <w:jc w:val="left"/>
             </w:pPr>
-            <w:hyperlink ns1:id="rId213">
+            <w:hyperlink ns1:id="rId218">
               <w:r>
                 <w:rPr>
                   <w:rStyle w:val="Hyperlink"/>
@@ -24750,7 +25015,7 @@
               <w:pStyle w:val="Compact"/>
               <w:jc w:val="left"/>
             </w:pPr>
-            <w:hyperlink ns1:id="rId214">
+            <w:hyperlink ns1:id="rId219">
               <w:r>
                 <w:rPr>
                   <w:rStyle w:val="Hyperlink"/>
@@ -24807,7 +25072,7 @@
               <w:pStyle w:val="Compact"/>
               <w:jc w:val="left"/>
             </w:pPr>
-            <w:hyperlink ns1:id="rId215">
+            <w:hyperlink ns1:id="rId220">
               <w:r>
                 <w:rPr>
                   <w:rStyle w:val="Hyperlink"/>
@@ -24864,7 +25129,7 @@
               <w:pStyle w:val="Compact"/>
               <w:jc w:val="left"/>
             </w:pPr>
-            <w:hyperlink ns1:id="rId216">
+            <w:hyperlink ns1:id="rId221">
               <w:r>
                 <w:rPr>
                   <w:rStyle w:val="Hyperlink"/>
@@ -24921,7 +25186,7 @@
               <w:pStyle w:val="Compact"/>
               <w:jc w:val="left"/>
             </w:pPr>
-            <w:hyperlink ns1:id="rId217">
+            <w:hyperlink ns1:id="rId222">
               <w:r>
                 <w:rPr>
                   <w:rStyle w:val="Hyperlink"/>
@@ -24978,7 +25243,7 @@
               <w:pStyle w:val="Compact"/>
               <w:jc w:val="left"/>
             </w:pPr>
-            <w:hyperlink ns1:id="rId218">
+            <w:hyperlink ns1:id="rId223">
               <w:r>
                 <w:rPr>
                   <w:rStyle w:val="Hyperlink"/>
@@ -25035,7 +25300,7 @@
               <w:pStyle w:val="Compact"/>
               <w:jc w:val="left"/>
             </w:pPr>
-            <w:hyperlink ns1:id="rId219">
+            <w:hyperlink ns1:id="rId224">
               <w:r>
                 <w:rPr>
                   <w:rStyle w:val="Hyperlink"/>
@@ -25092,7 +25357,7 @@
               <w:pStyle w:val="Compact"/>
               <w:jc w:val="left"/>
             </w:pPr>
-            <w:hyperlink ns1:id="rId220">
+            <w:hyperlink ns1:id="rId225">
               <w:r>
                 <w:rPr>
                   <w:rStyle w:val="Hyperlink"/>
@@ -25149,7 +25414,7 @@
               <w:pStyle w:val="Compact"/>
               <w:jc w:val="left"/>
             </w:pPr>
-            <w:hyperlink ns1:id="rId221">
+            <w:hyperlink ns1:id="rId226">
               <w:r>
                 <w:rPr>
                   <w:rStyle w:val="Hyperlink"/>
@@ -25161,15 +25426,15 @@
         </w:tc>
       </w:tr>
     </w:tbl>
-    <w:bookmarkEnd w:id="222"/>
+    <w:bookmarkEnd w:id="227"/>
     <w:p>
       <w:r>
         <w:br w:type="page"/>
       </w:r>
     </w:p>
-    <w:bookmarkEnd w:id="223"/>
-    <w:bookmarkEnd w:id="224"/>
-    <w:bookmarkStart w:id="244" w:name="geteilte-elemente"/>
+    <w:bookmarkEnd w:id="228"/>
+    <w:bookmarkEnd w:id="229"/>
+    <w:bookmarkStart w:id="250" w:name="geteilte-elemente"/>
     <w:p>
       <w:pPr>
         <w:pStyle w:val="berschrift1"/>
@@ -25178,7 +25443,7 @@
         <w:t xml:space="preserve">Geteilte Elemente</w:t>
       </w:r>
     </w:p>
-    <w:bookmarkStart w:id="225" w:name="reference-classes"/>
+    <w:bookmarkStart w:id="230" w:name="reference-classes"/>
     <w:p>
       <w:pPr>
         <w:pStyle w:val="berschrift2"/>
@@ -25284,7 +25549,7 @@
       <w:pPr>
         <w:numPr>
           <w:ilvl w:val="0"/>
-          <w:numId w:val="1009"/>
+          <w:numId w:val="1014"/>
         </w:numPr>
         <w:pStyle w:val="Compact"/>
       </w:pPr>
@@ -25306,7 +25571,7 @@
       <w:pPr>
         <w:numPr>
           <w:ilvl w:val="0"/>
-          <w:numId w:val="1009"/>
+          <w:numId w:val="1014"/>
         </w:numPr>
         <w:pStyle w:val="Compact"/>
       </w:pPr>
@@ -25325,7 +25590,7 @@
       <w:pPr>
         <w:numPr>
           <w:ilvl w:val="0"/>
-          <w:numId w:val="1009"/>
+          <w:numId w:val="1014"/>
         </w:numPr>
         <w:pStyle w:val="Compact"/>
       </w:pPr>
@@ -25340,8 +25605,8 @@
         <w:t xml:space="preserve">, da die lokale Referenz unverändert bleibt, auch wenn sich die verknüpfte Entität später ändert</w:t>
       </w:r>
     </w:p>
-    <w:bookmarkEnd w:id="225"/>
-    <w:bookmarkStart w:id="228" w:name="klasse-personreference"/>
+    <w:bookmarkEnd w:id="230"/>
+    <w:bookmarkStart w:id="233" w:name="klasse-personreference"/>
     <w:p>
       <w:pPr>
         <w:pStyle w:val="berschrift2"/>
@@ -25370,7 +25635,7 @@
         <w:t xml:space="preserve">__</w:t>
       </w:r>
     </w:p>
-    <w:bookmarkStart w:id="226" w:name="attribute-13"/>
+    <w:bookmarkStart w:id="231" w:name="attribute-13"/>
     <w:p>
       <w:pPr>
         <w:pStyle w:val="berschrift3"/>
@@ -25829,8 +26094,8 @@
         </w:tc>
       </w:tr>
     </w:tbl>
-    <w:bookmarkEnd w:id="226"/>
-    <w:bookmarkStart w:id="227" w:name="verwendungen-13"/>
+    <w:bookmarkEnd w:id="231"/>
+    <w:bookmarkStart w:id="232" w:name="verwendungen-13"/>
     <w:p>
       <w:pPr>
         <w:pStyle w:val="berschrift3"/>
@@ -26044,9 +26309,9 @@
         </w:tc>
       </w:tr>
     </w:tbl>
-    <w:bookmarkEnd w:id="227"/>
-    <w:bookmarkEnd w:id="228"/>
-    <w:bookmarkStart w:id="231" w:name="klasse-groupreference"/>
+    <w:bookmarkEnd w:id="232"/>
+    <w:bookmarkEnd w:id="233"/>
+    <w:bookmarkStart w:id="236" w:name="klasse-groupreference"/>
     <w:p>
       <w:pPr>
         <w:pStyle w:val="berschrift2"/>
@@ -26075,7 +26340,7 @@
         <w:t xml:space="preserve">__</w:t>
       </w:r>
     </w:p>
-    <w:bookmarkStart w:id="229" w:name="attribute-14"/>
+    <w:bookmarkStart w:id="234" w:name="attribute-14"/>
     <w:p>
       <w:pPr>
         <w:pStyle w:val="berschrift3"/>
@@ -26467,8 +26732,8 @@
         </w:tc>
       </w:tr>
     </w:tbl>
-    <w:bookmarkEnd w:id="229"/>
-    <w:bookmarkStart w:id="230" w:name="verwendungen-14"/>
+    <w:bookmarkEnd w:id="234"/>
+    <w:bookmarkStart w:id="235" w:name="verwendungen-14"/>
     <w:p>
       <w:pPr>
         <w:pStyle w:val="berschrift3"/>
@@ -26617,9 +26882,9 @@
         </w:tc>
       </w:tr>
     </w:tbl>
-    <w:bookmarkEnd w:id="230"/>
-    <w:bookmarkEnd w:id="231"/>
-    <w:bookmarkStart w:id="232" w:name="mehrfach-benutzte-klassen"/>
+    <w:bookmarkEnd w:id="235"/>
+    <w:bookmarkEnd w:id="236"/>
+    <w:bookmarkStart w:id="237" w:name="mehrfach-benutzte-klassen"/>
     <w:p>
       <w:pPr>
         <w:pStyle w:val="berschrift2"/>
@@ -26628,8 +26893,8 @@
         <w:t xml:space="preserve">Mehrfach benutzte Klassen</w:t>
       </w:r>
     </w:p>
-    <w:bookmarkEnd w:id="232"/>
-    <w:bookmarkStart w:id="237" w:name="klasse-address"/>
+    <w:bookmarkEnd w:id="237"/>
+    <w:bookmarkStart w:id="243" w:name="klasse-address"/>
     <w:p>
       <w:pPr>
         <w:pStyle w:val="berschrift2"/>
@@ -26658,7 +26923,7 @@
         <w:t xml:space="preserve">__</w:t>
       </w:r>
     </w:p>
-    <w:bookmarkStart w:id="233" w:name="attribute-15"/>
+    <w:bookmarkStart w:id="239" w:name="attribute-15"/>
     <w:p>
       <w:pPr>
         <w:pStyle w:val="berschrift3"/>
@@ -26999,8 +27264,60 @@
         </w:tc>
       </w:tr>
     </w:tbl>
-    <w:bookmarkEnd w:id="233"/>
-    <w:bookmarkStart w:id="234" w:name="verwendungen-15"/>
+    <w:bookmarkStart w:id="238" w:name="einschränkungen-4"/>
+    <w:p>
+      <w:pPr>
+        <w:pStyle w:val="berschrift5"/>
+      </w:pPr>
+      <w:r>
+        <w:t xml:space="preserve">Einschränkungen</w:t>
+      </w:r>
+    </w:p>
+    <w:p>
+      <w:pPr>
+        <w:pStyle w:val="FirstParagraph"/>
+      </w:pPr>
+      <w:r>
+        <w:t xml:space="preserve">Mindestens eines der folgenden Felder muss gesetzt sein:</w:t>
+      </w:r>
+    </w:p>
+    <w:p>
+      <w:pPr>
+        <w:numPr>
+          <w:ilvl w:val="0"/>
+          <w:numId w:val="1015"/>
+        </w:numPr>
+        <w:pStyle w:val="Compact"/>
+      </w:pPr>
+      <w:hyperlink w:anchor="postal_locality">
+        <w:r>
+          <w:rPr>
+            <w:rStyle w:val="Hyperlink"/>
+          </w:rPr>
+          <w:t xml:space="preserve">postal_locality</w:t>
+        </w:r>
+      </w:hyperlink>
+    </w:p>
+    <w:p>
+      <w:pPr>
+        <w:numPr>
+          <w:ilvl w:val="0"/>
+          <w:numId w:val="1015"/>
+        </w:numPr>
+        <w:pStyle w:val="Compact"/>
+      </w:pPr>
+      <w:hyperlink w:anchor="address_uri">
+        <w:r>
+          <w:rPr>
+            <w:rStyle w:val="Hyperlink"/>
+          </w:rPr>
+          <w:t xml:space="preserve">address_uri</w:t>
+        </w:r>
+      </w:hyperlink>
+    </w:p>
+    <w:bookmarkEnd w:id="238"/>
+    <w:bookmarkEnd w:id="239"/>
+    <w:bookmarkStart w:id="240" w:name="verwendungen-15"/>
     <w:p>
       <w:pPr>
         <w:pStyle w:val="berschrift3"/>
@@ -27214,8 +27531,8 @@
         </w:tc>
       </w:tr>
     </w:tbl>
-    <w:bookmarkEnd w:id="234"/>
-    <w:bookmarkStart w:id="236" w:name="beispiele-4"/>
+    <w:bookmarkEnd w:id="240"/>
+    <w:bookmarkStart w:id="242" w:name="beispiele-4"/>
     <w:p>
       <w:pPr>
         <w:pStyle w:val="berschrift3"/>
@@ -27224,7 +27541,7 @@
         <w:t xml:space="preserve">Beispiele</w:t>
       </w:r>
     </w:p>
-    <w:bookmarkStart w:id="235" w:name="Xc5f55fc7fcbf4b7581090adb57e3cab5545518e"/>
+    <w:bookmarkStart w:id="241" w:name="Xc5f55fc7fcbf4b7581090adb57e3cab5545518e"/>
     <w:p>
       <w:pPr>
         <w:pStyle w:val="berschrift4"/>
@@ -27277,10 +27594,10 @@
         <w:t xml:space="preserve"> Basel-Stadt</w:t>
       </w:r>
     </w:p>
-    <w:bookmarkEnd w:id="235"/>
-    <w:bookmarkEnd w:id="236"/>
-    <w:bookmarkEnd w:id="237"/>
-    <w:bookmarkStart w:id="240" w:name="enum-addresstypeenum"/>
+    <w:bookmarkEnd w:id="241"/>
+    <w:bookmarkEnd w:id="242"/>
+    <w:bookmarkEnd w:id="243"/>
+    <w:bookmarkStart w:id="246" w:name="enum-addresstypeenum"/>
     <w:p>
       <w:pPr>
         <w:pStyle w:val="berschrift2"/>
@@ -27319,7 +27636,7 @@
       <w:r>
         <w:t xml:space="preserve"> </w:t>
       </w:r>
-      <w:hyperlink ns1:id="rId238">
+      <w:hyperlink ns1:id="rId244">
         <w:r>
           <w:rPr>
             <w:rStyle w:val="Hyperlink"/>
@@ -27328,7 +27645,7 @@
         </w:r>
       </w:hyperlink>
     </w:p>
-    <w:bookmarkStart w:id="239" w:name="zulässige-werte-7"/>
+    <w:bookmarkStart w:id="245" w:name="zulässige-werte-7"/>
     <w:p>
       <w:pPr>
         <w:pStyle w:val="berschrift3"/>
@@ -27522,9 +27839,9 @@
         </w:tc>
       </w:tr>
     </w:tbl>
-    <w:bookmarkEnd w:id="239"/>
-    <w:bookmarkEnd w:id="240"/>
-    <w:bookmarkStart w:id="243" w:name="klasse-contact"/>
+    <w:bookmarkEnd w:id="245"/>
+    <w:bookmarkEnd w:id="246"/>
+    <w:bookmarkStart w:id="249" w:name="klasse-contact"/>
     <w:p>
       <w:pPr>
         <w:pStyle w:val="berschrift2"/>
@@ -27553,7 +27870,7 @@
         <w:t xml:space="preserve">__</w:t>
       </w:r>
     </w:p>
-    <w:bookmarkStart w:id="241" w:name="attribute-16"/>
+    <w:bookmarkStart w:id="247" w:name="attribute-16"/>
     <w:p>
       <w:pPr>
         <w:pStyle w:val="berschrift3"/>
@@ -27640,7 +27957,7 @@
               <w:jc w:val="left"/>
             </w:pPr>
             <w:r>
-              <w:t xml:space="preserve">0..1</w:t>
+              <w:t xml:space="preserve">1</w:t>
             </w:r>
             <w:r>
               <w:t xml:space="preserve"> </w:t>
@@ -27694,7 +28011,7 @@
               <w:jc w:val="left"/>
             </w:pPr>
             <w:r>
-              <w:t xml:space="preserve">0..1</w:t>
+              <w:t xml:space="preserve">1</w:t>
             </w:r>
             <w:r>
               <w:t xml:space="preserve"> </w:t>
@@ -27726,8 +28043,8 @@
         </w:tc>
       </w:tr>
     </w:tbl>
-    <w:bookmarkEnd w:id="241"/>
-    <w:bookmarkStart w:id="242" w:name="verwendungen-16"/>
+    <w:bookmarkEnd w:id="247"/>
+    <w:bookmarkStart w:id="248" w:name="verwendungen-16"/>
     <w:p>
       <w:pPr>
         <w:pStyle w:val="berschrift3"/>
@@ -27941,9 +28258,9 @@
         </w:tc>
       </w:tr>
     </w:tbl>
-    <w:bookmarkEnd w:id="242"/>
-    <w:bookmarkEnd w:id="243"/>
-    <w:bookmarkEnd w:id="244"/>
+    <w:bookmarkEnd w:id="248"/>
+    <w:bookmarkEnd w:id="249"/>
+    <w:bookmarkEnd w:id="250"/>
     <w:sectPr>
       <w:headerReference ns1:id="rId9" w:type="even"/>
       <w:headerReference ns1:id="rId10" w:type="default"/>
@@ -29218,6 +29535,24 @@
     <w:abstractNumId w:val="991"/>
   </w:num>
   <w:num w:numId="1009">
+    <w:abstractNumId w:val="991"/>
+  </w:num>
+  <w:num w:numId="1010">
+    <w:abstractNumId w:val="991"/>
+  </w:num>
+  <w:num w:numId="1011">
+    <w:abstractNumId w:val="991"/>
+  </w:num>
+  <w:num w:numId="1012">
+    <w:abstractNumId w:val="991"/>
+  </w:num>
+  <w:num w:numId="1013">
+    <w:abstractNumId w:val="991"/>
+  </w:num>
+  <w:num w:numId="1014">
+    <w:abstractNumId w:val="991"/>
+  </w:num>
+  <w:num w:numId="1015">
     <w:abstractNumId w:val="991"/>
   </w:num>
 </w:numbering>

--- a/ech-0294_actors/output/ech-0294_actors_de.docx
+++ b/ech-0294_actors/output/ech-0294_actors_de.docx
@@ -29563,7 +29563,7 @@
   <w:docDefaults>
     <w:rPrDefault>
       <w:rPr>
-        <w:rFonts w:asciiTheme="minorHAnsi" w:cstheme="minorBidi" w:eastAsiaTheme="minorHAnsi" w:hAnsiTheme="minorHAnsi"/>
+        <w:rFonts w:ascii="Arial" w:cs="Arial" w:eastAsia="Arial" w:hAnsi="Arial"/>
         <w:sz w:val="24"/>
         <w:szCs w:val="24"/>
         <w:lang w:bidi="ar-SA" w:eastAsia="en-US" w:val="de"/>

--- a/ech-0294_actors/output/ech-0294_actors_de.docx
+++ b/ech-0294_actors/output/ech-0294_actors_de.docx
@@ -27270,7 +27270,7 @@
         <w:szCs w:val="20"/>
         <w:lang w:val="en-GB"/>
       </w:rPr>
-      <w:t>xxxx</w:t>
+      <w:t>eCH-0294</w:t>
     </w:r>
     <w:proofErr w:type="spellEnd"/>
     <w:r>
@@ -27307,7 +27307,7 @@
         <w:szCs w:val="20"/>
         <w:lang w:val="en-GB"/>
       </w:rPr>
-      <w:t xml:space="preserve"> / 0.0.1 / Draft / 202</w:t>
+      <w:t xml:space="preserve"> / 0.2 / Entwurf / 2026-07-17</w:t>
     </w:r>
     <w:r>
       <w:rPr>
@@ -27316,7 +27316,7 @@
         <w:szCs w:val="20"/>
         <w:lang w:val="en-GB"/>
       </w:rPr>
-      <w:t>5</w:t>
+      <w:t/>
     </w:r>
     <w:r>
       <w:rPr>
@@ -27325,7 +27325,7 @@
         <w:szCs w:val="20"/>
         <w:lang w:val="en-GB"/>
       </w:rPr>
-      <w:t>-0</w:t>
+      <w:t/>
     </w:r>
     <w:r>
       <w:rPr>
@@ -27334,7 +27334,7 @@
         <w:szCs w:val="20"/>
         <w:lang w:val="en-GB"/>
       </w:rPr>
-      <w:t>5</w:t>
+      <w:t/>
     </w:r>
     <w:r>
       <w:rPr>
@@ -27343,7 +27343,7 @@
         <w:szCs w:val="20"/>
         <w:lang w:val="en-GB"/>
       </w:rPr>
-      <w:t>-2</w:t>
+      <w:t/>
     </w:r>
     <w:r>
       <w:rPr>
@@ -27352,7 +27352,7 @@
         <w:szCs w:val="20"/>
         <w:lang w:val="en-GB"/>
       </w:rPr>
-      <w:t>0</w:t>
+      <w:t/>
     </w:r>
   </w:p>
 </w:ftr>

--- a/ech-0294_actors/output/ech-0294_actors_de.docx
+++ b/ech-0294_actors/output/ech-0294_actors_de.docx
@@ -171,7 +171,7 @@
               <w:pStyle w:val="Compact"/>
             </w:pPr>
             <w:r>
-              <w:t xml:space="preserve">0.2</w:t>
+              <w:t xml:space="preserve">0.5</w:t>
             </w:r>
           </w:p>
         </w:tc>

--- a/ech-0294_actors/output/ech-0294_actors_de.docx
+++ b/ech-0294_actors/output/ech-0294_actors_de.docx
@@ -18,8 +18,8 @@
         <w:tblLook w:firstRow="1" w:lastRow="0" w:firstColumn="0" w:lastColumn="0" w:noHBand="0" w:noVBand="0" w:val="0020"/>
       </w:tblPr>
       <w:tblGrid>
-        <w:gridCol w:w="1239"/>
-        <w:gridCol w:w="6680"/>
+        <w:gridCol w:w="3960"/>
+        <w:gridCol w:w="3960"/>
       </w:tblGrid>
       <w:tr>
         <w:trPr>
@@ -111,7 +111,7 @@
               <w:pStyle w:val="Compact"/>
             </w:pPr>
             <w:r>
-              <w:t xml:space="preserve">Entwurf</w:t>
+              <w:t xml:space="preserve">Standard</w:t>
             </w:r>
           </w:p>
         </w:tc>
@@ -143,7 +143,7 @@
               <w:pStyle w:val="Compact"/>
             </w:pPr>
             <w:r>
-              <w:t xml:space="preserve">Fachgruppen interner Review</w:t>
+              <w:t xml:space="preserve">Definiert</w:t>
             </w:r>
           </w:p>
         </w:tc>
@@ -171,7 +171,7 @@
               <w:pStyle w:val="Compact"/>
             </w:pPr>
             <w:r>
-              <w:t xml:space="preserve">0.5</w:t>
+              <w:t xml:space="preserve">1.0</w:t>
             </w:r>
           </w:p>
         </w:tc>
@@ -202,6 +202,9 @@
             <w:pPr>
               <w:pStyle w:val="Compact"/>
             </w:pPr>
+            <w:r>
+              <w:t xml:space="preserve">Vorschlag</w:t>
+            </w:r>
           </w:p>
         </w:tc>
       </w:tr>
@@ -281,9 +284,6 @@
             <w:pPr>
               <w:pStyle w:val="Compact"/>
             </w:pPr>
-            <w:r>
-              <w:t xml:space="preserve">0.0</w:t>
-            </w:r>
           </w:p>
         </w:tc>
       </w:tr>
@@ -313,9 +313,6 @@
             <w:pPr>
               <w:pStyle w:val="Compact"/>
             </w:pPr>
-            <w:r>
-              <w:t xml:space="preserve">eCH-0292 (Gemeinsame Datenelemente)</w:t>
-            </w:r>
           </w:p>
         </w:tc>
       </w:tr>
@@ -470,7 +467,7 @@
         <w:pStyle w:val="FirstParagraph"/>
       </w:pPr>
       <w:r>
-        <w:t xml:space="preserve">Der Entwurf eCH-0294 „Politische Akteure: Personen, Gruppen und Organe“ definiert ein einheitliches Datenmodell zur strukturierten Publikation politischer Akteure in der Schweiz. Er umfasst natürliche Personen, politische Gruppen und Organe, Mitgliedschaften zwischen Personen und Gruppen sowie Interessenbindungen. Ziel ist es, föderal übergreifend vergleichbare, maschinenlesbare und nachnutzbare Informationen bereitzustellen, um Transparenz, Nachvollziehbarkeit und Analysefähigkeit politischer Prozesse zu verbessern.</w:t>
+        <w:t xml:space="preserve">Der Standard eCH-0294 „Politische Akteure: Personen, Gruppen und Organe“ definiert ein einheitliches Datenmodell zur strukturierten Publikation politischer Akteure in der Schweiz. Er umfasst natürliche Personen, politische Gruppen und Organe, Mitgliedschaften zwischen Personen und Gruppen sowie Interessenbindungen. Ziel ist es, föderal übergreifend vergleichbare, maschinenlesbare und nachnutzbare Informationen bereitzustellen, um Transparenz, Nachvollziehbarkeit und Analysefähigkeit politischer Prozesse zu verbessern.</w:t>
       </w:r>
     </w:p>
     <w:p>

--- a/ech-0294_actors/output/ech-0294_actors_de.docx
+++ b/ech-0294_actors/output/ech-0294_actors_de.docx
@@ -993,7 +993,7 @@
     </w:p>
     <w:bookmarkEnd w:id="25"/>
     <w:bookmarkEnd w:id="26"/>
-    <w:bookmarkStart w:id="121" w:name="person"/>
+    <w:bookmarkStart w:id="119" w:name="person"/>
     <w:p>
       <w:pPr>
         <w:pStyle w:val="berschrift1"/>
@@ -2207,14 +2207,65 @@
               <w:pStyle w:val="Compact"/>
             </w:pPr>
             <w:r>
-              <w:t xml:space="preserve">electoral_district</w:t>
-            </w:r>
-          </w:p>
-        </w:tc>
-        <w:tc>
-          <w:tcPr>
-            <w:shd w:val="clear" w:color="auto" w:fill="F2F2F2"/>
-          </w:tcPr>
+              <w:t xml:space="preserve">interest_links</w:t>
+            </w:r>
+          </w:p>
+        </w:tc>
+        <w:tc>
+          <w:tcPr>
+            <w:shd w:val="clear" w:color="auto" w:fill="F2F2F2"/>
+          </w:tcPr>
+          <w:p>
+            <w:pPr>
+              <w:pStyle w:val="Compact"/>
+            </w:pPr>
+            <w:r>
+              <w:t xml:space="preserve">*</w:t>
+            </w:r>
+            <w:r>
+              <w:t xml:space="preserve"> </w:t>
+            </w:r>
+            <w:r>
+              <w:t xml:space="preserve"> </w:t>
+            </w:r>
+            <w:hyperlink w:anchor="InterestLink">
+              <w:r>
+                <w:rPr>
+                  <w:rStyle w:val="Hyperlink"/>
+                </w:rPr>
+                <w:t xml:space="preserve">InterestLink</w:t>
+              </w:r>
+            </w:hyperlink>
+          </w:p>
+        </w:tc>
+        <w:tc>
+          <w:tcPr>
+            <w:shd w:val="clear" w:color="auto" w:fill="F2F2F2"/>
+          </w:tcPr>
+          <w:p>
+            <w:pPr>
+              <w:pStyle w:val="Compact"/>
+            </w:pPr>
+            <w:r>
+              <w:t xml:space="preserve">Sammlung von Interessenbindungen.</w:t>
+            </w:r>
+          </w:p>
+        </w:tc>
+      </w:tr>
+      <w:tr>
+        <w:tc>
+          <w:tcPr/>
+          <w:p>
+            <w:pPr>
+              <w:pStyle w:val="Compact"/>
+            </w:pPr>
+            <w:r>
+              <w:t xml:space="preserve">local_id</w:t>
+            </w:r>
+          </w:p>
+        </w:tc>
+        <w:tc>
+          <w:tcPr/>
           <w:p>
             <w:pPr>
               <w:pStyle w:val="Compact"/>
@@ -2228,97 +2279,131 @@
             <w:r>
               <w:t xml:space="preserve"> </w:t>
             </w:r>
-            <w:hyperlink w:anchor="ElectoralDistrict">
-              <w:r>
-                <w:rPr>
-                  <w:rStyle w:val="Hyperlink"/>
-                </w:rPr>
-                <w:t xml:space="preserve">ElectoralDistrict</w:t>
-              </w:r>
-            </w:hyperlink>
-          </w:p>
-        </w:tc>
-        <w:tc>
-          <w:tcPr>
-            <w:shd w:val="clear" w:color="auto" w:fill="F2F2F2"/>
-          </w:tcPr>
-          <w:p>
-            <w:pPr>
-              <w:pStyle w:val="Compact"/>
-            </w:pPr>
-            <w:r>
-              <w:t xml:space="preserve">Link zum Wahlbezirk.</w:t>
-            </w:r>
-          </w:p>
-        </w:tc>
-      </w:tr>
-      <w:tr>
-        <w:tc>
-          <w:tcPr/>
-          <w:p>
-            <w:pPr>
-              <w:pStyle w:val="Compact"/>
-            </w:pPr>
-            <w:r>
-              <w:t xml:space="preserve">interest_links</w:t>
-            </w:r>
-          </w:p>
-        </w:tc>
-        <w:tc>
-          <w:tcPr/>
-          <w:p>
-            <w:pPr>
-              <w:pStyle w:val="Compact"/>
-            </w:pPr>
-            <w:r>
-              <w:t xml:space="preserve">*</w:t>
-            </w:r>
-            <w:r>
-              <w:t xml:space="preserve"> </w:t>
-            </w:r>
-            <w:r>
-              <w:t xml:space="preserve"> </w:t>
-            </w:r>
-            <w:hyperlink w:anchor="InterestLink">
-              <w:r>
-                <w:rPr>
-                  <w:rStyle w:val="Hyperlink"/>
-                </w:rPr>
-                <w:t xml:space="preserve">InterestLink</w:t>
-              </w:r>
-            </w:hyperlink>
-          </w:p>
-        </w:tc>
-        <w:tc>
-          <w:tcPr/>
-          <w:p>
-            <w:pPr>
-              <w:pStyle w:val="Compact"/>
-            </w:pPr>
-            <w:r>
-              <w:t xml:space="preserve">Sammlung von Interessenbindungen.</w:t>
-            </w:r>
-          </w:p>
-        </w:tc>
-      </w:tr>
-      <w:tr>
-        <w:tc>
-          <w:tcPr>
-            <w:shd w:val="clear" w:color="auto" w:fill="F2F2F2"/>
-          </w:tcPr>
-          <w:p>
-            <w:pPr>
-              <w:pStyle w:val="Compact"/>
-            </w:pPr>
-            <w:r>
-              <w:t xml:space="preserve">local_id</w:t>
-            </w:r>
-          </w:p>
-        </w:tc>
-        <w:tc>
-          <w:tcPr>
-            <w:shd w:val="clear" w:color="auto" w:fill="F2F2F2"/>
-          </w:tcPr>
+            <w:hyperlink w:anchor="String">
+              <w:r>
+                <w:rPr>
+                  <w:rStyle w:val="Hyperlink"/>
+                </w:rPr>
+                <w:t xml:space="preserve">String</w:t>
+              </w:r>
+            </w:hyperlink>
+          </w:p>
+        </w:tc>
+        <w:tc>
+          <w:tcPr/>
+          <w:p>
+            <w:pPr>
+              <w:pStyle w:val="Compact"/>
+            </w:pPr>
+            <w:r>
+              <w:t xml:space="preserve">Lokaler Identifikator. Bspw. eine UUID aus dem Ratsinformationssystem.</w:t>
+            </w:r>
+            <w:r>
+              <w:t xml:space="preserve"> </w:t>
+            </w:r>
+            <w:r>
+              <w:t xml:space="preserve">Vererbung:</w:t>
+            </w:r>
+            <w:r>
+              <w:t xml:space="preserve"> </w:t>
+            </w:r>
+            <w:hyperlink w:anchor="HasIdentification">
+              <w:r>
+                <w:rPr>
+                  <w:rStyle w:val="Hyperlink"/>
+                </w:rPr>
+                <w:t xml:space="preserve">HasIdentification</w:t>
+              </w:r>
+            </w:hyperlink>
+          </w:p>
+        </w:tc>
+      </w:tr>
+      <w:tr>
+        <w:tc>
+          <w:tcPr>
+            <w:shd w:val="clear" w:color="auto" w:fill="F2F2F2"/>
+          </w:tcPr>
+          <w:p>
+            <w:pPr>
+              <w:pStyle w:val="Compact"/>
+            </w:pPr>
+            <w:r>
+              <w:t xml:space="preserve">global_uri</w:t>
+            </w:r>
+          </w:p>
+        </w:tc>
+        <w:tc>
+          <w:tcPr>
+            <w:shd w:val="clear" w:color="auto" w:fill="F2F2F2"/>
+          </w:tcPr>
+          <w:p>
+            <w:pPr>
+              <w:pStyle w:val="Compact"/>
+            </w:pPr>
+            <w:r>
+              <w:t xml:space="preserve">1</w:t>
+            </w:r>
+            <w:r>
+              <w:t xml:space="preserve"> </w:t>
+            </w:r>
+            <w:r>
+              <w:t xml:space="preserve"> </w:t>
+            </w:r>
+            <w:hyperlink w:anchor="Uriorcurie">
+              <w:r>
+                <w:rPr>
+                  <w:rStyle w:val="Hyperlink"/>
+                </w:rPr>
+                <w:t xml:space="preserve">Uriorcurie</w:t>
+              </w:r>
+            </w:hyperlink>
+          </w:p>
+        </w:tc>
+        <w:tc>
+          <w:tcPr>
+            <w:shd w:val="clear" w:color="auto" w:fill="F2F2F2"/>
+          </w:tcPr>
+          <w:p>
+            <w:pPr>
+              <w:pStyle w:val="Compact"/>
+            </w:pPr>
+            <w:r>
+              <w:t xml:space="preserve">Eine eindeutige, global gültige URI für die Entität.</w:t>
+            </w:r>
+            <w:r>
+              <w:t xml:space="preserve"> </w:t>
+            </w:r>
+            <w:r>
+              <w:t xml:space="preserve">Vererbung:</w:t>
+            </w:r>
+            <w:r>
+              <w:t xml:space="preserve"> </w:t>
+            </w:r>
+            <w:hyperlink w:anchor="HasIdentification">
+              <w:r>
+                <w:rPr>
+                  <w:rStyle w:val="Hyperlink"/>
+                </w:rPr>
+                <w:t xml:space="preserve">HasIdentification</w:t>
+              </w:r>
+            </w:hyperlink>
+          </w:p>
+        </w:tc>
+      </w:tr>
+      <w:tr>
+        <w:tc>
+          <w:tcPr/>
+          <w:p>
+            <w:pPr>
+              <w:pStyle w:val="Compact"/>
+            </w:pPr>
+            <w:r>
+              <w:t xml:space="preserve">wikidata_uri</w:t>
+            </w:r>
+          </w:p>
+        </w:tc>
+        <w:tc>
+          <w:tcPr/>
           <w:p>
             <w:pPr>
               <w:pStyle w:val="Compact"/>
@@ -2332,26 +2417,24 @@
             <w:r>
               <w:t xml:space="preserve"> </w:t>
             </w:r>
-            <w:hyperlink w:anchor="String">
-              <w:r>
-                <w:rPr>
-                  <w:rStyle w:val="Hyperlink"/>
-                </w:rPr>
-                <w:t xml:space="preserve">String</w:t>
-              </w:r>
-            </w:hyperlink>
-          </w:p>
-        </w:tc>
-        <w:tc>
-          <w:tcPr>
-            <w:shd w:val="clear" w:color="auto" w:fill="F2F2F2"/>
-          </w:tcPr>
-          <w:p>
-            <w:pPr>
-              <w:pStyle w:val="Compact"/>
-            </w:pPr>
-            <w:r>
-              <w:t xml:space="preserve">Lokaler Identifikator. Bspw. eine UUID aus dem Ratsinformationssystem.</w:t>
+            <w:hyperlink w:anchor="Uriorcurie">
+              <w:r>
+                <w:rPr>
+                  <w:rStyle w:val="Hyperlink"/>
+                </w:rPr>
+                <w:t xml:space="preserve">Uriorcurie</w:t>
+              </w:r>
+            </w:hyperlink>
+          </w:p>
+        </w:tc>
+        <w:tc>
+          <w:tcPr/>
+          <w:p>
+            <w:pPr>
+              <w:pStyle w:val="Compact"/>
+            </w:pPr>
+            <w:r>
+              <w:t xml:space="preserve">Eine URI, die auf eine Wikidata-Entität verweist, z.B. http://www.wikidata.org/entity/Q39 für die Schweiz.</w:t>
             </w:r>
             <w:r>
               <w:t xml:space="preserve"> </w:t>
@@ -2375,49 +2458,55 @@
       </w:tr>
       <w:tr>
         <w:tc>
-          <w:tcPr/>
-          <w:p>
-            <w:pPr>
-              <w:pStyle w:val="Compact"/>
-            </w:pPr>
-            <w:r>
-              <w:t xml:space="preserve">global_uri</w:t>
-            </w:r>
-          </w:p>
-        </w:tc>
-        <w:tc>
-          <w:tcPr/>
-          <w:p>
-            <w:pPr>
-              <w:pStyle w:val="Compact"/>
-            </w:pPr>
-            <w:r>
-              <w:t xml:space="preserve">1</w:t>
-            </w:r>
-            <w:r>
-              <w:t xml:space="preserve"> </w:t>
-            </w:r>
-            <w:r>
-              <w:t xml:space="preserve"> </w:t>
-            </w:r>
-            <w:hyperlink w:anchor="Uriorcurie">
-              <w:r>
-                <w:rPr>
-                  <w:rStyle w:val="Hyperlink"/>
-                </w:rPr>
-                <w:t xml:space="preserve">Uriorcurie</w:t>
-              </w:r>
-            </w:hyperlink>
-          </w:p>
-        </w:tc>
-        <w:tc>
-          <w:tcPr/>
-          <w:p>
-            <w:pPr>
-              <w:pStyle w:val="Compact"/>
-            </w:pPr>
-            <w:r>
-              <w:t xml:space="preserve">Eine eindeutige, global gültige URI für die Entität.</w:t>
+          <w:tcPr>
+            <w:shd w:val="clear" w:color="auto" w:fill="F2F2F2"/>
+          </w:tcPr>
+          <w:p>
+            <w:pPr>
+              <w:pStyle w:val="Compact"/>
+            </w:pPr>
+            <w:r>
+              <w:t xml:space="preserve">date_created</w:t>
+            </w:r>
+          </w:p>
+        </w:tc>
+        <w:tc>
+          <w:tcPr>
+            <w:shd w:val="clear" w:color="auto" w:fill="F2F2F2"/>
+          </w:tcPr>
+          <w:p>
+            <w:pPr>
+              <w:pStyle w:val="Compact"/>
+            </w:pPr>
+            <w:r>
+              <w:t xml:space="preserve">0..1</w:t>
+            </w:r>
+            <w:r>
+              <w:t xml:space="preserve"> </w:t>
+            </w:r>
+            <w:r>
+              <w:t xml:space="preserve"> </w:t>
+            </w:r>
+            <w:hyperlink w:anchor="Date">
+              <w:r>
+                <w:rPr>
+                  <w:rStyle w:val="Hyperlink"/>
+                </w:rPr>
+                <w:t xml:space="preserve">Date</w:t>
+              </w:r>
+            </w:hyperlink>
+          </w:p>
+        </w:tc>
+        <w:tc>
+          <w:tcPr>
+            <w:shd w:val="clear" w:color="auto" w:fill="F2F2F2"/>
+          </w:tcPr>
+          <w:p>
+            <w:pPr>
+              <w:pStyle w:val="Compact"/>
+            </w:pPr>
+            <w:r>
+              <w:t xml:space="preserve">Das Datum, an dem eine Entität erstellt wurde.</w:t>
             </w:r>
             <w:r>
               <w:t xml:space="preserve"> </w:t>
@@ -2428,35 +2517,31 @@
             <w:r>
               <w:t xml:space="preserve"> </w:t>
             </w:r>
-            <w:hyperlink w:anchor="HasIdentification">
-              <w:r>
-                <w:rPr>
-                  <w:rStyle w:val="Hyperlink"/>
-                </w:rPr>
-                <w:t xml:space="preserve">HasIdentification</w:t>
-              </w:r>
-            </w:hyperlink>
-          </w:p>
-        </w:tc>
-      </w:tr>
-      <w:tr>
-        <w:tc>
-          <w:tcPr>
-            <w:shd w:val="clear" w:color="auto" w:fill="F2F2F2"/>
-          </w:tcPr>
-          <w:p>
-            <w:pPr>
-              <w:pStyle w:val="Compact"/>
-            </w:pPr>
-            <w:r>
-              <w:t xml:space="preserve">wikidata_uri</w:t>
-            </w:r>
-          </w:p>
-        </w:tc>
-        <w:tc>
-          <w:tcPr>
-            <w:shd w:val="clear" w:color="auto" w:fill="F2F2F2"/>
-          </w:tcPr>
+            <w:hyperlink w:anchor="HasCreationModificationDates">
+              <w:r>
+                <w:rPr>
+                  <w:rStyle w:val="Hyperlink"/>
+                </w:rPr>
+                <w:t xml:space="preserve">HasCreationModificationDates</w:t>
+              </w:r>
+            </w:hyperlink>
+          </w:p>
+        </w:tc>
+      </w:tr>
+      <w:tr>
+        <w:tc>
+          <w:tcPr/>
+          <w:p>
+            <w:pPr>
+              <w:pStyle w:val="Compact"/>
+            </w:pPr>
+            <w:r>
+              <w:t xml:space="preserve">datetime_created</w:t>
+            </w:r>
+          </w:p>
+        </w:tc>
+        <w:tc>
+          <w:tcPr/>
           <w:p>
             <w:pPr>
               <w:pStyle w:val="Compact"/>
@@ -2470,26 +2555,24 @@
             <w:r>
               <w:t xml:space="preserve"> </w:t>
             </w:r>
-            <w:hyperlink w:anchor="Uriorcurie">
-              <w:r>
-                <w:rPr>
-                  <w:rStyle w:val="Hyperlink"/>
-                </w:rPr>
-                <w:t xml:space="preserve">Uriorcurie</w:t>
-              </w:r>
-            </w:hyperlink>
-          </w:p>
-        </w:tc>
-        <w:tc>
-          <w:tcPr>
-            <w:shd w:val="clear" w:color="auto" w:fill="F2F2F2"/>
-          </w:tcPr>
-          <w:p>
-            <w:pPr>
-              <w:pStyle w:val="Compact"/>
-            </w:pPr>
-            <w:r>
-              <w:t xml:space="preserve">Eine URI, die auf eine Wikidata-Entität verweist, z.B. http://www.wikidata.org/entity/Q39 für die Schweiz.</w:t>
+            <w:hyperlink w:anchor="Datetime">
+              <w:r>
+                <w:rPr>
+                  <w:rStyle w:val="Hyperlink"/>
+                </w:rPr>
+                <w:t xml:space="preserve">Datetime</w:t>
+              </w:r>
+            </w:hyperlink>
+          </w:p>
+        </w:tc>
+        <w:tc>
+          <w:tcPr/>
+          <w:p>
+            <w:pPr>
+              <w:pStyle w:val="Compact"/>
+            </w:pPr>
+            <w:r>
+              <w:t xml:space="preserve">Das Datum und die Uhrzeit, an dem eine Entität erstellt wurde.</w:t>
             </w:r>
             <w:r>
               <w:t xml:space="preserve"> </w:t>
@@ -2500,31 +2583,35 @@
             <w:r>
               <w:t xml:space="preserve"> </w:t>
             </w:r>
-            <w:hyperlink w:anchor="HasIdentification">
-              <w:r>
-                <w:rPr>
-                  <w:rStyle w:val="Hyperlink"/>
-                </w:rPr>
-                <w:t xml:space="preserve">HasIdentification</w:t>
-              </w:r>
-            </w:hyperlink>
-          </w:p>
-        </w:tc>
-      </w:tr>
-      <w:tr>
-        <w:tc>
-          <w:tcPr/>
-          <w:p>
-            <w:pPr>
-              <w:pStyle w:val="Compact"/>
-            </w:pPr>
-            <w:r>
-              <w:t xml:space="preserve">date_created</w:t>
-            </w:r>
-          </w:p>
-        </w:tc>
-        <w:tc>
-          <w:tcPr/>
+            <w:hyperlink w:anchor="HasCreationModificationDates">
+              <w:r>
+                <w:rPr>
+                  <w:rStyle w:val="Hyperlink"/>
+                </w:rPr>
+                <w:t xml:space="preserve">HasCreationModificationDates</w:t>
+              </w:r>
+            </w:hyperlink>
+          </w:p>
+        </w:tc>
+      </w:tr>
+      <w:tr>
+        <w:tc>
+          <w:tcPr>
+            <w:shd w:val="clear" w:color="auto" w:fill="F2F2F2"/>
+          </w:tcPr>
+          <w:p>
+            <w:pPr>
+              <w:pStyle w:val="Compact"/>
+            </w:pPr>
+            <w:r>
+              <w:t xml:space="preserve">date_modified</w:t>
+            </w:r>
+          </w:p>
+        </w:tc>
+        <w:tc>
+          <w:tcPr>
+            <w:shd w:val="clear" w:color="auto" w:fill="F2F2F2"/>
+          </w:tcPr>
           <w:p>
             <w:pPr>
               <w:pStyle w:val="Compact"/>
@@ -2549,13 +2636,15 @@
           </w:p>
         </w:tc>
         <w:tc>
-          <w:tcPr/>
-          <w:p>
-            <w:pPr>
-              <w:pStyle w:val="Compact"/>
-            </w:pPr>
-            <w:r>
-              <w:t xml:space="preserve">Das Datum, an dem eine Entität erstellt wurde.</w:t>
+          <w:tcPr>
+            <w:shd w:val="clear" w:color="auto" w:fill="F2F2F2"/>
+          </w:tcPr>
+          <w:p>
+            <w:pPr>
+              <w:pStyle w:val="Compact"/>
+            </w:pPr>
+            <w:r>
+              <w:t xml:space="preserve">Das Datum, an dem eine Entität zuletzt geändert wurde.</w:t>
             </w:r>
             <w:r>
               <w:t xml:space="preserve"> </w:t>
@@ -2579,22 +2668,18 @@
       </w:tr>
       <w:tr>
         <w:tc>
-          <w:tcPr>
-            <w:shd w:val="clear" w:color="auto" w:fill="F2F2F2"/>
-          </w:tcPr>
-          <w:p>
-            <w:pPr>
-              <w:pStyle w:val="Compact"/>
-            </w:pPr>
-            <w:r>
-              <w:t xml:space="preserve">datetime_created</w:t>
-            </w:r>
-          </w:p>
-        </w:tc>
-        <w:tc>
-          <w:tcPr>
-            <w:shd w:val="clear" w:color="auto" w:fill="F2F2F2"/>
-          </w:tcPr>
+          <w:tcPr/>
+          <w:p>
+            <w:pPr>
+              <w:pStyle w:val="Compact"/>
+            </w:pPr>
+            <w:r>
+              <w:t xml:space="preserve">datetime_modified</w:t>
+            </w:r>
+          </w:p>
+        </w:tc>
+        <w:tc>
+          <w:tcPr/>
           <w:p>
             <w:pPr>
               <w:pStyle w:val="Compact"/>
@@ -2619,147 +2704,7 @@
           </w:p>
         </w:tc>
         <w:tc>
-          <w:tcPr>
-            <w:shd w:val="clear" w:color="auto" w:fill="F2F2F2"/>
-          </w:tcPr>
-          <w:p>
-            <w:pPr>
-              <w:pStyle w:val="Compact"/>
-            </w:pPr>
-            <w:r>
-              <w:t xml:space="preserve">Das Datum und die Uhrzeit, an dem eine Entität erstellt wurde.</w:t>
-            </w:r>
-            <w:r>
-              <w:t xml:space="preserve"> </w:t>
-            </w:r>
-            <w:r>
-              <w:t xml:space="preserve">Vererbung:</w:t>
-            </w:r>
-            <w:r>
-              <w:t xml:space="preserve"> </w:t>
-            </w:r>
-            <w:hyperlink w:anchor="HasCreationModificationDates">
-              <w:r>
-                <w:rPr>
-                  <w:rStyle w:val="Hyperlink"/>
-                </w:rPr>
-                <w:t xml:space="preserve">HasCreationModificationDates</w:t>
-              </w:r>
-            </w:hyperlink>
-          </w:p>
-        </w:tc>
-      </w:tr>
-      <w:tr>
-        <w:tc>
-          <w:tcPr/>
-          <w:p>
-            <w:pPr>
-              <w:pStyle w:val="Compact"/>
-            </w:pPr>
-            <w:r>
-              <w:t xml:space="preserve">date_modified</w:t>
-            </w:r>
-          </w:p>
-        </w:tc>
-        <w:tc>
-          <w:tcPr/>
-          <w:p>
-            <w:pPr>
-              <w:pStyle w:val="Compact"/>
-            </w:pPr>
-            <w:r>
-              <w:t xml:space="preserve">0..1</w:t>
-            </w:r>
-            <w:r>
-              <w:t xml:space="preserve"> </w:t>
-            </w:r>
-            <w:r>
-              <w:t xml:space="preserve"> </w:t>
-            </w:r>
-            <w:hyperlink w:anchor="Date">
-              <w:r>
-                <w:rPr>
-                  <w:rStyle w:val="Hyperlink"/>
-                </w:rPr>
-                <w:t xml:space="preserve">Date</w:t>
-              </w:r>
-            </w:hyperlink>
-          </w:p>
-        </w:tc>
-        <w:tc>
-          <w:tcPr/>
-          <w:p>
-            <w:pPr>
-              <w:pStyle w:val="Compact"/>
-            </w:pPr>
-            <w:r>
-              <w:t xml:space="preserve">Das Datum, an dem eine Entität zuletzt geändert wurde.</w:t>
-            </w:r>
-            <w:r>
-              <w:t xml:space="preserve"> </w:t>
-            </w:r>
-            <w:r>
-              <w:t xml:space="preserve">Vererbung:</w:t>
-            </w:r>
-            <w:r>
-              <w:t xml:space="preserve"> </w:t>
-            </w:r>
-            <w:hyperlink w:anchor="HasCreationModificationDates">
-              <w:r>
-                <w:rPr>
-                  <w:rStyle w:val="Hyperlink"/>
-                </w:rPr>
-                <w:t xml:space="preserve">HasCreationModificationDates</w:t>
-              </w:r>
-            </w:hyperlink>
-          </w:p>
-        </w:tc>
-      </w:tr>
-      <w:tr>
-        <w:tc>
-          <w:tcPr>
-            <w:shd w:val="clear" w:color="auto" w:fill="F2F2F2"/>
-          </w:tcPr>
-          <w:p>
-            <w:pPr>
-              <w:pStyle w:val="Compact"/>
-            </w:pPr>
-            <w:r>
-              <w:t xml:space="preserve">datetime_modified</w:t>
-            </w:r>
-          </w:p>
-        </w:tc>
-        <w:tc>
-          <w:tcPr>
-            <w:shd w:val="clear" w:color="auto" w:fill="F2F2F2"/>
-          </w:tcPr>
-          <w:p>
-            <w:pPr>
-              <w:pStyle w:val="Compact"/>
-            </w:pPr>
-            <w:r>
-              <w:t xml:space="preserve">0..1</w:t>
-            </w:r>
-            <w:r>
-              <w:t xml:space="preserve"> </w:t>
-            </w:r>
-            <w:r>
-              <w:t xml:space="preserve"> </w:t>
-            </w:r>
-            <w:hyperlink w:anchor="Datetime">
-              <w:r>
-                <w:rPr>
-                  <w:rStyle w:val="Hyperlink"/>
-                </w:rPr>
-                <w:t xml:space="preserve">Datetime</w:t>
-              </w:r>
-            </w:hyperlink>
-          </w:p>
-        </w:tc>
-        <w:tc>
-          <w:tcPr>
-            <w:shd w:val="clear" w:color="auto" w:fill="F2F2F2"/>
-          </w:tcPr>
+          <w:tcPr/>
           <w:p>
             <w:pPr>
               <w:pStyle w:val="Compact"/>
@@ -3955,75 +3900,6 @@
         </w:rPr>
         <w:t xml:space="preserve"> http://www.beat-jans.ch</w:t>
       </w:r>
-      <w:r>
-        <w:br/>
-      </w:r>
-      <w:r>
-        <w:rPr>
-          <w:rStyle w:val="FunctionTok"/>
-        </w:rPr>
-        <w:t xml:space="preserve">electoral_district</w:t>
-      </w:r>
-      <w:r>
-        <w:rPr>
-          <w:rStyle w:val="KeywordTok"/>
-        </w:rPr>
-        <w:t xml:space="preserve">:</w:t>
-      </w:r>
-      <w:r>
-        <w:br/>
-      </w:r>
-      <w:r>
-        <w:rPr>
-          <w:rStyle w:val="AttributeTok"/>
-        </w:rPr>
-        <w:t xml:space="preserve">  </w:t>
-      </w:r>
-      <w:r>
-        <w:rPr>
-          <w:rStyle w:val="FunctionTok"/>
-        </w:rPr>
-        <w:t xml:space="preserve">district</w:t>
-      </w:r>
-      <w:r>
-        <w:rPr>
-          <w:rStyle w:val="KeywordTok"/>
-        </w:rPr>
-        <w:t xml:space="preserve">:</w:t>
-      </w:r>
-      <w:r>
-        <w:rPr>
-          <w:rStyle w:val="AttributeTok"/>
-        </w:rPr>
-        <w:t xml:space="preserve"> Basel-Stadt</w:t>
-      </w:r>
-      <w:r>
-        <w:br/>
-      </w:r>
-      <w:r>
-        <w:rPr>
-          <w:rStyle w:val="AttributeTok"/>
-        </w:rPr>
-        <w:t xml:space="preserve">  </w:t>
-      </w:r>
-      <w:r>
-        <w:rPr>
-          <w:rStyle w:val="FunctionTok"/>
-        </w:rPr>
-        <w:t xml:space="preserve">valid_from</w:t>
-      </w:r>
-      <w:r>
-        <w:rPr>
-          <w:rStyle w:val="KeywordTok"/>
-        </w:rPr>
-        <w:t xml:space="preserve">:</w:t>
-      </w:r>
-      <w:r>
-        <w:rPr>
-          <w:rStyle w:val="AttributeTok"/>
-        </w:rPr>
-        <w:t xml:space="preserve"> 2010-01-01</w:t>
-      </w:r>
     </w:p>
     <w:bookmarkEnd w:id="29"/>
     <w:bookmarkEnd w:id="30"/>
@@ -11059,7 +10935,7 @@
     </w:tbl>
     <w:bookmarkEnd w:id="114"/>
     <w:bookmarkEnd w:id="115"/>
-    <w:bookmarkStart w:id="120" w:name="klasse-electoraldistrict"/>
+    <w:bookmarkStart w:id="118" w:name="klasse-electoraldistrict"/>
     <w:p>
       <w:pPr>
         <w:pStyle w:val="berschrift2"/>
@@ -11077,7 +10953,7 @@
           <w:i/>
           <w:iCs/>
         </w:rPr>
-        <w:t xml:space="preserve">Wahlkreis oder Wahlregion, in der eine Person politisch aktiv ist; mit zeitlicher Gültigkeit.</w:t>
+        <w:t xml:space="preserve">Wahlkreis oder Wahlregion, die einer Mitgliedschaft zugeordnet ist. Die zeitliche Gültigkeit wird von der umschliessenden Mitgliedschaft übernommen.</w:t>
       </w:r>
     </w:p>
     <w:p>
@@ -11157,7 +11033,128 @@
               <w:pStyle w:val="Compact"/>
             </w:pPr>
             <w:r>
-              <w:t xml:space="preserve">district</w:t>
+              <w:t xml:space="preserve">label</w:t>
+            </w:r>
+          </w:p>
+        </w:tc>
+        <w:tc>
+          <w:tcPr>
+            <w:shd w:val="clear" w:color="auto" w:fill="F2F2F2"/>
+          </w:tcPr>
+          <w:p>
+            <w:pPr>
+              <w:pStyle w:val="Compact"/>
+            </w:pPr>
+            <w:r>
+              <w:t xml:space="preserve">0..1</w:t>
+            </w:r>
+            <w:r>
+              <w:t xml:space="preserve"> </w:t>
+            </w:r>
+            <w:r>
+              <w:t xml:space="preserve"> </w:t>
+            </w:r>
+            <w:hyperlink w:anchor="String">
+              <w:r>
+                <w:rPr>
+                  <w:rStyle w:val="Hyperlink"/>
+                </w:rPr>
+                <w:t xml:space="preserve">String</w:t>
+              </w:r>
+            </w:hyperlink>
+          </w:p>
+        </w:tc>
+        <w:tc>
+          <w:tcPr>
+            <w:shd w:val="clear" w:color="auto" w:fill="F2F2F2"/>
+          </w:tcPr>
+          <w:p>
+            <w:pPr>
+              <w:pStyle w:val="Compact"/>
+            </w:pPr>
+            <w:r>
+              <w:t xml:space="preserve">Möglichkeit bei einer strukturierten Information, ein Label zu vergeben (bspw. Anzeigename, Anstellung, etc.).</w:t>
+            </w:r>
+          </w:p>
+        </w:tc>
+      </w:tr>
+      <w:tr>
+        <w:tc>
+          <w:tcPr/>
+          <w:p>
+            <w:pPr>
+              <w:pStyle w:val="Compact"/>
+            </w:pPr>
+            <w:r>
+              <w:t xml:space="preserve">local_id</w:t>
+            </w:r>
+          </w:p>
+        </w:tc>
+        <w:tc>
+          <w:tcPr/>
+          <w:p>
+            <w:pPr>
+              <w:pStyle w:val="Compact"/>
+            </w:pPr>
+            <w:r>
+              <w:t xml:space="preserve">0..1</w:t>
+            </w:r>
+            <w:r>
+              <w:t xml:space="preserve"> </w:t>
+            </w:r>
+            <w:r>
+              <w:t xml:space="preserve"> </w:t>
+            </w:r>
+            <w:hyperlink w:anchor="String">
+              <w:r>
+                <w:rPr>
+                  <w:rStyle w:val="Hyperlink"/>
+                </w:rPr>
+                <w:t xml:space="preserve">String</w:t>
+              </w:r>
+            </w:hyperlink>
+          </w:p>
+        </w:tc>
+        <w:tc>
+          <w:tcPr/>
+          <w:p>
+            <w:pPr>
+              <w:pStyle w:val="Compact"/>
+            </w:pPr>
+            <w:r>
+              <w:t xml:space="preserve">Lokaler Identifikator. Bspw. eine UUID aus dem Ratsinformationssystem.</w:t>
+            </w:r>
+            <w:r>
+              <w:t xml:space="preserve"> </w:t>
+            </w:r>
+            <w:r>
+              <w:t xml:space="preserve">Vererbung:</w:t>
+            </w:r>
+            <w:r>
+              <w:t xml:space="preserve"> </w:t>
+            </w:r>
+            <w:hyperlink w:anchor="HasIdentification">
+              <w:r>
+                <w:rPr>
+                  <w:rStyle w:val="Hyperlink"/>
+                </w:rPr>
+                <w:t xml:space="preserve">HasIdentification</w:t>
+              </w:r>
+            </w:hyperlink>
+          </w:p>
+        </w:tc>
+      </w:tr>
+      <w:tr>
+        <w:tc>
+          <w:tcPr>
+            <w:shd w:val="clear" w:color="auto" w:fill="F2F2F2"/>
+          </w:tcPr>
+          <w:p>
+            <w:pPr>
+              <w:pStyle w:val="Compact"/>
+            </w:pPr>
+            <w:r>
+              <w:t xml:space="preserve">global_uri</w:t>
             </w:r>
           </w:p>
         </w:tc>
@@ -11178,39 +11175,56 @@
             <w:r>
               <w:t xml:space="preserve"> </w:t>
             </w:r>
-            <w:hyperlink w:anchor="String">
-              <w:r>
-                <w:rPr>
-                  <w:rStyle w:val="Hyperlink"/>
-                </w:rPr>
-                <w:t xml:space="preserve">String</w:t>
-              </w:r>
-            </w:hyperlink>
-          </w:p>
-        </w:tc>
-        <w:tc>
-          <w:tcPr>
-            <w:shd w:val="clear" w:color="auto" w:fill="F2F2F2"/>
-          </w:tcPr>
-          <w:p>
-            <w:pPr>
-              <w:pStyle w:val="Compact"/>
-            </w:pPr>
-            <w:r>
-              <w:t xml:space="preserve">Wahlkreis oder Wahlregion.</w:t>
-            </w:r>
-          </w:p>
-        </w:tc>
-      </w:tr>
-      <w:tr>
-        <w:tc>
-          <w:tcPr/>
-          <w:p>
-            <w:pPr>
-              <w:pStyle w:val="Compact"/>
-            </w:pPr>
-            <w:r>
-              <w:t xml:space="preserve">valid_from</w:t>
+            <w:hyperlink w:anchor="Uriorcurie">
+              <w:r>
+                <w:rPr>
+                  <w:rStyle w:val="Hyperlink"/>
+                </w:rPr>
+                <w:t xml:space="preserve">Uriorcurie</w:t>
+              </w:r>
+            </w:hyperlink>
+          </w:p>
+        </w:tc>
+        <w:tc>
+          <w:tcPr>
+            <w:shd w:val="clear" w:color="auto" w:fill="F2F2F2"/>
+          </w:tcPr>
+          <w:p>
+            <w:pPr>
+              <w:pStyle w:val="Compact"/>
+            </w:pPr>
+            <w:r>
+              <w:t xml:space="preserve">Für IRI-Referenzen sollen die LINDAS-Ressourcen verwendet werden. Die IRI für die verschiedenen Verwaltungsebenen der Schweizer Raumeinheiten sind bei LINDAS zu finden: https://ld.admin.ch/country/CHE. Unter den Links im Abschnitt schema:containsPlace kann die gewünschte Ebene gefunden werden. Beispiele für die einzelnen Verwaltungsebenen: - Land - Schweiz: https://ld.admin.ch/country/CHE - Kanton - Aargau: https://ld.admin.ch/canton/19 - Bezirk - Brig: https://ld.admin.ch/district/2301 - Gemeinde - Versoix: https://ld.admin.ch/municipality/6644</w:t>
+            </w:r>
+            <w:r>
+              <w:t xml:space="preserve"> </w:t>
+            </w:r>
+            <w:r>
+              <w:t xml:space="preserve">Vererbung:</w:t>
+            </w:r>
+            <w:r>
+              <w:t xml:space="preserve"> </w:t>
+            </w:r>
+            <w:hyperlink w:anchor="HasIdentification">
+              <w:r>
+                <w:rPr>
+                  <w:rStyle w:val="Hyperlink"/>
+                </w:rPr>
+                <w:t xml:space="preserve">HasIdentification</w:t>
+              </w:r>
+            </w:hyperlink>
+          </w:p>
+        </w:tc>
+      </w:tr>
+      <w:tr>
+        <w:tc>
+          <w:tcPr/>
+          <w:p>
+            <w:pPr>
+              <w:pStyle w:val="Compact"/>
+            </w:pPr>
+            <w:r>
+              <w:t xml:space="preserve">wikidata_uri</w:t>
             </w:r>
           </w:p>
         </w:tc>
@@ -11229,24 +11243,24 @@
             <w:r>
               <w:t xml:space="preserve"> </w:t>
             </w:r>
-            <w:hyperlink w:anchor="Date">
-              <w:r>
-                <w:rPr>
-                  <w:rStyle w:val="Hyperlink"/>
-                </w:rPr>
-                <w:t xml:space="preserve">Date</w:t>
-              </w:r>
-            </w:hyperlink>
-          </w:p>
-        </w:tc>
-        <w:tc>
-          <w:tcPr/>
-          <w:p>
-            <w:pPr>
-              <w:pStyle w:val="Compact"/>
-            </w:pPr>
-            <w:r>
-              <w:t xml:space="preserve">Das Datum, ab dem die Information gültig ist.</w:t>
+            <w:hyperlink w:anchor="Uriorcurie">
+              <w:r>
+                <w:rPr>
+                  <w:rStyle w:val="Hyperlink"/>
+                </w:rPr>
+                <w:t xml:space="preserve">Uriorcurie</w:t>
+              </w:r>
+            </w:hyperlink>
+          </w:p>
+        </w:tc>
+        <w:tc>
+          <w:tcPr/>
+          <w:p>
+            <w:pPr>
+              <w:pStyle w:val="Compact"/>
+            </w:pPr>
+            <w:r>
+              <w:t xml:space="preserve">Eine URI, die auf eine Wikidata-Entität verweist, z.B. http://www.wikidata.org/entity/Q39 für die Schweiz.</w:t>
             </w:r>
             <w:r>
               <w:t xml:space="preserve"> </w:t>
@@ -11257,150 +11271,12 @@
             <w:r>
               <w:t xml:space="preserve"> </w:t>
             </w:r>
-            <w:hyperlink w:anchor="HasTemporalValidity">
-              <w:r>
-                <w:rPr>
-                  <w:rStyle w:val="Hyperlink"/>
-                </w:rPr>
-                <w:t xml:space="preserve">HasTemporalValidity</w:t>
-              </w:r>
-            </w:hyperlink>
-          </w:p>
-        </w:tc>
-      </w:tr>
-      <w:tr>
-        <w:tc>
-          <w:tcPr>
-            <w:shd w:val="clear" w:color="auto" w:fill="F2F2F2"/>
-          </w:tcPr>
-          <w:p>
-            <w:pPr>
-              <w:pStyle w:val="Compact"/>
-            </w:pPr>
-            <w:r>
-              <w:t xml:space="preserve">valid_through</w:t>
-            </w:r>
-          </w:p>
-        </w:tc>
-        <w:tc>
-          <w:tcPr>
-            <w:shd w:val="clear" w:color="auto" w:fill="F2F2F2"/>
-          </w:tcPr>
-          <w:p>
-            <w:pPr>
-              <w:pStyle w:val="Compact"/>
-            </w:pPr>
-            <w:r>
-              <w:t xml:space="preserve">0..1</w:t>
-            </w:r>
-            <w:r>
-              <w:t xml:space="preserve"> </w:t>
-            </w:r>
-            <w:r>
-              <w:t xml:space="preserve"> </w:t>
-            </w:r>
-            <w:hyperlink w:anchor="Date">
-              <w:r>
-                <w:rPr>
-                  <w:rStyle w:val="Hyperlink"/>
-                </w:rPr>
-                <w:t xml:space="preserve">Date</w:t>
-              </w:r>
-            </w:hyperlink>
-          </w:p>
-        </w:tc>
-        <w:tc>
-          <w:tcPr>
-            <w:shd w:val="clear" w:color="auto" w:fill="F2F2F2"/>
-          </w:tcPr>
-          <w:p>
-            <w:pPr>
-              <w:pStyle w:val="Compact"/>
-            </w:pPr>
-            <w:r>
-              <w:t xml:space="preserve">Das Datum, bis und mit dem die Information gültig ist.</w:t>
-            </w:r>
-            <w:r>
-              <w:t xml:space="preserve"> </w:t>
-            </w:r>
-            <w:r>
-              <w:t xml:space="preserve">Vererbung:</w:t>
-            </w:r>
-            <w:r>
-              <w:t xml:space="preserve"> </w:t>
-            </w:r>
-            <w:hyperlink w:anchor="HasTemporalValidity">
-              <w:r>
-                <w:rPr>
-                  <w:rStyle w:val="Hyperlink"/>
-                </w:rPr>
-                <w:t xml:space="preserve">HasTemporalValidity</w:t>
-              </w:r>
-            </w:hyperlink>
-          </w:p>
-        </w:tc>
-      </w:tr>
-      <w:tr>
-        <w:tc>
-          <w:tcPr/>
-          <w:p>
-            <w:pPr>
-              <w:pStyle w:val="Compact"/>
-            </w:pPr>
-            <w:r>
-              <w:t xml:space="preserve">is_active</w:t>
-            </w:r>
-          </w:p>
-        </w:tc>
-        <w:tc>
-          <w:tcPr/>
-          <w:p>
-            <w:pPr>
-              <w:pStyle w:val="Compact"/>
-            </w:pPr>
-            <w:r>
-              <w:t xml:space="preserve">0..1</w:t>
-            </w:r>
-            <w:r>
-              <w:t xml:space="preserve"> </w:t>
-            </w:r>
-            <w:r>
-              <w:t xml:space="preserve"> </w:t>
-            </w:r>
-            <w:hyperlink w:anchor="Boolean">
-              <w:r>
-                <w:rPr>
-                  <w:rStyle w:val="Hyperlink"/>
-                </w:rPr>
-                <w:t xml:space="preserve">Boolean</w:t>
-              </w:r>
-            </w:hyperlink>
-          </w:p>
-        </w:tc>
-        <w:tc>
-          <w:tcPr/>
-          <w:p>
-            <w:pPr>
-              <w:pStyle w:val="Compact"/>
-            </w:pPr>
-            <w:r>
-              <w:t xml:space="preserve">Gibt an, ob die Information aktuell gültig ist. Kann nützlich sein, wenn diese Information explizit vorhanden ist.</w:t>
-            </w:r>
-            <w:r>
-              <w:t xml:space="preserve"> </w:t>
-            </w:r>
-            <w:r>
-              <w:t xml:space="preserve">Vererbung:</w:t>
-            </w:r>
-            <w:r>
-              <w:t xml:space="preserve"> </w:t>
-            </w:r>
-            <w:hyperlink w:anchor="HasTemporalValidity">
-              <w:r>
-                <w:rPr>
-                  <w:rStyle w:val="Hyperlink"/>
-                </w:rPr>
-                <w:t xml:space="preserve">HasTemporalValidity</w:t>
+            <w:hyperlink w:anchor="HasIdentification">
+              <w:r>
+                <w:rPr>
+                  <w:rStyle w:val="Hyperlink"/>
+                </w:rPr>
+                <w:t xml:space="preserve">HasIdentification</w:t>
               </w:r>
             </w:hyperlink>
           </w:p>
@@ -11488,12 +11364,12 @@
             <w:pPr>
               <w:pStyle w:val="Compact"/>
             </w:pPr>
-            <w:hyperlink w:anchor="Person">
-              <w:r>
-                <w:rPr>
-                  <w:rStyle w:val="Hyperlink"/>
-                </w:rPr>
-                <w:t xml:space="preserve">Person</w:t>
+            <w:hyperlink w:anchor="Membership">
+              <w:r>
+                <w:rPr>
+                  <w:rStyle w:val="Hyperlink"/>
+                </w:rPr>
+                <w:t xml:space="preserve">Membership</w:t>
               </w:r>
             </w:hyperlink>
           </w:p>
@@ -11550,78 +11426,14 @@
       </w:tr>
     </w:tbl>
     <w:bookmarkEnd w:id="117"/>
-    <w:bookmarkStart w:id="119" w:name="beispiele-2"/>
     <w:p>
-      <w:pPr>
-        <w:pStyle w:val="berschrift3"/>
-      </w:pPr>
-      <w:r>
-        <w:t xml:space="preserve">Beispiele</w:t>
-      </w:r>
-    </w:p>
-    <w:bookmarkStart w:id="118" w:name="Xfe86a01df4dff17713c22ffc60b6ef3d9ee7fc8"/>
-    <w:p>
-      <w:pPr>
-        <w:pStyle w:val="berschrift4"/>
-      </w:pPr>
-      <w:r>
-        <w:t xml:space="preserve">Beispiel: ElectoralDistrict-swiss_politicians_Beat_Jans_1</w:t>
-      </w:r>
-    </w:p>
-    <w:p>
-      <w:pPr>
-        <w:pStyle w:val="SourceCode"/>
-      </w:pPr>
-      <w:r>
-        <w:rPr>
-          <w:rStyle w:val="FunctionTok"/>
-        </w:rPr>
-        <w:t xml:space="preserve">district</w:t>
-      </w:r>
-      <w:r>
-        <w:rPr>
-          <w:rStyle w:val="KeywordTok"/>
-        </w:rPr>
-        <w:t xml:space="preserve">:</w:t>
-      </w:r>
-      <w:r>
-        <w:rPr>
-          <w:rStyle w:val="AttributeTok"/>
-        </w:rPr>
-        <w:t xml:space="preserve"> Basel-Stadt</w:t>
-      </w:r>
-      <w:r>
-        <w:br/>
-      </w:r>
-      <w:r>
-        <w:rPr>
-          <w:rStyle w:val="FunctionTok"/>
-        </w:rPr>
-        <w:t xml:space="preserve">valid_from</w:t>
-      </w:r>
-      <w:r>
-        <w:rPr>
-          <w:rStyle w:val="KeywordTok"/>
-        </w:rPr>
-        <w:t xml:space="preserve">:</w:t>
-      </w:r>
-      <w:r>
-        <w:rPr>
-          <w:rStyle w:val="AttributeTok"/>
-        </w:rPr>
-        <w:t xml:space="preserve"> 2010-01-01</w:t>
+      <w:r>
+        <w:br w:type="page"/>
       </w:r>
     </w:p>
     <w:bookmarkEnd w:id="118"/>
     <w:bookmarkEnd w:id="119"/>
-    <w:p>
-      <w:r>
-        <w:br w:type="page"/>
-      </w:r>
-    </w:p>
-    <w:bookmarkEnd w:id="120"/>
-    <w:bookmarkEnd w:id="121"/>
-    <w:bookmarkStart w:id="152" w:name="gruppen-und-organe-groups"/>
+    <w:bookmarkStart w:id="150" w:name="gruppen-und-organe-groups"/>
     <w:p>
       <w:pPr>
         <w:pStyle w:val="berschrift1"/>
@@ -11808,7 +11620,7 @@
         <w:t xml:space="preserve">lassen sich z. B. nur während einer Legislatur bestehende Kommissionen oder Umbenennungen und Fusionen von Parteien abbilden.</w:t>
       </w:r>
     </w:p>
-    <w:bookmarkStart w:id="124" w:name="klasse-group"/>
+    <w:bookmarkStart w:id="122" w:name="klasse-group"/>
     <w:p>
       <w:pPr>
         <w:pStyle w:val="berschrift2"/>
@@ -11837,7 +11649,7 @@
         <w:t xml:space="preserve">__</w:t>
       </w:r>
     </w:p>
-    <w:bookmarkStart w:id="122" w:name="attribute-8"/>
+    <w:bookmarkStart w:id="120" w:name="attribute-8"/>
     <w:p>
       <w:pPr>
         <w:pStyle w:val="berschrift3"/>
@@ -13186,8 +12998,8 @@
         </w:tc>
       </w:tr>
     </w:tbl>
-    <w:bookmarkEnd w:id="122"/>
-    <w:bookmarkStart w:id="123" w:name="verwendungen-8"/>
+    <w:bookmarkEnd w:id="120"/>
+    <w:bookmarkStart w:id="121" w:name="verwendungen-8"/>
     <w:p>
       <w:pPr>
         <w:pStyle w:val="berschrift3"/>
@@ -13328,9 +13140,9 @@
         </w:tc>
       </w:tr>
     </w:tbl>
-    <w:bookmarkEnd w:id="123"/>
-    <w:bookmarkEnd w:id="124"/>
-    <w:bookmarkStart w:id="127" w:name="klasse-grouptype"/>
+    <w:bookmarkEnd w:id="121"/>
+    <w:bookmarkEnd w:id="122"/>
+    <w:bookmarkStart w:id="125" w:name="klasse-grouptype"/>
     <w:p>
       <w:pPr>
         <w:pStyle w:val="berschrift2"/>
@@ -13359,7 +13171,7 @@
         <w:t xml:space="preserve">__</w:t>
       </w:r>
     </w:p>
-    <w:bookmarkStart w:id="125" w:name="attribute-9"/>
+    <w:bookmarkStart w:id="123" w:name="attribute-9"/>
     <w:p>
       <w:pPr>
         <w:pStyle w:val="berschrift3"/>
@@ -13523,8 +13335,8 @@
         </w:tc>
       </w:tr>
     </w:tbl>
-    <w:bookmarkEnd w:id="125"/>
-    <w:bookmarkStart w:id="126" w:name="verwendungen-9"/>
+    <w:bookmarkEnd w:id="123"/>
+    <w:bookmarkStart w:id="124" w:name="verwendungen-9"/>
     <w:p>
       <w:pPr>
         <w:pStyle w:val="berschrift3"/>
@@ -13665,9 +13477,9 @@
         </w:tc>
       </w:tr>
     </w:tbl>
-    <w:bookmarkEnd w:id="126"/>
-    <w:bookmarkEnd w:id="127"/>
-    <w:bookmarkStart w:id="151" w:name="enum-grouptypeenum"/>
+    <w:bookmarkEnd w:id="124"/>
+    <w:bookmarkEnd w:id="125"/>
+    <w:bookmarkStart w:id="149" w:name="enum-grouptypeenum"/>
     <w:p>
       <w:pPr>
         <w:pStyle w:val="berschrift2"/>
@@ -13706,7 +13518,7 @@
       <w:r>
         <w:t xml:space="preserve"> </w:t>
       </w:r>
-      <w:hyperlink ns1:id="rId128">
+      <w:hyperlink ns1:id="rId126">
         <w:r>
           <w:rPr>
             <w:rStyle w:val="Hyperlink"/>
@@ -13715,7 +13527,7 @@
         </w:r>
       </w:hyperlink>
     </w:p>
-    <w:bookmarkStart w:id="150" w:name="zulässige-werte-3"/>
+    <w:bookmarkStart w:id="148" w:name="zulässige-werte-3"/>
     <w:p>
       <w:pPr>
         <w:pStyle w:val="berschrift3"/>
@@ -13805,41 +13617,149 @@
             <w:pPr>
               <w:pStyle w:val="Compact"/>
             </w:pPr>
+            <w:hyperlink ns1:id="rId127">
+              <w:r>
+                <w:rPr>
+                  <w:rStyle w:val="Hyperlink"/>
+                </w:rPr>
+                <w:t xml:space="preserve">act:enum/group_type/party</w:t>
+              </w:r>
+            </w:hyperlink>
+          </w:p>
+        </w:tc>
+      </w:tr>
+      <w:tr>
+        <w:tc>
+          <w:tcPr>
+            <w:shd w:val="clear" w:color="auto" w:fill="F2F2F2"/>
+          </w:tcPr>
+          <w:p>
+            <w:pPr>
+              <w:pStyle w:val="Compact"/>
+            </w:pPr>
+            <w:r>
+              <w:t xml:space="preserve">list</w:t>
+            </w:r>
+          </w:p>
+        </w:tc>
+        <w:tc>
+          <w:tcPr>
+            <w:shd w:val="clear" w:color="auto" w:fill="F2F2F2"/>
+          </w:tcPr>
+          <w:p>
+            <w:pPr>
+              <w:pStyle w:val="Compact"/>
+            </w:pPr>
+            <w:r>
+              <w:t xml:space="preserve">Wahlliste (kann Teil einer Partei sein oder unabhängig).</w:t>
+            </w:r>
+          </w:p>
+        </w:tc>
+      </w:tr>
+      <w:tr>
+        <w:tc>
+          <w:tcPr/>
+          <w:p>
+            <w:pPr>
+              <w:pStyle w:val="Compact"/>
+            </w:pPr>
+          </w:p>
+        </w:tc>
+        <w:tc>
+          <w:tcPr/>
+          <w:p>
+            <w:pPr>
+              <w:pStyle w:val="Compact"/>
+            </w:pPr>
+            <w:hyperlink ns1:id="rId128">
+              <w:r>
+                <w:rPr>
+                  <w:rStyle w:val="Hyperlink"/>
+                </w:rPr>
+                <w:t xml:space="preserve">act:enum/group_type/list</w:t>
+              </w:r>
+            </w:hyperlink>
+          </w:p>
+        </w:tc>
+      </w:tr>
+      <w:tr>
+        <w:tc>
+          <w:tcPr>
+            <w:shd w:val="clear" w:color="auto" w:fill="F2F2F2"/>
+          </w:tcPr>
+          <w:p>
+            <w:pPr>
+              <w:pStyle w:val="Compact"/>
+            </w:pPr>
+            <w:r>
+              <w:t xml:space="preserve">workgroup</w:t>
+            </w:r>
+          </w:p>
+        </w:tc>
+        <w:tc>
+          <w:tcPr>
+            <w:shd w:val="clear" w:color="auto" w:fill="F2F2F2"/>
+          </w:tcPr>
+          <w:p>
+            <w:pPr>
+              <w:pStyle w:val="Compact"/>
+            </w:pPr>
+            <w:r>
+              <w:t xml:space="preserve">Ad-hoc-Arbeitsgruppe, typischerweise mit begrenzter Laufzeit.</w:t>
+            </w:r>
+          </w:p>
+        </w:tc>
+      </w:tr>
+      <w:tr>
+        <w:tc>
+          <w:tcPr/>
+          <w:p>
+            <w:pPr>
+              <w:pStyle w:val="Compact"/>
+            </w:pPr>
+          </w:p>
+        </w:tc>
+        <w:tc>
+          <w:tcPr/>
+          <w:p>
+            <w:pPr>
+              <w:pStyle w:val="Compact"/>
+            </w:pPr>
             <w:hyperlink ns1:id="rId129">
               <w:r>
                 <w:rPr>
                   <w:rStyle w:val="Hyperlink"/>
                 </w:rPr>
-                <w:t xml:space="preserve">act:enum/group_type/party</w:t>
-              </w:r>
-            </w:hyperlink>
-          </w:p>
-        </w:tc>
-      </w:tr>
-      <w:tr>
-        <w:tc>
-          <w:tcPr>
-            <w:shd w:val="clear" w:color="auto" w:fill="F2F2F2"/>
-          </w:tcPr>
-          <w:p>
-            <w:pPr>
-              <w:pStyle w:val="Compact"/>
-            </w:pPr>
-            <w:r>
-              <w:t xml:space="preserve">list</w:t>
-            </w:r>
-          </w:p>
-        </w:tc>
-        <w:tc>
-          <w:tcPr>
-            <w:shd w:val="clear" w:color="auto" w:fill="F2F2F2"/>
-          </w:tcPr>
-          <w:p>
-            <w:pPr>
-              <w:pStyle w:val="Compact"/>
-            </w:pPr>
-            <w:r>
-              <w:t xml:space="preserve">Wahlliste (kann Teil einer Partei sein oder unabhängig).</w:t>
+                <w:t xml:space="preserve">act:enum/group_type/workgroup</w:t>
+              </w:r>
+            </w:hyperlink>
+          </w:p>
+        </w:tc>
+      </w:tr>
+      <w:tr>
+        <w:tc>
+          <w:tcPr>
+            <w:shd w:val="clear" w:color="auto" w:fill="F2F2F2"/>
+          </w:tcPr>
+          <w:p>
+            <w:pPr>
+              <w:pStyle w:val="Compact"/>
+            </w:pPr>
+            <w:r>
+              <w:t xml:space="preserve">parliament</w:t>
+            </w:r>
+          </w:p>
+        </w:tc>
+        <w:tc>
+          <w:tcPr>
+            <w:shd w:val="clear" w:color="auto" w:fill="F2F2F2"/>
+          </w:tcPr>
+          <w:p>
+            <w:pPr>
+              <w:pStyle w:val="Compact"/>
+            </w:pPr>
+            <w:r>
+              <w:t xml:space="preserve">Parlament auf Bundes-, Kantons- oder Gemeindeebene (z.B. Bundesversammlung, Nationalrat, Ständerat, Grosser Rat, Kantonsrat, Gemeindeparlament).</w:t>
             </w:r>
           </w:p>
         </w:tc>
@@ -13864,36 +13784,36 @@
                 <w:rPr>
                   <w:rStyle w:val="Hyperlink"/>
                 </w:rPr>
-                <w:t xml:space="preserve">act:enum/group_type/list</w:t>
-              </w:r>
-            </w:hyperlink>
-          </w:p>
-        </w:tc>
-      </w:tr>
-      <w:tr>
-        <w:tc>
-          <w:tcPr>
-            <w:shd w:val="clear" w:color="auto" w:fill="F2F2F2"/>
-          </w:tcPr>
-          <w:p>
-            <w:pPr>
-              <w:pStyle w:val="Compact"/>
-            </w:pPr>
-            <w:r>
-              <w:t xml:space="preserve">workgroup</w:t>
-            </w:r>
-          </w:p>
-        </w:tc>
-        <w:tc>
-          <w:tcPr>
-            <w:shd w:val="clear" w:color="auto" w:fill="F2F2F2"/>
-          </w:tcPr>
-          <w:p>
-            <w:pPr>
-              <w:pStyle w:val="Compact"/>
-            </w:pPr>
-            <w:r>
-              <w:t xml:space="preserve">Ad-hoc-Arbeitsgruppe, typischerweise mit begrenzter Laufzeit.</w:t>
+                <w:t xml:space="preserve">act:enum/group_type/parliament</w:t>
+              </w:r>
+            </w:hyperlink>
+          </w:p>
+        </w:tc>
+      </w:tr>
+      <w:tr>
+        <w:tc>
+          <w:tcPr>
+            <w:shd w:val="clear" w:color="auto" w:fill="F2F2F2"/>
+          </w:tcPr>
+          <w:p>
+            <w:pPr>
+              <w:pStyle w:val="Compact"/>
+            </w:pPr>
+            <w:r>
+              <w:t xml:space="preserve">delegation</w:t>
+            </w:r>
+          </w:p>
+        </w:tc>
+        <w:tc>
+          <w:tcPr>
+            <w:shd w:val="clear" w:color="auto" w:fill="F2F2F2"/>
+          </w:tcPr>
+          <w:p>
+            <w:pPr>
+              <w:pStyle w:val="Compact"/>
+            </w:pPr>
+            <w:r>
+              <w:t xml:space="preserve">Delegation.</w:t>
             </w:r>
           </w:p>
         </w:tc>
@@ -13918,36 +13838,36 @@
                 <w:rPr>
                   <w:rStyle w:val="Hyperlink"/>
                 </w:rPr>
-                <w:t xml:space="preserve">act:enum/group_type/workgroup</w:t>
-              </w:r>
-            </w:hyperlink>
-          </w:p>
-        </w:tc>
-      </w:tr>
-      <w:tr>
-        <w:tc>
-          <w:tcPr>
-            <w:shd w:val="clear" w:color="auto" w:fill="F2F2F2"/>
-          </w:tcPr>
-          <w:p>
-            <w:pPr>
-              <w:pStyle w:val="Compact"/>
-            </w:pPr>
-            <w:r>
-              <w:t xml:space="preserve">parliament</w:t>
-            </w:r>
-          </w:p>
-        </w:tc>
-        <w:tc>
-          <w:tcPr>
-            <w:shd w:val="clear" w:color="auto" w:fill="F2F2F2"/>
-          </w:tcPr>
-          <w:p>
-            <w:pPr>
-              <w:pStyle w:val="Compact"/>
-            </w:pPr>
-            <w:r>
-              <w:t xml:space="preserve">Parlament auf Bundes-, Kantons- oder Gemeindeebene (z.B. Bundesversammlung, Nationalrat, Ständerat, Grosser Rat, Kantonsrat, Gemeindeparlament).</w:t>
+                <w:t xml:space="preserve">act:enum/group_type/delegation</w:t>
+              </w:r>
+            </w:hyperlink>
+          </w:p>
+        </w:tc>
+      </w:tr>
+      <w:tr>
+        <w:tc>
+          <w:tcPr>
+            <w:shd w:val="clear" w:color="auto" w:fill="F2F2F2"/>
+          </w:tcPr>
+          <w:p>
+            <w:pPr>
+              <w:pStyle w:val="Compact"/>
+            </w:pPr>
+            <w:r>
+              <w:t xml:space="preserve">commission</w:t>
+            </w:r>
+          </w:p>
+        </w:tc>
+        <w:tc>
+          <w:tcPr>
+            <w:shd w:val="clear" w:color="auto" w:fill="F2F2F2"/>
+          </w:tcPr>
+          <w:p>
+            <w:pPr>
+              <w:pStyle w:val="Compact"/>
+            </w:pPr>
+            <w:r>
+              <w:t xml:space="preserve">Kommission (ständig oder ad-hoc), einschliesslich Aufsichtskommissionen (z.B. GPK), Sachkommissionen, Parlamentarische Untersuchungskommissionen (PUK) und Rechnungsprüfungskommissionen.</w:t>
             </w:r>
           </w:p>
         </w:tc>
@@ -13972,36 +13892,36 @@
                 <w:rPr>
                   <w:rStyle w:val="Hyperlink"/>
                 </w:rPr>
-                <w:t xml:space="preserve">act:enum/group_type/parliament</w:t>
-              </w:r>
-            </w:hyperlink>
-          </w:p>
-        </w:tc>
-      </w:tr>
-      <w:tr>
-        <w:tc>
-          <w:tcPr>
-            <w:shd w:val="clear" w:color="auto" w:fill="F2F2F2"/>
-          </w:tcPr>
-          <w:p>
-            <w:pPr>
-              <w:pStyle w:val="Compact"/>
-            </w:pPr>
-            <w:r>
-              <w:t xml:space="preserve">delegation</w:t>
-            </w:r>
-          </w:p>
-        </w:tc>
-        <w:tc>
-          <w:tcPr>
-            <w:shd w:val="clear" w:color="auto" w:fill="F2F2F2"/>
-          </w:tcPr>
-          <w:p>
-            <w:pPr>
-              <w:pStyle w:val="Compact"/>
-            </w:pPr>
-            <w:r>
-              <w:t xml:space="preserve">Delegation.</w:t>
+                <w:t xml:space="preserve">act:enum/group_type/commission</w:t>
+              </w:r>
+            </w:hyperlink>
+          </w:p>
+        </w:tc>
+      </w:tr>
+      <w:tr>
+        <w:tc>
+          <w:tcPr>
+            <w:shd w:val="clear" w:color="auto" w:fill="F2F2F2"/>
+          </w:tcPr>
+          <w:p>
+            <w:pPr>
+              <w:pStyle w:val="Compact"/>
+            </w:pPr>
+            <w:r>
+              <w:t xml:space="preserve">faction</w:t>
+            </w:r>
+          </w:p>
+        </w:tc>
+        <w:tc>
+          <w:tcPr>
+            <w:shd w:val="clear" w:color="auto" w:fill="F2F2F2"/>
+          </w:tcPr>
+          <w:p>
+            <w:pPr>
+              <w:pStyle w:val="Compact"/>
+            </w:pPr>
+            <w:r>
+              <w:t xml:space="preserve">Parlamentsfraktion.</w:t>
             </w:r>
           </w:p>
         </w:tc>
@@ -14026,36 +13946,36 @@
                 <w:rPr>
                   <w:rStyle w:val="Hyperlink"/>
                 </w:rPr>
-                <w:t xml:space="preserve">act:enum/group_type/delegation</w:t>
-              </w:r>
-            </w:hyperlink>
-          </w:p>
-        </w:tc>
-      </w:tr>
-      <w:tr>
-        <w:tc>
-          <w:tcPr>
-            <w:shd w:val="clear" w:color="auto" w:fill="F2F2F2"/>
-          </w:tcPr>
-          <w:p>
-            <w:pPr>
-              <w:pStyle w:val="Compact"/>
-            </w:pPr>
-            <w:r>
-              <w:t xml:space="preserve">commission</w:t>
-            </w:r>
-          </w:p>
-        </w:tc>
-        <w:tc>
-          <w:tcPr>
-            <w:shd w:val="clear" w:color="auto" w:fill="F2F2F2"/>
-          </w:tcPr>
-          <w:p>
-            <w:pPr>
-              <w:pStyle w:val="Compact"/>
-            </w:pPr>
-            <w:r>
-              <w:t xml:space="preserve">Kommission (ständig oder ad-hoc), einschliesslich Aufsichtskommissionen (z.B. GPK), Sachkommissionen, Parlamentarische Untersuchungskommissionen (PUK) und Rechnungsprüfungskommissionen.</w:t>
+                <w:t xml:space="preserve">act:enum/group_type/faction</w:t>
+              </w:r>
+            </w:hyperlink>
+          </w:p>
+        </w:tc>
+      </w:tr>
+      <w:tr>
+        <w:tc>
+          <w:tcPr>
+            <w:shd w:val="clear" w:color="auto" w:fill="F2F2F2"/>
+          </w:tcPr>
+          <w:p>
+            <w:pPr>
+              <w:pStyle w:val="Compact"/>
+            </w:pPr>
+            <w:r>
+              <w:t xml:space="preserve">parliamentary_bureau</w:t>
+            </w:r>
+          </w:p>
+        </w:tc>
+        <w:tc>
+          <w:tcPr>
+            <w:shd w:val="clear" w:color="auto" w:fill="F2F2F2"/>
+          </w:tcPr>
+          <w:p>
+            <w:pPr>
+              <w:pStyle w:val="Compact"/>
+            </w:pPr>
+            <w:r>
+              <w:t xml:space="preserve">Parlamentsbüro.</w:t>
             </w:r>
           </w:p>
         </w:tc>
@@ -14080,36 +14000,36 @@
                 <w:rPr>
                   <w:rStyle w:val="Hyperlink"/>
                 </w:rPr>
-                <w:t xml:space="preserve">act:enum/group_type/commission</w:t>
-              </w:r>
-            </w:hyperlink>
-          </w:p>
-        </w:tc>
-      </w:tr>
-      <w:tr>
-        <w:tc>
-          <w:tcPr>
-            <w:shd w:val="clear" w:color="auto" w:fill="F2F2F2"/>
-          </w:tcPr>
-          <w:p>
-            <w:pPr>
-              <w:pStyle w:val="Compact"/>
-            </w:pPr>
-            <w:r>
-              <w:t xml:space="preserve">faction</w:t>
-            </w:r>
-          </w:p>
-        </w:tc>
-        <w:tc>
-          <w:tcPr>
-            <w:shd w:val="clear" w:color="auto" w:fill="F2F2F2"/>
-          </w:tcPr>
-          <w:p>
-            <w:pPr>
-              <w:pStyle w:val="Compact"/>
-            </w:pPr>
-            <w:r>
-              <w:t xml:space="preserve">Parlamentsfraktion.</w:t>
+                <w:t xml:space="preserve">act:enum/group_type/parliamentary_bureau</w:t>
+              </w:r>
+            </w:hyperlink>
+          </w:p>
+        </w:tc>
+      </w:tr>
+      <w:tr>
+        <w:tc>
+          <w:tcPr>
+            <w:shd w:val="clear" w:color="auto" w:fill="F2F2F2"/>
+          </w:tcPr>
+          <w:p>
+            <w:pPr>
+              <w:pStyle w:val="Compact"/>
+            </w:pPr>
+            <w:r>
+              <w:t xml:space="preserve">presidency</w:t>
+            </w:r>
+          </w:p>
+        </w:tc>
+        <w:tc>
+          <w:tcPr>
+            <w:shd w:val="clear" w:color="auto" w:fill="F2F2F2"/>
+          </w:tcPr>
+          <w:p>
+            <w:pPr>
+              <w:pStyle w:val="Compact"/>
+            </w:pPr>
+            <w:r>
+              <w:t xml:space="preserve">Präsidium des Parlaments.</w:t>
             </w:r>
           </w:p>
         </w:tc>
@@ -14134,36 +14054,36 @@
                 <w:rPr>
                   <w:rStyle w:val="Hyperlink"/>
                 </w:rPr>
-                <w:t xml:space="preserve">act:enum/group_type/faction</w:t>
-              </w:r>
-            </w:hyperlink>
-          </w:p>
-        </w:tc>
-      </w:tr>
-      <w:tr>
-        <w:tc>
-          <w:tcPr>
-            <w:shd w:val="clear" w:color="auto" w:fill="F2F2F2"/>
-          </w:tcPr>
-          <w:p>
-            <w:pPr>
-              <w:pStyle w:val="Compact"/>
-            </w:pPr>
-            <w:r>
-              <w:t xml:space="preserve">parliamentary_bureau</w:t>
-            </w:r>
-          </w:p>
-        </w:tc>
-        <w:tc>
-          <w:tcPr>
-            <w:shd w:val="clear" w:color="auto" w:fill="F2F2F2"/>
-          </w:tcPr>
-          <w:p>
-            <w:pPr>
-              <w:pStyle w:val="Compact"/>
-            </w:pPr>
-            <w:r>
-              <w:t xml:space="preserve">Parlamentsbüro.</w:t>
+                <w:t xml:space="preserve">act:enum/group_type/presidency</w:t>
+              </w:r>
+            </w:hyperlink>
+          </w:p>
+        </w:tc>
+      </w:tr>
+      <w:tr>
+        <w:tc>
+          <w:tcPr>
+            <w:shd w:val="clear" w:color="auto" w:fill="F2F2F2"/>
+          </w:tcPr>
+          <w:p>
+            <w:pPr>
+              <w:pStyle w:val="Compact"/>
+            </w:pPr>
+            <w:r>
+              <w:t xml:space="preserve">government</w:t>
+            </w:r>
+          </w:p>
+        </w:tc>
+        <w:tc>
+          <w:tcPr>
+            <w:shd w:val="clear" w:color="auto" w:fill="F2F2F2"/>
+          </w:tcPr>
+          <w:p>
+            <w:pPr>
+              <w:pStyle w:val="Compact"/>
+            </w:pPr>
+            <w:r>
+              <w:t xml:space="preserve">Regierung / Exekutive als Gesamtorgan (z.B. Bundesrat, Regierungsrat, Stadtrat / Gemeinderat).</w:t>
             </w:r>
           </w:p>
         </w:tc>
@@ -14188,36 +14108,36 @@
                 <w:rPr>
                   <w:rStyle w:val="Hyperlink"/>
                 </w:rPr>
-                <w:t xml:space="preserve">act:enum/group_type/parliamentary_bureau</w:t>
-              </w:r>
-            </w:hyperlink>
-          </w:p>
-        </w:tc>
-      </w:tr>
-      <w:tr>
-        <w:tc>
-          <w:tcPr>
-            <w:shd w:val="clear" w:color="auto" w:fill="F2F2F2"/>
-          </w:tcPr>
-          <w:p>
-            <w:pPr>
-              <w:pStyle w:val="Compact"/>
-            </w:pPr>
-            <w:r>
-              <w:t xml:space="preserve">presidency</w:t>
-            </w:r>
-          </w:p>
-        </w:tc>
-        <w:tc>
-          <w:tcPr>
-            <w:shd w:val="clear" w:color="auto" w:fill="F2F2F2"/>
-          </w:tcPr>
-          <w:p>
-            <w:pPr>
-              <w:pStyle w:val="Compact"/>
-            </w:pPr>
-            <w:r>
-              <w:t xml:space="preserve">Präsidium des Parlaments.</w:t>
+                <w:t xml:space="preserve">act:enum/group_type/government</w:t>
+              </w:r>
+            </w:hyperlink>
+          </w:p>
+        </w:tc>
+      </w:tr>
+      <w:tr>
+        <w:tc>
+          <w:tcPr>
+            <w:shd w:val="clear" w:color="auto" w:fill="F2F2F2"/>
+          </w:tcPr>
+          <w:p>
+            <w:pPr>
+              <w:pStyle w:val="Compact"/>
+            </w:pPr>
+            <w:r>
+              <w:t xml:space="preserve">department</w:t>
+            </w:r>
+          </w:p>
+        </w:tc>
+        <w:tc>
+          <w:tcPr>
+            <w:shd w:val="clear" w:color="auto" w:fill="F2F2F2"/>
+          </w:tcPr>
+          <w:p>
+            <w:pPr>
+              <w:pStyle w:val="Compact"/>
+            </w:pPr>
+            <w:r>
+              <w:t xml:space="preserve">Departement.</w:t>
             </w:r>
           </w:p>
         </w:tc>
@@ -14242,36 +14162,36 @@
                 <w:rPr>
                   <w:rStyle w:val="Hyperlink"/>
                 </w:rPr>
-                <w:t xml:space="preserve">act:enum/group_type/presidency</w:t>
-              </w:r>
-            </w:hyperlink>
-          </w:p>
-        </w:tc>
-      </w:tr>
-      <w:tr>
-        <w:tc>
-          <w:tcPr>
-            <w:shd w:val="clear" w:color="auto" w:fill="F2F2F2"/>
-          </w:tcPr>
-          <w:p>
-            <w:pPr>
-              <w:pStyle w:val="Compact"/>
-            </w:pPr>
-            <w:r>
-              <w:t xml:space="preserve">government</w:t>
-            </w:r>
-          </w:p>
-        </w:tc>
-        <w:tc>
-          <w:tcPr>
-            <w:shd w:val="clear" w:color="auto" w:fill="F2F2F2"/>
-          </w:tcPr>
-          <w:p>
-            <w:pPr>
-              <w:pStyle w:val="Compact"/>
-            </w:pPr>
-            <w:r>
-              <w:t xml:space="preserve">Regierung / Exekutive als Gesamtorgan (z.B. Bundesrat, Regierungsrat, Stadtrat / Gemeinderat).</w:t>
+                <w:t xml:space="preserve">act:enum/group_type/department</w:t>
+              </w:r>
+            </w:hyperlink>
+          </w:p>
+        </w:tc>
+      </w:tr>
+      <w:tr>
+        <w:tc>
+          <w:tcPr>
+            <w:shd w:val="clear" w:color="auto" w:fill="F2F2F2"/>
+          </w:tcPr>
+          <w:p>
+            <w:pPr>
+              <w:pStyle w:val="Compact"/>
+            </w:pPr>
+            <w:r>
+              <w:t xml:space="preserve">office</w:t>
+            </w:r>
+          </w:p>
+        </w:tc>
+        <w:tc>
+          <w:tcPr>
+            <w:shd w:val="clear" w:color="auto" w:fill="F2F2F2"/>
+          </w:tcPr>
+          <w:p>
+            <w:pPr>
+              <w:pStyle w:val="Compact"/>
+            </w:pPr>
+            <w:r>
+              <w:t xml:space="preserve">Amt.</w:t>
             </w:r>
           </w:p>
         </w:tc>
@@ -14296,36 +14216,36 @@
                 <w:rPr>
                   <w:rStyle w:val="Hyperlink"/>
                 </w:rPr>
-                <w:t xml:space="preserve">act:enum/group_type/government</w:t>
-              </w:r>
-            </w:hyperlink>
-          </w:p>
-        </w:tc>
-      </w:tr>
-      <w:tr>
-        <w:tc>
-          <w:tcPr>
-            <w:shd w:val="clear" w:color="auto" w:fill="F2F2F2"/>
-          </w:tcPr>
-          <w:p>
-            <w:pPr>
-              <w:pStyle w:val="Compact"/>
-            </w:pPr>
-            <w:r>
-              <w:t xml:space="preserve">department</w:t>
-            </w:r>
-          </w:p>
-        </w:tc>
-        <w:tc>
-          <w:tcPr>
-            <w:shd w:val="clear" w:color="auto" w:fill="F2F2F2"/>
-          </w:tcPr>
-          <w:p>
-            <w:pPr>
-              <w:pStyle w:val="Compact"/>
-            </w:pPr>
-            <w:r>
-              <w:t xml:space="preserve">Departement.</w:t>
+                <w:t xml:space="preserve">act:enum/group_type/office</w:t>
+              </w:r>
+            </w:hyperlink>
+          </w:p>
+        </w:tc>
+      </w:tr>
+      <w:tr>
+        <w:tc>
+          <w:tcPr>
+            <w:shd w:val="clear" w:color="auto" w:fill="F2F2F2"/>
+          </w:tcPr>
+          <w:p>
+            <w:pPr>
+              <w:pStyle w:val="Compact"/>
+            </w:pPr>
+            <w:r>
+              <w:t xml:space="preserve">extraparliamentary_commission</w:t>
+            </w:r>
+          </w:p>
+        </w:tc>
+        <w:tc>
+          <w:tcPr>
+            <w:shd w:val="clear" w:color="auto" w:fill="F2F2F2"/>
+          </w:tcPr>
+          <w:p>
+            <w:pPr>
+              <w:pStyle w:val="Compact"/>
+            </w:pPr>
+            <w:r>
+              <w:t xml:space="preserve">Ausserparlamentarische Kommission mit Regierungsauftrag (z.B. Bankrat der Schweizerischen Nationalbank, FINMA).</w:t>
             </w:r>
           </w:p>
         </w:tc>
@@ -14350,36 +14270,36 @@
                 <w:rPr>
                   <w:rStyle w:val="Hyperlink"/>
                 </w:rPr>
-                <w:t xml:space="preserve">act:enum/group_type/department</w:t>
-              </w:r>
-            </w:hyperlink>
-          </w:p>
-        </w:tc>
-      </w:tr>
-      <w:tr>
-        <w:tc>
-          <w:tcPr>
-            <w:shd w:val="clear" w:color="auto" w:fill="F2F2F2"/>
-          </w:tcPr>
-          <w:p>
-            <w:pPr>
-              <w:pStyle w:val="Compact"/>
-            </w:pPr>
-            <w:r>
-              <w:t xml:space="preserve">office</w:t>
-            </w:r>
-          </w:p>
-        </w:tc>
-        <w:tc>
-          <w:tcPr>
-            <w:shd w:val="clear" w:color="auto" w:fill="F2F2F2"/>
-          </w:tcPr>
-          <w:p>
-            <w:pPr>
-              <w:pStyle w:val="Compact"/>
-            </w:pPr>
-            <w:r>
-              <w:t xml:space="preserve">Amt.</w:t>
+                <w:t xml:space="preserve">act:enum/group_type/extraparliamentary_commission</w:t>
+              </w:r>
+            </w:hyperlink>
+          </w:p>
+        </w:tc>
+      </w:tr>
+      <w:tr>
+        <w:tc>
+          <w:tcPr>
+            <w:shd w:val="clear" w:color="auto" w:fill="F2F2F2"/>
+          </w:tcPr>
+          <w:p>
+            <w:pPr>
+              <w:pStyle w:val="Compact"/>
+            </w:pPr>
+            <w:r>
+              <w:t xml:space="preserve">interest_group</w:t>
+            </w:r>
+          </w:p>
+        </w:tc>
+        <w:tc>
+          <w:tcPr>
+            <w:shd w:val="clear" w:color="auto" w:fill="F2F2F2"/>
+          </w:tcPr>
+          <w:p>
+            <w:pPr>
+              <w:pStyle w:val="Compact"/>
+            </w:pPr>
+            <w:r>
+              <w:t xml:space="preserve">Interessengruppe aus der Zivilgesellschaft.</w:t>
             </w:r>
           </w:p>
         </w:tc>
@@ -14404,36 +14324,36 @@
                 <w:rPr>
                   <w:rStyle w:val="Hyperlink"/>
                 </w:rPr>
-                <w:t xml:space="preserve">act:enum/group_type/office</w:t>
-              </w:r>
-            </w:hyperlink>
-          </w:p>
-        </w:tc>
-      </w:tr>
-      <w:tr>
-        <w:tc>
-          <w:tcPr>
-            <w:shd w:val="clear" w:color="auto" w:fill="F2F2F2"/>
-          </w:tcPr>
-          <w:p>
-            <w:pPr>
-              <w:pStyle w:val="Compact"/>
-            </w:pPr>
-            <w:r>
-              <w:t xml:space="preserve">extraparliamentary_commission</w:t>
-            </w:r>
-          </w:p>
-        </w:tc>
-        <w:tc>
-          <w:tcPr>
-            <w:shd w:val="clear" w:color="auto" w:fill="F2F2F2"/>
-          </w:tcPr>
-          <w:p>
-            <w:pPr>
-              <w:pStyle w:val="Compact"/>
-            </w:pPr>
-            <w:r>
-              <w:t xml:space="preserve">Ausserparlamentarische Kommission mit Regierungsauftrag (z.B. Bankrat der Schweizerischen Nationalbank, FINMA).</w:t>
+                <w:t xml:space="preserve">act:enum/group_type/interest_group</w:t>
+              </w:r>
+            </w:hyperlink>
+          </w:p>
+        </w:tc>
+      </w:tr>
+      <w:tr>
+        <w:tc>
+          <w:tcPr>
+            <w:shd w:val="clear" w:color="auto" w:fill="F2F2F2"/>
+          </w:tcPr>
+          <w:p>
+            <w:pPr>
+              <w:pStyle w:val="Compact"/>
+            </w:pPr>
+            <w:r>
+              <w:t xml:space="preserve">control_body</w:t>
+            </w:r>
+          </w:p>
+        </w:tc>
+        <w:tc>
+          <w:tcPr>
+            <w:shd w:val="clear" w:color="auto" w:fill="F2F2F2"/>
+          </w:tcPr>
+          <w:p>
+            <w:pPr>
+              <w:pStyle w:val="Compact"/>
+            </w:pPr>
+            <w:r>
+              <w:t xml:space="preserve">Kontroll- oder Aufsichtsorgan (z.B. Eidgenössische Finanzkontrolle EFK, Aufsichtsbehörde AB-BA).</w:t>
             </w:r>
           </w:p>
         </w:tc>
@@ -14458,36 +14378,36 @@
                 <w:rPr>
                   <w:rStyle w:val="Hyperlink"/>
                 </w:rPr>
-                <w:t xml:space="preserve">act:enum/group_type/extraparliamentary_commission</w:t>
-              </w:r>
-            </w:hyperlink>
-          </w:p>
-        </w:tc>
-      </w:tr>
-      <w:tr>
-        <w:tc>
-          <w:tcPr>
-            <w:shd w:val="clear" w:color="auto" w:fill="F2F2F2"/>
-          </w:tcPr>
-          <w:p>
-            <w:pPr>
-              <w:pStyle w:val="Compact"/>
-            </w:pPr>
-            <w:r>
-              <w:t xml:space="preserve">interest_group</w:t>
-            </w:r>
-          </w:p>
-        </w:tc>
-        <w:tc>
-          <w:tcPr>
-            <w:shd w:val="clear" w:color="auto" w:fill="F2F2F2"/>
-          </w:tcPr>
-          <w:p>
-            <w:pPr>
-              <w:pStyle w:val="Compact"/>
-            </w:pPr>
-            <w:r>
-              <w:t xml:space="preserve">Interessengruppe aus der Zivilgesellschaft.</w:t>
+                <w:t xml:space="preserve">act:enum/group_type/control_body</w:t>
+              </w:r>
+            </w:hyperlink>
+          </w:p>
+        </w:tc>
+      </w:tr>
+      <w:tr>
+        <w:tc>
+          <w:tcPr>
+            <w:shd w:val="clear" w:color="auto" w:fill="F2F2F2"/>
+          </w:tcPr>
+          <w:p>
+            <w:pPr>
+              <w:pStyle w:val="Compact"/>
+            </w:pPr>
+            <w:r>
+              <w:t xml:space="preserve">parliamentary_services</w:t>
+            </w:r>
+          </w:p>
+        </w:tc>
+        <w:tc>
+          <w:tcPr>
+            <w:shd w:val="clear" w:color="auto" w:fill="F2F2F2"/>
+          </w:tcPr>
+          <w:p>
+            <w:pPr>
+              <w:pStyle w:val="Compact"/>
+            </w:pPr>
+            <w:r>
+              <w:t xml:space="preserve">Parlamentsdienste.</w:t>
             </w:r>
           </w:p>
         </w:tc>
@@ -14512,36 +14432,36 @@
                 <w:rPr>
                   <w:rStyle w:val="Hyperlink"/>
                 </w:rPr>
-                <w:t xml:space="preserve">act:enum/group_type/interest_group</w:t>
-              </w:r>
-            </w:hyperlink>
-          </w:p>
-        </w:tc>
-      </w:tr>
-      <w:tr>
-        <w:tc>
-          <w:tcPr>
-            <w:shd w:val="clear" w:color="auto" w:fill="F2F2F2"/>
-          </w:tcPr>
-          <w:p>
-            <w:pPr>
-              <w:pStyle w:val="Compact"/>
-            </w:pPr>
-            <w:r>
-              <w:t xml:space="preserve">control_body</w:t>
-            </w:r>
-          </w:p>
-        </w:tc>
-        <w:tc>
-          <w:tcPr>
-            <w:shd w:val="clear" w:color="auto" w:fill="F2F2F2"/>
-          </w:tcPr>
-          <w:p>
-            <w:pPr>
-              <w:pStyle w:val="Compact"/>
-            </w:pPr>
-            <w:r>
-              <w:t xml:space="preserve">Kontroll- oder Aufsichtsorgan (z.B. Eidgenössische Finanzkontrolle EFK, Aufsichtsbehörde AB-BA).</w:t>
+                <w:t xml:space="preserve">act:enum/group_type/parliamentary_services</w:t>
+              </w:r>
+            </w:hyperlink>
+          </w:p>
+        </w:tc>
+      </w:tr>
+      <w:tr>
+        <w:tc>
+          <w:tcPr>
+            <w:shd w:val="clear" w:color="auto" w:fill="F2F2F2"/>
+          </w:tcPr>
+          <w:p>
+            <w:pPr>
+              <w:pStyle w:val="Compact"/>
+            </w:pPr>
+            <w:r>
+              <w:t xml:space="preserve">court</w:t>
+            </w:r>
+          </w:p>
+        </w:tc>
+        <w:tc>
+          <w:tcPr>
+            <w:shd w:val="clear" w:color="auto" w:fill="F2F2F2"/>
+          </w:tcPr>
+          <w:p>
+            <w:pPr>
+              <w:pStyle w:val="Compact"/>
+            </w:pPr>
+            <w:r>
+              <w:t xml:space="preserve">Gericht / Judikative auf jeder Ebene (z.B. Bundesgericht, Kantonsgericht, Bezirksgericht).</w:t>
             </w:r>
           </w:p>
         </w:tc>
@@ -14566,36 +14486,36 @@
                 <w:rPr>
                   <w:rStyle w:val="Hyperlink"/>
                 </w:rPr>
-                <w:t xml:space="preserve">act:enum/group_type/control_body</w:t>
-              </w:r>
-            </w:hyperlink>
-          </w:p>
-        </w:tc>
-      </w:tr>
-      <w:tr>
-        <w:tc>
-          <w:tcPr>
-            <w:shd w:val="clear" w:color="auto" w:fill="F2F2F2"/>
-          </w:tcPr>
-          <w:p>
-            <w:pPr>
-              <w:pStyle w:val="Compact"/>
-            </w:pPr>
-            <w:r>
-              <w:t xml:space="preserve">parliamentary_services</w:t>
-            </w:r>
-          </w:p>
-        </w:tc>
-        <w:tc>
-          <w:tcPr>
-            <w:shd w:val="clear" w:color="auto" w:fill="F2F2F2"/>
-          </w:tcPr>
-          <w:p>
-            <w:pPr>
-              <w:pStyle w:val="Compact"/>
-            </w:pPr>
-            <w:r>
-              <w:t xml:space="preserve">Parlamentsdienste.</w:t>
+                <w:t xml:space="preserve">act:enum/group_type/court</w:t>
+              </w:r>
+            </w:hyperlink>
+          </w:p>
+        </w:tc>
+      </w:tr>
+      <w:tr>
+        <w:tc>
+          <w:tcPr>
+            <w:shd w:val="clear" w:color="auto" w:fill="F2F2F2"/>
+          </w:tcPr>
+          <w:p>
+            <w:pPr>
+              <w:pStyle w:val="Compact"/>
+            </w:pPr>
+            <w:r>
+              <w:t xml:space="preserve">association</w:t>
+            </w:r>
+          </w:p>
+        </w:tc>
+        <w:tc>
+          <w:tcPr>
+            <w:shd w:val="clear" w:color="auto" w:fill="F2F2F2"/>
+          </w:tcPr>
+          <w:p>
+            <w:pPr>
+              <w:pStyle w:val="Compact"/>
+            </w:pPr>
+            <w:r>
+              <w:t xml:space="preserve">Verein.</w:t>
             </w:r>
           </w:p>
         </w:tc>
@@ -14620,36 +14540,36 @@
                 <w:rPr>
                   <w:rStyle w:val="Hyperlink"/>
                 </w:rPr>
-                <w:t xml:space="preserve">act:enum/group_type/parliamentary_services</w:t>
-              </w:r>
-            </w:hyperlink>
-          </w:p>
-        </w:tc>
-      </w:tr>
-      <w:tr>
-        <w:tc>
-          <w:tcPr>
-            <w:shd w:val="clear" w:color="auto" w:fill="F2F2F2"/>
-          </w:tcPr>
-          <w:p>
-            <w:pPr>
-              <w:pStyle w:val="Compact"/>
-            </w:pPr>
-            <w:r>
-              <w:t xml:space="preserve">court</w:t>
-            </w:r>
-          </w:p>
-        </w:tc>
-        <w:tc>
-          <w:tcPr>
-            <w:shd w:val="clear" w:color="auto" w:fill="F2F2F2"/>
-          </w:tcPr>
-          <w:p>
-            <w:pPr>
-              <w:pStyle w:val="Compact"/>
-            </w:pPr>
-            <w:r>
-              <w:t xml:space="preserve">Gericht / Judikative auf jeder Ebene (z.B. Bundesgericht, Kantonsgericht, Bezirksgericht).</w:t>
+                <w:t xml:space="preserve">act:enum/group_type/association</w:t>
+              </w:r>
+            </w:hyperlink>
+          </w:p>
+        </w:tc>
+      </w:tr>
+      <w:tr>
+        <w:tc>
+          <w:tcPr>
+            <w:shd w:val="clear" w:color="auto" w:fill="F2F2F2"/>
+          </w:tcPr>
+          <w:p>
+            <w:pPr>
+              <w:pStyle w:val="Compact"/>
+            </w:pPr>
+            <w:r>
+              <w:t xml:space="preserve">petition_carrier</w:t>
+            </w:r>
+          </w:p>
+        </w:tc>
+        <w:tc>
+          <w:tcPr>
+            <w:shd w:val="clear" w:color="auto" w:fill="F2F2F2"/>
+          </w:tcPr>
+          <w:p>
+            <w:pPr>
+              <w:pStyle w:val="Compact"/>
+            </w:pPr>
+            <w:r>
+              <w:t xml:space="preserve">Petitionsträger.</w:t>
             </w:r>
           </w:p>
         </w:tc>
@@ -14674,36 +14594,36 @@
                 <w:rPr>
                   <w:rStyle w:val="Hyperlink"/>
                 </w:rPr>
-                <w:t xml:space="preserve">act:enum/group_type/court</w:t>
-              </w:r>
-            </w:hyperlink>
-          </w:p>
-        </w:tc>
-      </w:tr>
-      <w:tr>
-        <w:tc>
-          <w:tcPr>
-            <w:shd w:val="clear" w:color="auto" w:fill="F2F2F2"/>
-          </w:tcPr>
-          <w:p>
-            <w:pPr>
-              <w:pStyle w:val="Compact"/>
-            </w:pPr>
-            <w:r>
-              <w:t xml:space="preserve">association</w:t>
-            </w:r>
-          </w:p>
-        </w:tc>
-        <w:tc>
-          <w:tcPr>
-            <w:shd w:val="clear" w:color="auto" w:fill="F2F2F2"/>
-          </w:tcPr>
-          <w:p>
-            <w:pPr>
-              <w:pStyle w:val="Compact"/>
-            </w:pPr>
-            <w:r>
-              <w:t xml:space="preserve">Verein.</w:t>
+                <w:t xml:space="preserve">act:enum/group_type/petition_carrier</w:t>
+              </w:r>
+            </w:hyperlink>
+          </w:p>
+        </w:tc>
+      </w:tr>
+      <w:tr>
+        <w:tc>
+          <w:tcPr>
+            <w:shd w:val="clear" w:color="auto" w:fill="F2F2F2"/>
+          </w:tcPr>
+          <w:p>
+            <w:pPr>
+              <w:pStyle w:val="Compact"/>
+            </w:pPr>
+            <w:r>
+              <w:t xml:space="preserve">university</w:t>
+            </w:r>
+          </w:p>
+        </w:tc>
+        <w:tc>
+          <w:tcPr>
+            <w:shd w:val="clear" w:color="auto" w:fill="F2F2F2"/>
+          </w:tcPr>
+          <w:p>
+            <w:pPr>
+              <w:pStyle w:val="Compact"/>
+            </w:pPr>
+            <w:r>
+              <w:t xml:space="preserve">Universität oder Bildungseinrichtung als ausgelagerter Träger öffentlicher Aufgaben.</w:t>
             </w:r>
           </w:p>
         </w:tc>
@@ -14728,36 +14648,36 @@
                 <w:rPr>
                   <w:rStyle w:val="Hyperlink"/>
                 </w:rPr>
-                <w:t xml:space="preserve">act:enum/group_type/association</w:t>
-              </w:r>
-            </w:hyperlink>
-          </w:p>
-        </w:tc>
-      </w:tr>
-      <w:tr>
-        <w:tc>
-          <w:tcPr>
-            <w:shd w:val="clear" w:color="auto" w:fill="F2F2F2"/>
-          </w:tcPr>
-          <w:p>
-            <w:pPr>
-              <w:pStyle w:val="Compact"/>
-            </w:pPr>
-            <w:r>
-              <w:t xml:space="preserve">petition_carrier</w:t>
-            </w:r>
-          </w:p>
-        </w:tc>
-        <w:tc>
-          <w:tcPr>
-            <w:shd w:val="clear" w:color="auto" w:fill="F2F2F2"/>
-          </w:tcPr>
-          <w:p>
-            <w:pPr>
-              <w:pStyle w:val="Compact"/>
-            </w:pPr>
-            <w:r>
-              <w:t xml:space="preserve">Petitionsträger.</w:t>
+                <w:t xml:space="preserve">act:enum/group_type/university</w:t>
+              </w:r>
+            </w:hyperlink>
+          </w:p>
+        </w:tc>
+      </w:tr>
+      <w:tr>
+        <w:tc>
+          <w:tcPr>
+            <w:shd w:val="clear" w:color="auto" w:fill="F2F2F2"/>
+          </w:tcPr>
+          <w:p>
+            <w:pPr>
+              <w:pStyle w:val="Compact"/>
+            </w:pPr>
+            <w:r>
+              <w:t xml:space="preserve">other</w:t>
+            </w:r>
+          </w:p>
+        </w:tc>
+        <w:tc>
+          <w:tcPr>
+            <w:shd w:val="clear" w:color="auto" w:fill="F2F2F2"/>
+          </w:tcPr>
+          <w:p>
+            <w:pPr>
+              <w:pStyle w:val="Compact"/>
+            </w:pPr>
+            <w:r>
+              <w:t xml:space="preserve">Anderer Gruppentyp, nicht durch Standardkategorien abgedeckt.</w:t>
             </w:r>
           </w:p>
         </w:tc>
@@ -14782,114 +14702,6 @@
                 <w:rPr>
                   <w:rStyle w:val="Hyperlink"/>
                 </w:rPr>
-                <w:t xml:space="preserve">act:enum/group_type/petition_carrier</w:t>
-              </w:r>
-            </w:hyperlink>
-          </w:p>
-        </w:tc>
-      </w:tr>
-      <w:tr>
-        <w:tc>
-          <w:tcPr>
-            <w:shd w:val="clear" w:color="auto" w:fill="F2F2F2"/>
-          </w:tcPr>
-          <w:p>
-            <w:pPr>
-              <w:pStyle w:val="Compact"/>
-            </w:pPr>
-            <w:r>
-              <w:t xml:space="preserve">university</w:t>
-            </w:r>
-          </w:p>
-        </w:tc>
-        <w:tc>
-          <w:tcPr>
-            <w:shd w:val="clear" w:color="auto" w:fill="F2F2F2"/>
-          </w:tcPr>
-          <w:p>
-            <w:pPr>
-              <w:pStyle w:val="Compact"/>
-            </w:pPr>
-            <w:r>
-              <w:t xml:space="preserve">Universität oder Bildungseinrichtung als ausgelagerter Träger öffentlicher Aufgaben.</w:t>
-            </w:r>
-          </w:p>
-        </w:tc>
-      </w:tr>
-      <w:tr>
-        <w:tc>
-          <w:tcPr/>
-          <w:p>
-            <w:pPr>
-              <w:pStyle w:val="Compact"/>
-            </w:pPr>
-          </w:p>
-        </w:tc>
-        <w:tc>
-          <w:tcPr/>
-          <w:p>
-            <w:pPr>
-              <w:pStyle w:val="Compact"/>
-            </w:pPr>
-            <w:hyperlink ns1:id="rId148">
-              <w:r>
-                <w:rPr>
-                  <w:rStyle w:val="Hyperlink"/>
-                </w:rPr>
-                <w:t xml:space="preserve">act:enum/group_type/university</w:t>
-              </w:r>
-            </w:hyperlink>
-          </w:p>
-        </w:tc>
-      </w:tr>
-      <w:tr>
-        <w:tc>
-          <w:tcPr>
-            <w:shd w:val="clear" w:color="auto" w:fill="F2F2F2"/>
-          </w:tcPr>
-          <w:p>
-            <w:pPr>
-              <w:pStyle w:val="Compact"/>
-            </w:pPr>
-            <w:r>
-              <w:t xml:space="preserve">other</w:t>
-            </w:r>
-          </w:p>
-        </w:tc>
-        <w:tc>
-          <w:tcPr>
-            <w:shd w:val="clear" w:color="auto" w:fill="F2F2F2"/>
-          </w:tcPr>
-          <w:p>
-            <w:pPr>
-              <w:pStyle w:val="Compact"/>
-            </w:pPr>
-            <w:r>
-              <w:t xml:space="preserve">Anderer Gruppentyp, nicht durch Standardkategorien abgedeckt.</w:t>
-            </w:r>
-          </w:p>
-        </w:tc>
-      </w:tr>
-      <w:tr>
-        <w:tc>
-          <w:tcPr/>
-          <w:p>
-            <w:pPr>
-              <w:pStyle w:val="Compact"/>
-            </w:pPr>
-          </w:p>
-        </w:tc>
-        <w:tc>
-          <w:tcPr/>
-          <w:p>
-            <w:pPr>
-              <w:pStyle w:val="Compact"/>
-            </w:pPr>
-            <w:hyperlink ns1:id="rId149">
-              <w:r>
-                <w:rPr>
-                  <w:rStyle w:val="Hyperlink"/>
-                </w:rPr>
                 <w:t xml:space="preserve">act:enum/group_type/other</w:t>
               </w:r>
             </w:hyperlink>
@@ -14897,15 +14709,15 @@
         </w:tc>
       </w:tr>
     </w:tbl>
+    <w:bookmarkEnd w:id="148"/>
+    <w:p>
+      <w:r>
+        <w:br w:type="page"/>
+      </w:r>
+    </w:p>
+    <w:bookmarkEnd w:id="149"/>
     <w:bookmarkEnd w:id="150"/>
-    <w:p>
-      <w:r>
-        <w:br w:type="page"/>
-      </w:r>
-    </w:p>
-    <w:bookmarkEnd w:id="151"/>
-    <w:bookmarkEnd w:id="152"/>
-    <w:bookmarkStart w:id="164" w:name="mitgliedschaften-memberships"/>
+    <w:bookmarkStart w:id="162" w:name="mitgliedschaften-memberships"/>
     <w:p>
       <w:pPr>
         <w:pStyle w:val="berschrift1"/>
@@ -15268,7 +15080,7 @@
         <w:t xml:space="preserve">mit einer freien Bezeichnung.</w:t>
       </w:r>
     </w:p>
-    <w:bookmarkStart w:id="155" w:name="klasse-membership"/>
+    <w:bookmarkStart w:id="153" w:name="klasse-membership"/>
     <w:p>
       <w:pPr>
         <w:pStyle w:val="berschrift2"/>
@@ -15297,7 +15109,7 @@
         <w:t xml:space="preserve">__</w:t>
       </w:r>
     </w:p>
-    <w:bookmarkStart w:id="153" w:name="attribute-10"/>
+    <w:bookmarkStart w:id="151" w:name="attribute-10"/>
     <w:p>
       <w:pPr>
         <w:pStyle w:val="berschrift3"/>
@@ -15470,14 +15282,65 @@
               <w:pStyle w:val="Compact"/>
             </w:pPr>
             <w:r>
+              <w:t xml:space="preserve">electoral_district</w:t>
+            </w:r>
+          </w:p>
+        </w:tc>
+        <w:tc>
+          <w:tcPr>
+            <w:shd w:val="clear" w:color="auto" w:fill="F2F2F2"/>
+          </w:tcPr>
+          <w:p>
+            <w:pPr>
+              <w:pStyle w:val="Compact"/>
+            </w:pPr>
+            <w:r>
+              <w:t xml:space="preserve">0..1</w:t>
+            </w:r>
+            <w:r>
+              <w:t xml:space="preserve"> </w:t>
+            </w:r>
+            <w:r>
+              <w:t xml:space="preserve"> </w:t>
+            </w:r>
+            <w:hyperlink w:anchor="ElectoralDistrict">
+              <w:r>
+                <w:rPr>
+                  <w:rStyle w:val="Hyperlink"/>
+                </w:rPr>
+                <w:t xml:space="preserve">ElectoralDistrict</w:t>
+              </w:r>
+            </w:hyperlink>
+          </w:p>
+        </w:tc>
+        <w:tc>
+          <w:tcPr>
+            <w:shd w:val="clear" w:color="auto" w:fill="F2F2F2"/>
+          </w:tcPr>
+          <w:p>
+            <w:pPr>
+              <w:pStyle w:val="Compact"/>
+            </w:pPr>
+            <w:r>
+              <w:t xml:space="preserve">Link zum Wahlbezirk.</w:t>
+            </w:r>
+          </w:p>
+        </w:tc>
+      </w:tr>
+      <w:tr>
+        <w:tc>
+          <w:tcPr/>
+          <w:p>
+            <w:pPr>
+              <w:pStyle w:val="Compact"/>
+            </w:pPr>
+            <w:r>
               <w:t xml:space="preserve">role_type</w:t>
             </w:r>
           </w:p>
         </w:tc>
         <w:tc>
-          <w:tcPr>
-            <w:shd w:val="clear" w:color="auto" w:fill="F2F2F2"/>
-          </w:tcPr>
+          <w:tcPr/>
           <w:p>
             <w:pPr>
               <w:pStyle w:val="Compact"/>
@@ -15502,9 +15365,7 @@
           </w:p>
         </w:tc>
         <w:tc>
-          <w:tcPr>
-            <w:shd w:val="clear" w:color="auto" w:fill="F2F2F2"/>
-          </w:tcPr>
+          <w:tcPr/>
           <w:p>
             <w:pPr>
               <w:pStyle w:val="Compact"/>
@@ -15517,7 +15378,9 @@
       </w:tr>
       <w:tr>
         <w:tc>
-          <w:tcPr/>
+          <w:tcPr>
+            <w:shd w:val="clear" w:color="auto" w:fill="F2F2F2"/>
+          </w:tcPr>
           <w:p>
             <w:pPr>
               <w:pStyle w:val="Compact"/>
@@ -15528,7 +15391,9 @@
           </w:p>
         </w:tc>
         <w:tc>
-          <w:tcPr/>
+          <w:tcPr>
+            <w:shd w:val="clear" w:color="auto" w:fill="F2F2F2"/>
+          </w:tcPr>
           <w:p>
             <w:pPr>
               <w:pStyle w:val="Compact"/>
@@ -15553,7 +15418,9 @@
           </w:p>
         </w:tc>
         <w:tc>
-          <w:tcPr/>
+          <w:tcPr>
+            <w:shd w:val="clear" w:color="auto" w:fill="F2F2F2"/>
+          </w:tcPr>
           <w:p>
             <w:pPr>
               <w:pStyle w:val="Compact"/>
@@ -15566,9 +15433,7 @@
       </w:tr>
       <w:tr>
         <w:tc>
-          <w:tcPr>
-            <w:shd w:val="clear" w:color="auto" w:fill="F2F2F2"/>
-          </w:tcPr>
+          <w:tcPr/>
           <w:p>
             <w:pPr>
               <w:pStyle w:val="Compact"/>
@@ -15579,9 +15444,7 @@
           </w:p>
         </w:tc>
         <w:tc>
-          <w:tcPr>
-            <w:shd w:val="clear" w:color="auto" w:fill="F2F2F2"/>
-          </w:tcPr>
+          <w:tcPr/>
           <w:p>
             <w:pPr>
               <w:pStyle w:val="Compact"/>
@@ -15606,9 +15469,7 @@
           </w:p>
         </w:tc>
         <w:tc>
-          <w:tcPr>
-            <w:shd w:val="clear" w:color="auto" w:fill="F2F2F2"/>
-          </w:tcPr>
+          <w:tcPr/>
           <w:p>
             <w:pPr>
               <w:pStyle w:val="Compact"/>
@@ -15645,7 +15506,9 @@
       </w:tr>
       <w:tr>
         <w:tc>
-          <w:tcPr/>
+          <w:tcPr>
+            <w:shd w:val="clear" w:color="auto" w:fill="F2F2F2"/>
+          </w:tcPr>
           <w:p>
             <w:pPr>
               <w:pStyle w:val="Compact"/>
@@ -15656,7 +15519,9 @@
           </w:p>
         </w:tc>
         <w:tc>
-          <w:tcPr/>
+          <w:tcPr>
+            <w:shd w:val="clear" w:color="auto" w:fill="F2F2F2"/>
+          </w:tcPr>
           <w:p>
             <w:pPr>
               <w:pStyle w:val="Compact"/>
@@ -15681,7 +15546,9 @@
           </w:p>
         </w:tc>
         <w:tc>
-          <w:tcPr/>
+          <w:tcPr>
+            <w:shd w:val="clear" w:color="auto" w:fill="F2F2F2"/>
+          </w:tcPr>
           <w:p>
             <w:pPr>
               <w:pStyle w:val="Compact"/>
@@ -15711,9 +15578,7 @@
       </w:tr>
       <w:tr>
         <w:tc>
-          <w:tcPr>
-            <w:shd w:val="clear" w:color="auto" w:fill="F2F2F2"/>
-          </w:tcPr>
+          <w:tcPr/>
           <w:p>
             <w:pPr>
               <w:pStyle w:val="Compact"/>
@@ -15724,9 +15589,7 @@
           </w:p>
         </w:tc>
         <w:tc>
-          <w:tcPr>
-            <w:shd w:val="clear" w:color="auto" w:fill="F2F2F2"/>
-          </w:tcPr>
+          <w:tcPr/>
           <w:p>
             <w:pPr>
               <w:pStyle w:val="Compact"/>
@@ -15751,9 +15614,7 @@
           </w:p>
         </w:tc>
         <w:tc>
-          <w:tcPr>
-            <w:shd w:val="clear" w:color="auto" w:fill="F2F2F2"/>
-          </w:tcPr>
+          <w:tcPr/>
           <w:p>
             <w:pPr>
               <w:pStyle w:val="Compact"/>
@@ -15783,7 +15644,9 @@
       </w:tr>
       <w:tr>
         <w:tc>
-          <w:tcPr/>
+          <w:tcPr>
+            <w:shd w:val="clear" w:color="auto" w:fill="F2F2F2"/>
+          </w:tcPr>
           <w:p>
             <w:pPr>
               <w:pStyle w:val="Compact"/>
@@ -15794,7 +15657,9 @@
           </w:p>
         </w:tc>
         <w:tc>
-          <w:tcPr/>
+          <w:tcPr>
+            <w:shd w:val="clear" w:color="auto" w:fill="F2F2F2"/>
+          </w:tcPr>
           <w:p>
             <w:pPr>
               <w:pStyle w:val="Compact"/>
@@ -15819,7 +15684,9 @@
           </w:p>
         </w:tc>
         <w:tc>
-          <w:tcPr/>
+          <w:tcPr>
+            <w:shd w:val="clear" w:color="auto" w:fill="F2F2F2"/>
+          </w:tcPr>
           <w:p>
             <w:pPr>
               <w:pStyle w:val="Compact"/>
@@ -15849,9 +15716,7 @@
       </w:tr>
       <w:tr>
         <w:tc>
-          <w:tcPr>
-            <w:shd w:val="clear" w:color="auto" w:fill="F2F2F2"/>
-          </w:tcPr>
+          <w:tcPr/>
           <w:p>
             <w:pPr>
               <w:pStyle w:val="Compact"/>
@@ -15862,9 +15727,7 @@
           </w:p>
         </w:tc>
         <w:tc>
-          <w:tcPr>
-            <w:shd w:val="clear" w:color="auto" w:fill="F2F2F2"/>
-          </w:tcPr>
+          <w:tcPr/>
           <w:p>
             <w:pPr>
               <w:pStyle w:val="Compact"/>
@@ -15889,9 +15752,7 @@
           </w:p>
         </w:tc>
         <w:tc>
-          <w:tcPr>
-            <w:shd w:val="clear" w:color="auto" w:fill="F2F2F2"/>
-          </w:tcPr>
+          <w:tcPr/>
           <w:p>
             <w:pPr>
               <w:pStyle w:val="Compact"/>
@@ -15921,7 +15782,9 @@
       </w:tr>
       <w:tr>
         <w:tc>
-          <w:tcPr/>
+          <w:tcPr>
+            <w:shd w:val="clear" w:color="auto" w:fill="F2F2F2"/>
+          </w:tcPr>
           <w:p>
             <w:pPr>
               <w:pStyle w:val="Compact"/>
@@ -15932,7 +15795,9 @@
           </w:p>
         </w:tc>
         <w:tc>
-          <w:tcPr/>
+          <w:tcPr>
+            <w:shd w:val="clear" w:color="auto" w:fill="F2F2F2"/>
+          </w:tcPr>
           <w:p>
             <w:pPr>
               <w:pStyle w:val="Compact"/>
@@ -15957,7 +15822,9 @@
           </w:p>
         </w:tc>
         <w:tc>
-          <w:tcPr/>
+          <w:tcPr>
+            <w:shd w:val="clear" w:color="auto" w:fill="F2F2F2"/>
+          </w:tcPr>
           <w:p>
             <w:pPr>
               <w:pStyle w:val="Compact"/>
@@ -15987,9 +15854,7 @@
       </w:tr>
       <w:tr>
         <w:tc>
-          <w:tcPr>
-            <w:shd w:val="clear" w:color="auto" w:fill="F2F2F2"/>
-          </w:tcPr>
+          <w:tcPr/>
           <w:p>
             <w:pPr>
               <w:pStyle w:val="Compact"/>
@@ -16000,9 +15865,7 @@
           </w:p>
         </w:tc>
         <w:tc>
-          <w:tcPr>
-            <w:shd w:val="clear" w:color="auto" w:fill="F2F2F2"/>
-          </w:tcPr>
+          <w:tcPr/>
           <w:p>
             <w:pPr>
               <w:pStyle w:val="Compact"/>
@@ -16027,9 +15890,7 @@
           </w:p>
         </w:tc>
         <w:tc>
-          <w:tcPr>
-            <w:shd w:val="clear" w:color="auto" w:fill="F2F2F2"/>
-          </w:tcPr>
+          <w:tcPr/>
           <w:p>
             <w:pPr>
               <w:pStyle w:val="Compact"/>
@@ -16059,7 +15920,9 @@
       </w:tr>
       <w:tr>
         <w:tc>
-          <w:tcPr/>
+          <w:tcPr>
+            <w:shd w:val="clear" w:color="auto" w:fill="F2F2F2"/>
+          </w:tcPr>
           <w:p>
             <w:pPr>
               <w:pStyle w:val="Compact"/>
@@ -16070,7 +15933,9 @@
           </w:p>
         </w:tc>
         <w:tc>
-          <w:tcPr/>
+          <w:tcPr>
+            <w:shd w:val="clear" w:color="auto" w:fill="F2F2F2"/>
+          </w:tcPr>
           <w:p>
             <w:pPr>
               <w:pStyle w:val="Compact"/>
@@ -16095,7 +15960,9 @@
           </w:p>
         </w:tc>
         <w:tc>
-          <w:tcPr/>
+          <w:tcPr>
+            <w:shd w:val="clear" w:color="auto" w:fill="F2F2F2"/>
+          </w:tcPr>
           <w:p>
             <w:pPr>
               <w:pStyle w:val="Compact"/>
@@ -16125,9 +15992,7 @@
       </w:tr>
       <w:tr>
         <w:tc>
-          <w:tcPr>
-            <w:shd w:val="clear" w:color="auto" w:fill="F2F2F2"/>
-          </w:tcPr>
+          <w:tcPr/>
           <w:p>
             <w:pPr>
               <w:pStyle w:val="Compact"/>
@@ -16138,9 +16003,7 @@
           </w:p>
         </w:tc>
         <w:tc>
-          <w:tcPr>
-            <w:shd w:val="clear" w:color="auto" w:fill="F2F2F2"/>
-          </w:tcPr>
+          <w:tcPr/>
           <w:p>
             <w:pPr>
               <w:pStyle w:val="Compact"/>
@@ -16165,9 +16028,7 @@
           </w:p>
         </w:tc>
         <w:tc>
-          <w:tcPr>
-            <w:shd w:val="clear" w:color="auto" w:fill="F2F2F2"/>
-          </w:tcPr>
+          <w:tcPr/>
           <w:p>
             <w:pPr>
               <w:pStyle w:val="Compact"/>
@@ -16197,7 +16058,9 @@
       </w:tr>
       <w:tr>
         <w:tc>
-          <w:tcPr/>
+          <w:tcPr>
+            <w:shd w:val="clear" w:color="auto" w:fill="F2F2F2"/>
+          </w:tcPr>
           <w:p>
             <w:pPr>
               <w:pStyle w:val="Compact"/>
@@ -16208,7 +16071,9 @@
           </w:p>
         </w:tc>
         <w:tc>
-          <w:tcPr/>
+          <w:tcPr>
+            <w:shd w:val="clear" w:color="auto" w:fill="F2F2F2"/>
+          </w:tcPr>
           <w:p>
             <w:pPr>
               <w:pStyle w:val="Compact"/>
@@ -16233,7 +16098,9 @@
           </w:p>
         </w:tc>
         <w:tc>
-          <w:tcPr/>
+          <w:tcPr>
+            <w:shd w:val="clear" w:color="auto" w:fill="F2F2F2"/>
+          </w:tcPr>
           <w:p>
             <w:pPr>
               <w:pStyle w:val="Compact"/>
@@ -16262,8 +16129,8 @@
         </w:tc>
       </w:tr>
     </w:tbl>
-    <w:bookmarkEnd w:id="153"/>
-    <w:bookmarkStart w:id="154" w:name="verwendungen-10"/>
+    <w:bookmarkEnd w:id="151"/>
+    <w:bookmarkStart w:id="152" w:name="verwendungen-10"/>
     <w:p>
       <w:pPr>
         <w:pStyle w:val="berschrift3"/>
@@ -16404,9 +16271,9 @@
         </w:tc>
       </w:tr>
     </w:tbl>
-    <w:bookmarkEnd w:id="154"/>
-    <w:bookmarkEnd w:id="155"/>
-    <w:bookmarkStart w:id="160" w:name="klasse-roletype"/>
+    <w:bookmarkEnd w:id="152"/>
+    <w:bookmarkEnd w:id="153"/>
+    <w:bookmarkStart w:id="158" w:name="klasse-roletype"/>
     <w:p>
       <w:pPr>
         <w:pStyle w:val="berschrift2"/>
@@ -16550,7 +16417,7 @@
         <w:t xml:space="preserve">__</w:t>
       </w:r>
     </w:p>
-    <w:bookmarkStart w:id="157" w:name="attribute-11"/>
+    <w:bookmarkStart w:id="155" w:name="attribute-11"/>
     <w:p>
       <w:pPr>
         <w:pStyle w:val="berschrift3"/>
@@ -16744,7 +16611,7 @@
         </w:tc>
       </w:tr>
     </w:tbl>
-    <w:bookmarkStart w:id="156" w:name="einschränkungen-2"/>
+    <w:bookmarkStart w:id="154" w:name="einschränkungen-2"/>
     <w:p>
       <w:pPr>
         <w:pStyle w:val="berschrift5"/>
@@ -16795,9 +16662,9 @@
         </w:r>
       </w:hyperlink>
     </w:p>
-    <w:bookmarkEnd w:id="156"/>
-    <w:bookmarkEnd w:id="157"/>
-    <w:bookmarkStart w:id="159" w:name="verwendungen-11"/>
+    <w:bookmarkEnd w:id="154"/>
+    <w:bookmarkEnd w:id="155"/>
+    <w:bookmarkStart w:id="157" w:name="verwendungen-11"/>
     <w:p>
       <w:pPr>
         <w:pStyle w:val="berschrift3"/>
@@ -16938,7 +16805,7 @@
         </w:tc>
       </w:tr>
     </w:tbl>
-    <w:bookmarkStart w:id="158" w:name="regeln"/>
+    <w:bookmarkStart w:id="156" w:name="regeln"/>
     <w:p>
       <w:pPr>
         <w:pStyle w:val="berschrift5"/>
@@ -16971,10 +16838,10 @@
         <w:t xml:space="preserve">ist, muss eine beschreibende Bezeichnung angegeben werden.</w:t>
       </w:r>
     </w:p>
+    <w:bookmarkEnd w:id="156"/>
+    <w:bookmarkEnd w:id="157"/>
     <w:bookmarkEnd w:id="158"/>
-    <w:bookmarkEnd w:id="159"/>
-    <w:bookmarkEnd w:id="160"/>
-    <w:bookmarkStart w:id="163" w:name="enum-roleenum"/>
+    <w:bookmarkStart w:id="161" w:name="enum-roleenum"/>
     <w:p>
       <w:pPr>
         <w:pStyle w:val="berschrift2"/>
@@ -17013,7 +16880,7 @@
       <w:r>
         <w:t xml:space="preserve"> </w:t>
       </w:r>
-      <w:hyperlink ns1:id="rId161">
+      <w:hyperlink ns1:id="rId159">
         <w:r>
           <w:rPr>
             <w:rStyle w:val="Hyperlink"/>
@@ -17022,7 +16889,7 @@
         </w:r>
       </w:hyperlink>
     </w:p>
-    <w:bookmarkStart w:id="162" w:name="zulässige-werte-4"/>
+    <w:bookmarkStart w:id="160" w:name="zulässige-werte-4"/>
     <w:p>
       <w:pPr>
         <w:pStyle w:val="berschrift3"/>
@@ -17254,15 +17121,15 @@
         </w:tc>
       </w:tr>
     </w:tbl>
+    <w:bookmarkEnd w:id="160"/>
+    <w:p>
+      <w:r>
+        <w:br w:type="page"/>
+      </w:r>
+    </w:p>
+    <w:bookmarkEnd w:id="161"/>
     <w:bookmarkEnd w:id="162"/>
-    <w:p>
-      <w:r>
-        <w:br w:type="page"/>
-      </w:r>
-    </w:p>
-    <w:bookmarkEnd w:id="163"/>
-    <w:bookmarkEnd w:id="164"/>
-    <w:bookmarkStart w:id="229" w:name="interessenbindungen-interest-links"/>
+    <w:bookmarkStart w:id="227" w:name="interessenbindungen-interest-links"/>
     <w:p>
       <w:pPr>
         <w:pStyle w:val="berschrift1"/>
@@ -17281,7 +17148,7 @@
       <w:r>
         <w:t xml:space="preserve"> </w:t>
       </w:r>
-      <w:hyperlink ns1:id="rId165">
+      <w:hyperlink ns1:id="rId163">
         <w:r>
           <w:rPr>
             <w:rStyle w:val="Hyperlink"/>
@@ -17586,7 +17453,7 @@
         <w:t xml:space="preserve">Neben Gremium und Funktion innerhalb der Organisation wird explizit festgehalten, ob die Position bezahlt ist – ein zentraler Transparenzaspekt.</w:t>
       </w:r>
     </w:p>
-    <w:bookmarkStart w:id="181" w:name="klasse-interestlink"/>
+    <w:bookmarkStart w:id="179" w:name="klasse-interestlink"/>
     <w:p>
       <w:pPr>
         <w:pStyle w:val="berschrift2"/>
@@ -17615,7 +17482,7 @@
         <w:t xml:space="preserve">__</w:t>
       </w:r>
     </w:p>
-    <w:bookmarkStart w:id="167" w:name="attribute-12"/>
+    <w:bookmarkStart w:id="165" w:name="attribute-12"/>
     <w:p>
       <w:pPr>
         <w:pStyle w:val="berschrift3"/>
@@ -18836,7 +18703,7 @@
         </w:tc>
       </w:tr>
     </w:tbl>
-    <w:bookmarkStart w:id="166" w:name="einschränkungen-3"/>
+    <w:bookmarkStart w:id="164" w:name="einschränkungen-3"/>
     <w:p>
       <w:pPr>
         <w:pStyle w:val="berschrift5"/>
@@ -18887,9 +18754,9 @@
         </w:r>
       </w:hyperlink>
     </w:p>
-    <w:bookmarkEnd w:id="166"/>
-    <w:bookmarkEnd w:id="167"/>
-    <w:bookmarkStart w:id="168" w:name="verwendungen-12"/>
+    <w:bookmarkEnd w:id="164"/>
+    <w:bookmarkEnd w:id="165"/>
+    <w:bookmarkStart w:id="166" w:name="verwendungen-12"/>
     <w:p>
       <w:pPr>
         <w:pStyle w:val="berschrift3"/>
@@ -19091,8 +18958,8 @@
         </w:tc>
       </w:tr>
     </w:tbl>
-    <w:bookmarkEnd w:id="168"/>
-    <w:bookmarkStart w:id="180" w:name="beispiele-3"/>
+    <w:bookmarkEnd w:id="166"/>
+    <w:bookmarkStart w:id="178" w:name="beispiele-2"/>
     <w:p>
       <w:pPr>
         <w:pStyle w:val="berschrift3"/>
@@ -19101,7 +18968,7 @@
         <w:t xml:space="preserve">Beispiele</w:t>
       </w:r>
     </w:p>
-    <w:bookmarkStart w:id="169" w:name="X2223fc34953484defacba649ff9ab1653c8789b"/>
+    <w:bookmarkStart w:id="167" w:name="X2223fc34953484defacba649ff9ab1653c8789b"/>
     <w:p>
       <w:pPr>
         <w:pStyle w:val="berschrift4"/>
@@ -19361,8 +19228,8 @@
         <w:t xml:space="preserve">false</w:t>
       </w:r>
     </w:p>
-    <w:bookmarkEnd w:id="169"/>
-    <w:bookmarkStart w:id="170" w:name="Xf1b97d15fe338509cee97b039642d877df66804"/>
+    <w:bookmarkEnd w:id="167"/>
+    <w:bookmarkStart w:id="168" w:name="Xf1b97d15fe338509cee97b039642d877df66804"/>
     <w:p>
       <w:pPr>
         <w:pStyle w:val="berschrift4"/>
@@ -19628,8 +19495,8 @@
         <w:t xml:space="preserve">true</w:t>
       </w:r>
     </w:p>
-    <w:bookmarkEnd w:id="170"/>
-    <w:bookmarkStart w:id="171" w:name="X1af30654d5cf8436e65b8352625f2a27fe75d1c"/>
+    <w:bookmarkEnd w:id="168"/>
+    <w:bookmarkStart w:id="169" w:name="X1af30654d5cf8436e65b8352625f2a27fe75d1c"/>
     <w:p>
       <w:pPr>
         <w:pStyle w:val="berschrift4"/>
@@ -19895,8 +19762,8 @@
         <w:t xml:space="preserve">true</w:t>
       </w:r>
     </w:p>
-    <w:bookmarkEnd w:id="171"/>
-    <w:bookmarkStart w:id="172" w:name="Xa000e921fddfe46667ba0fecfb33eb59b97d065"/>
+    <w:bookmarkEnd w:id="169"/>
+    <w:bookmarkStart w:id="170" w:name="Xa000e921fddfe46667ba0fecfb33eb59b97d065"/>
     <w:p>
       <w:pPr>
         <w:pStyle w:val="berschrift4"/>
@@ -20162,8 +20029,8 @@
         <w:t xml:space="preserve">true</w:t>
       </w:r>
     </w:p>
-    <w:bookmarkEnd w:id="172"/>
-    <w:bookmarkStart w:id="173" w:name="X1a57a7c028670302f2ca0681dc911d12b22d641"/>
+    <w:bookmarkEnd w:id="170"/>
+    <w:bookmarkStart w:id="171" w:name="X1a57a7c028670302f2ca0681dc911d12b22d641"/>
     <w:p>
       <w:pPr>
         <w:pStyle w:val="berschrift4"/>
@@ -20423,8 +20290,8 @@
         <w:t xml:space="preserve">false</w:t>
       </w:r>
     </w:p>
-    <w:bookmarkEnd w:id="173"/>
-    <w:bookmarkStart w:id="174" w:name="Xeb6c15c3d3f93d8ba7d129df240568df67e42ed"/>
+    <w:bookmarkEnd w:id="171"/>
+    <w:bookmarkStart w:id="172" w:name="Xeb6c15c3d3f93d8ba7d129df240568df67e42ed"/>
     <w:p>
       <w:pPr>
         <w:pStyle w:val="berschrift4"/>
@@ -20684,8 +20551,8 @@
         <w:t xml:space="preserve">true</w:t>
       </w:r>
     </w:p>
-    <w:bookmarkEnd w:id="174"/>
-    <w:bookmarkStart w:id="175" w:name="X1514ff83664bdf8d03e160843c7fbb4f8d3f9b4"/>
+    <w:bookmarkEnd w:id="172"/>
+    <w:bookmarkStart w:id="173" w:name="X1514ff83664bdf8d03e160843c7fbb4f8d3f9b4"/>
     <w:p>
       <w:pPr>
         <w:pStyle w:val="berschrift4"/>
@@ -20945,8 +20812,8 @@
         <w:t xml:space="preserve">true</w:t>
       </w:r>
     </w:p>
-    <w:bookmarkEnd w:id="175"/>
-    <w:bookmarkStart w:id="176" w:name="Xb38c7803a80c31875dcc4fd72cb6ecda1c0d517"/>
+    <w:bookmarkEnd w:id="173"/>
+    <w:bookmarkStart w:id="174" w:name="Xb38c7803a80c31875dcc4fd72cb6ecda1c0d517"/>
     <w:p>
       <w:pPr>
         <w:pStyle w:val="berschrift4"/>
@@ -21212,8 +21079,8 @@
         <w:t xml:space="preserve">true</w:t>
       </w:r>
     </w:p>
-    <w:bookmarkEnd w:id="176"/>
-    <w:bookmarkStart w:id="177" w:name="Xf4f61d73fd4274c7bbe5eaaa96ffb9667470ef3"/>
+    <w:bookmarkEnd w:id="174"/>
+    <w:bookmarkStart w:id="175" w:name="Xf4f61d73fd4274c7bbe5eaaa96ffb9667470ef3"/>
     <w:p>
       <w:pPr>
         <w:pStyle w:val="berschrift4"/>
@@ -21479,8 +21346,8 @@
         <w:t xml:space="preserve">true</w:t>
       </w:r>
     </w:p>
-    <w:bookmarkEnd w:id="177"/>
-    <w:bookmarkStart w:id="178" w:name="Xfb2265620b153a90c992969bacee560b6936815"/>
+    <w:bookmarkEnd w:id="175"/>
+    <w:bookmarkStart w:id="176" w:name="Xfb2265620b153a90c992969bacee560b6936815"/>
     <w:p>
       <w:pPr>
         <w:pStyle w:val="berschrift4"/>
@@ -21740,8 +21607,8 @@
         <w:t xml:space="preserve">true</w:t>
       </w:r>
     </w:p>
-    <w:bookmarkEnd w:id="178"/>
-    <w:bookmarkStart w:id="179" w:name="X62d919aee70bd0d9c1520103b3e0ef6cffabb18"/>
+    <w:bookmarkEnd w:id="176"/>
+    <w:bookmarkStart w:id="177" w:name="X62d919aee70bd0d9c1520103b3e0ef6cffabb18"/>
     <w:p>
       <w:pPr>
         <w:pStyle w:val="berschrift4"/>
@@ -22007,10 +21874,10 @@
         <w:t xml:space="preserve">false</w:t>
       </w:r>
     </w:p>
+    <w:bookmarkEnd w:id="177"/>
+    <w:bookmarkEnd w:id="178"/>
     <w:bookmarkEnd w:id="179"/>
-    <w:bookmarkEnd w:id="180"/>
-    <w:bookmarkEnd w:id="181"/>
-    <w:bookmarkStart w:id="187" w:name="enum-interesttypeenum"/>
+    <w:bookmarkStart w:id="185" w:name="enum-interesttypeenum"/>
     <w:p>
       <w:pPr>
         <w:pStyle w:val="berschrift2"/>
@@ -22049,7 +21916,7 @@
       <w:r>
         <w:t xml:space="preserve"> </w:t>
       </w:r>
-      <w:hyperlink ns1:id="rId182">
+      <w:hyperlink ns1:id="rId180">
         <w:r>
           <w:rPr>
             <w:rStyle w:val="Hyperlink"/>
@@ -22058,7 +21925,7 @@
         </w:r>
       </w:hyperlink>
     </w:p>
-    <w:bookmarkStart w:id="186" w:name="zulässige-werte-5"/>
+    <w:bookmarkStart w:id="184" w:name="zulässige-werte-5"/>
     <w:p>
       <w:pPr>
         <w:pStyle w:val="berschrift3"/>
@@ -22148,119 +22015,119 @@
             <w:pPr>
               <w:pStyle w:val="Compact"/>
             </w:pPr>
+            <w:hyperlink ns1:id="rId181">
+              <w:r>
+                <w:rPr>
+                  <w:rStyle w:val="Hyperlink"/>
+                </w:rPr>
+                <w:t xml:space="preserve">act:enum/interest_type/professional_activity</w:t>
+              </w:r>
+            </w:hyperlink>
+          </w:p>
+        </w:tc>
+      </w:tr>
+      <w:tr>
+        <w:tc>
+          <w:tcPr>
+            <w:shd w:val="clear" w:color="auto" w:fill="F2F2F2"/>
+          </w:tcPr>
+          <w:p>
+            <w:pPr>
+              <w:pStyle w:val="Compact"/>
+            </w:pPr>
+            <w:r>
+              <w:t xml:space="preserve">political_office</w:t>
+            </w:r>
+          </w:p>
+        </w:tc>
+        <w:tc>
+          <w:tcPr>
+            <w:shd w:val="clear" w:color="auto" w:fill="F2F2F2"/>
+          </w:tcPr>
+          <w:p>
+            <w:pPr>
+              <w:pStyle w:val="Compact"/>
+            </w:pPr>
+            <w:r>
+              <w:t xml:space="preserve">Politisches Amt oder Mandat auf anderen föderalen Ebenen oder in anderen Körperschaften (z.B. Mitgliedschaft in kantonalen/kommunalen Parlamenten, Regierungsrat, ausserparlamentarische Kommission).</w:t>
+            </w:r>
+          </w:p>
+        </w:tc>
+      </w:tr>
+      <w:tr>
+        <w:tc>
+          <w:tcPr/>
+          <w:p>
+            <w:pPr>
+              <w:pStyle w:val="Compact"/>
+            </w:pPr>
+          </w:p>
+        </w:tc>
+        <w:tc>
+          <w:tcPr/>
+          <w:p>
+            <w:pPr>
+              <w:pStyle w:val="Compact"/>
+            </w:pPr>
+            <w:hyperlink ns1:id="rId182">
+              <w:r>
+                <w:rPr>
+                  <w:rStyle w:val="Hyperlink"/>
+                </w:rPr>
+                <w:t xml:space="preserve">act:enum/interest_type/political_office</w:t>
+              </w:r>
+            </w:hyperlink>
+          </w:p>
+        </w:tc>
+      </w:tr>
+      <w:tr>
+        <w:tc>
+          <w:tcPr>
+            <w:shd w:val="clear" w:color="auto" w:fill="F2F2F2"/>
+          </w:tcPr>
+          <w:p>
+            <w:pPr>
+              <w:pStyle w:val="Compact"/>
+            </w:pPr>
+            <w:r>
+              <w:t xml:space="preserve">association</w:t>
+            </w:r>
+          </w:p>
+        </w:tc>
+        <w:tc>
+          <w:tcPr>
+            <w:shd w:val="clear" w:color="auto" w:fill="F2F2F2"/>
+          </w:tcPr>
+          <w:p>
+            <w:pPr>
+              <w:pStyle w:val="Compact"/>
+            </w:pPr>
+            <w:r>
+              <w:t xml:space="preserve">Mitgliedschaft in Vereinen, Verbänden oder Interessenorganisationen (z.B. Branchenverbände, Berufsverbände, Lobbyorganisationen, Stiftungen, gemeinnützige Vereine).</w:t>
+            </w:r>
+          </w:p>
+        </w:tc>
+      </w:tr>
+      <w:tr>
+        <w:tc>
+          <w:tcPr/>
+          <w:p>
+            <w:pPr>
+              <w:pStyle w:val="Compact"/>
+            </w:pPr>
+          </w:p>
+        </w:tc>
+        <w:tc>
+          <w:tcPr/>
+          <w:p>
+            <w:pPr>
+              <w:pStyle w:val="Compact"/>
+            </w:pPr>
             <w:hyperlink ns1:id="rId183">
               <w:r>
                 <w:rPr>
                   <w:rStyle w:val="Hyperlink"/>
                 </w:rPr>
-                <w:t xml:space="preserve">act:enum/interest_type/professional_activity</w:t>
-              </w:r>
-            </w:hyperlink>
-          </w:p>
-        </w:tc>
-      </w:tr>
-      <w:tr>
-        <w:tc>
-          <w:tcPr>
-            <w:shd w:val="clear" w:color="auto" w:fill="F2F2F2"/>
-          </w:tcPr>
-          <w:p>
-            <w:pPr>
-              <w:pStyle w:val="Compact"/>
-            </w:pPr>
-            <w:r>
-              <w:t xml:space="preserve">political_office</w:t>
-            </w:r>
-          </w:p>
-        </w:tc>
-        <w:tc>
-          <w:tcPr>
-            <w:shd w:val="clear" w:color="auto" w:fill="F2F2F2"/>
-          </w:tcPr>
-          <w:p>
-            <w:pPr>
-              <w:pStyle w:val="Compact"/>
-            </w:pPr>
-            <w:r>
-              <w:t xml:space="preserve">Politisches Amt oder Mandat auf anderen föderalen Ebenen oder in anderen Körperschaften (z.B. Mitgliedschaft in kantonalen/kommunalen Parlamenten, Regierungsrat, ausserparlamentarische Kommission).</w:t>
-            </w:r>
-          </w:p>
-        </w:tc>
-      </w:tr>
-      <w:tr>
-        <w:tc>
-          <w:tcPr/>
-          <w:p>
-            <w:pPr>
-              <w:pStyle w:val="Compact"/>
-            </w:pPr>
-          </w:p>
-        </w:tc>
-        <w:tc>
-          <w:tcPr/>
-          <w:p>
-            <w:pPr>
-              <w:pStyle w:val="Compact"/>
-            </w:pPr>
-            <w:hyperlink ns1:id="rId184">
-              <w:r>
-                <w:rPr>
-                  <w:rStyle w:val="Hyperlink"/>
-                </w:rPr>
-                <w:t xml:space="preserve">act:enum/interest_type/political_office</w:t>
-              </w:r>
-            </w:hyperlink>
-          </w:p>
-        </w:tc>
-      </w:tr>
-      <w:tr>
-        <w:tc>
-          <w:tcPr>
-            <w:shd w:val="clear" w:color="auto" w:fill="F2F2F2"/>
-          </w:tcPr>
-          <w:p>
-            <w:pPr>
-              <w:pStyle w:val="Compact"/>
-            </w:pPr>
-            <w:r>
-              <w:t xml:space="preserve">association</w:t>
-            </w:r>
-          </w:p>
-        </w:tc>
-        <w:tc>
-          <w:tcPr>
-            <w:shd w:val="clear" w:color="auto" w:fill="F2F2F2"/>
-          </w:tcPr>
-          <w:p>
-            <w:pPr>
-              <w:pStyle w:val="Compact"/>
-            </w:pPr>
-            <w:r>
-              <w:t xml:space="preserve">Mitgliedschaft in Vereinen, Verbänden oder Interessenorganisationen (z.B. Branchenverbände, Berufsverbände, Lobbyorganisationen, Stiftungen, gemeinnützige Vereine).</w:t>
-            </w:r>
-          </w:p>
-        </w:tc>
-      </w:tr>
-      <w:tr>
-        <w:tc>
-          <w:tcPr/>
-          <w:p>
-            <w:pPr>
-              <w:pStyle w:val="Compact"/>
-            </w:pPr>
-          </w:p>
-        </w:tc>
-        <w:tc>
-          <w:tcPr/>
-          <w:p>
-            <w:pPr>
-              <w:pStyle w:val="Compact"/>
-            </w:pPr>
-            <w:hyperlink ns1:id="rId185">
-              <w:r>
-                <w:rPr>
-                  <w:rStyle w:val="Hyperlink"/>
-                </w:rPr>
                 <w:t xml:space="preserve">act:enum/interest_type/association</w:t>
               </w:r>
             </w:hyperlink>
@@ -22268,9 +22135,9 @@
         </w:tc>
       </w:tr>
     </w:tbl>
-    <w:bookmarkEnd w:id="186"/>
-    <w:bookmarkEnd w:id="187"/>
-    <w:bookmarkStart w:id="228" w:name="enum-legalformenum"/>
+    <w:bookmarkEnd w:id="184"/>
+    <w:bookmarkEnd w:id="185"/>
+    <w:bookmarkStart w:id="226" w:name="enum-legalformenum"/>
     <w:p>
       <w:pPr>
         <w:pStyle w:val="berschrift2"/>
@@ -22309,7 +22176,7 @@
       <w:r>
         <w:t xml:space="preserve"> </w:t>
       </w:r>
-      <w:hyperlink ns1:id="rId188">
+      <w:hyperlink ns1:id="rId186">
         <w:r>
           <w:rPr>
             <w:rStyle w:val="Hyperlink"/>
@@ -22318,7 +22185,7 @@
         </w:r>
       </w:hyperlink>
     </w:p>
-    <w:bookmarkStart w:id="227" w:name="zulässige-werte-6"/>
+    <w:bookmarkStart w:id="225" w:name="zulässige-werte-6"/>
     <w:p>
       <w:pPr>
         <w:pStyle w:val="berschrift3"/>
@@ -22408,41 +22275,149 @@
             <w:pPr>
               <w:pStyle w:val="Compact"/>
             </w:pPr>
+            <w:hyperlink ns1:id="rId187">
+              <w:r>
+                <w:rPr>
+                  <w:rStyle w:val="Hyperlink"/>
+                </w:rPr>
+                <w:t xml:space="preserve">https://register.ld.admin.ch/i14y/concept/legalForm/0101</w:t>
+              </w:r>
+            </w:hyperlink>
+          </w:p>
+        </w:tc>
+      </w:tr>
+      <w:tr>
+        <w:tc>
+          <w:tcPr>
+            <w:shd w:val="clear" w:color="auto" w:fill="F2F2F2"/>
+          </w:tcPr>
+          <w:p>
+            <w:pPr>
+              <w:pStyle w:val="Compact"/>
+            </w:pPr>
+            <w:r>
+              <w:t xml:space="preserve">0103</w:t>
+            </w:r>
+          </w:p>
+        </w:tc>
+        <w:tc>
+          <w:tcPr>
+            <w:shd w:val="clear" w:color="auto" w:fill="F2F2F2"/>
+          </w:tcPr>
+          <w:p>
+            <w:pPr>
+              <w:pStyle w:val="Compact"/>
+            </w:pPr>
+            <w:r>
+              <w:t xml:space="preserve">Kollektivgesellschaft (KlG).</w:t>
+            </w:r>
+          </w:p>
+        </w:tc>
+      </w:tr>
+      <w:tr>
+        <w:tc>
+          <w:tcPr/>
+          <w:p>
+            <w:pPr>
+              <w:pStyle w:val="Compact"/>
+            </w:pPr>
+          </w:p>
+        </w:tc>
+        <w:tc>
+          <w:tcPr/>
+          <w:p>
+            <w:pPr>
+              <w:pStyle w:val="Compact"/>
+            </w:pPr>
+            <w:hyperlink ns1:id="rId188">
+              <w:r>
+                <w:rPr>
+                  <w:rStyle w:val="Hyperlink"/>
+                </w:rPr>
+                <w:t xml:space="preserve">https://register.ld.admin.ch/i14y/concept/legalForm/0103</w:t>
+              </w:r>
+            </w:hyperlink>
+          </w:p>
+        </w:tc>
+      </w:tr>
+      <w:tr>
+        <w:tc>
+          <w:tcPr>
+            <w:shd w:val="clear" w:color="auto" w:fill="F2F2F2"/>
+          </w:tcPr>
+          <w:p>
+            <w:pPr>
+              <w:pStyle w:val="Compact"/>
+            </w:pPr>
+            <w:r>
+              <w:t xml:space="preserve">0104</w:t>
+            </w:r>
+          </w:p>
+        </w:tc>
+        <w:tc>
+          <w:tcPr>
+            <w:shd w:val="clear" w:color="auto" w:fill="F2F2F2"/>
+          </w:tcPr>
+          <w:p>
+            <w:pPr>
+              <w:pStyle w:val="Compact"/>
+            </w:pPr>
+            <w:r>
+              <w:t xml:space="preserve">Kommanditgesellschaft (KmG).</w:t>
+            </w:r>
+          </w:p>
+        </w:tc>
+      </w:tr>
+      <w:tr>
+        <w:tc>
+          <w:tcPr/>
+          <w:p>
+            <w:pPr>
+              <w:pStyle w:val="Compact"/>
+            </w:pPr>
+          </w:p>
+        </w:tc>
+        <w:tc>
+          <w:tcPr/>
+          <w:p>
+            <w:pPr>
+              <w:pStyle w:val="Compact"/>
+            </w:pPr>
             <w:hyperlink ns1:id="rId189">
               <w:r>
                 <w:rPr>
                   <w:rStyle w:val="Hyperlink"/>
                 </w:rPr>
-                <w:t xml:space="preserve">https://register.ld.admin.ch/i14y/concept/legalForm/0101</w:t>
-              </w:r>
-            </w:hyperlink>
-          </w:p>
-        </w:tc>
-      </w:tr>
-      <w:tr>
-        <w:tc>
-          <w:tcPr>
-            <w:shd w:val="clear" w:color="auto" w:fill="F2F2F2"/>
-          </w:tcPr>
-          <w:p>
-            <w:pPr>
-              <w:pStyle w:val="Compact"/>
-            </w:pPr>
-            <w:r>
-              <w:t xml:space="preserve">0103</w:t>
-            </w:r>
-          </w:p>
-        </w:tc>
-        <w:tc>
-          <w:tcPr>
-            <w:shd w:val="clear" w:color="auto" w:fill="F2F2F2"/>
-          </w:tcPr>
-          <w:p>
-            <w:pPr>
-              <w:pStyle w:val="Compact"/>
-            </w:pPr>
-            <w:r>
-              <w:t xml:space="preserve">Kollektivgesellschaft (KlG).</w:t>
+                <w:t xml:space="preserve">https://register.ld.admin.ch/i14y/concept/legalForm/0104</w:t>
+              </w:r>
+            </w:hyperlink>
+          </w:p>
+        </w:tc>
+      </w:tr>
+      <w:tr>
+        <w:tc>
+          <w:tcPr>
+            <w:shd w:val="clear" w:color="auto" w:fill="F2F2F2"/>
+          </w:tcPr>
+          <w:p>
+            <w:pPr>
+              <w:pStyle w:val="Compact"/>
+            </w:pPr>
+            <w:r>
+              <w:t xml:space="preserve">0105</w:t>
+            </w:r>
+          </w:p>
+        </w:tc>
+        <w:tc>
+          <w:tcPr>
+            <w:shd w:val="clear" w:color="auto" w:fill="F2F2F2"/>
+          </w:tcPr>
+          <w:p>
+            <w:pPr>
+              <w:pStyle w:val="Compact"/>
+            </w:pPr>
+            <w:r>
+              <w:t xml:space="preserve">Kommanditaktiengesellschaft (KmAG).</w:t>
             </w:r>
           </w:p>
         </w:tc>
@@ -22467,36 +22442,36 @@
                 <w:rPr>
                   <w:rStyle w:val="Hyperlink"/>
                 </w:rPr>
-                <w:t xml:space="preserve">https://register.ld.admin.ch/i14y/concept/legalForm/0103</w:t>
-              </w:r>
-            </w:hyperlink>
-          </w:p>
-        </w:tc>
-      </w:tr>
-      <w:tr>
-        <w:tc>
-          <w:tcPr>
-            <w:shd w:val="clear" w:color="auto" w:fill="F2F2F2"/>
-          </w:tcPr>
-          <w:p>
-            <w:pPr>
-              <w:pStyle w:val="Compact"/>
-            </w:pPr>
-            <w:r>
-              <w:t xml:space="preserve">0104</w:t>
-            </w:r>
-          </w:p>
-        </w:tc>
-        <w:tc>
-          <w:tcPr>
-            <w:shd w:val="clear" w:color="auto" w:fill="F2F2F2"/>
-          </w:tcPr>
-          <w:p>
-            <w:pPr>
-              <w:pStyle w:val="Compact"/>
-            </w:pPr>
-            <w:r>
-              <w:t xml:space="preserve">Kommanditgesellschaft (KmG).</w:t>
+                <w:t xml:space="preserve">https://register.ld.admin.ch/i14y/concept/legalForm/0105</w:t>
+              </w:r>
+            </w:hyperlink>
+          </w:p>
+        </w:tc>
+      </w:tr>
+      <w:tr>
+        <w:tc>
+          <w:tcPr>
+            <w:shd w:val="clear" w:color="auto" w:fill="F2F2F2"/>
+          </w:tcPr>
+          <w:p>
+            <w:pPr>
+              <w:pStyle w:val="Compact"/>
+            </w:pPr>
+            <w:r>
+              <w:t xml:space="preserve">0106</w:t>
+            </w:r>
+          </w:p>
+        </w:tc>
+        <w:tc>
+          <w:tcPr>
+            <w:shd w:val="clear" w:color="auto" w:fill="F2F2F2"/>
+          </w:tcPr>
+          <w:p>
+            <w:pPr>
+              <w:pStyle w:val="Compact"/>
+            </w:pPr>
+            <w:r>
+              <w:t xml:space="preserve">Aktiengesellschaft (AG).</w:t>
             </w:r>
           </w:p>
         </w:tc>
@@ -22521,36 +22496,36 @@
                 <w:rPr>
                   <w:rStyle w:val="Hyperlink"/>
                 </w:rPr>
-                <w:t xml:space="preserve">https://register.ld.admin.ch/i14y/concept/legalForm/0104</w:t>
-              </w:r>
-            </w:hyperlink>
-          </w:p>
-        </w:tc>
-      </w:tr>
-      <w:tr>
-        <w:tc>
-          <w:tcPr>
-            <w:shd w:val="clear" w:color="auto" w:fill="F2F2F2"/>
-          </w:tcPr>
-          <w:p>
-            <w:pPr>
-              <w:pStyle w:val="Compact"/>
-            </w:pPr>
-            <w:r>
-              <w:t xml:space="preserve">0105</w:t>
-            </w:r>
-          </w:p>
-        </w:tc>
-        <w:tc>
-          <w:tcPr>
-            <w:shd w:val="clear" w:color="auto" w:fill="F2F2F2"/>
-          </w:tcPr>
-          <w:p>
-            <w:pPr>
-              <w:pStyle w:val="Compact"/>
-            </w:pPr>
-            <w:r>
-              <w:t xml:space="preserve">Kommanditaktiengesellschaft (KmAG).</w:t>
+                <w:t xml:space="preserve">https://register.ld.admin.ch/i14y/concept/legalForm/0106</w:t>
+              </w:r>
+            </w:hyperlink>
+          </w:p>
+        </w:tc>
+      </w:tr>
+      <w:tr>
+        <w:tc>
+          <w:tcPr>
+            <w:shd w:val="clear" w:color="auto" w:fill="F2F2F2"/>
+          </w:tcPr>
+          <w:p>
+            <w:pPr>
+              <w:pStyle w:val="Compact"/>
+            </w:pPr>
+            <w:r>
+              <w:t xml:space="preserve">0107</w:t>
+            </w:r>
+          </w:p>
+        </w:tc>
+        <w:tc>
+          <w:tcPr>
+            <w:shd w:val="clear" w:color="auto" w:fill="F2F2F2"/>
+          </w:tcPr>
+          <w:p>
+            <w:pPr>
+              <w:pStyle w:val="Compact"/>
+            </w:pPr>
+            <w:r>
+              <w:t xml:space="preserve">Gesellschaft mit beschränkter Haftung (GmbH).</w:t>
             </w:r>
           </w:p>
         </w:tc>
@@ -22575,36 +22550,36 @@
                 <w:rPr>
                   <w:rStyle w:val="Hyperlink"/>
                 </w:rPr>
-                <w:t xml:space="preserve">https://register.ld.admin.ch/i14y/concept/legalForm/0105</w:t>
-              </w:r>
-            </w:hyperlink>
-          </w:p>
-        </w:tc>
-      </w:tr>
-      <w:tr>
-        <w:tc>
-          <w:tcPr>
-            <w:shd w:val="clear" w:color="auto" w:fill="F2F2F2"/>
-          </w:tcPr>
-          <w:p>
-            <w:pPr>
-              <w:pStyle w:val="Compact"/>
-            </w:pPr>
-            <w:r>
-              <w:t xml:space="preserve">0106</w:t>
-            </w:r>
-          </w:p>
-        </w:tc>
-        <w:tc>
-          <w:tcPr>
-            <w:shd w:val="clear" w:color="auto" w:fill="F2F2F2"/>
-          </w:tcPr>
-          <w:p>
-            <w:pPr>
-              <w:pStyle w:val="Compact"/>
-            </w:pPr>
-            <w:r>
-              <w:t xml:space="preserve">Aktiengesellschaft (AG).</w:t>
+                <w:t xml:space="preserve">https://register.ld.admin.ch/i14y/concept/legalForm/0107</w:t>
+              </w:r>
+            </w:hyperlink>
+          </w:p>
+        </w:tc>
+      </w:tr>
+      <w:tr>
+        <w:tc>
+          <w:tcPr>
+            <w:shd w:val="clear" w:color="auto" w:fill="F2F2F2"/>
+          </w:tcPr>
+          <w:p>
+            <w:pPr>
+              <w:pStyle w:val="Compact"/>
+            </w:pPr>
+            <w:r>
+              <w:t xml:space="preserve">0108</w:t>
+            </w:r>
+          </w:p>
+        </w:tc>
+        <w:tc>
+          <w:tcPr>
+            <w:shd w:val="clear" w:color="auto" w:fill="F2F2F2"/>
+          </w:tcPr>
+          <w:p>
+            <w:pPr>
+              <w:pStyle w:val="Compact"/>
+            </w:pPr>
+            <w:r>
+              <w:t xml:space="preserve">Genossenschaft.</w:t>
             </w:r>
           </w:p>
         </w:tc>
@@ -22629,36 +22604,36 @@
                 <w:rPr>
                   <w:rStyle w:val="Hyperlink"/>
                 </w:rPr>
-                <w:t xml:space="preserve">https://register.ld.admin.ch/i14y/concept/legalForm/0106</w:t>
-              </w:r>
-            </w:hyperlink>
-          </w:p>
-        </w:tc>
-      </w:tr>
-      <w:tr>
-        <w:tc>
-          <w:tcPr>
-            <w:shd w:val="clear" w:color="auto" w:fill="F2F2F2"/>
-          </w:tcPr>
-          <w:p>
-            <w:pPr>
-              <w:pStyle w:val="Compact"/>
-            </w:pPr>
-            <w:r>
-              <w:t xml:space="preserve">0107</w:t>
-            </w:r>
-          </w:p>
-        </w:tc>
-        <w:tc>
-          <w:tcPr>
-            <w:shd w:val="clear" w:color="auto" w:fill="F2F2F2"/>
-          </w:tcPr>
-          <w:p>
-            <w:pPr>
-              <w:pStyle w:val="Compact"/>
-            </w:pPr>
-            <w:r>
-              <w:t xml:space="preserve">Gesellschaft mit beschränkter Haftung (GmbH).</w:t>
+                <w:t xml:space="preserve">https://register.ld.admin.ch/i14y/concept/legalForm/0108</w:t>
+              </w:r>
+            </w:hyperlink>
+          </w:p>
+        </w:tc>
+      </w:tr>
+      <w:tr>
+        <w:tc>
+          <w:tcPr>
+            <w:shd w:val="clear" w:color="auto" w:fill="F2F2F2"/>
+          </w:tcPr>
+          <w:p>
+            <w:pPr>
+              <w:pStyle w:val="Compact"/>
+            </w:pPr>
+            <w:r>
+              <w:t xml:space="preserve">0109</w:t>
+            </w:r>
+          </w:p>
+        </w:tc>
+        <w:tc>
+          <w:tcPr>
+            <w:shd w:val="clear" w:color="auto" w:fill="F2F2F2"/>
+          </w:tcPr>
+          <w:p>
+            <w:pPr>
+              <w:pStyle w:val="Compact"/>
+            </w:pPr>
+            <w:r>
+              <w:t xml:space="preserve">Verein.</w:t>
             </w:r>
           </w:p>
         </w:tc>
@@ -22683,36 +22658,36 @@
                 <w:rPr>
                   <w:rStyle w:val="Hyperlink"/>
                 </w:rPr>
-                <w:t xml:space="preserve">https://register.ld.admin.ch/i14y/concept/legalForm/0107</w:t>
-              </w:r>
-            </w:hyperlink>
-          </w:p>
-        </w:tc>
-      </w:tr>
-      <w:tr>
-        <w:tc>
-          <w:tcPr>
-            <w:shd w:val="clear" w:color="auto" w:fill="F2F2F2"/>
-          </w:tcPr>
-          <w:p>
-            <w:pPr>
-              <w:pStyle w:val="Compact"/>
-            </w:pPr>
-            <w:r>
-              <w:t xml:space="preserve">0108</w:t>
-            </w:r>
-          </w:p>
-        </w:tc>
-        <w:tc>
-          <w:tcPr>
-            <w:shd w:val="clear" w:color="auto" w:fill="F2F2F2"/>
-          </w:tcPr>
-          <w:p>
-            <w:pPr>
-              <w:pStyle w:val="Compact"/>
-            </w:pPr>
-            <w:r>
-              <w:t xml:space="preserve">Genossenschaft.</w:t>
+                <w:t xml:space="preserve">https://register.ld.admin.ch/i14y/concept/legalForm/0109</w:t>
+              </w:r>
+            </w:hyperlink>
+          </w:p>
+        </w:tc>
+      </w:tr>
+      <w:tr>
+        <w:tc>
+          <w:tcPr>
+            <w:shd w:val="clear" w:color="auto" w:fill="F2F2F2"/>
+          </w:tcPr>
+          <w:p>
+            <w:pPr>
+              <w:pStyle w:val="Compact"/>
+            </w:pPr>
+            <w:r>
+              <w:t xml:space="preserve">0110</w:t>
+            </w:r>
+          </w:p>
+        </w:tc>
+        <w:tc>
+          <w:tcPr>
+            <w:shd w:val="clear" w:color="auto" w:fill="F2F2F2"/>
+          </w:tcPr>
+          <w:p>
+            <w:pPr>
+              <w:pStyle w:val="Compact"/>
+            </w:pPr>
+            <w:r>
+              <w:t xml:space="preserve">Stiftung.</w:t>
             </w:r>
           </w:p>
         </w:tc>
@@ -22737,36 +22712,36 @@
                 <w:rPr>
                   <w:rStyle w:val="Hyperlink"/>
                 </w:rPr>
-                <w:t xml:space="preserve">https://register.ld.admin.ch/i14y/concept/legalForm/0108</w:t>
-              </w:r>
-            </w:hyperlink>
-          </w:p>
-        </w:tc>
-      </w:tr>
-      <w:tr>
-        <w:tc>
-          <w:tcPr>
-            <w:shd w:val="clear" w:color="auto" w:fill="F2F2F2"/>
-          </w:tcPr>
-          <w:p>
-            <w:pPr>
-              <w:pStyle w:val="Compact"/>
-            </w:pPr>
-            <w:r>
-              <w:t xml:space="preserve">0109</w:t>
-            </w:r>
-          </w:p>
-        </w:tc>
-        <w:tc>
-          <w:tcPr>
-            <w:shd w:val="clear" w:color="auto" w:fill="F2F2F2"/>
-          </w:tcPr>
-          <w:p>
-            <w:pPr>
-              <w:pStyle w:val="Compact"/>
-            </w:pPr>
-            <w:r>
-              <w:t xml:space="preserve">Verein.</w:t>
+                <w:t xml:space="preserve">https://register.ld.admin.ch/i14y/concept/legalForm/0110</w:t>
+              </w:r>
+            </w:hyperlink>
+          </w:p>
+        </w:tc>
+      </w:tr>
+      <w:tr>
+        <w:tc>
+          <w:tcPr>
+            <w:shd w:val="clear" w:color="auto" w:fill="F2F2F2"/>
+          </w:tcPr>
+          <w:p>
+            <w:pPr>
+              <w:pStyle w:val="Compact"/>
+            </w:pPr>
+            <w:r>
+              <w:t xml:space="preserve">0111</w:t>
+            </w:r>
+          </w:p>
+        </w:tc>
+        <w:tc>
+          <w:tcPr>
+            <w:shd w:val="clear" w:color="auto" w:fill="F2F2F2"/>
+          </w:tcPr>
+          <w:p>
+            <w:pPr>
+              <w:pStyle w:val="Compact"/>
+            </w:pPr>
+            <w:r>
+              <w:t xml:space="preserve">Zweigniederlassung eines ausländischen Unternehmens.</w:t>
             </w:r>
           </w:p>
         </w:tc>
@@ -22791,36 +22766,36 @@
                 <w:rPr>
                   <w:rStyle w:val="Hyperlink"/>
                 </w:rPr>
-                <w:t xml:space="preserve">https://register.ld.admin.ch/i14y/concept/legalForm/0109</w:t>
-              </w:r>
-            </w:hyperlink>
-          </w:p>
-        </w:tc>
-      </w:tr>
-      <w:tr>
-        <w:tc>
-          <w:tcPr>
-            <w:shd w:val="clear" w:color="auto" w:fill="F2F2F2"/>
-          </w:tcPr>
-          <w:p>
-            <w:pPr>
-              <w:pStyle w:val="Compact"/>
-            </w:pPr>
-            <w:r>
-              <w:t xml:space="preserve">0110</w:t>
-            </w:r>
-          </w:p>
-        </w:tc>
-        <w:tc>
-          <w:tcPr>
-            <w:shd w:val="clear" w:color="auto" w:fill="F2F2F2"/>
-          </w:tcPr>
-          <w:p>
-            <w:pPr>
-              <w:pStyle w:val="Compact"/>
-            </w:pPr>
-            <w:r>
-              <w:t xml:space="preserve">Stiftung.</w:t>
+                <w:t xml:space="preserve">https://register.ld.admin.ch/i14y/concept/legalForm/0111</w:t>
+              </w:r>
+            </w:hyperlink>
+          </w:p>
+        </w:tc>
+      </w:tr>
+      <w:tr>
+        <w:tc>
+          <w:tcPr>
+            <w:shd w:val="clear" w:color="auto" w:fill="F2F2F2"/>
+          </w:tcPr>
+          <w:p>
+            <w:pPr>
+              <w:pStyle w:val="Compact"/>
+            </w:pPr>
+            <w:r>
+              <w:t xml:space="preserve">0113</w:t>
+            </w:r>
+          </w:p>
+        </w:tc>
+        <w:tc>
+          <w:tcPr>
+            <w:shd w:val="clear" w:color="auto" w:fill="F2F2F2"/>
+          </w:tcPr>
+          <w:p>
+            <w:pPr>
+              <w:pStyle w:val="Compact"/>
+            </w:pPr>
+            <w:r>
+              <w:t xml:space="preserve">Besondere Rechtsform.</w:t>
             </w:r>
           </w:p>
         </w:tc>
@@ -22845,36 +22820,36 @@
                 <w:rPr>
                   <w:rStyle w:val="Hyperlink"/>
                 </w:rPr>
-                <w:t xml:space="preserve">https://register.ld.admin.ch/i14y/concept/legalForm/0110</w:t>
-              </w:r>
-            </w:hyperlink>
-          </w:p>
-        </w:tc>
-      </w:tr>
-      <w:tr>
-        <w:tc>
-          <w:tcPr>
-            <w:shd w:val="clear" w:color="auto" w:fill="F2F2F2"/>
-          </w:tcPr>
-          <w:p>
-            <w:pPr>
-              <w:pStyle w:val="Compact"/>
-            </w:pPr>
-            <w:r>
-              <w:t xml:space="preserve">0111</w:t>
-            </w:r>
-          </w:p>
-        </w:tc>
-        <w:tc>
-          <w:tcPr>
-            <w:shd w:val="clear" w:color="auto" w:fill="F2F2F2"/>
-          </w:tcPr>
-          <w:p>
-            <w:pPr>
-              <w:pStyle w:val="Compact"/>
-            </w:pPr>
-            <w:r>
-              <w:t xml:space="preserve">Zweigniederlassung eines ausländischen Unternehmens.</w:t>
+                <w:t xml:space="preserve">https://register.ld.admin.ch/i14y/concept/legalForm/0113</w:t>
+              </w:r>
+            </w:hyperlink>
+          </w:p>
+        </w:tc>
+      </w:tr>
+      <w:tr>
+        <w:tc>
+          <w:tcPr>
+            <w:shd w:val="clear" w:color="auto" w:fill="F2F2F2"/>
+          </w:tcPr>
+          <w:p>
+            <w:pPr>
+              <w:pStyle w:val="Compact"/>
+            </w:pPr>
+            <w:r>
+              <w:t xml:space="preserve">0114</w:t>
+            </w:r>
+          </w:p>
+        </w:tc>
+        <w:tc>
+          <w:tcPr>
+            <w:shd w:val="clear" w:color="auto" w:fill="F2F2F2"/>
+          </w:tcPr>
+          <w:p>
+            <w:pPr>
+              <w:pStyle w:val="Compact"/>
+            </w:pPr>
+            <w:r>
+              <w:t xml:space="preserve">Kommanditgesellschaft für kollektive Kapitalanlagen (KmGK).</w:t>
             </w:r>
           </w:p>
         </w:tc>
@@ -22899,36 +22874,36 @@
                 <w:rPr>
                   <w:rStyle w:val="Hyperlink"/>
                 </w:rPr>
-                <w:t xml:space="preserve">https://register.ld.admin.ch/i14y/concept/legalForm/0111</w:t>
-              </w:r>
-            </w:hyperlink>
-          </w:p>
-        </w:tc>
-      </w:tr>
-      <w:tr>
-        <w:tc>
-          <w:tcPr>
-            <w:shd w:val="clear" w:color="auto" w:fill="F2F2F2"/>
-          </w:tcPr>
-          <w:p>
-            <w:pPr>
-              <w:pStyle w:val="Compact"/>
-            </w:pPr>
-            <w:r>
-              <w:t xml:space="preserve">0113</w:t>
-            </w:r>
-          </w:p>
-        </w:tc>
-        <w:tc>
-          <w:tcPr>
-            <w:shd w:val="clear" w:color="auto" w:fill="F2F2F2"/>
-          </w:tcPr>
-          <w:p>
-            <w:pPr>
-              <w:pStyle w:val="Compact"/>
-            </w:pPr>
-            <w:r>
-              <w:t xml:space="preserve">Besondere Rechtsform.</w:t>
+                <w:t xml:space="preserve">https://register.ld.admin.ch/i14y/concept/legalForm/0114</w:t>
+              </w:r>
+            </w:hyperlink>
+          </w:p>
+        </w:tc>
+      </w:tr>
+      <w:tr>
+        <w:tc>
+          <w:tcPr>
+            <w:shd w:val="clear" w:color="auto" w:fill="F2F2F2"/>
+          </w:tcPr>
+          <w:p>
+            <w:pPr>
+              <w:pStyle w:val="Compact"/>
+            </w:pPr>
+            <w:r>
+              <w:t xml:space="preserve">0115</w:t>
+            </w:r>
+          </w:p>
+        </w:tc>
+        <w:tc>
+          <w:tcPr>
+            <w:shd w:val="clear" w:color="auto" w:fill="F2F2F2"/>
+          </w:tcPr>
+          <w:p>
+            <w:pPr>
+              <w:pStyle w:val="Compact"/>
+            </w:pPr>
+            <w:r>
+              <w:t xml:space="preserve">Investmentgesellschaft mit variablem Kapital (SICAV).</w:t>
             </w:r>
           </w:p>
         </w:tc>
@@ -22953,36 +22928,36 @@
                 <w:rPr>
                   <w:rStyle w:val="Hyperlink"/>
                 </w:rPr>
-                <w:t xml:space="preserve">https://register.ld.admin.ch/i14y/concept/legalForm/0113</w:t>
-              </w:r>
-            </w:hyperlink>
-          </w:p>
-        </w:tc>
-      </w:tr>
-      <w:tr>
-        <w:tc>
-          <w:tcPr>
-            <w:shd w:val="clear" w:color="auto" w:fill="F2F2F2"/>
-          </w:tcPr>
-          <w:p>
-            <w:pPr>
-              <w:pStyle w:val="Compact"/>
-            </w:pPr>
-            <w:r>
-              <w:t xml:space="preserve">0114</w:t>
-            </w:r>
-          </w:p>
-        </w:tc>
-        <w:tc>
-          <w:tcPr>
-            <w:shd w:val="clear" w:color="auto" w:fill="F2F2F2"/>
-          </w:tcPr>
-          <w:p>
-            <w:pPr>
-              <w:pStyle w:val="Compact"/>
-            </w:pPr>
-            <w:r>
-              <w:t xml:space="preserve">Kommanditgesellschaft für kollektive Kapitalanlagen (KmGK).</w:t>
+                <w:t xml:space="preserve">https://register.ld.admin.ch/i14y/concept/legalForm/0115</w:t>
+              </w:r>
+            </w:hyperlink>
+          </w:p>
+        </w:tc>
+      </w:tr>
+      <w:tr>
+        <w:tc>
+          <w:tcPr>
+            <w:shd w:val="clear" w:color="auto" w:fill="F2F2F2"/>
+          </w:tcPr>
+          <w:p>
+            <w:pPr>
+              <w:pStyle w:val="Compact"/>
+            </w:pPr>
+            <w:r>
+              <w:t xml:space="preserve">0116</w:t>
+            </w:r>
+          </w:p>
+        </w:tc>
+        <w:tc>
+          <w:tcPr>
+            <w:shd w:val="clear" w:color="auto" w:fill="F2F2F2"/>
+          </w:tcPr>
+          <w:p>
+            <w:pPr>
+              <w:pStyle w:val="Compact"/>
+            </w:pPr>
+            <w:r>
+              <w:t xml:space="preserve">Investmentgesellschaft mit festem Kapital (SICAF).</w:t>
             </w:r>
           </w:p>
         </w:tc>
@@ -23007,36 +22982,36 @@
                 <w:rPr>
                   <w:rStyle w:val="Hyperlink"/>
                 </w:rPr>
-                <w:t xml:space="preserve">https://register.ld.admin.ch/i14y/concept/legalForm/0114</w:t>
-              </w:r>
-            </w:hyperlink>
-          </w:p>
-        </w:tc>
-      </w:tr>
-      <w:tr>
-        <w:tc>
-          <w:tcPr>
-            <w:shd w:val="clear" w:color="auto" w:fill="F2F2F2"/>
-          </w:tcPr>
-          <w:p>
-            <w:pPr>
-              <w:pStyle w:val="Compact"/>
-            </w:pPr>
-            <w:r>
-              <w:t xml:space="preserve">0115</w:t>
-            </w:r>
-          </w:p>
-        </w:tc>
-        <w:tc>
-          <w:tcPr>
-            <w:shd w:val="clear" w:color="auto" w:fill="F2F2F2"/>
-          </w:tcPr>
-          <w:p>
-            <w:pPr>
-              <w:pStyle w:val="Compact"/>
-            </w:pPr>
-            <w:r>
-              <w:t xml:space="preserve">Investmentgesellschaft mit variablem Kapital (SICAV).</w:t>
+                <w:t xml:space="preserve">https://register.ld.admin.ch/i14y/concept/legalForm/0116</w:t>
+              </w:r>
+            </w:hyperlink>
+          </w:p>
+        </w:tc>
+      </w:tr>
+      <w:tr>
+        <w:tc>
+          <w:tcPr>
+            <w:shd w:val="clear" w:color="auto" w:fill="F2F2F2"/>
+          </w:tcPr>
+          <w:p>
+            <w:pPr>
+              <w:pStyle w:val="Compact"/>
+            </w:pPr>
+            <w:r>
+              <w:t xml:space="preserve">0117</w:t>
+            </w:r>
+          </w:p>
+        </w:tc>
+        <w:tc>
+          <w:tcPr>
+            <w:shd w:val="clear" w:color="auto" w:fill="F2F2F2"/>
+          </w:tcPr>
+          <w:p>
+            <w:pPr>
+              <w:pStyle w:val="Compact"/>
+            </w:pPr>
+            <w:r>
+              <w:t xml:space="preserve">Institut des öffentlichen Rechts.</w:t>
             </w:r>
           </w:p>
         </w:tc>
@@ -23061,36 +23036,36 @@
                 <w:rPr>
                   <w:rStyle w:val="Hyperlink"/>
                 </w:rPr>
-                <w:t xml:space="preserve">https://register.ld.admin.ch/i14y/concept/legalForm/0115</w:t>
-              </w:r>
-            </w:hyperlink>
-          </w:p>
-        </w:tc>
-      </w:tr>
-      <w:tr>
-        <w:tc>
-          <w:tcPr>
-            <w:shd w:val="clear" w:color="auto" w:fill="F2F2F2"/>
-          </w:tcPr>
-          <w:p>
-            <w:pPr>
-              <w:pStyle w:val="Compact"/>
-            </w:pPr>
-            <w:r>
-              <w:t xml:space="preserve">0116</w:t>
-            </w:r>
-          </w:p>
-        </w:tc>
-        <w:tc>
-          <w:tcPr>
-            <w:shd w:val="clear" w:color="auto" w:fill="F2F2F2"/>
-          </w:tcPr>
-          <w:p>
-            <w:pPr>
-              <w:pStyle w:val="Compact"/>
-            </w:pPr>
-            <w:r>
-              <w:t xml:space="preserve">Investmentgesellschaft mit festem Kapital (SICAF).</w:t>
+                <w:t xml:space="preserve">https://register.ld.admin.ch/i14y/concept/legalForm/0117</w:t>
+              </w:r>
+            </w:hyperlink>
+          </w:p>
+        </w:tc>
+      </w:tr>
+      <w:tr>
+        <w:tc>
+          <w:tcPr>
+            <w:shd w:val="clear" w:color="auto" w:fill="F2F2F2"/>
+          </w:tcPr>
+          <w:p>
+            <w:pPr>
+              <w:pStyle w:val="Compact"/>
+            </w:pPr>
+            <w:r>
+              <w:t xml:space="preserve">0118</w:t>
+            </w:r>
+          </w:p>
+        </w:tc>
+        <w:tc>
+          <w:tcPr>
+            <w:shd w:val="clear" w:color="auto" w:fill="F2F2F2"/>
+          </w:tcPr>
+          <w:p>
+            <w:pPr>
+              <w:pStyle w:val="Compact"/>
+            </w:pPr>
+            <w:r>
+              <w:t xml:space="preserve">Nichtkaufmännische Prokura.</w:t>
             </w:r>
           </w:p>
         </w:tc>
@@ -23115,36 +23090,36 @@
                 <w:rPr>
                   <w:rStyle w:val="Hyperlink"/>
                 </w:rPr>
-                <w:t xml:space="preserve">https://register.ld.admin.ch/i14y/concept/legalForm/0116</w:t>
-              </w:r>
-            </w:hyperlink>
-          </w:p>
-        </w:tc>
-      </w:tr>
-      <w:tr>
-        <w:tc>
-          <w:tcPr>
-            <w:shd w:val="clear" w:color="auto" w:fill="F2F2F2"/>
-          </w:tcPr>
-          <w:p>
-            <w:pPr>
-              <w:pStyle w:val="Compact"/>
-            </w:pPr>
-            <w:r>
-              <w:t xml:space="preserve">0117</w:t>
-            </w:r>
-          </w:p>
-        </w:tc>
-        <w:tc>
-          <w:tcPr>
-            <w:shd w:val="clear" w:color="auto" w:fill="F2F2F2"/>
-          </w:tcPr>
-          <w:p>
-            <w:pPr>
-              <w:pStyle w:val="Compact"/>
-            </w:pPr>
-            <w:r>
-              <w:t xml:space="preserve">Institut des öffentlichen Rechts.</w:t>
+                <w:t xml:space="preserve">https://register.ld.admin.ch/i14y/concept/legalForm/0118</w:t>
+              </w:r>
+            </w:hyperlink>
+          </w:p>
+        </w:tc>
+      </w:tr>
+      <w:tr>
+        <w:tc>
+          <w:tcPr>
+            <w:shd w:val="clear" w:color="auto" w:fill="F2F2F2"/>
+          </w:tcPr>
+          <w:p>
+            <w:pPr>
+              <w:pStyle w:val="Compact"/>
+            </w:pPr>
+            <w:r>
+              <w:t xml:space="preserve">0119</w:t>
+            </w:r>
+          </w:p>
+        </w:tc>
+        <w:tc>
+          <w:tcPr>
+            <w:shd w:val="clear" w:color="auto" w:fill="F2F2F2"/>
+          </w:tcPr>
+          <w:p>
+            <w:pPr>
+              <w:pStyle w:val="Compact"/>
+            </w:pPr>
+            <w:r>
+              <w:t xml:space="preserve">Haupt von Gemeinderschaft.</w:t>
             </w:r>
           </w:p>
         </w:tc>
@@ -23169,36 +23144,36 @@
                 <w:rPr>
                   <w:rStyle w:val="Hyperlink"/>
                 </w:rPr>
-                <w:t xml:space="preserve">https://register.ld.admin.ch/i14y/concept/legalForm/0117</w:t>
-              </w:r>
-            </w:hyperlink>
-          </w:p>
-        </w:tc>
-      </w:tr>
-      <w:tr>
-        <w:tc>
-          <w:tcPr>
-            <w:shd w:val="clear" w:color="auto" w:fill="F2F2F2"/>
-          </w:tcPr>
-          <w:p>
-            <w:pPr>
-              <w:pStyle w:val="Compact"/>
-            </w:pPr>
-            <w:r>
-              <w:t xml:space="preserve">0118</w:t>
-            </w:r>
-          </w:p>
-        </w:tc>
-        <w:tc>
-          <w:tcPr>
-            <w:shd w:val="clear" w:color="auto" w:fill="F2F2F2"/>
-          </w:tcPr>
-          <w:p>
-            <w:pPr>
-              <w:pStyle w:val="Compact"/>
-            </w:pPr>
-            <w:r>
-              <w:t xml:space="preserve">Nichtkaufmännische Prokura.</w:t>
+                <w:t xml:space="preserve">https://register.ld.admin.ch/i14y/concept/legalForm/0119</w:t>
+              </w:r>
+            </w:hyperlink>
+          </w:p>
+        </w:tc>
+      </w:tr>
+      <w:tr>
+        <w:tc>
+          <w:tcPr>
+            <w:shd w:val="clear" w:color="auto" w:fill="F2F2F2"/>
+          </w:tcPr>
+          <w:p>
+            <w:pPr>
+              <w:pStyle w:val="Compact"/>
+            </w:pPr>
+            <w:r>
+              <w:t xml:space="preserve">0151</w:t>
+            </w:r>
+          </w:p>
+        </w:tc>
+        <w:tc>
+          <w:tcPr>
+            <w:shd w:val="clear" w:color="auto" w:fill="F2F2F2"/>
+          </w:tcPr>
+          <w:p>
+            <w:pPr>
+              <w:pStyle w:val="Compact"/>
+            </w:pPr>
+            <w:r>
+              <w:t xml:space="preserve">Zweigniederlassung.</w:t>
             </w:r>
           </w:p>
         </w:tc>
@@ -23223,36 +23198,36 @@
                 <w:rPr>
                   <w:rStyle w:val="Hyperlink"/>
                 </w:rPr>
-                <w:t xml:space="preserve">https://register.ld.admin.ch/i14y/concept/legalForm/0118</w:t>
-              </w:r>
-            </w:hyperlink>
-          </w:p>
-        </w:tc>
-      </w:tr>
-      <w:tr>
-        <w:tc>
-          <w:tcPr>
-            <w:shd w:val="clear" w:color="auto" w:fill="F2F2F2"/>
-          </w:tcPr>
-          <w:p>
-            <w:pPr>
-              <w:pStyle w:val="Compact"/>
-            </w:pPr>
-            <w:r>
-              <w:t xml:space="preserve">0119</w:t>
-            </w:r>
-          </w:p>
-        </w:tc>
-        <w:tc>
-          <w:tcPr>
-            <w:shd w:val="clear" w:color="auto" w:fill="F2F2F2"/>
-          </w:tcPr>
-          <w:p>
-            <w:pPr>
-              <w:pStyle w:val="Compact"/>
-            </w:pPr>
-            <w:r>
-              <w:t xml:space="preserve">Haupt von Gemeinderschaft.</w:t>
+                <w:t xml:space="preserve">https://register.ld.admin.ch/i14y/concept/legalForm/0151</w:t>
+              </w:r>
+            </w:hyperlink>
+          </w:p>
+        </w:tc>
+      </w:tr>
+      <w:tr>
+        <w:tc>
+          <w:tcPr>
+            <w:shd w:val="clear" w:color="auto" w:fill="F2F2F2"/>
+          </w:tcPr>
+          <w:p>
+            <w:pPr>
+              <w:pStyle w:val="Compact"/>
+            </w:pPr>
+            <w:r>
+              <w:t xml:space="preserve">0220</w:t>
+            </w:r>
+          </w:p>
+        </w:tc>
+        <w:tc>
+          <w:tcPr>
+            <w:shd w:val="clear" w:color="auto" w:fill="F2F2F2"/>
+          </w:tcPr>
+          <w:p>
+            <w:pPr>
+              <w:pStyle w:val="Compact"/>
+            </w:pPr>
+            <w:r>
+              <w:t xml:space="preserve">Verwaltungseinheit des Bundes.</w:t>
             </w:r>
           </w:p>
         </w:tc>
@@ -23277,36 +23252,36 @@
                 <w:rPr>
                   <w:rStyle w:val="Hyperlink"/>
                 </w:rPr>
-                <w:t xml:space="preserve">https://register.ld.admin.ch/i14y/concept/legalForm/0119</w:t>
-              </w:r>
-            </w:hyperlink>
-          </w:p>
-        </w:tc>
-      </w:tr>
-      <w:tr>
-        <w:tc>
-          <w:tcPr>
-            <w:shd w:val="clear" w:color="auto" w:fill="F2F2F2"/>
-          </w:tcPr>
-          <w:p>
-            <w:pPr>
-              <w:pStyle w:val="Compact"/>
-            </w:pPr>
-            <w:r>
-              <w:t xml:space="preserve">0151</w:t>
-            </w:r>
-          </w:p>
-        </w:tc>
-        <w:tc>
-          <w:tcPr>
-            <w:shd w:val="clear" w:color="auto" w:fill="F2F2F2"/>
-          </w:tcPr>
-          <w:p>
-            <w:pPr>
-              <w:pStyle w:val="Compact"/>
-            </w:pPr>
-            <w:r>
-              <w:t xml:space="preserve">Zweigniederlassung.</w:t>
+                <w:t xml:space="preserve">https://register.ld.admin.ch/i14y/concept/legalForm/0220</w:t>
+              </w:r>
+            </w:hyperlink>
+          </w:p>
+        </w:tc>
+      </w:tr>
+      <w:tr>
+        <w:tc>
+          <w:tcPr>
+            <w:shd w:val="clear" w:color="auto" w:fill="F2F2F2"/>
+          </w:tcPr>
+          <w:p>
+            <w:pPr>
+              <w:pStyle w:val="Compact"/>
+            </w:pPr>
+            <w:r>
+              <w:t xml:space="preserve">0221</w:t>
+            </w:r>
+          </w:p>
+        </w:tc>
+        <w:tc>
+          <w:tcPr>
+            <w:shd w:val="clear" w:color="auto" w:fill="F2F2F2"/>
+          </w:tcPr>
+          <w:p>
+            <w:pPr>
+              <w:pStyle w:val="Compact"/>
+            </w:pPr>
+            <w:r>
+              <w:t xml:space="preserve">Verwaltungseinheit des Kantons.</w:t>
             </w:r>
           </w:p>
         </w:tc>
@@ -23331,36 +23306,36 @@
                 <w:rPr>
                   <w:rStyle w:val="Hyperlink"/>
                 </w:rPr>
-                <w:t xml:space="preserve">https://register.ld.admin.ch/i14y/concept/legalForm/0151</w:t>
-              </w:r>
-            </w:hyperlink>
-          </w:p>
-        </w:tc>
-      </w:tr>
-      <w:tr>
-        <w:tc>
-          <w:tcPr>
-            <w:shd w:val="clear" w:color="auto" w:fill="F2F2F2"/>
-          </w:tcPr>
-          <w:p>
-            <w:pPr>
-              <w:pStyle w:val="Compact"/>
-            </w:pPr>
-            <w:r>
-              <w:t xml:space="preserve">0220</w:t>
-            </w:r>
-          </w:p>
-        </w:tc>
-        <w:tc>
-          <w:tcPr>
-            <w:shd w:val="clear" w:color="auto" w:fill="F2F2F2"/>
-          </w:tcPr>
-          <w:p>
-            <w:pPr>
-              <w:pStyle w:val="Compact"/>
-            </w:pPr>
-            <w:r>
-              <w:t xml:space="preserve">Verwaltungseinheit des Bundes.</w:t>
+                <w:t xml:space="preserve">https://register.ld.admin.ch/i14y/concept/legalForm/0221</w:t>
+              </w:r>
+            </w:hyperlink>
+          </w:p>
+        </w:tc>
+      </w:tr>
+      <w:tr>
+        <w:tc>
+          <w:tcPr>
+            <w:shd w:val="clear" w:color="auto" w:fill="F2F2F2"/>
+          </w:tcPr>
+          <w:p>
+            <w:pPr>
+              <w:pStyle w:val="Compact"/>
+            </w:pPr>
+            <w:r>
+              <w:t xml:space="preserve">0222</w:t>
+            </w:r>
+          </w:p>
+        </w:tc>
+        <w:tc>
+          <w:tcPr>
+            <w:shd w:val="clear" w:color="auto" w:fill="F2F2F2"/>
+          </w:tcPr>
+          <w:p>
+            <w:pPr>
+              <w:pStyle w:val="Compact"/>
+            </w:pPr>
+            <w:r>
+              <w:t xml:space="preserve">Verwaltungseinheit des Bezirks.</w:t>
             </w:r>
           </w:p>
         </w:tc>
@@ -23385,36 +23360,36 @@
                 <w:rPr>
                   <w:rStyle w:val="Hyperlink"/>
                 </w:rPr>
-                <w:t xml:space="preserve">https://register.ld.admin.ch/i14y/concept/legalForm/0220</w:t>
-              </w:r>
-            </w:hyperlink>
-          </w:p>
-        </w:tc>
-      </w:tr>
-      <w:tr>
-        <w:tc>
-          <w:tcPr>
-            <w:shd w:val="clear" w:color="auto" w:fill="F2F2F2"/>
-          </w:tcPr>
-          <w:p>
-            <w:pPr>
-              <w:pStyle w:val="Compact"/>
-            </w:pPr>
-            <w:r>
-              <w:t xml:space="preserve">0221</w:t>
-            </w:r>
-          </w:p>
-        </w:tc>
-        <w:tc>
-          <w:tcPr>
-            <w:shd w:val="clear" w:color="auto" w:fill="F2F2F2"/>
-          </w:tcPr>
-          <w:p>
-            <w:pPr>
-              <w:pStyle w:val="Compact"/>
-            </w:pPr>
-            <w:r>
-              <w:t xml:space="preserve">Verwaltungseinheit des Kantons.</w:t>
+                <w:t xml:space="preserve">https://register.ld.admin.ch/i14y/concept/legalForm/0222</w:t>
+              </w:r>
+            </w:hyperlink>
+          </w:p>
+        </w:tc>
+      </w:tr>
+      <w:tr>
+        <w:tc>
+          <w:tcPr>
+            <w:shd w:val="clear" w:color="auto" w:fill="F2F2F2"/>
+          </w:tcPr>
+          <w:p>
+            <w:pPr>
+              <w:pStyle w:val="Compact"/>
+            </w:pPr>
+            <w:r>
+              <w:t xml:space="preserve">0223</w:t>
+            </w:r>
+          </w:p>
+        </w:tc>
+        <w:tc>
+          <w:tcPr>
+            <w:shd w:val="clear" w:color="auto" w:fill="F2F2F2"/>
+          </w:tcPr>
+          <w:p>
+            <w:pPr>
+              <w:pStyle w:val="Compact"/>
+            </w:pPr>
+            <w:r>
+              <w:t xml:space="preserve">Verwaltungseinheit der Gemeinde.</w:t>
             </w:r>
           </w:p>
         </w:tc>
@@ -23439,36 +23414,36 @@
                 <w:rPr>
                   <w:rStyle w:val="Hyperlink"/>
                 </w:rPr>
-                <w:t xml:space="preserve">https://register.ld.admin.ch/i14y/concept/legalForm/0221</w:t>
-              </w:r>
-            </w:hyperlink>
-          </w:p>
-        </w:tc>
-      </w:tr>
-      <w:tr>
-        <w:tc>
-          <w:tcPr>
-            <w:shd w:val="clear" w:color="auto" w:fill="F2F2F2"/>
-          </w:tcPr>
-          <w:p>
-            <w:pPr>
-              <w:pStyle w:val="Compact"/>
-            </w:pPr>
-            <w:r>
-              <w:t xml:space="preserve">0222</w:t>
-            </w:r>
-          </w:p>
-        </w:tc>
-        <w:tc>
-          <w:tcPr>
-            <w:shd w:val="clear" w:color="auto" w:fill="F2F2F2"/>
-          </w:tcPr>
-          <w:p>
-            <w:pPr>
-              <w:pStyle w:val="Compact"/>
-            </w:pPr>
-            <w:r>
-              <w:t xml:space="preserve">Verwaltungseinheit des Bezirks.</w:t>
+                <w:t xml:space="preserve">https://register.ld.admin.ch/i14y/concept/legalForm/0223</w:t>
+              </w:r>
+            </w:hyperlink>
+          </w:p>
+        </w:tc>
+      </w:tr>
+      <w:tr>
+        <w:tc>
+          <w:tcPr>
+            <w:shd w:val="clear" w:color="auto" w:fill="F2F2F2"/>
+          </w:tcPr>
+          <w:p>
+            <w:pPr>
+              <w:pStyle w:val="Compact"/>
+            </w:pPr>
+            <w:r>
+              <w:t xml:space="preserve">0224</w:t>
+            </w:r>
+          </w:p>
+        </w:tc>
+        <w:tc>
+          <w:tcPr>
+            <w:shd w:val="clear" w:color="auto" w:fill="F2F2F2"/>
+          </w:tcPr>
+          <w:p>
+            <w:pPr>
+              <w:pStyle w:val="Compact"/>
+            </w:pPr>
+            <w:r>
+              <w:t xml:space="preserve">Andere öffentlich-rechtliche Verwaltungseinheit.</w:t>
             </w:r>
           </w:p>
         </w:tc>
@@ -23493,36 +23468,36 @@
                 <w:rPr>
                   <w:rStyle w:val="Hyperlink"/>
                 </w:rPr>
-                <w:t xml:space="preserve">https://register.ld.admin.ch/i14y/concept/legalForm/0222</w:t>
-              </w:r>
-            </w:hyperlink>
-          </w:p>
-        </w:tc>
-      </w:tr>
-      <w:tr>
-        <w:tc>
-          <w:tcPr>
-            <w:shd w:val="clear" w:color="auto" w:fill="F2F2F2"/>
-          </w:tcPr>
-          <w:p>
-            <w:pPr>
-              <w:pStyle w:val="Compact"/>
-            </w:pPr>
-            <w:r>
-              <w:t xml:space="preserve">0223</w:t>
-            </w:r>
-          </w:p>
-        </w:tc>
-        <w:tc>
-          <w:tcPr>
-            <w:shd w:val="clear" w:color="auto" w:fill="F2F2F2"/>
-          </w:tcPr>
-          <w:p>
-            <w:pPr>
-              <w:pStyle w:val="Compact"/>
-            </w:pPr>
-            <w:r>
-              <w:t xml:space="preserve">Verwaltungseinheit der Gemeinde.</w:t>
+                <w:t xml:space="preserve">https://register.ld.admin.ch/i14y/concept/legalForm/0224</w:t>
+              </w:r>
+            </w:hyperlink>
+          </w:p>
+        </w:tc>
+      </w:tr>
+      <w:tr>
+        <w:tc>
+          <w:tcPr>
+            <w:shd w:val="clear" w:color="auto" w:fill="F2F2F2"/>
+          </w:tcPr>
+          <w:p>
+            <w:pPr>
+              <w:pStyle w:val="Compact"/>
+            </w:pPr>
+            <w:r>
+              <w:t xml:space="preserve">0230</w:t>
+            </w:r>
+          </w:p>
+        </w:tc>
+        <w:tc>
+          <w:tcPr>
+            <w:shd w:val="clear" w:color="auto" w:fill="F2F2F2"/>
+          </w:tcPr>
+          <w:p>
+            <w:pPr>
+              <w:pStyle w:val="Compact"/>
+            </w:pPr>
+            <w:r>
+              <w:t xml:space="preserve">Einrichtung des öffentlichen Rechts des Bundes.</w:t>
             </w:r>
           </w:p>
         </w:tc>
@@ -23547,36 +23522,36 @@
                 <w:rPr>
                   <w:rStyle w:val="Hyperlink"/>
                 </w:rPr>
-                <w:t xml:space="preserve">https://register.ld.admin.ch/i14y/concept/legalForm/0223</w:t>
-              </w:r>
-            </w:hyperlink>
-          </w:p>
-        </w:tc>
-      </w:tr>
-      <w:tr>
-        <w:tc>
-          <w:tcPr>
-            <w:shd w:val="clear" w:color="auto" w:fill="F2F2F2"/>
-          </w:tcPr>
-          <w:p>
-            <w:pPr>
-              <w:pStyle w:val="Compact"/>
-            </w:pPr>
-            <w:r>
-              <w:t xml:space="preserve">0224</w:t>
-            </w:r>
-          </w:p>
-        </w:tc>
-        <w:tc>
-          <w:tcPr>
-            <w:shd w:val="clear" w:color="auto" w:fill="F2F2F2"/>
-          </w:tcPr>
-          <w:p>
-            <w:pPr>
-              <w:pStyle w:val="Compact"/>
-            </w:pPr>
-            <w:r>
-              <w:t xml:space="preserve">Andere öffentlich-rechtliche Verwaltungseinheit.</w:t>
+                <w:t xml:space="preserve">https://register.ld.admin.ch/i14y/concept/legalForm/0230</w:t>
+              </w:r>
+            </w:hyperlink>
+          </w:p>
+        </w:tc>
+      </w:tr>
+      <w:tr>
+        <w:tc>
+          <w:tcPr>
+            <w:shd w:val="clear" w:color="auto" w:fill="F2F2F2"/>
+          </w:tcPr>
+          <w:p>
+            <w:pPr>
+              <w:pStyle w:val="Compact"/>
+            </w:pPr>
+            <w:r>
+              <w:t xml:space="preserve">0231</w:t>
+            </w:r>
+          </w:p>
+        </w:tc>
+        <w:tc>
+          <w:tcPr>
+            <w:shd w:val="clear" w:color="auto" w:fill="F2F2F2"/>
+          </w:tcPr>
+          <w:p>
+            <w:pPr>
+              <w:pStyle w:val="Compact"/>
+            </w:pPr>
+            <w:r>
+              <w:t xml:space="preserve">Einrichtung des öffentlichen Rechts des Kantons.</w:t>
             </w:r>
           </w:p>
         </w:tc>
@@ -23601,36 +23576,36 @@
                 <w:rPr>
                   <w:rStyle w:val="Hyperlink"/>
                 </w:rPr>
-                <w:t xml:space="preserve">https://register.ld.admin.ch/i14y/concept/legalForm/0224</w:t>
-              </w:r>
-            </w:hyperlink>
-          </w:p>
-        </w:tc>
-      </w:tr>
-      <w:tr>
-        <w:tc>
-          <w:tcPr>
-            <w:shd w:val="clear" w:color="auto" w:fill="F2F2F2"/>
-          </w:tcPr>
-          <w:p>
-            <w:pPr>
-              <w:pStyle w:val="Compact"/>
-            </w:pPr>
-            <w:r>
-              <w:t xml:space="preserve">0230</w:t>
-            </w:r>
-          </w:p>
-        </w:tc>
-        <w:tc>
-          <w:tcPr>
-            <w:shd w:val="clear" w:color="auto" w:fill="F2F2F2"/>
-          </w:tcPr>
-          <w:p>
-            <w:pPr>
-              <w:pStyle w:val="Compact"/>
-            </w:pPr>
-            <w:r>
-              <w:t xml:space="preserve">Einrichtung des öffentlichen Rechts des Bundes.</w:t>
+                <w:t xml:space="preserve">https://register.ld.admin.ch/i14y/concept/legalForm/0231</w:t>
+              </w:r>
+            </w:hyperlink>
+          </w:p>
+        </w:tc>
+      </w:tr>
+      <w:tr>
+        <w:tc>
+          <w:tcPr>
+            <w:shd w:val="clear" w:color="auto" w:fill="F2F2F2"/>
+          </w:tcPr>
+          <w:p>
+            <w:pPr>
+              <w:pStyle w:val="Compact"/>
+            </w:pPr>
+            <w:r>
+              <w:t xml:space="preserve">0232</w:t>
+            </w:r>
+          </w:p>
+        </w:tc>
+        <w:tc>
+          <w:tcPr>
+            <w:shd w:val="clear" w:color="auto" w:fill="F2F2F2"/>
+          </w:tcPr>
+          <w:p>
+            <w:pPr>
+              <w:pStyle w:val="Compact"/>
+            </w:pPr>
+            <w:r>
+              <w:t xml:space="preserve">Einrichtung des öffentlichen Rechts des Bezirks.</w:t>
             </w:r>
           </w:p>
         </w:tc>
@@ -23655,36 +23630,36 @@
                 <w:rPr>
                   <w:rStyle w:val="Hyperlink"/>
                 </w:rPr>
-                <w:t xml:space="preserve">https://register.ld.admin.ch/i14y/concept/legalForm/0230</w:t>
-              </w:r>
-            </w:hyperlink>
-          </w:p>
-        </w:tc>
-      </w:tr>
-      <w:tr>
-        <w:tc>
-          <w:tcPr>
-            <w:shd w:val="clear" w:color="auto" w:fill="F2F2F2"/>
-          </w:tcPr>
-          <w:p>
-            <w:pPr>
-              <w:pStyle w:val="Compact"/>
-            </w:pPr>
-            <w:r>
-              <w:t xml:space="preserve">0231</w:t>
-            </w:r>
-          </w:p>
-        </w:tc>
-        <w:tc>
-          <w:tcPr>
-            <w:shd w:val="clear" w:color="auto" w:fill="F2F2F2"/>
-          </w:tcPr>
-          <w:p>
-            <w:pPr>
-              <w:pStyle w:val="Compact"/>
-            </w:pPr>
-            <w:r>
-              <w:t xml:space="preserve">Einrichtung des öffentlichen Rechts des Kantons.</w:t>
+                <w:t xml:space="preserve">https://register.ld.admin.ch/i14y/concept/legalForm/0232</w:t>
+              </w:r>
+            </w:hyperlink>
+          </w:p>
+        </w:tc>
+      </w:tr>
+      <w:tr>
+        <w:tc>
+          <w:tcPr>
+            <w:shd w:val="clear" w:color="auto" w:fill="F2F2F2"/>
+          </w:tcPr>
+          <w:p>
+            <w:pPr>
+              <w:pStyle w:val="Compact"/>
+            </w:pPr>
+            <w:r>
+              <w:t xml:space="preserve">0233</w:t>
+            </w:r>
+          </w:p>
+        </w:tc>
+        <w:tc>
+          <w:tcPr>
+            <w:shd w:val="clear" w:color="auto" w:fill="F2F2F2"/>
+          </w:tcPr>
+          <w:p>
+            <w:pPr>
+              <w:pStyle w:val="Compact"/>
+            </w:pPr>
+            <w:r>
+              <w:t xml:space="preserve">Einrichtung des öffentlichen Rechts der Gemeinde.</w:t>
             </w:r>
           </w:p>
         </w:tc>
@@ -23709,36 +23684,36 @@
                 <w:rPr>
                   <w:rStyle w:val="Hyperlink"/>
                 </w:rPr>
-                <w:t xml:space="preserve">https://register.ld.admin.ch/i14y/concept/legalForm/0231</w:t>
-              </w:r>
-            </w:hyperlink>
-          </w:p>
-        </w:tc>
-      </w:tr>
-      <w:tr>
-        <w:tc>
-          <w:tcPr>
-            <w:shd w:val="clear" w:color="auto" w:fill="F2F2F2"/>
-          </w:tcPr>
-          <w:p>
-            <w:pPr>
-              <w:pStyle w:val="Compact"/>
-            </w:pPr>
-            <w:r>
-              <w:t xml:space="preserve">0232</w:t>
-            </w:r>
-          </w:p>
-        </w:tc>
-        <w:tc>
-          <w:tcPr>
-            <w:shd w:val="clear" w:color="auto" w:fill="F2F2F2"/>
-          </w:tcPr>
-          <w:p>
-            <w:pPr>
-              <w:pStyle w:val="Compact"/>
-            </w:pPr>
-            <w:r>
-              <w:t xml:space="preserve">Einrichtung des öffentlichen Rechts des Bezirks.</w:t>
+                <w:t xml:space="preserve">https://register.ld.admin.ch/i14y/concept/legalForm/0233</w:t>
+              </w:r>
+            </w:hyperlink>
+          </w:p>
+        </w:tc>
+      </w:tr>
+      <w:tr>
+        <w:tc>
+          <w:tcPr>
+            <w:shd w:val="clear" w:color="auto" w:fill="F2F2F2"/>
+          </w:tcPr>
+          <w:p>
+            <w:pPr>
+              <w:pStyle w:val="Compact"/>
+            </w:pPr>
+            <w:r>
+              <w:t xml:space="preserve">0234</w:t>
+            </w:r>
+          </w:p>
+        </w:tc>
+        <w:tc>
+          <w:tcPr>
+            <w:shd w:val="clear" w:color="auto" w:fill="F2F2F2"/>
+          </w:tcPr>
+          <w:p>
+            <w:pPr>
+              <w:pStyle w:val="Compact"/>
+            </w:pPr>
+            <w:r>
+              <w:t xml:space="preserve">Andere Einrichtung des öffentlichen Rechts.</w:t>
             </w:r>
           </w:p>
         </w:tc>
@@ -23763,36 +23738,36 @@
                 <w:rPr>
                   <w:rStyle w:val="Hyperlink"/>
                 </w:rPr>
-                <w:t xml:space="preserve">https://register.ld.admin.ch/i14y/concept/legalForm/0232</w:t>
-              </w:r>
-            </w:hyperlink>
-          </w:p>
-        </w:tc>
-      </w:tr>
-      <w:tr>
-        <w:tc>
-          <w:tcPr>
-            <w:shd w:val="clear" w:color="auto" w:fill="F2F2F2"/>
-          </w:tcPr>
-          <w:p>
-            <w:pPr>
-              <w:pStyle w:val="Compact"/>
-            </w:pPr>
-            <w:r>
-              <w:t xml:space="preserve">0233</w:t>
-            </w:r>
-          </w:p>
-        </w:tc>
-        <w:tc>
-          <w:tcPr>
-            <w:shd w:val="clear" w:color="auto" w:fill="F2F2F2"/>
-          </w:tcPr>
-          <w:p>
-            <w:pPr>
-              <w:pStyle w:val="Compact"/>
-            </w:pPr>
-            <w:r>
-              <w:t xml:space="preserve">Einrichtung des öffentlichen Rechts der Gemeinde.</w:t>
+                <w:t xml:space="preserve">https://register.ld.admin.ch/i14y/concept/legalForm/0234</w:t>
+              </w:r>
+            </w:hyperlink>
+          </w:p>
+        </w:tc>
+      </w:tr>
+      <w:tr>
+        <w:tc>
+          <w:tcPr>
+            <w:shd w:val="clear" w:color="auto" w:fill="F2F2F2"/>
+          </w:tcPr>
+          <w:p>
+            <w:pPr>
+              <w:pStyle w:val="Compact"/>
+            </w:pPr>
+            <w:r>
+              <w:t xml:space="preserve">0302</w:t>
+            </w:r>
+          </w:p>
+        </w:tc>
+        <w:tc>
+          <w:tcPr>
+            <w:shd w:val="clear" w:color="auto" w:fill="F2F2F2"/>
+          </w:tcPr>
+          <w:p>
+            <w:pPr>
+              <w:pStyle w:val="Compact"/>
+            </w:pPr>
+            <w:r>
+              <w:t xml:space="preserve">Einfache Gesellschaft.</w:t>
             </w:r>
           </w:p>
         </w:tc>
@@ -23817,36 +23792,36 @@
                 <w:rPr>
                   <w:rStyle w:val="Hyperlink"/>
                 </w:rPr>
-                <w:t xml:space="preserve">https://register.ld.admin.ch/i14y/concept/legalForm/0233</w:t>
-              </w:r>
-            </w:hyperlink>
-          </w:p>
-        </w:tc>
-      </w:tr>
-      <w:tr>
-        <w:tc>
-          <w:tcPr>
-            <w:shd w:val="clear" w:color="auto" w:fill="F2F2F2"/>
-          </w:tcPr>
-          <w:p>
-            <w:pPr>
-              <w:pStyle w:val="Compact"/>
-            </w:pPr>
-            <w:r>
-              <w:t xml:space="preserve">0234</w:t>
-            </w:r>
-          </w:p>
-        </w:tc>
-        <w:tc>
-          <w:tcPr>
-            <w:shd w:val="clear" w:color="auto" w:fill="F2F2F2"/>
-          </w:tcPr>
-          <w:p>
-            <w:pPr>
-              <w:pStyle w:val="Compact"/>
-            </w:pPr>
-            <w:r>
-              <w:t xml:space="preserve">Andere Einrichtung des öffentlichen Rechts.</w:t>
+                <w:t xml:space="preserve">https://register.ld.admin.ch/i14y/concept/legalForm/0302</w:t>
+              </w:r>
+            </w:hyperlink>
+          </w:p>
+        </w:tc>
+      </w:tr>
+      <w:tr>
+        <w:tc>
+          <w:tcPr>
+            <w:shd w:val="clear" w:color="auto" w:fill="F2F2F2"/>
+          </w:tcPr>
+          <w:p>
+            <w:pPr>
+              <w:pStyle w:val="Compact"/>
+            </w:pPr>
+            <w:r>
+              <w:t xml:space="preserve">0312</w:t>
+            </w:r>
+          </w:p>
+        </w:tc>
+        <w:tc>
+          <w:tcPr>
+            <w:shd w:val="clear" w:color="auto" w:fill="F2F2F2"/>
+          </w:tcPr>
+          <w:p>
+            <w:pPr>
+              <w:pStyle w:val="Compact"/>
+            </w:pPr>
+            <w:r>
+              <w:t xml:space="preserve">Betriebsstätte oder Schweizer Vertretung eines ausländischen Unternehmens.</w:t>
             </w:r>
           </w:p>
         </w:tc>
@@ -23871,36 +23846,36 @@
                 <w:rPr>
                   <w:rStyle w:val="Hyperlink"/>
                 </w:rPr>
-                <w:t xml:space="preserve">https://register.ld.admin.ch/i14y/concept/legalForm/0234</w:t>
-              </w:r>
-            </w:hyperlink>
-          </w:p>
-        </w:tc>
-      </w:tr>
-      <w:tr>
-        <w:tc>
-          <w:tcPr>
-            <w:shd w:val="clear" w:color="auto" w:fill="F2F2F2"/>
-          </w:tcPr>
-          <w:p>
-            <w:pPr>
-              <w:pStyle w:val="Compact"/>
-            </w:pPr>
-            <w:r>
-              <w:t xml:space="preserve">0302</w:t>
-            </w:r>
-          </w:p>
-        </w:tc>
-        <w:tc>
-          <w:tcPr>
-            <w:shd w:val="clear" w:color="auto" w:fill="F2F2F2"/>
-          </w:tcPr>
-          <w:p>
-            <w:pPr>
-              <w:pStyle w:val="Compact"/>
-            </w:pPr>
-            <w:r>
-              <w:t xml:space="preserve">Einfache Gesellschaft.</w:t>
+                <w:t xml:space="preserve">https://register.ld.admin.ch/i14y/concept/legalForm/0312</w:t>
+              </w:r>
+            </w:hyperlink>
+          </w:p>
+        </w:tc>
+      </w:tr>
+      <w:tr>
+        <w:tc>
+          <w:tcPr>
+            <w:shd w:val="clear" w:color="auto" w:fill="F2F2F2"/>
+          </w:tcPr>
+          <w:p>
+            <w:pPr>
+              <w:pStyle w:val="Compact"/>
+            </w:pPr>
+            <w:r>
+              <w:t xml:space="preserve">0327</w:t>
+            </w:r>
+          </w:p>
+        </w:tc>
+        <w:tc>
+          <w:tcPr>
+            <w:shd w:val="clear" w:color="auto" w:fill="F2F2F2"/>
+          </w:tcPr>
+          <w:p>
+            <w:pPr>
+              <w:pStyle w:val="Compact"/>
+            </w:pPr>
+            <w:r>
+              <w:t xml:space="preserve">Ausländisches öffentliches Unternehmen.</w:t>
             </w:r>
           </w:p>
         </w:tc>
@@ -23925,36 +23900,36 @@
                 <w:rPr>
                   <w:rStyle w:val="Hyperlink"/>
                 </w:rPr>
-                <w:t xml:space="preserve">https://register.ld.admin.ch/i14y/concept/legalForm/0302</w:t>
-              </w:r>
-            </w:hyperlink>
-          </w:p>
-        </w:tc>
-      </w:tr>
-      <w:tr>
-        <w:tc>
-          <w:tcPr>
-            <w:shd w:val="clear" w:color="auto" w:fill="F2F2F2"/>
-          </w:tcPr>
-          <w:p>
-            <w:pPr>
-              <w:pStyle w:val="Compact"/>
-            </w:pPr>
-            <w:r>
-              <w:t xml:space="preserve">0312</w:t>
-            </w:r>
-          </w:p>
-        </w:tc>
-        <w:tc>
-          <w:tcPr>
-            <w:shd w:val="clear" w:color="auto" w:fill="F2F2F2"/>
-          </w:tcPr>
-          <w:p>
-            <w:pPr>
-              <w:pStyle w:val="Compact"/>
-            </w:pPr>
-            <w:r>
-              <w:t xml:space="preserve">Betriebsstätte oder Schweizer Vertretung eines ausländischen Unternehmens.</w:t>
+                <w:t xml:space="preserve">https://register.ld.admin.ch/i14y/concept/legalForm/0327</w:t>
+              </w:r>
+            </w:hyperlink>
+          </w:p>
+        </w:tc>
+      </w:tr>
+      <w:tr>
+        <w:tc>
+          <w:tcPr>
+            <w:shd w:val="clear" w:color="auto" w:fill="F2F2F2"/>
+          </w:tcPr>
+          <w:p>
+            <w:pPr>
+              <w:pStyle w:val="Compact"/>
+            </w:pPr>
+            <w:r>
+              <w:t xml:space="preserve">0328</w:t>
+            </w:r>
+          </w:p>
+        </w:tc>
+        <w:tc>
+          <w:tcPr>
+            <w:shd w:val="clear" w:color="auto" w:fill="F2F2F2"/>
+          </w:tcPr>
+          <w:p>
+            <w:pPr>
+              <w:pStyle w:val="Compact"/>
+            </w:pPr>
+            <w:r>
+              <w:t xml:space="preserve">Ausländische öffentliche Verwaltung.</w:t>
             </w:r>
           </w:p>
         </w:tc>
@@ -23979,36 +23954,36 @@
                 <w:rPr>
                   <w:rStyle w:val="Hyperlink"/>
                 </w:rPr>
-                <w:t xml:space="preserve">https://register.ld.admin.ch/i14y/concept/legalForm/0312</w:t>
-              </w:r>
-            </w:hyperlink>
-          </w:p>
-        </w:tc>
-      </w:tr>
-      <w:tr>
-        <w:tc>
-          <w:tcPr>
-            <w:shd w:val="clear" w:color="auto" w:fill="F2F2F2"/>
-          </w:tcPr>
-          <w:p>
-            <w:pPr>
-              <w:pStyle w:val="Compact"/>
-            </w:pPr>
-            <w:r>
-              <w:t xml:space="preserve">0327</w:t>
-            </w:r>
-          </w:p>
-        </w:tc>
-        <w:tc>
-          <w:tcPr>
-            <w:shd w:val="clear" w:color="auto" w:fill="F2F2F2"/>
-          </w:tcPr>
-          <w:p>
-            <w:pPr>
-              <w:pStyle w:val="Compact"/>
-            </w:pPr>
-            <w:r>
-              <w:t xml:space="preserve">Ausländisches öffentliches Unternehmen.</w:t>
+                <w:t xml:space="preserve">https://register.ld.admin.ch/i14y/concept/legalForm/0328</w:t>
+              </w:r>
+            </w:hyperlink>
+          </w:p>
+        </w:tc>
+      </w:tr>
+      <w:tr>
+        <w:tc>
+          <w:tcPr>
+            <w:shd w:val="clear" w:color="auto" w:fill="F2F2F2"/>
+          </w:tcPr>
+          <w:p>
+            <w:pPr>
+              <w:pStyle w:val="Compact"/>
+            </w:pPr>
+            <w:r>
+              <w:t xml:space="preserve">0329</w:t>
+            </w:r>
+          </w:p>
+        </w:tc>
+        <w:tc>
+          <w:tcPr>
+            <w:shd w:val="clear" w:color="auto" w:fill="F2F2F2"/>
+          </w:tcPr>
+          <w:p>
+            <w:pPr>
+              <w:pStyle w:val="Compact"/>
+            </w:pPr>
+            <w:r>
+              <w:t xml:space="preserve">Internationale Organisation.</w:t>
             </w:r>
           </w:p>
         </w:tc>
@@ -24033,36 +24008,36 @@
                 <w:rPr>
                   <w:rStyle w:val="Hyperlink"/>
                 </w:rPr>
-                <w:t xml:space="preserve">https://register.ld.admin.ch/i14y/concept/legalForm/0327</w:t>
-              </w:r>
-            </w:hyperlink>
-          </w:p>
-        </w:tc>
-      </w:tr>
-      <w:tr>
-        <w:tc>
-          <w:tcPr>
-            <w:shd w:val="clear" w:color="auto" w:fill="F2F2F2"/>
-          </w:tcPr>
-          <w:p>
-            <w:pPr>
-              <w:pStyle w:val="Compact"/>
-            </w:pPr>
-            <w:r>
-              <w:t xml:space="preserve">0328</w:t>
-            </w:r>
-          </w:p>
-        </w:tc>
-        <w:tc>
-          <w:tcPr>
-            <w:shd w:val="clear" w:color="auto" w:fill="F2F2F2"/>
-          </w:tcPr>
-          <w:p>
-            <w:pPr>
-              <w:pStyle w:val="Compact"/>
-            </w:pPr>
-            <w:r>
-              <w:t xml:space="preserve">Ausländische öffentliche Verwaltung.</w:t>
+                <w:t xml:space="preserve">https://register.ld.admin.ch/i14y/concept/legalForm/0329</w:t>
+              </w:r>
+            </w:hyperlink>
+          </w:p>
+        </w:tc>
+      </w:tr>
+      <w:tr>
+        <w:tc>
+          <w:tcPr>
+            <w:shd w:val="clear" w:color="auto" w:fill="F2F2F2"/>
+          </w:tcPr>
+          <w:p>
+            <w:pPr>
+              <w:pStyle w:val="Compact"/>
+            </w:pPr>
+            <w:r>
+              <w:t xml:space="preserve">0355</w:t>
+            </w:r>
+          </w:p>
+        </w:tc>
+        <w:tc>
+          <w:tcPr>
+            <w:shd w:val="clear" w:color="auto" w:fill="F2F2F2"/>
+          </w:tcPr>
+          <w:p>
+            <w:pPr>
+              <w:pStyle w:val="Compact"/>
+            </w:pPr>
+            <w:r>
+              <w:t xml:space="preserve">Übrige Genossenschaft.</w:t>
             </w:r>
           </w:p>
         </w:tc>
@@ -24087,36 +24062,36 @@
                 <w:rPr>
                   <w:rStyle w:val="Hyperlink"/>
                 </w:rPr>
-                <w:t xml:space="preserve">https://register.ld.admin.ch/i14y/concept/legalForm/0328</w:t>
-              </w:r>
-            </w:hyperlink>
-          </w:p>
-        </w:tc>
-      </w:tr>
-      <w:tr>
-        <w:tc>
-          <w:tcPr>
-            <w:shd w:val="clear" w:color="auto" w:fill="F2F2F2"/>
-          </w:tcPr>
-          <w:p>
-            <w:pPr>
-              <w:pStyle w:val="Compact"/>
-            </w:pPr>
-            <w:r>
-              <w:t xml:space="preserve">0329</w:t>
-            </w:r>
-          </w:p>
-        </w:tc>
-        <w:tc>
-          <w:tcPr>
-            <w:shd w:val="clear" w:color="auto" w:fill="F2F2F2"/>
-          </w:tcPr>
-          <w:p>
-            <w:pPr>
-              <w:pStyle w:val="Compact"/>
-            </w:pPr>
-            <w:r>
-              <w:t xml:space="preserve">Internationale Organisation.</w:t>
+                <w:t xml:space="preserve">https://register.ld.admin.ch/i14y/concept/legalForm/0355</w:t>
+              </w:r>
+            </w:hyperlink>
+          </w:p>
+        </w:tc>
+      </w:tr>
+      <w:tr>
+        <w:tc>
+          <w:tcPr>
+            <w:shd w:val="clear" w:color="auto" w:fill="F2F2F2"/>
+          </w:tcPr>
+          <w:p>
+            <w:pPr>
+              <w:pStyle w:val="Compact"/>
+            </w:pPr>
+            <w:r>
+              <w:t xml:space="preserve">0361</w:t>
+            </w:r>
+          </w:p>
+        </w:tc>
+        <w:tc>
+          <w:tcPr>
+            <w:shd w:val="clear" w:color="auto" w:fill="F2F2F2"/>
+          </w:tcPr>
+          <w:p>
+            <w:pPr>
+              <w:pStyle w:val="Compact"/>
+            </w:pPr>
+            <w:r>
+              <w:t xml:space="preserve">Trust.</w:t>
             </w:r>
           </w:p>
         </w:tc>
@@ -24141,36 +24116,36 @@
                 <w:rPr>
                   <w:rStyle w:val="Hyperlink"/>
                 </w:rPr>
-                <w:t xml:space="preserve">https://register.ld.admin.ch/i14y/concept/legalForm/0329</w:t>
-              </w:r>
-            </w:hyperlink>
-          </w:p>
-        </w:tc>
-      </w:tr>
-      <w:tr>
-        <w:tc>
-          <w:tcPr>
-            <w:shd w:val="clear" w:color="auto" w:fill="F2F2F2"/>
-          </w:tcPr>
-          <w:p>
-            <w:pPr>
-              <w:pStyle w:val="Compact"/>
-            </w:pPr>
-            <w:r>
-              <w:t xml:space="preserve">0355</w:t>
-            </w:r>
-          </w:p>
-        </w:tc>
-        <w:tc>
-          <w:tcPr>
-            <w:shd w:val="clear" w:color="auto" w:fill="F2F2F2"/>
-          </w:tcPr>
-          <w:p>
-            <w:pPr>
-              <w:pStyle w:val="Compact"/>
-            </w:pPr>
-            <w:r>
-              <w:t xml:space="preserve">Übrige Genossenschaft.</w:t>
+                <w:t xml:space="preserve">https://register.ld.admin.ch/i14y/concept/legalForm/0361</w:t>
+              </w:r>
+            </w:hyperlink>
+          </w:p>
+        </w:tc>
+      </w:tr>
+      <w:tr>
+        <w:tc>
+          <w:tcPr>
+            <w:shd w:val="clear" w:color="auto" w:fill="F2F2F2"/>
+          </w:tcPr>
+          <w:p>
+            <w:pPr>
+              <w:pStyle w:val="Compact"/>
+            </w:pPr>
+            <w:r>
+              <w:t xml:space="preserve">0362</w:t>
+            </w:r>
+          </w:p>
+        </w:tc>
+        <w:tc>
+          <w:tcPr>
+            <w:shd w:val="clear" w:color="auto" w:fill="F2F2F2"/>
+          </w:tcPr>
+          <w:p>
+            <w:pPr>
+              <w:pStyle w:val="Compact"/>
+            </w:pPr>
+            <w:r>
+              <w:t xml:space="preserve">Fonds.</w:t>
             </w:r>
           </w:p>
         </w:tc>
@@ -24195,36 +24170,36 @@
                 <w:rPr>
                   <w:rStyle w:val="Hyperlink"/>
                 </w:rPr>
-                <w:t xml:space="preserve">https://register.ld.admin.ch/i14y/concept/legalForm/0355</w:t>
-              </w:r>
-            </w:hyperlink>
-          </w:p>
-        </w:tc>
-      </w:tr>
-      <w:tr>
-        <w:tc>
-          <w:tcPr>
-            <w:shd w:val="clear" w:color="auto" w:fill="F2F2F2"/>
-          </w:tcPr>
-          <w:p>
-            <w:pPr>
-              <w:pStyle w:val="Compact"/>
-            </w:pPr>
-            <w:r>
-              <w:t xml:space="preserve">0361</w:t>
-            </w:r>
-          </w:p>
-        </w:tc>
-        <w:tc>
-          <w:tcPr>
-            <w:shd w:val="clear" w:color="auto" w:fill="F2F2F2"/>
-          </w:tcPr>
-          <w:p>
-            <w:pPr>
-              <w:pStyle w:val="Compact"/>
-            </w:pPr>
-            <w:r>
-              <w:t xml:space="preserve">Trust.</w:t>
+                <w:t xml:space="preserve">https://register.ld.admin.ch/i14y/concept/legalForm/0362</w:t>
+              </w:r>
+            </w:hyperlink>
+          </w:p>
+        </w:tc>
+      </w:tr>
+      <w:tr>
+        <w:tc>
+          <w:tcPr>
+            <w:shd w:val="clear" w:color="auto" w:fill="F2F2F2"/>
+          </w:tcPr>
+          <w:p>
+            <w:pPr>
+              <w:pStyle w:val="Compact"/>
+            </w:pPr>
+            <w:r>
+              <w:t xml:space="preserve">0441</w:t>
+            </w:r>
+          </w:p>
+        </w:tc>
+        <w:tc>
+          <w:tcPr>
+            <w:shd w:val="clear" w:color="auto" w:fill="F2F2F2"/>
+          </w:tcPr>
+          <w:p>
+            <w:pPr>
+              <w:pStyle w:val="Compact"/>
+            </w:pPr>
+            <w:r>
+              <w:t xml:space="preserve">Ausländisches Unternehmen.</w:t>
             </w:r>
           </w:p>
         </w:tc>
@@ -24249,36 +24224,36 @@
                 <w:rPr>
                   <w:rStyle w:val="Hyperlink"/>
                 </w:rPr>
-                <w:t xml:space="preserve">https://register.ld.admin.ch/i14y/concept/legalForm/0361</w:t>
-              </w:r>
-            </w:hyperlink>
-          </w:p>
-        </w:tc>
-      </w:tr>
-      <w:tr>
-        <w:tc>
-          <w:tcPr>
-            <w:shd w:val="clear" w:color="auto" w:fill="F2F2F2"/>
-          </w:tcPr>
-          <w:p>
-            <w:pPr>
-              <w:pStyle w:val="Compact"/>
-            </w:pPr>
-            <w:r>
-              <w:t xml:space="preserve">0362</w:t>
-            </w:r>
-          </w:p>
-        </w:tc>
-        <w:tc>
-          <w:tcPr>
-            <w:shd w:val="clear" w:color="auto" w:fill="F2F2F2"/>
-          </w:tcPr>
-          <w:p>
-            <w:pPr>
-              <w:pStyle w:val="Compact"/>
-            </w:pPr>
-            <w:r>
-              <w:t xml:space="preserve">Fonds.</w:t>
+                <w:t xml:space="preserve">https://register.ld.admin.ch/i14y/concept/legalForm/0441</w:t>
+              </w:r>
+            </w:hyperlink>
+          </w:p>
+        </w:tc>
+      </w:tr>
+      <w:tr>
+        <w:tc>
+          <w:tcPr>
+            <w:shd w:val="clear" w:color="auto" w:fill="F2F2F2"/>
+          </w:tcPr>
+          <w:p>
+            <w:pPr>
+              <w:pStyle w:val="Compact"/>
+            </w:pPr>
+            <w:r>
+              <w:t xml:space="preserve">0571</w:t>
+            </w:r>
+          </w:p>
+        </w:tc>
+        <w:tc>
+          <w:tcPr>
+            <w:shd w:val="clear" w:color="auto" w:fill="F2F2F2"/>
+          </w:tcPr>
+          <w:p>
+            <w:pPr>
+              <w:pStyle w:val="Compact"/>
+            </w:pPr>
+            <w:r>
+              <w:t xml:space="preserve">Rechtsform unbestimmt oder unbekannt.</w:t>
             </w:r>
           </w:p>
         </w:tc>
@@ -24303,114 +24278,6 @@
                 <w:rPr>
                   <w:rStyle w:val="Hyperlink"/>
                 </w:rPr>
-                <w:t xml:space="preserve">https://register.ld.admin.ch/i14y/concept/legalForm/0362</w:t>
-              </w:r>
-            </w:hyperlink>
-          </w:p>
-        </w:tc>
-      </w:tr>
-      <w:tr>
-        <w:tc>
-          <w:tcPr>
-            <w:shd w:val="clear" w:color="auto" w:fill="F2F2F2"/>
-          </w:tcPr>
-          <w:p>
-            <w:pPr>
-              <w:pStyle w:val="Compact"/>
-            </w:pPr>
-            <w:r>
-              <w:t xml:space="preserve">0441</w:t>
-            </w:r>
-          </w:p>
-        </w:tc>
-        <w:tc>
-          <w:tcPr>
-            <w:shd w:val="clear" w:color="auto" w:fill="F2F2F2"/>
-          </w:tcPr>
-          <w:p>
-            <w:pPr>
-              <w:pStyle w:val="Compact"/>
-            </w:pPr>
-            <w:r>
-              <w:t xml:space="preserve">Ausländisches Unternehmen.</w:t>
-            </w:r>
-          </w:p>
-        </w:tc>
-      </w:tr>
-      <w:tr>
-        <w:tc>
-          <w:tcPr/>
-          <w:p>
-            <w:pPr>
-              <w:pStyle w:val="Compact"/>
-            </w:pPr>
-          </w:p>
-        </w:tc>
-        <w:tc>
-          <w:tcPr/>
-          <w:p>
-            <w:pPr>
-              <w:pStyle w:val="Compact"/>
-            </w:pPr>
-            <w:hyperlink ns1:id="rId225">
-              <w:r>
-                <w:rPr>
-                  <w:rStyle w:val="Hyperlink"/>
-                </w:rPr>
-                <w:t xml:space="preserve">https://register.ld.admin.ch/i14y/concept/legalForm/0441</w:t>
-              </w:r>
-            </w:hyperlink>
-          </w:p>
-        </w:tc>
-      </w:tr>
-      <w:tr>
-        <w:tc>
-          <w:tcPr>
-            <w:shd w:val="clear" w:color="auto" w:fill="F2F2F2"/>
-          </w:tcPr>
-          <w:p>
-            <w:pPr>
-              <w:pStyle w:val="Compact"/>
-            </w:pPr>
-            <w:r>
-              <w:t xml:space="preserve">0571</w:t>
-            </w:r>
-          </w:p>
-        </w:tc>
-        <w:tc>
-          <w:tcPr>
-            <w:shd w:val="clear" w:color="auto" w:fill="F2F2F2"/>
-          </w:tcPr>
-          <w:p>
-            <w:pPr>
-              <w:pStyle w:val="Compact"/>
-            </w:pPr>
-            <w:r>
-              <w:t xml:space="preserve">Rechtsform unbestimmt oder unbekannt.</w:t>
-            </w:r>
-          </w:p>
-        </w:tc>
-      </w:tr>
-      <w:tr>
-        <w:tc>
-          <w:tcPr/>
-          <w:p>
-            <w:pPr>
-              <w:pStyle w:val="Compact"/>
-            </w:pPr>
-          </w:p>
-        </w:tc>
-        <w:tc>
-          <w:tcPr/>
-          <w:p>
-            <w:pPr>
-              <w:pStyle w:val="Compact"/>
-            </w:pPr>
-            <w:hyperlink ns1:id="rId226">
-              <w:r>
-                <w:rPr>
-                  <w:rStyle w:val="Hyperlink"/>
-                </w:rPr>
                 <w:t xml:space="preserve">https://register.ld.admin.ch/i14y/concept/legalForm/0571</w:t>
               </w:r>
             </w:hyperlink>
@@ -24418,24 +24285,24 @@
         </w:tc>
       </w:tr>
     </w:tbl>
+    <w:bookmarkEnd w:id="225"/>
+    <w:p>
+      <w:r>
+        <w:br w:type="page"/>
+      </w:r>
+    </w:p>
+    <w:bookmarkEnd w:id="226"/>
     <w:bookmarkEnd w:id="227"/>
+    <w:bookmarkStart w:id="248" w:name="geteilte-elemente"/>
     <w:p>
-      <w:r>
-        <w:br w:type="page"/>
+      <w:pPr>
+        <w:pStyle w:val="berschrift1"/>
+      </w:pPr>
+      <w:r>
+        <w:t xml:space="preserve">Geteilte Elemente</w:t>
       </w:r>
     </w:p>
-    <w:bookmarkEnd w:id="228"/>
-    <w:bookmarkEnd w:id="229"/>
-    <w:bookmarkStart w:id="250" w:name="geteilte-elemente"/>
-    <w:p>
-      <w:pPr>
-        <w:pStyle w:val="berschrift1"/>
-      </w:pPr>
-      <w:r>
-        <w:t xml:space="preserve">Geteilte Elemente</w:t>
-      </w:r>
-    </w:p>
-    <w:bookmarkStart w:id="230" w:name="reference-classes"/>
+    <w:bookmarkStart w:id="228" w:name="reference-classes"/>
     <w:p>
       <w:pPr>
         <w:pStyle w:val="berschrift2"/>
@@ -24597,8 +24464,8 @@
         <w:t xml:space="preserve">, da die lokale Referenz unverändert bleibt, auch wenn sich die verknüpfte Entität später ändert</w:t>
       </w:r>
     </w:p>
-    <w:bookmarkEnd w:id="230"/>
-    <w:bookmarkStart w:id="233" w:name="klasse-personreference"/>
+    <w:bookmarkEnd w:id="228"/>
+    <w:bookmarkStart w:id="231" w:name="klasse-personreference"/>
     <w:p>
       <w:pPr>
         <w:pStyle w:val="berschrift2"/>
@@ -24627,7 +24494,7 @@
         <w:t xml:space="preserve">__</w:t>
       </w:r>
     </w:p>
-    <w:bookmarkStart w:id="231" w:name="attribute-13"/>
+    <w:bookmarkStart w:id="229" w:name="attribute-13"/>
     <w:p>
       <w:pPr>
         <w:pStyle w:val="berschrift3"/>
@@ -25059,8 +24926,8 @@
         </w:tc>
       </w:tr>
     </w:tbl>
-    <w:bookmarkEnd w:id="231"/>
-    <w:bookmarkStart w:id="232" w:name="verwendungen-13"/>
+    <w:bookmarkEnd w:id="229"/>
+    <w:bookmarkStart w:id="230" w:name="verwendungen-13"/>
     <w:p>
       <w:pPr>
         <w:pStyle w:val="berschrift3"/>
@@ -25262,9 +25129,9 @@
         </w:tc>
       </w:tr>
     </w:tbl>
-    <w:bookmarkEnd w:id="232"/>
-    <w:bookmarkEnd w:id="233"/>
-    <w:bookmarkStart w:id="236" w:name="klasse-groupreference"/>
+    <w:bookmarkEnd w:id="230"/>
+    <w:bookmarkEnd w:id="231"/>
+    <w:bookmarkStart w:id="234" w:name="klasse-groupreference"/>
     <w:p>
       <w:pPr>
         <w:pStyle w:val="berschrift2"/>
@@ -25293,7 +25160,7 @@
         <w:t xml:space="preserve">__</w:t>
       </w:r>
     </w:p>
-    <w:bookmarkStart w:id="234" w:name="attribute-14"/>
+    <w:bookmarkStart w:id="232" w:name="attribute-14"/>
     <w:p>
       <w:pPr>
         <w:pStyle w:val="berschrift3"/>
@@ -25667,8 +25534,8 @@
         </w:tc>
       </w:tr>
     </w:tbl>
-    <w:bookmarkEnd w:id="234"/>
-    <w:bookmarkStart w:id="235" w:name="verwendungen-14"/>
+    <w:bookmarkEnd w:id="232"/>
+    <w:bookmarkStart w:id="233" w:name="verwendungen-14"/>
     <w:p>
       <w:pPr>
         <w:pStyle w:val="berschrift3"/>
@@ -25809,19 +25676,19 @@
         </w:tc>
       </w:tr>
     </w:tbl>
+    <w:bookmarkEnd w:id="233"/>
+    <w:bookmarkEnd w:id="234"/>
+    <w:bookmarkStart w:id="235" w:name="mehrfach-benutzte-klassen"/>
+    <w:p>
+      <w:pPr>
+        <w:pStyle w:val="berschrift2"/>
+      </w:pPr>
+      <w:r>
+        <w:t xml:space="preserve">Mehrfach benutzte Klassen</w:t>
+      </w:r>
+    </w:p>
     <w:bookmarkEnd w:id="235"/>
-    <w:bookmarkEnd w:id="236"/>
-    <w:bookmarkStart w:id="237" w:name="mehrfach-benutzte-klassen"/>
-    <w:p>
-      <w:pPr>
-        <w:pStyle w:val="berschrift2"/>
-      </w:pPr>
-      <w:r>
-        <w:t xml:space="preserve">Mehrfach benutzte Klassen</w:t>
-      </w:r>
-    </w:p>
-    <w:bookmarkEnd w:id="237"/>
-    <w:bookmarkStart w:id="243" w:name="klasse-address"/>
+    <w:bookmarkStart w:id="241" w:name="klasse-address"/>
     <w:p>
       <w:pPr>
         <w:pStyle w:val="berschrift2"/>
@@ -25850,7 +25717,7 @@
         <w:t xml:space="preserve">__</w:t>
       </w:r>
     </w:p>
-    <w:bookmarkStart w:id="239" w:name="attribute-15"/>
+    <w:bookmarkStart w:id="237" w:name="attribute-15"/>
     <w:p>
       <w:pPr>
         <w:pStyle w:val="berschrift3"/>
@@ -26173,7 +26040,7 @@
         </w:tc>
       </w:tr>
     </w:tbl>
-    <w:bookmarkStart w:id="238" w:name="einschränkungen-4"/>
+    <w:bookmarkStart w:id="236" w:name="einschränkungen-4"/>
     <w:p>
       <w:pPr>
         <w:pStyle w:val="berschrift5"/>
@@ -26224,9 +26091,9 @@
         </w:r>
       </w:hyperlink>
     </w:p>
-    <w:bookmarkEnd w:id="238"/>
-    <w:bookmarkEnd w:id="239"/>
-    <w:bookmarkStart w:id="240" w:name="verwendungen-15"/>
+    <w:bookmarkEnd w:id="236"/>
+    <w:bookmarkEnd w:id="237"/>
+    <w:bookmarkStart w:id="238" w:name="verwendungen-15"/>
     <w:p>
       <w:pPr>
         <w:pStyle w:val="berschrift3"/>
@@ -26428,8 +26295,8 @@
         </w:tc>
       </w:tr>
     </w:tbl>
-    <w:bookmarkEnd w:id="240"/>
-    <w:bookmarkStart w:id="242" w:name="beispiele-4"/>
+    <w:bookmarkEnd w:id="238"/>
+    <w:bookmarkStart w:id="240" w:name="beispiele-3"/>
     <w:p>
       <w:pPr>
         <w:pStyle w:val="berschrift3"/>
@@ -26438,7 +26305,7 @@
         <w:t xml:space="preserve">Beispiele</w:t>
       </w:r>
     </w:p>
-    <w:bookmarkStart w:id="241" w:name="Xc5f55fc7fcbf4b7581090adb57e3cab5545518e"/>
+    <w:bookmarkStart w:id="239" w:name="Xc5f55fc7fcbf4b7581090adb57e3cab5545518e"/>
     <w:p>
       <w:pPr>
         <w:pStyle w:val="berschrift4"/>
@@ -26491,10 +26358,10 @@
         <w:t xml:space="preserve"> Basel-Stadt</w:t>
       </w:r>
     </w:p>
+    <w:bookmarkEnd w:id="239"/>
+    <w:bookmarkEnd w:id="240"/>
     <w:bookmarkEnd w:id="241"/>
-    <w:bookmarkEnd w:id="242"/>
-    <w:bookmarkEnd w:id="243"/>
-    <w:bookmarkStart w:id="246" w:name="enum-addresstypeenum"/>
+    <w:bookmarkStart w:id="244" w:name="enum-addresstypeenum"/>
     <w:p>
       <w:pPr>
         <w:pStyle w:val="berschrift2"/>
@@ -26533,7 +26400,7 @@
       <w:r>
         <w:t xml:space="preserve"> </w:t>
       </w:r>
-      <w:hyperlink ns1:id="rId244">
+      <w:hyperlink ns1:id="rId242">
         <w:r>
           <w:rPr>
             <w:rStyle w:val="Hyperlink"/>
@@ -26542,7 +26409,7 @@
         </w:r>
       </w:hyperlink>
     </w:p>
-    <w:bookmarkStart w:id="245" w:name="zulässige-werte-7"/>
+    <w:bookmarkStart w:id="243" w:name="zulässige-werte-7"/>
     <w:p>
       <w:pPr>
         <w:pStyle w:val="berschrift3"/>
@@ -26727,9 +26594,9 @@
         </w:tc>
       </w:tr>
     </w:tbl>
-    <w:bookmarkEnd w:id="245"/>
-    <w:bookmarkEnd w:id="246"/>
-    <w:bookmarkStart w:id="249" w:name="klasse-contact"/>
+    <w:bookmarkEnd w:id="243"/>
+    <w:bookmarkEnd w:id="244"/>
+    <w:bookmarkStart w:id="247" w:name="klasse-contact"/>
     <w:p>
       <w:pPr>
         <w:pStyle w:val="berschrift2"/>
@@ -26758,7 +26625,7 @@
         <w:t xml:space="preserve">__</w:t>
       </w:r>
     </w:p>
-    <w:bookmarkStart w:id="247" w:name="attribute-16"/>
+    <w:bookmarkStart w:id="245" w:name="attribute-16"/>
     <w:p>
       <w:pPr>
         <w:pStyle w:val="berschrift3"/>
@@ -26922,8 +26789,8 @@
         </w:tc>
       </w:tr>
     </w:tbl>
-    <w:bookmarkEnd w:id="247"/>
-    <w:bookmarkStart w:id="248" w:name="verwendungen-16"/>
+    <w:bookmarkEnd w:id="245"/>
+    <w:bookmarkStart w:id="246" w:name="verwendungen-16"/>
     <w:p>
       <w:pPr>
         <w:pStyle w:val="berschrift3"/>
@@ -27125,9 +26992,9 @@
         </w:tc>
       </w:tr>
     </w:tbl>
+    <w:bookmarkEnd w:id="246"/>
+    <w:bookmarkEnd w:id="247"/>
     <w:bookmarkEnd w:id="248"/>
-    <w:bookmarkEnd w:id="249"/>
-    <w:bookmarkEnd w:id="250"/>
     <w:sectPr>
       <w:headerReference ns1:id="rId9" w:type="even"/>
       <w:headerReference ns1:id="rId10" w:type="default"/>

--- a/ech-0294_actors/output/ech-0294_actors_de.docx
+++ b/ech-0294_actors/output/ech-0294_actors_de.docx
@@ -27134,7 +27134,7 @@
         <w:szCs w:val="20"/>
         <w:lang w:val="en-GB"/>
       </w:rPr>
-      <w:t>eCH-0294</w:t>
+      <w:t xml:space="preserve">eCH-0294 – Political Affairs / Actors / 1.0 / Vorschlag</w:t>
     </w:r>
     <w:proofErr w:type="spellEnd"/>
     <w:r>
@@ -27144,7 +27144,7 @@
         <w:szCs w:val="20"/>
         <w:lang w:val="en-GB"/>
       </w:rPr>
-      <w:t xml:space="preserve"> – </w:t>
+      <w:t xml:space="preserve"/>
     </w:r>
     <w:r>
       <w:rPr>
@@ -27153,7 +27153,7 @@
         <w:szCs w:val="20"/>
         <w:lang w:val="en-GB"/>
       </w:rPr>
-      <w:t xml:space="preserve">Political Affairs / </w:t>
+      <w:t xml:space="preserve"/>
     </w:r>
     <w:r>
       <w:rPr>
@@ -27162,7 +27162,7 @@
         <w:szCs w:val="20"/>
         <w:lang w:val="en-GB"/>
       </w:rPr>
-      <w:t>Actors</w:t>
+      <w:t/>
     </w:r>
     <w:r>
       <w:rPr>
@@ -27171,7 +27171,7 @@
         <w:szCs w:val="20"/>
         <w:lang w:val="en-GB"/>
       </w:rPr>
-      <w:t xml:space="preserve"> / 0.2 / Entwurf / 2026-07-17</w:t>
+      <w:t xml:space="preserve"/>
     </w:r>
     <w:r>
       <w:rPr>

--- a/ech-0294_actors/output/ech-0294_actors_de.docx
+++ b/ech-0294_actors/output/ech-0294_actors_de.docx
@@ -171,7 +171,7 @@
               <w:pStyle w:val="Compact"/>
             </w:pPr>
             <w:r>
-              <w:t xml:space="preserve">1.0</w:t>
+              <w:t xml:space="preserve">1.0.0</w:t>
             </w:r>
           </w:p>
         </w:tc>
@@ -27134,7 +27134,7 @@
         <w:szCs w:val="20"/>
         <w:lang w:val="en-GB"/>
       </w:rPr>
-      <w:t xml:space="preserve">eCH-0294 – Political Affairs / Actors / 1.0 / Vorschlag</w:t>
+      <w:t xml:space="preserve">eCH-0294 – Politische Geschäfte / Akteure / 1.0.0 / Vorschlag</w:t>
     </w:r>
     <w:proofErr w:type="spellEnd"/>
     <w:r>

--- a/ech-0294_actors/output/ech-0294_actors_de.docx
+++ b/ech-0294_actors/output/ech-0294_actors_de.docx
@@ -27134,7 +27134,7 @@
         <w:szCs w:val="20"/>
         <w:lang w:val="en-GB"/>
       </w:rPr>
-      <w:t xml:space="preserve">eCH-0294 – Politische Geschäfte / Akteure / 1.0.0 / Vorschlag</w:t>
+      <w:t xml:space="preserve">eCH-0294 – Politische Akteure: Personen, Gruppen und Organe / 1.0.0 / Vorschlag</w:t>
     </w:r>
     <w:proofErr w:type="spellEnd"/>
     <w:r>

--- a/ech-0294_actors/output/ech-0294_actors_de.docx
+++ b/ech-0294_actors/output/ech-0294_actors_de.docx
@@ -259,6 +259,9 @@
             <w:pPr>
               <w:pStyle w:val="Compact"/>
             </w:pPr>
+            <w:r>
+              <w:t xml:space="preserve">2026-07-22</w:t>
+            </w:r>
           </w:p>
         </w:tc>
       </w:tr>
@@ -27134,7 +27137,7 @@
         <w:szCs w:val="20"/>
         <w:lang w:val="en-GB"/>
       </w:rPr>
-      <w:t xml:space="preserve">eCH-0294 – Politische Akteure: Personen, Gruppen und Organe / 1.0.0 / Vorschlag</w:t>
+      <w:t xml:space="preserve">eCH-0294 – Politische Akteure: Personen, Gruppen und Organe / 1.0.0 / Vorschlag / 2026-07-22</w:t>
     </w:r>
     <w:proofErr w:type="spellEnd"/>
     <w:r>

--- a/ech-0294_actors/output/ech-0294_actors_de.docx
+++ b/ech-0294_actors/output/ech-0294_actors_de.docx
@@ -402,7 +402,7 @@
               <w:pStyle w:val="Compact"/>
             </w:pPr>
             <w:r>
-              <w:t xml:space="preserve">Fachgruppe politische Geschäfte: Julie Silberstein, Laurence Brandenberger, Daniela Koller, Thomas Roth, Stefan Oderbolz, Fabian Davolio, Orhan Saeedi, Christian Gutknecht, Michael Luggen</w:t>
+              <w:t xml:space="preserve">Fachgruppe Politische Geschäfte: Julie Silberstein, Laurence Brandenberger, Daniela Koller, Thomas Roth, Stefan Oderbolz, Fabian Davolio, Orhan Saeedi, Christian Gutknecht, Michael Luggen</w:t>
             </w:r>
           </w:p>
         </w:tc>
@@ -824,13 +824,13 @@
       </w:r>
     </w:p>
     <w:bookmarkEnd w:id="24"/>
-    <w:bookmarkStart w:id="25" w:name="der-standard-ech-0294-politische-akteure"/>
+    <w:bookmarkStart w:id="25" w:name="Xfc6035cc9427e04f0ff8787ab58f45b55ea1c22"/>
     <w:p>
       <w:pPr>
         <w:pStyle w:val="berschrift2"/>
       </w:pPr>
       <w:r>
-        <w:t xml:space="preserve">Der Standard eCH-0294 – Politische Akteure</w:t>
+        <w:t xml:space="preserve">Der Standard eCH-0294 – Politische Akteure: Personen, Gruppen und Organe</w:t>
       </w:r>
     </w:p>
     <w:p>

--- a/ech-0294_actors/output/ech-0294_actors_de.docx
+++ b/ech-0294_actors/output/ech-0294_actors_de.docx
@@ -16542,7 +16542,7 @@
               <w:pStyle w:val="Compact"/>
             </w:pPr>
             <w:r>
-              <w:t xml:space="preserve">label</w:t>
+              <w:t xml:space="preserve">role_label</w:t>
             </w:r>
           </w:p>
         </w:tc>
@@ -16656,12 +16656,12 @@
           <w:numId w:val="1010"/>
         </w:numPr>
       </w:pPr>
-      <w:hyperlink w:anchor="label">
+      <w:hyperlink w:anchor="role_label">
         <w:r>
           <w:rPr>
             <w:rStyle w:val="Hyperlink"/>
           </w:rPr>
-          <w:t xml:space="preserve">label</w:t>
+          <w:t xml:space="preserve">role_label</w:t>
         </w:r>
       </w:hyperlink>
     </w:p>
@@ -17041,20 +17041,20 @@
               <w:pStyle w:val="Compact"/>
             </w:pPr>
             <w:r>
-              <w:t xml:space="preserve">stellvertreter</w:t>
-            </w:r>
-          </w:p>
-        </w:tc>
-        <w:tc>
-          <w:tcPr>
-            <w:shd w:val="clear" w:color="auto" w:fill="F2F2F2"/>
-          </w:tcPr>
-          <w:p>
-            <w:pPr>
-              <w:pStyle w:val="Compact"/>
-            </w:pPr>
-            <w:r>
-              <w:t xml:space="preserve">Stellvertreter / Vize.</w:t>
+              <w:t xml:space="preserve">deputy</w:t>
+            </w:r>
+          </w:p>
+        </w:tc>
+        <w:tc>
+          <w:tcPr>
+            <w:shd w:val="clear" w:color="auto" w:fill="F2F2F2"/>
+          </w:tcPr>
+          <w:p>
+            <w:pPr>
+              <w:pStyle w:val="Compact"/>
+            </w:pPr>
+            <w:r>
+              <w:t xml:space="preserve">Stellvertretung oder Vize.</w:t>
             </w:r>
           </w:p>
         </w:tc>

--- a/ech-0294_actors/output/ech-0294_actors_de.docx
+++ b/ech-0294_actors/output/ech-0294_actors_de.docx
@@ -996,7 +996,7 @@
     </w:p>
     <w:bookmarkEnd w:id="25"/>
     <w:bookmarkEnd w:id="26"/>
-    <w:bookmarkStart w:id="119" w:name="person"/>
+    <w:bookmarkStart w:id="122" w:name="person"/>
     <w:p>
       <w:pPr>
         <w:pStyle w:val="berschrift1"/>
@@ -1348,7 +1348,7 @@
         <w:t xml:space="preserve">); zusammen mit global eindeutigen Identifikatoren (URIs) lässt sich die Zuordnung so schrittweise über die Systeme hinweg harmonisieren.</w:t>
       </w:r>
     </w:p>
-    <w:bookmarkStart w:id="31" w:name="klasse-person"/>
+    <w:bookmarkStart w:id="34" w:name="klasse-person"/>
     <w:p>
       <w:pPr>
         <w:pStyle w:val="berschrift2"/>
@@ -2879,7 +2879,7 @@
       </w:tr>
     </w:tbl>
     <w:bookmarkEnd w:id="28"/>
-    <w:bookmarkStart w:id="30" w:name="beispiele"/>
+    <w:bookmarkStart w:id="33" w:name="beispiele"/>
     <w:p>
       <w:pPr>
         <w:pStyle w:val="berschrift3"/>
@@ -3905,19 +3905,781 @@
       </w:r>
     </w:p>
     <w:bookmarkEnd w:id="29"/>
-    <w:bookmarkEnd w:id="30"/>
-    <w:bookmarkEnd w:id="31"/>
-    <w:bookmarkStart w:id="34" w:name="klasse-name"/>
+    <w:bookmarkStart w:id="30" w:name="Xf01533cea0af5ce440e64ae2b703891562c6859"/>
     <w:p>
       <w:pPr>
-        <w:pStyle w:val="berschrift2"/>
-      </w:pPr>
-      <w:r>
-        <w:t xml:space="preserve">Klasse: Name</w:t>
+        <w:pStyle w:val="berschrift4"/>
+      </w:pPr>
+      <w:r>
+        <w:t xml:space="preserve">Beispiel: Person-swiss_politicians_Gerri_Beretta-Piccoli</w:t>
       </w:r>
     </w:p>
     <w:p>
       <w:pPr>
+        <w:pStyle w:val="SourceCode"/>
+      </w:pPr>
+      <w:r>
+        <w:rPr>
+          <w:rStyle w:val="FunctionTok"/>
+        </w:rPr>
+        <w:t xml:space="preserve">local_id</w:t>
+      </w:r>
+      <w:r>
+        <w:rPr>
+          <w:rStyle w:val="KeywordTok"/>
+        </w:rPr>
+        <w:t xml:space="preserve">:</w:t>
+      </w:r>
+      <w:r>
+        <w:rPr>
+          <w:rStyle w:val="AttributeTok"/>
+        </w:rPr>
+        <w:t xml:space="preserve"> </w:t>
+      </w:r>
+      <w:r>
+        <w:rPr>
+          <w:rStyle w:val="DecValTok"/>
+        </w:rPr>
+        <w:t xml:space="preserve">1269</w:t>
+      </w:r>
+      <w:r>
+        <w:br/>
+      </w:r>
+      <w:r>
+        <w:rPr>
+          <w:rStyle w:val="FunctionTok"/>
+        </w:rPr>
+        <w:t xml:space="preserve">global_uri</w:t>
+      </w:r>
+      <w:r>
+        <w:rPr>
+          <w:rStyle w:val="KeywordTok"/>
+        </w:rPr>
+        <w:t xml:space="preserve">:</w:t>
+      </w:r>
+      <w:r>
+        <w:rPr>
+          <w:rStyle w:val="AttributeTok"/>
+        </w:rPr>
+        <w:t xml:space="preserve"> https://www4.ti.ch/poteri/gc/parlamento/deputati/1269</w:t>
+      </w:r>
+      <w:r>
+        <w:br/>
+      </w:r>
+      <w:r>
+        <w:rPr>
+          <w:rStyle w:val="FunctionTok"/>
+        </w:rPr>
+        <w:t xml:space="preserve">label</w:t>
+      </w:r>
+      <w:r>
+        <w:rPr>
+          <w:rStyle w:val="KeywordTok"/>
+        </w:rPr>
+        <w:t xml:space="preserve">:</w:t>
+      </w:r>
+      <w:r>
+        <w:rPr>
+          <w:rStyle w:val="AttributeTok"/>
+        </w:rPr>
+        <w:t xml:space="preserve"> Gerri Beretta-Piccoli</w:t>
+      </w:r>
+      <w:r>
+        <w:br/>
+      </w:r>
+      <w:r>
+        <w:rPr>
+          <w:rStyle w:val="FunctionTok"/>
+        </w:rPr>
+        <w:t xml:space="preserve">names</w:t>
+      </w:r>
+      <w:r>
+        <w:rPr>
+          <w:rStyle w:val="KeywordTok"/>
+        </w:rPr>
+        <w:t xml:space="preserve">:</w:t>
+      </w:r>
+      <w:r>
+        <w:br/>
+      </w:r>
+      <w:r>
+        <w:rPr>
+          <w:rStyle w:val="KeywordTok"/>
+        </w:rPr>
+        <w:t xml:space="preserve">-</w:t>
+      </w:r>
+      <w:r>
+        <w:rPr>
+          <w:rStyle w:val="AttributeTok"/>
+        </w:rPr>
+        <w:t xml:space="preserve"> </w:t>
+      </w:r>
+      <w:r>
+        <w:rPr>
+          <w:rStyle w:val="FunctionTok"/>
+        </w:rPr>
+        <w:t xml:space="preserve">name_type</w:t>
+      </w:r>
+      <w:r>
+        <w:rPr>
+          <w:rStyle w:val="KeywordTok"/>
+        </w:rPr>
+        <w:t xml:space="preserve">:</w:t>
+      </w:r>
+      <w:r>
+        <w:rPr>
+          <w:rStyle w:val="AttributeTok"/>
+        </w:rPr>
+        <w:t xml:space="preserve"> PersonFirstName</w:t>
+      </w:r>
+      <w:r>
+        <w:br/>
+      </w:r>
+      <w:r>
+        <w:rPr>
+          <w:rStyle w:val="AttributeTok"/>
+        </w:rPr>
+        <w:t xml:space="preserve">  </w:t>
+      </w:r>
+      <w:r>
+        <w:rPr>
+          <w:rStyle w:val="FunctionTok"/>
+        </w:rPr>
+        <w:t xml:space="preserve">value</w:t>
+      </w:r>
+      <w:r>
+        <w:rPr>
+          <w:rStyle w:val="KeywordTok"/>
+        </w:rPr>
+        <w:t xml:space="preserve">:</w:t>
+      </w:r>
+      <w:r>
+        <w:rPr>
+          <w:rStyle w:val="AttributeTok"/>
+        </w:rPr>
+        <w:t xml:space="preserve"> Fausto</w:t>
+      </w:r>
+      <w:r>
+        <w:br/>
+      </w:r>
+      <w:r>
+        <w:rPr>
+          <w:rStyle w:val="KeywordTok"/>
+        </w:rPr>
+        <w:t xml:space="preserve">-</w:t>
+      </w:r>
+      <w:r>
+        <w:rPr>
+          <w:rStyle w:val="AttributeTok"/>
+        </w:rPr>
+        <w:t xml:space="preserve"> </w:t>
+      </w:r>
+      <w:r>
+        <w:rPr>
+          <w:rStyle w:val="FunctionTok"/>
+        </w:rPr>
+        <w:t xml:space="preserve">name_type</w:t>
+      </w:r>
+      <w:r>
+        <w:rPr>
+          <w:rStyle w:val="KeywordTok"/>
+        </w:rPr>
+        <w:t xml:space="preserve">:</w:t>
+      </w:r>
+      <w:r>
+        <w:rPr>
+          <w:rStyle w:val="AttributeTok"/>
+        </w:rPr>
+        <w:t xml:space="preserve"> PersonCallFirstName</w:t>
+      </w:r>
+      <w:r>
+        <w:br/>
+      </w:r>
+      <w:r>
+        <w:rPr>
+          <w:rStyle w:val="AttributeTok"/>
+        </w:rPr>
+        <w:t xml:space="preserve">  </w:t>
+      </w:r>
+      <w:r>
+        <w:rPr>
+          <w:rStyle w:val="FunctionTok"/>
+        </w:rPr>
+        <w:t xml:space="preserve">value</w:t>
+      </w:r>
+      <w:r>
+        <w:rPr>
+          <w:rStyle w:val="KeywordTok"/>
+        </w:rPr>
+        <w:t xml:space="preserve">:</w:t>
+      </w:r>
+      <w:r>
+        <w:rPr>
+          <w:rStyle w:val="AttributeTok"/>
+        </w:rPr>
+        <w:t xml:space="preserve"> Gerri</w:t>
+      </w:r>
+      <w:r>
+        <w:br/>
+      </w:r>
+      <w:r>
+        <w:rPr>
+          <w:rStyle w:val="KeywordTok"/>
+        </w:rPr>
+        <w:t xml:space="preserve">-</w:t>
+      </w:r>
+      <w:r>
+        <w:rPr>
+          <w:rStyle w:val="AttributeTok"/>
+        </w:rPr>
+        <w:t xml:space="preserve"> </w:t>
+      </w:r>
+      <w:r>
+        <w:rPr>
+          <w:rStyle w:val="FunctionTok"/>
+        </w:rPr>
+        <w:t xml:space="preserve">name_type</w:t>
+      </w:r>
+      <w:r>
+        <w:rPr>
+          <w:rStyle w:val="KeywordTok"/>
+        </w:rPr>
+        <w:t xml:space="preserve">:</w:t>
+      </w:r>
+      <w:r>
+        <w:rPr>
+          <w:rStyle w:val="AttributeTok"/>
+        </w:rPr>
+        <w:t xml:space="preserve"> PersonOfficialName</w:t>
+      </w:r>
+      <w:r>
+        <w:br/>
+      </w:r>
+      <w:r>
+        <w:rPr>
+          <w:rStyle w:val="AttributeTok"/>
+        </w:rPr>
+        <w:t xml:space="preserve">  </w:t>
+      </w:r>
+      <w:r>
+        <w:rPr>
+          <w:rStyle w:val="FunctionTok"/>
+        </w:rPr>
+        <w:t xml:space="preserve">value</w:t>
+      </w:r>
+      <w:r>
+        <w:rPr>
+          <w:rStyle w:val="KeywordTok"/>
+        </w:rPr>
+        <w:t xml:space="preserve">:</w:t>
+      </w:r>
+      <w:r>
+        <w:rPr>
+          <w:rStyle w:val="AttributeTok"/>
+        </w:rPr>
+        <w:t xml:space="preserve"> Beretta-Piccoli</w:t>
+      </w:r>
+    </w:p>
+    <w:bookmarkEnd w:id="30"/>
+    <w:bookmarkStart w:id="31" w:name="Xd8350916d35e4b361b6e85a82bc6e764946050e"/>
+    <w:p>
+      <w:pPr>
+        <w:pStyle w:val="berschrift4"/>
+      </w:pPr>
+      <w:r>
+        <w:t xml:space="preserve">Beispiel: Person-swiss_politicians_Alois_Arnold_1965</w:t>
+      </w:r>
+    </w:p>
+    <w:p>
+      <w:pPr>
+        <w:pStyle w:val="SourceCode"/>
+      </w:pPr>
+      <w:r>
+        <w:rPr>
+          <w:rStyle w:val="FunctionTok"/>
+        </w:rPr>
+        <w:t xml:space="preserve">local_id</w:t>
+      </w:r>
+      <w:r>
+        <w:rPr>
+          <w:rStyle w:val="KeywordTok"/>
+        </w:rPr>
+        <w:t xml:space="preserve">:</w:t>
+      </w:r>
+      <w:r>
+        <w:rPr>
+          <w:rStyle w:val="AttributeTok"/>
+        </w:rPr>
+        <w:t xml:space="preserve"> </w:t>
+      </w:r>
+      <w:r>
+        <w:rPr>
+          <w:rStyle w:val="DecValTok"/>
+        </w:rPr>
+        <w:t xml:space="preserve">6370</w:t>
+      </w:r>
+      <w:r>
+        <w:br/>
+      </w:r>
+      <w:r>
+        <w:rPr>
+          <w:rStyle w:val="FunctionTok"/>
+        </w:rPr>
+        <w:t xml:space="preserve">global_uri</w:t>
+      </w:r>
+      <w:r>
+        <w:rPr>
+          <w:rStyle w:val="KeywordTok"/>
+        </w:rPr>
+        <w:t xml:space="preserve">:</w:t>
+      </w:r>
+      <w:r>
+        <w:rPr>
+          <w:rStyle w:val="AttributeTok"/>
+        </w:rPr>
+        <w:t xml:space="preserve"> https://www.ur.ch/behoerdenmitglieder/6370</w:t>
+      </w:r>
+      <w:r>
+        <w:br/>
+      </w:r>
+      <w:r>
+        <w:rPr>
+          <w:rStyle w:val="FunctionTok"/>
+        </w:rPr>
+        <w:t xml:space="preserve">label</w:t>
+      </w:r>
+      <w:r>
+        <w:rPr>
+          <w:rStyle w:val="KeywordTok"/>
+        </w:rPr>
+        <w:t xml:space="preserve">:</w:t>
+      </w:r>
+      <w:r>
+        <w:rPr>
+          <w:rStyle w:val="AttributeTok"/>
+        </w:rPr>
+        <w:t xml:space="preserve"> Alois Arnold (1965)</w:t>
+      </w:r>
+      <w:r>
+        <w:br/>
+      </w:r>
+      <w:r>
+        <w:rPr>
+          <w:rStyle w:val="FunctionTok"/>
+        </w:rPr>
+        <w:t xml:space="preserve">birth_year</w:t>
+      </w:r>
+      <w:r>
+        <w:rPr>
+          <w:rStyle w:val="KeywordTok"/>
+        </w:rPr>
+        <w:t xml:space="preserve">:</w:t>
+      </w:r>
+      <w:r>
+        <w:rPr>
+          <w:rStyle w:val="AttributeTok"/>
+        </w:rPr>
+        <w:t xml:space="preserve"> </w:t>
+      </w:r>
+      <w:r>
+        <w:rPr>
+          <w:rStyle w:val="DecValTok"/>
+        </w:rPr>
+        <w:t xml:space="preserve">1965</w:t>
+      </w:r>
+      <w:r>
+        <w:br/>
+      </w:r>
+      <w:r>
+        <w:rPr>
+          <w:rStyle w:val="FunctionTok"/>
+        </w:rPr>
+        <w:t xml:space="preserve">names</w:t>
+      </w:r>
+      <w:r>
+        <w:rPr>
+          <w:rStyle w:val="KeywordTok"/>
+        </w:rPr>
+        <w:t xml:space="preserve">:</w:t>
+      </w:r>
+      <w:r>
+        <w:br/>
+      </w:r>
+      <w:r>
+        <w:rPr>
+          <w:rStyle w:val="KeywordTok"/>
+        </w:rPr>
+        <w:t xml:space="preserve">-</w:t>
+      </w:r>
+      <w:r>
+        <w:rPr>
+          <w:rStyle w:val="AttributeTok"/>
+        </w:rPr>
+        <w:t xml:space="preserve"> </w:t>
+      </w:r>
+      <w:r>
+        <w:rPr>
+          <w:rStyle w:val="FunctionTok"/>
+        </w:rPr>
+        <w:t xml:space="preserve">name_type</w:t>
+      </w:r>
+      <w:r>
+        <w:rPr>
+          <w:rStyle w:val="KeywordTok"/>
+        </w:rPr>
+        <w:t xml:space="preserve">:</w:t>
+      </w:r>
+      <w:r>
+        <w:rPr>
+          <w:rStyle w:val="AttributeTok"/>
+        </w:rPr>
+        <w:t xml:space="preserve"> PersonFirstName</w:t>
+      </w:r>
+      <w:r>
+        <w:br/>
+      </w:r>
+      <w:r>
+        <w:rPr>
+          <w:rStyle w:val="AttributeTok"/>
+        </w:rPr>
+        <w:t xml:space="preserve">  </w:t>
+      </w:r>
+      <w:r>
+        <w:rPr>
+          <w:rStyle w:val="FunctionTok"/>
+        </w:rPr>
+        <w:t xml:space="preserve">value</w:t>
+      </w:r>
+      <w:r>
+        <w:rPr>
+          <w:rStyle w:val="KeywordTok"/>
+        </w:rPr>
+        <w:t xml:space="preserve">:</w:t>
+      </w:r>
+      <w:r>
+        <w:rPr>
+          <w:rStyle w:val="AttributeTok"/>
+        </w:rPr>
+        <w:t xml:space="preserve"> Alois</w:t>
+      </w:r>
+      <w:r>
+        <w:br/>
+      </w:r>
+      <w:r>
+        <w:rPr>
+          <w:rStyle w:val="KeywordTok"/>
+        </w:rPr>
+        <w:t xml:space="preserve">-</w:t>
+      </w:r>
+      <w:r>
+        <w:rPr>
+          <w:rStyle w:val="AttributeTok"/>
+        </w:rPr>
+        <w:t xml:space="preserve"> </w:t>
+      </w:r>
+      <w:r>
+        <w:rPr>
+          <w:rStyle w:val="FunctionTok"/>
+        </w:rPr>
+        <w:t xml:space="preserve">name_type</w:t>
+      </w:r>
+      <w:r>
+        <w:rPr>
+          <w:rStyle w:val="KeywordTok"/>
+        </w:rPr>
+        <w:t xml:space="preserve">:</w:t>
+      </w:r>
+      <w:r>
+        <w:rPr>
+          <w:rStyle w:val="AttributeTok"/>
+        </w:rPr>
+        <w:t xml:space="preserve"> PersonOfficialName</w:t>
+      </w:r>
+      <w:r>
+        <w:br/>
+      </w:r>
+      <w:r>
+        <w:rPr>
+          <w:rStyle w:val="AttributeTok"/>
+        </w:rPr>
+        <w:t xml:space="preserve">  </w:t>
+      </w:r>
+      <w:r>
+        <w:rPr>
+          <w:rStyle w:val="FunctionTok"/>
+        </w:rPr>
+        <w:t xml:space="preserve">value</w:t>
+      </w:r>
+      <w:r>
+        <w:rPr>
+          <w:rStyle w:val="KeywordTok"/>
+        </w:rPr>
+        <w:t xml:space="preserve">:</w:t>
+      </w:r>
+      <w:r>
+        <w:rPr>
+          <w:rStyle w:val="AttributeTok"/>
+        </w:rPr>
+        <w:t xml:space="preserve"> Arnold</w:t>
+      </w:r>
+    </w:p>
+    <w:bookmarkEnd w:id="31"/>
+    <w:bookmarkStart w:id="32" w:name="X8592bcae7c1c8ec0c74cce43c0b2da31a8668fe"/>
+    <w:p>
+      <w:pPr>
+        <w:pStyle w:val="berschrift4"/>
+      </w:pPr>
+      <w:r>
+        <w:t xml:space="preserve">Beispiel: Person-swiss_politicians_Alois_Arnold_1981</w:t>
+      </w:r>
+    </w:p>
+    <w:p>
+      <w:pPr>
+        <w:pStyle w:val="SourceCode"/>
+      </w:pPr>
+      <w:r>
+        <w:rPr>
+          <w:rStyle w:val="FunctionTok"/>
+        </w:rPr>
+        <w:t xml:space="preserve">local_id</w:t>
+      </w:r>
+      <w:r>
+        <w:rPr>
+          <w:rStyle w:val="KeywordTok"/>
+        </w:rPr>
+        <w:t xml:space="preserve">:</w:t>
+      </w:r>
+      <w:r>
+        <w:rPr>
+          <w:rStyle w:val="AttributeTok"/>
+        </w:rPr>
+        <w:t xml:space="preserve"> </w:t>
+      </w:r>
+      <w:r>
+        <w:rPr>
+          <w:rStyle w:val="DecValTok"/>
+        </w:rPr>
+        <w:t xml:space="preserve">6447</w:t>
+      </w:r>
+      <w:r>
+        <w:br/>
+      </w:r>
+      <w:r>
+        <w:rPr>
+          <w:rStyle w:val="FunctionTok"/>
+        </w:rPr>
+        <w:t xml:space="preserve">global_uri</w:t>
+      </w:r>
+      <w:r>
+        <w:rPr>
+          <w:rStyle w:val="KeywordTok"/>
+        </w:rPr>
+        <w:t xml:space="preserve">:</w:t>
+      </w:r>
+      <w:r>
+        <w:rPr>
+          <w:rStyle w:val="AttributeTok"/>
+        </w:rPr>
+        <w:t xml:space="preserve"> https://www.ur.ch/behoerdenmitglieder/6447</w:t>
+      </w:r>
+      <w:r>
+        <w:br/>
+      </w:r>
+      <w:r>
+        <w:rPr>
+          <w:rStyle w:val="FunctionTok"/>
+        </w:rPr>
+        <w:t xml:space="preserve">label</w:t>
+      </w:r>
+      <w:r>
+        <w:rPr>
+          <w:rStyle w:val="KeywordTok"/>
+        </w:rPr>
+        <w:t xml:space="preserve">:</w:t>
+      </w:r>
+      <w:r>
+        <w:rPr>
+          <w:rStyle w:val="AttributeTok"/>
+        </w:rPr>
+        <w:t xml:space="preserve"> Alois Arnold (1981)</w:t>
+      </w:r>
+      <w:r>
+        <w:br/>
+      </w:r>
+      <w:r>
+        <w:rPr>
+          <w:rStyle w:val="FunctionTok"/>
+        </w:rPr>
+        <w:t xml:space="preserve">birth_year</w:t>
+      </w:r>
+      <w:r>
+        <w:rPr>
+          <w:rStyle w:val="KeywordTok"/>
+        </w:rPr>
+        <w:t xml:space="preserve">:</w:t>
+      </w:r>
+      <w:r>
+        <w:rPr>
+          <w:rStyle w:val="AttributeTok"/>
+        </w:rPr>
+        <w:t xml:space="preserve"> </w:t>
+      </w:r>
+      <w:r>
+        <w:rPr>
+          <w:rStyle w:val="DecValTok"/>
+        </w:rPr>
+        <w:t xml:space="preserve">1981</w:t>
+      </w:r>
+      <w:r>
+        <w:br/>
+      </w:r>
+      <w:r>
+        <w:rPr>
+          <w:rStyle w:val="FunctionTok"/>
+        </w:rPr>
+        <w:t xml:space="preserve">names</w:t>
+      </w:r>
+      <w:r>
+        <w:rPr>
+          <w:rStyle w:val="KeywordTok"/>
+        </w:rPr>
+        <w:t xml:space="preserve">:</w:t>
+      </w:r>
+      <w:r>
+        <w:br/>
+      </w:r>
+      <w:r>
+        <w:rPr>
+          <w:rStyle w:val="KeywordTok"/>
+        </w:rPr>
+        <w:t xml:space="preserve">-</w:t>
+      </w:r>
+      <w:r>
+        <w:rPr>
+          <w:rStyle w:val="AttributeTok"/>
+        </w:rPr>
+        <w:t xml:space="preserve"> </w:t>
+      </w:r>
+      <w:r>
+        <w:rPr>
+          <w:rStyle w:val="FunctionTok"/>
+        </w:rPr>
+        <w:t xml:space="preserve">name_type</w:t>
+      </w:r>
+      <w:r>
+        <w:rPr>
+          <w:rStyle w:val="KeywordTok"/>
+        </w:rPr>
+        <w:t xml:space="preserve">:</w:t>
+      </w:r>
+      <w:r>
+        <w:rPr>
+          <w:rStyle w:val="AttributeTok"/>
+        </w:rPr>
+        <w:t xml:space="preserve"> PersonFirstName</w:t>
+      </w:r>
+      <w:r>
+        <w:br/>
+      </w:r>
+      <w:r>
+        <w:rPr>
+          <w:rStyle w:val="AttributeTok"/>
+        </w:rPr>
+        <w:t xml:space="preserve">  </w:t>
+      </w:r>
+      <w:r>
+        <w:rPr>
+          <w:rStyle w:val="FunctionTok"/>
+        </w:rPr>
+        <w:t xml:space="preserve">value</w:t>
+      </w:r>
+      <w:r>
+        <w:rPr>
+          <w:rStyle w:val="KeywordTok"/>
+        </w:rPr>
+        <w:t xml:space="preserve">:</w:t>
+      </w:r>
+      <w:r>
+        <w:rPr>
+          <w:rStyle w:val="AttributeTok"/>
+        </w:rPr>
+        <w:t xml:space="preserve"> Alois</w:t>
+      </w:r>
+      <w:r>
+        <w:br/>
+      </w:r>
+      <w:r>
+        <w:rPr>
+          <w:rStyle w:val="KeywordTok"/>
+        </w:rPr>
+        <w:t xml:space="preserve">-</w:t>
+      </w:r>
+      <w:r>
+        <w:rPr>
+          <w:rStyle w:val="AttributeTok"/>
+        </w:rPr>
+        <w:t xml:space="preserve"> </w:t>
+      </w:r>
+      <w:r>
+        <w:rPr>
+          <w:rStyle w:val="FunctionTok"/>
+        </w:rPr>
+        <w:t xml:space="preserve">name_type</w:t>
+      </w:r>
+      <w:r>
+        <w:rPr>
+          <w:rStyle w:val="KeywordTok"/>
+        </w:rPr>
+        <w:t xml:space="preserve">:</w:t>
+      </w:r>
+      <w:r>
+        <w:rPr>
+          <w:rStyle w:val="AttributeTok"/>
+        </w:rPr>
+        <w:t xml:space="preserve"> PersonOfficialName</w:t>
+      </w:r>
+      <w:r>
+        <w:br/>
+      </w:r>
+      <w:r>
+        <w:rPr>
+          <w:rStyle w:val="AttributeTok"/>
+        </w:rPr>
+        <w:t xml:space="preserve">  </w:t>
+      </w:r>
+      <w:r>
+        <w:rPr>
+          <w:rStyle w:val="FunctionTok"/>
+        </w:rPr>
+        <w:t xml:space="preserve">value</w:t>
+      </w:r>
+      <w:r>
+        <w:rPr>
+          <w:rStyle w:val="KeywordTok"/>
+        </w:rPr>
+        <w:t xml:space="preserve">:</w:t>
+      </w:r>
+      <w:r>
+        <w:rPr>
+          <w:rStyle w:val="AttributeTok"/>
+        </w:rPr>
+        <w:t xml:space="preserve"> Arnold</w:t>
+      </w:r>
+    </w:p>
+    <w:bookmarkEnd w:id="32"/>
+    <w:bookmarkEnd w:id="33"/>
+    <w:bookmarkEnd w:id="34"/>
+    <w:bookmarkStart w:id="37" w:name="klasse-name"/>
+    <w:p>
+      <w:pPr>
+        <w:pStyle w:val="berschrift2"/>
+      </w:pPr>
+      <w:r>
+        <w:t xml:space="preserve">Klasse: Name</w:t>
+      </w:r>
+    </w:p>
+    <w:p>
+      <w:pPr>
         <w:pStyle w:val="FirstParagraph"/>
       </w:pPr>
       <w:r>
@@ -3936,7 +4698,7 @@
         <w:t xml:space="preserve">__</w:t>
       </w:r>
     </w:p>
-    <w:bookmarkStart w:id="32" w:name="attribute-1"/>
+    <w:bookmarkStart w:id="35" w:name="attribute-1"/>
     <w:p>
       <w:pPr>
         <w:pStyle w:val="berschrift3"/>
@@ -4310,8 +5072,8 @@
         </w:tc>
       </w:tr>
     </w:tbl>
-    <w:bookmarkEnd w:id="32"/>
-    <w:bookmarkStart w:id="33" w:name="verwendungen-1"/>
+    <w:bookmarkEnd w:id="35"/>
+    <w:bookmarkStart w:id="36" w:name="verwendungen-1"/>
     <w:p>
       <w:pPr>
         <w:pStyle w:val="berschrift3"/>
@@ -4451,9 +5213,9 @@
         </w:tc>
       </w:tr>
     </w:tbl>
-    <w:bookmarkEnd w:id="33"/>
-    <w:bookmarkEnd w:id="34"/>
-    <w:bookmarkStart w:id="48" w:name="enum-nametypeenum"/>
+    <w:bookmarkEnd w:id="36"/>
+    <w:bookmarkEnd w:id="37"/>
+    <w:bookmarkStart w:id="51" w:name="enum-nametypeenum"/>
     <w:p>
       <w:pPr>
         <w:pStyle w:val="berschrift2"/>
@@ -4492,7 +5254,7 @@
       <w:r>
         <w:t xml:space="preserve"> </w:t>
       </w:r>
-      <w:hyperlink ns1:id="rId35">
+      <w:hyperlink ns1:id="rId38">
         <w:r>
           <w:rPr>
             <w:rStyle w:val="Hyperlink"/>
@@ -4501,7 +5263,7 @@
         </w:r>
       </w:hyperlink>
     </w:p>
-    <w:bookmarkStart w:id="47" w:name="zulässige-werte"/>
+    <w:bookmarkStart w:id="50" w:name="zulässige-werte"/>
     <w:p>
       <w:pPr>
         <w:pStyle w:val="berschrift3"/>
@@ -4603,7 +5365,7 @@
             <w:pPr>
               <w:pStyle w:val="Compact"/>
             </w:pPr>
-            <w:hyperlink ns1:id="rId36">
+            <w:hyperlink ns1:id="rId39">
               <w:r>
                 <w:rPr>
                   <w:rStyle w:val="Hyperlink"/>
@@ -4657,7 +5419,7 @@
             <w:pPr>
               <w:pStyle w:val="Compact"/>
             </w:pPr>
-            <w:hyperlink ns1:id="rId37">
+            <w:hyperlink ns1:id="rId40">
               <w:r>
                 <w:rPr>
                   <w:rStyle w:val="Hyperlink"/>
@@ -4711,7 +5473,7 @@
             <w:pPr>
               <w:pStyle w:val="Compact"/>
             </w:pPr>
-            <w:hyperlink ns1:id="rId38">
+            <w:hyperlink ns1:id="rId41">
               <w:r>
                 <w:rPr>
                   <w:rStyle w:val="Hyperlink"/>
@@ -4765,7 +5527,7 @@
             <w:pPr>
               <w:pStyle w:val="Compact"/>
             </w:pPr>
-            <w:hyperlink ns1:id="rId39">
+            <w:hyperlink ns1:id="rId42">
               <w:r>
                 <w:rPr>
                   <w:rStyle w:val="Hyperlink"/>
@@ -4819,7 +5581,7 @@
             <w:pPr>
               <w:pStyle w:val="Compact"/>
             </w:pPr>
-            <w:hyperlink ns1:id="rId40">
+            <w:hyperlink ns1:id="rId43">
               <w:r>
                 <w:rPr>
                   <w:rStyle w:val="Hyperlink"/>
@@ -4873,7 +5635,7 @@
             <w:pPr>
               <w:pStyle w:val="Compact"/>
             </w:pPr>
-            <w:hyperlink ns1:id="rId41">
+            <w:hyperlink ns1:id="rId44">
               <w:r>
                 <w:rPr>
                   <w:rStyle w:val="Hyperlink"/>
@@ -4927,7 +5689,7 @@
             <w:pPr>
               <w:pStyle w:val="Compact"/>
             </w:pPr>
-            <w:hyperlink ns1:id="rId42">
+            <w:hyperlink ns1:id="rId45">
               <w:r>
                 <w:rPr>
                   <w:rStyle w:val="Hyperlink"/>
@@ -4981,7 +5743,7 @@
             <w:pPr>
               <w:pStyle w:val="Compact"/>
             </w:pPr>
-            <w:hyperlink ns1:id="rId43">
+            <w:hyperlink ns1:id="rId46">
               <w:r>
                 <w:rPr>
                   <w:rStyle w:val="Hyperlink"/>
@@ -5044,7 +5806,7 @@
             <w:pPr>
               <w:pStyle w:val="Compact"/>
             </w:pPr>
-            <w:hyperlink ns1:id="rId44">
+            <w:hyperlink ns1:id="rId47">
               <w:r>
                 <w:rPr>
                   <w:rStyle w:val="Hyperlink"/>
@@ -5098,7 +5860,7 @@
             <w:pPr>
               <w:pStyle w:val="Compact"/>
             </w:pPr>
-            <w:hyperlink ns1:id="rId45">
+            <w:hyperlink ns1:id="rId48">
               <w:r>
                 <w:rPr>
                   <w:rStyle w:val="Hyperlink"/>
@@ -5152,7 +5914,7 @@
             <w:pPr>
               <w:pStyle w:val="Compact"/>
             </w:pPr>
-            <w:hyperlink ns1:id="rId46">
+            <w:hyperlink ns1:id="rId49">
               <w:r>
                 <w:rPr>
                   <w:rStyle w:val="Hyperlink"/>
@@ -5164,9 +5926,9 @@
         </w:tc>
       </w:tr>
     </w:tbl>
-    <w:bookmarkEnd w:id="47"/>
-    <w:bookmarkEnd w:id="48"/>
-    <w:bookmarkStart w:id="51" w:name="klasse-languageproficiency"/>
+    <w:bookmarkEnd w:id="50"/>
+    <w:bookmarkEnd w:id="51"/>
+    <w:bookmarkStart w:id="54" w:name="klasse-languageproficiency"/>
     <w:p>
       <w:pPr>
         <w:pStyle w:val="berschrift2"/>
@@ -5195,7 +5957,7 @@
         <w:t xml:space="preserve">__</w:t>
       </w:r>
     </w:p>
-    <w:bookmarkStart w:id="49" w:name="attribute-2"/>
+    <w:bookmarkStart w:id="52" w:name="attribute-2"/>
     <w:p>
       <w:pPr>
         <w:pStyle w:val="berschrift3"/>
@@ -5450,8 +6212,8 @@
         </w:tc>
       </w:tr>
     </w:tbl>
-    <w:bookmarkEnd w:id="49"/>
-    <w:bookmarkStart w:id="50" w:name="verwendungen-2"/>
+    <w:bookmarkEnd w:id="52"/>
+    <w:bookmarkStart w:id="53" w:name="verwendungen-2"/>
     <w:p>
       <w:pPr>
         <w:pStyle w:val="berschrift3"/>
@@ -5592,9 +6354,9 @@
         </w:tc>
       </w:tr>
     </w:tbl>
-    <w:bookmarkEnd w:id="50"/>
-    <w:bookmarkEnd w:id="51"/>
-    <w:bookmarkStart w:id="54" w:name="klasse-citizenship"/>
+    <w:bookmarkEnd w:id="53"/>
+    <w:bookmarkEnd w:id="54"/>
+    <w:bookmarkStart w:id="57" w:name="klasse-citizenship"/>
     <w:p>
       <w:pPr>
         <w:pStyle w:val="berschrift2"/>
@@ -5681,7 +6443,7 @@
         <w:t xml:space="preserve">__</w:t>
       </w:r>
     </w:p>
-    <w:bookmarkStart w:id="52" w:name="attribute-3"/>
+    <w:bookmarkStart w:id="55" w:name="attribute-3"/>
     <w:p>
       <w:pPr>
         <w:pStyle w:val="berschrift3"/>
@@ -6000,8 +6762,8 @@
         </w:tc>
       </w:tr>
     </w:tbl>
-    <w:bookmarkEnd w:id="52"/>
-    <w:bookmarkStart w:id="53" w:name="verwendungen-3"/>
+    <w:bookmarkEnd w:id="55"/>
+    <w:bookmarkStart w:id="56" w:name="verwendungen-3"/>
     <w:p>
       <w:pPr>
         <w:pStyle w:val="berschrift3"/>
@@ -6142,9 +6904,9 @@
         </w:tc>
       </w:tr>
     </w:tbl>
-    <w:bookmarkEnd w:id="53"/>
-    <w:bookmarkEnd w:id="54"/>
-    <w:bookmarkStart w:id="57" w:name="klasse-gender"/>
+    <w:bookmarkEnd w:id="56"/>
+    <w:bookmarkEnd w:id="57"/>
+    <w:bookmarkStart w:id="60" w:name="klasse-gender"/>
     <w:p>
       <w:pPr>
         <w:pStyle w:val="berschrift2"/>
@@ -6173,7 +6935,7 @@
         <w:t xml:space="preserve">__</w:t>
       </w:r>
     </w:p>
-    <w:bookmarkStart w:id="55" w:name="attribute-4"/>
+    <w:bookmarkStart w:id="58" w:name="attribute-4"/>
     <w:p>
       <w:pPr>
         <w:pStyle w:val="berschrift3"/>
@@ -6596,8 +7358,8 @@
         </w:tc>
       </w:tr>
     </w:tbl>
-    <w:bookmarkEnd w:id="55"/>
-    <w:bookmarkStart w:id="56" w:name="verwendungen-4"/>
+    <w:bookmarkEnd w:id="58"/>
+    <w:bookmarkStart w:id="59" w:name="verwendungen-4"/>
     <w:p>
       <w:pPr>
         <w:pStyle w:val="berschrift3"/>
@@ -6737,9 +7499,9 @@
         </w:tc>
       </w:tr>
     </w:tbl>
-    <w:bookmarkEnd w:id="56"/>
-    <w:bookmarkEnd w:id="57"/>
-    <w:bookmarkStart w:id="60" w:name="enum-gendercodeenum"/>
+    <w:bookmarkEnd w:id="59"/>
+    <w:bookmarkEnd w:id="60"/>
+    <w:bookmarkStart w:id="63" w:name="enum-gendercodeenum"/>
     <w:p>
       <w:pPr>
         <w:pStyle w:val="berschrift2"/>
@@ -6807,7 +7569,7 @@
       <w:r>
         <w:t xml:space="preserve"> </w:t>
       </w:r>
-      <w:hyperlink ns1:id="rId58">
+      <w:hyperlink ns1:id="rId61">
         <w:r>
           <w:rPr>
             <w:rStyle w:val="Hyperlink"/>
@@ -6816,7 +7578,7 @@
         </w:r>
       </w:hyperlink>
     </w:p>
-    <w:bookmarkStart w:id="59" w:name="zulässige-werte-1"/>
+    <w:bookmarkStart w:id="62" w:name="zulässige-werte-1"/>
     <w:p>
       <w:pPr>
         <w:pStyle w:val="berschrift3"/>
@@ -7001,9 +7763,9 @@
         </w:tc>
       </w:tr>
     </w:tbl>
-    <w:bookmarkEnd w:id="59"/>
-    <w:bookmarkEnd w:id="60"/>
-    <w:bookmarkStart w:id="66" w:name="klasse-occupation"/>
+    <w:bookmarkEnd w:id="62"/>
+    <w:bookmarkEnd w:id="63"/>
+    <w:bookmarkStart w:id="69" w:name="klasse-occupation"/>
     <w:p>
       <w:pPr>
         <w:pStyle w:val="berschrift2"/>
@@ -7032,7 +7794,7 @@
         <w:t xml:space="preserve">__</w:t>
       </w:r>
     </w:p>
-    <w:bookmarkStart w:id="62" w:name="attribute-5"/>
+    <w:bookmarkStart w:id="65" w:name="attribute-5"/>
     <w:p>
       <w:pPr>
         <w:pStyle w:val="berschrift3"/>
@@ -7559,7 +8321,7 @@
         </w:tc>
       </w:tr>
     </w:tbl>
-    <w:bookmarkStart w:id="61" w:name="einschränkungen"/>
+    <w:bookmarkStart w:id="64" w:name="einschränkungen"/>
     <w:p>
       <w:pPr>
         <w:pStyle w:val="berschrift5"/>
@@ -7610,9 +8372,9 @@
         </w:r>
       </w:hyperlink>
     </w:p>
-    <w:bookmarkEnd w:id="61"/>
-    <w:bookmarkEnd w:id="62"/>
-    <w:bookmarkStart w:id="63" w:name="verwendungen-5"/>
+    <w:bookmarkEnd w:id="64"/>
+    <w:bookmarkEnd w:id="65"/>
+    <w:bookmarkStart w:id="66" w:name="verwendungen-5"/>
     <w:p>
       <w:pPr>
         <w:pStyle w:val="berschrift3"/>
@@ -7753,8 +8515,8 @@
         </w:tc>
       </w:tr>
     </w:tbl>
-    <w:bookmarkEnd w:id="63"/>
-    <w:bookmarkStart w:id="65" w:name="beispiele-1"/>
+    <w:bookmarkEnd w:id="66"/>
+    <w:bookmarkStart w:id="68" w:name="beispiele-1"/>
     <w:p>
       <w:pPr>
         <w:pStyle w:val="berschrift3"/>
@@ -7763,7 +8525,7 @@
         <w:t xml:space="preserve">Beispiele</w:t>
       </w:r>
     </w:p>
-    <w:bookmarkStart w:id="64" w:name="Xc6b59bf12c50a4b17c97adc18bcc3760c539d3e"/>
+    <w:bookmarkStart w:id="67" w:name="Xc6b59bf12c50a4b17c97adc18bcc3760c539d3e"/>
     <w:p>
       <w:pPr>
         <w:pStyle w:val="berschrift4"/>
@@ -7843,10 +8605,10 @@
         <w:t xml:space="preserve">true</w:t>
       </w:r>
     </w:p>
-    <w:bookmarkEnd w:id="64"/>
-    <w:bookmarkEnd w:id="65"/>
-    <w:bookmarkEnd w:id="66"/>
-    <w:bookmarkStart w:id="70" w:name="klasse-training"/>
+    <w:bookmarkEnd w:id="67"/>
+    <w:bookmarkEnd w:id="68"/>
+    <w:bookmarkEnd w:id="69"/>
+    <w:bookmarkStart w:id="73" w:name="klasse-training"/>
     <w:p>
       <w:pPr>
         <w:pStyle w:val="berschrift2"/>
@@ -7875,7 +8637,7 @@
         <w:t xml:space="preserve">__</w:t>
       </w:r>
     </w:p>
-    <w:bookmarkStart w:id="68" w:name="attribute-6"/>
+    <w:bookmarkStart w:id="71" w:name="attribute-6"/>
     <w:p>
       <w:pPr>
         <w:pStyle w:val="berschrift3"/>
@@ -8298,7 +9060,7 @@
         </w:tc>
       </w:tr>
     </w:tbl>
-    <w:bookmarkStart w:id="67" w:name="einschränkungen-1"/>
+    <w:bookmarkStart w:id="70" w:name="einschränkungen-1"/>
     <w:p>
       <w:pPr>
         <w:pStyle w:val="berschrift5"/>
@@ -8366,9 +9128,9 @@
         </w:r>
       </w:hyperlink>
     </w:p>
-    <w:bookmarkEnd w:id="67"/>
-    <w:bookmarkEnd w:id="68"/>
-    <w:bookmarkStart w:id="69" w:name="verwendungen-6"/>
+    <w:bookmarkEnd w:id="70"/>
+    <w:bookmarkEnd w:id="71"/>
+    <w:bookmarkStart w:id="72" w:name="verwendungen-6"/>
     <w:p>
       <w:pPr>
         <w:pStyle w:val="berschrift3"/>
@@ -8509,9 +9271,9 @@
         </w:tc>
       </w:tr>
     </w:tbl>
-    <w:bookmarkEnd w:id="69"/>
-    <w:bookmarkEnd w:id="70"/>
-    <w:bookmarkStart w:id="115" w:name="enum-trainingtypeenum"/>
+    <w:bookmarkEnd w:id="72"/>
+    <w:bookmarkEnd w:id="73"/>
+    <w:bookmarkStart w:id="118" w:name="enum-trainingtypeenum"/>
     <w:p>
       <w:pPr>
         <w:pStyle w:val="berschrift2"/>
@@ -8550,7 +9312,7 @@
       <w:r>
         <w:t xml:space="preserve"> </w:t>
       </w:r>
-      <w:hyperlink ns1:id="rId71">
+      <w:hyperlink ns1:id="rId74">
         <w:r>
           <w:rPr>
             <w:rStyle w:val="Hyperlink"/>
@@ -8559,7 +9321,7 @@
         </w:r>
       </w:hyperlink>
     </w:p>
-    <w:bookmarkStart w:id="114" w:name="zulässige-werte-2"/>
+    <w:bookmarkStart w:id="117" w:name="zulässige-werte-2"/>
     <w:p>
       <w:pPr>
         <w:pStyle w:val="berschrift3"/>
@@ -8649,7 +9411,7 @@
             <w:pPr>
               <w:pStyle w:val="Compact"/>
             </w:pPr>
-            <w:hyperlink ns1:id="rId72">
+            <w:hyperlink ns1:id="rId75">
               <w:r>
                 <w:rPr>
                   <w:rStyle w:val="Hyperlink"/>
@@ -8703,7 +9465,7 @@
             <w:pPr>
               <w:pStyle w:val="Compact"/>
             </w:pPr>
-            <w:hyperlink ns1:id="rId73">
+            <w:hyperlink ns1:id="rId76">
               <w:r>
                 <w:rPr>
                   <w:rStyle w:val="Hyperlink"/>
@@ -8757,7 +9519,7 @@
             <w:pPr>
               <w:pStyle w:val="Compact"/>
             </w:pPr>
-            <w:hyperlink ns1:id="rId74">
+            <w:hyperlink ns1:id="rId77">
               <w:r>
                 <w:rPr>
                   <w:rStyle w:val="Hyperlink"/>
@@ -8811,7 +9573,7 @@
             <w:pPr>
               <w:pStyle w:val="Compact"/>
             </w:pPr>
-            <w:hyperlink ns1:id="rId75">
+            <w:hyperlink ns1:id="rId78">
               <w:r>
                 <w:rPr>
                   <w:rStyle w:val="Hyperlink"/>
@@ -8865,7 +9627,7 @@
             <w:pPr>
               <w:pStyle w:val="Compact"/>
             </w:pPr>
-            <w:hyperlink ns1:id="rId76">
+            <w:hyperlink ns1:id="rId79">
               <w:r>
                 <w:rPr>
                   <w:rStyle w:val="Hyperlink"/>
@@ -8919,7 +9681,7 @@
             <w:pPr>
               <w:pStyle w:val="Compact"/>
             </w:pPr>
-            <w:hyperlink ns1:id="rId77">
+            <w:hyperlink ns1:id="rId80">
               <w:r>
                 <w:rPr>
                   <w:rStyle w:val="Hyperlink"/>
@@ -8973,7 +9735,7 @@
             <w:pPr>
               <w:pStyle w:val="Compact"/>
             </w:pPr>
-            <w:hyperlink ns1:id="rId78">
+            <w:hyperlink ns1:id="rId81">
               <w:r>
                 <w:rPr>
                   <w:rStyle w:val="Hyperlink"/>
@@ -9027,7 +9789,7 @@
             <w:pPr>
               <w:pStyle w:val="Compact"/>
             </w:pPr>
-            <w:hyperlink ns1:id="rId79">
+            <w:hyperlink ns1:id="rId82">
               <w:r>
                 <w:rPr>
                   <w:rStyle w:val="Hyperlink"/>
@@ -9081,7 +9843,7 @@
             <w:pPr>
               <w:pStyle w:val="Compact"/>
             </w:pPr>
-            <w:hyperlink ns1:id="rId80">
+            <w:hyperlink ns1:id="rId83">
               <w:r>
                 <w:rPr>
                   <w:rStyle w:val="Hyperlink"/>
@@ -9135,7 +9897,7 @@
             <w:pPr>
               <w:pStyle w:val="Compact"/>
             </w:pPr>
-            <w:hyperlink ns1:id="rId81">
+            <w:hyperlink ns1:id="rId84">
               <w:r>
                 <w:rPr>
                   <w:rStyle w:val="Hyperlink"/>
@@ -9189,7 +9951,7 @@
             <w:pPr>
               <w:pStyle w:val="Compact"/>
             </w:pPr>
-            <w:hyperlink ns1:id="rId82">
+            <w:hyperlink ns1:id="rId85">
               <w:r>
                 <w:rPr>
                   <w:rStyle w:val="Hyperlink"/>
@@ -9243,7 +10005,7 @@
             <w:pPr>
               <w:pStyle w:val="Compact"/>
             </w:pPr>
-            <w:hyperlink ns1:id="rId83">
+            <w:hyperlink ns1:id="rId86">
               <w:r>
                 <w:rPr>
                   <w:rStyle w:val="Hyperlink"/>
@@ -9297,7 +10059,7 @@
             <w:pPr>
               <w:pStyle w:val="Compact"/>
             </w:pPr>
-            <w:hyperlink ns1:id="rId84">
+            <w:hyperlink ns1:id="rId87">
               <w:r>
                 <w:rPr>
                   <w:rStyle w:val="Hyperlink"/>
@@ -9351,7 +10113,7 @@
             <w:pPr>
               <w:pStyle w:val="Compact"/>
             </w:pPr>
-            <w:hyperlink ns1:id="rId85">
+            <w:hyperlink ns1:id="rId88">
               <w:r>
                 <w:rPr>
                   <w:rStyle w:val="Hyperlink"/>
@@ -9405,7 +10167,7 @@
             <w:pPr>
               <w:pStyle w:val="Compact"/>
             </w:pPr>
-            <w:hyperlink ns1:id="rId86">
+            <w:hyperlink ns1:id="rId89">
               <w:r>
                 <w:rPr>
                   <w:rStyle w:val="Hyperlink"/>
@@ -9459,7 +10221,7 @@
             <w:pPr>
               <w:pStyle w:val="Compact"/>
             </w:pPr>
-            <w:hyperlink ns1:id="rId87">
+            <w:hyperlink ns1:id="rId90">
               <w:r>
                 <w:rPr>
                   <w:rStyle w:val="Hyperlink"/>
@@ -9513,7 +10275,7 @@
             <w:pPr>
               <w:pStyle w:val="Compact"/>
             </w:pPr>
-            <w:hyperlink ns1:id="rId88">
+            <w:hyperlink ns1:id="rId91">
               <w:r>
                 <w:rPr>
                   <w:rStyle w:val="Hyperlink"/>
@@ -9567,7 +10329,7 @@
             <w:pPr>
               <w:pStyle w:val="Compact"/>
             </w:pPr>
-            <w:hyperlink ns1:id="rId89">
+            <w:hyperlink ns1:id="rId92">
               <w:r>
                 <w:rPr>
                   <w:rStyle w:val="Hyperlink"/>
@@ -9621,7 +10383,7 @@
             <w:pPr>
               <w:pStyle w:val="Compact"/>
             </w:pPr>
-            <w:hyperlink ns1:id="rId90">
+            <w:hyperlink ns1:id="rId93">
               <w:r>
                 <w:rPr>
                   <w:rStyle w:val="Hyperlink"/>
@@ -9675,7 +10437,7 @@
             <w:pPr>
               <w:pStyle w:val="Compact"/>
             </w:pPr>
-            <w:hyperlink ns1:id="rId91">
+            <w:hyperlink ns1:id="rId94">
               <w:r>
                 <w:rPr>
                   <w:rStyle w:val="Hyperlink"/>
@@ -9729,7 +10491,7 @@
             <w:pPr>
               <w:pStyle w:val="Compact"/>
             </w:pPr>
-            <w:hyperlink ns1:id="rId92">
+            <w:hyperlink ns1:id="rId95">
               <w:r>
                 <w:rPr>
                   <w:rStyle w:val="Hyperlink"/>
@@ -9783,7 +10545,7 @@
             <w:pPr>
               <w:pStyle w:val="Compact"/>
             </w:pPr>
-            <w:hyperlink ns1:id="rId93">
+            <w:hyperlink ns1:id="rId96">
               <w:r>
                 <w:rPr>
                   <w:rStyle w:val="Hyperlink"/>
@@ -9837,7 +10599,7 @@
             <w:pPr>
               <w:pStyle w:val="Compact"/>
             </w:pPr>
-            <w:hyperlink ns1:id="rId94">
+            <w:hyperlink ns1:id="rId97">
               <w:r>
                 <w:rPr>
                   <w:rStyle w:val="Hyperlink"/>
@@ -9891,7 +10653,7 @@
             <w:pPr>
               <w:pStyle w:val="Compact"/>
             </w:pPr>
-            <w:hyperlink ns1:id="rId95">
+            <w:hyperlink ns1:id="rId98">
               <w:r>
                 <w:rPr>
                   <w:rStyle w:val="Hyperlink"/>
@@ -9945,7 +10707,7 @@
             <w:pPr>
               <w:pStyle w:val="Compact"/>
             </w:pPr>
-            <w:hyperlink ns1:id="rId96">
+            <w:hyperlink ns1:id="rId99">
               <w:r>
                 <w:rPr>
                   <w:rStyle w:val="Hyperlink"/>
@@ -9999,7 +10761,7 @@
             <w:pPr>
               <w:pStyle w:val="Compact"/>
             </w:pPr>
-            <w:hyperlink ns1:id="rId97">
+            <w:hyperlink ns1:id="rId100">
               <w:r>
                 <w:rPr>
                   <w:rStyle w:val="Hyperlink"/>
@@ -10053,7 +10815,7 @@
             <w:pPr>
               <w:pStyle w:val="Compact"/>
             </w:pPr>
-            <w:hyperlink ns1:id="rId98">
+            <w:hyperlink ns1:id="rId101">
               <w:r>
                 <w:rPr>
                   <w:rStyle w:val="Hyperlink"/>
@@ -10107,7 +10869,7 @@
             <w:pPr>
               <w:pStyle w:val="Compact"/>
             </w:pPr>
-            <w:hyperlink ns1:id="rId99">
+            <w:hyperlink ns1:id="rId102">
               <w:r>
                 <w:rPr>
                   <w:rStyle w:val="Hyperlink"/>
@@ -10161,7 +10923,7 @@
             <w:pPr>
               <w:pStyle w:val="Compact"/>
             </w:pPr>
-            <w:hyperlink ns1:id="rId100">
+            <w:hyperlink ns1:id="rId103">
               <w:r>
                 <w:rPr>
                   <w:rStyle w:val="Hyperlink"/>
@@ -10215,7 +10977,7 @@
             <w:pPr>
               <w:pStyle w:val="Compact"/>
             </w:pPr>
-            <w:hyperlink ns1:id="rId101">
+            <w:hyperlink ns1:id="rId104">
               <w:r>
                 <w:rPr>
                   <w:rStyle w:val="Hyperlink"/>
@@ -10269,7 +11031,7 @@
             <w:pPr>
               <w:pStyle w:val="Compact"/>
             </w:pPr>
-            <w:hyperlink ns1:id="rId102">
+            <w:hyperlink ns1:id="rId105">
               <w:r>
                 <w:rPr>
                   <w:rStyle w:val="Hyperlink"/>
@@ -10323,7 +11085,7 @@
             <w:pPr>
               <w:pStyle w:val="Compact"/>
             </w:pPr>
-            <w:hyperlink ns1:id="rId103">
+            <w:hyperlink ns1:id="rId106">
               <w:r>
                 <w:rPr>
                   <w:rStyle w:val="Hyperlink"/>
@@ -10377,7 +11139,7 @@
             <w:pPr>
               <w:pStyle w:val="Compact"/>
             </w:pPr>
-            <w:hyperlink ns1:id="rId104">
+            <w:hyperlink ns1:id="rId107">
               <w:r>
                 <w:rPr>
                   <w:rStyle w:val="Hyperlink"/>
@@ -10431,7 +11193,7 @@
             <w:pPr>
               <w:pStyle w:val="Compact"/>
             </w:pPr>
-            <w:hyperlink ns1:id="rId105">
+            <w:hyperlink ns1:id="rId108">
               <w:r>
                 <w:rPr>
                   <w:rStyle w:val="Hyperlink"/>
@@ -10485,7 +11247,7 @@
             <w:pPr>
               <w:pStyle w:val="Compact"/>
             </w:pPr>
-            <w:hyperlink ns1:id="rId106">
+            <w:hyperlink ns1:id="rId109">
               <w:r>
                 <w:rPr>
                   <w:rStyle w:val="Hyperlink"/>
@@ -10539,7 +11301,7 @@
             <w:pPr>
               <w:pStyle w:val="Compact"/>
             </w:pPr>
-            <w:hyperlink ns1:id="rId107">
+            <w:hyperlink ns1:id="rId110">
               <w:r>
                 <w:rPr>
                   <w:rStyle w:val="Hyperlink"/>
@@ -10593,7 +11355,7 @@
             <w:pPr>
               <w:pStyle w:val="Compact"/>
             </w:pPr>
-            <w:hyperlink ns1:id="rId108">
+            <w:hyperlink ns1:id="rId111">
               <w:r>
                 <w:rPr>
                   <w:rStyle w:val="Hyperlink"/>
@@ -10647,7 +11409,7 @@
             <w:pPr>
               <w:pStyle w:val="Compact"/>
             </w:pPr>
-            <w:hyperlink ns1:id="rId109">
+            <w:hyperlink ns1:id="rId112">
               <w:r>
                 <w:rPr>
                   <w:rStyle w:val="Hyperlink"/>
@@ -10701,7 +11463,7 @@
             <w:pPr>
               <w:pStyle w:val="Compact"/>
             </w:pPr>
-            <w:hyperlink ns1:id="rId110">
+            <w:hyperlink ns1:id="rId113">
               <w:r>
                 <w:rPr>
                   <w:rStyle w:val="Hyperlink"/>
@@ -10755,7 +11517,7 @@
             <w:pPr>
               <w:pStyle w:val="Compact"/>
             </w:pPr>
-            <w:hyperlink ns1:id="rId111">
+            <w:hyperlink ns1:id="rId114">
               <w:r>
                 <w:rPr>
                   <w:rStyle w:val="Hyperlink"/>
@@ -10809,7 +11571,7 @@
             <w:pPr>
               <w:pStyle w:val="Compact"/>
             </w:pPr>
-            <w:hyperlink ns1:id="rId112">
+            <w:hyperlink ns1:id="rId115">
               <w:r>
                 <w:rPr>
                   <w:rStyle w:val="Hyperlink"/>
@@ -10863,7 +11625,7 @@
             <w:pPr>
               <w:pStyle w:val="Compact"/>
             </w:pPr>
-            <w:hyperlink ns1:id="rId113">
+            <w:hyperlink ns1:id="rId116">
               <w:r>
                 <w:rPr>
                   <w:rStyle w:val="Hyperlink"/>
@@ -10936,9 +11698,9 @@
         </w:tc>
       </w:tr>
     </w:tbl>
-    <w:bookmarkEnd w:id="114"/>
-    <w:bookmarkEnd w:id="115"/>
-    <w:bookmarkStart w:id="118" w:name="klasse-electoraldistrict"/>
+    <w:bookmarkEnd w:id="117"/>
+    <w:bookmarkEnd w:id="118"/>
+    <w:bookmarkStart w:id="121" w:name="klasse-electoraldistrict"/>
     <w:p>
       <w:pPr>
         <w:pStyle w:val="berschrift2"/>
@@ -10967,7 +11729,7 @@
         <w:t xml:space="preserve">__</w:t>
       </w:r>
     </w:p>
-    <w:bookmarkStart w:id="116" w:name="attribute-7"/>
+    <w:bookmarkStart w:id="119" w:name="attribute-7"/>
     <w:p>
       <w:pPr>
         <w:pStyle w:val="berschrift3"/>
@@ -11286,8 +12048,8 @@
         </w:tc>
       </w:tr>
     </w:tbl>
-    <w:bookmarkEnd w:id="116"/>
-    <w:bookmarkStart w:id="117" w:name="verwendungen-7"/>
+    <w:bookmarkEnd w:id="119"/>
+    <w:bookmarkStart w:id="120" w:name="verwendungen-7"/>
     <w:p>
       <w:pPr>
         <w:pStyle w:val="berschrift3"/>
@@ -11428,15 +12190,15 @@
         </w:tc>
       </w:tr>
     </w:tbl>
-    <w:bookmarkEnd w:id="117"/>
+    <w:bookmarkEnd w:id="120"/>
     <w:p>
       <w:r>
         <w:br w:type="page"/>
       </w:r>
     </w:p>
-    <w:bookmarkEnd w:id="118"/>
-    <w:bookmarkEnd w:id="119"/>
-    <w:bookmarkStart w:id="150" w:name="gruppen-und-organe-groups"/>
+    <w:bookmarkEnd w:id="121"/>
+    <w:bookmarkEnd w:id="122"/>
+    <w:bookmarkStart w:id="153" w:name="gruppen-und-organe-groups"/>
     <w:p>
       <w:pPr>
         <w:pStyle w:val="berschrift1"/>
@@ -11623,7 +12385,7 @@
         <w:t xml:space="preserve">lassen sich z. B. nur während einer Legislatur bestehende Kommissionen oder Umbenennungen und Fusionen von Parteien abbilden.</w:t>
       </w:r>
     </w:p>
-    <w:bookmarkStart w:id="122" w:name="klasse-group"/>
+    <w:bookmarkStart w:id="125" w:name="klasse-group"/>
     <w:p>
       <w:pPr>
         <w:pStyle w:val="berschrift2"/>
@@ -11652,7 +12414,7 @@
         <w:t xml:space="preserve">__</w:t>
       </w:r>
     </w:p>
-    <w:bookmarkStart w:id="120" w:name="attribute-8"/>
+    <w:bookmarkStart w:id="123" w:name="attribute-8"/>
     <w:p>
       <w:pPr>
         <w:pStyle w:val="berschrift3"/>
@@ -13001,8 +13763,8 @@
         </w:tc>
       </w:tr>
     </w:tbl>
-    <w:bookmarkEnd w:id="120"/>
-    <w:bookmarkStart w:id="121" w:name="verwendungen-8"/>
+    <w:bookmarkEnd w:id="123"/>
+    <w:bookmarkStart w:id="124" w:name="verwendungen-8"/>
     <w:p>
       <w:pPr>
         <w:pStyle w:val="berschrift3"/>
@@ -13143,9 +13905,9 @@
         </w:tc>
       </w:tr>
     </w:tbl>
-    <w:bookmarkEnd w:id="121"/>
-    <w:bookmarkEnd w:id="122"/>
-    <w:bookmarkStart w:id="125" w:name="klasse-grouptype"/>
+    <w:bookmarkEnd w:id="124"/>
+    <w:bookmarkEnd w:id="125"/>
+    <w:bookmarkStart w:id="128" w:name="klasse-grouptype"/>
     <w:p>
       <w:pPr>
         <w:pStyle w:val="berschrift2"/>
@@ -13174,7 +13936,7 @@
         <w:t xml:space="preserve">__</w:t>
       </w:r>
     </w:p>
-    <w:bookmarkStart w:id="123" w:name="attribute-9"/>
+    <w:bookmarkStart w:id="126" w:name="attribute-9"/>
     <w:p>
       <w:pPr>
         <w:pStyle w:val="berschrift3"/>
@@ -13338,8 +14100,8 @@
         </w:tc>
       </w:tr>
     </w:tbl>
-    <w:bookmarkEnd w:id="123"/>
-    <w:bookmarkStart w:id="124" w:name="verwendungen-9"/>
+    <w:bookmarkEnd w:id="126"/>
+    <w:bookmarkStart w:id="127" w:name="verwendungen-9"/>
     <w:p>
       <w:pPr>
         <w:pStyle w:val="berschrift3"/>
@@ -13480,9 +14242,9 @@
         </w:tc>
       </w:tr>
     </w:tbl>
-    <w:bookmarkEnd w:id="124"/>
-    <w:bookmarkEnd w:id="125"/>
-    <w:bookmarkStart w:id="149" w:name="enum-grouptypeenum"/>
+    <w:bookmarkEnd w:id="127"/>
+    <w:bookmarkEnd w:id="128"/>
+    <w:bookmarkStart w:id="152" w:name="enum-grouptypeenum"/>
     <w:p>
       <w:pPr>
         <w:pStyle w:val="berschrift2"/>
@@ -13521,7 +14283,7 @@
       <w:r>
         <w:t xml:space="preserve"> </w:t>
       </w:r>
-      <w:hyperlink ns1:id="rId126">
+      <w:hyperlink ns1:id="rId129">
         <w:r>
           <w:rPr>
             <w:rStyle w:val="Hyperlink"/>
@@ -13530,7 +14292,7 @@
         </w:r>
       </w:hyperlink>
     </w:p>
-    <w:bookmarkStart w:id="148" w:name="zulässige-werte-3"/>
+    <w:bookmarkStart w:id="151" w:name="zulässige-werte-3"/>
     <w:p>
       <w:pPr>
         <w:pStyle w:val="berschrift3"/>
@@ -13620,7 +14382,7 @@
             <w:pPr>
               <w:pStyle w:val="Compact"/>
             </w:pPr>
-            <w:hyperlink ns1:id="rId127">
+            <w:hyperlink ns1:id="rId130">
               <w:r>
                 <w:rPr>
                   <w:rStyle w:val="Hyperlink"/>
@@ -13674,7 +14436,7 @@
             <w:pPr>
               <w:pStyle w:val="Compact"/>
             </w:pPr>
-            <w:hyperlink ns1:id="rId128">
+            <w:hyperlink ns1:id="rId131">
               <w:r>
                 <w:rPr>
                   <w:rStyle w:val="Hyperlink"/>
@@ -13728,7 +14490,7 @@
             <w:pPr>
               <w:pStyle w:val="Compact"/>
             </w:pPr>
-            <w:hyperlink ns1:id="rId129">
+            <w:hyperlink ns1:id="rId132">
               <w:r>
                 <w:rPr>
                   <w:rStyle w:val="Hyperlink"/>
@@ -13782,7 +14544,7 @@
             <w:pPr>
               <w:pStyle w:val="Compact"/>
             </w:pPr>
-            <w:hyperlink ns1:id="rId130">
+            <w:hyperlink ns1:id="rId133">
               <w:r>
                 <w:rPr>
                   <w:rStyle w:val="Hyperlink"/>
@@ -13836,7 +14598,7 @@
             <w:pPr>
               <w:pStyle w:val="Compact"/>
             </w:pPr>
-            <w:hyperlink ns1:id="rId131">
+            <w:hyperlink ns1:id="rId134">
               <w:r>
                 <w:rPr>
                   <w:rStyle w:val="Hyperlink"/>
@@ -13890,7 +14652,7 @@
             <w:pPr>
               <w:pStyle w:val="Compact"/>
             </w:pPr>
-            <w:hyperlink ns1:id="rId132">
+            <w:hyperlink ns1:id="rId135">
               <w:r>
                 <w:rPr>
                   <w:rStyle w:val="Hyperlink"/>
@@ -13944,7 +14706,7 @@
             <w:pPr>
               <w:pStyle w:val="Compact"/>
             </w:pPr>
-            <w:hyperlink ns1:id="rId133">
+            <w:hyperlink ns1:id="rId136">
               <w:r>
                 <w:rPr>
                   <w:rStyle w:val="Hyperlink"/>
@@ -13998,7 +14760,7 @@
             <w:pPr>
               <w:pStyle w:val="Compact"/>
             </w:pPr>
-            <w:hyperlink ns1:id="rId134">
+            <w:hyperlink ns1:id="rId137">
               <w:r>
                 <w:rPr>
                   <w:rStyle w:val="Hyperlink"/>
@@ -14052,7 +14814,7 @@
             <w:pPr>
               <w:pStyle w:val="Compact"/>
             </w:pPr>
-            <w:hyperlink ns1:id="rId135">
+            <w:hyperlink ns1:id="rId138">
               <w:r>
                 <w:rPr>
                   <w:rStyle w:val="Hyperlink"/>
@@ -14106,7 +14868,7 @@
             <w:pPr>
               <w:pStyle w:val="Compact"/>
             </w:pPr>
-            <w:hyperlink ns1:id="rId136">
+            <w:hyperlink ns1:id="rId139">
               <w:r>
                 <w:rPr>
                   <w:rStyle w:val="Hyperlink"/>
@@ -14160,7 +14922,7 @@
             <w:pPr>
               <w:pStyle w:val="Compact"/>
             </w:pPr>
-            <w:hyperlink ns1:id="rId137">
+            <w:hyperlink ns1:id="rId140">
               <w:r>
                 <w:rPr>
                   <w:rStyle w:val="Hyperlink"/>
@@ -14214,7 +14976,7 @@
             <w:pPr>
               <w:pStyle w:val="Compact"/>
             </w:pPr>
-            <w:hyperlink ns1:id="rId138">
+            <w:hyperlink ns1:id="rId141">
               <w:r>
                 <w:rPr>
                   <w:rStyle w:val="Hyperlink"/>
@@ -14268,7 +15030,7 @@
             <w:pPr>
               <w:pStyle w:val="Compact"/>
             </w:pPr>
-            <w:hyperlink ns1:id="rId139">
+            <w:hyperlink ns1:id="rId142">
               <w:r>
                 <w:rPr>
                   <w:rStyle w:val="Hyperlink"/>
@@ -14322,7 +15084,7 @@
             <w:pPr>
               <w:pStyle w:val="Compact"/>
             </w:pPr>
-            <w:hyperlink ns1:id="rId140">
+            <w:hyperlink ns1:id="rId143">
               <w:r>
                 <w:rPr>
                   <w:rStyle w:val="Hyperlink"/>
@@ -14376,7 +15138,7 @@
             <w:pPr>
               <w:pStyle w:val="Compact"/>
             </w:pPr>
-            <w:hyperlink ns1:id="rId141">
+            <w:hyperlink ns1:id="rId144">
               <w:r>
                 <w:rPr>
                   <w:rStyle w:val="Hyperlink"/>
@@ -14430,7 +15192,7 @@
             <w:pPr>
               <w:pStyle w:val="Compact"/>
             </w:pPr>
-            <w:hyperlink ns1:id="rId142">
+            <w:hyperlink ns1:id="rId145">
               <w:r>
                 <w:rPr>
                   <w:rStyle w:val="Hyperlink"/>
@@ -14484,7 +15246,7 @@
             <w:pPr>
               <w:pStyle w:val="Compact"/>
             </w:pPr>
-            <w:hyperlink ns1:id="rId143">
+            <w:hyperlink ns1:id="rId146">
               <w:r>
                 <w:rPr>
                   <w:rStyle w:val="Hyperlink"/>
@@ -14538,7 +15300,7 @@
             <w:pPr>
               <w:pStyle w:val="Compact"/>
             </w:pPr>
-            <w:hyperlink ns1:id="rId144">
+            <w:hyperlink ns1:id="rId147">
               <w:r>
                 <w:rPr>
                   <w:rStyle w:val="Hyperlink"/>
@@ -14592,7 +15354,7 @@
             <w:pPr>
               <w:pStyle w:val="Compact"/>
             </w:pPr>
-            <w:hyperlink ns1:id="rId145">
+            <w:hyperlink ns1:id="rId148">
               <w:r>
                 <w:rPr>
                   <w:rStyle w:val="Hyperlink"/>
@@ -14646,7 +15408,7 @@
             <w:pPr>
               <w:pStyle w:val="Compact"/>
             </w:pPr>
-            <w:hyperlink ns1:id="rId146">
+            <w:hyperlink ns1:id="rId149">
               <w:r>
                 <w:rPr>
                   <w:rStyle w:val="Hyperlink"/>
@@ -14700,7 +15462,7 @@
             <w:pPr>
               <w:pStyle w:val="Compact"/>
             </w:pPr>
-            <w:hyperlink ns1:id="rId147">
+            <w:hyperlink ns1:id="rId150">
               <w:r>
                 <w:rPr>
                   <w:rStyle w:val="Hyperlink"/>
@@ -14712,15 +15474,15 @@
         </w:tc>
       </w:tr>
     </w:tbl>
-    <w:bookmarkEnd w:id="148"/>
+    <w:bookmarkEnd w:id="151"/>
     <w:p>
       <w:r>
         <w:br w:type="page"/>
       </w:r>
     </w:p>
-    <w:bookmarkEnd w:id="149"/>
-    <w:bookmarkEnd w:id="150"/>
-    <w:bookmarkStart w:id="162" w:name="mitgliedschaften-memberships"/>
+    <w:bookmarkEnd w:id="152"/>
+    <w:bookmarkEnd w:id="153"/>
+    <w:bookmarkStart w:id="165" w:name="mitgliedschaften-memberships"/>
     <w:p>
       <w:pPr>
         <w:pStyle w:val="berschrift1"/>
@@ -15083,7 +15845,7 @@
         <w:t xml:space="preserve">mit einer freien Bezeichnung.</w:t>
       </w:r>
     </w:p>
-    <w:bookmarkStart w:id="153" w:name="klasse-membership"/>
+    <w:bookmarkStart w:id="156" w:name="klasse-membership"/>
     <w:p>
       <w:pPr>
         <w:pStyle w:val="berschrift2"/>
@@ -15112,7 +15874,7 @@
         <w:t xml:space="preserve">__</w:t>
       </w:r>
     </w:p>
-    <w:bookmarkStart w:id="151" w:name="attribute-10"/>
+    <w:bookmarkStart w:id="154" w:name="attribute-10"/>
     <w:p>
       <w:pPr>
         <w:pStyle w:val="berschrift3"/>
@@ -16132,8 +16894,8 @@
         </w:tc>
       </w:tr>
     </w:tbl>
-    <w:bookmarkEnd w:id="151"/>
-    <w:bookmarkStart w:id="152" w:name="verwendungen-10"/>
+    <w:bookmarkEnd w:id="154"/>
+    <w:bookmarkStart w:id="155" w:name="verwendungen-10"/>
     <w:p>
       <w:pPr>
         <w:pStyle w:val="berschrift3"/>
@@ -16274,9 +17036,9 @@
         </w:tc>
       </w:tr>
     </w:tbl>
-    <w:bookmarkEnd w:id="152"/>
-    <w:bookmarkEnd w:id="153"/>
-    <w:bookmarkStart w:id="158" w:name="klasse-roletype"/>
+    <w:bookmarkEnd w:id="155"/>
+    <w:bookmarkEnd w:id="156"/>
+    <w:bookmarkStart w:id="161" w:name="klasse-roletype"/>
     <w:p>
       <w:pPr>
         <w:pStyle w:val="berschrift2"/>
@@ -16420,7 +17182,7 @@
         <w:t xml:space="preserve">__</w:t>
       </w:r>
     </w:p>
-    <w:bookmarkStart w:id="155" w:name="attribute-11"/>
+    <w:bookmarkStart w:id="158" w:name="attribute-11"/>
     <w:p>
       <w:pPr>
         <w:pStyle w:val="berschrift3"/>
@@ -16614,7 +17376,7 @@
         </w:tc>
       </w:tr>
     </w:tbl>
-    <w:bookmarkStart w:id="154" w:name="einschränkungen-2"/>
+    <w:bookmarkStart w:id="157" w:name="einschränkungen-2"/>
     <w:p>
       <w:pPr>
         <w:pStyle w:val="berschrift5"/>
@@ -16665,9 +17427,9 @@
         </w:r>
       </w:hyperlink>
     </w:p>
-    <w:bookmarkEnd w:id="154"/>
-    <w:bookmarkEnd w:id="155"/>
-    <w:bookmarkStart w:id="157" w:name="verwendungen-11"/>
+    <w:bookmarkEnd w:id="157"/>
+    <w:bookmarkEnd w:id="158"/>
+    <w:bookmarkStart w:id="160" w:name="verwendungen-11"/>
     <w:p>
       <w:pPr>
         <w:pStyle w:val="berschrift3"/>
@@ -16808,7 +17570,7 @@
         </w:tc>
       </w:tr>
     </w:tbl>
-    <w:bookmarkStart w:id="156" w:name="regeln"/>
+    <w:bookmarkStart w:id="159" w:name="regeln"/>
     <w:p>
       <w:pPr>
         <w:pStyle w:val="berschrift5"/>
@@ -16841,10 +17603,10 @@
         <w:t xml:space="preserve">ist, muss eine beschreibende Bezeichnung angegeben werden.</w:t>
       </w:r>
     </w:p>
-    <w:bookmarkEnd w:id="156"/>
-    <w:bookmarkEnd w:id="157"/>
-    <w:bookmarkEnd w:id="158"/>
-    <w:bookmarkStart w:id="161" w:name="enum-roleenum"/>
+    <w:bookmarkEnd w:id="159"/>
+    <w:bookmarkEnd w:id="160"/>
+    <w:bookmarkEnd w:id="161"/>
+    <w:bookmarkStart w:id="164" w:name="enum-roleenum"/>
     <w:p>
       <w:pPr>
         <w:pStyle w:val="berschrift2"/>
@@ -16883,7 +17645,7 @@
       <w:r>
         <w:t xml:space="preserve"> </w:t>
       </w:r>
-      <w:hyperlink ns1:id="rId159">
+      <w:hyperlink ns1:id="rId162">
         <w:r>
           <w:rPr>
             <w:rStyle w:val="Hyperlink"/>
@@ -16892,7 +17654,7 @@
         </w:r>
       </w:hyperlink>
     </w:p>
-    <w:bookmarkStart w:id="160" w:name="zulässige-werte-4"/>
+    <w:bookmarkStart w:id="163" w:name="zulässige-werte-4"/>
     <w:p>
       <w:pPr>
         <w:pStyle w:val="berschrift3"/>
@@ -17124,15 +17886,15 @@
         </w:tc>
       </w:tr>
     </w:tbl>
-    <w:bookmarkEnd w:id="160"/>
+    <w:bookmarkEnd w:id="163"/>
     <w:p>
       <w:r>
         <w:br w:type="page"/>
       </w:r>
     </w:p>
-    <w:bookmarkEnd w:id="161"/>
-    <w:bookmarkEnd w:id="162"/>
-    <w:bookmarkStart w:id="227" w:name="interessenbindungen-interest-links"/>
+    <w:bookmarkEnd w:id="164"/>
+    <w:bookmarkEnd w:id="165"/>
+    <w:bookmarkStart w:id="230" w:name="interessenbindungen-interest-links"/>
     <w:p>
       <w:pPr>
         <w:pStyle w:val="berschrift1"/>
@@ -17151,7 +17913,7 @@
       <w:r>
         <w:t xml:space="preserve"> </w:t>
       </w:r>
-      <w:hyperlink ns1:id="rId163">
+      <w:hyperlink ns1:id="rId166">
         <w:r>
           <w:rPr>
             <w:rStyle w:val="Hyperlink"/>
@@ -17456,7 +18218,7 @@
         <w:t xml:space="preserve">Neben Gremium und Funktion innerhalb der Organisation wird explizit festgehalten, ob die Position bezahlt ist – ein zentraler Transparenzaspekt.</w:t>
       </w:r>
     </w:p>
-    <w:bookmarkStart w:id="179" w:name="klasse-interestlink"/>
+    <w:bookmarkStart w:id="182" w:name="klasse-interestlink"/>
     <w:p>
       <w:pPr>
         <w:pStyle w:val="berschrift2"/>
@@ -17485,7 +18247,7 @@
         <w:t xml:space="preserve">__</w:t>
       </w:r>
     </w:p>
-    <w:bookmarkStart w:id="165" w:name="attribute-12"/>
+    <w:bookmarkStart w:id="168" w:name="attribute-12"/>
     <w:p>
       <w:pPr>
         <w:pStyle w:val="berschrift3"/>
@@ -18706,7 +19468,7 @@
         </w:tc>
       </w:tr>
     </w:tbl>
-    <w:bookmarkStart w:id="164" w:name="einschränkungen-3"/>
+    <w:bookmarkStart w:id="167" w:name="einschränkungen-3"/>
     <w:p>
       <w:pPr>
         <w:pStyle w:val="berschrift5"/>
@@ -18757,9 +19519,9 @@
         </w:r>
       </w:hyperlink>
     </w:p>
-    <w:bookmarkEnd w:id="164"/>
-    <w:bookmarkEnd w:id="165"/>
-    <w:bookmarkStart w:id="166" w:name="verwendungen-12"/>
+    <w:bookmarkEnd w:id="167"/>
+    <w:bookmarkEnd w:id="168"/>
+    <w:bookmarkStart w:id="169" w:name="verwendungen-12"/>
     <w:p>
       <w:pPr>
         <w:pStyle w:val="berschrift3"/>
@@ -18961,8 +19723,8 @@
         </w:tc>
       </w:tr>
     </w:tbl>
-    <w:bookmarkEnd w:id="166"/>
-    <w:bookmarkStart w:id="178" w:name="beispiele-2"/>
+    <w:bookmarkEnd w:id="169"/>
+    <w:bookmarkStart w:id="181" w:name="beispiele-2"/>
     <w:p>
       <w:pPr>
         <w:pStyle w:val="berschrift3"/>
@@ -18971,7 +19733,7 @@
         <w:t xml:space="preserve">Beispiele</w:t>
       </w:r>
     </w:p>
-    <w:bookmarkStart w:id="167" w:name="X2223fc34953484defacba649ff9ab1653c8789b"/>
+    <w:bookmarkStart w:id="170" w:name="X2223fc34953484defacba649ff9ab1653c8789b"/>
     <w:p>
       <w:pPr>
         <w:pStyle w:val="berschrift4"/>
@@ -19231,8 +19993,8 @@
         <w:t xml:space="preserve">false</w:t>
       </w:r>
     </w:p>
-    <w:bookmarkEnd w:id="167"/>
-    <w:bookmarkStart w:id="168" w:name="Xf1b97d15fe338509cee97b039642d877df66804"/>
+    <w:bookmarkEnd w:id="170"/>
+    <w:bookmarkStart w:id="171" w:name="Xf1b97d15fe338509cee97b039642d877df66804"/>
     <w:p>
       <w:pPr>
         <w:pStyle w:val="berschrift4"/>
@@ -19498,8 +20260,8 @@
         <w:t xml:space="preserve">true</w:t>
       </w:r>
     </w:p>
-    <w:bookmarkEnd w:id="168"/>
-    <w:bookmarkStart w:id="169" w:name="X1af30654d5cf8436e65b8352625f2a27fe75d1c"/>
+    <w:bookmarkEnd w:id="171"/>
+    <w:bookmarkStart w:id="172" w:name="X1af30654d5cf8436e65b8352625f2a27fe75d1c"/>
     <w:p>
       <w:pPr>
         <w:pStyle w:val="berschrift4"/>
@@ -19765,8 +20527,8 @@
         <w:t xml:space="preserve">true</w:t>
       </w:r>
     </w:p>
-    <w:bookmarkEnd w:id="169"/>
-    <w:bookmarkStart w:id="170" w:name="Xa000e921fddfe46667ba0fecfb33eb59b97d065"/>
+    <w:bookmarkEnd w:id="172"/>
+    <w:bookmarkStart w:id="173" w:name="Xa000e921fddfe46667ba0fecfb33eb59b97d065"/>
     <w:p>
       <w:pPr>
         <w:pStyle w:val="berschrift4"/>
@@ -20032,8 +20794,8 @@
         <w:t xml:space="preserve">true</w:t>
       </w:r>
     </w:p>
-    <w:bookmarkEnd w:id="170"/>
-    <w:bookmarkStart w:id="171" w:name="X1a57a7c028670302f2ca0681dc911d12b22d641"/>
+    <w:bookmarkEnd w:id="173"/>
+    <w:bookmarkStart w:id="174" w:name="X1a57a7c028670302f2ca0681dc911d12b22d641"/>
     <w:p>
       <w:pPr>
         <w:pStyle w:val="berschrift4"/>
@@ -20293,8 +21055,8 @@
         <w:t xml:space="preserve">false</w:t>
       </w:r>
     </w:p>
-    <w:bookmarkEnd w:id="171"/>
-    <w:bookmarkStart w:id="172" w:name="Xeb6c15c3d3f93d8ba7d129df240568df67e42ed"/>
+    <w:bookmarkEnd w:id="174"/>
+    <w:bookmarkStart w:id="175" w:name="Xeb6c15c3d3f93d8ba7d129df240568df67e42ed"/>
     <w:p>
       <w:pPr>
         <w:pStyle w:val="berschrift4"/>
@@ -20554,8 +21316,8 @@
         <w:t xml:space="preserve">true</w:t>
       </w:r>
     </w:p>
-    <w:bookmarkEnd w:id="172"/>
-    <w:bookmarkStart w:id="173" w:name="X1514ff83664bdf8d03e160843c7fbb4f8d3f9b4"/>
+    <w:bookmarkEnd w:id="175"/>
+    <w:bookmarkStart w:id="176" w:name="X1514ff83664bdf8d03e160843c7fbb4f8d3f9b4"/>
     <w:p>
       <w:pPr>
         <w:pStyle w:val="berschrift4"/>
@@ -20815,8 +21577,8 @@
         <w:t xml:space="preserve">true</w:t>
       </w:r>
     </w:p>
-    <w:bookmarkEnd w:id="173"/>
-    <w:bookmarkStart w:id="174" w:name="Xb38c7803a80c31875dcc4fd72cb6ecda1c0d517"/>
+    <w:bookmarkEnd w:id="176"/>
+    <w:bookmarkStart w:id="177" w:name="Xb38c7803a80c31875dcc4fd72cb6ecda1c0d517"/>
     <w:p>
       <w:pPr>
         <w:pStyle w:val="berschrift4"/>
@@ -21082,8 +21844,8 @@
         <w:t xml:space="preserve">true</w:t>
       </w:r>
     </w:p>
-    <w:bookmarkEnd w:id="174"/>
-    <w:bookmarkStart w:id="175" w:name="Xf4f61d73fd4274c7bbe5eaaa96ffb9667470ef3"/>
+    <w:bookmarkEnd w:id="177"/>
+    <w:bookmarkStart w:id="178" w:name="Xf4f61d73fd4274c7bbe5eaaa96ffb9667470ef3"/>
     <w:p>
       <w:pPr>
         <w:pStyle w:val="berschrift4"/>
@@ -21349,8 +22111,8 @@
         <w:t xml:space="preserve">true</w:t>
       </w:r>
     </w:p>
-    <w:bookmarkEnd w:id="175"/>
-    <w:bookmarkStart w:id="176" w:name="Xfb2265620b153a90c992969bacee560b6936815"/>
+    <w:bookmarkEnd w:id="178"/>
+    <w:bookmarkStart w:id="179" w:name="Xfb2265620b153a90c992969bacee560b6936815"/>
     <w:p>
       <w:pPr>
         <w:pStyle w:val="berschrift4"/>
@@ -21610,8 +22372,8 @@
         <w:t xml:space="preserve">true</w:t>
       </w:r>
     </w:p>
-    <w:bookmarkEnd w:id="176"/>
-    <w:bookmarkStart w:id="177" w:name="X62d919aee70bd0d9c1520103b3e0ef6cffabb18"/>
+    <w:bookmarkEnd w:id="179"/>
+    <w:bookmarkStart w:id="180" w:name="X62d919aee70bd0d9c1520103b3e0ef6cffabb18"/>
     <w:p>
       <w:pPr>
         <w:pStyle w:val="berschrift4"/>
@@ -21877,10 +22639,10 @@
         <w:t xml:space="preserve">false</w:t>
       </w:r>
     </w:p>
-    <w:bookmarkEnd w:id="177"/>
-    <w:bookmarkEnd w:id="178"/>
-    <w:bookmarkEnd w:id="179"/>
-    <w:bookmarkStart w:id="185" w:name="enum-interesttypeenum"/>
+    <w:bookmarkEnd w:id="180"/>
+    <w:bookmarkEnd w:id="181"/>
+    <w:bookmarkEnd w:id="182"/>
+    <w:bookmarkStart w:id="188" w:name="enum-interesttypeenum"/>
     <w:p>
       <w:pPr>
         <w:pStyle w:val="berschrift2"/>
@@ -21919,7 +22681,7 @@
       <w:r>
         <w:t xml:space="preserve"> </w:t>
       </w:r>
-      <w:hyperlink ns1:id="rId180">
+      <w:hyperlink ns1:id="rId183">
         <w:r>
           <w:rPr>
             <w:rStyle w:val="Hyperlink"/>
@@ -21928,7 +22690,7 @@
         </w:r>
       </w:hyperlink>
     </w:p>
-    <w:bookmarkStart w:id="184" w:name="zulässige-werte-5"/>
+    <w:bookmarkStart w:id="187" w:name="zulässige-werte-5"/>
     <w:p>
       <w:pPr>
         <w:pStyle w:val="berschrift3"/>
@@ -22018,7 +22780,7 @@
             <w:pPr>
               <w:pStyle w:val="Compact"/>
             </w:pPr>
-            <w:hyperlink ns1:id="rId181">
+            <w:hyperlink ns1:id="rId184">
               <w:r>
                 <w:rPr>
                   <w:rStyle w:val="Hyperlink"/>
@@ -22072,7 +22834,7 @@
             <w:pPr>
               <w:pStyle w:val="Compact"/>
             </w:pPr>
-            <w:hyperlink ns1:id="rId182">
+            <w:hyperlink ns1:id="rId185">
               <w:r>
                 <w:rPr>
                   <w:rStyle w:val="Hyperlink"/>
@@ -22126,7 +22888,7 @@
             <w:pPr>
               <w:pStyle w:val="Compact"/>
             </w:pPr>
-            <w:hyperlink ns1:id="rId183">
+            <w:hyperlink ns1:id="rId186">
               <w:r>
                 <w:rPr>
                   <w:rStyle w:val="Hyperlink"/>
@@ -22138,9 +22900,9 @@
         </w:tc>
       </w:tr>
     </w:tbl>
-    <w:bookmarkEnd w:id="184"/>
-    <w:bookmarkEnd w:id="185"/>
-    <w:bookmarkStart w:id="226" w:name="enum-legalformenum"/>
+    <w:bookmarkEnd w:id="187"/>
+    <w:bookmarkEnd w:id="188"/>
+    <w:bookmarkStart w:id="229" w:name="enum-legalformenum"/>
     <w:p>
       <w:pPr>
         <w:pStyle w:val="berschrift2"/>
@@ -22179,7 +22941,7 @@
       <w:r>
         <w:t xml:space="preserve"> </w:t>
       </w:r>
-      <w:hyperlink ns1:id="rId186">
+      <w:hyperlink ns1:id="rId189">
         <w:r>
           <w:rPr>
             <w:rStyle w:val="Hyperlink"/>
@@ -22188,7 +22950,7 @@
         </w:r>
       </w:hyperlink>
     </w:p>
-    <w:bookmarkStart w:id="225" w:name="zulässige-werte-6"/>
+    <w:bookmarkStart w:id="228" w:name="zulässige-werte-6"/>
     <w:p>
       <w:pPr>
         <w:pStyle w:val="berschrift3"/>
@@ -22278,7 +23040,7 @@
             <w:pPr>
               <w:pStyle w:val="Compact"/>
             </w:pPr>
-            <w:hyperlink ns1:id="rId187">
+            <w:hyperlink ns1:id="rId190">
               <w:r>
                 <w:rPr>
                   <w:rStyle w:val="Hyperlink"/>
@@ -22332,7 +23094,7 @@
             <w:pPr>
               <w:pStyle w:val="Compact"/>
             </w:pPr>
-            <w:hyperlink ns1:id="rId188">
+            <w:hyperlink ns1:id="rId191">
               <w:r>
                 <w:rPr>
                   <w:rStyle w:val="Hyperlink"/>
@@ -22386,7 +23148,7 @@
             <w:pPr>
               <w:pStyle w:val="Compact"/>
             </w:pPr>
-            <w:hyperlink ns1:id="rId189">
+            <w:hyperlink ns1:id="rId192">
               <w:r>
                 <w:rPr>
                   <w:rStyle w:val="Hyperlink"/>
@@ -22440,7 +23202,7 @@
             <w:pPr>
               <w:pStyle w:val="Compact"/>
             </w:pPr>
-            <w:hyperlink ns1:id="rId190">
+            <w:hyperlink ns1:id="rId193">
               <w:r>
                 <w:rPr>
                   <w:rStyle w:val="Hyperlink"/>
@@ -22494,7 +23256,7 @@
             <w:pPr>
               <w:pStyle w:val="Compact"/>
             </w:pPr>
-            <w:hyperlink ns1:id="rId191">
+            <w:hyperlink ns1:id="rId194">
               <w:r>
                 <w:rPr>
                   <w:rStyle w:val="Hyperlink"/>
@@ -22548,7 +23310,7 @@
             <w:pPr>
               <w:pStyle w:val="Compact"/>
             </w:pPr>
-            <w:hyperlink ns1:id="rId192">
+            <w:hyperlink ns1:id="rId195">
               <w:r>
                 <w:rPr>
                   <w:rStyle w:val="Hyperlink"/>
@@ -22602,7 +23364,7 @@
             <w:pPr>
               <w:pStyle w:val="Compact"/>
             </w:pPr>
-            <w:hyperlink ns1:id="rId193">
+            <w:hyperlink ns1:id="rId196">
               <w:r>
                 <w:rPr>
                   <w:rStyle w:val="Hyperlink"/>
@@ -22656,7 +23418,7 @@
             <w:pPr>
               <w:pStyle w:val="Compact"/>
             </w:pPr>
-            <w:hyperlink ns1:id="rId194">
+            <w:hyperlink ns1:id="rId197">
               <w:r>
                 <w:rPr>
                   <w:rStyle w:val="Hyperlink"/>
@@ -22710,7 +23472,7 @@
             <w:pPr>
               <w:pStyle w:val="Compact"/>
             </w:pPr>
-            <w:hyperlink ns1:id="rId195">
+            <w:hyperlink ns1:id="rId198">
               <w:r>
                 <w:rPr>
                   <w:rStyle w:val="Hyperlink"/>
@@ -22764,7 +23526,7 @@
             <w:pPr>
               <w:pStyle w:val="Compact"/>
             </w:pPr>
-            <w:hyperlink ns1:id="rId196">
+            <w:hyperlink ns1:id="rId199">
               <w:r>
                 <w:rPr>
                   <w:rStyle w:val="Hyperlink"/>
@@ -22818,7 +23580,7 @@
             <w:pPr>
               <w:pStyle w:val="Compact"/>
             </w:pPr>
-            <w:hyperlink ns1:id="rId197">
+            <w:hyperlink ns1:id="rId200">
               <w:r>
                 <w:rPr>
                   <w:rStyle w:val="Hyperlink"/>
@@ -22872,7 +23634,7 @@
             <w:pPr>
               <w:pStyle w:val="Compact"/>
             </w:pPr>
-            <w:hyperlink ns1:id="rId198">
+            <w:hyperlink ns1:id="rId201">
               <w:r>
                 <w:rPr>
                   <w:rStyle w:val="Hyperlink"/>
@@ -22926,7 +23688,7 @@
             <w:pPr>
               <w:pStyle w:val="Compact"/>
             </w:pPr>
-            <w:hyperlink ns1:id="rId199">
+            <w:hyperlink ns1:id="rId202">
               <w:r>
                 <w:rPr>
                   <w:rStyle w:val="Hyperlink"/>
@@ -22980,7 +23742,7 @@
             <w:pPr>
               <w:pStyle w:val="Compact"/>
             </w:pPr>
-            <w:hyperlink ns1:id="rId200">
+            <w:hyperlink ns1:id="rId203">
               <w:r>
                 <w:rPr>
                   <w:rStyle w:val="Hyperlink"/>
@@ -23034,7 +23796,7 @@
             <w:pPr>
               <w:pStyle w:val="Compact"/>
             </w:pPr>
-            <w:hyperlink ns1:id="rId201">
+            <w:hyperlink ns1:id="rId204">
               <w:r>
                 <w:rPr>
                   <w:rStyle w:val="Hyperlink"/>
@@ -23088,7 +23850,7 @@
             <w:pPr>
               <w:pStyle w:val="Compact"/>
             </w:pPr>
-            <w:hyperlink ns1:id="rId202">
+            <w:hyperlink ns1:id="rId205">
               <w:r>
                 <w:rPr>
                   <w:rStyle w:val="Hyperlink"/>
@@ -23142,7 +23904,7 @@
             <w:pPr>
               <w:pStyle w:val="Compact"/>
             </w:pPr>
-            <w:hyperlink ns1:id="rId203">
+            <w:hyperlink ns1:id="rId206">
               <w:r>
                 <w:rPr>
                   <w:rStyle w:val="Hyperlink"/>
@@ -23196,7 +23958,7 @@
             <w:pPr>
               <w:pStyle w:val="Compact"/>
             </w:pPr>
-            <w:hyperlink ns1:id="rId204">
+            <w:hyperlink ns1:id="rId207">
               <w:r>
                 <w:rPr>
                   <w:rStyle w:val="Hyperlink"/>
@@ -23250,7 +24012,7 @@
             <w:pPr>
               <w:pStyle w:val="Compact"/>
             </w:pPr>
-            <w:hyperlink ns1:id="rId205">
+            <w:hyperlink ns1:id="rId208">
               <w:r>
                 <w:rPr>
                   <w:rStyle w:val="Hyperlink"/>
@@ -23304,7 +24066,7 @@
             <w:pPr>
               <w:pStyle w:val="Compact"/>
             </w:pPr>
-            <w:hyperlink ns1:id="rId206">
+            <w:hyperlink ns1:id="rId209">
               <w:r>
                 <w:rPr>
                   <w:rStyle w:val="Hyperlink"/>
@@ -23358,7 +24120,7 @@
             <w:pPr>
               <w:pStyle w:val="Compact"/>
             </w:pPr>
-            <w:hyperlink ns1:id="rId207">
+            <w:hyperlink ns1:id="rId210">
               <w:r>
                 <w:rPr>
                   <w:rStyle w:val="Hyperlink"/>
@@ -23412,7 +24174,7 @@
             <w:pPr>
               <w:pStyle w:val="Compact"/>
             </w:pPr>
-            <w:hyperlink ns1:id="rId208">
+            <w:hyperlink ns1:id="rId211">
               <w:r>
                 <w:rPr>
                   <w:rStyle w:val="Hyperlink"/>
@@ -23466,7 +24228,7 @@
             <w:pPr>
               <w:pStyle w:val="Compact"/>
             </w:pPr>
-            <w:hyperlink ns1:id="rId209">
+            <w:hyperlink ns1:id="rId212">
               <w:r>
                 <w:rPr>
                   <w:rStyle w:val="Hyperlink"/>
@@ -23520,7 +24282,7 @@
             <w:pPr>
               <w:pStyle w:val="Compact"/>
             </w:pPr>
-            <w:hyperlink ns1:id="rId210">
+            <w:hyperlink ns1:id="rId213">
               <w:r>
                 <w:rPr>
                   <w:rStyle w:val="Hyperlink"/>
@@ -23574,7 +24336,7 @@
             <w:pPr>
               <w:pStyle w:val="Compact"/>
             </w:pPr>
-            <w:hyperlink ns1:id="rId211">
+            <w:hyperlink ns1:id="rId214">
               <w:r>
                 <w:rPr>
                   <w:rStyle w:val="Hyperlink"/>
@@ -23628,7 +24390,7 @@
             <w:pPr>
               <w:pStyle w:val="Compact"/>
             </w:pPr>
-            <w:hyperlink ns1:id="rId212">
+            <w:hyperlink ns1:id="rId215">
               <w:r>
                 <w:rPr>
                   <w:rStyle w:val="Hyperlink"/>
@@ -23682,7 +24444,7 @@
             <w:pPr>
               <w:pStyle w:val="Compact"/>
             </w:pPr>
-            <w:hyperlink ns1:id="rId213">
+            <w:hyperlink ns1:id="rId216">
               <w:r>
                 <w:rPr>
                   <w:rStyle w:val="Hyperlink"/>
@@ -23736,7 +24498,7 @@
             <w:pPr>
               <w:pStyle w:val="Compact"/>
             </w:pPr>
-            <w:hyperlink ns1:id="rId214">
+            <w:hyperlink ns1:id="rId217">
               <w:r>
                 <w:rPr>
                   <w:rStyle w:val="Hyperlink"/>
@@ -23790,7 +24552,7 @@
             <w:pPr>
               <w:pStyle w:val="Compact"/>
             </w:pPr>
-            <w:hyperlink ns1:id="rId215">
+            <w:hyperlink ns1:id="rId218">
               <w:r>
                 <w:rPr>
                   <w:rStyle w:val="Hyperlink"/>
@@ -23844,7 +24606,7 @@
             <w:pPr>
               <w:pStyle w:val="Compact"/>
             </w:pPr>
-            <w:hyperlink ns1:id="rId216">
+            <w:hyperlink ns1:id="rId219">
               <w:r>
                 <w:rPr>
                   <w:rStyle w:val="Hyperlink"/>
@@ -23898,7 +24660,7 @@
             <w:pPr>
               <w:pStyle w:val="Compact"/>
             </w:pPr>
-            <w:hyperlink ns1:id="rId217">
+            <w:hyperlink ns1:id="rId220">
               <w:r>
                 <w:rPr>
                   <w:rStyle w:val="Hyperlink"/>
@@ -23952,7 +24714,7 @@
             <w:pPr>
               <w:pStyle w:val="Compact"/>
             </w:pPr>
-            <w:hyperlink ns1:id="rId218">
+            <w:hyperlink ns1:id="rId221">
               <w:r>
                 <w:rPr>
                   <w:rStyle w:val="Hyperlink"/>
@@ -24006,7 +24768,7 @@
             <w:pPr>
               <w:pStyle w:val="Compact"/>
             </w:pPr>
-            <w:hyperlink ns1:id="rId219">
+            <w:hyperlink ns1:id="rId222">
               <w:r>
                 <w:rPr>
                   <w:rStyle w:val="Hyperlink"/>
@@ -24060,7 +24822,7 @@
             <w:pPr>
               <w:pStyle w:val="Compact"/>
             </w:pPr>
-            <w:hyperlink ns1:id="rId220">
+            <w:hyperlink ns1:id="rId223">
               <w:r>
                 <w:rPr>
                   <w:rStyle w:val="Hyperlink"/>
@@ -24114,7 +24876,7 @@
             <w:pPr>
               <w:pStyle w:val="Compact"/>
             </w:pPr>
-            <w:hyperlink ns1:id="rId221">
+            <w:hyperlink ns1:id="rId224">
               <w:r>
                 <w:rPr>
                   <w:rStyle w:val="Hyperlink"/>
@@ -24168,7 +24930,7 @@
             <w:pPr>
               <w:pStyle w:val="Compact"/>
             </w:pPr>
-            <w:hyperlink ns1:id="rId222">
+            <w:hyperlink ns1:id="rId225">
               <w:r>
                 <w:rPr>
                   <w:rStyle w:val="Hyperlink"/>
@@ -24222,7 +24984,7 @@
             <w:pPr>
               <w:pStyle w:val="Compact"/>
             </w:pPr>
-            <w:hyperlink ns1:id="rId223">
+            <w:hyperlink ns1:id="rId226">
               <w:r>
                 <w:rPr>
                   <w:rStyle w:val="Hyperlink"/>
@@ -24276,7 +25038,7 @@
             <w:pPr>
               <w:pStyle w:val="Compact"/>
             </w:pPr>
-            <w:hyperlink ns1:id="rId224">
+            <w:hyperlink ns1:id="rId227">
               <w:r>
                 <w:rPr>
                   <w:rStyle w:val="Hyperlink"/>
@@ -24288,15 +25050,15 @@
         </w:tc>
       </w:tr>
     </w:tbl>
-    <w:bookmarkEnd w:id="225"/>
+    <w:bookmarkEnd w:id="228"/>
     <w:p>
       <w:r>
         <w:br w:type="page"/>
       </w:r>
     </w:p>
-    <w:bookmarkEnd w:id="226"/>
-    <w:bookmarkEnd w:id="227"/>
-    <w:bookmarkStart w:id="248" w:name="geteilte-elemente"/>
+    <w:bookmarkEnd w:id="229"/>
+    <w:bookmarkEnd w:id="230"/>
+    <w:bookmarkStart w:id="251" w:name="geteilte-elemente"/>
     <w:p>
       <w:pPr>
         <w:pStyle w:val="berschrift1"/>
@@ -24305,7 +25067,7 @@
         <w:t xml:space="preserve">Geteilte Elemente</w:t>
       </w:r>
     </w:p>
-    <w:bookmarkStart w:id="228" w:name="reference-classes"/>
+    <w:bookmarkStart w:id="231" w:name="reference-classes"/>
     <w:p>
       <w:pPr>
         <w:pStyle w:val="berschrift2"/>
@@ -24467,8 +25229,8 @@
         <w:t xml:space="preserve">, da die lokale Referenz unverändert bleibt, auch wenn sich die verknüpfte Entität später ändert</w:t>
       </w:r>
     </w:p>
-    <w:bookmarkEnd w:id="228"/>
-    <w:bookmarkStart w:id="231" w:name="klasse-personreference"/>
+    <w:bookmarkEnd w:id="231"/>
+    <w:bookmarkStart w:id="234" w:name="klasse-personreference"/>
     <w:p>
       <w:pPr>
         <w:pStyle w:val="berschrift2"/>
@@ -24497,7 +25259,7 @@
         <w:t xml:space="preserve">__</w:t>
       </w:r>
     </w:p>
-    <w:bookmarkStart w:id="229" w:name="attribute-13"/>
+    <w:bookmarkStart w:id="232" w:name="attribute-13"/>
     <w:p>
       <w:pPr>
         <w:pStyle w:val="berschrift3"/>
@@ -24929,8 +25691,8 @@
         </w:tc>
       </w:tr>
     </w:tbl>
-    <w:bookmarkEnd w:id="229"/>
-    <w:bookmarkStart w:id="230" w:name="verwendungen-13"/>
+    <w:bookmarkEnd w:id="232"/>
+    <w:bookmarkStart w:id="233" w:name="verwendungen-13"/>
     <w:p>
       <w:pPr>
         <w:pStyle w:val="berschrift3"/>
@@ -25132,9 +25894,9 @@
         </w:tc>
       </w:tr>
     </w:tbl>
-    <w:bookmarkEnd w:id="230"/>
-    <w:bookmarkEnd w:id="231"/>
-    <w:bookmarkStart w:id="234" w:name="klasse-groupreference"/>
+    <w:bookmarkEnd w:id="233"/>
+    <w:bookmarkEnd w:id="234"/>
+    <w:bookmarkStart w:id="237" w:name="klasse-groupreference"/>
     <w:p>
       <w:pPr>
         <w:pStyle w:val="berschrift2"/>
@@ -25163,7 +25925,7 @@
         <w:t xml:space="preserve">__</w:t>
       </w:r>
     </w:p>
-    <w:bookmarkStart w:id="232" w:name="attribute-14"/>
+    <w:bookmarkStart w:id="235" w:name="attribute-14"/>
     <w:p>
       <w:pPr>
         <w:pStyle w:val="berschrift3"/>
@@ -25537,8 +26299,8 @@
         </w:tc>
       </w:tr>
     </w:tbl>
-    <w:bookmarkEnd w:id="232"/>
-    <w:bookmarkStart w:id="233" w:name="verwendungen-14"/>
+    <w:bookmarkEnd w:id="235"/>
+    <w:bookmarkStart w:id="236" w:name="verwendungen-14"/>
     <w:p>
       <w:pPr>
         <w:pStyle w:val="berschrift3"/>
@@ -25679,9 +26441,9 @@
         </w:tc>
       </w:tr>
     </w:tbl>
-    <w:bookmarkEnd w:id="233"/>
-    <w:bookmarkEnd w:id="234"/>
-    <w:bookmarkStart w:id="235" w:name="mehrfach-benutzte-klassen"/>
+    <w:bookmarkEnd w:id="236"/>
+    <w:bookmarkEnd w:id="237"/>
+    <w:bookmarkStart w:id="238" w:name="mehrfach-benutzte-klassen"/>
     <w:p>
       <w:pPr>
         <w:pStyle w:val="berschrift2"/>
@@ -25690,8 +26452,8 @@
         <w:t xml:space="preserve">Mehrfach benutzte Klassen</w:t>
       </w:r>
     </w:p>
-    <w:bookmarkEnd w:id="235"/>
-    <w:bookmarkStart w:id="241" w:name="klasse-address"/>
+    <w:bookmarkEnd w:id="238"/>
+    <w:bookmarkStart w:id="244" w:name="klasse-address"/>
     <w:p>
       <w:pPr>
         <w:pStyle w:val="berschrift2"/>
@@ -25720,7 +26482,7 @@
         <w:t xml:space="preserve">__</w:t>
       </w:r>
     </w:p>
-    <w:bookmarkStart w:id="237" w:name="attribute-15"/>
+    <w:bookmarkStart w:id="240" w:name="attribute-15"/>
     <w:p>
       <w:pPr>
         <w:pStyle w:val="berschrift3"/>
@@ -26043,7 +26805,7 @@
         </w:tc>
       </w:tr>
     </w:tbl>
-    <w:bookmarkStart w:id="236" w:name="einschränkungen-4"/>
+    <w:bookmarkStart w:id="239" w:name="einschränkungen-4"/>
     <w:p>
       <w:pPr>
         <w:pStyle w:val="berschrift5"/>
@@ -26094,9 +26856,9 @@
         </w:r>
       </w:hyperlink>
     </w:p>
-    <w:bookmarkEnd w:id="236"/>
-    <w:bookmarkEnd w:id="237"/>
-    <w:bookmarkStart w:id="238" w:name="verwendungen-15"/>
+    <w:bookmarkEnd w:id="239"/>
+    <w:bookmarkEnd w:id="240"/>
+    <w:bookmarkStart w:id="241" w:name="verwendungen-15"/>
     <w:p>
       <w:pPr>
         <w:pStyle w:val="berschrift3"/>
@@ -26298,8 +27060,8 @@
         </w:tc>
       </w:tr>
     </w:tbl>
-    <w:bookmarkEnd w:id="238"/>
-    <w:bookmarkStart w:id="240" w:name="beispiele-3"/>
+    <w:bookmarkEnd w:id="241"/>
+    <w:bookmarkStart w:id="243" w:name="beispiele-3"/>
     <w:p>
       <w:pPr>
         <w:pStyle w:val="berschrift3"/>
@@ -26308,7 +27070,7 @@
         <w:t xml:space="preserve">Beispiele</w:t>
       </w:r>
     </w:p>
-    <w:bookmarkStart w:id="239" w:name="Xc5f55fc7fcbf4b7581090adb57e3cab5545518e"/>
+    <w:bookmarkStart w:id="242" w:name="Xc5f55fc7fcbf4b7581090adb57e3cab5545518e"/>
     <w:p>
       <w:pPr>
         <w:pStyle w:val="berschrift4"/>
@@ -26361,10 +27123,10 @@
         <w:t xml:space="preserve"> Basel-Stadt</w:t>
       </w:r>
     </w:p>
-    <w:bookmarkEnd w:id="239"/>
-    <w:bookmarkEnd w:id="240"/>
-    <w:bookmarkEnd w:id="241"/>
-    <w:bookmarkStart w:id="244" w:name="enum-addresstypeenum"/>
+    <w:bookmarkEnd w:id="242"/>
+    <w:bookmarkEnd w:id="243"/>
+    <w:bookmarkEnd w:id="244"/>
+    <w:bookmarkStart w:id="247" w:name="enum-addresstypeenum"/>
     <w:p>
       <w:pPr>
         <w:pStyle w:val="berschrift2"/>
@@ -26403,7 +27165,7 @@
       <w:r>
         <w:t xml:space="preserve"> </w:t>
       </w:r>
-      <w:hyperlink ns1:id="rId242">
+      <w:hyperlink ns1:id="rId245">
         <w:r>
           <w:rPr>
             <w:rStyle w:val="Hyperlink"/>
@@ -26412,7 +27174,7 @@
         </w:r>
       </w:hyperlink>
     </w:p>
-    <w:bookmarkStart w:id="243" w:name="zulässige-werte-7"/>
+    <w:bookmarkStart w:id="246" w:name="zulässige-werte-7"/>
     <w:p>
       <w:pPr>
         <w:pStyle w:val="berschrift3"/>
@@ -26597,9 +27359,9 @@
         </w:tc>
       </w:tr>
     </w:tbl>
-    <w:bookmarkEnd w:id="243"/>
-    <w:bookmarkEnd w:id="244"/>
-    <w:bookmarkStart w:id="247" w:name="klasse-contact"/>
+    <w:bookmarkEnd w:id="246"/>
+    <w:bookmarkEnd w:id="247"/>
+    <w:bookmarkStart w:id="250" w:name="klasse-contact"/>
     <w:p>
       <w:pPr>
         <w:pStyle w:val="berschrift2"/>
@@ -26628,7 +27390,7 @@
         <w:t xml:space="preserve">__</w:t>
       </w:r>
     </w:p>
-    <w:bookmarkStart w:id="245" w:name="attribute-16"/>
+    <w:bookmarkStart w:id="248" w:name="attribute-16"/>
     <w:p>
       <w:pPr>
         <w:pStyle w:val="berschrift3"/>
@@ -26792,8 +27554,8 @@
         </w:tc>
       </w:tr>
     </w:tbl>
-    <w:bookmarkEnd w:id="245"/>
-    <w:bookmarkStart w:id="246" w:name="verwendungen-16"/>
+    <w:bookmarkEnd w:id="248"/>
+    <w:bookmarkStart w:id="249" w:name="verwendungen-16"/>
     <w:p>
       <w:pPr>
         <w:pStyle w:val="berschrift3"/>
@@ -26995,9 +27757,9 @@
         </w:tc>
       </w:tr>
     </w:tbl>
-    <w:bookmarkEnd w:id="246"/>
-    <w:bookmarkEnd w:id="247"/>
-    <w:bookmarkEnd w:id="248"/>
+    <w:bookmarkEnd w:id="249"/>
+    <w:bookmarkEnd w:id="250"/>
+    <w:bookmarkEnd w:id="251"/>
     <w:sectPr>
       <w:headerReference ns1:id="rId9" w:type="even"/>
       <w:headerReference ns1:id="rId10" w:type="default"/>

--- a/ech-0294_actors/output/ech-0294_actors_de.docx
+++ b/ech-0294_actors/output/ech-0294_actors_de.docx
@@ -996,7 +996,7 @@
     </w:p>
     <w:bookmarkEnd w:id="25"/>
     <w:bookmarkEnd w:id="26"/>
-    <w:bookmarkStart w:id="122" w:name="person"/>
+    <w:bookmarkStart w:id="123" w:name="person"/>
     <w:p>
       <w:pPr>
         <w:pStyle w:val="berschrift1"/>
@@ -1348,7 +1348,7 @@
         <w:t xml:space="preserve">); zusammen mit global eindeutigen Identifikatoren (URIs) lässt sich die Zuordnung so schrittweise über die Systeme hinweg harmonisieren.</w:t>
       </w:r>
     </w:p>
-    <w:bookmarkStart w:id="34" w:name="klasse-person"/>
+    <w:bookmarkStart w:id="35" w:name="klasse-person"/>
     <w:p>
       <w:pPr>
         <w:pStyle w:val="berschrift2"/>
@@ -2879,7 +2879,7 @@
       </w:tr>
     </w:tbl>
     <w:bookmarkEnd w:id="28"/>
-    <w:bookmarkStart w:id="33" w:name="beispiele"/>
+    <w:bookmarkStart w:id="34" w:name="beispiele"/>
     <w:p>
       <w:pPr>
         <w:pStyle w:val="berschrift3"/>
@@ -3961,7 +3961,7 @@
         <w:rPr>
           <w:rStyle w:val="AttributeTok"/>
         </w:rPr>
-        <w:t xml:space="preserve"> https://www4.ti.ch/poteri/gc/parlamento/deputati/1269</w:t>
+        <w:t xml:space="preserve"> https://www4.ti.ch/poteri/gc/parlamento/composizione-del-parlamento/composizione-nelle-ultime-legislature/dettaglio-deputati/?user_gcparlamento_pi3%5BcanID%5D=1269</w:t>
       </w:r>
       <w:r>
         <w:br/>
@@ -4181,13 +4181,13 @@
       </w:r>
     </w:p>
     <w:bookmarkEnd w:id="30"/>
-    <w:bookmarkStart w:id="31" w:name="Xd8350916d35e4b361b6e85a82bc6e764946050e"/>
+    <w:bookmarkStart w:id="31" w:name="X1a9ccde51649ed5a37f9e754c0da826a2f7139f"/>
     <w:p>
       <w:pPr>
         <w:pStyle w:val="berschrift4"/>
       </w:pPr>
       <w:r>
-        <w:t xml:space="preserve">Beispiel: Person-swiss_politicians_Alois_Arnold_1965</w:t>
+        <w:t xml:space="preserve">Beispiel: Person-swiss_politicians_Cristina_Bozzi-Brunel</w:t>
       </w:r>
     </w:p>
     <w:p>
@@ -4216,7 +4216,7 @@
         <w:rPr>
           <w:rStyle w:val="DecValTok"/>
         </w:rPr>
-        <w:t xml:space="preserve">6370</w:t>
+        <w:t xml:space="preserve">280958</w:t>
       </w:r>
       <w:r>
         <w:br/>
@@ -4237,7 +4237,7 @@
         <w:rPr>
           <w:rStyle w:val="AttributeTok"/>
         </w:rPr>
-        <w:t xml:space="preserve"> https://www.ur.ch/behoerdenmitglieder/6370</w:t>
+        <w:t xml:space="preserve"> https://parlament.winterthur.ch/behoerdenmitglieder/280958</w:t>
       </w:r>
       <w:r>
         <w:br/>
@@ -4258,7 +4258,7 @@
         <w:rPr>
           <w:rStyle w:val="AttributeTok"/>
         </w:rPr>
-        <w:t xml:space="preserve"> Alois Arnold (1965)</w:t>
+        <w:t xml:space="preserve"> Cristina Bozzi-Brunel</w:t>
       </w:r>
       <w:r>
         <w:br/>
@@ -4267,7 +4267,7 @@
         <w:rPr>
           <w:rStyle w:val="FunctionTok"/>
         </w:rPr>
-        <w:t xml:space="preserve">birth_year</w:t>
+        <w:t xml:space="preserve">names</w:t>
       </w:r>
       <w:r>
         <w:rPr>
@@ -4276,6 +4276,15 @@
         <w:t xml:space="preserve">:</w:t>
       </w:r>
       <w:r>
+        <w:br/>
+      </w:r>
+      <w:r>
+        <w:rPr>
+          <w:rStyle w:val="KeywordTok"/>
+        </w:rPr>
+        <w:t xml:space="preserve">-</w:t>
+      </w:r>
+      <w:r>
         <w:rPr>
           <w:rStyle w:val="AttributeTok"/>
         </w:rPr>
@@ -4283,18 +4292,36 @@
       </w:r>
       <w:r>
         <w:rPr>
-          <w:rStyle w:val="DecValTok"/>
-        </w:rPr>
-        <w:t xml:space="preserve">1965</w:t>
+          <w:rStyle w:val="FunctionTok"/>
+        </w:rPr>
+        <w:t xml:space="preserve">name_type</w:t>
+      </w:r>
+      <w:r>
+        <w:rPr>
+          <w:rStyle w:val="KeywordTok"/>
+        </w:rPr>
+        <w:t xml:space="preserve">:</w:t>
+      </w:r>
+      <w:r>
+        <w:rPr>
+          <w:rStyle w:val="AttributeTok"/>
+        </w:rPr>
+        <w:t xml:space="preserve"> PersonFirstName</w:t>
       </w:r>
       <w:r>
         <w:br/>
       </w:r>
       <w:r>
         <w:rPr>
+          <w:rStyle w:val="AttributeTok"/>
+        </w:rPr>
+        <w:t xml:space="preserve">  </w:t>
+      </w:r>
+      <w:r>
+        <w:rPr>
           <w:rStyle w:val="FunctionTok"/>
         </w:rPr>
-        <w:t xml:space="preserve">names</w:t>
+        <w:t xml:space="preserve">value</w:t>
       </w:r>
       <w:r>
         <w:rPr>
@@ -4303,6 +4330,12 @@
         <w:t xml:space="preserve">:</w:t>
       </w:r>
       <w:r>
+        <w:rPr>
+          <w:rStyle w:val="AttributeTok"/>
+        </w:rPr>
+        <w:t xml:space="preserve"> Cristina</w:t>
+      </w:r>
+      <w:r>
         <w:br/>
       </w:r>
       <w:r>
@@ -4333,7 +4366,7 @@
         <w:rPr>
           <w:rStyle w:val="AttributeTok"/>
         </w:rPr>
-        <w:t xml:space="preserve"> PersonFirstName</w:t>
+        <w:t xml:space="preserve"> PersonOfficialName</w:t>
       </w:r>
       <w:r>
         <w:br/>
@@ -4360,7 +4393,7 @@
         <w:rPr>
           <w:rStyle w:val="AttributeTok"/>
         </w:rPr>
-        <w:t xml:space="preserve"> Alois</w:t>
+        <w:t xml:space="preserve"> Bozzi-Brunel</w:t>
       </w:r>
       <w:r>
         <w:br/>
@@ -4393,7 +4426,7 @@
         <w:rPr>
           <w:rStyle w:val="AttributeTok"/>
         </w:rPr>
-        <w:t xml:space="preserve"> PersonOfficialName</w:t>
+        <w:t xml:space="preserve"> PersonOriginalName</w:t>
       </w:r>
       <w:r>
         <w:br/>
@@ -4420,17 +4453,17 @@
         <w:rPr>
           <w:rStyle w:val="AttributeTok"/>
         </w:rPr>
-        <w:t xml:space="preserve"> Arnold</w:t>
+        <w:t xml:space="preserve"> Brunel</w:t>
       </w:r>
     </w:p>
     <w:bookmarkEnd w:id="31"/>
-    <w:bookmarkStart w:id="32" w:name="X8592bcae7c1c8ec0c74cce43c0b2da31a8668fe"/>
+    <w:bookmarkStart w:id="32" w:name="Xd8350916d35e4b361b6e85a82bc6e764946050e"/>
     <w:p>
       <w:pPr>
         <w:pStyle w:val="berschrift4"/>
       </w:pPr>
       <w:r>
-        <w:t xml:space="preserve">Beispiel: Person-swiss_politicians_Alois_Arnold_1981</w:t>
+        <w:t xml:space="preserve">Beispiel: Person-swiss_politicians_Alois_Arnold_1965</w:t>
       </w:r>
     </w:p>
     <w:p>
@@ -4459,7 +4492,7 @@
         <w:rPr>
           <w:rStyle w:val="DecValTok"/>
         </w:rPr>
-        <w:t xml:space="preserve">6447</w:t>
+        <w:t xml:space="preserve">6370</w:t>
       </w:r>
       <w:r>
         <w:br/>
@@ -4480,7 +4513,7 @@
         <w:rPr>
           <w:rStyle w:val="AttributeTok"/>
         </w:rPr>
-        <w:t xml:space="preserve"> https://www.ur.ch/behoerdenmitglieder/6447</w:t>
+        <w:t xml:space="preserve"> https://www.ur.ch/behoerdenmitglieder/6370</w:t>
       </w:r>
       <w:r>
         <w:br/>
@@ -4501,7 +4534,7 @@
         <w:rPr>
           <w:rStyle w:val="AttributeTok"/>
         </w:rPr>
-        <w:t xml:space="preserve"> Alois Arnold (1981)</w:t>
+        <w:t xml:space="preserve"> Alois Arnold (1965)</w:t>
       </w:r>
       <w:r>
         <w:br/>
@@ -4528,7 +4561,7 @@
         <w:rPr>
           <w:rStyle w:val="DecValTok"/>
         </w:rPr>
-        <w:t xml:space="preserve">1981</w:t>
+        <w:t xml:space="preserve">1965</w:t>
       </w:r>
       <w:r>
         <w:br/>
@@ -4667,9 +4700,252 @@
       </w:r>
     </w:p>
     <w:bookmarkEnd w:id="32"/>
+    <w:bookmarkStart w:id="33" w:name="X8592bcae7c1c8ec0c74cce43c0b2da31a8668fe"/>
+    <w:p>
+      <w:pPr>
+        <w:pStyle w:val="berschrift4"/>
+      </w:pPr>
+      <w:r>
+        <w:t xml:space="preserve">Beispiel: Person-swiss_politicians_Alois_Arnold_1981</w:t>
+      </w:r>
+    </w:p>
+    <w:p>
+      <w:pPr>
+        <w:pStyle w:val="SourceCode"/>
+      </w:pPr>
+      <w:r>
+        <w:rPr>
+          <w:rStyle w:val="FunctionTok"/>
+        </w:rPr>
+        <w:t xml:space="preserve">local_id</w:t>
+      </w:r>
+      <w:r>
+        <w:rPr>
+          <w:rStyle w:val="KeywordTok"/>
+        </w:rPr>
+        <w:t xml:space="preserve">:</w:t>
+      </w:r>
+      <w:r>
+        <w:rPr>
+          <w:rStyle w:val="AttributeTok"/>
+        </w:rPr>
+        <w:t xml:space="preserve"> </w:t>
+      </w:r>
+      <w:r>
+        <w:rPr>
+          <w:rStyle w:val="DecValTok"/>
+        </w:rPr>
+        <w:t xml:space="preserve">6447</w:t>
+      </w:r>
+      <w:r>
+        <w:br/>
+      </w:r>
+      <w:r>
+        <w:rPr>
+          <w:rStyle w:val="FunctionTok"/>
+        </w:rPr>
+        <w:t xml:space="preserve">global_uri</w:t>
+      </w:r>
+      <w:r>
+        <w:rPr>
+          <w:rStyle w:val="KeywordTok"/>
+        </w:rPr>
+        <w:t xml:space="preserve">:</w:t>
+      </w:r>
+      <w:r>
+        <w:rPr>
+          <w:rStyle w:val="AttributeTok"/>
+        </w:rPr>
+        <w:t xml:space="preserve"> https://www.ur.ch/behoerdenmitglieder/6447</w:t>
+      </w:r>
+      <w:r>
+        <w:br/>
+      </w:r>
+      <w:r>
+        <w:rPr>
+          <w:rStyle w:val="FunctionTok"/>
+        </w:rPr>
+        <w:t xml:space="preserve">label</w:t>
+      </w:r>
+      <w:r>
+        <w:rPr>
+          <w:rStyle w:val="KeywordTok"/>
+        </w:rPr>
+        <w:t xml:space="preserve">:</w:t>
+      </w:r>
+      <w:r>
+        <w:rPr>
+          <w:rStyle w:val="AttributeTok"/>
+        </w:rPr>
+        <w:t xml:space="preserve"> Alois Arnold (1981)</w:t>
+      </w:r>
+      <w:r>
+        <w:br/>
+      </w:r>
+      <w:r>
+        <w:rPr>
+          <w:rStyle w:val="FunctionTok"/>
+        </w:rPr>
+        <w:t xml:space="preserve">birth_year</w:t>
+      </w:r>
+      <w:r>
+        <w:rPr>
+          <w:rStyle w:val="KeywordTok"/>
+        </w:rPr>
+        <w:t xml:space="preserve">:</w:t>
+      </w:r>
+      <w:r>
+        <w:rPr>
+          <w:rStyle w:val="AttributeTok"/>
+        </w:rPr>
+        <w:t xml:space="preserve"> </w:t>
+      </w:r>
+      <w:r>
+        <w:rPr>
+          <w:rStyle w:val="DecValTok"/>
+        </w:rPr>
+        <w:t xml:space="preserve">1981</w:t>
+      </w:r>
+      <w:r>
+        <w:br/>
+      </w:r>
+      <w:r>
+        <w:rPr>
+          <w:rStyle w:val="FunctionTok"/>
+        </w:rPr>
+        <w:t xml:space="preserve">names</w:t>
+      </w:r>
+      <w:r>
+        <w:rPr>
+          <w:rStyle w:val="KeywordTok"/>
+        </w:rPr>
+        <w:t xml:space="preserve">:</w:t>
+      </w:r>
+      <w:r>
+        <w:br/>
+      </w:r>
+      <w:r>
+        <w:rPr>
+          <w:rStyle w:val="KeywordTok"/>
+        </w:rPr>
+        <w:t xml:space="preserve">-</w:t>
+      </w:r>
+      <w:r>
+        <w:rPr>
+          <w:rStyle w:val="AttributeTok"/>
+        </w:rPr>
+        <w:t xml:space="preserve"> </w:t>
+      </w:r>
+      <w:r>
+        <w:rPr>
+          <w:rStyle w:val="FunctionTok"/>
+        </w:rPr>
+        <w:t xml:space="preserve">name_type</w:t>
+      </w:r>
+      <w:r>
+        <w:rPr>
+          <w:rStyle w:val="KeywordTok"/>
+        </w:rPr>
+        <w:t xml:space="preserve">:</w:t>
+      </w:r>
+      <w:r>
+        <w:rPr>
+          <w:rStyle w:val="AttributeTok"/>
+        </w:rPr>
+        <w:t xml:space="preserve"> PersonFirstName</w:t>
+      </w:r>
+      <w:r>
+        <w:br/>
+      </w:r>
+      <w:r>
+        <w:rPr>
+          <w:rStyle w:val="AttributeTok"/>
+        </w:rPr>
+        <w:t xml:space="preserve">  </w:t>
+      </w:r>
+      <w:r>
+        <w:rPr>
+          <w:rStyle w:val="FunctionTok"/>
+        </w:rPr>
+        <w:t xml:space="preserve">value</w:t>
+      </w:r>
+      <w:r>
+        <w:rPr>
+          <w:rStyle w:val="KeywordTok"/>
+        </w:rPr>
+        <w:t xml:space="preserve">:</w:t>
+      </w:r>
+      <w:r>
+        <w:rPr>
+          <w:rStyle w:val="AttributeTok"/>
+        </w:rPr>
+        <w:t xml:space="preserve"> Alois</w:t>
+      </w:r>
+      <w:r>
+        <w:br/>
+      </w:r>
+      <w:r>
+        <w:rPr>
+          <w:rStyle w:val="KeywordTok"/>
+        </w:rPr>
+        <w:t xml:space="preserve">-</w:t>
+      </w:r>
+      <w:r>
+        <w:rPr>
+          <w:rStyle w:val="AttributeTok"/>
+        </w:rPr>
+        <w:t xml:space="preserve"> </w:t>
+      </w:r>
+      <w:r>
+        <w:rPr>
+          <w:rStyle w:val="FunctionTok"/>
+        </w:rPr>
+        <w:t xml:space="preserve">name_type</w:t>
+      </w:r>
+      <w:r>
+        <w:rPr>
+          <w:rStyle w:val="KeywordTok"/>
+        </w:rPr>
+        <w:t xml:space="preserve">:</w:t>
+      </w:r>
+      <w:r>
+        <w:rPr>
+          <w:rStyle w:val="AttributeTok"/>
+        </w:rPr>
+        <w:t xml:space="preserve"> PersonOfficialName</w:t>
+      </w:r>
+      <w:r>
+        <w:br/>
+      </w:r>
+      <w:r>
+        <w:rPr>
+          <w:rStyle w:val="AttributeTok"/>
+        </w:rPr>
+        <w:t xml:space="preserve">  </w:t>
+      </w:r>
+      <w:r>
+        <w:rPr>
+          <w:rStyle w:val="FunctionTok"/>
+        </w:rPr>
+        <w:t xml:space="preserve">value</w:t>
+      </w:r>
+      <w:r>
+        <w:rPr>
+          <w:rStyle w:val="KeywordTok"/>
+        </w:rPr>
+        <w:t xml:space="preserve">:</w:t>
+      </w:r>
+      <w:r>
+        <w:rPr>
+          <w:rStyle w:val="AttributeTok"/>
+        </w:rPr>
+        <w:t xml:space="preserve"> Arnold</w:t>
+      </w:r>
+    </w:p>
     <w:bookmarkEnd w:id="33"/>
     <w:bookmarkEnd w:id="34"/>
-    <w:bookmarkStart w:id="37" w:name="klasse-name"/>
+    <w:bookmarkEnd w:id="35"/>
+    <w:bookmarkStart w:id="38" w:name="klasse-name"/>
     <w:p>
       <w:pPr>
         <w:pStyle w:val="berschrift2"/>
@@ -4698,7 +4974,7 @@
         <w:t xml:space="preserve">__</w:t>
       </w:r>
     </w:p>
-    <w:bookmarkStart w:id="35" w:name="attribute-1"/>
+    <w:bookmarkStart w:id="36" w:name="attribute-1"/>
     <w:p>
       <w:pPr>
         <w:pStyle w:val="berschrift3"/>
@@ -5072,8 +5348,8 @@
         </w:tc>
       </w:tr>
     </w:tbl>
-    <w:bookmarkEnd w:id="35"/>
-    <w:bookmarkStart w:id="36" w:name="verwendungen-1"/>
+    <w:bookmarkEnd w:id="36"/>
+    <w:bookmarkStart w:id="37" w:name="verwendungen-1"/>
     <w:p>
       <w:pPr>
         <w:pStyle w:val="berschrift3"/>
@@ -5213,9 +5489,9 @@
         </w:tc>
       </w:tr>
     </w:tbl>
-    <w:bookmarkEnd w:id="36"/>
     <w:bookmarkEnd w:id="37"/>
-    <w:bookmarkStart w:id="51" w:name="enum-nametypeenum"/>
+    <w:bookmarkEnd w:id="38"/>
+    <w:bookmarkStart w:id="52" w:name="enum-nametypeenum"/>
     <w:p>
       <w:pPr>
         <w:pStyle w:val="berschrift2"/>
@@ -5254,7 +5530,7 @@
       <w:r>
         <w:t xml:space="preserve"> </w:t>
       </w:r>
-      <w:hyperlink ns1:id="rId38">
+      <w:hyperlink ns1:id="rId39">
         <w:r>
           <w:rPr>
             <w:rStyle w:val="Hyperlink"/>
@@ -5263,7 +5539,7 @@
         </w:r>
       </w:hyperlink>
     </w:p>
-    <w:bookmarkStart w:id="50" w:name="zulässige-werte"/>
+    <w:bookmarkStart w:id="51" w:name="zulässige-werte"/>
     <w:p>
       <w:pPr>
         <w:pStyle w:val="berschrift3"/>
@@ -5365,7 +5641,7 @@
             <w:pPr>
               <w:pStyle w:val="Compact"/>
             </w:pPr>
-            <w:hyperlink ns1:id="rId39">
+            <w:hyperlink ns1:id="rId40">
               <w:r>
                 <w:rPr>
                   <w:rStyle w:val="Hyperlink"/>
@@ -5419,7 +5695,7 @@
             <w:pPr>
               <w:pStyle w:val="Compact"/>
             </w:pPr>
-            <w:hyperlink ns1:id="rId40">
+            <w:hyperlink ns1:id="rId41">
               <w:r>
                 <w:rPr>
                   <w:rStyle w:val="Hyperlink"/>
@@ -5473,7 +5749,7 @@
             <w:pPr>
               <w:pStyle w:val="Compact"/>
             </w:pPr>
-            <w:hyperlink ns1:id="rId41">
+            <w:hyperlink ns1:id="rId42">
               <w:r>
                 <w:rPr>
                   <w:rStyle w:val="Hyperlink"/>
@@ -5527,7 +5803,7 @@
             <w:pPr>
               <w:pStyle w:val="Compact"/>
             </w:pPr>
-            <w:hyperlink ns1:id="rId42">
+            <w:hyperlink ns1:id="rId43">
               <w:r>
                 <w:rPr>
                   <w:rStyle w:val="Hyperlink"/>
@@ -5581,7 +5857,7 @@
             <w:pPr>
               <w:pStyle w:val="Compact"/>
             </w:pPr>
-            <w:hyperlink ns1:id="rId43">
+            <w:hyperlink ns1:id="rId44">
               <w:r>
                 <w:rPr>
                   <w:rStyle w:val="Hyperlink"/>
@@ -5635,7 +5911,7 @@
             <w:pPr>
               <w:pStyle w:val="Compact"/>
             </w:pPr>
-            <w:hyperlink ns1:id="rId44">
+            <w:hyperlink ns1:id="rId45">
               <w:r>
                 <w:rPr>
                   <w:rStyle w:val="Hyperlink"/>
@@ -5689,7 +5965,7 @@
             <w:pPr>
               <w:pStyle w:val="Compact"/>
             </w:pPr>
-            <w:hyperlink ns1:id="rId45">
+            <w:hyperlink ns1:id="rId46">
               <w:r>
                 <w:rPr>
                   <w:rStyle w:val="Hyperlink"/>
@@ -5743,7 +6019,7 @@
             <w:pPr>
               <w:pStyle w:val="Compact"/>
             </w:pPr>
-            <w:hyperlink ns1:id="rId46">
+            <w:hyperlink ns1:id="rId47">
               <w:r>
                 <w:rPr>
                   <w:rStyle w:val="Hyperlink"/>
@@ -5806,7 +6082,7 @@
             <w:pPr>
               <w:pStyle w:val="Compact"/>
             </w:pPr>
-            <w:hyperlink ns1:id="rId47">
+            <w:hyperlink ns1:id="rId48">
               <w:r>
                 <w:rPr>
                   <w:rStyle w:val="Hyperlink"/>
@@ -5860,7 +6136,7 @@
             <w:pPr>
               <w:pStyle w:val="Compact"/>
             </w:pPr>
-            <w:hyperlink ns1:id="rId48">
+            <w:hyperlink ns1:id="rId49">
               <w:r>
                 <w:rPr>
                   <w:rStyle w:val="Hyperlink"/>
@@ -5914,7 +6190,7 @@
             <w:pPr>
               <w:pStyle w:val="Compact"/>
             </w:pPr>
-            <w:hyperlink ns1:id="rId49">
+            <w:hyperlink ns1:id="rId50">
               <w:r>
                 <w:rPr>
                   <w:rStyle w:val="Hyperlink"/>
@@ -5926,9 +6202,9 @@
         </w:tc>
       </w:tr>
     </w:tbl>
-    <w:bookmarkEnd w:id="50"/>
     <w:bookmarkEnd w:id="51"/>
-    <w:bookmarkStart w:id="54" w:name="klasse-languageproficiency"/>
+    <w:bookmarkEnd w:id="52"/>
+    <w:bookmarkStart w:id="55" w:name="klasse-languageproficiency"/>
     <w:p>
       <w:pPr>
         <w:pStyle w:val="berschrift2"/>
@@ -5957,7 +6233,7 @@
         <w:t xml:space="preserve">__</w:t>
       </w:r>
     </w:p>
-    <w:bookmarkStart w:id="52" w:name="attribute-2"/>
+    <w:bookmarkStart w:id="53" w:name="attribute-2"/>
     <w:p>
       <w:pPr>
         <w:pStyle w:val="berschrift3"/>
@@ -6212,8 +6488,8 @@
         </w:tc>
       </w:tr>
     </w:tbl>
-    <w:bookmarkEnd w:id="52"/>
-    <w:bookmarkStart w:id="53" w:name="verwendungen-2"/>
+    <w:bookmarkEnd w:id="53"/>
+    <w:bookmarkStart w:id="54" w:name="verwendungen-2"/>
     <w:p>
       <w:pPr>
         <w:pStyle w:val="berschrift3"/>
@@ -6354,9 +6630,9 @@
         </w:tc>
       </w:tr>
     </w:tbl>
-    <w:bookmarkEnd w:id="53"/>
     <w:bookmarkEnd w:id="54"/>
-    <w:bookmarkStart w:id="57" w:name="klasse-citizenship"/>
+    <w:bookmarkEnd w:id="55"/>
+    <w:bookmarkStart w:id="58" w:name="klasse-citizenship"/>
     <w:p>
       <w:pPr>
         <w:pStyle w:val="berschrift2"/>
@@ -6443,7 +6719,7 @@
         <w:t xml:space="preserve">__</w:t>
       </w:r>
     </w:p>
-    <w:bookmarkStart w:id="55" w:name="attribute-3"/>
+    <w:bookmarkStart w:id="56" w:name="attribute-3"/>
     <w:p>
       <w:pPr>
         <w:pStyle w:val="berschrift3"/>
@@ -6762,8 +7038,8 @@
         </w:tc>
       </w:tr>
     </w:tbl>
-    <w:bookmarkEnd w:id="55"/>
-    <w:bookmarkStart w:id="56" w:name="verwendungen-3"/>
+    <w:bookmarkEnd w:id="56"/>
+    <w:bookmarkStart w:id="57" w:name="verwendungen-3"/>
     <w:p>
       <w:pPr>
         <w:pStyle w:val="berschrift3"/>
@@ -6904,9 +7180,9 @@
         </w:tc>
       </w:tr>
     </w:tbl>
-    <w:bookmarkEnd w:id="56"/>
     <w:bookmarkEnd w:id="57"/>
-    <w:bookmarkStart w:id="60" w:name="klasse-gender"/>
+    <w:bookmarkEnd w:id="58"/>
+    <w:bookmarkStart w:id="61" w:name="klasse-gender"/>
     <w:p>
       <w:pPr>
         <w:pStyle w:val="berschrift2"/>
@@ -6935,7 +7211,7 @@
         <w:t xml:space="preserve">__</w:t>
       </w:r>
     </w:p>
-    <w:bookmarkStart w:id="58" w:name="attribute-4"/>
+    <w:bookmarkStart w:id="59" w:name="attribute-4"/>
     <w:p>
       <w:pPr>
         <w:pStyle w:val="berschrift3"/>
@@ -7358,8 +7634,8 @@
         </w:tc>
       </w:tr>
     </w:tbl>
-    <w:bookmarkEnd w:id="58"/>
-    <w:bookmarkStart w:id="59" w:name="verwendungen-4"/>
+    <w:bookmarkEnd w:id="59"/>
+    <w:bookmarkStart w:id="60" w:name="verwendungen-4"/>
     <w:p>
       <w:pPr>
         <w:pStyle w:val="berschrift3"/>
@@ -7499,9 +7775,9 @@
         </w:tc>
       </w:tr>
     </w:tbl>
-    <w:bookmarkEnd w:id="59"/>
     <w:bookmarkEnd w:id="60"/>
-    <w:bookmarkStart w:id="63" w:name="enum-gendercodeenum"/>
+    <w:bookmarkEnd w:id="61"/>
+    <w:bookmarkStart w:id="64" w:name="enum-gendercodeenum"/>
     <w:p>
       <w:pPr>
         <w:pStyle w:val="berschrift2"/>
@@ -7569,7 +7845,7 @@
       <w:r>
         <w:t xml:space="preserve"> </w:t>
       </w:r>
-      <w:hyperlink ns1:id="rId61">
+      <w:hyperlink ns1:id="rId62">
         <w:r>
           <w:rPr>
             <w:rStyle w:val="Hyperlink"/>
@@ -7578,7 +7854,7 @@
         </w:r>
       </w:hyperlink>
     </w:p>
-    <w:bookmarkStart w:id="62" w:name="zulässige-werte-1"/>
+    <w:bookmarkStart w:id="63" w:name="zulässige-werte-1"/>
     <w:p>
       <w:pPr>
         <w:pStyle w:val="berschrift3"/>
@@ -7763,9 +8039,9 @@
         </w:tc>
       </w:tr>
     </w:tbl>
-    <w:bookmarkEnd w:id="62"/>
     <w:bookmarkEnd w:id="63"/>
-    <w:bookmarkStart w:id="69" w:name="klasse-occupation"/>
+    <w:bookmarkEnd w:id="64"/>
+    <w:bookmarkStart w:id="70" w:name="klasse-occupation"/>
     <w:p>
       <w:pPr>
         <w:pStyle w:val="berschrift2"/>
@@ -7794,7 +8070,7 @@
         <w:t xml:space="preserve">__</w:t>
       </w:r>
     </w:p>
-    <w:bookmarkStart w:id="65" w:name="attribute-5"/>
+    <w:bookmarkStart w:id="66" w:name="attribute-5"/>
     <w:p>
       <w:pPr>
         <w:pStyle w:val="berschrift3"/>
@@ -8321,7 +8597,7 @@
         </w:tc>
       </w:tr>
     </w:tbl>
-    <w:bookmarkStart w:id="64" w:name="einschränkungen"/>
+    <w:bookmarkStart w:id="65" w:name="einschränkungen"/>
     <w:p>
       <w:pPr>
         <w:pStyle w:val="berschrift5"/>
@@ -8372,9 +8648,9 @@
         </w:r>
       </w:hyperlink>
     </w:p>
-    <w:bookmarkEnd w:id="64"/>
     <w:bookmarkEnd w:id="65"/>
-    <w:bookmarkStart w:id="66" w:name="verwendungen-5"/>
+    <w:bookmarkEnd w:id="66"/>
+    <w:bookmarkStart w:id="67" w:name="verwendungen-5"/>
     <w:p>
       <w:pPr>
         <w:pStyle w:val="berschrift3"/>
@@ -8515,8 +8791,8 @@
         </w:tc>
       </w:tr>
     </w:tbl>
-    <w:bookmarkEnd w:id="66"/>
-    <w:bookmarkStart w:id="68" w:name="beispiele-1"/>
+    <w:bookmarkEnd w:id="67"/>
+    <w:bookmarkStart w:id="69" w:name="beispiele-1"/>
     <w:p>
       <w:pPr>
         <w:pStyle w:val="berschrift3"/>
@@ -8525,7 +8801,7 @@
         <w:t xml:space="preserve">Beispiele</w:t>
       </w:r>
     </w:p>
-    <w:bookmarkStart w:id="67" w:name="Xc6b59bf12c50a4b17c97adc18bcc3760c539d3e"/>
+    <w:bookmarkStart w:id="68" w:name="Xc6b59bf12c50a4b17c97adc18bcc3760c539d3e"/>
     <w:p>
       <w:pPr>
         <w:pStyle w:val="berschrift4"/>
@@ -8605,10 +8881,10 @@
         <w:t xml:space="preserve">true</w:t>
       </w:r>
     </w:p>
-    <w:bookmarkEnd w:id="67"/>
     <w:bookmarkEnd w:id="68"/>
     <w:bookmarkEnd w:id="69"/>
-    <w:bookmarkStart w:id="73" w:name="klasse-training"/>
+    <w:bookmarkEnd w:id="70"/>
+    <w:bookmarkStart w:id="74" w:name="klasse-training"/>
     <w:p>
       <w:pPr>
         <w:pStyle w:val="berschrift2"/>
@@ -8637,7 +8913,7 @@
         <w:t xml:space="preserve">__</w:t>
       </w:r>
     </w:p>
-    <w:bookmarkStart w:id="71" w:name="attribute-6"/>
+    <w:bookmarkStart w:id="72" w:name="attribute-6"/>
     <w:p>
       <w:pPr>
         <w:pStyle w:val="berschrift3"/>
@@ -9060,7 +9336,7 @@
         </w:tc>
       </w:tr>
     </w:tbl>
-    <w:bookmarkStart w:id="70" w:name="einschränkungen-1"/>
+    <w:bookmarkStart w:id="71" w:name="einschränkungen-1"/>
     <w:p>
       <w:pPr>
         <w:pStyle w:val="berschrift5"/>
@@ -9128,9 +9404,9 @@
         </w:r>
       </w:hyperlink>
     </w:p>
-    <w:bookmarkEnd w:id="70"/>
     <w:bookmarkEnd w:id="71"/>
-    <w:bookmarkStart w:id="72" w:name="verwendungen-6"/>
+    <w:bookmarkEnd w:id="72"/>
+    <w:bookmarkStart w:id="73" w:name="verwendungen-6"/>
     <w:p>
       <w:pPr>
         <w:pStyle w:val="berschrift3"/>
@@ -9271,9 +9547,9 @@
         </w:tc>
       </w:tr>
     </w:tbl>
-    <w:bookmarkEnd w:id="72"/>
     <w:bookmarkEnd w:id="73"/>
-    <w:bookmarkStart w:id="118" w:name="enum-trainingtypeenum"/>
+    <w:bookmarkEnd w:id="74"/>
+    <w:bookmarkStart w:id="119" w:name="enum-trainingtypeenum"/>
     <w:p>
       <w:pPr>
         <w:pStyle w:val="berschrift2"/>
@@ -9312,7 +9588,7 @@
       <w:r>
         <w:t xml:space="preserve"> </w:t>
       </w:r>
-      <w:hyperlink ns1:id="rId74">
+      <w:hyperlink ns1:id="rId75">
         <w:r>
           <w:rPr>
             <w:rStyle w:val="Hyperlink"/>
@@ -9321,7 +9597,7 @@
         </w:r>
       </w:hyperlink>
     </w:p>
-    <w:bookmarkStart w:id="117" w:name="zulässige-werte-2"/>
+    <w:bookmarkStart w:id="118" w:name="zulässige-werte-2"/>
     <w:p>
       <w:pPr>
         <w:pStyle w:val="berschrift3"/>
@@ -9411,7 +9687,7 @@
             <w:pPr>
               <w:pStyle w:val="Compact"/>
             </w:pPr>
-            <w:hyperlink ns1:id="rId75">
+            <w:hyperlink ns1:id="rId76">
               <w:r>
                 <w:rPr>
                   <w:rStyle w:val="Hyperlink"/>
@@ -9465,7 +9741,7 @@
             <w:pPr>
               <w:pStyle w:val="Compact"/>
             </w:pPr>
-            <w:hyperlink ns1:id="rId76">
+            <w:hyperlink ns1:id="rId77">
               <w:r>
                 <w:rPr>
                   <w:rStyle w:val="Hyperlink"/>
@@ -9519,7 +9795,7 @@
             <w:pPr>
               <w:pStyle w:val="Compact"/>
             </w:pPr>
-            <w:hyperlink ns1:id="rId77">
+            <w:hyperlink ns1:id="rId78">
               <w:r>
                 <w:rPr>
                   <w:rStyle w:val="Hyperlink"/>
@@ -9573,7 +9849,7 @@
             <w:pPr>
               <w:pStyle w:val="Compact"/>
             </w:pPr>
-            <w:hyperlink ns1:id="rId78">
+            <w:hyperlink ns1:id="rId79">
               <w:r>
                 <w:rPr>
                   <w:rStyle w:val="Hyperlink"/>
@@ -9627,7 +9903,7 @@
             <w:pPr>
               <w:pStyle w:val="Compact"/>
             </w:pPr>
-            <w:hyperlink ns1:id="rId79">
+            <w:hyperlink ns1:id="rId80">
               <w:r>
                 <w:rPr>
                   <w:rStyle w:val="Hyperlink"/>
@@ -9681,7 +9957,7 @@
             <w:pPr>
               <w:pStyle w:val="Compact"/>
             </w:pPr>
-            <w:hyperlink ns1:id="rId80">
+            <w:hyperlink ns1:id="rId81">
               <w:r>
                 <w:rPr>
                   <w:rStyle w:val="Hyperlink"/>
@@ -9735,7 +10011,7 @@
             <w:pPr>
               <w:pStyle w:val="Compact"/>
             </w:pPr>
-            <w:hyperlink ns1:id="rId81">
+            <w:hyperlink ns1:id="rId82">
               <w:r>
                 <w:rPr>
                   <w:rStyle w:val="Hyperlink"/>
@@ -9789,7 +10065,7 @@
             <w:pPr>
               <w:pStyle w:val="Compact"/>
             </w:pPr>
-            <w:hyperlink ns1:id="rId82">
+            <w:hyperlink ns1:id="rId83">
               <w:r>
                 <w:rPr>
                   <w:rStyle w:val="Hyperlink"/>
@@ -9843,7 +10119,7 @@
             <w:pPr>
               <w:pStyle w:val="Compact"/>
             </w:pPr>
-            <w:hyperlink ns1:id="rId83">
+            <w:hyperlink ns1:id="rId84">
               <w:r>
                 <w:rPr>
                   <w:rStyle w:val="Hyperlink"/>
@@ -9897,7 +10173,7 @@
             <w:pPr>
               <w:pStyle w:val="Compact"/>
             </w:pPr>
-            <w:hyperlink ns1:id="rId84">
+            <w:hyperlink ns1:id="rId85">
               <w:r>
                 <w:rPr>
                   <w:rStyle w:val="Hyperlink"/>
@@ -9951,7 +10227,7 @@
             <w:pPr>
               <w:pStyle w:val="Compact"/>
             </w:pPr>
-            <w:hyperlink ns1:id="rId85">
+            <w:hyperlink ns1:id="rId86">
               <w:r>
                 <w:rPr>
                   <w:rStyle w:val="Hyperlink"/>
@@ -10005,7 +10281,7 @@
             <w:pPr>
               <w:pStyle w:val="Compact"/>
             </w:pPr>
-            <w:hyperlink ns1:id="rId86">
+            <w:hyperlink ns1:id="rId87">
               <w:r>
                 <w:rPr>
                   <w:rStyle w:val="Hyperlink"/>
@@ -10059,7 +10335,7 @@
             <w:pPr>
               <w:pStyle w:val="Compact"/>
             </w:pPr>
-            <w:hyperlink ns1:id="rId87">
+            <w:hyperlink ns1:id="rId88">
               <w:r>
                 <w:rPr>
                   <w:rStyle w:val="Hyperlink"/>
@@ -10113,7 +10389,7 @@
             <w:pPr>
               <w:pStyle w:val="Compact"/>
             </w:pPr>
-            <w:hyperlink ns1:id="rId88">
+            <w:hyperlink ns1:id="rId89">
               <w:r>
                 <w:rPr>
                   <w:rStyle w:val="Hyperlink"/>
@@ -10167,7 +10443,7 @@
             <w:pPr>
               <w:pStyle w:val="Compact"/>
             </w:pPr>
-            <w:hyperlink ns1:id="rId89">
+            <w:hyperlink ns1:id="rId90">
               <w:r>
                 <w:rPr>
                   <w:rStyle w:val="Hyperlink"/>
@@ -10221,7 +10497,7 @@
             <w:pPr>
               <w:pStyle w:val="Compact"/>
             </w:pPr>
-            <w:hyperlink ns1:id="rId90">
+            <w:hyperlink ns1:id="rId91">
               <w:r>
                 <w:rPr>
                   <w:rStyle w:val="Hyperlink"/>
@@ -10275,7 +10551,7 @@
             <w:pPr>
               <w:pStyle w:val="Compact"/>
             </w:pPr>
-            <w:hyperlink ns1:id="rId91">
+            <w:hyperlink ns1:id="rId92">
               <w:r>
                 <w:rPr>
                   <w:rStyle w:val="Hyperlink"/>
@@ -10329,7 +10605,7 @@
             <w:pPr>
               <w:pStyle w:val="Compact"/>
             </w:pPr>
-            <w:hyperlink ns1:id="rId92">
+            <w:hyperlink ns1:id="rId93">
               <w:r>
                 <w:rPr>
                   <w:rStyle w:val="Hyperlink"/>
@@ -10383,7 +10659,7 @@
             <w:pPr>
               <w:pStyle w:val="Compact"/>
             </w:pPr>
-            <w:hyperlink ns1:id="rId93">
+            <w:hyperlink ns1:id="rId94">
               <w:r>
                 <w:rPr>
                   <w:rStyle w:val="Hyperlink"/>
@@ -10437,7 +10713,7 @@
             <w:pPr>
               <w:pStyle w:val="Compact"/>
             </w:pPr>
-            <w:hyperlink ns1:id="rId94">
+            <w:hyperlink ns1:id="rId95">
               <w:r>
                 <w:rPr>
                   <w:rStyle w:val="Hyperlink"/>
@@ -10491,7 +10767,7 @@
             <w:pPr>
               <w:pStyle w:val="Compact"/>
             </w:pPr>
-            <w:hyperlink ns1:id="rId95">
+            <w:hyperlink ns1:id="rId96">
               <w:r>
                 <w:rPr>
                   <w:rStyle w:val="Hyperlink"/>
@@ -10545,7 +10821,7 @@
             <w:pPr>
               <w:pStyle w:val="Compact"/>
             </w:pPr>
-            <w:hyperlink ns1:id="rId96">
+            <w:hyperlink ns1:id="rId97">
               <w:r>
                 <w:rPr>
                   <w:rStyle w:val="Hyperlink"/>
@@ -10599,7 +10875,7 @@
             <w:pPr>
               <w:pStyle w:val="Compact"/>
             </w:pPr>
-            <w:hyperlink ns1:id="rId97">
+            <w:hyperlink ns1:id="rId98">
               <w:r>
                 <w:rPr>
                   <w:rStyle w:val="Hyperlink"/>
@@ -10653,7 +10929,7 @@
             <w:pPr>
               <w:pStyle w:val="Compact"/>
             </w:pPr>
-            <w:hyperlink ns1:id="rId98">
+            <w:hyperlink ns1:id="rId99">
               <w:r>
                 <w:rPr>
                   <w:rStyle w:val="Hyperlink"/>
@@ -10707,7 +10983,7 @@
             <w:pPr>
               <w:pStyle w:val="Compact"/>
             </w:pPr>
-            <w:hyperlink ns1:id="rId99">
+            <w:hyperlink ns1:id="rId100">
               <w:r>
                 <w:rPr>
                   <w:rStyle w:val="Hyperlink"/>
@@ -10761,7 +11037,7 @@
             <w:pPr>
               <w:pStyle w:val="Compact"/>
             </w:pPr>
-            <w:hyperlink ns1:id="rId100">
+            <w:hyperlink ns1:id="rId101">
               <w:r>
                 <w:rPr>
                   <w:rStyle w:val="Hyperlink"/>
@@ -10815,7 +11091,7 @@
             <w:pPr>
               <w:pStyle w:val="Compact"/>
             </w:pPr>
-            <w:hyperlink ns1:id="rId101">
+            <w:hyperlink ns1:id="rId102">
               <w:r>
                 <w:rPr>
                   <w:rStyle w:val="Hyperlink"/>
@@ -10869,7 +11145,7 @@
             <w:pPr>
               <w:pStyle w:val="Compact"/>
             </w:pPr>
-            <w:hyperlink ns1:id="rId102">
+            <w:hyperlink ns1:id="rId103">
               <w:r>
                 <w:rPr>
                   <w:rStyle w:val="Hyperlink"/>
@@ -10923,7 +11199,7 @@
             <w:pPr>
               <w:pStyle w:val="Compact"/>
             </w:pPr>
-            <w:hyperlink ns1:id="rId103">
+            <w:hyperlink ns1:id="rId104">
               <w:r>
                 <w:rPr>
                   <w:rStyle w:val="Hyperlink"/>
@@ -10977,7 +11253,7 @@
             <w:pPr>
               <w:pStyle w:val="Compact"/>
             </w:pPr>
-            <w:hyperlink ns1:id="rId104">
+            <w:hyperlink ns1:id="rId105">
               <w:r>
                 <w:rPr>
                   <w:rStyle w:val="Hyperlink"/>
@@ -11031,7 +11307,7 @@
             <w:pPr>
               <w:pStyle w:val="Compact"/>
             </w:pPr>
-            <w:hyperlink ns1:id="rId105">
+            <w:hyperlink ns1:id="rId106">
               <w:r>
                 <w:rPr>
                   <w:rStyle w:val="Hyperlink"/>
@@ -11085,7 +11361,7 @@
             <w:pPr>
               <w:pStyle w:val="Compact"/>
             </w:pPr>
-            <w:hyperlink ns1:id="rId106">
+            <w:hyperlink ns1:id="rId107">
               <w:r>
                 <w:rPr>
                   <w:rStyle w:val="Hyperlink"/>
@@ -11139,7 +11415,7 @@
             <w:pPr>
               <w:pStyle w:val="Compact"/>
             </w:pPr>
-            <w:hyperlink ns1:id="rId107">
+            <w:hyperlink ns1:id="rId108">
               <w:r>
                 <w:rPr>
                   <w:rStyle w:val="Hyperlink"/>
@@ -11193,7 +11469,7 @@
             <w:pPr>
               <w:pStyle w:val="Compact"/>
             </w:pPr>
-            <w:hyperlink ns1:id="rId108">
+            <w:hyperlink ns1:id="rId109">
               <w:r>
                 <w:rPr>
                   <w:rStyle w:val="Hyperlink"/>
@@ -11247,7 +11523,7 @@
             <w:pPr>
               <w:pStyle w:val="Compact"/>
             </w:pPr>
-            <w:hyperlink ns1:id="rId109">
+            <w:hyperlink ns1:id="rId110">
               <w:r>
                 <w:rPr>
                   <w:rStyle w:val="Hyperlink"/>
@@ -11301,7 +11577,7 @@
             <w:pPr>
               <w:pStyle w:val="Compact"/>
             </w:pPr>
-            <w:hyperlink ns1:id="rId110">
+            <w:hyperlink ns1:id="rId111">
               <w:r>
                 <w:rPr>
                   <w:rStyle w:val="Hyperlink"/>
@@ -11355,7 +11631,7 @@
             <w:pPr>
               <w:pStyle w:val="Compact"/>
             </w:pPr>
-            <w:hyperlink ns1:id="rId111">
+            <w:hyperlink ns1:id="rId112">
               <w:r>
                 <w:rPr>
                   <w:rStyle w:val="Hyperlink"/>
@@ -11409,7 +11685,7 @@
             <w:pPr>
               <w:pStyle w:val="Compact"/>
             </w:pPr>
-            <w:hyperlink ns1:id="rId112">
+            <w:hyperlink ns1:id="rId113">
               <w:r>
                 <w:rPr>
                   <w:rStyle w:val="Hyperlink"/>
@@ -11463,7 +11739,7 @@
             <w:pPr>
               <w:pStyle w:val="Compact"/>
             </w:pPr>
-            <w:hyperlink ns1:id="rId113">
+            <w:hyperlink ns1:id="rId114">
               <w:r>
                 <w:rPr>
                   <w:rStyle w:val="Hyperlink"/>
@@ -11517,7 +11793,7 @@
             <w:pPr>
               <w:pStyle w:val="Compact"/>
             </w:pPr>
-            <w:hyperlink ns1:id="rId114">
+            <w:hyperlink ns1:id="rId115">
               <w:r>
                 <w:rPr>
                   <w:rStyle w:val="Hyperlink"/>
@@ -11571,7 +11847,7 @@
             <w:pPr>
               <w:pStyle w:val="Compact"/>
             </w:pPr>
-            <w:hyperlink ns1:id="rId115">
+            <w:hyperlink ns1:id="rId116">
               <w:r>
                 <w:rPr>
                   <w:rStyle w:val="Hyperlink"/>
@@ -11625,7 +11901,7 @@
             <w:pPr>
               <w:pStyle w:val="Compact"/>
             </w:pPr>
-            <w:hyperlink ns1:id="rId116">
+            <w:hyperlink ns1:id="rId117">
               <w:r>
                 <w:rPr>
                   <w:rStyle w:val="Hyperlink"/>
@@ -11698,9 +11974,9 @@
         </w:tc>
       </w:tr>
     </w:tbl>
-    <w:bookmarkEnd w:id="117"/>
     <w:bookmarkEnd w:id="118"/>
-    <w:bookmarkStart w:id="121" w:name="klasse-electoraldistrict"/>
+    <w:bookmarkEnd w:id="119"/>
+    <w:bookmarkStart w:id="122" w:name="klasse-electoraldistrict"/>
     <w:p>
       <w:pPr>
         <w:pStyle w:val="berschrift2"/>
@@ -11729,7 +12005,7 @@
         <w:t xml:space="preserve">__</w:t>
       </w:r>
     </w:p>
-    <w:bookmarkStart w:id="119" w:name="attribute-7"/>
+    <w:bookmarkStart w:id="120" w:name="attribute-7"/>
     <w:p>
       <w:pPr>
         <w:pStyle w:val="berschrift3"/>
@@ -12048,8 +12324,8 @@
         </w:tc>
       </w:tr>
     </w:tbl>
-    <w:bookmarkEnd w:id="119"/>
-    <w:bookmarkStart w:id="120" w:name="verwendungen-7"/>
+    <w:bookmarkEnd w:id="120"/>
+    <w:bookmarkStart w:id="121" w:name="verwendungen-7"/>
     <w:p>
       <w:pPr>
         <w:pStyle w:val="berschrift3"/>
@@ -12190,15 +12466,15 @@
         </w:tc>
       </w:tr>
     </w:tbl>
-    <w:bookmarkEnd w:id="120"/>
+    <w:bookmarkEnd w:id="121"/>
     <w:p>
       <w:r>
         <w:br w:type="page"/>
       </w:r>
     </w:p>
-    <w:bookmarkEnd w:id="121"/>
     <w:bookmarkEnd w:id="122"/>
-    <w:bookmarkStart w:id="153" w:name="gruppen-und-organe-groups"/>
+    <w:bookmarkEnd w:id="123"/>
+    <w:bookmarkStart w:id="154" w:name="gruppen-und-organe-groups"/>
     <w:p>
       <w:pPr>
         <w:pStyle w:val="berschrift1"/>
@@ -12385,7 +12661,7 @@
         <w:t xml:space="preserve">lassen sich z. B. nur während einer Legislatur bestehende Kommissionen oder Umbenennungen und Fusionen von Parteien abbilden.</w:t>
       </w:r>
     </w:p>
-    <w:bookmarkStart w:id="125" w:name="klasse-group"/>
+    <w:bookmarkStart w:id="126" w:name="klasse-group"/>
     <w:p>
       <w:pPr>
         <w:pStyle w:val="berschrift2"/>
@@ -12414,7 +12690,7 @@
         <w:t xml:space="preserve">__</w:t>
       </w:r>
     </w:p>
-    <w:bookmarkStart w:id="123" w:name="attribute-8"/>
+    <w:bookmarkStart w:id="124" w:name="attribute-8"/>
     <w:p>
       <w:pPr>
         <w:pStyle w:val="berschrift3"/>
@@ -13763,8 +14039,8 @@
         </w:tc>
       </w:tr>
     </w:tbl>
-    <w:bookmarkEnd w:id="123"/>
-    <w:bookmarkStart w:id="124" w:name="verwendungen-8"/>
+    <w:bookmarkEnd w:id="124"/>
+    <w:bookmarkStart w:id="125" w:name="verwendungen-8"/>
     <w:p>
       <w:pPr>
         <w:pStyle w:val="berschrift3"/>
@@ -13905,9 +14181,9 @@
         </w:tc>
       </w:tr>
     </w:tbl>
-    <w:bookmarkEnd w:id="124"/>
     <w:bookmarkEnd w:id="125"/>
-    <w:bookmarkStart w:id="128" w:name="klasse-grouptype"/>
+    <w:bookmarkEnd w:id="126"/>
+    <w:bookmarkStart w:id="129" w:name="klasse-grouptype"/>
     <w:p>
       <w:pPr>
         <w:pStyle w:val="berschrift2"/>
@@ -13936,7 +14212,7 @@
         <w:t xml:space="preserve">__</w:t>
       </w:r>
     </w:p>
-    <w:bookmarkStart w:id="126" w:name="attribute-9"/>
+    <w:bookmarkStart w:id="127" w:name="attribute-9"/>
     <w:p>
       <w:pPr>
         <w:pStyle w:val="berschrift3"/>
@@ -14100,8 +14376,8 @@
         </w:tc>
       </w:tr>
     </w:tbl>
-    <w:bookmarkEnd w:id="126"/>
-    <w:bookmarkStart w:id="127" w:name="verwendungen-9"/>
+    <w:bookmarkEnd w:id="127"/>
+    <w:bookmarkStart w:id="128" w:name="verwendungen-9"/>
     <w:p>
       <w:pPr>
         <w:pStyle w:val="berschrift3"/>
@@ -14242,9 +14518,9 @@
         </w:tc>
       </w:tr>
     </w:tbl>
-    <w:bookmarkEnd w:id="127"/>
     <w:bookmarkEnd w:id="128"/>
-    <w:bookmarkStart w:id="152" w:name="enum-grouptypeenum"/>
+    <w:bookmarkEnd w:id="129"/>
+    <w:bookmarkStart w:id="153" w:name="enum-grouptypeenum"/>
     <w:p>
       <w:pPr>
         <w:pStyle w:val="berschrift2"/>
@@ -14283,7 +14559,7 @@
       <w:r>
         <w:t xml:space="preserve"> </w:t>
       </w:r>
-      <w:hyperlink ns1:id="rId129">
+      <w:hyperlink ns1:id="rId130">
         <w:r>
           <w:rPr>
             <w:rStyle w:val="Hyperlink"/>
@@ -14292,7 +14568,7 @@
         </w:r>
       </w:hyperlink>
     </w:p>
-    <w:bookmarkStart w:id="151" w:name="zulässige-werte-3"/>
+    <w:bookmarkStart w:id="152" w:name="zulässige-werte-3"/>
     <w:p>
       <w:pPr>
         <w:pStyle w:val="berschrift3"/>
@@ -14382,7 +14658,7 @@
             <w:pPr>
               <w:pStyle w:val="Compact"/>
             </w:pPr>
-            <w:hyperlink ns1:id="rId130">
+            <w:hyperlink ns1:id="rId131">
               <w:r>
                 <w:rPr>
                   <w:rStyle w:val="Hyperlink"/>
@@ -14436,7 +14712,7 @@
             <w:pPr>
               <w:pStyle w:val="Compact"/>
             </w:pPr>
-            <w:hyperlink ns1:id="rId131">
+            <w:hyperlink ns1:id="rId132">
               <w:r>
                 <w:rPr>
                   <w:rStyle w:val="Hyperlink"/>
@@ -14490,7 +14766,7 @@
             <w:pPr>
               <w:pStyle w:val="Compact"/>
             </w:pPr>
-            <w:hyperlink ns1:id="rId132">
+            <w:hyperlink ns1:id="rId133">
               <w:r>
                 <w:rPr>
                   <w:rStyle w:val="Hyperlink"/>
@@ -14544,7 +14820,7 @@
             <w:pPr>
               <w:pStyle w:val="Compact"/>
             </w:pPr>
-            <w:hyperlink ns1:id="rId133">
+            <w:hyperlink ns1:id="rId134">
               <w:r>
                 <w:rPr>
                   <w:rStyle w:val="Hyperlink"/>
@@ -14598,7 +14874,7 @@
             <w:pPr>
               <w:pStyle w:val="Compact"/>
             </w:pPr>
-            <w:hyperlink ns1:id="rId134">
+            <w:hyperlink ns1:id="rId135">
               <w:r>
                 <w:rPr>
                   <w:rStyle w:val="Hyperlink"/>
@@ -14652,7 +14928,7 @@
             <w:pPr>
               <w:pStyle w:val="Compact"/>
             </w:pPr>
-            <w:hyperlink ns1:id="rId135">
+            <w:hyperlink ns1:id="rId136">
               <w:r>
                 <w:rPr>
                   <w:rStyle w:val="Hyperlink"/>
@@ -14706,7 +14982,7 @@
             <w:pPr>
               <w:pStyle w:val="Compact"/>
             </w:pPr>
-            <w:hyperlink ns1:id="rId136">
+            <w:hyperlink ns1:id="rId137">
               <w:r>
                 <w:rPr>
                   <w:rStyle w:val="Hyperlink"/>
@@ -14760,7 +15036,7 @@
             <w:pPr>
               <w:pStyle w:val="Compact"/>
             </w:pPr>
-            <w:hyperlink ns1:id="rId137">
+            <w:hyperlink ns1:id="rId138">
               <w:r>
                 <w:rPr>
                   <w:rStyle w:val="Hyperlink"/>
@@ -14814,7 +15090,7 @@
             <w:pPr>
               <w:pStyle w:val="Compact"/>
             </w:pPr>
-            <w:hyperlink ns1:id="rId138">
+            <w:hyperlink ns1:id="rId139">
               <w:r>
                 <w:rPr>
                   <w:rStyle w:val="Hyperlink"/>
@@ -14868,7 +15144,7 @@
             <w:pPr>
               <w:pStyle w:val="Compact"/>
             </w:pPr>
-            <w:hyperlink ns1:id="rId139">
+            <w:hyperlink ns1:id="rId140">
               <w:r>
                 <w:rPr>
                   <w:rStyle w:val="Hyperlink"/>
@@ -14922,7 +15198,7 @@
             <w:pPr>
               <w:pStyle w:val="Compact"/>
             </w:pPr>
-            <w:hyperlink ns1:id="rId140">
+            <w:hyperlink ns1:id="rId141">
               <w:r>
                 <w:rPr>
                   <w:rStyle w:val="Hyperlink"/>
@@ -14976,7 +15252,7 @@
             <w:pPr>
               <w:pStyle w:val="Compact"/>
             </w:pPr>
-            <w:hyperlink ns1:id="rId141">
+            <w:hyperlink ns1:id="rId142">
               <w:r>
                 <w:rPr>
                   <w:rStyle w:val="Hyperlink"/>
@@ -15030,7 +15306,7 @@
             <w:pPr>
               <w:pStyle w:val="Compact"/>
             </w:pPr>
-            <w:hyperlink ns1:id="rId142">
+            <w:hyperlink ns1:id="rId143">
               <w:r>
                 <w:rPr>
                   <w:rStyle w:val="Hyperlink"/>
@@ -15084,7 +15360,7 @@
             <w:pPr>
               <w:pStyle w:val="Compact"/>
             </w:pPr>
-            <w:hyperlink ns1:id="rId143">
+            <w:hyperlink ns1:id="rId144">
               <w:r>
                 <w:rPr>
                   <w:rStyle w:val="Hyperlink"/>
@@ -15138,7 +15414,7 @@
             <w:pPr>
               <w:pStyle w:val="Compact"/>
             </w:pPr>
-            <w:hyperlink ns1:id="rId144">
+            <w:hyperlink ns1:id="rId145">
               <w:r>
                 <w:rPr>
                   <w:rStyle w:val="Hyperlink"/>
@@ -15192,7 +15468,7 @@
             <w:pPr>
               <w:pStyle w:val="Compact"/>
             </w:pPr>
-            <w:hyperlink ns1:id="rId145">
+            <w:hyperlink ns1:id="rId146">
               <w:r>
                 <w:rPr>
                   <w:rStyle w:val="Hyperlink"/>
@@ -15246,7 +15522,7 @@
             <w:pPr>
               <w:pStyle w:val="Compact"/>
             </w:pPr>
-            <w:hyperlink ns1:id="rId146">
+            <w:hyperlink ns1:id="rId147">
               <w:r>
                 <w:rPr>
                   <w:rStyle w:val="Hyperlink"/>
@@ -15300,7 +15576,7 @@
             <w:pPr>
               <w:pStyle w:val="Compact"/>
             </w:pPr>
-            <w:hyperlink ns1:id="rId147">
+            <w:hyperlink ns1:id="rId148">
               <w:r>
                 <w:rPr>
                   <w:rStyle w:val="Hyperlink"/>
@@ -15354,7 +15630,7 @@
             <w:pPr>
               <w:pStyle w:val="Compact"/>
             </w:pPr>
-            <w:hyperlink ns1:id="rId148">
+            <w:hyperlink ns1:id="rId149">
               <w:r>
                 <w:rPr>
                   <w:rStyle w:val="Hyperlink"/>
@@ -15408,7 +15684,7 @@
             <w:pPr>
               <w:pStyle w:val="Compact"/>
             </w:pPr>
-            <w:hyperlink ns1:id="rId149">
+            <w:hyperlink ns1:id="rId150">
               <w:r>
                 <w:rPr>
                   <w:rStyle w:val="Hyperlink"/>
@@ -15462,7 +15738,7 @@
             <w:pPr>
               <w:pStyle w:val="Compact"/>
             </w:pPr>
-            <w:hyperlink ns1:id="rId150">
+            <w:hyperlink ns1:id="rId151">
               <w:r>
                 <w:rPr>
                   <w:rStyle w:val="Hyperlink"/>
@@ -15474,15 +15750,15 @@
         </w:tc>
       </w:tr>
     </w:tbl>
-    <w:bookmarkEnd w:id="151"/>
+    <w:bookmarkEnd w:id="152"/>
     <w:p>
       <w:r>
         <w:br w:type="page"/>
       </w:r>
     </w:p>
-    <w:bookmarkEnd w:id="152"/>
     <w:bookmarkEnd w:id="153"/>
-    <w:bookmarkStart w:id="165" w:name="mitgliedschaften-memberships"/>
+    <w:bookmarkEnd w:id="154"/>
+    <w:bookmarkStart w:id="166" w:name="mitgliedschaften-memberships"/>
     <w:p>
       <w:pPr>
         <w:pStyle w:val="berschrift1"/>
@@ -15845,7 +16121,7 @@
         <w:t xml:space="preserve">mit einer freien Bezeichnung.</w:t>
       </w:r>
     </w:p>
-    <w:bookmarkStart w:id="156" w:name="klasse-membership"/>
+    <w:bookmarkStart w:id="157" w:name="klasse-membership"/>
     <w:p>
       <w:pPr>
         <w:pStyle w:val="berschrift2"/>
@@ -15874,7 +16150,7 @@
         <w:t xml:space="preserve">__</w:t>
       </w:r>
     </w:p>
-    <w:bookmarkStart w:id="154" w:name="attribute-10"/>
+    <w:bookmarkStart w:id="155" w:name="attribute-10"/>
     <w:p>
       <w:pPr>
         <w:pStyle w:val="berschrift3"/>
@@ -16894,8 +17170,8 @@
         </w:tc>
       </w:tr>
     </w:tbl>
-    <w:bookmarkEnd w:id="154"/>
-    <w:bookmarkStart w:id="155" w:name="verwendungen-10"/>
+    <w:bookmarkEnd w:id="155"/>
+    <w:bookmarkStart w:id="156" w:name="verwendungen-10"/>
     <w:p>
       <w:pPr>
         <w:pStyle w:val="berschrift3"/>
@@ -17036,9 +17312,9 @@
         </w:tc>
       </w:tr>
     </w:tbl>
-    <w:bookmarkEnd w:id="155"/>
     <w:bookmarkEnd w:id="156"/>
-    <w:bookmarkStart w:id="161" w:name="klasse-roletype"/>
+    <w:bookmarkEnd w:id="157"/>
+    <w:bookmarkStart w:id="162" w:name="klasse-roletype"/>
     <w:p>
       <w:pPr>
         <w:pStyle w:val="berschrift2"/>
@@ -17182,7 +17458,7 @@
         <w:t xml:space="preserve">__</w:t>
       </w:r>
     </w:p>
-    <w:bookmarkStart w:id="158" w:name="attribute-11"/>
+    <w:bookmarkStart w:id="159" w:name="attribute-11"/>
     <w:p>
       <w:pPr>
         <w:pStyle w:val="berschrift3"/>
@@ -17376,7 +17652,7 @@
         </w:tc>
       </w:tr>
     </w:tbl>
-    <w:bookmarkStart w:id="157" w:name="einschränkungen-2"/>
+    <w:bookmarkStart w:id="158" w:name="einschränkungen-2"/>
     <w:p>
       <w:pPr>
         <w:pStyle w:val="berschrift5"/>
@@ -17427,9 +17703,9 @@
         </w:r>
       </w:hyperlink>
     </w:p>
-    <w:bookmarkEnd w:id="157"/>
     <w:bookmarkEnd w:id="158"/>
-    <w:bookmarkStart w:id="160" w:name="verwendungen-11"/>
+    <w:bookmarkEnd w:id="159"/>
+    <w:bookmarkStart w:id="161" w:name="verwendungen-11"/>
     <w:p>
       <w:pPr>
         <w:pStyle w:val="berschrift3"/>
@@ -17570,7 +17846,7 @@
         </w:tc>
       </w:tr>
     </w:tbl>
-    <w:bookmarkStart w:id="159" w:name="regeln"/>
+    <w:bookmarkStart w:id="160" w:name="regeln"/>
     <w:p>
       <w:pPr>
         <w:pStyle w:val="berschrift5"/>
@@ -17603,10 +17879,10 @@
         <w:t xml:space="preserve">ist, muss eine beschreibende Bezeichnung angegeben werden.</w:t>
       </w:r>
     </w:p>
-    <w:bookmarkEnd w:id="159"/>
     <w:bookmarkEnd w:id="160"/>
     <w:bookmarkEnd w:id="161"/>
-    <w:bookmarkStart w:id="164" w:name="enum-roleenum"/>
+    <w:bookmarkEnd w:id="162"/>
+    <w:bookmarkStart w:id="165" w:name="enum-roleenum"/>
     <w:p>
       <w:pPr>
         <w:pStyle w:val="berschrift2"/>
@@ -17645,7 +17921,7 @@
       <w:r>
         <w:t xml:space="preserve"> </w:t>
       </w:r>
-      <w:hyperlink ns1:id="rId162">
+      <w:hyperlink ns1:id="rId163">
         <w:r>
           <w:rPr>
             <w:rStyle w:val="Hyperlink"/>
@@ -17654,7 +17930,7 @@
         </w:r>
       </w:hyperlink>
     </w:p>
-    <w:bookmarkStart w:id="163" w:name="zulässige-werte-4"/>
+    <w:bookmarkStart w:id="164" w:name="zulässige-werte-4"/>
     <w:p>
       <w:pPr>
         <w:pStyle w:val="berschrift3"/>
@@ -17886,15 +18162,15 @@
         </w:tc>
       </w:tr>
     </w:tbl>
-    <w:bookmarkEnd w:id="163"/>
+    <w:bookmarkEnd w:id="164"/>
     <w:p>
       <w:r>
         <w:br w:type="page"/>
       </w:r>
     </w:p>
-    <w:bookmarkEnd w:id="164"/>
     <w:bookmarkEnd w:id="165"/>
-    <w:bookmarkStart w:id="230" w:name="interessenbindungen-interest-links"/>
+    <w:bookmarkEnd w:id="166"/>
+    <w:bookmarkStart w:id="231" w:name="interessenbindungen-interest-links"/>
     <w:p>
       <w:pPr>
         <w:pStyle w:val="berschrift1"/>
@@ -17913,7 +18189,7 @@
       <w:r>
         <w:t xml:space="preserve"> </w:t>
       </w:r>
-      <w:hyperlink ns1:id="rId166">
+      <w:hyperlink ns1:id="rId167">
         <w:r>
           <w:rPr>
             <w:rStyle w:val="Hyperlink"/>
@@ -18218,7 +18494,7 @@
         <w:t xml:space="preserve">Neben Gremium und Funktion innerhalb der Organisation wird explizit festgehalten, ob die Position bezahlt ist – ein zentraler Transparenzaspekt.</w:t>
       </w:r>
     </w:p>
-    <w:bookmarkStart w:id="182" w:name="klasse-interestlink"/>
+    <w:bookmarkStart w:id="183" w:name="klasse-interestlink"/>
     <w:p>
       <w:pPr>
         <w:pStyle w:val="berschrift2"/>
@@ -18247,7 +18523,7 @@
         <w:t xml:space="preserve">__</w:t>
       </w:r>
     </w:p>
-    <w:bookmarkStart w:id="168" w:name="attribute-12"/>
+    <w:bookmarkStart w:id="169" w:name="attribute-12"/>
     <w:p>
       <w:pPr>
         <w:pStyle w:val="berschrift3"/>
@@ -19468,7 +19744,7 @@
         </w:tc>
       </w:tr>
     </w:tbl>
-    <w:bookmarkStart w:id="167" w:name="einschränkungen-3"/>
+    <w:bookmarkStart w:id="168" w:name="einschränkungen-3"/>
     <w:p>
       <w:pPr>
         <w:pStyle w:val="berschrift5"/>
@@ -19519,9 +19795,9 @@
         </w:r>
       </w:hyperlink>
     </w:p>
-    <w:bookmarkEnd w:id="167"/>
     <w:bookmarkEnd w:id="168"/>
-    <w:bookmarkStart w:id="169" w:name="verwendungen-12"/>
+    <w:bookmarkEnd w:id="169"/>
+    <w:bookmarkStart w:id="170" w:name="verwendungen-12"/>
     <w:p>
       <w:pPr>
         <w:pStyle w:val="berschrift3"/>
@@ -19723,8 +19999,8 @@
         </w:tc>
       </w:tr>
     </w:tbl>
-    <w:bookmarkEnd w:id="169"/>
-    <w:bookmarkStart w:id="181" w:name="beispiele-2"/>
+    <w:bookmarkEnd w:id="170"/>
+    <w:bookmarkStart w:id="182" w:name="beispiele-2"/>
     <w:p>
       <w:pPr>
         <w:pStyle w:val="berschrift3"/>
@@ -19733,7 +20009,7 @@
         <w:t xml:space="preserve">Beispiele</w:t>
       </w:r>
     </w:p>
-    <w:bookmarkStart w:id="170" w:name="X2223fc34953484defacba649ff9ab1653c8789b"/>
+    <w:bookmarkStart w:id="171" w:name="X2223fc34953484defacba649ff9ab1653c8789b"/>
     <w:p>
       <w:pPr>
         <w:pStyle w:val="berschrift4"/>
@@ -19993,8 +20269,8 @@
         <w:t xml:space="preserve">false</w:t>
       </w:r>
     </w:p>
-    <w:bookmarkEnd w:id="170"/>
-    <w:bookmarkStart w:id="171" w:name="Xf1b97d15fe338509cee97b039642d877df66804"/>
+    <w:bookmarkEnd w:id="171"/>
+    <w:bookmarkStart w:id="172" w:name="Xf1b97d15fe338509cee97b039642d877df66804"/>
     <w:p>
       <w:pPr>
         <w:pStyle w:val="berschrift4"/>
@@ -20260,8 +20536,8 @@
         <w:t xml:space="preserve">true</w:t>
       </w:r>
     </w:p>
-    <w:bookmarkEnd w:id="171"/>
-    <w:bookmarkStart w:id="172" w:name="X1af30654d5cf8436e65b8352625f2a27fe75d1c"/>
+    <w:bookmarkEnd w:id="172"/>
+    <w:bookmarkStart w:id="173" w:name="X1af30654d5cf8436e65b8352625f2a27fe75d1c"/>
     <w:p>
       <w:pPr>
         <w:pStyle w:val="berschrift4"/>
@@ -20527,8 +20803,8 @@
         <w:t xml:space="preserve">true</w:t>
       </w:r>
     </w:p>
-    <w:bookmarkEnd w:id="172"/>
-    <w:bookmarkStart w:id="173" w:name="Xa000e921fddfe46667ba0fecfb33eb59b97d065"/>
+    <w:bookmarkEnd w:id="173"/>
+    <w:bookmarkStart w:id="174" w:name="Xa000e921fddfe46667ba0fecfb33eb59b97d065"/>
     <w:p>
       <w:pPr>
         <w:pStyle w:val="berschrift4"/>
@@ -20794,8 +21070,8 @@
         <w:t xml:space="preserve">true</w:t>
       </w:r>
     </w:p>
-    <w:bookmarkEnd w:id="173"/>
-    <w:bookmarkStart w:id="174" w:name="X1a57a7c028670302f2ca0681dc911d12b22d641"/>
+    <w:bookmarkEnd w:id="174"/>
+    <w:bookmarkStart w:id="175" w:name="X1a57a7c028670302f2ca0681dc911d12b22d641"/>
     <w:p>
       <w:pPr>
         <w:pStyle w:val="berschrift4"/>
@@ -21055,8 +21331,8 @@
         <w:t xml:space="preserve">false</w:t>
       </w:r>
     </w:p>
-    <w:bookmarkEnd w:id="174"/>
-    <w:bookmarkStart w:id="175" w:name="Xeb6c15c3d3f93d8ba7d129df240568df67e42ed"/>
+    <w:bookmarkEnd w:id="175"/>
+    <w:bookmarkStart w:id="176" w:name="Xeb6c15c3d3f93d8ba7d129df240568df67e42ed"/>
     <w:p>
       <w:pPr>
         <w:pStyle w:val="berschrift4"/>
@@ -21316,8 +21592,8 @@
         <w:t xml:space="preserve">true</w:t>
       </w:r>
     </w:p>
-    <w:bookmarkEnd w:id="175"/>
-    <w:bookmarkStart w:id="176" w:name="X1514ff83664bdf8d03e160843c7fbb4f8d3f9b4"/>
+    <w:bookmarkEnd w:id="176"/>
+    <w:bookmarkStart w:id="177" w:name="X1514ff83664bdf8d03e160843c7fbb4f8d3f9b4"/>
     <w:p>
       <w:pPr>
         <w:pStyle w:val="berschrift4"/>
@@ -21577,8 +21853,8 @@
         <w:t xml:space="preserve">true</w:t>
       </w:r>
     </w:p>
-    <w:bookmarkEnd w:id="176"/>
-    <w:bookmarkStart w:id="177" w:name="Xb38c7803a80c31875dcc4fd72cb6ecda1c0d517"/>
+    <w:bookmarkEnd w:id="177"/>
+    <w:bookmarkStart w:id="178" w:name="Xb38c7803a80c31875dcc4fd72cb6ecda1c0d517"/>
     <w:p>
       <w:pPr>
         <w:pStyle w:val="berschrift4"/>
@@ -21844,8 +22120,8 @@
         <w:t xml:space="preserve">true</w:t>
       </w:r>
     </w:p>
-    <w:bookmarkEnd w:id="177"/>
-    <w:bookmarkStart w:id="178" w:name="Xf4f61d73fd4274c7bbe5eaaa96ffb9667470ef3"/>
+    <w:bookmarkEnd w:id="178"/>
+    <w:bookmarkStart w:id="179" w:name="Xf4f61d73fd4274c7bbe5eaaa96ffb9667470ef3"/>
     <w:p>
       <w:pPr>
         <w:pStyle w:val="berschrift4"/>
@@ -22111,8 +22387,8 @@
         <w:t xml:space="preserve">true</w:t>
       </w:r>
     </w:p>
-    <w:bookmarkEnd w:id="178"/>
-    <w:bookmarkStart w:id="179" w:name="Xfb2265620b153a90c992969bacee560b6936815"/>
+    <w:bookmarkEnd w:id="179"/>
+    <w:bookmarkStart w:id="180" w:name="Xfb2265620b153a90c992969bacee560b6936815"/>
     <w:p>
       <w:pPr>
         <w:pStyle w:val="berschrift4"/>
@@ -22372,8 +22648,8 @@
         <w:t xml:space="preserve">true</w:t>
       </w:r>
     </w:p>
-    <w:bookmarkEnd w:id="179"/>
-    <w:bookmarkStart w:id="180" w:name="X62d919aee70bd0d9c1520103b3e0ef6cffabb18"/>
+    <w:bookmarkEnd w:id="180"/>
+    <w:bookmarkStart w:id="181" w:name="X62d919aee70bd0d9c1520103b3e0ef6cffabb18"/>
     <w:p>
       <w:pPr>
         <w:pStyle w:val="berschrift4"/>
@@ -22639,10 +22915,10 @@
         <w:t xml:space="preserve">false</w:t>
       </w:r>
     </w:p>
-    <w:bookmarkEnd w:id="180"/>
     <w:bookmarkEnd w:id="181"/>
     <w:bookmarkEnd w:id="182"/>
-    <w:bookmarkStart w:id="188" w:name="enum-interesttypeenum"/>
+    <w:bookmarkEnd w:id="183"/>
+    <w:bookmarkStart w:id="189" w:name="enum-interesttypeenum"/>
     <w:p>
       <w:pPr>
         <w:pStyle w:val="berschrift2"/>
@@ -22681,7 +22957,7 @@
       <w:r>
         <w:t xml:space="preserve"> </w:t>
       </w:r>
-      <w:hyperlink ns1:id="rId183">
+      <w:hyperlink ns1:id="rId184">
         <w:r>
           <w:rPr>
             <w:rStyle w:val="Hyperlink"/>
@@ -22690,7 +22966,7 @@
         </w:r>
       </w:hyperlink>
     </w:p>
-    <w:bookmarkStart w:id="187" w:name="zulässige-werte-5"/>
+    <w:bookmarkStart w:id="188" w:name="zulässige-werte-5"/>
     <w:p>
       <w:pPr>
         <w:pStyle w:val="berschrift3"/>
@@ -22780,7 +23056,7 @@
             <w:pPr>
               <w:pStyle w:val="Compact"/>
             </w:pPr>
-            <w:hyperlink ns1:id="rId184">
+            <w:hyperlink ns1:id="rId185">
               <w:r>
                 <w:rPr>
                   <w:rStyle w:val="Hyperlink"/>
@@ -22834,7 +23110,7 @@
             <w:pPr>
               <w:pStyle w:val="Compact"/>
             </w:pPr>
-            <w:hyperlink ns1:id="rId185">
+            <w:hyperlink ns1:id="rId186">
               <w:r>
                 <w:rPr>
                   <w:rStyle w:val="Hyperlink"/>
@@ -22888,7 +23164,7 @@
             <w:pPr>
               <w:pStyle w:val="Compact"/>
             </w:pPr>
-            <w:hyperlink ns1:id="rId186">
+            <w:hyperlink ns1:id="rId187">
               <w:r>
                 <w:rPr>
                   <w:rStyle w:val="Hyperlink"/>
@@ -22900,9 +23176,9 @@
         </w:tc>
       </w:tr>
     </w:tbl>
-    <w:bookmarkEnd w:id="187"/>
     <w:bookmarkEnd w:id="188"/>
-    <w:bookmarkStart w:id="229" w:name="enum-legalformenum"/>
+    <w:bookmarkEnd w:id="189"/>
+    <w:bookmarkStart w:id="230" w:name="enum-legalformenum"/>
     <w:p>
       <w:pPr>
         <w:pStyle w:val="berschrift2"/>
@@ -22941,7 +23217,7 @@
       <w:r>
         <w:t xml:space="preserve"> </w:t>
       </w:r>
-      <w:hyperlink ns1:id="rId189">
+      <w:hyperlink ns1:id="rId190">
         <w:r>
           <w:rPr>
             <w:rStyle w:val="Hyperlink"/>
@@ -22950,7 +23226,7 @@
         </w:r>
       </w:hyperlink>
     </w:p>
-    <w:bookmarkStart w:id="228" w:name="zulässige-werte-6"/>
+    <w:bookmarkStart w:id="229" w:name="zulässige-werte-6"/>
     <w:p>
       <w:pPr>
         <w:pStyle w:val="berschrift3"/>
@@ -23040,7 +23316,7 @@
             <w:pPr>
               <w:pStyle w:val="Compact"/>
             </w:pPr>
-            <w:hyperlink ns1:id="rId190">
+            <w:hyperlink ns1:id="rId191">
               <w:r>
                 <w:rPr>
                   <w:rStyle w:val="Hyperlink"/>
@@ -23094,7 +23370,7 @@
             <w:pPr>
               <w:pStyle w:val="Compact"/>
             </w:pPr>
-            <w:hyperlink ns1:id="rId191">
+            <w:hyperlink ns1:id="rId192">
               <w:r>
                 <w:rPr>
                   <w:rStyle w:val="Hyperlink"/>
@@ -23148,7 +23424,7 @@
             <w:pPr>
               <w:pStyle w:val="Compact"/>
             </w:pPr>
-            <w:hyperlink ns1:id="rId192">
+            <w:hyperlink ns1:id="rId193">
               <w:r>
                 <w:rPr>
                   <w:rStyle w:val="Hyperlink"/>
@@ -23202,7 +23478,7 @@
             <w:pPr>
               <w:pStyle w:val="Compact"/>
             </w:pPr>
-            <w:hyperlink ns1:id="rId193">
+            <w:hyperlink ns1:id="rId194">
               <w:r>
                 <w:rPr>
                   <w:rStyle w:val="Hyperlink"/>
@@ -23256,7 +23532,7 @@
             <w:pPr>
               <w:pStyle w:val="Compact"/>
             </w:pPr>
-            <w:hyperlink ns1:id="rId194">
+            <w:hyperlink ns1:id="rId195">
               <w:r>
                 <w:rPr>
                   <w:rStyle w:val="Hyperlink"/>
@@ -23310,7 +23586,7 @@
             <w:pPr>
               <w:pStyle w:val="Compact"/>
             </w:pPr>
-            <w:hyperlink ns1:id="rId195">
+            <w:hyperlink ns1:id="rId196">
               <w:r>
                 <w:rPr>
                   <w:rStyle w:val="Hyperlink"/>
@@ -23364,7 +23640,7 @@
             <w:pPr>
               <w:pStyle w:val="Compact"/>
             </w:pPr>
-            <w:hyperlink ns1:id="rId196">
+            <w:hyperlink ns1:id="rId197">
               <w:r>
                 <w:rPr>
                   <w:rStyle w:val="Hyperlink"/>
@@ -23418,7 +23694,7 @@
             <w:pPr>
               <w:pStyle w:val="Compact"/>
             </w:pPr>
-            <w:hyperlink ns1:id="rId197">
+            <w:hyperlink ns1:id="rId198">
               <w:r>
                 <w:rPr>
                   <w:rStyle w:val="Hyperlink"/>
@@ -23472,7 +23748,7 @@
             <w:pPr>
               <w:pStyle w:val="Compact"/>
             </w:pPr>
-            <w:hyperlink ns1:id="rId198">
+            <w:hyperlink ns1:id="rId199">
               <w:r>
                 <w:rPr>
                   <w:rStyle w:val="Hyperlink"/>
@@ -23526,7 +23802,7 @@
             <w:pPr>
               <w:pStyle w:val="Compact"/>
             </w:pPr>
-            <w:hyperlink ns1:id="rId199">
+            <w:hyperlink ns1:id="rId200">
               <w:r>
                 <w:rPr>
                   <w:rStyle w:val="Hyperlink"/>
@@ -23580,7 +23856,7 @@
             <w:pPr>
               <w:pStyle w:val="Compact"/>
             </w:pPr>
-            <w:hyperlink ns1:id="rId200">
+            <w:hyperlink ns1:id="rId201">
               <w:r>
                 <w:rPr>
                   <w:rStyle w:val="Hyperlink"/>
@@ -23634,7 +23910,7 @@
             <w:pPr>
               <w:pStyle w:val="Compact"/>
             </w:pPr>
-            <w:hyperlink ns1:id="rId201">
+            <w:hyperlink ns1:id="rId202">
               <w:r>
                 <w:rPr>
                   <w:rStyle w:val="Hyperlink"/>
@@ -23688,7 +23964,7 @@
             <w:pPr>
               <w:pStyle w:val="Compact"/>
             </w:pPr>
-            <w:hyperlink ns1:id="rId202">
+            <w:hyperlink ns1:id="rId203">
               <w:r>
                 <w:rPr>
                   <w:rStyle w:val="Hyperlink"/>
@@ -23742,7 +24018,7 @@
             <w:pPr>
               <w:pStyle w:val="Compact"/>
             </w:pPr>
-            <w:hyperlink ns1:id="rId203">
+            <w:hyperlink ns1:id="rId204">
               <w:r>
                 <w:rPr>
                   <w:rStyle w:val="Hyperlink"/>
@@ -23796,7 +24072,7 @@
             <w:pPr>
               <w:pStyle w:val="Compact"/>
             </w:pPr>
-            <w:hyperlink ns1:id="rId204">
+            <w:hyperlink ns1:id="rId205">
               <w:r>
                 <w:rPr>
                   <w:rStyle w:val="Hyperlink"/>
@@ -23850,7 +24126,7 @@
             <w:pPr>
               <w:pStyle w:val="Compact"/>
             </w:pPr>
-            <w:hyperlink ns1:id="rId205">
+            <w:hyperlink ns1:id="rId206">
               <w:r>
                 <w:rPr>
                   <w:rStyle w:val="Hyperlink"/>
@@ -23904,7 +24180,7 @@
             <w:pPr>
               <w:pStyle w:val="Compact"/>
             </w:pPr>
-            <w:hyperlink ns1:id="rId206">
+            <w:hyperlink ns1:id="rId207">
               <w:r>
                 <w:rPr>
                   <w:rStyle w:val="Hyperlink"/>
@@ -23958,7 +24234,7 @@
             <w:pPr>
               <w:pStyle w:val="Compact"/>
             </w:pPr>
-            <w:hyperlink ns1:id="rId207">
+            <w:hyperlink ns1:id="rId208">
               <w:r>
                 <w:rPr>
                   <w:rStyle w:val="Hyperlink"/>
@@ -24012,7 +24288,7 @@
             <w:pPr>
               <w:pStyle w:val="Compact"/>
             </w:pPr>
-            <w:hyperlink ns1:id="rId208">
+            <w:hyperlink ns1:id="rId209">
               <w:r>
                 <w:rPr>
                   <w:rStyle w:val="Hyperlink"/>
@@ -24066,7 +24342,7 @@
             <w:pPr>
               <w:pStyle w:val="Compact"/>
             </w:pPr>
-            <w:hyperlink ns1:id="rId209">
+            <w:hyperlink ns1:id="rId210">
               <w:r>
                 <w:rPr>
                   <w:rStyle w:val="Hyperlink"/>
@@ -24120,7 +24396,7 @@
             <w:pPr>
               <w:pStyle w:val="Compact"/>
             </w:pPr>
-            <w:hyperlink ns1:id="rId210">
+            <w:hyperlink ns1:id="rId211">
               <w:r>
                 <w:rPr>
                   <w:rStyle w:val="Hyperlink"/>
@@ -24174,7 +24450,7 @@
             <w:pPr>
               <w:pStyle w:val="Compact"/>
             </w:pPr>
-            <w:hyperlink ns1:id="rId211">
+            <w:hyperlink ns1:id="rId212">
               <w:r>
                 <w:rPr>
                   <w:rStyle w:val="Hyperlink"/>
@@ -24228,7 +24504,7 @@
             <w:pPr>
               <w:pStyle w:val="Compact"/>
             </w:pPr>
-            <w:hyperlink ns1:id="rId212">
+            <w:hyperlink ns1:id="rId213">
               <w:r>
                 <w:rPr>
                   <w:rStyle w:val="Hyperlink"/>
@@ -24282,7 +24558,7 @@
             <w:pPr>
               <w:pStyle w:val="Compact"/>
             </w:pPr>
-            <w:hyperlink ns1:id="rId213">
+            <w:hyperlink ns1:id="rId214">
               <w:r>
                 <w:rPr>
                   <w:rStyle w:val="Hyperlink"/>
@@ -24336,7 +24612,7 @@
             <w:pPr>
               <w:pStyle w:val="Compact"/>
             </w:pPr>
-            <w:hyperlink ns1:id="rId214">
+            <w:hyperlink ns1:id="rId215">
               <w:r>
                 <w:rPr>
                   <w:rStyle w:val="Hyperlink"/>
@@ -24390,7 +24666,7 @@
             <w:pPr>
               <w:pStyle w:val="Compact"/>
             </w:pPr>
-            <w:hyperlink ns1:id="rId215">
+            <w:hyperlink ns1:id="rId216">
               <w:r>
                 <w:rPr>
                   <w:rStyle w:val="Hyperlink"/>
@@ -24444,7 +24720,7 @@
             <w:pPr>
               <w:pStyle w:val="Compact"/>
             </w:pPr>
-            <w:hyperlink ns1:id="rId216">
+            <w:hyperlink ns1:id="rId217">
               <w:r>
                 <w:rPr>
                   <w:rStyle w:val="Hyperlink"/>
@@ -24498,7 +24774,7 @@
             <w:pPr>
               <w:pStyle w:val="Compact"/>
             </w:pPr>
-            <w:hyperlink ns1:id="rId217">
+            <w:hyperlink ns1:id="rId218">
               <w:r>
                 <w:rPr>
                   <w:rStyle w:val="Hyperlink"/>
@@ -24552,7 +24828,7 @@
             <w:pPr>
               <w:pStyle w:val="Compact"/>
             </w:pPr>
-            <w:hyperlink ns1:id="rId218">
+            <w:hyperlink ns1:id="rId219">
               <w:r>
                 <w:rPr>
                   <w:rStyle w:val="Hyperlink"/>
@@ -24606,7 +24882,7 @@
             <w:pPr>
               <w:pStyle w:val="Compact"/>
             </w:pPr>
-            <w:hyperlink ns1:id="rId219">
+            <w:hyperlink ns1:id="rId220">
               <w:r>
                 <w:rPr>
                   <w:rStyle w:val="Hyperlink"/>
@@ -24660,7 +24936,7 @@
             <w:pPr>
               <w:pStyle w:val="Compact"/>
             </w:pPr>
-            <w:hyperlink ns1:id="rId220">
+            <w:hyperlink ns1:id="rId221">
               <w:r>
                 <w:rPr>
                   <w:rStyle w:val="Hyperlink"/>
@@ -24714,7 +24990,7 @@
             <w:pPr>
               <w:pStyle w:val="Compact"/>
             </w:pPr>
-            <w:hyperlink ns1:id="rId221">
+            <w:hyperlink ns1:id="rId222">
               <w:r>
                 <w:rPr>
                   <w:rStyle w:val="Hyperlink"/>
@@ -24768,7 +25044,7 @@
             <w:pPr>
               <w:pStyle w:val="Compact"/>
             </w:pPr>
-            <w:hyperlink ns1:id="rId222">
+            <w:hyperlink ns1:id="rId223">
               <w:r>
                 <w:rPr>
                   <w:rStyle w:val="Hyperlink"/>
@@ -24822,7 +25098,7 @@
             <w:pPr>
               <w:pStyle w:val="Compact"/>
             </w:pPr>
-            <w:hyperlink ns1:id="rId223">
+            <w:hyperlink ns1:id="rId224">
               <w:r>
                 <w:rPr>
                   <w:rStyle w:val="Hyperlink"/>
@@ -24876,7 +25152,7 @@
             <w:pPr>
               <w:pStyle w:val="Compact"/>
             </w:pPr>
-            <w:hyperlink ns1:id="rId224">
+            <w:hyperlink ns1:id="rId225">
               <w:r>
                 <w:rPr>
                   <w:rStyle w:val="Hyperlink"/>
@@ -24930,7 +25206,7 @@
             <w:pPr>
               <w:pStyle w:val="Compact"/>
             </w:pPr>
-            <w:hyperlink ns1:id="rId225">
+            <w:hyperlink ns1:id="rId226">
               <w:r>
                 <w:rPr>
                   <w:rStyle w:val="Hyperlink"/>
@@ -24984,7 +25260,7 @@
             <w:pPr>
               <w:pStyle w:val="Compact"/>
             </w:pPr>
-            <w:hyperlink ns1:id="rId226">
+            <w:hyperlink ns1:id="rId227">
               <w:r>
                 <w:rPr>
                   <w:rStyle w:val="Hyperlink"/>
@@ -25038,7 +25314,7 @@
             <w:pPr>
               <w:pStyle w:val="Compact"/>
             </w:pPr>
-            <w:hyperlink ns1:id="rId227">
+            <w:hyperlink ns1:id="rId228">
               <w:r>
                 <w:rPr>
                   <w:rStyle w:val="Hyperlink"/>
@@ -25050,15 +25326,15 @@
         </w:tc>
       </w:tr>
     </w:tbl>
-    <w:bookmarkEnd w:id="228"/>
+    <w:bookmarkEnd w:id="229"/>
     <w:p>
       <w:r>
         <w:br w:type="page"/>
       </w:r>
     </w:p>
-    <w:bookmarkEnd w:id="229"/>
     <w:bookmarkEnd w:id="230"/>
-    <w:bookmarkStart w:id="251" w:name="geteilte-elemente"/>
+    <w:bookmarkEnd w:id="231"/>
+    <w:bookmarkStart w:id="252" w:name="geteilte-elemente"/>
     <w:p>
       <w:pPr>
         <w:pStyle w:val="berschrift1"/>
@@ -25067,7 +25343,7 @@
         <w:t xml:space="preserve">Geteilte Elemente</w:t>
       </w:r>
     </w:p>
-    <w:bookmarkStart w:id="231" w:name="reference-classes"/>
+    <w:bookmarkStart w:id="232" w:name="reference-classes"/>
     <w:p>
       <w:pPr>
         <w:pStyle w:val="berschrift2"/>
@@ -25229,8 +25505,8 @@
         <w:t xml:space="preserve">, da die lokale Referenz unverändert bleibt, auch wenn sich die verknüpfte Entität später ändert</w:t>
       </w:r>
     </w:p>
-    <w:bookmarkEnd w:id="231"/>
-    <w:bookmarkStart w:id="234" w:name="klasse-personreference"/>
+    <w:bookmarkEnd w:id="232"/>
+    <w:bookmarkStart w:id="235" w:name="klasse-personreference"/>
     <w:p>
       <w:pPr>
         <w:pStyle w:val="berschrift2"/>
@@ -25259,7 +25535,7 @@
         <w:t xml:space="preserve">__</w:t>
       </w:r>
     </w:p>
-    <w:bookmarkStart w:id="232" w:name="attribute-13"/>
+    <w:bookmarkStart w:id="233" w:name="attribute-13"/>
     <w:p>
       <w:pPr>
         <w:pStyle w:val="berschrift3"/>
@@ -25691,8 +25967,8 @@
         </w:tc>
       </w:tr>
     </w:tbl>
-    <w:bookmarkEnd w:id="232"/>
-    <w:bookmarkStart w:id="233" w:name="verwendungen-13"/>
+    <w:bookmarkEnd w:id="233"/>
+    <w:bookmarkStart w:id="234" w:name="verwendungen-13"/>
     <w:p>
       <w:pPr>
         <w:pStyle w:val="berschrift3"/>
@@ -25894,9 +26170,9 @@
         </w:tc>
       </w:tr>
     </w:tbl>
-    <w:bookmarkEnd w:id="233"/>
     <w:bookmarkEnd w:id="234"/>
-    <w:bookmarkStart w:id="237" w:name="klasse-groupreference"/>
+    <w:bookmarkEnd w:id="235"/>
+    <w:bookmarkStart w:id="238" w:name="klasse-groupreference"/>
     <w:p>
       <w:pPr>
         <w:pStyle w:val="berschrift2"/>
@@ -25925,7 +26201,7 @@
         <w:t xml:space="preserve">__</w:t>
       </w:r>
     </w:p>
-    <w:bookmarkStart w:id="235" w:name="attribute-14"/>
+    <w:bookmarkStart w:id="236" w:name="attribute-14"/>
     <w:p>
       <w:pPr>
         <w:pStyle w:val="berschrift3"/>
@@ -26299,8 +26575,8 @@
         </w:tc>
       </w:tr>
     </w:tbl>
-    <w:bookmarkEnd w:id="235"/>
-    <w:bookmarkStart w:id="236" w:name="verwendungen-14"/>
+    <w:bookmarkEnd w:id="236"/>
+    <w:bookmarkStart w:id="237" w:name="verwendungen-14"/>
     <w:p>
       <w:pPr>
         <w:pStyle w:val="berschrift3"/>
@@ -26441,9 +26717,9 @@
         </w:tc>
       </w:tr>
     </w:tbl>
-    <w:bookmarkEnd w:id="236"/>
     <w:bookmarkEnd w:id="237"/>
-    <w:bookmarkStart w:id="238" w:name="mehrfach-benutzte-klassen"/>
+    <w:bookmarkEnd w:id="238"/>
+    <w:bookmarkStart w:id="239" w:name="mehrfach-benutzte-klassen"/>
     <w:p>
       <w:pPr>
         <w:pStyle w:val="berschrift2"/>
@@ -26452,8 +26728,8 @@
         <w:t xml:space="preserve">Mehrfach benutzte Klassen</w:t>
       </w:r>
     </w:p>
-    <w:bookmarkEnd w:id="238"/>
-    <w:bookmarkStart w:id="244" w:name="klasse-address"/>
+    <w:bookmarkEnd w:id="239"/>
+    <w:bookmarkStart w:id="245" w:name="klasse-address"/>
     <w:p>
       <w:pPr>
         <w:pStyle w:val="berschrift2"/>
@@ -26482,7 +26758,7 @@
         <w:t xml:space="preserve">__</w:t>
       </w:r>
     </w:p>
-    <w:bookmarkStart w:id="240" w:name="attribute-15"/>
+    <w:bookmarkStart w:id="241" w:name="attribute-15"/>
     <w:p>
       <w:pPr>
         <w:pStyle w:val="berschrift3"/>
@@ -26805,7 +27081,7 @@
         </w:tc>
       </w:tr>
     </w:tbl>
-    <w:bookmarkStart w:id="239" w:name="einschränkungen-4"/>
+    <w:bookmarkStart w:id="240" w:name="einschränkungen-4"/>
     <w:p>
       <w:pPr>
         <w:pStyle w:val="berschrift5"/>
@@ -26856,9 +27132,9 @@
         </w:r>
       </w:hyperlink>
     </w:p>
-    <w:bookmarkEnd w:id="239"/>
     <w:bookmarkEnd w:id="240"/>
-    <w:bookmarkStart w:id="241" w:name="verwendungen-15"/>
+    <w:bookmarkEnd w:id="241"/>
+    <w:bookmarkStart w:id="242" w:name="verwendungen-15"/>
     <w:p>
       <w:pPr>
         <w:pStyle w:val="berschrift3"/>
@@ -27060,8 +27336,8 @@
         </w:tc>
       </w:tr>
     </w:tbl>
-    <w:bookmarkEnd w:id="241"/>
-    <w:bookmarkStart w:id="243" w:name="beispiele-3"/>
+    <w:bookmarkEnd w:id="242"/>
+    <w:bookmarkStart w:id="244" w:name="beispiele-3"/>
     <w:p>
       <w:pPr>
         <w:pStyle w:val="berschrift3"/>
@@ -27070,7 +27346,7 @@
         <w:t xml:space="preserve">Beispiele</w:t>
       </w:r>
     </w:p>
-    <w:bookmarkStart w:id="242" w:name="Xc5f55fc7fcbf4b7581090adb57e3cab5545518e"/>
+    <w:bookmarkStart w:id="243" w:name="Xc5f55fc7fcbf4b7581090adb57e3cab5545518e"/>
     <w:p>
       <w:pPr>
         <w:pStyle w:val="berschrift4"/>
@@ -27123,10 +27399,10 @@
         <w:t xml:space="preserve"> Basel-Stadt</w:t>
       </w:r>
     </w:p>
-    <w:bookmarkEnd w:id="242"/>
     <w:bookmarkEnd w:id="243"/>
     <w:bookmarkEnd w:id="244"/>
-    <w:bookmarkStart w:id="247" w:name="enum-addresstypeenum"/>
+    <w:bookmarkEnd w:id="245"/>
+    <w:bookmarkStart w:id="248" w:name="enum-addresstypeenum"/>
     <w:p>
       <w:pPr>
         <w:pStyle w:val="berschrift2"/>
@@ -27165,7 +27441,7 @@
       <w:r>
         <w:t xml:space="preserve"> </w:t>
       </w:r>
-      <w:hyperlink ns1:id="rId245">
+      <w:hyperlink ns1:id="rId246">
         <w:r>
           <w:rPr>
             <w:rStyle w:val="Hyperlink"/>
@@ -27174,7 +27450,7 @@
         </w:r>
       </w:hyperlink>
     </w:p>
-    <w:bookmarkStart w:id="246" w:name="zulässige-werte-7"/>
+    <w:bookmarkStart w:id="247" w:name="zulässige-werte-7"/>
     <w:p>
       <w:pPr>
         <w:pStyle w:val="berschrift3"/>
@@ -27359,9 +27635,9 @@
         </w:tc>
       </w:tr>
     </w:tbl>
-    <w:bookmarkEnd w:id="246"/>
     <w:bookmarkEnd w:id="247"/>
-    <w:bookmarkStart w:id="250" w:name="klasse-contact"/>
+    <w:bookmarkEnd w:id="248"/>
+    <w:bookmarkStart w:id="251" w:name="klasse-contact"/>
     <w:p>
       <w:pPr>
         <w:pStyle w:val="berschrift2"/>
@@ -27390,7 +27666,7 @@
         <w:t xml:space="preserve">__</w:t>
       </w:r>
     </w:p>
-    <w:bookmarkStart w:id="248" w:name="attribute-16"/>
+    <w:bookmarkStart w:id="249" w:name="attribute-16"/>
     <w:p>
       <w:pPr>
         <w:pStyle w:val="berschrift3"/>
@@ -27554,8 +27830,8 @@
         </w:tc>
       </w:tr>
     </w:tbl>
-    <w:bookmarkEnd w:id="248"/>
-    <w:bookmarkStart w:id="249" w:name="verwendungen-16"/>
+    <w:bookmarkEnd w:id="249"/>
+    <w:bookmarkStart w:id="250" w:name="verwendungen-16"/>
     <w:p>
       <w:pPr>
         <w:pStyle w:val="berschrift3"/>
@@ -27757,9 +28033,9 @@
         </w:tc>
       </w:tr>
     </w:tbl>
-    <w:bookmarkEnd w:id="249"/>
     <w:bookmarkEnd w:id="250"/>
     <w:bookmarkEnd w:id="251"/>
+    <w:bookmarkEnd w:id="252"/>
     <w:sectPr>
       <w:headerReference ns1:id="rId9" w:type="even"/>
       <w:headerReference ns1:id="rId10" w:type="default"/>

--- a/ech-0294_actors/output/ech-0294_actors_de.docx
+++ b/ech-0294_actors/output/ech-0294_actors_de.docx
@@ -996,7 +996,7 @@
     </w:p>
     <w:bookmarkEnd w:id="25"/>
     <w:bookmarkEnd w:id="26"/>
-    <w:bookmarkStart w:id="120" w:name="person"/>
+    <w:bookmarkStart w:id="126" w:name="person"/>
     <w:p>
       <w:pPr>
         <w:pStyle w:val="berschrift1"/>
@@ -1208,7 +1208,35 @@
         <w:t xml:space="preserve">NameTypeEnum</w:t>
       </w:r>
       <w:r>
-        <w:t xml:space="preserve">) folgen der Registerharmonisierung des BFS bzw. eCH-0011 (u. a. amtlicher Name, angestammter Name, Allianzname, Rufname sowie Varianten für ausländische Ausweise). Damit sind die Namen mit den amtlichen Personenregistern kompatibel, und deren Semantik klar.</w:t>
+        <w:t xml:space="preserve">) übernehmen die Systematik der Registerharmonisierung (u. a. amtlicher Name, angestammter Name, Allianzname, Rufname sowie Varianten für ausländische Ausweise). Massgebend ist der</w:t>
+      </w:r>
+      <w:r>
+        <w:t xml:space="preserve"> </w:t>
+      </w:r>
+      <w:hyperlink ns1:id="rId27">
+        <w:r>
+          <w:rPr>
+            <w:rStyle w:val="Hyperlink"/>
+          </w:rPr>
+          <w:t xml:space="preserve">Amtliche Katalog der Merkmale</w:t>
+        </w:r>
+      </w:hyperlink>
+      <w:r>
+        <w:t xml:space="preserve">, den das Bundesamt für Statistik gestützt auf Art. 4 des Registerharmonisierungsgesetzes (RHG, SR 431.02) herausgibt; die Nummern in den Wertbeschreibungen (211–224) sind die Merkmalsnummern dieses Katalogs. Das zugehörige Austauschformat definiert der eCH-Standard</w:t>
+      </w:r>
+      <w:r>
+        <w:t xml:space="preserve"> </w:t>
+      </w:r>
+      <w:hyperlink ns1:id="rId28">
+        <w:r>
+          <w:rPr>
+            <w:rStyle w:val="Hyperlink"/>
+          </w:rPr>
+          <w:t xml:space="preserve">eCH-0011 Datenstandard Personendaten</w:t>
+        </w:r>
+      </w:hyperlink>
+      <w:r>
+        <w:t xml:space="preserve">, auf den dieser Standard damit aufsetzt. Die Namen sind so mit den amtlichen Personenregistern kompatibel und ihre Semantik ist klar.</w:t>
       </w:r>
     </w:p>
     <w:p>
@@ -1327,51 +1355,184 @@
           <w:b/>
           <w:bCs/>
         </w:rPr>
-        <w:t xml:space="preserve">Harmonisierung über föderale Ebenen (Langzeitziel):</w:t>
-      </w:r>
-      <w:r>
-        <w:t xml:space="preserve"> </w:t>
-      </w:r>
-      <w:r>
-        <w:t xml:space="preserve">Die Verknüpfung derselben Person über die föderalen Ebenen hinweg ist ein wichtiges Langzeitziel. Der Aufbau einer zentralen Personendatenbank liegt ausserhalb der Möglichkeiten der eCH-Fachgruppe. Da für diesen Zweck bereits eine offene, etablierte Infrastruktur besteht, wird</w:t>
-      </w:r>
-      <w:r>
-        <w:t xml:space="preserve"> </w:t>
-      </w:r>
-      <w:r>
-        <w:rPr>
+        <w:t xml:space="preserve">Geschlecht: amtliche Codes plus offene Kategorie (</w:t>
+      </w:r>
+      <w:r>
+        <w:rPr>
+          <w:rStyle w:val="VerbatimChar"/>
           <w:b/>
           <w:bCs/>
         </w:rPr>
-        <w:t xml:space="preserve">Wikidata als übergreifender Identifikator empfohlen</w:t>
+        <w:t xml:space="preserve">GenderCodeEnum</w:t>
+      </w:r>
+      <w:r>
+        <w:rPr>
+          <w:b/>
+          <w:bCs/>
+        </w:rPr>
+        <w:t xml:space="preserve">):</w:t>
       </w:r>
       <w:r>
         <w:t xml:space="preserve"> </w:t>
       </w:r>
       <w:r>
-        <w:t xml:space="preserve">(</w:t>
-      </w:r>
-      <w:r>
         <w:rPr>
           <w:rStyle w:val="VerbatimChar"/>
         </w:rPr>
-        <w:t xml:space="preserve">wikidata_uri</w:t>
-      </w:r>
-      <w:r>
-        <w:t xml:space="preserve">); zusammen mit global eindeutigen Identifikatoren (URIs) lässt sich die Zuordnung so schrittweise über die Systeme hinweg harmonisieren.</w:t>
-      </w:r>
-    </w:p>
-    <w:bookmarkStart w:id="35" w:name="klasse-person"/>
-    <w:p>
-      <w:pPr>
-        <w:pStyle w:val="berschrift2"/>
-      </w:pPr>
-      <w:r>
-        <w:t xml:space="preserve">Klasse: Person</w:t>
+        <w:t xml:space="preserve">male</w:t>
+      </w:r>
+      <w:r>
+        <w:t xml:space="preserve"> </w:t>
+      </w:r>
+      <w:r>
+        <w:t xml:space="preserve">und</w:t>
+      </w:r>
+      <w:r>
+        <w:t xml:space="preserve"> </w:t>
+      </w:r>
+      <w:r>
+        <w:rPr>
+          <w:rStyle w:val="VerbatimChar"/>
+        </w:rPr>
+        <w:t xml:space="preserve">female</w:t>
+      </w:r>
+      <w:r>
+        <w:t xml:space="preserve"> </w:t>
+      </w:r>
+      <w:r>
+        <w:t xml:space="preserve">entsprechen den Werten der Registerharmonisierung und verweisen über</w:t>
+      </w:r>
+      <w:r>
+        <w:t xml:space="preserve"> </w:t>
+      </w:r>
+      <w:r>
+        <w:rPr>
+          <w:rStyle w:val="VerbatimChar"/>
+        </w:rPr>
+        <w:t xml:space="preserve">meaning</w:t>
+      </w:r>
+      <w:r>
+        <w:t xml:space="preserve"> </w:t>
+      </w:r>
+      <w:r>
+        <w:t xml:space="preserve">auf die I14Y-Konzepte</w:t>
+      </w:r>
+      <w:r>
+        <w:t xml:space="preserve"> </w:t>
+      </w:r>
+      <w:r>
+        <w:rPr>
+          <w:rStyle w:val="VerbatimChar"/>
+        </w:rPr>
+        <w:t xml:space="preserve">sex/1</w:t>
+      </w:r>
+      <w:r>
+        <w:t xml:space="preserve"> </w:t>
+      </w:r>
+      <w:r>
+        <w:t xml:space="preserve">und</w:t>
+      </w:r>
+      <w:r>
+        <w:t xml:space="preserve"> </w:t>
+      </w:r>
+      <w:r>
+        <w:rPr>
+          <w:rStyle w:val="VerbatimChar"/>
+        </w:rPr>
+        <w:t xml:space="preserve">sex/2</w:t>
+      </w:r>
+      <w:r>
+        <w:t xml:space="preserve">. Für</w:t>
+      </w:r>
+      <w:r>
+        <w:t xml:space="preserve"> </w:t>
+      </w:r>
+      <w:r>
+        <w:rPr>
+          <w:rStyle w:val="VerbatimChar"/>
+        </w:rPr>
+        <w:t xml:space="preserve">non_binary</w:t>
+      </w:r>
+      <w:r>
+        <w:t xml:space="preserve"> </w:t>
+      </w:r>
+      <w:r>
+        <w:t xml:space="preserve">gibt es dort bewusst keine Entsprechung: Die amtliche Codeliste kennt als dritten Wert nur „unbestimmt”, was etwas anderes bedeutet als eine positive Angabe jenseits von männlich und weiblich. Ist das Geschlecht nicht bekannt, wird deshalb gar kein Eintrag gesetzt — ein fehlender Eintrag und</w:t>
+      </w:r>
+      <w:r>
+        <w:t xml:space="preserve"> </w:t>
+      </w:r>
+      <w:r>
+        <w:rPr>
+          <w:rStyle w:val="VerbatimChar"/>
+        </w:rPr>
+        <w:t xml:space="preserve">non_binary</w:t>
+      </w:r>
+      <w:r>
+        <w:t xml:space="preserve"> </w:t>
+      </w:r>
+      <w:r>
+        <w:t xml:space="preserve">sind klar zu unterscheiden.</w:t>
       </w:r>
     </w:p>
     <w:p>
       <w:pPr>
+        <w:pStyle w:val="Compact"/>
+        <w:numPr>
+          <w:ilvl w:val="0"/>
+          <w:numId w:val="1005"/>
+        </w:numPr>
+      </w:pPr>
+      <w:r>
+        <w:rPr>
+          <w:b/>
+          <w:bCs/>
+        </w:rPr>
+        <w:t xml:space="preserve">Harmonisierung über föderale Ebenen (Langzeitziel):</w:t>
+      </w:r>
+      <w:r>
+        <w:t xml:space="preserve"> </w:t>
+      </w:r>
+      <w:r>
+        <w:t xml:space="preserve">Die Verknüpfung derselben Person über die föderalen Ebenen hinweg ist ein wichtiges Langzeitziel. Der Aufbau einer zentralen Personendatenbank liegt ausserhalb der Möglichkeiten der eCH-Fachgruppe. Da für diesen Zweck bereits eine offene, etablierte Infrastruktur besteht, wird</w:t>
+      </w:r>
+      <w:r>
+        <w:t xml:space="preserve"> </w:t>
+      </w:r>
+      <w:r>
+        <w:rPr>
+          <w:b/>
+          <w:bCs/>
+        </w:rPr>
+        <w:t xml:space="preserve">Wikidata als übergreifender Identifikator empfohlen</w:t>
+      </w:r>
+      <w:r>
+        <w:t xml:space="preserve"> </w:t>
+      </w:r>
+      <w:r>
+        <w:t xml:space="preserve">(</w:t>
+      </w:r>
+      <w:r>
+        <w:rPr>
+          <w:rStyle w:val="VerbatimChar"/>
+        </w:rPr>
+        <w:t xml:space="preserve">wikidata_uri</w:t>
+      </w:r>
+      <w:r>
+        <w:t xml:space="preserve">); zusammen mit global eindeutigen Identifikatoren (URIs) lässt sich die Zuordnung so schrittweise über die Systeme hinweg harmonisieren.</w:t>
+      </w:r>
+    </w:p>
+    <w:bookmarkStart w:id="38" w:name="klasse-person"/>
+    <w:p>
+      <w:pPr>
+        <w:pStyle w:val="berschrift2"/>
+      </w:pPr>
+      <w:r>
+        <w:t xml:space="preserve">Klasse: Person</w:t>
+      </w:r>
+    </w:p>
+    <w:p>
+      <w:pPr>
         <w:pStyle w:val="FirstParagraph"/>
       </w:pPr>
       <w:r>
@@ -1390,7 +1551,7 @@
         <w:t xml:space="preserve">__</w:t>
       </w:r>
     </w:p>
-    <w:bookmarkStart w:id="27" w:name="attribute"/>
+    <w:bookmarkStart w:id="29" w:name="attribute"/>
     <w:p>
       <w:pPr>
         <w:pStyle w:val="berschrift3"/>
@@ -2749,8 +2910,8 @@
         </w:tc>
       </w:tr>
     </w:tbl>
-    <w:bookmarkEnd w:id="27"/>
-    <w:bookmarkStart w:id="28" w:name="verwendungen"/>
+    <w:bookmarkEnd w:id="29"/>
+    <w:bookmarkStart w:id="30" w:name="verwendungen"/>
     <w:p>
       <w:pPr>
         <w:pStyle w:val="berschrift3"/>
@@ -2891,8 +3052,8 @@
         </w:tc>
       </w:tr>
     </w:tbl>
-    <w:bookmarkEnd w:id="28"/>
-    <w:bookmarkStart w:id="34" w:name="beispiele"/>
+    <w:bookmarkEnd w:id="30"/>
+    <w:bookmarkStart w:id="37" w:name="beispiele"/>
     <w:p>
       <w:pPr>
         <w:pStyle w:val="berschrift3"/>
@@ -2901,7 +3062,7 @@
         <w:t xml:space="preserve">Beispiele</w:t>
       </w:r>
     </w:p>
-    <w:bookmarkStart w:id="29" w:name="X1a9ccde51649ed5a37f9e754c0da826a2f7139f"/>
+    <w:bookmarkStart w:id="31" w:name="X1a9ccde51649ed5a37f9e754c0da826a2f7139f"/>
     <w:p>
       <w:pPr>
         <w:pStyle w:val="berschrift4"/>
@@ -3176,8 +3337,8 @@
         <w:t xml:space="preserve"> Brunel</w:t>
       </w:r>
     </w:p>
-    <w:bookmarkEnd w:id="29"/>
-    <w:bookmarkStart w:id="30" w:name="X8592bcae7c1c8ec0c74cce43c0b2da31a8668fe"/>
+    <w:bookmarkEnd w:id="31"/>
+    <w:bookmarkStart w:id="32" w:name="X8592bcae7c1c8ec0c74cce43c0b2da31a8668fe"/>
     <w:p>
       <w:pPr>
         <w:pStyle w:val="berschrift4"/>
@@ -3419,8 +3580,8 @@
         <w:t xml:space="preserve"> Arnold</w:t>
       </w:r>
     </w:p>
-    <w:bookmarkEnd w:id="30"/>
-    <w:bookmarkStart w:id="31" w:name="Xf01533cea0af5ce440e64ae2b703891562c6859"/>
+    <w:bookmarkEnd w:id="32"/>
+    <w:bookmarkStart w:id="33" w:name="Xf01533cea0af5ce440e64ae2b703891562c6859"/>
     <w:p>
       <w:pPr>
         <w:pStyle w:val="berschrift4"/>
@@ -3695,14 +3856,14 @@
         <w:t xml:space="preserve"> Beretta-Piccoli</w:t>
       </w:r>
     </w:p>
-    <w:bookmarkEnd w:id="31"/>
-    <w:bookmarkStart w:id="32" w:name="Xd8350916d35e4b361b6e85a82bc6e764946050e"/>
+    <w:bookmarkEnd w:id="33"/>
+    <w:bookmarkStart w:id="34" w:name="Xe4c25fdb3e45aba5059b33d28be92ed2eb08b03"/>
     <w:p>
       <w:pPr>
         <w:pStyle w:val="berschrift4"/>
       </w:pPr>
       <w:r>
-        <w:t xml:space="preserve">Beispiel: Person-swiss_politicians_Alois_Arnold_1965</w:t>
+        <w:t xml:space="preserve">Beispiel: Person-swiss_politicians_Sofia_Fisch</w:t>
       </w:r>
     </w:p>
     <w:p>
@@ -3725,13 +3886,76 @@
         <w:rPr>
           <w:rStyle w:val="AttributeTok"/>
         </w:rPr>
+        <w:t xml:space="preserve"> 72c7232be92944e3876f3b6723824ff9</w:t>
+      </w:r>
+      <w:r>
+        <w:br/>
+      </w:r>
+      <w:r>
+        <w:rPr>
+          <w:rStyle w:val="FunctionTok"/>
+        </w:rPr>
+        <w:t xml:space="preserve">global_uri</w:t>
+      </w:r>
+      <w:r>
+        <w:rPr>
+          <w:rStyle w:val="KeywordTok"/>
+        </w:rPr>
+        <w:t xml:space="preserve">:</w:t>
+      </w:r>
+      <w:r>
+        <w:rPr>
+          <w:rStyle w:val="AttributeTok"/>
+        </w:rPr>
+        <w:t xml:space="preserve"> https://stadtrat.bern.ch/de/mitglieder/detail.php?gid=72c7232be92944e3876f3b6723824ff9</w:t>
+      </w:r>
+      <w:r>
+        <w:br/>
+      </w:r>
+      <w:r>
+        <w:rPr>
+          <w:rStyle w:val="FunctionTok"/>
+        </w:rPr>
+        <w:t xml:space="preserve">label</w:t>
+      </w:r>
+      <w:r>
+        <w:rPr>
+          <w:rStyle w:val="KeywordTok"/>
+        </w:rPr>
+        <w:t xml:space="preserve">:</w:t>
+      </w:r>
+      <w:r>
+        <w:rPr>
+          <w:rStyle w:val="AttributeTok"/>
+        </w:rPr>
+        <w:t xml:space="preserve"> Sofia Fisch</w:t>
+      </w:r>
+      <w:r>
+        <w:br/>
+      </w:r>
+      <w:r>
+        <w:rPr>
+          <w:rStyle w:val="FunctionTok"/>
+        </w:rPr>
+        <w:t xml:space="preserve">birth_year</w:t>
+      </w:r>
+      <w:r>
+        <w:rPr>
+          <w:rStyle w:val="KeywordTok"/>
+        </w:rPr>
+        <w:t xml:space="preserve">:</w:t>
+      </w:r>
+      <w:r>
+        <w:rPr>
+          <w:rStyle w:val="AttributeTok"/>
+        </w:rPr>
         <w:t xml:space="preserve"> </w:t>
       </w:r>
       <w:r>
         <w:rPr>
           <w:rStyle w:val="DecValTok"/>
         </w:rPr>
-        <w:t xml:space="preserve">6370</w:t>
+        <w:t xml:space="preserve">1996</w:t>
       </w:r>
       <w:r>
         <w:br/>
@@ -3740,7 +3964,7 @@
         <w:rPr>
           <w:rStyle w:val="FunctionTok"/>
         </w:rPr>
-        <w:t xml:space="preserve">global_uri</w:t>
+        <w:t xml:space="preserve">names</w:t>
       </w:r>
       <w:r>
         <w:rPr>
@@ -3749,18 +3973,186 @@
         <w:t xml:space="preserve">:</w:t>
       </w:r>
       <w:r>
+        <w:br/>
+      </w:r>
+      <w:r>
+        <w:rPr>
+          <w:rStyle w:val="KeywordTok"/>
+        </w:rPr>
+        <w:t xml:space="preserve">-</w:t>
+      </w:r>
+      <w:r>
         <w:rPr>
           <w:rStyle w:val="AttributeTok"/>
         </w:rPr>
-        <w:t xml:space="preserve"> https://www.ur.ch/behoerdenmitglieder/6370</w:t>
+        <w:t xml:space="preserve"> </w:t>
+      </w:r>
+      <w:r>
+        <w:rPr>
+          <w:rStyle w:val="FunctionTok"/>
+        </w:rPr>
+        <w:t xml:space="preserve">name_type</w:t>
+      </w:r>
+      <w:r>
+        <w:rPr>
+          <w:rStyle w:val="KeywordTok"/>
+        </w:rPr>
+        <w:t xml:space="preserve">:</w:t>
+      </w:r>
+      <w:r>
+        <w:rPr>
+          <w:rStyle w:val="AttributeTok"/>
+        </w:rPr>
+        <w:t xml:space="preserve"> PersonFirstName</w:t>
       </w:r>
       <w:r>
         <w:br/>
       </w:r>
       <w:r>
         <w:rPr>
+          <w:rStyle w:val="AttributeTok"/>
+        </w:rPr>
+        <w:t xml:space="preserve">  </w:t>
+      </w:r>
+      <w:r>
+        <w:rPr>
           <w:rStyle w:val="FunctionTok"/>
         </w:rPr>
+        <w:t xml:space="preserve">value</w:t>
+      </w:r>
+      <w:r>
+        <w:rPr>
+          <w:rStyle w:val="KeywordTok"/>
+        </w:rPr>
+        <w:t xml:space="preserve">:</w:t>
+      </w:r>
+      <w:r>
+        <w:rPr>
+          <w:rStyle w:val="AttributeTok"/>
+        </w:rPr>
+        <w:t xml:space="preserve"> Sofia</w:t>
+      </w:r>
+      <w:r>
+        <w:br/>
+      </w:r>
+      <w:r>
+        <w:rPr>
+          <w:rStyle w:val="KeywordTok"/>
+        </w:rPr>
+        <w:t xml:space="preserve">-</w:t>
+      </w:r>
+      <w:r>
+        <w:rPr>
+          <w:rStyle w:val="AttributeTok"/>
+        </w:rPr>
+        <w:t xml:space="preserve"> </w:t>
+      </w:r>
+      <w:r>
+        <w:rPr>
+          <w:rStyle w:val="FunctionTok"/>
+        </w:rPr>
+        <w:t xml:space="preserve">name_type</w:t>
+      </w:r>
+      <w:r>
+        <w:rPr>
+          <w:rStyle w:val="KeywordTok"/>
+        </w:rPr>
+        <w:t xml:space="preserve">:</w:t>
+      </w:r>
+      <w:r>
+        <w:rPr>
+          <w:rStyle w:val="AttributeTok"/>
+        </w:rPr>
+        <w:t xml:space="preserve"> PersonOfficialName</w:t>
+      </w:r>
+      <w:r>
+        <w:br/>
+      </w:r>
+      <w:r>
+        <w:rPr>
+          <w:rStyle w:val="AttributeTok"/>
+        </w:rPr>
+        <w:t xml:space="preserve">  </w:t>
+      </w:r>
+      <w:r>
+        <w:rPr>
+          <w:rStyle w:val="FunctionTok"/>
+        </w:rPr>
+        <w:t xml:space="preserve">value</w:t>
+      </w:r>
+      <w:r>
+        <w:rPr>
+          <w:rStyle w:val="KeywordTok"/>
+        </w:rPr>
+        <w:t xml:space="preserve">:</w:t>
+      </w:r>
+      <w:r>
+        <w:rPr>
+          <w:rStyle w:val="AttributeTok"/>
+        </w:rPr>
+        <w:t xml:space="preserve"> Fisch</w:t>
+      </w:r>
+      <w:r>
+        <w:br/>
+      </w:r>
+      <w:r>
+        <w:rPr>
+          <w:rStyle w:val="FunctionTok"/>
+        </w:rPr>
+        <w:t xml:space="preserve">genders</w:t>
+      </w:r>
+      <w:r>
+        <w:rPr>
+          <w:rStyle w:val="KeywordTok"/>
+        </w:rPr>
+        <w:t xml:space="preserve">:</w:t>
+      </w:r>
+      <w:r>
+        <w:br/>
+      </w:r>
+      <w:r>
+        <w:rPr>
+          <w:rStyle w:val="KeywordTok"/>
+        </w:rPr>
+        <w:t xml:space="preserve">-</w:t>
+      </w:r>
+      <w:r>
+        <w:rPr>
+          <w:rStyle w:val="AttributeTok"/>
+        </w:rPr>
+        <w:t xml:space="preserve"> </w:t>
+      </w:r>
+      <w:r>
+        <w:rPr>
+          <w:rStyle w:val="FunctionTok"/>
+        </w:rPr>
+        <w:t xml:space="preserve">gender_code</w:t>
+      </w:r>
+      <w:r>
+        <w:rPr>
+          <w:rStyle w:val="KeywordTok"/>
+        </w:rPr>
+        <w:t xml:space="preserve">:</w:t>
+      </w:r>
+      <w:r>
+        <w:rPr>
+          <w:rStyle w:val="AttributeTok"/>
+        </w:rPr>
+        <w:t xml:space="preserve"> non_binary</w:t>
+      </w:r>
+      <w:r>
+        <w:br/>
+      </w:r>
+      <w:r>
+        <w:rPr>
+          <w:rStyle w:val="AttributeTok"/>
+        </w:rPr>
+        <w:t xml:space="preserve">  </w:t>
+      </w:r>
+      <w:r>
+        <w:rPr>
+          <w:rStyle w:val="FunctionTok"/>
+        </w:rPr>
         <w:t xml:space="preserve">label</w:t>
       </w:r>
       <w:r>
@@ -3773,7 +4165,7 @@
         <w:rPr>
           <w:rStyle w:val="AttributeTok"/>
         </w:rPr>
-        <w:t xml:space="preserve"> Alois Arnold (1965)</w:t>
+        <w:t xml:space="preserve"> divers</w:t>
       </w:r>
       <w:r>
         <w:br/>
@@ -3782,7 +4174,7 @@
         <w:rPr>
           <w:rStyle w:val="FunctionTok"/>
         </w:rPr>
-        <w:t xml:space="preserve">birth_year</w:t>
+        <w:t xml:space="preserve">occupations</w:t>
       </w:r>
       <w:r>
         <w:rPr>
@@ -3791,6 +4183,15 @@
         <w:t xml:space="preserve">:</w:t>
       </w:r>
       <w:r>
+        <w:br/>
+      </w:r>
+      <w:r>
+        <w:rPr>
+          <w:rStyle w:val="KeywordTok"/>
+        </w:rPr>
+        <w:t xml:space="preserve">-</w:t>
+      </w:r>
+      <w:r>
         <w:rPr>
           <w:rStyle w:val="AttributeTok"/>
         </w:rPr>
@@ -3798,18 +4199,36 @@
       </w:r>
       <w:r>
         <w:rPr>
-          <w:rStyle w:val="DecValTok"/>
-        </w:rPr>
-        <w:t xml:space="preserve">1965</w:t>
+          <w:rStyle w:val="FunctionTok"/>
+        </w:rPr>
+        <w:t xml:space="preserve">label</w:t>
+      </w:r>
+      <w:r>
+        <w:rPr>
+          <w:rStyle w:val="KeywordTok"/>
+        </w:rPr>
+        <w:t xml:space="preserve">:</w:t>
+      </w:r>
+      <w:r>
+        <w:rPr>
+          <w:rStyle w:val="AttributeTok"/>
+        </w:rPr>
+        <w:t xml:space="preserve"> Jurist*in</w:t>
       </w:r>
       <w:r>
         <w:br/>
       </w:r>
       <w:r>
         <w:rPr>
+          <w:rStyle w:val="AttributeTok"/>
+        </w:rPr>
+        <w:t xml:space="preserve">  </w:t>
+      </w:r>
+      <w:r>
+        <w:rPr>
           <w:rStyle w:val="FunctionTok"/>
         </w:rPr>
-        <w:t xml:space="preserve">names</w:t>
+        <w:t xml:space="preserve">is_active</w:t>
       </w:r>
       <w:r>
         <w:rPr>
@@ -3818,12 +4237,39 @@
         <w:t xml:space="preserve">:</w:t>
       </w:r>
       <w:r>
+        <w:rPr>
+          <w:rStyle w:val="AttributeTok"/>
+        </w:rPr>
+        <w:t xml:space="preserve"> </w:t>
+      </w:r>
+      <w:r>
+        <w:rPr>
+          <w:rStyle w:val="CharTok"/>
+        </w:rPr>
+        <w:t xml:space="preserve">true</w:t>
+      </w:r>
+      <w:r>
         <w:br/>
       </w:r>
       <w:r>
         <w:rPr>
+          <w:rStyle w:val="FunctionTok"/>
+        </w:rPr>
+        <w:t xml:space="preserve">trainings</w:t>
+      </w:r>
+      <w:r>
+        <w:rPr>
           <w:rStyle w:val="KeywordTok"/>
         </w:rPr>
+        <w:t xml:space="preserve">:</w:t>
+      </w:r>
+      <w:r>
+        <w:br/>
+      </w:r>
+      <w:r>
+        <w:rPr>
+          <w:rStyle w:val="KeywordTok"/>
+        </w:rPr>
         <w:t xml:space="preserve">-</w:t>
       </w:r>
       <w:r>
@@ -3836,7 +4282,7 @@
         <w:rPr>
           <w:rStyle w:val="FunctionTok"/>
         </w:rPr>
-        <w:t xml:space="preserve">name_type</w:t>
+        <w:t xml:space="preserve">training_type</w:t>
       </w:r>
       <w:r>
         <w:rPr>
@@ -3848,7 +4294,13 @@
         <w:rPr>
           <w:rStyle w:val="AttributeTok"/>
         </w:rPr>
-        <w:t xml:space="preserve"> PersonFirstName</w:t>
+        <w:t xml:space="preserve"> </w:t>
+      </w:r>
+      <w:r>
+        <w:rPr>
+          <w:rStyle w:val="StringTok"/>
+        </w:rPr>
+        <w:t xml:space="preserve">'3223'</w:t>
       </w:r>
       <w:r>
         <w:br/>
@@ -3875,77 +4327,17 @@
         <w:rPr>
           <w:rStyle w:val="AttributeTok"/>
         </w:rPr>
-        <w:t xml:space="preserve"> Alois</w:t>
-      </w:r>
-      <w:r>
-        <w:br/>
-      </w:r>
-      <w:r>
-        <w:rPr>
-          <w:rStyle w:val="KeywordTok"/>
-        </w:rPr>
-        <w:t xml:space="preserve">-</w:t>
-      </w:r>
-      <w:r>
-        <w:rPr>
-          <w:rStyle w:val="AttributeTok"/>
-        </w:rPr>
-        <w:t xml:space="preserve"> </w:t>
-      </w:r>
-      <w:r>
-        <w:rPr>
-          <w:rStyle w:val="FunctionTok"/>
-        </w:rPr>
-        <w:t xml:space="preserve">name_type</w:t>
-      </w:r>
-      <w:r>
-        <w:rPr>
-          <w:rStyle w:val="KeywordTok"/>
-        </w:rPr>
-        <w:t xml:space="preserve">:</w:t>
-      </w:r>
-      <w:r>
-        <w:rPr>
-          <w:rStyle w:val="AttributeTok"/>
-        </w:rPr>
-        <w:t xml:space="preserve"> PersonOfficialName</w:t>
-      </w:r>
-      <w:r>
-        <w:br/>
-      </w:r>
-      <w:r>
-        <w:rPr>
-          <w:rStyle w:val="AttributeTok"/>
-        </w:rPr>
-        <w:t xml:space="preserve">  </w:t>
-      </w:r>
-      <w:r>
-        <w:rPr>
-          <w:rStyle w:val="FunctionTok"/>
-        </w:rPr>
-        <w:t xml:space="preserve">value</w:t>
-      </w:r>
-      <w:r>
-        <w:rPr>
-          <w:rStyle w:val="KeywordTok"/>
-        </w:rPr>
-        <w:t xml:space="preserve">:</w:t>
-      </w:r>
-      <w:r>
-        <w:rPr>
-          <w:rStyle w:val="AttributeTok"/>
-        </w:rPr>
-        <w:t xml:space="preserve"> Arnold</w:t>
+        <w:t xml:space="preserve"> MLaw</w:t>
       </w:r>
     </w:p>
-    <w:bookmarkEnd w:id="32"/>
-    <w:bookmarkStart w:id="33" w:name="X4bd583dd4a6df6d7cf666991f175ecaf1fb2222"/>
+    <w:bookmarkEnd w:id="34"/>
+    <w:bookmarkStart w:id="35" w:name="Xd8350916d35e4b361b6e85a82bc6e764946050e"/>
     <w:p>
       <w:pPr>
         <w:pStyle w:val="berschrift4"/>
       </w:pPr>
       <w:r>
-        <w:t xml:space="preserve">Beispiel: Person-swiss_politicians_Beat_Jans</w:t>
+        <w:t xml:space="preserve">Beispiel: Person-swiss_politicians_Alois_Arnold_1965</w:t>
       </w:r>
     </w:p>
     <w:p>
@@ -3974,7 +4366,7 @@
         <w:rPr>
           <w:rStyle w:val="DecValTok"/>
         </w:rPr>
-        <w:t xml:space="preserve">4032</w:t>
+        <w:t xml:space="preserve">6370</w:t>
       </w:r>
       <w:r>
         <w:br/>
@@ -3995,7 +4387,7 @@
         <w:rPr>
           <w:rStyle w:val="AttributeTok"/>
         </w:rPr>
-        <w:t xml:space="preserve"> https://data-example.parlament.ch/person/4032</w:t>
+        <w:t xml:space="preserve"> https://www.ur.ch/behoerdenmitglieder/6370</w:t>
       </w:r>
       <w:r>
         <w:br/>
@@ -4004,7 +4396,7 @@
         <w:rPr>
           <w:rStyle w:val="FunctionTok"/>
         </w:rPr>
-        <w:t xml:space="preserve">wikidata_uri</w:t>
+        <w:t xml:space="preserve">label</w:t>
       </w:r>
       <w:r>
         <w:rPr>
@@ -4016,7 +4408,7 @@
         <w:rPr>
           <w:rStyle w:val="AttributeTok"/>
         </w:rPr>
-        <w:t xml:space="preserve"> http://www.wikidata.org/entity/Q813067</w:t>
+        <w:t xml:space="preserve"> Alois Arnold (1965)</w:t>
       </w:r>
       <w:r>
         <w:br/>
@@ -4025,7 +4417,7 @@
         <w:rPr>
           <w:rStyle w:val="FunctionTok"/>
         </w:rPr>
-        <w:t xml:space="preserve">label</w:t>
+        <w:t xml:space="preserve">birth_year</w:t>
       </w:r>
       <w:r>
         <w:rPr>
@@ -4037,7 +4429,13 @@
         <w:rPr>
           <w:rStyle w:val="AttributeTok"/>
         </w:rPr>
-        <w:t xml:space="preserve"> Beat Jans</w:t>
+        <w:t xml:space="preserve"> </w:t>
+      </w:r>
+      <w:r>
+        <w:rPr>
+          <w:rStyle w:val="DecValTok"/>
+        </w:rPr>
+        <w:t xml:space="preserve">1965</w:t>
       </w:r>
       <w:r>
         <w:br/>
@@ -4046,7 +4444,7 @@
         <w:rPr>
           <w:rStyle w:val="FunctionTok"/>
         </w:rPr>
-        <w:t xml:space="preserve">label_long</w:t>
+        <w:t xml:space="preserve">names</w:t>
       </w:r>
       <w:r>
         <w:rPr>
@@ -4055,19 +4453,52 @@
         <w:t xml:space="preserve">:</w:t>
       </w:r>
       <w:r>
+        <w:br/>
+      </w:r>
+      <w:r>
+        <w:rPr>
+          <w:rStyle w:val="KeywordTok"/>
+        </w:rPr>
+        <w:t xml:space="preserve">-</w:t>
+      </w:r>
+      <w:r>
         <w:rPr>
           <w:rStyle w:val="AttributeTok"/>
         </w:rPr>
-        <w:t xml:space="preserve"> Beat Jans, dipl. nat. ETH</w:t>
+        <w:t xml:space="preserve"> </w:t>
+      </w:r>
+      <w:r>
+        <w:rPr>
+          <w:rStyle w:val="FunctionTok"/>
+        </w:rPr>
+        <w:t xml:space="preserve">name_type</w:t>
+      </w:r>
+      <w:r>
+        <w:rPr>
+          <w:rStyle w:val="KeywordTok"/>
+        </w:rPr>
+        <w:t xml:space="preserve">:</w:t>
+      </w:r>
+      <w:r>
+        <w:rPr>
+          <w:rStyle w:val="AttributeTok"/>
+        </w:rPr>
+        <w:t xml:space="preserve"> PersonFirstName</w:t>
       </w:r>
       <w:r>
         <w:br/>
       </w:r>
       <w:r>
         <w:rPr>
+          <w:rStyle w:val="AttributeTok"/>
+        </w:rPr>
+        <w:t xml:space="preserve">  </w:t>
+      </w:r>
+      <w:r>
+        <w:rPr>
           <w:rStyle w:val="FunctionTok"/>
         </w:rPr>
-        <w:t xml:space="preserve">birth_year</w:t>
+        <w:t xml:space="preserve">value</w:t>
       </w:r>
       <w:r>
         <w:rPr>
@@ -4079,22 +4510,55 @@
         <w:rPr>
           <w:rStyle w:val="AttributeTok"/>
         </w:rPr>
+        <w:t xml:space="preserve"> Alois</w:t>
+      </w:r>
+      <w:r>
+        <w:br/>
+      </w:r>
+      <w:r>
+        <w:rPr>
+          <w:rStyle w:val="KeywordTok"/>
+        </w:rPr>
+        <w:t xml:space="preserve">-</w:t>
+      </w:r>
+      <w:r>
+        <w:rPr>
+          <w:rStyle w:val="AttributeTok"/>
+        </w:rPr>
         <w:t xml:space="preserve"> </w:t>
       </w:r>
       <w:r>
         <w:rPr>
-          <w:rStyle w:val="DecValTok"/>
-        </w:rPr>
-        <w:t xml:space="preserve">1964</w:t>
+          <w:rStyle w:val="FunctionTok"/>
+        </w:rPr>
+        <w:t xml:space="preserve">name_type</w:t>
+      </w:r>
+      <w:r>
+        <w:rPr>
+          <w:rStyle w:val="KeywordTok"/>
+        </w:rPr>
+        <w:t xml:space="preserve">:</w:t>
+      </w:r>
+      <w:r>
+        <w:rPr>
+          <w:rStyle w:val="AttributeTok"/>
+        </w:rPr>
+        <w:t xml:space="preserve"> PersonOfficialName</w:t>
       </w:r>
       <w:r>
         <w:br/>
       </w:r>
       <w:r>
         <w:rPr>
+          <w:rStyle w:val="AttributeTok"/>
+        </w:rPr>
+        <w:t xml:space="preserve">  </w:t>
+      </w:r>
+      <w:r>
+        <w:rPr>
           <w:rStyle w:val="FunctionTok"/>
         </w:rPr>
-        <w:t xml:space="preserve">birth_date</w:t>
+        <w:t xml:space="preserve">value</w:t>
       </w:r>
       <w:r>
         <w:rPr>
@@ -4106,869 +4570,1040 @@
         <w:rPr>
           <w:rStyle w:val="AttributeTok"/>
         </w:rPr>
-        <w:t xml:space="preserve"> 1964-07-12</w:t>
-      </w:r>
-      <w:r>
-        <w:br/>
-      </w:r>
-      <w:r>
-        <w:rPr>
-          <w:rStyle w:val="FunctionTok"/>
-        </w:rPr>
-        <w:t xml:space="preserve">picture</w:t>
-      </w:r>
-      <w:r>
-        <w:rPr>
-          <w:rStyle w:val="KeywordTok"/>
-        </w:rPr>
-        <w:t xml:space="preserve">:</w:t>
-      </w:r>
-      <w:r>
-        <w:rPr>
-          <w:rStyle w:val="AttributeTok"/>
-        </w:rPr>
-        <w:t xml:space="preserve"> https://commons.wikimedia.org/wiki/File:Beat_Jans_(2026)_(cropped).jpg</w:t>
-      </w:r>
-      <w:r>
-        <w:br/>
-      </w:r>
-      <w:r>
-        <w:rPr>
-          <w:rStyle w:val="FunctionTok"/>
-        </w:rPr>
-        <w:t xml:space="preserve">names</w:t>
-      </w:r>
-      <w:r>
-        <w:rPr>
-          <w:rStyle w:val="KeywordTok"/>
-        </w:rPr>
-        <w:t xml:space="preserve">:</w:t>
-      </w:r>
-      <w:r>
-        <w:br/>
-      </w:r>
-      <w:r>
-        <w:rPr>
-          <w:rStyle w:val="KeywordTok"/>
-        </w:rPr>
-        <w:t xml:space="preserve">-</w:t>
-      </w:r>
-      <w:r>
-        <w:rPr>
-          <w:rStyle w:val="AttributeTok"/>
-        </w:rPr>
-        <w:t xml:space="preserve"> </w:t>
-      </w:r>
-      <w:r>
-        <w:rPr>
-          <w:rStyle w:val="FunctionTok"/>
-        </w:rPr>
-        <w:t xml:space="preserve">name_type</w:t>
-      </w:r>
-      <w:r>
-        <w:rPr>
-          <w:rStyle w:val="KeywordTok"/>
-        </w:rPr>
-        <w:t xml:space="preserve">:</w:t>
-      </w:r>
-      <w:r>
-        <w:rPr>
-          <w:rStyle w:val="AttributeTok"/>
-        </w:rPr>
-        <w:t xml:space="preserve"> PersonFirstName</w:t>
-      </w:r>
-      <w:r>
-        <w:br/>
-      </w:r>
-      <w:r>
-        <w:rPr>
-          <w:rStyle w:val="AttributeTok"/>
-        </w:rPr>
-        <w:t xml:space="preserve">  </w:t>
-      </w:r>
-      <w:r>
-        <w:rPr>
-          <w:rStyle w:val="FunctionTok"/>
-        </w:rPr>
-        <w:t xml:space="preserve">value</w:t>
-      </w:r>
-      <w:r>
-        <w:rPr>
-          <w:rStyle w:val="KeywordTok"/>
-        </w:rPr>
-        <w:t xml:space="preserve">:</w:t>
-      </w:r>
-      <w:r>
-        <w:rPr>
-          <w:rStyle w:val="AttributeTok"/>
-        </w:rPr>
-        <w:t xml:space="preserve"> Beat</w:t>
-      </w:r>
-      <w:r>
-        <w:br/>
-      </w:r>
-      <w:r>
-        <w:rPr>
-          <w:rStyle w:val="KeywordTok"/>
-        </w:rPr>
-        <w:t xml:space="preserve">-</w:t>
-      </w:r>
-      <w:r>
-        <w:rPr>
-          <w:rStyle w:val="AttributeTok"/>
-        </w:rPr>
-        <w:t xml:space="preserve"> </w:t>
-      </w:r>
-      <w:r>
-        <w:rPr>
-          <w:rStyle w:val="FunctionTok"/>
-        </w:rPr>
-        <w:t xml:space="preserve">name_type</w:t>
-      </w:r>
-      <w:r>
-        <w:rPr>
-          <w:rStyle w:val="KeywordTok"/>
-        </w:rPr>
-        <w:t xml:space="preserve">:</w:t>
-      </w:r>
-      <w:r>
-        <w:rPr>
-          <w:rStyle w:val="AttributeTok"/>
-        </w:rPr>
-        <w:t xml:space="preserve"> PersonOfficialName</w:t>
-      </w:r>
-      <w:r>
-        <w:br/>
-      </w:r>
-      <w:r>
-        <w:rPr>
-          <w:rStyle w:val="AttributeTok"/>
-        </w:rPr>
-        <w:t xml:space="preserve">  </w:t>
-      </w:r>
-      <w:r>
-        <w:rPr>
-          <w:rStyle w:val="FunctionTok"/>
-        </w:rPr>
-        <w:t xml:space="preserve">value</w:t>
-      </w:r>
-      <w:r>
-        <w:rPr>
-          <w:rStyle w:val="KeywordTok"/>
-        </w:rPr>
-        <w:t xml:space="preserve">:</w:t>
-      </w:r>
-      <w:r>
-        <w:rPr>
-          <w:rStyle w:val="AttributeTok"/>
-        </w:rPr>
-        <w:t xml:space="preserve"> Jans</w:t>
-      </w:r>
-      <w:r>
-        <w:br/>
-      </w:r>
-      <w:r>
-        <w:rPr>
-          <w:rStyle w:val="AttributeTok"/>
-        </w:rPr>
-        <w:t xml:space="preserve">  </w:t>
-      </w:r>
-      <w:r>
-        <w:rPr>
-          <w:rStyle w:val="FunctionTok"/>
-        </w:rPr>
-        <w:t xml:space="preserve">valid_from</w:t>
-      </w:r>
-      <w:r>
-        <w:rPr>
-          <w:rStyle w:val="KeywordTok"/>
-        </w:rPr>
-        <w:t xml:space="preserve">:</w:t>
-      </w:r>
-      <w:r>
-        <w:rPr>
-          <w:rStyle w:val="AttributeTok"/>
-        </w:rPr>
-        <w:t xml:space="preserve"> 1964-07-12</w:t>
-      </w:r>
-      <w:r>
-        <w:br/>
-      </w:r>
-      <w:r>
-        <w:rPr>
-          <w:rStyle w:val="FunctionTok"/>
-        </w:rPr>
-        <w:t xml:space="preserve">addresses</w:t>
-      </w:r>
-      <w:r>
-        <w:rPr>
-          <w:rStyle w:val="KeywordTok"/>
-        </w:rPr>
-        <w:t xml:space="preserve">:</w:t>
-      </w:r>
-      <w:r>
-        <w:br/>
-      </w:r>
-      <w:r>
-        <w:rPr>
-          <w:rStyle w:val="KeywordTok"/>
-        </w:rPr>
-        <w:t xml:space="preserve">-</w:t>
-      </w:r>
-      <w:r>
-        <w:rPr>
-          <w:rStyle w:val="AttributeTok"/>
-        </w:rPr>
-        <w:t xml:space="preserve"> </w:t>
-      </w:r>
-      <w:r>
-        <w:rPr>
-          <w:rStyle w:val="FunctionTok"/>
-        </w:rPr>
-        <w:t xml:space="preserve">address_type</w:t>
-      </w:r>
-      <w:r>
-        <w:rPr>
-          <w:rStyle w:val="KeywordTok"/>
-        </w:rPr>
-        <w:t xml:space="preserve">:</w:t>
-      </w:r>
-      <w:r>
-        <w:rPr>
-          <w:rStyle w:val="AttributeTok"/>
-        </w:rPr>
-        <w:t xml:space="preserve"> businessAddress</w:t>
-      </w:r>
-      <w:r>
-        <w:br/>
-      </w:r>
-      <w:r>
-        <w:rPr>
-          <w:rStyle w:val="AttributeTok"/>
-        </w:rPr>
-        <w:t xml:space="preserve">  </w:t>
-      </w:r>
-      <w:r>
-        <w:rPr>
-          <w:rStyle w:val="FunctionTok"/>
-        </w:rPr>
-        <w:t xml:space="preserve">postal_locality</w:t>
-      </w:r>
-      <w:r>
-        <w:rPr>
-          <w:rStyle w:val="KeywordTok"/>
-        </w:rPr>
-        <w:t xml:space="preserve">:</w:t>
-      </w:r>
-      <w:r>
-        <w:rPr>
-          <w:rStyle w:val="AttributeTok"/>
-        </w:rPr>
-        <w:t xml:space="preserve"> Basel-Stadt</w:t>
-      </w:r>
-      <w:r>
-        <w:br/>
-      </w:r>
-      <w:r>
-        <w:rPr>
-          <w:rStyle w:val="FunctionTok"/>
-        </w:rPr>
-        <w:t xml:space="preserve">language_proficiencies</w:t>
-      </w:r>
-      <w:r>
-        <w:rPr>
-          <w:rStyle w:val="KeywordTok"/>
-        </w:rPr>
-        <w:t xml:space="preserve">:</w:t>
-      </w:r>
-      <w:r>
-        <w:br/>
-      </w:r>
-      <w:r>
-        <w:rPr>
-          <w:rStyle w:val="KeywordTok"/>
-        </w:rPr>
-        <w:t xml:space="preserve">-</w:t>
-      </w:r>
-      <w:r>
-        <w:rPr>
-          <w:rStyle w:val="AttributeTok"/>
-        </w:rPr>
-        <w:t xml:space="preserve"> </w:t>
-      </w:r>
-      <w:r>
-        <w:rPr>
-          <w:rStyle w:val="FunctionTok"/>
-        </w:rPr>
-        <w:t xml:space="preserve">language</w:t>
-      </w:r>
-      <w:r>
-        <w:rPr>
-          <w:rStyle w:val="KeywordTok"/>
-        </w:rPr>
-        <w:t xml:space="preserve">:</w:t>
-      </w:r>
-      <w:r>
-        <w:rPr>
-          <w:rStyle w:val="AttributeTok"/>
-        </w:rPr>
-        <w:t xml:space="preserve"> de</w:t>
-      </w:r>
-      <w:r>
-        <w:br/>
-      </w:r>
-      <w:r>
-        <w:rPr>
-          <w:rStyle w:val="AttributeTok"/>
-        </w:rPr>
-        <w:t xml:space="preserve">  </w:t>
-      </w:r>
-      <w:r>
-        <w:rPr>
-          <w:rStyle w:val="FunctionTok"/>
-        </w:rPr>
-        <w:t xml:space="preserve">is_correspondence</w:t>
-      </w:r>
-      <w:r>
-        <w:rPr>
-          <w:rStyle w:val="KeywordTok"/>
-        </w:rPr>
-        <w:t xml:space="preserve">:</w:t>
-      </w:r>
-      <w:r>
-        <w:rPr>
-          <w:rStyle w:val="AttributeTok"/>
-        </w:rPr>
-        <w:t xml:space="preserve"> </w:t>
-      </w:r>
-      <w:r>
-        <w:rPr>
-          <w:rStyle w:val="CharTok"/>
-        </w:rPr>
-        <w:t xml:space="preserve">true</w:t>
-      </w:r>
-      <w:r>
-        <w:br/>
-      </w:r>
-      <w:r>
-        <w:rPr>
-          <w:rStyle w:val="AttributeTok"/>
-        </w:rPr>
-        <w:t xml:space="preserve">  </w:t>
-      </w:r>
-      <w:r>
-        <w:rPr>
-          <w:rStyle w:val="FunctionTok"/>
-        </w:rPr>
-        <w:t xml:space="preserve">is_native</w:t>
-      </w:r>
-      <w:r>
-        <w:rPr>
-          <w:rStyle w:val="KeywordTok"/>
-        </w:rPr>
-        <w:t xml:space="preserve">:</w:t>
-      </w:r>
-      <w:r>
-        <w:rPr>
-          <w:rStyle w:val="AttributeTok"/>
-        </w:rPr>
-        <w:t xml:space="preserve"> </w:t>
-      </w:r>
-      <w:r>
-        <w:rPr>
-          <w:rStyle w:val="CharTok"/>
-        </w:rPr>
-        <w:t xml:space="preserve">true</w:t>
-      </w:r>
-      <w:r>
-        <w:br/>
-      </w:r>
-      <w:r>
-        <w:rPr>
-          <w:rStyle w:val="FunctionTok"/>
-        </w:rPr>
-        <w:t xml:space="preserve">citizenships</w:t>
-      </w:r>
-      <w:r>
-        <w:rPr>
-          <w:rStyle w:val="KeywordTok"/>
-        </w:rPr>
-        <w:t xml:space="preserve">:</w:t>
-      </w:r>
-      <w:r>
-        <w:br/>
-      </w:r>
-      <w:r>
-        <w:rPr>
-          <w:rStyle w:val="KeywordTok"/>
-        </w:rPr>
-        <w:t xml:space="preserve">-</w:t>
-      </w:r>
-      <w:r>
-        <w:rPr>
-          <w:rStyle w:val="AttributeTok"/>
-        </w:rPr>
-        <w:t xml:space="preserve"> </w:t>
-      </w:r>
-      <w:r>
-        <w:rPr>
-          <w:rStyle w:val="FunctionTok"/>
-        </w:rPr>
-        <w:t xml:space="preserve">country</w:t>
-      </w:r>
-      <w:r>
-        <w:rPr>
-          <w:rStyle w:val="KeywordTok"/>
-        </w:rPr>
-        <w:t xml:space="preserve">:</w:t>
-      </w:r>
-      <w:r>
-        <w:rPr>
-          <w:rStyle w:val="AttributeTok"/>
-        </w:rPr>
-        <w:t xml:space="preserve"> CH</w:t>
-      </w:r>
-      <w:r>
-        <w:br/>
-      </w:r>
-      <w:r>
-        <w:rPr>
-          <w:rStyle w:val="AttributeTok"/>
-        </w:rPr>
-        <w:t xml:space="preserve">  </w:t>
-      </w:r>
-      <w:r>
-        <w:rPr>
-          <w:rStyle w:val="FunctionTok"/>
-        </w:rPr>
-        <w:t xml:space="preserve">valid_from</w:t>
-      </w:r>
-      <w:r>
-        <w:rPr>
-          <w:rStyle w:val="KeywordTok"/>
-        </w:rPr>
-        <w:t xml:space="preserve">:</w:t>
-      </w:r>
-      <w:r>
-        <w:rPr>
-          <w:rStyle w:val="AttributeTok"/>
-        </w:rPr>
-        <w:t xml:space="preserve"> 1964-07-12</w:t>
-      </w:r>
-      <w:r>
-        <w:br/>
-      </w:r>
-      <w:r>
-        <w:rPr>
-          <w:rStyle w:val="FunctionTok"/>
-        </w:rPr>
-        <w:t xml:space="preserve">genders</w:t>
-      </w:r>
-      <w:r>
-        <w:rPr>
-          <w:rStyle w:val="KeywordTok"/>
-        </w:rPr>
-        <w:t xml:space="preserve">:</w:t>
-      </w:r>
-      <w:r>
-        <w:br/>
-      </w:r>
-      <w:r>
-        <w:rPr>
-          <w:rStyle w:val="KeywordTok"/>
-        </w:rPr>
-        <w:t xml:space="preserve">-</w:t>
-      </w:r>
-      <w:r>
-        <w:rPr>
-          <w:rStyle w:val="AttributeTok"/>
-        </w:rPr>
-        <w:t xml:space="preserve"> </w:t>
-      </w:r>
-      <w:r>
-        <w:rPr>
-          <w:rStyle w:val="FunctionTok"/>
-        </w:rPr>
-        <w:t xml:space="preserve">gender_code</w:t>
-      </w:r>
-      <w:r>
-        <w:rPr>
-          <w:rStyle w:val="KeywordTok"/>
-        </w:rPr>
-        <w:t xml:space="preserve">:</w:t>
-      </w:r>
-      <w:r>
-        <w:rPr>
-          <w:rStyle w:val="AttributeTok"/>
-        </w:rPr>
-        <w:t xml:space="preserve"> male</w:t>
-      </w:r>
-      <w:r>
-        <w:br/>
-      </w:r>
-      <w:r>
-        <w:rPr>
-          <w:rStyle w:val="AttributeTok"/>
-        </w:rPr>
-        <w:t xml:space="preserve">  </w:t>
-      </w:r>
-      <w:r>
-        <w:rPr>
-          <w:rStyle w:val="FunctionTok"/>
-        </w:rPr>
-        <w:t xml:space="preserve">valid_from</w:t>
-      </w:r>
-      <w:r>
-        <w:rPr>
-          <w:rStyle w:val="KeywordTok"/>
-        </w:rPr>
-        <w:t xml:space="preserve">:</w:t>
-      </w:r>
-      <w:r>
-        <w:rPr>
-          <w:rStyle w:val="AttributeTok"/>
-        </w:rPr>
-        <w:t xml:space="preserve"> 1964-07-12</w:t>
-      </w:r>
-      <w:r>
-        <w:br/>
-      </w:r>
-      <w:r>
-        <w:rPr>
-          <w:rStyle w:val="FunctionTok"/>
-        </w:rPr>
-        <w:t xml:space="preserve">occupations</w:t>
-      </w:r>
-      <w:r>
-        <w:rPr>
-          <w:rStyle w:val="KeywordTok"/>
-        </w:rPr>
-        <w:t xml:space="preserve">:</w:t>
-      </w:r>
-      <w:r>
-        <w:br/>
-      </w:r>
-      <w:r>
-        <w:rPr>
-          <w:rStyle w:val="KeywordTok"/>
-        </w:rPr>
-        <w:t xml:space="preserve">-</w:t>
-      </w:r>
-      <w:r>
-        <w:rPr>
-          <w:rStyle w:val="AttributeTok"/>
-        </w:rPr>
-        <w:t xml:space="preserve"> </w:t>
-      </w:r>
-      <w:r>
-        <w:rPr>
-          <w:rStyle w:val="FunctionTok"/>
-        </w:rPr>
-        <w:t xml:space="preserve">label</w:t>
-      </w:r>
-      <w:r>
-        <w:rPr>
-          <w:rStyle w:val="KeywordTok"/>
-        </w:rPr>
-        <w:t xml:space="preserve">:</w:t>
-      </w:r>
-      <w:r>
-        <w:rPr>
-          <w:rStyle w:val="AttributeTok"/>
-        </w:rPr>
-        <w:t xml:space="preserve"> Politiker</w:t>
-      </w:r>
-      <w:r>
-        <w:br/>
-      </w:r>
-      <w:r>
-        <w:rPr>
-          <w:rStyle w:val="AttributeTok"/>
-        </w:rPr>
-        <w:t xml:space="preserve">  </w:t>
-      </w:r>
-      <w:r>
-        <w:rPr>
-          <w:rStyle w:val="FunctionTok"/>
-        </w:rPr>
-        <w:t xml:space="preserve">valid_from</w:t>
-      </w:r>
-      <w:r>
-        <w:rPr>
-          <w:rStyle w:val="KeywordTok"/>
-        </w:rPr>
-        <w:t xml:space="preserve">:</w:t>
-      </w:r>
-      <w:r>
-        <w:rPr>
-          <w:rStyle w:val="AttributeTok"/>
-        </w:rPr>
-        <w:t xml:space="preserve"> 1964-01-01</w:t>
-      </w:r>
-      <w:r>
-        <w:br/>
-      </w:r>
-      <w:r>
-        <w:rPr>
-          <w:rStyle w:val="AttributeTok"/>
-        </w:rPr>
-        <w:t xml:space="preserve">  </w:t>
-      </w:r>
-      <w:r>
-        <w:rPr>
-          <w:rStyle w:val="FunctionTok"/>
-        </w:rPr>
-        <w:t xml:space="preserve">is_active</w:t>
-      </w:r>
-      <w:r>
-        <w:rPr>
-          <w:rStyle w:val="KeywordTok"/>
-        </w:rPr>
-        <w:t xml:space="preserve">:</w:t>
-      </w:r>
-      <w:r>
-        <w:rPr>
-          <w:rStyle w:val="AttributeTok"/>
-        </w:rPr>
-        <w:t xml:space="preserve"> </w:t>
-      </w:r>
-      <w:r>
-        <w:rPr>
-          <w:rStyle w:val="CharTok"/>
-        </w:rPr>
-        <w:t xml:space="preserve">true</w:t>
-      </w:r>
-      <w:r>
-        <w:br/>
-      </w:r>
-      <w:r>
-        <w:rPr>
-          <w:rStyle w:val="FunctionTok"/>
-        </w:rPr>
-        <w:t xml:space="preserve">trainings</w:t>
-      </w:r>
-      <w:r>
-        <w:rPr>
-          <w:rStyle w:val="KeywordTok"/>
-        </w:rPr>
-        <w:t xml:space="preserve">:</w:t>
-      </w:r>
-      <w:r>
-        <w:br/>
-      </w:r>
-      <w:r>
-        <w:rPr>
-          <w:rStyle w:val="KeywordTok"/>
-        </w:rPr>
-        <w:t xml:space="preserve">-</w:t>
-      </w:r>
-      <w:r>
-        <w:rPr>
-          <w:rStyle w:val="AttributeTok"/>
-        </w:rPr>
-        <w:t xml:space="preserve"> </w:t>
-      </w:r>
-      <w:r>
-        <w:rPr>
-          <w:rStyle w:val="FunctionTok"/>
-        </w:rPr>
-        <w:t xml:space="preserve">training_type</w:t>
-      </w:r>
-      <w:r>
-        <w:rPr>
-          <w:rStyle w:val="KeywordTok"/>
-        </w:rPr>
-        <w:t xml:space="preserve">:</w:t>
-      </w:r>
-      <w:r>
-        <w:rPr>
-          <w:rStyle w:val="AttributeTok"/>
-        </w:rPr>
-        <w:t xml:space="preserve"> </w:t>
-      </w:r>
-      <w:r>
-        <w:rPr>
-          <w:rStyle w:val="StringTok"/>
-        </w:rPr>
-        <w:t xml:space="preserve">'3223'</w:t>
-      </w:r>
-      <w:r>
-        <w:br/>
-      </w:r>
-      <w:r>
-        <w:rPr>
-          <w:rStyle w:val="AttributeTok"/>
-        </w:rPr>
-        <w:t xml:space="preserve">  </w:t>
-      </w:r>
-      <w:r>
-        <w:rPr>
-          <w:rStyle w:val="FunctionTok"/>
-        </w:rPr>
-        <w:t xml:space="preserve">value</w:t>
-      </w:r>
-      <w:r>
-        <w:rPr>
-          <w:rStyle w:val="KeywordTok"/>
-        </w:rPr>
-        <w:t xml:space="preserve">:</w:t>
-      </w:r>
-      <w:r>
-        <w:rPr>
-          <w:rStyle w:val="AttributeTok"/>
-        </w:rPr>
-        <w:t xml:space="preserve"> dipl. nat. ETH</w:t>
-      </w:r>
-      <w:r>
-        <w:br/>
-      </w:r>
-      <w:r>
-        <w:rPr>
-          <w:rStyle w:val="FunctionTok"/>
-        </w:rPr>
-        <w:t xml:space="preserve">contacts</w:t>
-      </w:r>
-      <w:r>
-        <w:rPr>
-          <w:rStyle w:val="KeywordTok"/>
-        </w:rPr>
-        <w:t xml:space="preserve">:</w:t>
-      </w:r>
-      <w:r>
-        <w:br/>
-      </w:r>
-      <w:r>
-        <w:rPr>
-          <w:rStyle w:val="KeywordTok"/>
-        </w:rPr>
-        <w:t xml:space="preserve">-</w:t>
-      </w:r>
-      <w:r>
-        <w:rPr>
-          <w:rStyle w:val="AttributeTok"/>
-        </w:rPr>
-        <w:t xml:space="preserve"> </w:t>
-      </w:r>
-      <w:r>
-        <w:rPr>
-          <w:rStyle w:val="FunctionTok"/>
-        </w:rPr>
-        <w:t xml:space="preserve">contact_type</w:t>
-      </w:r>
-      <w:r>
-        <w:rPr>
-          <w:rStyle w:val="KeywordTok"/>
-        </w:rPr>
-        <w:t xml:space="preserve">:</w:t>
-      </w:r>
-      <w:r>
-        <w:rPr>
-          <w:rStyle w:val="AttributeTok"/>
-        </w:rPr>
-        <w:t xml:space="preserve"> email</w:t>
-      </w:r>
-      <w:r>
-        <w:br/>
-      </w:r>
-      <w:r>
-        <w:rPr>
-          <w:rStyle w:val="AttributeTok"/>
-        </w:rPr>
-        <w:t xml:space="preserve">  </w:t>
-      </w:r>
-      <w:r>
-        <w:rPr>
-          <w:rStyle w:val="FunctionTok"/>
-        </w:rPr>
-        <w:t xml:space="preserve">value</w:t>
-      </w:r>
-      <w:r>
-        <w:rPr>
-          <w:rStyle w:val="KeywordTok"/>
-        </w:rPr>
-        <w:t xml:space="preserve">:</w:t>
-      </w:r>
-      <w:r>
-        <w:rPr>
-          <w:rStyle w:val="AttributeTok"/>
-        </w:rPr>
-        <w:t xml:space="preserve"> beat.jans@admin.ch</w:t>
-      </w:r>
-      <w:r>
-        <w:br/>
-      </w:r>
-      <w:r>
-        <w:rPr>
-          <w:rStyle w:val="KeywordTok"/>
-        </w:rPr>
-        <w:t xml:space="preserve">-</w:t>
-      </w:r>
-      <w:r>
-        <w:rPr>
-          <w:rStyle w:val="AttributeTok"/>
-        </w:rPr>
-        <w:t xml:space="preserve"> </w:t>
-      </w:r>
-      <w:r>
-        <w:rPr>
-          <w:rStyle w:val="FunctionTok"/>
-        </w:rPr>
-        <w:t xml:space="preserve">contact_type</w:t>
-      </w:r>
-      <w:r>
-        <w:rPr>
-          <w:rStyle w:val="KeywordTok"/>
-        </w:rPr>
-        <w:t xml:space="preserve">:</w:t>
-      </w:r>
-      <w:r>
-        <w:rPr>
-          <w:rStyle w:val="AttributeTok"/>
-        </w:rPr>
-        <w:t xml:space="preserve"> contact_website</w:t>
-      </w:r>
-      <w:r>
-        <w:br/>
-      </w:r>
-      <w:r>
-        <w:rPr>
-          <w:rStyle w:val="AttributeTok"/>
-        </w:rPr>
-        <w:t xml:space="preserve">  </w:t>
-      </w:r>
-      <w:r>
-        <w:rPr>
-          <w:rStyle w:val="FunctionTok"/>
-        </w:rPr>
-        <w:t xml:space="preserve">value</w:t>
-      </w:r>
-      <w:r>
-        <w:rPr>
-          <w:rStyle w:val="KeywordTok"/>
-        </w:rPr>
-        <w:t xml:space="preserve">:</w:t>
-      </w:r>
-      <w:r>
-        <w:rPr>
-          <w:rStyle w:val="AttributeTok"/>
-        </w:rPr>
-        <w:t xml:space="preserve"> http://www.beat-jans.ch</w:t>
+        <w:t xml:space="preserve"> Arnold</w:t>
       </w:r>
     </w:p>
-    <w:bookmarkEnd w:id="33"/>
-    <w:bookmarkEnd w:id="34"/>
     <w:bookmarkEnd w:id="35"/>
-    <w:bookmarkStart w:id="38" w:name="klasse-name"/>
+    <w:bookmarkStart w:id="36" w:name="X4bd583dd4a6df6d7cf666991f175ecaf1fb2222"/>
     <w:p>
       <w:pPr>
-        <w:pStyle w:val="berschrift2"/>
-      </w:pPr>
-      <w:r>
-        <w:t xml:space="preserve">Klasse: Name</w:t>
+        <w:pStyle w:val="berschrift4"/>
+      </w:pPr>
+      <w:r>
+        <w:t xml:space="preserve">Beispiel: Person-swiss_politicians_Beat_Jans</w:t>
       </w:r>
     </w:p>
     <w:p>
       <w:pPr>
+        <w:pStyle w:val="SourceCode"/>
+      </w:pPr>
+      <w:r>
+        <w:rPr>
+          <w:rStyle w:val="FunctionTok"/>
+        </w:rPr>
+        <w:t xml:space="preserve">local_id</w:t>
+      </w:r>
+      <w:r>
+        <w:rPr>
+          <w:rStyle w:val="KeywordTok"/>
+        </w:rPr>
+        <w:t xml:space="preserve">:</w:t>
+      </w:r>
+      <w:r>
+        <w:rPr>
+          <w:rStyle w:val="AttributeTok"/>
+        </w:rPr>
+        <w:t xml:space="preserve"> </w:t>
+      </w:r>
+      <w:r>
+        <w:rPr>
+          <w:rStyle w:val="DecValTok"/>
+        </w:rPr>
+        <w:t xml:space="preserve">4032</w:t>
+      </w:r>
+      <w:r>
+        <w:br/>
+      </w:r>
+      <w:r>
+        <w:rPr>
+          <w:rStyle w:val="FunctionTok"/>
+        </w:rPr>
+        <w:t xml:space="preserve">global_uri</w:t>
+      </w:r>
+      <w:r>
+        <w:rPr>
+          <w:rStyle w:val="KeywordTok"/>
+        </w:rPr>
+        <w:t xml:space="preserve">:</w:t>
+      </w:r>
+      <w:r>
+        <w:rPr>
+          <w:rStyle w:val="AttributeTok"/>
+        </w:rPr>
+        <w:t xml:space="preserve"> https://data-example.parlament.ch/person/4032</w:t>
+      </w:r>
+      <w:r>
+        <w:br/>
+      </w:r>
+      <w:r>
+        <w:rPr>
+          <w:rStyle w:val="FunctionTok"/>
+        </w:rPr>
+        <w:t xml:space="preserve">wikidata_uri</w:t>
+      </w:r>
+      <w:r>
+        <w:rPr>
+          <w:rStyle w:val="KeywordTok"/>
+        </w:rPr>
+        <w:t xml:space="preserve">:</w:t>
+      </w:r>
+      <w:r>
+        <w:rPr>
+          <w:rStyle w:val="AttributeTok"/>
+        </w:rPr>
+        <w:t xml:space="preserve"> http://www.wikidata.org/entity/Q813067</w:t>
+      </w:r>
+      <w:r>
+        <w:br/>
+      </w:r>
+      <w:r>
+        <w:rPr>
+          <w:rStyle w:val="FunctionTok"/>
+        </w:rPr>
+        <w:t xml:space="preserve">label</w:t>
+      </w:r>
+      <w:r>
+        <w:rPr>
+          <w:rStyle w:val="KeywordTok"/>
+        </w:rPr>
+        <w:t xml:space="preserve">:</w:t>
+      </w:r>
+      <w:r>
+        <w:rPr>
+          <w:rStyle w:val="AttributeTok"/>
+        </w:rPr>
+        <w:t xml:space="preserve"> Beat Jans</w:t>
+      </w:r>
+      <w:r>
+        <w:br/>
+      </w:r>
+      <w:r>
+        <w:rPr>
+          <w:rStyle w:val="FunctionTok"/>
+        </w:rPr>
+        <w:t xml:space="preserve">label_long</w:t>
+      </w:r>
+      <w:r>
+        <w:rPr>
+          <w:rStyle w:val="KeywordTok"/>
+        </w:rPr>
+        <w:t xml:space="preserve">:</w:t>
+      </w:r>
+      <w:r>
+        <w:rPr>
+          <w:rStyle w:val="AttributeTok"/>
+        </w:rPr>
+        <w:t xml:space="preserve"> Beat Jans, dipl. nat. ETH</w:t>
+      </w:r>
+      <w:r>
+        <w:br/>
+      </w:r>
+      <w:r>
+        <w:rPr>
+          <w:rStyle w:val="FunctionTok"/>
+        </w:rPr>
+        <w:t xml:space="preserve">birth_year</w:t>
+      </w:r>
+      <w:r>
+        <w:rPr>
+          <w:rStyle w:val="KeywordTok"/>
+        </w:rPr>
+        <w:t xml:space="preserve">:</w:t>
+      </w:r>
+      <w:r>
+        <w:rPr>
+          <w:rStyle w:val="AttributeTok"/>
+        </w:rPr>
+        <w:t xml:space="preserve"> </w:t>
+      </w:r>
+      <w:r>
+        <w:rPr>
+          <w:rStyle w:val="DecValTok"/>
+        </w:rPr>
+        <w:t xml:space="preserve">1964</w:t>
+      </w:r>
+      <w:r>
+        <w:br/>
+      </w:r>
+      <w:r>
+        <w:rPr>
+          <w:rStyle w:val="FunctionTok"/>
+        </w:rPr>
+        <w:t xml:space="preserve">birth_date</w:t>
+      </w:r>
+      <w:r>
+        <w:rPr>
+          <w:rStyle w:val="KeywordTok"/>
+        </w:rPr>
+        <w:t xml:space="preserve">:</w:t>
+      </w:r>
+      <w:r>
+        <w:rPr>
+          <w:rStyle w:val="AttributeTok"/>
+        </w:rPr>
+        <w:t xml:space="preserve"> 1964-07-12</w:t>
+      </w:r>
+      <w:r>
+        <w:br/>
+      </w:r>
+      <w:r>
+        <w:rPr>
+          <w:rStyle w:val="FunctionTok"/>
+        </w:rPr>
+        <w:t xml:space="preserve">picture</w:t>
+      </w:r>
+      <w:r>
+        <w:rPr>
+          <w:rStyle w:val="KeywordTok"/>
+        </w:rPr>
+        <w:t xml:space="preserve">:</w:t>
+      </w:r>
+      <w:r>
+        <w:rPr>
+          <w:rStyle w:val="AttributeTok"/>
+        </w:rPr>
+        <w:t xml:space="preserve"> https://commons.wikimedia.org/wiki/File:Beat_Jans_(2026)_(cropped).jpg</w:t>
+      </w:r>
+      <w:r>
+        <w:br/>
+      </w:r>
+      <w:r>
+        <w:rPr>
+          <w:rStyle w:val="FunctionTok"/>
+        </w:rPr>
+        <w:t xml:space="preserve">names</w:t>
+      </w:r>
+      <w:r>
+        <w:rPr>
+          <w:rStyle w:val="KeywordTok"/>
+        </w:rPr>
+        <w:t xml:space="preserve">:</w:t>
+      </w:r>
+      <w:r>
+        <w:br/>
+      </w:r>
+      <w:r>
+        <w:rPr>
+          <w:rStyle w:val="KeywordTok"/>
+        </w:rPr>
+        <w:t xml:space="preserve">-</w:t>
+      </w:r>
+      <w:r>
+        <w:rPr>
+          <w:rStyle w:val="AttributeTok"/>
+        </w:rPr>
+        <w:t xml:space="preserve"> </w:t>
+      </w:r>
+      <w:r>
+        <w:rPr>
+          <w:rStyle w:val="FunctionTok"/>
+        </w:rPr>
+        <w:t xml:space="preserve">name_type</w:t>
+      </w:r>
+      <w:r>
+        <w:rPr>
+          <w:rStyle w:val="KeywordTok"/>
+        </w:rPr>
+        <w:t xml:space="preserve">:</w:t>
+      </w:r>
+      <w:r>
+        <w:rPr>
+          <w:rStyle w:val="AttributeTok"/>
+        </w:rPr>
+        <w:t xml:space="preserve"> PersonFirstName</w:t>
+      </w:r>
+      <w:r>
+        <w:br/>
+      </w:r>
+      <w:r>
+        <w:rPr>
+          <w:rStyle w:val="AttributeTok"/>
+        </w:rPr>
+        <w:t xml:space="preserve">  </w:t>
+      </w:r>
+      <w:r>
+        <w:rPr>
+          <w:rStyle w:val="FunctionTok"/>
+        </w:rPr>
+        <w:t xml:space="preserve">value</w:t>
+      </w:r>
+      <w:r>
+        <w:rPr>
+          <w:rStyle w:val="KeywordTok"/>
+        </w:rPr>
+        <w:t xml:space="preserve">:</w:t>
+      </w:r>
+      <w:r>
+        <w:rPr>
+          <w:rStyle w:val="AttributeTok"/>
+        </w:rPr>
+        <w:t xml:space="preserve"> Beat</w:t>
+      </w:r>
+      <w:r>
+        <w:br/>
+      </w:r>
+      <w:r>
+        <w:rPr>
+          <w:rStyle w:val="KeywordTok"/>
+        </w:rPr>
+        <w:t xml:space="preserve">-</w:t>
+      </w:r>
+      <w:r>
+        <w:rPr>
+          <w:rStyle w:val="AttributeTok"/>
+        </w:rPr>
+        <w:t xml:space="preserve"> </w:t>
+      </w:r>
+      <w:r>
+        <w:rPr>
+          <w:rStyle w:val="FunctionTok"/>
+        </w:rPr>
+        <w:t xml:space="preserve">name_type</w:t>
+      </w:r>
+      <w:r>
+        <w:rPr>
+          <w:rStyle w:val="KeywordTok"/>
+        </w:rPr>
+        <w:t xml:space="preserve">:</w:t>
+      </w:r>
+      <w:r>
+        <w:rPr>
+          <w:rStyle w:val="AttributeTok"/>
+        </w:rPr>
+        <w:t xml:space="preserve"> PersonOfficialName</w:t>
+      </w:r>
+      <w:r>
+        <w:br/>
+      </w:r>
+      <w:r>
+        <w:rPr>
+          <w:rStyle w:val="AttributeTok"/>
+        </w:rPr>
+        <w:t xml:space="preserve">  </w:t>
+      </w:r>
+      <w:r>
+        <w:rPr>
+          <w:rStyle w:val="FunctionTok"/>
+        </w:rPr>
+        <w:t xml:space="preserve">value</w:t>
+      </w:r>
+      <w:r>
+        <w:rPr>
+          <w:rStyle w:val="KeywordTok"/>
+        </w:rPr>
+        <w:t xml:space="preserve">:</w:t>
+      </w:r>
+      <w:r>
+        <w:rPr>
+          <w:rStyle w:val="AttributeTok"/>
+        </w:rPr>
+        <w:t xml:space="preserve"> Jans</w:t>
+      </w:r>
+      <w:r>
+        <w:br/>
+      </w:r>
+      <w:r>
+        <w:rPr>
+          <w:rStyle w:val="AttributeTok"/>
+        </w:rPr>
+        <w:t xml:space="preserve">  </w:t>
+      </w:r>
+      <w:r>
+        <w:rPr>
+          <w:rStyle w:val="FunctionTok"/>
+        </w:rPr>
+        <w:t xml:space="preserve">valid_from</w:t>
+      </w:r>
+      <w:r>
+        <w:rPr>
+          <w:rStyle w:val="KeywordTok"/>
+        </w:rPr>
+        <w:t xml:space="preserve">:</w:t>
+      </w:r>
+      <w:r>
+        <w:rPr>
+          <w:rStyle w:val="AttributeTok"/>
+        </w:rPr>
+        <w:t xml:space="preserve"> 1964-07-12</w:t>
+      </w:r>
+      <w:r>
+        <w:br/>
+      </w:r>
+      <w:r>
+        <w:rPr>
+          <w:rStyle w:val="FunctionTok"/>
+        </w:rPr>
+        <w:t xml:space="preserve">addresses</w:t>
+      </w:r>
+      <w:r>
+        <w:rPr>
+          <w:rStyle w:val="KeywordTok"/>
+        </w:rPr>
+        <w:t xml:space="preserve">:</w:t>
+      </w:r>
+      <w:r>
+        <w:br/>
+      </w:r>
+      <w:r>
+        <w:rPr>
+          <w:rStyle w:val="KeywordTok"/>
+        </w:rPr>
+        <w:t xml:space="preserve">-</w:t>
+      </w:r>
+      <w:r>
+        <w:rPr>
+          <w:rStyle w:val="AttributeTok"/>
+        </w:rPr>
+        <w:t xml:space="preserve"> </w:t>
+      </w:r>
+      <w:r>
+        <w:rPr>
+          <w:rStyle w:val="FunctionTok"/>
+        </w:rPr>
+        <w:t xml:space="preserve">address_type</w:t>
+      </w:r>
+      <w:r>
+        <w:rPr>
+          <w:rStyle w:val="KeywordTok"/>
+        </w:rPr>
+        <w:t xml:space="preserve">:</w:t>
+      </w:r>
+      <w:r>
+        <w:rPr>
+          <w:rStyle w:val="AttributeTok"/>
+        </w:rPr>
+        <w:t xml:space="preserve"> businessAddress</w:t>
+      </w:r>
+      <w:r>
+        <w:br/>
+      </w:r>
+      <w:r>
+        <w:rPr>
+          <w:rStyle w:val="AttributeTok"/>
+        </w:rPr>
+        <w:t xml:space="preserve">  </w:t>
+      </w:r>
+      <w:r>
+        <w:rPr>
+          <w:rStyle w:val="FunctionTok"/>
+        </w:rPr>
+        <w:t xml:space="preserve">postal_locality</w:t>
+      </w:r>
+      <w:r>
+        <w:rPr>
+          <w:rStyle w:val="KeywordTok"/>
+        </w:rPr>
+        <w:t xml:space="preserve">:</w:t>
+      </w:r>
+      <w:r>
+        <w:rPr>
+          <w:rStyle w:val="AttributeTok"/>
+        </w:rPr>
+        <w:t xml:space="preserve"> Basel-Stadt</w:t>
+      </w:r>
+      <w:r>
+        <w:br/>
+      </w:r>
+      <w:r>
+        <w:rPr>
+          <w:rStyle w:val="FunctionTok"/>
+        </w:rPr>
+        <w:t xml:space="preserve">language_proficiencies</w:t>
+      </w:r>
+      <w:r>
+        <w:rPr>
+          <w:rStyle w:val="KeywordTok"/>
+        </w:rPr>
+        <w:t xml:space="preserve">:</w:t>
+      </w:r>
+      <w:r>
+        <w:br/>
+      </w:r>
+      <w:r>
+        <w:rPr>
+          <w:rStyle w:val="KeywordTok"/>
+        </w:rPr>
+        <w:t xml:space="preserve">-</w:t>
+      </w:r>
+      <w:r>
+        <w:rPr>
+          <w:rStyle w:val="AttributeTok"/>
+        </w:rPr>
+        <w:t xml:space="preserve"> </w:t>
+      </w:r>
+      <w:r>
+        <w:rPr>
+          <w:rStyle w:val="FunctionTok"/>
+        </w:rPr>
+        <w:t xml:space="preserve">language</w:t>
+      </w:r>
+      <w:r>
+        <w:rPr>
+          <w:rStyle w:val="KeywordTok"/>
+        </w:rPr>
+        <w:t xml:space="preserve">:</w:t>
+      </w:r>
+      <w:r>
+        <w:rPr>
+          <w:rStyle w:val="AttributeTok"/>
+        </w:rPr>
+        <w:t xml:space="preserve"> de</w:t>
+      </w:r>
+      <w:r>
+        <w:br/>
+      </w:r>
+      <w:r>
+        <w:rPr>
+          <w:rStyle w:val="AttributeTok"/>
+        </w:rPr>
+        <w:t xml:space="preserve">  </w:t>
+      </w:r>
+      <w:r>
+        <w:rPr>
+          <w:rStyle w:val="FunctionTok"/>
+        </w:rPr>
+        <w:t xml:space="preserve">is_correspondence</w:t>
+      </w:r>
+      <w:r>
+        <w:rPr>
+          <w:rStyle w:val="KeywordTok"/>
+        </w:rPr>
+        <w:t xml:space="preserve">:</w:t>
+      </w:r>
+      <w:r>
+        <w:rPr>
+          <w:rStyle w:val="AttributeTok"/>
+        </w:rPr>
+        <w:t xml:space="preserve"> </w:t>
+      </w:r>
+      <w:r>
+        <w:rPr>
+          <w:rStyle w:val="CharTok"/>
+        </w:rPr>
+        <w:t xml:space="preserve">true</w:t>
+      </w:r>
+      <w:r>
+        <w:br/>
+      </w:r>
+      <w:r>
+        <w:rPr>
+          <w:rStyle w:val="AttributeTok"/>
+        </w:rPr>
+        <w:t xml:space="preserve">  </w:t>
+      </w:r>
+      <w:r>
+        <w:rPr>
+          <w:rStyle w:val="FunctionTok"/>
+        </w:rPr>
+        <w:t xml:space="preserve">is_native</w:t>
+      </w:r>
+      <w:r>
+        <w:rPr>
+          <w:rStyle w:val="KeywordTok"/>
+        </w:rPr>
+        <w:t xml:space="preserve">:</w:t>
+      </w:r>
+      <w:r>
+        <w:rPr>
+          <w:rStyle w:val="AttributeTok"/>
+        </w:rPr>
+        <w:t xml:space="preserve"> </w:t>
+      </w:r>
+      <w:r>
+        <w:rPr>
+          <w:rStyle w:val="CharTok"/>
+        </w:rPr>
+        <w:t xml:space="preserve">true</w:t>
+      </w:r>
+      <w:r>
+        <w:br/>
+      </w:r>
+      <w:r>
+        <w:rPr>
+          <w:rStyle w:val="FunctionTok"/>
+        </w:rPr>
+        <w:t xml:space="preserve">citizenships</w:t>
+      </w:r>
+      <w:r>
+        <w:rPr>
+          <w:rStyle w:val="KeywordTok"/>
+        </w:rPr>
+        <w:t xml:space="preserve">:</w:t>
+      </w:r>
+      <w:r>
+        <w:br/>
+      </w:r>
+      <w:r>
+        <w:rPr>
+          <w:rStyle w:val="KeywordTok"/>
+        </w:rPr>
+        <w:t xml:space="preserve">-</w:t>
+      </w:r>
+      <w:r>
+        <w:rPr>
+          <w:rStyle w:val="AttributeTok"/>
+        </w:rPr>
+        <w:t xml:space="preserve"> </w:t>
+      </w:r>
+      <w:r>
+        <w:rPr>
+          <w:rStyle w:val="FunctionTok"/>
+        </w:rPr>
+        <w:t xml:space="preserve">country</w:t>
+      </w:r>
+      <w:r>
+        <w:rPr>
+          <w:rStyle w:val="KeywordTok"/>
+        </w:rPr>
+        <w:t xml:space="preserve">:</w:t>
+      </w:r>
+      <w:r>
+        <w:rPr>
+          <w:rStyle w:val="AttributeTok"/>
+        </w:rPr>
+        <w:t xml:space="preserve"> CH</w:t>
+      </w:r>
+      <w:r>
+        <w:br/>
+      </w:r>
+      <w:r>
+        <w:rPr>
+          <w:rStyle w:val="AttributeTok"/>
+        </w:rPr>
+        <w:t xml:space="preserve">  </w:t>
+      </w:r>
+      <w:r>
+        <w:rPr>
+          <w:rStyle w:val="FunctionTok"/>
+        </w:rPr>
+        <w:t xml:space="preserve">valid_from</w:t>
+      </w:r>
+      <w:r>
+        <w:rPr>
+          <w:rStyle w:val="KeywordTok"/>
+        </w:rPr>
+        <w:t xml:space="preserve">:</w:t>
+      </w:r>
+      <w:r>
+        <w:rPr>
+          <w:rStyle w:val="AttributeTok"/>
+        </w:rPr>
+        <w:t xml:space="preserve"> 1964-07-12</w:t>
+      </w:r>
+      <w:r>
+        <w:br/>
+      </w:r>
+      <w:r>
+        <w:rPr>
+          <w:rStyle w:val="FunctionTok"/>
+        </w:rPr>
+        <w:t xml:space="preserve">genders</w:t>
+      </w:r>
+      <w:r>
+        <w:rPr>
+          <w:rStyle w:val="KeywordTok"/>
+        </w:rPr>
+        <w:t xml:space="preserve">:</w:t>
+      </w:r>
+      <w:r>
+        <w:br/>
+      </w:r>
+      <w:r>
+        <w:rPr>
+          <w:rStyle w:val="KeywordTok"/>
+        </w:rPr>
+        <w:t xml:space="preserve">-</w:t>
+      </w:r>
+      <w:r>
+        <w:rPr>
+          <w:rStyle w:val="AttributeTok"/>
+        </w:rPr>
+        <w:t xml:space="preserve"> </w:t>
+      </w:r>
+      <w:r>
+        <w:rPr>
+          <w:rStyle w:val="FunctionTok"/>
+        </w:rPr>
+        <w:t xml:space="preserve">gender_code</w:t>
+      </w:r>
+      <w:r>
+        <w:rPr>
+          <w:rStyle w:val="KeywordTok"/>
+        </w:rPr>
+        <w:t xml:space="preserve">:</w:t>
+      </w:r>
+      <w:r>
+        <w:rPr>
+          <w:rStyle w:val="AttributeTok"/>
+        </w:rPr>
+        <w:t xml:space="preserve"> male</w:t>
+      </w:r>
+      <w:r>
+        <w:br/>
+      </w:r>
+      <w:r>
+        <w:rPr>
+          <w:rStyle w:val="AttributeTok"/>
+        </w:rPr>
+        <w:t xml:space="preserve">  </w:t>
+      </w:r>
+      <w:r>
+        <w:rPr>
+          <w:rStyle w:val="FunctionTok"/>
+        </w:rPr>
+        <w:t xml:space="preserve">valid_from</w:t>
+      </w:r>
+      <w:r>
+        <w:rPr>
+          <w:rStyle w:val="KeywordTok"/>
+        </w:rPr>
+        <w:t xml:space="preserve">:</w:t>
+      </w:r>
+      <w:r>
+        <w:rPr>
+          <w:rStyle w:val="AttributeTok"/>
+        </w:rPr>
+        <w:t xml:space="preserve"> 1964-07-12</w:t>
+      </w:r>
+      <w:r>
+        <w:br/>
+      </w:r>
+      <w:r>
+        <w:rPr>
+          <w:rStyle w:val="FunctionTok"/>
+        </w:rPr>
+        <w:t xml:space="preserve">occupations</w:t>
+      </w:r>
+      <w:r>
+        <w:rPr>
+          <w:rStyle w:val="KeywordTok"/>
+        </w:rPr>
+        <w:t xml:space="preserve">:</w:t>
+      </w:r>
+      <w:r>
+        <w:br/>
+      </w:r>
+      <w:r>
+        <w:rPr>
+          <w:rStyle w:val="KeywordTok"/>
+        </w:rPr>
+        <w:t xml:space="preserve">-</w:t>
+      </w:r>
+      <w:r>
+        <w:rPr>
+          <w:rStyle w:val="AttributeTok"/>
+        </w:rPr>
+        <w:t xml:space="preserve"> </w:t>
+      </w:r>
+      <w:r>
+        <w:rPr>
+          <w:rStyle w:val="FunctionTok"/>
+        </w:rPr>
+        <w:t xml:space="preserve">label</w:t>
+      </w:r>
+      <w:r>
+        <w:rPr>
+          <w:rStyle w:val="KeywordTok"/>
+        </w:rPr>
+        <w:t xml:space="preserve">:</w:t>
+      </w:r>
+      <w:r>
+        <w:rPr>
+          <w:rStyle w:val="AttributeTok"/>
+        </w:rPr>
+        <w:t xml:space="preserve"> Politiker</w:t>
+      </w:r>
+      <w:r>
+        <w:br/>
+      </w:r>
+      <w:r>
+        <w:rPr>
+          <w:rStyle w:val="AttributeTok"/>
+        </w:rPr>
+        <w:t xml:space="preserve">  </w:t>
+      </w:r>
+      <w:r>
+        <w:rPr>
+          <w:rStyle w:val="FunctionTok"/>
+        </w:rPr>
+        <w:t xml:space="preserve">valid_from</w:t>
+      </w:r>
+      <w:r>
+        <w:rPr>
+          <w:rStyle w:val="KeywordTok"/>
+        </w:rPr>
+        <w:t xml:space="preserve">:</w:t>
+      </w:r>
+      <w:r>
+        <w:rPr>
+          <w:rStyle w:val="AttributeTok"/>
+        </w:rPr>
+        <w:t xml:space="preserve"> 1964-01-01</w:t>
+      </w:r>
+      <w:r>
+        <w:br/>
+      </w:r>
+      <w:r>
+        <w:rPr>
+          <w:rStyle w:val="AttributeTok"/>
+        </w:rPr>
+        <w:t xml:space="preserve">  </w:t>
+      </w:r>
+      <w:r>
+        <w:rPr>
+          <w:rStyle w:val="FunctionTok"/>
+        </w:rPr>
+        <w:t xml:space="preserve">is_active</w:t>
+      </w:r>
+      <w:r>
+        <w:rPr>
+          <w:rStyle w:val="KeywordTok"/>
+        </w:rPr>
+        <w:t xml:space="preserve">:</w:t>
+      </w:r>
+      <w:r>
+        <w:rPr>
+          <w:rStyle w:val="AttributeTok"/>
+        </w:rPr>
+        <w:t xml:space="preserve"> </w:t>
+      </w:r>
+      <w:r>
+        <w:rPr>
+          <w:rStyle w:val="CharTok"/>
+        </w:rPr>
+        <w:t xml:space="preserve">true</w:t>
+      </w:r>
+      <w:r>
+        <w:br/>
+      </w:r>
+      <w:r>
+        <w:rPr>
+          <w:rStyle w:val="FunctionTok"/>
+        </w:rPr>
+        <w:t xml:space="preserve">trainings</w:t>
+      </w:r>
+      <w:r>
+        <w:rPr>
+          <w:rStyle w:val="KeywordTok"/>
+        </w:rPr>
+        <w:t xml:space="preserve">:</w:t>
+      </w:r>
+      <w:r>
+        <w:br/>
+      </w:r>
+      <w:r>
+        <w:rPr>
+          <w:rStyle w:val="KeywordTok"/>
+        </w:rPr>
+        <w:t xml:space="preserve">-</w:t>
+      </w:r>
+      <w:r>
+        <w:rPr>
+          <w:rStyle w:val="AttributeTok"/>
+        </w:rPr>
+        <w:t xml:space="preserve"> </w:t>
+      </w:r>
+      <w:r>
+        <w:rPr>
+          <w:rStyle w:val="FunctionTok"/>
+        </w:rPr>
+        <w:t xml:space="preserve">training_type</w:t>
+      </w:r>
+      <w:r>
+        <w:rPr>
+          <w:rStyle w:val="KeywordTok"/>
+        </w:rPr>
+        <w:t xml:space="preserve">:</w:t>
+      </w:r>
+      <w:r>
+        <w:rPr>
+          <w:rStyle w:val="AttributeTok"/>
+        </w:rPr>
+        <w:t xml:space="preserve"> </w:t>
+      </w:r>
+      <w:r>
+        <w:rPr>
+          <w:rStyle w:val="StringTok"/>
+        </w:rPr>
+        <w:t xml:space="preserve">'3223'</w:t>
+      </w:r>
+      <w:r>
+        <w:br/>
+      </w:r>
+      <w:r>
+        <w:rPr>
+          <w:rStyle w:val="AttributeTok"/>
+        </w:rPr>
+        <w:t xml:space="preserve">  </w:t>
+      </w:r>
+      <w:r>
+        <w:rPr>
+          <w:rStyle w:val="FunctionTok"/>
+        </w:rPr>
+        <w:t xml:space="preserve">value</w:t>
+      </w:r>
+      <w:r>
+        <w:rPr>
+          <w:rStyle w:val="KeywordTok"/>
+        </w:rPr>
+        <w:t xml:space="preserve">:</w:t>
+      </w:r>
+      <w:r>
+        <w:rPr>
+          <w:rStyle w:val="AttributeTok"/>
+        </w:rPr>
+        <w:t xml:space="preserve"> dipl. nat. ETH</w:t>
+      </w:r>
+      <w:r>
+        <w:br/>
+      </w:r>
+      <w:r>
+        <w:rPr>
+          <w:rStyle w:val="FunctionTok"/>
+        </w:rPr>
+        <w:t xml:space="preserve">contacts</w:t>
+      </w:r>
+      <w:r>
+        <w:rPr>
+          <w:rStyle w:val="KeywordTok"/>
+        </w:rPr>
+        <w:t xml:space="preserve">:</w:t>
+      </w:r>
+      <w:r>
+        <w:br/>
+      </w:r>
+      <w:r>
+        <w:rPr>
+          <w:rStyle w:val="KeywordTok"/>
+        </w:rPr>
+        <w:t xml:space="preserve">-</w:t>
+      </w:r>
+      <w:r>
+        <w:rPr>
+          <w:rStyle w:val="AttributeTok"/>
+        </w:rPr>
+        <w:t xml:space="preserve"> </w:t>
+      </w:r>
+      <w:r>
+        <w:rPr>
+          <w:rStyle w:val="FunctionTok"/>
+        </w:rPr>
+        <w:t xml:space="preserve">contact_type</w:t>
+      </w:r>
+      <w:r>
+        <w:rPr>
+          <w:rStyle w:val="KeywordTok"/>
+        </w:rPr>
+        <w:t xml:space="preserve">:</w:t>
+      </w:r>
+      <w:r>
+        <w:rPr>
+          <w:rStyle w:val="AttributeTok"/>
+        </w:rPr>
+        <w:t xml:space="preserve"> email</w:t>
+      </w:r>
+      <w:r>
+        <w:br/>
+      </w:r>
+      <w:r>
+        <w:rPr>
+          <w:rStyle w:val="AttributeTok"/>
+        </w:rPr>
+        <w:t xml:space="preserve">  </w:t>
+      </w:r>
+      <w:r>
+        <w:rPr>
+          <w:rStyle w:val="FunctionTok"/>
+        </w:rPr>
+        <w:t xml:space="preserve">value</w:t>
+      </w:r>
+      <w:r>
+        <w:rPr>
+          <w:rStyle w:val="KeywordTok"/>
+        </w:rPr>
+        <w:t xml:space="preserve">:</w:t>
+      </w:r>
+      <w:r>
+        <w:rPr>
+          <w:rStyle w:val="AttributeTok"/>
+        </w:rPr>
+        <w:t xml:space="preserve"> beat.jans@admin.ch</w:t>
+      </w:r>
+      <w:r>
+        <w:br/>
+      </w:r>
+      <w:r>
+        <w:rPr>
+          <w:rStyle w:val="KeywordTok"/>
+        </w:rPr>
+        <w:t xml:space="preserve">-</w:t>
+      </w:r>
+      <w:r>
+        <w:rPr>
+          <w:rStyle w:val="AttributeTok"/>
+        </w:rPr>
+        <w:t xml:space="preserve"> </w:t>
+      </w:r>
+      <w:r>
+        <w:rPr>
+          <w:rStyle w:val="FunctionTok"/>
+        </w:rPr>
+        <w:t xml:space="preserve">contact_type</w:t>
+      </w:r>
+      <w:r>
+        <w:rPr>
+          <w:rStyle w:val="KeywordTok"/>
+        </w:rPr>
+        <w:t xml:space="preserve">:</w:t>
+      </w:r>
+      <w:r>
+        <w:rPr>
+          <w:rStyle w:val="AttributeTok"/>
+        </w:rPr>
+        <w:t xml:space="preserve"> contact_website</w:t>
+      </w:r>
+      <w:r>
+        <w:br/>
+      </w:r>
+      <w:r>
+        <w:rPr>
+          <w:rStyle w:val="AttributeTok"/>
+        </w:rPr>
+        <w:t xml:space="preserve">  </w:t>
+      </w:r>
+      <w:r>
+        <w:rPr>
+          <w:rStyle w:val="FunctionTok"/>
+        </w:rPr>
+        <w:t xml:space="preserve">value</w:t>
+      </w:r>
+      <w:r>
+        <w:rPr>
+          <w:rStyle w:val="KeywordTok"/>
+        </w:rPr>
+        <w:t xml:space="preserve">:</w:t>
+      </w:r>
+      <w:r>
+        <w:rPr>
+          <w:rStyle w:val="AttributeTok"/>
+        </w:rPr>
+        <w:t xml:space="preserve"> http://www.beat-jans.ch</w:t>
+      </w:r>
+    </w:p>
+    <w:bookmarkEnd w:id="36"/>
+    <w:bookmarkEnd w:id="37"/>
+    <w:bookmarkEnd w:id="38"/>
+    <w:bookmarkStart w:id="41" w:name="klasse-name"/>
+    <w:p>
+      <w:pPr>
+        <w:pStyle w:val="berschrift2"/>
+      </w:pPr>
+      <w:r>
+        <w:t xml:space="preserve">Klasse: Name</w:t>
+      </w:r>
+    </w:p>
+    <w:p>
+      <w:pPr>
         <w:pStyle w:val="FirstParagraph"/>
       </w:pPr>
       <w:r>
@@ -4987,7 +5622,7 @@
         <w:t xml:space="preserve">__</w:t>
       </w:r>
     </w:p>
-    <w:bookmarkStart w:id="36" w:name="attribute-1"/>
+    <w:bookmarkStart w:id="39" w:name="attribute-1"/>
     <w:p>
       <w:pPr>
         <w:pStyle w:val="berschrift3"/>
@@ -5361,8 +5996,8 @@
         </w:tc>
       </w:tr>
     </w:tbl>
-    <w:bookmarkEnd w:id="36"/>
-    <w:bookmarkStart w:id="37" w:name="verwendungen-1"/>
+    <w:bookmarkEnd w:id="39"/>
+    <w:bookmarkStart w:id="40" w:name="verwendungen-1"/>
     <w:p>
       <w:pPr>
         <w:pStyle w:val="berschrift3"/>
@@ -5502,9 +6137,9 @@
         </w:tc>
       </w:tr>
     </w:tbl>
-    <w:bookmarkEnd w:id="37"/>
-    <w:bookmarkEnd w:id="38"/>
-    <w:bookmarkStart w:id="52" w:name="enum-nametypeenum"/>
+    <w:bookmarkEnd w:id="40"/>
+    <w:bookmarkEnd w:id="41"/>
+    <w:bookmarkStart w:id="55" w:name="enum-nametypeenum"/>
     <w:p>
       <w:pPr>
         <w:pStyle w:val="berschrift2"/>
@@ -5522,7 +6157,7 @@
           <w:i/>
           <w:iCs/>
         </w:rPr>
-        <w:t xml:space="preserve">Kategorien von Namenstypen gemäss eCH-0011 (personNameData) und https://dam-api.bfs.admin.ch/hub/api/dam/assets/24565576/master, URI gemäss I14Y Identifier aber als Klasse und nicht als Attribut. Beschreibungen und Übersetzungen gemäss I14Y.</w:t>
+        <w:t xml:space="preserve">Kategorien von Namenstypen gemäss eCH-0011 (personNameData) und dem Amtlichen Katalog der Merkmale der Registerharmonisierung (https://www.bfs.admin.ch/bfs/de/home/register/personenregister/registerharmonisierung/nomenklaturen.assetdetail.24565576.html), URI gemäss I14Y Identifier aber als Klasse und nicht als Attribut. Beschreibungen und Übersetzungen gemäss I14Y.</w:t>
       </w:r>
     </w:p>
     <w:p>
@@ -5543,7 +6178,7 @@
       <w:r>
         <w:t xml:space="preserve"> </w:t>
       </w:r>
-      <w:hyperlink ns1:id="rId39">
+      <w:hyperlink ns1:id="rId42">
         <w:r>
           <w:rPr>
             <w:rStyle w:val="Hyperlink"/>
@@ -5552,7 +6187,7 @@
         </w:r>
       </w:hyperlink>
     </w:p>
-    <w:bookmarkStart w:id="51" w:name="zulässige-werte"/>
+    <w:bookmarkStart w:id="54" w:name="zulässige-werte"/>
     <w:p>
       <w:pPr>
         <w:pStyle w:val="berschrift3"/>
@@ -5622,7 +6257,7 @@
               <w:pStyle w:val="Compact"/>
             </w:pPr>
             <w:r>
-              <w:t xml:space="preserve">Gemäss amtlichen Katalog der Merkmale (Nr. 211) Registerharmonisierung: Name gemäss amtlichen Unterlagen. Der amtliche Name entspricht dem Namen im schweizerischen Zivilstandsregister. Bei ausländischen Personen ohne Zivilstandsereignis in der Schweiz entspricht dieser Name dem Namen im ausländischen Pass oder auf der Identitätskarte (siehe 214 sowie Weisung des SEM über die Bestimmung und Schreibweise der Namen von ausländischen Staatsangehörigen vom 1. Januar 2012. Im Ausnahmefall siehe auch</w:t>
+              <w:t xml:space="preserve">Name gemäss amtlichen Unterlagen. Der amtliche Name entspricht dem Namen im schweizerischen Zivilstandsregister. Bei ausländischen Personen ohne Zivilstandsereignis in der Schweiz entspricht dieser Name dem Namen im ausländischen Pass oder auf der Identitätskarte (siehe 214 sowie Weisung des SEM über die Bestimmung und Schreibweise der Namen von ausländischen Staatsangehörigen vom 1. Januar 2012. Im Ausnahmefall siehe auch</w:t>
             </w:r>
             <w:r>
               <w:t xml:space="preserve"> </w:t>
@@ -5634,27 +6269,27 @@
               <w:t xml:space="preserve"> </w:t>
             </w:r>
             <w:r>
-              <w:t xml:space="preserve">(z. B. Asyl), wenn keine amtlichen Dokumente vorliegen). Der amtliche Name kann aus einem oder mehreren Teilen bestehen.</w:t>
-            </w:r>
-          </w:p>
-        </w:tc>
-      </w:tr>
-      <w:tr>
-        <w:tc>
-          <w:tcPr/>
-          <w:p>
-            <w:pPr>
-              <w:pStyle w:val="Compact"/>
-            </w:pPr>
-          </w:p>
-        </w:tc>
-        <w:tc>
-          <w:tcPr/>
-          <w:p>
-            <w:pPr>
-              <w:pStyle w:val="Compact"/>
-            </w:pPr>
-            <w:hyperlink ns1:id="rId40">
+              <w:t xml:space="preserve">(z. B. Asyl), wenn keine amtlichen Dokumente vorliegen). Der amtliche Name kann aus einem oder mehreren Teilen bestehen. Gemäss amtlichen Katalog der Merkmale (Nr. 211) Registerharmonisierung.</w:t>
+            </w:r>
+          </w:p>
+        </w:tc>
+      </w:tr>
+      <w:tr>
+        <w:tc>
+          <w:tcPr/>
+          <w:p>
+            <w:pPr>
+              <w:pStyle w:val="Compact"/>
+            </w:pPr>
+          </w:p>
+        </w:tc>
+        <w:tc>
+          <w:tcPr/>
+          <w:p>
+            <w:pPr>
+              <w:pStyle w:val="Compact"/>
+            </w:pPr>
+            <w:hyperlink ns1:id="rId43">
               <w:r>
                 <w:rPr>
                   <w:rStyle w:val="Hyperlink"/>
@@ -5688,27 +6323,27 @@
               <w:pStyle w:val="Compact"/>
             </w:pPr>
             <w:r>
-              <w:t xml:space="preserve">Gemäss amtlichen Katalog der Merkmale (Nr. 212) Registerharmonisierung: Angestammter Name gemäss amtlichen Unterlagen, den eine Person unmittelbar vor ihrer ersten Eheschliessung oder Begründung einer eingetragenen Partnerschaft geführt hat oder, gestützt auf einen Namensänderungsentscheid, als neuen Ledignamen erworben hat (Art. 24 Abs. 2 ZStV, SR 211.112.2).</w:t>
-            </w:r>
-          </w:p>
-        </w:tc>
-      </w:tr>
-      <w:tr>
-        <w:tc>
-          <w:tcPr/>
-          <w:p>
-            <w:pPr>
-              <w:pStyle w:val="Compact"/>
-            </w:pPr>
-          </w:p>
-        </w:tc>
-        <w:tc>
-          <w:tcPr/>
-          <w:p>
-            <w:pPr>
-              <w:pStyle w:val="Compact"/>
-            </w:pPr>
-            <w:hyperlink ns1:id="rId41">
+              <w:t xml:space="preserve">Angestammter Name gemäss amtlichen Unterlagen, den eine Person unmittelbar vor ihrer ersten Eheschliessung oder Begründung einer eingetragenen Partnerschaft geführt hat oder, gestützt auf einen Namensänderungsentscheid, als neuen Ledignamen erworben hat (Art. 24 Abs. 2 ZStV, SR 211.112.2). Gemäss amtlichen Katalog der Merkmale (Nr. 212) Registerharmonisierung.</w:t>
+            </w:r>
+          </w:p>
+        </w:tc>
+      </w:tr>
+      <w:tr>
+        <w:tc>
+          <w:tcPr/>
+          <w:p>
+            <w:pPr>
+              <w:pStyle w:val="Compact"/>
+            </w:pPr>
+          </w:p>
+        </w:tc>
+        <w:tc>
+          <w:tcPr/>
+          <w:p>
+            <w:pPr>
+              <w:pStyle w:val="Compact"/>
+            </w:pPr>
+            <w:hyperlink ns1:id="rId44">
               <w:r>
                 <w:rPr>
                   <w:rStyle w:val="Hyperlink"/>
@@ -5742,27 +6377,27 @@
               <w:pStyle w:val="Compact"/>
             </w:pPr>
             <w:r>
-              <w:t xml:space="preserve">Gemäss amtlichen Katalog der Merkmale (Nr. 213) Registerharmonisierung: Der Allianzname zeigt die Verbindung von zwei Personen auf, die verheiratet sind oder in einer eingetragenen Partnerschaft leben. Ein bereits verwendeter Allianzname kann nach Auflösung der Ehe oder der Partnerschaft weiterverwendet werden, wenn der amtliche Name bei der Auflösung nicht geändert wurde. Dabei wird dem amtlichen Namen mittels Bindestrich der Ledigname des Partners/der Partnerin oder der eigene Ledigname angehängt. Der Allianzname kann auf Antrag im Pass oder auf der Identitätskarte eingetragen werden.</w:t>
-            </w:r>
-          </w:p>
-        </w:tc>
-      </w:tr>
-      <w:tr>
-        <w:tc>
-          <w:tcPr/>
-          <w:p>
-            <w:pPr>
-              <w:pStyle w:val="Compact"/>
-            </w:pPr>
-          </w:p>
-        </w:tc>
-        <w:tc>
-          <w:tcPr/>
-          <w:p>
-            <w:pPr>
-              <w:pStyle w:val="Compact"/>
-            </w:pPr>
-            <w:hyperlink ns1:id="rId42">
+              <w:t xml:space="preserve">Der Allianzname zeigt die Verbindung von zwei Personen auf, die verheiratet sind oder in einer eingetragenen Partnerschaft leben. Ein bereits verwendeter Allianzname kann nach Auflösung der Ehe oder der Partnerschaft weiterverwendet werden, wenn der amtliche Name bei der Auflösung nicht geändert wurde. Dabei wird dem amtlichen Namen mittels Bindestrich der Ledigname des Partners/der Partnerin oder der eigene Ledigname angehängt. Der Allianzname kann auf Antrag im Pass oder auf der Identitätskarte eingetragen werden. Gemäss amtlichen Katalog der Merkmale (Nr. 213) Registerharmonisierung.</w:t>
+            </w:r>
+          </w:p>
+        </w:tc>
+      </w:tr>
+      <w:tr>
+        <w:tc>
+          <w:tcPr/>
+          <w:p>
+            <w:pPr>
+              <w:pStyle w:val="Compact"/>
+            </w:pPr>
+          </w:p>
+        </w:tc>
+        <w:tc>
+          <w:tcPr/>
+          <w:p>
+            <w:pPr>
+              <w:pStyle w:val="Compact"/>
+            </w:pPr>
+            <w:hyperlink ns1:id="rId45">
               <w:r>
                 <w:rPr>
                   <w:rStyle w:val="Hyperlink"/>
@@ -5796,27 +6431,27 @@
               <w:pStyle w:val="Compact"/>
             </w:pPr>
             <w:r>
-              <w:t xml:space="preserve">Gemäss amtlichen Katalog der Merkmale (Nr. 214) Registerharmonisierung: Für Personen mit ausländischer Nationalität. Dieser Name entspricht dem Eintrag im Reisepass gemäss der maschinenlesbaren Zone (MRZ) des Reisepasses. Enthält die MRZ abgekürzte Namen oder Vornamen, sind diese möglichst in voller Länge gemäss visuell lesbarer Zone des Ausweispapieres zu erfassen.</w:t>
-            </w:r>
-          </w:p>
-        </w:tc>
-      </w:tr>
-      <w:tr>
-        <w:tc>
-          <w:tcPr/>
-          <w:p>
-            <w:pPr>
-              <w:pStyle w:val="Compact"/>
-            </w:pPr>
-          </w:p>
-        </w:tc>
-        <w:tc>
-          <w:tcPr/>
-          <w:p>
-            <w:pPr>
-              <w:pStyle w:val="Compact"/>
-            </w:pPr>
-            <w:hyperlink ns1:id="rId43">
+              <w:t xml:space="preserve">Für Personen mit ausländischer Nationalität. Dieser Name entspricht dem Eintrag im Reisepass gemäss der maschinenlesbaren Zone (MRZ) des Reisepasses. Enthält die MRZ abgekürzte Namen oder Vornamen, sind diese möglichst in voller Länge gemäss visuell lesbarer Zone des Ausweispapieres zu erfassen. Gemäss amtlichen Katalog der Merkmale (Nr. 214) Registerharmonisierung.</w:t>
+            </w:r>
+          </w:p>
+        </w:tc>
+      </w:tr>
+      <w:tr>
+        <w:tc>
+          <w:tcPr/>
+          <w:p>
+            <w:pPr>
+              <w:pStyle w:val="Compact"/>
+            </w:pPr>
+          </w:p>
+        </w:tc>
+        <w:tc>
+          <w:tcPr/>
+          <w:p>
+            <w:pPr>
+              <w:pStyle w:val="Compact"/>
+            </w:pPr>
+            <w:hyperlink ns1:id="rId46">
               <w:r>
                 <w:rPr>
                   <w:rStyle w:val="Hyperlink"/>
@@ -5850,27 +6485,27 @@
               <w:pStyle w:val="Compact"/>
             </w:pPr>
             <w:r>
-              <w:t xml:space="preserve">Gemäss amtlichen Katalog der Merkmale (Nr. 215) Registerharmonisierung: Name (z. B. Künstler- oder Ordensname), der aufgrund eines bewilligten Gesuchs geführt werden darf. Der Aliasname kann aus einem oder mehreren Teilen (z. B. auch aus Aliasvorname und Aliasname) bestehen.</w:t>
-            </w:r>
-          </w:p>
-        </w:tc>
-      </w:tr>
-      <w:tr>
-        <w:tc>
-          <w:tcPr/>
-          <w:p>
-            <w:pPr>
-              <w:pStyle w:val="Compact"/>
-            </w:pPr>
-          </w:p>
-        </w:tc>
-        <w:tc>
-          <w:tcPr/>
-          <w:p>
-            <w:pPr>
-              <w:pStyle w:val="Compact"/>
-            </w:pPr>
-            <w:hyperlink ns1:id="rId44">
+              <w:t xml:space="preserve">Name (z. B. Künstler- oder Ordensname), der aufgrund eines bewilligten Gesuchs geführt werden darf. Der Aliasname kann aus einem oder mehreren Teilen (z. B. auch aus Aliasvorname und Aliasname) bestehen. Gemäss amtlichen Katalog der Merkmale (Nr. 215) Registerharmonisierung.</w:t>
+            </w:r>
+          </w:p>
+        </w:tc>
+      </w:tr>
+      <w:tr>
+        <w:tc>
+          <w:tcPr/>
+          <w:p>
+            <w:pPr>
+              <w:pStyle w:val="Compact"/>
+            </w:pPr>
+          </w:p>
+        </w:tc>
+        <w:tc>
+          <w:tcPr/>
+          <w:p>
+            <w:pPr>
+              <w:pStyle w:val="Compact"/>
+            </w:pPr>
+            <w:hyperlink ns1:id="rId47">
               <w:r>
                 <w:rPr>
                   <w:rStyle w:val="Hyperlink"/>
@@ -5904,27 +6539,27 @@
               <w:pStyle w:val="Compact"/>
             </w:pPr>
             <w:r>
-              <w:t xml:space="preserve">Gemäss amtlichen Katalog der Merkmale (Nr. 216) Registerharmonisierung: Weitere amtliche Namen gemäss schweizerischen Zivilstandsdokumenten (Art. 24 Abs. 3 ZStV) oder ausländischen Dokumenten, welche weder Familiennamen noch Vornamen sind.</w:t>
-            </w:r>
-          </w:p>
-        </w:tc>
-      </w:tr>
-      <w:tr>
-        <w:tc>
-          <w:tcPr/>
-          <w:p>
-            <w:pPr>
-              <w:pStyle w:val="Compact"/>
-            </w:pPr>
-          </w:p>
-        </w:tc>
-        <w:tc>
-          <w:tcPr/>
-          <w:p>
-            <w:pPr>
-              <w:pStyle w:val="Compact"/>
-            </w:pPr>
-            <w:hyperlink ns1:id="rId45">
+              <w:t xml:space="preserve">Weitere amtliche Namen gemäss schweizerischen Zivilstandsdokumenten (Art. 24 Abs. 3 ZStV) oder ausländischen Dokumenten, welche weder Familiennamen noch Vornamen sind. Gemäss amtlichen Katalog der Merkmale (Nr. 216) Registerharmonisierung.</w:t>
+            </w:r>
+          </w:p>
+        </w:tc>
+      </w:tr>
+      <w:tr>
+        <w:tc>
+          <w:tcPr/>
+          <w:p>
+            <w:pPr>
+              <w:pStyle w:val="Compact"/>
+            </w:pPr>
+          </w:p>
+        </w:tc>
+        <w:tc>
+          <w:tcPr/>
+          <w:p>
+            <w:pPr>
+              <w:pStyle w:val="Compact"/>
+            </w:pPr>
+            <w:hyperlink ns1:id="rId48">
               <w:r>
                 <w:rPr>
                   <w:rStyle w:val="Hyperlink"/>
@@ -5958,27 +6593,27 @@
               <w:pStyle w:val="Compact"/>
             </w:pPr>
             <w:r>
-              <w:t xml:space="preserve">Gemäss amtlichen Katalog der Merkmale (Nr. 217) Registerharmonisierung: Für Personen mit ausländischer Nationalität, die keine offiziellen Dokumente besitzen (hauptsächlich im Asylbereich).</w:t>
-            </w:r>
-          </w:p>
-        </w:tc>
-      </w:tr>
-      <w:tr>
-        <w:tc>
-          <w:tcPr/>
-          <w:p>
-            <w:pPr>
-              <w:pStyle w:val="Compact"/>
-            </w:pPr>
-          </w:p>
-        </w:tc>
-        <w:tc>
-          <w:tcPr/>
-          <w:p>
-            <w:pPr>
-              <w:pStyle w:val="Compact"/>
-            </w:pPr>
-            <w:hyperlink ns1:id="rId46">
+              <w:t xml:space="preserve">Für Personen mit ausländischer Nationalität, die keine offiziellen Dokumente besitzen (hauptsächlich im Asylbereich). Gemäss amtlichen Katalog der Merkmale (Nr. 217) Registerharmonisierung.</w:t>
+            </w:r>
+          </w:p>
+        </w:tc>
+      </w:tr>
+      <w:tr>
+        <w:tc>
+          <w:tcPr/>
+          <w:p>
+            <w:pPr>
+              <w:pStyle w:val="Compact"/>
+            </w:pPr>
+          </w:p>
+        </w:tc>
+        <w:tc>
+          <w:tcPr/>
+          <w:p>
+            <w:pPr>
+              <w:pStyle w:val="Compact"/>
+            </w:pPr>
+            <w:hyperlink ns1:id="rId49">
               <w:r>
                 <w:rPr>
                   <w:rStyle w:val="Hyperlink"/>
@@ -6012,27 +6647,27 @@
               <w:pStyle w:val="Compact"/>
             </w:pPr>
             <w:r>
-              <w:t xml:space="preserve">Gemäss amtlichen Katalog der Merkmale (Nr. 221) Registerharmonisierung: Vornamen gemäss Geburtsurkunde oder Zivilstandsregister/Infostar in der aufgeführten Reihenfolge bzw. gemäss ausländischen Ausweispapieren.</w:t>
-            </w:r>
-          </w:p>
-        </w:tc>
-      </w:tr>
-      <w:tr>
-        <w:tc>
-          <w:tcPr/>
-          <w:p>
-            <w:pPr>
-              <w:pStyle w:val="Compact"/>
-            </w:pPr>
-          </w:p>
-        </w:tc>
-        <w:tc>
-          <w:tcPr/>
-          <w:p>
-            <w:pPr>
-              <w:pStyle w:val="Compact"/>
-            </w:pPr>
-            <w:hyperlink ns1:id="rId47">
+              <w:t xml:space="preserve">Vornamen gemäss Geburtsurkunde oder Zivilstandsregister/Infostar in der aufgeführten Reihenfolge bzw. gemäss ausländischen Ausweispapieren. Gemäss amtlichen Katalog der Merkmale (Nr. 221) Registerharmonisierung.</w:t>
+            </w:r>
+          </w:p>
+        </w:tc>
+      </w:tr>
+      <w:tr>
+        <w:tc>
+          <w:tcPr/>
+          <w:p>
+            <w:pPr>
+              <w:pStyle w:val="Compact"/>
+            </w:pPr>
+          </w:p>
+        </w:tc>
+        <w:tc>
+          <w:tcPr/>
+          <w:p>
+            <w:pPr>
+              <w:pStyle w:val="Compact"/>
+            </w:pPr>
+            <w:hyperlink ns1:id="rId50">
               <w:r>
                 <w:rPr>
                   <w:rStyle w:val="Hyperlink"/>
@@ -6066,7 +6701,7 @@
               <w:pStyle w:val="Compact"/>
             </w:pPr>
             <w:r>
-              <w:t xml:space="preserve">Gemäss amtlichen Katalog der Merkmale (Nr. 222) Registerharmonisierung: Eine Person hat das Recht, aus der Liste ihrer amtlichen Vornamen einen Rufnamen auszuwählen. Der Rufname kann aus einem oder mehreren Vornamen (aus den</w:t>
+              <w:t xml:space="preserve">Eine Person hat das Recht, aus der Liste ihrer amtlichen Vornamen einen Rufnamen auszuwählen. Der Rufname kann aus einem oder mehreren Vornamen (aus den</w:t>
             </w:r>
             <w:r>
               <w:t xml:space="preserve"> </w:t>
@@ -6075,27 +6710,27 @@
               <w:t xml:space="preserve">“amtlichen Vornamen”</w:t>
             </w:r>
             <w:r>
-              <w:t xml:space="preserve">) bestehen.</w:t>
-            </w:r>
-          </w:p>
-        </w:tc>
-      </w:tr>
-      <w:tr>
-        <w:tc>
-          <w:tcPr/>
-          <w:p>
-            <w:pPr>
-              <w:pStyle w:val="Compact"/>
-            </w:pPr>
-          </w:p>
-        </w:tc>
-        <w:tc>
-          <w:tcPr/>
-          <w:p>
-            <w:pPr>
-              <w:pStyle w:val="Compact"/>
-            </w:pPr>
-            <w:hyperlink ns1:id="rId48">
+              <w:t xml:space="preserve">) bestehen. Gemäss amtlichen Katalog der Merkmale (Nr. 222) Registerharmonisierung.</w:t>
+            </w:r>
+          </w:p>
+        </w:tc>
+      </w:tr>
+      <w:tr>
+        <w:tc>
+          <w:tcPr/>
+          <w:p>
+            <w:pPr>
+              <w:pStyle w:val="Compact"/>
+            </w:pPr>
+          </w:p>
+        </w:tc>
+        <w:tc>
+          <w:tcPr/>
+          <w:p>
+            <w:pPr>
+              <w:pStyle w:val="Compact"/>
+            </w:pPr>
+            <w:hyperlink ns1:id="rId51">
               <w:r>
                 <w:rPr>
                   <w:rStyle w:val="Hyperlink"/>
@@ -6129,27 +6764,27 @@
               <w:pStyle w:val="Compact"/>
             </w:pPr>
             <w:r>
-              <w:t xml:space="preserve">Gemäss amtlichen Katalog der Merkmale (Nr. 223) Registerharmonisierung: Für Personen mit ausländischer Nationalität. Zu benutzen in Verbindung mit dem Namen im ausländischen Pass.”</w:t>
-            </w:r>
-          </w:p>
-        </w:tc>
-      </w:tr>
-      <w:tr>
-        <w:tc>
-          <w:tcPr/>
-          <w:p>
-            <w:pPr>
-              <w:pStyle w:val="Compact"/>
-            </w:pPr>
-          </w:p>
-        </w:tc>
-        <w:tc>
-          <w:tcPr/>
-          <w:p>
-            <w:pPr>
-              <w:pStyle w:val="Compact"/>
-            </w:pPr>
-            <w:hyperlink ns1:id="rId49">
+              <w:t xml:space="preserve">Für Personen mit ausländischer Nationalität. Zu benutzen in Verbindung mit dem Namen im ausländischen Pass. Gemäss amtlichen Katalog der Merkmale (Nr. 223) Registerharmonisierung.</w:t>
+            </w:r>
+          </w:p>
+        </w:tc>
+      </w:tr>
+      <w:tr>
+        <w:tc>
+          <w:tcPr/>
+          <w:p>
+            <w:pPr>
+              <w:pStyle w:val="Compact"/>
+            </w:pPr>
+          </w:p>
+        </w:tc>
+        <w:tc>
+          <w:tcPr/>
+          <w:p>
+            <w:pPr>
+              <w:pStyle w:val="Compact"/>
+            </w:pPr>
+            <w:hyperlink ns1:id="rId52">
               <w:r>
                 <w:rPr>
                   <w:rStyle w:val="Hyperlink"/>
@@ -6183,27 +6818,27 @@
               <w:pStyle w:val="Compact"/>
             </w:pPr>
             <w:r>
-              <w:t xml:space="preserve">Gemäss amtlichen Katalog der Merkmale (Nr. 224) Registerharmonisierung: Für Personen mit ausländischer Nationalität, die keine amtlichen Dokumente besitzen (hauptsächlich im Asylbereich). Zu benutzen in Verbindung mit dem Namen gemäss Deklaration.</w:t>
-            </w:r>
-          </w:p>
-        </w:tc>
-      </w:tr>
-      <w:tr>
-        <w:tc>
-          <w:tcPr/>
-          <w:p>
-            <w:pPr>
-              <w:pStyle w:val="Compact"/>
-            </w:pPr>
-          </w:p>
-        </w:tc>
-        <w:tc>
-          <w:tcPr/>
-          <w:p>
-            <w:pPr>
-              <w:pStyle w:val="Compact"/>
-            </w:pPr>
-            <w:hyperlink ns1:id="rId50">
+              <w:t xml:space="preserve">Für Personen mit ausländischer Nationalität, die keine amtlichen Dokumente besitzen (hauptsächlich im Asylbereich). Zu benutzen in Verbindung mit dem Namen gemäss Deklaration. Gemäss amtlichen Katalog der Merkmale (Nr. 224) Registerharmonisierung.</w:t>
+            </w:r>
+          </w:p>
+        </w:tc>
+      </w:tr>
+      <w:tr>
+        <w:tc>
+          <w:tcPr/>
+          <w:p>
+            <w:pPr>
+              <w:pStyle w:val="Compact"/>
+            </w:pPr>
+          </w:p>
+        </w:tc>
+        <w:tc>
+          <w:tcPr/>
+          <w:p>
+            <w:pPr>
+              <w:pStyle w:val="Compact"/>
+            </w:pPr>
+            <w:hyperlink ns1:id="rId53">
               <w:r>
                 <w:rPr>
                   <w:rStyle w:val="Hyperlink"/>
@@ -6215,9 +6850,9 @@
         </w:tc>
       </w:tr>
     </w:tbl>
-    <w:bookmarkEnd w:id="51"/>
-    <w:bookmarkEnd w:id="52"/>
-    <w:bookmarkStart w:id="55" w:name="klasse-languageproficiency"/>
+    <w:bookmarkEnd w:id="54"/>
+    <w:bookmarkEnd w:id="55"/>
+    <w:bookmarkStart w:id="58" w:name="klasse-languageproficiency"/>
     <w:p>
       <w:pPr>
         <w:pStyle w:val="berschrift2"/>
@@ -6246,7 +6881,7 @@
         <w:t xml:space="preserve">__</w:t>
       </w:r>
     </w:p>
-    <w:bookmarkStart w:id="53" w:name="attribute-2"/>
+    <w:bookmarkStart w:id="56" w:name="attribute-2"/>
     <w:p>
       <w:pPr>
         <w:pStyle w:val="berschrift3"/>
@@ -6501,8 +7136,8 @@
         </w:tc>
       </w:tr>
     </w:tbl>
-    <w:bookmarkEnd w:id="53"/>
-    <w:bookmarkStart w:id="54" w:name="verwendungen-2"/>
+    <w:bookmarkEnd w:id="56"/>
+    <w:bookmarkStart w:id="57" w:name="verwendungen-2"/>
     <w:p>
       <w:pPr>
         <w:pStyle w:val="berschrift3"/>
@@ -6643,9 +7278,9 @@
         </w:tc>
       </w:tr>
     </w:tbl>
-    <w:bookmarkEnd w:id="54"/>
-    <w:bookmarkEnd w:id="55"/>
-    <w:bookmarkStart w:id="58" w:name="klasse-citizenship"/>
+    <w:bookmarkEnd w:id="57"/>
+    <w:bookmarkEnd w:id="58"/>
+    <w:bookmarkStart w:id="61" w:name="klasse-citizenship"/>
     <w:p>
       <w:pPr>
         <w:pStyle w:val="berschrift2"/>
@@ -6732,7 +7367,7 @@
         <w:t xml:space="preserve">__</w:t>
       </w:r>
     </w:p>
-    <w:bookmarkStart w:id="56" w:name="attribute-3"/>
+    <w:bookmarkStart w:id="59" w:name="attribute-3"/>
     <w:p>
       <w:pPr>
         <w:pStyle w:val="berschrift3"/>
@@ -7051,8 +7686,8 @@
         </w:tc>
       </w:tr>
     </w:tbl>
-    <w:bookmarkEnd w:id="56"/>
-    <w:bookmarkStart w:id="57" w:name="verwendungen-3"/>
+    <w:bookmarkEnd w:id="59"/>
+    <w:bookmarkStart w:id="60" w:name="verwendungen-3"/>
     <w:p>
       <w:pPr>
         <w:pStyle w:val="berschrift3"/>
@@ -7193,9 +7828,9 @@
         </w:tc>
       </w:tr>
     </w:tbl>
-    <w:bookmarkEnd w:id="57"/>
-    <w:bookmarkEnd w:id="58"/>
-    <w:bookmarkStart w:id="61" w:name="klasse-gender"/>
+    <w:bookmarkEnd w:id="60"/>
+    <w:bookmarkEnd w:id="61"/>
+    <w:bookmarkStart w:id="64" w:name="klasse-gender"/>
     <w:p>
       <w:pPr>
         <w:pStyle w:val="berschrift2"/>
@@ -7224,7 +7859,7 @@
         <w:t xml:space="preserve">__</w:t>
       </w:r>
     </w:p>
-    <w:bookmarkStart w:id="59" w:name="attribute-4"/>
+    <w:bookmarkStart w:id="62" w:name="attribute-4"/>
     <w:p>
       <w:pPr>
         <w:pStyle w:val="berschrift3"/>
@@ -7333,7 +7968,7 @@
               <w:pStyle w:val="Compact"/>
             </w:pPr>
             <w:r>
-              <w:t xml:space="preserve">Geschlechtscode. Empfohlene Werte: male, female, diverse .</w:t>
+              <w:t xml:space="preserve">Geschlechtscode. Empfohlene Werte: male, female, non_binary.</w:t>
             </w:r>
           </w:p>
         </w:tc>
@@ -7647,8 +8282,8 @@
         </w:tc>
       </w:tr>
     </w:tbl>
-    <w:bookmarkEnd w:id="59"/>
-    <w:bookmarkStart w:id="60" w:name="verwendungen-4"/>
+    <w:bookmarkEnd w:id="62"/>
+    <w:bookmarkStart w:id="63" w:name="verwendungen-4"/>
     <w:p>
       <w:pPr>
         <w:pStyle w:val="berschrift3"/>
@@ -7788,9 +8423,9 @@
         </w:tc>
       </w:tr>
     </w:tbl>
-    <w:bookmarkEnd w:id="60"/>
-    <w:bookmarkEnd w:id="61"/>
-    <w:bookmarkStart w:id="64" w:name="enum-gendercodeenum"/>
+    <w:bookmarkEnd w:id="63"/>
+    <w:bookmarkEnd w:id="64"/>
+    <w:bookmarkStart w:id="69" w:name="enum-gendercodeenum"/>
     <w:p>
       <w:pPr>
         <w:pStyle w:val="berschrift2"/>
@@ -7823,7 +8458,7 @@
           <w:i/>
           <w:iCs/>
         </w:rPr>
-        <w:t xml:space="preserve">diverse</w:t>
+        <w:t xml:space="preserve">non_binary</w:t>
       </w:r>
       <w:r>
         <w:rPr>
@@ -7858,7 +8493,7 @@
       <w:r>
         <w:t xml:space="preserve"> </w:t>
       </w:r>
-      <w:hyperlink ns1:id="rId62">
+      <w:hyperlink ns1:id="rId65">
         <w:r>
           <w:rPr>
             <w:rStyle w:val="Hyperlink"/>
@@ -7867,7 +8502,7 @@
         </w:r>
       </w:hyperlink>
     </w:p>
-    <w:bookmarkStart w:id="63" w:name="zulässige-werte-1"/>
+    <w:bookmarkStart w:id="68" w:name="zulässige-werte-1"/>
     <w:p>
       <w:pPr>
         <w:pStyle w:val="berschrift3"/>
@@ -7879,7 +8514,8 @@
     <w:tbl>
       <w:tblPr>
         <w:tblStyle w:val="Table"/>
-        <w:tblW w:type="auto" w:w="0"/>
+        <w:tblW w:type="pct" w:w="5000"/>
+        <w:tblLayout w:type="fixed"/>
         <w:tblLook w:firstRow="1" w:lastRow="0" w:firstColumn="0" w:lastColumn="0" w:noHBand="0" w:noVBand="0" w:val="0020"/>
       </w:tblPr>
       <w:tblGrid>
@@ -7956,6 +8592,14 @@
             <w:pPr>
               <w:pStyle w:val="Compact"/>
             </w:pPr>
+            <w:hyperlink ns1:id="rId66">
+              <w:r>
+                <w:rPr>
+                  <w:rStyle w:val="Hyperlink"/>
+                </w:rPr>
+                <w:t xml:space="preserve">https://register.ld.admin.ch/i14y/concept/sex/1</w:t>
+              </w:r>
+            </w:hyperlink>
           </w:p>
         </w:tc>
       </w:tr>
@@ -8002,20 +8646,28 @@
             <w:pPr>
               <w:pStyle w:val="Compact"/>
             </w:pPr>
-          </w:p>
-        </w:tc>
-      </w:tr>
-      <w:tr>
-        <w:tc>
-          <w:tcPr>
-            <w:shd w:val="clear" w:color="auto" w:fill="F2F2F2"/>
-          </w:tcPr>
-          <w:p>
-            <w:pPr>
-              <w:pStyle w:val="Compact"/>
-            </w:pPr>
-            <w:r>
-              <w:t xml:space="preserve">diverse</w:t>
+            <w:hyperlink ns1:id="rId67">
+              <w:r>
+                <w:rPr>
+                  <w:rStyle w:val="Hyperlink"/>
+                </w:rPr>
+                <w:t xml:space="preserve">https://register.ld.admin.ch/i14y/concept/sex/2</w:t>
+              </w:r>
+            </w:hyperlink>
+          </w:p>
+        </w:tc>
+      </w:tr>
+      <w:tr>
+        <w:tc>
+          <w:tcPr>
+            <w:shd w:val="clear" w:color="auto" w:fill="F2F2F2"/>
+          </w:tcPr>
+          <w:p>
+            <w:pPr>
+              <w:pStyle w:val="Compact"/>
+            </w:pPr>
+            <w:r>
+              <w:t xml:space="preserve">non_binary</w:t>
             </w:r>
           </w:p>
         </w:tc>
@@ -8033,28 +8685,10 @@
           </w:p>
         </w:tc>
       </w:tr>
-      <w:tr>
-        <w:tc>
-          <w:tcPr/>
-          <w:p>
-            <w:pPr>
-              <w:pStyle w:val="Compact"/>
-            </w:pPr>
-          </w:p>
-        </w:tc>
-        <w:tc>
-          <w:tcPr/>
-          <w:p>
-            <w:pPr>
-              <w:pStyle w:val="Compact"/>
-            </w:pPr>
-          </w:p>
-        </w:tc>
-      </w:tr>
     </w:tbl>
-    <w:bookmarkEnd w:id="63"/>
-    <w:bookmarkEnd w:id="64"/>
-    <w:bookmarkStart w:id="70" w:name="klasse-occupation"/>
+    <w:bookmarkEnd w:id="68"/>
+    <w:bookmarkEnd w:id="69"/>
+    <w:bookmarkStart w:id="76" w:name="klasse-occupation"/>
     <w:p>
       <w:pPr>
         <w:pStyle w:val="berschrift2"/>
@@ -8072,7 +8706,7 @@
           <w:i/>
           <w:iCs/>
         </w:rPr>
-        <w:t xml:space="preserve">Beruf oder Tätigkeit einer Person mit Angabe eines Labels, eines ISCO-19 Codes, ob die Position bezahlt ist, und der zeitlichen Gültigkeit.</w:t>
+        <w:t xml:space="preserve">Beruf oder Tätigkeit einer Person mit Angabe eines Labels, eines ISCO-19 Codes, ob die Tätigkeit bezahlt ist, und der zeitlichen Gültigkeit.</w:t>
       </w:r>
     </w:p>
     <w:p>
@@ -8083,7 +8717,7 @@
         <w:t xml:space="preserve">__</w:t>
       </w:r>
     </w:p>
-    <w:bookmarkStart w:id="66" w:name="attribute-5"/>
+    <w:bookmarkStart w:id="71" w:name="attribute-5"/>
     <w:p>
       <w:pPr>
         <w:pStyle w:val="berschrift3"/>
@@ -8192,7 +8826,7 @@
               <w:pStyle w:val="Compact"/>
             </w:pPr>
             <w:r>
-              <w:t xml:space="preserve">Gibt an, ob die Position bezahlt ist.</w:t>
+              <w:t xml:space="preserve">Gibt an, ob die Tätigkeit bezahlt ist.</w:t>
             </w:r>
           </w:p>
         </w:tc>
@@ -8610,7 +9244,7 @@
         </w:tc>
       </w:tr>
     </w:tbl>
-    <w:bookmarkStart w:id="65" w:name="einschränkungen"/>
+    <w:bookmarkStart w:id="70" w:name="einschränkungen"/>
     <w:p>
       <w:pPr>
         <w:pStyle w:val="berschrift5"/>
@@ -8661,9 +9295,9 @@
         </w:r>
       </w:hyperlink>
     </w:p>
-    <w:bookmarkEnd w:id="65"/>
-    <w:bookmarkEnd w:id="66"/>
-    <w:bookmarkStart w:id="67" w:name="verwendungen-5"/>
+    <w:bookmarkEnd w:id="70"/>
+    <w:bookmarkEnd w:id="71"/>
+    <w:bookmarkStart w:id="72" w:name="verwendungen-5"/>
     <w:p>
       <w:pPr>
         <w:pStyle w:val="berschrift3"/>
@@ -8804,8 +9438,8 @@
         </w:tc>
       </w:tr>
     </w:tbl>
-    <w:bookmarkEnd w:id="67"/>
-    <w:bookmarkStart w:id="69" w:name="beispiele-1"/>
+    <w:bookmarkEnd w:id="72"/>
+    <w:bookmarkStart w:id="75" w:name="beispiele-1"/>
     <w:p>
       <w:pPr>
         <w:pStyle w:val="berschrift3"/>
@@ -8814,13 +9448,13 @@
         <w:t xml:space="preserve">Beispiele</w:t>
       </w:r>
     </w:p>
-    <w:bookmarkStart w:id="68" w:name="Xc6b59bf12c50a4b17c97adc18bcc3760c539d3e"/>
+    <w:bookmarkStart w:id="73" w:name="X2e69b8783a538916bfc957d71edc176e5cd2c1d"/>
     <w:p>
       <w:pPr>
         <w:pStyle w:val="berschrift4"/>
       </w:pPr>
       <w:r>
-        <w:t xml:space="preserve">Beispiel: Occupation-swiss_politicians_Beat_Jans_Politiker</w:t>
+        <w:t xml:space="preserve">Beispiel: Occupation-swiss_politicians_Sofia_Fisch_Juristin</w:t>
       </w:r>
     </w:p>
     <w:p>
@@ -8843,7 +9477,7 @@
         <w:rPr>
           <w:rStyle w:val="AttributeTok"/>
         </w:rPr>
-        <w:t xml:space="preserve"> Politiker</w:t>
+        <w:t xml:space="preserve"> Jurist*in</w:t>
       </w:r>
       <w:r>
         <w:br/>
@@ -8852,7 +9486,7 @@
         <w:rPr>
           <w:rStyle w:val="FunctionTok"/>
         </w:rPr>
-        <w:t xml:space="preserve">valid_from</w:t>
+        <w:t xml:space="preserve">is_active</w:t>
       </w:r>
       <w:r>
         <w:rPr>
@@ -8864,27 +9498,6 @@
         <w:rPr>
           <w:rStyle w:val="AttributeTok"/>
         </w:rPr>
-        <w:t xml:space="preserve"> 1964-01-01</w:t>
-      </w:r>
-      <w:r>
-        <w:br/>
-      </w:r>
-      <w:r>
-        <w:rPr>
-          <w:rStyle w:val="FunctionTok"/>
-        </w:rPr>
-        <w:t xml:space="preserve">is_active</w:t>
-      </w:r>
-      <w:r>
-        <w:rPr>
-          <w:rStyle w:val="KeywordTok"/>
-        </w:rPr>
-        <w:t xml:space="preserve">:</w:t>
-      </w:r>
-      <w:r>
-        <w:rPr>
-          <w:rStyle w:val="AttributeTok"/>
-        </w:rPr>
         <w:t xml:space="preserve"> </w:t>
       </w:r>
       <w:r>
@@ -8894,20 +9507,101 @@
         <w:t xml:space="preserve">true</w:t>
       </w:r>
     </w:p>
-    <w:bookmarkEnd w:id="68"/>
-    <w:bookmarkEnd w:id="69"/>
-    <w:bookmarkEnd w:id="70"/>
-    <w:bookmarkStart w:id="74" w:name="klasse-training"/>
+    <w:bookmarkEnd w:id="73"/>
+    <w:bookmarkStart w:id="74" w:name="Xc6b59bf12c50a4b17c97adc18bcc3760c539d3e"/>
     <w:p>
       <w:pPr>
-        <w:pStyle w:val="berschrift2"/>
-      </w:pPr>
-      <w:r>
-        <w:t xml:space="preserve">Klasse: Training</w:t>
+        <w:pStyle w:val="berschrift4"/>
+      </w:pPr>
+      <w:r>
+        <w:t xml:space="preserve">Beispiel: Occupation-swiss_politicians_Beat_Jans_Politiker</w:t>
       </w:r>
     </w:p>
     <w:p>
       <w:pPr>
+        <w:pStyle w:val="SourceCode"/>
+      </w:pPr>
+      <w:r>
+        <w:rPr>
+          <w:rStyle w:val="FunctionTok"/>
+        </w:rPr>
+        <w:t xml:space="preserve">label</w:t>
+      </w:r>
+      <w:r>
+        <w:rPr>
+          <w:rStyle w:val="KeywordTok"/>
+        </w:rPr>
+        <w:t xml:space="preserve">:</w:t>
+      </w:r>
+      <w:r>
+        <w:rPr>
+          <w:rStyle w:val="AttributeTok"/>
+        </w:rPr>
+        <w:t xml:space="preserve"> Politiker</w:t>
+      </w:r>
+      <w:r>
+        <w:br/>
+      </w:r>
+      <w:r>
+        <w:rPr>
+          <w:rStyle w:val="FunctionTok"/>
+        </w:rPr>
+        <w:t xml:space="preserve">valid_from</w:t>
+      </w:r>
+      <w:r>
+        <w:rPr>
+          <w:rStyle w:val="KeywordTok"/>
+        </w:rPr>
+        <w:t xml:space="preserve">:</w:t>
+      </w:r>
+      <w:r>
+        <w:rPr>
+          <w:rStyle w:val="AttributeTok"/>
+        </w:rPr>
+        <w:t xml:space="preserve"> 1964-01-01</w:t>
+      </w:r>
+      <w:r>
+        <w:br/>
+      </w:r>
+      <w:r>
+        <w:rPr>
+          <w:rStyle w:val="FunctionTok"/>
+        </w:rPr>
+        <w:t xml:space="preserve">is_active</w:t>
+      </w:r>
+      <w:r>
+        <w:rPr>
+          <w:rStyle w:val="KeywordTok"/>
+        </w:rPr>
+        <w:t xml:space="preserve">:</w:t>
+      </w:r>
+      <w:r>
+        <w:rPr>
+          <w:rStyle w:val="AttributeTok"/>
+        </w:rPr>
+        <w:t xml:space="preserve"> </w:t>
+      </w:r>
+      <w:r>
+        <w:rPr>
+          <w:rStyle w:val="CharTok"/>
+        </w:rPr>
+        <w:t xml:space="preserve">true</w:t>
+      </w:r>
+    </w:p>
+    <w:bookmarkEnd w:id="74"/>
+    <w:bookmarkEnd w:id="75"/>
+    <w:bookmarkEnd w:id="76"/>
+    <w:bookmarkStart w:id="80" w:name="klasse-training"/>
+    <w:p>
+      <w:pPr>
+        <w:pStyle w:val="berschrift2"/>
+      </w:pPr>
+      <w:r>
+        <w:t xml:space="preserve">Klasse: Training</w:t>
+      </w:r>
+    </w:p>
+    <w:p>
+      <w:pPr>
         <w:pStyle w:val="FirstParagraph"/>
       </w:pPr>
       <w:r>
@@ -8926,7 +9620,7 @@
         <w:t xml:space="preserve">__</w:t>
       </w:r>
     </w:p>
-    <w:bookmarkStart w:id="72" w:name="attribute-6"/>
+    <w:bookmarkStart w:id="78" w:name="attribute-6"/>
     <w:p>
       <w:pPr>
         <w:pStyle w:val="berschrift3"/>
@@ -9349,7 +10043,7 @@
         </w:tc>
       </w:tr>
     </w:tbl>
-    <w:bookmarkStart w:id="71" w:name="einschränkungen-1"/>
+    <w:bookmarkStart w:id="77" w:name="einschränkungen-1"/>
     <w:p>
       <w:pPr>
         <w:pStyle w:val="berschrift5"/>
@@ -9417,9 +10111,9 @@
         </w:r>
       </w:hyperlink>
     </w:p>
-    <w:bookmarkEnd w:id="71"/>
-    <w:bookmarkEnd w:id="72"/>
-    <w:bookmarkStart w:id="73" w:name="verwendungen-6"/>
+    <w:bookmarkEnd w:id="77"/>
+    <w:bookmarkEnd w:id="78"/>
+    <w:bookmarkStart w:id="79" w:name="verwendungen-6"/>
     <w:p>
       <w:pPr>
         <w:pStyle w:val="berschrift3"/>
@@ -9560,9 +10254,9 @@
         </w:tc>
       </w:tr>
     </w:tbl>
-    <w:bookmarkEnd w:id="73"/>
-    <w:bookmarkEnd w:id="74"/>
-    <w:bookmarkStart w:id="119" w:name="enum-trainingtypeenum"/>
+    <w:bookmarkEnd w:id="79"/>
+    <w:bookmarkEnd w:id="80"/>
+    <w:bookmarkStart w:id="125" w:name="enum-trainingtypeenum"/>
     <w:p>
       <w:pPr>
         <w:pStyle w:val="berschrift2"/>
@@ -9601,7 +10295,7 @@
       <w:r>
         <w:t xml:space="preserve"> </w:t>
       </w:r>
-      <w:hyperlink ns1:id="rId75">
+      <w:hyperlink ns1:id="rId81">
         <w:r>
           <w:rPr>
             <w:rStyle w:val="Hyperlink"/>
@@ -9610,7 +10304,7 @@
         </w:r>
       </w:hyperlink>
     </w:p>
-    <w:bookmarkStart w:id="118" w:name="zulässige-werte-2"/>
+    <w:bookmarkStart w:id="124" w:name="zulässige-werte-2"/>
     <w:p>
       <w:pPr>
         <w:pStyle w:val="berschrift3"/>
@@ -9700,7 +10394,7 @@
             <w:pPr>
               <w:pStyle w:val="Compact"/>
             </w:pPr>
-            <w:hyperlink ns1:id="rId76">
+            <w:hyperlink ns1:id="rId82">
               <w:r>
                 <w:rPr>
                   <w:rStyle w:val="Hyperlink"/>
@@ -9754,7 +10448,7 @@
             <w:pPr>
               <w:pStyle w:val="Compact"/>
             </w:pPr>
-            <w:hyperlink ns1:id="rId77">
+            <w:hyperlink ns1:id="rId83">
               <w:r>
                 <w:rPr>
                   <w:rStyle w:val="Hyperlink"/>
@@ -9808,7 +10502,7 @@
             <w:pPr>
               <w:pStyle w:val="Compact"/>
             </w:pPr>
-            <w:hyperlink ns1:id="rId78">
+            <w:hyperlink ns1:id="rId84">
               <w:r>
                 <w:rPr>
                   <w:rStyle w:val="Hyperlink"/>
@@ -9862,7 +10556,7 @@
             <w:pPr>
               <w:pStyle w:val="Compact"/>
             </w:pPr>
-            <w:hyperlink ns1:id="rId79">
+            <w:hyperlink ns1:id="rId85">
               <w:r>
                 <w:rPr>
                   <w:rStyle w:val="Hyperlink"/>
@@ -9916,7 +10610,7 @@
             <w:pPr>
               <w:pStyle w:val="Compact"/>
             </w:pPr>
-            <w:hyperlink ns1:id="rId80">
+            <w:hyperlink ns1:id="rId86">
               <w:r>
                 <w:rPr>
                   <w:rStyle w:val="Hyperlink"/>
@@ -9970,7 +10664,7 @@
             <w:pPr>
               <w:pStyle w:val="Compact"/>
             </w:pPr>
-            <w:hyperlink ns1:id="rId81">
+            <w:hyperlink ns1:id="rId87">
               <w:r>
                 <w:rPr>
                   <w:rStyle w:val="Hyperlink"/>
@@ -10024,7 +10718,7 @@
             <w:pPr>
               <w:pStyle w:val="Compact"/>
             </w:pPr>
-            <w:hyperlink ns1:id="rId82">
+            <w:hyperlink ns1:id="rId88">
               <w:r>
                 <w:rPr>
                   <w:rStyle w:val="Hyperlink"/>
@@ -10078,7 +10772,7 @@
             <w:pPr>
               <w:pStyle w:val="Compact"/>
             </w:pPr>
-            <w:hyperlink ns1:id="rId83">
+            <w:hyperlink ns1:id="rId89">
               <w:r>
                 <w:rPr>
                   <w:rStyle w:val="Hyperlink"/>
@@ -10132,7 +10826,7 @@
             <w:pPr>
               <w:pStyle w:val="Compact"/>
             </w:pPr>
-            <w:hyperlink ns1:id="rId84">
+            <w:hyperlink ns1:id="rId90">
               <w:r>
                 <w:rPr>
                   <w:rStyle w:val="Hyperlink"/>
@@ -10186,7 +10880,7 @@
             <w:pPr>
               <w:pStyle w:val="Compact"/>
             </w:pPr>
-            <w:hyperlink ns1:id="rId85">
+            <w:hyperlink ns1:id="rId91">
               <w:r>
                 <w:rPr>
                   <w:rStyle w:val="Hyperlink"/>
@@ -10240,7 +10934,7 @@
             <w:pPr>
               <w:pStyle w:val="Compact"/>
             </w:pPr>
-            <w:hyperlink ns1:id="rId86">
+            <w:hyperlink ns1:id="rId92">
               <w:r>
                 <w:rPr>
                   <w:rStyle w:val="Hyperlink"/>
@@ -10294,7 +10988,7 @@
             <w:pPr>
               <w:pStyle w:val="Compact"/>
             </w:pPr>
-            <w:hyperlink ns1:id="rId87">
+            <w:hyperlink ns1:id="rId93">
               <w:r>
                 <w:rPr>
                   <w:rStyle w:val="Hyperlink"/>
@@ -10348,7 +11042,7 @@
             <w:pPr>
               <w:pStyle w:val="Compact"/>
             </w:pPr>
-            <w:hyperlink ns1:id="rId88">
+            <w:hyperlink ns1:id="rId94">
               <w:r>
                 <w:rPr>
                   <w:rStyle w:val="Hyperlink"/>
@@ -10402,7 +11096,7 @@
             <w:pPr>
               <w:pStyle w:val="Compact"/>
             </w:pPr>
-            <w:hyperlink ns1:id="rId89">
+            <w:hyperlink ns1:id="rId95">
               <w:r>
                 <w:rPr>
                   <w:rStyle w:val="Hyperlink"/>
@@ -10456,7 +11150,7 @@
             <w:pPr>
               <w:pStyle w:val="Compact"/>
             </w:pPr>
-            <w:hyperlink ns1:id="rId90">
+            <w:hyperlink ns1:id="rId96">
               <w:r>
                 <w:rPr>
                   <w:rStyle w:val="Hyperlink"/>
@@ -10510,7 +11204,7 @@
             <w:pPr>
               <w:pStyle w:val="Compact"/>
             </w:pPr>
-            <w:hyperlink ns1:id="rId91">
+            <w:hyperlink ns1:id="rId97">
               <w:r>
                 <w:rPr>
                   <w:rStyle w:val="Hyperlink"/>
@@ -10564,7 +11258,7 @@
             <w:pPr>
               <w:pStyle w:val="Compact"/>
             </w:pPr>
-            <w:hyperlink ns1:id="rId92">
+            <w:hyperlink ns1:id="rId98">
               <w:r>
                 <w:rPr>
                   <w:rStyle w:val="Hyperlink"/>
@@ -10618,7 +11312,7 @@
             <w:pPr>
               <w:pStyle w:val="Compact"/>
             </w:pPr>
-            <w:hyperlink ns1:id="rId93">
+            <w:hyperlink ns1:id="rId99">
               <w:r>
                 <w:rPr>
                   <w:rStyle w:val="Hyperlink"/>
@@ -10672,7 +11366,7 @@
             <w:pPr>
               <w:pStyle w:val="Compact"/>
             </w:pPr>
-            <w:hyperlink ns1:id="rId94">
+            <w:hyperlink ns1:id="rId100">
               <w:r>
                 <w:rPr>
                   <w:rStyle w:val="Hyperlink"/>
@@ -10726,7 +11420,7 @@
             <w:pPr>
               <w:pStyle w:val="Compact"/>
             </w:pPr>
-            <w:hyperlink ns1:id="rId95">
+            <w:hyperlink ns1:id="rId101">
               <w:r>
                 <w:rPr>
                   <w:rStyle w:val="Hyperlink"/>
@@ -10780,7 +11474,7 @@
             <w:pPr>
               <w:pStyle w:val="Compact"/>
             </w:pPr>
-            <w:hyperlink ns1:id="rId96">
+            <w:hyperlink ns1:id="rId102">
               <w:r>
                 <w:rPr>
                   <w:rStyle w:val="Hyperlink"/>
@@ -10834,7 +11528,7 @@
             <w:pPr>
               <w:pStyle w:val="Compact"/>
             </w:pPr>
-            <w:hyperlink ns1:id="rId97">
+            <w:hyperlink ns1:id="rId103">
               <w:r>
                 <w:rPr>
                   <w:rStyle w:val="Hyperlink"/>
@@ -10888,7 +11582,7 @@
             <w:pPr>
               <w:pStyle w:val="Compact"/>
             </w:pPr>
-            <w:hyperlink ns1:id="rId98">
+            <w:hyperlink ns1:id="rId104">
               <w:r>
                 <w:rPr>
                   <w:rStyle w:val="Hyperlink"/>
@@ -10942,7 +11636,7 @@
             <w:pPr>
               <w:pStyle w:val="Compact"/>
             </w:pPr>
-            <w:hyperlink ns1:id="rId99">
+            <w:hyperlink ns1:id="rId105">
               <w:r>
                 <w:rPr>
                   <w:rStyle w:val="Hyperlink"/>
@@ -10996,7 +11690,7 @@
             <w:pPr>
               <w:pStyle w:val="Compact"/>
             </w:pPr>
-            <w:hyperlink ns1:id="rId100">
+            <w:hyperlink ns1:id="rId106">
               <w:r>
                 <w:rPr>
                   <w:rStyle w:val="Hyperlink"/>
@@ -11050,7 +11744,7 @@
             <w:pPr>
               <w:pStyle w:val="Compact"/>
             </w:pPr>
-            <w:hyperlink ns1:id="rId101">
+            <w:hyperlink ns1:id="rId107">
               <w:r>
                 <w:rPr>
                   <w:rStyle w:val="Hyperlink"/>
@@ -11104,7 +11798,7 @@
             <w:pPr>
               <w:pStyle w:val="Compact"/>
             </w:pPr>
-            <w:hyperlink ns1:id="rId102">
+            <w:hyperlink ns1:id="rId108">
               <w:r>
                 <w:rPr>
                   <w:rStyle w:val="Hyperlink"/>
@@ -11158,7 +11852,7 @@
             <w:pPr>
               <w:pStyle w:val="Compact"/>
             </w:pPr>
-            <w:hyperlink ns1:id="rId103">
+            <w:hyperlink ns1:id="rId109">
               <w:r>
                 <w:rPr>
                   <w:rStyle w:val="Hyperlink"/>
@@ -11212,7 +11906,7 @@
             <w:pPr>
               <w:pStyle w:val="Compact"/>
             </w:pPr>
-            <w:hyperlink ns1:id="rId104">
+            <w:hyperlink ns1:id="rId110">
               <w:r>
                 <w:rPr>
                   <w:rStyle w:val="Hyperlink"/>
@@ -11266,7 +11960,7 @@
             <w:pPr>
               <w:pStyle w:val="Compact"/>
             </w:pPr>
-            <w:hyperlink ns1:id="rId105">
+            <w:hyperlink ns1:id="rId111">
               <w:r>
                 <w:rPr>
                   <w:rStyle w:val="Hyperlink"/>
@@ -11320,7 +12014,7 @@
             <w:pPr>
               <w:pStyle w:val="Compact"/>
             </w:pPr>
-            <w:hyperlink ns1:id="rId106">
+            <w:hyperlink ns1:id="rId112">
               <w:r>
                 <w:rPr>
                   <w:rStyle w:val="Hyperlink"/>
@@ -11374,7 +12068,7 @@
             <w:pPr>
               <w:pStyle w:val="Compact"/>
             </w:pPr>
-            <w:hyperlink ns1:id="rId107">
+            <w:hyperlink ns1:id="rId113">
               <w:r>
                 <w:rPr>
                   <w:rStyle w:val="Hyperlink"/>
@@ -11428,7 +12122,7 @@
             <w:pPr>
               <w:pStyle w:val="Compact"/>
             </w:pPr>
-            <w:hyperlink ns1:id="rId108">
+            <w:hyperlink ns1:id="rId114">
               <w:r>
                 <w:rPr>
                   <w:rStyle w:val="Hyperlink"/>
@@ -11482,7 +12176,7 @@
             <w:pPr>
               <w:pStyle w:val="Compact"/>
             </w:pPr>
-            <w:hyperlink ns1:id="rId109">
+            <w:hyperlink ns1:id="rId115">
               <w:r>
                 <w:rPr>
                   <w:rStyle w:val="Hyperlink"/>
@@ -11536,7 +12230,7 @@
             <w:pPr>
               <w:pStyle w:val="Compact"/>
             </w:pPr>
-            <w:hyperlink ns1:id="rId110">
+            <w:hyperlink ns1:id="rId116">
               <w:r>
                 <w:rPr>
                   <w:rStyle w:val="Hyperlink"/>
@@ -11590,7 +12284,7 @@
             <w:pPr>
               <w:pStyle w:val="Compact"/>
             </w:pPr>
-            <w:hyperlink ns1:id="rId111">
+            <w:hyperlink ns1:id="rId117">
               <w:r>
                 <w:rPr>
                   <w:rStyle w:val="Hyperlink"/>
@@ -11644,7 +12338,7 @@
             <w:pPr>
               <w:pStyle w:val="Compact"/>
             </w:pPr>
-            <w:hyperlink ns1:id="rId112">
+            <w:hyperlink ns1:id="rId118">
               <w:r>
                 <w:rPr>
                   <w:rStyle w:val="Hyperlink"/>
@@ -11698,7 +12392,7 @@
             <w:pPr>
               <w:pStyle w:val="Compact"/>
             </w:pPr>
-            <w:hyperlink ns1:id="rId113">
+            <w:hyperlink ns1:id="rId119">
               <w:r>
                 <w:rPr>
                   <w:rStyle w:val="Hyperlink"/>
@@ -11752,7 +12446,7 @@
             <w:pPr>
               <w:pStyle w:val="Compact"/>
             </w:pPr>
-            <w:hyperlink ns1:id="rId114">
+            <w:hyperlink ns1:id="rId120">
               <w:r>
                 <w:rPr>
                   <w:rStyle w:val="Hyperlink"/>
@@ -11806,7 +12500,7 @@
             <w:pPr>
               <w:pStyle w:val="Compact"/>
             </w:pPr>
-            <w:hyperlink ns1:id="rId115">
+            <w:hyperlink ns1:id="rId121">
               <w:r>
                 <w:rPr>
                   <w:rStyle w:val="Hyperlink"/>
@@ -11860,7 +12554,7 @@
             <w:pPr>
               <w:pStyle w:val="Compact"/>
             </w:pPr>
-            <w:hyperlink ns1:id="rId116">
+            <w:hyperlink ns1:id="rId122">
               <w:r>
                 <w:rPr>
                   <w:rStyle w:val="Hyperlink"/>
@@ -11914,7 +12608,7 @@
             <w:pPr>
               <w:pStyle w:val="Compact"/>
             </w:pPr>
-            <w:hyperlink ns1:id="rId117">
+            <w:hyperlink ns1:id="rId123">
               <w:r>
                 <w:rPr>
                   <w:rStyle w:val="Hyperlink"/>
@@ -11968,34 +12662,16 @@
           </w:p>
         </w:tc>
       </w:tr>
-      <w:tr>
-        <w:tc>
-          <w:tcPr/>
-          <w:p>
-            <w:pPr>
-              <w:pStyle w:val="Compact"/>
-            </w:pPr>
-          </w:p>
-        </w:tc>
-        <w:tc>
-          <w:tcPr/>
-          <w:p>
-            <w:pPr>
-              <w:pStyle w:val="Compact"/>
-            </w:pPr>
-          </w:p>
-        </w:tc>
-      </w:tr>
     </w:tbl>
-    <w:bookmarkEnd w:id="118"/>
+    <w:bookmarkEnd w:id="124"/>
     <w:p>
       <w:r>
         <w:br w:type="page"/>
       </w:r>
     </w:p>
-    <w:bookmarkEnd w:id="119"/>
-    <w:bookmarkEnd w:id="120"/>
-    <w:bookmarkStart w:id="151" w:name="gruppen-und-organe-groups"/>
+    <w:bookmarkEnd w:id="125"/>
+    <w:bookmarkEnd w:id="126"/>
+    <w:bookmarkStart w:id="157" w:name="gruppen-und-organe-groups"/>
     <w:p>
       <w:pPr>
         <w:pStyle w:val="berschrift1"/>
@@ -12182,7 +12858,7 @@
         <w:t xml:space="preserve">lassen sich z. B. nur während einer Legislatur bestehende Kommissionen oder Umbenennungen und Fusionen von Parteien abbilden.</w:t>
       </w:r>
     </w:p>
-    <w:bookmarkStart w:id="123" w:name="klasse-group"/>
+    <w:bookmarkStart w:id="129" w:name="klasse-group"/>
     <w:p>
       <w:pPr>
         <w:pStyle w:val="berschrift2"/>
@@ -12211,7 +12887,7 @@
         <w:t xml:space="preserve">__</w:t>
       </w:r>
     </w:p>
-    <w:bookmarkStart w:id="121" w:name="attribute-7"/>
+    <w:bookmarkStart w:id="127" w:name="attribute-7"/>
     <w:p>
       <w:pPr>
         <w:pStyle w:val="berschrift3"/>
@@ -13560,8 +14236,8 @@
         </w:tc>
       </w:tr>
     </w:tbl>
-    <w:bookmarkEnd w:id="121"/>
-    <w:bookmarkStart w:id="122" w:name="verwendungen-7"/>
+    <w:bookmarkEnd w:id="127"/>
+    <w:bookmarkStart w:id="128" w:name="verwendungen-7"/>
     <w:p>
       <w:pPr>
         <w:pStyle w:val="berschrift3"/>
@@ -13702,9 +14378,9 @@
         </w:tc>
       </w:tr>
     </w:tbl>
-    <w:bookmarkEnd w:id="122"/>
-    <w:bookmarkEnd w:id="123"/>
-    <w:bookmarkStart w:id="126" w:name="klasse-grouptype"/>
+    <w:bookmarkEnd w:id="128"/>
+    <w:bookmarkEnd w:id="129"/>
+    <w:bookmarkStart w:id="132" w:name="klasse-grouptype"/>
     <w:p>
       <w:pPr>
         <w:pStyle w:val="berschrift2"/>
@@ -13733,7 +14409,7 @@
         <w:t xml:space="preserve">__</w:t>
       </w:r>
     </w:p>
-    <w:bookmarkStart w:id="124" w:name="attribute-8"/>
+    <w:bookmarkStart w:id="130" w:name="attribute-8"/>
     <w:p>
       <w:pPr>
         <w:pStyle w:val="berschrift3"/>
@@ -13897,8 +14573,8 @@
         </w:tc>
       </w:tr>
     </w:tbl>
-    <w:bookmarkEnd w:id="124"/>
-    <w:bookmarkStart w:id="125" w:name="verwendungen-8"/>
+    <w:bookmarkEnd w:id="130"/>
+    <w:bookmarkStart w:id="131" w:name="verwendungen-8"/>
     <w:p>
       <w:pPr>
         <w:pStyle w:val="berschrift3"/>
@@ -14039,9 +14715,9 @@
         </w:tc>
       </w:tr>
     </w:tbl>
-    <w:bookmarkEnd w:id="125"/>
-    <w:bookmarkEnd w:id="126"/>
-    <w:bookmarkStart w:id="150" w:name="enum-grouptypeenum"/>
+    <w:bookmarkEnd w:id="131"/>
+    <w:bookmarkEnd w:id="132"/>
+    <w:bookmarkStart w:id="156" w:name="enum-grouptypeenum"/>
     <w:p>
       <w:pPr>
         <w:pStyle w:val="berschrift2"/>
@@ -14080,7 +14756,7 @@
       <w:r>
         <w:t xml:space="preserve"> </w:t>
       </w:r>
-      <w:hyperlink ns1:id="rId127">
+      <w:hyperlink ns1:id="rId133">
         <w:r>
           <w:rPr>
             <w:rStyle w:val="Hyperlink"/>
@@ -14089,7 +14765,7 @@
         </w:r>
       </w:hyperlink>
     </w:p>
-    <w:bookmarkStart w:id="149" w:name="zulässige-werte-3"/>
+    <w:bookmarkStart w:id="155" w:name="zulässige-werte-3"/>
     <w:p>
       <w:pPr>
         <w:pStyle w:val="berschrift3"/>
@@ -14179,7 +14855,7 @@
             <w:pPr>
               <w:pStyle w:val="Compact"/>
             </w:pPr>
-            <w:hyperlink ns1:id="rId128">
+            <w:hyperlink ns1:id="rId134">
               <w:r>
                 <w:rPr>
                   <w:rStyle w:val="Hyperlink"/>
@@ -14233,7 +14909,7 @@
             <w:pPr>
               <w:pStyle w:val="Compact"/>
             </w:pPr>
-            <w:hyperlink ns1:id="rId129">
+            <w:hyperlink ns1:id="rId135">
               <w:r>
                 <w:rPr>
                   <w:rStyle w:val="Hyperlink"/>
@@ -14287,7 +14963,7 @@
             <w:pPr>
               <w:pStyle w:val="Compact"/>
             </w:pPr>
-            <w:hyperlink ns1:id="rId130">
+            <w:hyperlink ns1:id="rId136">
               <w:r>
                 <w:rPr>
                   <w:rStyle w:val="Hyperlink"/>
@@ -14341,7 +15017,7 @@
             <w:pPr>
               <w:pStyle w:val="Compact"/>
             </w:pPr>
-            <w:hyperlink ns1:id="rId131">
+            <w:hyperlink ns1:id="rId137">
               <w:r>
                 <w:rPr>
                   <w:rStyle w:val="Hyperlink"/>
@@ -14395,7 +15071,7 @@
             <w:pPr>
               <w:pStyle w:val="Compact"/>
             </w:pPr>
-            <w:hyperlink ns1:id="rId132">
+            <w:hyperlink ns1:id="rId138">
               <w:r>
                 <w:rPr>
                   <w:rStyle w:val="Hyperlink"/>
@@ -14449,7 +15125,7 @@
             <w:pPr>
               <w:pStyle w:val="Compact"/>
             </w:pPr>
-            <w:hyperlink ns1:id="rId133">
+            <w:hyperlink ns1:id="rId139">
               <w:r>
                 <w:rPr>
                   <w:rStyle w:val="Hyperlink"/>
@@ -14503,7 +15179,7 @@
             <w:pPr>
               <w:pStyle w:val="Compact"/>
             </w:pPr>
-            <w:hyperlink ns1:id="rId134">
+            <w:hyperlink ns1:id="rId140">
               <w:r>
                 <w:rPr>
                   <w:rStyle w:val="Hyperlink"/>
@@ -14557,7 +15233,7 @@
             <w:pPr>
               <w:pStyle w:val="Compact"/>
             </w:pPr>
-            <w:hyperlink ns1:id="rId135">
+            <w:hyperlink ns1:id="rId141">
               <w:r>
                 <w:rPr>
                   <w:rStyle w:val="Hyperlink"/>
@@ -14611,7 +15287,7 @@
             <w:pPr>
               <w:pStyle w:val="Compact"/>
             </w:pPr>
-            <w:hyperlink ns1:id="rId136">
+            <w:hyperlink ns1:id="rId142">
               <w:r>
                 <w:rPr>
                   <w:rStyle w:val="Hyperlink"/>
@@ -14665,7 +15341,7 @@
             <w:pPr>
               <w:pStyle w:val="Compact"/>
             </w:pPr>
-            <w:hyperlink ns1:id="rId137">
+            <w:hyperlink ns1:id="rId143">
               <w:r>
                 <w:rPr>
                   <w:rStyle w:val="Hyperlink"/>
@@ -14719,7 +15395,7 @@
             <w:pPr>
               <w:pStyle w:val="Compact"/>
             </w:pPr>
-            <w:hyperlink ns1:id="rId138">
+            <w:hyperlink ns1:id="rId144">
               <w:r>
                 <w:rPr>
                   <w:rStyle w:val="Hyperlink"/>
@@ -14773,7 +15449,7 @@
             <w:pPr>
               <w:pStyle w:val="Compact"/>
             </w:pPr>
-            <w:hyperlink ns1:id="rId139">
+            <w:hyperlink ns1:id="rId145">
               <w:r>
                 <w:rPr>
                   <w:rStyle w:val="Hyperlink"/>
@@ -14827,7 +15503,7 @@
             <w:pPr>
               <w:pStyle w:val="Compact"/>
             </w:pPr>
-            <w:hyperlink ns1:id="rId140">
+            <w:hyperlink ns1:id="rId146">
               <w:r>
                 <w:rPr>
                   <w:rStyle w:val="Hyperlink"/>
@@ -14881,7 +15557,7 @@
             <w:pPr>
               <w:pStyle w:val="Compact"/>
             </w:pPr>
-            <w:hyperlink ns1:id="rId141">
+            <w:hyperlink ns1:id="rId147">
               <w:r>
                 <w:rPr>
                   <w:rStyle w:val="Hyperlink"/>
@@ -14935,7 +15611,7 @@
             <w:pPr>
               <w:pStyle w:val="Compact"/>
             </w:pPr>
-            <w:hyperlink ns1:id="rId142">
+            <w:hyperlink ns1:id="rId148">
               <w:r>
                 <w:rPr>
                   <w:rStyle w:val="Hyperlink"/>
@@ -14989,7 +15665,7 @@
             <w:pPr>
               <w:pStyle w:val="Compact"/>
             </w:pPr>
-            <w:hyperlink ns1:id="rId143">
+            <w:hyperlink ns1:id="rId149">
               <w:r>
                 <w:rPr>
                   <w:rStyle w:val="Hyperlink"/>
@@ -15043,7 +15719,7 @@
             <w:pPr>
               <w:pStyle w:val="Compact"/>
             </w:pPr>
-            <w:hyperlink ns1:id="rId144">
+            <w:hyperlink ns1:id="rId150">
               <w:r>
                 <w:rPr>
                   <w:rStyle w:val="Hyperlink"/>
@@ -15097,7 +15773,7 @@
             <w:pPr>
               <w:pStyle w:val="Compact"/>
             </w:pPr>
-            <w:hyperlink ns1:id="rId145">
+            <w:hyperlink ns1:id="rId151">
               <w:r>
                 <w:rPr>
                   <w:rStyle w:val="Hyperlink"/>
@@ -15151,7 +15827,7 @@
             <w:pPr>
               <w:pStyle w:val="Compact"/>
             </w:pPr>
-            <w:hyperlink ns1:id="rId146">
+            <w:hyperlink ns1:id="rId152">
               <w:r>
                 <w:rPr>
                   <w:rStyle w:val="Hyperlink"/>
@@ -15205,7 +15881,7 @@
             <w:pPr>
               <w:pStyle w:val="Compact"/>
             </w:pPr>
-            <w:hyperlink ns1:id="rId147">
+            <w:hyperlink ns1:id="rId153">
               <w:r>
                 <w:rPr>
                   <w:rStyle w:val="Hyperlink"/>
@@ -15259,7 +15935,7 @@
             <w:pPr>
               <w:pStyle w:val="Compact"/>
             </w:pPr>
-            <w:hyperlink ns1:id="rId148">
+            <w:hyperlink ns1:id="rId154">
               <w:r>
                 <w:rPr>
                   <w:rStyle w:val="Hyperlink"/>
@@ -15271,15 +15947,15 @@
         </w:tc>
       </w:tr>
     </w:tbl>
-    <w:bookmarkEnd w:id="149"/>
+    <w:bookmarkEnd w:id="155"/>
     <w:p>
       <w:r>
         <w:br w:type="page"/>
       </w:r>
     </w:p>
-    <w:bookmarkEnd w:id="150"/>
-    <w:bookmarkEnd w:id="151"/>
-    <w:bookmarkStart w:id="166" w:name="mitgliedschaften-memberships"/>
+    <w:bookmarkEnd w:id="156"/>
+    <w:bookmarkEnd w:id="157"/>
+    <w:bookmarkStart w:id="172" w:name="mitgliedschaften-memberships"/>
     <w:p>
       <w:pPr>
         <w:pStyle w:val="berschrift1"/>
@@ -15730,7 +16406,7 @@
         <w:t xml:space="preserve">).</w:t>
       </w:r>
     </w:p>
-    <w:bookmarkStart w:id="154" w:name="klasse-membership"/>
+    <w:bookmarkStart w:id="160" w:name="klasse-membership"/>
     <w:p>
       <w:pPr>
         <w:pStyle w:val="berschrift2"/>
@@ -15759,7 +16435,7 @@
         <w:t xml:space="preserve">__</w:t>
       </w:r>
     </w:p>
-    <w:bookmarkStart w:id="152" w:name="attribute-9"/>
+    <w:bookmarkStart w:id="158" w:name="attribute-9"/>
     <w:p>
       <w:pPr>
         <w:pStyle w:val="berschrift3"/>
@@ -16779,8 +17455,8 @@
         </w:tc>
       </w:tr>
     </w:tbl>
-    <w:bookmarkEnd w:id="152"/>
-    <w:bookmarkStart w:id="153" w:name="verwendungen-9"/>
+    <w:bookmarkEnd w:id="158"/>
+    <w:bookmarkStart w:id="159" w:name="verwendungen-9"/>
     <w:p>
       <w:pPr>
         <w:pStyle w:val="berschrift3"/>
@@ -16921,9 +17597,9 @@
         </w:tc>
       </w:tr>
     </w:tbl>
-    <w:bookmarkEnd w:id="153"/>
-    <w:bookmarkEnd w:id="154"/>
-    <w:bookmarkStart w:id="159" w:name="klasse-roletype"/>
+    <w:bookmarkEnd w:id="159"/>
+    <w:bookmarkEnd w:id="160"/>
+    <w:bookmarkStart w:id="165" w:name="klasse-roletype"/>
     <w:p>
       <w:pPr>
         <w:pStyle w:val="berschrift2"/>
@@ -17067,7 +17743,7 @@
         <w:t xml:space="preserve">__</w:t>
       </w:r>
     </w:p>
-    <w:bookmarkStart w:id="156" w:name="attribute-10"/>
+    <w:bookmarkStart w:id="162" w:name="attribute-10"/>
     <w:p>
       <w:pPr>
         <w:pStyle w:val="berschrift3"/>
@@ -17261,7 +17937,7 @@
         </w:tc>
       </w:tr>
     </w:tbl>
-    <w:bookmarkStart w:id="155" w:name="einschränkungen-2"/>
+    <w:bookmarkStart w:id="161" w:name="einschränkungen-2"/>
     <w:p>
       <w:pPr>
         <w:pStyle w:val="berschrift5"/>
@@ -17312,9 +17988,9 @@
         </w:r>
       </w:hyperlink>
     </w:p>
-    <w:bookmarkEnd w:id="155"/>
-    <w:bookmarkEnd w:id="156"/>
-    <w:bookmarkStart w:id="158" w:name="verwendungen-10"/>
+    <w:bookmarkEnd w:id="161"/>
+    <w:bookmarkEnd w:id="162"/>
+    <w:bookmarkStart w:id="164" w:name="verwendungen-10"/>
     <w:p>
       <w:pPr>
         <w:pStyle w:val="berschrift3"/>
@@ -17455,7 +18131,7 @@
         </w:tc>
       </w:tr>
     </w:tbl>
-    <w:bookmarkStart w:id="157" w:name="regeln"/>
+    <w:bookmarkStart w:id="163" w:name="regeln"/>
     <w:p>
       <w:pPr>
         <w:pStyle w:val="berschrift5"/>
@@ -17488,10 +18164,10 @@
         <w:t xml:space="preserve">ist, muss eine beschreibende Bezeichnung angegeben werden.</w:t>
       </w:r>
     </w:p>
-    <w:bookmarkEnd w:id="157"/>
-    <w:bookmarkEnd w:id="158"/>
-    <w:bookmarkEnd w:id="159"/>
-    <w:bookmarkStart w:id="162" w:name="enum-roleenum"/>
+    <w:bookmarkEnd w:id="163"/>
+    <w:bookmarkEnd w:id="164"/>
+    <w:bookmarkEnd w:id="165"/>
+    <w:bookmarkStart w:id="168" w:name="enum-roleenum"/>
     <w:p>
       <w:pPr>
         <w:pStyle w:val="berschrift2"/>
@@ -17530,7 +18206,7 @@
       <w:r>
         <w:t xml:space="preserve"> </w:t>
       </w:r>
-      <w:hyperlink ns1:id="rId160">
+      <w:hyperlink ns1:id="rId166">
         <w:r>
           <w:rPr>
             <w:rStyle w:val="Hyperlink"/>
@@ -17539,7 +18215,7 @@
         </w:r>
       </w:hyperlink>
     </w:p>
-    <w:bookmarkStart w:id="161" w:name="zulässige-werte-4"/>
+    <w:bookmarkStart w:id="167" w:name="zulässige-werte-4"/>
     <w:p>
       <w:pPr>
         <w:pStyle w:val="berschrift3"/>
@@ -17621,35 +18297,13 @@
             <w:pPr>
               <w:pStyle w:val="Compact"/>
             </w:pPr>
-          </w:p>
-        </w:tc>
-        <w:tc>
-          <w:tcPr/>
-          <w:p>
-            <w:pPr>
-              <w:pStyle w:val="Compact"/>
-            </w:pPr>
-          </w:p>
-        </w:tc>
-      </w:tr>
-      <w:tr>
-        <w:tc>
-          <w:tcPr>
-            <w:shd w:val="clear" w:color="auto" w:fill="F2F2F2"/>
-          </w:tcPr>
-          <w:p>
-            <w:pPr>
-              <w:pStyle w:val="Compact"/>
-            </w:pPr>
             <w:r>
               <w:t xml:space="preserve">president</w:t>
             </w:r>
           </w:p>
         </w:tc>
         <w:tc>
-          <w:tcPr>
-            <w:shd w:val="clear" w:color="auto" w:fill="F2F2F2"/>
-          </w:tcPr>
+          <w:tcPr/>
           <w:p>
             <w:pPr>
               <w:pStyle w:val="Compact"/>
@@ -17662,24 +18316,6 @@
       </w:tr>
       <w:tr>
         <w:tc>
-          <w:tcPr/>
-          <w:p>
-            <w:pPr>
-              <w:pStyle w:val="Compact"/>
-            </w:pPr>
-          </w:p>
-        </w:tc>
-        <w:tc>
-          <w:tcPr/>
-          <w:p>
-            <w:pPr>
-              <w:pStyle w:val="Compact"/>
-            </w:pPr>
-          </w:p>
-        </w:tc>
-      </w:tr>
-      <w:tr>
-        <w:tc>
           <w:tcPr>
             <w:shd w:val="clear" w:color="auto" w:fill="F2F2F2"/>
           </w:tcPr>
@@ -17713,35 +18349,13 @@
             <w:pPr>
               <w:pStyle w:val="Compact"/>
             </w:pPr>
-          </w:p>
-        </w:tc>
-        <w:tc>
-          <w:tcPr/>
-          <w:p>
-            <w:pPr>
-              <w:pStyle w:val="Compact"/>
-            </w:pPr>
-          </w:p>
-        </w:tc>
-      </w:tr>
-      <w:tr>
-        <w:tc>
-          <w:tcPr>
-            <w:shd w:val="clear" w:color="auto" w:fill="F2F2F2"/>
-          </w:tcPr>
-          <w:p>
-            <w:pPr>
-              <w:pStyle w:val="Compact"/>
-            </w:pPr>
             <w:r>
               <w:t xml:space="preserve">other</w:t>
             </w:r>
           </w:p>
         </w:tc>
         <w:tc>
-          <w:tcPr>
-            <w:shd w:val="clear" w:color="auto" w:fill="F2F2F2"/>
-          </w:tcPr>
+          <w:tcPr/>
           <w:p>
             <w:pPr>
               <w:pStyle w:val="Compact"/>
@@ -17752,28 +18366,10 @@
           </w:p>
         </w:tc>
       </w:tr>
-      <w:tr>
-        <w:tc>
-          <w:tcPr/>
-          <w:p>
-            <w:pPr>
-              <w:pStyle w:val="Compact"/>
-            </w:pPr>
-          </w:p>
-        </w:tc>
-        <w:tc>
-          <w:tcPr/>
-          <w:p>
-            <w:pPr>
-              <w:pStyle w:val="Compact"/>
-            </w:pPr>
-          </w:p>
-        </w:tc>
-      </w:tr>
     </w:tbl>
-    <w:bookmarkEnd w:id="161"/>
-    <w:bookmarkEnd w:id="162"/>
-    <w:bookmarkStart w:id="165" w:name="klasse-electoraldistrict"/>
+    <w:bookmarkEnd w:id="167"/>
+    <w:bookmarkEnd w:id="168"/>
+    <w:bookmarkStart w:id="171" w:name="klasse-electoraldistrict"/>
     <w:p>
       <w:pPr>
         <w:pStyle w:val="berschrift2"/>
@@ -17802,7 +18398,7 @@
         <w:t xml:space="preserve">__</w:t>
       </w:r>
     </w:p>
-    <w:bookmarkStart w:id="163" w:name="attribute-11"/>
+    <w:bookmarkStart w:id="169" w:name="attribute-11"/>
     <w:p>
       <w:pPr>
         <w:pStyle w:val="berschrift3"/>
@@ -18121,8 +18717,8 @@
         </w:tc>
       </w:tr>
     </w:tbl>
-    <w:bookmarkEnd w:id="163"/>
-    <w:bookmarkStart w:id="164" w:name="verwendungen-11"/>
+    <w:bookmarkEnd w:id="169"/>
+    <w:bookmarkStart w:id="170" w:name="verwendungen-11"/>
     <w:p>
       <w:pPr>
         <w:pStyle w:val="berschrift3"/>
@@ -18263,15 +18859,15 @@
         </w:tc>
       </w:tr>
     </w:tbl>
-    <w:bookmarkEnd w:id="164"/>
+    <w:bookmarkEnd w:id="170"/>
     <w:p>
       <w:r>
         <w:br w:type="page"/>
       </w:r>
     </w:p>
-    <w:bookmarkEnd w:id="165"/>
-    <w:bookmarkEnd w:id="166"/>
-    <w:bookmarkStart w:id="231" w:name="interessenbindungen-interest-links"/>
+    <w:bookmarkEnd w:id="171"/>
+    <w:bookmarkEnd w:id="172"/>
+    <w:bookmarkStart w:id="237" w:name="interessenbindungen-interest-links"/>
     <w:p>
       <w:pPr>
         <w:pStyle w:val="berschrift1"/>
@@ -18290,7 +18886,7 @@
       <w:r>
         <w:t xml:space="preserve"> </w:t>
       </w:r>
-      <w:hyperlink ns1:id="rId167">
+      <w:hyperlink ns1:id="rId173">
         <w:r>
           <w:rPr>
             <w:rStyle w:val="Hyperlink"/>
@@ -18595,7 +19191,7 @@
         <w:t xml:space="preserve">Neben Gremium und Funktion innerhalb der Organisation wird explizit festgehalten, ob die Position bezahlt ist – ein zentraler Transparenzaspekt.</w:t>
       </w:r>
     </w:p>
-    <w:bookmarkStart w:id="183" w:name="klasse-interestlink"/>
+    <w:bookmarkStart w:id="189" w:name="klasse-interestlink"/>
     <w:p>
       <w:pPr>
         <w:pStyle w:val="berschrift2"/>
@@ -18624,7 +19220,7 @@
         <w:t xml:space="preserve">__</w:t>
       </w:r>
     </w:p>
-    <w:bookmarkStart w:id="169" w:name="attribute-12"/>
+    <w:bookmarkStart w:id="175" w:name="attribute-12"/>
     <w:p>
       <w:pPr>
         <w:pStyle w:val="berschrift3"/>
@@ -19045,7 +19641,7 @@
               <w:pStyle w:val="Compact"/>
             </w:pPr>
             <w:r>
-              <w:t xml:space="preserve">Gibt an, ob die Position bezahlt ist.</w:t>
+              <w:t xml:space="preserve">Gibt an, ob die Tätigkeit bezahlt ist.</w:t>
             </w:r>
           </w:p>
         </w:tc>
@@ -19845,7 +20441,7 @@
         </w:tc>
       </w:tr>
     </w:tbl>
-    <w:bookmarkStart w:id="168" w:name="einschränkungen-3"/>
+    <w:bookmarkStart w:id="174" w:name="einschränkungen-3"/>
     <w:p>
       <w:pPr>
         <w:pStyle w:val="berschrift5"/>
@@ -19896,9 +20492,9 @@
         </w:r>
       </w:hyperlink>
     </w:p>
-    <w:bookmarkEnd w:id="168"/>
-    <w:bookmarkEnd w:id="169"/>
-    <w:bookmarkStart w:id="170" w:name="verwendungen-12"/>
+    <w:bookmarkEnd w:id="174"/>
+    <w:bookmarkEnd w:id="175"/>
+    <w:bookmarkStart w:id="176" w:name="verwendungen-12"/>
     <w:p>
       <w:pPr>
         <w:pStyle w:val="berschrift3"/>
@@ -20100,8 +20696,8 @@
         </w:tc>
       </w:tr>
     </w:tbl>
-    <w:bookmarkEnd w:id="170"/>
-    <w:bookmarkStart w:id="182" w:name="beispiele-2"/>
+    <w:bookmarkEnd w:id="176"/>
+    <w:bookmarkStart w:id="188" w:name="beispiele-2"/>
     <w:p>
       <w:pPr>
         <w:pStyle w:val="berschrift3"/>
@@ -20110,7 +20706,7 @@
         <w:t xml:space="preserve">Beispiele</w:t>
       </w:r>
     </w:p>
-    <w:bookmarkStart w:id="171" w:name="X1af30654d5cf8436e65b8352625f2a27fe75d1c"/>
+    <w:bookmarkStart w:id="177" w:name="X1af30654d5cf8436e65b8352625f2a27fe75d1c"/>
     <w:p>
       <w:pPr>
         <w:pStyle w:val="berschrift4"/>
@@ -20376,8 +20972,8 @@
         <w:t xml:space="preserve">true</w:t>
       </w:r>
     </w:p>
-    <w:bookmarkEnd w:id="171"/>
-    <w:bookmarkStart w:id="172" w:name="X2223fc34953484defacba649ff9ab1653c8789b"/>
+    <w:bookmarkEnd w:id="177"/>
+    <w:bookmarkStart w:id="178" w:name="X2223fc34953484defacba649ff9ab1653c8789b"/>
     <w:p>
       <w:pPr>
         <w:pStyle w:val="berschrift4"/>
@@ -20637,8 +21233,8 @@
         <w:t xml:space="preserve">false</w:t>
       </w:r>
     </w:p>
-    <w:bookmarkEnd w:id="172"/>
-    <w:bookmarkStart w:id="173" w:name="Xa000e921fddfe46667ba0fecfb33eb59b97d065"/>
+    <w:bookmarkEnd w:id="178"/>
+    <w:bookmarkStart w:id="179" w:name="Xa000e921fddfe46667ba0fecfb33eb59b97d065"/>
     <w:p>
       <w:pPr>
         <w:pStyle w:val="berschrift4"/>
@@ -20904,8 +21500,8 @@
         <w:t xml:space="preserve">true</w:t>
       </w:r>
     </w:p>
-    <w:bookmarkEnd w:id="173"/>
-    <w:bookmarkStart w:id="174" w:name="X62d919aee70bd0d9c1520103b3e0ef6cffabb18"/>
+    <w:bookmarkEnd w:id="179"/>
+    <w:bookmarkStart w:id="180" w:name="X62d919aee70bd0d9c1520103b3e0ef6cffabb18"/>
     <w:p>
       <w:pPr>
         <w:pStyle w:val="berschrift4"/>
@@ -21171,8 +21767,8 @@
         <w:t xml:space="preserve">false</w:t>
       </w:r>
     </w:p>
-    <w:bookmarkEnd w:id="174"/>
-    <w:bookmarkStart w:id="175" w:name="X1514ff83664bdf8d03e160843c7fbb4f8d3f9b4"/>
+    <w:bookmarkEnd w:id="180"/>
+    <w:bookmarkStart w:id="181" w:name="X1514ff83664bdf8d03e160843c7fbb4f8d3f9b4"/>
     <w:p>
       <w:pPr>
         <w:pStyle w:val="berschrift4"/>
@@ -21432,8 +22028,8 @@
         <w:t xml:space="preserve">true</w:t>
       </w:r>
     </w:p>
-    <w:bookmarkEnd w:id="175"/>
-    <w:bookmarkStart w:id="176" w:name="Xf1b97d15fe338509cee97b039642d877df66804"/>
+    <w:bookmarkEnd w:id="181"/>
+    <w:bookmarkStart w:id="182" w:name="Xf1b97d15fe338509cee97b039642d877df66804"/>
     <w:p>
       <w:pPr>
         <w:pStyle w:val="berschrift4"/>
@@ -21699,8 +22295,8 @@
         <w:t xml:space="preserve">true</w:t>
       </w:r>
     </w:p>
-    <w:bookmarkEnd w:id="176"/>
-    <w:bookmarkStart w:id="177" w:name="Xb38c7803a80c31875dcc4fd72cb6ecda1c0d517"/>
+    <w:bookmarkEnd w:id="182"/>
+    <w:bookmarkStart w:id="183" w:name="Xb38c7803a80c31875dcc4fd72cb6ecda1c0d517"/>
     <w:p>
       <w:pPr>
         <w:pStyle w:val="berschrift4"/>
@@ -21966,8 +22562,8 @@
         <w:t xml:space="preserve">true</w:t>
       </w:r>
     </w:p>
-    <w:bookmarkEnd w:id="177"/>
-    <w:bookmarkStart w:id="178" w:name="X1a57a7c028670302f2ca0681dc911d12b22d641"/>
+    <w:bookmarkEnd w:id="183"/>
+    <w:bookmarkStart w:id="184" w:name="X1a57a7c028670302f2ca0681dc911d12b22d641"/>
     <w:p>
       <w:pPr>
         <w:pStyle w:val="berschrift4"/>
@@ -22227,8 +22823,8 @@
         <w:t xml:space="preserve">false</w:t>
       </w:r>
     </w:p>
-    <w:bookmarkEnd w:id="178"/>
-    <w:bookmarkStart w:id="179" w:name="Xf4f61d73fd4274c7bbe5eaaa96ffb9667470ef3"/>
+    <w:bookmarkEnd w:id="184"/>
+    <w:bookmarkStart w:id="185" w:name="Xf4f61d73fd4274c7bbe5eaaa96ffb9667470ef3"/>
     <w:p>
       <w:pPr>
         <w:pStyle w:val="berschrift4"/>
@@ -22494,8 +23090,8 @@
         <w:t xml:space="preserve">true</w:t>
       </w:r>
     </w:p>
-    <w:bookmarkEnd w:id="179"/>
-    <w:bookmarkStart w:id="180" w:name="Xfb2265620b153a90c992969bacee560b6936815"/>
+    <w:bookmarkEnd w:id="185"/>
+    <w:bookmarkStart w:id="186" w:name="Xfb2265620b153a90c992969bacee560b6936815"/>
     <w:p>
       <w:pPr>
         <w:pStyle w:val="berschrift4"/>
@@ -22755,8 +23351,8 @@
         <w:t xml:space="preserve">true</w:t>
       </w:r>
     </w:p>
-    <w:bookmarkEnd w:id="180"/>
-    <w:bookmarkStart w:id="181" w:name="Xeb6c15c3d3f93d8ba7d129df240568df67e42ed"/>
+    <w:bookmarkEnd w:id="186"/>
+    <w:bookmarkStart w:id="187" w:name="Xeb6c15c3d3f93d8ba7d129df240568df67e42ed"/>
     <w:p>
       <w:pPr>
         <w:pStyle w:val="berschrift4"/>
@@ -23016,10 +23612,10 @@
         <w:t xml:space="preserve">true</w:t>
       </w:r>
     </w:p>
-    <w:bookmarkEnd w:id="181"/>
-    <w:bookmarkEnd w:id="182"/>
-    <w:bookmarkEnd w:id="183"/>
-    <w:bookmarkStart w:id="189" w:name="enum-interesttypeenum"/>
+    <w:bookmarkEnd w:id="187"/>
+    <w:bookmarkEnd w:id="188"/>
+    <w:bookmarkEnd w:id="189"/>
+    <w:bookmarkStart w:id="195" w:name="enum-interesttypeenum"/>
     <w:p>
       <w:pPr>
         <w:pStyle w:val="berschrift2"/>
@@ -23058,7 +23654,7 @@
       <w:r>
         <w:t xml:space="preserve"> </w:t>
       </w:r>
-      <w:hyperlink ns1:id="rId184">
+      <w:hyperlink ns1:id="rId190">
         <w:r>
           <w:rPr>
             <w:rStyle w:val="Hyperlink"/>
@@ -23067,7 +23663,7 @@
         </w:r>
       </w:hyperlink>
     </w:p>
-    <w:bookmarkStart w:id="188" w:name="zulässige-werte-5"/>
+    <w:bookmarkStart w:id="194" w:name="zulässige-werte-5"/>
     <w:p>
       <w:pPr>
         <w:pStyle w:val="berschrift3"/>
@@ -23157,7 +23753,7 @@
             <w:pPr>
               <w:pStyle w:val="Compact"/>
             </w:pPr>
-            <w:hyperlink ns1:id="rId185">
+            <w:hyperlink ns1:id="rId191">
               <w:r>
                 <w:rPr>
                   <w:rStyle w:val="Hyperlink"/>
@@ -23211,7 +23807,7 @@
             <w:pPr>
               <w:pStyle w:val="Compact"/>
             </w:pPr>
-            <w:hyperlink ns1:id="rId186">
+            <w:hyperlink ns1:id="rId192">
               <w:r>
                 <w:rPr>
                   <w:rStyle w:val="Hyperlink"/>
@@ -23265,7 +23861,7 @@
             <w:pPr>
               <w:pStyle w:val="Compact"/>
             </w:pPr>
-            <w:hyperlink ns1:id="rId187">
+            <w:hyperlink ns1:id="rId193">
               <w:r>
                 <w:rPr>
                   <w:rStyle w:val="Hyperlink"/>
@@ -23277,9 +23873,9 @@
         </w:tc>
       </w:tr>
     </w:tbl>
-    <w:bookmarkEnd w:id="188"/>
-    <w:bookmarkEnd w:id="189"/>
-    <w:bookmarkStart w:id="230" w:name="enum-legalformenum"/>
+    <w:bookmarkEnd w:id="194"/>
+    <w:bookmarkEnd w:id="195"/>
+    <w:bookmarkStart w:id="236" w:name="enum-legalformenum"/>
     <w:p>
       <w:pPr>
         <w:pStyle w:val="berschrift2"/>
@@ -23318,7 +23914,7 @@
       <w:r>
         <w:t xml:space="preserve"> </w:t>
       </w:r>
-      <w:hyperlink ns1:id="rId190">
+      <w:hyperlink ns1:id="rId196">
         <w:r>
           <w:rPr>
             <w:rStyle w:val="Hyperlink"/>
@@ -23327,7 +23923,7 @@
         </w:r>
       </w:hyperlink>
     </w:p>
-    <w:bookmarkStart w:id="229" w:name="zulässige-werte-6"/>
+    <w:bookmarkStart w:id="235" w:name="zulässige-werte-6"/>
     <w:p>
       <w:pPr>
         <w:pStyle w:val="berschrift3"/>
@@ -23417,7 +24013,7 @@
             <w:pPr>
               <w:pStyle w:val="Compact"/>
             </w:pPr>
-            <w:hyperlink ns1:id="rId191">
+            <w:hyperlink ns1:id="rId197">
               <w:r>
                 <w:rPr>
                   <w:rStyle w:val="Hyperlink"/>
@@ -23471,7 +24067,7 @@
             <w:pPr>
               <w:pStyle w:val="Compact"/>
             </w:pPr>
-            <w:hyperlink ns1:id="rId192">
+            <w:hyperlink ns1:id="rId198">
               <w:r>
                 <w:rPr>
                   <w:rStyle w:val="Hyperlink"/>
@@ -23525,7 +24121,7 @@
             <w:pPr>
               <w:pStyle w:val="Compact"/>
             </w:pPr>
-            <w:hyperlink ns1:id="rId193">
+            <w:hyperlink ns1:id="rId199">
               <w:r>
                 <w:rPr>
                   <w:rStyle w:val="Hyperlink"/>
@@ -23579,7 +24175,7 @@
             <w:pPr>
               <w:pStyle w:val="Compact"/>
             </w:pPr>
-            <w:hyperlink ns1:id="rId194">
+            <w:hyperlink ns1:id="rId200">
               <w:r>
                 <w:rPr>
                   <w:rStyle w:val="Hyperlink"/>
@@ -23633,7 +24229,7 @@
             <w:pPr>
               <w:pStyle w:val="Compact"/>
             </w:pPr>
-            <w:hyperlink ns1:id="rId195">
+            <w:hyperlink ns1:id="rId201">
               <w:r>
                 <w:rPr>
                   <w:rStyle w:val="Hyperlink"/>
@@ -23687,7 +24283,7 @@
             <w:pPr>
               <w:pStyle w:val="Compact"/>
             </w:pPr>
-            <w:hyperlink ns1:id="rId196">
+            <w:hyperlink ns1:id="rId202">
               <w:r>
                 <w:rPr>
                   <w:rStyle w:val="Hyperlink"/>
@@ -23741,7 +24337,7 @@
             <w:pPr>
               <w:pStyle w:val="Compact"/>
             </w:pPr>
-            <w:hyperlink ns1:id="rId197">
+            <w:hyperlink ns1:id="rId203">
               <w:r>
                 <w:rPr>
                   <w:rStyle w:val="Hyperlink"/>
@@ -23795,7 +24391,7 @@
             <w:pPr>
               <w:pStyle w:val="Compact"/>
             </w:pPr>
-            <w:hyperlink ns1:id="rId198">
+            <w:hyperlink ns1:id="rId204">
               <w:r>
                 <w:rPr>
                   <w:rStyle w:val="Hyperlink"/>
@@ -23849,7 +24445,7 @@
             <w:pPr>
               <w:pStyle w:val="Compact"/>
             </w:pPr>
-            <w:hyperlink ns1:id="rId199">
+            <w:hyperlink ns1:id="rId205">
               <w:r>
                 <w:rPr>
                   <w:rStyle w:val="Hyperlink"/>
@@ -23903,7 +24499,7 @@
             <w:pPr>
               <w:pStyle w:val="Compact"/>
             </w:pPr>
-            <w:hyperlink ns1:id="rId200">
+            <w:hyperlink ns1:id="rId206">
               <w:r>
                 <w:rPr>
                   <w:rStyle w:val="Hyperlink"/>
@@ -23957,7 +24553,7 @@
             <w:pPr>
               <w:pStyle w:val="Compact"/>
             </w:pPr>
-            <w:hyperlink ns1:id="rId201">
+            <w:hyperlink ns1:id="rId207">
               <w:r>
                 <w:rPr>
                   <w:rStyle w:val="Hyperlink"/>
@@ -24011,7 +24607,7 @@
             <w:pPr>
               <w:pStyle w:val="Compact"/>
             </w:pPr>
-            <w:hyperlink ns1:id="rId202">
+            <w:hyperlink ns1:id="rId208">
               <w:r>
                 <w:rPr>
                   <w:rStyle w:val="Hyperlink"/>
@@ -24065,7 +24661,7 @@
             <w:pPr>
               <w:pStyle w:val="Compact"/>
             </w:pPr>
-            <w:hyperlink ns1:id="rId203">
+            <w:hyperlink ns1:id="rId209">
               <w:r>
                 <w:rPr>
                   <w:rStyle w:val="Hyperlink"/>
@@ -24119,7 +24715,7 @@
             <w:pPr>
               <w:pStyle w:val="Compact"/>
             </w:pPr>
-            <w:hyperlink ns1:id="rId204">
+            <w:hyperlink ns1:id="rId210">
               <w:r>
                 <w:rPr>
                   <w:rStyle w:val="Hyperlink"/>
@@ -24173,7 +24769,7 @@
             <w:pPr>
               <w:pStyle w:val="Compact"/>
             </w:pPr>
-            <w:hyperlink ns1:id="rId205">
+            <w:hyperlink ns1:id="rId211">
               <w:r>
                 <w:rPr>
                   <w:rStyle w:val="Hyperlink"/>
@@ -24227,7 +24823,7 @@
             <w:pPr>
               <w:pStyle w:val="Compact"/>
             </w:pPr>
-            <w:hyperlink ns1:id="rId206">
+            <w:hyperlink ns1:id="rId212">
               <w:r>
                 <w:rPr>
                   <w:rStyle w:val="Hyperlink"/>
@@ -24281,7 +24877,7 @@
             <w:pPr>
               <w:pStyle w:val="Compact"/>
             </w:pPr>
-            <w:hyperlink ns1:id="rId207">
+            <w:hyperlink ns1:id="rId213">
               <w:r>
                 <w:rPr>
                   <w:rStyle w:val="Hyperlink"/>
@@ -24335,7 +24931,7 @@
             <w:pPr>
               <w:pStyle w:val="Compact"/>
             </w:pPr>
-            <w:hyperlink ns1:id="rId208">
+            <w:hyperlink ns1:id="rId214">
               <w:r>
                 <w:rPr>
                   <w:rStyle w:val="Hyperlink"/>
@@ -24389,7 +24985,7 @@
             <w:pPr>
               <w:pStyle w:val="Compact"/>
             </w:pPr>
-            <w:hyperlink ns1:id="rId209">
+            <w:hyperlink ns1:id="rId215">
               <w:r>
                 <w:rPr>
                   <w:rStyle w:val="Hyperlink"/>
@@ -24443,7 +25039,7 @@
             <w:pPr>
               <w:pStyle w:val="Compact"/>
             </w:pPr>
-            <w:hyperlink ns1:id="rId210">
+            <w:hyperlink ns1:id="rId216">
               <w:r>
                 <w:rPr>
                   <w:rStyle w:val="Hyperlink"/>
@@ -24497,7 +25093,7 @@
             <w:pPr>
               <w:pStyle w:val="Compact"/>
             </w:pPr>
-            <w:hyperlink ns1:id="rId211">
+            <w:hyperlink ns1:id="rId217">
               <w:r>
                 <w:rPr>
                   <w:rStyle w:val="Hyperlink"/>
@@ -24551,7 +25147,7 @@
             <w:pPr>
               <w:pStyle w:val="Compact"/>
             </w:pPr>
-            <w:hyperlink ns1:id="rId212">
+            <w:hyperlink ns1:id="rId218">
               <w:r>
                 <w:rPr>
                   <w:rStyle w:val="Hyperlink"/>
@@ -24605,7 +25201,7 @@
             <w:pPr>
               <w:pStyle w:val="Compact"/>
             </w:pPr>
-            <w:hyperlink ns1:id="rId213">
+            <w:hyperlink ns1:id="rId219">
               <w:r>
                 <w:rPr>
                   <w:rStyle w:val="Hyperlink"/>
@@ -24659,7 +25255,7 @@
             <w:pPr>
               <w:pStyle w:val="Compact"/>
             </w:pPr>
-            <w:hyperlink ns1:id="rId214">
+            <w:hyperlink ns1:id="rId220">
               <w:r>
                 <w:rPr>
                   <w:rStyle w:val="Hyperlink"/>
@@ -24713,7 +25309,7 @@
             <w:pPr>
               <w:pStyle w:val="Compact"/>
             </w:pPr>
-            <w:hyperlink ns1:id="rId215">
+            <w:hyperlink ns1:id="rId221">
               <w:r>
                 <w:rPr>
                   <w:rStyle w:val="Hyperlink"/>
@@ -24767,7 +25363,7 @@
             <w:pPr>
               <w:pStyle w:val="Compact"/>
             </w:pPr>
-            <w:hyperlink ns1:id="rId216">
+            <w:hyperlink ns1:id="rId222">
               <w:r>
                 <w:rPr>
                   <w:rStyle w:val="Hyperlink"/>
@@ -24821,7 +25417,7 @@
             <w:pPr>
               <w:pStyle w:val="Compact"/>
             </w:pPr>
-            <w:hyperlink ns1:id="rId217">
+            <w:hyperlink ns1:id="rId223">
               <w:r>
                 <w:rPr>
                   <w:rStyle w:val="Hyperlink"/>
@@ -24875,7 +25471,7 @@
             <w:pPr>
               <w:pStyle w:val="Compact"/>
             </w:pPr>
-            <w:hyperlink ns1:id="rId218">
+            <w:hyperlink ns1:id="rId224">
               <w:r>
                 <w:rPr>
                   <w:rStyle w:val="Hyperlink"/>
@@ -24929,7 +25525,7 @@
             <w:pPr>
               <w:pStyle w:val="Compact"/>
             </w:pPr>
-            <w:hyperlink ns1:id="rId219">
+            <w:hyperlink ns1:id="rId225">
               <w:r>
                 <w:rPr>
                   <w:rStyle w:val="Hyperlink"/>
@@ -24983,7 +25579,7 @@
             <w:pPr>
               <w:pStyle w:val="Compact"/>
             </w:pPr>
-            <w:hyperlink ns1:id="rId220">
+            <w:hyperlink ns1:id="rId226">
               <w:r>
                 <w:rPr>
                   <w:rStyle w:val="Hyperlink"/>
@@ -25037,7 +25633,7 @@
             <w:pPr>
               <w:pStyle w:val="Compact"/>
             </w:pPr>
-            <w:hyperlink ns1:id="rId221">
+            <w:hyperlink ns1:id="rId227">
               <w:r>
                 <w:rPr>
                   <w:rStyle w:val="Hyperlink"/>
@@ -25091,7 +25687,7 @@
             <w:pPr>
               <w:pStyle w:val="Compact"/>
             </w:pPr>
-            <w:hyperlink ns1:id="rId222">
+            <w:hyperlink ns1:id="rId228">
               <w:r>
                 <w:rPr>
                   <w:rStyle w:val="Hyperlink"/>
@@ -25145,7 +25741,7 @@
             <w:pPr>
               <w:pStyle w:val="Compact"/>
             </w:pPr>
-            <w:hyperlink ns1:id="rId223">
+            <w:hyperlink ns1:id="rId229">
               <w:r>
                 <w:rPr>
                   <w:rStyle w:val="Hyperlink"/>
@@ -25199,7 +25795,7 @@
             <w:pPr>
               <w:pStyle w:val="Compact"/>
             </w:pPr>
-            <w:hyperlink ns1:id="rId224">
+            <w:hyperlink ns1:id="rId230">
               <w:r>
                 <w:rPr>
                   <w:rStyle w:val="Hyperlink"/>
@@ -25253,7 +25849,7 @@
             <w:pPr>
               <w:pStyle w:val="Compact"/>
             </w:pPr>
-            <w:hyperlink ns1:id="rId225">
+            <w:hyperlink ns1:id="rId231">
               <w:r>
                 <w:rPr>
                   <w:rStyle w:val="Hyperlink"/>
@@ -25307,7 +25903,7 @@
             <w:pPr>
               <w:pStyle w:val="Compact"/>
             </w:pPr>
-            <w:hyperlink ns1:id="rId226">
+            <w:hyperlink ns1:id="rId232">
               <w:r>
                 <w:rPr>
                   <w:rStyle w:val="Hyperlink"/>
@@ -25361,7 +25957,7 @@
             <w:pPr>
               <w:pStyle w:val="Compact"/>
             </w:pPr>
-            <w:hyperlink ns1:id="rId227">
+            <w:hyperlink ns1:id="rId233">
               <w:r>
                 <w:rPr>
                   <w:rStyle w:val="Hyperlink"/>
@@ -25415,7 +26011,7 @@
             <w:pPr>
               <w:pStyle w:val="Compact"/>
             </w:pPr>
-            <w:hyperlink ns1:id="rId228">
+            <w:hyperlink ns1:id="rId234">
               <w:r>
                 <w:rPr>
                   <w:rStyle w:val="Hyperlink"/>
@@ -25427,15 +26023,15 @@
         </w:tc>
       </w:tr>
     </w:tbl>
-    <w:bookmarkEnd w:id="229"/>
+    <w:bookmarkEnd w:id="235"/>
     <w:p>
       <w:r>
         <w:br w:type="page"/>
       </w:r>
     </w:p>
-    <w:bookmarkEnd w:id="230"/>
-    <w:bookmarkEnd w:id="231"/>
-    <w:bookmarkStart w:id="252" w:name="geteilte-elemente"/>
+    <w:bookmarkEnd w:id="236"/>
+    <w:bookmarkEnd w:id="237"/>
+    <w:bookmarkStart w:id="258" w:name="geteilte-elemente"/>
     <w:p>
       <w:pPr>
         <w:pStyle w:val="berschrift1"/>
@@ -25444,7 +26040,7 @@
         <w:t xml:space="preserve">Geteilte Elemente</w:t>
       </w:r>
     </w:p>
-    <w:bookmarkStart w:id="232" w:name="reference-classes"/>
+    <w:bookmarkStart w:id="238" w:name="reference-classes"/>
     <w:p>
       <w:pPr>
         <w:pStyle w:val="berschrift2"/>
@@ -25606,8 +26202,8 @@
         <w:t xml:space="preserve">, da die lokale Referenz unverändert bleibt, auch wenn sich die verknüpfte Entität später ändert</w:t>
       </w:r>
     </w:p>
-    <w:bookmarkEnd w:id="232"/>
-    <w:bookmarkStart w:id="235" w:name="klasse-personreference"/>
+    <w:bookmarkEnd w:id="238"/>
+    <w:bookmarkStart w:id="241" w:name="klasse-personreference"/>
     <w:p>
       <w:pPr>
         <w:pStyle w:val="berschrift2"/>
@@ -25636,7 +26232,7 @@
         <w:t xml:space="preserve">__</w:t>
       </w:r>
     </w:p>
-    <w:bookmarkStart w:id="233" w:name="attribute-13"/>
+    <w:bookmarkStart w:id="239" w:name="attribute-13"/>
     <w:p>
       <w:pPr>
         <w:pStyle w:val="berschrift3"/>
@@ -26068,8 +26664,8 @@
         </w:tc>
       </w:tr>
     </w:tbl>
-    <w:bookmarkEnd w:id="233"/>
-    <w:bookmarkStart w:id="234" w:name="verwendungen-13"/>
+    <w:bookmarkEnd w:id="239"/>
+    <w:bookmarkStart w:id="240" w:name="verwendungen-13"/>
     <w:p>
       <w:pPr>
         <w:pStyle w:val="berschrift3"/>
@@ -26271,9 +26867,9 @@
         </w:tc>
       </w:tr>
     </w:tbl>
-    <w:bookmarkEnd w:id="234"/>
-    <w:bookmarkEnd w:id="235"/>
-    <w:bookmarkStart w:id="238" w:name="klasse-groupreference"/>
+    <w:bookmarkEnd w:id="240"/>
+    <w:bookmarkEnd w:id="241"/>
+    <w:bookmarkStart w:id="244" w:name="klasse-groupreference"/>
     <w:p>
       <w:pPr>
         <w:pStyle w:val="berschrift2"/>
@@ -26302,7 +26898,7 @@
         <w:t xml:space="preserve">__</w:t>
       </w:r>
     </w:p>
-    <w:bookmarkStart w:id="236" w:name="attribute-14"/>
+    <w:bookmarkStart w:id="242" w:name="attribute-14"/>
     <w:p>
       <w:pPr>
         <w:pStyle w:val="berschrift3"/>
@@ -26676,8 +27272,8 @@
         </w:tc>
       </w:tr>
     </w:tbl>
-    <w:bookmarkEnd w:id="236"/>
-    <w:bookmarkStart w:id="237" w:name="verwendungen-14"/>
+    <w:bookmarkEnd w:id="242"/>
+    <w:bookmarkStart w:id="243" w:name="verwendungen-14"/>
     <w:p>
       <w:pPr>
         <w:pStyle w:val="berschrift3"/>
@@ -26818,9 +27414,9 @@
         </w:tc>
       </w:tr>
     </w:tbl>
-    <w:bookmarkEnd w:id="237"/>
-    <w:bookmarkEnd w:id="238"/>
-    <w:bookmarkStart w:id="239" w:name="mehrfach-benutzte-klassen"/>
+    <w:bookmarkEnd w:id="243"/>
+    <w:bookmarkEnd w:id="244"/>
+    <w:bookmarkStart w:id="245" w:name="mehrfach-benutzte-klassen"/>
     <w:p>
       <w:pPr>
         <w:pStyle w:val="berschrift2"/>
@@ -26829,8 +27425,8 @@
         <w:t xml:space="preserve">Mehrfach benutzte Klassen</w:t>
       </w:r>
     </w:p>
-    <w:bookmarkEnd w:id="239"/>
-    <w:bookmarkStart w:id="245" w:name="klasse-address"/>
+    <w:bookmarkEnd w:id="245"/>
+    <w:bookmarkStart w:id="251" w:name="klasse-address"/>
     <w:p>
       <w:pPr>
         <w:pStyle w:val="berschrift2"/>
@@ -26859,7 +27455,7 @@
         <w:t xml:space="preserve">__</w:t>
       </w:r>
     </w:p>
-    <w:bookmarkStart w:id="241" w:name="attribute-15"/>
+    <w:bookmarkStart w:id="247" w:name="attribute-15"/>
     <w:p>
       <w:pPr>
         <w:pStyle w:val="berschrift3"/>
@@ -27182,7 +27778,7 @@
         </w:tc>
       </w:tr>
     </w:tbl>
-    <w:bookmarkStart w:id="240" w:name="einschränkungen-4"/>
+    <w:bookmarkStart w:id="246" w:name="einschränkungen-4"/>
     <w:p>
       <w:pPr>
         <w:pStyle w:val="berschrift5"/>
@@ -27233,9 +27829,9 @@
         </w:r>
       </w:hyperlink>
     </w:p>
-    <w:bookmarkEnd w:id="240"/>
-    <w:bookmarkEnd w:id="241"/>
-    <w:bookmarkStart w:id="242" w:name="verwendungen-15"/>
+    <w:bookmarkEnd w:id="246"/>
+    <w:bookmarkEnd w:id="247"/>
+    <w:bookmarkStart w:id="248" w:name="verwendungen-15"/>
     <w:p>
       <w:pPr>
         <w:pStyle w:val="berschrift3"/>
@@ -27437,8 +28033,8 @@
         </w:tc>
       </w:tr>
     </w:tbl>
-    <w:bookmarkEnd w:id="242"/>
-    <w:bookmarkStart w:id="244" w:name="beispiele-3"/>
+    <w:bookmarkEnd w:id="248"/>
+    <w:bookmarkStart w:id="250" w:name="beispiele-3"/>
     <w:p>
       <w:pPr>
         <w:pStyle w:val="berschrift3"/>
@@ -27447,7 +28043,7 @@
         <w:t xml:space="preserve">Beispiele</w:t>
       </w:r>
     </w:p>
-    <w:bookmarkStart w:id="243" w:name="Xc5f55fc7fcbf4b7581090adb57e3cab5545518e"/>
+    <w:bookmarkStart w:id="249" w:name="Xc5f55fc7fcbf4b7581090adb57e3cab5545518e"/>
     <w:p>
       <w:pPr>
         <w:pStyle w:val="berschrift4"/>
@@ -27500,10 +28096,10 @@
         <w:t xml:space="preserve"> Basel-Stadt</w:t>
       </w:r>
     </w:p>
-    <w:bookmarkEnd w:id="243"/>
-    <w:bookmarkEnd w:id="244"/>
-    <w:bookmarkEnd w:id="245"/>
-    <w:bookmarkStart w:id="248" w:name="enum-addresstypeenum"/>
+    <w:bookmarkEnd w:id="249"/>
+    <w:bookmarkEnd w:id="250"/>
+    <w:bookmarkEnd w:id="251"/>
+    <w:bookmarkStart w:id="254" w:name="enum-addresstypeenum"/>
     <w:p>
       <w:pPr>
         <w:pStyle w:val="berschrift2"/>
@@ -27542,7 +28138,7 @@
       <w:r>
         <w:t xml:space="preserve"> </w:t>
       </w:r>
-      <w:hyperlink ns1:id="rId246">
+      <w:hyperlink ns1:id="rId252">
         <w:r>
           <w:rPr>
             <w:rStyle w:val="Hyperlink"/>
@@ -27551,7 +28147,7 @@
         </w:r>
       </w:hyperlink>
     </w:p>
-    <w:bookmarkStart w:id="247" w:name="zulässige-werte-7"/>
+    <w:bookmarkStart w:id="253" w:name="zulässige-werte-7"/>
     <w:p>
       <w:pPr>
         <w:pStyle w:val="berschrift3"/>
@@ -27632,35 +28228,13 @@
             <w:pPr>
               <w:pStyle w:val="Compact"/>
             </w:pPr>
-          </w:p>
-        </w:tc>
-        <w:tc>
-          <w:tcPr/>
-          <w:p>
-            <w:pPr>
-              <w:pStyle w:val="Compact"/>
-            </w:pPr>
-          </w:p>
-        </w:tc>
-      </w:tr>
-      <w:tr>
-        <w:tc>
-          <w:tcPr>
-            <w:shd w:val="clear" w:color="auto" w:fill="F2F2F2"/>
-          </w:tcPr>
-          <w:p>
-            <w:pPr>
-              <w:pStyle w:val="Compact"/>
-            </w:pPr>
             <w:r>
               <w:t xml:space="preserve">businessAddress</w:t>
             </w:r>
           </w:p>
         </w:tc>
         <w:tc>
-          <w:tcPr>
-            <w:shd w:val="clear" w:color="auto" w:fill="F2F2F2"/>
-          </w:tcPr>
+          <w:tcPr/>
           <w:p>
             <w:pPr>
               <w:pStyle w:val="Compact"/>
@@ -27673,24 +28247,6 @@
       </w:tr>
       <w:tr>
         <w:tc>
-          <w:tcPr/>
-          <w:p>
-            <w:pPr>
-              <w:pStyle w:val="Compact"/>
-            </w:pPr>
-          </w:p>
-        </w:tc>
-        <w:tc>
-          <w:tcPr/>
-          <w:p>
-            <w:pPr>
-              <w:pStyle w:val="Compact"/>
-            </w:pPr>
-          </w:p>
-        </w:tc>
-      </w:tr>
-      <w:tr>
-        <w:tc>
           <w:tcPr>
             <w:shd w:val="clear" w:color="auto" w:fill="F2F2F2"/>
           </w:tcPr>
@@ -27717,28 +28273,10 @@
           </w:p>
         </w:tc>
       </w:tr>
-      <w:tr>
-        <w:tc>
-          <w:tcPr/>
-          <w:p>
-            <w:pPr>
-              <w:pStyle w:val="Compact"/>
-            </w:pPr>
-          </w:p>
-        </w:tc>
-        <w:tc>
-          <w:tcPr/>
-          <w:p>
-            <w:pPr>
-              <w:pStyle w:val="Compact"/>
-            </w:pPr>
-          </w:p>
-        </w:tc>
-      </w:tr>
     </w:tbl>
-    <w:bookmarkEnd w:id="247"/>
-    <w:bookmarkEnd w:id="248"/>
-    <w:bookmarkStart w:id="251" w:name="klasse-contact"/>
+    <w:bookmarkEnd w:id="253"/>
+    <w:bookmarkEnd w:id="254"/>
+    <w:bookmarkStart w:id="257" w:name="klasse-contact"/>
     <w:p>
       <w:pPr>
         <w:pStyle w:val="berschrift2"/>
@@ -27767,7 +28305,7 @@
         <w:t xml:space="preserve">__</w:t>
       </w:r>
     </w:p>
-    <w:bookmarkStart w:id="249" w:name="attribute-16"/>
+    <w:bookmarkStart w:id="255" w:name="attribute-16"/>
     <w:p>
       <w:pPr>
         <w:pStyle w:val="berschrift3"/>
@@ -27931,8 +28469,8 @@
         </w:tc>
       </w:tr>
     </w:tbl>
-    <w:bookmarkEnd w:id="249"/>
-    <w:bookmarkStart w:id="250" w:name="verwendungen-16"/>
+    <w:bookmarkEnd w:id="255"/>
+    <w:bookmarkStart w:id="256" w:name="verwendungen-16"/>
     <w:p>
       <w:pPr>
         <w:pStyle w:val="berschrift3"/>
@@ -28134,9 +28672,9 @@
         </w:tc>
       </w:tr>
     </w:tbl>
-    <w:bookmarkEnd w:id="250"/>
-    <w:bookmarkEnd w:id="251"/>
-    <w:bookmarkEnd w:id="252"/>
+    <w:bookmarkEnd w:id="256"/>
+    <w:bookmarkEnd w:id="257"/>
+    <w:bookmarkEnd w:id="258"/>
     <w:sectPr>
       <w:headerReference ns1:id="rId9" w:type="even"/>
       <w:headerReference ns1:id="rId10" w:type="default"/>

--- a/ech-0294_actors/output/ech-0294_actors_de.docx
+++ b/ech-0294_actors/output/ech-0294_actors_de.docx
@@ -12671,7 +12671,7 @@
     </w:p>
     <w:bookmarkEnd w:id="125"/>
     <w:bookmarkEnd w:id="126"/>
-    <w:bookmarkStart w:id="157" w:name="gruppen-und-organe-groups"/>
+    <w:bookmarkStart w:id="161" w:name="gruppen-und-organe-groups"/>
     <w:p>
       <w:pPr>
         <w:pStyle w:val="berschrift1"/>
@@ -12858,7 +12858,7 @@
         <w:t xml:space="preserve">lassen sich z. B. nur während einer Legislatur bestehende Kommissionen oder Umbenennungen und Fusionen von Parteien abbilden.</w:t>
       </w:r>
     </w:p>
-    <w:bookmarkStart w:id="129" w:name="klasse-group"/>
+    <w:bookmarkStart w:id="133" w:name="klasse-group"/>
     <w:p>
       <w:pPr>
         <w:pStyle w:val="berschrift2"/>
@@ -13035,32 +13035,32 @@
               <w:pStyle w:val="Compact"/>
             </w:pPr>
             <w:r>
-              <w:t xml:space="preserve">1</w:t>
-            </w:r>
-            <w:r>
-              <w:t xml:space="preserve"> </w:t>
-            </w:r>
-            <w:r>
-              <w:t xml:space="preserve"> </w:t>
-            </w:r>
-            <w:hyperlink w:anchor="String">
-              <w:r>
-                <w:rPr>
-                  <w:rStyle w:val="Hyperlink"/>
-                </w:rPr>
-                <w:t xml:space="preserve">String</w:t>
-              </w:r>
-            </w:hyperlink>
-          </w:p>
-        </w:tc>
-        <w:tc>
-          <w:tcPr/>
-          <w:p>
-            <w:pPr>
-              <w:pStyle w:val="Compact"/>
-            </w:pPr>
-            <w:r>
-              <w:t xml:space="preserve">Möglichkeit bei einer strukturierten Information, ein Label zu vergeben (bspw. Anzeigename, Anstellung, etc.).</w:t>
+              <w:t xml:space="preserve">1..*</w:t>
+            </w:r>
+            <w:r>
+              <w:t xml:space="preserve"> </w:t>
+            </w:r>
+            <w:r>
+              <w:t xml:space="preserve"> </w:t>
+            </w:r>
+            <w:hyperlink w:anchor="MultilingualValue">
+              <w:r>
+                <w:rPr>
+                  <w:rStyle w:val="Hyperlink"/>
+                </w:rPr>
+                <w:t xml:space="preserve">MultilingualValue</w:t>
+              </w:r>
+            </w:hyperlink>
+          </w:p>
+        </w:tc>
+        <w:tc>
+          <w:tcPr/>
+          <w:p>
+            <w:pPr>
+              <w:pStyle w:val="Compact"/>
+            </w:pPr>
+            <w:r>
+              <w:t xml:space="preserve">Bezeichnung der Gruppe mit der Sprache, in der sie publiziert wird. Ist eine Gruppe amtlich in mehreren Sprachen benannt, wird pro Sprache ein Eintrag erfasst.</w:t>
             </w:r>
           </w:p>
         </w:tc>
@@ -13192,34 +13192,34 @@
               <w:pStyle w:val="Compact"/>
             </w:pPr>
             <w:r>
-              <w:t xml:space="preserve">0..1</w:t>
-            </w:r>
-            <w:r>
-              <w:t xml:space="preserve"> </w:t>
-            </w:r>
-            <w:r>
-              <w:t xml:space="preserve"> </w:t>
-            </w:r>
-            <w:hyperlink w:anchor="Uri">
-              <w:r>
-                <w:rPr>
-                  <w:rStyle w:val="Hyperlink"/>
-                </w:rPr>
-                <w:t xml:space="preserve">Uri</w:t>
-              </w:r>
-            </w:hyperlink>
-          </w:p>
-        </w:tc>
-        <w:tc>
-          <w:tcPr>
-            <w:shd w:val="clear" w:color="auto" w:fill="F2F2F2"/>
-          </w:tcPr>
-          <w:p>
-            <w:pPr>
-              <w:pStyle w:val="Compact"/>
-            </w:pPr>
-            <w:r>
-              <w:t xml:space="preserve">Website mit weiteren Informationen.</w:t>
+              <w:t xml:space="preserve">*</w:t>
+            </w:r>
+            <w:r>
+              <w:t xml:space="preserve"> </w:t>
+            </w:r>
+            <w:r>
+              <w:t xml:space="preserve"> </w:t>
+            </w:r>
+            <w:hyperlink w:anchor="MultilingualUri">
+              <w:r>
+                <w:rPr>
+                  <w:rStyle w:val="Hyperlink"/>
+                </w:rPr>
+                <w:t xml:space="preserve">MultilingualUri</w:t>
+              </w:r>
+            </w:hyperlink>
+          </w:p>
+        </w:tc>
+        <w:tc>
+          <w:tcPr>
+            <w:shd w:val="clear" w:color="auto" w:fill="F2F2F2"/>
+          </w:tcPr>
+          <w:p>
+            <w:pPr>
+              <w:pStyle w:val="Compact"/>
+            </w:pPr>
+            <w:r>
+              <w:t xml:space="preserve">Website mit weiteren Informationen. Wird die Website je Sprache unter einer eigenen Adresse publiziert, wird pro Sprache ein Eintrag erfasst.</w:t>
             </w:r>
           </w:p>
         </w:tc>
@@ -14379,18 +14379,1513 @@
       </w:tr>
     </w:tbl>
     <w:bookmarkEnd w:id="128"/>
-    <w:bookmarkEnd w:id="129"/>
-    <w:bookmarkStart w:id="132" w:name="klasse-grouptype"/>
+    <w:bookmarkStart w:id="132" w:name="beispiele-2"/>
     <w:p>
       <w:pPr>
-        <w:pStyle w:val="berschrift2"/>
-      </w:pPr>
-      <w:r>
-        <w:t xml:space="preserve">Klasse: GroupType</w:t>
+        <w:pStyle w:val="berschrift3"/>
+      </w:pPr>
+      <w:r>
+        <w:t xml:space="preserve">Beispiele</w:t>
+      </w:r>
+    </w:p>
+    <w:bookmarkStart w:id="129" w:name="beispiel-group-groups__it"/>
+    <w:p>
+      <w:pPr>
+        <w:pStyle w:val="berschrift4"/>
+      </w:pPr>
+      <w:r>
+        <w:t xml:space="preserve">Beispiel: Group-groups__it</w:t>
       </w:r>
     </w:p>
     <w:p>
       <w:pPr>
+        <w:pStyle w:val="SourceCode"/>
+      </w:pPr>
+      <w:r>
+        <w:rPr>
+          <w:rStyle w:val="FunctionTok"/>
+        </w:rPr>
+        <w:t xml:space="preserve">local_id</w:t>
+      </w:r>
+      <w:r>
+        <w:rPr>
+          <w:rStyle w:val="KeywordTok"/>
+        </w:rPr>
+        <w:t xml:space="preserve">:</w:t>
+      </w:r>
+      <w:r>
+        <w:rPr>
+          <w:rStyle w:val="AttributeTok"/>
+        </w:rPr>
+        <w:t xml:space="preserve"> </w:t>
+      </w:r>
+      <w:r>
+        <w:rPr>
+          <w:rStyle w:val="DecValTok"/>
+        </w:rPr>
+        <w:t xml:space="preserve">6627</w:t>
+      </w:r>
+      <w:r>
+        <w:br/>
+      </w:r>
+      <w:r>
+        <w:rPr>
+          <w:rStyle w:val="FunctionTok"/>
+        </w:rPr>
+        <w:t xml:space="preserve">global_uri</w:t>
+      </w:r>
+      <w:r>
+        <w:rPr>
+          <w:rStyle w:val="KeywordTok"/>
+        </w:rPr>
+        <w:t xml:space="preserve">:</w:t>
+      </w:r>
+      <w:r>
+        <w:rPr>
+          <w:rStyle w:val="AttributeTok"/>
+        </w:rPr>
+        <w:t xml:space="preserve"> https://api.openparldata.ch/v1/groups/6627</w:t>
+      </w:r>
+      <w:r>
+        <w:br/>
+      </w:r>
+      <w:r>
+        <w:rPr>
+          <w:rStyle w:val="FunctionTok"/>
+        </w:rPr>
+        <w:t xml:space="preserve">label</w:t>
+      </w:r>
+      <w:r>
+        <w:rPr>
+          <w:rStyle w:val="KeywordTok"/>
+        </w:rPr>
+        <w:t xml:space="preserve">:</w:t>
+      </w:r>
+      <w:r>
+        <w:br/>
+      </w:r>
+      <w:r>
+        <w:rPr>
+          <w:rStyle w:val="KeywordTok"/>
+        </w:rPr>
+        <w:t xml:space="preserve">-</w:t>
+      </w:r>
+      <w:r>
+        <w:rPr>
+          <w:rStyle w:val="AttributeTok"/>
+        </w:rPr>
+        <w:t xml:space="preserve"> </w:t>
+      </w:r>
+      <w:r>
+        <w:rPr>
+          <w:rStyle w:val="FunctionTok"/>
+        </w:rPr>
+        <w:t xml:space="preserve">value</w:t>
+      </w:r>
+      <w:r>
+        <w:rPr>
+          <w:rStyle w:val="KeywordTok"/>
+        </w:rPr>
+        <w:t xml:space="preserve">:</w:t>
+      </w:r>
+      <w:r>
+        <w:rPr>
+          <w:rStyle w:val="AttributeTok"/>
+        </w:rPr>
+        <w:t xml:space="preserve"> Konsumenteninformation und -schutz</w:t>
+      </w:r>
+      <w:r>
+        <w:br/>
+      </w:r>
+      <w:r>
+        <w:rPr>
+          <w:rStyle w:val="AttributeTok"/>
+        </w:rPr>
+        <w:t xml:space="preserve">  </w:t>
+      </w:r>
+      <w:r>
+        <w:rPr>
+          <w:rStyle w:val="FunctionTok"/>
+        </w:rPr>
+        <w:t xml:space="preserve">language</w:t>
+      </w:r>
+      <w:r>
+        <w:rPr>
+          <w:rStyle w:val="KeywordTok"/>
+        </w:rPr>
+        <w:t xml:space="preserve">:</w:t>
+      </w:r>
+      <w:r>
+        <w:rPr>
+          <w:rStyle w:val="AttributeTok"/>
+        </w:rPr>
+        <w:t xml:space="preserve"> de</w:t>
+      </w:r>
+      <w:r>
+        <w:br/>
+      </w:r>
+      <w:r>
+        <w:rPr>
+          <w:rStyle w:val="KeywordTok"/>
+        </w:rPr>
+        <w:t xml:space="preserve">-</w:t>
+      </w:r>
+      <w:r>
+        <w:rPr>
+          <w:rStyle w:val="AttributeTok"/>
+        </w:rPr>
+        <w:t xml:space="preserve"> </w:t>
+      </w:r>
+      <w:r>
+        <w:rPr>
+          <w:rStyle w:val="FunctionTok"/>
+        </w:rPr>
+        <w:t xml:space="preserve">value</w:t>
+      </w:r>
+      <w:r>
+        <w:rPr>
+          <w:rStyle w:val="KeywordTok"/>
+        </w:rPr>
+        <w:t xml:space="preserve">:</w:t>
+      </w:r>
+      <w:r>
+        <w:rPr>
+          <w:rStyle w:val="AttributeTok"/>
+        </w:rPr>
+        <w:t xml:space="preserve"> Information et défense des consommateurs</w:t>
+      </w:r>
+      <w:r>
+        <w:br/>
+      </w:r>
+      <w:r>
+        <w:rPr>
+          <w:rStyle w:val="AttributeTok"/>
+        </w:rPr>
+        <w:t xml:space="preserve">  </w:t>
+      </w:r>
+      <w:r>
+        <w:rPr>
+          <w:rStyle w:val="FunctionTok"/>
+        </w:rPr>
+        <w:t xml:space="preserve">language</w:t>
+      </w:r>
+      <w:r>
+        <w:rPr>
+          <w:rStyle w:val="KeywordTok"/>
+        </w:rPr>
+        <w:t xml:space="preserve">:</w:t>
+      </w:r>
+      <w:r>
+        <w:rPr>
+          <w:rStyle w:val="AttributeTok"/>
+        </w:rPr>
+        <w:t xml:space="preserve"> fr</w:t>
+      </w:r>
+      <w:r>
+        <w:br/>
+      </w:r>
+      <w:r>
+        <w:rPr>
+          <w:rStyle w:val="KeywordTok"/>
+        </w:rPr>
+        <w:t xml:space="preserve">-</w:t>
+      </w:r>
+      <w:r>
+        <w:rPr>
+          <w:rStyle w:val="AttributeTok"/>
+        </w:rPr>
+        <w:t xml:space="preserve"> </w:t>
+      </w:r>
+      <w:r>
+        <w:rPr>
+          <w:rStyle w:val="FunctionTok"/>
+        </w:rPr>
+        <w:t xml:space="preserve">value</w:t>
+      </w:r>
+      <w:r>
+        <w:rPr>
+          <w:rStyle w:val="KeywordTok"/>
+        </w:rPr>
+        <w:t xml:space="preserve">:</w:t>
+      </w:r>
+      <w:r>
+        <w:rPr>
+          <w:rStyle w:val="AttributeTok"/>
+        </w:rPr>
+        <w:t xml:space="preserve"> Informazione e tutela dei consumatori</w:t>
+      </w:r>
+      <w:r>
+        <w:br/>
+      </w:r>
+      <w:r>
+        <w:rPr>
+          <w:rStyle w:val="AttributeTok"/>
+        </w:rPr>
+        <w:t xml:space="preserve">  </w:t>
+      </w:r>
+      <w:r>
+        <w:rPr>
+          <w:rStyle w:val="FunctionTok"/>
+        </w:rPr>
+        <w:t xml:space="preserve">language</w:t>
+      </w:r>
+      <w:r>
+        <w:rPr>
+          <w:rStyle w:val="KeywordTok"/>
+        </w:rPr>
+        <w:t xml:space="preserve">:</w:t>
+      </w:r>
+      <w:r>
+        <w:rPr>
+          <w:rStyle w:val="AttributeTok"/>
+        </w:rPr>
+        <w:t xml:space="preserve"> it</w:t>
+      </w:r>
+      <w:r>
+        <w:br/>
+      </w:r>
+      <w:r>
+        <w:rPr>
+          <w:rStyle w:val="FunctionTok"/>
+        </w:rPr>
+        <w:t xml:space="preserve">description</w:t>
+      </w:r>
+      <w:r>
+        <w:rPr>
+          <w:rStyle w:val="KeywordTok"/>
+        </w:rPr>
+        <w:t xml:space="preserve">:</w:t>
+      </w:r>
+      <w:r>
+        <w:br/>
+      </w:r>
+      <w:r>
+        <w:rPr>
+          <w:rStyle w:val="KeywordTok"/>
+        </w:rPr>
+        <w:t xml:space="preserve">-</w:t>
+      </w:r>
+      <w:r>
+        <w:rPr>
+          <w:rStyle w:val="AttributeTok"/>
+        </w:rPr>
+        <w:t xml:space="preserve"> </w:t>
+      </w:r>
+      <w:r>
+        <w:rPr>
+          <w:rStyle w:val="FunctionTok"/>
+        </w:rPr>
+        <w:t xml:space="preserve">value</w:t>
+      </w:r>
+      <w:r>
+        <w:rPr>
+          <w:rStyle w:val="KeywordTok"/>
+        </w:rPr>
+        <w:t xml:space="preserve">:</w:t>
+      </w:r>
+      <w:r>
+        <w:rPr>
+          <w:rStyle w:val="AttributeTok"/>
+        </w:rPr>
+        <w:t xml:space="preserve"> L'intergroupe parlementaire « Information et défense des consommateurs »</w:t>
+      </w:r>
+      <w:r>
+        <w:br/>
+      </w:r>
+      <w:r>
+        <w:rPr>
+          <w:rStyle w:val="AttributeTok"/>
+        </w:rPr>
+        <w:t xml:space="preserve">    réunit toutes les sensibilités politiques. Cet intergroupe a pour mission d'informer</w:t>
+      </w:r>
+      <w:r>
+        <w:br/>
+      </w:r>
+      <w:r>
+        <w:rPr>
+          <w:rStyle w:val="AttributeTok"/>
+        </w:rPr>
+        <w:t xml:space="preserve">    et de sensibiliser les élu·e·s aux questions relatives à la défense des consommateur·rice·s</w:t>
+      </w:r>
+      <w:r>
+        <w:br/>
+      </w:r>
+      <w:r>
+        <w:rPr>
+          <w:rStyle w:val="AttributeTok"/>
+        </w:rPr>
+        <w:t xml:space="preserve">    en Suisse.</w:t>
+      </w:r>
+      <w:r>
+        <w:br/>
+      </w:r>
+      <w:r>
+        <w:rPr>
+          <w:rStyle w:val="AttributeTok"/>
+        </w:rPr>
+        <w:t xml:space="preserve">  </w:t>
+      </w:r>
+      <w:r>
+        <w:rPr>
+          <w:rStyle w:val="FunctionTok"/>
+        </w:rPr>
+        <w:t xml:space="preserve">language</w:t>
+      </w:r>
+      <w:r>
+        <w:rPr>
+          <w:rStyle w:val="KeywordTok"/>
+        </w:rPr>
+        <w:t xml:space="preserve">:</w:t>
+      </w:r>
+      <w:r>
+        <w:rPr>
+          <w:rStyle w:val="AttributeTok"/>
+        </w:rPr>
+        <w:t xml:space="preserve"> fr</w:t>
+      </w:r>
+      <w:r>
+        <w:br/>
+      </w:r>
+      <w:r>
+        <w:rPr>
+          <w:rStyle w:val="FunctionTok"/>
+        </w:rPr>
+        <w:t xml:space="preserve">group_type</w:t>
+      </w:r>
+      <w:r>
+        <w:rPr>
+          <w:rStyle w:val="KeywordTok"/>
+        </w:rPr>
+        <w:t xml:space="preserve">:</w:t>
+      </w:r>
+      <w:r>
+        <w:br/>
+      </w:r>
+      <w:r>
+        <w:rPr>
+          <w:rStyle w:val="AttributeTok"/>
+        </w:rPr>
+        <w:t xml:space="preserve">  </w:t>
+      </w:r>
+      <w:r>
+        <w:rPr>
+          <w:rStyle w:val="FunctionTok"/>
+        </w:rPr>
+        <w:t xml:space="preserve">group_type_enum</w:t>
+      </w:r>
+      <w:r>
+        <w:rPr>
+          <w:rStyle w:val="KeywordTok"/>
+        </w:rPr>
+        <w:t xml:space="preserve">:</w:t>
+      </w:r>
+      <w:r>
+        <w:rPr>
+          <w:rStyle w:val="AttributeTok"/>
+        </w:rPr>
+        <w:t xml:space="preserve"> interest_group</w:t>
+      </w:r>
+      <w:r>
+        <w:br/>
+      </w:r>
+      <w:r>
+        <w:rPr>
+          <w:rStyle w:val="AttributeTok"/>
+        </w:rPr>
+        <w:t xml:space="preserve">  </w:t>
+      </w:r>
+      <w:r>
+        <w:rPr>
+          <w:rStyle w:val="FunctionTok"/>
+        </w:rPr>
+        <w:t xml:space="preserve">label</w:t>
+      </w:r>
+      <w:r>
+        <w:rPr>
+          <w:rStyle w:val="KeywordTok"/>
+        </w:rPr>
+        <w:t xml:space="preserve">:</w:t>
+      </w:r>
+      <w:r>
+        <w:rPr>
+          <w:rStyle w:val="AttributeTok"/>
+        </w:rPr>
+        <w:t xml:space="preserve"> Interessengruppe</w:t>
+      </w:r>
+      <w:r>
+        <w:br/>
+      </w:r>
+      <w:r>
+        <w:rPr>
+          <w:rStyle w:val="FunctionTok"/>
+        </w:rPr>
+        <w:t xml:space="preserve">spatial</w:t>
+      </w:r>
+      <w:r>
+        <w:rPr>
+          <w:rStyle w:val="KeywordTok"/>
+        </w:rPr>
+        <w:t xml:space="preserve">:</w:t>
+      </w:r>
+      <w:r>
+        <w:rPr>
+          <w:rStyle w:val="AttributeTok"/>
+        </w:rPr>
+        <w:t xml:space="preserve"> https://ld.admin.ch/country/CHE</w:t>
+      </w:r>
+      <w:r>
+        <w:br/>
+      </w:r>
+      <w:r>
+        <w:rPr>
+          <w:rStyle w:val="FunctionTok"/>
+        </w:rPr>
+        <w:t xml:space="preserve">valid_from</w:t>
+      </w:r>
+      <w:r>
+        <w:rPr>
+          <w:rStyle w:val="KeywordTok"/>
+        </w:rPr>
+        <w:t xml:space="preserve">:</w:t>
+      </w:r>
+      <w:r>
+        <w:rPr>
+          <w:rStyle w:val="AttributeTok"/>
+        </w:rPr>
+        <w:t xml:space="preserve"> 2012-01-01</w:t>
+      </w:r>
+    </w:p>
+    <w:bookmarkEnd w:id="129"/>
+    <w:bookmarkStart w:id="130" w:name="beispiel-group-groups__de"/>
+    <w:p>
+      <w:pPr>
+        <w:pStyle w:val="berschrift4"/>
+      </w:pPr>
+      <w:r>
+        <w:t xml:space="preserve">Beispiel: Group-groups__de</w:t>
+      </w:r>
+    </w:p>
+    <w:p>
+      <w:pPr>
+        <w:pStyle w:val="SourceCode"/>
+      </w:pPr>
+      <w:r>
+        <w:rPr>
+          <w:rStyle w:val="FunctionTok"/>
+        </w:rPr>
+        <w:t xml:space="preserve">local_id</w:t>
+      </w:r>
+      <w:r>
+        <w:rPr>
+          <w:rStyle w:val="KeywordTok"/>
+        </w:rPr>
+        <w:t xml:space="preserve">:</w:t>
+      </w:r>
+      <w:r>
+        <w:rPr>
+          <w:rStyle w:val="AttributeTok"/>
+        </w:rPr>
+        <w:t xml:space="preserve"> </w:t>
+      </w:r>
+      <w:r>
+        <w:rPr>
+          <w:rStyle w:val="DecValTok"/>
+        </w:rPr>
+        <w:t xml:space="preserve">50</w:t>
+      </w:r>
+      <w:r>
+        <w:br/>
+      </w:r>
+      <w:r>
+        <w:rPr>
+          <w:rStyle w:val="FunctionTok"/>
+        </w:rPr>
+        <w:t xml:space="preserve">global_uri</w:t>
+      </w:r>
+      <w:r>
+        <w:rPr>
+          <w:rStyle w:val="KeywordTok"/>
+        </w:rPr>
+        <w:t xml:space="preserve">:</w:t>
+      </w:r>
+      <w:r>
+        <w:rPr>
+          <w:rStyle w:val="AttributeTok"/>
+        </w:rPr>
+        <w:t xml:space="preserve"> https://api.openparldata.ch/v1/groups/50</w:t>
+      </w:r>
+      <w:r>
+        <w:br/>
+      </w:r>
+      <w:r>
+        <w:rPr>
+          <w:rStyle w:val="FunctionTok"/>
+        </w:rPr>
+        <w:t xml:space="preserve">label</w:t>
+      </w:r>
+      <w:r>
+        <w:rPr>
+          <w:rStyle w:val="KeywordTok"/>
+        </w:rPr>
+        <w:t xml:space="preserve">:</w:t>
+      </w:r>
+      <w:r>
+        <w:br/>
+      </w:r>
+      <w:r>
+        <w:rPr>
+          <w:rStyle w:val="KeywordTok"/>
+        </w:rPr>
+        <w:t xml:space="preserve">-</w:t>
+      </w:r>
+      <w:r>
+        <w:rPr>
+          <w:rStyle w:val="AttributeTok"/>
+        </w:rPr>
+        <w:t xml:space="preserve"> </w:t>
+      </w:r>
+      <w:r>
+        <w:rPr>
+          <w:rStyle w:val="FunctionTok"/>
+        </w:rPr>
+        <w:t xml:space="preserve">value</w:t>
+      </w:r>
+      <w:r>
+        <w:rPr>
+          <w:rStyle w:val="KeywordTok"/>
+        </w:rPr>
+        <w:t xml:space="preserve">:</w:t>
+      </w:r>
+      <w:r>
+        <w:rPr>
+          <w:rStyle w:val="AttributeTok"/>
+        </w:rPr>
+        <w:t xml:space="preserve"> Büro des Grossen Rates</w:t>
+      </w:r>
+      <w:r>
+        <w:br/>
+      </w:r>
+      <w:r>
+        <w:rPr>
+          <w:rStyle w:val="AttributeTok"/>
+        </w:rPr>
+        <w:t xml:space="preserve">  </w:t>
+      </w:r>
+      <w:r>
+        <w:rPr>
+          <w:rStyle w:val="FunctionTok"/>
+        </w:rPr>
+        <w:t xml:space="preserve">language</w:t>
+      </w:r>
+      <w:r>
+        <w:rPr>
+          <w:rStyle w:val="KeywordTok"/>
+        </w:rPr>
+        <w:t xml:space="preserve">:</w:t>
+      </w:r>
+      <w:r>
+        <w:rPr>
+          <w:rStyle w:val="AttributeTok"/>
+        </w:rPr>
+        <w:t xml:space="preserve"> de</w:t>
+      </w:r>
+      <w:r>
+        <w:br/>
+      </w:r>
+      <w:r>
+        <w:rPr>
+          <w:rStyle w:val="FunctionTok"/>
+        </w:rPr>
+        <w:t xml:space="preserve">group_type</w:t>
+      </w:r>
+      <w:r>
+        <w:rPr>
+          <w:rStyle w:val="KeywordTok"/>
+        </w:rPr>
+        <w:t xml:space="preserve">:</w:t>
+      </w:r>
+      <w:r>
+        <w:br/>
+      </w:r>
+      <w:r>
+        <w:rPr>
+          <w:rStyle w:val="AttributeTok"/>
+        </w:rPr>
+        <w:t xml:space="preserve">  </w:t>
+      </w:r>
+      <w:r>
+        <w:rPr>
+          <w:rStyle w:val="FunctionTok"/>
+        </w:rPr>
+        <w:t xml:space="preserve">group_type_enum</w:t>
+      </w:r>
+      <w:r>
+        <w:rPr>
+          <w:rStyle w:val="KeywordTok"/>
+        </w:rPr>
+        <w:t xml:space="preserve">:</w:t>
+      </w:r>
+      <w:r>
+        <w:rPr>
+          <w:rStyle w:val="AttributeTok"/>
+        </w:rPr>
+        <w:t xml:space="preserve"> parliamentary_bureau</w:t>
+      </w:r>
+      <w:r>
+        <w:br/>
+      </w:r>
+      <w:r>
+        <w:rPr>
+          <w:rStyle w:val="AttributeTok"/>
+        </w:rPr>
+        <w:t xml:space="preserve">  </w:t>
+      </w:r>
+      <w:r>
+        <w:rPr>
+          <w:rStyle w:val="FunctionTok"/>
+        </w:rPr>
+        <w:t xml:space="preserve">label</w:t>
+      </w:r>
+      <w:r>
+        <w:rPr>
+          <w:rStyle w:val="KeywordTok"/>
+        </w:rPr>
+        <w:t xml:space="preserve">:</w:t>
+      </w:r>
+      <w:r>
+        <w:rPr>
+          <w:rStyle w:val="AttributeTok"/>
+        </w:rPr>
+        <w:t xml:space="preserve"> Ratsbüro</w:t>
+      </w:r>
+      <w:r>
+        <w:br/>
+      </w:r>
+      <w:r>
+        <w:rPr>
+          <w:rStyle w:val="FunctionTok"/>
+        </w:rPr>
+        <w:t xml:space="preserve">spatial</w:t>
+      </w:r>
+      <w:r>
+        <w:rPr>
+          <w:rStyle w:val="KeywordTok"/>
+        </w:rPr>
+        <w:t xml:space="preserve">:</w:t>
+      </w:r>
+      <w:r>
+        <w:rPr>
+          <w:rStyle w:val="AttributeTok"/>
+        </w:rPr>
+        <w:t xml:space="preserve"> https://ld.admin.ch/canton/12</w:t>
+      </w:r>
+    </w:p>
+    <w:bookmarkEnd w:id="130"/>
+    <w:bookmarkStart w:id="131" w:name="beispiel-group-groups__fr"/>
+    <w:p>
+      <w:pPr>
+        <w:pStyle w:val="berschrift4"/>
+      </w:pPr>
+      <w:r>
+        <w:t xml:space="preserve">Beispiel: Group-groups__fr</w:t>
+      </w:r>
+    </w:p>
+    <w:p>
+      <w:pPr>
+        <w:pStyle w:val="SourceCode"/>
+      </w:pPr>
+      <w:r>
+        <w:rPr>
+          <w:rStyle w:val="FunctionTok"/>
+        </w:rPr>
+        <w:t xml:space="preserve">local_id</w:t>
+      </w:r>
+      <w:r>
+        <w:rPr>
+          <w:rStyle w:val="KeywordTok"/>
+        </w:rPr>
+        <w:t xml:space="preserve">:</w:t>
+      </w:r>
+      <w:r>
+        <w:rPr>
+          <w:rStyle w:val="AttributeTok"/>
+        </w:rPr>
+        <w:t xml:space="preserve"> </w:t>
+      </w:r>
+      <w:r>
+        <w:rPr>
+          <w:rStyle w:val="DecValTok"/>
+        </w:rPr>
+        <w:t xml:space="preserve">5000</w:t>
+      </w:r>
+      <w:r>
+        <w:br/>
+      </w:r>
+      <w:r>
+        <w:rPr>
+          <w:rStyle w:val="FunctionTok"/>
+        </w:rPr>
+        <w:t xml:space="preserve">global_uri</w:t>
+      </w:r>
+      <w:r>
+        <w:rPr>
+          <w:rStyle w:val="KeywordTok"/>
+        </w:rPr>
+        <w:t xml:space="preserve">:</w:t>
+      </w:r>
+      <w:r>
+        <w:rPr>
+          <w:rStyle w:val="AttributeTok"/>
+        </w:rPr>
+        <w:t xml:space="preserve"> https://api.openparldata.ch/v1/groups/5000</w:t>
+      </w:r>
+      <w:r>
+        <w:br/>
+      </w:r>
+      <w:r>
+        <w:rPr>
+          <w:rStyle w:val="FunctionTok"/>
+        </w:rPr>
+        <w:t xml:space="preserve">label</w:t>
+      </w:r>
+      <w:r>
+        <w:rPr>
+          <w:rStyle w:val="KeywordTok"/>
+        </w:rPr>
+        <w:t xml:space="preserve">:</w:t>
+      </w:r>
+      <w:r>
+        <w:br/>
+      </w:r>
+      <w:r>
+        <w:rPr>
+          <w:rStyle w:val="KeywordTok"/>
+        </w:rPr>
+        <w:t xml:space="preserve">-</w:t>
+      </w:r>
+      <w:r>
+        <w:rPr>
+          <w:rStyle w:val="AttributeTok"/>
+        </w:rPr>
+        <w:t xml:space="preserve"> </w:t>
+      </w:r>
+      <w:r>
+        <w:rPr>
+          <w:rStyle w:val="FunctionTok"/>
+        </w:rPr>
+        <w:t xml:space="preserve">value</w:t>
+      </w:r>
+      <w:r>
+        <w:rPr>
+          <w:rStyle w:val="KeywordTok"/>
+        </w:rPr>
+        <w:t xml:space="preserve">:</w:t>
+      </w:r>
+      <w:r>
+        <w:rPr>
+          <w:rStyle w:val="AttributeTok"/>
+        </w:rPr>
+        <w:t xml:space="preserve"> Freiburger Delegation IPK strafrechtliche Einschliessung</w:t>
+      </w:r>
+      <w:r>
+        <w:br/>
+      </w:r>
+      <w:r>
+        <w:rPr>
+          <w:rStyle w:val="AttributeTok"/>
+        </w:rPr>
+        <w:t xml:space="preserve">  </w:t>
+      </w:r>
+      <w:r>
+        <w:rPr>
+          <w:rStyle w:val="FunctionTok"/>
+        </w:rPr>
+        <w:t xml:space="preserve">language</w:t>
+      </w:r>
+      <w:r>
+        <w:rPr>
+          <w:rStyle w:val="KeywordTok"/>
+        </w:rPr>
+        <w:t xml:space="preserve">:</w:t>
+      </w:r>
+      <w:r>
+        <w:rPr>
+          <w:rStyle w:val="AttributeTok"/>
+        </w:rPr>
+        <w:t xml:space="preserve"> de</w:t>
+      </w:r>
+      <w:r>
+        <w:br/>
+      </w:r>
+      <w:r>
+        <w:rPr>
+          <w:rStyle w:val="KeywordTok"/>
+        </w:rPr>
+        <w:t xml:space="preserve">-</w:t>
+      </w:r>
+      <w:r>
+        <w:rPr>
+          <w:rStyle w:val="AttributeTok"/>
+        </w:rPr>
+        <w:t xml:space="preserve"> </w:t>
+      </w:r>
+      <w:r>
+        <w:rPr>
+          <w:rStyle w:val="FunctionTok"/>
+        </w:rPr>
+        <w:t xml:space="preserve">value</w:t>
+      </w:r>
+      <w:r>
+        <w:rPr>
+          <w:rStyle w:val="KeywordTok"/>
+        </w:rPr>
+        <w:t xml:space="preserve">:</w:t>
+      </w:r>
+      <w:r>
+        <w:rPr>
+          <w:rStyle w:val="AttributeTok"/>
+        </w:rPr>
+        <w:t xml:space="preserve"> Délégation FR à la CIP détention pénale</w:t>
+      </w:r>
+      <w:r>
+        <w:br/>
+      </w:r>
+      <w:r>
+        <w:rPr>
+          <w:rStyle w:val="AttributeTok"/>
+        </w:rPr>
+        <w:t xml:space="preserve">  </w:t>
+      </w:r>
+      <w:r>
+        <w:rPr>
+          <w:rStyle w:val="FunctionTok"/>
+        </w:rPr>
+        <w:t xml:space="preserve">language</w:t>
+      </w:r>
+      <w:r>
+        <w:rPr>
+          <w:rStyle w:val="KeywordTok"/>
+        </w:rPr>
+        <w:t xml:space="preserve">:</w:t>
+      </w:r>
+      <w:r>
+        <w:rPr>
+          <w:rStyle w:val="AttributeTok"/>
+        </w:rPr>
+        <w:t xml:space="preserve"> fr</w:t>
+      </w:r>
+      <w:r>
+        <w:br/>
+      </w:r>
+      <w:r>
+        <w:rPr>
+          <w:rStyle w:val="FunctionTok"/>
+        </w:rPr>
+        <w:t xml:space="preserve">abbreviation</w:t>
+      </w:r>
+      <w:r>
+        <w:rPr>
+          <w:rStyle w:val="KeywordTok"/>
+        </w:rPr>
+        <w:t xml:space="preserve">:</w:t>
+      </w:r>
+      <w:r>
+        <w:br/>
+      </w:r>
+      <w:r>
+        <w:rPr>
+          <w:rStyle w:val="KeywordTok"/>
+        </w:rPr>
+        <w:t xml:space="preserve">-</w:t>
+      </w:r>
+      <w:r>
+        <w:rPr>
+          <w:rStyle w:val="AttributeTok"/>
+        </w:rPr>
+        <w:t xml:space="preserve"> </w:t>
+      </w:r>
+      <w:r>
+        <w:rPr>
+          <w:rStyle w:val="FunctionTok"/>
+        </w:rPr>
+        <w:t xml:space="preserve">value</w:t>
+      </w:r>
+      <w:r>
+        <w:rPr>
+          <w:rStyle w:val="KeywordTok"/>
+        </w:rPr>
+        <w:t xml:space="preserve">:</w:t>
+      </w:r>
+      <w:r>
+        <w:rPr>
+          <w:rStyle w:val="AttributeTok"/>
+        </w:rPr>
+        <w:t xml:space="preserve"> Del-StRFE</w:t>
+      </w:r>
+      <w:r>
+        <w:br/>
+      </w:r>
+      <w:r>
+        <w:rPr>
+          <w:rStyle w:val="AttributeTok"/>
+        </w:rPr>
+        <w:t xml:space="preserve">  </w:t>
+      </w:r>
+      <w:r>
+        <w:rPr>
+          <w:rStyle w:val="FunctionTok"/>
+        </w:rPr>
+        <w:t xml:space="preserve">language</w:t>
+      </w:r>
+      <w:r>
+        <w:rPr>
+          <w:rStyle w:val="KeywordTok"/>
+        </w:rPr>
+        <w:t xml:space="preserve">:</w:t>
+      </w:r>
+      <w:r>
+        <w:rPr>
+          <w:rStyle w:val="AttributeTok"/>
+        </w:rPr>
+        <w:t xml:space="preserve"> de</w:t>
+      </w:r>
+      <w:r>
+        <w:br/>
+      </w:r>
+      <w:r>
+        <w:rPr>
+          <w:rStyle w:val="KeywordTok"/>
+        </w:rPr>
+        <w:t xml:space="preserve">-</w:t>
+      </w:r>
+      <w:r>
+        <w:rPr>
+          <w:rStyle w:val="AttributeTok"/>
+        </w:rPr>
+        <w:t xml:space="preserve"> </w:t>
+      </w:r>
+      <w:r>
+        <w:rPr>
+          <w:rStyle w:val="FunctionTok"/>
+        </w:rPr>
+        <w:t xml:space="preserve">value</w:t>
+      </w:r>
+      <w:r>
+        <w:rPr>
+          <w:rStyle w:val="KeywordTok"/>
+        </w:rPr>
+        <w:t xml:space="preserve">:</w:t>
+      </w:r>
+      <w:r>
+        <w:rPr>
+          <w:rStyle w:val="AttributeTok"/>
+        </w:rPr>
+        <w:t xml:space="preserve"> Del-DetPen</w:t>
+      </w:r>
+      <w:r>
+        <w:br/>
+      </w:r>
+      <w:r>
+        <w:rPr>
+          <w:rStyle w:val="AttributeTok"/>
+        </w:rPr>
+        <w:t xml:space="preserve">  </w:t>
+      </w:r>
+      <w:r>
+        <w:rPr>
+          <w:rStyle w:val="FunctionTok"/>
+        </w:rPr>
+        <w:t xml:space="preserve">language</w:t>
+      </w:r>
+      <w:r>
+        <w:rPr>
+          <w:rStyle w:val="KeywordTok"/>
+        </w:rPr>
+        <w:t xml:space="preserve">:</w:t>
+      </w:r>
+      <w:r>
+        <w:rPr>
+          <w:rStyle w:val="AttributeTok"/>
+        </w:rPr>
+        <w:t xml:space="preserve"> fr</w:t>
+      </w:r>
+      <w:r>
+        <w:br/>
+      </w:r>
+      <w:r>
+        <w:rPr>
+          <w:rStyle w:val="FunctionTok"/>
+        </w:rPr>
+        <w:t xml:space="preserve">description</w:t>
+      </w:r>
+      <w:r>
+        <w:rPr>
+          <w:rStyle w:val="KeywordTok"/>
+        </w:rPr>
+        <w:t xml:space="preserve">:</w:t>
+      </w:r>
+      <w:r>
+        <w:br/>
+      </w:r>
+      <w:r>
+        <w:rPr>
+          <w:rStyle w:val="KeywordTok"/>
+        </w:rPr>
+        <w:t xml:space="preserve">-</w:t>
+      </w:r>
+      <w:r>
+        <w:rPr>
+          <w:rStyle w:val="AttributeTok"/>
+        </w:rPr>
+        <w:t xml:space="preserve"> </w:t>
+      </w:r>
+      <w:r>
+        <w:rPr>
+          <w:rStyle w:val="FunctionTok"/>
+        </w:rPr>
+        <w:t xml:space="preserve">value</w:t>
+      </w:r>
+      <w:r>
+        <w:rPr>
+          <w:rStyle w:val="KeywordTok"/>
+        </w:rPr>
+        <w:t xml:space="preserve">:</w:t>
+      </w:r>
+      <w:r>
+        <w:rPr>
+          <w:rStyle w:val="AttributeTok"/>
+        </w:rPr>
+        <w:t xml:space="preserve"> Die Interparlamentarische Aufsichtskommission strafrechtliche Einschliessung</w:t>
+      </w:r>
+      <w:r>
+        <w:br/>
+      </w:r>
+      <w:r>
+        <w:rPr>
+          <w:rStyle w:val="AttributeTok"/>
+        </w:rPr>
+        <w:t xml:space="preserve">    besteht aus 18 Grossrätinnen und Grossräten aus den sechs Vertragskantonen Freiburg,</w:t>
+      </w:r>
+      <w:r>
+        <w:br/>
+      </w:r>
+      <w:r>
+        <w:rPr>
+          <w:rStyle w:val="AttributeTok"/>
+        </w:rPr>
+        <w:t xml:space="preserve">    Genf, Jura, Neuenburg, Waadt und Wallis. Sie ist für die parlamentarische Aufsicht</w:t>
+      </w:r>
+      <w:r>
+        <w:br/>
+      </w:r>
+      <w:r>
+        <w:rPr>
+          <w:rStyle w:val="AttributeTok"/>
+        </w:rPr>
+        <w:t xml:space="preserve">    über den Vollzug der beiden lateinischen Konkordate über den strafrechtlichen</w:t>
+      </w:r>
+      <w:r>
+        <w:br/>
+      </w:r>
+      <w:r>
+        <w:rPr>
+          <w:rStyle w:val="AttributeTok"/>
+        </w:rPr>
+        <w:t xml:space="preserve">    Freiheitsentzug zuständig.</w:t>
+      </w:r>
+      <w:r>
+        <w:br/>
+      </w:r>
+      <w:r>
+        <w:rPr>
+          <w:rStyle w:val="AttributeTok"/>
+        </w:rPr>
+        <w:t xml:space="preserve">  </w:t>
+      </w:r>
+      <w:r>
+        <w:rPr>
+          <w:rStyle w:val="FunctionTok"/>
+        </w:rPr>
+        <w:t xml:space="preserve">language</w:t>
+      </w:r>
+      <w:r>
+        <w:rPr>
+          <w:rStyle w:val="KeywordTok"/>
+        </w:rPr>
+        <w:t xml:space="preserve">:</w:t>
+      </w:r>
+      <w:r>
+        <w:rPr>
+          <w:rStyle w:val="AttributeTok"/>
+        </w:rPr>
+        <w:t xml:space="preserve"> de</w:t>
+      </w:r>
+      <w:r>
+        <w:br/>
+      </w:r>
+      <w:r>
+        <w:rPr>
+          <w:rStyle w:val="KeywordTok"/>
+        </w:rPr>
+        <w:t xml:space="preserve">-</w:t>
+      </w:r>
+      <w:r>
+        <w:rPr>
+          <w:rStyle w:val="AttributeTok"/>
+        </w:rPr>
+        <w:t xml:space="preserve"> </w:t>
+      </w:r>
+      <w:r>
+        <w:rPr>
+          <w:rStyle w:val="FunctionTok"/>
+        </w:rPr>
+        <w:t xml:space="preserve">value</w:t>
+      </w:r>
+      <w:r>
+        <w:rPr>
+          <w:rStyle w:val="KeywordTok"/>
+        </w:rPr>
+        <w:t xml:space="preserve">:</w:t>
+      </w:r>
+      <w:r>
+        <w:rPr>
+          <w:rStyle w:val="AttributeTok"/>
+        </w:rPr>
+        <w:t xml:space="preserve"> </w:t>
+      </w:r>
+      <w:r>
+        <w:rPr>
+          <w:rStyle w:val="StringTok"/>
+        </w:rPr>
+        <w:t xml:space="preserve">'La Commission interparlementaire de contrôle détention pénale est composée</w:t>
+      </w:r>
+      <w:r>
+        <w:br/>
+      </w:r>
+      <w:r>
+        <w:rPr>
+          <w:rStyle w:val="StringTok"/>
+        </w:rPr>
+        <w:t xml:space="preserve">    de 18 députés issus des six cantons partenaires : Fribourg, Genève, Jura, Neuchâtel,</w:t>
+      </w:r>
+      <w:r>
+        <w:br/>
+      </w:r>
+      <w:r>
+        <w:rPr>
+          <w:rStyle w:val="StringTok"/>
+        </w:rPr>
+        <w:t xml:space="preserve">    Vaud et Valais. Elle est chargée de la surveillance parlementaire de l</w:t>
+      </w:r>
+      <w:r>
+        <w:rPr>
+          <w:rStyle w:val="SpecialCharTok"/>
+        </w:rPr>
+        <w:t xml:space="preserve">''</w:t>
+      </w:r>
+      <w:r>
+        <w:rPr>
+          <w:rStyle w:val="StringTok"/>
+        </w:rPr>
+        <w:t xml:space="preserve">exécution</w:t>
+      </w:r>
+      <w:r>
+        <w:br/>
+      </w:r>
+      <w:r>
+        <w:rPr>
+          <w:rStyle w:val="StringTok"/>
+        </w:rPr>
+        <w:t xml:space="preserve">    des deux concordats latins sur la détention pénale.'</w:t>
+      </w:r>
+      <w:r>
+        <w:br/>
+      </w:r>
+      <w:r>
+        <w:rPr>
+          <w:rStyle w:val="AttributeTok"/>
+        </w:rPr>
+        <w:t xml:space="preserve">  </w:t>
+      </w:r>
+      <w:r>
+        <w:rPr>
+          <w:rStyle w:val="FunctionTok"/>
+        </w:rPr>
+        <w:t xml:space="preserve">language</w:t>
+      </w:r>
+      <w:r>
+        <w:rPr>
+          <w:rStyle w:val="KeywordTok"/>
+        </w:rPr>
+        <w:t xml:space="preserve">:</w:t>
+      </w:r>
+      <w:r>
+        <w:rPr>
+          <w:rStyle w:val="AttributeTok"/>
+        </w:rPr>
+        <w:t xml:space="preserve"> fr</w:t>
+      </w:r>
+      <w:r>
+        <w:br/>
+      </w:r>
+      <w:r>
+        <w:rPr>
+          <w:rStyle w:val="FunctionTok"/>
+        </w:rPr>
+        <w:t xml:space="preserve">landing_page</w:t>
+      </w:r>
+      <w:r>
+        <w:rPr>
+          <w:rStyle w:val="KeywordTok"/>
+        </w:rPr>
+        <w:t xml:space="preserve">:</w:t>
+      </w:r>
+      <w:r>
+        <w:br/>
+      </w:r>
+      <w:r>
+        <w:rPr>
+          <w:rStyle w:val="KeywordTok"/>
+        </w:rPr>
+        <w:t xml:space="preserve">-</w:t>
+      </w:r>
+      <w:r>
+        <w:rPr>
+          <w:rStyle w:val="AttributeTok"/>
+        </w:rPr>
+        <w:t xml:space="preserve"> </w:t>
+      </w:r>
+      <w:r>
+        <w:rPr>
+          <w:rStyle w:val="FunctionTok"/>
+        </w:rPr>
+        <w:t xml:space="preserve">value</w:t>
+      </w:r>
+      <w:r>
+        <w:rPr>
+          <w:rStyle w:val="KeywordTok"/>
+        </w:rPr>
+        <w:t xml:space="preserve">:</w:t>
+      </w:r>
+      <w:r>
+        <w:rPr>
+          <w:rStyle w:val="AttributeTok"/>
+        </w:rPr>
+        <w:t xml:space="preserve"> https://www.fr.ch/de/parlinfo/app/organizations/a1acb0c030d54b3baed840fe8bbed6b5</w:t>
+      </w:r>
+      <w:r>
+        <w:br/>
+      </w:r>
+      <w:r>
+        <w:rPr>
+          <w:rStyle w:val="AttributeTok"/>
+        </w:rPr>
+        <w:t xml:space="preserve">  </w:t>
+      </w:r>
+      <w:r>
+        <w:rPr>
+          <w:rStyle w:val="FunctionTok"/>
+        </w:rPr>
+        <w:t xml:space="preserve">language</w:t>
+      </w:r>
+      <w:r>
+        <w:rPr>
+          <w:rStyle w:val="KeywordTok"/>
+        </w:rPr>
+        <w:t xml:space="preserve">:</w:t>
+      </w:r>
+      <w:r>
+        <w:rPr>
+          <w:rStyle w:val="AttributeTok"/>
+        </w:rPr>
+        <w:t xml:space="preserve"> de</w:t>
+      </w:r>
+      <w:r>
+        <w:br/>
+      </w:r>
+      <w:r>
+        <w:rPr>
+          <w:rStyle w:val="KeywordTok"/>
+        </w:rPr>
+        <w:t xml:space="preserve">-</w:t>
+      </w:r>
+      <w:r>
+        <w:rPr>
+          <w:rStyle w:val="AttributeTok"/>
+        </w:rPr>
+        <w:t xml:space="preserve"> </w:t>
+      </w:r>
+      <w:r>
+        <w:rPr>
+          <w:rStyle w:val="FunctionTok"/>
+        </w:rPr>
+        <w:t xml:space="preserve">value</w:t>
+      </w:r>
+      <w:r>
+        <w:rPr>
+          <w:rStyle w:val="KeywordTok"/>
+        </w:rPr>
+        <w:t xml:space="preserve">:</w:t>
+      </w:r>
+      <w:r>
+        <w:rPr>
+          <w:rStyle w:val="AttributeTok"/>
+        </w:rPr>
+        <w:t xml:space="preserve"> https://www.fr.ch/parlinfo/app/organizations/a1acb0c030d54b3baed840fe8bbed6b5</w:t>
+      </w:r>
+      <w:r>
+        <w:br/>
+      </w:r>
+      <w:r>
+        <w:rPr>
+          <w:rStyle w:val="AttributeTok"/>
+        </w:rPr>
+        <w:t xml:space="preserve">  </w:t>
+      </w:r>
+      <w:r>
+        <w:rPr>
+          <w:rStyle w:val="FunctionTok"/>
+        </w:rPr>
+        <w:t xml:space="preserve">language</w:t>
+      </w:r>
+      <w:r>
+        <w:rPr>
+          <w:rStyle w:val="KeywordTok"/>
+        </w:rPr>
+        <w:t xml:space="preserve">:</w:t>
+      </w:r>
+      <w:r>
+        <w:rPr>
+          <w:rStyle w:val="AttributeTok"/>
+        </w:rPr>
+        <w:t xml:space="preserve"> fr</w:t>
+      </w:r>
+      <w:r>
+        <w:br/>
+      </w:r>
+      <w:r>
+        <w:rPr>
+          <w:rStyle w:val="FunctionTok"/>
+        </w:rPr>
+        <w:t xml:space="preserve">group_type</w:t>
+      </w:r>
+      <w:r>
+        <w:rPr>
+          <w:rStyle w:val="KeywordTok"/>
+        </w:rPr>
+        <w:t xml:space="preserve">:</w:t>
+      </w:r>
+      <w:r>
+        <w:br/>
+      </w:r>
+      <w:r>
+        <w:rPr>
+          <w:rStyle w:val="AttributeTok"/>
+        </w:rPr>
+        <w:t xml:space="preserve">  </w:t>
+      </w:r>
+      <w:r>
+        <w:rPr>
+          <w:rStyle w:val="FunctionTok"/>
+        </w:rPr>
+        <w:t xml:space="preserve">group_type_enum</w:t>
+      </w:r>
+      <w:r>
+        <w:rPr>
+          <w:rStyle w:val="KeywordTok"/>
+        </w:rPr>
+        <w:t xml:space="preserve">:</w:t>
+      </w:r>
+      <w:r>
+        <w:rPr>
+          <w:rStyle w:val="AttributeTok"/>
+        </w:rPr>
+        <w:t xml:space="preserve"> delegation</w:t>
+      </w:r>
+      <w:r>
+        <w:br/>
+      </w:r>
+      <w:r>
+        <w:rPr>
+          <w:rStyle w:val="AttributeTok"/>
+        </w:rPr>
+        <w:t xml:space="preserve">  </w:t>
+      </w:r>
+      <w:r>
+        <w:rPr>
+          <w:rStyle w:val="FunctionTok"/>
+        </w:rPr>
+        <w:t xml:space="preserve">label</w:t>
+      </w:r>
+      <w:r>
+        <w:rPr>
+          <w:rStyle w:val="KeywordTok"/>
+        </w:rPr>
+        <w:t xml:space="preserve">:</w:t>
+      </w:r>
+      <w:r>
+        <w:rPr>
+          <w:rStyle w:val="AttributeTok"/>
+        </w:rPr>
+        <w:t xml:space="preserve"> Delegation</w:t>
+      </w:r>
+      <w:r>
+        <w:br/>
+      </w:r>
+      <w:r>
+        <w:rPr>
+          <w:rStyle w:val="FunctionTok"/>
+        </w:rPr>
+        <w:t xml:space="preserve">spatial</w:t>
+      </w:r>
+      <w:r>
+        <w:rPr>
+          <w:rStyle w:val="KeywordTok"/>
+        </w:rPr>
+        <w:t xml:space="preserve">:</w:t>
+      </w:r>
+      <w:r>
+        <w:rPr>
+          <w:rStyle w:val="AttributeTok"/>
+        </w:rPr>
+        <w:t xml:space="preserve"> https://ld.admin.ch/canton/10</w:t>
+      </w:r>
+      <w:r>
+        <w:br/>
+      </w:r>
+      <w:r>
+        <w:rPr>
+          <w:rStyle w:val="FunctionTok"/>
+        </w:rPr>
+        <w:t xml:space="preserve">valid_from</w:t>
+      </w:r>
+      <w:r>
+        <w:rPr>
+          <w:rStyle w:val="KeywordTok"/>
+        </w:rPr>
+        <w:t xml:space="preserve">:</w:t>
+      </w:r>
+      <w:r>
+        <w:rPr>
+          <w:rStyle w:val="AttributeTok"/>
+        </w:rPr>
+        <w:t xml:space="preserve"> 2007-12-12</w:t>
+      </w:r>
+    </w:p>
+    <w:bookmarkEnd w:id="131"/>
+    <w:bookmarkEnd w:id="132"/>
+    <w:bookmarkEnd w:id="133"/>
+    <w:bookmarkStart w:id="136" w:name="klasse-grouptype"/>
+    <w:p>
+      <w:pPr>
+        <w:pStyle w:val="berschrift2"/>
+      </w:pPr>
+      <w:r>
+        <w:t xml:space="preserve">Klasse: GroupType</w:t>
+      </w:r>
+    </w:p>
+    <w:p>
+      <w:pPr>
         <w:pStyle w:val="FirstParagraph"/>
       </w:pPr>
       <w:r>
@@ -14409,7 +15904,7 @@
         <w:t xml:space="preserve">__</w:t>
       </w:r>
     </w:p>
-    <w:bookmarkStart w:id="130" w:name="attribute-8"/>
+    <w:bookmarkStart w:id="134" w:name="attribute-8"/>
     <w:p>
       <w:pPr>
         <w:pStyle w:val="berschrift3"/>
@@ -14573,8 +16068,8 @@
         </w:tc>
       </w:tr>
     </w:tbl>
-    <w:bookmarkEnd w:id="130"/>
-    <w:bookmarkStart w:id="131" w:name="verwendungen-8"/>
+    <w:bookmarkEnd w:id="134"/>
+    <w:bookmarkStart w:id="135" w:name="verwendungen-8"/>
     <w:p>
       <w:pPr>
         <w:pStyle w:val="berschrift3"/>
@@ -14715,9 +16210,9 @@
         </w:tc>
       </w:tr>
     </w:tbl>
-    <w:bookmarkEnd w:id="131"/>
-    <w:bookmarkEnd w:id="132"/>
-    <w:bookmarkStart w:id="156" w:name="enum-grouptypeenum"/>
+    <w:bookmarkEnd w:id="135"/>
+    <w:bookmarkEnd w:id="136"/>
+    <w:bookmarkStart w:id="160" w:name="enum-grouptypeenum"/>
     <w:p>
       <w:pPr>
         <w:pStyle w:val="berschrift2"/>
@@ -14756,7 +16251,7 @@
       <w:r>
         <w:t xml:space="preserve"> </w:t>
       </w:r>
-      <w:hyperlink ns1:id="rId133">
+      <w:hyperlink ns1:id="rId137">
         <w:r>
           <w:rPr>
             <w:rStyle w:val="Hyperlink"/>
@@ -14765,7 +16260,7 @@
         </w:r>
       </w:hyperlink>
     </w:p>
-    <w:bookmarkStart w:id="155" w:name="zulässige-werte-3"/>
+    <w:bookmarkStart w:id="159" w:name="zulässige-werte-3"/>
     <w:p>
       <w:pPr>
         <w:pStyle w:val="berschrift3"/>
@@ -14855,7 +16350,7 @@
             <w:pPr>
               <w:pStyle w:val="Compact"/>
             </w:pPr>
-            <w:hyperlink ns1:id="rId134">
+            <w:hyperlink ns1:id="rId138">
               <w:r>
                 <w:rPr>
                   <w:rStyle w:val="Hyperlink"/>
@@ -14909,7 +16404,7 @@
             <w:pPr>
               <w:pStyle w:val="Compact"/>
             </w:pPr>
-            <w:hyperlink ns1:id="rId135">
+            <w:hyperlink ns1:id="rId139">
               <w:r>
                 <w:rPr>
                   <w:rStyle w:val="Hyperlink"/>
@@ -14963,7 +16458,7 @@
             <w:pPr>
               <w:pStyle w:val="Compact"/>
             </w:pPr>
-            <w:hyperlink ns1:id="rId136">
+            <w:hyperlink ns1:id="rId140">
               <w:r>
                 <w:rPr>
                   <w:rStyle w:val="Hyperlink"/>
@@ -15017,7 +16512,7 @@
             <w:pPr>
               <w:pStyle w:val="Compact"/>
             </w:pPr>
-            <w:hyperlink ns1:id="rId137">
+            <w:hyperlink ns1:id="rId141">
               <w:r>
                 <w:rPr>
                   <w:rStyle w:val="Hyperlink"/>
@@ -15071,7 +16566,7 @@
             <w:pPr>
               <w:pStyle w:val="Compact"/>
             </w:pPr>
-            <w:hyperlink ns1:id="rId138">
+            <w:hyperlink ns1:id="rId142">
               <w:r>
                 <w:rPr>
                   <w:rStyle w:val="Hyperlink"/>
@@ -15125,7 +16620,7 @@
             <w:pPr>
               <w:pStyle w:val="Compact"/>
             </w:pPr>
-            <w:hyperlink ns1:id="rId139">
+            <w:hyperlink ns1:id="rId143">
               <w:r>
                 <w:rPr>
                   <w:rStyle w:val="Hyperlink"/>
@@ -15179,7 +16674,7 @@
             <w:pPr>
               <w:pStyle w:val="Compact"/>
             </w:pPr>
-            <w:hyperlink ns1:id="rId140">
+            <w:hyperlink ns1:id="rId144">
               <w:r>
                 <w:rPr>
                   <w:rStyle w:val="Hyperlink"/>
@@ -15233,7 +16728,7 @@
             <w:pPr>
               <w:pStyle w:val="Compact"/>
             </w:pPr>
-            <w:hyperlink ns1:id="rId141">
+            <w:hyperlink ns1:id="rId145">
               <w:r>
                 <w:rPr>
                   <w:rStyle w:val="Hyperlink"/>
@@ -15287,7 +16782,7 @@
             <w:pPr>
               <w:pStyle w:val="Compact"/>
             </w:pPr>
-            <w:hyperlink ns1:id="rId142">
+            <w:hyperlink ns1:id="rId146">
               <w:r>
                 <w:rPr>
                   <w:rStyle w:val="Hyperlink"/>
@@ -15341,7 +16836,7 @@
             <w:pPr>
               <w:pStyle w:val="Compact"/>
             </w:pPr>
-            <w:hyperlink ns1:id="rId143">
+            <w:hyperlink ns1:id="rId147">
               <w:r>
                 <w:rPr>
                   <w:rStyle w:val="Hyperlink"/>
@@ -15395,7 +16890,7 @@
             <w:pPr>
               <w:pStyle w:val="Compact"/>
             </w:pPr>
-            <w:hyperlink ns1:id="rId144">
+            <w:hyperlink ns1:id="rId148">
               <w:r>
                 <w:rPr>
                   <w:rStyle w:val="Hyperlink"/>
@@ -15449,7 +16944,7 @@
             <w:pPr>
               <w:pStyle w:val="Compact"/>
             </w:pPr>
-            <w:hyperlink ns1:id="rId145">
+            <w:hyperlink ns1:id="rId149">
               <w:r>
                 <w:rPr>
                   <w:rStyle w:val="Hyperlink"/>
@@ -15503,7 +16998,7 @@
             <w:pPr>
               <w:pStyle w:val="Compact"/>
             </w:pPr>
-            <w:hyperlink ns1:id="rId146">
+            <w:hyperlink ns1:id="rId150">
               <w:r>
                 <w:rPr>
                   <w:rStyle w:val="Hyperlink"/>
@@ -15557,7 +17052,7 @@
             <w:pPr>
               <w:pStyle w:val="Compact"/>
             </w:pPr>
-            <w:hyperlink ns1:id="rId147">
+            <w:hyperlink ns1:id="rId151">
               <w:r>
                 <w:rPr>
                   <w:rStyle w:val="Hyperlink"/>
@@ -15611,7 +17106,7 @@
             <w:pPr>
               <w:pStyle w:val="Compact"/>
             </w:pPr>
-            <w:hyperlink ns1:id="rId148">
+            <w:hyperlink ns1:id="rId152">
               <w:r>
                 <w:rPr>
                   <w:rStyle w:val="Hyperlink"/>
@@ -15665,7 +17160,7 @@
             <w:pPr>
               <w:pStyle w:val="Compact"/>
             </w:pPr>
-            <w:hyperlink ns1:id="rId149">
+            <w:hyperlink ns1:id="rId153">
               <w:r>
                 <w:rPr>
                   <w:rStyle w:val="Hyperlink"/>
@@ -15719,7 +17214,7 @@
             <w:pPr>
               <w:pStyle w:val="Compact"/>
             </w:pPr>
-            <w:hyperlink ns1:id="rId150">
+            <w:hyperlink ns1:id="rId154">
               <w:r>
                 <w:rPr>
                   <w:rStyle w:val="Hyperlink"/>
@@ -15773,7 +17268,7 @@
             <w:pPr>
               <w:pStyle w:val="Compact"/>
             </w:pPr>
-            <w:hyperlink ns1:id="rId151">
+            <w:hyperlink ns1:id="rId155">
               <w:r>
                 <w:rPr>
                   <w:rStyle w:val="Hyperlink"/>
@@ -15827,7 +17322,7 @@
             <w:pPr>
               <w:pStyle w:val="Compact"/>
             </w:pPr>
-            <w:hyperlink ns1:id="rId152">
+            <w:hyperlink ns1:id="rId156">
               <w:r>
                 <w:rPr>
                   <w:rStyle w:val="Hyperlink"/>
@@ -15881,7 +17376,7 @@
             <w:pPr>
               <w:pStyle w:val="Compact"/>
             </w:pPr>
-            <w:hyperlink ns1:id="rId153">
+            <w:hyperlink ns1:id="rId157">
               <w:r>
                 <w:rPr>
                   <w:rStyle w:val="Hyperlink"/>
@@ -15935,7 +17430,7 @@
             <w:pPr>
               <w:pStyle w:val="Compact"/>
             </w:pPr>
-            <w:hyperlink ns1:id="rId154">
+            <w:hyperlink ns1:id="rId158">
               <w:r>
                 <w:rPr>
                   <w:rStyle w:val="Hyperlink"/>
@@ -15947,15 +17442,15 @@
         </w:tc>
       </w:tr>
     </w:tbl>
-    <w:bookmarkEnd w:id="155"/>
+    <w:bookmarkEnd w:id="159"/>
     <w:p>
       <w:r>
         <w:br w:type="page"/>
       </w:r>
     </w:p>
-    <w:bookmarkEnd w:id="156"/>
-    <w:bookmarkEnd w:id="157"/>
-    <w:bookmarkStart w:id="172" w:name="mitgliedschaften-memberships"/>
+    <w:bookmarkEnd w:id="160"/>
+    <w:bookmarkEnd w:id="161"/>
+    <w:bookmarkStart w:id="176" w:name="mitgliedschaften-memberships"/>
     <w:p>
       <w:pPr>
         <w:pStyle w:val="berschrift1"/>
@@ -16406,7 +17901,7 @@
         <w:t xml:space="preserve">).</w:t>
       </w:r>
     </w:p>
-    <w:bookmarkStart w:id="160" w:name="klasse-membership"/>
+    <w:bookmarkStart w:id="164" w:name="klasse-membership"/>
     <w:p>
       <w:pPr>
         <w:pStyle w:val="berschrift2"/>
@@ -16435,7 +17930,7 @@
         <w:t xml:space="preserve">__</w:t>
       </w:r>
     </w:p>
-    <w:bookmarkStart w:id="158" w:name="attribute-9"/>
+    <w:bookmarkStart w:id="162" w:name="attribute-9"/>
     <w:p>
       <w:pPr>
         <w:pStyle w:val="berschrift3"/>
@@ -17455,8 +18950,8 @@
         </w:tc>
       </w:tr>
     </w:tbl>
-    <w:bookmarkEnd w:id="158"/>
-    <w:bookmarkStart w:id="159" w:name="verwendungen-9"/>
+    <w:bookmarkEnd w:id="162"/>
+    <w:bookmarkStart w:id="163" w:name="verwendungen-9"/>
     <w:p>
       <w:pPr>
         <w:pStyle w:val="berschrift3"/>
@@ -17597,9 +19092,9 @@
         </w:tc>
       </w:tr>
     </w:tbl>
-    <w:bookmarkEnd w:id="159"/>
-    <w:bookmarkEnd w:id="160"/>
-    <w:bookmarkStart w:id="165" w:name="klasse-roletype"/>
+    <w:bookmarkEnd w:id="163"/>
+    <w:bookmarkEnd w:id="164"/>
+    <w:bookmarkStart w:id="169" w:name="klasse-roletype"/>
     <w:p>
       <w:pPr>
         <w:pStyle w:val="berschrift2"/>
@@ -17743,7 +19238,7 @@
         <w:t xml:space="preserve">__</w:t>
       </w:r>
     </w:p>
-    <w:bookmarkStart w:id="162" w:name="attribute-10"/>
+    <w:bookmarkStart w:id="166" w:name="attribute-10"/>
     <w:p>
       <w:pPr>
         <w:pStyle w:val="berschrift3"/>
@@ -17937,7 +19432,7 @@
         </w:tc>
       </w:tr>
     </w:tbl>
-    <w:bookmarkStart w:id="161" w:name="einschränkungen-2"/>
+    <w:bookmarkStart w:id="165" w:name="einschränkungen-2"/>
     <w:p>
       <w:pPr>
         <w:pStyle w:val="berschrift5"/>
@@ -17988,9 +19483,9 @@
         </w:r>
       </w:hyperlink>
     </w:p>
-    <w:bookmarkEnd w:id="161"/>
-    <w:bookmarkEnd w:id="162"/>
-    <w:bookmarkStart w:id="164" w:name="verwendungen-10"/>
+    <w:bookmarkEnd w:id="165"/>
+    <w:bookmarkEnd w:id="166"/>
+    <w:bookmarkStart w:id="168" w:name="verwendungen-10"/>
     <w:p>
       <w:pPr>
         <w:pStyle w:val="berschrift3"/>
@@ -18131,7 +19626,7 @@
         </w:tc>
       </w:tr>
     </w:tbl>
-    <w:bookmarkStart w:id="163" w:name="regeln"/>
+    <w:bookmarkStart w:id="167" w:name="regeln"/>
     <w:p>
       <w:pPr>
         <w:pStyle w:val="berschrift5"/>
@@ -18164,10 +19659,10 @@
         <w:t xml:space="preserve">ist, muss eine beschreibende Bezeichnung angegeben werden.</w:t>
       </w:r>
     </w:p>
-    <w:bookmarkEnd w:id="163"/>
-    <w:bookmarkEnd w:id="164"/>
-    <w:bookmarkEnd w:id="165"/>
-    <w:bookmarkStart w:id="168" w:name="enum-roleenum"/>
+    <w:bookmarkEnd w:id="167"/>
+    <w:bookmarkEnd w:id="168"/>
+    <w:bookmarkEnd w:id="169"/>
+    <w:bookmarkStart w:id="172" w:name="enum-roleenum"/>
     <w:p>
       <w:pPr>
         <w:pStyle w:val="berschrift2"/>
@@ -18206,7 +19701,7 @@
       <w:r>
         <w:t xml:space="preserve"> </w:t>
       </w:r>
-      <w:hyperlink ns1:id="rId166">
+      <w:hyperlink ns1:id="rId170">
         <w:r>
           <w:rPr>
             <w:rStyle w:val="Hyperlink"/>
@@ -18215,7 +19710,7 @@
         </w:r>
       </w:hyperlink>
     </w:p>
-    <w:bookmarkStart w:id="167" w:name="zulässige-werte-4"/>
+    <w:bookmarkStart w:id="171" w:name="zulässige-werte-4"/>
     <w:p>
       <w:pPr>
         <w:pStyle w:val="berschrift3"/>
@@ -18367,9 +19862,9 @@
         </w:tc>
       </w:tr>
     </w:tbl>
-    <w:bookmarkEnd w:id="167"/>
-    <w:bookmarkEnd w:id="168"/>
-    <w:bookmarkStart w:id="171" w:name="klasse-electoraldistrict"/>
+    <w:bookmarkEnd w:id="171"/>
+    <w:bookmarkEnd w:id="172"/>
+    <w:bookmarkStart w:id="175" w:name="klasse-electoraldistrict"/>
     <w:p>
       <w:pPr>
         <w:pStyle w:val="berschrift2"/>
@@ -18398,7 +19893,7 @@
         <w:t xml:space="preserve">__</w:t>
       </w:r>
     </w:p>
-    <w:bookmarkStart w:id="169" w:name="attribute-11"/>
+    <w:bookmarkStart w:id="173" w:name="attribute-11"/>
     <w:p>
       <w:pPr>
         <w:pStyle w:val="berschrift3"/>
@@ -18717,8 +20212,8 @@
         </w:tc>
       </w:tr>
     </w:tbl>
-    <w:bookmarkEnd w:id="169"/>
-    <w:bookmarkStart w:id="170" w:name="verwendungen-11"/>
+    <w:bookmarkEnd w:id="173"/>
+    <w:bookmarkStart w:id="174" w:name="verwendungen-11"/>
     <w:p>
       <w:pPr>
         <w:pStyle w:val="berschrift3"/>
@@ -18859,15 +20354,15 @@
         </w:tc>
       </w:tr>
     </w:tbl>
-    <w:bookmarkEnd w:id="170"/>
+    <w:bookmarkEnd w:id="174"/>
     <w:p>
       <w:r>
         <w:br w:type="page"/>
       </w:r>
     </w:p>
-    <w:bookmarkEnd w:id="171"/>
-    <w:bookmarkEnd w:id="172"/>
-    <w:bookmarkStart w:id="237" w:name="interessenbindungen-interest-links"/>
+    <w:bookmarkEnd w:id="175"/>
+    <w:bookmarkEnd w:id="176"/>
+    <w:bookmarkStart w:id="241" w:name="interessenbindungen-interest-links"/>
     <w:p>
       <w:pPr>
         <w:pStyle w:val="berschrift1"/>
@@ -18886,7 +20381,7 @@
       <w:r>
         <w:t xml:space="preserve"> </w:t>
       </w:r>
-      <w:hyperlink ns1:id="rId173">
+      <w:hyperlink ns1:id="rId177">
         <w:r>
           <w:rPr>
             <w:rStyle w:val="Hyperlink"/>
@@ -19191,7 +20686,7 @@
         <w:t xml:space="preserve">Neben Gremium und Funktion innerhalb der Organisation wird explizit festgehalten, ob die Position bezahlt ist – ein zentraler Transparenzaspekt.</w:t>
       </w:r>
     </w:p>
-    <w:bookmarkStart w:id="189" w:name="klasse-interestlink"/>
+    <w:bookmarkStart w:id="193" w:name="klasse-interestlink"/>
     <w:p>
       <w:pPr>
         <w:pStyle w:val="berschrift2"/>
@@ -19220,7 +20715,7 @@
         <w:t xml:space="preserve">__</w:t>
       </w:r>
     </w:p>
-    <w:bookmarkStart w:id="175" w:name="attribute-12"/>
+    <w:bookmarkStart w:id="179" w:name="attribute-12"/>
     <w:p>
       <w:pPr>
         <w:pStyle w:val="berschrift3"/>
@@ -20441,7 +21936,7 @@
         </w:tc>
       </w:tr>
     </w:tbl>
-    <w:bookmarkStart w:id="174" w:name="einschränkungen-3"/>
+    <w:bookmarkStart w:id="178" w:name="einschränkungen-3"/>
     <w:p>
       <w:pPr>
         <w:pStyle w:val="berschrift5"/>
@@ -20492,9 +21987,9 @@
         </w:r>
       </w:hyperlink>
     </w:p>
-    <w:bookmarkEnd w:id="174"/>
-    <w:bookmarkEnd w:id="175"/>
-    <w:bookmarkStart w:id="176" w:name="verwendungen-12"/>
+    <w:bookmarkEnd w:id="178"/>
+    <w:bookmarkEnd w:id="179"/>
+    <w:bookmarkStart w:id="180" w:name="verwendungen-12"/>
     <w:p>
       <w:pPr>
         <w:pStyle w:val="berschrift3"/>
@@ -20696,8 +22191,8 @@
         </w:tc>
       </w:tr>
     </w:tbl>
-    <w:bookmarkEnd w:id="176"/>
-    <w:bookmarkStart w:id="188" w:name="beispiele-2"/>
+    <w:bookmarkEnd w:id="180"/>
+    <w:bookmarkStart w:id="192" w:name="beispiele-3"/>
     <w:p>
       <w:pPr>
         <w:pStyle w:val="berschrift3"/>
@@ -20706,7 +22201,7 @@
         <w:t xml:space="preserve">Beispiele</w:t>
       </w:r>
     </w:p>
-    <w:bookmarkStart w:id="177" w:name="X1af30654d5cf8436e65b8352625f2a27fe75d1c"/>
+    <w:bookmarkStart w:id="181" w:name="X1af30654d5cf8436e65b8352625f2a27fe75d1c"/>
     <w:p>
       <w:pPr>
         <w:pStyle w:val="berschrift4"/>
@@ -20972,8 +22467,8 @@
         <w:t xml:space="preserve">true</w:t>
       </w:r>
     </w:p>
-    <w:bookmarkEnd w:id="177"/>
-    <w:bookmarkStart w:id="178" w:name="X2223fc34953484defacba649ff9ab1653c8789b"/>
+    <w:bookmarkEnd w:id="181"/>
+    <w:bookmarkStart w:id="182" w:name="X2223fc34953484defacba649ff9ab1653c8789b"/>
     <w:p>
       <w:pPr>
         <w:pStyle w:val="berschrift4"/>
@@ -21233,8 +22728,8 @@
         <w:t xml:space="preserve">false</w:t>
       </w:r>
     </w:p>
-    <w:bookmarkEnd w:id="178"/>
-    <w:bookmarkStart w:id="179" w:name="Xa000e921fddfe46667ba0fecfb33eb59b97d065"/>
+    <w:bookmarkEnd w:id="182"/>
+    <w:bookmarkStart w:id="183" w:name="Xa000e921fddfe46667ba0fecfb33eb59b97d065"/>
     <w:p>
       <w:pPr>
         <w:pStyle w:val="berschrift4"/>
@@ -21500,8 +22995,8 @@
         <w:t xml:space="preserve">true</w:t>
       </w:r>
     </w:p>
-    <w:bookmarkEnd w:id="179"/>
-    <w:bookmarkStart w:id="180" w:name="X62d919aee70bd0d9c1520103b3e0ef6cffabb18"/>
+    <w:bookmarkEnd w:id="183"/>
+    <w:bookmarkStart w:id="184" w:name="X62d919aee70bd0d9c1520103b3e0ef6cffabb18"/>
     <w:p>
       <w:pPr>
         <w:pStyle w:val="berschrift4"/>
@@ -21767,8 +23262,8 @@
         <w:t xml:space="preserve">false</w:t>
       </w:r>
     </w:p>
-    <w:bookmarkEnd w:id="180"/>
-    <w:bookmarkStart w:id="181" w:name="X1514ff83664bdf8d03e160843c7fbb4f8d3f9b4"/>
+    <w:bookmarkEnd w:id="184"/>
+    <w:bookmarkStart w:id="185" w:name="X1514ff83664bdf8d03e160843c7fbb4f8d3f9b4"/>
     <w:p>
       <w:pPr>
         <w:pStyle w:val="berschrift4"/>
@@ -22028,8 +23523,8 @@
         <w:t xml:space="preserve">true</w:t>
       </w:r>
     </w:p>
-    <w:bookmarkEnd w:id="181"/>
-    <w:bookmarkStart w:id="182" w:name="Xf1b97d15fe338509cee97b039642d877df66804"/>
+    <w:bookmarkEnd w:id="185"/>
+    <w:bookmarkStart w:id="186" w:name="Xf1b97d15fe338509cee97b039642d877df66804"/>
     <w:p>
       <w:pPr>
         <w:pStyle w:val="berschrift4"/>
@@ -22295,8 +23790,8 @@
         <w:t xml:space="preserve">true</w:t>
       </w:r>
     </w:p>
-    <w:bookmarkEnd w:id="182"/>
-    <w:bookmarkStart w:id="183" w:name="Xb38c7803a80c31875dcc4fd72cb6ecda1c0d517"/>
+    <w:bookmarkEnd w:id="186"/>
+    <w:bookmarkStart w:id="187" w:name="Xb38c7803a80c31875dcc4fd72cb6ecda1c0d517"/>
     <w:p>
       <w:pPr>
         <w:pStyle w:val="berschrift4"/>
@@ -22562,8 +24057,8 @@
         <w:t xml:space="preserve">true</w:t>
       </w:r>
     </w:p>
-    <w:bookmarkEnd w:id="183"/>
-    <w:bookmarkStart w:id="184" w:name="X1a57a7c028670302f2ca0681dc911d12b22d641"/>
+    <w:bookmarkEnd w:id="187"/>
+    <w:bookmarkStart w:id="188" w:name="X1a57a7c028670302f2ca0681dc911d12b22d641"/>
     <w:p>
       <w:pPr>
         <w:pStyle w:val="berschrift4"/>
@@ -22823,8 +24318,8 @@
         <w:t xml:space="preserve">false</w:t>
       </w:r>
     </w:p>
-    <w:bookmarkEnd w:id="184"/>
-    <w:bookmarkStart w:id="185" w:name="Xf4f61d73fd4274c7bbe5eaaa96ffb9667470ef3"/>
+    <w:bookmarkEnd w:id="188"/>
+    <w:bookmarkStart w:id="189" w:name="Xf4f61d73fd4274c7bbe5eaaa96ffb9667470ef3"/>
     <w:p>
       <w:pPr>
         <w:pStyle w:val="berschrift4"/>
@@ -23090,8 +24585,8 @@
         <w:t xml:space="preserve">true</w:t>
       </w:r>
     </w:p>
-    <w:bookmarkEnd w:id="185"/>
-    <w:bookmarkStart w:id="186" w:name="Xfb2265620b153a90c992969bacee560b6936815"/>
+    <w:bookmarkEnd w:id="189"/>
+    <w:bookmarkStart w:id="190" w:name="Xfb2265620b153a90c992969bacee560b6936815"/>
     <w:p>
       <w:pPr>
         <w:pStyle w:val="berschrift4"/>
@@ -23351,8 +24846,8 @@
         <w:t xml:space="preserve">true</w:t>
       </w:r>
     </w:p>
-    <w:bookmarkEnd w:id="186"/>
-    <w:bookmarkStart w:id="187" w:name="Xeb6c15c3d3f93d8ba7d129df240568df67e42ed"/>
+    <w:bookmarkEnd w:id="190"/>
+    <w:bookmarkStart w:id="191" w:name="Xeb6c15c3d3f93d8ba7d129df240568df67e42ed"/>
     <w:p>
       <w:pPr>
         <w:pStyle w:val="berschrift4"/>
@@ -23612,10 +25107,10 @@
         <w:t xml:space="preserve">true</w:t>
       </w:r>
     </w:p>
-    <w:bookmarkEnd w:id="187"/>
-    <w:bookmarkEnd w:id="188"/>
-    <w:bookmarkEnd w:id="189"/>
-    <w:bookmarkStart w:id="195" w:name="enum-interesttypeenum"/>
+    <w:bookmarkEnd w:id="191"/>
+    <w:bookmarkEnd w:id="192"/>
+    <w:bookmarkEnd w:id="193"/>
+    <w:bookmarkStart w:id="199" w:name="enum-interesttypeenum"/>
     <w:p>
       <w:pPr>
         <w:pStyle w:val="berschrift2"/>
@@ -23654,7 +25149,7 @@
       <w:r>
         <w:t xml:space="preserve"> </w:t>
       </w:r>
-      <w:hyperlink ns1:id="rId190">
+      <w:hyperlink ns1:id="rId194">
         <w:r>
           <w:rPr>
             <w:rStyle w:val="Hyperlink"/>
@@ -23663,7 +25158,7 @@
         </w:r>
       </w:hyperlink>
     </w:p>
-    <w:bookmarkStart w:id="194" w:name="zulässige-werte-5"/>
+    <w:bookmarkStart w:id="198" w:name="zulässige-werte-5"/>
     <w:p>
       <w:pPr>
         <w:pStyle w:val="berschrift3"/>
@@ -23753,7 +25248,7 @@
             <w:pPr>
               <w:pStyle w:val="Compact"/>
             </w:pPr>
-            <w:hyperlink ns1:id="rId191">
+            <w:hyperlink ns1:id="rId195">
               <w:r>
                 <w:rPr>
                   <w:rStyle w:val="Hyperlink"/>
@@ -23807,7 +25302,7 @@
             <w:pPr>
               <w:pStyle w:val="Compact"/>
             </w:pPr>
-            <w:hyperlink ns1:id="rId192">
+            <w:hyperlink ns1:id="rId196">
               <w:r>
                 <w:rPr>
                   <w:rStyle w:val="Hyperlink"/>
@@ -23861,7 +25356,7 @@
             <w:pPr>
               <w:pStyle w:val="Compact"/>
             </w:pPr>
-            <w:hyperlink ns1:id="rId193">
+            <w:hyperlink ns1:id="rId197">
               <w:r>
                 <w:rPr>
                   <w:rStyle w:val="Hyperlink"/>
@@ -23873,9 +25368,9 @@
         </w:tc>
       </w:tr>
     </w:tbl>
-    <w:bookmarkEnd w:id="194"/>
-    <w:bookmarkEnd w:id="195"/>
-    <w:bookmarkStart w:id="236" w:name="enum-legalformenum"/>
+    <w:bookmarkEnd w:id="198"/>
+    <w:bookmarkEnd w:id="199"/>
+    <w:bookmarkStart w:id="240" w:name="enum-legalformenum"/>
     <w:p>
       <w:pPr>
         <w:pStyle w:val="berschrift2"/>
@@ -23914,7 +25409,7 @@
       <w:r>
         <w:t xml:space="preserve"> </w:t>
       </w:r>
-      <w:hyperlink ns1:id="rId196">
+      <w:hyperlink ns1:id="rId200">
         <w:r>
           <w:rPr>
             <w:rStyle w:val="Hyperlink"/>
@@ -23923,7 +25418,7 @@
         </w:r>
       </w:hyperlink>
     </w:p>
-    <w:bookmarkStart w:id="235" w:name="zulässige-werte-6"/>
+    <w:bookmarkStart w:id="239" w:name="zulässige-werte-6"/>
     <w:p>
       <w:pPr>
         <w:pStyle w:val="berschrift3"/>
@@ -24013,7 +25508,7 @@
             <w:pPr>
               <w:pStyle w:val="Compact"/>
             </w:pPr>
-            <w:hyperlink ns1:id="rId197">
+            <w:hyperlink ns1:id="rId201">
               <w:r>
                 <w:rPr>
                   <w:rStyle w:val="Hyperlink"/>
@@ -24067,7 +25562,7 @@
             <w:pPr>
               <w:pStyle w:val="Compact"/>
             </w:pPr>
-            <w:hyperlink ns1:id="rId198">
+            <w:hyperlink ns1:id="rId202">
               <w:r>
                 <w:rPr>
                   <w:rStyle w:val="Hyperlink"/>
@@ -24121,7 +25616,7 @@
             <w:pPr>
               <w:pStyle w:val="Compact"/>
             </w:pPr>
-            <w:hyperlink ns1:id="rId199">
+            <w:hyperlink ns1:id="rId203">
               <w:r>
                 <w:rPr>
                   <w:rStyle w:val="Hyperlink"/>
@@ -24175,7 +25670,7 @@
             <w:pPr>
               <w:pStyle w:val="Compact"/>
             </w:pPr>
-            <w:hyperlink ns1:id="rId200">
+            <w:hyperlink ns1:id="rId204">
               <w:r>
                 <w:rPr>
                   <w:rStyle w:val="Hyperlink"/>
@@ -24229,7 +25724,7 @@
             <w:pPr>
               <w:pStyle w:val="Compact"/>
             </w:pPr>
-            <w:hyperlink ns1:id="rId201">
+            <w:hyperlink ns1:id="rId205">
               <w:r>
                 <w:rPr>
                   <w:rStyle w:val="Hyperlink"/>
@@ -24283,7 +25778,7 @@
             <w:pPr>
               <w:pStyle w:val="Compact"/>
             </w:pPr>
-            <w:hyperlink ns1:id="rId202">
+            <w:hyperlink ns1:id="rId206">
               <w:r>
                 <w:rPr>
                   <w:rStyle w:val="Hyperlink"/>
@@ -24337,7 +25832,7 @@
             <w:pPr>
               <w:pStyle w:val="Compact"/>
             </w:pPr>
-            <w:hyperlink ns1:id="rId203">
+            <w:hyperlink ns1:id="rId207">
               <w:r>
                 <w:rPr>
                   <w:rStyle w:val="Hyperlink"/>
@@ -24391,7 +25886,7 @@
             <w:pPr>
               <w:pStyle w:val="Compact"/>
             </w:pPr>
-            <w:hyperlink ns1:id="rId204">
+            <w:hyperlink ns1:id="rId208">
               <w:r>
                 <w:rPr>
                   <w:rStyle w:val="Hyperlink"/>
@@ -24445,7 +25940,7 @@
             <w:pPr>
               <w:pStyle w:val="Compact"/>
             </w:pPr>
-            <w:hyperlink ns1:id="rId205">
+            <w:hyperlink ns1:id="rId209">
               <w:r>
                 <w:rPr>
                   <w:rStyle w:val="Hyperlink"/>
@@ -24499,7 +25994,7 @@
             <w:pPr>
               <w:pStyle w:val="Compact"/>
             </w:pPr>
-            <w:hyperlink ns1:id="rId206">
+            <w:hyperlink ns1:id="rId210">
               <w:r>
                 <w:rPr>
                   <w:rStyle w:val="Hyperlink"/>
@@ -24553,7 +26048,7 @@
             <w:pPr>
               <w:pStyle w:val="Compact"/>
             </w:pPr>
-            <w:hyperlink ns1:id="rId207">
+            <w:hyperlink ns1:id="rId211">
               <w:r>
                 <w:rPr>
                   <w:rStyle w:val="Hyperlink"/>
@@ -24607,7 +26102,7 @@
             <w:pPr>
               <w:pStyle w:val="Compact"/>
             </w:pPr>
-            <w:hyperlink ns1:id="rId208">
+            <w:hyperlink ns1:id="rId212">
               <w:r>
                 <w:rPr>
                   <w:rStyle w:val="Hyperlink"/>
@@ -24661,7 +26156,7 @@
             <w:pPr>
               <w:pStyle w:val="Compact"/>
             </w:pPr>
-            <w:hyperlink ns1:id="rId209">
+            <w:hyperlink ns1:id="rId213">
               <w:r>
                 <w:rPr>
                   <w:rStyle w:val="Hyperlink"/>
@@ -24715,7 +26210,7 @@
             <w:pPr>
               <w:pStyle w:val="Compact"/>
             </w:pPr>
-            <w:hyperlink ns1:id="rId210">
+            <w:hyperlink ns1:id="rId214">
               <w:r>
                 <w:rPr>
                   <w:rStyle w:val="Hyperlink"/>
@@ -24769,7 +26264,7 @@
             <w:pPr>
               <w:pStyle w:val="Compact"/>
             </w:pPr>
-            <w:hyperlink ns1:id="rId211">
+            <w:hyperlink ns1:id="rId215">
               <w:r>
                 <w:rPr>
                   <w:rStyle w:val="Hyperlink"/>
@@ -24823,7 +26318,7 @@
             <w:pPr>
               <w:pStyle w:val="Compact"/>
             </w:pPr>
-            <w:hyperlink ns1:id="rId212">
+            <w:hyperlink ns1:id="rId216">
               <w:r>
                 <w:rPr>
                   <w:rStyle w:val="Hyperlink"/>
@@ -24877,7 +26372,7 @@
             <w:pPr>
               <w:pStyle w:val="Compact"/>
             </w:pPr>
-            <w:hyperlink ns1:id="rId213">
+            <w:hyperlink ns1:id="rId217">
               <w:r>
                 <w:rPr>
                   <w:rStyle w:val="Hyperlink"/>
@@ -24931,7 +26426,7 @@
             <w:pPr>
               <w:pStyle w:val="Compact"/>
             </w:pPr>
-            <w:hyperlink ns1:id="rId214">
+            <w:hyperlink ns1:id="rId218">
               <w:r>
                 <w:rPr>
                   <w:rStyle w:val="Hyperlink"/>
@@ -24985,7 +26480,7 @@
             <w:pPr>
               <w:pStyle w:val="Compact"/>
             </w:pPr>
-            <w:hyperlink ns1:id="rId215">
+            <w:hyperlink ns1:id="rId219">
               <w:r>
                 <w:rPr>
                   <w:rStyle w:val="Hyperlink"/>
@@ -25039,7 +26534,7 @@
             <w:pPr>
               <w:pStyle w:val="Compact"/>
             </w:pPr>
-            <w:hyperlink ns1:id="rId216">
+            <w:hyperlink ns1:id="rId220">
               <w:r>
                 <w:rPr>
                   <w:rStyle w:val="Hyperlink"/>
@@ -25093,7 +26588,7 @@
             <w:pPr>
               <w:pStyle w:val="Compact"/>
             </w:pPr>
-            <w:hyperlink ns1:id="rId217">
+            <w:hyperlink ns1:id="rId221">
               <w:r>
                 <w:rPr>
                   <w:rStyle w:val="Hyperlink"/>
@@ -25147,7 +26642,7 @@
             <w:pPr>
               <w:pStyle w:val="Compact"/>
             </w:pPr>
-            <w:hyperlink ns1:id="rId218">
+            <w:hyperlink ns1:id="rId222">
               <w:r>
                 <w:rPr>
                   <w:rStyle w:val="Hyperlink"/>
@@ -25201,7 +26696,7 @@
             <w:pPr>
               <w:pStyle w:val="Compact"/>
             </w:pPr>
-            <w:hyperlink ns1:id="rId219">
+            <w:hyperlink ns1:id="rId223">
               <w:r>
                 <w:rPr>
                   <w:rStyle w:val="Hyperlink"/>
@@ -25255,7 +26750,7 @@
             <w:pPr>
               <w:pStyle w:val="Compact"/>
             </w:pPr>
-            <w:hyperlink ns1:id="rId220">
+            <w:hyperlink ns1:id="rId224">
               <w:r>
                 <w:rPr>
                   <w:rStyle w:val="Hyperlink"/>
@@ -25309,7 +26804,7 @@
             <w:pPr>
               <w:pStyle w:val="Compact"/>
             </w:pPr>
-            <w:hyperlink ns1:id="rId221">
+            <w:hyperlink ns1:id="rId225">
               <w:r>
                 <w:rPr>
                   <w:rStyle w:val="Hyperlink"/>
@@ -25363,7 +26858,7 @@
             <w:pPr>
               <w:pStyle w:val="Compact"/>
             </w:pPr>
-            <w:hyperlink ns1:id="rId222">
+            <w:hyperlink ns1:id="rId226">
               <w:r>
                 <w:rPr>
                   <w:rStyle w:val="Hyperlink"/>
@@ -25417,7 +26912,7 @@
             <w:pPr>
               <w:pStyle w:val="Compact"/>
             </w:pPr>
-            <w:hyperlink ns1:id="rId223">
+            <w:hyperlink ns1:id="rId227">
               <w:r>
                 <w:rPr>
                   <w:rStyle w:val="Hyperlink"/>
@@ -25471,7 +26966,7 @@
             <w:pPr>
               <w:pStyle w:val="Compact"/>
             </w:pPr>
-            <w:hyperlink ns1:id="rId224">
+            <w:hyperlink ns1:id="rId228">
               <w:r>
                 <w:rPr>
                   <w:rStyle w:val="Hyperlink"/>
@@ -25525,7 +27020,7 @@
             <w:pPr>
               <w:pStyle w:val="Compact"/>
             </w:pPr>
-            <w:hyperlink ns1:id="rId225">
+            <w:hyperlink ns1:id="rId229">
               <w:r>
                 <w:rPr>
                   <w:rStyle w:val="Hyperlink"/>
@@ -25579,7 +27074,7 @@
             <w:pPr>
               <w:pStyle w:val="Compact"/>
             </w:pPr>
-            <w:hyperlink ns1:id="rId226">
+            <w:hyperlink ns1:id="rId230">
               <w:r>
                 <w:rPr>
                   <w:rStyle w:val="Hyperlink"/>
@@ -25633,7 +27128,7 @@
             <w:pPr>
               <w:pStyle w:val="Compact"/>
             </w:pPr>
-            <w:hyperlink ns1:id="rId227">
+            <w:hyperlink ns1:id="rId231">
               <w:r>
                 <w:rPr>
                   <w:rStyle w:val="Hyperlink"/>
@@ -25687,7 +27182,7 @@
             <w:pPr>
               <w:pStyle w:val="Compact"/>
             </w:pPr>
-            <w:hyperlink ns1:id="rId228">
+            <w:hyperlink ns1:id="rId232">
               <w:r>
                 <w:rPr>
                   <w:rStyle w:val="Hyperlink"/>
@@ -25741,7 +27236,7 @@
             <w:pPr>
               <w:pStyle w:val="Compact"/>
             </w:pPr>
-            <w:hyperlink ns1:id="rId229">
+            <w:hyperlink ns1:id="rId233">
               <w:r>
                 <w:rPr>
                   <w:rStyle w:val="Hyperlink"/>
@@ -25795,7 +27290,7 @@
             <w:pPr>
               <w:pStyle w:val="Compact"/>
             </w:pPr>
-            <w:hyperlink ns1:id="rId230">
+            <w:hyperlink ns1:id="rId234">
               <w:r>
                 <w:rPr>
                   <w:rStyle w:val="Hyperlink"/>
@@ -25849,7 +27344,7 @@
             <w:pPr>
               <w:pStyle w:val="Compact"/>
             </w:pPr>
-            <w:hyperlink ns1:id="rId231">
+            <w:hyperlink ns1:id="rId235">
               <w:r>
                 <w:rPr>
                   <w:rStyle w:val="Hyperlink"/>
@@ -25903,7 +27398,7 @@
             <w:pPr>
               <w:pStyle w:val="Compact"/>
             </w:pPr>
-            <w:hyperlink ns1:id="rId232">
+            <w:hyperlink ns1:id="rId236">
               <w:r>
                 <w:rPr>
                   <w:rStyle w:val="Hyperlink"/>
@@ -25957,7 +27452,7 @@
             <w:pPr>
               <w:pStyle w:val="Compact"/>
             </w:pPr>
-            <w:hyperlink ns1:id="rId233">
+            <w:hyperlink ns1:id="rId237">
               <w:r>
                 <w:rPr>
                   <w:rStyle w:val="Hyperlink"/>
@@ -26011,7 +27506,7 @@
             <w:pPr>
               <w:pStyle w:val="Compact"/>
             </w:pPr>
-            <w:hyperlink ns1:id="rId234">
+            <w:hyperlink ns1:id="rId238">
               <w:r>
                 <w:rPr>
                   <w:rStyle w:val="Hyperlink"/>
@@ -26023,15 +27518,15 @@
         </w:tc>
       </w:tr>
     </w:tbl>
-    <w:bookmarkEnd w:id="235"/>
+    <w:bookmarkEnd w:id="239"/>
     <w:p>
       <w:r>
         <w:br w:type="page"/>
       </w:r>
     </w:p>
-    <w:bookmarkEnd w:id="236"/>
-    <w:bookmarkEnd w:id="237"/>
-    <w:bookmarkStart w:id="258" w:name="geteilte-elemente"/>
+    <w:bookmarkEnd w:id="240"/>
+    <w:bookmarkEnd w:id="241"/>
+    <w:bookmarkStart w:id="262" w:name="geteilte-elemente"/>
     <w:p>
       <w:pPr>
         <w:pStyle w:val="berschrift1"/>
@@ -26040,7 +27535,7 @@
         <w:t xml:space="preserve">Geteilte Elemente</w:t>
       </w:r>
     </w:p>
-    <w:bookmarkStart w:id="238" w:name="reference-classes"/>
+    <w:bookmarkStart w:id="242" w:name="reference-classes"/>
     <w:p>
       <w:pPr>
         <w:pStyle w:val="berschrift2"/>
@@ -26202,8 +27697,8 @@
         <w:t xml:space="preserve">, da die lokale Referenz unverändert bleibt, auch wenn sich die verknüpfte Entität später ändert</w:t>
       </w:r>
     </w:p>
-    <w:bookmarkEnd w:id="238"/>
-    <w:bookmarkStart w:id="241" w:name="klasse-personreference"/>
+    <w:bookmarkEnd w:id="242"/>
+    <w:bookmarkStart w:id="245" w:name="klasse-personreference"/>
     <w:p>
       <w:pPr>
         <w:pStyle w:val="berschrift2"/>
@@ -26232,7 +27727,7 @@
         <w:t xml:space="preserve">__</w:t>
       </w:r>
     </w:p>
-    <w:bookmarkStart w:id="239" w:name="attribute-13"/>
+    <w:bookmarkStart w:id="243" w:name="attribute-13"/>
     <w:p>
       <w:pPr>
         <w:pStyle w:val="berschrift3"/>
@@ -26664,8 +28159,8 @@
         </w:tc>
       </w:tr>
     </w:tbl>
-    <w:bookmarkEnd w:id="239"/>
-    <w:bookmarkStart w:id="240" w:name="verwendungen-13"/>
+    <w:bookmarkEnd w:id="243"/>
+    <w:bookmarkStart w:id="244" w:name="verwendungen-13"/>
     <w:p>
       <w:pPr>
         <w:pStyle w:val="berschrift3"/>
@@ -26867,9 +28362,9 @@
         </w:tc>
       </w:tr>
     </w:tbl>
-    <w:bookmarkEnd w:id="240"/>
-    <w:bookmarkEnd w:id="241"/>
-    <w:bookmarkStart w:id="244" w:name="klasse-groupreference"/>
+    <w:bookmarkEnd w:id="244"/>
+    <w:bookmarkEnd w:id="245"/>
+    <w:bookmarkStart w:id="248" w:name="klasse-groupreference"/>
     <w:p>
       <w:pPr>
         <w:pStyle w:val="berschrift2"/>
@@ -26898,7 +28393,7 @@
         <w:t xml:space="preserve">__</w:t>
       </w:r>
     </w:p>
-    <w:bookmarkStart w:id="242" w:name="attribute-14"/>
+    <w:bookmarkStart w:id="246" w:name="attribute-14"/>
     <w:p>
       <w:pPr>
         <w:pStyle w:val="berschrift3"/>
@@ -27272,8 +28767,8 @@
         </w:tc>
       </w:tr>
     </w:tbl>
-    <w:bookmarkEnd w:id="242"/>
-    <w:bookmarkStart w:id="243" w:name="verwendungen-14"/>
+    <w:bookmarkEnd w:id="246"/>
+    <w:bookmarkStart w:id="247" w:name="verwendungen-14"/>
     <w:p>
       <w:pPr>
         <w:pStyle w:val="berschrift3"/>
@@ -27414,9 +28909,9 @@
         </w:tc>
       </w:tr>
     </w:tbl>
-    <w:bookmarkEnd w:id="243"/>
-    <w:bookmarkEnd w:id="244"/>
-    <w:bookmarkStart w:id="245" w:name="mehrfach-benutzte-klassen"/>
+    <w:bookmarkEnd w:id="247"/>
+    <w:bookmarkEnd w:id="248"/>
+    <w:bookmarkStart w:id="249" w:name="mehrfach-benutzte-klassen"/>
     <w:p>
       <w:pPr>
         <w:pStyle w:val="berschrift2"/>
@@ -27425,8 +28920,8 @@
         <w:t xml:space="preserve">Mehrfach benutzte Klassen</w:t>
       </w:r>
     </w:p>
-    <w:bookmarkEnd w:id="245"/>
-    <w:bookmarkStart w:id="251" w:name="klasse-address"/>
+    <w:bookmarkEnd w:id="249"/>
+    <w:bookmarkStart w:id="255" w:name="klasse-address"/>
     <w:p>
       <w:pPr>
         <w:pStyle w:val="berschrift2"/>
@@ -27455,7 +28950,7 @@
         <w:t xml:space="preserve">__</w:t>
       </w:r>
     </w:p>
-    <w:bookmarkStart w:id="247" w:name="attribute-15"/>
+    <w:bookmarkStart w:id="251" w:name="attribute-15"/>
     <w:p>
       <w:pPr>
         <w:pStyle w:val="berschrift3"/>
@@ -27778,7 +29273,7 @@
         </w:tc>
       </w:tr>
     </w:tbl>
-    <w:bookmarkStart w:id="246" w:name="einschränkungen-4"/>
+    <w:bookmarkStart w:id="250" w:name="einschränkungen-4"/>
     <w:p>
       <w:pPr>
         <w:pStyle w:val="berschrift5"/>
@@ -27829,9 +29324,9 @@
         </w:r>
       </w:hyperlink>
     </w:p>
-    <w:bookmarkEnd w:id="246"/>
-    <w:bookmarkEnd w:id="247"/>
-    <w:bookmarkStart w:id="248" w:name="verwendungen-15"/>
+    <w:bookmarkEnd w:id="250"/>
+    <w:bookmarkEnd w:id="251"/>
+    <w:bookmarkStart w:id="252" w:name="verwendungen-15"/>
     <w:p>
       <w:pPr>
         <w:pStyle w:val="berschrift3"/>
@@ -28033,8 +29528,8 @@
         </w:tc>
       </w:tr>
     </w:tbl>
-    <w:bookmarkEnd w:id="248"/>
-    <w:bookmarkStart w:id="250" w:name="beispiele-3"/>
+    <w:bookmarkEnd w:id="252"/>
+    <w:bookmarkStart w:id="254" w:name="beispiele-4"/>
     <w:p>
       <w:pPr>
         <w:pStyle w:val="berschrift3"/>
@@ -28043,7 +29538,7 @@
         <w:t xml:space="preserve">Beispiele</w:t>
       </w:r>
     </w:p>
-    <w:bookmarkStart w:id="249" w:name="Xc5f55fc7fcbf4b7581090adb57e3cab5545518e"/>
+    <w:bookmarkStart w:id="253" w:name="Xc5f55fc7fcbf4b7581090adb57e3cab5545518e"/>
     <w:p>
       <w:pPr>
         <w:pStyle w:val="berschrift4"/>
@@ -28096,10 +29591,10 @@
         <w:t xml:space="preserve"> Basel-Stadt</w:t>
       </w:r>
     </w:p>
-    <w:bookmarkEnd w:id="249"/>
-    <w:bookmarkEnd w:id="250"/>
-    <w:bookmarkEnd w:id="251"/>
-    <w:bookmarkStart w:id="254" w:name="enum-addresstypeenum"/>
+    <w:bookmarkEnd w:id="253"/>
+    <w:bookmarkEnd w:id="254"/>
+    <w:bookmarkEnd w:id="255"/>
+    <w:bookmarkStart w:id="258" w:name="enum-addresstypeenum"/>
     <w:p>
       <w:pPr>
         <w:pStyle w:val="berschrift2"/>
@@ -28138,7 +29633,7 @@
       <w:r>
         <w:t xml:space="preserve"> </w:t>
       </w:r>
-      <w:hyperlink ns1:id="rId252">
+      <w:hyperlink ns1:id="rId256">
         <w:r>
           <w:rPr>
             <w:rStyle w:val="Hyperlink"/>
@@ -28147,7 +29642,7 @@
         </w:r>
       </w:hyperlink>
     </w:p>
-    <w:bookmarkStart w:id="253" w:name="zulässige-werte-7"/>
+    <w:bookmarkStart w:id="257" w:name="zulässige-werte-7"/>
     <w:p>
       <w:pPr>
         <w:pStyle w:val="berschrift3"/>
@@ -28274,9 +29769,9 @@
         </w:tc>
       </w:tr>
     </w:tbl>
-    <w:bookmarkEnd w:id="253"/>
-    <w:bookmarkEnd w:id="254"/>
-    <w:bookmarkStart w:id="257" w:name="klasse-contact"/>
+    <w:bookmarkEnd w:id="257"/>
+    <w:bookmarkEnd w:id="258"/>
+    <w:bookmarkStart w:id="261" w:name="klasse-contact"/>
     <w:p>
       <w:pPr>
         <w:pStyle w:val="berschrift2"/>
@@ -28305,7 +29800,7 @@
         <w:t xml:space="preserve">__</w:t>
       </w:r>
     </w:p>
-    <w:bookmarkStart w:id="255" w:name="attribute-16"/>
+    <w:bookmarkStart w:id="259" w:name="attribute-16"/>
     <w:p>
       <w:pPr>
         <w:pStyle w:val="berschrift3"/>
@@ -28469,8 +29964,8 @@
         </w:tc>
       </w:tr>
     </w:tbl>
-    <w:bookmarkEnd w:id="255"/>
-    <w:bookmarkStart w:id="256" w:name="verwendungen-16"/>
+    <w:bookmarkEnd w:id="259"/>
+    <w:bookmarkStart w:id="260" w:name="verwendungen-16"/>
     <w:p>
       <w:pPr>
         <w:pStyle w:val="berschrift3"/>
@@ -28672,9 +30167,9 @@
         </w:tc>
       </w:tr>
     </w:tbl>
-    <w:bookmarkEnd w:id="256"/>
-    <w:bookmarkEnd w:id="257"/>
-    <w:bookmarkEnd w:id="258"/>
+    <w:bookmarkEnd w:id="260"/>
+    <w:bookmarkEnd w:id="261"/>
+    <w:bookmarkEnd w:id="262"/>
     <w:sectPr>
       <w:headerReference ns1:id="rId9" w:type="even"/>
       <w:headerReference ns1:id="rId10" w:type="default"/>

--- a/ech-0294_actors/output/ech-0294_actors_de.docx
+++ b/ech-0294_actors/output/ech-0294_actors_de.docx
@@ -14750,6 +14750,81 @@
         <w:rPr>
           <w:rStyle w:val="FunctionTok"/>
         </w:rPr>
+        <w:t xml:space="preserve">landing_page</w:t>
+      </w:r>
+      <w:r>
+        <w:rPr>
+          <w:rStyle w:val="KeywordTok"/>
+        </w:rPr>
+        <w:t xml:space="preserve">:</w:t>
+      </w:r>
+      <w:r>
+        <w:br/>
+      </w:r>
+      <w:r>
+        <w:rPr>
+          <w:rStyle w:val="KeywordTok"/>
+        </w:rPr>
+        <w:t xml:space="preserve">-</w:t>
+      </w:r>
+      <w:r>
+        <w:rPr>
+          <w:rStyle w:val="AttributeTok"/>
+        </w:rPr>
+        <w:t xml:space="preserve"> </w:t>
+      </w:r>
+      <w:r>
+        <w:rPr>
+          <w:rStyle w:val="FunctionTok"/>
+        </w:rPr>
+        <w:t xml:space="preserve">value</w:t>
+      </w:r>
+      <w:r>
+        <w:rPr>
+          <w:rStyle w:val="KeywordTok"/>
+        </w:rPr>
+        <w:t xml:space="preserve">:</w:t>
+      </w:r>
+      <w:r>
+        <w:rPr>
+          <w:rStyle w:val="AttributeTok"/>
+        </w:rPr>
+        <w:t xml:space="preserve"> https://www.parlament.ch/centers/documents/de/gruppen-der-bundesversammlung.pdf</w:t>
+      </w:r>
+      <w:r>
+        <w:br/>
+      </w:r>
+      <w:r>
+        <w:rPr>
+          <w:rStyle w:val="AttributeTok"/>
+        </w:rPr>
+        <w:t xml:space="preserve">  </w:t>
+      </w:r>
+      <w:r>
+        <w:rPr>
+          <w:rStyle w:val="FunctionTok"/>
+        </w:rPr>
+        <w:t xml:space="preserve">language</w:t>
+      </w:r>
+      <w:r>
+        <w:rPr>
+          <w:rStyle w:val="KeywordTok"/>
+        </w:rPr>
+        <w:t xml:space="preserve">:</w:t>
+      </w:r>
+      <w:r>
+        <w:rPr>
+          <w:rStyle w:val="AttributeTok"/>
+        </w:rPr>
+        <w:t xml:space="preserve"> de</w:t>
+      </w:r>
+      <w:r>
+        <w:br/>
+      </w:r>
+      <w:r>
+        <w:rPr>
+          <w:rStyle w:val="FunctionTok"/>
+        </w:rPr>
         <w:t xml:space="preserve">group_type</w:t>
       </w:r>
       <w:r>
@@ -14912,7 +14987,7 @@
         <w:rPr>
           <w:rStyle w:val="AttributeTok"/>
         </w:rPr>
-        <w:t xml:space="preserve"> https://api.openparldata.ch/v1/groups/50</w:t>
+        <w:t xml:space="preserve"> https://grosserrat.bs.ch/gremien/praesidium-und-buero</w:t>
       </w:r>
       <w:r>
         <w:br/>
@@ -15473,7 +15548,7 @@
         <w:rPr>
           <w:rStyle w:val="AttributeTok"/>
         </w:rPr>
-        <w:t xml:space="preserve">    Genf, Jura, Neuenburg, Waadt und Wallis. Sie ist für die parlamentarische Aufsicht</w:t>
+        <w:t xml:space="preserve">    Genf, Jura, Neuenburg, Waadt und Wallis.</w:t>
       </w:r>
       <w:r>
         <w:br/>
@@ -15482,121 +15557,82 @@
         <w:rPr>
           <w:rStyle w:val="AttributeTok"/>
         </w:rPr>
-        <w:t xml:space="preserve">    über den Vollzug der beiden lateinischen Konkordate über den strafrechtlichen</w:t>
+        <w:t xml:space="preserve">  </w:t>
+      </w:r>
+      <w:r>
+        <w:rPr>
+          <w:rStyle w:val="FunctionTok"/>
+        </w:rPr>
+        <w:t xml:space="preserve">language</w:t>
+      </w:r>
+      <w:r>
+        <w:rPr>
+          <w:rStyle w:val="KeywordTok"/>
+        </w:rPr>
+        <w:t xml:space="preserve">:</w:t>
+      </w:r>
+      <w:r>
+        <w:rPr>
+          <w:rStyle w:val="AttributeTok"/>
+        </w:rPr>
+        <w:t xml:space="preserve"> de</w:t>
       </w:r>
       <w:r>
         <w:br/>
       </w:r>
       <w:r>
         <w:rPr>
-          <w:rStyle w:val="AttributeTok"/>
-        </w:rPr>
-        <w:t xml:space="preserve">    Freiheitsentzug zuständig.</w:t>
+          <w:rStyle w:val="KeywordTok"/>
+        </w:rPr>
+        <w:t xml:space="preserve">-</w:t>
+      </w:r>
+      <w:r>
+        <w:rPr>
+          <w:rStyle w:val="AttributeTok"/>
+        </w:rPr>
+        <w:t xml:space="preserve"> </w:t>
+      </w:r>
+      <w:r>
+        <w:rPr>
+          <w:rStyle w:val="FunctionTok"/>
+        </w:rPr>
+        <w:t xml:space="preserve">value</w:t>
+      </w:r>
+      <w:r>
+        <w:rPr>
+          <w:rStyle w:val="KeywordTok"/>
+        </w:rPr>
+        <w:t xml:space="preserve">:</w:t>
+      </w:r>
+      <w:r>
+        <w:rPr>
+          <w:rStyle w:val="AttributeTok"/>
+        </w:rPr>
+        <w:t xml:space="preserve"> </w:t>
+      </w:r>
+      <w:r>
+        <w:rPr>
+          <w:rStyle w:val="StringTok"/>
+        </w:rPr>
+        <w:t xml:space="preserve">'La Commission interparlementaire de contrôle détention pénale est composée</w:t>
       </w:r>
       <w:r>
         <w:br/>
       </w:r>
       <w:r>
         <w:rPr>
-          <w:rStyle w:val="AttributeTok"/>
-        </w:rPr>
-        <w:t xml:space="preserve">  </w:t>
-      </w:r>
-      <w:r>
-        <w:rPr>
-          <w:rStyle w:val="FunctionTok"/>
-        </w:rPr>
-        <w:t xml:space="preserve">language</w:t>
-      </w:r>
-      <w:r>
-        <w:rPr>
-          <w:rStyle w:val="KeywordTok"/>
-        </w:rPr>
-        <w:t xml:space="preserve">:</w:t>
-      </w:r>
-      <w:r>
-        <w:rPr>
-          <w:rStyle w:val="AttributeTok"/>
-        </w:rPr>
-        <w:t xml:space="preserve"> de</w:t>
+          <w:rStyle w:val="StringTok"/>
+        </w:rPr>
+        <w:t xml:space="preserve">    de 18 députés issus des six cantons partenaires : Fribourg, Genève, Jura, Neuchâtel,</w:t>
       </w:r>
       <w:r>
         <w:br/>
       </w:r>
       <w:r>
         <w:rPr>
-          <w:rStyle w:val="KeywordTok"/>
-        </w:rPr>
-        <w:t xml:space="preserve">-</w:t>
-      </w:r>
-      <w:r>
-        <w:rPr>
-          <w:rStyle w:val="AttributeTok"/>
-        </w:rPr>
-        <w:t xml:space="preserve"> </w:t>
-      </w:r>
-      <w:r>
-        <w:rPr>
-          <w:rStyle w:val="FunctionTok"/>
-        </w:rPr>
-        <w:t xml:space="preserve">value</w:t>
-      </w:r>
-      <w:r>
-        <w:rPr>
-          <w:rStyle w:val="KeywordTok"/>
-        </w:rPr>
-        <w:t xml:space="preserve">:</w:t>
-      </w:r>
-      <w:r>
-        <w:rPr>
-          <w:rStyle w:val="AttributeTok"/>
-        </w:rPr>
-        <w:t xml:space="preserve"> </w:t>
-      </w:r>
-      <w:r>
-        <w:rPr>
           <w:rStyle w:val="StringTok"/>
         </w:rPr>
-        <w:t xml:space="preserve">'La Commission interparlementaire de contrôle détention pénale est composée</w:t>
-      </w:r>
-      <w:r>
-        <w:br/>
-      </w:r>
-      <w:r>
-        <w:rPr>
-          <w:rStyle w:val="StringTok"/>
-        </w:rPr>
-        <w:t xml:space="preserve">    de 18 députés issus des six cantons partenaires : Fribourg, Genève, Jura, Neuchâtel,</w:t>
-      </w:r>
-      <w:r>
-        <w:br/>
-      </w:r>
-      <w:r>
-        <w:rPr>
-          <w:rStyle w:val="StringTok"/>
-        </w:rPr>
-        <w:t xml:space="preserve">    Vaud et Valais. Elle est chargée de la surveillance parlementaire de l</w:t>
-      </w:r>
-      <w:r>
-        <w:rPr>
-          <w:rStyle w:val="SpecialCharTok"/>
-        </w:rPr>
-        <w:t xml:space="preserve">''</w:t>
-      </w:r>
-      <w:r>
-        <w:rPr>
-          <w:rStyle w:val="StringTok"/>
-        </w:rPr>
-        <w:t xml:space="preserve">exécution</w:t>
-      </w:r>
-      <w:r>
-        <w:br/>
-      </w:r>
-      <w:r>
-        <w:rPr>
-          <w:rStyle w:val="StringTok"/>
-        </w:rPr>
-        <w:t xml:space="preserve">    des deux concordats latins sur la détention pénale.'</w:t>
+        <w:t xml:space="preserve">    Vaud et Valais.'</w:t>
       </w:r>
       <w:r>
         <w:br/>
@@ -32428,7 +32464,7 @@
     <w:basedOn w:val="BeschriftungZchn"/>
     <w:rPr>
       <w:rFonts w:ascii="Consolas" w:hAnsi="Consolas"/>
-      <w:sz w:val="22"/>
+      <w:sz w:val="18"/>
     </w:rPr>
   </w:style>
   <w:style w:customStyle="1" w:styleId="SectionNumber" w:type="character">

--- a/ech-0294_actors/output/ech-0294_actors_de.docx
+++ b/ech-0294_actors/output/ech-0294_actors_de.docx
@@ -15212,7 +15212,7 @@
         <w:rPr>
           <w:rStyle w:val="AttributeTok"/>
         </w:rPr>
-        <w:t xml:space="preserve"> https://api.openparldata.ch/v1/groups/5000</w:t>
+        <w:t xml:space="preserve"> https://www.fr.ch/parlinfo/app/organizations/a1acb0c030d54b3baed840fe8bbed6b5</w:t>
       </w:r>
       <w:r>
         <w:br/>

--- a/ech-0294_actors/output/ech-0294_actors_de.docx
+++ b/ech-0294_actors/output/ech-0294_actors_de.docx
@@ -14825,6 +14825,399 @@
         <w:rPr>
           <w:rStyle w:val="FunctionTok"/>
         </w:rPr>
+        <w:t xml:space="preserve">contacts</w:t>
+      </w:r>
+      <w:r>
+        <w:rPr>
+          <w:rStyle w:val="KeywordTok"/>
+        </w:rPr>
+        <w:t xml:space="preserve">:</w:t>
+      </w:r>
+      <w:r>
+        <w:br/>
+      </w:r>
+      <w:r>
+        <w:rPr>
+          <w:rStyle w:val="KeywordTok"/>
+        </w:rPr>
+        <w:t xml:space="preserve">-</w:t>
+      </w:r>
+      <w:r>
+        <w:rPr>
+          <w:rStyle w:val="AttributeTok"/>
+        </w:rPr>
+        <w:t xml:space="preserve"> </w:t>
+      </w:r>
+      <w:r>
+        <w:rPr>
+          <w:rStyle w:val="FunctionTok"/>
+        </w:rPr>
+        <w:t xml:space="preserve">contact_type</w:t>
+      </w:r>
+      <w:r>
+        <w:rPr>
+          <w:rStyle w:val="KeywordTok"/>
+        </w:rPr>
+        <w:t xml:space="preserve">:</w:t>
+      </w:r>
+      <w:r>
+        <w:rPr>
+          <w:rStyle w:val="AttributeTok"/>
+        </w:rPr>
+        <w:t xml:space="preserve"> email</w:t>
+      </w:r>
+      <w:r>
+        <w:br/>
+      </w:r>
+      <w:r>
+        <w:rPr>
+          <w:rStyle w:val="AttributeTok"/>
+        </w:rPr>
+        <w:t xml:space="preserve">  </w:t>
+      </w:r>
+      <w:r>
+        <w:rPr>
+          <w:rStyle w:val="FunctionTok"/>
+        </w:rPr>
+        <w:t xml:space="preserve">value</w:t>
+      </w:r>
+      <w:r>
+        <w:rPr>
+          <w:rStyle w:val="KeywordTok"/>
+        </w:rPr>
+        <w:t xml:space="preserve">:</w:t>
+      </w:r>
+      <w:r>
+        <w:rPr>
+          <w:rStyle w:val="AttributeTok"/>
+        </w:rPr>
+        <w:t xml:space="preserve"> l.altwegg@frc.ch</w:t>
+      </w:r>
+      <w:r>
+        <w:br/>
+      </w:r>
+      <w:r>
+        <w:rPr>
+          <w:rStyle w:val="AttributeTok"/>
+        </w:rPr>
+        <w:t xml:space="preserve">  </w:t>
+      </w:r>
+      <w:r>
+        <w:rPr>
+          <w:rStyle w:val="FunctionTok"/>
+        </w:rPr>
+        <w:t xml:space="preserve">label</w:t>
+      </w:r>
+      <w:r>
+        <w:rPr>
+          <w:rStyle w:val="KeywordTok"/>
+        </w:rPr>
+        <w:t xml:space="preserve">:</w:t>
+      </w:r>
+      <w:r>
+        <w:rPr>
+          <w:rStyle w:val="AttributeTok"/>
+        </w:rPr>
+        <w:t xml:space="preserve"> Sekretariat</w:t>
+      </w:r>
+      <w:r>
+        <w:br/>
+      </w:r>
+      <w:r>
+        <w:rPr>
+          <w:rStyle w:val="KeywordTok"/>
+        </w:rPr>
+        <w:t xml:space="preserve">-</w:t>
+      </w:r>
+      <w:r>
+        <w:rPr>
+          <w:rStyle w:val="AttributeTok"/>
+        </w:rPr>
+        <w:t xml:space="preserve"> </w:t>
+      </w:r>
+      <w:r>
+        <w:rPr>
+          <w:rStyle w:val="FunctionTok"/>
+        </w:rPr>
+        <w:t xml:space="preserve">contact_type</w:t>
+      </w:r>
+      <w:r>
+        <w:rPr>
+          <w:rStyle w:val="KeywordTok"/>
+        </w:rPr>
+        <w:t xml:space="preserve">:</w:t>
+      </w:r>
+      <w:r>
+        <w:rPr>
+          <w:rStyle w:val="AttributeTok"/>
+        </w:rPr>
+        <w:t xml:space="preserve"> phone</w:t>
+      </w:r>
+      <w:r>
+        <w:br/>
+      </w:r>
+      <w:r>
+        <w:rPr>
+          <w:rStyle w:val="AttributeTok"/>
+        </w:rPr>
+        <w:t xml:space="preserve">  </w:t>
+      </w:r>
+      <w:r>
+        <w:rPr>
+          <w:rStyle w:val="FunctionTok"/>
+        </w:rPr>
+        <w:t xml:space="preserve">value</w:t>
+      </w:r>
+      <w:r>
+        <w:rPr>
+          <w:rStyle w:val="KeywordTok"/>
+        </w:rPr>
+        <w:t xml:space="preserve">:</w:t>
+      </w:r>
+      <w:r>
+        <w:rPr>
+          <w:rStyle w:val="AttributeTok"/>
+        </w:rPr>
+        <w:t xml:space="preserve"> +41 21 331 00 95</w:t>
+      </w:r>
+      <w:r>
+        <w:br/>
+      </w:r>
+      <w:r>
+        <w:rPr>
+          <w:rStyle w:val="AttributeTok"/>
+        </w:rPr>
+        <w:t xml:space="preserve">  </w:t>
+      </w:r>
+      <w:r>
+        <w:rPr>
+          <w:rStyle w:val="FunctionTok"/>
+        </w:rPr>
+        <w:t xml:space="preserve">label</w:t>
+      </w:r>
+      <w:r>
+        <w:rPr>
+          <w:rStyle w:val="KeywordTok"/>
+        </w:rPr>
+        <w:t xml:space="preserve">:</w:t>
+      </w:r>
+      <w:r>
+        <w:rPr>
+          <w:rStyle w:val="AttributeTok"/>
+        </w:rPr>
+        <w:t xml:space="preserve"> Sekretariat</w:t>
+      </w:r>
+      <w:r>
+        <w:br/>
+      </w:r>
+      <w:r>
+        <w:rPr>
+          <w:rStyle w:val="FunctionTok"/>
+        </w:rPr>
+        <w:t xml:space="preserve">addresses</w:t>
+      </w:r>
+      <w:r>
+        <w:rPr>
+          <w:rStyle w:val="KeywordTok"/>
+        </w:rPr>
+        <w:t xml:space="preserve">:</w:t>
+      </w:r>
+      <w:r>
+        <w:br/>
+      </w:r>
+      <w:r>
+        <w:rPr>
+          <w:rStyle w:val="KeywordTok"/>
+        </w:rPr>
+        <w:t xml:space="preserve">-</w:t>
+      </w:r>
+      <w:r>
+        <w:rPr>
+          <w:rStyle w:val="AttributeTok"/>
+        </w:rPr>
+        <w:t xml:space="preserve"> </w:t>
+      </w:r>
+      <w:r>
+        <w:rPr>
+          <w:rStyle w:val="FunctionTok"/>
+        </w:rPr>
+        <w:t xml:space="preserve">address_type</w:t>
+      </w:r>
+      <w:r>
+        <w:rPr>
+          <w:rStyle w:val="KeywordTok"/>
+        </w:rPr>
+        <w:t xml:space="preserve">:</w:t>
+      </w:r>
+      <w:r>
+        <w:rPr>
+          <w:rStyle w:val="AttributeTok"/>
+        </w:rPr>
+        <w:t xml:space="preserve"> businessAddress</w:t>
+      </w:r>
+      <w:r>
+        <w:br/>
+      </w:r>
+      <w:r>
+        <w:rPr>
+          <w:rStyle w:val="AttributeTok"/>
+        </w:rPr>
+        <w:t xml:space="preserve">  </w:t>
+      </w:r>
+      <w:r>
+        <w:rPr>
+          <w:rStyle w:val="FunctionTok"/>
+        </w:rPr>
+        <w:t xml:space="preserve">address_uri</w:t>
+      </w:r>
+      <w:r>
+        <w:rPr>
+          <w:rStyle w:val="KeywordTok"/>
+        </w:rPr>
+        <w:t xml:space="preserve">:</w:t>
+      </w:r>
+      <w:r>
+        <w:rPr>
+          <w:rStyle w:val="AttributeTok"/>
+        </w:rPr>
+        <w:t xml:space="preserve"> https://geo.ld.admin.ch/location/address/101009806</w:t>
+      </w:r>
+      <w:r>
+        <w:br/>
+      </w:r>
+      <w:r>
+        <w:rPr>
+          <w:rStyle w:val="AttributeTok"/>
+        </w:rPr>
+        <w:t xml:space="preserve">  </w:t>
+      </w:r>
+      <w:r>
+        <w:rPr>
+          <w:rStyle w:val="FunctionTok"/>
+        </w:rPr>
+        <w:t xml:space="preserve">street_address</w:t>
+      </w:r>
+      <w:r>
+        <w:rPr>
+          <w:rStyle w:val="KeywordTok"/>
+        </w:rPr>
+        <w:t xml:space="preserve">:</w:t>
+      </w:r>
+      <w:r>
+        <w:rPr>
+          <w:rStyle w:val="AttributeTok"/>
+        </w:rPr>
+        <w:t xml:space="preserve"> Fédération romande des consommateurs, Rue de Genève 17, case postale</w:t>
+      </w:r>
+      <w:r>
+        <w:br/>
+      </w:r>
+      <w:r>
+        <w:rPr>
+          <w:rStyle w:val="AttributeTok"/>
+        </w:rPr>
+        <w:t xml:space="preserve">    </w:t>
+      </w:r>
+      <w:r>
+        <w:rPr>
+          <w:rStyle w:val="DecValTok"/>
+        </w:rPr>
+        <w:t xml:space="preserve">585</w:t>
+      </w:r>
+      <w:r>
+        <w:br/>
+      </w:r>
+      <w:r>
+        <w:rPr>
+          <w:rStyle w:val="AttributeTok"/>
+        </w:rPr>
+        <w:t xml:space="preserve">  </w:t>
+      </w:r>
+      <w:r>
+        <w:rPr>
+          <w:rStyle w:val="FunctionTok"/>
+        </w:rPr>
+        <w:t xml:space="preserve">postal_code</w:t>
+      </w:r>
+      <w:r>
+        <w:rPr>
+          <w:rStyle w:val="KeywordTok"/>
+        </w:rPr>
+        <w:t xml:space="preserve">:</w:t>
+      </w:r>
+      <w:r>
+        <w:rPr>
+          <w:rStyle w:val="AttributeTok"/>
+        </w:rPr>
+        <w:t xml:space="preserve"> </w:t>
+      </w:r>
+      <w:r>
+        <w:rPr>
+          <w:rStyle w:val="StringTok"/>
+        </w:rPr>
+        <w:t xml:space="preserve">'1001'</w:t>
+      </w:r>
+      <w:r>
+        <w:br/>
+      </w:r>
+      <w:r>
+        <w:rPr>
+          <w:rStyle w:val="AttributeTok"/>
+        </w:rPr>
+        <w:t xml:space="preserve">  </w:t>
+      </w:r>
+      <w:r>
+        <w:rPr>
+          <w:rStyle w:val="FunctionTok"/>
+        </w:rPr>
+        <w:t xml:space="preserve">postal_locality</w:t>
+      </w:r>
+      <w:r>
+        <w:rPr>
+          <w:rStyle w:val="KeywordTok"/>
+        </w:rPr>
+        <w:t xml:space="preserve">:</w:t>
+      </w:r>
+      <w:r>
+        <w:rPr>
+          <w:rStyle w:val="AttributeTok"/>
+        </w:rPr>
+        <w:t xml:space="preserve"> Lausanne</w:t>
+      </w:r>
+      <w:r>
+        <w:br/>
+      </w:r>
+      <w:r>
+        <w:rPr>
+          <w:rStyle w:val="AttributeTok"/>
+        </w:rPr>
+        <w:t xml:space="preserve">  </w:t>
+      </w:r>
+      <w:r>
+        <w:rPr>
+          <w:rStyle w:val="FunctionTok"/>
+        </w:rPr>
+        <w:t xml:space="preserve">country</w:t>
+      </w:r>
+      <w:r>
+        <w:rPr>
+          <w:rStyle w:val="KeywordTok"/>
+        </w:rPr>
+        <w:t xml:space="preserve">:</w:t>
+      </w:r>
+      <w:r>
+        <w:rPr>
+          <w:rStyle w:val="AttributeTok"/>
+        </w:rPr>
+        <w:t xml:space="preserve"> CH</w:t>
+      </w:r>
+      <w:r>
+        <w:br/>
+      </w:r>
+      <w:r>
+        <w:rPr>
+          <w:rStyle w:val="FunctionTok"/>
+        </w:rPr>
         <w:t xml:space="preserve">group_type</w:t>
       </w:r>
       <w:r>
@@ -27562,7 +27955,7 @@
     </w:p>
     <w:bookmarkEnd w:id="240"/>
     <w:bookmarkEnd w:id="241"/>
-    <w:bookmarkStart w:id="262" w:name="geteilte-elemente"/>
+    <w:bookmarkStart w:id="263" w:name="geteilte-elemente"/>
     <w:p>
       <w:pPr>
         <w:pStyle w:val="berschrift1"/>
@@ -28957,7 +29350,7 @@
       </w:r>
     </w:p>
     <w:bookmarkEnd w:id="249"/>
-    <w:bookmarkStart w:id="255" w:name="klasse-address"/>
+    <w:bookmarkStart w:id="256" w:name="klasse-address"/>
     <w:p>
       <w:pPr>
         <w:pStyle w:val="berschrift2"/>
@@ -29304,6 +29697,55 @@
             </w:pPr>
             <w:r>
               <w:t xml:space="preserve">Ort.</w:t>
+            </w:r>
+          </w:p>
+        </w:tc>
+      </w:tr>
+      <w:tr>
+        <w:tc>
+          <w:tcPr/>
+          <w:p>
+            <w:pPr>
+              <w:pStyle w:val="Compact"/>
+            </w:pPr>
+            <w:r>
+              <w:t xml:space="preserve">country</w:t>
+            </w:r>
+          </w:p>
+        </w:tc>
+        <w:tc>
+          <w:tcPr/>
+          <w:p>
+            <w:pPr>
+              <w:pStyle w:val="Compact"/>
+            </w:pPr>
+            <w:r>
+              <w:t xml:space="preserve">0..1</w:t>
+            </w:r>
+            <w:r>
+              <w:t xml:space="preserve"> </w:t>
+            </w:r>
+            <w:r>
+              <w:t xml:space="preserve"> </w:t>
+            </w:r>
+            <w:hyperlink w:anchor="String">
+              <w:r>
+                <w:rPr>
+                  <w:rStyle w:val="Hyperlink"/>
+                </w:rPr>
+                <w:t xml:space="preserve">String</w:t>
+              </w:r>
+            </w:hyperlink>
+          </w:p>
+        </w:tc>
+        <w:tc>
+          <w:tcPr/>
+          <w:p>
+            <w:pPr>
+              <w:pStyle w:val="Compact"/>
+            </w:pPr>
+            <w:r>
+              <w:t xml:space="preserve">ISO 3166-1 alpha-2 Ländercode.</w:t>
             </w:r>
           </w:p>
         </w:tc>
@@ -29565,7 +30007,7 @@
       </w:tr>
     </w:tbl>
     <w:bookmarkEnd w:id="252"/>
-    <w:bookmarkStart w:id="254" w:name="beispiele-4"/>
+    <w:bookmarkStart w:id="255" w:name="beispiele-4"/>
     <w:p>
       <w:pPr>
         <w:pStyle w:val="berschrift3"/>
@@ -29628,9 +30070,168 @@
       </w:r>
     </w:p>
     <w:bookmarkEnd w:id="253"/>
+    <w:bookmarkStart w:id="254" w:name="beispiel-address-groups__it_1"/>
+    <w:p>
+      <w:pPr>
+        <w:pStyle w:val="berschrift4"/>
+      </w:pPr>
+      <w:r>
+        <w:t xml:space="preserve">Beispiel: Address-groups__it_1</w:t>
+      </w:r>
+    </w:p>
+    <w:p>
+      <w:pPr>
+        <w:pStyle w:val="SourceCode"/>
+      </w:pPr>
+      <w:r>
+        <w:rPr>
+          <w:rStyle w:val="FunctionTok"/>
+        </w:rPr>
+        <w:t xml:space="preserve">address_type</w:t>
+      </w:r>
+      <w:r>
+        <w:rPr>
+          <w:rStyle w:val="KeywordTok"/>
+        </w:rPr>
+        <w:t xml:space="preserve">:</w:t>
+      </w:r>
+      <w:r>
+        <w:rPr>
+          <w:rStyle w:val="AttributeTok"/>
+        </w:rPr>
+        <w:t xml:space="preserve"> businessAddress</w:t>
+      </w:r>
+      <w:r>
+        <w:br/>
+      </w:r>
+      <w:r>
+        <w:rPr>
+          <w:rStyle w:val="FunctionTok"/>
+        </w:rPr>
+        <w:t xml:space="preserve">address_uri</w:t>
+      </w:r>
+      <w:r>
+        <w:rPr>
+          <w:rStyle w:val="KeywordTok"/>
+        </w:rPr>
+        <w:t xml:space="preserve">:</w:t>
+      </w:r>
+      <w:r>
+        <w:rPr>
+          <w:rStyle w:val="AttributeTok"/>
+        </w:rPr>
+        <w:t xml:space="preserve"> https://geo.ld.admin.ch/location/address/101009806</w:t>
+      </w:r>
+      <w:r>
+        <w:br/>
+      </w:r>
+      <w:r>
+        <w:rPr>
+          <w:rStyle w:val="FunctionTok"/>
+        </w:rPr>
+        <w:t xml:space="preserve">street_address</w:t>
+      </w:r>
+      <w:r>
+        <w:rPr>
+          <w:rStyle w:val="KeywordTok"/>
+        </w:rPr>
+        <w:t xml:space="preserve">:</w:t>
+      </w:r>
+      <w:r>
+        <w:rPr>
+          <w:rStyle w:val="AttributeTok"/>
+        </w:rPr>
+        <w:t xml:space="preserve"> Fédération romande des consommateurs, Rue de Genève 17, case postale</w:t>
+      </w:r>
+      <w:r>
+        <w:br/>
+      </w:r>
+      <w:r>
+        <w:rPr>
+          <w:rStyle w:val="AttributeTok"/>
+        </w:rPr>
+        <w:t xml:space="preserve">  </w:t>
+      </w:r>
+      <w:r>
+        <w:rPr>
+          <w:rStyle w:val="DecValTok"/>
+        </w:rPr>
+        <w:t xml:space="preserve">585</w:t>
+      </w:r>
+      <w:r>
+        <w:br/>
+      </w:r>
+      <w:r>
+        <w:rPr>
+          <w:rStyle w:val="FunctionTok"/>
+        </w:rPr>
+        <w:t xml:space="preserve">postal_code</w:t>
+      </w:r>
+      <w:r>
+        <w:rPr>
+          <w:rStyle w:val="KeywordTok"/>
+        </w:rPr>
+        <w:t xml:space="preserve">:</w:t>
+      </w:r>
+      <w:r>
+        <w:rPr>
+          <w:rStyle w:val="AttributeTok"/>
+        </w:rPr>
+        <w:t xml:space="preserve"> </w:t>
+      </w:r>
+      <w:r>
+        <w:rPr>
+          <w:rStyle w:val="StringTok"/>
+        </w:rPr>
+        <w:t xml:space="preserve">'1001'</w:t>
+      </w:r>
+      <w:r>
+        <w:br/>
+      </w:r>
+      <w:r>
+        <w:rPr>
+          <w:rStyle w:val="FunctionTok"/>
+        </w:rPr>
+        <w:t xml:space="preserve">postal_locality</w:t>
+      </w:r>
+      <w:r>
+        <w:rPr>
+          <w:rStyle w:val="KeywordTok"/>
+        </w:rPr>
+        <w:t xml:space="preserve">:</w:t>
+      </w:r>
+      <w:r>
+        <w:rPr>
+          <w:rStyle w:val="AttributeTok"/>
+        </w:rPr>
+        <w:t xml:space="preserve"> Lausanne</w:t>
+      </w:r>
+      <w:r>
+        <w:br/>
+      </w:r>
+      <w:r>
+        <w:rPr>
+          <w:rStyle w:val="FunctionTok"/>
+        </w:rPr>
+        <w:t xml:space="preserve">country</w:t>
+      </w:r>
+      <w:r>
+        <w:rPr>
+          <w:rStyle w:val="KeywordTok"/>
+        </w:rPr>
+        <w:t xml:space="preserve">:</w:t>
+      </w:r>
+      <w:r>
+        <w:rPr>
+          <w:rStyle w:val="AttributeTok"/>
+        </w:rPr>
+        <w:t xml:space="preserve"> CH</w:t>
+      </w:r>
+    </w:p>
     <w:bookmarkEnd w:id="254"/>
     <w:bookmarkEnd w:id="255"/>
-    <w:bookmarkStart w:id="258" w:name="enum-addresstypeenum"/>
+    <w:bookmarkEnd w:id="256"/>
+    <w:bookmarkStart w:id="259" w:name="enum-addresstypeenum"/>
     <w:p>
       <w:pPr>
         <w:pStyle w:val="berschrift2"/>
@@ -29669,7 +30270,7 @@
       <w:r>
         <w:t xml:space="preserve"> </w:t>
       </w:r>
-      <w:hyperlink ns1:id="rId256">
+      <w:hyperlink ns1:id="rId257">
         <w:r>
           <w:rPr>
             <w:rStyle w:val="Hyperlink"/>
@@ -29678,7 +30279,7 @@
         </w:r>
       </w:hyperlink>
     </w:p>
-    <w:bookmarkStart w:id="257" w:name="zulässige-werte-7"/>
+    <w:bookmarkStart w:id="258" w:name="zulässige-werte-7"/>
     <w:p>
       <w:pPr>
         <w:pStyle w:val="berschrift3"/>
@@ -29805,9 +30406,9 @@
         </w:tc>
       </w:tr>
     </w:tbl>
-    <w:bookmarkEnd w:id="257"/>
     <w:bookmarkEnd w:id="258"/>
-    <w:bookmarkStart w:id="261" w:name="klasse-contact"/>
+    <w:bookmarkEnd w:id="259"/>
+    <w:bookmarkStart w:id="262" w:name="klasse-contact"/>
     <w:p>
       <w:pPr>
         <w:pStyle w:val="berschrift2"/>
@@ -29836,7 +30437,7 @@
         <w:t xml:space="preserve">__</w:t>
       </w:r>
     </w:p>
-    <w:bookmarkStart w:id="259" w:name="attribute-16"/>
+    <w:bookmarkStart w:id="260" w:name="attribute-16"/>
     <w:p>
       <w:pPr>
         <w:pStyle w:val="berschrift3"/>
@@ -29999,9 +30600,64 @@
           </w:p>
         </w:tc>
       </w:tr>
+      <w:tr>
+        <w:tc>
+          <w:tcPr>
+            <w:shd w:val="clear" w:color="auto" w:fill="F2F2F2"/>
+          </w:tcPr>
+          <w:p>
+            <w:pPr>
+              <w:pStyle w:val="Compact"/>
+            </w:pPr>
+            <w:r>
+              <w:t xml:space="preserve">label</w:t>
+            </w:r>
+          </w:p>
+        </w:tc>
+        <w:tc>
+          <w:tcPr>
+            <w:shd w:val="clear" w:color="auto" w:fill="F2F2F2"/>
+          </w:tcPr>
+          <w:p>
+            <w:pPr>
+              <w:pStyle w:val="Compact"/>
+            </w:pPr>
+            <w:r>
+              <w:t xml:space="preserve">0..1</w:t>
+            </w:r>
+            <w:r>
+              <w:t xml:space="preserve"> </w:t>
+            </w:r>
+            <w:r>
+              <w:t xml:space="preserve"> </w:t>
+            </w:r>
+            <w:hyperlink w:anchor="String">
+              <w:r>
+                <w:rPr>
+                  <w:rStyle w:val="Hyperlink"/>
+                </w:rPr>
+                <w:t xml:space="preserve">String</w:t>
+              </w:r>
+            </w:hyperlink>
+          </w:p>
+        </w:tc>
+        <w:tc>
+          <w:tcPr>
+            <w:shd w:val="clear" w:color="auto" w:fill="F2F2F2"/>
+          </w:tcPr>
+          <w:p>
+            <w:pPr>
+              <w:pStyle w:val="Compact"/>
+            </w:pPr>
+            <w:r>
+              <w:t xml:space="preserve">Möglichkeit bei einer strukturierten Information, ein Label zu vergeben (bspw. Anzeigename, Anstellung, etc.).</w:t>
+            </w:r>
+          </w:p>
+        </w:tc>
+      </w:tr>
     </w:tbl>
-    <w:bookmarkEnd w:id="259"/>
-    <w:bookmarkStart w:id="260" w:name="verwendungen-16"/>
+    <w:bookmarkEnd w:id="260"/>
+    <w:bookmarkStart w:id="261" w:name="verwendungen-16"/>
     <w:p>
       <w:pPr>
         <w:pStyle w:val="berschrift3"/>
@@ -30203,9 +30859,9 @@
         </w:tc>
       </w:tr>
     </w:tbl>
-    <w:bookmarkEnd w:id="260"/>
     <w:bookmarkEnd w:id="261"/>
     <w:bookmarkEnd w:id="262"/>
+    <w:bookmarkEnd w:id="263"/>
     <w:sectPr>
       <w:headerReference ns1:id="rId9" w:type="even"/>
       <w:headerReference ns1:id="rId10" w:type="default"/>
@@ -30509,7 +31165,7 @@
   <w:p>
     <w:pPr>
       <w:pStyle w:val="Kopfzeile"/>
-      <w:framePr w:wrap="none" w:vAnchor="text" w:hAnchor="page" w:x="9401" w:y="181"/>
+      <w:framePr w:wrap="none" w:vAnchor="page" w:hAnchor="page" w:x="9401" w:y="720"/>
       <w:rPr>
         <w:rStyle w:val="Seitenzahl"/>
       </w:rPr>
@@ -30518,7 +31174,7 @@
       <w:rPr>
         <w:rStyle w:val="Seitenzahl"/>
       </w:rPr>
-      <w:t xml:space="preserve">Page </w:t>
+      <w:t xml:space="preserve">Seite </w:t>
     </w:r>
     <w:sdt>
       <w:sdtPr>
@@ -30567,7 +31223,7 @@
           <w:rPr>
             <w:rStyle w:val="Seitenzahl"/>
           </w:rPr>
-          <w:t xml:space="preserve"> of</w:t>
+          <w:t xml:space="preserve"> von</w:t>
         </w:r>
         <w:r>
           <w:rPr>

--- a/ech-0294_actors/output/ech-0294_actors_de.docx
+++ b/ech-0294_actors/output/ech-0294_actors_de.docx
@@ -33120,7 +33120,7 @@
     <w:basedOn w:val="BeschriftungZchn"/>
     <w:rPr>
       <w:rFonts w:ascii="Consolas" w:hAnsi="Consolas"/>
-      <w:sz w:val="18"/>
+      <w:sz w:val="16"/>
     </w:rPr>
   </w:style>
   <w:style w:customStyle="1" w:styleId="SectionNumber" w:type="character">

--- a/ech-0294_actors/output/ech-0294_actors_de.docx
+++ b/ech-0294_actors/output/ech-0294_actors_de.docx
@@ -3062,13 +3062,13 @@
         <w:t xml:space="preserve">Beispiele</w:t>
       </w:r>
     </w:p>
-    <w:bookmarkStart w:id="31" w:name="X1a9ccde51649ed5a37f9e754c0da826a2f7139f"/>
+    <w:bookmarkStart w:id="31" w:name="X908988ec8ff05a9bec53fe88e715eca2b2c0ed9"/>
     <w:p>
       <w:pPr>
         <w:pStyle w:val="berschrift4"/>
       </w:pPr>
       <w:r>
-        <w:t xml:space="preserve">Beispiel: Person-swiss_politicians_Cristina_Bozzi-Brunel</w:t>
+        <w:t xml:space="preserve">Beispiel: Gleichnamige Personen ueber das Label unterscheiden</w:t>
       </w:r>
     </w:p>
     <w:p>
@@ -3097,7 +3097,7 @@
         <w:rPr>
           <w:rStyle w:val="DecValTok"/>
         </w:rPr>
-        <w:t xml:space="preserve">280958</w:t>
+        <w:t xml:space="preserve">6447</w:t>
       </w:r>
       <w:r>
         <w:br/>
@@ -3118,7 +3118,7 @@
         <w:rPr>
           <w:rStyle w:val="AttributeTok"/>
         </w:rPr>
-        <w:t xml:space="preserve"> https://parlament.winterthur.ch/behoerdenmitglieder/280958</w:t>
+        <w:t xml:space="preserve"> https://www.ur.ch/behoerdenmitglieder/6447</w:t>
       </w:r>
       <w:r>
         <w:br/>
@@ -3139,7 +3139,7 @@
         <w:rPr>
           <w:rStyle w:val="AttributeTok"/>
         </w:rPr>
-        <w:t xml:space="preserve"> Cristina Bozzi-Brunel</w:t>
+        <w:t xml:space="preserve"> Alois Arnold (1981)</w:t>
       </w:r>
       <w:r>
         <w:br/>
@@ -3148,6 +3148,33 @@
         <w:rPr>
           <w:rStyle w:val="FunctionTok"/>
         </w:rPr>
+        <w:t xml:space="preserve">birth_year</w:t>
+      </w:r>
+      <w:r>
+        <w:rPr>
+          <w:rStyle w:val="KeywordTok"/>
+        </w:rPr>
+        <w:t xml:space="preserve">:</w:t>
+      </w:r>
+      <w:r>
+        <w:rPr>
+          <w:rStyle w:val="AttributeTok"/>
+        </w:rPr>
+        <w:t xml:space="preserve"> </w:t>
+      </w:r>
+      <w:r>
+        <w:rPr>
+          <w:rStyle w:val="DecValTok"/>
+        </w:rPr>
+        <w:t xml:space="preserve">1981</w:t>
+      </w:r>
+      <w:r>
+        <w:br/>
+      </w:r>
+      <w:r>
+        <w:rPr>
+          <w:rStyle w:val="FunctionTok"/>
+        </w:rPr>
         <w:t xml:space="preserve">names</w:t>
       </w:r>
       <w:r>
@@ -3214,7 +3241,7 @@
         <w:rPr>
           <w:rStyle w:val="AttributeTok"/>
         </w:rPr>
-        <w:t xml:space="preserve"> Cristina</w:t>
+        <w:t xml:space="preserve"> Alois</w:t>
       </w:r>
       <w:r>
         <w:br/>
@@ -3274,77 +3301,17 @@
         <w:rPr>
           <w:rStyle w:val="AttributeTok"/>
         </w:rPr>
-        <w:t xml:space="preserve"> Bozzi-Brunel</w:t>
-      </w:r>
-      <w:r>
-        <w:br/>
-      </w:r>
-      <w:r>
-        <w:rPr>
-          <w:rStyle w:val="KeywordTok"/>
-        </w:rPr>
-        <w:t xml:space="preserve">-</w:t>
-      </w:r>
-      <w:r>
-        <w:rPr>
-          <w:rStyle w:val="AttributeTok"/>
-        </w:rPr>
-        <w:t xml:space="preserve"> </w:t>
-      </w:r>
-      <w:r>
-        <w:rPr>
-          <w:rStyle w:val="FunctionTok"/>
-        </w:rPr>
-        <w:t xml:space="preserve">name_type</w:t>
-      </w:r>
-      <w:r>
-        <w:rPr>
-          <w:rStyle w:val="KeywordTok"/>
-        </w:rPr>
-        <w:t xml:space="preserve">:</w:t>
-      </w:r>
-      <w:r>
-        <w:rPr>
-          <w:rStyle w:val="AttributeTok"/>
-        </w:rPr>
-        <w:t xml:space="preserve"> PersonOriginalName</w:t>
-      </w:r>
-      <w:r>
-        <w:br/>
-      </w:r>
-      <w:r>
-        <w:rPr>
-          <w:rStyle w:val="AttributeTok"/>
-        </w:rPr>
-        <w:t xml:space="preserve">  </w:t>
-      </w:r>
-      <w:r>
-        <w:rPr>
-          <w:rStyle w:val="FunctionTok"/>
-        </w:rPr>
-        <w:t xml:space="preserve">value</w:t>
-      </w:r>
-      <w:r>
-        <w:rPr>
-          <w:rStyle w:val="KeywordTok"/>
-        </w:rPr>
-        <w:t xml:space="preserve">:</w:t>
-      </w:r>
-      <w:r>
-        <w:rPr>
-          <w:rStyle w:val="AttributeTok"/>
-        </w:rPr>
-        <w:t xml:space="preserve"> Brunel</w:t>
+        <w:t xml:space="preserve"> Arnold</w:t>
       </w:r>
     </w:p>
     <w:bookmarkEnd w:id="31"/>
-    <w:bookmarkStart w:id="32" w:name="X8592bcae7c1c8ec0c74cce43c0b2da31a8668fe"/>
+    <w:bookmarkStart w:id="32" w:name="X00c7cfb48736243fb24a9b70efe0bbe0a54b7b2"/>
     <w:p>
       <w:pPr>
         <w:pStyle w:val="berschrift4"/>
       </w:pPr>
       <w:r>
-        <w:t xml:space="preserve">Beispiel: Person-swiss_politicians_Alois_Arnold_1981</w:t>
+        <w:t xml:space="preserve">Beispiel: Rufname weicht vom amtlichen Vornamen ab</w:t>
       </w:r>
     </w:p>
     <w:p>
@@ -3373,7 +3340,7 @@
         <w:rPr>
           <w:rStyle w:val="DecValTok"/>
         </w:rPr>
-        <w:t xml:space="preserve">6447</w:t>
+        <w:t xml:space="preserve">1269</w:t>
       </w:r>
       <w:r>
         <w:br/>
@@ -3394,7 +3361,7 @@
         <w:rPr>
           <w:rStyle w:val="AttributeTok"/>
         </w:rPr>
-        <w:t xml:space="preserve"> https://www.ur.ch/behoerdenmitglieder/6447</w:t>
+        <w:t xml:space="preserve"> https://www4.ti.ch/poteri/gc/parlamento/composizione-del-parlamento/composizione-nelle-ultime-legislature/dettaglio-deputati/?user_gcparlamento_pi3%5BcanID%5D=1269</w:t>
       </w:r>
       <w:r>
         <w:br/>
@@ -3415,7 +3382,7 @@
         <w:rPr>
           <w:rStyle w:val="AttributeTok"/>
         </w:rPr>
-        <w:t xml:space="preserve"> Alois Arnold (1981)</w:t>
+        <w:t xml:space="preserve"> Gerri Beretta-Piccoli</w:t>
       </w:r>
       <w:r>
         <w:br/>
@@ -3424,7 +3391,7 @@
         <w:rPr>
           <w:rStyle w:val="FunctionTok"/>
         </w:rPr>
-        <w:t xml:space="preserve">birth_year</w:t>
+        <w:t xml:space="preserve">names</w:t>
       </w:r>
       <w:r>
         <w:rPr>
@@ -3433,6 +3400,15 @@
         <w:t xml:space="preserve">:</w:t>
       </w:r>
       <w:r>
+        <w:br/>
+      </w:r>
+      <w:r>
+        <w:rPr>
+          <w:rStyle w:val="KeywordTok"/>
+        </w:rPr>
+        <w:t xml:space="preserve">-</w:t>
+      </w:r>
+      <w:r>
         <w:rPr>
           <w:rStyle w:val="AttributeTok"/>
         </w:rPr>
@@ -3440,18 +3416,36 @@
       </w:r>
       <w:r>
         <w:rPr>
-          <w:rStyle w:val="DecValTok"/>
-        </w:rPr>
-        <w:t xml:space="preserve">1981</w:t>
+          <w:rStyle w:val="FunctionTok"/>
+        </w:rPr>
+        <w:t xml:space="preserve">name_type</w:t>
+      </w:r>
+      <w:r>
+        <w:rPr>
+          <w:rStyle w:val="KeywordTok"/>
+        </w:rPr>
+        <w:t xml:space="preserve">:</w:t>
+      </w:r>
+      <w:r>
+        <w:rPr>
+          <w:rStyle w:val="AttributeTok"/>
+        </w:rPr>
+        <w:t xml:space="preserve"> PersonFirstName</w:t>
       </w:r>
       <w:r>
         <w:br/>
       </w:r>
       <w:r>
         <w:rPr>
+          <w:rStyle w:val="AttributeTok"/>
+        </w:rPr>
+        <w:t xml:space="preserve">  </w:t>
+      </w:r>
+      <w:r>
+        <w:rPr>
           <w:rStyle w:val="FunctionTok"/>
         </w:rPr>
-        <w:t xml:space="preserve">names</w:t>
+        <w:t xml:space="preserve">value</w:t>
       </w:r>
       <w:r>
         <w:rPr>
@@ -3460,6 +3454,12 @@
         <w:t xml:space="preserve">:</w:t>
       </w:r>
       <w:r>
+        <w:rPr>
+          <w:rStyle w:val="AttributeTok"/>
+        </w:rPr>
+        <w:t xml:space="preserve"> Fausto</w:t>
+      </w:r>
+      <w:r>
         <w:br/>
       </w:r>
       <w:r>
@@ -3490,7 +3490,7 @@
         <w:rPr>
           <w:rStyle w:val="AttributeTok"/>
         </w:rPr>
-        <w:t xml:space="preserve"> PersonFirstName</w:t>
+        <w:t xml:space="preserve"> PersonCallFirstName</w:t>
       </w:r>
       <w:r>
         <w:br/>
@@ -3517,7 +3517,7 @@
         <w:rPr>
           <w:rStyle w:val="AttributeTok"/>
         </w:rPr>
-        <w:t xml:space="preserve"> Alois</w:t>
+        <w:t xml:space="preserve"> Gerri</w:t>
       </w:r>
       <w:r>
         <w:br/>
@@ -3577,17 +3577,17 @@
         <w:rPr>
           <w:rStyle w:val="AttributeTok"/>
         </w:rPr>
-        <w:t xml:space="preserve"> Arnold</w:t>
+        <w:t xml:space="preserve"> Beretta-Piccoli</w:t>
       </w:r>
     </w:p>
     <w:bookmarkEnd w:id="32"/>
-    <w:bookmarkStart w:id="33" w:name="Xf01533cea0af5ce440e64ae2b703891562c6859"/>
+    <w:bookmarkStart w:id="33" w:name="X285b5cac511da12a22ca9e50faef693355da470"/>
     <w:p>
       <w:pPr>
         <w:pStyle w:val="berschrift4"/>
       </w:pPr>
       <w:r>
-        <w:t xml:space="preserve">Beispiel: Person-swiss_politicians_Gerri_Beretta-Piccoli</w:t>
+        <w:t xml:space="preserve">Beispiel: Gleichnamige Personen ueber das Label unterscheiden zweite P</w:t>
       </w:r>
     </w:p>
     <w:p>
@@ -3616,7 +3616,7 @@
         <w:rPr>
           <w:rStyle w:val="DecValTok"/>
         </w:rPr>
-        <w:t xml:space="preserve">1269</w:t>
+        <w:t xml:space="preserve">6370</w:t>
       </w:r>
       <w:r>
         <w:br/>
@@ -3637,7 +3637,7 @@
         <w:rPr>
           <w:rStyle w:val="AttributeTok"/>
         </w:rPr>
-        <w:t xml:space="preserve"> https://www4.ti.ch/poteri/gc/parlamento/composizione-del-parlamento/composizione-nelle-ultime-legislature/dettaglio-deputati/?user_gcparlamento_pi3%5BcanID%5D=1269</w:t>
+        <w:t xml:space="preserve"> https://www.ur.ch/behoerdenmitglieder/6370</w:t>
       </w:r>
       <w:r>
         <w:br/>
@@ -3658,7 +3658,7 @@
         <w:rPr>
           <w:rStyle w:val="AttributeTok"/>
         </w:rPr>
-        <w:t xml:space="preserve"> Gerri Beretta-Piccoli</w:t>
+        <w:t xml:space="preserve"> Alois Arnold (1965)</w:t>
       </w:r>
       <w:r>
         <w:br/>
@@ -3667,6 +3667,33 @@
         <w:rPr>
           <w:rStyle w:val="FunctionTok"/>
         </w:rPr>
+        <w:t xml:space="preserve">birth_year</w:t>
+      </w:r>
+      <w:r>
+        <w:rPr>
+          <w:rStyle w:val="KeywordTok"/>
+        </w:rPr>
+        <w:t xml:space="preserve">:</w:t>
+      </w:r>
+      <w:r>
+        <w:rPr>
+          <w:rStyle w:val="AttributeTok"/>
+        </w:rPr>
+        <w:t xml:space="preserve"> </w:t>
+      </w:r>
+      <w:r>
+        <w:rPr>
+          <w:rStyle w:val="DecValTok"/>
+        </w:rPr>
+        <w:t xml:space="preserve">1965</w:t>
+      </w:r>
+      <w:r>
+        <w:br/>
+      </w:r>
+      <w:r>
+        <w:rPr>
+          <w:rStyle w:val="FunctionTok"/>
+        </w:rPr>
         <w:t xml:space="preserve">names</w:t>
       </w:r>
       <w:r>
@@ -3733,7 +3760,7 @@
         <w:rPr>
           <w:rStyle w:val="AttributeTok"/>
         </w:rPr>
-        <w:t xml:space="preserve"> Fausto</w:t>
+        <w:t xml:space="preserve"> Alois</w:t>
       </w:r>
       <w:r>
         <w:br/>
@@ -3766,7 +3793,7 @@
         <w:rPr>
           <w:rStyle w:val="AttributeTok"/>
         </w:rPr>
-        <w:t xml:space="preserve"> PersonCallFirstName</w:t>
+        <w:t xml:space="preserve"> PersonOfficialName</w:t>
       </w:r>
       <w:r>
         <w:br/>
@@ -3793,77 +3820,17 @@
         <w:rPr>
           <w:rStyle w:val="AttributeTok"/>
         </w:rPr>
-        <w:t xml:space="preserve"> Gerri</w:t>
-      </w:r>
-      <w:r>
-        <w:br/>
-      </w:r>
-      <w:r>
-        <w:rPr>
-          <w:rStyle w:val="KeywordTok"/>
-        </w:rPr>
-        <w:t xml:space="preserve">-</w:t>
-      </w:r>
-      <w:r>
-        <w:rPr>
-          <w:rStyle w:val="AttributeTok"/>
-        </w:rPr>
-        <w:t xml:space="preserve"> </w:t>
-      </w:r>
-      <w:r>
-        <w:rPr>
-          <w:rStyle w:val="FunctionTok"/>
-        </w:rPr>
-        <w:t xml:space="preserve">name_type</w:t>
-      </w:r>
-      <w:r>
-        <w:rPr>
-          <w:rStyle w:val="KeywordTok"/>
-        </w:rPr>
-        <w:t xml:space="preserve">:</w:t>
-      </w:r>
-      <w:r>
-        <w:rPr>
-          <w:rStyle w:val="AttributeTok"/>
-        </w:rPr>
-        <w:t xml:space="preserve"> PersonOfficialName</w:t>
-      </w:r>
-      <w:r>
-        <w:br/>
-      </w:r>
-      <w:r>
-        <w:rPr>
-          <w:rStyle w:val="AttributeTok"/>
-        </w:rPr>
-        <w:t xml:space="preserve">  </w:t>
-      </w:r>
-      <w:r>
-        <w:rPr>
-          <w:rStyle w:val="FunctionTok"/>
-        </w:rPr>
-        <w:t xml:space="preserve">value</w:t>
-      </w:r>
-      <w:r>
-        <w:rPr>
-          <w:rStyle w:val="KeywordTok"/>
-        </w:rPr>
-        <w:t xml:space="preserve">:</w:t>
-      </w:r>
-      <w:r>
-        <w:rPr>
-          <w:rStyle w:val="AttributeTok"/>
-        </w:rPr>
-        <w:t xml:space="preserve"> Beretta-Piccoli</w:t>
+        <w:t xml:space="preserve"> Arnold</w:t>
       </w:r>
     </w:p>
     <w:bookmarkEnd w:id="33"/>
-    <w:bookmarkStart w:id="34" w:name="Xe4c25fdb3e45aba5059b33d28be92ed2eb08b03"/>
+    <w:bookmarkStart w:id="34" w:name="X980502075c264b9855390199ba170601b8c40d7"/>
     <w:p>
       <w:pPr>
         <w:pStyle w:val="berschrift4"/>
       </w:pPr>
       <w:r>
-        <w:t xml:space="preserve">Beispiel: Person-swiss_politicians_Sofia_Fisch</w:t>
+        <w:t xml:space="preserve">Beispiel: Namensvariante neben dem amtlichen Doppelnamen</w:t>
       </w:r>
     </w:p>
     <w:p>
@@ -3886,7 +3853,13 @@
         <w:rPr>
           <w:rStyle w:val="AttributeTok"/>
         </w:rPr>
-        <w:t xml:space="preserve"> 72c7232be92944e3876f3b6723824ff9</w:t>
+        <w:t xml:space="preserve"> </w:t>
+      </w:r>
+      <w:r>
+        <w:rPr>
+          <w:rStyle w:val="DecValTok"/>
+        </w:rPr>
+        <w:t xml:space="preserve">280958</w:t>
       </w:r>
       <w:r>
         <w:br/>
@@ -3907,7 +3880,7 @@
         <w:rPr>
           <w:rStyle w:val="AttributeTok"/>
         </w:rPr>
-        <w:t xml:space="preserve"> https://stadtrat.bern.ch/de/mitglieder/detail.php?gid=72c7232be92944e3876f3b6723824ff9</w:t>
+        <w:t xml:space="preserve"> https://parlament.winterthur.ch/behoerdenmitglieder/280958</w:t>
       </w:r>
       <w:r>
         <w:br/>
@@ -3928,7 +3901,7 @@
         <w:rPr>
           <w:rStyle w:val="AttributeTok"/>
         </w:rPr>
-        <w:t xml:space="preserve"> Sofia Fisch</w:t>
+        <w:t xml:space="preserve"> Cristina Bozzi-Brunel</w:t>
       </w:r>
       <w:r>
         <w:br/>
@@ -3937,7 +3910,7 @@
         <w:rPr>
           <w:rStyle w:val="FunctionTok"/>
         </w:rPr>
-        <w:t xml:space="preserve">birth_year</w:t>
+        <w:t xml:space="preserve">names</w:t>
       </w:r>
       <w:r>
         <w:rPr>
@@ -3946,6 +3919,15 @@
         <w:t xml:space="preserve">:</w:t>
       </w:r>
       <w:r>
+        <w:br/>
+      </w:r>
+      <w:r>
+        <w:rPr>
+          <w:rStyle w:val="KeywordTok"/>
+        </w:rPr>
+        <w:t xml:space="preserve">-</w:t>
+      </w:r>
+      <w:r>
         <w:rPr>
           <w:rStyle w:val="AttributeTok"/>
         </w:rPr>
@@ -3953,18 +3935,36 @@
       </w:r>
       <w:r>
         <w:rPr>
-          <w:rStyle w:val="DecValTok"/>
-        </w:rPr>
-        <w:t xml:space="preserve">1996</w:t>
+          <w:rStyle w:val="FunctionTok"/>
+        </w:rPr>
+        <w:t xml:space="preserve">name_type</w:t>
+      </w:r>
+      <w:r>
+        <w:rPr>
+          <w:rStyle w:val="KeywordTok"/>
+        </w:rPr>
+        <w:t xml:space="preserve">:</w:t>
+      </w:r>
+      <w:r>
+        <w:rPr>
+          <w:rStyle w:val="AttributeTok"/>
+        </w:rPr>
+        <w:t xml:space="preserve"> PersonFirstName</w:t>
       </w:r>
       <w:r>
         <w:br/>
       </w:r>
       <w:r>
         <w:rPr>
+          <w:rStyle w:val="AttributeTok"/>
+        </w:rPr>
+        <w:t xml:space="preserve">  </w:t>
+      </w:r>
+      <w:r>
+        <w:rPr>
           <w:rStyle w:val="FunctionTok"/>
         </w:rPr>
-        <w:t xml:space="preserve">names</w:t>
+        <w:t xml:space="preserve">value</w:t>
       </w:r>
       <w:r>
         <w:rPr>
@@ -3973,6 +3973,12 @@
         <w:t xml:space="preserve">:</w:t>
       </w:r>
       <w:r>
+        <w:rPr>
+          <w:rStyle w:val="AttributeTok"/>
+        </w:rPr>
+        <w:t xml:space="preserve"> Cristina</w:t>
+      </w:r>
+      <w:r>
         <w:br/>
       </w:r>
       <w:r>
@@ -4003,7 +4009,7 @@
         <w:rPr>
           <w:rStyle w:val="AttributeTok"/>
         </w:rPr>
-        <w:t xml:space="preserve"> PersonFirstName</w:t>
+        <w:t xml:space="preserve"> PersonOfficialName</w:t>
       </w:r>
       <w:r>
         <w:br/>
@@ -4030,7 +4036,7 @@
         <w:rPr>
           <w:rStyle w:val="AttributeTok"/>
         </w:rPr>
-        <w:t xml:space="preserve"> Sofia</w:t>
+        <w:t xml:space="preserve"> Bozzi-Brunel</w:t>
       </w:r>
       <w:r>
         <w:br/>
@@ -4063,7 +4069,7 @@
         <w:rPr>
           <w:rStyle w:val="AttributeTok"/>
         </w:rPr>
-        <w:t xml:space="preserve"> PersonOfficialName</w:t>
+        <w:t xml:space="preserve"> PersonOriginalName</w:t>
       </w:r>
       <w:r>
         <w:br/>
@@ -4090,254 +4096,17 @@
         <w:rPr>
           <w:rStyle w:val="AttributeTok"/>
         </w:rPr>
-        <w:t xml:space="preserve"> Fisch</w:t>
-      </w:r>
-      <w:r>
-        <w:br/>
-      </w:r>
-      <w:r>
-        <w:rPr>
-          <w:rStyle w:val="FunctionTok"/>
-        </w:rPr>
-        <w:t xml:space="preserve">genders</w:t>
-      </w:r>
-      <w:r>
-        <w:rPr>
-          <w:rStyle w:val="KeywordTok"/>
-        </w:rPr>
-        <w:t xml:space="preserve">:</w:t>
-      </w:r>
-      <w:r>
-        <w:br/>
-      </w:r>
-      <w:r>
-        <w:rPr>
-          <w:rStyle w:val="KeywordTok"/>
-        </w:rPr>
-        <w:t xml:space="preserve">-</w:t>
-      </w:r>
-      <w:r>
-        <w:rPr>
-          <w:rStyle w:val="AttributeTok"/>
-        </w:rPr>
-        <w:t xml:space="preserve"> </w:t>
-      </w:r>
-      <w:r>
-        <w:rPr>
-          <w:rStyle w:val="FunctionTok"/>
-        </w:rPr>
-        <w:t xml:space="preserve">gender_code</w:t>
-      </w:r>
-      <w:r>
-        <w:rPr>
-          <w:rStyle w:val="KeywordTok"/>
-        </w:rPr>
-        <w:t xml:space="preserve">:</w:t>
-      </w:r>
-      <w:r>
-        <w:rPr>
-          <w:rStyle w:val="AttributeTok"/>
-        </w:rPr>
-        <w:t xml:space="preserve"> non_binary</w:t>
-      </w:r>
-      <w:r>
-        <w:br/>
-      </w:r>
-      <w:r>
-        <w:rPr>
-          <w:rStyle w:val="AttributeTok"/>
-        </w:rPr>
-        <w:t xml:space="preserve">  </w:t>
-      </w:r>
-      <w:r>
-        <w:rPr>
-          <w:rStyle w:val="FunctionTok"/>
-        </w:rPr>
-        <w:t xml:space="preserve">label</w:t>
-      </w:r>
-      <w:r>
-        <w:rPr>
-          <w:rStyle w:val="KeywordTok"/>
-        </w:rPr>
-        <w:t xml:space="preserve">:</w:t>
-      </w:r>
-      <w:r>
-        <w:rPr>
-          <w:rStyle w:val="AttributeTok"/>
-        </w:rPr>
-        <w:t xml:space="preserve"> divers</w:t>
-      </w:r>
-      <w:r>
-        <w:br/>
-      </w:r>
-      <w:r>
-        <w:rPr>
-          <w:rStyle w:val="FunctionTok"/>
-        </w:rPr>
-        <w:t xml:space="preserve">occupations</w:t>
-      </w:r>
-      <w:r>
-        <w:rPr>
-          <w:rStyle w:val="KeywordTok"/>
-        </w:rPr>
-        <w:t xml:space="preserve">:</w:t>
-      </w:r>
-      <w:r>
-        <w:br/>
-      </w:r>
-      <w:r>
-        <w:rPr>
-          <w:rStyle w:val="KeywordTok"/>
-        </w:rPr>
-        <w:t xml:space="preserve">-</w:t>
-      </w:r>
-      <w:r>
-        <w:rPr>
-          <w:rStyle w:val="AttributeTok"/>
-        </w:rPr>
-        <w:t xml:space="preserve"> </w:t>
-      </w:r>
-      <w:r>
-        <w:rPr>
-          <w:rStyle w:val="FunctionTok"/>
-        </w:rPr>
-        <w:t xml:space="preserve">label</w:t>
-      </w:r>
-      <w:r>
-        <w:rPr>
-          <w:rStyle w:val="KeywordTok"/>
-        </w:rPr>
-        <w:t xml:space="preserve">:</w:t>
-      </w:r>
-      <w:r>
-        <w:rPr>
-          <w:rStyle w:val="AttributeTok"/>
-        </w:rPr>
-        <w:t xml:space="preserve"> Jurist*in</w:t>
-      </w:r>
-      <w:r>
-        <w:br/>
-      </w:r>
-      <w:r>
-        <w:rPr>
-          <w:rStyle w:val="AttributeTok"/>
-        </w:rPr>
-        <w:t xml:space="preserve">  </w:t>
-      </w:r>
-      <w:r>
-        <w:rPr>
-          <w:rStyle w:val="FunctionTok"/>
-        </w:rPr>
-        <w:t xml:space="preserve">is_active</w:t>
-      </w:r>
-      <w:r>
-        <w:rPr>
-          <w:rStyle w:val="KeywordTok"/>
-        </w:rPr>
-        <w:t xml:space="preserve">:</w:t>
-      </w:r>
-      <w:r>
-        <w:rPr>
-          <w:rStyle w:val="AttributeTok"/>
-        </w:rPr>
-        <w:t xml:space="preserve"> </w:t>
-      </w:r>
-      <w:r>
-        <w:rPr>
-          <w:rStyle w:val="CharTok"/>
-        </w:rPr>
-        <w:t xml:space="preserve">true</w:t>
-      </w:r>
-      <w:r>
-        <w:br/>
-      </w:r>
-      <w:r>
-        <w:rPr>
-          <w:rStyle w:val="FunctionTok"/>
-        </w:rPr>
-        <w:t xml:space="preserve">trainings</w:t>
-      </w:r>
-      <w:r>
-        <w:rPr>
-          <w:rStyle w:val="KeywordTok"/>
-        </w:rPr>
-        <w:t xml:space="preserve">:</w:t>
-      </w:r>
-      <w:r>
-        <w:br/>
-      </w:r>
-      <w:r>
-        <w:rPr>
-          <w:rStyle w:val="KeywordTok"/>
-        </w:rPr>
-        <w:t xml:space="preserve">-</w:t>
-      </w:r>
-      <w:r>
-        <w:rPr>
-          <w:rStyle w:val="AttributeTok"/>
-        </w:rPr>
-        <w:t xml:space="preserve"> </w:t>
-      </w:r>
-      <w:r>
-        <w:rPr>
-          <w:rStyle w:val="FunctionTok"/>
-        </w:rPr>
-        <w:t xml:space="preserve">training_type</w:t>
-      </w:r>
-      <w:r>
-        <w:rPr>
-          <w:rStyle w:val="KeywordTok"/>
-        </w:rPr>
-        <w:t xml:space="preserve">:</w:t>
-      </w:r>
-      <w:r>
-        <w:rPr>
-          <w:rStyle w:val="AttributeTok"/>
-        </w:rPr>
-        <w:t xml:space="preserve"> </w:t>
-      </w:r>
-      <w:r>
-        <w:rPr>
-          <w:rStyle w:val="StringTok"/>
-        </w:rPr>
-        <w:t xml:space="preserve">'3223'</w:t>
-      </w:r>
-      <w:r>
-        <w:br/>
-      </w:r>
-      <w:r>
-        <w:rPr>
-          <w:rStyle w:val="AttributeTok"/>
-        </w:rPr>
-        <w:t xml:space="preserve">  </w:t>
-      </w:r>
-      <w:r>
-        <w:rPr>
-          <w:rStyle w:val="FunctionTok"/>
-        </w:rPr>
-        <w:t xml:space="preserve">value</w:t>
-      </w:r>
-      <w:r>
-        <w:rPr>
-          <w:rStyle w:val="KeywordTok"/>
-        </w:rPr>
-        <w:t xml:space="preserve">:</w:t>
-      </w:r>
-      <w:r>
-        <w:rPr>
-          <w:rStyle w:val="AttributeTok"/>
-        </w:rPr>
-        <w:t xml:space="preserve"> MLaw</w:t>
+        <w:t xml:space="preserve"> Brunel</w:t>
       </w:r>
     </w:p>
     <w:bookmarkEnd w:id="34"/>
-    <w:bookmarkStart w:id="35" w:name="Xd8350916d35e4b361b6e85a82bc6e764946050e"/>
+    <w:bookmarkStart w:id="35" w:name="X6a7d2f32ffd98585e8e3e788b54a9342226cc92"/>
     <w:p>
       <w:pPr>
         <w:pStyle w:val="berschrift4"/>
       </w:pPr>
       <w:r>
-        <w:t xml:space="preserve">Beispiel: Person-swiss_politicians_Alois_Arnold_1965</w:t>
+        <w:t xml:space="preserve">Beispiel: Nicht-binaere Geschlechtsangabe mit Beruf und Abschluss</w:t>
       </w:r>
     </w:p>
     <w:p>
@@ -4360,13 +4129,76 @@
         <w:rPr>
           <w:rStyle w:val="AttributeTok"/>
         </w:rPr>
+        <w:t xml:space="preserve"> 72c7232be92944e3876f3b6723824ff9</w:t>
+      </w:r>
+      <w:r>
+        <w:br/>
+      </w:r>
+      <w:r>
+        <w:rPr>
+          <w:rStyle w:val="FunctionTok"/>
+        </w:rPr>
+        <w:t xml:space="preserve">global_uri</w:t>
+      </w:r>
+      <w:r>
+        <w:rPr>
+          <w:rStyle w:val="KeywordTok"/>
+        </w:rPr>
+        <w:t xml:space="preserve">:</w:t>
+      </w:r>
+      <w:r>
+        <w:rPr>
+          <w:rStyle w:val="AttributeTok"/>
+        </w:rPr>
+        <w:t xml:space="preserve"> https://stadtrat.bern.ch/de/mitglieder/detail.php?gid=72c7232be92944e3876f3b6723824ff9</w:t>
+      </w:r>
+      <w:r>
+        <w:br/>
+      </w:r>
+      <w:r>
+        <w:rPr>
+          <w:rStyle w:val="FunctionTok"/>
+        </w:rPr>
+        <w:t xml:space="preserve">label</w:t>
+      </w:r>
+      <w:r>
+        <w:rPr>
+          <w:rStyle w:val="KeywordTok"/>
+        </w:rPr>
+        <w:t xml:space="preserve">:</w:t>
+      </w:r>
+      <w:r>
+        <w:rPr>
+          <w:rStyle w:val="AttributeTok"/>
+        </w:rPr>
+        <w:t xml:space="preserve"> Sofia Fisch</w:t>
+      </w:r>
+      <w:r>
+        <w:br/>
+      </w:r>
+      <w:r>
+        <w:rPr>
+          <w:rStyle w:val="FunctionTok"/>
+        </w:rPr>
+        <w:t xml:space="preserve">birth_year</w:t>
+      </w:r>
+      <w:r>
+        <w:rPr>
+          <w:rStyle w:val="KeywordTok"/>
+        </w:rPr>
+        <w:t xml:space="preserve">:</w:t>
+      </w:r>
+      <w:r>
+        <w:rPr>
+          <w:rStyle w:val="AttributeTok"/>
+        </w:rPr>
         <w:t xml:space="preserve"> </w:t>
       </w:r>
       <w:r>
         <w:rPr>
           <w:rStyle w:val="DecValTok"/>
         </w:rPr>
-        <w:t xml:space="preserve">6370</w:t>
+        <w:t xml:space="preserve">1996</w:t>
       </w:r>
       <w:r>
         <w:br/>
@@ -4375,7 +4207,7 @@
         <w:rPr>
           <w:rStyle w:val="FunctionTok"/>
         </w:rPr>
-        <w:t xml:space="preserve">global_uri</w:t>
+        <w:t xml:space="preserve">names</w:t>
       </w:r>
       <w:r>
         <w:rPr>
@@ -4384,18 +4216,186 @@
         <w:t xml:space="preserve">:</w:t>
       </w:r>
       <w:r>
-        <w:rPr>
-          <w:rStyle w:val="AttributeTok"/>
-        </w:rPr>
-        <w:t xml:space="preserve"> https://www.ur.ch/behoerdenmitglieder/6370</w:t>
-      </w:r>
-      <w:r>
         <w:br/>
       </w:r>
       <w:r>
         <w:rPr>
+          <w:rStyle w:val="KeywordTok"/>
+        </w:rPr>
+        <w:t xml:space="preserve">-</w:t>
+      </w:r>
+      <w:r>
+        <w:rPr>
+          <w:rStyle w:val="AttributeTok"/>
+        </w:rPr>
+        <w:t xml:space="preserve"> </w:t>
+      </w:r>
+      <w:r>
+        <w:rPr>
           <w:rStyle w:val="FunctionTok"/>
         </w:rPr>
+        <w:t xml:space="preserve">name_type</w:t>
+      </w:r>
+      <w:r>
+        <w:rPr>
+          <w:rStyle w:val="KeywordTok"/>
+        </w:rPr>
+        <w:t xml:space="preserve">:</w:t>
+      </w:r>
+      <w:r>
+        <w:rPr>
+          <w:rStyle w:val="AttributeTok"/>
+        </w:rPr>
+        <w:t xml:space="preserve"> PersonFirstName</w:t>
+      </w:r>
+      <w:r>
+        <w:br/>
+      </w:r>
+      <w:r>
+        <w:rPr>
+          <w:rStyle w:val="AttributeTok"/>
+        </w:rPr>
+        <w:t xml:space="preserve">  </w:t>
+      </w:r>
+      <w:r>
+        <w:rPr>
+          <w:rStyle w:val="FunctionTok"/>
+        </w:rPr>
+        <w:t xml:space="preserve">value</w:t>
+      </w:r>
+      <w:r>
+        <w:rPr>
+          <w:rStyle w:val="KeywordTok"/>
+        </w:rPr>
+        <w:t xml:space="preserve">:</w:t>
+      </w:r>
+      <w:r>
+        <w:rPr>
+          <w:rStyle w:val="AttributeTok"/>
+        </w:rPr>
+        <w:t xml:space="preserve"> Sofia</w:t>
+      </w:r>
+      <w:r>
+        <w:br/>
+      </w:r>
+      <w:r>
+        <w:rPr>
+          <w:rStyle w:val="KeywordTok"/>
+        </w:rPr>
+        <w:t xml:space="preserve">-</w:t>
+      </w:r>
+      <w:r>
+        <w:rPr>
+          <w:rStyle w:val="AttributeTok"/>
+        </w:rPr>
+        <w:t xml:space="preserve"> </w:t>
+      </w:r>
+      <w:r>
+        <w:rPr>
+          <w:rStyle w:val="FunctionTok"/>
+        </w:rPr>
+        <w:t xml:space="preserve">name_type</w:t>
+      </w:r>
+      <w:r>
+        <w:rPr>
+          <w:rStyle w:val="KeywordTok"/>
+        </w:rPr>
+        <w:t xml:space="preserve">:</w:t>
+      </w:r>
+      <w:r>
+        <w:rPr>
+          <w:rStyle w:val="AttributeTok"/>
+        </w:rPr>
+        <w:t xml:space="preserve"> PersonOfficialName</w:t>
+      </w:r>
+      <w:r>
+        <w:br/>
+      </w:r>
+      <w:r>
+        <w:rPr>
+          <w:rStyle w:val="AttributeTok"/>
+        </w:rPr>
+        <w:t xml:space="preserve">  </w:t>
+      </w:r>
+      <w:r>
+        <w:rPr>
+          <w:rStyle w:val="FunctionTok"/>
+        </w:rPr>
+        <w:t xml:space="preserve">value</w:t>
+      </w:r>
+      <w:r>
+        <w:rPr>
+          <w:rStyle w:val="KeywordTok"/>
+        </w:rPr>
+        <w:t xml:space="preserve">:</w:t>
+      </w:r>
+      <w:r>
+        <w:rPr>
+          <w:rStyle w:val="AttributeTok"/>
+        </w:rPr>
+        <w:t xml:space="preserve"> Fisch</w:t>
+      </w:r>
+      <w:r>
+        <w:br/>
+      </w:r>
+      <w:r>
+        <w:rPr>
+          <w:rStyle w:val="FunctionTok"/>
+        </w:rPr>
+        <w:t xml:space="preserve">genders</w:t>
+      </w:r>
+      <w:r>
+        <w:rPr>
+          <w:rStyle w:val="KeywordTok"/>
+        </w:rPr>
+        <w:t xml:space="preserve">:</w:t>
+      </w:r>
+      <w:r>
+        <w:br/>
+      </w:r>
+      <w:r>
+        <w:rPr>
+          <w:rStyle w:val="KeywordTok"/>
+        </w:rPr>
+        <w:t xml:space="preserve">-</w:t>
+      </w:r>
+      <w:r>
+        <w:rPr>
+          <w:rStyle w:val="AttributeTok"/>
+        </w:rPr>
+        <w:t xml:space="preserve"> </w:t>
+      </w:r>
+      <w:r>
+        <w:rPr>
+          <w:rStyle w:val="FunctionTok"/>
+        </w:rPr>
+        <w:t xml:space="preserve">gender_code</w:t>
+      </w:r>
+      <w:r>
+        <w:rPr>
+          <w:rStyle w:val="KeywordTok"/>
+        </w:rPr>
+        <w:t xml:space="preserve">:</w:t>
+      </w:r>
+      <w:r>
+        <w:rPr>
+          <w:rStyle w:val="AttributeTok"/>
+        </w:rPr>
+        <w:t xml:space="preserve"> non_binary</w:t>
+      </w:r>
+      <w:r>
+        <w:br/>
+      </w:r>
+      <w:r>
+        <w:rPr>
+          <w:rStyle w:val="AttributeTok"/>
+        </w:rPr>
+        <w:t xml:space="preserve">  </w:t>
+      </w:r>
+      <w:r>
+        <w:rPr>
+          <w:rStyle w:val="FunctionTok"/>
+        </w:rPr>
         <w:t xml:space="preserve">label</w:t>
       </w:r>
       <w:r>
@@ -4408,7 +4408,7 @@
         <w:rPr>
           <w:rStyle w:val="AttributeTok"/>
         </w:rPr>
-        <w:t xml:space="preserve"> Alois Arnold (1965)</w:t>
+        <w:t xml:space="preserve"> divers</w:t>
       </w:r>
       <w:r>
         <w:br/>
@@ -4417,7 +4417,7 @@
         <w:rPr>
           <w:rStyle w:val="FunctionTok"/>
         </w:rPr>
-        <w:t xml:space="preserve">birth_year</w:t>
+        <w:t xml:space="preserve">occupations</w:t>
       </w:r>
       <w:r>
         <w:rPr>
@@ -4426,6 +4426,15 @@
         <w:t xml:space="preserve">:</w:t>
       </w:r>
       <w:r>
+        <w:br/>
+      </w:r>
+      <w:r>
+        <w:rPr>
+          <w:rStyle w:val="KeywordTok"/>
+        </w:rPr>
+        <w:t xml:space="preserve">-</w:t>
+      </w:r>
+      <w:r>
         <w:rPr>
           <w:rStyle w:val="AttributeTok"/>
         </w:rPr>
@@ -4433,18 +4442,36 @@
       </w:r>
       <w:r>
         <w:rPr>
-          <w:rStyle w:val="DecValTok"/>
-        </w:rPr>
-        <w:t xml:space="preserve">1965</w:t>
+          <w:rStyle w:val="FunctionTok"/>
+        </w:rPr>
+        <w:t xml:space="preserve">label</w:t>
+      </w:r>
+      <w:r>
+        <w:rPr>
+          <w:rStyle w:val="KeywordTok"/>
+        </w:rPr>
+        <w:t xml:space="preserve">:</w:t>
+      </w:r>
+      <w:r>
+        <w:rPr>
+          <w:rStyle w:val="AttributeTok"/>
+        </w:rPr>
+        <w:t xml:space="preserve"> Jurist*in</w:t>
       </w:r>
       <w:r>
         <w:br/>
       </w:r>
       <w:r>
         <w:rPr>
+          <w:rStyle w:val="AttributeTok"/>
+        </w:rPr>
+        <w:t xml:space="preserve">  </w:t>
+      </w:r>
+      <w:r>
+        <w:rPr>
           <w:rStyle w:val="FunctionTok"/>
         </w:rPr>
-        <w:t xml:space="preserve">names</w:t>
+        <w:t xml:space="preserve">is_active</w:t>
       </w:r>
       <w:r>
         <w:rPr>
@@ -4453,10 +4480,37 @@
         <w:t xml:space="preserve">:</w:t>
       </w:r>
       <w:r>
+        <w:rPr>
+          <w:rStyle w:val="AttributeTok"/>
+        </w:rPr>
+        <w:t xml:space="preserve"> </w:t>
+      </w:r>
+      <w:r>
+        <w:rPr>
+          <w:rStyle w:val="CharTok"/>
+        </w:rPr>
+        <w:t xml:space="preserve">true</w:t>
+      </w:r>
+      <w:r>
         <w:br/>
       </w:r>
       <w:r>
         <w:rPr>
+          <w:rStyle w:val="FunctionTok"/>
+        </w:rPr>
+        <w:t xml:space="preserve">trainings</w:t>
+      </w:r>
+      <w:r>
+        <w:rPr>
+          <w:rStyle w:val="KeywordTok"/>
+        </w:rPr>
+        <w:t xml:space="preserve">:</w:t>
+      </w:r>
+      <w:r>
+        <w:br/>
+      </w:r>
+      <w:r>
+        <w:rPr>
           <w:rStyle w:val="KeywordTok"/>
         </w:rPr>
         <w:t xml:space="preserve">-</w:t>
@@ -4471,7 +4525,7 @@
         <w:rPr>
           <w:rStyle w:val="FunctionTok"/>
         </w:rPr>
-        <w:t xml:space="preserve">name_type</w:t>
+        <w:t xml:space="preserve">training_type</w:t>
       </w:r>
       <w:r>
         <w:rPr>
@@ -4483,7 +4537,13 @@
         <w:rPr>
           <w:rStyle w:val="AttributeTok"/>
         </w:rPr>
-        <w:t xml:space="preserve"> PersonFirstName</w:t>
+        <w:t xml:space="preserve"> </w:t>
+      </w:r>
+      <w:r>
+        <w:rPr>
+          <w:rStyle w:val="StringTok"/>
+        </w:rPr>
+        <w:t xml:space="preserve">'3223'</w:t>
       </w:r>
       <w:r>
         <w:br/>
@@ -4510,77 +4570,17 @@
         <w:rPr>
           <w:rStyle w:val="AttributeTok"/>
         </w:rPr>
-        <w:t xml:space="preserve"> Alois</w:t>
-      </w:r>
-      <w:r>
-        <w:br/>
-      </w:r>
-      <w:r>
-        <w:rPr>
-          <w:rStyle w:val="KeywordTok"/>
-        </w:rPr>
-        <w:t xml:space="preserve">-</w:t>
-      </w:r>
-      <w:r>
-        <w:rPr>
-          <w:rStyle w:val="AttributeTok"/>
-        </w:rPr>
-        <w:t xml:space="preserve"> </w:t>
-      </w:r>
-      <w:r>
-        <w:rPr>
-          <w:rStyle w:val="FunctionTok"/>
-        </w:rPr>
-        <w:t xml:space="preserve">name_type</w:t>
-      </w:r>
-      <w:r>
-        <w:rPr>
-          <w:rStyle w:val="KeywordTok"/>
-        </w:rPr>
-        <w:t xml:space="preserve">:</w:t>
-      </w:r>
-      <w:r>
-        <w:rPr>
-          <w:rStyle w:val="AttributeTok"/>
-        </w:rPr>
-        <w:t xml:space="preserve"> PersonOfficialName</w:t>
-      </w:r>
-      <w:r>
-        <w:br/>
-      </w:r>
-      <w:r>
-        <w:rPr>
-          <w:rStyle w:val="AttributeTok"/>
-        </w:rPr>
-        <w:t xml:space="preserve">  </w:t>
-      </w:r>
-      <w:r>
-        <w:rPr>
-          <w:rStyle w:val="FunctionTok"/>
-        </w:rPr>
-        <w:t xml:space="preserve">value</w:t>
-      </w:r>
-      <w:r>
-        <w:rPr>
-          <w:rStyle w:val="KeywordTok"/>
-        </w:rPr>
-        <w:t xml:space="preserve">:</w:t>
-      </w:r>
-      <w:r>
-        <w:rPr>
-          <w:rStyle w:val="AttributeTok"/>
-        </w:rPr>
-        <w:t xml:space="preserve"> Arnold</w:t>
+        <w:t xml:space="preserve"> MLaw</w:t>
       </w:r>
     </w:p>
     <w:bookmarkEnd w:id="35"/>
-    <w:bookmarkStart w:id="36" w:name="X4bd583dd4a6df6d7cf666991f175ecaf1fb2222"/>
+    <w:bookmarkStart w:id="36" w:name="beispiel-vollstaendig-erfasste-person"/>
     <w:p>
       <w:pPr>
         <w:pStyle w:val="berschrift4"/>
       </w:pPr>
       <w:r>
-        <w:t xml:space="preserve">Beispiel: Person-swiss_politicians_Beat_Jans</w:t>
+        <w:t xml:space="preserve">Beispiel: Vollstaendig erfasste Person</w:t>
       </w:r>
     </w:p>
     <w:p>
@@ -9448,13 +9448,13 @@
         <w:t xml:space="preserve">Beispiele</w:t>
       </w:r>
     </w:p>
-    <w:bookmarkStart w:id="73" w:name="X2e69b8783a538916bfc957d71edc176e5cd2c1d"/>
+    <w:bookmarkStart w:id="73" w:name="X9c428babe2e7973aa67ebea44cf50a683e54537"/>
     <w:p>
       <w:pPr>
         <w:pStyle w:val="berschrift4"/>
       </w:pPr>
       <w:r>
-        <w:t xml:space="preserve">Beispiel: Occupation-swiss_politicians_Sofia_Fisch_Juristin</w:t>
+        <w:t xml:space="preserve">Beispiel: swiss politicians Sofia Fisch Juristin</w:t>
       </w:r>
     </w:p>
     <w:p>
@@ -9508,13 +9508,13 @@
       </w:r>
     </w:p>
     <w:bookmarkEnd w:id="73"/>
-    <w:bookmarkStart w:id="74" w:name="Xc6b59bf12c50a4b17c97adc18bcc3760c539d3e"/>
+    <w:bookmarkStart w:id="74" w:name="X3d5f6a6b9c262f5cd1b868a1fcc4c48dd936e48"/>
     <w:p>
       <w:pPr>
         <w:pStyle w:val="berschrift4"/>
       </w:pPr>
       <w:r>
-        <w:t xml:space="preserve">Beispiel: Occupation-swiss_politicians_Beat_Jans_Politiker</w:t>
+        <w:t xml:space="preserve">Beispiel: swiss politicians Beat Jans Politiker</w:t>
       </w:r>
     </w:p>
     <w:p>
@@ -12671,7 +12671,7 @@
     </w:p>
     <w:bookmarkEnd w:id="125"/>
     <w:bookmarkEnd w:id="126"/>
-    <w:bookmarkStart w:id="161" w:name="gruppen-und-organe-groups"/>
+    <w:bookmarkStart w:id="164" w:name="gruppen-und-organe-groups"/>
     <w:p>
       <w:pPr>
         <w:pStyle w:val="berschrift1"/>
@@ -12858,7 +12858,7 @@
         <w:t xml:space="preserve">lassen sich z. B. nur während einer Legislatur bestehende Kommissionen oder Umbenennungen und Fusionen von Parteien abbilden.</w:t>
       </w:r>
     </w:p>
-    <w:bookmarkStart w:id="133" w:name="klasse-group"/>
+    <w:bookmarkStart w:id="136" w:name="klasse-group"/>
     <w:p>
       <w:pPr>
         <w:pStyle w:val="berschrift2"/>
@@ -14379,7 +14379,7 @@
       </w:tr>
     </w:tbl>
     <w:bookmarkEnd w:id="128"/>
-    <w:bookmarkStart w:id="132" w:name="beispiele-2"/>
+    <w:bookmarkStart w:id="135" w:name="beispiele-2"/>
     <w:p>
       <w:pPr>
         <w:pStyle w:val="berschrift3"/>
@@ -14388,13 +14388,13 @@
         <w:t xml:space="preserve">Beispiele</w:t>
       </w:r>
     </w:p>
-    <w:bookmarkStart w:id="129" w:name="beispiel-group-groups__it"/>
+    <w:bookmarkStart w:id="129" w:name="X00170ec010657bb5373d9263b9099e3b66616f1"/>
     <w:p>
       <w:pPr>
         <w:pStyle w:val="berschrift4"/>
       </w:pPr>
       <w:r>
-        <w:t xml:space="preserve">Beispiel: Group-groups__it</w:t>
+        <w:t xml:space="preserve">Beispiel: Zweisprachige Delegation in ein interkantonales Gremium</w:t>
       </w:r>
     </w:p>
     <w:p>
@@ -14423,7 +14423,7 @@
         <w:rPr>
           <w:rStyle w:val="DecValTok"/>
         </w:rPr>
-        <w:t xml:space="preserve">6627</w:t>
+        <w:t xml:space="preserve">5000</w:t>
       </w:r>
       <w:r>
         <w:br/>
@@ -14444,7 +14444,7 @@
         <w:rPr>
           <w:rStyle w:val="AttributeTok"/>
         </w:rPr>
-        <w:t xml:space="preserve"> https://api.openparldata.ch/v1/groups/6627</w:t>
+        <w:t xml:space="preserve"> https://www.fr.ch/parlinfo/app/organizations/a1acb0c030d54b3baed840fe8bbed6b5</w:t>
       </w:r>
       <w:r>
         <w:br/>
@@ -14492,7 +14492,7 @@
         <w:rPr>
           <w:rStyle w:val="AttributeTok"/>
         </w:rPr>
-        <w:t xml:space="preserve"> Konsumenteninformation und -schutz</w:t>
+        <w:t xml:space="preserve"> Freiburger Delegation IPK strafrechtliche Einschliessung</w:t>
       </w:r>
       <w:r>
         <w:br/>
@@ -14552,7 +14552,7 @@
         <w:rPr>
           <w:rStyle w:val="AttributeTok"/>
         </w:rPr>
-        <w:t xml:space="preserve"> Information et défense des consommateurs</w:t>
+        <w:t xml:space="preserve"> Délégation FR à la CIP détention pénale</w:t>
       </w:r>
       <w:r>
         <w:br/>
@@ -14586,6 +14586,21 @@
       </w:r>
       <w:r>
         <w:rPr>
+          <w:rStyle w:val="FunctionTok"/>
+        </w:rPr>
+        <w:t xml:space="preserve">abbreviation</w:t>
+      </w:r>
+      <w:r>
+        <w:rPr>
+          <w:rStyle w:val="KeywordTok"/>
+        </w:rPr>
+        <w:t xml:space="preserve">:</w:t>
+      </w:r>
+      <w:r>
+        <w:br/>
+      </w:r>
+      <w:r>
+        <w:rPr>
           <w:rStyle w:val="KeywordTok"/>
         </w:rPr>
         <w:t xml:space="preserve">-</w:t>
@@ -14612,7 +14627,7 @@
         <w:rPr>
           <w:rStyle w:val="AttributeTok"/>
         </w:rPr>
-        <w:t xml:space="preserve"> Informazione e tutela dei consumatori</w:t>
+        <w:t xml:space="preserve"> Del-StRFE</w:t>
       </w:r>
       <w:r>
         <w:br/>
@@ -14639,15 +14654,75 @@
         <w:rPr>
           <w:rStyle w:val="AttributeTok"/>
         </w:rPr>
-        <w:t xml:space="preserve"> it</w:t>
+        <w:t xml:space="preserve"> de</w:t>
       </w:r>
       <w:r>
         <w:br/>
       </w:r>
       <w:r>
         <w:rPr>
+          <w:rStyle w:val="KeywordTok"/>
+        </w:rPr>
+        <w:t xml:space="preserve">-</w:t>
+      </w:r>
+      <w:r>
+        <w:rPr>
+          <w:rStyle w:val="AttributeTok"/>
+        </w:rPr>
+        <w:t xml:space="preserve"> </w:t>
+      </w:r>
+      <w:r>
+        <w:rPr>
           <w:rStyle w:val="FunctionTok"/>
         </w:rPr>
+        <w:t xml:space="preserve">value</w:t>
+      </w:r>
+      <w:r>
+        <w:rPr>
+          <w:rStyle w:val="KeywordTok"/>
+        </w:rPr>
+        <w:t xml:space="preserve">:</w:t>
+      </w:r>
+      <w:r>
+        <w:rPr>
+          <w:rStyle w:val="AttributeTok"/>
+        </w:rPr>
+        <w:t xml:space="preserve"> Del-DetPen</w:t>
+      </w:r>
+      <w:r>
+        <w:br/>
+      </w:r>
+      <w:r>
+        <w:rPr>
+          <w:rStyle w:val="AttributeTok"/>
+        </w:rPr>
+        <w:t xml:space="preserve">  </w:t>
+      </w:r>
+      <w:r>
+        <w:rPr>
+          <w:rStyle w:val="FunctionTok"/>
+        </w:rPr>
+        <w:t xml:space="preserve">language</w:t>
+      </w:r>
+      <w:r>
+        <w:rPr>
+          <w:rStyle w:val="KeywordTok"/>
+        </w:rPr>
+        <w:t xml:space="preserve">:</w:t>
+      </w:r>
+      <w:r>
+        <w:rPr>
+          <w:rStyle w:val="AttributeTok"/>
+        </w:rPr>
+        <w:t xml:space="preserve"> fr</w:t>
+      </w:r>
+      <w:r>
+        <w:br/>
+      </w:r>
+      <w:r>
+        <w:rPr>
+          <w:rStyle w:val="FunctionTok"/>
+        </w:rPr>
         <w:t xml:space="preserve">description</w:t>
       </w:r>
       <w:r>
@@ -14687,7 +14762,7 @@
         <w:rPr>
           <w:rStyle w:val="AttributeTok"/>
         </w:rPr>
-        <w:t xml:space="preserve"> L'intergroupe parlementaire « Information et défense des consommateurs »</w:t>
+        <w:t xml:space="preserve"> Die Interparlamentarische Aufsichtskommission strafrechtliche Einschliessung besteht aus 18 Grossrätinnen</w:t>
       </w:r>
       <w:r>
         <w:br/>
@@ -14696,7 +14771,7 @@
         <w:rPr>
           <w:rStyle w:val="AttributeTok"/>
         </w:rPr>
-        <w:t xml:space="preserve">    réunit toutes les sensibilités politiques. Cet intergroupe a pour mission d'informer</w:t>
+        <w:t xml:space="preserve">    und Grossräten aus den sechs Vertragskantonen Freiburg, Genf, Jura, Neuenburg, Waadt und Wallis.</w:t>
       </w:r>
       <w:r>
         <w:br/>
@@ -14705,22 +14780,79 @@
         <w:rPr>
           <w:rStyle w:val="AttributeTok"/>
         </w:rPr>
-        <w:t xml:space="preserve">    et de sensibiliser les élu·e·s aux questions relatives à la défense des consommateur·rice·s</w:t>
+        <w:t xml:space="preserve">  </w:t>
+      </w:r>
+      <w:r>
+        <w:rPr>
+          <w:rStyle w:val="FunctionTok"/>
+        </w:rPr>
+        <w:t xml:space="preserve">language</w:t>
+      </w:r>
+      <w:r>
+        <w:rPr>
+          <w:rStyle w:val="KeywordTok"/>
+        </w:rPr>
+        <w:t xml:space="preserve">:</w:t>
+      </w:r>
+      <w:r>
+        <w:rPr>
+          <w:rStyle w:val="AttributeTok"/>
+        </w:rPr>
+        <w:t xml:space="preserve"> de</w:t>
       </w:r>
       <w:r>
         <w:br/>
       </w:r>
       <w:r>
         <w:rPr>
-          <w:rStyle w:val="AttributeTok"/>
-        </w:rPr>
-        <w:t xml:space="preserve">    en Suisse.</w:t>
+          <w:rStyle w:val="KeywordTok"/>
+        </w:rPr>
+        <w:t xml:space="preserve">-</w:t>
+      </w:r>
+      <w:r>
+        <w:rPr>
+          <w:rStyle w:val="AttributeTok"/>
+        </w:rPr>
+        <w:t xml:space="preserve"> </w:t>
+      </w:r>
+      <w:r>
+        <w:rPr>
+          <w:rStyle w:val="FunctionTok"/>
+        </w:rPr>
+        <w:t xml:space="preserve">value</w:t>
+      </w:r>
+      <w:r>
+        <w:rPr>
+          <w:rStyle w:val="KeywordTok"/>
+        </w:rPr>
+        <w:t xml:space="preserve">:</w:t>
+      </w:r>
+      <w:r>
+        <w:rPr>
+          <w:rStyle w:val="AttributeTok"/>
+        </w:rPr>
+        <w:t xml:space="preserve"> </w:t>
+      </w:r>
+      <w:r>
+        <w:rPr>
+          <w:rStyle w:val="StringTok"/>
+        </w:rPr>
+        <w:t xml:space="preserve">'La Commission interparlementaire de contrôle détention pénale est composée de 18 députés issus</w:t>
       </w:r>
       <w:r>
         <w:br/>
       </w:r>
       <w:r>
         <w:rPr>
+          <w:rStyle w:val="StringTok"/>
+        </w:rPr>
+        <w:t xml:space="preserve">    des six cantons partenaires : Fribourg, Genève, Jura, Neuchâtel, Vaud et Valais.'</w:t>
+      </w:r>
+      <w:r>
+        <w:br/>
+      </w:r>
+      <w:r>
+        <w:rPr>
           <w:rStyle w:val="AttributeTok"/>
         </w:rPr>
         <w:t xml:space="preserve">  </w:t>
@@ -14789,7 +14921,7 @@
         <w:rPr>
           <w:rStyle w:val="AttributeTok"/>
         </w:rPr>
-        <w:t xml:space="preserve"> https://www.parlament.ch/centers/documents/de/gruppen-der-bundesversammlung.pdf</w:t>
+        <w:t xml:space="preserve"> https://www.fr.ch/de/parlinfo/app/organizations/a1acb0c030d54b3baed840fe8bbed6b5</w:t>
       </w:r>
       <w:r>
         <w:br/>
@@ -14823,9 +14955,21 @@
       </w:r>
       <w:r>
         <w:rPr>
+          <w:rStyle w:val="KeywordTok"/>
+        </w:rPr>
+        <w:t xml:space="preserve">-</w:t>
+      </w:r>
+      <w:r>
+        <w:rPr>
+          <w:rStyle w:val="AttributeTok"/>
+        </w:rPr>
+        <w:t xml:space="preserve"> </w:t>
+      </w:r>
+      <w:r>
+        <w:rPr>
           <w:rStyle w:val="FunctionTok"/>
         </w:rPr>
-        <w:t xml:space="preserve">contacts</w:t>
+        <w:t xml:space="preserve">value</w:t>
       </w:r>
       <w:r>
         <w:rPr>
@@ -14834,25 +14978,25 @@
         <w:t xml:space="preserve">:</w:t>
       </w:r>
       <w:r>
+        <w:rPr>
+          <w:rStyle w:val="AttributeTok"/>
+        </w:rPr>
+        <w:t xml:space="preserve"> https://www.fr.ch/parlinfo/app/organizations/a1acb0c030d54b3baed840fe8bbed6b5</w:t>
+      </w:r>
+      <w:r>
         <w:br/>
       </w:r>
       <w:r>
         <w:rPr>
-          <w:rStyle w:val="KeywordTok"/>
-        </w:rPr>
-        <w:t xml:space="preserve">-</w:t>
-      </w:r>
-      <w:r>
-        <w:rPr>
-          <w:rStyle w:val="AttributeTok"/>
-        </w:rPr>
-        <w:t xml:space="preserve"> </w:t>
+          <w:rStyle w:val="AttributeTok"/>
+        </w:rPr>
+        <w:t xml:space="preserve">  </w:t>
       </w:r>
       <w:r>
         <w:rPr>
           <w:rStyle w:val="FunctionTok"/>
         </w:rPr>
-        <w:t xml:space="preserve">contact_type</w:t>
+        <w:t xml:space="preserve">language</w:t>
       </w:r>
       <w:r>
         <w:rPr>
@@ -14864,13 +15008,28 @@
         <w:rPr>
           <w:rStyle w:val="AttributeTok"/>
         </w:rPr>
-        <w:t xml:space="preserve"> email</w:t>
+        <w:t xml:space="preserve"> fr</w:t>
       </w:r>
       <w:r>
         <w:br/>
       </w:r>
       <w:r>
         <w:rPr>
+          <w:rStyle w:val="FunctionTok"/>
+        </w:rPr>
+        <w:t xml:space="preserve">group_type</w:t>
+      </w:r>
+      <w:r>
+        <w:rPr>
+          <w:rStyle w:val="KeywordTok"/>
+        </w:rPr>
+        <w:t xml:space="preserve">:</w:t>
+      </w:r>
+      <w:r>
+        <w:br/>
+      </w:r>
+      <w:r>
+        <w:rPr>
           <w:rStyle w:val="AttributeTok"/>
         </w:rPr>
         <w:t xml:space="preserve">  </w:t>
@@ -14879,7 +15038,7 @@
         <w:rPr>
           <w:rStyle w:val="FunctionTok"/>
         </w:rPr>
-        <w:t xml:space="preserve">value</w:t>
+        <w:t xml:space="preserve">group_type_enum</w:t>
       </w:r>
       <w:r>
         <w:rPr>
@@ -14891,7 +15050,7 @@
         <w:rPr>
           <w:rStyle w:val="AttributeTok"/>
         </w:rPr>
-        <w:t xml:space="preserve"> l.altwegg@frc.ch</w:t>
+        <w:t xml:space="preserve"> delegation</w:t>
       </w:r>
       <w:r>
         <w:br/>
@@ -14918,28 +15077,16 @@
         <w:rPr>
           <w:rStyle w:val="AttributeTok"/>
         </w:rPr>
-        <w:t xml:space="preserve"> Sekretariat</w:t>
+        <w:t xml:space="preserve"> Delegation</w:t>
       </w:r>
       <w:r>
         <w:br/>
       </w:r>
       <w:r>
         <w:rPr>
-          <w:rStyle w:val="KeywordTok"/>
-        </w:rPr>
-        <w:t xml:space="preserve">-</w:t>
-      </w:r>
-      <w:r>
-        <w:rPr>
-          <w:rStyle w:val="AttributeTok"/>
-        </w:rPr>
-        <w:t xml:space="preserve"> </w:t>
-      </w:r>
-      <w:r>
-        <w:rPr>
           <w:rStyle w:val="FunctionTok"/>
         </w:rPr>
-        <w:t xml:space="preserve">contact_type</w:t>
+        <w:t xml:space="preserve">spatial</w:t>
       </w:r>
       <w:r>
         <w:rPr>
@@ -14951,22 +15098,16 @@
         <w:rPr>
           <w:rStyle w:val="AttributeTok"/>
         </w:rPr>
-        <w:t xml:space="preserve"> phone</w:t>
+        <w:t xml:space="preserve"> https://ld.admin.ch/canton/10</w:t>
       </w:r>
       <w:r>
         <w:br/>
       </w:r>
       <w:r>
         <w:rPr>
-          <w:rStyle w:val="AttributeTok"/>
-        </w:rPr>
-        <w:t xml:space="preserve">  </w:t>
-      </w:r>
-      <w:r>
-        <w:rPr>
           <w:rStyle w:val="FunctionTok"/>
         </w:rPr>
-        <w:t xml:space="preserve">value</w:t>
+        <w:t xml:space="preserve">valid_from</w:t>
       </w:r>
       <w:r>
         <w:rPr>
@@ -14978,359 +15119,17 @@
         <w:rPr>
           <w:rStyle w:val="AttributeTok"/>
         </w:rPr>
-        <w:t xml:space="preserve"> +41 21 331 00 95</w:t>
-      </w:r>
-      <w:r>
-        <w:br/>
-      </w:r>
-      <w:r>
-        <w:rPr>
-          <w:rStyle w:val="AttributeTok"/>
-        </w:rPr>
-        <w:t xml:space="preserve">  </w:t>
-      </w:r>
-      <w:r>
-        <w:rPr>
-          <w:rStyle w:val="FunctionTok"/>
-        </w:rPr>
-        <w:t xml:space="preserve">label</w:t>
-      </w:r>
-      <w:r>
-        <w:rPr>
-          <w:rStyle w:val="KeywordTok"/>
-        </w:rPr>
-        <w:t xml:space="preserve">:</w:t>
-      </w:r>
-      <w:r>
-        <w:rPr>
-          <w:rStyle w:val="AttributeTok"/>
-        </w:rPr>
-        <w:t xml:space="preserve"> Sekretariat</w:t>
-      </w:r>
-      <w:r>
-        <w:br/>
-      </w:r>
-      <w:r>
-        <w:rPr>
-          <w:rStyle w:val="FunctionTok"/>
-        </w:rPr>
-        <w:t xml:space="preserve">addresses</w:t>
-      </w:r>
-      <w:r>
-        <w:rPr>
-          <w:rStyle w:val="KeywordTok"/>
-        </w:rPr>
-        <w:t xml:space="preserve">:</w:t>
-      </w:r>
-      <w:r>
-        <w:br/>
-      </w:r>
-      <w:r>
-        <w:rPr>
-          <w:rStyle w:val="KeywordTok"/>
-        </w:rPr>
-        <w:t xml:space="preserve">-</w:t>
-      </w:r>
-      <w:r>
-        <w:rPr>
-          <w:rStyle w:val="AttributeTok"/>
-        </w:rPr>
-        <w:t xml:space="preserve"> </w:t>
-      </w:r>
-      <w:r>
-        <w:rPr>
-          <w:rStyle w:val="FunctionTok"/>
-        </w:rPr>
-        <w:t xml:space="preserve">address_type</w:t>
-      </w:r>
-      <w:r>
-        <w:rPr>
-          <w:rStyle w:val="KeywordTok"/>
-        </w:rPr>
-        <w:t xml:space="preserve">:</w:t>
-      </w:r>
-      <w:r>
-        <w:rPr>
-          <w:rStyle w:val="AttributeTok"/>
-        </w:rPr>
-        <w:t xml:space="preserve"> businessAddress</w:t>
-      </w:r>
-      <w:r>
-        <w:br/>
-      </w:r>
-      <w:r>
-        <w:rPr>
-          <w:rStyle w:val="AttributeTok"/>
-        </w:rPr>
-        <w:t xml:space="preserve">  </w:t>
-      </w:r>
-      <w:r>
-        <w:rPr>
-          <w:rStyle w:val="FunctionTok"/>
-        </w:rPr>
-        <w:t xml:space="preserve">address_uri</w:t>
-      </w:r>
-      <w:r>
-        <w:rPr>
-          <w:rStyle w:val="KeywordTok"/>
-        </w:rPr>
-        <w:t xml:space="preserve">:</w:t>
-      </w:r>
-      <w:r>
-        <w:rPr>
-          <w:rStyle w:val="AttributeTok"/>
-        </w:rPr>
-        <w:t xml:space="preserve"> https://geo.ld.admin.ch/location/address/101009806</w:t>
-      </w:r>
-      <w:r>
-        <w:br/>
-      </w:r>
-      <w:r>
-        <w:rPr>
-          <w:rStyle w:val="AttributeTok"/>
-        </w:rPr>
-        <w:t xml:space="preserve">  </w:t>
-      </w:r>
-      <w:r>
-        <w:rPr>
-          <w:rStyle w:val="FunctionTok"/>
-        </w:rPr>
-        <w:t xml:space="preserve">street_address</w:t>
-      </w:r>
-      <w:r>
-        <w:rPr>
-          <w:rStyle w:val="KeywordTok"/>
-        </w:rPr>
-        <w:t xml:space="preserve">:</w:t>
-      </w:r>
-      <w:r>
-        <w:rPr>
-          <w:rStyle w:val="AttributeTok"/>
-        </w:rPr>
-        <w:t xml:space="preserve"> Fédération romande des consommateurs, Rue de Genève 17, case postale</w:t>
-      </w:r>
-      <w:r>
-        <w:br/>
-      </w:r>
-      <w:r>
-        <w:rPr>
-          <w:rStyle w:val="AttributeTok"/>
-        </w:rPr>
-        <w:t xml:space="preserve">    </w:t>
-      </w:r>
-      <w:r>
-        <w:rPr>
-          <w:rStyle w:val="DecValTok"/>
-        </w:rPr>
-        <w:t xml:space="preserve">585</w:t>
-      </w:r>
-      <w:r>
-        <w:br/>
-      </w:r>
-      <w:r>
-        <w:rPr>
-          <w:rStyle w:val="AttributeTok"/>
-        </w:rPr>
-        <w:t xml:space="preserve">  </w:t>
-      </w:r>
-      <w:r>
-        <w:rPr>
-          <w:rStyle w:val="FunctionTok"/>
-        </w:rPr>
-        <w:t xml:space="preserve">postal_code</w:t>
-      </w:r>
-      <w:r>
-        <w:rPr>
-          <w:rStyle w:val="KeywordTok"/>
-        </w:rPr>
-        <w:t xml:space="preserve">:</w:t>
-      </w:r>
-      <w:r>
-        <w:rPr>
-          <w:rStyle w:val="AttributeTok"/>
-        </w:rPr>
-        <w:t xml:space="preserve"> </w:t>
-      </w:r>
-      <w:r>
-        <w:rPr>
-          <w:rStyle w:val="StringTok"/>
-        </w:rPr>
-        <w:t xml:space="preserve">'1001'</w:t>
-      </w:r>
-      <w:r>
-        <w:br/>
-      </w:r>
-      <w:r>
-        <w:rPr>
-          <w:rStyle w:val="AttributeTok"/>
-        </w:rPr>
-        <w:t xml:space="preserve">  </w:t>
-      </w:r>
-      <w:r>
-        <w:rPr>
-          <w:rStyle w:val="FunctionTok"/>
-        </w:rPr>
-        <w:t xml:space="preserve">postal_locality</w:t>
-      </w:r>
-      <w:r>
-        <w:rPr>
-          <w:rStyle w:val="KeywordTok"/>
-        </w:rPr>
-        <w:t xml:space="preserve">:</w:t>
-      </w:r>
-      <w:r>
-        <w:rPr>
-          <w:rStyle w:val="AttributeTok"/>
-        </w:rPr>
-        <w:t xml:space="preserve"> Lausanne</w:t>
-      </w:r>
-      <w:r>
-        <w:br/>
-      </w:r>
-      <w:r>
-        <w:rPr>
-          <w:rStyle w:val="AttributeTok"/>
-        </w:rPr>
-        <w:t xml:space="preserve">  </w:t>
-      </w:r>
-      <w:r>
-        <w:rPr>
-          <w:rStyle w:val="FunctionTok"/>
-        </w:rPr>
-        <w:t xml:space="preserve">country</w:t>
-      </w:r>
-      <w:r>
-        <w:rPr>
-          <w:rStyle w:val="KeywordTok"/>
-        </w:rPr>
-        <w:t xml:space="preserve">:</w:t>
-      </w:r>
-      <w:r>
-        <w:rPr>
-          <w:rStyle w:val="AttributeTok"/>
-        </w:rPr>
-        <w:t xml:space="preserve"> CH</w:t>
-      </w:r>
-      <w:r>
-        <w:br/>
-      </w:r>
-      <w:r>
-        <w:rPr>
-          <w:rStyle w:val="FunctionTok"/>
-        </w:rPr>
-        <w:t xml:space="preserve">group_type</w:t>
-      </w:r>
-      <w:r>
-        <w:rPr>
-          <w:rStyle w:val="KeywordTok"/>
-        </w:rPr>
-        <w:t xml:space="preserve">:</w:t>
-      </w:r>
-      <w:r>
-        <w:br/>
-      </w:r>
-      <w:r>
-        <w:rPr>
-          <w:rStyle w:val="AttributeTok"/>
-        </w:rPr>
-        <w:t xml:space="preserve">  </w:t>
-      </w:r>
-      <w:r>
-        <w:rPr>
-          <w:rStyle w:val="FunctionTok"/>
-        </w:rPr>
-        <w:t xml:space="preserve">group_type_enum</w:t>
-      </w:r>
-      <w:r>
-        <w:rPr>
-          <w:rStyle w:val="KeywordTok"/>
-        </w:rPr>
-        <w:t xml:space="preserve">:</w:t>
-      </w:r>
-      <w:r>
-        <w:rPr>
-          <w:rStyle w:val="AttributeTok"/>
-        </w:rPr>
-        <w:t xml:space="preserve"> interest_group</w:t>
-      </w:r>
-      <w:r>
-        <w:br/>
-      </w:r>
-      <w:r>
-        <w:rPr>
-          <w:rStyle w:val="AttributeTok"/>
-        </w:rPr>
-        <w:t xml:space="preserve">  </w:t>
-      </w:r>
-      <w:r>
-        <w:rPr>
-          <w:rStyle w:val="FunctionTok"/>
-        </w:rPr>
-        <w:t xml:space="preserve">label</w:t>
-      </w:r>
-      <w:r>
-        <w:rPr>
-          <w:rStyle w:val="KeywordTok"/>
-        </w:rPr>
-        <w:t xml:space="preserve">:</w:t>
-      </w:r>
-      <w:r>
-        <w:rPr>
-          <w:rStyle w:val="AttributeTok"/>
-        </w:rPr>
-        <w:t xml:space="preserve"> Interessengruppe</w:t>
-      </w:r>
-      <w:r>
-        <w:br/>
-      </w:r>
-      <w:r>
-        <w:rPr>
-          <w:rStyle w:val="FunctionTok"/>
-        </w:rPr>
-        <w:t xml:space="preserve">spatial</w:t>
-      </w:r>
-      <w:r>
-        <w:rPr>
-          <w:rStyle w:val="KeywordTok"/>
-        </w:rPr>
-        <w:t xml:space="preserve">:</w:t>
-      </w:r>
-      <w:r>
-        <w:rPr>
-          <w:rStyle w:val="AttributeTok"/>
-        </w:rPr>
-        <w:t xml:space="preserve"> https://ld.admin.ch/country/CHE</w:t>
-      </w:r>
-      <w:r>
-        <w:br/>
-      </w:r>
-      <w:r>
-        <w:rPr>
-          <w:rStyle w:val="FunctionTok"/>
-        </w:rPr>
-        <w:t xml:space="preserve">valid_from</w:t>
-      </w:r>
-      <w:r>
-        <w:rPr>
-          <w:rStyle w:val="KeywordTok"/>
-        </w:rPr>
-        <w:t xml:space="preserve">:</w:t>
-      </w:r>
-      <w:r>
-        <w:rPr>
-          <w:rStyle w:val="AttributeTok"/>
-        </w:rPr>
-        <w:t xml:space="preserve"> 2012-01-01</w:t>
+        <w:t xml:space="preserve"> 2007-12-12</w:t>
       </w:r>
     </w:p>
     <w:bookmarkEnd w:id="129"/>
-    <w:bookmarkStart w:id="130" w:name="beispiel-group-groups__de"/>
+    <w:bookmarkStart w:id="130" w:name="X183f66821c7ea24535d1eaefddd9a56d50c672b"/>
     <w:p>
       <w:pPr>
         <w:pStyle w:val="berschrift4"/>
       </w:pPr>
       <w:r>
-        <w:t xml:space="preserve">Beispiel: Group-groups__de</w:t>
+        <w:t xml:space="preserve">Beispiel: Gemeindeparlament mit raeumlicher Referenz</w:t>
       </w:r>
     </w:p>
     <w:p>
@@ -15359,7 +15158,7 @@
         <w:rPr>
           <w:rStyle w:val="DecValTok"/>
         </w:rPr>
-        <w:t xml:space="preserve">50</w:t>
+        <w:t xml:space="preserve">700</w:t>
       </w:r>
       <w:r>
         <w:br/>
@@ -15380,7 +15179,7 @@
         <w:rPr>
           <w:rStyle w:val="AttributeTok"/>
         </w:rPr>
-        <w:t xml:space="preserve"> https://grosserrat.bs.ch/gremien/praesidium-und-buero</w:t>
+        <w:t xml:space="preserve"> https://www.stadt.sg.ch/home/verwaltung-politik/demokratie-politik/stadtparlament.html</w:t>
       </w:r>
       <w:r>
         <w:br/>
@@ -15428,7 +15227,7 @@
         <w:rPr>
           <w:rStyle w:val="AttributeTok"/>
         </w:rPr>
-        <w:t xml:space="preserve"> Büro des Grossen Rates</w:t>
+        <w:t xml:space="preserve"> Stadtparlament St. Gallen</w:t>
       </w:r>
       <w:r>
         <w:br/>
@@ -15497,7 +15296,7 @@
         <w:rPr>
           <w:rStyle w:val="AttributeTok"/>
         </w:rPr>
-        <w:t xml:space="preserve"> parliamentary_bureau</w:t>
+        <w:t xml:space="preserve"> parliament</w:t>
       </w:r>
       <w:r>
         <w:br/>
@@ -15524,7 +15323,7 @@
         <w:rPr>
           <w:rStyle w:val="AttributeTok"/>
         </w:rPr>
-        <w:t xml:space="preserve"> Ratsbüro</w:t>
+        <w:t xml:space="preserve"> Parlament (Legislativrat)</w:t>
       </w:r>
       <w:r>
         <w:br/>
@@ -15545,17 +15344,17 @@
         <w:rPr>
           <w:rStyle w:val="AttributeTok"/>
         </w:rPr>
-        <w:t xml:space="preserve"> https://ld.admin.ch/canton/12</w:t>
+        <w:t xml:space="preserve"> https://ld.admin.ch/municipality/3203</w:t>
       </w:r>
     </w:p>
     <w:bookmarkEnd w:id="130"/>
-    <w:bookmarkStart w:id="131" w:name="beispiel-group-groups__fr"/>
+    <w:bookmarkStart w:id="131" w:name="X0cfe28533e2cac056aaec82260e1d8e7809d648"/>
     <w:p>
       <w:pPr>
         <w:pStyle w:val="berschrift4"/>
       </w:pPr>
       <w:r>
-        <w:t xml:space="preserve">Beispiel: Group-groups__fr</w:t>
+        <w:t xml:space="preserve">Beispiel: Fraktion eines Kantonsparlaments</w:t>
       </w:r>
     </w:p>
     <w:p>
@@ -15584,7 +15383,7 @@
         <w:rPr>
           <w:rStyle w:val="DecValTok"/>
         </w:rPr>
-        <w:t xml:space="preserve">5000</w:t>
+        <w:t xml:space="preserve">20</w:t>
       </w:r>
       <w:r>
         <w:br/>
@@ -15605,7 +15404,7 @@
         <w:rPr>
           <w:rStyle w:val="AttributeTok"/>
         </w:rPr>
-        <w:t xml:space="preserve"> https://www.fr.ch/parlinfo/app/organizations/a1acb0c030d54b3baed840fe8bbed6b5</w:t>
+        <w:t xml:space="preserve"> https://api.openparldata.ch/v1/groups/20</w:t>
       </w:r>
       <w:r>
         <w:br/>
@@ -15653,7 +15452,7 @@
         <w:rPr>
           <w:rStyle w:val="AttributeTok"/>
         </w:rPr>
-        <w:t xml:space="preserve"> Freiburger Delegation IPK strafrechtliche Einschliessung</w:t>
+        <w:t xml:space="preserve"> Evangelische Volkspartei</w:t>
       </w:r>
       <w:r>
         <w:br/>
@@ -15687,6 +15486,21 @@
       </w:r>
       <w:r>
         <w:rPr>
+          <w:rStyle w:val="FunctionTok"/>
+        </w:rPr>
+        <w:t xml:space="preserve">landing_page</w:t>
+      </w:r>
+      <w:r>
+        <w:rPr>
+          <w:rStyle w:val="KeywordTok"/>
+        </w:rPr>
+        <w:t xml:space="preserve">:</w:t>
+      </w:r>
+      <w:r>
+        <w:br/>
+      </w:r>
+      <w:r>
+        <w:rPr>
           <w:rStyle w:val="KeywordTok"/>
         </w:rPr>
         <w:t xml:space="preserve">-</w:t>
@@ -15713,7 +15527,7 @@
         <w:rPr>
           <w:rStyle w:val="AttributeTok"/>
         </w:rPr>
-        <w:t xml:space="preserve"> Délégation FR à la CIP détention pénale</w:t>
+        <w:t xml:space="preserve"> https://grosserrat.bs.ch/gremien/parteien-und-fraktionen</w:t>
       </w:r>
       <w:r>
         <w:br/>
@@ -15740,7 +15554,7 @@
         <w:rPr>
           <w:rStyle w:val="AttributeTok"/>
         </w:rPr>
-        <w:t xml:space="preserve"> fr</w:t>
+        <w:t xml:space="preserve"> de</w:t>
       </w:r>
       <w:r>
         <w:br/>
@@ -15749,7 +15563,7 @@
         <w:rPr>
           <w:rStyle w:val="FunctionTok"/>
         </w:rPr>
-        <w:t xml:space="preserve">abbreviation</w:t>
+        <w:t xml:space="preserve">group_type</w:t>
       </w:r>
       <w:r>
         <w:rPr>
@@ -15762,21 +15576,15 @@
       </w:r>
       <w:r>
         <w:rPr>
-          <w:rStyle w:val="KeywordTok"/>
-        </w:rPr>
-        <w:t xml:space="preserve">-</w:t>
-      </w:r>
-      <w:r>
-        <w:rPr>
-          <w:rStyle w:val="AttributeTok"/>
-        </w:rPr>
-        <w:t xml:space="preserve"> </w:t>
+          <w:rStyle w:val="AttributeTok"/>
+        </w:rPr>
+        <w:t xml:space="preserve">  </w:t>
       </w:r>
       <w:r>
         <w:rPr>
           <w:rStyle w:val="FunctionTok"/>
         </w:rPr>
-        <w:t xml:space="preserve">value</w:t>
+        <w:t xml:space="preserve">group_type_enum</w:t>
       </w:r>
       <w:r>
         <w:rPr>
@@ -15788,7 +15596,7 @@
         <w:rPr>
           <w:rStyle w:val="AttributeTok"/>
         </w:rPr>
-        <w:t xml:space="preserve"> Del-StRFE</w:t>
+        <w:t xml:space="preserve"> faction</w:t>
       </w:r>
       <w:r>
         <w:br/>
@@ -15803,7 +15611,7 @@
         <w:rPr>
           <w:rStyle w:val="FunctionTok"/>
         </w:rPr>
-        <w:t xml:space="preserve">language</w:t>
+        <w:t xml:space="preserve">label</w:t>
       </w:r>
       <w:r>
         <w:rPr>
@@ -15815,28 +15623,16 @@
         <w:rPr>
           <w:rStyle w:val="AttributeTok"/>
         </w:rPr>
-        <w:t xml:space="preserve"> de</w:t>
+        <w:t xml:space="preserve"> Fraktion</w:t>
       </w:r>
       <w:r>
         <w:br/>
       </w:r>
       <w:r>
         <w:rPr>
-          <w:rStyle w:val="KeywordTok"/>
-        </w:rPr>
-        <w:t xml:space="preserve">-</w:t>
-      </w:r>
-      <w:r>
-        <w:rPr>
-          <w:rStyle w:val="AttributeTok"/>
-        </w:rPr>
-        <w:t xml:space="preserve"> </w:t>
-      </w:r>
-      <w:r>
-        <w:rPr>
           <w:rStyle w:val="FunctionTok"/>
         </w:rPr>
-        <w:t xml:space="preserve">value</w:t>
+        <w:t xml:space="preserve">spatial</w:t>
       </w:r>
       <w:r>
         <w:rPr>
@@ -15848,463 +15644,1525 @@
         <w:rPr>
           <w:rStyle w:val="AttributeTok"/>
         </w:rPr>
-        <w:t xml:space="preserve"> Del-DetPen</w:t>
-      </w:r>
-      <w:r>
-        <w:br/>
-      </w:r>
-      <w:r>
-        <w:rPr>
-          <w:rStyle w:val="AttributeTok"/>
-        </w:rPr>
-        <w:t xml:space="preserve">  </w:t>
-      </w:r>
-      <w:r>
-        <w:rPr>
-          <w:rStyle w:val="FunctionTok"/>
-        </w:rPr>
-        <w:t xml:space="preserve">language</w:t>
-      </w:r>
-      <w:r>
-        <w:rPr>
-          <w:rStyle w:val="KeywordTok"/>
-        </w:rPr>
-        <w:t xml:space="preserve">:</w:t>
-      </w:r>
-      <w:r>
-        <w:rPr>
-          <w:rStyle w:val="AttributeTok"/>
-        </w:rPr>
-        <w:t xml:space="preserve"> fr</w:t>
-      </w:r>
-      <w:r>
-        <w:br/>
-      </w:r>
-      <w:r>
-        <w:rPr>
-          <w:rStyle w:val="FunctionTok"/>
-        </w:rPr>
-        <w:t xml:space="preserve">description</w:t>
-      </w:r>
-      <w:r>
-        <w:rPr>
-          <w:rStyle w:val="KeywordTok"/>
-        </w:rPr>
-        <w:t xml:space="preserve">:</w:t>
-      </w:r>
-      <w:r>
-        <w:br/>
-      </w:r>
-      <w:r>
-        <w:rPr>
-          <w:rStyle w:val="KeywordTok"/>
-        </w:rPr>
-        <w:t xml:space="preserve">-</w:t>
-      </w:r>
-      <w:r>
-        <w:rPr>
-          <w:rStyle w:val="AttributeTok"/>
-        </w:rPr>
-        <w:t xml:space="preserve"> </w:t>
-      </w:r>
-      <w:r>
-        <w:rPr>
-          <w:rStyle w:val="FunctionTok"/>
-        </w:rPr>
-        <w:t xml:space="preserve">value</w:t>
-      </w:r>
-      <w:r>
-        <w:rPr>
-          <w:rStyle w:val="KeywordTok"/>
-        </w:rPr>
-        <w:t xml:space="preserve">:</w:t>
-      </w:r>
-      <w:r>
-        <w:rPr>
-          <w:rStyle w:val="AttributeTok"/>
-        </w:rPr>
-        <w:t xml:space="preserve"> Die Interparlamentarische Aufsichtskommission strafrechtliche Einschliessung</w:t>
-      </w:r>
-      <w:r>
-        <w:br/>
-      </w:r>
-      <w:r>
-        <w:rPr>
-          <w:rStyle w:val="AttributeTok"/>
-        </w:rPr>
-        <w:t xml:space="preserve">    besteht aus 18 Grossrätinnen und Grossräten aus den sechs Vertragskantonen Freiburg,</w:t>
-      </w:r>
-      <w:r>
-        <w:br/>
-      </w:r>
-      <w:r>
-        <w:rPr>
-          <w:rStyle w:val="AttributeTok"/>
-        </w:rPr>
-        <w:t xml:space="preserve">    Genf, Jura, Neuenburg, Waadt und Wallis.</w:t>
-      </w:r>
-      <w:r>
-        <w:br/>
-      </w:r>
-      <w:r>
-        <w:rPr>
-          <w:rStyle w:val="AttributeTok"/>
-        </w:rPr>
-        <w:t xml:space="preserve">  </w:t>
-      </w:r>
-      <w:r>
-        <w:rPr>
-          <w:rStyle w:val="FunctionTok"/>
-        </w:rPr>
-        <w:t xml:space="preserve">language</w:t>
-      </w:r>
-      <w:r>
-        <w:rPr>
-          <w:rStyle w:val="KeywordTok"/>
-        </w:rPr>
-        <w:t xml:space="preserve">:</w:t>
-      </w:r>
-      <w:r>
-        <w:rPr>
-          <w:rStyle w:val="AttributeTok"/>
-        </w:rPr>
-        <w:t xml:space="preserve"> de</w:t>
-      </w:r>
-      <w:r>
-        <w:br/>
-      </w:r>
-      <w:r>
-        <w:rPr>
-          <w:rStyle w:val="KeywordTok"/>
-        </w:rPr>
-        <w:t xml:space="preserve">-</w:t>
-      </w:r>
-      <w:r>
-        <w:rPr>
-          <w:rStyle w:val="AttributeTok"/>
-        </w:rPr>
-        <w:t xml:space="preserve"> </w:t>
-      </w:r>
-      <w:r>
-        <w:rPr>
-          <w:rStyle w:val="FunctionTok"/>
-        </w:rPr>
-        <w:t xml:space="preserve">value</w:t>
-      </w:r>
-      <w:r>
-        <w:rPr>
-          <w:rStyle w:val="KeywordTok"/>
-        </w:rPr>
-        <w:t xml:space="preserve">:</w:t>
-      </w:r>
-      <w:r>
-        <w:rPr>
-          <w:rStyle w:val="AttributeTok"/>
-        </w:rPr>
-        <w:t xml:space="preserve"> </w:t>
-      </w:r>
-      <w:r>
-        <w:rPr>
-          <w:rStyle w:val="StringTok"/>
-        </w:rPr>
-        <w:t xml:space="preserve">'La Commission interparlementaire de contrôle détention pénale est composée</w:t>
-      </w:r>
-      <w:r>
-        <w:br/>
-      </w:r>
-      <w:r>
-        <w:rPr>
-          <w:rStyle w:val="StringTok"/>
-        </w:rPr>
-        <w:t xml:space="preserve">    de 18 députés issus des six cantons partenaires : Fribourg, Genève, Jura, Neuchâtel,</w:t>
-      </w:r>
-      <w:r>
-        <w:br/>
-      </w:r>
-      <w:r>
-        <w:rPr>
-          <w:rStyle w:val="StringTok"/>
-        </w:rPr>
-        <w:t xml:space="preserve">    Vaud et Valais.'</w:t>
-      </w:r>
-      <w:r>
-        <w:br/>
-      </w:r>
-      <w:r>
-        <w:rPr>
-          <w:rStyle w:val="AttributeTok"/>
-        </w:rPr>
-        <w:t xml:space="preserve">  </w:t>
-      </w:r>
-      <w:r>
-        <w:rPr>
-          <w:rStyle w:val="FunctionTok"/>
-        </w:rPr>
-        <w:t xml:space="preserve">language</w:t>
-      </w:r>
-      <w:r>
-        <w:rPr>
-          <w:rStyle w:val="KeywordTok"/>
-        </w:rPr>
-        <w:t xml:space="preserve">:</w:t>
-      </w:r>
-      <w:r>
-        <w:rPr>
-          <w:rStyle w:val="AttributeTok"/>
-        </w:rPr>
-        <w:t xml:space="preserve"> fr</w:t>
-      </w:r>
-      <w:r>
-        <w:br/>
-      </w:r>
-      <w:r>
-        <w:rPr>
-          <w:rStyle w:val="FunctionTok"/>
-        </w:rPr>
-        <w:t xml:space="preserve">landing_page</w:t>
-      </w:r>
-      <w:r>
-        <w:rPr>
-          <w:rStyle w:val="KeywordTok"/>
-        </w:rPr>
-        <w:t xml:space="preserve">:</w:t>
-      </w:r>
-      <w:r>
-        <w:br/>
-      </w:r>
-      <w:r>
-        <w:rPr>
-          <w:rStyle w:val="KeywordTok"/>
-        </w:rPr>
-        <w:t xml:space="preserve">-</w:t>
-      </w:r>
-      <w:r>
-        <w:rPr>
-          <w:rStyle w:val="AttributeTok"/>
-        </w:rPr>
-        <w:t xml:space="preserve"> </w:t>
-      </w:r>
-      <w:r>
-        <w:rPr>
-          <w:rStyle w:val="FunctionTok"/>
-        </w:rPr>
-        <w:t xml:space="preserve">value</w:t>
-      </w:r>
-      <w:r>
-        <w:rPr>
-          <w:rStyle w:val="KeywordTok"/>
-        </w:rPr>
-        <w:t xml:space="preserve">:</w:t>
-      </w:r>
-      <w:r>
-        <w:rPr>
-          <w:rStyle w:val="AttributeTok"/>
-        </w:rPr>
-        <w:t xml:space="preserve"> https://www.fr.ch/de/parlinfo/app/organizations/a1acb0c030d54b3baed840fe8bbed6b5</w:t>
-      </w:r>
-      <w:r>
-        <w:br/>
-      </w:r>
-      <w:r>
-        <w:rPr>
-          <w:rStyle w:val="AttributeTok"/>
-        </w:rPr>
-        <w:t xml:space="preserve">  </w:t>
-      </w:r>
-      <w:r>
-        <w:rPr>
-          <w:rStyle w:val="FunctionTok"/>
-        </w:rPr>
-        <w:t xml:space="preserve">language</w:t>
-      </w:r>
-      <w:r>
-        <w:rPr>
-          <w:rStyle w:val="KeywordTok"/>
-        </w:rPr>
-        <w:t xml:space="preserve">:</w:t>
-      </w:r>
-      <w:r>
-        <w:rPr>
-          <w:rStyle w:val="AttributeTok"/>
-        </w:rPr>
-        <w:t xml:space="preserve"> de</w:t>
-      </w:r>
-      <w:r>
-        <w:br/>
-      </w:r>
-      <w:r>
-        <w:rPr>
-          <w:rStyle w:val="KeywordTok"/>
-        </w:rPr>
-        <w:t xml:space="preserve">-</w:t>
-      </w:r>
-      <w:r>
-        <w:rPr>
-          <w:rStyle w:val="AttributeTok"/>
-        </w:rPr>
-        <w:t xml:space="preserve"> </w:t>
-      </w:r>
-      <w:r>
-        <w:rPr>
-          <w:rStyle w:val="FunctionTok"/>
-        </w:rPr>
-        <w:t xml:space="preserve">value</w:t>
-      </w:r>
-      <w:r>
-        <w:rPr>
-          <w:rStyle w:val="KeywordTok"/>
-        </w:rPr>
-        <w:t xml:space="preserve">:</w:t>
-      </w:r>
-      <w:r>
-        <w:rPr>
-          <w:rStyle w:val="AttributeTok"/>
-        </w:rPr>
-        <w:t xml:space="preserve"> https://www.fr.ch/parlinfo/app/organizations/a1acb0c030d54b3baed840fe8bbed6b5</w:t>
-      </w:r>
-      <w:r>
-        <w:br/>
-      </w:r>
-      <w:r>
-        <w:rPr>
-          <w:rStyle w:val="AttributeTok"/>
-        </w:rPr>
-        <w:t xml:space="preserve">  </w:t>
-      </w:r>
-      <w:r>
-        <w:rPr>
-          <w:rStyle w:val="FunctionTok"/>
-        </w:rPr>
-        <w:t xml:space="preserve">language</w:t>
-      </w:r>
-      <w:r>
-        <w:rPr>
-          <w:rStyle w:val="KeywordTok"/>
-        </w:rPr>
-        <w:t xml:space="preserve">:</w:t>
-      </w:r>
-      <w:r>
-        <w:rPr>
-          <w:rStyle w:val="AttributeTok"/>
-        </w:rPr>
-        <w:t xml:space="preserve"> fr</w:t>
-      </w:r>
-      <w:r>
-        <w:br/>
-      </w:r>
-      <w:r>
-        <w:rPr>
-          <w:rStyle w:val="FunctionTok"/>
-        </w:rPr>
-        <w:t xml:space="preserve">group_type</w:t>
-      </w:r>
-      <w:r>
-        <w:rPr>
-          <w:rStyle w:val="KeywordTok"/>
-        </w:rPr>
-        <w:t xml:space="preserve">:</w:t>
-      </w:r>
-      <w:r>
-        <w:br/>
-      </w:r>
-      <w:r>
-        <w:rPr>
-          <w:rStyle w:val="AttributeTok"/>
-        </w:rPr>
-        <w:t xml:space="preserve">  </w:t>
-      </w:r>
-      <w:r>
-        <w:rPr>
-          <w:rStyle w:val="FunctionTok"/>
-        </w:rPr>
-        <w:t xml:space="preserve">group_type_enum</w:t>
-      </w:r>
-      <w:r>
-        <w:rPr>
-          <w:rStyle w:val="KeywordTok"/>
-        </w:rPr>
-        <w:t xml:space="preserve">:</w:t>
-      </w:r>
-      <w:r>
-        <w:rPr>
-          <w:rStyle w:val="AttributeTok"/>
-        </w:rPr>
-        <w:t xml:space="preserve"> delegation</w:t>
-      </w:r>
-      <w:r>
-        <w:br/>
-      </w:r>
-      <w:r>
-        <w:rPr>
-          <w:rStyle w:val="AttributeTok"/>
-        </w:rPr>
-        <w:t xml:space="preserve">  </w:t>
-      </w:r>
-      <w:r>
-        <w:rPr>
-          <w:rStyle w:val="FunctionTok"/>
-        </w:rPr>
-        <w:t xml:space="preserve">label</w:t>
-      </w:r>
-      <w:r>
-        <w:rPr>
-          <w:rStyle w:val="KeywordTok"/>
-        </w:rPr>
-        <w:t xml:space="preserve">:</w:t>
-      </w:r>
-      <w:r>
-        <w:rPr>
-          <w:rStyle w:val="AttributeTok"/>
-        </w:rPr>
-        <w:t xml:space="preserve"> Delegation</w:t>
-      </w:r>
-      <w:r>
-        <w:br/>
-      </w:r>
-      <w:r>
-        <w:rPr>
-          <w:rStyle w:val="FunctionTok"/>
-        </w:rPr>
-        <w:t xml:space="preserve">spatial</w:t>
-      </w:r>
-      <w:r>
-        <w:rPr>
-          <w:rStyle w:val="KeywordTok"/>
-        </w:rPr>
-        <w:t xml:space="preserve">:</w:t>
-      </w:r>
-      <w:r>
-        <w:rPr>
-          <w:rStyle w:val="AttributeTok"/>
-        </w:rPr>
-        <w:t xml:space="preserve"> https://ld.admin.ch/canton/10</w:t>
-      </w:r>
-      <w:r>
-        <w:br/>
-      </w:r>
-      <w:r>
-        <w:rPr>
-          <w:rStyle w:val="FunctionTok"/>
-        </w:rPr>
-        <w:t xml:space="preserve">valid_from</w:t>
-      </w:r>
-      <w:r>
-        <w:rPr>
-          <w:rStyle w:val="KeywordTok"/>
-        </w:rPr>
-        <w:t xml:space="preserve">:</w:t>
-      </w:r>
-      <w:r>
-        <w:rPr>
-          <w:rStyle w:val="AttributeTok"/>
-        </w:rPr>
-        <w:t xml:space="preserve"> 2007-12-12</w:t>
+        <w:t xml:space="preserve"> https://ld.admin.ch/canton/12</w:t>
       </w:r>
     </w:p>
     <w:bookmarkEnd w:id="131"/>
+    <w:bookmarkStart w:id="132" w:name="X45c32d38be483f67e0785c72ce11b1b07ff6240"/>
+    <w:p>
+      <w:pPr>
+        <w:pStyle w:val="berschrift4"/>
+      </w:pPr>
+      <w:r>
+        <w:t xml:space="preserve">Beispiel: Interessengruppe mit dreisprachigem Namen und Kontakt</w:t>
+      </w:r>
+    </w:p>
+    <w:p>
+      <w:pPr>
+        <w:pStyle w:val="SourceCode"/>
+      </w:pPr>
+      <w:r>
+        <w:rPr>
+          <w:rStyle w:val="FunctionTok"/>
+        </w:rPr>
+        <w:t xml:space="preserve">local_id</w:t>
+      </w:r>
+      <w:r>
+        <w:rPr>
+          <w:rStyle w:val="KeywordTok"/>
+        </w:rPr>
+        <w:t xml:space="preserve">:</w:t>
+      </w:r>
+      <w:r>
+        <w:rPr>
+          <w:rStyle w:val="AttributeTok"/>
+        </w:rPr>
+        <w:t xml:space="preserve"> </w:t>
+      </w:r>
+      <w:r>
+        <w:rPr>
+          <w:rStyle w:val="DecValTok"/>
+        </w:rPr>
+        <w:t xml:space="preserve">6627</w:t>
+      </w:r>
+      <w:r>
+        <w:br/>
+      </w:r>
+      <w:r>
+        <w:rPr>
+          <w:rStyle w:val="FunctionTok"/>
+        </w:rPr>
+        <w:t xml:space="preserve">global_uri</w:t>
+      </w:r>
+      <w:r>
+        <w:rPr>
+          <w:rStyle w:val="KeywordTok"/>
+        </w:rPr>
+        <w:t xml:space="preserve">:</w:t>
+      </w:r>
+      <w:r>
+        <w:rPr>
+          <w:rStyle w:val="AttributeTok"/>
+        </w:rPr>
+        <w:t xml:space="preserve"> https://api.openparldata.ch/v1/groups/6627</w:t>
+      </w:r>
+      <w:r>
+        <w:br/>
+      </w:r>
+      <w:r>
+        <w:rPr>
+          <w:rStyle w:val="FunctionTok"/>
+        </w:rPr>
+        <w:t xml:space="preserve">label</w:t>
+      </w:r>
+      <w:r>
+        <w:rPr>
+          <w:rStyle w:val="KeywordTok"/>
+        </w:rPr>
+        <w:t xml:space="preserve">:</w:t>
+      </w:r>
+      <w:r>
+        <w:br/>
+      </w:r>
+      <w:r>
+        <w:rPr>
+          <w:rStyle w:val="KeywordTok"/>
+        </w:rPr>
+        <w:t xml:space="preserve">-</w:t>
+      </w:r>
+      <w:r>
+        <w:rPr>
+          <w:rStyle w:val="AttributeTok"/>
+        </w:rPr>
+        <w:t xml:space="preserve"> </w:t>
+      </w:r>
+      <w:r>
+        <w:rPr>
+          <w:rStyle w:val="FunctionTok"/>
+        </w:rPr>
+        <w:t xml:space="preserve">value</w:t>
+      </w:r>
+      <w:r>
+        <w:rPr>
+          <w:rStyle w:val="KeywordTok"/>
+        </w:rPr>
+        <w:t xml:space="preserve">:</w:t>
+      </w:r>
+      <w:r>
+        <w:rPr>
+          <w:rStyle w:val="AttributeTok"/>
+        </w:rPr>
+        <w:t xml:space="preserve"> Konsumenteninformation und -schutz</w:t>
+      </w:r>
+      <w:r>
+        <w:br/>
+      </w:r>
+      <w:r>
+        <w:rPr>
+          <w:rStyle w:val="AttributeTok"/>
+        </w:rPr>
+        <w:t xml:space="preserve">  </w:t>
+      </w:r>
+      <w:r>
+        <w:rPr>
+          <w:rStyle w:val="FunctionTok"/>
+        </w:rPr>
+        <w:t xml:space="preserve">language</w:t>
+      </w:r>
+      <w:r>
+        <w:rPr>
+          <w:rStyle w:val="KeywordTok"/>
+        </w:rPr>
+        <w:t xml:space="preserve">:</w:t>
+      </w:r>
+      <w:r>
+        <w:rPr>
+          <w:rStyle w:val="AttributeTok"/>
+        </w:rPr>
+        <w:t xml:space="preserve"> de</w:t>
+      </w:r>
+      <w:r>
+        <w:br/>
+      </w:r>
+      <w:r>
+        <w:rPr>
+          <w:rStyle w:val="KeywordTok"/>
+        </w:rPr>
+        <w:t xml:space="preserve">-</w:t>
+      </w:r>
+      <w:r>
+        <w:rPr>
+          <w:rStyle w:val="AttributeTok"/>
+        </w:rPr>
+        <w:t xml:space="preserve"> </w:t>
+      </w:r>
+      <w:r>
+        <w:rPr>
+          <w:rStyle w:val="FunctionTok"/>
+        </w:rPr>
+        <w:t xml:space="preserve">value</w:t>
+      </w:r>
+      <w:r>
+        <w:rPr>
+          <w:rStyle w:val="KeywordTok"/>
+        </w:rPr>
+        <w:t xml:space="preserve">:</w:t>
+      </w:r>
+      <w:r>
+        <w:rPr>
+          <w:rStyle w:val="AttributeTok"/>
+        </w:rPr>
+        <w:t xml:space="preserve"> Information et défense des consommateurs</w:t>
+      </w:r>
+      <w:r>
+        <w:br/>
+      </w:r>
+      <w:r>
+        <w:rPr>
+          <w:rStyle w:val="AttributeTok"/>
+        </w:rPr>
+        <w:t xml:space="preserve">  </w:t>
+      </w:r>
+      <w:r>
+        <w:rPr>
+          <w:rStyle w:val="FunctionTok"/>
+        </w:rPr>
+        <w:t xml:space="preserve">language</w:t>
+      </w:r>
+      <w:r>
+        <w:rPr>
+          <w:rStyle w:val="KeywordTok"/>
+        </w:rPr>
+        <w:t xml:space="preserve">:</w:t>
+      </w:r>
+      <w:r>
+        <w:rPr>
+          <w:rStyle w:val="AttributeTok"/>
+        </w:rPr>
+        <w:t xml:space="preserve"> fr</w:t>
+      </w:r>
+      <w:r>
+        <w:br/>
+      </w:r>
+      <w:r>
+        <w:rPr>
+          <w:rStyle w:val="KeywordTok"/>
+        </w:rPr>
+        <w:t xml:space="preserve">-</w:t>
+      </w:r>
+      <w:r>
+        <w:rPr>
+          <w:rStyle w:val="AttributeTok"/>
+        </w:rPr>
+        <w:t xml:space="preserve"> </w:t>
+      </w:r>
+      <w:r>
+        <w:rPr>
+          <w:rStyle w:val="FunctionTok"/>
+        </w:rPr>
+        <w:t xml:space="preserve">value</w:t>
+      </w:r>
+      <w:r>
+        <w:rPr>
+          <w:rStyle w:val="KeywordTok"/>
+        </w:rPr>
+        <w:t xml:space="preserve">:</w:t>
+      </w:r>
+      <w:r>
+        <w:rPr>
+          <w:rStyle w:val="AttributeTok"/>
+        </w:rPr>
+        <w:t xml:space="preserve"> Informazione e tutela dei consumatori</w:t>
+      </w:r>
+      <w:r>
+        <w:br/>
+      </w:r>
+      <w:r>
+        <w:rPr>
+          <w:rStyle w:val="AttributeTok"/>
+        </w:rPr>
+        <w:t xml:space="preserve">  </w:t>
+      </w:r>
+      <w:r>
+        <w:rPr>
+          <w:rStyle w:val="FunctionTok"/>
+        </w:rPr>
+        <w:t xml:space="preserve">language</w:t>
+      </w:r>
+      <w:r>
+        <w:rPr>
+          <w:rStyle w:val="KeywordTok"/>
+        </w:rPr>
+        <w:t xml:space="preserve">:</w:t>
+      </w:r>
+      <w:r>
+        <w:rPr>
+          <w:rStyle w:val="AttributeTok"/>
+        </w:rPr>
+        <w:t xml:space="preserve"> it</w:t>
+      </w:r>
+      <w:r>
+        <w:br/>
+      </w:r>
+      <w:r>
+        <w:rPr>
+          <w:rStyle w:val="FunctionTok"/>
+        </w:rPr>
+        <w:t xml:space="preserve">description</w:t>
+      </w:r>
+      <w:r>
+        <w:rPr>
+          <w:rStyle w:val="KeywordTok"/>
+        </w:rPr>
+        <w:t xml:space="preserve">:</w:t>
+      </w:r>
+      <w:r>
+        <w:br/>
+      </w:r>
+      <w:r>
+        <w:rPr>
+          <w:rStyle w:val="KeywordTok"/>
+        </w:rPr>
+        <w:t xml:space="preserve">-</w:t>
+      </w:r>
+      <w:r>
+        <w:rPr>
+          <w:rStyle w:val="AttributeTok"/>
+        </w:rPr>
+        <w:t xml:space="preserve"> </w:t>
+      </w:r>
+      <w:r>
+        <w:rPr>
+          <w:rStyle w:val="FunctionTok"/>
+        </w:rPr>
+        <w:t xml:space="preserve">value</w:t>
+      </w:r>
+      <w:r>
+        <w:rPr>
+          <w:rStyle w:val="KeywordTok"/>
+        </w:rPr>
+        <w:t xml:space="preserve">:</w:t>
+      </w:r>
+      <w:r>
+        <w:rPr>
+          <w:rStyle w:val="AttributeTok"/>
+        </w:rPr>
+        <w:t xml:space="preserve"> L'intergroupe parlementaire « Information et défense des consommateurs » réunit toutes les sensibilités</w:t>
+      </w:r>
+      <w:r>
+        <w:br/>
+      </w:r>
+      <w:r>
+        <w:rPr>
+          <w:rStyle w:val="AttributeTok"/>
+        </w:rPr>
+        <w:t xml:space="preserve">    politiques. Cet intergroupe a pour mission d'informer et de sensibiliser les élu·e·s aux questions</w:t>
+      </w:r>
+      <w:r>
+        <w:br/>
+      </w:r>
+      <w:r>
+        <w:rPr>
+          <w:rStyle w:val="AttributeTok"/>
+        </w:rPr>
+        <w:t xml:space="preserve">    relatives à la défense des consommateur·rice·s en Suisse.</w:t>
+      </w:r>
+      <w:r>
+        <w:br/>
+      </w:r>
+      <w:r>
+        <w:rPr>
+          <w:rStyle w:val="AttributeTok"/>
+        </w:rPr>
+        <w:t xml:space="preserve">  </w:t>
+      </w:r>
+      <w:r>
+        <w:rPr>
+          <w:rStyle w:val="FunctionTok"/>
+        </w:rPr>
+        <w:t xml:space="preserve">language</w:t>
+      </w:r>
+      <w:r>
+        <w:rPr>
+          <w:rStyle w:val="KeywordTok"/>
+        </w:rPr>
+        <w:t xml:space="preserve">:</w:t>
+      </w:r>
+      <w:r>
+        <w:rPr>
+          <w:rStyle w:val="AttributeTok"/>
+        </w:rPr>
+        <w:t xml:space="preserve"> fr</w:t>
+      </w:r>
+      <w:r>
+        <w:br/>
+      </w:r>
+      <w:r>
+        <w:rPr>
+          <w:rStyle w:val="FunctionTok"/>
+        </w:rPr>
+        <w:t xml:space="preserve">landing_page</w:t>
+      </w:r>
+      <w:r>
+        <w:rPr>
+          <w:rStyle w:val="KeywordTok"/>
+        </w:rPr>
+        <w:t xml:space="preserve">:</w:t>
+      </w:r>
+      <w:r>
+        <w:br/>
+      </w:r>
+      <w:r>
+        <w:rPr>
+          <w:rStyle w:val="KeywordTok"/>
+        </w:rPr>
+        <w:t xml:space="preserve">-</w:t>
+      </w:r>
+      <w:r>
+        <w:rPr>
+          <w:rStyle w:val="AttributeTok"/>
+        </w:rPr>
+        <w:t xml:space="preserve"> </w:t>
+      </w:r>
+      <w:r>
+        <w:rPr>
+          <w:rStyle w:val="FunctionTok"/>
+        </w:rPr>
+        <w:t xml:space="preserve">value</w:t>
+      </w:r>
+      <w:r>
+        <w:rPr>
+          <w:rStyle w:val="KeywordTok"/>
+        </w:rPr>
+        <w:t xml:space="preserve">:</w:t>
+      </w:r>
+      <w:r>
+        <w:rPr>
+          <w:rStyle w:val="AttributeTok"/>
+        </w:rPr>
+        <w:t xml:space="preserve"> https://www.parlament.ch/centers/documents/de/gruppen-der-bundesversammlung.pdf</w:t>
+      </w:r>
+      <w:r>
+        <w:br/>
+      </w:r>
+      <w:r>
+        <w:rPr>
+          <w:rStyle w:val="AttributeTok"/>
+        </w:rPr>
+        <w:t xml:space="preserve">  </w:t>
+      </w:r>
+      <w:r>
+        <w:rPr>
+          <w:rStyle w:val="FunctionTok"/>
+        </w:rPr>
+        <w:t xml:space="preserve">language</w:t>
+      </w:r>
+      <w:r>
+        <w:rPr>
+          <w:rStyle w:val="KeywordTok"/>
+        </w:rPr>
+        <w:t xml:space="preserve">:</w:t>
+      </w:r>
+      <w:r>
+        <w:rPr>
+          <w:rStyle w:val="AttributeTok"/>
+        </w:rPr>
+        <w:t xml:space="preserve"> de</w:t>
+      </w:r>
+      <w:r>
+        <w:br/>
+      </w:r>
+      <w:r>
+        <w:rPr>
+          <w:rStyle w:val="FunctionTok"/>
+        </w:rPr>
+        <w:t xml:space="preserve">contacts</w:t>
+      </w:r>
+      <w:r>
+        <w:rPr>
+          <w:rStyle w:val="KeywordTok"/>
+        </w:rPr>
+        <w:t xml:space="preserve">:</w:t>
+      </w:r>
+      <w:r>
+        <w:br/>
+      </w:r>
+      <w:r>
+        <w:rPr>
+          <w:rStyle w:val="KeywordTok"/>
+        </w:rPr>
+        <w:t xml:space="preserve">-</w:t>
+      </w:r>
+      <w:r>
+        <w:rPr>
+          <w:rStyle w:val="AttributeTok"/>
+        </w:rPr>
+        <w:t xml:space="preserve"> </w:t>
+      </w:r>
+      <w:r>
+        <w:rPr>
+          <w:rStyle w:val="FunctionTok"/>
+        </w:rPr>
+        <w:t xml:space="preserve">contact_type</w:t>
+      </w:r>
+      <w:r>
+        <w:rPr>
+          <w:rStyle w:val="KeywordTok"/>
+        </w:rPr>
+        <w:t xml:space="preserve">:</w:t>
+      </w:r>
+      <w:r>
+        <w:rPr>
+          <w:rStyle w:val="AttributeTok"/>
+        </w:rPr>
+        <w:t xml:space="preserve"> email</w:t>
+      </w:r>
+      <w:r>
+        <w:br/>
+      </w:r>
+      <w:r>
+        <w:rPr>
+          <w:rStyle w:val="AttributeTok"/>
+        </w:rPr>
+        <w:t xml:space="preserve">  </w:t>
+      </w:r>
+      <w:r>
+        <w:rPr>
+          <w:rStyle w:val="FunctionTok"/>
+        </w:rPr>
+        <w:t xml:space="preserve">value</w:t>
+      </w:r>
+      <w:r>
+        <w:rPr>
+          <w:rStyle w:val="KeywordTok"/>
+        </w:rPr>
+        <w:t xml:space="preserve">:</w:t>
+      </w:r>
+      <w:r>
+        <w:rPr>
+          <w:rStyle w:val="AttributeTok"/>
+        </w:rPr>
+        <w:t xml:space="preserve"> l.altwegg@frc.ch</w:t>
+      </w:r>
+      <w:r>
+        <w:br/>
+      </w:r>
+      <w:r>
+        <w:rPr>
+          <w:rStyle w:val="AttributeTok"/>
+        </w:rPr>
+        <w:t xml:space="preserve">  </w:t>
+      </w:r>
+      <w:r>
+        <w:rPr>
+          <w:rStyle w:val="FunctionTok"/>
+        </w:rPr>
+        <w:t xml:space="preserve">label</w:t>
+      </w:r>
+      <w:r>
+        <w:rPr>
+          <w:rStyle w:val="KeywordTok"/>
+        </w:rPr>
+        <w:t xml:space="preserve">:</w:t>
+      </w:r>
+      <w:r>
+        <w:rPr>
+          <w:rStyle w:val="AttributeTok"/>
+        </w:rPr>
+        <w:t xml:space="preserve"> Sekretariat</w:t>
+      </w:r>
+      <w:r>
+        <w:br/>
+      </w:r>
+      <w:r>
+        <w:rPr>
+          <w:rStyle w:val="KeywordTok"/>
+        </w:rPr>
+        <w:t xml:space="preserve">-</w:t>
+      </w:r>
+      <w:r>
+        <w:rPr>
+          <w:rStyle w:val="AttributeTok"/>
+        </w:rPr>
+        <w:t xml:space="preserve"> </w:t>
+      </w:r>
+      <w:r>
+        <w:rPr>
+          <w:rStyle w:val="FunctionTok"/>
+        </w:rPr>
+        <w:t xml:space="preserve">contact_type</w:t>
+      </w:r>
+      <w:r>
+        <w:rPr>
+          <w:rStyle w:val="KeywordTok"/>
+        </w:rPr>
+        <w:t xml:space="preserve">:</w:t>
+      </w:r>
+      <w:r>
+        <w:rPr>
+          <w:rStyle w:val="AttributeTok"/>
+        </w:rPr>
+        <w:t xml:space="preserve"> phone</w:t>
+      </w:r>
+      <w:r>
+        <w:br/>
+      </w:r>
+      <w:r>
+        <w:rPr>
+          <w:rStyle w:val="AttributeTok"/>
+        </w:rPr>
+        <w:t xml:space="preserve">  </w:t>
+      </w:r>
+      <w:r>
+        <w:rPr>
+          <w:rStyle w:val="FunctionTok"/>
+        </w:rPr>
+        <w:t xml:space="preserve">value</w:t>
+      </w:r>
+      <w:r>
+        <w:rPr>
+          <w:rStyle w:val="KeywordTok"/>
+        </w:rPr>
+        <w:t xml:space="preserve">:</w:t>
+      </w:r>
+      <w:r>
+        <w:rPr>
+          <w:rStyle w:val="AttributeTok"/>
+        </w:rPr>
+        <w:t xml:space="preserve"> +41 21 331 00 95</w:t>
+      </w:r>
+      <w:r>
+        <w:br/>
+      </w:r>
+      <w:r>
+        <w:rPr>
+          <w:rStyle w:val="AttributeTok"/>
+        </w:rPr>
+        <w:t xml:space="preserve">  </w:t>
+      </w:r>
+      <w:r>
+        <w:rPr>
+          <w:rStyle w:val="FunctionTok"/>
+        </w:rPr>
+        <w:t xml:space="preserve">label</w:t>
+      </w:r>
+      <w:r>
+        <w:rPr>
+          <w:rStyle w:val="KeywordTok"/>
+        </w:rPr>
+        <w:t xml:space="preserve">:</w:t>
+      </w:r>
+      <w:r>
+        <w:rPr>
+          <w:rStyle w:val="AttributeTok"/>
+        </w:rPr>
+        <w:t xml:space="preserve"> Sekretariat</w:t>
+      </w:r>
+      <w:r>
+        <w:br/>
+      </w:r>
+      <w:r>
+        <w:rPr>
+          <w:rStyle w:val="FunctionTok"/>
+        </w:rPr>
+        <w:t xml:space="preserve">addresses</w:t>
+      </w:r>
+      <w:r>
+        <w:rPr>
+          <w:rStyle w:val="KeywordTok"/>
+        </w:rPr>
+        <w:t xml:space="preserve">:</w:t>
+      </w:r>
+      <w:r>
+        <w:br/>
+      </w:r>
+      <w:r>
+        <w:rPr>
+          <w:rStyle w:val="KeywordTok"/>
+        </w:rPr>
+        <w:t xml:space="preserve">-</w:t>
+      </w:r>
+      <w:r>
+        <w:rPr>
+          <w:rStyle w:val="AttributeTok"/>
+        </w:rPr>
+        <w:t xml:space="preserve"> </w:t>
+      </w:r>
+      <w:r>
+        <w:rPr>
+          <w:rStyle w:val="FunctionTok"/>
+        </w:rPr>
+        <w:t xml:space="preserve">address_type</w:t>
+      </w:r>
+      <w:r>
+        <w:rPr>
+          <w:rStyle w:val="KeywordTok"/>
+        </w:rPr>
+        <w:t xml:space="preserve">:</w:t>
+      </w:r>
+      <w:r>
+        <w:rPr>
+          <w:rStyle w:val="AttributeTok"/>
+        </w:rPr>
+        <w:t xml:space="preserve"> businessAddress</w:t>
+      </w:r>
+      <w:r>
+        <w:br/>
+      </w:r>
+      <w:r>
+        <w:rPr>
+          <w:rStyle w:val="AttributeTok"/>
+        </w:rPr>
+        <w:t xml:space="preserve">  </w:t>
+      </w:r>
+      <w:r>
+        <w:rPr>
+          <w:rStyle w:val="FunctionTok"/>
+        </w:rPr>
+        <w:t xml:space="preserve">address_uri</w:t>
+      </w:r>
+      <w:r>
+        <w:rPr>
+          <w:rStyle w:val="KeywordTok"/>
+        </w:rPr>
+        <w:t xml:space="preserve">:</w:t>
+      </w:r>
+      <w:r>
+        <w:rPr>
+          <w:rStyle w:val="AttributeTok"/>
+        </w:rPr>
+        <w:t xml:space="preserve"> https://geo.ld.admin.ch/location/address/101009806</w:t>
+      </w:r>
+      <w:r>
+        <w:br/>
+      </w:r>
+      <w:r>
+        <w:rPr>
+          <w:rStyle w:val="AttributeTok"/>
+        </w:rPr>
+        <w:t xml:space="preserve">  </w:t>
+      </w:r>
+      <w:r>
+        <w:rPr>
+          <w:rStyle w:val="FunctionTok"/>
+        </w:rPr>
+        <w:t xml:space="preserve">street_address</w:t>
+      </w:r>
+      <w:r>
+        <w:rPr>
+          <w:rStyle w:val="KeywordTok"/>
+        </w:rPr>
+        <w:t xml:space="preserve">:</w:t>
+      </w:r>
+      <w:r>
+        <w:rPr>
+          <w:rStyle w:val="AttributeTok"/>
+        </w:rPr>
+        <w:t xml:space="preserve"> Fédération romande des consommateurs, Rue de Genève 17, case postale 585</w:t>
+      </w:r>
+      <w:r>
+        <w:br/>
+      </w:r>
+      <w:r>
+        <w:rPr>
+          <w:rStyle w:val="AttributeTok"/>
+        </w:rPr>
+        <w:t xml:space="preserve">  </w:t>
+      </w:r>
+      <w:r>
+        <w:rPr>
+          <w:rStyle w:val="FunctionTok"/>
+        </w:rPr>
+        <w:t xml:space="preserve">postal_code</w:t>
+      </w:r>
+      <w:r>
+        <w:rPr>
+          <w:rStyle w:val="KeywordTok"/>
+        </w:rPr>
+        <w:t xml:space="preserve">:</w:t>
+      </w:r>
+      <w:r>
+        <w:rPr>
+          <w:rStyle w:val="AttributeTok"/>
+        </w:rPr>
+        <w:t xml:space="preserve"> </w:t>
+      </w:r>
+      <w:r>
+        <w:rPr>
+          <w:rStyle w:val="StringTok"/>
+        </w:rPr>
+        <w:t xml:space="preserve">'1001'</w:t>
+      </w:r>
+      <w:r>
+        <w:br/>
+      </w:r>
+      <w:r>
+        <w:rPr>
+          <w:rStyle w:val="AttributeTok"/>
+        </w:rPr>
+        <w:t xml:space="preserve">  </w:t>
+      </w:r>
+      <w:r>
+        <w:rPr>
+          <w:rStyle w:val="FunctionTok"/>
+        </w:rPr>
+        <w:t xml:space="preserve">postal_locality</w:t>
+      </w:r>
+      <w:r>
+        <w:rPr>
+          <w:rStyle w:val="KeywordTok"/>
+        </w:rPr>
+        <w:t xml:space="preserve">:</w:t>
+      </w:r>
+      <w:r>
+        <w:rPr>
+          <w:rStyle w:val="AttributeTok"/>
+        </w:rPr>
+        <w:t xml:space="preserve"> Lausanne</w:t>
+      </w:r>
+      <w:r>
+        <w:br/>
+      </w:r>
+      <w:r>
+        <w:rPr>
+          <w:rStyle w:val="AttributeTok"/>
+        </w:rPr>
+        <w:t xml:space="preserve">  </w:t>
+      </w:r>
+      <w:r>
+        <w:rPr>
+          <w:rStyle w:val="FunctionTok"/>
+        </w:rPr>
+        <w:t xml:space="preserve">country</w:t>
+      </w:r>
+      <w:r>
+        <w:rPr>
+          <w:rStyle w:val="KeywordTok"/>
+        </w:rPr>
+        <w:t xml:space="preserve">:</w:t>
+      </w:r>
+      <w:r>
+        <w:rPr>
+          <w:rStyle w:val="AttributeTok"/>
+        </w:rPr>
+        <w:t xml:space="preserve"> CH</w:t>
+      </w:r>
+      <w:r>
+        <w:br/>
+      </w:r>
+      <w:r>
+        <w:rPr>
+          <w:rStyle w:val="FunctionTok"/>
+        </w:rPr>
+        <w:t xml:space="preserve">group_type</w:t>
+      </w:r>
+      <w:r>
+        <w:rPr>
+          <w:rStyle w:val="KeywordTok"/>
+        </w:rPr>
+        <w:t xml:space="preserve">:</w:t>
+      </w:r>
+      <w:r>
+        <w:br/>
+      </w:r>
+      <w:r>
+        <w:rPr>
+          <w:rStyle w:val="AttributeTok"/>
+        </w:rPr>
+        <w:t xml:space="preserve">  </w:t>
+      </w:r>
+      <w:r>
+        <w:rPr>
+          <w:rStyle w:val="FunctionTok"/>
+        </w:rPr>
+        <w:t xml:space="preserve">group_type_enum</w:t>
+      </w:r>
+      <w:r>
+        <w:rPr>
+          <w:rStyle w:val="KeywordTok"/>
+        </w:rPr>
+        <w:t xml:space="preserve">:</w:t>
+      </w:r>
+      <w:r>
+        <w:rPr>
+          <w:rStyle w:val="AttributeTok"/>
+        </w:rPr>
+        <w:t xml:space="preserve"> interest_group</w:t>
+      </w:r>
+      <w:r>
+        <w:br/>
+      </w:r>
+      <w:r>
+        <w:rPr>
+          <w:rStyle w:val="AttributeTok"/>
+        </w:rPr>
+        <w:t xml:space="preserve">  </w:t>
+      </w:r>
+      <w:r>
+        <w:rPr>
+          <w:rStyle w:val="FunctionTok"/>
+        </w:rPr>
+        <w:t xml:space="preserve">label</w:t>
+      </w:r>
+      <w:r>
+        <w:rPr>
+          <w:rStyle w:val="KeywordTok"/>
+        </w:rPr>
+        <w:t xml:space="preserve">:</w:t>
+      </w:r>
+      <w:r>
+        <w:rPr>
+          <w:rStyle w:val="AttributeTok"/>
+        </w:rPr>
+        <w:t xml:space="preserve"> Interessengruppe</w:t>
+      </w:r>
+      <w:r>
+        <w:br/>
+      </w:r>
+      <w:r>
+        <w:rPr>
+          <w:rStyle w:val="FunctionTok"/>
+        </w:rPr>
+        <w:t xml:space="preserve">spatial</w:t>
+      </w:r>
+      <w:r>
+        <w:rPr>
+          <w:rStyle w:val="KeywordTok"/>
+        </w:rPr>
+        <w:t xml:space="preserve">:</w:t>
+      </w:r>
+      <w:r>
+        <w:rPr>
+          <w:rStyle w:val="AttributeTok"/>
+        </w:rPr>
+        <w:t xml:space="preserve"> https://ld.admin.ch/country/CHE</w:t>
+      </w:r>
+      <w:r>
+        <w:br/>
+      </w:r>
+      <w:r>
+        <w:rPr>
+          <w:rStyle w:val="FunctionTok"/>
+        </w:rPr>
+        <w:t xml:space="preserve">valid_from</w:t>
+      </w:r>
+      <w:r>
+        <w:rPr>
+          <w:rStyle w:val="KeywordTok"/>
+        </w:rPr>
+        <w:t xml:space="preserve">:</w:t>
+      </w:r>
+      <w:r>
+        <w:rPr>
+          <w:rStyle w:val="AttributeTok"/>
+        </w:rPr>
+        <w:t xml:space="preserve"> 2012-01-01</w:t>
+      </w:r>
+    </w:p>
     <w:bookmarkEnd w:id="132"/>
+    <w:bookmarkStart w:id="133" w:name="X08c151b3ceb6dc3c71d321b756d42abe6968ac8"/>
+    <w:p>
+      <w:pPr>
+        <w:pStyle w:val="berschrift4"/>
+      </w:pPr>
+      <w:r>
+        <w:t xml:space="preserve">Beispiel: Kommission mit gebraeuchlicher Abkuerzung</w:t>
+      </w:r>
+    </w:p>
+    <w:p>
+      <w:pPr>
+        <w:pStyle w:val="SourceCode"/>
+      </w:pPr>
+      <w:r>
+        <w:rPr>
+          <w:rStyle w:val="FunctionTok"/>
+        </w:rPr>
+        <w:t xml:space="preserve">local_id</w:t>
+      </w:r>
+      <w:r>
+        <w:rPr>
+          <w:rStyle w:val="KeywordTok"/>
+        </w:rPr>
+        <w:t xml:space="preserve">:</w:t>
+      </w:r>
+      <w:r>
+        <w:rPr>
+          <w:rStyle w:val="AttributeTok"/>
+        </w:rPr>
+        <w:t xml:space="preserve"> </w:t>
+      </w:r>
+      <w:r>
+        <w:rPr>
+          <w:rStyle w:val="DecValTok"/>
+        </w:rPr>
+        <w:t xml:space="preserve">3</w:t>
+      </w:r>
+      <w:r>
+        <w:br/>
+      </w:r>
+      <w:r>
+        <w:rPr>
+          <w:rStyle w:val="FunctionTok"/>
+        </w:rPr>
+        <w:t xml:space="preserve">global_uri</w:t>
+      </w:r>
+      <w:r>
+        <w:rPr>
+          <w:rStyle w:val="KeywordTok"/>
+        </w:rPr>
+        <w:t xml:space="preserve">:</w:t>
+      </w:r>
+      <w:r>
+        <w:rPr>
+          <w:rStyle w:val="AttributeTok"/>
+        </w:rPr>
+        <w:t xml:space="preserve"> https://api.openparldata.ch/v1/groups/3</w:t>
+      </w:r>
+      <w:r>
+        <w:br/>
+      </w:r>
+      <w:r>
+        <w:rPr>
+          <w:rStyle w:val="FunctionTok"/>
+        </w:rPr>
+        <w:t xml:space="preserve">label</w:t>
+      </w:r>
+      <w:r>
+        <w:rPr>
+          <w:rStyle w:val="KeywordTok"/>
+        </w:rPr>
+        <w:t xml:space="preserve">:</w:t>
+      </w:r>
+      <w:r>
+        <w:br/>
+      </w:r>
+      <w:r>
+        <w:rPr>
+          <w:rStyle w:val="KeywordTok"/>
+        </w:rPr>
+        <w:t xml:space="preserve">-</w:t>
+      </w:r>
+      <w:r>
+        <w:rPr>
+          <w:rStyle w:val="AttributeTok"/>
+        </w:rPr>
+        <w:t xml:space="preserve"> </w:t>
+      </w:r>
+      <w:r>
+        <w:rPr>
+          <w:rStyle w:val="FunctionTok"/>
+        </w:rPr>
+        <w:t xml:space="preserve">value</w:t>
+      </w:r>
+      <w:r>
+        <w:rPr>
+          <w:rStyle w:val="KeywordTok"/>
+        </w:rPr>
+        <w:t xml:space="preserve">:</w:t>
+      </w:r>
+      <w:r>
+        <w:rPr>
+          <w:rStyle w:val="AttributeTok"/>
+        </w:rPr>
+        <w:t xml:space="preserve"> Geschäftsprüfungskommission</w:t>
+      </w:r>
+      <w:r>
+        <w:br/>
+      </w:r>
+      <w:r>
+        <w:rPr>
+          <w:rStyle w:val="AttributeTok"/>
+        </w:rPr>
+        <w:t xml:space="preserve">  </w:t>
+      </w:r>
+      <w:r>
+        <w:rPr>
+          <w:rStyle w:val="FunctionTok"/>
+        </w:rPr>
+        <w:t xml:space="preserve">language</w:t>
+      </w:r>
+      <w:r>
+        <w:rPr>
+          <w:rStyle w:val="KeywordTok"/>
+        </w:rPr>
+        <w:t xml:space="preserve">:</w:t>
+      </w:r>
+      <w:r>
+        <w:rPr>
+          <w:rStyle w:val="AttributeTok"/>
+        </w:rPr>
+        <w:t xml:space="preserve"> de</w:t>
+      </w:r>
+      <w:r>
+        <w:br/>
+      </w:r>
+      <w:r>
+        <w:rPr>
+          <w:rStyle w:val="FunctionTok"/>
+        </w:rPr>
+        <w:t xml:space="preserve">abbreviation</w:t>
+      </w:r>
+      <w:r>
+        <w:rPr>
+          <w:rStyle w:val="KeywordTok"/>
+        </w:rPr>
+        <w:t xml:space="preserve">:</w:t>
+      </w:r>
+      <w:r>
+        <w:br/>
+      </w:r>
+      <w:r>
+        <w:rPr>
+          <w:rStyle w:val="KeywordTok"/>
+        </w:rPr>
+        <w:t xml:space="preserve">-</w:t>
+      </w:r>
+      <w:r>
+        <w:rPr>
+          <w:rStyle w:val="AttributeTok"/>
+        </w:rPr>
+        <w:t xml:space="preserve"> </w:t>
+      </w:r>
+      <w:r>
+        <w:rPr>
+          <w:rStyle w:val="FunctionTok"/>
+        </w:rPr>
+        <w:t xml:space="preserve">value</w:t>
+      </w:r>
+      <w:r>
+        <w:rPr>
+          <w:rStyle w:val="KeywordTok"/>
+        </w:rPr>
+        <w:t xml:space="preserve">:</w:t>
+      </w:r>
+      <w:r>
+        <w:rPr>
+          <w:rStyle w:val="AttributeTok"/>
+        </w:rPr>
+        <w:t xml:space="preserve"> GPK</w:t>
+      </w:r>
+      <w:r>
+        <w:br/>
+      </w:r>
+      <w:r>
+        <w:rPr>
+          <w:rStyle w:val="AttributeTok"/>
+        </w:rPr>
+        <w:t xml:space="preserve">  </w:t>
+      </w:r>
+      <w:r>
+        <w:rPr>
+          <w:rStyle w:val="FunctionTok"/>
+        </w:rPr>
+        <w:t xml:space="preserve">language</w:t>
+      </w:r>
+      <w:r>
+        <w:rPr>
+          <w:rStyle w:val="KeywordTok"/>
+        </w:rPr>
+        <w:t xml:space="preserve">:</w:t>
+      </w:r>
+      <w:r>
+        <w:rPr>
+          <w:rStyle w:val="AttributeTok"/>
+        </w:rPr>
+        <w:t xml:space="preserve"> de</w:t>
+      </w:r>
+      <w:r>
+        <w:br/>
+      </w:r>
+      <w:r>
+        <w:rPr>
+          <w:rStyle w:val="FunctionTok"/>
+        </w:rPr>
+        <w:t xml:space="preserve">landing_page</w:t>
+      </w:r>
+      <w:r>
+        <w:rPr>
+          <w:rStyle w:val="KeywordTok"/>
+        </w:rPr>
+        <w:t xml:space="preserve">:</w:t>
+      </w:r>
+      <w:r>
+        <w:br/>
+      </w:r>
+      <w:r>
+        <w:rPr>
+          <w:rStyle w:val="KeywordTok"/>
+        </w:rPr>
+        <w:t xml:space="preserve">-</w:t>
+      </w:r>
+      <w:r>
+        <w:rPr>
+          <w:rStyle w:val="AttributeTok"/>
+        </w:rPr>
+        <w:t xml:space="preserve"> </w:t>
+      </w:r>
+      <w:r>
+        <w:rPr>
+          <w:rStyle w:val="FunctionTok"/>
+        </w:rPr>
+        <w:t xml:space="preserve">value</w:t>
+      </w:r>
+      <w:r>
+        <w:rPr>
+          <w:rStyle w:val="KeywordTok"/>
+        </w:rPr>
+        <w:t xml:space="preserve">:</w:t>
+      </w:r>
+      <w:r>
+        <w:rPr>
+          <w:rStyle w:val="AttributeTok"/>
+        </w:rPr>
+        <w:t xml:space="preserve"> https://ar.ch/kantonsrat/kommissionen/staendige-kommissionen-des-kantonsrates/</w:t>
+      </w:r>
+      <w:r>
+        <w:br/>
+      </w:r>
+      <w:r>
+        <w:rPr>
+          <w:rStyle w:val="AttributeTok"/>
+        </w:rPr>
+        <w:t xml:space="preserve">  </w:t>
+      </w:r>
+      <w:r>
+        <w:rPr>
+          <w:rStyle w:val="FunctionTok"/>
+        </w:rPr>
+        <w:t xml:space="preserve">language</w:t>
+      </w:r>
+      <w:r>
+        <w:rPr>
+          <w:rStyle w:val="KeywordTok"/>
+        </w:rPr>
+        <w:t xml:space="preserve">:</w:t>
+      </w:r>
+      <w:r>
+        <w:rPr>
+          <w:rStyle w:val="AttributeTok"/>
+        </w:rPr>
+        <w:t xml:space="preserve"> de</w:t>
+      </w:r>
+      <w:r>
+        <w:br/>
+      </w:r>
+      <w:r>
+        <w:rPr>
+          <w:rStyle w:val="FunctionTok"/>
+        </w:rPr>
+        <w:t xml:space="preserve">group_type</w:t>
+      </w:r>
+      <w:r>
+        <w:rPr>
+          <w:rStyle w:val="KeywordTok"/>
+        </w:rPr>
+        <w:t xml:space="preserve">:</w:t>
+      </w:r>
+      <w:r>
+        <w:br/>
+      </w:r>
+      <w:r>
+        <w:rPr>
+          <w:rStyle w:val="AttributeTok"/>
+        </w:rPr>
+        <w:t xml:space="preserve">  </w:t>
+      </w:r>
+      <w:r>
+        <w:rPr>
+          <w:rStyle w:val="FunctionTok"/>
+        </w:rPr>
+        <w:t xml:space="preserve">group_type_enum</w:t>
+      </w:r>
+      <w:r>
+        <w:rPr>
+          <w:rStyle w:val="KeywordTok"/>
+        </w:rPr>
+        <w:t xml:space="preserve">:</w:t>
+      </w:r>
+      <w:r>
+        <w:rPr>
+          <w:rStyle w:val="AttributeTok"/>
+        </w:rPr>
+        <w:t xml:space="preserve"> commission</w:t>
+      </w:r>
+      <w:r>
+        <w:br/>
+      </w:r>
+      <w:r>
+        <w:rPr>
+          <w:rStyle w:val="AttributeTok"/>
+        </w:rPr>
+        <w:t xml:space="preserve">  </w:t>
+      </w:r>
+      <w:r>
+        <w:rPr>
+          <w:rStyle w:val="FunctionTok"/>
+        </w:rPr>
+        <w:t xml:space="preserve">label</w:t>
+      </w:r>
+      <w:r>
+        <w:rPr>
+          <w:rStyle w:val="KeywordTok"/>
+        </w:rPr>
+        <w:t xml:space="preserve">:</w:t>
+      </w:r>
+      <w:r>
+        <w:rPr>
+          <w:rStyle w:val="AttributeTok"/>
+        </w:rPr>
+        <w:t xml:space="preserve"> Kommission</w:t>
+      </w:r>
+      <w:r>
+        <w:br/>
+      </w:r>
+      <w:r>
+        <w:rPr>
+          <w:rStyle w:val="FunctionTok"/>
+        </w:rPr>
+        <w:t xml:space="preserve">spatial</w:t>
+      </w:r>
+      <w:r>
+        <w:rPr>
+          <w:rStyle w:val="KeywordTok"/>
+        </w:rPr>
+        <w:t xml:space="preserve">:</w:t>
+      </w:r>
+      <w:r>
+        <w:rPr>
+          <w:rStyle w:val="AttributeTok"/>
+        </w:rPr>
+        <w:t xml:space="preserve"> https://ld.admin.ch/canton/15</w:t>
+      </w:r>
+    </w:p>
     <w:bookmarkEnd w:id="133"/>
-    <w:bookmarkStart w:id="136" w:name="klasse-grouptype"/>
+    <w:bookmarkStart w:id="134" w:name="beispiel-ratsbuero"/>
+    <w:p>
+      <w:pPr>
+        <w:pStyle w:val="berschrift4"/>
+      </w:pPr>
+      <w:r>
+        <w:t xml:space="preserve">Beispiel: Ratsbuero</w:t>
+      </w:r>
+    </w:p>
+    <w:p>
+      <w:pPr>
+        <w:pStyle w:val="SourceCode"/>
+      </w:pPr>
+      <w:r>
+        <w:rPr>
+          <w:rStyle w:val="FunctionTok"/>
+        </w:rPr>
+        <w:t xml:space="preserve">local_id</w:t>
+      </w:r>
+      <w:r>
+        <w:rPr>
+          <w:rStyle w:val="KeywordTok"/>
+        </w:rPr>
+        <w:t xml:space="preserve">:</w:t>
+      </w:r>
+      <w:r>
+        <w:rPr>
+          <w:rStyle w:val="AttributeTok"/>
+        </w:rPr>
+        <w:t xml:space="preserve"> </w:t>
+      </w:r>
+      <w:r>
+        <w:rPr>
+          <w:rStyle w:val="DecValTok"/>
+        </w:rPr>
+        <w:t xml:space="preserve">50</w:t>
+      </w:r>
+      <w:r>
+        <w:br/>
+      </w:r>
+      <w:r>
+        <w:rPr>
+          <w:rStyle w:val="FunctionTok"/>
+        </w:rPr>
+        <w:t xml:space="preserve">global_uri</w:t>
+      </w:r>
+      <w:r>
+        <w:rPr>
+          <w:rStyle w:val="KeywordTok"/>
+        </w:rPr>
+        <w:t xml:space="preserve">:</w:t>
+      </w:r>
+      <w:r>
+        <w:rPr>
+          <w:rStyle w:val="AttributeTok"/>
+        </w:rPr>
+        <w:t xml:space="preserve"> https://grosserrat.bs.ch/gremien/praesidium-und-buero</w:t>
+      </w:r>
+      <w:r>
+        <w:br/>
+      </w:r>
+      <w:r>
+        <w:rPr>
+          <w:rStyle w:val="FunctionTok"/>
+        </w:rPr>
+        <w:t xml:space="preserve">label</w:t>
+      </w:r>
+      <w:r>
+        <w:rPr>
+          <w:rStyle w:val="KeywordTok"/>
+        </w:rPr>
+        <w:t xml:space="preserve">:</w:t>
+      </w:r>
+      <w:r>
+        <w:br/>
+      </w:r>
+      <w:r>
+        <w:rPr>
+          <w:rStyle w:val="KeywordTok"/>
+        </w:rPr>
+        <w:t xml:space="preserve">-</w:t>
+      </w:r>
+      <w:r>
+        <w:rPr>
+          <w:rStyle w:val="AttributeTok"/>
+        </w:rPr>
+        <w:t xml:space="preserve"> </w:t>
+      </w:r>
+      <w:r>
+        <w:rPr>
+          <w:rStyle w:val="FunctionTok"/>
+        </w:rPr>
+        <w:t xml:space="preserve">value</w:t>
+      </w:r>
+      <w:r>
+        <w:rPr>
+          <w:rStyle w:val="KeywordTok"/>
+        </w:rPr>
+        <w:t xml:space="preserve">:</w:t>
+      </w:r>
+      <w:r>
+        <w:rPr>
+          <w:rStyle w:val="AttributeTok"/>
+        </w:rPr>
+        <w:t xml:space="preserve"> Büro des Grossen Rates</w:t>
+      </w:r>
+      <w:r>
+        <w:br/>
+      </w:r>
+      <w:r>
+        <w:rPr>
+          <w:rStyle w:val="AttributeTok"/>
+        </w:rPr>
+        <w:t xml:space="preserve">  </w:t>
+      </w:r>
+      <w:r>
+        <w:rPr>
+          <w:rStyle w:val="FunctionTok"/>
+        </w:rPr>
+        <w:t xml:space="preserve">language</w:t>
+      </w:r>
+      <w:r>
+        <w:rPr>
+          <w:rStyle w:val="KeywordTok"/>
+        </w:rPr>
+        <w:t xml:space="preserve">:</w:t>
+      </w:r>
+      <w:r>
+        <w:rPr>
+          <w:rStyle w:val="AttributeTok"/>
+        </w:rPr>
+        <w:t xml:space="preserve"> de</w:t>
+      </w:r>
+      <w:r>
+        <w:br/>
+      </w:r>
+      <w:r>
+        <w:rPr>
+          <w:rStyle w:val="FunctionTok"/>
+        </w:rPr>
+        <w:t xml:space="preserve">group_type</w:t>
+      </w:r>
+      <w:r>
+        <w:rPr>
+          <w:rStyle w:val="KeywordTok"/>
+        </w:rPr>
+        <w:t xml:space="preserve">:</w:t>
+      </w:r>
+      <w:r>
+        <w:br/>
+      </w:r>
+      <w:r>
+        <w:rPr>
+          <w:rStyle w:val="AttributeTok"/>
+        </w:rPr>
+        <w:t xml:space="preserve">  </w:t>
+      </w:r>
+      <w:r>
+        <w:rPr>
+          <w:rStyle w:val="FunctionTok"/>
+        </w:rPr>
+        <w:t xml:space="preserve">group_type_enum</w:t>
+      </w:r>
+      <w:r>
+        <w:rPr>
+          <w:rStyle w:val="KeywordTok"/>
+        </w:rPr>
+        <w:t xml:space="preserve">:</w:t>
+      </w:r>
+      <w:r>
+        <w:rPr>
+          <w:rStyle w:val="AttributeTok"/>
+        </w:rPr>
+        <w:t xml:space="preserve"> parliamentary_bureau</w:t>
+      </w:r>
+      <w:r>
+        <w:br/>
+      </w:r>
+      <w:r>
+        <w:rPr>
+          <w:rStyle w:val="AttributeTok"/>
+        </w:rPr>
+        <w:t xml:space="preserve">  </w:t>
+      </w:r>
+      <w:r>
+        <w:rPr>
+          <w:rStyle w:val="FunctionTok"/>
+        </w:rPr>
+        <w:t xml:space="preserve">label</w:t>
+      </w:r>
+      <w:r>
+        <w:rPr>
+          <w:rStyle w:val="KeywordTok"/>
+        </w:rPr>
+        <w:t xml:space="preserve">:</w:t>
+      </w:r>
+      <w:r>
+        <w:rPr>
+          <w:rStyle w:val="AttributeTok"/>
+        </w:rPr>
+        <w:t xml:space="preserve"> Ratsbüro</w:t>
+      </w:r>
+      <w:r>
+        <w:br/>
+      </w:r>
+      <w:r>
+        <w:rPr>
+          <w:rStyle w:val="FunctionTok"/>
+        </w:rPr>
+        <w:t xml:space="preserve">spatial</w:t>
+      </w:r>
+      <w:r>
+        <w:rPr>
+          <w:rStyle w:val="KeywordTok"/>
+        </w:rPr>
+        <w:t xml:space="preserve">:</w:t>
+      </w:r>
+      <w:r>
+        <w:rPr>
+          <w:rStyle w:val="AttributeTok"/>
+        </w:rPr>
+        <w:t xml:space="preserve"> https://ld.admin.ch/canton/12</w:t>
+      </w:r>
+    </w:p>
+    <w:bookmarkEnd w:id="134"/>
+    <w:bookmarkEnd w:id="135"/>
+    <w:bookmarkEnd w:id="136"/>
+    <w:bookmarkStart w:id="139" w:name="klasse-grouptype"/>
     <w:p>
       <w:pPr>
         <w:pStyle w:val="berschrift2"/>
@@ -16333,7 +17191,7 @@
         <w:t xml:space="preserve">__</w:t>
       </w:r>
     </w:p>
-    <w:bookmarkStart w:id="134" w:name="attribute-8"/>
+    <w:bookmarkStart w:id="137" w:name="attribute-8"/>
     <w:p>
       <w:pPr>
         <w:pStyle w:val="berschrift3"/>
@@ -16497,8 +17355,8 @@
         </w:tc>
       </w:tr>
     </w:tbl>
-    <w:bookmarkEnd w:id="134"/>
-    <w:bookmarkStart w:id="135" w:name="verwendungen-8"/>
+    <w:bookmarkEnd w:id="137"/>
+    <w:bookmarkStart w:id="138" w:name="verwendungen-8"/>
     <w:p>
       <w:pPr>
         <w:pStyle w:val="berschrift3"/>
@@ -16639,9 +17497,9 @@
         </w:tc>
       </w:tr>
     </w:tbl>
-    <w:bookmarkEnd w:id="135"/>
-    <w:bookmarkEnd w:id="136"/>
-    <w:bookmarkStart w:id="160" w:name="enum-grouptypeenum"/>
+    <w:bookmarkEnd w:id="138"/>
+    <w:bookmarkEnd w:id="139"/>
+    <w:bookmarkStart w:id="163" w:name="enum-grouptypeenum"/>
     <w:p>
       <w:pPr>
         <w:pStyle w:val="berschrift2"/>
@@ -16680,7 +17538,7 @@
       <w:r>
         <w:t xml:space="preserve"> </w:t>
       </w:r>
-      <w:hyperlink ns1:id="rId137">
+      <w:hyperlink ns1:id="rId140">
         <w:r>
           <w:rPr>
             <w:rStyle w:val="Hyperlink"/>
@@ -16689,7 +17547,7 @@
         </w:r>
       </w:hyperlink>
     </w:p>
-    <w:bookmarkStart w:id="159" w:name="zulässige-werte-3"/>
+    <w:bookmarkStart w:id="162" w:name="zulässige-werte-3"/>
     <w:p>
       <w:pPr>
         <w:pStyle w:val="berschrift3"/>
@@ -16779,7 +17637,7 @@
             <w:pPr>
               <w:pStyle w:val="Compact"/>
             </w:pPr>
-            <w:hyperlink ns1:id="rId138">
+            <w:hyperlink ns1:id="rId141">
               <w:r>
                 <w:rPr>
                   <w:rStyle w:val="Hyperlink"/>
@@ -16833,7 +17691,7 @@
             <w:pPr>
               <w:pStyle w:val="Compact"/>
             </w:pPr>
-            <w:hyperlink ns1:id="rId139">
+            <w:hyperlink ns1:id="rId142">
               <w:r>
                 <w:rPr>
                   <w:rStyle w:val="Hyperlink"/>
@@ -16887,7 +17745,7 @@
             <w:pPr>
               <w:pStyle w:val="Compact"/>
             </w:pPr>
-            <w:hyperlink ns1:id="rId140">
+            <w:hyperlink ns1:id="rId143">
               <w:r>
                 <w:rPr>
                   <w:rStyle w:val="Hyperlink"/>
@@ -16941,7 +17799,7 @@
             <w:pPr>
               <w:pStyle w:val="Compact"/>
             </w:pPr>
-            <w:hyperlink ns1:id="rId141">
+            <w:hyperlink ns1:id="rId144">
               <w:r>
                 <w:rPr>
                   <w:rStyle w:val="Hyperlink"/>
@@ -16995,7 +17853,7 @@
             <w:pPr>
               <w:pStyle w:val="Compact"/>
             </w:pPr>
-            <w:hyperlink ns1:id="rId142">
+            <w:hyperlink ns1:id="rId145">
               <w:r>
                 <w:rPr>
                   <w:rStyle w:val="Hyperlink"/>
@@ -17049,7 +17907,7 @@
             <w:pPr>
               <w:pStyle w:val="Compact"/>
             </w:pPr>
-            <w:hyperlink ns1:id="rId143">
+            <w:hyperlink ns1:id="rId146">
               <w:r>
                 <w:rPr>
                   <w:rStyle w:val="Hyperlink"/>
@@ -17103,7 +17961,7 @@
             <w:pPr>
               <w:pStyle w:val="Compact"/>
             </w:pPr>
-            <w:hyperlink ns1:id="rId144">
+            <w:hyperlink ns1:id="rId147">
               <w:r>
                 <w:rPr>
                   <w:rStyle w:val="Hyperlink"/>
@@ -17157,7 +18015,7 @@
             <w:pPr>
               <w:pStyle w:val="Compact"/>
             </w:pPr>
-            <w:hyperlink ns1:id="rId145">
+            <w:hyperlink ns1:id="rId148">
               <w:r>
                 <w:rPr>
                   <w:rStyle w:val="Hyperlink"/>
@@ -17211,7 +18069,7 @@
             <w:pPr>
               <w:pStyle w:val="Compact"/>
             </w:pPr>
-            <w:hyperlink ns1:id="rId146">
+            <w:hyperlink ns1:id="rId149">
               <w:r>
                 <w:rPr>
                   <w:rStyle w:val="Hyperlink"/>
@@ -17265,7 +18123,7 @@
             <w:pPr>
               <w:pStyle w:val="Compact"/>
             </w:pPr>
-            <w:hyperlink ns1:id="rId147">
+            <w:hyperlink ns1:id="rId150">
               <w:r>
                 <w:rPr>
                   <w:rStyle w:val="Hyperlink"/>
@@ -17319,7 +18177,7 @@
             <w:pPr>
               <w:pStyle w:val="Compact"/>
             </w:pPr>
-            <w:hyperlink ns1:id="rId148">
+            <w:hyperlink ns1:id="rId151">
               <w:r>
                 <w:rPr>
                   <w:rStyle w:val="Hyperlink"/>
@@ -17373,7 +18231,7 @@
             <w:pPr>
               <w:pStyle w:val="Compact"/>
             </w:pPr>
-            <w:hyperlink ns1:id="rId149">
+            <w:hyperlink ns1:id="rId152">
               <w:r>
                 <w:rPr>
                   <w:rStyle w:val="Hyperlink"/>
@@ -17427,7 +18285,7 @@
             <w:pPr>
               <w:pStyle w:val="Compact"/>
             </w:pPr>
-            <w:hyperlink ns1:id="rId150">
+            <w:hyperlink ns1:id="rId153">
               <w:r>
                 <w:rPr>
                   <w:rStyle w:val="Hyperlink"/>
@@ -17481,7 +18339,7 @@
             <w:pPr>
               <w:pStyle w:val="Compact"/>
             </w:pPr>
-            <w:hyperlink ns1:id="rId151">
+            <w:hyperlink ns1:id="rId154">
               <w:r>
                 <w:rPr>
                   <w:rStyle w:val="Hyperlink"/>
@@ -17535,7 +18393,7 @@
             <w:pPr>
               <w:pStyle w:val="Compact"/>
             </w:pPr>
-            <w:hyperlink ns1:id="rId152">
+            <w:hyperlink ns1:id="rId155">
               <w:r>
                 <w:rPr>
                   <w:rStyle w:val="Hyperlink"/>
@@ -17589,7 +18447,7 @@
             <w:pPr>
               <w:pStyle w:val="Compact"/>
             </w:pPr>
-            <w:hyperlink ns1:id="rId153">
+            <w:hyperlink ns1:id="rId156">
               <w:r>
                 <w:rPr>
                   <w:rStyle w:val="Hyperlink"/>
@@ -17643,7 +18501,7 @@
             <w:pPr>
               <w:pStyle w:val="Compact"/>
             </w:pPr>
-            <w:hyperlink ns1:id="rId154">
+            <w:hyperlink ns1:id="rId157">
               <w:r>
                 <w:rPr>
                   <w:rStyle w:val="Hyperlink"/>
@@ -17697,7 +18555,7 @@
             <w:pPr>
               <w:pStyle w:val="Compact"/>
             </w:pPr>
-            <w:hyperlink ns1:id="rId155">
+            <w:hyperlink ns1:id="rId158">
               <w:r>
                 <w:rPr>
                   <w:rStyle w:val="Hyperlink"/>
@@ -17751,7 +18609,7 @@
             <w:pPr>
               <w:pStyle w:val="Compact"/>
             </w:pPr>
-            <w:hyperlink ns1:id="rId156">
+            <w:hyperlink ns1:id="rId159">
               <w:r>
                 <w:rPr>
                   <w:rStyle w:val="Hyperlink"/>
@@ -17805,7 +18663,7 @@
             <w:pPr>
               <w:pStyle w:val="Compact"/>
             </w:pPr>
-            <w:hyperlink ns1:id="rId157">
+            <w:hyperlink ns1:id="rId160">
               <w:r>
                 <w:rPr>
                   <w:rStyle w:val="Hyperlink"/>
@@ -17859,7 +18717,7 @@
             <w:pPr>
               <w:pStyle w:val="Compact"/>
             </w:pPr>
-            <w:hyperlink ns1:id="rId158">
+            <w:hyperlink ns1:id="rId161">
               <w:r>
                 <w:rPr>
                   <w:rStyle w:val="Hyperlink"/>
@@ -17871,15 +18729,15 @@
         </w:tc>
       </w:tr>
     </w:tbl>
-    <w:bookmarkEnd w:id="159"/>
+    <w:bookmarkEnd w:id="162"/>
     <w:p>
       <w:r>
         <w:br w:type="page"/>
       </w:r>
     </w:p>
-    <w:bookmarkEnd w:id="160"/>
-    <w:bookmarkEnd w:id="161"/>
-    <w:bookmarkStart w:id="176" w:name="mitgliedschaften-memberships"/>
+    <w:bookmarkEnd w:id="163"/>
+    <w:bookmarkEnd w:id="164"/>
+    <w:bookmarkStart w:id="179" w:name="mitgliedschaften-memberships"/>
     <w:p>
       <w:pPr>
         <w:pStyle w:val="berschrift1"/>
@@ -18330,7 +19188,7 @@
         <w:t xml:space="preserve">).</w:t>
       </w:r>
     </w:p>
-    <w:bookmarkStart w:id="164" w:name="klasse-membership"/>
+    <w:bookmarkStart w:id="167" w:name="klasse-membership"/>
     <w:p>
       <w:pPr>
         <w:pStyle w:val="berschrift2"/>
@@ -18359,7 +19217,7 @@
         <w:t xml:space="preserve">__</w:t>
       </w:r>
     </w:p>
-    <w:bookmarkStart w:id="162" w:name="attribute-9"/>
+    <w:bookmarkStart w:id="165" w:name="attribute-9"/>
     <w:p>
       <w:pPr>
         <w:pStyle w:val="berschrift3"/>
@@ -19379,8 +20237,8 @@
         </w:tc>
       </w:tr>
     </w:tbl>
-    <w:bookmarkEnd w:id="162"/>
-    <w:bookmarkStart w:id="163" w:name="verwendungen-9"/>
+    <w:bookmarkEnd w:id="165"/>
+    <w:bookmarkStart w:id="166" w:name="verwendungen-9"/>
     <w:p>
       <w:pPr>
         <w:pStyle w:val="berschrift3"/>
@@ -19521,9 +20379,9 @@
         </w:tc>
       </w:tr>
     </w:tbl>
-    <w:bookmarkEnd w:id="163"/>
-    <w:bookmarkEnd w:id="164"/>
-    <w:bookmarkStart w:id="169" w:name="klasse-roletype"/>
+    <w:bookmarkEnd w:id="166"/>
+    <w:bookmarkEnd w:id="167"/>
+    <w:bookmarkStart w:id="172" w:name="klasse-roletype"/>
     <w:p>
       <w:pPr>
         <w:pStyle w:val="berschrift2"/>
@@ -19667,7 +20525,7 @@
         <w:t xml:space="preserve">__</w:t>
       </w:r>
     </w:p>
-    <w:bookmarkStart w:id="166" w:name="attribute-10"/>
+    <w:bookmarkStart w:id="169" w:name="attribute-10"/>
     <w:p>
       <w:pPr>
         <w:pStyle w:val="berschrift3"/>
@@ -19861,7 +20719,7 @@
         </w:tc>
       </w:tr>
     </w:tbl>
-    <w:bookmarkStart w:id="165" w:name="einschränkungen-2"/>
+    <w:bookmarkStart w:id="168" w:name="einschränkungen-2"/>
     <w:p>
       <w:pPr>
         <w:pStyle w:val="berschrift5"/>
@@ -19912,9 +20770,9 @@
         </w:r>
       </w:hyperlink>
     </w:p>
-    <w:bookmarkEnd w:id="165"/>
-    <w:bookmarkEnd w:id="166"/>
-    <w:bookmarkStart w:id="168" w:name="verwendungen-10"/>
+    <w:bookmarkEnd w:id="168"/>
+    <w:bookmarkEnd w:id="169"/>
+    <w:bookmarkStart w:id="171" w:name="verwendungen-10"/>
     <w:p>
       <w:pPr>
         <w:pStyle w:val="berschrift3"/>
@@ -20055,7 +20913,7 @@
         </w:tc>
       </w:tr>
     </w:tbl>
-    <w:bookmarkStart w:id="167" w:name="regeln"/>
+    <w:bookmarkStart w:id="170" w:name="regeln"/>
     <w:p>
       <w:pPr>
         <w:pStyle w:val="berschrift5"/>
@@ -20088,10 +20946,10 @@
         <w:t xml:space="preserve">ist, muss eine beschreibende Bezeichnung angegeben werden.</w:t>
       </w:r>
     </w:p>
-    <w:bookmarkEnd w:id="167"/>
-    <w:bookmarkEnd w:id="168"/>
-    <w:bookmarkEnd w:id="169"/>
-    <w:bookmarkStart w:id="172" w:name="enum-roleenum"/>
+    <w:bookmarkEnd w:id="170"/>
+    <w:bookmarkEnd w:id="171"/>
+    <w:bookmarkEnd w:id="172"/>
+    <w:bookmarkStart w:id="175" w:name="enum-roleenum"/>
     <w:p>
       <w:pPr>
         <w:pStyle w:val="berschrift2"/>
@@ -20130,7 +20988,7 @@
       <w:r>
         <w:t xml:space="preserve"> </w:t>
       </w:r>
-      <w:hyperlink ns1:id="rId170">
+      <w:hyperlink ns1:id="rId173">
         <w:r>
           <w:rPr>
             <w:rStyle w:val="Hyperlink"/>
@@ -20139,7 +20997,7 @@
         </w:r>
       </w:hyperlink>
     </w:p>
-    <w:bookmarkStart w:id="171" w:name="zulässige-werte-4"/>
+    <w:bookmarkStart w:id="174" w:name="zulässige-werte-4"/>
     <w:p>
       <w:pPr>
         <w:pStyle w:val="berschrift3"/>
@@ -20291,9 +21149,9 @@
         </w:tc>
       </w:tr>
     </w:tbl>
-    <w:bookmarkEnd w:id="171"/>
-    <w:bookmarkEnd w:id="172"/>
-    <w:bookmarkStart w:id="175" w:name="klasse-electoraldistrict"/>
+    <w:bookmarkEnd w:id="174"/>
+    <w:bookmarkEnd w:id="175"/>
+    <w:bookmarkStart w:id="178" w:name="klasse-electoraldistrict"/>
     <w:p>
       <w:pPr>
         <w:pStyle w:val="berschrift2"/>
@@ -20322,7 +21180,7 @@
         <w:t xml:space="preserve">__</w:t>
       </w:r>
     </w:p>
-    <w:bookmarkStart w:id="173" w:name="attribute-11"/>
+    <w:bookmarkStart w:id="176" w:name="attribute-11"/>
     <w:p>
       <w:pPr>
         <w:pStyle w:val="berschrift3"/>
@@ -20641,8 +21499,8 @@
         </w:tc>
       </w:tr>
     </w:tbl>
-    <w:bookmarkEnd w:id="173"/>
-    <w:bookmarkStart w:id="174" w:name="verwendungen-11"/>
+    <w:bookmarkEnd w:id="176"/>
+    <w:bookmarkStart w:id="177" w:name="verwendungen-11"/>
     <w:p>
       <w:pPr>
         <w:pStyle w:val="berschrift3"/>
@@ -20783,15 +21641,15 @@
         </w:tc>
       </w:tr>
     </w:tbl>
-    <w:bookmarkEnd w:id="174"/>
+    <w:bookmarkEnd w:id="177"/>
     <w:p>
       <w:r>
         <w:br w:type="page"/>
       </w:r>
     </w:p>
-    <w:bookmarkEnd w:id="175"/>
-    <w:bookmarkEnd w:id="176"/>
-    <w:bookmarkStart w:id="241" w:name="interessenbindungen-interest-links"/>
+    <w:bookmarkEnd w:id="178"/>
+    <w:bookmarkEnd w:id="179"/>
+    <w:bookmarkStart w:id="244" w:name="interessenbindungen-interest-links"/>
     <w:p>
       <w:pPr>
         <w:pStyle w:val="berschrift1"/>
@@ -20810,7 +21668,7 @@
       <w:r>
         <w:t xml:space="preserve"> </w:t>
       </w:r>
-      <w:hyperlink ns1:id="rId177">
+      <w:hyperlink ns1:id="rId180">
         <w:r>
           <w:rPr>
             <w:rStyle w:val="Hyperlink"/>
@@ -21115,7 +21973,7 @@
         <w:t xml:space="preserve">Neben Gremium und Funktion innerhalb der Organisation wird explizit festgehalten, ob die Position bezahlt ist – ein zentraler Transparenzaspekt.</w:t>
       </w:r>
     </w:p>
-    <w:bookmarkStart w:id="193" w:name="klasse-interestlink"/>
+    <w:bookmarkStart w:id="196" w:name="klasse-interestlink"/>
     <w:p>
       <w:pPr>
         <w:pStyle w:val="berschrift2"/>
@@ -21144,7 +22002,7 @@
         <w:t xml:space="preserve">__</w:t>
       </w:r>
     </w:p>
-    <w:bookmarkStart w:id="179" w:name="attribute-12"/>
+    <w:bookmarkStart w:id="182" w:name="attribute-12"/>
     <w:p>
       <w:pPr>
         <w:pStyle w:val="berschrift3"/>
@@ -22365,7 +23223,7 @@
         </w:tc>
       </w:tr>
     </w:tbl>
-    <w:bookmarkStart w:id="178" w:name="einschränkungen-3"/>
+    <w:bookmarkStart w:id="181" w:name="einschränkungen-3"/>
     <w:p>
       <w:pPr>
         <w:pStyle w:val="berschrift5"/>
@@ -22416,9 +23274,9 @@
         </w:r>
       </w:hyperlink>
     </w:p>
-    <w:bookmarkEnd w:id="178"/>
-    <w:bookmarkEnd w:id="179"/>
-    <w:bookmarkStart w:id="180" w:name="verwendungen-12"/>
+    <w:bookmarkEnd w:id="181"/>
+    <w:bookmarkEnd w:id="182"/>
+    <w:bookmarkStart w:id="183" w:name="verwendungen-12"/>
     <w:p>
       <w:pPr>
         <w:pStyle w:val="berschrift3"/>
@@ -22620,8 +23478,8 @@
         </w:tc>
       </w:tr>
     </w:tbl>
-    <w:bookmarkEnd w:id="180"/>
-    <w:bookmarkStart w:id="192" w:name="beispiele-3"/>
+    <w:bookmarkEnd w:id="183"/>
+    <w:bookmarkStart w:id="195" w:name="beispiele-3"/>
     <w:p>
       <w:pPr>
         <w:pStyle w:val="berschrift3"/>
@@ -22630,13 +23488,13 @@
         <w:t xml:space="preserve">Beispiele</w:t>
       </w:r>
     </w:p>
-    <w:bookmarkStart w:id="181" w:name="X1af30654d5cf8436e65b8352625f2a27fe75d1c"/>
+    <w:bookmarkStart w:id="184" w:name="beispiel-interest-links-il-burkart-008"/>
     <w:p>
       <w:pPr>
         <w:pStyle w:val="berschrift4"/>
       </w:pPr>
       <w:r>
-        <w:t xml:space="preserve">Beispiel: InterestLink-interest_links_il_burkart_008</w:t>
+        <w:t xml:space="preserve">Beispiel: interest links il burkart 008</w:t>
       </w:r>
     </w:p>
     <w:p>
@@ -22896,14 +23754,14 @@
         <w:t xml:space="preserve">true</w:t>
       </w:r>
     </w:p>
-    <w:bookmarkEnd w:id="181"/>
-    <w:bookmarkStart w:id="182" w:name="X2223fc34953484defacba649ff9ab1653c8789b"/>
+    <w:bookmarkEnd w:id="184"/>
+    <w:bookmarkStart w:id="185" w:name="beispiel-interest-links-il-burkart-010"/>
     <w:p>
       <w:pPr>
         <w:pStyle w:val="berschrift4"/>
       </w:pPr>
       <w:r>
-        <w:t xml:space="preserve">Beispiel: InterestLink-interest_links_il_burkart_010</w:t>
+        <w:t xml:space="preserve">Beispiel: interest links il burkart 010</w:t>
       </w:r>
     </w:p>
     <w:p>
@@ -23157,14 +24015,14 @@
         <w:t xml:space="preserve">false</w:t>
       </w:r>
     </w:p>
-    <w:bookmarkEnd w:id="182"/>
-    <w:bookmarkStart w:id="183" w:name="Xa000e921fddfe46667ba0fecfb33eb59b97d065"/>
+    <w:bookmarkEnd w:id="185"/>
+    <w:bookmarkStart w:id="186" w:name="beispiel-interest-links-il-burkart-002"/>
     <w:p>
       <w:pPr>
         <w:pStyle w:val="berschrift4"/>
       </w:pPr>
       <w:r>
-        <w:t xml:space="preserve">Beispiel: InterestLink-interest_links_il_burkart_002</w:t>
+        <w:t xml:space="preserve">Beispiel: interest links il burkart 002</w:t>
       </w:r>
     </w:p>
     <w:p>
@@ -23424,14 +24282,14 @@
         <w:t xml:space="preserve">true</w:t>
       </w:r>
     </w:p>
-    <w:bookmarkEnd w:id="183"/>
-    <w:bookmarkStart w:id="184" w:name="X62d919aee70bd0d9c1520103b3e0ef6cffabb18"/>
+    <w:bookmarkEnd w:id="186"/>
+    <w:bookmarkStart w:id="187" w:name="beispiel-interest-links-il-burkart-007"/>
     <w:p>
       <w:pPr>
         <w:pStyle w:val="berschrift4"/>
       </w:pPr>
       <w:r>
-        <w:t xml:space="preserve">Beispiel: InterestLink-interest_links_il_burkart_007</w:t>
+        <w:t xml:space="preserve">Beispiel: interest links il burkart 007</w:t>
       </w:r>
     </w:p>
     <w:p>
@@ -23691,14 +24549,14 @@
         <w:t xml:space="preserve">false</w:t>
       </w:r>
     </w:p>
-    <w:bookmarkEnd w:id="184"/>
-    <w:bookmarkStart w:id="185" w:name="X1514ff83664bdf8d03e160843c7fbb4f8d3f9b4"/>
+    <w:bookmarkEnd w:id="187"/>
+    <w:bookmarkStart w:id="188" w:name="beispiel-interest-links-il-burkart-005"/>
     <w:p>
       <w:pPr>
         <w:pStyle w:val="berschrift4"/>
       </w:pPr>
       <w:r>
-        <w:t xml:space="preserve">Beispiel: InterestLink-interest_links_il_burkart_005</w:t>
+        <w:t xml:space="preserve">Beispiel: interest links il burkart 005</w:t>
       </w:r>
     </w:p>
     <w:p>
@@ -23952,14 +24810,14 @@
         <w:t xml:space="preserve">true</w:t>
       </w:r>
     </w:p>
-    <w:bookmarkEnd w:id="185"/>
-    <w:bookmarkStart w:id="186" w:name="Xf1b97d15fe338509cee97b039642d877df66804"/>
+    <w:bookmarkEnd w:id="188"/>
+    <w:bookmarkStart w:id="189" w:name="beispiel-interest-links-il-burkart-001"/>
     <w:p>
       <w:pPr>
         <w:pStyle w:val="berschrift4"/>
       </w:pPr>
       <w:r>
-        <w:t xml:space="preserve">Beispiel: InterestLink-interest_links_il_burkart_001</w:t>
+        <w:t xml:space="preserve">Beispiel: interest links il burkart 001</w:t>
       </w:r>
     </w:p>
     <w:p>
@@ -24219,14 +25077,14 @@
         <w:t xml:space="preserve">true</w:t>
       </w:r>
     </w:p>
-    <w:bookmarkEnd w:id="186"/>
-    <w:bookmarkStart w:id="187" w:name="Xb38c7803a80c31875dcc4fd72cb6ecda1c0d517"/>
+    <w:bookmarkEnd w:id="189"/>
+    <w:bookmarkStart w:id="190" w:name="beispiel-interest-links-il-burkart-003"/>
     <w:p>
       <w:pPr>
         <w:pStyle w:val="berschrift4"/>
       </w:pPr>
       <w:r>
-        <w:t xml:space="preserve">Beispiel: InterestLink-interest_links_il_burkart_003</w:t>
+        <w:t xml:space="preserve">Beispiel: interest links il burkart 003</w:t>
       </w:r>
     </w:p>
     <w:p>
@@ -24486,14 +25344,14 @@
         <w:t xml:space="preserve">true</w:t>
       </w:r>
     </w:p>
-    <w:bookmarkEnd w:id="187"/>
-    <w:bookmarkStart w:id="188" w:name="X1a57a7c028670302f2ca0681dc911d12b22d641"/>
+    <w:bookmarkEnd w:id="190"/>
+    <w:bookmarkStart w:id="191" w:name="beispiel-interest-links-il-burkart-011"/>
     <w:p>
       <w:pPr>
         <w:pStyle w:val="berschrift4"/>
       </w:pPr>
       <w:r>
-        <w:t xml:space="preserve">Beispiel: InterestLink-interest_links_il_burkart_011</w:t>
+        <w:t xml:space="preserve">Beispiel: interest links il burkart 011</w:t>
       </w:r>
     </w:p>
     <w:p>
@@ -24747,14 +25605,14 @@
         <w:t xml:space="preserve">false</w:t>
       </w:r>
     </w:p>
-    <w:bookmarkEnd w:id="188"/>
-    <w:bookmarkStart w:id="189" w:name="Xf4f61d73fd4274c7bbe5eaaa96ffb9667470ef3"/>
+    <w:bookmarkEnd w:id="191"/>
+    <w:bookmarkStart w:id="192" w:name="beispiel-interest-links-il-burkart-004"/>
     <w:p>
       <w:pPr>
         <w:pStyle w:val="berschrift4"/>
       </w:pPr>
       <w:r>
-        <w:t xml:space="preserve">Beispiel: InterestLink-interest_links_il_burkart_004</w:t>
+        <w:t xml:space="preserve">Beispiel: interest links il burkart 004</w:t>
       </w:r>
     </w:p>
     <w:p>
@@ -25014,14 +25872,14 @@
         <w:t xml:space="preserve">true</w:t>
       </w:r>
     </w:p>
-    <w:bookmarkEnd w:id="189"/>
-    <w:bookmarkStart w:id="190" w:name="Xfb2265620b153a90c992969bacee560b6936815"/>
+    <w:bookmarkEnd w:id="192"/>
+    <w:bookmarkStart w:id="193" w:name="beispiel-interest-links-il-burkart-006"/>
     <w:p>
       <w:pPr>
         <w:pStyle w:val="berschrift4"/>
       </w:pPr>
       <w:r>
-        <w:t xml:space="preserve">Beispiel: InterestLink-interest_links_il_burkart_006</w:t>
+        <w:t xml:space="preserve">Beispiel: interest links il burkart 006</w:t>
       </w:r>
     </w:p>
     <w:p>
@@ -25275,14 +26133,14 @@
         <w:t xml:space="preserve">true</w:t>
       </w:r>
     </w:p>
-    <w:bookmarkEnd w:id="190"/>
-    <w:bookmarkStart w:id="191" w:name="Xeb6c15c3d3f93d8ba7d129df240568df67e42ed"/>
+    <w:bookmarkEnd w:id="193"/>
+    <w:bookmarkStart w:id="194" w:name="beispiel-interest-links-il-burkart-009"/>
     <w:p>
       <w:pPr>
         <w:pStyle w:val="berschrift4"/>
       </w:pPr>
       <w:r>
-        <w:t xml:space="preserve">Beispiel: InterestLink-interest_links_il_burkart_009</w:t>
+        <w:t xml:space="preserve">Beispiel: interest links il burkart 009</w:t>
       </w:r>
     </w:p>
     <w:p>
@@ -25536,10 +26394,10 @@
         <w:t xml:space="preserve">true</w:t>
       </w:r>
     </w:p>
-    <w:bookmarkEnd w:id="191"/>
-    <w:bookmarkEnd w:id="192"/>
-    <w:bookmarkEnd w:id="193"/>
-    <w:bookmarkStart w:id="199" w:name="enum-interesttypeenum"/>
+    <w:bookmarkEnd w:id="194"/>
+    <w:bookmarkEnd w:id="195"/>
+    <w:bookmarkEnd w:id="196"/>
+    <w:bookmarkStart w:id="202" w:name="enum-interesttypeenum"/>
     <w:p>
       <w:pPr>
         <w:pStyle w:val="berschrift2"/>
@@ -25578,7 +26436,7 @@
       <w:r>
         <w:t xml:space="preserve"> </w:t>
       </w:r>
-      <w:hyperlink ns1:id="rId194">
+      <w:hyperlink ns1:id="rId197">
         <w:r>
           <w:rPr>
             <w:rStyle w:val="Hyperlink"/>
@@ -25587,7 +26445,7 @@
         </w:r>
       </w:hyperlink>
     </w:p>
-    <w:bookmarkStart w:id="198" w:name="zulässige-werte-5"/>
+    <w:bookmarkStart w:id="201" w:name="zulässige-werte-5"/>
     <w:p>
       <w:pPr>
         <w:pStyle w:val="berschrift3"/>
@@ -25677,7 +26535,7 @@
             <w:pPr>
               <w:pStyle w:val="Compact"/>
             </w:pPr>
-            <w:hyperlink ns1:id="rId195">
+            <w:hyperlink ns1:id="rId198">
               <w:r>
                 <w:rPr>
                   <w:rStyle w:val="Hyperlink"/>
@@ -25731,7 +26589,7 @@
             <w:pPr>
               <w:pStyle w:val="Compact"/>
             </w:pPr>
-            <w:hyperlink ns1:id="rId196">
+            <w:hyperlink ns1:id="rId199">
               <w:r>
                 <w:rPr>
                   <w:rStyle w:val="Hyperlink"/>
@@ -25785,7 +26643,7 @@
             <w:pPr>
               <w:pStyle w:val="Compact"/>
             </w:pPr>
-            <w:hyperlink ns1:id="rId197">
+            <w:hyperlink ns1:id="rId200">
               <w:r>
                 <w:rPr>
                   <w:rStyle w:val="Hyperlink"/>
@@ -25797,9 +26655,9 @@
         </w:tc>
       </w:tr>
     </w:tbl>
-    <w:bookmarkEnd w:id="198"/>
-    <w:bookmarkEnd w:id="199"/>
-    <w:bookmarkStart w:id="240" w:name="enum-legalformenum"/>
+    <w:bookmarkEnd w:id="201"/>
+    <w:bookmarkEnd w:id="202"/>
+    <w:bookmarkStart w:id="243" w:name="enum-legalformenum"/>
     <w:p>
       <w:pPr>
         <w:pStyle w:val="berschrift2"/>
@@ -25838,7 +26696,7 @@
       <w:r>
         <w:t xml:space="preserve"> </w:t>
       </w:r>
-      <w:hyperlink ns1:id="rId200">
+      <w:hyperlink ns1:id="rId203">
         <w:r>
           <w:rPr>
             <w:rStyle w:val="Hyperlink"/>
@@ -25847,7 +26705,7 @@
         </w:r>
       </w:hyperlink>
     </w:p>
-    <w:bookmarkStart w:id="239" w:name="zulässige-werte-6"/>
+    <w:bookmarkStart w:id="242" w:name="zulässige-werte-6"/>
     <w:p>
       <w:pPr>
         <w:pStyle w:val="berschrift3"/>
@@ -25937,7 +26795,7 @@
             <w:pPr>
               <w:pStyle w:val="Compact"/>
             </w:pPr>
-            <w:hyperlink ns1:id="rId201">
+            <w:hyperlink ns1:id="rId204">
               <w:r>
                 <w:rPr>
                   <w:rStyle w:val="Hyperlink"/>
@@ -25991,7 +26849,7 @@
             <w:pPr>
               <w:pStyle w:val="Compact"/>
             </w:pPr>
-            <w:hyperlink ns1:id="rId202">
+            <w:hyperlink ns1:id="rId205">
               <w:r>
                 <w:rPr>
                   <w:rStyle w:val="Hyperlink"/>
@@ -26045,7 +26903,7 @@
             <w:pPr>
               <w:pStyle w:val="Compact"/>
             </w:pPr>
-            <w:hyperlink ns1:id="rId203">
+            <w:hyperlink ns1:id="rId206">
               <w:r>
                 <w:rPr>
                   <w:rStyle w:val="Hyperlink"/>
@@ -26099,7 +26957,7 @@
             <w:pPr>
               <w:pStyle w:val="Compact"/>
             </w:pPr>
-            <w:hyperlink ns1:id="rId204">
+            <w:hyperlink ns1:id="rId207">
               <w:r>
                 <w:rPr>
                   <w:rStyle w:val="Hyperlink"/>
@@ -26153,7 +27011,7 @@
             <w:pPr>
               <w:pStyle w:val="Compact"/>
             </w:pPr>
-            <w:hyperlink ns1:id="rId205">
+            <w:hyperlink ns1:id="rId208">
               <w:r>
                 <w:rPr>
                   <w:rStyle w:val="Hyperlink"/>
@@ -26207,7 +27065,7 @@
             <w:pPr>
               <w:pStyle w:val="Compact"/>
             </w:pPr>
-            <w:hyperlink ns1:id="rId206">
+            <w:hyperlink ns1:id="rId209">
               <w:r>
                 <w:rPr>
                   <w:rStyle w:val="Hyperlink"/>
@@ -26261,7 +27119,7 @@
             <w:pPr>
               <w:pStyle w:val="Compact"/>
             </w:pPr>
-            <w:hyperlink ns1:id="rId207">
+            <w:hyperlink ns1:id="rId210">
               <w:r>
                 <w:rPr>
                   <w:rStyle w:val="Hyperlink"/>
@@ -26315,7 +27173,7 @@
             <w:pPr>
               <w:pStyle w:val="Compact"/>
             </w:pPr>
-            <w:hyperlink ns1:id="rId208">
+            <w:hyperlink ns1:id="rId211">
               <w:r>
                 <w:rPr>
                   <w:rStyle w:val="Hyperlink"/>
@@ -26369,7 +27227,7 @@
             <w:pPr>
               <w:pStyle w:val="Compact"/>
             </w:pPr>
-            <w:hyperlink ns1:id="rId209">
+            <w:hyperlink ns1:id="rId212">
               <w:r>
                 <w:rPr>
                   <w:rStyle w:val="Hyperlink"/>
@@ -26423,7 +27281,7 @@
             <w:pPr>
               <w:pStyle w:val="Compact"/>
             </w:pPr>
-            <w:hyperlink ns1:id="rId210">
+            <w:hyperlink ns1:id="rId213">
               <w:r>
                 <w:rPr>
                   <w:rStyle w:val="Hyperlink"/>
@@ -26477,7 +27335,7 @@
             <w:pPr>
               <w:pStyle w:val="Compact"/>
             </w:pPr>
-            <w:hyperlink ns1:id="rId211">
+            <w:hyperlink ns1:id="rId214">
               <w:r>
                 <w:rPr>
                   <w:rStyle w:val="Hyperlink"/>
@@ -26531,7 +27389,7 @@
             <w:pPr>
               <w:pStyle w:val="Compact"/>
             </w:pPr>
-            <w:hyperlink ns1:id="rId212">
+            <w:hyperlink ns1:id="rId215">
               <w:r>
                 <w:rPr>
                   <w:rStyle w:val="Hyperlink"/>
@@ -26585,7 +27443,7 @@
             <w:pPr>
               <w:pStyle w:val="Compact"/>
             </w:pPr>
-            <w:hyperlink ns1:id="rId213">
+            <w:hyperlink ns1:id="rId216">
               <w:r>
                 <w:rPr>
                   <w:rStyle w:val="Hyperlink"/>
@@ -26639,7 +27497,7 @@
             <w:pPr>
               <w:pStyle w:val="Compact"/>
             </w:pPr>
-            <w:hyperlink ns1:id="rId214">
+            <w:hyperlink ns1:id="rId217">
               <w:r>
                 <w:rPr>
                   <w:rStyle w:val="Hyperlink"/>
@@ -26693,7 +27551,7 @@
             <w:pPr>
               <w:pStyle w:val="Compact"/>
             </w:pPr>
-            <w:hyperlink ns1:id="rId215">
+            <w:hyperlink ns1:id="rId218">
               <w:r>
                 <w:rPr>
                   <w:rStyle w:val="Hyperlink"/>
@@ -26747,7 +27605,7 @@
             <w:pPr>
               <w:pStyle w:val="Compact"/>
             </w:pPr>
-            <w:hyperlink ns1:id="rId216">
+            <w:hyperlink ns1:id="rId219">
               <w:r>
                 <w:rPr>
                   <w:rStyle w:val="Hyperlink"/>
@@ -26801,7 +27659,7 @@
             <w:pPr>
               <w:pStyle w:val="Compact"/>
             </w:pPr>
-            <w:hyperlink ns1:id="rId217">
+            <w:hyperlink ns1:id="rId220">
               <w:r>
                 <w:rPr>
                   <w:rStyle w:val="Hyperlink"/>
@@ -26855,7 +27713,7 @@
             <w:pPr>
               <w:pStyle w:val="Compact"/>
             </w:pPr>
-            <w:hyperlink ns1:id="rId218">
+            <w:hyperlink ns1:id="rId221">
               <w:r>
                 <w:rPr>
                   <w:rStyle w:val="Hyperlink"/>
@@ -26909,7 +27767,7 @@
             <w:pPr>
               <w:pStyle w:val="Compact"/>
             </w:pPr>
-            <w:hyperlink ns1:id="rId219">
+            <w:hyperlink ns1:id="rId222">
               <w:r>
                 <w:rPr>
                   <w:rStyle w:val="Hyperlink"/>
@@ -26963,7 +27821,7 @@
             <w:pPr>
               <w:pStyle w:val="Compact"/>
             </w:pPr>
-            <w:hyperlink ns1:id="rId220">
+            <w:hyperlink ns1:id="rId223">
               <w:r>
                 <w:rPr>
                   <w:rStyle w:val="Hyperlink"/>
@@ -27017,7 +27875,7 @@
             <w:pPr>
               <w:pStyle w:val="Compact"/>
             </w:pPr>
-            <w:hyperlink ns1:id="rId221">
+            <w:hyperlink ns1:id="rId224">
               <w:r>
                 <w:rPr>
                   <w:rStyle w:val="Hyperlink"/>
@@ -27071,7 +27929,7 @@
             <w:pPr>
               <w:pStyle w:val="Compact"/>
             </w:pPr>
-            <w:hyperlink ns1:id="rId222">
+            <w:hyperlink ns1:id="rId225">
               <w:r>
                 <w:rPr>
                   <w:rStyle w:val="Hyperlink"/>
@@ -27125,7 +27983,7 @@
             <w:pPr>
               <w:pStyle w:val="Compact"/>
             </w:pPr>
-            <w:hyperlink ns1:id="rId223">
+            <w:hyperlink ns1:id="rId226">
               <w:r>
                 <w:rPr>
                   <w:rStyle w:val="Hyperlink"/>
@@ -27179,7 +28037,7 @@
             <w:pPr>
               <w:pStyle w:val="Compact"/>
             </w:pPr>
-            <w:hyperlink ns1:id="rId224">
+            <w:hyperlink ns1:id="rId227">
               <w:r>
                 <w:rPr>
                   <w:rStyle w:val="Hyperlink"/>
@@ -27233,7 +28091,7 @@
             <w:pPr>
               <w:pStyle w:val="Compact"/>
             </w:pPr>
-            <w:hyperlink ns1:id="rId225">
+            <w:hyperlink ns1:id="rId228">
               <w:r>
                 <w:rPr>
                   <w:rStyle w:val="Hyperlink"/>
@@ -27287,7 +28145,7 @@
             <w:pPr>
               <w:pStyle w:val="Compact"/>
             </w:pPr>
-            <w:hyperlink ns1:id="rId226">
+            <w:hyperlink ns1:id="rId229">
               <w:r>
                 <w:rPr>
                   <w:rStyle w:val="Hyperlink"/>
@@ -27341,7 +28199,7 @@
             <w:pPr>
               <w:pStyle w:val="Compact"/>
             </w:pPr>
-            <w:hyperlink ns1:id="rId227">
+            <w:hyperlink ns1:id="rId230">
               <w:r>
                 <w:rPr>
                   <w:rStyle w:val="Hyperlink"/>
@@ -27395,7 +28253,7 @@
             <w:pPr>
               <w:pStyle w:val="Compact"/>
             </w:pPr>
-            <w:hyperlink ns1:id="rId228">
+            <w:hyperlink ns1:id="rId231">
               <w:r>
                 <w:rPr>
                   <w:rStyle w:val="Hyperlink"/>
@@ -27449,7 +28307,7 @@
             <w:pPr>
               <w:pStyle w:val="Compact"/>
             </w:pPr>
-            <w:hyperlink ns1:id="rId229">
+            <w:hyperlink ns1:id="rId232">
               <w:r>
                 <w:rPr>
                   <w:rStyle w:val="Hyperlink"/>
@@ -27503,7 +28361,7 @@
             <w:pPr>
               <w:pStyle w:val="Compact"/>
             </w:pPr>
-            <w:hyperlink ns1:id="rId230">
+            <w:hyperlink ns1:id="rId233">
               <w:r>
                 <w:rPr>
                   <w:rStyle w:val="Hyperlink"/>
@@ -27557,7 +28415,7 @@
             <w:pPr>
               <w:pStyle w:val="Compact"/>
             </w:pPr>
-            <w:hyperlink ns1:id="rId231">
+            <w:hyperlink ns1:id="rId234">
               <w:r>
                 <w:rPr>
                   <w:rStyle w:val="Hyperlink"/>
@@ -27611,7 +28469,7 @@
             <w:pPr>
               <w:pStyle w:val="Compact"/>
             </w:pPr>
-            <w:hyperlink ns1:id="rId232">
+            <w:hyperlink ns1:id="rId235">
               <w:r>
                 <w:rPr>
                   <w:rStyle w:val="Hyperlink"/>
@@ -27665,7 +28523,7 @@
             <w:pPr>
               <w:pStyle w:val="Compact"/>
             </w:pPr>
-            <w:hyperlink ns1:id="rId233">
+            <w:hyperlink ns1:id="rId236">
               <w:r>
                 <w:rPr>
                   <w:rStyle w:val="Hyperlink"/>
@@ -27719,7 +28577,7 @@
             <w:pPr>
               <w:pStyle w:val="Compact"/>
             </w:pPr>
-            <w:hyperlink ns1:id="rId234">
+            <w:hyperlink ns1:id="rId237">
               <w:r>
                 <w:rPr>
                   <w:rStyle w:val="Hyperlink"/>
@@ -27773,7 +28631,7 @@
             <w:pPr>
               <w:pStyle w:val="Compact"/>
             </w:pPr>
-            <w:hyperlink ns1:id="rId235">
+            <w:hyperlink ns1:id="rId238">
               <w:r>
                 <w:rPr>
                   <w:rStyle w:val="Hyperlink"/>
@@ -27827,7 +28685,7 @@
             <w:pPr>
               <w:pStyle w:val="Compact"/>
             </w:pPr>
-            <w:hyperlink ns1:id="rId236">
+            <w:hyperlink ns1:id="rId239">
               <w:r>
                 <w:rPr>
                   <w:rStyle w:val="Hyperlink"/>
@@ -27881,7 +28739,7 @@
             <w:pPr>
               <w:pStyle w:val="Compact"/>
             </w:pPr>
-            <w:hyperlink ns1:id="rId237">
+            <w:hyperlink ns1:id="rId240">
               <w:r>
                 <w:rPr>
                   <w:rStyle w:val="Hyperlink"/>
@@ -27935,7 +28793,7 @@
             <w:pPr>
               <w:pStyle w:val="Compact"/>
             </w:pPr>
-            <w:hyperlink ns1:id="rId238">
+            <w:hyperlink ns1:id="rId241">
               <w:r>
                 <w:rPr>
                   <w:rStyle w:val="Hyperlink"/>
@@ -27947,15 +28805,15 @@
         </w:tc>
       </w:tr>
     </w:tbl>
-    <w:bookmarkEnd w:id="239"/>
+    <w:bookmarkEnd w:id="242"/>
     <w:p>
       <w:r>
         <w:br w:type="page"/>
       </w:r>
     </w:p>
-    <w:bookmarkEnd w:id="240"/>
-    <w:bookmarkEnd w:id="241"/>
-    <w:bookmarkStart w:id="263" w:name="geteilte-elemente"/>
+    <w:bookmarkEnd w:id="243"/>
+    <w:bookmarkEnd w:id="244"/>
+    <w:bookmarkStart w:id="266" w:name="geteilte-elemente"/>
     <w:p>
       <w:pPr>
         <w:pStyle w:val="berschrift1"/>
@@ -27964,7 +28822,7 @@
         <w:t xml:space="preserve">Geteilte Elemente</w:t>
       </w:r>
     </w:p>
-    <w:bookmarkStart w:id="242" w:name="reference-classes"/>
+    <w:bookmarkStart w:id="245" w:name="reference-classes"/>
     <w:p>
       <w:pPr>
         <w:pStyle w:val="berschrift2"/>
@@ -28126,8 +28984,8 @@
         <w:t xml:space="preserve">, da die lokale Referenz unverändert bleibt, auch wenn sich die verknüpfte Entität später ändert</w:t>
       </w:r>
     </w:p>
-    <w:bookmarkEnd w:id="242"/>
-    <w:bookmarkStart w:id="245" w:name="klasse-personreference"/>
+    <w:bookmarkEnd w:id="245"/>
+    <w:bookmarkStart w:id="248" w:name="klasse-personreference"/>
     <w:p>
       <w:pPr>
         <w:pStyle w:val="berschrift2"/>
@@ -28156,7 +29014,7 @@
         <w:t xml:space="preserve">__</w:t>
       </w:r>
     </w:p>
-    <w:bookmarkStart w:id="243" w:name="attribute-13"/>
+    <w:bookmarkStart w:id="246" w:name="attribute-13"/>
     <w:p>
       <w:pPr>
         <w:pStyle w:val="berschrift3"/>
@@ -28588,8 +29446,8 @@
         </w:tc>
       </w:tr>
     </w:tbl>
-    <w:bookmarkEnd w:id="243"/>
-    <w:bookmarkStart w:id="244" w:name="verwendungen-13"/>
+    <w:bookmarkEnd w:id="246"/>
+    <w:bookmarkStart w:id="247" w:name="verwendungen-13"/>
     <w:p>
       <w:pPr>
         <w:pStyle w:val="berschrift3"/>
@@ -28791,9 +29649,9 @@
         </w:tc>
       </w:tr>
     </w:tbl>
-    <w:bookmarkEnd w:id="244"/>
-    <w:bookmarkEnd w:id="245"/>
-    <w:bookmarkStart w:id="248" w:name="klasse-groupreference"/>
+    <w:bookmarkEnd w:id="247"/>
+    <w:bookmarkEnd w:id="248"/>
+    <w:bookmarkStart w:id="251" w:name="klasse-groupreference"/>
     <w:p>
       <w:pPr>
         <w:pStyle w:val="berschrift2"/>
@@ -28822,7 +29680,7 @@
         <w:t xml:space="preserve">__</w:t>
       </w:r>
     </w:p>
-    <w:bookmarkStart w:id="246" w:name="attribute-14"/>
+    <w:bookmarkStart w:id="249" w:name="attribute-14"/>
     <w:p>
       <w:pPr>
         <w:pStyle w:val="berschrift3"/>
@@ -29196,8 +30054,8 @@
         </w:tc>
       </w:tr>
     </w:tbl>
-    <w:bookmarkEnd w:id="246"/>
-    <w:bookmarkStart w:id="247" w:name="verwendungen-14"/>
+    <w:bookmarkEnd w:id="249"/>
+    <w:bookmarkStart w:id="250" w:name="verwendungen-14"/>
     <w:p>
       <w:pPr>
         <w:pStyle w:val="berschrift3"/>
@@ -29338,9 +30196,9 @@
         </w:tc>
       </w:tr>
     </w:tbl>
-    <w:bookmarkEnd w:id="247"/>
-    <w:bookmarkEnd w:id="248"/>
-    <w:bookmarkStart w:id="249" w:name="mehrfach-benutzte-klassen"/>
+    <w:bookmarkEnd w:id="250"/>
+    <w:bookmarkEnd w:id="251"/>
+    <w:bookmarkStart w:id="252" w:name="mehrfach-benutzte-klassen"/>
     <w:p>
       <w:pPr>
         <w:pStyle w:val="berschrift2"/>
@@ -29349,8 +30207,8 @@
         <w:t xml:space="preserve">Mehrfach benutzte Klassen</w:t>
       </w:r>
     </w:p>
-    <w:bookmarkEnd w:id="249"/>
-    <w:bookmarkStart w:id="256" w:name="klasse-address"/>
+    <w:bookmarkEnd w:id="252"/>
+    <w:bookmarkStart w:id="259" w:name="klasse-address"/>
     <w:p>
       <w:pPr>
         <w:pStyle w:val="berschrift2"/>
@@ -29379,7 +30237,7 @@
         <w:t xml:space="preserve">__</w:t>
       </w:r>
     </w:p>
-    <w:bookmarkStart w:id="251" w:name="attribute-15"/>
+    <w:bookmarkStart w:id="254" w:name="attribute-15"/>
     <w:p>
       <w:pPr>
         <w:pStyle w:val="berschrift3"/>
@@ -29751,7 +30609,7 @@
         </w:tc>
       </w:tr>
     </w:tbl>
-    <w:bookmarkStart w:id="250" w:name="einschränkungen-4"/>
+    <w:bookmarkStart w:id="253" w:name="einschränkungen-4"/>
     <w:p>
       <w:pPr>
         <w:pStyle w:val="berschrift5"/>
@@ -29802,9 +30660,9 @@
         </w:r>
       </w:hyperlink>
     </w:p>
-    <w:bookmarkEnd w:id="250"/>
-    <w:bookmarkEnd w:id="251"/>
-    <w:bookmarkStart w:id="252" w:name="verwendungen-15"/>
+    <w:bookmarkEnd w:id="253"/>
+    <w:bookmarkEnd w:id="254"/>
+    <w:bookmarkStart w:id="255" w:name="verwendungen-15"/>
     <w:p>
       <w:pPr>
         <w:pStyle w:val="berschrift3"/>
@@ -30006,8 +30864,8 @@
         </w:tc>
       </w:tr>
     </w:tbl>
-    <w:bookmarkEnd w:id="252"/>
-    <w:bookmarkStart w:id="255" w:name="beispiele-4"/>
+    <w:bookmarkEnd w:id="255"/>
+    <w:bookmarkStart w:id="258" w:name="beispiele-4"/>
     <w:p>
       <w:pPr>
         <w:pStyle w:val="berschrift3"/>
@@ -30016,13 +30874,13 @@
         <w:t xml:space="preserve">Beispiele</w:t>
       </w:r>
     </w:p>
-    <w:bookmarkStart w:id="253" w:name="Xc5f55fc7fcbf4b7581090adb57e3cab5545518e"/>
+    <w:bookmarkStart w:id="256" w:name="beispiel-swiss-politicians-beat-jans-1"/>
     <w:p>
       <w:pPr>
         <w:pStyle w:val="berschrift4"/>
       </w:pPr>
       <w:r>
-        <w:t xml:space="preserve">Beispiel: Address-swiss_politicians_Beat_Jans_1</w:t>
+        <w:t xml:space="preserve">Beispiel: swiss politicians Beat Jans 1</w:t>
       </w:r>
     </w:p>
     <w:p>
@@ -30069,14 +30927,14 @@
         <w:t xml:space="preserve"> Basel-Stadt</w:t>
       </w:r>
     </w:p>
-    <w:bookmarkEnd w:id="253"/>
-    <w:bookmarkStart w:id="254" w:name="beispiel-address-groups__it_1"/>
+    <w:bookmarkEnd w:id="256"/>
+    <w:bookmarkStart w:id="257" w:name="beispiel-groups-it-1"/>
     <w:p>
       <w:pPr>
         <w:pStyle w:val="berschrift4"/>
       </w:pPr>
       <w:r>
-        <w:t xml:space="preserve">Beispiel: Address-groups__it_1</w:t>
+        <w:t xml:space="preserve">Beispiel: groups it 1</w:t>
       </w:r>
     </w:p>
     <w:p>
@@ -30141,22 +30999,34 @@
         <w:rPr>
           <w:rStyle w:val="AttributeTok"/>
         </w:rPr>
-        <w:t xml:space="preserve"> Fédération romande des consommateurs, Rue de Genève 17, case postale</w:t>
+        <w:t xml:space="preserve"> Fédération romande des consommateurs, Rue de Genève 17, case postale 585</w:t>
       </w:r>
       <w:r>
         <w:br/>
       </w:r>
       <w:r>
         <w:rPr>
-          <w:rStyle w:val="AttributeTok"/>
-        </w:rPr>
-        <w:t xml:space="preserve">  </w:t>
-      </w:r>
-      <w:r>
-        <w:rPr>
-          <w:rStyle w:val="DecValTok"/>
-        </w:rPr>
-        <w:t xml:space="preserve">585</w:t>
+          <w:rStyle w:val="FunctionTok"/>
+        </w:rPr>
+        <w:t xml:space="preserve">postal_code</w:t>
+      </w:r>
+      <w:r>
+        <w:rPr>
+          <w:rStyle w:val="KeywordTok"/>
+        </w:rPr>
+        <w:t xml:space="preserve">:</w:t>
+      </w:r>
+      <w:r>
+        <w:rPr>
+          <w:rStyle w:val="AttributeTok"/>
+        </w:rPr>
+        <w:t xml:space="preserve"> </w:t>
+      </w:r>
+      <w:r>
+        <w:rPr>
+          <w:rStyle w:val="StringTok"/>
+        </w:rPr>
+        <w:t xml:space="preserve">'1001'</w:t>
       </w:r>
       <w:r>
         <w:br/>
@@ -30165,7 +31035,7 @@
         <w:rPr>
           <w:rStyle w:val="FunctionTok"/>
         </w:rPr>
-        <w:t xml:space="preserve">postal_code</w:t>
+        <w:t xml:space="preserve">postal_locality</w:t>
       </w:r>
       <w:r>
         <w:rPr>
@@ -30177,13 +31047,7 @@
         <w:rPr>
           <w:rStyle w:val="AttributeTok"/>
         </w:rPr>
-        <w:t xml:space="preserve"> </w:t>
-      </w:r>
-      <w:r>
-        <w:rPr>
-          <w:rStyle w:val="StringTok"/>
-        </w:rPr>
-        <w:t xml:space="preserve">'1001'</w:t>
+        <w:t xml:space="preserve"> Lausanne</w:t>
       </w:r>
       <w:r>
         <w:br/>
@@ -30192,7 +31056,7 @@
         <w:rPr>
           <w:rStyle w:val="FunctionTok"/>
         </w:rPr>
-        <w:t xml:space="preserve">postal_locality</w:t>
+        <w:t xml:space="preserve">country</w:t>
       </w:r>
       <w:r>
         <w:rPr>
@@ -30204,34 +31068,13 @@
         <w:rPr>
           <w:rStyle w:val="AttributeTok"/>
         </w:rPr>
-        <w:t xml:space="preserve"> Lausanne</w:t>
-      </w:r>
-      <w:r>
-        <w:br/>
-      </w:r>
-      <w:r>
-        <w:rPr>
-          <w:rStyle w:val="FunctionTok"/>
-        </w:rPr>
-        <w:t xml:space="preserve">country</w:t>
-      </w:r>
-      <w:r>
-        <w:rPr>
-          <w:rStyle w:val="KeywordTok"/>
-        </w:rPr>
-        <w:t xml:space="preserve">:</w:t>
-      </w:r>
-      <w:r>
-        <w:rPr>
-          <w:rStyle w:val="AttributeTok"/>
-        </w:rPr>
         <w:t xml:space="preserve"> CH</w:t>
       </w:r>
     </w:p>
-    <w:bookmarkEnd w:id="254"/>
-    <w:bookmarkEnd w:id="255"/>
-    <w:bookmarkEnd w:id="256"/>
-    <w:bookmarkStart w:id="259" w:name="enum-addresstypeenum"/>
+    <w:bookmarkEnd w:id="257"/>
+    <w:bookmarkEnd w:id="258"/>
+    <w:bookmarkEnd w:id="259"/>
+    <w:bookmarkStart w:id="262" w:name="enum-addresstypeenum"/>
     <w:p>
       <w:pPr>
         <w:pStyle w:val="berschrift2"/>
@@ -30270,7 +31113,7 @@
       <w:r>
         <w:t xml:space="preserve"> </w:t>
       </w:r>
-      <w:hyperlink ns1:id="rId257">
+      <w:hyperlink ns1:id="rId260">
         <w:r>
           <w:rPr>
             <w:rStyle w:val="Hyperlink"/>
@@ -30279,7 +31122,7 @@
         </w:r>
       </w:hyperlink>
     </w:p>
-    <w:bookmarkStart w:id="258" w:name="zulässige-werte-7"/>
+    <w:bookmarkStart w:id="261" w:name="zulässige-werte-7"/>
     <w:p>
       <w:pPr>
         <w:pStyle w:val="berschrift3"/>
@@ -30406,9 +31249,9 @@
         </w:tc>
       </w:tr>
     </w:tbl>
-    <w:bookmarkEnd w:id="258"/>
-    <w:bookmarkEnd w:id="259"/>
-    <w:bookmarkStart w:id="262" w:name="klasse-contact"/>
+    <w:bookmarkEnd w:id="261"/>
+    <w:bookmarkEnd w:id="262"/>
+    <w:bookmarkStart w:id="265" w:name="klasse-contact"/>
     <w:p>
       <w:pPr>
         <w:pStyle w:val="berschrift2"/>
@@ -30437,7 +31280,7 @@
         <w:t xml:space="preserve">__</w:t>
       </w:r>
     </w:p>
-    <w:bookmarkStart w:id="260" w:name="attribute-16"/>
+    <w:bookmarkStart w:id="263" w:name="attribute-16"/>
     <w:p>
       <w:pPr>
         <w:pStyle w:val="berschrift3"/>
@@ -30656,8 +31499,8 @@
         </w:tc>
       </w:tr>
     </w:tbl>
-    <w:bookmarkEnd w:id="260"/>
-    <w:bookmarkStart w:id="261" w:name="verwendungen-16"/>
+    <w:bookmarkEnd w:id="263"/>
+    <w:bookmarkStart w:id="264" w:name="verwendungen-16"/>
     <w:p>
       <w:pPr>
         <w:pStyle w:val="berschrift3"/>
@@ -30859,9 +31702,9 @@
         </w:tc>
       </w:tr>
     </w:tbl>
-    <w:bookmarkEnd w:id="261"/>
-    <w:bookmarkEnd w:id="262"/>
-    <w:bookmarkEnd w:id="263"/>
+    <w:bookmarkEnd w:id="264"/>
+    <w:bookmarkEnd w:id="265"/>
+    <w:bookmarkEnd w:id="266"/>
     <w:sectPr>
       <w:headerReference ns1:id="rId9" w:type="even"/>
       <w:headerReference ns1:id="rId10" w:type="default"/>

--- a/ech-0294_actors/output/ech-0294_actors_de.docx
+++ b/ech-0294_actors/output/ech-0294_actors_de.docx
@@ -4630,7 +4630,7 @@
         <w:rPr>
           <w:rStyle w:val="AttributeTok"/>
         </w:rPr>
-        <w:t xml:space="preserve"> https://data-example.parlament.ch/person/4032</w:t>
+        <w:t xml:space="preserve"> https://www.admin.ch/de/beat-jans</w:t>
       </w:r>
       <w:r>
         <w:br/>

--- a/ech-0294_actors/output/ech-0294_actors_de.docx
+++ b/ech-0294_actors/output/ech-0294_actors_de.docx
@@ -3062,13 +3062,13 @@
         <w:t xml:space="preserve">Beispiele</w:t>
       </w:r>
     </w:p>
-    <w:bookmarkStart w:id="31" w:name="X908988ec8ff05a9bec53fe88e715eca2b2c0ed9"/>
+    <w:bookmarkStart w:id="31" w:name="X980502075c264b9855390199ba170601b8c40d7"/>
     <w:p>
       <w:pPr>
         <w:pStyle w:val="berschrift4"/>
       </w:pPr>
       <w:r>
-        <w:t xml:space="preserve">Beispiel: Gleichnamige Personen ueber das Label unterscheiden</w:t>
+        <w:t xml:space="preserve">Beispiel: Namensvariante neben dem amtlichen Doppelnamen</w:t>
       </w:r>
     </w:p>
     <w:p>
@@ -3097,7 +3097,7 @@
         <w:rPr>
           <w:rStyle w:val="DecValTok"/>
         </w:rPr>
-        <w:t xml:space="preserve">6447</w:t>
+        <w:t xml:space="preserve">280958</w:t>
       </w:r>
       <w:r>
         <w:br/>
@@ -3118,7 +3118,7 @@
         <w:rPr>
           <w:rStyle w:val="AttributeTok"/>
         </w:rPr>
-        <w:t xml:space="preserve"> https://www.ur.ch/behoerdenmitglieder/6447</w:t>
+        <w:t xml:space="preserve"> https://parlament.winterthur.ch/behoerdenmitglieder/280958</w:t>
       </w:r>
       <w:r>
         <w:br/>
@@ -3139,7 +3139,7 @@
         <w:rPr>
           <w:rStyle w:val="AttributeTok"/>
         </w:rPr>
-        <w:t xml:space="preserve"> Alois Arnold (1981)</w:t>
+        <w:t xml:space="preserve"> Cristina Bozzi-Brunel</w:t>
       </w:r>
       <w:r>
         <w:br/>
@@ -3148,7 +3148,7 @@
         <w:rPr>
           <w:rStyle w:val="FunctionTok"/>
         </w:rPr>
-        <w:t xml:space="preserve">birth_year</w:t>
+        <w:t xml:space="preserve">names</w:t>
       </w:r>
       <w:r>
         <w:rPr>
@@ -3157,6 +3157,15 @@
         <w:t xml:space="preserve">:</w:t>
       </w:r>
       <w:r>
+        <w:br/>
+      </w:r>
+      <w:r>
+        <w:rPr>
+          <w:rStyle w:val="KeywordTok"/>
+        </w:rPr>
+        <w:t xml:space="preserve">-</w:t>
+      </w:r>
+      <w:r>
         <w:rPr>
           <w:rStyle w:val="AttributeTok"/>
         </w:rPr>
@@ -3164,18 +3173,36 @@
       </w:r>
       <w:r>
         <w:rPr>
-          <w:rStyle w:val="DecValTok"/>
-        </w:rPr>
-        <w:t xml:space="preserve">1981</w:t>
+          <w:rStyle w:val="FunctionTok"/>
+        </w:rPr>
+        <w:t xml:space="preserve">name_type</w:t>
+      </w:r>
+      <w:r>
+        <w:rPr>
+          <w:rStyle w:val="KeywordTok"/>
+        </w:rPr>
+        <w:t xml:space="preserve">:</w:t>
+      </w:r>
+      <w:r>
+        <w:rPr>
+          <w:rStyle w:val="AttributeTok"/>
+        </w:rPr>
+        <w:t xml:space="preserve"> PersonFirstName</w:t>
       </w:r>
       <w:r>
         <w:br/>
       </w:r>
       <w:r>
         <w:rPr>
+          <w:rStyle w:val="AttributeTok"/>
+        </w:rPr>
+        <w:t xml:space="preserve">  </w:t>
+      </w:r>
+      <w:r>
+        <w:rPr>
           <w:rStyle w:val="FunctionTok"/>
         </w:rPr>
-        <w:t xml:space="preserve">names</w:t>
+        <w:t xml:space="preserve">value</w:t>
       </w:r>
       <w:r>
         <w:rPr>
@@ -3184,6 +3211,12 @@
         <w:t xml:space="preserve">:</w:t>
       </w:r>
       <w:r>
+        <w:rPr>
+          <w:rStyle w:val="AttributeTok"/>
+        </w:rPr>
+        <w:t xml:space="preserve"> Cristina</w:t>
+      </w:r>
+      <w:r>
         <w:br/>
       </w:r>
       <w:r>
@@ -3214,7 +3247,7 @@
         <w:rPr>
           <w:rStyle w:val="AttributeTok"/>
         </w:rPr>
-        <w:t xml:space="preserve"> PersonFirstName</w:t>
+        <w:t xml:space="preserve"> PersonOfficialName</w:t>
       </w:r>
       <w:r>
         <w:br/>
@@ -3241,7 +3274,7 @@
         <w:rPr>
           <w:rStyle w:val="AttributeTok"/>
         </w:rPr>
-        <w:t xml:space="preserve"> Alois</w:t>
+        <w:t xml:space="preserve"> Bozzi-Brunel</w:t>
       </w:r>
       <w:r>
         <w:br/>
@@ -3274,7 +3307,7 @@
         <w:rPr>
           <w:rStyle w:val="AttributeTok"/>
         </w:rPr>
-        <w:t xml:space="preserve"> PersonOfficialName</w:t>
+        <w:t xml:space="preserve"> PersonOriginalName</w:t>
       </w:r>
       <w:r>
         <w:br/>
@@ -3301,7 +3334,7 @@
         <w:rPr>
           <w:rStyle w:val="AttributeTok"/>
         </w:rPr>
-        <w:t xml:space="preserve"> Arnold</w:t>
+        <w:t xml:space="preserve"> Brunel</w:t>
       </w:r>
     </w:p>
     <w:bookmarkEnd w:id="31"/>
@@ -3581,13 +3614,13 @@
       </w:r>
     </w:p>
     <w:bookmarkEnd w:id="32"/>
-    <w:bookmarkStart w:id="33" w:name="X285b5cac511da12a22ca9e50faef693355da470"/>
+    <w:bookmarkStart w:id="33" w:name="X6a7d2f32ffd98585e8e3e788b54a9342226cc92"/>
     <w:p>
       <w:pPr>
         <w:pStyle w:val="berschrift4"/>
       </w:pPr>
       <w:r>
-        <w:t xml:space="preserve">Beispiel: Gleichnamige Personen ueber das Label unterscheiden zweite P</w:t>
+        <w:t xml:space="preserve">Beispiel: Nicht-binaere Geschlechtsangabe mit Beruf und Abschluss</w:t>
       </w:r>
     </w:p>
     <w:p>
@@ -3610,13 +3643,76 @@
         <w:rPr>
           <w:rStyle w:val="AttributeTok"/>
         </w:rPr>
+        <w:t xml:space="preserve"> 72c7232be92944e3876f3b6723824ff9</w:t>
+      </w:r>
+      <w:r>
+        <w:br/>
+      </w:r>
+      <w:r>
+        <w:rPr>
+          <w:rStyle w:val="FunctionTok"/>
+        </w:rPr>
+        <w:t xml:space="preserve">global_uri</w:t>
+      </w:r>
+      <w:r>
+        <w:rPr>
+          <w:rStyle w:val="KeywordTok"/>
+        </w:rPr>
+        <w:t xml:space="preserve">:</w:t>
+      </w:r>
+      <w:r>
+        <w:rPr>
+          <w:rStyle w:val="AttributeTok"/>
+        </w:rPr>
+        <w:t xml:space="preserve"> https://stadtrat.bern.ch/de/mitglieder/detail.php?gid=72c7232be92944e3876f3b6723824ff9</w:t>
+      </w:r>
+      <w:r>
+        <w:br/>
+      </w:r>
+      <w:r>
+        <w:rPr>
+          <w:rStyle w:val="FunctionTok"/>
+        </w:rPr>
+        <w:t xml:space="preserve">label</w:t>
+      </w:r>
+      <w:r>
+        <w:rPr>
+          <w:rStyle w:val="KeywordTok"/>
+        </w:rPr>
+        <w:t xml:space="preserve">:</w:t>
+      </w:r>
+      <w:r>
+        <w:rPr>
+          <w:rStyle w:val="AttributeTok"/>
+        </w:rPr>
+        <w:t xml:space="preserve"> Sofia Fisch</w:t>
+      </w:r>
+      <w:r>
+        <w:br/>
+      </w:r>
+      <w:r>
+        <w:rPr>
+          <w:rStyle w:val="FunctionTok"/>
+        </w:rPr>
+        <w:t xml:space="preserve">birth_year</w:t>
+      </w:r>
+      <w:r>
+        <w:rPr>
+          <w:rStyle w:val="KeywordTok"/>
+        </w:rPr>
+        <w:t xml:space="preserve">:</w:t>
+      </w:r>
+      <w:r>
+        <w:rPr>
+          <w:rStyle w:val="AttributeTok"/>
+        </w:rPr>
         <w:t xml:space="preserve"> </w:t>
       </w:r>
       <w:r>
         <w:rPr>
           <w:rStyle w:val="DecValTok"/>
         </w:rPr>
-        <w:t xml:space="preserve">6370</w:t>
+        <w:t xml:space="preserve">1996</w:t>
       </w:r>
       <w:r>
         <w:br/>
@@ -3625,7 +3721,7 @@
         <w:rPr>
           <w:rStyle w:val="FunctionTok"/>
         </w:rPr>
-        <w:t xml:space="preserve">global_uri</w:t>
+        <w:t xml:space="preserve">names</w:t>
       </w:r>
       <w:r>
         <w:rPr>
@@ -3634,18 +3730,186 @@
         <w:t xml:space="preserve">:</w:t>
       </w:r>
       <w:r>
-        <w:rPr>
-          <w:rStyle w:val="AttributeTok"/>
-        </w:rPr>
-        <w:t xml:space="preserve"> https://www.ur.ch/behoerdenmitglieder/6370</w:t>
-      </w:r>
-      <w:r>
         <w:br/>
       </w:r>
       <w:r>
         <w:rPr>
+          <w:rStyle w:val="KeywordTok"/>
+        </w:rPr>
+        <w:t xml:space="preserve">-</w:t>
+      </w:r>
+      <w:r>
+        <w:rPr>
+          <w:rStyle w:val="AttributeTok"/>
+        </w:rPr>
+        <w:t xml:space="preserve"> </w:t>
+      </w:r>
+      <w:r>
+        <w:rPr>
           <w:rStyle w:val="FunctionTok"/>
         </w:rPr>
+        <w:t xml:space="preserve">name_type</w:t>
+      </w:r>
+      <w:r>
+        <w:rPr>
+          <w:rStyle w:val="KeywordTok"/>
+        </w:rPr>
+        <w:t xml:space="preserve">:</w:t>
+      </w:r>
+      <w:r>
+        <w:rPr>
+          <w:rStyle w:val="AttributeTok"/>
+        </w:rPr>
+        <w:t xml:space="preserve"> PersonFirstName</w:t>
+      </w:r>
+      <w:r>
+        <w:br/>
+      </w:r>
+      <w:r>
+        <w:rPr>
+          <w:rStyle w:val="AttributeTok"/>
+        </w:rPr>
+        <w:t xml:space="preserve">  </w:t>
+      </w:r>
+      <w:r>
+        <w:rPr>
+          <w:rStyle w:val="FunctionTok"/>
+        </w:rPr>
+        <w:t xml:space="preserve">value</w:t>
+      </w:r>
+      <w:r>
+        <w:rPr>
+          <w:rStyle w:val="KeywordTok"/>
+        </w:rPr>
+        <w:t xml:space="preserve">:</w:t>
+      </w:r>
+      <w:r>
+        <w:rPr>
+          <w:rStyle w:val="AttributeTok"/>
+        </w:rPr>
+        <w:t xml:space="preserve"> Sofia</w:t>
+      </w:r>
+      <w:r>
+        <w:br/>
+      </w:r>
+      <w:r>
+        <w:rPr>
+          <w:rStyle w:val="KeywordTok"/>
+        </w:rPr>
+        <w:t xml:space="preserve">-</w:t>
+      </w:r>
+      <w:r>
+        <w:rPr>
+          <w:rStyle w:val="AttributeTok"/>
+        </w:rPr>
+        <w:t xml:space="preserve"> </w:t>
+      </w:r>
+      <w:r>
+        <w:rPr>
+          <w:rStyle w:val="FunctionTok"/>
+        </w:rPr>
+        <w:t xml:space="preserve">name_type</w:t>
+      </w:r>
+      <w:r>
+        <w:rPr>
+          <w:rStyle w:val="KeywordTok"/>
+        </w:rPr>
+        <w:t xml:space="preserve">:</w:t>
+      </w:r>
+      <w:r>
+        <w:rPr>
+          <w:rStyle w:val="AttributeTok"/>
+        </w:rPr>
+        <w:t xml:space="preserve"> PersonOfficialName</w:t>
+      </w:r>
+      <w:r>
+        <w:br/>
+      </w:r>
+      <w:r>
+        <w:rPr>
+          <w:rStyle w:val="AttributeTok"/>
+        </w:rPr>
+        <w:t xml:space="preserve">  </w:t>
+      </w:r>
+      <w:r>
+        <w:rPr>
+          <w:rStyle w:val="FunctionTok"/>
+        </w:rPr>
+        <w:t xml:space="preserve">value</w:t>
+      </w:r>
+      <w:r>
+        <w:rPr>
+          <w:rStyle w:val="KeywordTok"/>
+        </w:rPr>
+        <w:t xml:space="preserve">:</w:t>
+      </w:r>
+      <w:r>
+        <w:rPr>
+          <w:rStyle w:val="AttributeTok"/>
+        </w:rPr>
+        <w:t xml:space="preserve"> Fisch</w:t>
+      </w:r>
+      <w:r>
+        <w:br/>
+      </w:r>
+      <w:r>
+        <w:rPr>
+          <w:rStyle w:val="FunctionTok"/>
+        </w:rPr>
+        <w:t xml:space="preserve">genders</w:t>
+      </w:r>
+      <w:r>
+        <w:rPr>
+          <w:rStyle w:val="KeywordTok"/>
+        </w:rPr>
+        <w:t xml:space="preserve">:</w:t>
+      </w:r>
+      <w:r>
+        <w:br/>
+      </w:r>
+      <w:r>
+        <w:rPr>
+          <w:rStyle w:val="KeywordTok"/>
+        </w:rPr>
+        <w:t xml:space="preserve">-</w:t>
+      </w:r>
+      <w:r>
+        <w:rPr>
+          <w:rStyle w:val="AttributeTok"/>
+        </w:rPr>
+        <w:t xml:space="preserve"> </w:t>
+      </w:r>
+      <w:r>
+        <w:rPr>
+          <w:rStyle w:val="FunctionTok"/>
+        </w:rPr>
+        <w:t xml:space="preserve">gender_code</w:t>
+      </w:r>
+      <w:r>
+        <w:rPr>
+          <w:rStyle w:val="KeywordTok"/>
+        </w:rPr>
+        <w:t xml:space="preserve">:</w:t>
+      </w:r>
+      <w:r>
+        <w:rPr>
+          <w:rStyle w:val="AttributeTok"/>
+        </w:rPr>
+        <w:t xml:space="preserve"> non_binary</w:t>
+      </w:r>
+      <w:r>
+        <w:br/>
+      </w:r>
+      <w:r>
+        <w:rPr>
+          <w:rStyle w:val="AttributeTok"/>
+        </w:rPr>
+        <w:t xml:space="preserve">  </w:t>
+      </w:r>
+      <w:r>
+        <w:rPr>
+          <w:rStyle w:val="FunctionTok"/>
+        </w:rPr>
         <w:t xml:space="preserve">label</w:t>
       </w:r>
       <w:r>
@@ -3658,7 +3922,7 @@
         <w:rPr>
           <w:rStyle w:val="AttributeTok"/>
         </w:rPr>
-        <w:t xml:space="preserve"> Alois Arnold (1965)</w:t>
+        <w:t xml:space="preserve"> divers</w:t>
       </w:r>
       <w:r>
         <w:br/>
@@ -3667,7 +3931,7 @@
         <w:rPr>
           <w:rStyle w:val="FunctionTok"/>
         </w:rPr>
-        <w:t xml:space="preserve">birth_year</w:t>
+        <w:t xml:space="preserve">occupations</w:t>
       </w:r>
       <w:r>
         <w:rPr>
@@ -3676,6 +3940,15 @@
         <w:t xml:space="preserve">:</w:t>
       </w:r>
       <w:r>
+        <w:br/>
+      </w:r>
+      <w:r>
+        <w:rPr>
+          <w:rStyle w:val="KeywordTok"/>
+        </w:rPr>
+        <w:t xml:space="preserve">-</w:t>
+      </w:r>
+      <w:r>
         <w:rPr>
           <w:rStyle w:val="AttributeTok"/>
         </w:rPr>
@@ -3683,18 +3956,36 @@
       </w:r>
       <w:r>
         <w:rPr>
-          <w:rStyle w:val="DecValTok"/>
-        </w:rPr>
-        <w:t xml:space="preserve">1965</w:t>
+          <w:rStyle w:val="FunctionTok"/>
+        </w:rPr>
+        <w:t xml:space="preserve">label</w:t>
+      </w:r>
+      <w:r>
+        <w:rPr>
+          <w:rStyle w:val="KeywordTok"/>
+        </w:rPr>
+        <w:t xml:space="preserve">:</w:t>
+      </w:r>
+      <w:r>
+        <w:rPr>
+          <w:rStyle w:val="AttributeTok"/>
+        </w:rPr>
+        <w:t xml:space="preserve"> Jurist*in</w:t>
       </w:r>
       <w:r>
         <w:br/>
       </w:r>
       <w:r>
         <w:rPr>
+          <w:rStyle w:val="AttributeTok"/>
+        </w:rPr>
+        <w:t xml:space="preserve">  </w:t>
+      </w:r>
+      <w:r>
+        <w:rPr>
           <w:rStyle w:val="FunctionTok"/>
         </w:rPr>
-        <w:t xml:space="preserve">names</w:t>
+        <w:t xml:space="preserve">is_active</w:t>
       </w:r>
       <w:r>
         <w:rPr>
@@ -3703,10 +3994,37 @@
         <w:t xml:space="preserve">:</w:t>
       </w:r>
       <w:r>
+        <w:rPr>
+          <w:rStyle w:val="AttributeTok"/>
+        </w:rPr>
+        <w:t xml:space="preserve"> </w:t>
+      </w:r>
+      <w:r>
+        <w:rPr>
+          <w:rStyle w:val="CharTok"/>
+        </w:rPr>
+        <w:t xml:space="preserve">true</w:t>
+      </w:r>
+      <w:r>
         <w:br/>
       </w:r>
       <w:r>
         <w:rPr>
+          <w:rStyle w:val="FunctionTok"/>
+        </w:rPr>
+        <w:t xml:space="preserve">trainings</w:t>
+      </w:r>
+      <w:r>
+        <w:rPr>
+          <w:rStyle w:val="KeywordTok"/>
+        </w:rPr>
+        <w:t xml:space="preserve">:</w:t>
+      </w:r>
+      <w:r>
+        <w:br/>
+      </w:r>
+      <w:r>
+        <w:rPr>
           <w:rStyle w:val="KeywordTok"/>
         </w:rPr>
         <w:t xml:space="preserve">-</w:t>
@@ -3721,7 +4039,7 @@
         <w:rPr>
           <w:rStyle w:val="FunctionTok"/>
         </w:rPr>
-        <w:t xml:space="preserve">name_type</w:t>
+        <w:t xml:space="preserve">training_type</w:t>
       </w:r>
       <w:r>
         <w:rPr>
@@ -3733,7 +4051,13 @@
         <w:rPr>
           <w:rStyle w:val="AttributeTok"/>
         </w:rPr>
-        <w:t xml:space="preserve"> PersonFirstName</w:t>
+        <w:t xml:space="preserve"> </w:t>
+      </w:r>
+      <w:r>
+        <w:rPr>
+          <w:rStyle w:val="StringTok"/>
+        </w:rPr>
+        <w:t xml:space="preserve">'3223'</w:t>
       </w:r>
       <w:r>
         <w:br/>
@@ -3760,77 +4084,17 @@
         <w:rPr>
           <w:rStyle w:val="AttributeTok"/>
         </w:rPr>
-        <w:t xml:space="preserve"> Alois</w:t>
-      </w:r>
-      <w:r>
-        <w:br/>
-      </w:r>
-      <w:r>
-        <w:rPr>
-          <w:rStyle w:val="KeywordTok"/>
-        </w:rPr>
-        <w:t xml:space="preserve">-</w:t>
-      </w:r>
-      <w:r>
-        <w:rPr>
-          <w:rStyle w:val="AttributeTok"/>
-        </w:rPr>
-        <w:t xml:space="preserve"> </w:t>
-      </w:r>
-      <w:r>
-        <w:rPr>
-          <w:rStyle w:val="FunctionTok"/>
-        </w:rPr>
-        <w:t xml:space="preserve">name_type</w:t>
-      </w:r>
-      <w:r>
-        <w:rPr>
-          <w:rStyle w:val="KeywordTok"/>
-        </w:rPr>
-        <w:t xml:space="preserve">:</w:t>
-      </w:r>
-      <w:r>
-        <w:rPr>
-          <w:rStyle w:val="AttributeTok"/>
-        </w:rPr>
-        <w:t xml:space="preserve"> PersonOfficialName</w:t>
-      </w:r>
-      <w:r>
-        <w:br/>
-      </w:r>
-      <w:r>
-        <w:rPr>
-          <w:rStyle w:val="AttributeTok"/>
-        </w:rPr>
-        <w:t xml:space="preserve">  </w:t>
-      </w:r>
-      <w:r>
-        <w:rPr>
-          <w:rStyle w:val="FunctionTok"/>
-        </w:rPr>
-        <w:t xml:space="preserve">value</w:t>
-      </w:r>
-      <w:r>
-        <w:rPr>
-          <w:rStyle w:val="KeywordTok"/>
-        </w:rPr>
-        <w:t xml:space="preserve">:</w:t>
-      </w:r>
-      <w:r>
-        <w:rPr>
-          <w:rStyle w:val="AttributeTok"/>
-        </w:rPr>
-        <w:t xml:space="preserve"> Arnold</w:t>
+        <w:t xml:space="preserve"> MLaw</w:t>
       </w:r>
     </w:p>
     <w:bookmarkEnd w:id="33"/>
-    <w:bookmarkStart w:id="34" w:name="X980502075c264b9855390199ba170601b8c40d7"/>
+    <w:bookmarkStart w:id="34" w:name="X908988ec8ff05a9bec53fe88e715eca2b2c0ed9"/>
     <w:p>
       <w:pPr>
         <w:pStyle w:val="berschrift4"/>
       </w:pPr>
       <w:r>
-        <w:t xml:space="preserve">Beispiel: Namensvariante neben dem amtlichen Doppelnamen</w:t>
+        <w:t xml:space="preserve">Beispiel: Gleichnamige Personen ueber das Label unterscheiden</w:t>
       </w:r>
     </w:p>
     <w:p>
@@ -3859,7 +4123,7 @@
         <w:rPr>
           <w:rStyle w:val="DecValTok"/>
         </w:rPr>
-        <w:t xml:space="preserve">280958</w:t>
+        <w:t xml:space="preserve">6447</w:t>
       </w:r>
       <w:r>
         <w:br/>
@@ -3880,7 +4144,7 @@
         <w:rPr>
           <w:rStyle w:val="AttributeTok"/>
         </w:rPr>
-        <w:t xml:space="preserve"> https://parlament.winterthur.ch/behoerdenmitglieder/280958</w:t>
+        <w:t xml:space="preserve"> https://www.ur.ch/behoerdenmitglieder/6447</w:t>
       </w:r>
       <w:r>
         <w:br/>
@@ -3901,7 +4165,7 @@
         <w:rPr>
           <w:rStyle w:val="AttributeTok"/>
         </w:rPr>
-        <w:t xml:space="preserve"> Cristina Bozzi-Brunel</w:t>
+        <w:t xml:space="preserve"> Alois Arnold (1981)</w:t>
       </w:r>
       <w:r>
         <w:br/>
@@ -3910,6 +4174,33 @@
         <w:rPr>
           <w:rStyle w:val="FunctionTok"/>
         </w:rPr>
+        <w:t xml:space="preserve">birth_year</w:t>
+      </w:r>
+      <w:r>
+        <w:rPr>
+          <w:rStyle w:val="KeywordTok"/>
+        </w:rPr>
+        <w:t xml:space="preserve">:</w:t>
+      </w:r>
+      <w:r>
+        <w:rPr>
+          <w:rStyle w:val="AttributeTok"/>
+        </w:rPr>
+        <w:t xml:space="preserve"> </w:t>
+      </w:r>
+      <w:r>
+        <w:rPr>
+          <w:rStyle w:val="DecValTok"/>
+        </w:rPr>
+        <w:t xml:space="preserve">1981</w:t>
+      </w:r>
+      <w:r>
+        <w:br/>
+      </w:r>
+      <w:r>
+        <w:rPr>
+          <w:rStyle w:val="FunctionTok"/>
+        </w:rPr>
         <w:t xml:space="preserve">names</w:t>
       </w:r>
       <w:r>
@@ -3976,7 +4267,7 @@
         <w:rPr>
           <w:rStyle w:val="AttributeTok"/>
         </w:rPr>
-        <w:t xml:space="preserve"> Cristina</w:t>
+        <w:t xml:space="preserve"> Alois</w:t>
       </w:r>
       <w:r>
         <w:br/>
@@ -4036,77 +4327,17 @@
         <w:rPr>
           <w:rStyle w:val="AttributeTok"/>
         </w:rPr>
-        <w:t xml:space="preserve"> Bozzi-Brunel</w:t>
-      </w:r>
-      <w:r>
-        <w:br/>
-      </w:r>
-      <w:r>
-        <w:rPr>
-          <w:rStyle w:val="KeywordTok"/>
-        </w:rPr>
-        <w:t xml:space="preserve">-</w:t>
-      </w:r>
-      <w:r>
-        <w:rPr>
-          <w:rStyle w:val="AttributeTok"/>
-        </w:rPr>
-        <w:t xml:space="preserve"> </w:t>
-      </w:r>
-      <w:r>
-        <w:rPr>
-          <w:rStyle w:val="FunctionTok"/>
-        </w:rPr>
-        <w:t xml:space="preserve">name_type</w:t>
-      </w:r>
-      <w:r>
-        <w:rPr>
-          <w:rStyle w:val="KeywordTok"/>
-        </w:rPr>
-        <w:t xml:space="preserve">:</w:t>
-      </w:r>
-      <w:r>
-        <w:rPr>
-          <w:rStyle w:val="AttributeTok"/>
-        </w:rPr>
-        <w:t xml:space="preserve"> PersonOriginalName</w:t>
-      </w:r>
-      <w:r>
-        <w:br/>
-      </w:r>
-      <w:r>
-        <w:rPr>
-          <w:rStyle w:val="AttributeTok"/>
-        </w:rPr>
-        <w:t xml:space="preserve">  </w:t>
-      </w:r>
-      <w:r>
-        <w:rPr>
-          <w:rStyle w:val="FunctionTok"/>
-        </w:rPr>
-        <w:t xml:space="preserve">value</w:t>
-      </w:r>
-      <w:r>
-        <w:rPr>
-          <w:rStyle w:val="KeywordTok"/>
-        </w:rPr>
-        <w:t xml:space="preserve">:</w:t>
-      </w:r>
-      <w:r>
-        <w:rPr>
-          <w:rStyle w:val="AttributeTok"/>
-        </w:rPr>
-        <w:t xml:space="preserve"> Brunel</w:t>
+        <w:t xml:space="preserve"> Arnold</w:t>
       </w:r>
     </w:p>
     <w:bookmarkEnd w:id="34"/>
-    <w:bookmarkStart w:id="35" w:name="X6a7d2f32ffd98585e8e3e788b54a9342226cc92"/>
+    <w:bookmarkStart w:id="35" w:name="beispiel-vollstaendig-erfasste-person"/>
     <w:p>
       <w:pPr>
         <w:pStyle w:val="berschrift4"/>
       </w:pPr>
       <w:r>
-        <w:t xml:space="preserve">Beispiel: Nicht-binaere Geschlechtsangabe mit Beruf und Abschluss</w:t>
+        <w:t xml:space="preserve">Beispiel: Vollstaendig erfasste Person</w:t>
       </w:r>
     </w:p>
     <w:p>
@@ -4129,7 +4360,13 @@
         <w:rPr>
           <w:rStyle w:val="AttributeTok"/>
         </w:rPr>
-        <w:t xml:space="preserve"> 72c7232be92944e3876f3b6723824ff9</w:t>
+        <w:t xml:space="preserve"> </w:t>
+      </w:r>
+      <w:r>
+        <w:rPr>
+          <w:rStyle w:val="DecValTok"/>
+        </w:rPr>
+        <w:t xml:space="preserve">4032</w:t>
       </w:r>
       <w:r>
         <w:br/>
@@ -4150,7 +4387,7 @@
         <w:rPr>
           <w:rStyle w:val="AttributeTok"/>
         </w:rPr>
-        <w:t xml:space="preserve"> https://stadtrat.bern.ch/de/mitglieder/detail.php?gid=72c7232be92944e3876f3b6723824ff9</w:t>
+        <w:t xml:space="preserve"> https://www.admin.ch/de/beat-jans</w:t>
       </w:r>
       <w:r>
         <w:br/>
@@ -4159,6 +4396,27 @@
         <w:rPr>
           <w:rStyle w:val="FunctionTok"/>
         </w:rPr>
+        <w:t xml:space="preserve">wikidata_uri</w:t>
+      </w:r>
+      <w:r>
+        <w:rPr>
+          <w:rStyle w:val="KeywordTok"/>
+        </w:rPr>
+        <w:t xml:space="preserve">:</w:t>
+      </w:r>
+      <w:r>
+        <w:rPr>
+          <w:rStyle w:val="AttributeTok"/>
+        </w:rPr>
+        <w:t xml:space="preserve"> http://www.wikidata.org/entity/Q813067</w:t>
+      </w:r>
+      <w:r>
+        <w:br/>
+      </w:r>
+      <w:r>
+        <w:rPr>
+          <w:rStyle w:val="FunctionTok"/>
+        </w:rPr>
         <w:t xml:space="preserve">label</w:t>
       </w:r>
       <w:r>
@@ -4171,7 +4429,7 @@
         <w:rPr>
           <w:rStyle w:val="AttributeTok"/>
         </w:rPr>
-        <w:t xml:space="preserve"> Sofia Fisch</w:t>
+        <w:t xml:space="preserve"> Beat Jans</w:t>
       </w:r>
       <w:r>
         <w:br/>
@@ -4180,6 +4438,27 @@
         <w:rPr>
           <w:rStyle w:val="FunctionTok"/>
         </w:rPr>
+        <w:t xml:space="preserve">label_long</w:t>
+      </w:r>
+      <w:r>
+        <w:rPr>
+          <w:rStyle w:val="KeywordTok"/>
+        </w:rPr>
+        <w:t xml:space="preserve">:</w:t>
+      </w:r>
+      <w:r>
+        <w:rPr>
+          <w:rStyle w:val="AttributeTok"/>
+        </w:rPr>
+        <w:t xml:space="preserve"> Beat Jans, dipl. nat. ETH</w:t>
+      </w:r>
+      <w:r>
+        <w:br/>
+      </w:r>
+      <w:r>
+        <w:rPr>
+          <w:rStyle w:val="FunctionTok"/>
+        </w:rPr>
         <w:t xml:space="preserve">birth_year</w:t>
       </w:r>
       <w:r>
@@ -4198,7 +4477,7 @@
         <w:rPr>
           <w:rStyle w:val="DecValTok"/>
         </w:rPr>
-        <w:t xml:space="preserve">1996</w:t>
+        <w:t xml:space="preserve">1964</w:t>
       </w:r>
       <w:r>
         <w:br/>
@@ -4207,6 +4486,48 @@
         <w:rPr>
           <w:rStyle w:val="FunctionTok"/>
         </w:rPr>
+        <w:t xml:space="preserve">birth_date</w:t>
+      </w:r>
+      <w:r>
+        <w:rPr>
+          <w:rStyle w:val="KeywordTok"/>
+        </w:rPr>
+        <w:t xml:space="preserve">:</w:t>
+      </w:r>
+      <w:r>
+        <w:rPr>
+          <w:rStyle w:val="AttributeTok"/>
+        </w:rPr>
+        <w:t xml:space="preserve"> 1964-07-12</w:t>
+      </w:r>
+      <w:r>
+        <w:br/>
+      </w:r>
+      <w:r>
+        <w:rPr>
+          <w:rStyle w:val="FunctionTok"/>
+        </w:rPr>
+        <w:t xml:space="preserve">picture</w:t>
+      </w:r>
+      <w:r>
+        <w:rPr>
+          <w:rStyle w:val="KeywordTok"/>
+        </w:rPr>
+        <w:t xml:space="preserve">:</w:t>
+      </w:r>
+      <w:r>
+        <w:rPr>
+          <w:rStyle w:val="AttributeTok"/>
+        </w:rPr>
+        <w:t xml:space="preserve"> https://commons.wikimedia.org/wiki/File:Beat_Jans_(2026)_(cropped).jpg</w:t>
+      </w:r>
+      <w:r>
+        <w:br/>
+      </w:r>
+      <w:r>
+        <w:rPr>
+          <w:rStyle w:val="FunctionTok"/>
+        </w:rPr>
         <w:t xml:space="preserve">names</w:t>
       </w:r>
       <w:r>
@@ -4273,7 +4594,7 @@
         <w:rPr>
           <w:rStyle w:val="AttributeTok"/>
         </w:rPr>
-        <w:t xml:space="preserve"> Sofia</w:t>
+        <w:t xml:space="preserve"> Beat</w:t>
       </w:r>
       <w:r>
         <w:br/>
@@ -4333,15 +4654,306 @@
         <w:rPr>
           <w:rStyle w:val="AttributeTok"/>
         </w:rPr>
-        <w:t xml:space="preserve"> Fisch</w:t>
+        <w:t xml:space="preserve"> Jans</w:t>
       </w:r>
       <w:r>
         <w:br/>
       </w:r>
       <w:r>
         <w:rPr>
+          <w:rStyle w:val="AttributeTok"/>
+        </w:rPr>
+        <w:t xml:space="preserve">  </w:t>
+      </w:r>
+      <w:r>
+        <w:rPr>
           <w:rStyle w:val="FunctionTok"/>
         </w:rPr>
+        <w:t xml:space="preserve">valid_from</w:t>
+      </w:r>
+      <w:r>
+        <w:rPr>
+          <w:rStyle w:val="KeywordTok"/>
+        </w:rPr>
+        <w:t xml:space="preserve">:</w:t>
+      </w:r>
+      <w:r>
+        <w:rPr>
+          <w:rStyle w:val="AttributeTok"/>
+        </w:rPr>
+        <w:t xml:space="preserve"> 1964-07-12</w:t>
+      </w:r>
+      <w:r>
+        <w:br/>
+      </w:r>
+      <w:r>
+        <w:rPr>
+          <w:rStyle w:val="FunctionTok"/>
+        </w:rPr>
+        <w:t xml:space="preserve">addresses</w:t>
+      </w:r>
+      <w:r>
+        <w:rPr>
+          <w:rStyle w:val="KeywordTok"/>
+        </w:rPr>
+        <w:t xml:space="preserve">:</w:t>
+      </w:r>
+      <w:r>
+        <w:br/>
+      </w:r>
+      <w:r>
+        <w:rPr>
+          <w:rStyle w:val="KeywordTok"/>
+        </w:rPr>
+        <w:t xml:space="preserve">-</w:t>
+      </w:r>
+      <w:r>
+        <w:rPr>
+          <w:rStyle w:val="AttributeTok"/>
+        </w:rPr>
+        <w:t xml:space="preserve"> </w:t>
+      </w:r>
+      <w:r>
+        <w:rPr>
+          <w:rStyle w:val="FunctionTok"/>
+        </w:rPr>
+        <w:t xml:space="preserve">address_type</w:t>
+      </w:r>
+      <w:r>
+        <w:rPr>
+          <w:rStyle w:val="KeywordTok"/>
+        </w:rPr>
+        <w:t xml:space="preserve">:</w:t>
+      </w:r>
+      <w:r>
+        <w:rPr>
+          <w:rStyle w:val="AttributeTok"/>
+        </w:rPr>
+        <w:t xml:space="preserve"> businessAddress</w:t>
+      </w:r>
+      <w:r>
+        <w:br/>
+      </w:r>
+      <w:r>
+        <w:rPr>
+          <w:rStyle w:val="AttributeTok"/>
+        </w:rPr>
+        <w:t xml:space="preserve">  </w:t>
+      </w:r>
+      <w:r>
+        <w:rPr>
+          <w:rStyle w:val="FunctionTok"/>
+        </w:rPr>
+        <w:t xml:space="preserve">postal_locality</w:t>
+      </w:r>
+      <w:r>
+        <w:rPr>
+          <w:rStyle w:val="KeywordTok"/>
+        </w:rPr>
+        <w:t xml:space="preserve">:</w:t>
+      </w:r>
+      <w:r>
+        <w:rPr>
+          <w:rStyle w:val="AttributeTok"/>
+        </w:rPr>
+        <w:t xml:space="preserve"> Basel-Stadt</w:t>
+      </w:r>
+      <w:r>
+        <w:br/>
+      </w:r>
+      <w:r>
+        <w:rPr>
+          <w:rStyle w:val="FunctionTok"/>
+        </w:rPr>
+        <w:t xml:space="preserve">language_proficiencies</w:t>
+      </w:r>
+      <w:r>
+        <w:rPr>
+          <w:rStyle w:val="KeywordTok"/>
+        </w:rPr>
+        <w:t xml:space="preserve">:</w:t>
+      </w:r>
+      <w:r>
+        <w:br/>
+      </w:r>
+      <w:r>
+        <w:rPr>
+          <w:rStyle w:val="KeywordTok"/>
+        </w:rPr>
+        <w:t xml:space="preserve">-</w:t>
+      </w:r>
+      <w:r>
+        <w:rPr>
+          <w:rStyle w:val="AttributeTok"/>
+        </w:rPr>
+        <w:t xml:space="preserve"> </w:t>
+      </w:r>
+      <w:r>
+        <w:rPr>
+          <w:rStyle w:val="FunctionTok"/>
+        </w:rPr>
+        <w:t xml:space="preserve">language</w:t>
+      </w:r>
+      <w:r>
+        <w:rPr>
+          <w:rStyle w:val="KeywordTok"/>
+        </w:rPr>
+        <w:t xml:space="preserve">:</w:t>
+      </w:r>
+      <w:r>
+        <w:rPr>
+          <w:rStyle w:val="AttributeTok"/>
+        </w:rPr>
+        <w:t xml:space="preserve"> de</w:t>
+      </w:r>
+      <w:r>
+        <w:br/>
+      </w:r>
+      <w:r>
+        <w:rPr>
+          <w:rStyle w:val="AttributeTok"/>
+        </w:rPr>
+        <w:t xml:space="preserve">  </w:t>
+      </w:r>
+      <w:r>
+        <w:rPr>
+          <w:rStyle w:val="FunctionTok"/>
+        </w:rPr>
+        <w:t xml:space="preserve">is_correspondence</w:t>
+      </w:r>
+      <w:r>
+        <w:rPr>
+          <w:rStyle w:val="KeywordTok"/>
+        </w:rPr>
+        <w:t xml:space="preserve">:</w:t>
+      </w:r>
+      <w:r>
+        <w:rPr>
+          <w:rStyle w:val="AttributeTok"/>
+        </w:rPr>
+        <w:t xml:space="preserve"> </w:t>
+      </w:r>
+      <w:r>
+        <w:rPr>
+          <w:rStyle w:val="CharTok"/>
+        </w:rPr>
+        <w:t xml:space="preserve">true</w:t>
+      </w:r>
+      <w:r>
+        <w:br/>
+      </w:r>
+      <w:r>
+        <w:rPr>
+          <w:rStyle w:val="AttributeTok"/>
+        </w:rPr>
+        <w:t xml:space="preserve">  </w:t>
+      </w:r>
+      <w:r>
+        <w:rPr>
+          <w:rStyle w:val="FunctionTok"/>
+        </w:rPr>
+        <w:t xml:space="preserve">is_native</w:t>
+      </w:r>
+      <w:r>
+        <w:rPr>
+          <w:rStyle w:val="KeywordTok"/>
+        </w:rPr>
+        <w:t xml:space="preserve">:</w:t>
+      </w:r>
+      <w:r>
+        <w:rPr>
+          <w:rStyle w:val="AttributeTok"/>
+        </w:rPr>
+        <w:t xml:space="preserve"> </w:t>
+      </w:r>
+      <w:r>
+        <w:rPr>
+          <w:rStyle w:val="CharTok"/>
+        </w:rPr>
+        <w:t xml:space="preserve">true</w:t>
+      </w:r>
+      <w:r>
+        <w:br/>
+      </w:r>
+      <w:r>
+        <w:rPr>
+          <w:rStyle w:val="FunctionTok"/>
+        </w:rPr>
+        <w:t xml:space="preserve">citizenships</w:t>
+      </w:r>
+      <w:r>
+        <w:rPr>
+          <w:rStyle w:val="KeywordTok"/>
+        </w:rPr>
+        <w:t xml:space="preserve">:</w:t>
+      </w:r>
+      <w:r>
+        <w:br/>
+      </w:r>
+      <w:r>
+        <w:rPr>
+          <w:rStyle w:val="KeywordTok"/>
+        </w:rPr>
+        <w:t xml:space="preserve">-</w:t>
+      </w:r>
+      <w:r>
+        <w:rPr>
+          <w:rStyle w:val="AttributeTok"/>
+        </w:rPr>
+        <w:t xml:space="preserve"> </w:t>
+      </w:r>
+      <w:r>
+        <w:rPr>
+          <w:rStyle w:val="FunctionTok"/>
+        </w:rPr>
+        <w:t xml:space="preserve">country</w:t>
+      </w:r>
+      <w:r>
+        <w:rPr>
+          <w:rStyle w:val="KeywordTok"/>
+        </w:rPr>
+        <w:t xml:space="preserve">:</w:t>
+      </w:r>
+      <w:r>
+        <w:rPr>
+          <w:rStyle w:val="AttributeTok"/>
+        </w:rPr>
+        <w:t xml:space="preserve"> CH</w:t>
+      </w:r>
+      <w:r>
+        <w:br/>
+      </w:r>
+      <w:r>
+        <w:rPr>
+          <w:rStyle w:val="AttributeTok"/>
+        </w:rPr>
+        <w:t xml:space="preserve">  </w:t>
+      </w:r>
+      <w:r>
+        <w:rPr>
+          <w:rStyle w:val="FunctionTok"/>
+        </w:rPr>
+        <w:t xml:space="preserve">valid_from</w:t>
+      </w:r>
+      <w:r>
+        <w:rPr>
+          <w:rStyle w:val="KeywordTok"/>
+        </w:rPr>
+        <w:t xml:space="preserve">:</w:t>
+      </w:r>
+      <w:r>
+        <w:rPr>
+          <w:rStyle w:val="AttributeTok"/>
+        </w:rPr>
+        <w:t xml:space="preserve"> 1964-07-12</w:t>
+      </w:r>
+      <w:r>
+        <w:br/>
+      </w:r>
+      <w:r>
+        <w:rPr>
+          <w:rStyle w:val="FunctionTok"/>
+        </w:rPr>
         <w:t xml:space="preserve">genders</w:t>
       </w:r>
       <w:r>
@@ -4381,7 +4993,7 @@
         <w:rPr>
           <w:rStyle w:val="AttributeTok"/>
         </w:rPr>
-        <w:t xml:space="preserve"> non_binary</w:t>
+        <w:t xml:space="preserve"> male</w:t>
       </w:r>
       <w:r>
         <w:br/>
@@ -4396,6 +5008,54 @@
         <w:rPr>
           <w:rStyle w:val="FunctionTok"/>
         </w:rPr>
+        <w:t xml:space="preserve">valid_from</w:t>
+      </w:r>
+      <w:r>
+        <w:rPr>
+          <w:rStyle w:val="KeywordTok"/>
+        </w:rPr>
+        <w:t xml:space="preserve">:</w:t>
+      </w:r>
+      <w:r>
+        <w:rPr>
+          <w:rStyle w:val="AttributeTok"/>
+        </w:rPr>
+        <w:t xml:space="preserve"> 1964-07-12</w:t>
+      </w:r>
+      <w:r>
+        <w:br/>
+      </w:r>
+      <w:r>
+        <w:rPr>
+          <w:rStyle w:val="FunctionTok"/>
+        </w:rPr>
+        <w:t xml:space="preserve">occupations</w:t>
+      </w:r>
+      <w:r>
+        <w:rPr>
+          <w:rStyle w:val="KeywordTok"/>
+        </w:rPr>
+        <w:t xml:space="preserve">:</w:t>
+      </w:r>
+      <w:r>
+        <w:br/>
+      </w:r>
+      <w:r>
+        <w:rPr>
+          <w:rStyle w:val="KeywordTok"/>
+        </w:rPr>
+        <w:t xml:space="preserve">-</w:t>
+      </w:r>
+      <w:r>
+        <w:rPr>
+          <w:rStyle w:val="AttributeTok"/>
+        </w:rPr>
+        <w:t xml:space="preserve"> </w:t>
+      </w:r>
+      <w:r>
+        <w:rPr>
+          <w:rStyle w:val="FunctionTok"/>
+        </w:rPr>
         <w:t xml:space="preserve">label</w:t>
       </w:r>
       <w:r>
@@ -4408,16 +5068,22 @@
         <w:rPr>
           <w:rStyle w:val="AttributeTok"/>
         </w:rPr>
-        <w:t xml:space="preserve"> divers</w:t>
+        <w:t xml:space="preserve"> Politiker</w:t>
       </w:r>
       <w:r>
         <w:br/>
       </w:r>
       <w:r>
         <w:rPr>
+          <w:rStyle w:val="AttributeTok"/>
+        </w:rPr>
+        <w:t xml:space="preserve">  </w:t>
+      </w:r>
+      <w:r>
+        <w:rPr>
           <w:rStyle w:val="FunctionTok"/>
         </w:rPr>
-        <w:t xml:space="preserve">occupations</w:t>
+        <w:t xml:space="preserve">valid_from</w:t>
       </w:r>
       <w:r>
         <w:rPr>
@@ -4426,10 +5092,64 @@
         <w:t xml:space="preserve">:</w:t>
       </w:r>
       <w:r>
+        <w:rPr>
+          <w:rStyle w:val="AttributeTok"/>
+        </w:rPr>
+        <w:t xml:space="preserve"> 1964-01-01</w:t>
+      </w:r>
+      <w:r>
         <w:br/>
       </w:r>
       <w:r>
         <w:rPr>
+          <w:rStyle w:val="AttributeTok"/>
+        </w:rPr>
+        <w:t xml:space="preserve">  </w:t>
+      </w:r>
+      <w:r>
+        <w:rPr>
+          <w:rStyle w:val="FunctionTok"/>
+        </w:rPr>
+        <w:t xml:space="preserve">is_active</w:t>
+      </w:r>
+      <w:r>
+        <w:rPr>
+          <w:rStyle w:val="KeywordTok"/>
+        </w:rPr>
+        <w:t xml:space="preserve">:</w:t>
+      </w:r>
+      <w:r>
+        <w:rPr>
+          <w:rStyle w:val="AttributeTok"/>
+        </w:rPr>
+        <w:t xml:space="preserve"> </w:t>
+      </w:r>
+      <w:r>
+        <w:rPr>
+          <w:rStyle w:val="CharTok"/>
+        </w:rPr>
+        <w:t xml:space="preserve">true</w:t>
+      </w:r>
+      <w:r>
+        <w:br/>
+      </w:r>
+      <w:r>
+        <w:rPr>
+          <w:rStyle w:val="FunctionTok"/>
+        </w:rPr>
+        <w:t xml:space="preserve">trainings</w:t>
+      </w:r>
+      <w:r>
+        <w:rPr>
+          <w:rStyle w:val="KeywordTok"/>
+        </w:rPr>
+        <w:t xml:space="preserve">:</w:t>
+      </w:r>
+      <w:r>
+        <w:br/>
+      </w:r>
+      <w:r>
+        <w:rPr>
           <w:rStyle w:val="KeywordTok"/>
         </w:rPr>
         <w:t xml:space="preserve">-</w:t>
@@ -4444,7 +5164,7 @@
         <w:rPr>
           <w:rStyle w:val="FunctionTok"/>
         </w:rPr>
-        <w:t xml:space="preserve">label</w:t>
+        <w:t xml:space="preserve">training_type</w:t>
       </w:r>
       <w:r>
         <w:rPr>
@@ -4456,7 +5176,13 @@
         <w:rPr>
           <w:rStyle w:val="AttributeTok"/>
         </w:rPr>
-        <w:t xml:space="preserve"> Jurist*in</w:t>
+        <w:t xml:space="preserve"> </w:t>
+      </w:r>
+      <w:r>
+        <w:rPr>
+          <w:rStyle w:val="StringTok"/>
+        </w:rPr>
+        <w:t xml:space="preserve">'3223'</w:t>
       </w:r>
       <w:r>
         <w:br/>
@@ -4471,7 +5197,7 @@
         <w:rPr>
           <w:rStyle w:val="FunctionTok"/>
         </w:rPr>
-        <w:t xml:space="preserve">is_active</w:t>
+        <w:t xml:space="preserve">value</w:t>
       </w:r>
       <w:r>
         <w:rPr>
@@ -4483,22 +5209,70 @@
         <w:rPr>
           <w:rStyle w:val="AttributeTok"/>
         </w:rPr>
+        <w:t xml:space="preserve"> dipl. nat. ETH</w:t>
+      </w:r>
+      <w:r>
+        <w:br/>
+      </w:r>
+      <w:r>
+        <w:rPr>
+          <w:rStyle w:val="FunctionTok"/>
+        </w:rPr>
+        <w:t xml:space="preserve">contacts</w:t>
+      </w:r>
+      <w:r>
+        <w:rPr>
+          <w:rStyle w:val="KeywordTok"/>
+        </w:rPr>
+        <w:t xml:space="preserve">:</w:t>
+      </w:r>
+      <w:r>
+        <w:br/>
+      </w:r>
+      <w:r>
+        <w:rPr>
+          <w:rStyle w:val="KeywordTok"/>
+        </w:rPr>
+        <w:t xml:space="preserve">-</w:t>
+      </w:r>
+      <w:r>
+        <w:rPr>
+          <w:rStyle w:val="AttributeTok"/>
+        </w:rPr>
         <w:t xml:space="preserve"> </w:t>
       </w:r>
       <w:r>
         <w:rPr>
-          <w:rStyle w:val="CharTok"/>
-        </w:rPr>
-        <w:t xml:space="preserve">true</w:t>
+          <w:rStyle w:val="FunctionTok"/>
+        </w:rPr>
+        <w:t xml:space="preserve">contact_type</w:t>
+      </w:r>
+      <w:r>
+        <w:rPr>
+          <w:rStyle w:val="KeywordTok"/>
+        </w:rPr>
+        <w:t xml:space="preserve">:</w:t>
+      </w:r>
+      <w:r>
+        <w:rPr>
+          <w:rStyle w:val="AttributeTok"/>
+        </w:rPr>
+        <w:t xml:space="preserve"> email</w:t>
       </w:r>
       <w:r>
         <w:br/>
       </w:r>
       <w:r>
         <w:rPr>
+          <w:rStyle w:val="AttributeTok"/>
+        </w:rPr>
+        <w:t xml:space="preserve">  </w:t>
+      </w:r>
+      <w:r>
+        <w:rPr>
           <w:rStyle w:val="FunctionTok"/>
         </w:rPr>
-        <w:t xml:space="preserve">trainings</w:t>
+        <w:t xml:space="preserve">value</w:t>
       </w:r>
       <w:r>
         <w:rPr>
@@ -4507,6 +5281,12 @@
         <w:t xml:space="preserve">:</w:t>
       </w:r>
       <w:r>
+        <w:rPr>
+          <w:rStyle w:val="AttributeTok"/>
+        </w:rPr>
+        <w:t xml:space="preserve"> beat.jans@admin.ch</w:t>
+      </w:r>
+      <w:r>
         <w:br/>
       </w:r>
       <w:r>
@@ -4525,7 +5305,7 @@
         <w:rPr>
           <w:rStyle w:val="FunctionTok"/>
         </w:rPr>
-        <w:t xml:space="preserve">training_type</w:t>
+        <w:t xml:space="preserve">contact_type</w:t>
       </w:r>
       <w:r>
         <w:rPr>
@@ -4537,13 +5317,7 @@
         <w:rPr>
           <w:rStyle w:val="AttributeTok"/>
         </w:rPr>
-        <w:t xml:space="preserve"> </w:t>
-      </w:r>
-      <w:r>
-        <w:rPr>
-          <w:rStyle w:val="StringTok"/>
-        </w:rPr>
-        <w:t xml:space="preserve">'3223'</w:t>
+        <w:t xml:space="preserve"> contact_website</w:t>
       </w:r>
       <w:r>
         <w:br/>
@@ -4570,17 +5344,17 @@
         <w:rPr>
           <w:rStyle w:val="AttributeTok"/>
         </w:rPr>
-        <w:t xml:space="preserve"> MLaw</w:t>
+        <w:t xml:space="preserve"> http://www.beat-jans.ch</w:t>
       </w:r>
     </w:p>
     <w:bookmarkEnd w:id="35"/>
-    <w:bookmarkStart w:id="36" w:name="beispiel-vollstaendig-erfasste-person"/>
+    <w:bookmarkStart w:id="36" w:name="X4dba28da08f051eadd3da69be72a7f8975dc3b3"/>
     <w:p>
       <w:pPr>
         <w:pStyle w:val="berschrift4"/>
       </w:pPr>
       <w:r>
-        <w:t xml:space="preserve">Beispiel: Vollstaendig erfasste Person</w:t>
+        <w:t xml:space="preserve">Beispiel: Telling apart persons with identical names via the label sec</w:t>
       </w:r>
     </w:p>
     <w:p>
@@ -4609,7 +5383,7 @@
         <w:rPr>
           <w:rStyle w:val="DecValTok"/>
         </w:rPr>
-        <w:t xml:space="preserve">4032</w:t>
+        <w:t xml:space="preserve">6370</w:t>
       </w:r>
       <w:r>
         <w:br/>
@@ -4630,7 +5404,7 @@
         <w:rPr>
           <w:rStyle w:val="AttributeTok"/>
         </w:rPr>
-        <w:t xml:space="preserve"> https://www.admin.ch/de/beat-jans</w:t>
+        <w:t xml:space="preserve"> https://www.ur.ch/behoerdenmitglieder/6370</w:t>
       </w:r>
       <w:r>
         <w:br/>
@@ -4639,7 +5413,7 @@
         <w:rPr>
           <w:rStyle w:val="FunctionTok"/>
         </w:rPr>
-        <w:t xml:space="preserve">wikidata_uri</w:t>
+        <w:t xml:space="preserve">label</w:t>
       </w:r>
       <w:r>
         <w:rPr>
@@ -4651,7 +5425,7 @@
         <w:rPr>
           <w:rStyle w:val="AttributeTok"/>
         </w:rPr>
-        <w:t xml:space="preserve"> http://www.wikidata.org/entity/Q813067</w:t>
+        <w:t xml:space="preserve"> Alois Arnold (1965)</w:t>
       </w:r>
       <w:r>
         <w:br/>
@@ -4660,7 +5434,7 @@
         <w:rPr>
           <w:rStyle w:val="FunctionTok"/>
         </w:rPr>
-        <w:t xml:space="preserve">label</w:t>
+        <w:t xml:space="preserve">birth_year</w:t>
       </w:r>
       <w:r>
         <w:rPr>
@@ -4672,7 +5446,13 @@
         <w:rPr>
           <w:rStyle w:val="AttributeTok"/>
         </w:rPr>
-        <w:t xml:space="preserve"> Beat Jans</w:t>
+        <w:t xml:space="preserve"> </w:t>
+      </w:r>
+      <w:r>
+        <w:rPr>
+          <w:rStyle w:val="DecValTok"/>
+        </w:rPr>
+        <w:t xml:space="preserve">1965</w:t>
       </w:r>
       <w:r>
         <w:br/>
@@ -4681,7 +5461,7 @@
         <w:rPr>
           <w:rStyle w:val="FunctionTok"/>
         </w:rPr>
-        <w:t xml:space="preserve">label_long</w:t>
+        <w:t xml:space="preserve">names</w:t>
       </w:r>
       <w:r>
         <w:rPr>
@@ -4690,19 +5470,25 @@
         <w:t xml:space="preserve">:</w:t>
       </w:r>
       <w:r>
-        <w:rPr>
-          <w:rStyle w:val="AttributeTok"/>
-        </w:rPr>
-        <w:t xml:space="preserve"> Beat Jans, dipl. nat. ETH</w:t>
-      </w:r>
-      <w:r>
         <w:br/>
       </w:r>
       <w:r>
         <w:rPr>
+          <w:rStyle w:val="KeywordTok"/>
+        </w:rPr>
+        <w:t xml:space="preserve">-</w:t>
+      </w:r>
+      <w:r>
+        <w:rPr>
+          <w:rStyle w:val="AttributeTok"/>
+        </w:rPr>
+        <w:t xml:space="preserve"> </w:t>
+      </w:r>
+      <w:r>
+        <w:rPr>
           <w:rStyle w:val="FunctionTok"/>
         </w:rPr>
-        <w:t xml:space="preserve">birth_year</w:t>
+        <w:t xml:space="preserve">name_type</w:t>
       </w:r>
       <w:r>
         <w:rPr>
@@ -4714,22 +5500,82 @@
         <w:rPr>
           <w:rStyle w:val="AttributeTok"/>
         </w:rPr>
+        <w:t xml:space="preserve"> PersonFirstName</w:t>
+      </w:r>
+      <w:r>
+        <w:br/>
+      </w:r>
+      <w:r>
+        <w:rPr>
+          <w:rStyle w:val="AttributeTok"/>
+        </w:rPr>
+        <w:t xml:space="preserve">  </w:t>
+      </w:r>
+      <w:r>
+        <w:rPr>
+          <w:rStyle w:val="FunctionTok"/>
+        </w:rPr>
+        <w:t xml:space="preserve">value</w:t>
+      </w:r>
+      <w:r>
+        <w:rPr>
+          <w:rStyle w:val="KeywordTok"/>
+        </w:rPr>
+        <w:t xml:space="preserve">:</w:t>
+      </w:r>
+      <w:r>
+        <w:rPr>
+          <w:rStyle w:val="AttributeTok"/>
+        </w:rPr>
+        <w:t xml:space="preserve"> Alois</w:t>
+      </w:r>
+      <w:r>
+        <w:br/>
+      </w:r>
+      <w:r>
+        <w:rPr>
+          <w:rStyle w:val="KeywordTok"/>
+        </w:rPr>
+        <w:t xml:space="preserve">-</w:t>
+      </w:r>
+      <w:r>
+        <w:rPr>
+          <w:rStyle w:val="AttributeTok"/>
+        </w:rPr>
         <w:t xml:space="preserve"> </w:t>
       </w:r>
       <w:r>
         <w:rPr>
-          <w:rStyle w:val="DecValTok"/>
-        </w:rPr>
-        <w:t xml:space="preserve">1964</w:t>
+          <w:rStyle w:val="FunctionTok"/>
+        </w:rPr>
+        <w:t xml:space="preserve">name_type</w:t>
+      </w:r>
+      <w:r>
+        <w:rPr>
+          <w:rStyle w:val="KeywordTok"/>
+        </w:rPr>
+        <w:t xml:space="preserve">:</w:t>
+      </w:r>
+      <w:r>
+        <w:rPr>
+          <w:rStyle w:val="AttributeTok"/>
+        </w:rPr>
+        <w:t xml:space="preserve"> PersonOfficialName</w:t>
       </w:r>
       <w:r>
         <w:br/>
       </w:r>
       <w:r>
         <w:rPr>
+          <w:rStyle w:val="AttributeTok"/>
+        </w:rPr>
+        <w:t xml:space="preserve">  </w:t>
+      </w:r>
+      <w:r>
+        <w:rPr>
           <w:rStyle w:val="FunctionTok"/>
         </w:rPr>
-        <w:t xml:space="preserve">birth_date</w:t>
+        <w:t xml:space="preserve">value</w:t>
       </w:r>
       <w:r>
         <w:rPr>
@@ -4741,853 +5587,7 @@
         <w:rPr>
           <w:rStyle w:val="AttributeTok"/>
         </w:rPr>
-        <w:t xml:space="preserve"> 1964-07-12</w:t>
-      </w:r>
-      <w:r>
-        <w:br/>
-      </w:r>
-      <w:r>
-        <w:rPr>
-          <w:rStyle w:val="FunctionTok"/>
-        </w:rPr>
-        <w:t xml:space="preserve">picture</w:t>
-      </w:r>
-      <w:r>
-        <w:rPr>
-          <w:rStyle w:val="KeywordTok"/>
-        </w:rPr>
-        <w:t xml:space="preserve">:</w:t>
-      </w:r>
-      <w:r>
-        <w:rPr>
-          <w:rStyle w:val="AttributeTok"/>
-        </w:rPr>
-        <w:t xml:space="preserve"> https://commons.wikimedia.org/wiki/File:Beat_Jans_(2026)_(cropped).jpg</w:t>
-      </w:r>
-      <w:r>
-        <w:br/>
-      </w:r>
-      <w:r>
-        <w:rPr>
-          <w:rStyle w:val="FunctionTok"/>
-        </w:rPr>
-        <w:t xml:space="preserve">names</w:t>
-      </w:r>
-      <w:r>
-        <w:rPr>
-          <w:rStyle w:val="KeywordTok"/>
-        </w:rPr>
-        <w:t xml:space="preserve">:</w:t>
-      </w:r>
-      <w:r>
-        <w:br/>
-      </w:r>
-      <w:r>
-        <w:rPr>
-          <w:rStyle w:val="KeywordTok"/>
-        </w:rPr>
-        <w:t xml:space="preserve">-</w:t>
-      </w:r>
-      <w:r>
-        <w:rPr>
-          <w:rStyle w:val="AttributeTok"/>
-        </w:rPr>
-        <w:t xml:space="preserve"> </w:t>
-      </w:r>
-      <w:r>
-        <w:rPr>
-          <w:rStyle w:val="FunctionTok"/>
-        </w:rPr>
-        <w:t xml:space="preserve">name_type</w:t>
-      </w:r>
-      <w:r>
-        <w:rPr>
-          <w:rStyle w:val="KeywordTok"/>
-        </w:rPr>
-        <w:t xml:space="preserve">:</w:t>
-      </w:r>
-      <w:r>
-        <w:rPr>
-          <w:rStyle w:val="AttributeTok"/>
-        </w:rPr>
-        <w:t xml:space="preserve"> PersonFirstName</w:t>
-      </w:r>
-      <w:r>
-        <w:br/>
-      </w:r>
-      <w:r>
-        <w:rPr>
-          <w:rStyle w:val="AttributeTok"/>
-        </w:rPr>
-        <w:t xml:space="preserve">  </w:t>
-      </w:r>
-      <w:r>
-        <w:rPr>
-          <w:rStyle w:val="FunctionTok"/>
-        </w:rPr>
-        <w:t xml:space="preserve">value</w:t>
-      </w:r>
-      <w:r>
-        <w:rPr>
-          <w:rStyle w:val="KeywordTok"/>
-        </w:rPr>
-        <w:t xml:space="preserve">:</w:t>
-      </w:r>
-      <w:r>
-        <w:rPr>
-          <w:rStyle w:val="AttributeTok"/>
-        </w:rPr>
-        <w:t xml:space="preserve"> Beat</w:t>
-      </w:r>
-      <w:r>
-        <w:br/>
-      </w:r>
-      <w:r>
-        <w:rPr>
-          <w:rStyle w:val="KeywordTok"/>
-        </w:rPr>
-        <w:t xml:space="preserve">-</w:t>
-      </w:r>
-      <w:r>
-        <w:rPr>
-          <w:rStyle w:val="AttributeTok"/>
-        </w:rPr>
-        <w:t xml:space="preserve"> </w:t>
-      </w:r>
-      <w:r>
-        <w:rPr>
-          <w:rStyle w:val="FunctionTok"/>
-        </w:rPr>
-        <w:t xml:space="preserve">name_type</w:t>
-      </w:r>
-      <w:r>
-        <w:rPr>
-          <w:rStyle w:val="KeywordTok"/>
-        </w:rPr>
-        <w:t xml:space="preserve">:</w:t>
-      </w:r>
-      <w:r>
-        <w:rPr>
-          <w:rStyle w:val="AttributeTok"/>
-        </w:rPr>
-        <w:t xml:space="preserve"> PersonOfficialName</w:t>
-      </w:r>
-      <w:r>
-        <w:br/>
-      </w:r>
-      <w:r>
-        <w:rPr>
-          <w:rStyle w:val="AttributeTok"/>
-        </w:rPr>
-        <w:t xml:space="preserve">  </w:t>
-      </w:r>
-      <w:r>
-        <w:rPr>
-          <w:rStyle w:val="FunctionTok"/>
-        </w:rPr>
-        <w:t xml:space="preserve">value</w:t>
-      </w:r>
-      <w:r>
-        <w:rPr>
-          <w:rStyle w:val="KeywordTok"/>
-        </w:rPr>
-        <w:t xml:space="preserve">:</w:t>
-      </w:r>
-      <w:r>
-        <w:rPr>
-          <w:rStyle w:val="AttributeTok"/>
-        </w:rPr>
-        <w:t xml:space="preserve"> Jans</w:t>
-      </w:r>
-      <w:r>
-        <w:br/>
-      </w:r>
-      <w:r>
-        <w:rPr>
-          <w:rStyle w:val="AttributeTok"/>
-        </w:rPr>
-        <w:t xml:space="preserve">  </w:t>
-      </w:r>
-      <w:r>
-        <w:rPr>
-          <w:rStyle w:val="FunctionTok"/>
-        </w:rPr>
-        <w:t xml:space="preserve">valid_from</w:t>
-      </w:r>
-      <w:r>
-        <w:rPr>
-          <w:rStyle w:val="KeywordTok"/>
-        </w:rPr>
-        <w:t xml:space="preserve">:</w:t>
-      </w:r>
-      <w:r>
-        <w:rPr>
-          <w:rStyle w:val="AttributeTok"/>
-        </w:rPr>
-        <w:t xml:space="preserve"> 1964-07-12</w:t>
-      </w:r>
-      <w:r>
-        <w:br/>
-      </w:r>
-      <w:r>
-        <w:rPr>
-          <w:rStyle w:val="FunctionTok"/>
-        </w:rPr>
-        <w:t xml:space="preserve">addresses</w:t>
-      </w:r>
-      <w:r>
-        <w:rPr>
-          <w:rStyle w:val="KeywordTok"/>
-        </w:rPr>
-        <w:t xml:space="preserve">:</w:t>
-      </w:r>
-      <w:r>
-        <w:br/>
-      </w:r>
-      <w:r>
-        <w:rPr>
-          <w:rStyle w:val="KeywordTok"/>
-        </w:rPr>
-        <w:t xml:space="preserve">-</w:t>
-      </w:r>
-      <w:r>
-        <w:rPr>
-          <w:rStyle w:val="AttributeTok"/>
-        </w:rPr>
-        <w:t xml:space="preserve"> </w:t>
-      </w:r>
-      <w:r>
-        <w:rPr>
-          <w:rStyle w:val="FunctionTok"/>
-        </w:rPr>
-        <w:t xml:space="preserve">address_type</w:t>
-      </w:r>
-      <w:r>
-        <w:rPr>
-          <w:rStyle w:val="KeywordTok"/>
-        </w:rPr>
-        <w:t xml:space="preserve">:</w:t>
-      </w:r>
-      <w:r>
-        <w:rPr>
-          <w:rStyle w:val="AttributeTok"/>
-        </w:rPr>
-        <w:t xml:space="preserve"> businessAddress</w:t>
-      </w:r>
-      <w:r>
-        <w:br/>
-      </w:r>
-      <w:r>
-        <w:rPr>
-          <w:rStyle w:val="AttributeTok"/>
-        </w:rPr>
-        <w:t xml:space="preserve">  </w:t>
-      </w:r>
-      <w:r>
-        <w:rPr>
-          <w:rStyle w:val="FunctionTok"/>
-        </w:rPr>
-        <w:t xml:space="preserve">postal_locality</w:t>
-      </w:r>
-      <w:r>
-        <w:rPr>
-          <w:rStyle w:val="KeywordTok"/>
-        </w:rPr>
-        <w:t xml:space="preserve">:</w:t>
-      </w:r>
-      <w:r>
-        <w:rPr>
-          <w:rStyle w:val="AttributeTok"/>
-        </w:rPr>
-        <w:t xml:space="preserve"> Basel-Stadt</w:t>
-      </w:r>
-      <w:r>
-        <w:br/>
-      </w:r>
-      <w:r>
-        <w:rPr>
-          <w:rStyle w:val="FunctionTok"/>
-        </w:rPr>
-        <w:t xml:space="preserve">language_proficiencies</w:t>
-      </w:r>
-      <w:r>
-        <w:rPr>
-          <w:rStyle w:val="KeywordTok"/>
-        </w:rPr>
-        <w:t xml:space="preserve">:</w:t>
-      </w:r>
-      <w:r>
-        <w:br/>
-      </w:r>
-      <w:r>
-        <w:rPr>
-          <w:rStyle w:val="KeywordTok"/>
-        </w:rPr>
-        <w:t xml:space="preserve">-</w:t>
-      </w:r>
-      <w:r>
-        <w:rPr>
-          <w:rStyle w:val="AttributeTok"/>
-        </w:rPr>
-        <w:t xml:space="preserve"> </w:t>
-      </w:r>
-      <w:r>
-        <w:rPr>
-          <w:rStyle w:val="FunctionTok"/>
-        </w:rPr>
-        <w:t xml:space="preserve">language</w:t>
-      </w:r>
-      <w:r>
-        <w:rPr>
-          <w:rStyle w:val="KeywordTok"/>
-        </w:rPr>
-        <w:t xml:space="preserve">:</w:t>
-      </w:r>
-      <w:r>
-        <w:rPr>
-          <w:rStyle w:val="AttributeTok"/>
-        </w:rPr>
-        <w:t xml:space="preserve"> de</w:t>
-      </w:r>
-      <w:r>
-        <w:br/>
-      </w:r>
-      <w:r>
-        <w:rPr>
-          <w:rStyle w:val="AttributeTok"/>
-        </w:rPr>
-        <w:t xml:space="preserve">  </w:t>
-      </w:r>
-      <w:r>
-        <w:rPr>
-          <w:rStyle w:val="FunctionTok"/>
-        </w:rPr>
-        <w:t xml:space="preserve">is_correspondence</w:t>
-      </w:r>
-      <w:r>
-        <w:rPr>
-          <w:rStyle w:val="KeywordTok"/>
-        </w:rPr>
-        <w:t xml:space="preserve">:</w:t>
-      </w:r>
-      <w:r>
-        <w:rPr>
-          <w:rStyle w:val="AttributeTok"/>
-        </w:rPr>
-        <w:t xml:space="preserve"> </w:t>
-      </w:r>
-      <w:r>
-        <w:rPr>
-          <w:rStyle w:val="CharTok"/>
-        </w:rPr>
-        <w:t xml:space="preserve">true</w:t>
-      </w:r>
-      <w:r>
-        <w:br/>
-      </w:r>
-      <w:r>
-        <w:rPr>
-          <w:rStyle w:val="AttributeTok"/>
-        </w:rPr>
-        <w:t xml:space="preserve">  </w:t>
-      </w:r>
-      <w:r>
-        <w:rPr>
-          <w:rStyle w:val="FunctionTok"/>
-        </w:rPr>
-        <w:t xml:space="preserve">is_native</w:t>
-      </w:r>
-      <w:r>
-        <w:rPr>
-          <w:rStyle w:val="KeywordTok"/>
-        </w:rPr>
-        <w:t xml:space="preserve">:</w:t>
-      </w:r>
-      <w:r>
-        <w:rPr>
-          <w:rStyle w:val="AttributeTok"/>
-        </w:rPr>
-        <w:t xml:space="preserve"> </w:t>
-      </w:r>
-      <w:r>
-        <w:rPr>
-          <w:rStyle w:val="CharTok"/>
-        </w:rPr>
-        <w:t xml:space="preserve">true</w:t>
-      </w:r>
-      <w:r>
-        <w:br/>
-      </w:r>
-      <w:r>
-        <w:rPr>
-          <w:rStyle w:val="FunctionTok"/>
-        </w:rPr>
-        <w:t xml:space="preserve">citizenships</w:t>
-      </w:r>
-      <w:r>
-        <w:rPr>
-          <w:rStyle w:val="KeywordTok"/>
-        </w:rPr>
-        <w:t xml:space="preserve">:</w:t>
-      </w:r>
-      <w:r>
-        <w:br/>
-      </w:r>
-      <w:r>
-        <w:rPr>
-          <w:rStyle w:val="KeywordTok"/>
-        </w:rPr>
-        <w:t xml:space="preserve">-</w:t>
-      </w:r>
-      <w:r>
-        <w:rPr>
-          <w:rStyle w:val="AttributeTok"/>
-        </w:rPr>
-        <w:t xml:space="preserve"> </w:t>
-      </w:r>
-      <w:r>
-        <w:rPr>
-          <w:rStyle w:val="FunctionTok"/>
-        </w:rPr>
-        <w:t xml:space="preserve">country</w:t>
-      </w:r>
-      <w:r>
-        <w:rPr>
-          <w:rStyle w:val="KeywordTok"/>
-        </w:rPr>
-        <w:t xml:space="preserve">:</w:t>
-      </w:r>
-      <w:r>
-        <w:rPr>
-          <w:rStyle w:val="AttributeTok"/>
-        </w:rPr>
-        <w:t xml:space="preserve"> CH</w:t>
-      </w:r>
-      <w:r>
-        <w:br/>
-      </w:r>
-      <w:r>
-        <w:rPr>
-          <w:rStyle w:val="AttributeTok"/>
-        </w:rPr>
-        <w:t xml:space="preserve">  </w:t>
-      </w:r>
-      <w:r>
-        <w:rPr>
-          <w:rStyle w:val="FunctionTok"/>
-        </w:rPr>
-        <w:t xml:space="preserve">valid_from</w:t>
-      </w:r>
-      <w:r>
-        <w:rPr>
-          <w:rStyle w:val="KeywordTok"/>
-        </w:rPr>
-        <w:t xml:space="preserve">:</w:t>
-      </w:r>
-      <w:r>
-        <w:rPr>
-          <w:rStyle w:val="AttributeTok"/>
-        </w:rPr>
-        <w:t xml:space="preserve"> 1964-07-12</w:t>
-      </w:r>
-      <w:r>
-        <w:br/>
-      </w:r>
-      <w:r>
-        <w:rPr>
-          <w:rStyle w:val="FunctionTok"/>
-        </w:rPr>
-        <w:t xml:space="preserve">genders</w:t>
-      </w:r>
-      <w:r>
-        <w:rPr>
-          <w:rStyle w:val="KeywordTok"/>
-        </w:rPr>
-        <w:t xml:space="preserve">:</w:t>
-      </w:r>
-      <w:r>
-        <w:br/>
-      </w:r>
-      <w:r>
-        <w:rPr>
-          <w:rStyle w:val="KeywordTok"/>
-        </w:rPr>
-        <w:t xml:space="preserve">-</w:t>
-      </w:r>
-      <w:r>
-        <w:rPr>
-          <w:rStyle w:val="AttributeTok"/>
-        </w:rPr>
-        <w:t xml:space="preserve"> </w:t>
-      </w:r>
-      <w:r>
-        <w:rPr>
-          <w:rStyle w:val="FunctionTok"/>
-        </w:rPr>
-        <w:t xml:space="preserve">gender_code</w:t>
-      </w:r>
-      <w:r>
-        <w:rPr>
-          <w:rStyle w:val="KeywordTok"/>
-        </w:rPr>
-        <w:t xml:space="preserve">:</w:t>
-      </w:r>
-      <w:r>
-        <w:rPr>
-          <w:rStyle w:val="AttributeTok"/>
-        </w:rPr>
-        <w:t xml:space="preserve"> male</w:t>
-      </w:r>
-      <w:r>
-        <w:br/>
-      </w:r>
-      <w:r>
-        <w:rPr>
-          <w:rStyle w:val="AttributeTok"/>
-        </w:rPr>
-        <w:t xml:space="preserve">  </w:t>
-      </w:r>
-      <w:r>
-        <w:rPr>
-          <w:rStyle w:val="FunctionTok"/>
-        </w:rPr>
-        <w:t xml:space="preserve">valid_from</w:t>
-      </w:r>
-      <w:r>
-        <w:rPr>
-          <w:rStyle w:val="KeywordTok"/>
-        </w:rPr>
-        <w:t xml:space="preserve">:</w:t>
-      </w:r>
-      <w:r>
-        <w:rPr>
-          <w:rStyle w:val="AttributeTok"/>
-        </w:rPr>
-        <w:t xml:space="preserve"> 1964-07-12</w:t>
-      </w:r>
-      <w:r>
-        <w:br/>
-      </w:r>
-      <w:r>
-        <w:rPr>
-          <w:rStyle w:val="FunctionTok"/>
-        </w:rPr>
-        <w:t xml:space="preserve">occupations</w:t>
-      </w:r>
-      <w:r>
-        <w:rPr>
-          <w:rStyle w:val="KeywordTok"/>
-        </w:rPr>
-        <w:t xml:space="preserve">:</w:t>
-      </w:r>
-      <w:r>
-        <w:br/>
-      </w:r>
-      <w:r>
-        <w:rPr>
-          <w:rStyle w:val="KeywordTok"/>
-        </w:rPr>
-        <w:t xml:space="preserve">-</w:t>
-      </w:r>
-      <w:r>
-        <w:rPr>
-          <w:rStyle w:val="AttributeTok"/>
-        </w:rPr>
-        <w:t xml:space="preserve"> </w:t>
-      </w:r>
-      <w:r>
-        <w:rPr>
-          <w:rStyle w:val="FunctionTok"/>
-        </w:rPr>
-        <w:t xml:space="preserve">label</w:t>
-      </w:r>
-      <w:r>
-        <w:rPr>
-          <w:rStyle w:val="KeywordTok"/>
-        </w:rPr>
-        <w:t xml:space="preserve">:</w:t>
-      </w:r>
-      <w:r>
-        <w:rPr>
-          <w:rStyle w:val="AttributeTok"/>
-        </w:rPr>
-        <w:t xml:space="preserve"> Politiker</w:t>
-      </w:r>
-      <w:r>
-        <w:br/>
-      </w:r>
-      <w:r>
-        <w:rPr>
-          <w:rStyle w:val="AttributeTok"/>
-        </w:rPr>
-        <w:t xml:space="preserve">  </w:t>
-      </w:r>
-      <w:r>
-        <w:rPr>
-          <w:rStyle w:val="FunctionTok"/>
-        </w:rPr>
-        <w:t xml:space="preserve">valid_from</w:t>
-      </w:r>
-      <w:r>
-        <w:rPr>
-          <w:rStyle w:val="KeywordTok"/>
-        </w:rPr>
-        <w:t xml:space="preserve">:</w:t>
-      </w:r>
-      <w:r>
-        <w:rPr>
-          <w:rStyle w:val="AttributeTok"/>
-        </w:rPr>
-        <w:t xml:space="preserve"> 1964-01-01</w:t>
-      </w:r>
-      <w:r>
-        <w:br/>
-      </w:r>
-      <w:r>
-        <w:rPr>
-          <w:rStyle w:val="AttributeTok"/>
-        </w:rPr>
-        <w:t xml:space="preserve">  </w:t>
-      </w:r>
-      <w:r>
-        <w:rPr>
-          <w:rStyle w:val="FunctionTok"/>
-        </w:rPr>
-        <w:t xml:space="preserve">is_active</w:t>
-      </w:r>
-      <w:r>
-        <w:rPr>
-          <w:rStyle w:val="KeywordTok"/>
-        </w:rPr>
-        <w:t xml:space="preserve">:</w:t>
-      </w:r>
-      <w:r>
-        <w:rPr>
-          <w:rStyle w:val="AttributeTok"/>
-        </w:rPr>
-        <w:t xml:space="preserve"> </w:t>
-      </w:r>
-      <w:r>
-        <w:rPr>
-          <w:rStyle w:val="CharTok"/>
-        </w:rPr>
-        <w:t xml:space="preserve">true</w:t>
-      </w:r>
-      <w:r>
-        <w:br/>
-      </w:r>
-      <w:r>
-        <w:rPr>
-          <w:rStyle w:val="FunctionTok"/>
-        </w:rPr>
-        <w:t xml:space="preserve">trainings</w:t>
-      </w:r>
-      <w:r>
-        <w:rPr>
-          <w:rStyle w:val="KeywordTok"/>
-        </w:rPr>
-        <w:t xml:space="preserve">:</w:t>
-      </w:r>
-      <w:r>
-        <w:br/>
-      </w:r>
-      <w:r>
-        <w:rPr>
-          <w:rStyle w:val="KeywordTok"/>
-        </w:rPr>
-        <w:t xml:space="preserve">-</w:t>
-      </w:r>
-      <w:r>
-        <w:rPr>
-          <w:rStyle w:val="AttributeTok"/>
-        </w:rPr>
-        <w:t xml:space="preserve"> </w:t>
-      </w:r>
-      <w:r>
-        <w:rPr>
-          <w:rStyle w:val="FunctionTok"/>
-        </w:rPr>
-        <w:t xml:space="preserve">training_type</w:t>
-      </w:r>
-      <w:r>
-        <w:rPr>
-          <w:rStyle w:val="KeywordTok"/>
-        </w:rPr>
-        <w:t xml:space="preserve">:</w:t>
-      </w:r>
-      <w:r>
-        <w:rPr>
-          <w:rStyle w:val="AttributeTok"/>
-        </w:rPr>
-        <w:t xml:space="preserve"> </w:t>
-      </w:r>
-      <w:r>
-        <w:rPr>
-          <w:rStyle w:val="StringTok"/>
-        </w:rPr>
-        <w:t xml:space="preserve">'3223'</w:t>
-      </w:r>
-      <w:r>
-        <w:br/>
-      </w:r>
-      <w:r>
-        <w:rPr>
-          <w:rStyle w:val="AttributeTok"/>
-        </w:rPr>
-        <w:t xml:space="preserve">  </w:t>
-      </w:r>
-      <w:r>
-        <w:rPr>
-          <w:rStyle w:val="FunctionTok"/>
-        </w:rPr>
-        <w:t xml:space="preserve">value</w:t>
-      </w:r>
-      <w:r>
-        <w:rPr>
-          <w:rStyle w:val="KeywordTok"/>
-        </w:rPr>
-        <w:t xml:space="preserve">:</w:t>
-      </w:r>
-      <w:r>
-        <w:rPr>
-          <w:rStyle w:val="AttributeTok"/>
-        </w:rPr>
-        <w:t xml:space="preserve"> dipl. nat. ETH</w:t>
-      </w:r>
-      <w:r>
-        <w:br/>
-      </w:r>
-      <w:r>
-        <w:rPr>
-          <w:rStyle w:val="FunctionTok"/>
-        </w:rPr>
-        <w:t xml:space="preserve">contacts</w:t>
-      </w:r>
-      <w:r>
-        <w:rPr>
-          <w:rStyle w:val="KeywordTok"/>
-        </w:rPr>
-        <w:t xml:space="preserve">:</w:t>
-      </w:r>
-      <w:r>
-        <w:br/>
-      </w:r>
-      <w:r>
-        <w:rPr>
-          <w:rStyle w:val="KeywordTok"/>
-        </w:rPr>
-        <w:t xml:space="preserve">-</w:t>
-      </w:r>
-      <w:r>
-        <w:rPr>
-          <w:rStyle w:val="AttributeTok"/>
-        </w:rPr>
-        <w:t xml:space="preserve"> </w:t>
-      </w:r>
-      <w:r>
-        <w:rPr>
-          <w:rStyle w:val="FunctionTok"/>
-        </w:rPr>
-        <w:t xml:space="preserve">contact_type</w:t>
-      </w:r>
-      <w:r>
-        <w:rPr>
-          <w:rStyle w:val="KeywordTok"/>
-        </w:rPr>
-        <w:t xml:space="preserve">:</w:t>
-      </w:r>
-      <w:r>
-        <w:rPr>
-          <w:rStyle w:val="AttributeTok"/>
-        </w:rPr>
-        <w:t xml:space="preserve"> email</w:t>
-      </w:r>
-      <w:r>
-        <w:br/>
-      </w:r>
-      <w:r>
-        <w:rPr>
-          <w:rStyle w:val="AttributeTok"/>
-        </w:rPr>
-        <w:t xml:space="preserve">  </w:t>
-      </w:r>
-      <w:r>
-        <w:rPr>
-          <w:rStyle w:val="FunctionTok"/>
-        </w:rPr>
-        <w:t xml:space="preserve">value</w:t>
-      </w:r>
-      <w:r>
-        <w:rPr>
-          <w:rStyle w:val="KeywordTok"/>
-        </w:rPr>
-        <w:t xml:space="preserve">:</w:t>
-      </w:r>
-      <w:r>
-        <w:rPr>
-          <w:rStyle w:val="AttributeTok"/>
-        </w:rPr>
-        <w:t xml:space="preserve"> beat.jans@admin.ch</w:t>
-      </w:r>
-      <w:r>
-        <w:br/>
-      </w:r>
-      <w:r>
-        <w:rPr>
-          <w:rStyle w:val="KeywordTok"/>
-        </w:rPr>
-        <w:t xml:space="preserve">-</w:t>
-      </w:r>
-      <w:r>
-        <w:rPr>
-          <w:rStyle w:val="AttributeTok"/>
-        </w:rPr>
-        <w:t xml:space="preserve"> </w:t>
-      </w:r>
-      <w:r>
-        <w:rPr>
-          <w:rStyle w:val="FunctionTok"/>
-        </w:rPr>
-        <w:t xml:space="preserve">contact_type</w:t>
-      </w:r>
-      <w:r>
-        <w:rPr>
-          <w:rStyle w:val="KeywordTok"/>
-        </w:rPr>
-        <w:t xml:space="preserve">:</w:t>
-      </w:r>
-      <w:r>
-        <w:rPr>
-          <w:rStyle w:val="AttributeTok"/>
-        </w:rPr>
-        <w:t xml:space="preserve"> contact_website</w:t>
-      </w:r>
-      <w:r>
-        <w:br/>
-      </w:r>
-      <w:r>
-        <w:rPr>
-          <w:rStyle w:val="AttributeTok"/>
-        </w:rPr>
-        <w:t xml:space="preserve">  </w:t>
-      </w:r>
-      <w:r>
-        <w:rPr>
-          <w:rStyle w:val="FunctionTok"/>
-        </w:rPr>
-        <w:t xml:space="preserve">value</w:t>
-      </w:r>
-      <w:r>
-        <w:rPr>
-          <w:rStyle w:val="KeywordTok"/>
-        </w:rPr>
-        <w:t xml:space="preserve">:</w:t>
-      </w:r>
-      <w:r>
-        <w:rPr>
-          <w:rStyle w:val="AttributeTok"/>
-        </w:rPr>
-        <w:t xml:space="preserve"> http://www.beat-jans.ch</w:t>
+        <w:t xml:space="preserve"> Arnold</w:t>
       </w:r>
     </w:p>
     <w:bookmarkEnd w:id="36"/>
@@ -14388,13 +14388,13 @@
         <w:t xml:space="preserve">Beispiele</w:t>
       </w:r>
     </w:p>
-    <w:bookmarkStart w:id="129" w:name="X00170ec010657bb5373d9263b9099e3b66616f1"/>
+    <w:bookmarkStart w:id="129" w:name="beispiel-ratsbuero"/>
     <w:p>
       <w:pPr>
         <w:pStyle w:val="berschrift4"/>
       </w:pPr>
       <w:r>
-        <w:t xml:space="preserve">Beispiel: Zweisprachige Delegation in ein interkantonales Gremium</w:t>
+        <w:t xml:space="preserve">Beispiel: Ratsbuero</w:t>
       </w:r>
     </w:p>
     <w:p>
@@ -14423,7 +14423,7 @@
         <w:rPr>
           <w:rStyle w:val="DecValTok"/>
         </w:rPr>
-        <w:t xml:space="preserve">5000</w:t>
+        <w:t xml:space="preserve">50</w:t>
       </w:r>
       <w:r>
         <w:br/>
@@ -14444,7 +14444,7 @@
         <w:rPr>
           <w:rStyle w:val="AttributeTok"/>
         </w:rPr>
-        <w:t xml:space="preserve"> https://www.fr.ch/parlinfo/app/organizations/a1acb0c030d54b3baed840fe8bbed6b5</w:t>
+        <w:t xml:space="preserve"> https://grosserrat.bs.ch/gremien/praesidium-und-buero</w:t>
       </w:r>
       <w:r>
         <w:br/>
@@ -14492,7 +14492,7 @@
         <w:rPr>
           <w:rStyle w:val="AttributeTok"/>
         </w:rPr>
-        <w:t xml:space="preserve"> Freiburger Delegation IPK strafrechtliche Einschliessung</w:t>
+        <w:t xml:space="preserve"> Büro des Grossen Rates</w:t>
       </w:r>
       <w:r>
         <w:br/>
@@ -14526,21 +14526,9 @@
       </w:r>
       <w:r>
         <w:rPr>
-          <w:rStyle w:val="KeywordTok"/>
-        </w:rPr>
-        <w:t xml:space="preserve">-</w:t>
-      </w:r>
-      <w:r>
-        <w:rPr>
-          <w:rStyle w:val="AttributeTok"/>
-        </w:rPr>
-        <w:t xml:space="preserve"> </w:t>
-      </w:r>
-      <w:r>
-        <w:rPr>
           <w:rStyle w:val="FunctionTok"/>
         </w:rPr>
-        <w:t xml:space="preserve">value</w:t>
+        <w:t xml:space="preserve">group_type</w:t>
       </w:r>
       <w:r>
         <w:rPr>
@@ -14549,12 +14537,6 @@
         <w:t xml:space="preserve">:</w:t>
       </w:r>
       <w:r>
-        <w:rPr>
-          <w:rStyle w:val="AttributeTok"/>
-        </w:rPr>
-        <w:t xml:space="preserve"> Délégation FR à la CIP détention pénale</w:t>
-      </w:r>
-      <w:r>
         <w:br/>
       </w:r>
       <w:r>
@@ -14567,7 +14549,7 @@
         <w:rPr>
           <w:rStyle w:val="FunctionTok"/>
         </w:rPr>
-        <w:t xml:space="preserve">language</w:t>
+        <w:t xml:space="preserve">group_type_enum</w:t>
       </w:r>
       <w:r>
         <w:rPr>
@@ -14579,16 +14561,22 @@
         <w:rPr>
           <w:rStyle w:val="AttributeTok"/>
         </w:rPr>
-        <w:t xml:space="preserve"> fr</w:t>
+        <w:t xml:space="preserve"> parliamentary_bureau</w:t>
       </w:r>
       <w:r>
         <w:br/>
       </w:r>
       <w:r>
         <w:rPr>
+          <w:rStyle w:val="AttributeTok"/>
+        </w:rPr>
+        <w:t xml:space="preserve">  </w:t>
+      </w:r>
+      <w:r>
+        <w:rPr>
           <w:rStyle w:val="FunctionTok"/>
         </w:rPr>
-        <w:t xml:space="preserve">abbreviation</w:t>
+        <w:t xml:space="preserve">label</w:t>
       </w:r>
       <w:r>
         <w:rPr>
@@ -14597,25 +14585,19 @@
         <w:t xml:space="preserve">:</w:t>
       </w:r>
       <w:r>
+        <w:rPr>
+          <w:rStyle w:val="AttributeTok"/>
+        </w:rPr>
+        <w:t xml:space="preserve"> Ratsbüro</w:t>
+      </w:r>
+      <w:r>
         <w:br/>
       </w:r>
       <w:r>
         <w:rPr>
-          <w:rStyle w:val="KeywordTok"/>
-        </w:rPr>
-        <w:t xml:space="preserve">-</w:t>
-      </w:r>
-      <w:r>
-        <w:rPr>
-          <w:rStyle w:val="AttributeTok"/>
-        </w:rPr>
-        <w:t xml:space="preserve"> </w:t>
-      </w:r>
-      <w:r>
-        <w:rPr>
           <w:rStyle w:val="FunctionTok"/>
         </w:rPr>
-        <w:t xml:space="preserve">value</w:t>
+        <w:t xml:space="preserve">spatial</w:t>
       </w:r>
       <w:r>
         <w:rPr>
@@ -14627,509 +14609,17 @@
         <w:rPr>
           <w:rStyle w:val="AttributeTok"/>
         </w:rPr>
-        <w:t xml:space="preserve"> Del-StRFE</w:t>
-      </w:r>
-      <w:r>
-        <w:br/>
-      </w:r>
-      <w:r>
-        <w:rPr>
-          <w:rStyle w:val="AttributeTok"/>
-        </w:rPr>
-        <w:t xml:space="preserve">  </w:t>
-      </w:r>
-      <w:r>
-        <w:rPr>
-          <w:rStyle w:val="FunctionTok"/>
-        </w:rPr>
-        <w:t xml:space="preserve">language</w:t>
-      </w:r>
-      <w:r>
-        <w:rPr>
-          <w:rStyle w:val="KeywordTok"/>
-        </w:rPr>
-        <w:t xml:space="preserve">:</w:t>
-      </w:r>
-      <w:r>
-        <w:rPr>
-          <w:rStyle w:val="AttributeTok"/>
-        </w:rPr>
-        <w:t xml:space="preserve"> de</w:t>
-      </w:r>
-      <w:r>
-        <w:br/>
-      </w:r>
-      <w:r>
-        <w:rPr>
-          <w:rStyle w:val="KeywordTok"/>
-        </w:rPr>
-        <w:t xml:space="preserve">-</w:t>
-      </w:r>
-      <w:r>
-        <w:rPr>
-          <w:rStyle w:val="AttributeTok"/>
-        </w:rPr>
-        <w:t xml:space="preserve"> </w:t>
-      </w:r>
-      <w:r>
-        <w:rPr>
-          <w:rStyle w:val="FunctionTok"/>
-        </w:rPr>
-        <w:t xml:space="preserve">value</w:t>
-      </w:r>
-      <w:r>
-        <w:rPr>
-          <w:rStyle w:val="KeywordTok"/>
-        </w:rPr>
-        <w:t xml:space="preserve">:</w:t>
-      </w:r>
-      <w:r>
-        <w:rPr>
-          <w:rStyle w:val="AttributeTok"/>
-        </w:rPr>
-        <w:t xml:space="preserve"> Del-DetPen</w:t>
-      </w:r>
-      <w:r>
-        <w:br/>
-      </w:r>
-      <w:r>
-        <w:rPr>
-          <w:rStyle w:val="AttributeTok"/>
-        </w:rPr>
-        <w:t xml:space="preserve">  </w:t>
-      </w:r>
-      <w:r>
-        <w:rPr>
-          <w:rStyle w:val="FunctionTok"/>
-        </w:rPr>
-        <w:t xml:space="preserve">language</w:t>
-      </w:r>
-      <w:r>
-        <w:rPr>
-          <w:rStyle w:val="KeywordTok"/>
-        </w:rPr>
-        <w:t xml:space="preserve">:</w:t>
-      </w:r>
-      <w:r>
-        <w:rPr>
-          <w:rStyle w:val="AttributeTok"/>
-        </w:rPr>
-        <w:t xml:space="preserve"> fr</w:t>
-      </w:r>
-      <w:r>
-        <w:br/>
-      </w:r>
-      <w:r>
-        <w:rPr>
-          <w:rStyle w:val="FunctionTok"/>
-        </w:rPr>
-        <w:t xml:space="preserve">description</w:t>
-      </w:r>
-      <w:r>
-        <w:rPr>
-          <w:rStyle w:val="KeywordTok"/>
-        </w:rPr>
-        <w:t xml:space="preserve">:</w:t>
-      </w:r>
-      <w:r>
-        <w:br/>
-      </w:r>
-      <w:r>
-        <w:rPr>
-          <w:rStyle w:val="KeywordTok"/>
-        </w:rPr>
-        <w:t xml:space="preserve">-</w:t>
-      </w:r>
-      <w:r>
-        <w:rPr>
-          <w:rStyle w:val="AttributeTok"/>
-        </w:rPr>
-        <w:t xml:space="preserve"> </w:t>
-      </w:r>
-      <w:r>
-        <w:rPr>
-          <w:rStyle w:val="FunctionTok"/>
-        </w:rPr>
-        <w:t xml:space="preserve">value</w:t>
-      </w:r>
-      <w:r>
-        <w:rPr>
-          <w:rStyle w:val="KeywordTok"/>
-        </w:rPr>
-        <w:t xml:space="preserve">:</w:t>
-      </w:r>
-      <w:r>
-        <w:rPr>
-          <w:rStyle w:val="AttributeTok"/>
-        </w:rPr>
-        <w:t xml:space="preserve"> Die Interparlamentarische Aufsichtskommission strafrechtliche Einschliessung besteht aus 18 Grossrätinnen</w:t>
-      </w:r>
-      <w:r>
-        <w:br/>
-      </w:r>
-      <w:r>
-        <w:rPr>
-          <w:rStyle w:val="AttributeTok"/>
-        </w:rPr>
-        <w:t xml:space="preserve">    und Grossräten aus den sechs Vertragskantonen Freiburg, Genf, Jura, Neuenburg, Waadt und Wallis.</w:t>
-      </w:r>
-      <w:r>
-        <w:br/>
-      </w:r>
-      <w:r>
-        <w:rPr>
-          <w:rStyle w:val="AttributeTok"/>
-        </w:rPr>
-        <w:t xml:space="preserve">  </w:t>
-      </w:r>
-      <w:r>
-        <w:rPr>
-          <w:rStyle w:val="FunctionTok"/>
-        </w:rPr>
-        <w:t xml:space="preserve">language</w:t>
-      </w:r>
-      <w:r>
-        <w:rPr>
-          <w:rStyle w:val="KeywordTok"/>
-        </w:rPr>
-        <w:t xml:space="preserve">:</w:t>
-      </w:r>
-      <w:r>
-        <w:rPr>
-          <w:rStyle w:val="AttributeTok"/>
-        </w:rPr>
-        <w:t xml:space="preserve"> de</w:t>
-      </w:r>
-      <w:r>
-        <w:br/>
-      </w:r>
-      <w:r>
-        <w:rPr>
-          <w:rStyle w:val="KeywordTok"/>
-        </w:rPr>
-        <w:t xml:space="preserve">-</w:t>
-      </w:r>
-      <w:r>
-        <w:rPr>
-          <w:rStyle w:val="AttributeTok"/>
-        </w:rPr>
-        <w:t xml:space="preserve"> </w:t>
-      </w:r>
-      <w:r>
-        <w:rPr>
-          <w:rStyle w:val="FunctionTok"/>
-        </w:rPr>
-        <w:t xml:space="preserve">value</w:t>
-      </w:r>
-      <w:r>
-        <w:rPr>
-          <w:rStyle w:val="KeywordTok"/>
-        </w:rPr>
-        <w:t xml:space="preserve">:</w:t>
-      </w:r>
-      <w:r>
-        <w:rPr>
-          <w:rStyle w:val="AttributeTok"/>
-        </w:rPr>
-        <w:t xml:space="preserve"> </w:t>
-      </w:r>
-      <w:r>
-        <w:rPr>
-          <w:rStyle w:val="StringTok"/>
-        </w:rPr>
-        <w:t xml:space="preserve">'La Commission interparlementaire de contrôle détention pénale est composée de 18 députés issus</w:t>
-      </w:r>
-      <w:r>
-        <w:br/>
-      </w:r>
-      <w:r>
-        <w:rPr>
-          <w:rStyle w:val="StringTok"/>
-        </w:rPr>
-        <w:t xml:space="preserve">    des six cantons partenaires : Fribourg, Genève, Jura, Neuchâtel, Vaud et Valais.'</w:t>
-      </w:r>
-      <w:r>
-        <w:br/>
-      </w:r>
-      <w:r>
-        <w:rPr>
-          <w:rStyle w:val="AttributeTok"/>
-        </w:rPr>
-        <w:t xml:space="preserve">  </w:t>
-      </w:r>
-      <w:r>
-        <w:rPr>
-          <w:rStyle w:val="FunctionTok"/>
-        </w:rPr>
-        <w:t xml:space="preserve">language</w:t>
-      </w:r>
-      <w:r>
-        <w:rPr>
-          <w:rStyle w:val="KeywordTok"/>
-        </w:rPr>
-        <w:t xml:space="preserve">:</w:t>
-      </w:r>
-      <w:r>
-        <w:rPr>
-          <w:rStyle w:val="AttributeTok"/>
-        </w:rPr>
-        <w:t xml:space="preserve"> fr</w:t>
-      </w:r>
-      <w:r>
-        <w:br/>
-      </w:r>
-      <w:r>
-        <w:rPr>
-          <w:rStyle w:val="FunctionTok"/>
-        </w:rPr>
-        <w:t xml:space="preserve">landing_page</w:t>
-      </w:r>
-      <w:r>
-        <w:rPr>
-          <w:rStyle w:val="KeywordTok"/>
-        </w:rPr>
-        <w:t xml:space="preserve">:</w:t>
-      </w:r>
-      <w:r>
-        <w:br/>
-      </w:r>
-      <w:r>
-        <w:rPr>
-          <w:rStyle w:val="KeywordTok"/>
-        </w:rPr>
-        <w:t xml:space="preserve">-</w:t>
-      </w:r>
-      <w:r>
-        <w:rPr>
-          <w:rStyle w:val="AttributeTok"/>
-        </w:rPr>
-        <w:t xml:space="preserve"> </w:t>
-      </w:r>
-      <w:r>
-        <w:rPr>
-          <w:rStyle w:val="FunctionTok"/>
-        </w:rPr>
-        <w:t xml:space="preserve">value</w:t>
-      </w:r>
-      <w:r>
-        <w:rPr>
-          <w:rStyle w:val="KeywordTok"/>
-        </w:rPr>
-        <w:t xml:space="preserve">:</w:t>
-      </w:r>
-      <w:r>
-        <w:rPr>
-          <w:rStyle w:val="AttributeTok"/>
-        </w:rPr>
-        <w:t xml:space="preserve"> https://www.fr.ch/de/parlinfo/app/organizations/a1acb0c030d54b3baed840fe8bbed6b5</w:t>
-      </w:r>
-      <w:r>
-        <w:br/>
-      </w:r>
-      <w:r>
-        <w:rPr>
-          <w:rStyle w:val="AttributeTok"/>
-        </w:rPr>
-        <w:t xml:space="preserve">  </w:t>
-      </w:r>
-      <w:r>
-        <w:rPr>
-          <w:rStyle w:val="FunctionTok"/>
-        </w:rPr>
-        <w:t xml:space="preserve">language</w:t>
-      </w:r>
-      <w:r>
-        <w:rPr>
-          <w:rStyle w:val="KeywordTok"/>
-        </w:rPr>
-        <w:t xml:space="preserve">:</w:t>
-      </w:r>
-      <w:r>
-        <w:rPr>
-          <w:rStyle w:val="AttributeTok"/>
-        </w:rPr>
-        <w:t xml:space="preserve"> de</w:t>
-      </w:r>
-      <w:r>
-        <w:br/>
-      </w:r>
-      <w:r>
-        <w:rPr>
-          <w:rStyle w:val="KeywordTok"/>
-        </w:rPr>
-        <w:t xml:space="preserve">-</w:t>
-      </w:r>
-      <w:r>
-        <w:rPr>
-          <w:rStyle w:val="AttributeTok"/>
-        </w:rPr>
-        <w:t xml:space="preserve"> </w:t>
-      </w:r>
-      <w:r>
-        <w:rPr>
-          <w:rStyle w:val="FunctionTok"/>
-        </w:rPr>
-        <w:t xml:space="preserve">value</w:t>
-      </w:r>
-      <w:r>
-        <w:rPr>
-          <w:rStyle w:val="KeywordTok"/>
-        </w:rPr>
-        <w:t xml:space="preserve">:</w:t>
-      </w:r>
-      <w:r>
-        <w:rPr>
-          <w:rStyle w:val="AttributeTok"/>
-        </w:rPr>
-        <w:t xml:space="preserve"> https://www.fr.ch/parlinfo/app/organizations/a1acb0c030d54b3baed840fe8bbed6b5</w:t>
-      </w:r>
-      <w:r>
-        <w:br/>
-      </w:r>
-      <w:r>
-        <w:rPr>
-          <w:rStyle w:val="AttributeTok"/>
-        </w:rPr>
-        <w:t xml:space="preserve">  </w:t>
-      </w:r>
-      <w:r>
-        <w:rPr>
-          <w:rStyle w:val="FunctionTok"/>
-        </w:rPr>
-        <w:t xml:space="preserve">language</w:t>
-      </w:r>
-      <w:r>
-        <w:rPr>
-          <w:rStyle w:val="KeywordTok"/>
-        </w:rPr>
-        <w:t xml:space="preserve">:</w:t>
-      </w:r>
-      <w:r>
-        <w:rPr>
-          <w:rStyle w:val="AttributeTok"/>
-        </w:rPr>
-        <w:t xml:space="preserve"> fr</w:t>
-      </w:r>
-      <w:r>
-        <w:br/>
-      </w:r>
-      <w:r>
-        <w:rPr>
-          <w:rStyle w:val="FunctionTok"/>
-        </w:rPr>
-        <w:t xml:space="preserve">group_type</w:t>
-      </w:r>
-      <w:r>
-        <w:rPr>
-          <w:rStyle w:val="KeywordTok"/>
-        </w:rPr>
-        <w:t xml:space="preserve">:</w:t>
-      </w:r>
-      <w:r>
-        <w:br/>
-      </w:r>
-      <w:r>
-        <w:rPr>
-          <w:rStyle w:val="AttributeTok"/>
-        </w:rPr>
-        <w:t xml:space="preserve">  </w:t>
-      </w:r>
-      <w:r>
-        <w:rPr>
-          <w:rStyle w:val="FunctionTok"/>
-        </w:rPr>
-        <w:t xml:space="preserve">group_type_enum</w:t>
-      </w:r>
-      <w:r>
-        <w:rPr>
-          <w:rStyle w:val="KeywordTok"/>
-        </w:rPr>
-        <w:t xml:space="preserve">:</w:t>
-      </w:r>
-      <w:r>
-        <w:rPr>
-          <w:rStyle w:val="AttributeTok"/>
-        </w:rPr>
-        <w:t xml:space="preserve"> delegation</w:t>
-      </w:r>
-      <w:r>
-        <w:br/>
-      </w:r>
-      <w:r>
-        <w:rPr>
-          <w:rStyle w:val="AttributeTok"/>
-        </w:rPr>
-        <w:t xml:space="preserve">  </w:t>
-      </w:r>
-      <w:r>
-        <w:rPr>
-          <w:rStyle w:val="FunctionTok"/>
-        </w:rPr>
-        <w:t xml:space="preserve">label</w:t>
-      </w:r>
-      <w:r>
-        <w:rPr>
-          <w:rStyle w:val="KeywordTok"/>
-        </w:rPr>
-        <w:t xml:space="preserve">:</w:t>
-      </w:r>
-      <w:r>
-        <w:rPr>
-          <w:rStyle w:val="AttributeTok"/>
-        </w:rPr>
-        <w:t xml:space="preserve"> Delegation</w:t>
-      </w:r>
-      <w:r>
-        <w:br/>
-      </w:r>
-      <w:r>
-        <w:rPr>
-          <w:rStyle w:val="FunctionTok"/>
-        </w:rPr>
-        <w:t xml:space="preserve">spatial</w:t>
-      </w:r>
-      <w:r>
-        <w:rPr>
-          <w:rStyle w:val="KeywordTok"/>
-        </w:rPr>
-        <w:t xml:space="preserve">:</w:t>
-      </w:r>
-      <w:r>
-        <w:rPr>
-          <w:rStyle w:val="AttributeTok"/>
-        </w:rPr>
-        <w:t xml:space="preserve"> https://ld.admin.ch/canton/10</w:t>
-      </w:r>
-      <w:r>
-        <w:br/>
-      </w:r>
-      <w:r>
-        <w:rPr>
-          <w:rStyle w:val="FunctionTok"/>
-        </w:rPr>
-        <w:t xml:space="preserve">valid_from</w:t>
-      </w:r>
-      <w:r>
-        <w:rPr>
-          <w:rStyle w:val="KeywordTok"/>
-        </w:rPr>
-        <w:t xml:space="preserve">:</w:t>
-      </w:r>
-      <w:r>
-        <w:rPr>
-          <w:rStyle w:val="AttributeTok"/>
-        </w:rPr>
-        <w:t xml:space="preserve"> 2007-12-12</w:t>
+        <w:t xml:space="preserve"> https://ld.admin.ch/canton/12</w:t>
       </w:r>
     </w:p>
     <w:bookmarkEnd w:id="129"/>
-    <w:bookmarkStart w:id="130" w:name="X183f66821c7ea24535d1eaefddd9a56d50c672b"/>
+    <w:bookmarkStart w:id="130" w:name="X00170ec010657bb5373d9263b9099e3b66616f1"/>
     <w:p>
       <w:pPr>
         <w:pStyle w:val="berschrift4"/>
       </w:pPr>
       <w:r>
-        <w:t xml:space="preserve">Beispiel: Gemeindeparlament mit raeumlicher Referenz</w:t>
+        <w:t xml:space="preserve">Beispiel: Zweisprachige Delegation in ein interkantonales Gremium</w:t>
       </w:r>
     </w:p>
     <w:p>
@@ -15158,7 +14648,7 @@
         <w:rPr>
           <w:rStyle w:val="DecValTok"/>
         </w:rPr>
-        <w:t xml:space="preserve">700</w:t>
+        <w:t xml:space="preserve">5000</w:t>
       </w:r>
       <w:r>
         <w:br/>
@@ -15179,7 +14669,7 @@
         <w:rPr>
           <w:rStyle w:val="AttributeTok"/>
         </w:rPr>
-        <w:t xml:space="preserve"> https://www.stadt.sg.ch/home/verwaltung-politik/demokratie-politik/stadtparlament.html</w:t>
+        <w:t xml:space="preserve"> https://www.fr.ch/parlinfo/app/organizations/a1acb0c030d54b3baed840fe8bbed6b5</w:t>
       </w:r>
       <w:r>
         <w:br/>
@@ -15227,7 +14717,7 @@
         <w:rPr>
           <w:rStyle w:val="AttributeTok"/>
         </w:rPr>
-        <w:t xml:space="preserve"> Stadtparlament St. Gallen</w:t>
+        <w:t xml:space="preserve"> Freiburger Delegation IPK strafrechtliche Einschliessung</w:t>
       </w:r>
       <w:r>
         <w:br/>
@@ -15261,8 +14751,497 @@
       </w:r>
       <w:r>
         <w:rPr>
+          <w:rStyle w:val="KeywordTok"/>
+        </w:rPr>
+        <w:t xml:space="preserve">-</w:t>
+      </w:r>
+      <w:r>
+        <w:rPr>
+          <w:rStyle w:val="AttributeTok"/>
+        </w:rPr>
+        <w:t xml:space="preserve"> </w:t>
+      </w:r>
+      <w:r>
+        <w:rPr>
           <w:rStyle w:val="FunctionTok"/>
         </w:rPr>
+        <w:t xml:space="preserve">value</w:t>
+      </w:r>
+      <w:r>
+        <w:rPr>
+          <w:rStyle w:val="KeywordTok"/>
+        </w:rPr>
+        <w:t xml:space="preserve">:</w:t>
+      </w:r>
+      <w:r>
+        <w:rPr>
+          <w:rStyle w:val="AttributeTok"/>
+        </w:rPr>
+        <w:t xml:space="preserve"> Délégation FR à la CIP détention pénale</w:t>
+      </w:r>
+      <w:r>
+        <w:br/>
+      </w:r>
+      <w:r>
+        <w:rPr>
+          <w:rStyle w:val="AttributeTok"/>
+        </w:rPr>
+        <w:t xml:space="preserve">  </w:t>
+      </w:r>
+      <w:r>
+        <w:rPr>
+          <w:rStyle w:val="FunctionTok"/>
+        </w:rPr>
+        <w:t xml:space="preserve">language</w:t>
+      </w:r>
+      <w:r>
+        <w:rPr>
+          <w:rStyle w:val="KeywordTok"/>
+        </w:rPr>
+        <w:t xml:space="preserve">:</w:t>
+      </w:r>
+      <w:r>
+        <w:rPr>
+          <w:rStyle w:val="AttributeTok"/>
+        </w:rPr>
+        <w:t xml:space="preserve"> fr</w:t>
+      </w:r>
+      <w:r>
+        <w:br/>
+      </w:r>
+      <w:r>
+        <w:rPr>
+          <w:rStyle w:val="FunctionTok"/>
+        </w:rPr>
+        <w:t xml:space="preserve">abbreviation</w:t>
+      </w:r>
+      <w:r>
+        <w:rPr>
+          <w:rStyle w:val="KeywordTok"/>
+        </w:rPr>
+        <w:t xml:space="preserve">:</w:t>
+      </w:r>
+      <w:r>
+        <w:br/>
+      </w:r>
+      <w:r>
+        <w:rPr>
+          <w:rStyle w:val="KeywordTok"/>
+        </w:rPr>
+        <w:t xml:space="preserve">-</w:t>
+      </w:r>
+      <w:r>
+        <w:rPr>
+          <w:rStyle w:val="AttributeTok"/>
+        </w:rPr>
+        <w:t xml:space="preserve"> </w:t>
+      </w:r>
+      <w:r>
+        <w:rPr>
+          <w:rStyle w:val="FunctionTok"/>
+        </w:rPr>
+        <w:t xml:space="preserve">value</w:t>
+      </w:r>
+      <w:r>
+        <w:rPr>
+          <w:rStyle w:val="KeywordTok"/>
+        </w:rPr>
+        <w:t xml:space="preserve">:</w:t>
+      </w:r>
+      <w:r>
+        <w:rPr>
+          <w:rStyle w:val="AttributeTok"/>
+        </w:rPr>
+        <w:t xml:space="preserve"> Del-StRFE</w:t>
+      </w:r>
+      <w:r>
+        <w:br/>
+      </w:r>
+      <w:r>
+        <w:rPr>
+          <w:rStyle w:val="AttributeTok"/>
+        </w:rPr>
+        <w:t xml:space="preserve">  </w:t>
+      </w:r>
+      <w:r>
+        <w:rPr>
+          <w:rStyle w:val="FunctionTok"/>
+        </w:rPr>
+        <w:t xml:space="preserve">language</w:t>
+      </w:r>
+      <w:r>
+        <w:rPr>
+          <w:rStyle w:val="KeywordTok"/>
+        </w:rPr>
+        <w:t xml:space="preserve">:</w:t>
+      </w:r>
+      <w:r>
+        <w:rPr>
+          <w:rStyle w:val="AttributeTok"/>
+        </w:rPr>
+        <w:t xml:space="preserve"> de</w:t>
+      </w:r>
+      <w:r>
+        <w:br/>
+      </w:r>
+      <w:r>
+        <w:rPr>
+          <w:rStyle w:val="KeywordTok"/>
+        </w:rPr>
+        <w:t xml:space="preserve">-</w:t>
+      </w:r>
+      <w:r>
+        <w:rPr>
+          <w:rStyle w:val="AttributeTok"/>
+        </w:rPr>
+        <w:t xml:space="preserve"> </w:t>
+      </w:r>
+      <w:r>
+        <w:rPr>
+          <w:rStyle w:val="FunctionTok"/>
+        </w:rPr>
+        <w:t xml:space="preserve">value</w:t>
+      </w:r>
+      <w:r>
+        <w:rPr>
+          <w:rStyle w:val="KeywordTok"/>
+        </w:rPr>
+        <w:t xml:space="preserve">:</w:t>
+      </w:r>
+      <w:r>
+        <w:rPr>
+          <w:rStyle w:val="AttributeTok"/>
+        </w:rPr>
+        <w:t xml:space="preserve"> Del-DetPen</w:t>
+      </w:r>
+      <w:r>
+        <w:br/>
+      </w:r>
+      <w:r>
+        <w:rPr>
+          <w:rStyle w:val="AttributeTok"/>
+        </w:rPr>
+        <w:t xml:space="preserve">  </w:t>
+      </w:r>
+      <w:r>
+        <w:rPr>
+          <w:rStyle w:val="FunctionTok"/>
+        </w:rPr>
+        <w:t xml:space="preserve">language</w:t>
+      </w:r>
+      <w:r>
+        <w:rPr>
+          <w:rStyle w:val="KeywordTok"/>
+        </w:rPr>
+        <w:t xml:space="preserve">:</w:t>
+      </w:r>
+      <w:r>
+        <w:rPr>
+          <w:rStyle w:val="AttributeTok"/>
+        </w:rPr>
+        <w:t xml:space="preserve"> fr</w:t>
+      </w:r>
+      <w:r>
+        <w:br/>
+      </w:r>
+      <w:r>
+        <w:rPr>
+          <w:rStyle w:val="FunctionTok"/>
+        </w:rPr>
+        <w:t xml:space="preserve">description</w:t>
+      </w:r>
+      <w:r>
+        <w:rPr>
+          <w:rStyle w:val="KeywordTok"/>
+        </w:rPr>
+        <w:t xml:space="preserve">:</w:t>
+      </w:r>
+      <w:r>
+        <w:br/>
+      </w:r>
+      <w:r>
+        <w:rPr>
+          <w:rStyle w:val="KeywordTok"/>
+        </w:rPr>
+        <w:t xml:space="preserve">-</w:t>
+      </w:r>
+      <w:r>
+        <w:rPr>
+          <w:rStyle w:val="AttributeTok"/>
+        </w:rPr>
+        <w:t xml:space="preserve"> </w:t>
+      </w:r>
+      <w:r>
+        <w:rPr>
+          <w:rStyle w:val="FunctionTok"/>
+        </w:rPr>
+        <w:t xml:space="preserve">value</w:t>
+      </w:r>
+      <w:r>
+        <w:rPr>
+          <w:rStyle w:val="KeywordTok"/>
+        </w:rPr>
+        <w:t xml:space="preserve">:</w:t>
+      </w:r>
+      <w:r>
+        <w:rPr>
+          <w:rStyle w:val="AttributeTok"/>
+        </w:rPr>
+        <w:t xml:space="preserve"> Die Interparlamentarische Aufsichtskommission strafrechtliche Einschliessung besteht aus 18 Grossrätinnen</w:t>
+      </w:r>
+      <w:r>
+        <w:br/>
+      </w:r>
+      <w:r>
+        <w:rPr>
+          <w:rStyle w:val="AttributeTok"/>
+        </w:rPr>
+        <w:t xml:space="preserve">    und Grossräten aus den sechs Vertragskantonen Freiburg, Genf, Jura, Neuenburg, Waadt und Wallis.</w:t>
+      </w:r>
+      <w:r>
+        <w:br/>
+      </w:r>
+      <w:r>
+        <w:rPr>
+          <w:rStyle w:val="AttributeTok"/>
+        </w:rPr>
+        <w:t xml:space="preserve">  </w:t>
+      </w:r>
+      <w:r>
+        <w:rPr>
+          <w:rStyle w:val="FunctionTok"/>
+        </w:rPr>
+        <w:t xml:space="preserve">language</w:t>
+      </w:r>
+      <w:r>
+        <w:rPr>
+          <w:rStyle w:val="KeywordTok"/>
+        </w:rPr>
+        <w:t xml:space="preserve">:</w:t>
+      </w:r>
+      <w:r>
+        <w:rPr>
+          <w:rStyle w:val="AttributeTok"/>
+        </w:rPr>
+        <w:t xml:space="preserve"> de</w:t>
+      </w:r>
+      <w:r>
+        <w:br/>
+      </w:r>
+      <w:r>
+        <w:rPr>
+          <w:rStyle w:val="KeywordTok"/>
+        </w:rPr>
+        <w:t xml:space="preserve">-</w:t>
+      </w:r>
+      <w:r>
+        <w:rPr>
+          <w:rStyle w:val="AttributeTok"/>
+        </w:rPr>
+        <w:t xml:space="preserve"> </w:t>
+      </w:r>
+      <w:r>
+        <w:rPr>
+          <w:rStyle w:val="FunctionTok"/>
+        </w:rPr>
+        <w:t xml:space="preserve">value</w:t>
+      </w:r>
+      <w:r>
+        <w:rPr>
+          <w:rStyle w:val="KeywordTok"/>
+        </w:rPr>
+        <w:t xml:space="preserve">:</w:t>
+      </w:r>
+      <w:r>
+        <w:rPr>
+          <w:rStyle w:val="AttributeTok"/>
+        </w:rPr>
+        <w:t xml:space="preserve"> </w:t>
+      </w:r>
+      <w:r>
+        <w:rPr>
+          <w:rStyle w:val="StringTok"/>
+        </w:rPr>
+        <w:t xml:space="preserve">'La Commission interparlementaire de contrôle détention pénale est composée de 18 députés issus</w:t>
+      </w:r>
+      <w:r>
+        <w:br/>
+      </w:r>
+      <w:r>
+        <w:rPr>
+          <w:rStyle w:val="StringTok"/>
+        </w:rPr>
+        <w:t xml:space="preserve">    des six cantons partenaires : Fribourg, Genève, Jura, Neuchâtel, Vaud et Valais.'</w:t>
+      </w:r>
+      <w:r>
+        <w:br/>
+      </w:r>
+      <w:r>
+        <w:rPr>
+          <w:rStyle w:val="AttributeTok"/>
+        </w:rPr>
+        <w:t xml:space="preserve">  </w:t>
+      </w:r>
+      <w:r>
+        <w:rPr>
+          <w:rStyle w:val="FunctionTok"/>
+        </w:rPr>
+        <w:t xml:space="preserve">language</w:t>
+      </w:r>
+      <w:r>
+        <w:rPr>
+          <w:rStyle w:val="KeywordTok"/>
+        </w:rPr>
+        <w:t xml:space="preserve">:</w:t>
+      </w:r>
+      <w:r>
+        <w:rPr>
+          <w:rStyle w:val="AttributeTok"/>
+        </w:rPr>
+        <w:t xml:space="preserve"> fr</w:t>
+      </w:r>
+      <w:r>
+        <w:br/>
+      </w:r>
+      <w:r>
+        <w:rPr>
+          <w:rStyle w:val="FunctionTok"/>
+        </w:rPr>
+        <w:t xml:space="preserve">landing_page</w:t>
+      </w:r>
+      <w:r>
+        <w:rPr>
+          <w:rStyle w:val="KeywordTok"/>
+        </w:rPr>
+        <w:t xml:space="preserve">:</w:t>
+      </w:r>
+      <w:r>
+        <w:br/>
+      </w:r>
+      <w:r>
+        <w:rPr>
+          <w:rStyle w:val="KeywordTok"/>
+        </w:rPr>
+        <w:t xml:space="preserve">-</w:t>
+      </w:r>
+      <w:r>
+        <w:rPr>
+          <w:rStyle w:val="AttributeTok"/>
+        </w:rPr>
+        <w:t xml:space="preserve"> </w:t>
+      </w:r>
+      <w:r>
+        <w:rPr>
+          <w:rStyle w:val="FunctionTok"/>
+        </w:rPr>
+        <w:t xml:space="preserve">value</w:t>
+      </w:r>
+      <w:r>
+        <w:rPr>
+          <w:rStyle w:val="KeywordTok"/>
+        </w:rPr>
+        <w:t xml:space="preserve">:</w:t>
+      </w:r>
+      <w:r>
+        <w:rPr>
+          <w:rStyle w:val="AttributeTok"/>
+        </w:rPr>
+        <w:t xml:space="preserve"> https://www.fr.ch/de/parlinfo/app/organizations/a1acb0c030d54b3baed840fe8bbed6b5</w:t>
+      </w:r>
+      <w:r>
+        <w:br/>
+      </w:r>
+      <w:r>
+        <w:rPr>
+          <w:rStyle w:val="AttributeTok"/>
+        </w:rPr>
+        <w:t xml:space="preserve">  </w:t>
+      </w:r>
+      <w:r>
+        <w:rPr>
+          <w:rStyle w:val="FunctionTok"/>
+        </w:rPr>
+        <w:t xml:space="preserve">language</w:t>
+      </w:r>
+      <w:r>
+        <w:rPr>
+          <w:rStyle w:val="KeywordTok"/>
+        </w:rPr>
+        <w:t xml:space="preserve">:</w:t>
+      </w:r>
+      <w:r>
+        <w:rPr>
+          <w:rStyle w:val="AttributeTok"/>
+        </w:rPr>
+        <w:t xml:space="preserve"> de</w:t>
+      </w:r>
+      <w:r>
+        <w:br/>
+      </w:r>
+      <w:r>
+        <w:rPr>
+          <w:rStyle w:val="KeywordTok"/>
+        </w:rPr>
+        <w:t xml:space="preserve">-</w:t>
+      </w:r>
+      <w:r>
+        <w:rPr>
+          <w:rStyle w:val="AttributeTok"/>
+        </w:rPr>
+        <w:t xml:space="preserve"> </w:t>
+      </w:r>
+      <w:r>
+        <w:rPr>
+          <w:rStyle w:val="FunctionTok"/>
+        </w:rPr>
+        <w:t xml:space="preserve">value</w:t>
+      </w:r>
+      <w:r>
+        <w:rPr>
+          <w:rStyle w:val="KeywordTok"/>
+        </w:rPr>
+        <w:t xml:space="preserve">:</w:t>
+      </w:r>
+      <w:r>
+        <w:rPr>
+          <w:rStyle w:val="AttributeTok"/>
+        </w:rPr>
+        <w:t xml:space="preserve"> https://www.fr.ch/parlinfo/app/organizations/a1acb0c030d54b3baed840fe8bbed6b5</w:t>
+      </w:r>
+      <w:r>
+        <w:br/>
+      </w:r>
+      <w:r>
+        <w:rPr>
+          <w:rStyle w:val="AttributeTok"/>
+        </w:rPr>
+        <w:t xml:space="preserve">  </w:t>
+      </w:r>
+      <w:r>
+        <w:rPr>
+          <w:rStyle w:val="FunctionTok"/>
+        </w:rPr>
+        <w:t xml:space="preserve">language</w:t>
+      </w:r>
+      <w:r>
+        <w:rPr>
+          <w:rStyle w:val="KeywordTok"/>
+        </w:rPr>
+        <w:t xml:space="preserve">:</w:t>
+      </w:r>
+      <w:r>
+        <w:rPr>
+          <w:rStyle w:val="AttributeTok"/>
+        </w:rPr>
+        <w:t xml:space="preserve"> fr</w:t>
+      </w:r>
+      <w:r>
+        <w:br/>
+      </w:r>
+      <w:r>
+        <w:rPr>
+          <w:rStyle w:val="FunctionTok"/>
+        </w:rPr>
         <w:t xml:space="preserve">group_type</w:t>
       </w:r>
       <w:r>
@@ -15296,7 +15275,7 @@
         <w:rPr>
           <w:rStyle w:val="AttributeTok"/>
         </w:rPr>
-        <w:t xml:space="preserve"> parliament</w:t>
+        <w:t xml:space="preserve"> delegation</w:t>
       </w:r>
       <w:r>
         <w:br/>
@@ -15323,7 +15302,7 @@
         <w:rPr>
           <w:rStyle w:val="AttributeTok"/>
         </w:rPr>
-        <w:t xml:space="preserve"> Parlament (Legislativrat)</w:t>
+        <w:t xml:space="preserve"> Delegation</w:t>
       </w:r>
       <w:r>
         <w:br/>
@@ -15344,7 +15323,28 @@
         <w:rPr>
           <w:rStyle w:val="AttributeTok"/>
         </w:rPr>
-        <w:t xml:space="preserve"> https://ld.admin.ch/municipality/3203</w:t>
+        <w:t xml:space="preserve"> https://ld.admin.ch/canton/10</w:t>
+      </w:r>
+      <w:r>
+        <w:br/>
+      </w:r>
+      <w:r>
+        <w:rPr>
+          <w:rStyle w:val="FunctionTok"/>
+        </w:rPr>
+        <w:t xml:space="preserve">valid_from</w:t>
+      </w:r>
+      <w:r>
+        <w:rPr>
+          <w:rStyle w:val="KeywordTok"/>
+        </w:rPr>
+        <w:t xml:space="preserve">:</w:t>
+      </w:r>
+      <w:r>
+        <w:rPr>
+          <w:rStyle w:val="AttributeTok"/>
+        </w:rPr>
+        <w:t xml:space="preserve"> 2007-12-12</w:t>
       </w:r>
     </w:p>
     <w:bookmarkEnd w:id="130"/>
@@ -15648,13 +15648,13 @@
       </w:r>
     </w:p>
     <w:bookmarkEnd w:id="131"/>
-    <w:bookmarkStart w:id="132" w:name="X45c32d38be483f67e0785c72ce11b1b07ff6240"/>
+    <w:bookmarkStart w:id="132" w:name="X183f66821c7ea24535d1eaefddd9a56d50c672b"/>
     <w:p>
       <w:pPr>
         <w:pStyle w:val="berschrift4"/>
       </w:pPr>
       <w:r>
-        <w:t xml:space="preserve">Beispiel: Interessengruppe mit dreisprachigem Namen und Kontakt</w:t>
+        <w:t xml:space="preserve">Beispiel: Gemeindeparlament mit raeumlicher Referenz</w:t>
       </w:r>
     </w:p>
     <w:p>
@@ -15683,7 +15683,7 @@
         <w:rPr>
           <w:rStyle w:val="DecValTok"/>
         </w:rPr>
-        <w:t xml:space="preserve">6627</w:t>
+        <w:t xml:space="preserve">700</w:t>
       </w:r>
       <w:r>
         <w:br/>
@@ -15704,7 +15704,7 @@
         <w:rPr>
           <w:rStyle w:val="AttributeTok"/>
         </w:rPr>
-        <w:t xml:space="preserve"> https://api.openparldata.ch/v1/groups/6627</w:t>
+        <w:t xml:space="preserve"> https://www.stadt.sg.ch/home/verwaltung-politik/demokratie-politik/stadtparlament.html</w:t>
       </w:r>
       <w:r>
         <w:br/>
@@ -15752,7 +15752,7 @@
         <w:rPr>
           <w:rStyle w:val="AttributeTok"/>
         </w:rPr>
-        <w:t xml:space="preserve"> Konsumenteninformation und -schutz</w:t>
+        <w:t xml:space="preserve"> Stadtparlament St. Gallen</w:t>
       </w:r>
       <w:r>
         <w:br/>
@@ -15786,21 +15786,9 @@
       </w:r>
       <w:r>
         <w:rPr>
-          <w:rStyle w:val="KeywordTok"/>
-        </w:rPr>
-        <w:t xml:space="preserve">-</w:t>
-      </w:r>
-      <w:r>
-        <w:rPr>
-          <w:rStyle w:val="AttributeTok"/>
-        </w:rPr>
-        <w:t xml:space="preserve"> </w:t>
-      </w:r>
-      <w:r>
-        <w:rPr>
           <w:rStyle w:val="FunctionTok"/>
         </w:rPr>
-        <w:t xml:space="preserve">value</w:t>
+        <w:t xml:space="preserve">group_type</w:t>
       </w:r>
       <w:r>
         <w:rPr>
@@ -15809,12 +15797,6 @@
         <w:t xml:space="preserve">:</w:t>
       </w:r>
       <w:r>
-        <w:rPr>
-          <w:rStyle w:val="AttributeTok"/>
-        </w:rPr>
-        <w:t xml:space="preserve"> Information et défense des consommateurs</w:t>
-      </w:r>
-      <w:r>
         <w:br/>
       </w:r>
       <w:r>
@@ -15827,7 +15809,7 @@
         <w:rPr>
           <w:rStyle w:val="FunctionTok"/>
         </w:rPr>
-        <w:t xml:space="preserve">language</w:t>
+        <w:t xml:space="preserve">group_type_enum</w:t>
       </w:r>
       <w:r>
         <w:rPr>
@@ -15839,28 +15821,22 @@
         <w:rPr>
           <w:rStyle w:val="AttributeTok"/>
         </w:rPr>
-        <w:t xml:space="preserve"> fr</w:t>
+        <w:t xml:space="preserve"> parliament</w:t>
       </w:r>
       <w:r>
         <w:br/>
       </w:r>
       <w:r>
         <w:rPr>
-          <w:rStyle w:val="KeywordTok"/>
-        </w:rPr>
-        <w:t xml:space="preserve">-</w:t>
-      </w:r>
-      <w:r>
-        <w:rPr>
-          <w:rStyle w:val="AttributeTok"/>
-        </w:rPr>
-        <w:t xml:space="preserve"> </w:t>
+          <w:rStyle w:val="AttributeTok"/>
+        </w:rPr>
+        <w:t xml:space="preserve">  </w:t>
       </w:r>
       <w:r>
         <w:rPr>
           <w:rStyle w:val="FunctionTok"/>
         </w:rPr>
-        <w:t xml:space="preserve">value</w:t>
+        <w:t xml:space="preserve">label</w:t>
       </w:r>
       <w:r>
         <w:rPr>
@@ -15872,22 +15848,16 @@
         <w:rPr>
           <w:rStyle w:val="AttributeTok"/>
         </w:rPr>
-        <w:t xml:space="preserve"> Informazione e tutela dei consumatori</w:t>
+        <w:t xml:space="preserve"> Parlament (Legislativrat)</w:t>
       </w:r>
       <w:r>
         <w:br/>
       </w:r>
       <w:r>
         <w:rPr>
-          <w:rStyle w:val="AttributeTok"/>
-        </w:rPr>
-        <w:t xml:space="preserve">  </w:t>
-      </w:r>
-      <w:r>
-        <w:rPr>
           <w:rStyle w:val="FunctionTok"/>
         </w:rPr>
-        <w:t xml:space="preserve">language</w:t>
+        <w:t xml:space="preserve">spatial</w:t>
       </w:r>
       <w:r>
         <w:rPr>
@@ -15899,664 +15869,7 @@
         <w:rPr>
           <w:rStyle w:val="AttributeTok"/>
         </w:rPr>
-        <w:t xml:space="preserve"> it</w:t>
-      </w:r>
-      <w:r>
-        <w:br/>
-      </w:r>
-      <w:r>
-        <w:rPr>
-          <w:rStyle w:val="FunctionTok"/>
-        </w:rPr>
-        <w:t xml:space="preserve">description</w:t>
-      </w:r>
-      <w:r>
-        <w:rPr>
-          <w:rStyle w:val="KeywordTok"/>
-        </w:rPr>
-        <w:t xml:space="preserve">:</w:t>
-      </w:r>
-      <w:r>
-        <w:br/>
-      </w:r>
-      <w:r>
-        <w:rPr>
-          <w:rStyle w:val="KeywordTok"/>
-        </w:rPr>
-        <w:t xml:space="preserve">-</w:t>
-      </w:r>
-      <w:r>
-        <w:rPr>
-          <w:rStyle w:val="AttributeTok"/>
-        </w:rPr>
-        <w:t xml:space="preserve"> </w:t>
-      </w:r>
-      <w:r>
-        <w:rPr>
-          <w:rStyle w:val="FunctionTok"/>
-        </w:rPr>
-        <w:t xml:space="preserve">value</w:t>
-      </w:r>
-      <w:r>
-        <w:rPr>
-          <w:rStyle w:val="KeywordTok"/>
-        </w:rPr>
-        <w:t xml:space="preserve">:</w:t>
-      </w:r>
-      <w:r>
-        <w:rPr>
-          <w:rStyle w:val="AttributeTok"/>
-        </w:rPr>
-        <w:t xml:space="preserve"> L'intergroupe parlementaire « Information et défense des consommateurs » réunit toutes les sensibilités</w:t>
-      </w:r>
-      <w:r>
-        <w:br/>
-      </w:r>
-      <w:r>
-        <w:rPr>
-          <w:rStyle w:val="AttributeTok"/>
-        </w:rPr>
-        <w:t xml:space="preserve">    politiques. Cet intergroupe a pour mission d'informer et de sensibiliser les élu·e·s aux questions</w:t>
-      </w:r>
-      <w:r>
-        <w:br/>
-      </w:r>
-      <w:r>
-        <w:rPr>
-          <w:rStyle w:val="AttributeTok"/>
-        </w:rPr>
-        <w:t xml:space="preserve">    relatives à la défense des consommateur·rice·s en Suisse.</w:t>
-      </w:r>
-      <w:r>
-        <w:br/>
-      </w:r>
-      <w:r>
-        <w:rPr>
-          <w:rStyle w:val="AttributeTok"/>
-        </w:rPr>
-        <w:t xml:space="preserve">  </w:t>
-      </w:r>
-      <w:r>
-        <w:rPr>
-          <w:rStyle w:val="FunctionTok"/>
-        </w:rPr>
-        <w:t xml:space="preserve">language</w:t>
-      </w:r>
-      <w:r>
-        <w:rPr>
-          <w:rStyle w:val="KeywordTok"/>
-        </w:rPr>
-        <w:t xml:space="preserve">:</w:t>
-      </w:r>
-      <w:r>
-        <w:rPr>
-          <w:rStyle w:val="AttributeTok"/>
-        </w:rPr>
-        <w:t xml:space="preserve"> fr</w:t>
-      </w:r>
-      <w:r>
-        <w:br/>
-      </w:r>
-      <w:r>
-        <w:rPr>
-          <w:rStyle w:val="FunctionTok"/>
-        </w:rPr>
-        <w:t xml:space="preserve">landing_page</w:t>
-      </w:r>
-      <w:r>
-        <w:rPr>
-          <w:rStyle w:val="KeywordTok"/>
-        </w:rPr>
-        <w:t xml:space="preserve">:</w:t>
-      </w:r>
-      <w:r>
-        <w:br/>
-      </w:r>
-      <w:r>
-        <w:rPr>
-          <w:rStyle w:val="KeywordTok"/>
-        </w:rPr>
-        <w:t xml:space="preserve">-</w:t>
-      </w:r>
-      <w:r>
-        <w:rPr>
-          <w:rStyle w:val="AttributeTok"/>
-        </w:rPr>
-        <w:t xml:space="preserve"> </w:t>
-      </w:r>
-      <w:r>
-        <w:rPr>
-          <w:rStyle w:val="FunctionTok"/>
-        </w:rPr>
-        <w:t xml:space="preserve">value</w:t>
-      </w:r>
-      <w:r>
-        <w:rPr>
-          <w:rStyle w:val="KeywordTok"/>
-        </w:rPr>
-        <w:t xml:space="preserve">:</w:t>
-      </w:r>
-      <w:r>
-        <w:rPr>
-          <w:rStyle w:val="AttributeTok"/>
-        </w:rPr>
-        <w:t xml:space="preserve"> https://www.parlament.ch/centers/documents/de/gruppen-der-bundesversammlung.pdf</w:t>
-      </w:r>
-      <w:r>
-        <w:br/>
-      </w:r>
-      <w:r>
-        <w:rPr>
-          <w:rStyle w:val="AttributeTok"/>
-        </w:rPr>
-        <w:t xml:space="preserve">  </w:t>
-      </w:r>
-      <w:r>
-        <w:rPr>
-          <w:rStyle w:val="FunctionTok"/>
-        </w:rPr>
-        <w:t xml:space="preserve">language</w:t>
-      </w:r>
-      <w:r>
-        <w:rPr>
-          <w:rStyle w:val="KeywordTok"/>
-        </w:rPr>
-        <w:t xml:space="preserve">:</w:t>
-      </w:r>
-      <w:r>
-        <w:rPr>
-          <w:rStyle w:val="AttributeTok"/>
-        </w:rPr>
-        <w:t xml:space="preserve"> de</w:t>
-      </w:r>
-      <w:r>
-        <w:br/>
-      </w:r>
-      <w:r>
-        <w:rPr>
-          <w:rStyle w:val="FunctionTok"/>
-        </w:rPr>
-        <w:t xml:space="preserve">contacts</w:t>
-      </w:r>
-      <w:r>
-        <w:rPr>
-          <w:rStyle w:val="KeywordTok"/>
-        </w:rPr>
-        <w:t xml:space="preserve">:</w:t>
-      </w:r>
-      <w:r>
-        <w:br/>
-      </w:r>
-      <w:r>
-        <w:rPr>
-          <w:rStyle w:val="KeywordTok"/>
-        </w:rPr>
-        <w:t xml:space="preserve">-</w:t>
-      </w:r>
-      <w:r>
-        <w:rPr>
-          <w:rStyle w:val="AttributeTok"/>
-        </w:rPr>
-        <w:t xml:space="preserve"> </w:t>
-      </w:r>
-      <w:r>
-        <w:rPr>
-          <w:rStyle w:val="FunctionTok"/>
-        </w:rPr>
-        <w:t xml:space="preserve">contact_type</w:t>
-      </w:r>
-      <w:r>
-        <w:rPr>
-          <w:rStyle w:val="KeywordTok"/>
-        </w:rPr>
-        <w:t xml:space="preserve">:</w:t>
-      </w:r>
-      <w:r>
-        <w:rPr>
-          <w:rStyle w:val="AttributeTok"/>
-        </w:rPr>
-        <w:t xml:space="preserve"> email</w:t>
-      </w:r>
-      <w:r>
-        <w:br/>
-      </w:r>
-      <w:r>
-        <w:rPr>
-          <w:rStyle w:val="AttributeTok"/>
-        </w:rPr>
-        <w:t xml:space="preserve">  </w:t>
-      </w:r>
-      <w:r>
-        <w:rPr>
-          <w:rStyle w:val="FunctionTok"/>
-        </w:rPr>
-        <w:t xml:space="preserve">value</w:t>
-      </w:r>
-      <w:r>
-        <w:rPr>
-          <w:rStyle w:val="KeywordTok"/>
-        </w:rPr>
-        <w:t xml:space="preserve">:</w:t>
-      </w:r>
-      <w:r>
-        <w:rPr>
-          <w:rStyle w:val="AttributeTok"/>
-        </w:rPr>
-        <w:t xml:space="preserve"> l.altwegg@frc.ch</w:t>
-      </w:r>
-      <w:r>
-        <w:br/>
-      </w:r>
-      <w:r>
-        <w:rPr>
-          <w:rStyle w:val="AttributeTok"/>
-        </w:rPr>
-        <w:t xml:space="preserve">  </w:t>
-      </w:r>
-      <w:r>
-        <w:rPr>
-          <w:rStyle w:val="FunctionTok"/>
-        </w:rPr>
-        <w:t xml:space="preserve">label</w:t>
-      </w:r>
-      <w:r>
-        <w:rPr>
-          <w:rStyle w:val="KeywordTok"/>
-        </w:rPr>
-        <w:t xml:space="preserve">:</w:t>
-      </w:r>
-      <w:r>
-        <w:rPr>
-          <w:rStyle w:val="AttributeTok"/>
-        </w:rPr>
-        <w:t xml:space="preserve"> Sekretariat</w:t>
-      </w:r>
-      <w:r>
-        <w:br/>
-      </w:r>
-      <w:r>
-        <w:rPr>
-          <w:rStyle w:val="KeywordTok"/>
-        </w:rPr>
-        <w:t xml:space="preserve">-</w:t>
-      </w:r>
-      <w:r>
-        <w:rPr>
-          <w:rStyle w:val="AttributeTok"/>
-        </w:rPr>
-        <w:t xml:space="preserve"> </w:t>
-      </w:r>
-      <w:r>
-        <w:rPr>
-          <w:rStyle w:val="FunctionTok"/>
-        </w:rPr>
-        <w:t xml:space="preserve">contact_type</w:t>
-      </w:r>
-      <w:r>
-        <w:rPr>
-          <w:rStyle w:val="KeywordTok"/>
-        </w:rPr>
-        <w:t xml:space="preserve">:</w:t>
-      </w:r>
-      <w:r>
-        <w:rPr>
-          <w:rStyle w:val="AttributeTok"/>
-        </w:rPr>
-        <w:t xml:space="preserve"> phone</w:t>
-      </w:r>
-      <w:r>
-        <w:br/>
-      </w:r>
-      <w:r>
-        <w:rPr>
-          <w:rStyle w:val="AttributeTok"/>
-        </w:rPr>
-        <w:t xml:space="preserve">  </w:t>
-      </w:r>
-      <w:r>
-        <w:rPr>
-          <w:rStyle w:val="FunctionTok"/>
-        </w:rPr>
-        <w:t xml:space="preserve">value</w:t>
-      </w:r>
-      <w:r>
-        <w:rPr>
-          <w:rStyle w:val="KeywordTok"/>
-        </w:rPr>
-        <w:t xml:space="preserve">:</w:t>
-      </w:r>
-      <w:r>
-        <w:rPr>
-          <w:rStyle w:val="AttributeTok"/>
-        </w:rPr>
-        <w:t xml:space="preserve"> +41 21 331 00 95</w:t>
-      </w:r>
-      <w:r>
-        <w:br/>
-      </w:r>
-      <w:r>
-        <w:rPr>
-          <w:rStyle w:val="AttributeTok"/>
-        </w:rPr>
-        <w:t xml:space="preserve">  </w:t>
-      </w:r>
-      <w:r>
-        <w:rPr>
-          <w:rStyle w:val="FunctionTok"/>
-        </w:rPr>
-        <w:t xml:space="preserve">label</w:t>
-      </w:r>
-      <w:r>
-        <w:rPr>
-          <w:rStyle w:val="KeywordTok"/>
-        </w:rPr>
-        <w:t xml:space="preserve">:</w:t>
-      </w:r>
-      <w:r>
-        <w:rPr>
-          <w:rStyle w:val="AttributeTok"/>
-        </w:rPr>
-        <w:t xml:space="preserve"> Sekretariat</w:t>
-      </w:r>
-      <w:r>
-        <w:br/>
-      </w:r>
-      <w:r>
-        <w:rPr>
-          <w:rStyle w:val="FunctionTok"/>
-        </w:rPr>
-        <w:t xml:space="preserve">addresses</w:t>
-      </w:r>
-      <w:r>
-        <w:rPr>
-          <w:rStyle w:val="KeywordTok"/>
-        </w:rPr>
-        <w:t xml:space="preserve">:</w:t>
-      </w:r>
-      <w:r>
-        <w:br/>
-      </w:r>
-      <w:r>
-        <w:rPr>
-          <w:rStyle w:val="KeywordTok"/>
-        </w:rPr>
-        <w:t xml:space="preserve">-</w:t>
-      </w:r>
-      <w:r>
-        <w:rPr>
-          <w:rStyle w:val="AttributeTok"/>
-        </w:rPr>
-        <w:t xml:space="preserve"> </w:t>
-      </w:r>
-      <w:r>
-        <w:rPr>
-          <w:rStyle w:val="FunctionTok"/>
-        </w:rPr>
-        <w:t xml:space="preserve">address_type</w:t>
-      </w:r>
-      <w:r>
-        <w:rPr>
-          <w:rStyle w:val="KeywordTok"/>
-        </w:rPr>
-        <w:t xml:space="preserve">:</w:t>
-      </w:r>
-      <w:r>
-        <w:rPr>
-          <w:rStyle w:val="AttributeTok"/>
-        </w:rPr>
-        <w:t xml:space="preserve"> businessAddress</w:t>
-      </w:r>
-      <w:r>
-        <w:br/>
-      </w:r>
-      <w:r>
-        <w:rPr>
-          <w:rStyle w:val="AttributeTok"/>
-        </w:rPr>
-        <w:t xml:space="preserve">  </w:t>
-      </w:r>
-      <w:r>
-        <w:rPr>
-          <w:rStyle w:val="FunctionTok"/>
-        </w:rPr>
-        <w:t xml:space="preserve">address_uri</w:t>
-      </w:r>
-      <w:r>
-        <w:rPr>
-          <w:rStyle w:val="KeywordTok"/>
-        </w:rPr>
-        <w:t xml:space="preserve">:</w:t>
-      </w:r>
-      <w:r>
-        <w:rPr>
-          <w:rStyle w:val="AttributeTok"/>
-        </w:rPr>
-        <w:t xml:space="preserve"> https://geo.ld.admin.ch/location/address/101009806</w:t>
-      </w:r>
-      <w:r>
-        <w:br/>
-      </w:r>
-      <w:r>
-        <w:rPr>
-          <w:rStyle w:val="AttributeTok"/>
-        </w:rPr>
-        <w:t xml:space="preserve">  </w:t>
-      </w:r>
-      <w:r>
-        <w:rPr>
-          <w:rStyle w:val="FunctionTok"/>
-        </w:rPr>
-        <w:t xml:space="preserve">street_address</w:t>
-      </w:r>
-      <w:r>
-        <w:rPr>
-          <w:rStyle w:val="KeywordTok"/>
-        </w:rPr>
-        <w:t xml:space="preserve">:</w:t>
-      </w:r>
-      <w:r>
-        <w:rPr>
-          <w:rStyle w:val="AttributeTok"/>
-        </w:rPr>
-        <w:t xml:space="preserve"> Fédération romande des consommateurs, Rue de Genève 17, case postale 585</w:t>
-      </w:r>
-      <w:r>
-        <w:br/>
-      </w:r>
-      <w:r>
-        <w:rPr>
-          <w:rStyle w:val="AttributeTok"/>
-        </w:rPr>
-        <w:t xml:space="preserve">  </w:t>
-      </w:r>
-      <w:r>
-        <w:rPr>
-          <w:rStyle w:val="FunctionTok"/>
-        </w:rPr>
-        <w:t xml:space="preserve">postal_code</w:t>
-      </w:r>
-      <w:r>
-        <w:rPr>
-          <w:rStyle w:val="KeywordTok"/>
-        </w:rPr>
-        <w:t xml:space="preserve">:</w:t>
-      </w:r>
-      <w:r>
-        <w:rPr>
-          <w:rStyle w:val="AttributeTok"/>
-        </w:rPr>
-        <w:t xml:space="preserve"> </w:t>
-      </w:r>
-      <w:r>
-        <w:rPr>
-          <w:rStyle w:val="StringTok"/>
-        </w:rPr>
-        <w:t xml:space="preserve">'1001'</w:t>
-      </w:r>
-      <w:r>
-        <w:br/>
-      </w:r>
-      <w:r>
-        <w:rPr>
-          <w:rStyle w:val="AttributeTok"/>
-        </w:rPr>
-        <w:t xml:space="preserve">  </w:t>
-      </w:r>
-      <w:r>
-        <w:rPr>
-          <w:rStyle w:val="FunctionTok"/>
-        </w:rPr>
-        <w:t xml:space="preserve">postal_locality</w:t>
-      </w:r>
-      <w:r>
-        <w:rPr>
-          <w:rStyle w:val="KeywordTok"/>
-        </w:rPr>
-        <w:t xml:space="preserve">:</w:t>
-      </w:r>
-      <w:r>
-        <w:rPr>
-          <w:rStyle w:val="AttributeTok"/>
-        </w:rPr>
-        <w:t xml:space="preserve"> Lausanne</w:t>
-      </w:r>
-      <w:r>
-        <w:br/>
-      </w:r>
-      <w:r>
-        <w:rPr>
-          <w:rStyle w:val="AttributeTok"/>
-        </w:rPr>
-        <w:t xml:space="preserve">  </w:t>
-      </w:r>
-      <w:r>
-        <w:rPr>
-          <w:rStyle w:val="FunctionTok"/>
-        </w:rPr>
-        <w:t xml:space="preserve">country</w:t>
-      </w:r>
-      <w:r>
-        <w:rPr>
-          <w:rStyle w:val="KeywordTok"/>
-        </w:rPr>
-        <w:t xml:space="preserve">:</w:t>
-      </w:r>
-      <w:r>
-        <w:rPr>
-          <w:rStyle w:val="AttributeTok"/>
-        </w:rPr>
-        <w:t xml:space="preserve"> CH</w:t>
-      </w:r>
-      <w:r>
-        <w:br/>
-      </w:r>
-      <w:r>
-        <w:rPr>
-          <w:rStyle w:val="FunctionTok"/>
-        </w:rPr>
-        <w:t xml:space="preserve">group_type</w:t>
-      </w:r>
-      <w:r>
-        <w:rPr>
-          <w:rStyle w:val="KeywordTok"/>
-        </w:rPr>
-        <w:t xml:space="preserve">:</w:t>
-      </w:r>
-      <w:r>
-        <w:br/>
-      </w:r>
-      <w:r>
-        <w:rPr>
-          <w:rStyle w:val="AttributeTok"/>
-        </w:rPr>
-        <w:t xml:space="preserve">  </w:t>
-      </w:r>
-      <w:r>
-        <w:rPr>
-          <w:rStyle w:val="FunctionTok"/>
-        </w:rPr>
-        <w:t xml:space="preserve">group_type_enum</w:t>
-      </w:r>
-      <w:r>
-        <w:rPr>
-          <w:rStyle w:val="KeywordTok"/>
-        </w:rPr>
-        <w:t xml:space="preserve">:</w:t>
-      </w:r>
-      <w:r>
-        <w:rPr>
-          <w:rStyle w:val="AttributeTok"/>
-        </w:rPr>
-        <w:t xml:space="preserve"> interest_group</w:t>
-      </w:r>
-      <w:r>
-        <w:br/>
-      </w:r>
-      <w:r>
-        <w:rPr>
-          <w:rStyle w:val="AttributeTok"/>
-        </w:rPr>
-        <w:t xml:space="preserve">  </w:t>
-      </w:r>
-      <w:r>
-        <w:rPr>
-          <w:rStyle w:val="FunctionTok"/>
-        </w:rPr>
-        <w:t xml:space="preserve">label</w:t>
-      </w:r>
-      <w:r>
-        <w:rPr>
-          <w:rStyle w:val="KeywordTok"/>
-        </w:rPr>
-        <w:t xml:space="preserve">:</w:t>
-      </w:r>
-      <w:r>
-        <w:rPr>
-          <w:rStyle w:val="AttributeTok"/>
-        </w:rPr>
-        <w:t xml:space="preserve"> Interessengruppe</w:t>
-      </w:r>
-      <w:r>
-        <w:br/>
-      </w:r>
-      <w:r>
-        <w:rPr>
-          <w:rStyle w:val="FunctionTok"/>
-        </w:rPr>
-        <w:t xml:space="preserve">spatial</w:t>
-      </w:r>
-      <w:r>
-        <w:rPr>
-          <w:rStyle w:val="KeywordTok"/>
-        </w:rPr>
-        <w:t xml:space="preserve">:</w:t>
-      </w:r>
-      <w:r>
-        <w:rPr>
-          <w:rStyle w:val="AttributeTok"/>
-        </w:rPr>
-        <w:t xml:space="preserve"> https://ld.admin.ch/country/CHE</w:t>
-      </w:r>
-      <w:r>
-        <w:br/>
-      </w:r>
-      <w:r>
-        <w:rPr>
-          <w:rStyle w:val="FunctionTok"/>
-        </w:rPr>
-        <w:t xml:space="preserve">valid_from</w:t>
-      </w:r>
-      <w:r>
-        <w:rPr>
-          <w:rStyle w:val="KeywordTok"/>
-        </w:rPr>
-        <w:t xml:space="preserve">:</w:t>
-      </w:r>
-      <w:r>
-        <w:rPr>
-          <w:rStyle w:val="AttributeTok"/>
-        </w:rPr>
-        <w:t xml:space="preserve"> 2012-01-01</w:t>
+        <w:t xml:space="preserve"> https://ld.admin.ch/municipality/3203</w:t>
       </w:r>
     </w:p>
     <w:bookmarkEnd w:id="132"/>
@@ -16935,13 +16248,13 @@
       </w:r>
     </w:p>
     <w:bookmarkEnd w:id="133"/>
-    <w:bookmarkStart w:id="134" w:name="beispiel-ratsbuero"/>
+    <w:bookmarkStart w:id="134" w:name="X45c32d38be483f67e0785c72ce11b1b07ff6240"/>
     <w:p>
       <w:pPr>
         <w:pStyle w:val="berschrift4"/>
       </w:pPr>
       <w:r>
-        <w:t xml:space="preserve">Beispiel: Ratsbuero</w:t>
+        <w:t xml:space="preserve">Beispiel: Interessengruppe mit dreisprachigem Namen und Kontakt</w:t>
       </w:r>
     </w:p>
     <w:p>
@@ -16970,7 +16283,7 @@
         <w:rPr>
           <w:rStyle w:val="DecValTok"/>
         </w:rPr>
-        <w:t xml:space="preserve">50</w:t>
+        <w:t xml:space="preserve">6627</w:t>
       </w:r>
       <w:r>
         <w:br/>
@@ -16991,7 +16304,7 @@
         <w:rPr>
           <w:rStyle w:val="AttributeTok"/>
         </w:rPr>
-        <w:t xml:space="preserve"> https://grosserrat.bs.ch/gremien/praesidium-und-buero</w:t>
+        <w:t xml:space="preserve"> https://www.parlament.ch/de/organe/gruppen/konsumenteninformation-und-schutz</w:t>
       </w:r>
       <w:r>
         <w:br/>
@@ -17039,7 +16352,7 @@
         <w:rPr>
           <w:rStyle w:val="AttributeTok"/>
         </w:rPr>
-        <w:t xml:space="preserve"> Büro des Grossen Rates</w:t>
+        <w:t xml:space="preserve"> Konsumenteninformation und -schutz</w:t>
       </w:r>
       <w:r>
         <w:br/>
@@ -17073,8 +16386,674 @@
       </w:r>
       <w:r>
         <w:rPr>
+          <w:rStyle w:val="KeywordTok"/>
+        </w:rPr>
+        <w:t xml:space="preserve">-</w:t>
+      </w:r>
+      <w:r>
+        <w:rPr>
+          <w:rStyle w:val="AttributeTok"/>
+        </w:rPr>
+        <w:t xml:space="preserve"> </w:t>
+      </w:r>
+      <w:r>
+        <w:rPr>
           <w:rStyle w:val="FunctionTok"/>
         </w:rPr>
+        <w:t xml:space="preserve">value</w:t>
+      </w:r>
+      <w:r>
+        <w:rPr>
+          <w:rStyle w:val="KeywordTok"/>
+        </w:rPr>
+        <w:t xml:space="preserve">:</w:t>
+      </w:r>
+      <w:r>
+        <w:rPr>
+          <w:rStyle w:val="AttributeTok"/>
+        </w:rPr>
+        <w:t xml:space="preserve"> Information et défense des consommateurs</w:t>
+      </w:r>
+      <w:r>
+        <w:br/>
+      </w:r>
+      <w:r>
+        <w:rPr>
+          <w:rStyle w:val="AttributeTok"/>
+        </w:rPr>
+        <w:t xml:space="preserve">  </w:t>
+      </w:r>
+      <w:r>
+        <w:rPr>
+          <w:rStyle w:val="FunctionTok"/>
+        </w:rPr>
+        <w:t xml:space="preserve">language</w:t>
+      </w:r>
+      <w:r>
+        <w:rPr>
+          <w:rStyle w:val="KeywordTok"/>
+        </w:rPr>
+        <w:t xml:space="preserve">:</w:t>
+      </w:r>
+      <w:r>
+        <w:rPr>
+          <w:rStyle w:val="AttributeTok"/>
+        </w:rPr>
+        <w:t xml:space="preserve"> fr</w:t>
+      </w:r>
+      <w:r>
+        <w:br/>
+      </w:r>
+      <w:r>
+        <w:rPr>
+          <w:rStyle w:val="KeywordTok"/>
+        </w:rPr>
+        <w:t xml:space="preserve">-</w:t>
+      </w:r>
+      <w:r>
+        <w:rPr>
+          <w:rStyle w:val="AttributeTok"/>
+        </w:rPr>
+        <w:t xml:space="preserve"> </w:t>
+      </w:r>
+      <w:r>
+        <w:rPr>
+          <w:rStyle w:val="FunctionTok"/>
+        </w:rPr>
+        <w:t xml:space="preserve">value</w:t>
+      </w:r>
+      <w:r>
+        <w:rPr>
+          <w:rStyle w:val="KeywordTok"/>
+        </w:rPr>
+        <w:t xml:space="preserve">:</w:t>
+      </w:r>
+      <w:r>
+        <w:rPr>
+          <w:rStyle w:val="AttributeTok"/>
+        </w:rPr>
+        <w:t xml:space="preserve"> Informazione e tutela dei consumatori</w:t>
+      </w:r>
+      <w:r>
+        <w:br/>
+      </w:r>
+      <w:r>
+        <w:rPr>
+          <w:rStyle w:val="AttributeTok"/>
+        </w:rPr>
+        <w:t xml:space="preserve">  </w:t>
+      </w:r>
+      <w:r>
+        <w:rPr>
+          <w:rStyle w:val="FunctionTok"/>
+        </w:rPr>
+        <w:t xml:space="preserve">language</w:t>
+      </w:r>
+      <w:r>
+        <w:rPr>
+          <w:rStyle w:val="KeywordTok"/>
+        </w:rPr>
+        <w:t xml:space="preserve">:</w:t>
+      </w:r>
+      <w:r>
+        <w:rPr>
+          <w:rStyle w:val="AttributeTok"/>
+        </w:rPr>
+        <w:t xml:space="preserve"> it</w:t>
+      </w:r>
+      <w:r>
+        <w:br/>
+      </w:r>
+      <w:r>
+        <w:rPr>
+          <w:rStyle w:val="FunctionTok"/>
+        </w:rPr>
+        <w:t xml:space="preserve">description</w:t>
+      </w:r>
+      <w:r>
+        <w:rPr>
+          <w:rStyle w:val="KeywordTok"/>
+        </w:rPr>
+        <w:t xml:space="preserve">:</w:t>
+      </w:r>
+      <w:r>
+        <w:br/>
+      </w:r>
+      <w:r>
+        <w:rPr>
+          <w:rStyle w:val="KeywordTok"/>
+        </w:rPr>
+        <w:t xml:space="preserve">-</w:t>
+      </w:r>
+      <w:r>
+        <w:rPr>
+          <w:rStyle w:val="AttributeTok"/>
+        </w:rPr>
+        <w:t xml:space="preserve"> </w:t>
+      </w:r>
+      <w:r>
+        <w:rPr>
+          <w:rStyle w:val="FunctionTok"/>
+        </w:rPr>
+        <w:t xml:space="preserve">value</w:t>
+      </w:r>
+      <w:r>
+        <w:rPr>
+          <w:rStyle w:val="KeywordTok"/>
+        </w:rPr>
+        <w:t xml:space="preserve">:</w:t>
+      </w:r>
+      <w:r>
+        <w:rPr>
+          <w:rStyle w:val="AttributeTok"/>
+        </w:rPr>
+        <w:t xml:space="preserve"> L'intergroupe parlementaire « Information et défense des consommateurs » réunit toutes les sensibilités</w:t>
+      </w:r>
+      <w:r>
+        <w:br/>
+      </w:r>
+      <w:r>
+        <w:rPr>
+          <w:rStyle w:val="AttributeTok"/>
+        </w:rPr>
+        <w:t xml:space="preserve">    politiques. Cet intergroupe a pour mission d'informer et de sensibiliser les élu·e·s aux questions</w:t>
+      </w:r>
+      <w:r>
+        <w:br/>
+      </w:r>
+      <w:r>
+        <w:rPr>
+          <w:rStyle w:val="AttributeTok"/>
+        </w:rPr>
+        <w:t xml:space="preserve">    relatives à la défense des consommateur·rice·s en Suisse.</w:t>
+      </w:r>
+      <w:r>
+        <w:br/>
+      </w:r>
+      <w:r>
+        <w:rPr>
+          <w:rStyle w:val="AttributeTok"/>
+        </w:rPr>
+        <w:t xml:space="preserve">  </w:t>
+      </w:r>
+      <w:r>
+        <w:rPr>
+          <w:rStyle w:val="FunctionTok"/>
+        </w:rPr>
+        <w:t xml:space="preserve">language</w:t>
+      </w:r>
+      <w:r>
+        <w:rPr>
+          <w:rStyle w:val="KeywordTok"/>
+        </w:rPr>
+        <w:t xml:space="preserve">:</w:t>
+      </w:r>
+      <w:r>
+        <w:rPr>
+          <w:rStyle w:val="AttributeTok"/>
+        </w:rPr>
+        <w:t xml:space="preserve"> fr</w:t>
+      </w:r>
+      <w:r>
+        <w:br/>
+      </w:r>
+      <w:r>
+        <w:rPr>
+          <w:rStyle w:val="FunctionTok"/>
+        </w:rPr>
+        <w:t xml:space="preserve">landing_page</w:t>
+      </w:r>
+      <w:r>
+        <w:rPr>
+          <w:rStyle w:val="KeywordTok"/>
+        </w:rPr>
+        <w:t xml:space="preserve">:</w:t>
+      </w:r>
+      <w:r>
+        <w:br/>
+      </w:r>
+      <w:r>
+        <w:rPr>
+          <w:rStyle w:val="KeywordTok"/>
+        </w:rPr>
+        <w:t xml:space="preserve">-</w:t>
+      </w:r>
+      <w:r>
+        <w:rPr>
+          <w:rStyle w:val="AttributeTok"/>
+        </w:rPr>
+        <w:t xml:space="preserve"> </w:t>
+      </w:r>
+      <w:r>
+        <w:rPr>
+          <w:rStyle w:val="FunctionTok"/>
+        </w:rPr>
+        <w:t xml:space="preserve">value</w:t>
+      </w:r>
+      <w:r>
+        <w:rPr>
+          <w:rStyle w:val="KeywordTok"/>
+        </w:rPr>
+        <w:t xml:space="preserve">:</w:t>
+      </w:r>
+      <w:r>
+        <w:rPr>
+          <w:rStyle w:val="AttributeTok"/>
+        </w:rPr>
+        <w:t xml:space="preserve"> https://www.parlament.ch/centers/documents/de/gruppen-der-bundesversammlung.pdf</w:t>
+      </w:r>
+      <w:r>
+        <w:br/>
+      </w:r>
+      <w:r>
+        <w:rPr>
+          <w:rStyle w:val="AttributeTok"/>
+        </w:rPr>
+        <w:t xml:space="preserve">  </w:t>
+      </w:r>
+      <w:r>
+        <w:rPr>
+          <w:rStyle w:val="FunctionTok"/>
+        </w:rPr>
+        <w:t xml:space="preserve">language</w:t>
+      </w:r>
+      <w:r>
+        <w:rPr>
+          <w:rStyle w:val="KeywordTok"/>
+        </w:rPr>
+        <w:t xml:space="preserve">:</w:t>
+      </w:r>
+      <w:r>
+        <w:rPr>
+          <w:rStyle w:val="AttributeTok"/>
+        </w:rPr>
+        <w:t xml:space="preserve"> de</w:t>
+      </w:r>
+      <w:r>
+        <w:br/>
+      </w:r>
+      <w:r>
+        <w:rPr>
+          <w:rStyle w:val="FunctionTok"/>
+        </w:rPr>
+        <w:t xml:space="preserve">contacts</w:t>
+      </w:r>
+      <w:r>
+        <w:rPr>
+          <w:rStyle w:val="KeywordTok"/>
+        </w:rPr>
+        <w:t xml:space="preserve">:</w:t>
+      </w:r>
+      <w:r>
+        <w:br/>
+      </w:r>
+      <w:r>
+        <w:rPr>
+          <w:rStyle w:val="KeywordTok"/>
+        </w:rPr>
+        <w:t xml:space="preserve">-</w:t>
+      </w:r>
+      <w:r>
+        <w:rPr>
+          <w:rStyle w:val="AttributeTok"/>
+        </w:rPr>
+        <w:t xml:space="preserve"> </w:t>
+      </w:r>
+      <w:r>
+        <w:rPr>
+          <w:rStyle w:val="FunctionTok"/>
+        </w:rPr>
+        <w:t xml:space="preserve">contact_type</w:t>
+      </w:r>
+      <w:r>
+        <w:rPr>
+          <w:rStyle w:val="KeywordTok"/>
+        </w:rPr>
+        <w:t xml:space="preserve">:</w:t>
+      </w:r>
+      <w:r>
+        <w:rPr>
+          <w:rStyle w:val="AttributeTok"/>
+        </w:rPr>
+        <w:t xml:space="preserve"> email</w:t>
+      </w:r>
+      <w:r>
+        <w:br/>
+      </w:r>
+      <w:r>
+        <w:rPr>
+          <w:rStyle w:val="AttributeTok"/>
+        </w:rPr>
+        <w:t xml:space="preserve">  </w:t>
+      </w:r>
+      <w:r>
+        <w:rPr>
+          <w:rStyle w:val="FunctionTok"/>
+        </w:rPr>
+        <w:t xml:space="preserve">value</w:t>
+      </w:r>
+      <w:r>
+        <w:rPr>
+          <w:rStyle w:val="KeywordTok"/>
+        </w:rPr>
+        <w:t xml:space="preserve">:</w:t>
+      </w:r>
+      <w:r>
+        <w:rPr>
+          <w:rStyle w:val="AttributeTok"/>
+        </w:rPr>
+        <w:t xml:space="preserve"> l.altwegg@frc.ch</w:t>
+      </w:r>
+      <w:r>
+        <w:br/>
+      </w:r>
+      <w:r>
+        <w:rPr>
+          <w:rStyle w:val="AttributeTok"/>
+        </w:rPr>
+        <w:t xml:space="preserve">  </w:t>
+      </w:r>
+      <w:r>
+        <w:rPr>
+          <w:rStyle w:val="FunctionTok"/>
+        </w:rPr>
+        <w:t xml:space="preserve">label</w:t>
+      </w:r>
+      <w:r>
+        <w:rPr>
+          <w:rStyle w:val="KeywordTok"/>
+        </w:rPr>
+        <w:t xml:space="preserve">:</w:t>
+      </w:r>
+      <w:r>
+        <w:rPr>
+          <w:rStyle w:val="AttributeTok"/>
+        </w:rPr>
+        <w:t xml:space="preserve"> Sekretariat</w:t>
+      </w:r>
+      <w:r>
+        <w:br/>
+      </w:r>
+      <w:r>
+        <w:rPr>
+          <w:rStyle w:val="KeywordTok"/>
+        </w:rPr>
+        <w:t xml:space="preserve">-</w:t>
+      </w:r>
+      <w:r>
+        <w:rPr>
+          <w:rStyle w:val="AttributeTok"/>
+        </w:rPr>
+        <w:t xml:space="preserve"> </w:t>
+      </w:r>
+      <w:r>
+        <w:rPr>
+          <w:rStyle w:val="FunctionTok"/>
+        </w:rPr>
+        <w:t xml:space="preserve">contact_type</w:t>
+      </w:r>
+      <w:r>
+        <w:rPr>
+          <w:rStyle w:val="KeywordTok"/>
+        </w:rPr>
+        <w:t xml:space="preserve">:</w:t>
+      </w:r>
+      <w:r>
+        <w:rPr>
+          <w:rStyle w:val="AttributeTok"/>
+        </w:rPr>
+        <w:t xml:space="preserve"> phone</w:t>
+      </w:r>
+      <w:r>
+        <w:br/>
+      </w:r>
+      <w:r>
+        <w:rPr>
+          <w:rStyle w:val="AttributeTok"/>
+        </w:rPr>
+        <w:t xml:space="preserve">  </w:t>
+      </w:r>
+      <w:r>
+        <w:rPr>
+          <w:rStyle w:val="FunctionTok"/>
+        </w:rPr>
+        <w:t xml:space="preserve">value</w:t>
+      </w:r>
+      <w:r>
+        <w:rPr>
+          <w:rStyle w:val="KeywordTok"/>
+        </w:rPr>
+        <w:t xml:space="preserve">:</w:t>
+      </w:r>
+      <w:r>
+        <w:rPr>
+          <w:rStyle w:val="AttributeTok"/>
+        </w:rPr>
+        <w:t xml:space="preserve"> +41 21 331 00 95</w:t>
+      </w:r>
+      <w:r>
+        <w:br/>
+      </w:r>
+      <w:r>
+        <w:rPr>
+          <w:rStyle w:val="AttributeTok"/>
+        </w:rPr>
+        <w:t xml:space="preserve">  </w:t>
+      </w:r>
+      <w:r>
+        <w:rPr>
+          <w:rStyle w:val="FunctionTok"/>
+        </w:rPr>
+        <w:t xml:space="preserve">label</w:t>
+      </w:r>
+      <w:r>
+        <w:rPr>
+          <w:rStyle w:val="KeywordTok"/>
+        </w:rPr>
+        <w:t xml:space="preserve">:</w:t>
+      </w:r>
+      <w:r>
+        <w:rPr>
+          <w:rStyle w:val="AttributeTok"/>
+        </w:rPr>
+        <w:t xml:space="preserve"> Sekretariat</w:t>
+      </w:r>
+      <w:r>
+        <w:br/>
+      </w:r>
+      <w:r>
+        <w:rPr>
+          <w:rStyle w:val="FunctionTok"/>
+        </w:rPr>
+        <w:t xml:space="preserve">addresses</w:t>
+      </w:r>
+      <w:r>
+        <w:rPr>
+          <w:rStyle w:val="KeywordTok"/>
+        </w:rPr>
+        <w:t xml:space="preserve">:</w:t>
+      </w:r>
+      <w:r>
+        <w:br/>
+      </w:r>
+      <w:r>
+        <w:rPr>
+          <w:rStyle w:val="KeywordTok"/>
+        </w:rPr>
+        <w:t xml:space="preserve">-</w:t>
+      </w:r>
+      <w:r>
+        <w:rPr>
+          <w:rStyle w:val="AttributeTok"/>
+        </w:rPr>
+        <w:t xml:space="preserve"> </w:t>
+      </w:r>
+      <w:r>
+        <w:rPr>
+          <w:rStyle w:val="FunctionTok"/>
+        </w:rPr>
+        <w:t xml:space="preserve">address_type</w:t>
+      </w:r>
+      <w:r>
+        <w:rPr>
+          <w:rStyle w:val="KeywordTok"/>
+        </w:rPr>
+        <w:t xml:space="preserve">:</w:t>
+      </w:r>
+      <w:r>
+        <w:rPr>
+          <w:rStyle w:val="AttributeTok"/>
+        </w:rPr>
+        <w:t xml:space="preserve"> businessAddress</w:t>
+      </w:r>
+      <w:r>
+        <w:br/>
+      </w:r>
+      <w:r>
+        <w:rPr>
+          <w:rStyle w:val="AttributeTok"/>
+        </w:rPr>
+        <w:t xml:space="preserve">  </w:t>
+      </w:r>
+      <w:r>
+        <w:rPr>
+          <w:rStyle w:val="FunctionTok"/>
+        </w:rPr>
+        <w:t xml:space="preserve">address_uri</w:t>
+      </w:r>
+      <w:r>
+        <w:rPr>
+          <w:rStyle w:val="KeywordTok"/>
+        </w:rPr>
+        <w:t xml:space="preserve">:</w:t>
+      </w:r>
+      <w:r>
+        <w:rPr>
+          <w:rStyle w:val="AttributeTok"/>
+        </w:rPr>
+        <w:t xml:space="preserve"> https://geo.ld.admin.ch/location/address/101009806</w:t>
+      </w:r>
+      <w:r>
+        <w:br/>
+      </w:r>
+      <w:r>
+        <w:rPr>
+          <w:rStyle w:val="AttributeTok"/>
+        </w:rPr>
+        <w:t xml:space="preserve">  </w:t>
+      </w:r>
+      <w:r>
+        <w:rPr>
+          <w:rStyle w:val="FunctionTok"/>
+        </w:rPr>
+        <w:t xml:space="preserve">street_address</w:t>
+      </w:r>
+      <w:r>
+        <w:rPr>
+          <w:rStyle w:val="KeywordTok"/>
+        </w:rPr>
+        <w:t xml:space="preserve">:</w:t>
+      </w:r>
+      <w:r>
+        <w:rPr>
+          <w:rStyle w:val="AttributeTok"/>
+        </w:rPr>
+        <w:t xml:space="preserve"> Fédération romande des consommateurs, Rue de Genève 17, case postale 585</w:t>
+      </w:r>
+      <w:r>
+        <w:br/>
+      </w:r>
+      <w:r>
+        <w:rPr>
+          <w:rStyle w:val="AttributeTok"/>
+        </w:rPr>
+        <w:t xml:space="preserve">  </w:t>
+      </w:r>
+      <w:r>
+        <w:rPr>
+          <w:rStyle w:val="FunctionTok"/>
+        </w:rPr>
+        <w:t xml:space="preserve">postal_code</w:t>
+      </w:r>
+      <w:r>
+        <w:rPr>
+          <w:rStyle w:val="KeywordTok"/>
+        </w:rPr>
+        <w:t xml:space="preserve">:</w:t>
+      </w:r>
+      <w:r>
+        <w:rPr>
+          <w:rStyle w:val="AttributeTok"/>
+        </w:rPr>
+        <w:t xml:space="preserve"> </w:t>
+      </w:r>
+      <w:r>
+        <w:rPr>
+          <w:rStyle w:val="StringTok"/>
+        </w:rPr>
+        <w:t xml:space="preserve">'1001'</w:t>
+      </w:r>
+      <w:r>
+        <w:br/>
+      </w:r>
+      <w:r>
+        <w:rPr>
+          <w:rStyle w:val="AttributeTok"/>
+        </w:rPr>
+        <w:t xml:space="preserve">  </w:t>
+      </w:r>
+      <w:r>
+        <w:rPr>
+          <w:rStyle w:val="FunctionTok"/>
+        </w:rPr>
+        <w:t xml:space="preserve">postal_locality</w:t>
+      </w:r>
+      <w:r>
+        <w:rPr>
+          <w:rStyle w:val="KeywordTok"/>
+        </w:rPr>
+        <w:t xml:space="preserve">:</w:t>
+      </w:r>
+      <w:r>
+        <w:rPr>
+          <w:rStyle w:val="AttributeTok"/>
+        </w:rPr>
+        <w:t xml:space="preserve"> Lausanne</w:t>
+      </w:r>
+      <w:r>
+        <w:br/>
+      </w:r>
+      <w:r>
+        <w:rPr>
+          <w:rStyle w:val="AttributeTok"/>
+        </w:rPr>
+        <w:t xml:space="preserve">  </w:t>
+      </w:r>
+      <w:r>
+        <w:rPr>
+          <w:rStyle w:val="FunctionTok"/>
+        </w:rPr>
+        <w:t xml:space="preserve">country</w:t>
+      </w:r>
+      <w:r>
+        <w:rPr>
+          <w:rStyle w:val="KeywordTok"/>
+        </w:rPr>
+        <w:t xml:space="preserve">:</w:t>
+      </w:r>
+      <w:r>
+        <w:rPr>
+          <w:rStyle w:val="AttributeTok"/>
+        </w:rPr>
+        <w:t xml:space="preserve"> CH</w:t>
+      </w:r>
+      <w:r>
+        <w:br/>
+      </w:r>
+      <w:r>
+        <w:rPr>
+          <w:rStyle w:val="FunctionTok"/>
+        </w:rPr>
         <w:t xml:space="preserve">group_type</w:t>
       </w:r>
       <w:r>
@@ -17108,7 +17087,7 @@
         <w:rPr>
           <w:rStyle w:val="AttributeTok"/>
         </w:rPr>
-        <w:t xml:space="preserve"> parliamentary_bureau</w:t>
+        <w:t xml:space="preserve"> interest_group</w:t>
       </w:r>
       <w:r>
         <w:br/>
@@ -17135,7 +17114,7 @@
         <w:rPr>
           <w:rStyle w:val="AttributeTok"/>
         </w:rPr>
-        <w:t xml:space="preserve"> Ratsbüro</w:t>
+        <w:t xml:space="preserve"> Interessengruppe</w:t>
       </w:r>
       <w:r>
         <w:br/>
@@ -17156,7 +17135,28 @@
         <w:rPr>
           <w:rStyle w:val="AttributeTok"/>
         </w:rPr>
-        <w:t xml:space="preserve"> https://ld.admin.ch/canton/12</w:t>
+        <w:t xml:space="preserve"> https://ld.admin.ch/country/CHE</w:t>
+      </w:r>
+      <w:r>
+        <w:br/>
+      </w:r>
+      <w:r>
+        <w:rPr>
+          <w:rStyle w:val="FunctionTok"/>
+        </w:rPr>
+        <w:t xml:space="preserve">valid_from</w:t>
+      </w:r>
+      <w:r>
+        <w:rPr>
+          <w:rStyle w:val="KeywordTok"/>
+        </w:rPr>
+        <w:t xml:space="preserve">:</w:t>
+      </w:r>
+      <w:r>
+        <w:rPr>
+          <w:rStyle w:val="AttributeTok"/>
+        </w:rPr>
+        <w:t xml:space="preserve"> 2012-01-01</w:t>
       </w:r>
     </w:p>
     <w:bookmarkEnd w:id="134"/>

--- a/ech-0294_actors/output/ech-0294_actors_de.docx
+++ b/ech-0294_actors/output/ech-0294_actors_de.docx
@@ -3614,13 +3614,13 @@
       </w:r>
     </w:p>
     <w:bookmarkEnd w:id="32"/>
-    <w:bookmarkStart w:id="33" w:name="X6a7d2f32ffd98585e8e3e788b54a9342226cc92"/>
+    <w:bookmarkStart w:id="33" w:name="X5aeaf08e0f315c266d5413536a2fe17b861b403"/>
     <w:p>
       <w:pPr>
         <w:pStyle w:val="berschrift4"/>
       </w:pPr>
       <w:r>
-        <w:t xml:space="preserve">Beispiel: Nicht-binaere Geschlechtsangabe mit Beruf und Abschluss</w:t>
+        <w:t xml:space="preserve">Beispiel: Nicht-binäre Geschlechtsangabe mit Beruf und Abschluss</w:t>
       </w:r>
     </w:p>
     <w:p>
@@ -4088,13 +4088,13 @@
       </w:r>
     </w:p>
     <w:bookmarkEnd w:id="33"/>
-    <w:bookmarkStart w:id="34" w:name="X908988ec8ff05a9bec53fe88e715eca2b2c0ed9"/>
+    <w:bookmarkStart w:id="34" w:name="X560d289b231fb6b91cbc88772e6a6d86bf6f9a7"/>
     <w:p>
       <w:pPr>
         <w:pStyle w:val="berschrift4"/>
       </w:pPr>
       <w:r>
-        <w:t xml:space="preserve">Beispiel: Gleichnamige Personen ueber das Label unterscheiden</w:t>
+        <w:t xml:space="preserve">Beispiel: Gleichnamige Personen über das Label unterscheiden</w:t>
       </w:r>
     </w:p>
     <w:p>
@@ -4331,13 +4331,13 @@
       </w:r>
     </w:p>
     <w:bookmarkEnd w:id="34"/>
-    <w:bookmarkStart w:id="35" w:name="beispiel-vollstaendig-erfasste-person"/>
+    <w:bookmarkStart w:id="35" w:name="beispiel-vollständig-erfasste-person"/>
     <w:p>
       <w:pPr>
         <w:pStyle w:val="berschrift4"/>
       </w:pPr>
       <w:r>
-        <w:t xml:space="preserve">Beispiel: Vollstaendig erfasste Person</w:t>
+        <w:t xml:space="preserve">Beispiel: Vollständig erfasste Person</w:t>
       </w:r>
     </w:p>
     <w:p>
@@ -14388,13 +14388,13 @@
         <w:t xml:space="preserve">Beispiele</w:t>
       </w:r>
     </w:p>
-    <w:bookmarkStart w:id="129" w:name="beispiel-ratsbuero"/>
+    <w:bookmarkStart w:id="129" w:name="beispiel-ratsbüro"/>
     <w:p>
       <w:pPr>
         <w:pStyle w:val="berschrift4"/>
       </w:pPr>
       <w:r>
-        <w:t xml:space="preserve">Beispiel: Ratsbuero</w:t>
+        <w:t xml:space="preserve">Beispiel: Ratsbüro</w:t>
       </w:r>
     </w:p>
     <w:p>
@@ -15596,7 +15596,7 @@
         <w:rPr>
           <w:rStyle w:val="AttributeTok"/>
         </w:rPr>
-        <w:t xml:space="preserve"> faction</w:t>
+        <w:t xml:space="preserve"> parliamentary_group</w:t>
       </w:r>
       <w:r>
         <w:br/>
@@ -15648,13 +15648,13 @@
       </w:r>
     </w:p>
     <w:bookmarkEnd w:id="131"/>
-    <w:bookmarkStart w:id="132" w:name="X183f66821c7ea24535d1eaefddd9a56d50c672b"/>
+    <w:bookmarkStart w:id="132" w:name="X0e1fccdabc4a538fd8bff4b6dd625fe52aa89be"/>
     <w:p>
       <w:pPr>
         <w:pStyle w:val="berschrift4"/>
       </w:pPr>
       <w:r>
-        <w:t xml:space="preserve">Beispiel: Gemeindeparlament mit raeumlicher Referenz</w:t>
+        <w:t xml:space="preserve">Beispiel: Gemeindeparlament mit räumlicher Referenz</w:t>
       </w:r>
     </w:p>
     <w:p>
@@ -15873,13 +15873,13 @@
       </w:r>
     </w:p>
     <w:bookmarkEnd w:id="132"/>
-    <w:bookmarkStart w:id="133" w:name="X08c151b3ceb6dc3c71d321b756d42abe6968ac8"/>
+    <w:bookmarkStart w:id="133" w:name="X3832bece7fea84b7dff7b5bce415e3422ecd83f"/>
     <w:p>
       <w:pPr>
         <w:pStyle w:val="berschrift4"/>
       </w:pPr>
       <w:r>
-        <w:t xml:space="preserve">Beispiel: Kommission mit gebraeuchlicher Abkuerzung</w:t>
+        <w:t xml:space="preserve">Beispiel: Kommission mit gebräuchlicher Abkürzung</w:t>
       </w:r>
     </w:p>
     <w:p>
@@ -16196,7 +16196,7 @@
         <w:rPr>
           <w:rStyle w:val="AttributeTok"/>
         </w:rPr>
-        <w:t xml:space="preserve"> commission</w:t>
+        <w:t xml:space="preserve"> committee</w:t>
       </w:r>
       <w:r>
         <w:br/>
@@ -17874,7 +17874,7 @@
               <w:pStyle w:val="Compact"/>
             </w:pPr>
             <w:r>
-              <w:t xml:space="preserve">commission</w:t>
+              <w:t xml:space="preserve">committee</w:t>
             </w:r>
           </w:p>
         </w:tc>
@@ -17912,23 +17912,23 @@
                 <w:rPr>
                   <w:rStyle w:val="Hyperlink"/>
                 </w:rPr>
-                <w:t xml:space="preserve">act:enum/group_type/commission</w:t>
-              </w:r>
-            </w:hyperlink>
-          </w:p>
-        </w:tc>
-      </w:tr>
-      <w:tr>
-        <w:tc>
-          <w:tcPr>
-            <w:shd w:val="clear" w:color="auto" w:fill="F2F2F2"/>
-          </w:tcPr>
-          <w:p>
-            <w:pPr>
-              <w:pStyle w:val="Compact"/>
-            </w:pPr>
-            <w:r>
-              <w:t xml:space="preserve">faction</w:t>
+                <w:t xml:space="preserve">act:enum/group_type/committee</w:t>
+              </w:r>
+            </w:hyperlink>
+          </w:p>
+        </w:tc>
+      </w:tr>
+      <w:tr>
+        <w:tc>
+          <w:tcPr>
+            <w:shd w:val="clear" w:color="auto" w:fill="F2F2F2"/>
+          </w:tcPr>
+          <w:p>
+            <w:pPr>
+              <w:pStyle w:val="Compact"/>
+            </w:pPr>
+            <w:r>
+              <w:t xml:space="preserve">parliamentary_group</w:t>
             </w:r>
           </w:p>
         </w:tc>
@@ -17966,7 +17966,7 @@
                 <w:rPr>
                   <w:rStyle w:val="Hyperlink"/>
                 </w:rPr>
-                <w:t xml:space="preserve">act:enum/group_type/faction</w:t>
+                <w:t xml:space="preserve">act:enum/group_type/parliamentary_group</w:t>
               </w:r>
             </w:hyperlink>
           </w:p>
@@ -18252,7 +18252,7 @@
               <w:pStyle w:val="Compact"/>
             </w:pPr>
             <w:r>
-              <w:t xml:space="preserve">extraparliamentary_commission</w:t>
+              <w:t xml:space="preserve">extraparliamentary_committee</w:t>
             </w:r>
           </w:p>
         </w:tc>
@@ -18290,7 +18290,7 @@
                 <w:rPr>
                   <w:rStyle w:val="Hyperlink"/>
                 </w:rPr>
-                <w:t xml:space="preserve">act:enum/group_type/extraparliamentary_commission</w:t>
+                <w:t xml:space="preserve">act:enum/group_type/extraparliamentary_committee</w:t>
               </w:r>
             </w:hyperlink>
           </w:p>

--- a/ech-0294_actors/output/ech-0294_actors_de.docx
+++ b/ech-0294_actors/output/ech-0294_actors_de.docx
@@ -12671,7 +12671,7 @@
     </w:p>
     <w:bookmarkEnd w:id="125"/>
     <w:bookmarkEnd w:id="126"/>
-    <w:bookmarkStart w:id="164" w:name="gruppen-und-organe-groups"/>
+    <w:bookmarkStart w:id="166" w:name="gruppen-und-organe-groups"/>
     <w:p>
       <w:pPr>
         <w:pStyle w:val="berschrift1"/>
@@ -15821,7 +15821,7 @@
         <w:rPr>
           <w:rStyle w:val="AttributeTok"/>
         </w:rPr>
-        <w:t xml:space="preserve"> parliament</w:t>
+        <w:t xml:space="preserve"> council_legislative</w:t>
       </w:r>
       <w:r>
         <w:br/>
@@ -17499,7 +17499,7 @@
     </w:tbl>
     <w:bookmarkEnd w:id="138"/>
     <w:bookmarkEnd w:id="139"/>
-    <w:bookmarkStart w:id="163" w:name="enum-grouptypeenum"/>
+    <w:bookmarkStart w:id="165" w:name="enum-grouptypeenum"/>
     <w:p>
       <w:pPr>
         <w:pStyle w:val="berschrift2"/>
@@ -17547,7 +17547,7 @@
         </w:r>
       </w:hyperlink>
     </w:p>
-    <w:bookmarkStart w:id="162" w:name="zulässige-werte-3"/>
+    <w:bookmarkStart w:id="164" w:name="zulässige-werte-3"/>
     <w:p>
       <w:pPr>
         <w:pStyle w:val="berschrift3"/>
@@ -17766,7 +17766,61 @@
               <w:pStyle w:val="Compact"/>
             </w:pPr>
             <w:r>
-              <w:t xml:space="preserve">parliament</w:t>
+              <w:t xml:space="preserve">assembly</w:t>
+            </w:r>
+          </w:p>
+        </w:tc>
+        <w:tc>
+          <w:tcPr>
+            <w:shd w:val="clear" w:color="auto" w:fill="F2F2F2"/>
+          </w:tcPr>
+          <w:p>
+            <w:pPr>
+              <w:pStyle w:val="Compact"/>
+            </w:pPr>
+            <w:r>
+              <w:t xml:space="preserve">Versammlung der Stimmberechtigten als gesetzgebendes Organ, insbesondere die Gemeindeversammlung. Anders als ein Rat ist sie kein gewähltes Gremium.</w:t>
+            </w:r>
+          </w:p>
+        </w:tc>
+      </w:tr>
+      <w:tr>
+        <w:tc>
+          <w:tcPr/>
+          <w:p>
+            <w:pPr>
+              <w:pStyle w:val="Compact"/>
+            </w:pPr>
+          </w:p>
+        </w:tc>
+        <w:tc>
+          <w:tcPr/>
+          <w:p>
+            <w:pPr>
+              <w:pStyle w:val="Compact"/>
+            </w:pPr>
+            <w:hyperlink ns1:id="rId144">
+              <w:r>
+                <w:rPr>
+                  <w:rStyle w:val="Hyperlink"/>
+                </w:rPr>
+                <w:t xml:space="preserve">act:enum/group_type/assembly</w:t>
+              </w:r>
+            </w:hyperlink>
+          </w:p>
+        </w:tc>
+      </w:tr>
+      <w:tr>
+        <w:tc>
+          <w:tcPr>
+            <w:shd w:val="clear" w:color="auto" w:fill="F2F2F2"/>
+          </w:tcPr>
+          <w:p>
+            <w:pPr>
+              <w:pStyle w:val="Compact"/>
+            </w:pPr>
+            <w:r>
+              <w:t xml:space="preserve">council_legislative</w:t>
             </w:r>
           </w:p>
         </w:tc>
@@ -17799,12 +17853,12 @@
             <w:pPr>
               <w:pStyle w:val="Compact"/>
             </w:pPr>
-            <w:hyperlink ns1:id="rId144">
-              <w:r>
-                <w:rPr>
-                  <w:rStyle w:val="Hyperlink"/>
-                </w:rPr>
-                <w:t xml:space="preserve">act:enum/group_type/parliament</w:t>
+            <w:hyperlink ns1:id="rId145">
+              <w:r>
+                <w:rPr>
+                  <w:rStyle w:val="Hyperlink"/>
+                </w:rPr>
+                <w:t xml:space="preserve">act:enum/group_type/council_legislative</w:t>
               </w:r>
             </w:hyperlink>
           </w:p>
@@ -17853,7 +17907,7 @@
             <w:pPr>
               <w:pStyle w:val="Compact"/>
             </w:pPr>
-            <w:hyperlink ns1:id="rId145">
+            <w:hyperlink ns1:id="rId146">
               <w:r>
                 <w:rPr>
                   <w:rStyle w:val="Hyperlink"/>
@@ -17887,27 +17941,27 @@
               <w:pStyle w:val="Compact"/>
             </w:pPr>
             <w:r>
-              <w:t xml:space="preserve">Kommission (ständig oder ad-hoc), einschliesslich Aufsichtskommissionen (z.B. GPK), Sachkommissionen, Parlamentarische Untersuchungskommissionen (PUK) und Rechnungsprüfungskommissionen.</w:t>
-            </w:r>
-          </w:p>
-        </w:tc>
-      </w:tr>
-      <w:tr>
-        <w:tc>
-          <w:tcPr/>
-          <w:p>
-            <w:pPr>
-              <w:pStyle w:val="Compact"/>
-            </w:pPr>
-          </w:p>
-        </w:tc>
-        <w:tc>
-          <w:tcPr/>
-          <w:p>
-            <w:pPr>
-              <w:pStyle w:val="Compact"/>
-            </w:pPr>
-            <w:hyperlink ns1:id="rId146">
+              <w:t xml:space="preserve">Ständige Kommission, einschliesslich Aufsichtskommissionen (z.B. GPK), Sachkommissionen, Parlamentarische Untersuchungskommissionen (PUK) und Rechnungsprüfungskommissionen.</w:t>
+            </w:r>
+          </w:p>
+        </w:tc>
+      </w:tr>
+      <w:tr>
+        <w:tc>
+          <w:tcPr/>
+          <w:p>
+            <w:pPr>
+              <w:pStyle w:val="Compact"/>
+            </w:pPr>
+          </w:p>
+        </w:tc>
+        <w:tc>
+          <w:tcPr/>
+          <w:p>
+            <w:pPr>
+              <w:pStyle w:val="Compact"/>
+            </w:pPr>
+            <w:hyperlink ns1:id="rId147">
               <w:r>
                 <w:rPr>
                   <w:rStyle w:val="Hyperlink"/>
@@ -17928,6 +17982,60 @@
               <w:pStyle w:val="Compact"/>
             </w:pPr>
             <w:r>
+              <w:t xml:space="preserve">ad_hoc_committee</w:t>
+            </w:r>
+          </w:p>
+        </w:tc>
+        <w:tc>
+          <w:tcPr>
+            <w:shd w:val="clear" w:color="auto" w:fill="F2F2F2"/>
+          </w:tcPr>
+          <w:p>
+            <w:pPr>
+              <w:pStyle w:val="Compact"/>
+            </w:pPr>
+            <w:r>
+              <w:t xml:space="preserve">Kommission, die für eine einzelne Aufgabe eingesetzt und nach deren Erledigung wieder aufgelöst wird, im Unterschied zur ständigen Kommission.</w:t>
+            </w:r>
+          </w:p>
+        </w:tc>
+      </w:tr>
+      <w:tr>
+        <w:tc>
+          <w:tcPr/>
+          <w:p>
+            <w:pPr>
+              <w:pStyle w:val="Compact"/>
+            </w:pPr>
+          </w:p>
+        </w:tc>
+        <w:tc>
+          <w:tcPr/>
+          <w:p>
+            <w:pPr>
+              <w:pStyle w:val="Compact"/>
+            </w:pPr>
+            <w:hyperlink ns1:id="rId148">
+              <w:r>
+                <w:rPr>
+                  <w:rStyle w:val="Hyperlink"/>
+                </w:rPr>
+                <w:t xml:space="preserve">act:enum/group_type/ad_hoc_committee</w:t>
+              </w:r>
+            </w:hyperlink>
+          </w:p>
+        </w:tc>
+      </w:tr>
+      <w:tr>
+        <w:tc>
+          <w:tcPr>
+            <w:shd w:val="clear" w:color="auto" w:fill="F2F2F2"/>
+          </w:tcPr>
+          <w:p>
+            <w:pPr>
+              <w:pStyle w:val="Compact"/>
+            </w:pPr>
+            <w:r>
               <w:t xml:space="preserve">parliamentary_group</w:t>
             </w:r>
           </w:p>
@@ -17961,7 +18069,7 @@
             <w:pPr>
               <w:pStyle w:val="Compact"/>
             </w:pPr>
-            <w:hyperlink ns1:id="rId147">
+            <w:hyperlink ns1:id="rId149">
               <w:r>
                 <w:rPr>
                   <w:rStyle w:val="Hyperlink"/>
@@ -18015,7 +18123,7 @@
             <w:pPr>
               <w:pStyle w:val="Compact"/>
             </w:pPr>
-            <w:hyperlink ns1:id="rId148">
+            <w:hyperlink ns1:id="rId150">
               <w:r>
                 <w:rPr>
                   <w:rStyle w:val="Hyperlink"/>
@@ -18069,7 +18177,7 @@
             <w:pPr>
               <w:pStyle w:val="Compact"/>
             </w:pPr>
-            <w:hyperlink ns1:id="rId149">
+            <w:hyperlink ns1:id="rId151">
               <w:r>
                 <w:rPr>
                   <w:rStyle w:val="Hyperlink"/>
@@ -18090,7 +18198,7 @@
               <w:pStyle w:val="Compact"/>
             </w:pPr>
             <w:r>
-              <w:t xml:space="preserve">government</w:t>
+              <w:t xml:space="preserve">council_executive</w:t>
             </w:r>
           </w:p>
         </w:tc>
@@ -18123,12 +18231,12 @@
             <w:pPr>
               <w:pStyle w:val="Compact"/>
             </w:pPr>
-            <w:hyperlink ns1:id="rId150">
-              <w:r>
-                <w:rPr>
-                  <w:rStyle w:val="Hyperlink"/>
-                </w:rPr>
-                <w:t xml:space="preserve">act:enum/group_type/government</w:t>
+            <w:hyperlink ns1:id="rId152">
+              <w:r>
+                <w:rPr>
+                  <w:rStyle w:val="Hyperlink"/>
+                </w:rPr>
+                <w:t xml:space="preserve">act:enum/group_type/council_executive</w:t>
               </w:r>
             </w:hyperlink>
           </w:p>
@@ -18177,7 +18285,7 @@
             <w:pPr>
               <w:pStyle w:val="Compact"/>
             </w:pPr>
-            <w:hyperlink ns1:id="rId151">
+            <w:hyperlink ns1:id="rId153">
               <w:r>
                 <w:rPr>
                   <w:rStyle w:val="Hyperlink"/>
@@ -18231,7 +18339,7 @@
             <w:pPr>
               <w:pStyle w:val="Compact"/>
             </w:pPr>
-            <w:hyperlink ns1:id="rId152">
+            <w:hyperlink ns1:id="rId154">
               <w:r>
                 <w:rPr>
                   <w:rStyle w:val="Hyperlink"/>
@@ -18285,7 +18393,7 @@
             <w:pPr>
               <w:pStyle w:val="Compact"/>
             </w:pPr>
-            <w:hyperlink ns1:id="rId153">
+            <w:hyperlink ns1:id="rId155">
               <w:r>
                 <w:rPr>
                   <w:rStyle w:val="Hyperlink"/>
@@ -18339,7 +18447,7 @@
             <w:pPr>
               <w:pStyle w:val="Compact"/>
             </w:pPr>
-            <w:hyperlink ns1:id="rId154">
+            <w:hyperlink ns1:id="rId156">
               <w:r>
                 <w:rPr>
                   <w:rStyle w:val="Hyperlink"/>
@@ -18393,7 +18501,7 @@
             <w:pPr>
               <w:pStyle w:val="Compact"/>
             </w:pPr>
-            <w:hyperlink ns1:id="rId155">
+            <w:hyperlink ns1:id="rId157">
               <w:r>
                 <w:rPr>
                   <w:rStyle w:val="Hyperlink"/>
@@ -18447,7 +18555,7 @@
             <w:pPr>
               <w:pStyle w:val="Compact"/>
             </w:pPr>
-            <w:hyperlink ns1:id="rId156">
+            <w:hyperlink ns1:id="rId158">
               <w:r>
                 <w:rPr>
                   <w:rStyle w:val="Hyperlink"/>
@@ -18501,7 +18609,7 @@
             <w:pPr>
               <w:pStyle w:val="Compact"/>
             </w:pPr>
-            <w:hyperlink ns1:id="rId157">
+            <w:hyperlink ns1:id="rId159">
               <w:r>
                 <w:rPr>
                   <w:rStyle w:val="Hyperlink"/>
@@ -18555,7 +18663,7 @@
             <w:pPr>
               <w:pStyle w:val="Compact"/>
             </w:pPr>
-            <w:hyperlink ns1:id="rId158">
+            <w:hyperlink ns1:id="rId160">
               <w:r>
                 <w:rPr>
                   <w:rStyle w:val="Hyperlink"/>
@@ -18609,7 +18717,7 @@
             <w:pPr>
               <w:pStyle w:val="Compact"/>
             </w:pPr>
-            <w:hyperlink ns1:id="rId159">
+            <w:hyperlink ns1:id="rId161">
               <w:r>
                 <w:rPr>
                   <w:rStyle w:val="Hyperlink"/>
@@ -18663,7 +18771,7 @@
             <w:pPr>
               <w:pStyle w:val="Compact"/>
             </w:pPr>
-            <w:hyperlink ns1:id="rId160">
+            <w:hyperlink ns1:id="rId162">
               <w:r>
                 <w:rPr>
                   <w:rStyle w:val="Hyperlink"/>
@@ -18717,7 +18825,7 @@
             <w:pPr>
               <w:pStyle w:val="Compact"/>
             </w:pPr>
-            <w:hyperlink ns1:id="rId161">
+            <w:hyperlink ns1:id="rId163">
               <w:r>
                 <w:rPr>
                   <w:rStyle w:val="Hyperlink"/>
@@ -18729,15 +18837,15 @@
         </w:tc>
       </w:tr>
     </w:tbl>
-    <w:bookmarkEnd w:id="162"/>
+    <w:bookmarkEnd w:id="164"/>
     <w:p>
       <w:r>
         <w:br w:type="page"/>
       </w:r>
     </w:p>
-    <w:bookmarkEnd w:id="163"/>
-    <w:bookmarkEnd w:id="164"/>
-    <w:bookmarkStart w:id="179" w:name="mitgliedschaften-memberships"/>
+    <w:bookmarkEnd w:id="165"/>
+    <w:bookmarkEnd w:id="166"/>
+    <w:bookmarkStart w:id="181" w:name="mitgliedschaften-memberships"/>
     <w:p>
       <w:pPr>
         <w:pStyle w:val="berschrift1"/>
@@ -19188,7 +19296,7 @@
         <w:t xml:space="preserve">).</w:t>
       </w:r>
     </w:p>
-    <w:bookmarkStart w:id="167" w:name="klasse-membership"/>
+    <w:bookmarkStart w:id="169" w:name="klasse-membership"/>
     <w:p>
       <w:pPr>
         <w:pStyle w:val="berschrift2"/>
@@ -19217,7 +19325,7 @@
         <w:t xml:space="preserve">__</w:t>
       </w:r>
     </w:p>
-    <w:bookmarkStart w:id="165" w:name="attribute-9"/>
+    <w:bookmarkStart w:id="167" w:name="attribute-9"/>
     <w:p>
       <w:pPr>
         <w:pStyle w:val="berschrift3"/>
@@ -20237,8 +20345,8 @@
         </w:tc>
       </w:tr>
     </w:tbl>
-    <w:bookmarkEnd w:id="165"/>
-    <w:bookmarkStart w:id="166" w:name="verwendungen-9"/>
+    <w:bookmarkEnd w:id="167"/>
+    <w:bookmarkStart w:id="168" w:name="verwendungen-9"/>
     <w:p>
       <w:pPr>
         <w:pStyle w:val="berschrift3"/>
@@ -20379,9 +20487,9 @@
         </w:tc>
       </w:tr>
     </w:tbl>
-    <w:bookmarkEnd w:id="166"/>
-    <w:bookmarkEnd w:id="167"/>
-    <w:bookmarkStart w:id="172" w:name="klasse-roletype"/>
+    <w:bookmarkEnd w:id="168"/>
+    <w:bookmarkEnd w:id="169"/>
+    <w:bookmarkStart w:id="174" w:name="klasse-roletype"/>
     <w:p>
       <w:pPr>
         <w:pStyle w:val="berschrift2"/>
@@ -20525,7 +20633,7 @@
         <w:t xml:space="preserve">__</w:t>
       </w:r>
     </w:p>
-    <w:bookmarkStart w:id="169" w:name="attribute-10"/>
+    <w:bookmarkStart w:id="171" w:name="attribute-10"/>
     <w:p>
       <w:pPr>
         <w:pStyle w:val="berschrift3"/>
@@ -20719,7 +20827,7 @@
         </w:tc>
       </w:tr>
     </w:tbl>
-    <w:bookmarkStart w:id="168" w:name="einschränkungen-2"/>
+    <w:bookmarkStart w:id="170" w:name="einschränkungen-2"/>
     <w:p>
       <w:pPr>
         <w:pStyle w:val="berschrift5"/>
@@ -20770,9 +20878,9 @@
         </w:r>
       </w:hyperlink>
     </w:p>
-    <w:bookmarkEnd w:id="168"/>
-    <w:bookmarkEnd w:id="169"/>
-    <w:bookmarkStart w:id="171" w:name="verwendungen-10"/>
+    <w:bookmarkEnd w:id="170"/>
+    <w:bookmarkEnd w:id="171"/>
+    <w:bookmarkStart w:id="173" w:name="verwendungen-10"/>
     <w:p>
       <w:pPr>
         <w:pStyle w:val="berschrift3"/>
@@ -20913,7 +21021,7 @@
         </w:tc>
       </w:tr>
     </w:tbl>
-    <w:bookmarkStart w:id="170" w:name="regeln"/>
+    <w:bookmarkStart w:id="172" w:name="regeln"/>
     <w:p>
       <w:pPr>
         <w:pStyle w:val="berschrift5"/>
@@ -20946,10 +21054,10 @@
         <w:t xml:space="preserve">ist, muss eine beschreibende Bezeichnung angegeben werden.</w:t>
       </w:r>
     </w:p>
-    <w:bookmarkEnd w:id="170"/>
-    <w:bookmarkEnd w:id="171"/>
     <w:bookmarkEnd w:id="172"/>
-    <w:bookmarkStart w:id="175" w:name="enum-roleenum"/>
+    <w:bookmarkEnd w:id="173"/>
+    <w:bookmarkEnd w:id="174"/>
+    <w:bookmarkStart w:id="177" w:name="enum-roleenum"/>
     <w:p>
       <w:pPr>
         <w:pStyle w:val="berschrift2"/>
@@ -20988,7 +21096,7 @@
       <w:r>
         <w:t xml:space="preserve"> </w:t>
       </w:r>
-      <w:hyperlink ns1:id="rId173">
+      <w:hyperlink ns1:id="rId175">
         <w:r>
           <w:rPr>
             <w:rStyle w:val="Hyperlink"/>
@@ -20997,7 +21105,7 @@
         </w:r>
       </w:hyperlink>
     </w:p>
-    <w:bookmarkStart w:id="174" w:name="zulässige-werte-4"/>
+    <w:bookmarkStart w:id="176" w:name="zulässige-werte-4"/>
     <w:p>
       <w:pPr>
         <w:pStyle w:val="berschrift3"/>
@@ -21149,9 +21257,9 @@
         </w:tc>
       </w:tr>
     </w:tbl>
-    <w:bookmarkEnd w:id="174"/>
-    <w:bookmarkEnd w:id="175"/>
-    <w:bookmarkStart w:id="178" w:name="klasse-electoraldistrict"/>
+    <w:bookmarkEnd w:id="176"/>
+    <w:bookmarkEnd w:id="177"/>
+    <w:bookmarkStart w:id="180" w:name="klasse-electoraldistrict"/>
     <w:p>
       <w:pPr>
         <w:pStyle w:val="berschrift2"/>
@@ -21180,7 +21288,7 @@
         <w:t xml:space="preserve">__</w:t>
       </w:r>
     </w:p>
-    <w:bookmarkStart w:id="176" w:name="attribute-11"/>
+    <w:bookmarkStart w:id="178" w:name="attribute-11"/>
     <w:p>
       <w:pPr>
         <w:pStyle w:val="berschrift3"/>
@@ -21499,8 +21607,8 @@
         </w:tc>
       </w:tr>
     </w:tbl>
-    <w:bookmarkEnd w:id="176"/>
-    <w:bookmarkStart w:id="177" w:name="verwendungen-11"/>
+    <w:bookmarkEnd w:id="178"/>
+    <w:bookmarkStart w:id="179" w:name="verwendungen-11"/>
     <w:p>
       <w:pPr>
         <w:pStyle w:val="berschrift3"/>
@@ -21641,15 +21749,15 @@
         </w:tc>
       </w:tr>
     </w:tbl>
-    <w:bookmarkEnd w:id="177"/>
+    <w:bookmarkEnd w:id="179"/>
     <w:p>
       <w:r>
         <w:br w:type="page"/>
       </w:r>
     </w:p>
-    <w:bookmarkEnd w:id="178"/>
-    <w:bookmarkEnd w:id="179"/>
-    <w:bookmarkStart w:id="244" w:name="interessenbindungen-interest-links"/>
+    <w:bookmarkEnd w:id="180"/>
+    <w:bookmarkEnd w:id="181"/>
+    <w:bookmarkStart w:id="246" w:name="interessenbindungen-interest-links"/>
     <w:p>
       <w:pPr>
         <w:pStyle w:val="berschrift1"/>
@@ -21668,7 +21776,7 @@
       <w:r>
         <w:t xml:space="preserve"> </w:t>
       </w:r>
-      <w:hyperlink ns1:id="rId180">
+      <w:hyperlink ns1:id="rId182">
         <w:r>
           <w:rPr>
             <w:rStyle w:val="Hyperlink"/>
@@ -21973,7 +22081,7 @@
         <w:t xml:space="preserve">Neben Gremium und Funktion innerhalb der Organisation wird explizit festgehalten, ob die Position bezahlt ist – ein zentraler Transparenzaspekt.</w:t>
       </w:r>
     </w:p>
-    <w:bookmarkStart w:id="196" w:name="klasse-interestlink"/>
+    <w:bookmarkStart w:id="198" w:name="klasse-interestlink"/>
     <w:p>
       <w:pPr>
         <w:pStyle w:val="berschrift2"/>
@@ -22002,7 +22110,7 @@
         <w:t xml:space="preserve">__</w:t>
       </w:r>
     </w:p>
-    <w:bookmarkStart w:id="182" w:name="attribute-12"/>
+    <w:bookmarkStart w:id="184" w:name="attribute-12"/>
     <w:p>
       <w:pPr>
         <w:pStyle w:val="berschrift3"/>
@@ -23223,7 +23331,7 @@
         </w:tc>
       </w:tr>
     </w:tbl>
-    <w:bookmarkStart w:id="181" w:name="einschränkungen-3"/>
+    <w:bookmarkStart w:id="183" w:name="einschränkungen-3"/>
     <w:p>
       <w:pPr>
         <w:pStyle w:val="berschrift5"/>
@@ -23274,9 +23382,9 @@
         </w:r>
       </w:hyperlink>
     </w:p>
-    <w:bookmarkEnd w:id="181"/>
-    <w:bookmarkEnd w:id="182"/>
-    <w:bookmarkStart w:id="183" w:name="verwendungen-12"/>
+    <w:bookmarkEnd w:id="183"/>
+    <w:bookmarkEnd w:id="184"/>
+    <w:bookmarkStart w:id="185" w:name="verwendungen-12"/>
     <w:p>
       <w:pPr>
         <w:pStyle w:val="berschrift3"/>
@@ -23478,8 +23586,8 @@
         </w:tc>
       </w:tr>
     </w:tbl>
-    <w:bookmarkEnd w:id="183"/>
-    <w:bookmarkStart w:id="195" w:name="beispiele-3"/>
+    <w:bookmarkEnd w:id="185"/>
+    <w:bookmarkStart w:id="197" w:name="beispiele-3"/>
     <w:p>
       <w:pPr>
         <w:pStyle w:val="berschrift3"/>
@@ -23488,7 +23596,7 @@
         <w:t xml:space="preserve">Beispiele</w:t>
       </w:r>
     </w:p>
-    <w:bookmarkStart w:id="184" w:name="beispiel-interest-links-il-burkart-008"/>
+    <w:bookmarkStart w:id="186" w:name="beispiel-interest-links-il-burkart-008"/>
     <w:p>
       <w:pPr>
         <w:pStyle w:val="berschrift4"/>
@@ -23754,8 +23862,8 @@
         <w:t xml:space="preserve">true</w:t>
       </w:r>
     </w:p>
-    <w:bookmarkEnd w:id="184"/>
-    <w:bookmarkStart w:id="185" w:name="beispiel-interest-links-il-burkart-010"/>
+    <w:bookmarkEnd w:id="186"/>
+    <w:bookmarkStart w:id="187" w:name="beispiel-interest-links-il-burkart-010"/>
     <w:p>
       <w:pPr>
         <w:pStyle w:val="berschrift4"/>
@@ -24015,8 +24123,8 @@
         <w:t xml:space="preserve">false</w:t>
       </w:r>
     </w:p>
-    <w:bookmarkEnd w:id="185"/>
-    <w:bookmarkStart w:id="186" w:name="beispiel-interest-links-il-burkart-002"/>
+    <w:bookmarkEnd w:id="187"/>
+    <w:bookmarkStart w:id="188" w:name="beispiel-interest-links-il-burkart-002"/>
     <w:p>
       <w:pPr>
         <w:pStyle w:val="berschrift4"/>
@@ -24282,8 +24390,8 @@
         <w:t xml:space="preserve">true</w:t>
       </w:r>
     </w:p>
-    <w:bookmarkEnd w:id="186"/>
-    <w:bookmarkStart w:id="187" w:name="beispiel-interest-links-il-burkart-007"/>
+    <w:bookmarkEnd w:id="188"/>
+    <w:bookmarkStart w:id="189" w:name="beispiel-interest-links-il-burkart-007"/>
     <w:p>
       <w:pPr>
         <w:pStyle w:val="berschrift4"/>
@@ -24549,8 +24657,8 @@
         <w:t xml:space="preserve">false</w:t>
       </w:r>
     </w:p>
-    <w:bookmarkEnd w:id="187"/>
-    <w:bookmarkStart w:id="188" w:name="beispiel-interest-links-il-burkart-005"/>
+    <w:bookmarkEnd w:id="189"/>
+    <w:bookmarkStart w:id="190" w:name="beispiel-interest-links-il-burkart-005"/>
     <w:p>
       <w:pPr>
         <w:pStyle w:val="berschrift4"/>
@@ -24810,8 +24918,8 @@
         <w:t xml:space="preserve">true</w:t>
       </w:r>
     </w:p>
-    <w:bookmarkEnd w:id="188"/>
-    <w:bookmarkStart w:id="189" w:name="beispiel-interest-links-il-burkart-001"/>
+    <w:bookmarkEnd w:id="190"/>
+    <w:bookmarkStart w:id="191" w:name="beispiel-interest-links-il-burkart-001"/>
     <w:p>
       <w:pPr>
         <w:pStyle w:val="berschrift4"/>
@@ -25077,8 +25185,8 @@
         <w:t xml:space="preserve">true</w:t>
       </w:r>
     </w:p>
-    <w:bookmarkEnd w:id="189"/>
-    <w:bookmarkStart w:id="190" w:name="beispiel-interest-links-il-burkart-003"/>
+    <w:bookmarkEnd w:id="191"/>
+    <w:bookmarkStart w:id="192" w:name="beispiel-interest-links-il-burkart-003"/>
     <w:p>
       <w:pPr>
         <w:pStyle w:val="berschrift4"/>
@@ -25344,8 +25452,8 @@
         <w:t xml:space="preserve">true</w:t>
       </w:r>
     </w:p>
-    <w:bookmarkEnd w:id="190"/>
-    <w:bookmarkStart w:id="191" w:name="beispiel-interest-links-il-burkart-011"/>
+    <w:bookmarkEnd w:id="192"/>
+    <w:bookmarkStart w:id="193" w:name="beispiel-interest-links-il-burkart-011"/>
     <w:p>
       <w:pPr>
         <w:pStyle w:val="berschrift4"/>
@@ -25605,8 +25713,8 @@
         <w:t xml:space="preserve">false</w:t>
       </w:r>
     </w:p>
-    <w:bookmarkEnd w:id="191"/>
-    <w:bookmarkStart w:id="192" w:name="beispiel-interest-links-il-burkart-004"/>
+    <w:bookmarkEnd w:id="193"/>
+    <w:bookmarkStart w:id="194" w:name="beispiel-interest-links-il-burkart-004"/>
     <w:p>
       <w:pPr>
         <w:pStyle w:val="berschrift4"/>
@@ -25872,8 +25980,8 @@
         <w:t xml:space="preserve">true</w:t>
       </w:r>
     </w:p>
-    <w:bookmarkEnd w:id="192"/>
-    <w:bookmarkStart w:id="193" w:name="beispiel-interest-links-il-burkart-006"/>
+    <w:bookmarkEnd w:id="194"/>
+    <w:bookmarkStart w:id="195" w:name="beispiel-interest-links-il-burkart-006"/>
     <w:p>
       <w:pPr>
         <w:pStyle w:val="berschrift4"/>
@@ -26133,8 +26241,8 @@
         <w:t xml:space="preserve">true</w:t>
       </w:r>
     </w:p>
-    <w:bookmarkEnd w:id="193"/>
-    <w:bookmarkStart w:id="194" w:name="beispiel-interest-links-il-burkart-009"/>
+    <w:bookmarkEnd w:id="195"/>
+    <w:bookmarkStart w:id="196" w:name="beispiel-interest-links-il-burkart-009"/>
     <w:p>
       <w:pPr>
         <w:pStyle w:val="berschrift4"/>
@@ -26394,10 +26502,10 @@
         <w:t xml:space="preserve">true</w:t>
       </w:r>
     </w:p>
-    <w:bookmarkEnd w:id="194"/>
-    <w:bookmarkEnd w:id="195"/>
     <w:bookmarkEnd w:id="196"/>
-    <w:bookmarkStart w:id="202" w:name="enum-interesttypeenum"/>
+    <w:bookmarkEnd w:id="197"/>
+    <w:bookmarkEnd w:id="198"/>
+    <w:bookmarkStart w:id="204" w:name="enum-interesttypeenum"/>
     <w:p>
       <w:pPr>
         <w:pStyle w:val="berschrift2"/>
@@ -26436,7 +26544,7 @@
       <w:r>
         <w:t xml:space="preserve"> </w:t>
       </w:r>
-      <w:hyperlink ns1:id="rId197">
+      <w:hyperlink ns1:id="rId199">
         <w:r>
           <w:rPr>
             <w:rStyle w:val="Hyperlink"/>
@@ -26445,7 +26553,7 @@
         </w:r>
       </w:hyperlink>
     </w:p>
-    <w:bookmarkStart w:id="201" w:name="zulässige-werte-5"/>
+    <w:bookmarkStart w:id="203" w:name="zulässige-werte-5"/>
     <w:p>
       <w:pPr>
         <w:pStyle w:val="berschrift3"/>
@@ -26535,7 +26643,7 @@
             <w:pPr>
               <w:pStyle w:val="Compact"/>
             </w:pPr>
-            <w:hyperlink ns1:id="rId198">
+            <w:hyperlink ns1:id="rId200">
               <w:r>
                 <w:rPr>
                   <w:rStyle w:val="Hyperlink"/>
@@ -26589,7 +26697,7 @@
             <w:pPr>
               <w:pStyle w:val="Compact"/>
             </w:pPr>
-            <w:hyperlink ns1:id="rId199">
+            <w:hyperlink ns1:id="rId201">
               <w:r>
                 <w:rPr>
                   <w:rStyle w:val="Hyperlink"/>
@@ -26643,7 +26751,7 @@
             <w:pPr>
               <w:pStyle w:val="Compact"/>
             </w:pPr>
-            <w:hyperlink ns1:id="rId200">
+            <w:hyperlink ns1:id="rId202">
               <w:r>
                 <w:rPr>
                   <w:rStyle w:val="Hyperlink"/>
@@ -26655,9 +26763,9 @@
         </w:tc>
       </w:tr>
     </w:tbl>
-    <w:bookmarkEnd w:id="201"/>
-    <w:bookmarkEnd w:id="202"/>
-    <w:bookmarkStart w:id="243" w:name="enum-legalformenum"/>
+    <w:bookmarkEnd w:id="203"/>
+    <w:bookmarkEnd w:id="204"/>
+    <w:bookmarkStart w:id="245" w:name="enum-legalformenum"/>
     <w:p>
       <w:pPr>
         <w:pStyle w:val="berschrift2"/>
@@ -26696,7 +26804,7 @@
       <w:r>
         <w:t xml:space="preserve"> </w:t>
       </w:r>
-      <w:hyperlink ns1:id="rId203">
+      <w:hyperlink ns1:id="rId205">
         <w:r>
           <w:rPr>
             <w:rStyle w:val="Hyperlink"/>
@@ -26705,7 +26813,7 @@
         </w:r>
       </w:hyperlink>
     </w:p>
-    <w:bookmarkStart w:id="242" w:name="zulässige-werte-6"/>
+    <w:bookmarkStart w:id="244" w:name="zulässige-werte-6"/>
     <w:p>
       <w:pPr>
         <w:pStyle w:val="berschrift3"/>
@@ -26795,7 +26903,7 @@
             <w:pPr>
               <w:pStyle w:val="Compact"/>
             </w:pPr>
-            <w:hyperlink ns1:id="rId204">
+            <w:hyperlink ns1:id="rId206">
               <w:r>
                 <w:rPr>
                   <w:rStyle w:val="Hyperlink"/>
@@ -26849,7 +26957,7 @@
             <w:pPr>
               <w:pStyle w:val="Compact"/>
             </w:pPr>
-            <w:hyperlink ns1:id="rId205">
+            <w:hyperlink ns1:id="rId207">
               <w:r>
                 <w:rPr>
                   <w:rStyle w:val="Hyperlink"/>
@@ -26903,7 +27011,7 @@
             <w:pPr>
               <w:pStyle w:val="Compact"/>
             </w:pPr>
-            <w:hyperlink ns1:id="rId206">
+            <w:hyperlink ns1:id="rId208">
               <w:r>
                 <w:rPr>
                   <w:rStyle w:val="Hyperlink"/>
@@ -26957,7 +27065,7 @@
             <w:pPr>
               <w:pStyle w:val="Compact"/>
             </w:pPr>
-            <w:hyperlink ns1:id="rId207">
+            <w:hyperlink ns1:id="rId209">
               <w:r>
                 <w:rPr>
                   <w:rStyle w:val="Hyperlink"/>
@@ -27011,7 +27119,7 @@
             <w:pPr>
               <w:pStyle w:val="Compact"/>
             </w:pPr>
-            <w:hyperlink ns1:id="rId208">
+            <w:hyperlink ns1:id="rId210">
               <w:r>
                 <w:rPr>
                   <w:rStyle w:val="Hyperlink"/>
@@ -27065,7 +27173,7 @@
             <w:pPr>
               <w:pStyle w:val="Compact"/>
             </w:pPr>
-            <w:hyperlink ns1:id="rId209">
+            <w:hyperlink ns1:id="rId211">
               <w:r>
                 <w:rPr>
                   <w:rStyle w:val="Hyperlink"/>
@@ -27119,7 +27227,7 @@
             <w:pPr>
               <w:pStyle w:val="Compact"/>
             </w:pPr>
-            <w:hyperlink ns1:id="rId210">
+            <w:hyperlink ns1:id="rId212">
               <w:r>
                 <w:rPr>
                   <w:rStyle w:val="Hyperlink"/>
@@ -27173,7 +27281,7 @@
             <w:pPr>
               <w:pStyle w:val="Compact"/>
             </w:pPr>
-            <w:hyperlink ns1:id="rId211">
+            <w:hyperlink ns1:id="rId213">
               <w:r>
                 <w:rPr>
                   <w:rStyle w:val="Hyperlink"/>
@@ -27227,7 +27335,7 @@
             <w:pPr>
               <w:pStyle w:val="Compact"/>
             </w:pPr>
-            <w:hyperlink ns1:id="rId212">
+            <w:hyperlink ns1:id="rId214">
               <w:r>
                 <w:rPr>
                   <w:rStyle w:val="Hyperlink"/>
@@ -27281,7 +27389,7 @@
             <w:pPr>
               <w:pStyle w:val="Compact"/>
             </w:pPr>
-            <w:hyperlink ns1:id="rId213">
+            <w:hyperlink ns1:id="rId215">
               <w:r>
                 <w:rPr>
                   <w:rStyle w:val="Hyperlink"/>
@@ -27335,7 +27443,7 @@
             <w:pPr>
               <w:pStyle w:val="Compact"/>
             </w:pPr>
-            <w:hyperlink ns1:id="rId214">
+            <w:hyperlink ns1:id="rId216">
               <w:r>
                 <w:rPr>
                   <w:rStyle w:val="Hyperlink"/>
@@ -27389,7 +27497,7 @@
             <w:pPr>
               <w:pStyle w:val="Compact"/>
             </w:pPr>
-            <w:hyperlink ns1:id="rId215">
+            <w:hyperlink ns1:id="rId217">
               <w:r>
                 <w:rPr>
                   <w:rStyle w:val="Hyperlink"/>
@@ -27443,7 +27551,7 @@
             <w:pPr>
               <w:pStyle w:val="Compact"/>
             </w:pPr>
-            <w:hyperlink ns1:id="rId216">
+            <w:hyperlink ns1:id="rId218">
               <w:r>
                 <w:rPr>
                   <w:rStyle w:val="Hyperlink"/>
@@ -27497,7 +27605,7 @@
             <w:pPr>
               <w:pStyle w:val="Compact"/>
             </w:pPr>
-            <w:hyperlink ns1:id="rId217">
+            <w:hyperlink ns1:id="rId219">
               <w:r>
                 <w:rPr>
                   <w:rStyle w:val="Hyperlink"/>
@@ -27551,7 +27659,7 @@
             <w:pPr>
               <w:pStyle w:val="Compact"/>
             </w:pPr>
-            <w:hyperlink ns1:id="rId218">
+            <w:hyperlink ns1:id="rId220">
               <w:r>
                 <w:rPr>
                   <w:rStyle w:val="Hyperlink"/>
@@ -27605,7 +27713,7 @@
             <w:pPr>
               <w:pStyle w:val="Compact"/>
             </w:pPr>
-            <w:hyperlink ns1:id="rId219">
+            <w:hyperlink ns1:id="rId221">
               <w:r>
                 <w:rPr>
                   <w:rStyle w:val="Hyperlink"/>
@@ -27659,7 +27767,7 @@
             <w:pPr>
               <w:pStyle w:val="Compact"/>
             </w:pPr>
-            <w:hyperlink ns1:id="rId220">
+            <w:hyperlink ns1:id="rId222">
               <w:r>
                 <w:rPr>
                   <w:rStyle w:val="Hyperlink"/>
@@ -27713,7 +27821,7 @@
             <w:pPr>
               <w:pStyle w:val="Compact"/>
             </w:pPr>
-            <w:hyperlink ns1:id="rId221">
+            <w:hyperlink ns1:id="rId223">
               <w:r>
                 <w:rPr>
                   <w:rStyle w:val="Hyperlink"/>
@@ -27767,7 +27875,7 @@
             <w:pPr>
               <w:pStyle w:val="Compact"/>
             </w:pPr>
-            <w:hyperlink ns1:id="rId222">
+            <w:hyperlink ns1:id="rId224">
               <w:r>
                 <w:rPr>
                   <w:rStyle w:val="Hyperlink"/>
@@ -27821,7 +27929,7 @@
             <w:pPr>
               <w:pStyle w:val="Compact"/>
             </w:pPr>
-            <w:hyperlink ns1:id="rId223">
+            <w:hyperlink ns1:id="rId225">
               <w:r>
                 <w:rPr>
                   <w:rStyle w:val="Hyperlink"/>
@@ -27875,7 +27983,7 @@
             <w:pPr>
               <w:pStyle w:val="Compact"/>
             </w:pPr>
-            <w:hyperlink ns1:id="rId224">
+            <w:hyperlink ns1:id="rId226">
               <w:r>
                 <w:rPr>
                   <w:rStyle w:val="Hyperlink"/>
@@ -27929,7 +28037,7 @@
             <w:pPr>
               <w:pStyle w:val="Compact"/>
             </w:pPr>
-            <w:hyperlink ns1:id="rId225">
+            <w:hyperlink ns1:id="rId227">
               <w:r>
                 <w:rPr>
                   <w:rStyle w:val="Hyperlink"/>
@@ -27983,7 +28091,7 @@
             <w:pPr>
               <w:pStyle w:val="Compact"/>
             </w:pPr>
-            <w:hyperlink ns1:id="rId226">
+            <w:hyperlink ns1:id="rId228">
               <w:r>
                 <w:rPr>
                   <w:rStyle w:val="Hyperlink"/>
@@ -28037,7 +28145,7 @@
             <w:pPr>
               <w:pStyle w:val="Compact"/>
             </w:pPr>
-            <w:hyperlink ns1:id="rId227">
+            <w:hyperlink ns1:id="rId229">
               <w:r>
                 <w:rPr>
                   <w:rStyle w:val="Hyperlink"/>
@@ -28091,7 +28199,7 @@
             <w:pPr>
               <w:pStyle w:val="Compact"/>
             </w:pPr>
-            <w:hyperlink ns1:id="rId228">
+            <w:hyperlink ns1:id="rId230">
               <w:r>
                 <w:rPr>
                   <w:rStyle w:val="Hyperlink"/>
@@ -28145,7 +28253,7 @@
             <w:pPr>
               <w:pStyle w:val="Compact"/>
             </w:pPr>
-            <w:hyperlink ns1:id="rId229">
+            <w:hyperlink ns1:id="rId231">
               <w:r>
                 <w:rPr>
                   <w:rStyle w:val="Hyperlink"/>
@@ -28199,7 +28307,7 @@
             <w:pPr>
               <w:pStyle w:val="Compact"/>
             </w:pPr>
-            <w:hyperlink ns1:id="rId230">
+            <w:hyperlink ns1:id="rId232">
               <w:r>
                 <w:rPr>
                   <w:rStyle w:val="Hyperlink"/>
@@ -28253,7 +28361,7 @@
             <w:pPr>
               <w:pStyle w:val="Compact"/>
             </w:pPr>
-            <w:hyperlink ns1:id="rId231">
+            <w:hyperlink ns1:id="rId233">
               <w:r>
                 <w:rPr>
                   <w:rStyle w:val="Hyperlink"/>
@@ -28307,7 +28415,7 @@
             <w:pPr>
               <w:pStyle w:val="Compact"/>
             </w:pPr>
-            <w:hyperlink ns1:id="rId232">
+            <w:hyperlink ns1:id="rId234">
               <w:r>
                 <w:rPr>
                   <w:rStyle w:val="Hyperlink"/>
@@ -28361,7 +28469,7 @@
             <w:pPr>
               <w:pStyle w:val="Compact"/>
             </w:pPr>
-            <w:hyperlink ns1:id="rId233">
+            <w:hyperlink ns1:id="rId235">
               <w:r>
                 <w:rPr>
                   <w:rStyle w:val="Hyperlink"/>
@@ -28415,7 +28523,7 @@
             <w:pPr>
               <w:pStyle w:val="Compact"/>
             </w:pPr>
-            <w:hyperlink ns1:id="rId234">
+            <w:hyperlink ns1:id="rId236">
               <w:r>
                 <w:rPr>
                   <w:rStyle w:val="Hyperlink"/>
@@ -28469,7 +28577,7 @@
             <w:pPr>
               <w:pStyle w:val="Compact"/>
             </w:pPr>
-            <w:hyperlink ns1:id="rId235">
+            <w:hyperlink ns1:id="rId237">
               <w:r>
                 <w:rPr>
                   <w:rStyle w:val="Hyperlink"/>
@@ -28523,7 +28631,7 @@
             <w:pPr>
               <w:pStyle w:val="Compact"/>
             </w:pPr>
-            <w:hyperlink ns1:id="rId236">
+            <w:hyperlink ns1:id="rId238">
               <w:r>
                 <w:rPr>
                   <w:rStyle w:val="Hyperlink"/>
@@ -28577,7 +28685,7 @@
             <w:pPr>
               <w:pStyle w:val="Compact"/>
             </w:pPr>
-            <w:hyperlink ns1:id="rId237">
+            <w:hyperlink ns1:id="rId239">
               <w:r>
                 <w:rPr>
                   <w:rStyle w:val="Hyperlink"/>
@@ -28631,7 +28739,7 @@
             <w:pPr>
               <w:pStyle w:val="Compact"/>
             </w:pPr>
-            <w:hyperlink ns1:id="rId238">
+            <w:hyperlink ns1:id="rId240">
               <w:r>
                 <w:rPr>
                   <w:rStyle w:val="Hyperlink"/>
@@ -28685,7 +28793,7 @@
             <w:pPr>
               <w:pStyle w:val="Compact"/>
             </w:pPr>
-            <w:hyperlink ns1:id="rId239">
+            <w:hyperlink ns1:id="rId241">
               <w:r>
                 <w:rPr>
                   <w:rStyle w:val="Hyperlink"/>
@@ -28739,7 +28847,7 @@
             <w:pPr>
               <w:pStyle w:val="Compact"/>
             </w:pPr>
-            <w:hyperlink ns1:id="rId240">
+            <w:hyperlink ns1:id="rId242">
               <w:r>
                 <w:rPr>
                   <w:rStyle w:val="Hyperlink"/>
@@ -28793,7 +28901,7 @@
             <w:pPr>
               <w:pStyle w:val="Compact"/>
             </w:pPr>
-            <w:hyperlink ns1:id="rId241">
+            <w:hyperlink ns1:id="rId243">
               <w:r>
                 <w:rPr>
                   <w:rStyle w:val="Hyperlink"/>
@@ -28805,15 +28913,15 @@
         </w:tc>
       </w:tr>
     </w:tbl>
-    <w:bookmarkEnd w:id="242"/>
+    <w:bookmarkEnd w:id="244"/>
     <w:p>
       <w:r>
         <w:br w:type="page"/>
       </w:r>
     </w:p>
-    <w:bookmarkEnd w:id="243"/>
-    <w:bookmarkEnd w:id="244"/>
-    <w:bookmarkStart w:id="266" w:name="geteilte-elemente"/>
+    <w:bookmarkEnd w:id="245"/>
+    <w:bookmarkEnd w:id="246"/>
+    <w:bookmarkStart w:id="268" w:name="geteilte-elemente"/>
     <w:p>
       <w:pPr>
         <w:pStyle w:val="berschrift1"/>
@@ -28822,7 +28930,7 @@
         <w:t xml:space="preserve">Geteilte Elemente</w:t>
       </w:r>
     </w:p>
-    <w:bookmarkStart w:id="245" w:name="reference-classes"/>
+    <w:bookmarkStart w:id="247" w:name="reference-classes"/>
     <w:p>
       <w:pPr>
         <w:pStyle w:val="berschrift2"/>
@@ -28984,8 +29092,8 @@
         <w:t xml:space="preserve">, da die lokale Referenz unverändert bleibt, auch wenn sich die verknüpfte Entität später ändert</w:t>
       </w:r>
     </w:p>
-    <w:bookmarkEnd w:id="245"/>
-    <w:bookmarkStart w:id="248" w:name="klasse-personreference"/>
+    <w:bookmarkEnd w:id="247"/>
+    <w:bookmarkStart w:id="250" w:name="klasse-personreference"/>
     <w:p>
       <w:pPr>
         <w:pStyle w:val="berschrift2"/>
@@ -29014,7 +29122,7 @@
         <w:t xml:space="preserve">__</w:t>
       </w:r>
     </w:p>
-    <w:bookmarkStart w:id="246" w:name="attribute-13"/>
+    <w:bookmarkStart w:id="248" w:name="attribute-13"/>
     <w:p>
       <w:pPr>
         <w:pStyle w:val="berschrift3"/>
@@ -29446,8 +29554,8 @@
         </w:tc>
       </w:tr>
     </w:tbl>
-    <w:bookmarkEnd w:id="246"/>
-    <w:bookmarkStart w:id="247" w:name="verwendungen-13"/>
+    <w:bookmarkEnd w:id="248"/>
+    <w:bookmarkStart w:id="249" w:name="verwendungen-13"/>
     <w:p>
       <w:pPr>
         <w:pStyle w:val="berschrift3"/>
@@ -29649,9 +29757,9 @@
         </w:tc>
       </w:tr>
     </w:tbl>
-    <w:bookmarkEnd w:id="247"/>
-    <w:bookmarkEnd w:id="248"/>
-    <w:bookmarkStart w:id="251" w:name="klasse-groupreference"/>
+    <w:bookmarkEnd w:id="249"/>
+    <w:bookmarkEnd w:id="250"/>
+    <w:bookmarkStart w:id="253" w:name="klasse-groupreference"/>
     <w:p>
       <w:pPr>
         <w:pStyle w:val="berschrift2"/>
@@ -29680,7 +29788,7 @@
         <w:t xml:space="preserve">__</w:t>
       </w:r>
     </w:p>
-    <w:bookmarkStart w:id="249" w:name="attribute-14"/>
+    <w:bookmarkStart w:id="251" w:name="attribute-14"/>
     <w:p>
       <w:pPr>
         <w:pStyle w:val="berschrift3"/>
@@ -30054,8 +30162,8 @@
         </w:tc>
       </w:tr>
     </w:tbl>
-    <w:bookmarkEnd w:id="249"/>
-    <w:bookmarkStart w:id="250" w:name="verwendungen-14"/>
+    <w:bookmarkEnd w:id="251"/>
+    <w:bookmarkStart w:id="252" w:name="verwendungen-14"/>
     <w:p>
       <w:pPr>
         <w:pStyle w:val="berschrift3"/>
@@ -30196,9 +30304,9 @@
         </w:tc>
       </w:tr>
     </w:tbl>
-    <w:bookmarkEnd w:id="250"/>
-    <w:bookmarkEnd w:id="251"/>
-    <w:bookmarkStart w:id="252" w:name="mehrfach-benutzte-klassen"/>
+    <w:bookmarkEnd w:id="252"/>
+    <w:bookmarkEnd w:id="253"/>
+    <w:bookmarkStart w:id="254" w:name="mehrfach-benutzte-klassen"/>
     <w:p>
       <w:pPr>
         <w:pStyle w:val="berschrift2"/>
@@ -30207,8 +30315,8 @@
         <w:t xml:space="preserve">Mehrfach benutzte Klassen</w:t>
       </w:r>
     </w:p>
-    <w:bookmarkEnd w:id="252"/>
-    <w:bookmarkStart w:id="259" w:name="klasse-address"/>
+    <w:bookmarkEnd w:id="254"/>
+    <w:bookmarkStart w:id="261" w:name="klasse-address"/>
     <w:p>
       <w:pPr>
         <w:pStyle w:val="berschrift2"/>
@@ -30237,7 +30345,7 @@
         <w:t xml:space="preserve">__</w:t>
       </w:r>
     </w:p>
-    <w:bookmarkStart w:id="254" w:name="attribute-15"/>
+    <w:bookmarkStart w:id="256" w:name="attribute-15"/>
     <w:p>
       <w:pPr>
         <w:pStyle w:val="berschrift3"/>
@@ -30609,7 +30717,7 @@
         </w:tc>
       </w:tr>
     </w:tbl>
-    <w:bookmarkStart w:id="253" w:name="einschränkungen-4"/>
+    <w:bookmarkStart w:id="255" w:name="einschränkungen-4"/>
     <w:p>
       <w:pPr>
         <w:pStyle w:val="berschrift5"/>
@@ -30660,9 +30768,9 @@
         </w:r>
       </w:hyperlink>
     </w:p>
-    <w:bookmarkEnd w:id="253"/>
-    <w:bookmarkEnd w:id="254"/>
-    <w:bookmarkStart w:id="255" w:name="verwendungen-15"/>
+    <w:bookmarkEnd w:id="255"/>
+    <w:bookmarkEnd w:id="256"/>
+    <w:bookmarkStart w:id="257" w:name="verwendungen-15"/>
     <w:p>
       <w:pPr>
         <w:pStyle w:val="berschrift3"/>
@@ -30864,8 +30972,8 @@
         </w:tc>
       </w:tr>
     </w:tbl>
-    <w:bookmarkEnd w:id="255"/>
-    <w:bookmarkStart w:id="258" w:name="beispiele-4"/>
+    <w:bookmarkEnd w:id="257"/>
+    <w:bookmarkStart w:id="260" w:name="beispiele-4"/>
     <w:p>
       <w:pPr>
         <w:pStyle w:val="berschrift3"/>
@@ -30874,7 +30982,7 @@
         <w:t xml:space="preserve">Beispiele</w:t>
       </w:r>
     </w:p>
-    <w:bookmarkStart w:id="256" w:name="beispiel-swiss-politicians-beat-jans-1"/>
+    <w:bookmarkStart w:id="258" w:name="beispiel-swiss-politicians-beat-jans-1"/>
     <w:p>
       <w:pPr>
         <w:pStyle w:val="berschrift4"/>
@@ -30927,8 +31035,8 @@
         <w:t xml:space="preserve"> Basel-Stadt</w:t>
       </w:r>
     </w:p>
-    <w:bookmarkEnd w:id="256"/>
-    <w:bookmarkStart w:id="257" w:name="beispiel-groups-it-1"/>
+    <w:bookmarkEnd w:id="258"/>
+    <w:bookmarkStart w:id="259" w:name="beispiel-groups-it-1"/>
     <w:p>
       <w:pPr>
         <w:pStyle w:val="berschrift4"/>
@@ -31071,10 +31179,10 @@
         <w:t xml:space="preserve"> CH</w:t>
       </w:r>
     </w:p>
-    <w:bookmarkEnd w:id="257"/>
-    <w:bookmarkEnd w:id="258"/>
     <w:bookmarkEnd w:id="259"/>
-    <w:bookmarkStart w:id="262" w:name="enum-addresstypeenum"/>
+    <w:bookmarkEnd w:id="260"/>
+    <w:bookmarkEnd w:id="261"/>
+    <w:bookmarkStart w:id="264" w:name="enum-addresstypeenum"/>
     <w:p>
       <w:pPr>
         <w:pStyle w:val="berschrift2"/>
@@ -31113,7 +31221,7 @@
       <w:r>
         <w:t xml:space="preserve"> </w:t>
       </w:r>
-      <w:hyperlink ns1:id="rId260">
+      <w:hyperlink ns1:id="rId262">
         <w:r>
           <w:rPr>
             <w:rStyle w:val="Hyperlink"/>
@@ -31122,7 +31230,7 @@
         </w:r>
       </w:hyperlink>
     </w:p>
-    <w:bookmarkStart w:id="261" w:name="zulässige-werte-7"/>
+    <w:bookmarkStart w:id="263" w:name="zulässige-werte-7"/>
     <w:p>
       <w:pPr>
         <w:pStyle w:val="berschrift3"/>
@@ -31249,9 +31357,9 @@
         </w:tc>
       </w:tr>
     </w:tbl>
-    <w:bookmarkEnd w:id="261"/>
-    <w:bookmarkEnd w:id="262"/>
-    <w:bookmarkStart w:id="265" w:name="klasse-contact"/>
+    <w:bookmarkEnd w:id="263"/>
+    <w:bookmarkEnd w:id="264"/>
+    <w:bookmarkStart w:id="267" w:name="klasse-contact"/>
     <w:p>
       <w:pPr>
         <w:pStyle w:val="berschrift2"/>
@@ -31280,7 +31388,7 @@
         <w:t xml:space="preserve">__</w:t>
       </w:r>
     </w:p>
-    <w:bookmarkStart w:id="263" w:name="attribute-16"/>
+    <w:bookmarkStart w:id="265" w:name="attribute-16"/>
     <w:p>
       <w:pPr>
         <w:pStyle w:val="berschrift3"/>
@@ -31499,8 +31607,8 @@
         </w:tc>
       </w:tr>
     </w:tbl>
-    <w:bookmarkEnd w:id="263"/>
-    <w:bookmarkStart w:id="264" w:name="verwendungen-16"/>
+    <w:bookmarkEnd w:id="265"/>
+    <w:bookmarkStart w:id="266" w:name="verwendungen-16"/>
     <w:p>
       <w:pPr>
         <w:pStyle w:val="berschrift3"/>
@@ -31702,9 +31810,9 @@
         </w:tc>
       </w:tr>
     </w:tbl>
-    <w:bookmarkEnd w:id="264"/>
-    <w:bookmarkEnd w:id="265"/>
     <w:bookmarkEnd w:id="266"/>
+    <w:bookmarkEnd w:id="267"/>
+    <w:bookmarkEnd w:id="268"/>
     <w:sectPr>
       <w:headerReference ns1:id="rId9" w:type="even"/>
       <w:headerReference ns1:id="rId10" w:type="default"/>

--- a/ech-0294_actors/output/ech-0294_actors_de.docx
+++ b/ech-0294_actors/output/ech-0294_actors_de.docx
@@ -5348,13 +5348,13 @@
       </w:r>
     </w:p>
     <w:bookmarkEnd w:id="35"/>
-    <w:bookmarkStart w:id="36" w:name="X4dba28da08f051eadd3da69be72a7f8975dc3b3"/>
+    <w:bookmarkStart w:id="36" w:name="X2b8c54453dc103e37207b8286dea97206f25958"/>
     <w:p>
       <w:pPr>
         <w:pStyle w:val="berschrift4"/>
       </w:pPr>
       <w:r>
-        <w:t xml:space="preserve">Beispiel: Telling apart persons with identical names via the label sec</w:t>
+        <w:t xml:space="preserve">Beispiel: Gleichnamige Personen über das Label unterscheiden (zweite Person)</w:t>
       </w:r>
     </w:p>
     <w:p>
@@ -14388,13 +14388,13 @@
         <w:t xml:space="preserve">Beispiele</w:t>
       </w:r>
     </w:p>
-    <w:bookmarkStart w:id="129" w:name="beispiel-ratsbüro"/>
+    <w:bookmarkStart w:id="129" w:name="X0cfe28533e2cac056aaec82260e1d8e7809d648"/>
     <w:p>
       <w:pPr>
         <w:pStyle w:val="berschrift4"/>
       </w:pPr>
       <w:r>
-        <w:t xml:space="preserve">Beispiel: Ratsbüro</w:t>
+        <w:t xml:space="preserve">Beispiel: Fraktion eines Kantonsparlaments</w:t>
       </w:r>
     </w:p>
     <w:p>
@@ -14423,7 +14423,7 @@
         <w:rPr>
           <w:rStyle w:val="DecValTok"/>
         </w:rPr>
-        <w:t xml:space="preserve">50</w:t>
+        <w:t xml:space="preserve">20</w:t>
       </w:r>
       <w:r>
         <w:br/>
@@ -14444,7 +14444,7 @@
         <w:rPr>
           <w:rStyle w:val="AttributeTok"/>
         </w:rPr>
-        <w:t xml:space="preserve"> https://grosserrat.bs.ch/gremien/praesidium-und-buero</w:t>
+        <w:t xml:space="preserve"> https://api.openparldata.ch/v1/groups/20</w:t>
       </w:r>
       <w:r>
         <w:br/>
@@ -14492,7 +14492,7 @@
         <w:rPr>
           <w:rStyle w:val="AttributeTok"/>
         </w:rPr>
-        <w:t xml:space="preserve"> Büro des Grossen Rates</w:t>
+        <w:t xml:space="preserve"> Evangelische Volkspartei</w:t>
       </w:r>
       <w:r>
         <w:br/>
@@ -14528,6 +14528,81 @@
         <w:rPr>
           <w:rStyle w:val="FunctionTok"/>
         </w:rPr>
+        <w:t xml:space="preserve">landing_page</w:t>
+      </w:r>
+      <w:r>
+        <w:rPr>
+          <w:rStyle w:val="KeywordTok"/>
+        </w:rPr>
+        <w:t xml:space="preserve">:</w:t>
+      </w:r>
+      <w:r>
+        <w:br/>
+      </w:r>
+      <w:r>
+        <w:rPr>
+          <w:rStyle w:val="KeywordTok"/>
+        </w:rPr>
+        <w:t xml:space="preserve">-</w:t>
+      </w:r>
+      <w:r>
+        <w:rPr>
+          <w:rStyle w:val="AttributeTok"/>
+        </w:rPr>
+        <w:t xml:space="preserve"> </w:t>
+      </w:r>
+      <w:r>
+        <w:rPr>
+          <w:rStyle w:val="FunctionTok"/>
+        </w:rPr>
+        <w:t xml:space="preserve">value</w:t>
+      </w:r>
+      <w:r>
+        <w:rPr>
+          <w:rStyle w:val="KeywordTok"/>
+        </w:rPr>
+        <w:t xml:space="preserve">:</w:t>
+      </w:r>
+      <w:r>
+        <w:rPr>
+          <w:rStyle w:val="AttributeTok"/>
+        </w:rPr>
+        <w:t xml:space="preserve"> https://grosserrat.bs.ch/gremien/parteien-und-fraktionen</w:t>
+      </w:r>
+      <w:r>
+        <w:br/>
+      </w:r>
+      <w:r>
+        <w:rPr>
+          <w:rStyle w:val="AttributeTok"/>
+        </w:rPr>
+        <w:t xml:space="preserve">  </w:t>
+      </w:r>
+      <w:r>
+        <w:rPr>
+          <w:rStyle w:val="FunctionTok"/>
+        </w:rPr>
+        <w:t xml:space="preserve">language</w:t>
+      </w:r>
+      <w:r>
+        <w:rPr>
+          <w:rStyle w:val="KeywordTok"/>
+        </w:rPr>
+        <w:t xml:space="preserve">:</w:t>
+      </w:r>
+      <w:r>
+        <w:rPr>
+          <w:rStyle w:val="AttributeTok"/>
+        </w:rPr>
+        <w:t xml:space="preserve"> de</w:t>
+      </w:r>
+      <w:r>
+        <w:br/>
+      </w:r>
+      <w:r>
+        <w:rPr>
+          <w:rStyle w:val="FunctionTok"/>
+        </w:rPr>
         <w:t xml:space="preserve">group_type</w:t>
       </w:r>
       <w:r>
@@ -14561,7 +14636,7 @@
         <w:rPr>
           <w:rStyle w:val="AttributeTok"/>
         </w:rPr>
-        <w:t xml:space="preserve"> parliamentary_bureau</w:t>
+        <w:t xml:space="preserve"> parliamentary_group</w:t>
       </w:r>
       <w:r>
         <w:br/>
@@ -14588,7 +14663,7 @@
         <w:rPr>
           <w:rStyle w:val="AttributeTok"/>
         </w:rPr>
-        <w:t xml:space="preserve"> Ratsbüro</w:t>
+        <w:t xml:space="preserve"> Fraktion</w:t>
       </w:r>
       <w:r>
         <w:br/>
@@ -14613,13 +14688,13 @@
       </w:r>
     </w:p>
     <w:bookmarkEnd w:id="129"/>
-    <w:bookmarkStart w:id="130" w:name="X00170ec010657bb5373d9263b9099e3b66616f1"/>
+    <w:bookmarkStart w:id="130" w:name="beispiel-ratsbüro"/>
     <w:p>
       <w:pPr>
         <w:pStyle w:val="berschrift4"/>
       </w:pPr>
       <w:r>
-        <w:t xml:space="preserve">Beispiel: Zweisprachige Delegation in ein interkantonales Gremium</w:t>
+        <w:t xml:space="preserve">Beispiel: Ratsbüro</w:t>
       </w:r>
     </w:p>
     <w:p>
@@ -14648,7 +14723,7 @@
         <w:rPr>
           <w:rStyle w:val="DecValTok"/>
         </w:rPr>
-        <w:t xml:space="preserve">5000</w:t>
+        <w:t xml:space="preserve">50</w:t>
       </w:r>
       <w:r>
         <w:br/>
@@ -14669,7 +14744,7 @@
         <w:rPr>
           <w:rStyle w:val="AttributeTok"/>
         </w:rPr>
-        <w:t xml:space="preserve"> https://www.fr.ch/parlinfo/app/organizations/a1acb0c030d54b3baed840fe8bbed6b5</w:t>
+        <w:t xml:space="preserve"> https://grosserrat.bs.ch/gremien/praesidium-und-buero</w:t>
       </w:r>
       <w:r>
         <w:br/>
@@ -14717,7 +14792,7 @@
         <w:rPr>
           <w:rStyle w:val="AttributeTok"/>
         </w:rPr>
-        <w:t xml:space="preserve"> Freiburger Delegation IPK strafrechtliche Einschliessung</w:t>
+        <w:t xml:space="preserve"> Büro des Grossen Rates</w:t>
       </w:r>
       <w:r>
         <w:br/>
@@ -14751,21 +14826,9 @@
       </w:r>
       <w:r>
         <w:rPr>
-          <w:rStyle w:val="KeywordTok"/>
-        </w:rPr>
-        <w:t xml:space="preserve">-</w:t>
-      </w:r>
-      <w:r>
-        <w:rPr>
-          <w:rStyle w:val="AttributeTok"/>
-        </w:rPr>
-        <w:t xml:space="preserve"> </w:t>
-      </w:r>
-      <w:r>
-        <w:rPr>
           <w:rStyle w:val="FunctionTok"/>
         </w:rPr>
-        <w:t xml:space="preserve">value</w:t>
+        <w:t xml:space="preserve">group_type</w:t>
       </w:r>
       <w:r>
         <w:rPr>
@@ -14774,12 +14837,6 @@
         <w:t xml:space="preserve">:</w:t>
       </w:r>
       <w:r>
-        <w:rPr>
-          <w:rStyle w:val="AttributeTok"/>
-        </w:rPr>
-        <w:t xml:space="preserve"> Délégation FR à la CIP détention pénale</w:t>
-      </w:r>
-      <w:r>
         <w:br/>
       </w:r>
       <w:r>
@@ -14792,7 +14849,7 @@
         <w:rPr>
           <w:rStyle w:val="FunctionTok"/>
         </w:rPr>
-        <w:t xml:space="preserve">language</w:t>
+        <w:t xml:space="preserve">group_type_enum</w:t>
       </w:r>
       <w:r>
         <w:rPr>
@@ -14804,16 +14861,22 @@
         <w:rPr>
           <w:rStyle w:val="AttributeTok"/>
         </w:rPr>
-        <w:t xml:space="preserve"> fr</w:t>
+        <w:t xml:space="preserve"> parliamentary_bureau</w:t>
       </w:r>
       <w:r>
         <w:br/>
       </w:r>
       <w:r>
         <w:rPr>
+          <w:rStyle w:val="AttributeTok"/>
+        </w:rPr>
+        <w:t xml:space="preserve">  </w:t>
+      </w:r>
+      <w:r>
+        <w:rPr>
           <w:rStyle w:val="FunctionTok"/>
         </w:rPr>
-        <w:t xml:space="preserve">abbreviation</w:t>
+        <w:t xml:space="preserve">label</w:t>
       </w:r>
       <w:r>
         <w:rPr>
@@ -14822,25 +14885,19 @@
         <w:t xml:space="preserve">:</w:t>
       </w:r>
       <w:r>
+        <w:rPr>
+          <w:rStyle w:val="AttributeTok"/>
+        </w:rPr>
+        <w:t xml:space="preserve"> Ratsbüro</w:t>
+      </w:r>
+      <w:r>
         <w:br/>
       </w:r>
       <w:r>
         <w:rPr>
-          <w:rStyle w:val="KeywordTok"/>
-        </w:rPr>
-        <w:t xml:space="preserve">-</w:t>
-      </w:r>
-      <w:r>
-        <w:rPr>
-          <w:rStyle w:val="AttributeTok"/>
-        </w:rPr>
-        <w:t xml:space="preserve"> </w:t>
-      </w:r>
-      <w:r>
-        <w:rPr>
           <w:rStyle w:val="FunctionTok"/>
         </w:rPr>
-        <w:t xml:space="preserve">value</w:t>
+        <w:t xml:space="preserve">spatial</w:t>
       </w:r>
       <w:r>
         <w:rPr>
@@ -14852,509 +14909,17 @@
         <w:rPr>
           <w:rStyle w:val="AttributeTok"/>
         </w:rPr>
-        <w:t xml:space="preserve"> Del-StRFE</w:t>
-      </w:r>
-      <w:r>
-        <w:br/>
-      </w:r>
-      <w:r>
-        <w:rPr>
-          <w:rStyle w:val="AttributeTok"/>
-        </w:rPr>
-        <w:t xml:space="preserve">  </w:t>
-      </w:r>
-      <w:r>
-        <w:rPr>
-          <w:rStyle w:val="FunctionTok"/>
-        </w:rPr>
-        <w:t xml:space="preserve">language</w:t>
-      </w:r>
-      <w:r>
-        <w:rPr>
-          <w:rStyle w:val="KeywordTok"/>
-        </w:rPr>
-        <w:t xml:space="preserve">:</w:t>
-      </w:r>
-      <w:r>
-        <w:rPr>
-          <w:rStyle w:val="AttributeTok"/>
-        </w:rPr>
-        <w:t xml:space="preserve"> de</w:t>
-      </w:r>
-      <w:r>
-        <w:br/>
-      </w:r>
-      <w:r>
-        <w:rPr>
-          <w:rStyle w:val="KeywordTok"/>
-        </w:rPr>
-        <w:t xml:space="preserve">-</w:t>
-      </w:r>
-      <w:r>
-        <w:rPr>
-          <w:rStyle w:val="AttributeTok"/>
-        </w:rPr>
-        <w:t xml:space="preserve"> </w:t>
-      </w:r>
-      <w:r>
-        <w:rPr>
-          <w:rStyle w:val="FunctionTok"/>
-        </w:rPr>
-        <w:t xml:space="preserve">value</w:t>
-      </w:r>
-      <w:r>
-        <w:rPr>
-          <w:rStyle w:val="KeywordTok"/>
-        </w:rPr>
-        <w:t xml:space="preserve">:</w:t>
-      </w:r>
-      <w:r>
-        <w:rPr>
-          <w:rStyle w:val="AttributeTok"/>
-        </w:rPr>
-        <w:t xml:space="preserve"> Del-DetPen</w:t>
-      </w:r>
-      <w:r>
-        <w:br/>
-      </w:r>
-      <w:r>
-        <w:rPr>
-          <w:rStyle w:val="AttributeTok"/>
-        </w:rPr>
-        <w:t xml:space="preserve">  </w:t>
-      </w:r>
-      <w:r>
-        <w:rPr>
-          <w:rStyle w:val="FunctionTok"/>
-        </w:rPr>
-        <w:t xml:space="preserve">language</w:t>
-      </w:r>
-      <w:r>
-        <w:rPr>
-          <w:rStyle w:val="KeywordTok"/>
-        </w:rPr>
-        <w:t xml:space="preserve">:</w:t>
-      </w:r>
-      <w:r>
-        <w:rPr>
-          <w:rStyle w:val="AttributeTok"/>
-        </w:rPr>
-        <w:t xml:space="preserve"> fr</w:t>
-      </w:r>
-      <w:r>
-        <w:br/>
-      </w:r>
-      <w:r>
-        <w:rPr>
-          <w:rStyle w:val="FunctionTok"/>
-        </w:rPr>
-        <w:t xml:space="preserve">description</w:t>
-      </w:r>
-      <w:r>
-        <w:rPr>
-          <w:rStyle w:val="KeywordTok"/>
-        </w:rPr>
-        <w:t xml:space="preserve">:</w:t>
-      </w:r>
-      <w:r>
-        <w:br/>
-      </w:r>
-      <w:r>
-        <w:rPr>
-          <w:rStyle w:val="KeywordTok"/>
-        </w:rPr>
-        <w:t xml:space="preserve">-</w:t>
-      </w:r>
-      <w:r>
-        <w:rPr>
-          <w:rStyle w:val="AttributeTok"/>
-        </w:rPr>
-        <w:t xml:space="preserve"> </w:t>
-      </w:r>
-      <w:r>
-        <w:rPr>
-          <w:rStyle w:val="FunctionTok"/>
-        </w:rPr>
-        <w:t xml:space="preserve">value</w:t>
-      </w:r>
-      <w:r>
-        <w:rPr>
-          <w:rStyle w:val="KeywordTok"/>
-        </w:rPr>
-        <w:t xml:space="preserve">:</w:t>
-      </w:r>
-      <w:r>
-        <w:rPr>
-          <w:rStyle w:val="AttributeTok"/>
-        </w:rPr>
-        <w:t xml:space="preserve"> Die Interparlamentarische Aufsichtskommission strafrechtliche Einschliessung besteht aus 18 Grossrätinnen</w:t>
-      </w:r>
-      <w:r>
-        <w:br/>
-      </w:r>
-      <w:r>
-        <w:rPr>
-          <w:rStyle w:val="AttributeTok"/>
-        </w:rPr>
-        <w:t xml:space="preserve">    und Grossräten aus den sechs Vertragskantonen Freiburg, Genf, Jura, Neuenburg, Waadt und Wallis.</w:t>
-      </w:r>
-      <w:r>
-        <w:br/>
-      </w:r>
-      <w:r>
-        <w:rPr>
-          <w:rStyle w:val="AttributeTok"/>
-        </w:rPr>
-        <w:t xml:space="preserve">  </w:t>
-      </w:r>
-      <w:r>
-        <w:rPr>
-          <w:rStyle w:val="FunctionTok"/>
-        </w:rPr>
-        <w:t xml:space="preserve">language</w:t>
-      </w:r>
-      <w:r>
-        <w:rPr>
-          <w:rStyle w:val="KeywordTok"/>
-        </w:rPr>
-        <w:t xml:space="preserve">:</w:t>
-      </w:r>
-      <w:r>
-        <w:rPr>
-          <w:rStyle w:val="AttributeTok"/>
-        </w:rPr>
-        <w:t xml:space="preserve"> de</w:t>
-      </w:r>
-      <w:r>
-        <w:br/>
-      </w:r>
-      <w:r>
-        <w:rPr>
-          <w:rStyle w:val="KeywordTok"/>
-        </w:rPr>
-        <w:t xml:space="preserve">-</w:t>
-      </w:r>
-      <w:r>
-        <w:rPr>
-          <w:rStyle w:val="AttributeTok"/>
-        </w:rPr>
-        <w:t xml:space="preserve"> </w:t>
-      </w:r>
-      <w:r>
-        <w:rPr>
-          <w:rStyle w:val="FunctionTok"/>
-        </w:rPr>
-        <w:t xml:space="preserve">value</w:t>
-      </w:r>
-      <w:r>
-        <w:rPr>
-          <w:rStyle w:val="KeywordTok"/>
-        </w:rPr>
-        <w:t xml:space="preserve">:</w:t>
-      </w:r>
-      <w:r>
-        <w:rPr>
-          <w:rStyle w:val="AttributeTok"/>
-        </w:rPr>
-        <w:t xml:space="preserve"> </w:t>
-      </w:r>
-      <w:r>
-        <w:rPr>
-          <w:rStyle w:val="StringTok"/>
-        </w:rPr>
-        <w:t xml:space="preserve">'La Commission interparlementaire de contrôle détention pénale est composée de 18 députés issus</w:t>
-      </w:r>
-      <w:r>
-        <w:br/>
-      </w:r>
-      <w:r>
-        <w:rPr>
-          <w:rStyle w:val="StringTok"/>
-        </w:rPr>
-        <w:t xml:space="preserve">    des six cantons partenaires : Fribourg, Genève, Jura, Neuchâtel, Vaud et Valais.'</w:t>
-      </w:r>
-      <w:r>
-        <w:br/>
-      </w:r>
-      <w:r>
-        <w:rPr>
-          <w:rStyle w:val="AttributeTok"/>
-        </w:rPr>
-        <w:t xml:space="preserve">  </w:t>
-      </w:r>
-      <w:r>
-        <w:rPr>
-          <w:rStyle w:val="FunctionTok"/>
-        </w:rPr>
-        <w:t xml:space="preserve">language</w:t>
-      </w:r>
-      <w:r>
-        <w:rPr>
-          <w:rStyle w:val="KeywordTok"/>
-        </w:rPr>
-        <w:t xml:space="preserve">:</w:t>
-      </w:r>
-      <w:r>
-        <w:rPr>
-          <w:rStyle w:val="AttributeTok"/>
-        </w:rPr>
-        <w:t xml:space="preserve"> fr</w:t>
-      </w:r>
-      <w:r>
-        <w:br/>
-      </w:r>
-      <w:r>
-        <w:rPr>
-          <w:rStyle w:val="FunctionTok"/>
-        </w:rPr>
-        <w:t xml:space="preserve">landing_page</w:t>
-      </w:r>
-      <w:r>
-        <w:rPr>
-          <w:rStyle w:val="KeywordTok"/>
-        </w:rPr>
-        <w:t xml:space="preserve">:</w:t>
-      </w:r>
-      <w:r>
-        <w:br/>
-      </w:r>
-      <w:r>
-        <w:rPr>
-          <w:rStyle w:val="KeywordTok"/>
-        </w:rPr>
-        <w:t xml:space="preserve">-</w:t>
-      </w:r>
-      <w:r>
-        <w:rPr>
-          <w:rStyle w:val="AttributeTok"/>
-        </w:rPr>
-        <w:t xml:space="preserve"> </w:t>
-      </w:r>
-      <w:r>
-        <w:rPr>
-          <w:rStyle w:val="FunctionTok"/>
-        </w:rPr>
-        <w:t xml:space="preserve">value</w:t>
-      </w:r>
-      <w:r>
-        <w:rPr>
-          <w:rStyle w:val="KeywordTok"/>
-        </w:rPr>
-        <w:t xml:space="preserve">:</w:t>
-      </w:r>
-      <w:r>
-        <w:rPr>
-          <w:rStyle w:val="AttributeTok"/>
-        </w:rPr>
-        <w:t xml:space="preserve"> https://www.fr.ch/de/parlinfo/app/organizations/a1acb0c030d54b3baed840fe8bbed6b5</w:t>
-      </w:r>
-      <w:r>
-        <w:br/>
-      </w:r>
-      <w:r>
-        <w:rPr>
-          <w:rStyle w:val="AttributeTok"/>
-        </w:rPr>
-        <w:t xml:space="preserve">  </w:t>
-      </w:r>
-      <w:r>
-        <w:rPr>
-          <w:rStyle w:val="FunctionTok"/>
-        </w:rPr>
-        <w:t xml:space="preserve">language</w:t>
-      </w:r>
-      <w:r>
-        <w:rPr>
-          <w:rStyle w:val="KeywordTok"/>
-        </w:rPr>
-        <w:t xml:space="preserve">:</w:t>
-      </w:r>
-      <w:r>
-        <w:rPr>
-          <w:rStyle w:val="AttributeTok"/>
-        </w:rPr>
-        <w:t xml:space="preserve"> de</w:t>
-      </w:r>
-      <w:r>
-        <w:br/>
-      </w:r>
-      <w:r>
-        <w:rPr>
-          <w:rStyle w:val="KeywordTok"/>
-        </w:rPr>
-        <w:t xml:space="preserve">-</w:t>
-      </w:r>
-      <w:r>
-        <w:rPr>
-          <w:rStyle w:val="AttributeTok"/>
-        </w:rPr>
-        <w:t xml:space="preserve"> </w:t>
-      </w:r>
-      <w:r>
-        <w:rPr>
-          <w:rStyle w:val="FunctionTok"/>
-        </w:rPr>
-        <w:t xml:space="preserve">value</w:t>
-      </w:r>
-      <w:r>
-        <w:rPr>
-          <w:rStyle w:val="KeywordTok"/>
-        </w:rPr>
-        <w:t xml:space="preserve">:</w:t>
-      </w:r>
-      <w:r>
-        <w:rPr>
-          <w:rStyle w:val="AttributeTok"/>
-        </w:rPr>
-        <w:t xml:space="preserve"> https://www.fr.ch/parlinfo/app/organizations/a1acb0c030d54b3baed840fe8bbed6b5</w:t>
-      </w:r>
-      <w:r>
-        <w:br/>
-      </w:r>
-      <w:r>
-        <w:rPr>
-          <w:rStyle w:val="AttributeTok"/>
-        </w:rPr>
-        <w:t xml:space="preserve">  </w:t>
-      </w:r>
-      <w:r>
-        <w:rPr>
-          <w:rStyle w:val="FunctionTok"/>
-        </w:rPr>
-        <w:t xml:space="preserve">language</w:t>
-      </w:r>
-      <w:r>
-        <w:rPr>
-          <w:rStyle w:val="KeywordTok"/>
-        </w:rPr>
-        <w:t xml:space="preserve">:</w:t>
-      </w:r>
-      <w:r>
-        <w:rPr>
-          <w:rStyle w:val="AttributeTok"/>
-        </w:rPr>
-        <w:t xml:space="preserve"> fr</w:t>
-      </w:r>
-      <w:r>
-        <w:br/>
-      </w:r>
-      <w:r>
-        <w:rPr>
-          <w:rStyle w:val="FunctionTok"/>
-        </w:rPr>
-        <w:t xml:space="preserve">group_type</w:t>
-      </w:r>
-      <w:r>
-        <w:rPr>
-          <w:rStyle w:val="KeywordTok"/>
-        </w:rPr>
-        <w:t xml:space="preserve">:</w:t>
-      </w:r>
-      <w:r>
-        <w:br/>
-      </w:r>
-      <w:r>
-        <w:rPr>
-          <w:rStyle w:val="AttributeTok"/>
-        </w:rPr>
-        <w:t xml:space="preserve">  </w:t>
-      </w:r>
-      <w:r>
-        <w:rPr>
-          <w:rStyle w:val="FunctionTok"/>
-        </w:rPr>
-        <w:t xml:space="preserve">group_type_enum</w:t>
-      </w:r>
-      <w:r>
-        <w:rPr>
-          <w:rStyle w:val="KeywordTok"/>
-        </w:rPr>
-        <w:t xml:space="preserve">:</w:t>
-      </w:r>
-      <w:r>
-        <w:rPr>
-          <w:rStyle w:val="AttributeTok"/>
-        </w:rPr>
-        <w:t xml:space="preserve"> delegation</w:t>
-      </w:r>
-      <w:r>
-        <w:br/>
-      </w:r>
-      <w:r>
-        <w:rPr>
-          <w:rStyle w:val="AttributeTok"/>
-        </w:rPr>
-        <w:t xml:space="preserve">  </w:t>
-      </w:r>
-      <w:r>
-        <w:rPr>
-          <w:rStyle w:val="FunctionTok"/>
-        </w:rPr>
-        <w:t xml:space="preserve">label</w:t>
-      </w:r>
-      <w:r>
-        <w:rPr>
-          <w:rStyle w:val="KeywordTok"/>
-        </w:rPr>
-        <w:t xml:space="preserve">:</w:t>
-      </w:r>
-      <w:r>
-        <w:rPr>
-          <w:rStyle w:val="AttributeTok"/>
-        </w:rPr>
-        <w:t xml:space="preserve"> Delegation</w:t>
-      </w:r>
-      <w:r>
-        <w:br/>
-      </w:r>
-      <w:r>
-        <w:rPr>
-          <w:rStyle w:val="FunctionTok"/>
-        </w:rPr>
-        <w:t xml:space="preserve">spatial</w:t>
-      </w:r>
-      <w:r>
-        <w:rPr>
-          <w:rStyle w:val="KeywordTok"/>
-        </w:rPr>
-        <w:t xml:space="preserve">:</w:t>
-      </w:r>
-      <w:r>
-        <w:rPr>
-          <w:rStyle w:val="AttributeTok"/>
-        </w:rPr>
-        <w:t xml:space="preserve"> https://ld.admin.ch/canton/10</w:t>
-      </w:r>
-      <w:r>
-        <w:br/>
-      </w:r>
-      <w:r>
-        <w:rPr>
-          <w:rStyle w:val="FunctionTok"/>
-        </w:rPr>
-        <w:t xml:space="preserve">valid_from</w:t>
-      </w:r>
-      <w:r>
-        <w:rPr>
-          <w:rStyle w:val="KeywordTok"/>
-        </w:rPr>
-        <w:t xml:space="preserve">:</w:t>
-      </w:r>
-      <w:r>
-        <w:rPr>
-          <w:rStyle w:val="AttributeTok"/>
-        </w:rPr>
-        <w:t xml:space="preserve"> 2007-12-12</w:t>
+        <w:t xml:space="preserve"> https://ld.admin.ch/canton/12</w:t>
       </w:r>
     </w:p>
     <w:bookmarkEnd w:id="130"/>
-    <w:bookmarkStart w:id="131" w:name="X0cfe28533e2cac056aaec82260e1d8e7809d648"/>
+    <w:bookmarkStart w:id="131" w:name="X00170ec010657bb5373d9263b9099e3b66616f1"/>
     <w:p>
       <w:pPr>
         <w:pStyle w:val="berschrift4"/>
       </w:pPr>
       <w:r>
-        <w:t xml:space="preserve">Beispiel: Fraktion eines Kantonsparlaments</w:t>
+        <w:t xml:space="preserve">Beispiel: Zweisprachige Delegation in ein interkantonales Gremium</w:t>
       </w:r>
     </w:p>
     <w:p>
@@ -15383,7 +14948,7 @@
         <w:rPr>
           <w:rStyle w:val="DecValTok"/>
         </w:rPr>
-        <w:t xml:space="preserve">20</w:t>
+        <w:t xml:space="preserve">5000</w:t>
       </w:r>
       <w:r>
         <w:br/>
@@ -15404,7 +14969,7 @@
         <w:rPr>
           <w:rStyle w:val="AttributeTok"/>
         </w:rPr>
-        <w:t xml:space="preserve"> https://api.openparldata.ch/v1/groups/20</w:t>
+        <w:t xml:space="preserve"> https://www.fr.ch/parlinfo/app/organizations/a1acb0c030d54b3baed840fe8bbed6b5</w:t>
       </w:r>
       <w:r>
         <w:br/>
@@ -15452,7 +15017,7 @@
         <w:rPr>
           <w:rStyle w:val="AttributeTok"/>
         </w:rPr>
-        <w:t xml:space="preserve"> Evangelische Volkspartei</w:t>
+        <w:t xml:space="preserve"> Freiburger Delegation IPK strafrechtliche Einschliessung</w:t>
       </w:r>
       <w:r>
         <w:br/>
@@ -15486,8 +15051,362 @@
       </w:r>
       <w:r>
         <w:rPr>
+          <w:rStyle w:val="KeywordTok"/>
+        </w:rPr>
+        <w:t xml:space="preserve">-</w:t>
+      </w:r>
+      <w:r>
+        <w:rPr>
+          <w:rStyle w:val="AttributeTok"/>
+        </w:rPr>
+        <w:t xml:space="preserve"> </w:t>
+      </w:r>
+      <w:r>
+        <w:rPr>
           <w:rStyle w:val="FunctionTok"/>
         </w:rPr>
+        <w:t xml:space="preserve">value</w:t>
+      </w:r>
+      <w:r>
+        <w:rPr>
+          <w:rStyle w:val="KeywordTok"/>
+        </w:rPr>
+        <w:t xml:space="preserve">:</w:t>
+      </w:r>
+      <w:r>
+        <w:rPr>
+          <w:rStyle w:val="AttributeTok"/>
+        </w:rPr>
+        <w:t xml:space="preserve"> Délégation FR à la CIP détention pénale</w:t>
+      </w:r>
+      <w:r>
+        <w:br/>
+      </w:r>
+      <w:r>
+        <w:rPr>
+          <w:rStyle w:val="AttributeTok"/>
+        </w:rPr>
+        <w:t xml:space="preserve">  </w:t>
+      </w:r>
+      <w:r>
+        <w:rPr>
+          <w:rStyle w:val="FunctionTok"/>
+        </w:rPr>
+        <w:t xml:space="preserve">language</w:t>
+      </w:r>
+      <w:r>
+        <w:rPr>
+          <w:rStyle w:val="KeywordTok"/>
+        </w:rPr>
+        <w:t xml:space="preserve">:</w:t>
+      </w:r>
+      <w:r>
+        <w:rPr>
+          <w:rStyle w:val="AttributeTok"/>
+        </w:rPr>
+        <w:t xml:space="preserve"> fr</w:t>
+      </w:r>
+      <w:r>
+        <w:br/>
+      </w:r>
+      <w:r>
+        <w:rPr>
+          <w:rStyle w:val="FunctionTok"/>
+        </w:rPr>
+        <w:t xml:space="preserve">abbreviation</w:t>
+      </w:r>
+      <w:r>
+        <w:rPr>
+          <w:rStyle w:val="KeywordTok"/>
+        </w:rPr>
+        <w:t xml:space="preserve">:</w:t>
+      </w:r>
+      <w:r>
+        <w:br/>
+      </w:r>
+      <w:r>
+        <w:rPr>
+          <w:rStyle w:val="KeywordTok"/>
+        </w:rPr>
+        <w:t xml:space="preserve">-</w:t>
+      </w:r>
+      <w:r>
+        <w:rPr>
+          <w:rStyle w:val="AttributeTok"/>
+        </w:rPr>
+        <w:t xml:space="preserve"> </w:t>
+      </w:r>
+      <w:r>
+        <w:rPr>
+          <w:rStyle w:val="FunctionTok"/>
+        </w:rPr>
+        <w:t xml:space="preserve">value</w:t>
+      </w:r>
+      <w:r>
+        <w:rPr>
+          <w:rStyle w:val="KeywordTok"/>
+        </w:rPr>
+        <w:t xml:space="preserve">:</w:t>
+      </w:r>
+      <w:r>
+        <w:rPr>
+          <w:rStyle w:val="AttributeTok"/>
+        </w:rPr>
+        <w:t xml:space="preserve"> Del-StRFE</w:t>
+      </w:r>
+      <w:r>
+        <w:br/>
+      </w:r>
+      <w:r>
+        <w:rPr>
+          <w:rStyle w:val="AttributeTok"/>
+        </w:rPr>
+        <w:t xml:space="preserve">  </w:t>
+      </w:r>
+      <w:r>
+        <w:rPr>
+          <w:rStyle w:val="FunctionTok"/>
+        </w:rPr>
+        <w:t xml:space="preserve">language</w:t>
+      </w:r>
+      <w:r>
+        <w:rPr>
+          <w:rStyle w:val="KeywordTok"/>
+        </w:rPr>
+        <w:t xml:space="preserve">:</w:t>
+      </w:r>
+      <w:r>
+        <w:rPr>
+          <w:rStyle w:val="AttributeTok"/>
+        </w:rPr>
+        <w:t xml:space="preserve"> de</w:t>
+      </w:r>
+      <w:r>
+        <w:br/>
+      </w:r>
+      <w:r>
+        <w:rPr>
+          <w:rStyle w:val="KeywordTok"/>
+        </w:rPr>
+        <w:t xml:space="preserve">-</w:t>
+      </w:r>
+      <w:r>
+        <w:rPr>
+          <w:rStyle w:val="AttributeTok"/>
+        </w:rPr>
+        <w:t xml:space="preserve"> </w:t>
+      </w:r>
+      <w:r>
+        <w:rPr>
+          <w:rStyle w:val="FunctionTok"/>
+        </w:rPr>
+        <w:t xml:space="preserve">value</w:t>
+      </w:r>
+      <w:r>
+        <w:rPr>
+          <w:rStyle w:val="KeywordTok"/>
+        </w:rPr>
+        <w:t xml:space="preserve">:</w:t>
+      </w:r>
+      <w:r>
+        <w:rPr>
+          <w:rStyle w:val="AttributeTok"/>
+        </w:rPr>
+        <w:t xml:space="preserve"> Del-DetPen</w:t>
+      </w:r>
+      <w:r>
+        <w:br/>
+      </w:r>
+      <w:r>
+        <w:rPr>
+          <w:rStyle w:val="AttributeTok"/>
+        </w:rPr>
+        <w:t xml:space="preserve">  </w:t>
+      </w:r>
+      <w:r>
+        <w:rPr>
+          <w:rStyle w:val="FunctionTok"/>
+        </w:rPr>
+        <w:t xml:space="preserve">language</w:t>
+      </w:r>
+      <w:r>
+        <w:rPr>
+          <w:rStyle w:val="KeywordTok"/>
+        </w:rPr>
+        <w:t xml:space="preserve">:</w:t>
+      </w:r>
+      <w:r>
+        <w:rPr>
+          <w:rStyle w:val="AttributeTok"/>
+        </w:rPr>
+        <w:t xml:space="preserve"> fr</w:t>
+      </w:r>
+      <w:r>
+        <w:br/>
+      </w:r>
+      <w:r>
+        <w:rPr>
+          <w:rStyle w:val="FunctionTok"/>
+        </w:rPr>
+        <w:t xml:space="preserve">description</w:t>
+      </w:r>
+      <w:r>
+        <w:rPr>
+          <w:rStyle w:val="KeywordTok"/>
+        </w:rPr>
+        <w:t xml:space="preserve">:</w:t>
+      </w:r>
+      <w:r>
+        <w:br/>
+      </w:r>
+      <w:r>
+        <w:rPr>
+          <w:rStyle w:val="KeywordTok"/>
+        </w:rPr>
+        <w:t xml:space="preserve">-</w:t>
+      </w:r>
+      <w:r>
+        <w:rPr>
+          <w:rStyle w:val="AttributeTok"/>
+        </w:rPr>
+        <w:t xml:space="preserve"> </w:t>
+      </w:r>
+      <w:r>
+        <w:rPr>
+          <w:rStyle w:val="FunctionTok"/>
+        </w:rPr>
+        <w:t xml:space="preserve">value</w:t>
+      </w:r>
+      <w:r>
+        <w:rPr>
+          <w:rStyle w:val="KeywordTok"/>
+        </w:rPr>
+        <w:t xml:space="preserve">:</w:t>
+      </w:r>
+      <w:r>
+        <w:rPr>
+          <w:rStyle w:val="AttributeTok"/>
+        </w:rPr>
+        <w:t xml:space="preserve"> Die Interparlamentarische Aufsichtskommission strafrechtliche Einschliessung besteht aus 18 Grossrätinnen</w:t>
+      </w:r>
+      <w:r>
+        <w:br/>
+      </w:r>
+      <w:r>
+        <w:rPr>
+          <w:rStyle w:val="AttributeTok"/>
+        </w:rPr>
+        <w:t xml:space="preserve">    und Grossräten aus den sechs Vertragskantonen Freiburg, Genf, Jura, Neuenburg, Waadt und Wallis.</w:t>
+      </w:r>
+      <w:r>
+        <w:br/>
+      </w:r>
+      <w:r>
+        <w:rPr>
+          <w:rStyle w:val="AttributeTok"/>
+        </w:rPr>
+        <w:t xml:space="preserve">  </w:t>
+      </w:r>
+      <w:r>
+        <w:rPr>
+          <w:rStyle w:val="FunctionTok"/>
+        </w:rPr>
+        <w:t xml:space="preserve">language</w:t>
+      </w:r>
+      <w:r>
+        <w:rPr>
+          <w:rStyle w:val="KeywordTok"/>
+        </w:rPr>
+        <w:t xml:space="preserve">:</w:t>
+      </w:r>
+      <w:r>
+        <w:rPr>
+          <w:rStyle w:val="AttributeTok"/>
+        </w:rPr>
+        <w:t xml:space="preserve"> de</w:t>
+      </w:r>
+      <w:r>
+        <w:br/>
+      </w:r>
+      <w:r>
+        <w:rPr>
+          <w:rStyle w:val="KeywordTok"/>
+        </w:rPr>
+        <w:t xml:space="preserve">-</w:t>
+      </w:r>
+      <w:r>
+        <w:rPr>
+          <w:rStyle w:val="AttributeTok"/>
+        </w:rPr>
+        <w:t xml:space="preserve"> </w:t>
+      </w:r>
+      <w:r>
+        <w:rPr>
+          <w:rStyle w:val="FunctionTok"/>
+        </w:rPr>
+        <w:t xml:space="preserve">value</w:t>
+      </w:r>
+      <w:r>
+        <w:rPr>
+          <w:rStyle w:val="KeywordTok"/>
+        </w:rPr>
+        <w:t xml:space="preserve">:</w:t>
+      </w:r>
+      <w:r>
+        <w:rPr>
+          <w:rStyle w:val="AttributeTok"/>
+        </w:rPr>
+        <w:t xml:space="preserve"> </w:t>
+      </w:r>
+      <w:r>
+        <w:rPr>
+          <w:rStyle w:val="StringTok"/>
+        </w:rPr>
+        <w:t xml:space="preserve">'La Commission interparlementaire de contrôle détention pénale est composée de 18 députés issus</w:t>
+      </w:r>
+      <w:r>
+        <w:br/>
+      </w:r>
+      <w:r>
+        <w:rPr>
+          <w:rStyle w:val="StringTok"/>
+        </w:rPr>
+        <w:t xml:space="preserve">    des six cantons partenaires : Fribourg, Genève, Jura, Neuchâtel, Vaud et Valais.'</w:t>
+      </w:r>
+      <w:r>
+        <w:br/>
+      </w:r>
+      <w:r>
+        <w:rPr>
+          <w:rStyle w:val="AttributeTok"/>
+        </w:rPr>
+        <w:t xml:space="preserve">  </w:t>
+      </w:r>
+      <w:r>
+        <w:rPr>
+          <w:rStyle w:val="FunctionTok"/>
+        </w:rPr>
+        <w:t xml:space="preserve">language</w:t>
+      </w:r>
+      <w:r>
+        <w:rPr>
+          <w:rStyle w:val="KeywordTok"/>
+        </w:rPr>
+        <w:t xml:space="preserve">:</w:t>
+      </w:r>
+      <w:r>
+        <w:rPr>
+          <w:rStyle w:val="AttributeTok"/>
+        </w:rPr>
+        <w:t xml:space="preserve"> fr</w:t>
+      </w:r>
+      <w:r>
+        <w:br/>
+      </w:r>
+      <w:r>
+        <w:rPr>
+          <w:rStyle w:val="FunctionTok"/>
+        </w:rPr>
         <w:t xml:space="preserve">landing_page</w:t>
       </w:r>
       <w:r>
@@ -15527,7 +15446,7 @@
         <w:rPr>
           <w:rStyle w:val="AttributeTok"/>
         </w:rPr>
-        <w:t xml:space="preserve"> https://grosserrat.bs.ch/gremien/parteien-und-fraktionen</w:t>
+        <w:t xml:space="preserve"> https://www.fr.ch/de/parlinfo/app/organizations/a1acb0c030d54b3baed840fe8bbed6b5</w:t>
       </w:r>
       <w:r>
         <w:br/>
@@ -15561,8 +15480,68 @@
       </w:r>
       <w:r>
         <w:rPr>
+          <w:rStyle w:val="KeywordTok"/>
+        </w:rPr>
+        <w:t xml:space="preserve">-</w:t>
+      </w:r>
+      <w:r>
+        <w:rPr>
+          <w:rStyle w:val="AttributeTok"/>
+        </w:rPr>
+        <w:t xml:space="preserve"> </w:t>
+      </w:r>
+      <w:r>
+        <w:rPr>
           <w:rStyle w:val="FunctionTok"/>
         </w:rPr>
+        <w:t xml:space="preserve">value</w:t>
+      </w:r>
+      <w:r>
+        <w:rPr>
+          <w:rStyle w:val="KeywordTok"/>
+        </w:rPr>
+        <w:t xml:space="preserve">:</w:t>
+      </w:r>
+      <w:r>
+        <w:rPr>
+          <w:rStyle w:val="AttributeTok"/>
+        </w:rPr>
+        <w:t xml:space="preserve"> https://www.fr.ch/parlinfo/app/organizations/a1acb0c030d54b3baed840fe8bbed6b5</w:t>
+      </w:r>
+      <w:r>
+        <w:br/>
+      </w:r>
+      <w:r>
+        <w:rPr>
+          <w:rStyle w:val="AttributeTok"/>
+        </w:rPr>
+        <w:t xml:space="preserve">  </w:t>
+      </w:r>
+      <w:r>
+        <w:rPr>
+          <w:rStyle w:val="FunctionTok"/>
+        </w:rPr>
+        <w:t xml:space="preserve">language</w:t>
+      </w:r>
+      <w:r>
+        <w:rPr>
+          <w:rStyle w:val="KeywordTok"/>
+        </w:rPr>
+        <w:t xml:space="preserve">:</w:t>
+      </w:r>
+      <w:r>
+        <w:rPr>
+          <w:rStyle w:val="AttributeTok"/>
+        </w:rPr>
+        <w:t xml:space="preserve"> fr</w:t>
+      </w:r>
+      <w:r>
+        <w:br/>
+      </w:r>
+      <w:r>
+        <w:rPr>
+          <w:rStyle w:val="FunctionTok"/>
+        </w:rPr>
         <w:t xml:space="preserve">group_type</w:t>
       </w:r>
       <w:r>
@@ -15596,7 +15575,7 @@
         <w:rPr>
           <w:rStyle w:val="AttributeTok"/>
         </w:rPr>
-        <w:t xml:space="preserve"> parliamentary_group</w:t>
+        <w:t xml:space="preserve"> delegation</w:t>
       </w:r>
       <w:r>
         <w:br/>
@@ -15623,7 +15602,7 @@
         <w:rPr>
           <w:rStyle w:val="AttributeTok"/>
         </w:rPr>
-        <w:t xml:space="preserve"> Fraktion</w:t>
+        <w:t xml:space="preserve"> Delegation</w:t>
       </w:r>
       <w:r>
         <w:br/>
@@ -15644,7 +15623,28 @@
         <w:rPr>
           <w:rStyle w:val="AttributeTok"/>
         </w:rPr>
-        <w:t xml:space="preserve"> https://ld.admin.ch/canton/12</w:t>
+        <w:t xml:space="preserve"> https://ld.admin.ch/canton/10</w:t>
+      </w:r>
+      <w:r>
+        <w:br/>
+      </w:r>
+      <w:r>
+        <w:rPr>
+          <w:rStyle w:val="FunctionTok"/>
+        </w:rPr>
+        <w:t xml:space="preserve">valid_from</w:t>
+      </w:r>
+      <w:r>
+        <w:rPr>
+          <w:rStyle w:val="KeywordTok"/>
+        </w:rPr>
+        <w:t xml:space="preserve">:</w:t>
+      </w:r>
+      <w:r>
+        <w:rPr>
+          <w:rStyle w:val="AttributeTok"/>
+        </w:rPr>
+        <w:t xml:space="preserve"> 2007-12-12</w:t>
       </w:r>
     </w:p>
     <w:bookmarkEnd w:id="131"/>
@@ -34149,6 +34149,10 @@
     <w:name w:val="page number"/>
     <w:basedOn w:val="Absatz-Standardschriftart"/>
     <w:rsid w:val="009B0C77"/>
+    <w:rPr>
+      <w:sz w:val="20"/>
+      <w:szCs w:val="20"/>
+    </w:rPr>
   </w:style>
   <w:style w:styleId="BesuchterLink" w:type="character">
     <w:name w:val="FollowedHyperlink"/>

--- a/ech-0294_actors/output/ech-0294_actors_de.docx
+++ b/ech-0294_actors/output/ech-0294_actors_de.docx
@@ -24559,6 +24559,27 @@
           <w:rStyle w:val="AttributeTok"/>
         </w:rPr>
         <w:t xml:space="preserve"> FONDATION SUISSE DE DEMINAGE (FSD), Genf</w:t>
+      </w:r>
+      <w:r>
+        <w:br/>
+      </w:r>
+      <w:r>
+        <w:rPr>
+          <w:rStyle w:val="FunctionTok"/>
+        </w:rPr>
+        <w:t xml:space="preserve">organization_uid</w:t>
+      </w:r>
+      <w:r>
+        <w:rPr>
+          <w:rStyle w:val="KeywordTok"/>
+        </w:rPr>
+        <w:t xml:space="preserve">:</w:t>
+      </w:r>
+      <w:r>
+        <w:rPr>
+          <w:rStyle w:val="AttributeTok"/>
+        </w:rPr>
+        <w:t xml:space="preserve"> CHE-109.810.537</w:t>
       </w:r>
       <w:r>
         <w:br/>

--- a/ech-0294_actors/output/ech-0294_actors_de.docx
+++ b/ech-0294_actors/output/ech-0294_actors_de.docx
@@ -16196,7 +16196,7 @@
         <w:rPr>
           <w:rStyle w:val="AttributeTok"/>
         </w:rPr>
-        <w:t xml:space="preserve"> committee</w:t>
+        <w:t xml:space="preserve"> committee_standing</w:t>
       </w:r>
       <w:r>
         <w:br/>
@@ -17928,7 +17928,7 @@
               <w:pStyle w:val="Compact"/>
             </w:pPr>
             <w:r>
-              <w:t xml:space="preserve">committee</w:t>
+              <w:t xml:space="preserve">committee_standing</w:t>
             </w:r>
           </w:p>
         </w:tc>
@@ -17966,23 +17966,23 @@
                 <w:rPr>
                   <w:rStyle w:val="Hyperlink"/>
                 </w:rPr>
-                <w:t xml:space="preserve">act:enum/group_type/committee</w:t>
-              </w:r>
-            </w:hyperlink>
-          </w:p>
-        </w:tc>
-      </w:tr>
-      <w:tr>
-        <w:tc>
-          <w:tcPr>
-            <w:shd w:val="clear" w:color="auto" w:fill="F2F2F2"/>
-          </w:tcPr>
-          <w:p>
-            <w:pPr>
-              <w:pStyle w:val="Compact"/>
-            </w:pPr>
-            <w:r>
-              <w:t xml:space="preserve">ad_hoc_committee</w:t>
+                <w:t xml:space="preserve">act:enum/group_type/committee_standing</w:t>
+              </w:r>
+            </w:hyperlink>
+          </w:p>
+        </w:tc>
+      </w:tr>
+      <w:tr>
+        <w:tc>
+          <w:tcPr>
+            <w:shd w:val="clear" w:color="auto" w:fill="F2F2F2"/>
+          </w:tcPr>
+          <w:p>
+            <w:pPr>
+              <w:pStyle w:val="Compact"/>
+            </w:pPr>
+            <w:r>
+              <w:t xml:space="preserve">committee_ad_hoc</w:t>
             </w:r>
           </w:p>
         </w:tc>
@@ -18020,7 +18020,7 @@
                 <w:rPr>
                   <w:rStyle w:val="Hyperlink"/>
                 </w:rPr>
-                <w:t xml:space="preserve">act:enum/group_type/ad_hoc_committee</w:t>
+                <w:t xml:space="preserve">act:enum/group_type/committee_ad_hoc</w:t>
               </w:r>
             </w:hyperlink>
           </w:p>
@@ -18360,7 +18360,7 @@
               <w:pStyle w:val="Compact"/>
             </w:pPr>
             <w:r>
-              <w:t xml:space="preserve">extraparliamentary_committee</w:t>
+              <w:t xml:space="preserve">committee_extraparliamentary</w:t>
             </w:r>
           </w:p>
         </w:tc>
@@ -18398,7 +18398,7 @@
                 <w:rPr>
                   <w:rStyle w:val="Hyperlink"/>
                 </w:rPr>
-                <w:t xml:space="preserve">act:enum/group_type/extraparliamentary_committee</w:t>
+                <w:t xml:space="preserve">act:enum/group_type/committee_extraparliamentary</w:t>
               </w:r>
             </w:hyperlink>
           </w:p>

--- a/ech-0294_actors/output/ech-0294_actors_de.docx
+++ b/ech-0294_actors/output/ech-0294_actors_de.docx
@@ -12671,7 +12671,7 @@
     </w:p>
     <w:bookmarkEnd w:id="125"/>
     <w:bookmarkEnd w:id="126"/>
-    <w:bookmarkStart w:id="166" w:name="gruppen-und-organe-groups"/>
+    <w:bookmarkStart w:id="168" w:name="gruppen-und-organe-groups"/>
     <w:p>
       <w:pPr>
         <w:pStyle w:val="berschrift1"/>
@@ -12858,7 +12858,7 @@
         <w:t xml:space="preserve">lassen sich z. B. nur während einer Legislatur bestehende Kommissionen oder Umbenennungen und Fusionen von Parteien abbilden.</w:t>
       </w:r>
     </w:p>
-    <w:bookmarkStart w:id="136" w:name="klasse-group"/>
+    <w:bookmarkStart w:id="138" w:name="klasse-group"/>
     <w:p>
       <w:pPr>
         <w:pStyle w:val="berschrift2"/>
@@ -13179,14 +13179,65 @@
               <w:pStyle w:val="Compact"/>
             </w:pPr>
             <w:r>
+              <w:t xml:space="preserve">organization_uid</w:t>
+            </w:r>
+          </w:p>
+        </w:tc>
+        <w:tc>
+          <w:tcPr>
+            <w:shd w:val="clear" w:color="auto" w:fill="F2F2F2"/>
+          </w:tcPr>
+          <w:p>
+            <w:pPr>
+              <w:pStyle w:val="Compact"/>
+            </w:pPr>
+            <w:r>
+              <w:t xml:space="preserve">0..1</w:t>
+            </w:r>
+            <w:r>
+              <w:t xml:space="preserve"> </w:t>
+            </w:r>
+            <w:r>
+              <w:t xml:space="preserve"> </w:t>
+            </w:r>
+            <w:hyperlink w:anchor="String">
+              <w:r>
+                <w:rPr>
+                  <w:rStyle w:val="Hyperlink"/>
+                </w:rPr>
+                <w:t xml:space="preserve">String</w:t>
+              </w:r>
+            </w:hyperlink>
+          </w:p>
+        </w:tc>
+        <w:tc>
+          <w:tcPr>
+            <w:shd w:val="clear" w:color="auto" w:fill="F2F2F2"/>
+          </w:tcPr>
+          <w:p>
+            <w:pPr>
+              <w:pStyle w:val="Compact"/>
+            </w:pPr>
+            <w:r>
+              <w:t xml:space="preserve">UID der Organisation (Format eCH-0097: CHE-XXX.XXX.XXX) aus dem eidgenössischen UID-Register (uid.admin.ch).</w:t>
+            </w:r>
+          </w:p>
+        </w:tc>
+      </w:tr>
+      <w:tr>
+        <w:tc>
+          <w:tcPr/>
+          <w:p>
+            <w:pPr>
+              <w:pStyle w:val="Compact"/>
+            </w:pPr>
+            <w:r>
               <w:t xml:space="preserve">landing_page</w:t>
             </w:r>
           </w:p>
         </w:tc>
         <w:tc>
-          <w:tcPr>
-            <w:shd w:val="clear" w:color="auto" w:fill="F2F2F2"/>
-          </w:tcPr>
+          <w:tcPr/>
           <w:p>
             <w:pPr>
               <w:pStyle w:val="Compact"/>
@@ -13211,9 +13262,7 @@
           </w:p>
         </w:tc>
         <w:tc>
-          <w:tcPr>
-            <w:shd w:val="clear" w:color="auto" w:fill="F2F2F2"/>
-          </w:tcPr>
+          <w:tcPr/>
           <w:p>
             <w:pPr>
               <w:pStyle w:val="Compact"/>
@@ -13226,7 +13275,9 @@
       </w:tr>
       <w:tr>
         <w:tc>
-          <w:tcPr/>
+          <w:tcPr>
+            <w:shd w:val="clear" w:color="auto" w:fill="F2F2F2"/>
+          </w:tcPr>
           <w:p>
             <w:pPr>
               <w:pStyle w:val="Compact"/>
@@ -13237,7 +13288,9 @@
           </w:p>
         </w:tc>
         <w:tc>
-          <w:tcPr/>
+          <w:tcPr>
+            <w:shd w:val="clear" w:color="auto" w:fill="F2F2F2"/>
+          </w:tcPr>
           <w:p>
             <w:pPr>
               <w:pStyle w:val="Compact"/>
@@ -13262,7 +13315,9 @@
           </w:p>
         </w:tc>
         <w:tc>
-          <w:tcPr/>
+          <w:tcPr>
+            <w:shd w:val="clear" w:color="auto" w:fill="F2F2F2"/>
+          </w:tcPr>
           <w:p>
             <w:pPr>
               <w:pStyle w:val="Compact"/>
@@ -13275,9 +13330,7 @@
       </w:tr>
       <w:tr>
         <w:tc>
-          <w:tcPr>
-            <w:shd w:val="clear" w:color="auto" w:fill="F2F2F2"/>
-          </w:tcPr>
+          <w:tcPr/>
           <w:p>
             <w:pPr>
               <w:pStyle w:val="Compact"/>
@@ -13288,9 +13341,7 @@
           </w:p>
         </w:tc>
         <w:tc>
-          <w:tcPr>
-            <w:shd w:val="clear" w:color="auto" w:fill="F2F2F2"/>
-          </w:tcPr>
+          <w:tcPr/>
           <w:p>
             <w:pPr>
               <w:pStyle w:val="Compact"/>
@@ -13315,9 +13366,7 @@
           </w:p>
         </w:tc>
         <w:tc>
-          <w:tcPr>
-            <w:shd w:val="clear" w:color="auto" w:fill="F2F2F2"/>
-          </w:tcPr>
+          <w:tcPr/>
           <w:p>
             <w:pPr>
               <w:pStyle w:val="Compact"/>
@@ -13330,7 +13379,9 @@
       </w:tr>
       <w:tr>
         <w:tc>
-          <w:tcPr/>
+          <w:tcPr>
+            <w:shd w:val="clear" w:color="auto" w:fill="F2F2F2"/>
+          </w:tcPr>
           <w:p>
             <w:pPr>
               <w:pStyle w:val="Compact"/>
@@ -13341,7 +13392,9 @@
           </w:p>
         </w:tc>
         <w:tc>
-          <w:tcPr/>
+          <w:tcPr>
+            <w:shd w:val="clear" w:color="auto" w:fill="F2F2F2"/>
+          </w:tcPr>
           <w:p>
             <w:pPr>
               <w:pStyle w:val="Compact"/>
@@ -13366,7 +13419,9 @@
           </w:p>
         </w:tc>
         <w:tc>
-          <w:tcPr/>
+          <w:tcPr>
+            <w:shd w:val="clear" w:color="auto" w:fill="F2F2F2"/>
+          </w:tcPr>
           <w:p>
             <w:pPr>
               <w:pStyle w:val="Compact"/>
@@ -13379,9 +13434,7 @@
       </w:tr>
       <w:tr>
         <w:tc>
-          <w:tcPr>
-            <w:shd w:val="clear" w:color="auto" w:fill="F2F2F2"/>
-          </w:tcPr>
+          <w:tcPr/>
           <w:p>
             <w:pPr>
               <w:pStyle w:val="Compact"/>
@@ -13392,9 +13445,7 @@
           </w:p>
         </w:tc>
         <w:tc>
-          <w:tcPr>
-            <w:shd w:val="clear" w:color="auto" w:fill="F2F2F2"/>
-          </w:tcPr>
+          <w:tcPr/>
           <w:p>
             <w:pPr>
               <w:pStyle w:val="Compact"/>
@@ -13419,9 +13470,7 @@
           </w:p>
         </w:tc>
         <w:tc>
-          <w:tcPr>
-            <w:shd w:val="clear" w:color="auto" w:fill="F2F2F2"/>
-          </w:tcPr>
+          <w:tcPr/>
           <w:p>
             <w:pPr>
               <w:pStyle w:val="Compact"/>
@@ -13434,7 +13483,9 @@
       </w:tr>
       <w:tr>
         <w:tc>
-          <w:tcPr/>
+          <w:tcPr>
+            <w:shd w:val="clear" w:color="auto" w:fill="F2F2F2"/>
+          </w:tcPr>
           <w:p>
             <w:pPr>
               <w:pStyle w:val="Compact"/>
@@ -13445,7 +13496,9 @@
           </w:p>
         </w:tc>
         <w:tc>
-          <w:tcPr/>
+          <w:tcPr>
+            <w:shd w:val="clear" w:color="auto" w:fill="F2F2F2"/>
+          </w:tcPr>
           <w:p>
             <w:pPr>
               <w:pStyle w:val="Compact"/>
@@ -13470,7 +13523,9 @@
           </w:p>
         </w:tc>
         <w:tc>
-          <w:tcPr/>
+          <w:tcPr>
+            <w:shd w:val="clear" w:color="auto" w:fill="F2F2F2"/>
+          </w:tcPr>
           <w:p>
             <w:pPr>
               <w:pStyle w:val="Compact"/>
@@ -13483,9 +13538,7 @@
       </w:tr>
       <w:tr>
         <w:tc>
-          <w:tcPr>
-            <w:shd w:val="clear" w:color="auto" w:fill="F2F2F2"/>
-          </w:tcPr>
+          <w:tcPr/>
           <w:p>
             <w:pPr>
               <w:pStyle w:val="Compact"/>
@@ -13496,9 +13549,7 @@
           </w:p>
         </w:tc>
         <w:tc>
-          <w:tcPr>
-            <w:shd w:val="clear" w:color="auto" w:fill="F2F2F2"/>
-          </w:tcPr>
+          <w:tcPr/>
           <w:p>
             <w:pPr>
               <w:pStyle w:val="Compact"/>
@@ -13523,9 +13574,7 @@
           </w:p>
         </w:tc>
         <w:tc>
-          <w:tcPr>
-            <w:shd w:val="clear" w:color="auto" w:fill="F2F2F2"/>
-          </w:tcPr>
+          <w:tcPr/>
           <w:p>
             <w:pPr>
               <w:pStyle w:val="Compact"/>
@@ -13547,7 +13596,9 @@
       </w:tr>
       <w:tr>
         <w:tc>
-          <w:tcPr/>
+          <w:tcPr>
+            <w:shd w:val="clear" w:color="auto" w:fill="F2F2F2"/>
+          </w:tcPr>
           <w:p>
             <w:pPr>
               <w:pStyle w:val="Compact"/>
@@ -13558,7 +13609,9 @@
           </w:p>
         </w:tc>
         <w:tc>
-          <w:tcPr/>
+          <w:tcPr>
+            <w:shd w:val="clear" w:color="auto" w:fill="F2F2F2"/>
+          </w:tcPr>
           <w:p>
             <w:pPr>
               <w:pStyle w:val="Compact"/>
@@ -13583,7 +13636,9 @@
           </w:p>
         </w:tc>
         <w:tc>
-          <w:tcPr/>
+          <w:tcPr>
+            <w:shd w:val="clear" w:color="auto" w:fill="F2F2F2"/>
+          </w:tcPr>
           <w:p>
             <w:pPr>
               <w:pStyle w:val="Compact"/>
@@ -13613,9 +13668,7 @@
       </w:tr>
       <w:tr>
         <w:tc>
-          <w:tcPr>
-            <w:shd w:val="clear" w:color="auto" w:fill="F2F2F2"/>
-          </w:tcPr>
+          <w:tcPr/>
           <w:p>
             <w:pPr>
               <w:pStyle w:val="Compact"/>
@@ -13626,9 +13679,7 @@
           </w:p>
         </w:tc>
         <w:tc>
-          <w:tcPr>
-            <w:shd w:val="clear" w:color="auto" w:fill="F2F2F2"/>
-          </w:tcPr>
+          <w:tcPr/>
           <w:p>
             <w:pPr>
               <w:pStyle w:val="Compact"/>
@@ -13653,9 +13704,7 @@
           </w:p>
         </w:tc>
         <w:tc>
-          <w:tcPr>
-            <w:shd w:val="clear" w:color="auto" w:fill="F2F2F2"/>
-          </w:tcPr>
+          <w:tcPr/>
           <w:p>
             <w:pPr>
               <w:pStyle w:val="Compact"/>
@@ -13685,7 +13734,9 @@
       </w:tr>
       <w:tr>
         <w:tc>
-          <w:tcPr/>
+          <w:tcPr>
+            <w:shd w:val="clear" w:color="auto" w:fill="F2F2F2"/>
+          </w:tcPr>
           <w:p>
             <w:pPr>
               <w:pStyle w:val="Compact"/>
@@ -13696,7 +13747,9 @@
           </w:p>
         </w:tc>
         <w:tc>
-          <w:tcPr/>
+          <w:tcPr>
+            <w:shd w:val="clear" w:color="auto" w:fill="F2F2F2"/>
+          </w:tcPr>
           <w:p>
             <w:pPr>
               <w:pStyle w:val="Compact"/>
@@ -13721,7 +13774,9 @@
           </w:p>
         </w:tc>
         <w:tc>
-          <w:tcPr/>
+          <w:tcPr>
+            <w:shd w:val="clear" w:color="auto" w:fill="F2F2F2"/>
+          </w:tcPr>
           <w:p>
             <w:pPr>
               <w:pStyle w:val="Compact"/>
@@ -13751,9 +13806,7 @@
       </w:tr>
       <w:tr>
         <w:tc>
-          <w:tcPr>
-            <w:shd w:val="clear" w:color="auto" w:fill="F2F2F2"/>
-          </w:tcPr>
+          <w:tcPr/>
           <w:p>
             <w:pPr>
               <w:pStyle w:val="Compact"/>
@@ -13764,9 +13817,7 @@
           </w:p>
         </w:tc>
         <w:tc>
-          <w:tcPr>
-            <w:shd w:val="clear" w:color="auto" w:fill="F2F2F2"/>
-          </w:tcPr>
+          <w:tcPr/>
           <w:p>
             <w:pPr>
               <w:pStyle w:val="Compact"/>
@@ -13791,9 +13842,7 @@
           </w:p>
         </w:tc>
         <w:tc>
-          <w:tcPr>
-            <w:shd w:val="clear" w:color="auto" w:fill="F2F2F2"/>
-          </w:tcPr>
+          <w:tcPr/>
           <w:p>
             <w:pPr>
               <w:pStyle w:val="Compact"/>
@@ -13823,7 +13872,9 @@
       </w:tr>
       <w:tr>
         <w:tc>
-          <w:tcPr/>
+          <w:tcPr>
+            <w:shd w:val="clear" w:color="auto" w:fill="F2F2F2"/>
+          </w:tcPr>
           <w:p>
             <w:pPr>
               <w:pStyle w:val="Compact"/>
@@ -13834,7 +13885,9 @@
           </w:p>
         </w:tc>
         <w:tc>
-          <w:tcPr/>
+          <w:tcPr>
+            <w:shd w:val="clear" w:color="auto" w:fill="F2F2F2"/>
+          </w:tcPr>
           <w:p>
             <w:pPr>
               <w:pStyle w:val="Compact"/>
@@ -13859,7 +13912,9 @@
           </w:p>
         </w:tc>
         <w:tc>
-          <w:tcPr/>
+          <w:tcPr>
+            <w:shd w:val="clear" w:color="auto" w:fill="F2F2F2"/>
+          </w:tcPr>
           <w:p>
             <w:pPr>
               <w:pStyle w:val="Compact"/>
@@ -13889,9 +13944,7 @@
       </w:tr>
       <w:tr>
         <w:tc>
-          <w:tcPr>
-            <w:shd w:val="clear" w:color="auto" w:fill="F2F2F2"/>
-          </w:tcPr>
+          <w:tcPr/>
           <w:p>
             <w:pPr>
               <w:pStyle w:val="Compact"/>
@@ -13902,9 +13955,7 @@
           </w:p>
         </w:tc>
         <w:tc>
-          <w:tcPr>
-            <w:shd w:val="clear" w:color="auto" w:fill="F2F2F2"/>
-          </w:tcPr>
+          <w:tcPr/>
           <w:p>
             <w:pPr>
               <w:pStyle w:val="Compact"/>
@@ -13929,9 +13980,7 @@
           </w:p>
         </w:tc>
         <w:tc>
-          <w:tcPr>
-            <w:shd w:val="clear" w:color="auto" w:fill="F2F2F2"/>
-          </w:tcPr>
+          <w:tcPr/>
           <w:p>
             <w:pPr>
               <w:pStyle w:val="Compact"/>
@@ -13961,7 +14010,9 @@
       </w:tr>
       <w:tr>
         <w:tc>
-          <w:tcPr/>
+          <w:tcPr>
+            <w:shd w:val="clear" w:color="auto" w:fill="F2F2F2"/>
+          </w:tcPr>
           <w:p>
             <w:pPr>
               <w:pStyle w:val="Compact"/>
@@ -13972,7 +14023,9 @@
           </w:p>
         </w:tc>
         <w:tc>
-          <w:tcPr/>
+          <w:tcPr>
+            <w:shd w:val="clear" w:color="auto" w:fill="F2F2F2"/>
+          </w:tcPr>
           <w:p>
             <w:pPr>
               <w:pStyle w:val="Compact"/>
@@ -13997,7 +14050,9 @@
           </w:p>
         </w:tc>
         <w:tc>
-          <w:tcPr/>
+          <w:tcPr>
+            <w:shd w:val="clear" w:color="auto" w:fill="F2F2F2"/>
+          </w:tcPr>
           <w:p>
             <w:pPr>
               <w:pStyle w:val="Compact"/>
@@ -14027,9 +14082,7 @@
       </w:tr>
       <w:tr>
         <w:tc>
-          <w:tcPr>
-            <w:shd w:val="clear" w:color="auto" w:fill="F2F2F2"/>
-          </w:tcPr>
+          <w:tcPr/>
           <w:p>
             <w:pPr>
               <w:pStyle w:val="Compact"/>
@@ -14040,9 +14093,7 @@
           </w:p>
         </w:tc>
         <w:tc>
-          <w:tcPr>
-            <w:shd w:val="clear" w:color="auto" w:fill="F2F2F2"/>
-          </w:tcPr>
+          <w:tcPr/>
           <w:p>
             <w:pPr>
               <w:pStyle w:val="Compact"/>
@@ -14067,9 +14118,7 @@
           </w:p>
         </w:tc>
         <w:tc>
-          <w:tcPr>
-            <w:shd w:val="clear" w:color="auto" w:fill="F2F2F2"/>
-          </w:tcPr>
+          <w:tcPr/>
           <w:p>
             <w:pPr>
               <w:pStyle w:val="Compact"/>
@@ -14099,7 +14148,9 @@
       </w:tr>
       <w:tr>
         <w:tc>
-          <w:tcPr/>
+          <w:tcPr>
+            <w:shd w:val="clear" w:color="auto" w:fill="F2F2F2"/>
+          </w:tcPr>
           <w:p>
             <w:pPr>
               <w:pStyle w:val="Compact"/>
@@ -14110,7 +14161,9 @@
           </w:p>
         </w:tc>
         <w:tc>
-          <w:tcPr/>
+          <w:tcPr>
+            <w:shd w:val="clear" w:color="auto" w:fill="F2F2F2"/>
+          </w:tcPr>
           <w:p>
             <w:pPr>
               <w:pStyle w:val="Compact"/>
@@ -14135,7 +14188,9 @@
           </w:p>
         </w:tc>
         <w:tc>
-          <w:tcPr/>
+          <w:tcPr>
+            <w:shd w:val="clear" w:color="auto" w:fill="F2F2F2"/>
+          </w:tcPr>
           <w:p>
             <w:pPr>
               <w:pStyle w:val="Compact"/>
@@ -14165,9 +14220,7 @@
       </w:tr>
       <w:tr>
         <w:tc>
-          <w:tcPr>
-            <w:shd w:val="clear" w:color="auto" w:fill="F2F2F2"/>
-          </w:tcPr>
+          <w:tcPr/>
           <w:p>
             <w:pPr>
               <w:pStyle w:val="Compact"/>
@@ -14178,9 +14231,7 @@
           </w:p>
         </w:tc>
         <w:tc>
-          <w:tcPr>
-            <w:shd w:val="clear" w:color="auto" w:fill="F2F2F2"/>
-          </w:tcPr>
+          <w:tcPr/>
           <w:p>
             <w:pPr>
               <w:pStyle w:val="Compact"/>
@@ -14205,9 +14256,7 @@
           </w:p>
         </w:tc>
         <w:tc>
-          <w:tcPr>
-            <w:shd w:val="clear" w:color="auto" w:fill="F2F2F2"/>
-          </w:tcPr>
+          <w:tcPr/>
           <w:p>
             <w:pPr>
               <w:pStyle w:val="Compact"/>
@@ -14379,7 +14428,7 @@
       </w:tr>
     </w:tbl>
     <w:bookmarkEnd w:id="128"/>
-    <w:bookmarkStart w:id="135" w:name="beispiele-2"/>
+    <w:bookmarkStart w:id="137" w:name="beispiele-2"/>
     <w:p>
       <w:pPr>
         <w:pStyle w:val="berschrift3"/>
@@ -14388,13 +14437,13 @@
         <w:t xml:space="preserve">Beispiele</w:t>
       </w:r>
     </w:p>
-    <w:bookmarkStart w:id="129" w:name="X0cfe28533e2cac056aaec82260e1d8e7809d648"/>
+    <w:bookmarkStart w:id="129" w:name="X5bde4d8f52d9ce4a796eb9740948fe56b2795d8"/>
     <w:p>
       <w:pPr>
         <w:pStyle w:val="berschrift4"/>
       </w:pPr>
       <w:r>
-        <w:t xml:space="preserve">Beispiel: Fraktion eines Kantonsparlaments</w:t>
+        <w:t xml:space="preserve">Beispiel: Kantonsparlament als übergeordnete Gruppe</w:t>
       </w:r>
     </w:p>
     <w:p>
@@ -14423,7 +14472,7 @@
         <w:rPr>
           <w:rStyle w:val="DecValTok"/>
         </w:rPr>
-        <w:t xml:space="preserve">20</w:t>
+        <w:t xml:space="preserve">33</w:t>
       </w:r>
       <w:r>
         <w:br/>
@@ -14444,7 +14493,7 @@
         <w:rPr>
           <w:rStyle w:val="AttributeTok"/>
         </w:rPr>
-        <w:t xml:space="preserve"> https://api.openparldata.ch/v1/groups/20</w:t>
+        <w:t xml:space="preserve"> https://www.grosserrat.bs.ch/</w:t>
       </w:r>
       <w:r>
         <w:br/>
@@ -14492,7 +14541,7 @@
         <w:rPr>
           <w:rStyle w:val="AttributeTok"/>
         </w:rPr>
-        <w:t xml:space="preserve"> Evangelische Volkspartei</w:t>
+        <w:t xml:space="preserve"> Grosser Rat Basel-Stadt</w:t>
       </w:r>
       <w:r>
         <w:br/>
@@ -14528,7 +14577,7 @@
         <w:rPr>
           <w:rStyle w:val="FunctionTok"/>
         </w:rPr>
-        <w:t xml:space="preserve">landing_page</w:t>
+        <w:t xml:space="preserve">group_type</w:t>
       </w:r>
       <w:r>
         <w:rPr>
@@ -14541,33 +14590,27 @@
       </w:r>
       <w:r>
         <w:rPr>
-          <w:rStyle w:val="KeywordTok"/>
-        </w:rPr>
-        <w:t xml:space="preserve">-</w:t>
-      </w:r>
-      <w:r>
-        <w:rPr>
-          <w:rStyle w:val="AttributeTok"/>
-        </w:rPr>
-        <w:t xml:space="preserve"> </w:t>
-      </w:r>
-      <w:r>
-        <w:rPr>
-          <w:rStyle w:val="FunctionTok"/>
-        </w:rPr>
-        <w:t xml:space="preserve">value</w:t>
-      </w:r>
-      <w:r>
-        <w:rPr>
-          <w:rStyle w:val="KeywordTok"/>
-        </w:rPr>
-        <w:t xml:space="preserve">:</w:t>
-      </w:r>
-      <w:r>
-        <w:rPr>
-          <w:rStyle w:val="AttributeTok"/>
-        </w:rPr>
-        <w:t xml:space="preserve"> https://grosserrat.bs.ch/gremien/parteien-und-fraktionen</w:t>
+          <w:rStyle w:val="AttributeTok"/>
+        </w:rPr>
+        <w:t xml:space="preserve">  </w:t>
+      </w:r>
+      <w:r>
+        <w:rPr>
+          <w:rStyle w:val="FunctionTok"/>
+        </w:rPr>
+        <w:t xml:space="preserve">group_type_enum</w:t>
+      </w:r>
+      <w:r>
+        <w:rPr>
+          <w:rStyle w:val="KeywordTok"/>
+        </w:rPr>
+        <w:t xml:space="preserve">:</w:t>
+      </w:r>
+      <w:r>
+        <w:rPr>
+          <w:rStyle w:val="AttributeTok"/>
+        </w:rPr>
+        <w:t xml:space="preserve"> council_legislative</w:t>
       </w:r>
       <w:r>
         <w:br/>
@@ -14582,75 +14625,6 @@
         <w:rPr>
           <w:rStyle w:val="FunctionTok"/>
         </w:rPr>
-        <w:t xml:space="preserve">language</w:t>
-      </w:r>
-      <w:r>
-        <w:rPr>
-          <w:rStyle w:val="KeywordTok"/>
-        </w:rPr>
-        <w:t xml:space="preserve">:</w:t>
-      </w:r>
-      <w:r>
-        <w:rPr>
-          <w:rStyle w:val="AttributeTok"/>
-        </w:rPr>
-        <w:t xml:space="preserve"> de</w:t>
-      </w:r>
-      <w:r>
-        <w:br/>
-      </w:r>
-      <w:r>
-        <w:rPr>
-          <w:rStyle w:val="FunctionTok"/>
-        </w:rPr>
-        <w:t xml:space="preserve">group_type</w:t>
-      </w:r>
-      <w:r>
-        <w:rPr>
-          <w:rStyle w:val="KeywordTok"/>
-        </w:rPr>
-        <w:t xml:space="preserve">:</w:t>
-      </w:r>
-      <w:r>
-        <w:br/>
-      </w:r>
-      <w:r>
-        <w:rPr>
-          <w:rStyle w:val="AttributeTok"/>
-        </w:rPr>
-        <w:t xml:space="preserve">  </w:t>
-      </w:r>
-      <w:r>
-        <w:rPr>
-          <w:rStyle w:val="FunctionTok"/>
-        </w:rPr>
-        <w:t xml:space="preserve">group_type_enum</w:t>
-      </w:r>
-      <w:r>
-        <w:rPr>
-          <w:rStyle w:val="KeywordTok"/>
-        </w:rPr>
-        <w:t xml:space="preserve">:</w:t>
-      </w:r>
-      <w:r>
-        <w:rPr>
-          <w:rStyle w:val="AttributeTok"/>
-        </w:rPr>
-        <w:t xml:space="preserve"> parliamentary_group</w:t>
-      </w:r>
-      <w:r>
-        <w:br/>
-      </w:r>
-      <w:r>
-        <w:rPr>
-          <w:rStyle w:val="AttributeTok"/>
-        </w:rPr>
-        <w:t xml:space="preserve">  </w:t>
-      </w:r>
-      <w:r>
-        <w:rPr>
-          <w:rStyle w:val="FunctionTok"/>
-        </w:rPr>
         <w:t xml:space="preserve">label</w:t>
       </w:r>
       <w:r>
@@ -14663,7 +14637,7 @@
         <w:rPr>
           <w:rStyle w:val="AttributeTok"/>
         </w:rPr>
-        <w:t xml:space="preserve"> Fraktion</w:t>
+        <w:t xml:space="preserve"> Parlament (Legislativrat)</w:t>
       </w:r>
       <w:r>
         <w:br/>
@@ -14688,13 +14662,13 @@
       </w:r>
     </w:p>
     <w:bookmarkEnd w:id="129"/>
-    <w:bookmarkStart w:id="130" w:name="beispiel-ratsbüro"/>
+    <w:bookmarkStart w:id="130" w:name="Xd992019f9a43da8b877bc3ec8ce560e693eb792"/>
     <w:p>
       <w:pPr>
         <w:pStyle w:val="berschrift4"/>
       </w:pPr>
       <w:r>
-        <w:t xml:space="preserve">Beispiel: Ratsbüro</w:t>
+        <w:t xml:space="preserve">Beispiel: Verein mit UID aus dem Handelsregister</w:t>
       </w:r>
     </w:p>
     <w:p>
@@ -14705,13 +14679,64 @@
         <w:rPr>
           <w:rStyle w:val="FunctionTok"/>
         </w:rPr>
-        <w:t xml:space="preserve">local_id</w:t>
-      </w:r>
-      <w:r>
-        <w:rPr>
-          <w:rStyle w:val="KeywordTok"/>
-        </w:rPr>
-        <w:t xml:space="preserve">:</w:t>
+        <w:t xml:space="preserve">global_uri</w:t>
+      </w:r>
+      <w:r>
+        <w:rPr>
+          <w:rStyle w:val="KeywordTok"/>
+        </w:rPr>
+        <w:t xml:space="preserve">:</w:t>
+      </w:r>
+      <w:r>
+        <w:rPr>
+          <w:rStyle w:val="AttributeTok"/>
+        </w:rPr>
+        <w:t xml:space="preserve"> https://www.frc.ch/</w:t>
+      </w:r>
+      <w:r>
+        <w:br/>
+      </w:r>
+      <w:r>
+        <w:rPr>
+          <w:rStyle w:val="FunctionTok"/>
+        </w:rPr>
+        <w:t xml:space="preserve">organization_uid</w:t>
+      </w:r>
+      <w:r>
+        <w:rPr>
+          <w:rStyle w:val="KeywordTok"/>
+        </w:rPr>
+        <w:t xml:space="preserve">:</w:t>
+      </w:r>
+      <w:r>
+        <w:rPr>
+          <w:rStyle w:val="AttributeTok"/>
+        </w:rPr>
+        <w:t xml:space="preserve"> CHE-106.063.525</w:t>
+      </w:r>
+      <w:r>
+        <w:br/>
+      </w:r>
+      <w:r>
+        <w:rPr>
+          <w:rStyle w:val="FunctionTok"/>
+        </w:rPr>
+        <w:t xml:space="preserve">label</w:t>
+      </w:r>
+      <w:r>
+        <w:rPr>
+          <w:rStyle w:val="KeywordTok"/>
+        </w:rPr>
+        <w:t xml:space="preserve">:</w:t>
+      </w:r>
+      <w:r>
+        <w:br/>
+      </w:r>
+      <w:r>
+        <w:rPr>
+          <w:rStyle w:val="KeywordTok"/>
+        </w:rPr>
+        <w:t xml:space="preserve">-</w:t>
       </w:r>
       <w:r>
         <w:rPr>
@@ -14721,30 +14746,48 @@
       </w:r>
       <w:r>
         <w:rPr>
-          <w:rStyle w:val="DecValTok"/>
-        </w:rPr>
-        <w:t xml:space="preserve">50</w:t>
+          <w:rStyle w:val="FunctionTok"/>
+        </w:rPr>
+        <w:t xml:space="preserve">value</w:t>
+      </w:r>
+      <w:r>
+        <w:rPr>
+          <w:rStyle w:val="KeywordTok"/>
+        </w:rPr>
+        <w:t xml:space="preserve">:</w:t>
+      </w:r>
+      <w:r>
+        <w:rPr>
+          <w:rStyle w:val="AttributeTok"/>
+        </w:rPr>
+        <w:t xml:space="preserve"> Fédération romande des consommateurs</w:t>
       </w:r>
       <w:r>
         <w:br/>
       </w:r>
       <w:r>
         <w:rPr>
-          <w:rStyle w:val="FunctionTok"/>
-        </w:rPr>
-        <w:t xml:space="preserve">global_uri</w:t>
-      </w:r>
-      <w:r>
-        <w:rPr>
-          <w:rStyle w:val="KeywordTok"/>
-        </w:rPr>
-        <w:t xml:space="preserve">:</w:t>
-      </w:r>
-      <w:r>
-        <w:rPr>
-          <w:rStyle w:val="AttributeTok"/>
-        </w:rPr>
-        <w:t xml:space="preserve"> https://grosserrat.bs.ch/gremien/praesidium-und-buero</w:t>
+          <w:rStyle w:val="AttributeTok"/>
+        </w:rPr>
+        <w:t xml:space="preserve">  </w:t>
+      </w:r>
+      <w:r>
+        <w:rPr>
+          <w:rStyle w:val="FunctionTok"/>
+        </w:rPr>
+        <w:t xml:space="preserve">language</w:t>
+      </w:r>
+      <w:r>
+        <w:rPr>
+          <w:rStyle w:val="KeywordTok"/>
+        </w:rPr>
+        <w:t xml:space="preserve">:</w:t>
+      </w:r>
+      <w:r>
+        <w:rPr>
+          <w:rStyle w:val="AttributeTok"/>
+        </w:rPr>
+        <w:t xml:space="preserve"> fr</w:t>
       </w:r>
       <w:r>
         <w:br/>
@@ -14753,6 +14796,129 @@
         <w:rPr>
           <w:rStyle w:val="FunctionTok"/>
         </w:rPr>
+        <w:t xml:space="preserve">abbreviation</w:t>
+      </w:r>
+      <w:r>
+        <w:rPr>
+          <w:rStyle w:val="KeywordTok"/>
+        </w:rPr>
+        <w:t xml:space="preserve">:</w:t>
+      </w:r>
+      <w:r>
+        <w:br/>
+      </w:r>
+      <w:r>
+        <w:rPr>
+          <w:rStyle w:val="KeywordTok"/>
+        </w:rPr>
+        <w:t xml:space="preserve">-</w:t>
+      </w:r>
+      <w:r>
+        <w:rPr>
+          <w:rStyle w:val="AttributeTok"/>
+        </w:rPr>
+        <w:t xml:space="preserve"> </w:t>
+      </w:r>
+      <w:r>
+        <w:rPr>
+          <w:rStyle w:val="FunctionTok"/>
+        </w:rPr>
+        <w:t xml:space="preserve">value</w:t>
+      </w:r>
+      <w:r>
+        <w:rPr>
+          <w:rStyle w:val="KeywordTok"/>
+        </w:rPr>
+        <w:t xml:space="preserve">:</w:t>
+      </w:r>
+      <w:r>
+        <w:rPr>
+          <w:rStyle w:val="AttributeTok"/>
+        </w:rPr>
+        <w:t xml:space="preserve"> FRC</w:t>
+      </w:r>
+      <w:r>
+        <w:br/>
+      </w:r>
+      <w:r>
+        <w:rPr>
+          <w:rStyle w:val="AttributeTok"/>
+        </w:rPr>
+        <w:t xml:space="preserve">  </w:t>
+      </w:r>
+      <w:r>
+        <w:rPr>
+          <w:rStyle w:val="FunctionTok"/>
+        </w:rPr>
+        <w:t xml:space="preserve">language</w:t>
+      </w:r>
+      <w:r>
+        <w:rPr>
+          <w:rStyle w:val="KeywordTok"/>
+        </w:rPr>
+        <w:t xml:space="preserve">:</w:t>
+      </w:r>
+      <w:r>
+        <w:rPr>
+          <w:rStyle w:val="AttributeTok"/>
+        </w:rPr>
+        <w:t xml:space="preserve"> fr</w:t>
+      </w:r>
+      <w:r>
+        <w:br/>
+      </w:r>
+      <w:r>
+        <w:rPr>
+          <w:rStyle w:val="FunctionTok"/>
+        </w:rPr>
+        <w:t xml:space="preserve">group_type</w:t>
+      </w:r>
+      <w:r>
+        <w:rPr>
+          <w:rStyle w:val="KeywordTok"/>
+        </w:rPr>
+        <w:t xml:space="preserve">:</w:t>
+      </w:r>
+      <w:r>
+        <w:br/>
+      </w:r>
+      <w:r>
+        <w:rPr>
+          <w:rStyle w:val="AttributeTok"/>
+        </w:rPr>
+        <w:t xml:space="preserve">  </w:t>
+      </w:r>
+      <w:r>
+        <w:rPr>
+          <w:rStyle w:val="FunctionTok"/>
+        </w:rPr>
+        <w:t xml:space="preserve">group_type_enum</w:t>
+      </w:r>
+      <w:r>
+        <w:rPr>
+          <w:rStyle w:val="KeywordTok"/>
+        </w:rPr>
+        <w:t xml:space="preserve">:</w:t>
+      </w:r>
+      <w:r>
+        <w:rPr>
+          <w:rStyle w:val="AttributeTok"/>
+        </w:rPr>
+        <w:t xml:space="preserve"> association</w:t>
+      </w:r>
+      <w:r>
+        <w:br/>
+      </w:r>
+      <w:r>
+        <w:rPr>
+          <w:rStyle w:val="AttributeTok"/>
+        </w:rPr>
+        <w:t xml:space="preserve">  </w:t>
+      </w:r>
+      <w:r>
+        <w:rPr>
+          <w:rStyle w:val="FunctionTok"/>
+        </w:rPr>
         <w:t xml:space="preserve">label</w:t>
       </w:r>
       <w:r>
@@ -14762,139 +14928,16 @@
         <w:t xml:space="preserve">:</w:t>
       </w:r>
       <w:r>
+        <w:rPr>
+          <w:rStyle w:val="AttributeTok"/>
+        </w:rPr>
+        <w:t xml:space="preserve"> Verein</w:t>
+      </w:r>
+      <w:r>
         <w:br/>
       </w:r>
       <w:r>
         <w:rPr>
-          <w:rStyle w:val="KeywordTok"/>
-        </w:rPr>
-        <w:t xml:space="preserve">-</w:t>
-      </w:r>
-      <w:r>
-        <w:rPr>
-          <w:rStyle w:val="AttributeTok"/>
-        </w:rPr>
-        <w:t xml:space="preserve"> </w:t>
-      </w:r>
-      <w:r>
-        <w:rPr>
-          <w:rStyle w:val="FunctionTok"/>
-        </w:rPr>
-        <w:t xml:space="preserve">value</w:t>
-      </w:r>
-      <w:r>
-        <w:rPr>
-          <w:rStyle w:val="KeywordTok"/>
-        </w:rPr>
-        <w:t xml:space="preserve">:</w:t>
-      </w:r>
-      <w:r>
-        <w:rPr>
-          <w:rStyle w:val="AttributeTok"/>
-        </w:rPr>
-        <w:t xml:space="preserve"> Büro des Grossen Rates</w:t>
-      </w:r>
-      <w:r>
-        <w:br/>
-      </w:r>
-      <w:r>
-        <w:rPr>
-          <w:rStyle w:val="AttributeTok"/>
-        </w:rPr>
-        <w:t xml:space="preserve">  </w:t>
-      </w:r>
-      <w:r>
-        <w:rPr>
-          <w:rStyle w:val="FunctionTok"/>
-        </w:rPr>
-        <w:t xml:space="preserve">language</w:t>
-      </w:r>
-      <w:r>
-        <w:rPr>
-          <w:rStyle w:val="KeywordTok"/>
-        </w:rPr>
-        <w:t xml:space="preserve">:</w:t>
-      </w:r>
-      <w:r>
-        <w:rPr>
-          <w:rStyle w:val="AttributeTok"/>
-        </w:rPr>
-        <w:t xml:space="preserve"> de</w:t>
-      </w:r>
-      <w:r>
-        <w:br/>
-      </w:r>
-      <w:r>
-        <w:rPr>
-          <w:rStyle w:val="FunctionTok"/>
-        </w:rPr>
-        <w:t xml:space="preserve">group_type</w:t>
-      </w:r>
-      <w:r>
-        <w:rPr>
-          <w:rStyle w:val="KeywordTok"/>
-        </w:rPr>
-        <w:t xml:space="preserve">:</w:t>
-      </w:r>
-      <w:r>
-        <w:br/>
-      </w:r>
-      <w:r>
-        <w:rPr>
-          <w:rStyle w:val="AttributeTok"/>
-        </w:rPr>
-        <w:t xml:space="preserve">  </w:t>
-      </w:r>
-      <w:r>
-        <w:rPr>
-          <w:rStyle w:val="FunctionTok"/>
-        </w:rPr>
-        <w:t xml:space="preserve">group_type_enum</w:t>
-      </w:r>
-      <w:r>
-        <w:rPr>
-          <w:rStyle w:val="KeywordTok"/>
-        </w:rPr>
-        <w:t xml:space="preserve">:</w:t>
-      </w:r>
-      <w:r>
-        <w:rPr>
-          <w:rStyle w:val="AttributeTok"/>
-        </w:rPr>
-        <w:t xml:space="preserve"> parliamentary_bureau</w:t>
-      </w:r>
-      <w:r>
-        <w:br/>
-      </w:r>
-      <w:r>
-        <w:rPr>
-          <w:rStyle w:val="AttributeTok"/>
-        </w:rPr>
-        <w:t xml:space="preserve">  </w:t>
-      </w:r>
-      <w:r>
-        <w:rPr>
-          <w:rStyle w:val="FunctionTok"/>
-        </w:rPr>
-        <w:t xml:space="preserve">label</w:t>
-      </w:r>
-      <w:r>
-        <w:rPr>
-          <w:rStyle w:val="KeywordTok"/>
-        </w:rPr>
-        <w:t xml:space="preserve">:</w:t>
-      </w:r>
-      <w:r>
-        <w:rPr>
-          <w:rStyle w:val="AttributeTok"/>
-        </w:rPr>
-        <w:t xml:space="preserve"> Ratsbüro</w:t>
-      </w:r>
-      <w:r>
-        <w:br/>
-      </w:r>
-      <w:r>
-        <w:rPr>
           <w:rStyle w:val="FunctionTok"/>
         </w:rPr>
         <w:t xml:space="preserve">spatial</w:t>
@@ -14909,17 +14952,17 @@
         <w:rPr>
           <w:rStyle w:val="AttributeTok"/>
         </w:rPr>
-        <w:t xml:space="preserve"> https://ld.admin.ch/canton/12</w:t>
+        <w:t xml:space="preserve"> https://ld.admin.ch/canton/22</w:t>
       </w:r>
     </w:p>
     <w:bookmarkEnd w:id="130"/>
-    <w:bookmarkStart w:id="131" w:name="X00170ec010657bb5373d9263b9099e3b66616f1"/>
+    <w:bookmarkStart w:id="131" w:name="beispiel-ratsbüro"/>
     <w:p>
       <w:pPr>
         <w:pStyle w:val="berschrift4"/>
       </w:pPr>
       <w:r>
-        <w:t xml:space="preserve">Beispiel: Zweisprachige Delegation in ein interkantonales Gremium</w:t>
+        <w:t xml:space="preserve">Beispiel: Ratsbüro</w:t>
       </w:r>
     </w:p>
     <w:p>
@@ -14948,7 +14991,7 @@
         <w:rPr>
           <w:rStyle w:val="DecValTok"/>
         </w:rPr>
-        <w:t xml:space="preserve">5000</w:t>
+        <w:t xml:space="preserve">50</w:t>
       </w:r>
       <w:r>
         <w:br/>
@@ -14969,7 +15012,7 @@
         <w:rPr>
           <w:rStyle w:val="AttributeTok"/>
         </w:rPr>
-        <w:t xml:space="preserve"> https://www.fr.ch/parlinfo/app/organizations/a1acb0c030d54b3baed840fe8bbed6b5</w:t>
+        <w:t xml:space="preserve"> https://grosserrat.bs.ch/gremien/praesidium-und-buero</w:t>
       </w:r>
       <w:r>
         <w:br/>
@@ -15017,7 +15060,7 @@
         <w:rPr>
           <w:rStyle w:val="AttributeTok"/>
         </w:rPr>
-        <w:t xml:space="preserve"> Freiburger Delegation IPK strafrechtliche Einschliessung</w:t>
+        <w:t xml:space="preserve"> Büro des Grossen Rates</w:t>
       </w:r>
       <w:r>
         <w:br/>
@@ -15051,6 +15094,21 @@
       </w:r>
       <w:r>
         <w:rPr>
+          <w:rStyle w:val="FunctionTok"/>
+        </w:rPr>
+        <w:t xml:space="preserve">parent_groups</w:t>
+      </w:r>
+      <w:r>
+        <w:rPr>
+          <w:rStyle w:val="KeywordTok"/>
+        </w:rPr>
+        <w:t xml:space="preserve">:</w:t>
+      </w:r>
+      <w:r>
+        <w:br/>
+      </w:r>
+      <w:r>
+        <w:rPr>
           <w:rStyle w:val="KeywordTok"/>
         </w:rPr>
         <w:t xml:space="preserve">-</w:t>
@@ -15059,31 +15117,28 @@
         <w:rPr>
           <w:rStyle w:val="AttributeTok"/>
         </w:rPr>
-        <w:t xml:space="preserve"> </w:t>
-      </w:r>
-      <w:r>
-        <w:rPr>
-          <w:rStyle w:val="FunctionTok"/>
-        </w:rPr>
-        <w:t xml:space="preserve">value</w:t>
-      </w:r>
-      <w:r>
-        <w:rPr>
-          <w:rStyle w:val="KeywordTok"/>
-        </w:rPr>
-        <w:t xml:space="preserve">:</w:t>
-      </w:r>
-      <w:r>
-        <w:rPr>
-          <w:rStyle w:val="AttributeTok"/>
-        </w:rPr>
-        <w:t xml:space="preserve"> Délégation FR à la CIP détention pénale</w:t>
+        <w:t xml:space="preserve"> https://www.grosserrat.bs.ch/</w:t>
       </w:r>
       <w:r>
         <w:br/>
       </w:r>
       <w:r>
         <w:rPr>
+          <w:rStyle w:val="FunctionTok"/>
+        </w:rPr>
+        <w:t xml:space="preserve">group_type</w:t>
+      </w:r>
+      <w:r>
+        <w:rPr>
+          <w:rStyle w:val="KeywordTok"/>
+        </w:rPr>
+        <w:t xml:space="preserve">:</w:t>
+      </w:r>
+      <w:r>
+        <w:br/>
+      </w:r>
+      <w:r>
+        <w:rPr>
           <w:rStyle w:val="AttributeTok"/>
         </w:rPr>
         <w:t xml:space="preserve">  </w:t>
@@ -15092,523 +15147,52 @@
         <w:rPr>
           <w:rStyle w:val="FunctionTok"/>
         </w:rPr>
-        <w:t xml:space="preserve">language</w:t>
-      </w:r>
-      <w:r>
-        <w:rPr>
-          <w:rStyle w:val="KeywordTok"/>
-        </w:rPr>
-        <w:t xml:space="preserve">:</w:t>
-      </w:r>
-      <w:r>
-        <w:rPr>
-          <w:rStyle w:val="AttributeTok"/>
-        </w:rPr>
-        <w:t xml:space="preserve"> fr</w:t>
+        <w:t xml:space="preserve">group_type_enum</w:t>
+      </w:r>
+      <w:r>
+        <w:rPr>
+          <w:rStyle w:val="KeywordTok"/>
+        </w:rPr>
+        <w:t xml:space="preserve">:</w:t>
+      </w:r>
+      <w:r>
+        <w:rPr>
+          <w:rStyle w:val="AttributeTok"/>
+        </w:rPr>
+        <w:t xml:space="preserve"> parliamentary_bureau</w:t>
       </w:r>
       <w:r>
         <w:br/>
       </w:r>
       <w:r>
         <w:rPr>
-          <w:rStyle w:val="FunctionTok"/>
-        </w:rPr>
-        <w:t xml:space="preserve">abbreviation</w:t>
-      </w:r>
-      <w:r>
-        <w:rPr>
-          <w:rStyle w:val="KeywordTok"/>
-        </w:rPr>
-        <w:t xml:space="preserve">:</w:t>
+          <w:rStyle w:val="AttributeTok"/>
+        </w:rPr>
+        <w:t xml:space="preserve">  </w:t>
+      </w:r>
+      <w:r>
+        <w:rPr>
+          <w:rStyle w:val="FunctionTok"/>
+        </w:rPr>
+        <w:t xml:space="preserve">label</w:t>
+      </w:r>
+      <w:r>
+        <w:rPr>
+          <w:rStyle w:val="KeywordTok"/>
+        </w:rPr>
+        <w:t xml:space="preserve">:</w:t>
+      </w:r>
+      <w:r>
+        <w:rPr>
+          <w:rStyle w:val="AttributeTok"/>
+        </w:rPr>
+        <w:t xml:space="preserve"> Ratsbüro</w:t>
       </w:r>
       <w:r>
         <w:br/>
       </w:r>
       <w:r>
         <w:rPr>
-          <w:rStyle w:val="KeywordTok"/>
-        </w:rPr>
-        <w:t xml:space="preserve">-</w:t>
-      </w:r>
-      <w:r>
-        <w:rPr>
-          <w:rStyle w:val="AttributeTok"/>
-        </w:rPr>
-        <w:t xml:space="preserve"> </w:t>
-      </w:r>
-      <w:r>
-        <w:rPr>
-          <w:rStyle w:val="FunctionTok"/>
-        </w:rPr>
-        <w:t xml:space="preserve">value</w:t>
-      </w:r>
-      <w:r>
-        <w:rPr>
-          <w:rStyle w:val="KeywordTok"/>
-        </w:rPr>
-        <w:t xml:space="preserve">:</w:t>
-      </w:r>
-      <w:r>
-        <w:rPr>
-          <w:rStyle w:val="AttributeTok"/>
-        </w:rPr>
-        <w:t xml:space="preserve"> Del-StRFE</w:t>
-      </w:r>
-      <w:r>
-        <w:br/>
-      </w:r>
-      <w:r>
-        <w:rPr>
-          <w:rStyle w:val="AttributeTok"/>
-        </w:rPr>
-        <w:t xml:space="preserve">  </w:t>
-      </w:r>
-      <w:r>
-        <w:rPr>
-          <w:rStyle w:val="FunctionTok"/>
-        </w:rPr>
-        <w:t xml:space="preserve">language</w:t>
-      </w:r>
-      <w:r>
-        <w:rPr>
-          <w:rStyle w:val="KeywordTok"/>
-        </w:rPr>
-        <w:t xml:space="preserve">:</w:t>
-      </w:r>
-      <w:r>
-        <w:rPr>
-          <w:rStyle w:val="AttributeTok"/>
-        </w:rPr>
-        <w:t xml:space="preserve"> de</w:t>
-      </w:r>
-      <w:r>
-        <w:br/>
-      </w:r>
-      <w:r>
-        <w:rPr>
-          <w:rStyle w:val="KeywordTok"/>
-        </w:rPr>
-        <w:t xml:space="preserve">-</w:t>
-      </w:r>
-      <w:r>
-        <w:rPr>
-          <w:rStyle w:val="AttributeTok"/>
-        </w:rPr>
-        <w:t xml:space="preserve"> </w:t>
-      </w:r>
-      <w:r>
-        <w:rPr>
-          <w:rStyle w:val="FunctionTok"/>
-        </w:rPr>
-        <w:t xml:space="preserve">value</w:t>
-      </w:r>
-      <w:r>
-        <w:rPr>
-          <w:rStyle w:val="KeywordTok"/>
-        </w:rPr>
-        <w:t xml:space="preserve">:</w:t>
-      </w:r>
-      <w:r>
-        <w:rPr>
-          <w:rStyle w:val="AttributeTok"/>
-        </w:rPr>
-        <w:t xml:space="preserve"> Del-DetPen</w:t>
-      </w:r>
-      <w:r>
-        <w:br/>
-      </w:r>
-      <w:r>
-        <w:rPr>
-          <w:rStyle w:val="AttributeTok"/>
-        </w:rPr>
-        <w:t xml:space="preserve">  </w:t>
-      </w:r>
-      <w:r>
-        <w:rPr>
-          <w:rStyle w:val="FunctionTok"/>
-        </w:rPr>
-        <w:t xml:space="preserve">language</w:t>
-      </w:r>
-      <w:r>
-        <w:rPr>
-          <w:rStyle w:val="KeywordTok"/>
-        </w:rPr>
-        <w:t xml:space="preserve">:</w:t>
-      </w:r>
-      <w:r>
-        <w:rPr>
-          <w:rStyle w:val="AttributeTok"/>
-        </w:rPr>
-        <w:t xml:space="preserve"> fr</w:t>
-      </w:r>
-      <w:r>
-        <w:br/>
-      </w:r>
-      <w:r>
-        <w:rPr>
-          <w:rStyle w:val="FunctionTok"/>
-        </w:rPr>
-        <w:t xml:space="preserve">description</w:t>
-      </w:r>
-      <w:r>
-        <w:rPr>
-          <w:rStyle w:val="KeywordTok"/>
-        </w:rPr>
-        <w:t xml:space="preserve">:</w:t>
-      </w:r>
-      <w:r>
-        <w:br/>
-      </w:r>
-      <w:r>
-        <w:rPr>
-          <w:rStyle w:val="KeywordTok"/>
-        </w:rPr>
-        <w:t xml:space="preserve">-</w:t>
-      </w:r>
-      <w:r>
-        <w:rPr>
-          <w:rStyle w:val="AttributeTok"/>
-        </w:rPr>
-        <w:t xml:space="preserve"> </w:t>
-      </w:r>
-      <w:r>
-        <w:rPr>
-          <w:rStyle w:val="FunctionTok"/>
-        </w:rPr>
-        <w:t xml:space="preserve">value</w:t>
-      </w:r>
-      <w:r>
-        <w:rPr>
-          <w:rStyle w:val="KeywordTok"/>
-        </w:rPr>
-        <w:t xml:space="preserve">:</w:t>
-      </w:r>
-      <w:r>
-        <w:rPr>
-          <w:rStyle w:val="AttributeTok"/>
-        </w:rPr>
-        <w:t xml:space="preserve"> Die Interparlamentarische Aufsichtskommission strafrechtliche Einschliessung besteht aus 18 Grossrätinnen</w:t>
-      </w:r>
-      <w:r>
-        <w:br/>
-      </w:r>
-      <w:r>
-        <w:rPr>
-          <w:rStyle w:val="AttributeTok"/>
-        </w:rPr>
-        <w:t xml:space="preserve">    und Grossräten aus den sechs Vertragskantonen Freiburg, Genf, Jura, Neuenburg, Waadt und Wallis.</w:t>
-      </w:r>
-      <w:r>
-        <w:br/>
-      </w:r>
-      <w:r>
-        <w:rPr>
-          <w:rStyle w:val="AttributeTok"/>
-        </w:rPr>
-        <w:t xml:space="preserve">  </w:t>
-      </w:r>
-      <w:r>
-        <w:rPr>
-          <w:rStyle w:val="FunctionTok"/>
-        </w:rPr>
-        <w:t xml:space="preserve">language</w:t>
-      </w:r>
-      <w:r>
-        <w:rPr>
-          <w:rStyle w:val="KeywordTok"/>
-        </w:rPr>
-        <w:t xml:space="preserve">:</w:t>
-      </w:r>
-      <w:r>
-        <w:rPr>
-          <w:rStyle w:val="AttributeTok"/>
-        </w:rPr>
-        <w:t xml:space="preserve"> de</w:t>
-      </w:r>
-      <w:r>
-        <w:br/>
-      </w:r>
-      <w:r>
-        <w:rPr>
-          <w:rStyle w:val="KeywordTok"/>
-        </w:rPr>
-        <w:t xml:space="preserve">-</w:t>
-      </w:r>
-      <w:r>
-        <w:rPr>
-          <w:rStyle w:val="AttributeTok"/>
-        </w:rPr>
-        <w:t xml:space="preserve"> </w:t>
-      </w:r>
-      <w:r>
-        <w:rPr>
-          <w:rStyle w:val="FunctionTok"/>
-        </w:rPr>
-        <w:t xml:space="preserve">value</w:t>
-      </w:r>
-      <w:r>
-        <w:rPr>
-          <w:rStyle w:val="KeywordTok"/>
-        </w:rPr>
-        <w:t xml:space="preserve">:</w:t>
-      </w:r>
-      <w:r>
-        <w:rPr>
-          <w:rStyle w:val="AttributeTok"/>
-        </w:rPr>
-        <w:t xml:space="preserve"> </w:t>
-      </w:r>
-      <w:r>
-        <w:rPr>
-          <w:rStyle w:val="StringTok"/>
-        </w:rPr>
-        <w:t xml:space="preserve">'La Commission interparlementaire de contrôle détention pénale est composée de 18 députés issus</w:t>
-      </w:r>
-      <w:r>
-        <w:br/>
-      </w:r>
-      <w:r>
-        <w:rPr>
-          <w:rStyle w:val="StringTok"/>
-        </w:rPr>
-        <w:t xml:space="preserve">    des six cantons partenaires : Fribourg, Genève, Jura, Neuchâtel, Vaud et Valais.'</w:t>
-      </w:r>
-      <w:r>
-        <w:br/>
-      </w:r>
-      <w:r>
-        <w:rPr>
-          <w:rStyle w:val="AttributeTok"/>
-        </w:rPr>
-        <w:t xml:space="preserve">  </w:t>
-      </w:r>
-      <w:r>
-        <w:rPr>
-          <w:rStyle w:val="FunctionTok"/>
-        </w:rPr>
-        <w:t xml:space="preserve">language</w:t>
-      </w:r>
-      <w:r>
-        <w:rPr>
-          <w:rStyle w:val="KeywordTok"/>
-        </w:rPr>
-        <w:t xml:space="preserve">:</w:t>
-      </w:r>
-      <w:r>
-        <w:rPr>
-          <w:rStyle w:val="AttributeTok"/>
-        </w:rPr>
-        <w:t xml:space="preserve"> fr</w:t>
-      </w:r>
-      <w:r>
-        <w:br/>
-      </w:r>
-      <w:r>
-        <w:rPr>
-          <w:rStyle w:val="FunctionTok"/>
-        </w:rPr>
-        <w:t xml:space="preserve">landing_page</w:t>
-      </w:r>
-      <w:r>
-        <w:rPr>
-          <w:rStyle w:val="KeywordTok"/>
-        </w:rPr>
-        <w:t xml:space="preserve">:</w:t>
-      </w:r>
-      <w:r>
-        <w:br/>
-      </w:r>
-      <w:r>
-        <w:rPr>
-          <w:rStyle w:val="KeywordTok"/>
-        </w:rPr>
-        <w:t xml:space="preserve">-</w:t>
-      </w:r>
-      <w:r>
-        <w:rPr>
-          <w:rStyle w:val="AttributeTok"/>
-        </w:rPr>
-        <w:t xml:space="preserve"> </w:t>
-      </w:r>
-      <w:r>
-        <w:rPr>
-          <w:rStyle w:val="FunctionTok"/>
-        </w:rPr>
-        <w:t xml:space="preserve">value</w:t>
-      </w:r>
-      <w:r>
-        <w:rPr>
-          <w:rStyle w:val="KeywordTok"/>
-        </w:rPr>
-        <w:t xml:space="preserve">:</w:t>
-      </w:r>
-      <w:r>
-        <w:rPr>
-          <w:rStyle w:val="AttributeTok"/>
-        </w:rPr>
-        <w:t xml:space="preserve"> https://www.fr.ch/de/parlinfo/app/organizations/a1acb0c030d54b3baed840fe8bbed6b5</w:t>
-      </w:r>
-      <w:r>
-        <w:br/>
-      </w:r>
-      <w:r>
-        <w:rPr>
-          <w:rStyle w:val="AttributeTok"/>
-        </w:rPr>
-        <w:t xml:space="preserve">  </w:t>
-      </w:r>
-      <w:r>
-        <w:rPr>
-          <w:rStyle w:val="FunctionTok"/>
-        </w:rPr>
-        <w:t xml:space="preserve">language</w:t>
-      </w:r>
-      <w:r>
-        <w:rPr>
-          <w:rStyle w:val="KeywordTok"/>
-        </w:rPr>
-        <w:t xml:space="preserve">:</w:t>
-      </w:r>
-      <w:r>
-        <w:rPr>
-          <w:rStyle w:val="AttributeTok"/>
-        </w:rPr>
-        <w:t xml:space="preserve"> de</w:t>
-      </w:r>
-      <w:r>
-        <w:br/>
-      </w:r>
-      <w:r>
-        <w:rPr>
-          <w:rStyle w:val="KeywordTok"/>
-        </w:rPr>
-        <w:t xml:space="preserve">-</w:t>
-      </w:r>
-      <w:r>
-        <w:rPr>
-          <w:rStyle w:val="AttributeTok"/>
-        </w:rPr>
-        <w:t xml:space="preserve"> </w:t>
-      </w:r>
-      <w:r>
-        <w:rPr>
-          <w:rStyle w:val="FunctionTok"/>
-        </w:rPr>
-        <w:t xml:space="preserve">value</w:t>
-      </w:r>
-      <w:r>
-        <w:rPr>
-          <w:rStyle w:val="KeywordTok"/>
-        </w:rPr>
-        <w:t xml:space="preserve">:</w:t>
-      </w:r>
-      <w:r>
-        <w:rPr>
-          <w:rStyle w:val="AttributeTok"/>
-        </w:rPr>
-        <w:t xml:space="preserve"> https://www.fr.ch/parlinfo/app/organizations/a1acb0c030d54b3baed840fe8bbed6b5</w:t>
-      </w:r>
-      <w:r>
-        <w:br/>
-      </w:r>
-      <w:r>
-        <w:rPr>
-          <w:rStyle w:val="AttributeTok"/>
-        </w:rPr>
-        <w:t xml:space="preserve">  </w:t>
-      </w:r>
-      <w:r>
-        <w:rPr>
-          <w:rStyle w:val="FunctionTok"/>
-        </w:rPr>
-        <w:t xml:space="preserve">language</w:t>
-      </w:r>
-      <w:r>
-        <w:rPr>
-          <w:rStyle w:val="KeywordTok"/>
-        </w:rPr>
-        <w:t xml:space="preserve">:</w:t>
-      </w:r>
-      <w:r>
-        <w:rPr>
-          <w:rStyle w:val="AttributeTok"/>
-        </w:rPr>
-        <w:t xml:space="preserve"> fr</w:t>
-      </w:r>
-      <w:r>
-        <w:br/>
-      </w:r>
-      <w:r>
-        <w:rPr>
-          <w:rStyle w:val="FunctionTok"/>
-        </w:rPr>
-        <w:t xml:space="preserve">group_type</w:t>
-      </w:r>
-      <w:r>
-        <w:rPr>
-          <w:rStyle w:val="KeywordTok"/>
-        </w:rPr>
-        <w:t xml:space="preserve">:</w:t>
-      </w:r>
-      <w:r>
-        <w:br/>
-      </w:r>
-      <w:r>
-        <w:rPr>
-          <w:rStyle w:val="AttributeTok"/>
-        </w:rPr>
-        <w:t xml:space="preserve">  </w:t>
-      </w:r>
-      <w:r>
-        <w:rPr>
-          <w:rStyle w:val="FunctionTok"/>
-        </w:rPr>
-        <w:t xml:space="preserve">group_type_enum</w:t>
-      </w:r>
-      <w:r>
-        <w:rPr>
-          <w:rStyle w:val="KeywordTok"/>
-        </w:rPr>
-        <w:t xml:space="preserve">:</w:t>
-      </w:r>
-      <w:r>
-        <w:rPr>
-          <w:rStyle w:val="AttributeTok"/>
-        </w:rPr>
-        <w:t xml:space="preserve"> delegation</w:t>
-      </w:r>
-      <w:r>
-        <w:br/>
-      </w:r>
-      <w:r>
-        <w:rPr>
-          <w:rStyle w:val="AttributeTok"/>
-        </w:rPr>
-        <w:t xml:space="preserve">  </w:t>
-      </w:r>
-      <w:r>
-        <w:rPr>
-          <w:rStyle w:val="FunctionTok"/>
-        </w:rPr>
-        <w:t xml:space="preserve">label</w:t>
-      </w:r>
-      <w:r>
-        <w:rPr>
-          <w:rStyle w:val="KeywordTok"/>
-        </w:rPr>
-        <w:t xml:space="preserve">:</w:t>
-      </w:r>
-      <w:r>
-        <w:rPr>
-          <w:rStyle w:val="AttributeTok"/>
-        </w:rPr>
-        <w:t xml:space="preserve"> Delegation</w:t>
-      </w:r>
-      <w:r>
-        <w:br/>
-      </w:r>
-      <w:r>
-        <w:rPr>
           <w:rStyle w:val="FunctionTok"/>
         </w:rPr>
         <w:t xml:space="preserve">spatial</w:t>
@@ -15623,38 +15207,17 @@
         <w:rPr>
           <w:rStyle w:val="AttributeTok"/>
         </w:rPr>
-        <w:t xml:space="preserve"> https://ld.admin.ch/canton/10</w:t>
-      </w:r>
-      <w:r>
-        <w:br/>
-      </w:r>
-      <w:r>
-        <w:rPr>
-          <w:rStyle w:val="FunctionTok"/>
-        </w:rPr>
-        <w:t xml:space="preserve">valid_from</w:t>
-      </w:r>
-      <w:r>
-        <w:rPr>
-          <w:rStyle w:val="KeywordTok"/>
-        </w:rPr>
-        <w:t xml:space="preserve">:</w:t>
-      </w:r>
-      <w:r>
-        <w:rPr>
-          <w:rStyle w:val="AttributeTok"/>
-        </w:rPr>
-        <w:t xml:space="preserve"> 2007-12-12</w:t>
+        <w:t xml:space="preserve"> https://ld.admin.ch/canton/12</w:t>
       </w:r>
     </w:p>
     <w:bookmarkEnd w:id="131"/>
-    <w:bookmarkStart w:id="132" w:name="X0e1fccdabc4a538fd8bff4b6dd625fe52aa89be"/>
+    <w:bookmarkStart w:id="132" w:name="X00170ec010657bb5373d9263b9099e3b66616f1"/>
     <w:p>
       <w:pPr>
         <w:pStyle w:val="berschrift4"/>
       </w:pPr>
       <w:r>
-        <w:t xml:space="preserve">Beispiel: Gemeindeparlament mit räumlicher Referenz</w:t>
+        <w:t xml:space="preserve">Beispiel: Zweisprachige Delegation in ein interkantonales Gremium</w:t>
       </w:r>
     </w:p>
     <w:p>
@@ -15683,7 +15246,7 @@
         <w:rPr>
           <w:rStyle w:val="DecValTok"/>
         </w:rPr>
-        <w:t xml:space="preserve">700</w:t>
+        <w:t xml:space="preserve">5000</w:t>
       </w:r>
       <w:r>
         <w:br/>
@@ -15704,7 +15267,7 @@
         <w:rPr>
           <w:rStyle w:val="AttributeTok"/>
         </w:rPr>
-        <w:t xml:space="preserve"> https://www.stadt.sg.ch/home/verwaltung-politik/demokratie-politik/stadtparlament.html</w:t>
+        <w:t xml:space="preserve"> https://www.fr.ch/parlinfo/app/organizations/a1acb0c030d54b3baed840fe8bbed6b5</w:t>
       </w:r>
       <w:r>
         <w:br/>
@@ -15752,7 +15315,7 @@
         <w:rPr>
           <w:rStyle w:val="AttributeTok"/>
         </w:rPr>
-        <w:t xml:space="preserve"> Stadtparlament St. Gallen</w:t>
+        <w:t xml:space="preserve"> Freiburger Delegation IPK strafrechtliche Einschliessung</w:t>
       </w:r>
       <w:r>
         <w:br/>
@@ -15786,6 +15349,495 @@
       </w:r>
       <w:r>
         <w:rPr>
+          <w:rStyle w:val="KeywordTok"/>
+        </w:rPr>
+        <w:t xml:space="preserve">-</w:t>
+      </w:r>
+      <w:r>
+        <w:rPr>
+          <w:rStyle w:val="AttributeTok"/>
+        </w:rPr>
+        <w:t xml:space="preserve"> </w:t>
+      </w:r>
+      <w:r>
+        <w:rPr>
+          <w:rStyle w:val="FunctionTok"/>
+        </w:rPr>
+        <w:t xml:space="preserve">value</w:t>
+      </w:r>
+      <w:r>
+        <w:rPr>
+          <w:rStyle w:val="KeywordTok"/>
+        </w:rPr>
+        <w:t xml:space="preserve">:</w:t>
+      </w:r>
+      <w:r>
+        <w:rPr>
+          <w:rStyle w:val="AttributeTok"/>
+        </w:rPr>
+        <w:t xml:space="preserve"> Délégation FR à la CIP détention pénale</w:t>
+      </w:r>
+      <w:r>
+        <w:br/>
+      </w:r>
+      <w:r>
+        <w:rPr>
+          <w:rStyle w:val="AttributeTok"/>
+        </w:rPr>
+        <w:t xml:space="preserve">  </w:t>
+      </w:r>
+      <w:r>
+        <w:rPr>
+          <w:rStyle w:val="FunctionTok"/>
+        </w:rPr>
+        <w:t xml:space="preserve">language</w:t>
+      </w:r>
+      <w:r>
+        <w:rPr>
+          <w:rStyle w:val="KeywordTok"/>
+        </w:rPr>
+        <w:t xml:space="preserve">:</w:t>
+      </w:r>
+      <w:r>
+        <w:rPr>
+          <w:rStyle w:val="AttributeTok"/>
+        </w:rPr>
+        <w:t xml:space="preserve"> fr</w:t>
+      </w:r>
+      <w:r>
+        <w:br/>
+      </w:r>
+      <w:r>
+        <w:rPr>
+          <w:rStyle w:val="FunctionTok"/>
+        </w:rPr>
+        <w:t xml:space="preserve">abbreviation</w:t>
+      </w:r>
+      <w:r>
+        <w:rPr>
+          <w:rStyle w:val="KeywordTok"/>
+        </w:rPr>
+        <w:t xml:space="preserve">:</w:t>
+      </w:r>
+      <w:r>
+        <w:br/>
+      </w:r>
+      <w:r>
+        <w:rPr>
+          <w:rStyle w:val="KeywordTok"/>
+        </w:rPr>
+        <w:t xml:space="preserve">-</w:t>
+      </w:r>
+      <w:r>
+        <w:rPr>
+          <w:rStyle w:val="AttributeTok"/>
+        </w:rPr>
+        <w:t xml:space="preserve"> </w:t>
+      </w:r>
+      <w:r>
+        <w:rPr>
+          <w:rStyle w:val="FunctionTok"/>
+        </w:rPr>
+        <w:t xml:space="preserve">value</w:t>
+      </w:r>
+      <w:r>
+        <w:rPr>
+          <w:rStyle w:val="KeywordTok"/>
+        </w:rPr>
+        <w:t xml:space="preserve">:</w:t>
+      </w:r>
+      <w:r>
+        <w:rPr>
+          <w:rStyle w:val="AttributeTok"/>
+        </w:rPr>
+        <w:t xml:space="preserve"> Del-StRFE</w:t>
+      </w:r>
+      <w:r>
+        <w:br/>
+      </w:r>
+      <w:r>
+        <w:rPr>
+          <w:rStyle w:val="AttributeTok"/>
+        </w:rPr>
+        <w:t xml:space="preserve">  </w:t>
+      </w:r>
+      <w:r>
+        <w:rPr>
+          <w:rStyle w:val="FunctionTok"/>
+        </w:rPr>
+        <w:t xml:space="preserve">language</w:t>
+      </w:r>
+      <w:r>
+        <w:rPr>
+          <w:rStyle w:val="KeywordTok"/>
+        </w:rPr>
+        <w:t xml:space="preserve">:</w:t>
+      </w:r>
+      <w:r>
+        <w:rPr>
+          <w:rStyle w:val="AttributeTok"/>
+        </w:rPr>
+        <w:t xml:space="preserve"> de</w:t>
+      </w:r>
+      <w:r>
+        <w:br/>
+      </w:r>
+      <w:r>
+        <w:rPr>
+          <w:rStyle w:val="KeywordTok"/>
+        </w:rPr>
+        <w:t xml:space="preserve">-</w:t>
+      </w:r>
+      <w:r>
+        <w:rPr>
+          <w:rStyle w:val="AttributeTok"/>
+        </w:rPr>
+        <w:t xml:space="preserve"> </w:t>
+      </w:r>
+      <w:r>
+        <w:rPr>
+          <w:rStyle w:val="FunctionTok"/>
+        </w:rPr>
+        <w:t xml:space="preserve">value</w:t>
+      </w:r>
+      <w:r>
+        <w:rPr>
+          <w:rStyle w:val="KeywordTok"/>
+        </w:rPr>
+        <w:t xml:space="preserve">:</w:t>
+      </w:r>
+      <w:r>
+        <w:rPr>
+          <w:rStyle w:val="AttributeTok"/>
+        </w:rPr>
+        <w:t xml:space="preserve"> Del-DetPen</w:t>
+      </w:r>
+      <w:r>
+        <w:br/>
+      </w:r>
+      <w:r>
+        <w:rPr>
+          <w:rStyle w:val="AttributeTok"/>
+        </w:rPr>
+        <w:t xml:space="preserve">  </w:t>
+      </w:r>
+      <w:r>
+        <w:rPr>
+          <w:rStyle w:val="FunctionTok"/>
+        </w:rPr>
+        <w:t xml:space="preserve">language</w:t>
+      </w:r>
+      <w:r>
+        <w:rPr>
+          <w:rStyle w:val="KeywordTok"/>
+        </w:rPr>
+        <w:t xml:space="preserve">:</w:t>
+      </w:r>
+      <w:r>
+        <w:rPr>
+          <w:rStyle w:val="AttributeTok"/>
+        </w:rPr>
+        <w:t xml:space="preserve"> fr</w:t>
+      </w:r>
+      <w:r>
+        <w:br/>
+      </w:r>
+      <w:r>
+        <w:rPr>
+          <w:rStyle w:val="FunctionTok"/>
+        </w:rPr>
+        <w:t xml:space="preserve">description</w:t>
+      </w:r>
+      <w:r>
+        <w:rPr>
+          <w:rStyle w:val="KeywordTok"/>
+        </w:rPr>
+        <w:t xml:space="preserve">:</w:t>
+      </w:r>
+      <w:r>
+        <w:br/>
+      </w:r>
+      <w:r>
+        <w:rPr>
+          <w:rStyle w:val="KeywordTok"/>
+        </w:rPr>
+        <w:t xml:space="preserve">-</w:t>
+      </w:r>
+      <w:r>
+        <w:rPr>
+          <w:rStyle w:val="AttributeTok"/>
+        </w:rPr>
+        <w:t xml:space="preserve"> </w:t>
+      </w:r>
+      <w:r>
+        <w:rPr>
+          <w:rStyle w:val="FunctionTok"/>
+        </w:rPr>
+        <w:t xml:space="preserve">value</w:t>
+      </w:r>
+      <w:r>
+        <w:rPr>
+          <w:rStyle w:val="KeywordTok"/>
+        </w:rPr>
+        <w:t xml:space="preserve">:</w:t>
+      </w:r>
+      <w:r>
+        <w:rPr>
+          <w:rStyle w:val="AttributeTok"/>
+        </w:rPr>
+        <w:t xml:space="preserve"> Die Interparlamentarische Aufsichtskommission strafrechtliche Einschliessung besteht aus 18 Grossrätinnen</w:t>
+      </w:r>
+      <w:r>
+        <w:br/>
+      </w:r>
+      <w:r>
+        <w:rPr>
+          <w:rStyle w:val="AttributeTok"/>
+        </w:rPr>
+        <w:t xml:space="preserve">    und Grossräten aus den sechs Vertragskantonen Freiburg, Genf, Jura, Neuenburg, Waadt und Wallis.</w:t>
+      </w:r>
+      <w:r>
+        <w:br/>
+      </w:r>
+      <w:r>
+        <w:rPr>
+          <w:rStyle w:val="AttributeTok"/>
+        </w:rPr>
+        <w:t xml:space="preserve">  </w:t>
+      </w:r>
+      <w:r>
+        <w:rPr>
+          <w:rStyle w:val="FunctionTok"/>
+        </w:rPr>
+        <w:t xml:space="preserve">language</w:t>
+      </w:r>
+      <w:r>
+        <w:rPr>
+          <w:rStyle w:val="KeywordTok"/>
+        </w:rPr>
+        <w:t xml:space="preserve">:</w:t>
+      </w:r>
+      <w:r>
+        <w:rPr>
+          <w:rStyle w:val="AttributeTok"/>
+        </w:rPr>
+        <w:t xml:space="preserve"> de</w:t>
+      </w:r>
+      <w:r>
+        <w:br/>
+      </w:r>
+      <w:r>
+        <w:rPr>
+          <w:rStyle w:val="KeywordTok"/>
+        </w:rPr>
+        <w:t xml:space="preserve">-</w:t>
+      </w:r>
+      <w:r>
+        <w:rPr>
+          <w:rStyle w:val="AttributeTok"/>
+        </w:rPr>
+        <w:t xml:space="preserve"> </w:t>
+      </w:r>
+      <w:r>
+        <w:rPr>
+          <w:rStyle w:val="FunctionTok"/>
+        </w:rPr>
+        <w:t xml:space="preserve">value</w:t>
+      </w:r>
+      <w:r>
+        <w:rPr>
+          <w:rStyle w:val="KeywordTok"/>
+        </w:rPr>
+        <w:t xml:space="preserve">:</w:t>
+      </w:r>
+      <w:r>
+        <w:rPr>
+          <w:rStyle w:val="AttributeTok"/>
+        </w:rPr>
+        <w:t xml:space="preserve"> </w:t>
+      </w:r>
+      <w:r>
+        <w:rPr>
+          <w:rStyle w:val="StringTok"/>
+        </w:rPr>
+        <w:t xml:space="preserve">'La Commission interparlementaire de contrôle détention pénale est composée de 18 députés issus</w:t>
+      </w:r>
+      <w:r>
+        <w:br/>
+      </w:r>
+      <w:r>
+        <w:rPr>
+          <w:rStyle w:val="StringTok"/>
+        </w:rPr>
+        <w:t xml:space="preserve">    des six cantons partenaires : Fribourg, Genève, Jura, Neuchâtel, Vaud et Valais.'</w:t>
+      </w:r>
+      <w:r>
+        <w:br/>
+      </w:r>
+      <w:r>
+        <w:rPr>
+          <w:rStyle w:val="AttributeTok"/>
+        </w:rPr>
+        <w:t xml:space="preserve">  </w:t>
+      </w:r>
+      <w:r>
+        <w:rPr>
+          <w:rStyle w:val="FunctionTok"/>
+        </w:rPr>
+        <w:t xml:space="preserve">language</w:t>
+      </w:r>
+      <w:r>
+        <w:rPr>
+          <w:rStyle w:val="KeywordTok"/>
+        </w:rPr>
+        <w:t xml:space="preserve">:</w:t>
+      </w:r>
+      <w:r>
+        <w:rPr>
+          <w:rStyle w:val="AttributeTok"/>
+        </w:rPr>
+        <w:t xml:space="preserve"> fr</w:t>
+      </w:r>
+      <w:r>
+        <w:br/>
+      </w:r>
+      <w:r>
+        <w:rPr>
+          <w:rStyle w:val="FunctionTok"/>
+        </w:rPr>
+        <w:t xml:space="preserve">landing_page</w:t>
+      </w:r>
+      <w:r>
+        <w:rPr>
+          <w:rStyle w:val="KeywordTok"/>
+        </w:rPr>
+        <w:t xml:space="preserve">:</w:t>
+      </w:r>
+      <w:r>
+        <w:br/>
+      </w:r>
+      <w:r>
+        <w:rPr>
+          <w:rStyle w:val="KeywordTok"/>
+        </w:rPr>
+        <w:t xml:space="preserve">-</w:t>
+      </w:r>
+      <w:r>
+        <w:rPr>
+          <w:rStyle w:val="AttributeTok"/>
+        </w:rPr>
+        <w:t xml:space="preserve"> </w:t>
+      </w:r>
+      <w:r>
+        <w:rPr>
+          <w:rStyle w:val="FunctionTok"/>
+        </w:rPr>
+        <w:t xml:space="preserve">value</w:t>
+      </w:r>
+      <w:r>
+        <w:rPr>
+          <w:rStyle w:val="KeywordTok"/>
+        </w:rPr>
+        <w:t xml:space="preserve">:</w:t>
+      </w:r>
+      <w:r>
+        <w:rPr>
+          <w:rStyle w:val="AttributeTok"/>
+        </w:rPr>
+        <w:t xml:space="preserve"> https://www.fr.ch/de/parlinfo/app/organizations/a1acb0c030d54b3baed840fe8bbed6b5</w:t>
+      </w:r>
+      <w:r>
+        <w:br/>
+      </w:r>
+      <w:r>
+        <w:rPr>
+          <w:rStyle w:val="AttributeTok"/>
+        </w:rPr>
+        <w:t xml:space="preserve">  </w:t>
+      </w:r>
+      <w:r>
+        <w:rPr>
+          <w:rStyle w:val="FunctionTok"/>
+        </w:rPr>
+        <w:t xml:space="preserve">language</w:t>
+      </w:r>
+      <w:r>
+        <w:rPr>
+          <w:rStyle w:val="KeywordTok"/>
+        </w:rPr>
+        <w:t xml:space="preserve">:</w:t>
+      </w:r>
+      <w:r>
+        <w:rPr>
+          <w:rStyle w:val="AttributeTok"/>
+        </w:rPr>
+        <w:t xml:space="preserve"> de</w:t>
+      </w:r>
+      <w:r>
+        <w:br/>
+      </w:r>
+      <w:r>
+        <w:rPr>
+          <w:rStyle w:val="KeywordTok"/>
+        </w:rPr>
+        <w:t xml:space="preserve">-</w:t>
+      </w:r>
+      <w:r>
+        <w:rPr>
+          <w:rStyle w:val="AttributeTok"/>
+        </w:rPr>
+        <w:t xml:space="preserve"> </w:t>
+      </w:r>
+      <w:r>
+        <w:rPr>
+          <w:rStyle w:val="FunctionTok"/>
+        </w:rPr>
+        <w:t xml:space="preserve">value</w:t>
+      </w:r>
+      <w:r>
+        <w:rPr>
+          <w:rStyle w:val="KeywordTok"/>
+        </w:rPr>
+        <w:t xml:space="preserve">:</w:t>
+      </w:r>
+      <w:r>
+        <w:rPr>
+          <w:rStyle w:val="AttributeTok"/>
+        </w:rPr>
+        <w:t xml:space="preserve"> https://www.fr.ch/parlinfo/app/organizations/a1acb0c030d54b3baed840fe8bbed6b5</w:t>
+      </w:r>
+      <w:r>
+        <w:br/>
+      </w:r>
+      <w:r>
+        <w:rPr>
+          <w:rStyle w:val="AttributeTok"/>
+        </w:rPr>
+        <w:t xml:space="preserve">  </w:t>
+      </w:r>
+      <w:r>
+        <w:rPr>
+          <w:rStyle w:val="FunctionTok"/>
+        </w:rPr>
+        <w:t xml:space="preserve">language</w:t>
+      </w:r>
+      <w:r>
+        <w:rPr>
+          <w:rStyle w:val="KeywordTok"/>
+        </w:rPr>
+        <w:t xml:space="preserve">:</w:t>
+      </w:r>
+      <w:r>
+        <w:rPr>
+          <w:rStyle w:val="AttributeTok"/>
+        </w:rPr>
+        <w:t xml:space="preserve"> fr</w:t>
+      </w:r>
+      <w:r>
+        <w:br/>
+      </w:r>
+      <w:r>
+        <w:rPr>
           <w:rStyle w:val="FunctionTok"/>
         </w:rPr>
         <w:t xml:space="preserve">group_type</w:t>
@@ -15821,7 +15873,7 @@
         <w:rPr>
           <w:rStyle w:val="AttributeTok"/>
         </w:rPr>
-        <w:t xml:space="preserve"> council_legislative</w:t>
+        <w:t xml:space="preserve"> delegation</w:t>
       </w:r>
       <w:r>
         <w:br/>
@@ -15848,7 +15900,7 @@
         <w:rPr>
           <w:rStyle w:val="AttributeTok"/>
         </w:rPr>
-        <w:t xml:space="preserve"> Parlament (Legislativrat)</w:t>
+        <w:t xml:space="preserve"> Delegation</w:t>
       </w:r>
       <w:r>
         <w:br/>
@@ -15869,17 +15921,38 @@
         <w:rPr>
           <w:rStyle w:val="AttributeTok"/>
         </w:rPr>
-        <w:t xml:space="preserve"> https://ld.admin.ch/municipality/3203</w:t>
+        <w:t xml:space="preserve"> https://ld.admin.ch/canton/10</w:t>
+      </w:r>
+      <w:r>
+        <w:br/>
+      </w:r>
+      <w:r>
+        <w:rPr>
+          <w:rStyle w:val="FunctionTok"/>
+        </w:rPr>
+        <w:t xml:space="preserve">valid_from</w:t>
+      </w:r>
+      <w:r>
+        <w:rPr>
+          <w:rStyle w:val="KeywordTok"/>
+        </w:rPr>
+        <w:t xml:space="preserve">:</w:t>
+      </w:r>
+      <w:r>
+        <w:rPr>
+          <w:rStyle w:val="AttributeTok"/>
+        </w:rPr>
+        <w:t xml:space="preserve"> 2007-12-12</w:t>
       </w:r>
     </w:p>
     <w:bookmarkEnd w:id="132"/>
-    <w:bookmarkStart w:id="133" w:name="X3832bece7fea84b7dff7b5bce415e3422ecd83f"/>
+    <w:bookmarkStart w:id="133" w:name="Xee13dbbd4ab186dab02f3865a23133cac3ff854"/>
     <w:p>
       <w:pPr>
         <w:pStyle w:val="berschrift4"/>
       </w:pPr>
       <w:r>
-        <w:t xml:space="preserve">Beispiel: Kommission mit gebräuchlicher Abkürzung</w:t>
+        <w:t xml:space="preserve">Beispiel: Fraktion mit Verweis auf Parlament und tragende Parteien</w:t>
       </w:r>
     </w:p>
     <w:p>
@@ -15908,7 +15981,7 @@
         <w:rPr>
           <w:rStyle w:val="DecValTok"/>
         </w:rPr>
-        <w:t xml:space="preserve">3</w:t>
+        <w:t xml:space="preserve">1266</w:t>
       </w:r>
       <w:r>
         <w:br/>
@@ -15929,7 +16002,7 @@
         <w:rPr>
           <w:rStyle w:val="AttributeTok"/>
         </w:rPr>
-        <w:t xml:space="preserve"> https://api.openparldata.ch/v1/groups/3</w:t>
+        <w:t xml:space="preserve"> https://grosserrat.bs.ch/gremien/parteien-und-fraktionen/mitte-evp</w:t>
       </w:r>
       <w:r>
         <w:br/>
@@ -15977,7 +16050,7 @@
         <w:rPr>
           <w:rStyle w:val="AttributeTok"/>
         </w:rPr>
-        <w:t xml:space="preserve"> Geschäftsprüfungskommission</w:t>
+        <w:t xml:space="preserve"> Die Mitte / Evangelische Volkspartei</w:t>
       </w:r>
       <w:r>
         <w:br/>
@@ -16013,7 +16086,7 @@
         <w:rPr>
           <w:rStyle w:val="FunctionTok"/>
         </w:rPr>
-        <w:t xml:space="preserve">abbreviation</w:t>
+        <w:t xml:space="preserve">parent_groups</w:t>
       </w:r>
       <w:r>
         <w:rPr>
@@ -16034,31 +16107,58 @@
         <w:rPr>
           <w:rStyle w:val="AttributeTok"/>
         </w:rPr>
-        <w:t xml:space="preserve"> </w:t>
-      </w:r>
-      <w:r>
-        <w:rPr>
-          <w:rStyle w:val="FunctionTok"/>
-        </w:rPr>
-        <w:t xml:space="preserve">value</w:t>
-      </w:r>
-      <w:r>
-        <w:rPr>
-          <w:rStyle w:val="KeywordTok"/>
-        </w:rPr>
-        <w:t xml:space="preserve">:</w:t>
-      </w:r>
-      <w:r>
-        <w:rPr>
-          <w:rStyle w:val="AttributeTok"/>
-        </w:rPr>
-        <w:t xml:space="preserve"> GPK</w:t>
+        <w:t xml:space="preserve"> https://www.grosserrat.bs.ch/</w:t>
       </w:r>
       <w:r>
         <w:br/>
       </w:r>
       <w:r>
         <w:rPr>
+          <w:rStyle w:val="KeywordTok"/>
+        </w:rPr>
+        <w:t xml:space="preserve">-</w:t>
+      </w:r>
+      <w:r>
+        <w:rPr>
+          <w:rStyle w:val="AttributeTok"/>
+        </w:rPr>
+        <w:t xml:space="preserve"> https://bs.die-mitte.ch/</w:t>
+      </w:r>
+      <w:r>
+        <w:br/>
+      </w:r>
+      <w:r>
+        <w:rPr>
+          <w:rStyle w:val="KeywordTok"/>
+        </w:rPr>
+        <w:t xml:space="preserve">-</w:t>
+      </w:r>
+      <w:r>
+        <w:rPr>
+          <w:rStyle w:val="AttributeTok"/>
+        </w:rPr>
+        <w:t xml:space="preserve"> https://www.evp-bs.ch/</w:t>
+      </w:r>
+      <w:r>
+        <w:br/>
+      </w:r>
+      <w:r>
+        <w:rPr>
+          <w:rStyle w:val="FunctionTok"/>
+        </w:rPr>
+        <w:t xml:space="preserve">group_type</w:t>
+      </w:r>
+      <w:r>
+        <w:rPr>
+          <w:rStyle w:val="KeywordTok"/>
+        </w:rPr>
+        <w:t xml:space="preserve">:</w:t>
+      </w:r>
+      <w:r>
+        <w:br/>
+      </w:r>
+      <w:r>
+        <w:rPr>
           <w:rStyle w:val="AttributeTok"/>
         </w:rPr>
         <w:t xml:space="preserve">  </w:t>
@@ -16067,169 +16167,52 @@
         <w:rPr>
           <w:rStyle w:val="FunctionTok"/>
         </w:rPr>
-        <w:t xml:space="preserve">language</w:t>
-      </w:r>
-      <w:r>
-        <w:rPr>
-          <w:rStyle w:val="KeywordTok"/>
-        </w:rPr>
-        <w:t xml:space="preserve">:</w:t>
-      </w:r>
-      <w:r>
-        <w:rPr>
-          <w:rStyle w:val="AttributeTok"/>
-        </w:rPr>
-        <w:t xml:space="preserve"> de</w:t>
+        <w:t xml:space="preserve">group_type_enum</w:t>
+      </w:r>
+      <w:r>
+        <w:rPr>
+          <w:rStyle w:val="KeywordTok"/>
+        </w:rPr>
+        <w:t xml:space="preserve">:</w:t>
+      </w:r>
+      <w:r>
+        <w:rPr>
+          <w:rStyle w:val="AttributeTok"/>
+        </w:rPr>
+        <w:t xml:space="preserve"> parliamentary_group</w:t>
       </w:r>
       <w:r>
         <w:br/>
       </w:r>
       <w:r>
         <w:rPr>
-          <w:rStyle w:val="FunctionTok"/>
-        </w:rPr>
-        <w:t xml:space="preserve">landing_page</w:t>
-      </w:r>
-      <w:r>
-        <w:rPr>
-          <w:rStyle w:val="KeywordTok"/>
-        </w:rPr>
-        <w:t xml:space="preserve">:</w:t>
+          <w:rStyle w:val="AttributeTok"/>
+        </w:rPr>
+        <w:t xml:space="preserve">  </w:t>
+      </w:r>
+      <w:r>
+        <w:rPr>
+          <w:rStyle w:val="FunctionTok"/>
+        </w:rPr>
+        <w:t xml:space="preserve">label</w:t>
+      </w:r>
+      <w:r>
+        <w:rPr>
+          <w:rStyle w:val="KeywordTok"/>
+        </w:rPr>
+        <w:t xml:space="preserve">:</w:t>
+      </w:r>
+      <w:r>
+        <w:rPr>
+          <w:rStyle w:val="AttributeTok"/>
+        </w:rPr>
+        <w:t xml:space="preserve"> Fraktion</w:t>
       </w:r>
       <w:r>
         <w:br/>
       </w:r>
       <w:r>
         <w:rPr>
-          <w:rStyle w:val="KeywordTok"/>
-        </w:rPr>
-        <w:t xml:space="preserve">-</w:t>
-      </w:r>
-      <w:r>
-        <w:rPr>
-          <w:rStyle w:val="AttributeTok"/>
-        </w:rPr>
-        <w:t xml:space="preserve"> </w:t>
-      </w:r>
-      <w:r>
-        <w:rPr>
-          <w:rStyle w:val="FunctionTok"/>
-        </w:rPr>
-        <w:t xml:space="preserve">value</w:t>
-      </w:r>
-      <w:r>
-        <w:rPr>
-          <w:rStyle w:val="KeywordTok"/>
-        </w:rPr>
-        <w:t xml:space="preserve">:</w:t>
-      </w:r>
-      <w:r>
-        <w:rPr>
-          <w:rStyle w:val="AttributeTok"/>
-        </w:rPr>
-        <w:t xml:space="preserve"> https://ar.ch/kantonsrat/kommissionen/staendige-kommissionen-des-kantonsrates/</w:t>
-      </w:r>
-      <w:r>
-        <w:br/>
-      </w:r>
-      <w:r>
-        <w:rPr>
-          <w:rStyle w:val="AttributeTok"/>
-        </w:rPr>
-        <w:t xml:space="preserve">  </w:t>
-      </w:r>
-      <w:r>
-        <w:rPr>
-          <w:rStyle w:val="FunctionTok"/>
-        </w:rPr>
-        <w:t xml:space="preserve">language</w:t>
-      </w:r>
-      <w:r>
-        <w:rPr>
-          <w:rStyle w:val="KeywordTok"/>
-        </w:rPr>
-        <w:t xml:space="preserve">:</w:t>
-      </w:r>
-      <w:r>
-        <w:rPr>
-          <w:rStyle w:val="AttributeTok"/>
-        </w:rPr>
-        <w:t xml:space="preserve"> de</w:t>
-      </w:r>
-      <w:r>
-        <w:br/>
-      </w:r>
-      <w:r>
-        <w:rPr>
-          <w:rStyle w:val="FunctionTok"/>
-        </w:rPr>
-        <w:t xml:space="preserve">group_type</w:t>
-      </w:r>
-      <w:r>
-        <w:rPr>
-          <w:rStyle w:val="KeywordTok"/>
-        </w:rPr>
-        <w:t xml:space="preserve">:</w:t>
-      </w:r>
-      <w:r>
-        <w:br/>
-      </w:r>
-      <w:r>
-        <w:rPr>
-          <w:rStyle w:val="AttributeTok"/>
-        </w:rPr>
-        <w:t xml:space="preserve">  </w:t>
-      </w:r>
-      <w:r>
-        <w:rPr>
-          <w:rStyle w:val="FunctionTok"/>
-        </w:rPr>
-        <w:t xml:space="preserve">group_type_enum</w:t>
-      </w:r>
-      <w:r>
-        <w:rPr>
-          <w:rStyle w:val="KeywordTok"/>
-        </w:rPr>
-        <w:t xml:space="preserve">:</w:t>
-      </w:r>
-      <w:r>
-        <w:rPr>
-          <w:rStyle w:val="AttributeTok"/>
-        </w:rPr>
-        <w:t xml:space="preserve"> committee_standing</w:t>
-      </w:r>
-      <w:r>
-        <w:br/>
-      </w:r>
-      <w:r>
-        <w:rPr>
-          <w:rStyle w:val="AttributeTok"/>
-        </w:rPr>
-        <w:t xml:space="preserve">  </w:t>
-      </w:r>
-      <w:r>
-        <w:rPr>
-          <w:rStyle w:val="FunctionTok"/>
-        </w:rPr>
-        <w:t xml:space="preserve">label</w:t>
-      </w:r>
-      <w:r>
-        <w:rPr>
-          <w:rStyle w:val="KeywordTok"/>
-        </w:rPr>
-        <w:t xml:space="preserve">:</w:t>
-      </w:r>
-      <w:r>
-        <w:rPr>
-          <w:rStyle w:val="AttributeTok"/>
-        </w:rPr>
-        <w:t xml:space="preserve"> Kommission</w:t>
-      </w:r>
-      <w:r>
-        <w:br/>
-      </w:r>
-      <w:r>
-        <w:rPr>
           <w:rStyle w:val="FunctionTok"/>
         </w:rPr>
         <w:t xml:space="preserve">spatial</w:t>
@@ -16244,17 +16227,17 @@
         <w:rPr>
           <w:rStyle w:val="AttributeTok"/>
         </w:rPr>
-        <w:t xml:space="preserve"> https://ld.admin.ch/canton/15</w:t>
+        <w:t xml:space="preserve"> https://ld.admin.ch/canton/12</w:t>
       </w:r>
     </w:p>
     <w:bookmarkEnd w:id="133"/>
-    <w:bookmarkStart w:id="134" w:name="X45c32d38be483f67e0785c72ce11b1b07ff6240"/>
+    <w:bookmarkStart w:id="134" w:name="X0e1fccdabc4a538fd8bff4b6dd625fe52aa89be"/>
     <w:p>
       <w:pPr>
         <w:pStyle w:val="berschrift4"/>
       </w:pPr>
       <w:r>
-        <w:t xml:space="preserve">Beispiel: Interessengruppe mit dreisprachigem Namen und Kontakt</w:t>
+        <w:t xml:space="preserve">Beispiel: Gemeindeparlament mit räumlicher Referenz</w:t>
       </w:r>
     </w:p>
     <w:p>
@@ -16283,7 +16266,7 @@
         <w:rPr>
           <w:rStyle w:val="DecValTok"/>
         </w:rPr>
-        <w:t xml:space="preserve">6627</w:t>
+        <w:t xml:space="preserve">700</w:t>
       </w:r>
       <w:r>
         <w:br/>
@@ -16304,7 +16287,7 @@
         <w:rPr>
           <w:rStyle w:val="AttributeTok"/>
         </w:rPr>
-        <w:t xml:space="preserve"> https://www.parlament.ch/de/organe/gruppen/konsumenteninformation-und-schutz</w:t>
+        <w:t xml:space="preserve"> https://www.stadt.sg.ch/home/verwaltung-politik/demokratie-politik/stadtparlament.html</w:t>
       </w:r>
       <w:r>
         <w:br/>
@@ -16352,7 +16335,7 @@
         <w:rPr>
           <w:rStyle w:val="AttributeTok"/>
         </w:rPr>
-        <w:t xml:space="preserve"> Konsumenteninformation und -schutz</w:t>
+        <w:t xml:space="preserve"> Stadtparlament St. Gallen</w:t>
       </w:r>
       <w:r>
         <w:br/>
@@ -16386,33 +16369,15 @@
       </w:r>
       <w:r>
         <w:rPr>
-          <w:rStyle w:val="KeywordTok"/>
-        </w:rPr>
-        <w:t xml:space="preserve">-</w:t>
-      </w:r>
-      <w:r>
-        <w:rPr>
-          <w:rStyle w:val="AttributeTok"/>
-        </w:rPr>
-        <w:t xml:space="preserve"> </w:t>
-      </w:r>
-      <w:r>
-        <w:rPr>
-          <w:rStyle w:val="FunctionTok"/>
-        </w:rPr>
-        <w:t xml:space="preserve">value</w:t>
-      </w:r>
-      <w:r>
-        <w:rPr>
-          <w:rStyle w:val="KeywordTok"/>
-        </w:rPr>
-        <w:t xml:space="preserve">:</w:t>
-      </w:r>
-      <w:r>
-        <w:rPr>
-          <w:rStyle w:val="AttributeTok"/>
-        </w:rPr>
-        <w:t xml:space="preserve"> Information et défense des consommateurs</w:t>
+          <w:rStyle w:val="FunctionTok"/>
+        </w:rPr>
+        <w:t xml:space="preserve">group_type</w:t>
+      </w:r>
+      <w:r>
+        <w:rPr>
+          <w:rStyle w:val="KeywordTok"/>
+        </w:rPr>
+        <w:t xml:space="preserve">:</w:t>
       </w:r>
       <w:r>
         <w:br/>
@@ -16427,700 +16392,52 @@
         <w:rPr>
           <w:rStyle w:val="FunctionTok"/>
         </w:rPr>
-        <w:t xml:space="preserve">language</w:t>
-      </w:r>
-      <w:r>
-        <w:rPr>
-          <w:rStyle w:val="KeywordTok"/>
-        </w:rPr>
-        <w:t xml:space="preserve">:</w:t>
-      </w:r>
-      <w:r>
-        <w:rPr>
-          <w:rStyle w:val="AttributeTok"/>
-        </w:rPr>
-        <w:t xml:space="preserve"> fr</w:t>
+        <w:t xml:space="preserve">group_type_enum</w:t>
+      </w:r>
+      <w:r>
+        <w:rPr>
+          <w:rStyle w:val="KeywordTok"/>
+        </w:rPr>
+        <w:t xml:space="preserve">:</w:t>
+      </w:r>
+      <w:r>
+        <w:rPr>
+          <w:rStyle w:val="AttributeTok"/>
+        </w:rPr>
+        <w:t xml:space="preserve"> council_legislative</w:t>
       </w:r>
       <w:r>
         <w:br/>
       </w:r>
       <w:r>
         <w:rPr>
-          <w:rStyle w:val="KeywordTok"/>
-        </w:rPr>
-        <w:t xml:space="preserve">-</w:t>
-      </w:r>
-      <w:r>
-        <w:rPr>
-          <w:rStyle w:val="AttributeTok"/>
-        </w:rPr>
-        <w:t xml:space="preserve"> </w:t>
-      </w:r>
-      <w:r>
-        <w:rPr>
-          <w:rStyle w:val="FunctionTok"/>
-        </w:rPr>
-        <w:t xml:space="preserve">value</w:t>
-      </w:r>
-      <w:r>
-        <w:rPr>
-          <w:rStyle w:val="KeywordTok"/>
-        </w:rPr>
-        <w:t xml:space="preserve">:</w:t>
-      </w:r>
-      <w:r>
-        <w:rPr>
-          <w:rStyle w:val="AttributeTok"/>
-        </w:rPr>
-        <w:t xml:space="preserve"> Informazione e tutela dei consumatori</w:t>
+          <w:rStyle w:val="AttributeTok"/>
+        </w:rPr>
+        <w:t xml:space="preserve">  </w:t>
+      </w:r>
+      <w:r>
+        <w:rPr>
+          <w:rStyle w:val="FunctionTok"/>
+        </w:rPr>
+        <w:t xml:space="preserve">label</w:t>
+      </w:r>
+      <w:r>
+        <w:rPr>
+          <w:rStyle w:val="KeywordTok"/>
+        </w:rPr>
+        <w:t xml:space="preserve">:</w:t>
+      </w:r>
+      <w:r>
+        <w:rPr>
+          <w:rStyle w:val="AttributeTok"/>
+        </w:rPr>
+        <w:t xml:space="preserve"> Parlament (Legislativrat)</w:t>
       </w:r>
       <w:r>
         <w:br/>
       </w:r>
       <w:r>
         <w:rPr>
-          <w:rStyle w:val="AttributeTok"/>
-        </w:rPr>
-        <w:t xml:space="preserve">  </w:t>
-      </w:r>
-      <w:r>
-        <w:rPr>
-          <w:rStyle w:val="FunctionTok"/>
-        </w:rPr>
-        <w:t xml:space="preserve">language</w:t>
-      </w:r>
-      <w:r>
-        <w:rPr>
-          <w:rStyle w:val="KeywordTok"/>
-        </w:rPr>
-        <w:t xml:space="preserve">:</w:t>
-      </w:r>
-      <w:r>
-        <w:rPr>
-          <w:rStyle w:val="AttributeTok"/>
-        </w:rPr>
-        <w:t xml:space="preserve"> it</w:t>
-      </w:r>
-      <w:r>
-        <w:br/>
-      </w:r>
-      <w:r>
-        <w:rPr>
-          <w:rStyle w:val="FunctionTok"/>
-        </w:rPr>
-        <w:t xml:space="preserve">description</w:t>
-      </w:r>
-      <w:r>
-        <w:rPr>
-          <w:rStyle w:val="KeywordTok"/>
-        </w:rPr>
-        <w:t xml:space="preserve">:</w:t>
-      </w:r>
-      <w:r>
-        <w:br/>
-      </w:r>
-      <w:r>
-        <w:rPr>
-          <w:rStyle w:val="KeywordTok"/>
-        </w:rPr>
-        <w:t xml:space="preserve">-</w:t>
-      </w:r>
-      <w:r>
-        <w:rPr>
-          <w:rStyle w:val="AttributeTok"/>
-        </w:rPr>
-        <w:t xml:space="preserve"> </w:t>
-      </w:r>
-      <w:r>
-        <w:rPr>
-          <w:rStyle w:val="FunctionTok"/>
-        </w:rPr>
-        <w:t xml:space="preserve">value</w:t>
-      </w:r>
-      <w:r>
-        <w:rPr>
-          <w:rStyle w:val="KeywordTok"/>
-        </w:rPr>
-        <w:t xml:space="preserve">:</w:t>
-      </w:r>
-      <w:r>
-        <w:rPr>
-          <w:rStyle w:val="AttributeTok"/>
-        </w:rPr>
-        <w:t xml:space="preserve"> L'intergroupe parlementaire « Information et défense des consommateurs » réunit toutes les sensibilités</w:t>
-      </w:r>
-      <w:r>
-        <w:br/>
-      </w:r>
-      <w:r>
-        <w:rPr>
-          <w:rStyle w:val="AttributeTok"/>
-        </w:rPr>
-        <w:t xml:space="preserve">    politiques. Cet intergroupe a pour mission d'informer et de sensibiliser les élu·e·s aux questions</w:t>
-      </w:r>
-      <w:r>
-        <w:br/>
-      </w:r>
-      <w:r>
-        <w:rPr>
-          <w:rStyle w:val="AttributeTok"/>
-        </w:rPr>
-        <w:t xml:space="preserve">    relatives à la défense des consommateur·rice·s en Suisse.</w:t>
-      </w:r>
-      <w:r>
-        <w:br/>
-      </w:r>
-      <w:r>
-        <w:rPr>
-          <w:rStyle w:val="AttributeTok"/>
-        </w:rPr>
-        <w:t xml:space="preserve">  </w:t>
-      </w:r>
-      <w:r>
-        <w:rPr>
-          <w:rStyle w:val="FunctionTok"/>
-        </w:rPr>
-        <w:t xml:space="preserve">language</w:t>
-      </w:r>
-      <w:r>
-        <w:rPr>
-          <w:rStyle w:val="KeywordTok"/>
-        </w:rPr>
-        <w:t xml:space="preserve">:</w:t>
-      </w:r>
-      <w:r>
-        <w:rPr>
-          <w:rStyle w:val="AttributeTok"/>
-        </w:rPr>
-        <w:t xml:space="preserve"> fr</w:t>
-      </w:r>
-      <w:r>
-        <w:br/>
-      </w:r>
-      <w:r>
-        <w:rPr>
-          <w:rStyle w:val="FunctionTok"/>
-        </w:rPr>
-        <w:t xml:space="preserve">landing_page</w:t>
-      </w:r>
-      <w:r>
-        <w:rPr>
-          <w:rStyle w:val="KeywordTok"/>
-        </w:rPr>
-        <w:t xml:space="preserve">:</w:t>
-      </w:r>
-      <w:r>
-        <w:br/>
-      </w:r>
-      <w:r>
-        <w:rPr>
-          <w:rStyle w:val="KeywordTok"/>
-        </w:rPr>
-        <w:t xml:space="preserve">-</w:t>
-      </w:r>
-      <w:r>
-        <w:rPr>
-          <w:rStyle w:val="AttributeTok"/>
-        </w:rPr>
-        <w:t xml:space="preserve"> </w:t>
-      </w:r>
-      <w:r>
-        <w:rPr>
-          <w:rStyle w:val="FunctionTok"/>
-        </w:rPr>
-        <w:t xml:space="preserve">value</w:t>
-      </w:r>
-      <w:r>
-        <w:rPr>
-          <w:rStyle w:val="KeywordTok"/>
-        </w:rPr>
-        <w:t xml:space="preserve">:</w:t>
-      </w:r>
-      <w:r>
-        <w:rPr>
-          <w:rStyle w:val="AttributeTok"/>
-        </w:rPr>
-        <w:t xml:space="preserve"> https://www.parlament.ch/centers/documents/de/gruppen-der-bundesversammlung.pdf</w:t>
-      </w:r>
-      <w:r>
-        <w:br/>
-      </w:r>
-      <w:r>
-        <w:rPr>
-          <w:rStyle w:val="AttributeTok"/>
-        </w:rPr>
-        <w:t xml:space="preserve">  </w:t>
-      </w:r>
-      <w:r>
-        <w:rPr>
-          <w:rStyle w:val="FunctionTok"/>
-        </w:rPr>
-        <w:t xml:space="preserve">language</w:t>
-      </w:r>
-      <w:r>
-        <w:rPr>
-          <w:rStyle w:val="KeywordTok"/>
-        </w:rPr>
-        <w:t xml:space="preserve">:</w:t>
-      </w:r>
-      <w:r>
-        <w:rPr>
-          <w:rStyle w:val="AttributeTok"/>
-        </w:rPr>
-        <w:t xml:space="preserve"> de</w:t>
-      </w:r>
-      <w:r>
-        <w:br/>
-      </w:r>
-      <w:r>
-        <w:rPr>
-          <w:rStyle w:val="FunctionTok"/>
-        </w:rPr>
-        <w:t xml:space="preserve">contacts</w:t>
-      </w:r>
-      <w:r>
-        <w:rPr>
-          <w:rStyle w:val="KeywordTok"/>
-        </w:rPr>
-        <w:t xml:space="preserve">:</w:t>
-      </w:r>
-      <w:r>
-        <w:br/>
-      </w:r>
-      <w:r>
-        <w:rPr>
-          <w:rStyle w:val="KeywordTok"/>
-        </w:rPr>
-        <w:t xml:space="preserve">-</w:t>
-      </w:r>
-      <w:r>
-        <w:rPr>
-          <w:rStyle w:val="AttributeTok"/>
-        </w:rPr>
-        <w:t xml:space="preserve"> </w:t>
-      </w:r>
-      <w:r>
-        <w:rPr>
-          <w:rStyle w:val="FunctionTok"/>
-        </w:rPr>
-        <w:t xml:space="preserve">contact_type</w:t>
-      </w:r>
-      <w:r>
-        <w:rPr>
-          <w:rStyle w:val="KeywordTok"/>
-        </w:rPr>
-        <w:t xml:space="preserve">:</w:t>
-      </w:r>
-      <w:r>
-        <w:rPr>
-          <w:rStyle w:val="AttributeTok"/>
-        </w:rPr>
-        <w:t xml:space="preserve"> email</w:t>
-      </w:r>
-      <w:r>
-        <w:br/>
-      </w:r>
-      <w:r>
-        <w:rPr>
-          <w:rStyle w:val="AttributeTok"/>
-        </w:rPr>
-        <w:t xml:space="preserve">  </w:t>
-      </w:r>
-      <w:r>
-        <w:rPr>
-          <w:rStyle w:val="FunctionTok"/>
-        </w:rPr>
-        <w:t xml:space="preserve">value</w:t>
-      </w:r>
-      <w:r>
-        <w:rPr>
-          <w:rStyle w:val="KeywordTok"/>
-        </w:rPr>
-        <w:t xml:space="preserve">:</w:t>
-      </w:r>
-      <w:r>
-        <w:rPr>
-          <w:rStyle w:val="AttributeTok"/>
-        </w:rPr>
-        <w:t xml:space="preserve"> l.altwegg@frc.ch</w:t>
-      </w:r>
-      <w:r>
-        <w:br/>
-      </w:r>
-      <w:r>
-        <w:rPr>
-          <w:rStyle w:val="AttributeTok"/>
-        </w:rPr>
-        <w:t xml:space="preserve">  </w:t>
-      </w:r>
-      <w:r>
-        <w:rPr>
-          <w:rStyle w:val="FunctionTok"/>
-        </w:rPr>
-        <w:t xml:space="preserve">label</w:t>
-      </w:r>
-      <w:r>
-        <w:rPr>
-          <w:rStyle w:val="KeywordTok"/>
-        </w:rPr>
-        <w:t xml:space="preserve">:</w:t>
-      </w:r>
-      <w:r>
-        <w:rPr>
-          <w:rStyle w:val="AttributeTok"/>
-        </w:rPr>
-        <w:t xml:space="preserve"> Sekretariat</w:t>
-      </w:r>
-      <w:r>
-        <w:br/>
-      </w:r>
-      <w:r>
-        <w:rPr>
-          <w:rStyle w:val="KeywordTok"/>
-        </w:rPr>
-        <w:t xml:space="preserve">-</w:t>
-      </w:r>
-      <w:r>
-        <w:rPr>
-          <w:rStyle w:val="AttributeTok"/>
-        </w:rPr>
-        <w:t xml:space="preserve"> </w:t>
-      </w:r>
-      <w:r>
-        <w:rPr>
-          <w:rStyle w:val="FunctionTok"/>
-        </w:rPr>
-        <w:t xml:space="preserve">contact_type</w:t>
-      </w:r>
-      <w:r>
-        <w:rPr>
-          <w:rStyle w:val="KeywordTok"/>
-        </w:rPr>
-        <w:t xml:space="preserve">:</w:t>
-      </w:r>
-      <w:r>
-        <w:rPr>
-          <w:rStyle w:val="AttributeTok"/>
-        </w:rPr>
-        <w:t xml:space="preserve"> phone</w:t>
-      </w:r>
-      <w:r>
-        <w:br/>
-      </w:r>
-      <w:r>
-        <w:rPr>
-          <w:rStyle w:val="AttributeTok"/>
-        </w:rPr>
-        <w:t xml:space="preserve">  </w:t>
-      </w:r>
-      <w:r>
-        <w:rPr>
-          <w:rStyle w:val="FunctionTok"/>
-        </w:rPr>
-        <w:t xml:space="preserve">value</w:t>
-      </w:r>
-      <w:r>
-        <w:rPr>
-          <w:rStyle w:val="KeywordTok"/>
-        </w:rPr>
-        <w:t xml:space="preserve">:</w:t>
-      </w:r>
-      <w:r>
-        <w:rPr>
-          <w:rStyle w:val="AttributeTok"/>
-        </w:rPr>
-        <w:t xml:space="preserve"> +41 21 331 00 95</w:t>
-      </w:r>
-      <w:r>
-        <w:br/>
-      </w:r>
-      <w:r>
-        <w:rPr>
-          <w:rStyle w:val="AttributeTok"/>
-        </w:rPr>
-        <w:t xml:space="preserve">  </w:t>
-      </w:r>
-      <w:r>
-        <w:rPr>
-          <w:rStyle w:val="FunctionTok"/>
-        </w:rPr>
-        <w:t xml:space="preserve">label</w:t>
-      </w:r>
-      <w:r>
-        <w:rPr>
-          <w:rStyle w:val="KeywordTok"/>
-        </w:rPr>
-        <w:t xml:space="preserve">:</w:t>
-      </w:r>
-      <w:r>
-        <w:rPr>
-          <w:rStyle w:val="AttributeTok"/>
-        </w:rPr>
-        <w:t xml:space="preserve"> Sekretariat</w:t>
-      </w:r>
-      <w:r>
-        <w:br/>
-      </w:r>
-      <w:r>
-        <w:rPr>
-          <w:rStyle w:val="FunctionTok"/>
-        </w:rPr>
-        <w:t xml:space="preserve">addresses</w:t>
-      </w:r>
-      <w:r>
-        <w:rPr>
-          <w:rStyle w:val="KeywordTok"/>
-        </w:rPr>
-        <w:t xml:space="preserve">:</w:t>
-      </w:r>
-      <w:r>
-        <w:br/>
-      </w:r>
-      <w:r>
-        <w:rPr>
-          <w:rStyle w:val="KeywordTok"/>
-        </w:rPr>
-        <w:t xml:space="preserve">-</w:t>
-      </w:r>
-      <w:r>
-        <w:rPr>
-          <w:rStyle w:val="AttributeTok"/>
-        </w:rPr>
-        <w:t xml:space="preserve"> </w:t>
-      </w:r>
-      <w:r>
-        <w:rPr>
-          <w:rStyle w:val="FunctionTok"/>
-        </w:rPr>
-        <w:t xml:space="preserve">address_type</w:t>
-      </w:r>
-      <w:r>
-        <w:rPr>
-          <w:rStyle w:val="KeywordTok"/>
-        </w:rPr>
-        <w:t xml:space="preserve">:</w:t>
-      </w:r>
-      <w:r>
-        <w:rPr>
-          <w:rStyle w:val="AttributeTok"/>
-        </w:rPr>
-        <w:t xml:space="preserve"> businessAddress</w:t>
-      </w:r>
-      <w:r>
-        <w:br/>
-      </w:r>
-      <w:r>
-        <w:rPr>
-          <w:rStyle w:val="AttributeTok"/>
-        </w:rPr>
-        <w:t xml:space="preserve">  </w:t>
-      </w:r>
-      <w:r>
-        <w:rPr>
-          <w:rStyle w:val="FunctionTok"/>
-        </w:rPr>
-        <w:t xml:space="preserve">address_uri</w:t>
-      </w:r>
-      <w:r>
-        <w:rPr>
-          <w:rStyle w:val="KeywordTok"/>
-        </w:rPr>
-        <w:t xml:space="preserve">:</w:t>
-      </w:r>
-      <w:r>
-        <w:rPr>
-          <w:rStyle w:val="AttributeTok"/>
-        </w:rPr>
-        <w:t xml:space="preserve"> https://geo.ld.admin.ch/location/address/101009806</w:t>
-      </w:r>
-      <w:r>
-        <w:br/>
-      </w:r>
-      <w:r>
-        <w:rPr>
-          <w:rStyle w:val="AttributeTok"/>
-        </w:rPr>
-        <w:t xml:space="preserve">  </w:t>
-      </w:r>
-      <w:r>
-        <w:rPr>
-          <w:rStyle w:val="FunctionTok"/>
-        </w:rPr>
-        <w:t xml:space="preserve">street_address</w:t>
-      </w:r>
-      <w:r>
-        <w:rPr>
-          <w:rStyle w:val="KeywordTok"/>
-        </w:rPr>
-        <w:t xml:space="preserve">:</w:t>
-      </w:r>
-      <w:r>
-        <w:rPr>
-          <w:rStyle w:val="AttributeTok"/>
-        </w:rPr>
-        <w:t xml:space="preserve"> Fédération romande des consommateurs, Rue de Genève 17, case postale 585</w:t>
-      </w:r>
-      <w:r>
-        <w:br/>
-      </w:r>
-      <w:r>
-        <w:rPr>
-          <w:rStyle w:val="AttributeTok"/>
-        </w:rPr>
-        <w:t xml:space="preserve">  </w:t>
-      </w:r>
-      <w:r>
-        <w:rPr>
-          <w:rStyle w:val="FunctionTok"/>
-        </w:rPr>
-        <w:t xml:space="preserve">postal_code</w:t>
-      </w:r>
-      <w:r>
-        <w:rPr>
-          <w:rStyle w:val="KeywordTok"/>
-        </w:rPr>
-        <w:t xml:space="preserve">:</w:t>
-      </w:r>
-      <w:r>
-        <w:rPr>
-          <w:rStyle w:val="AttributeTok"/>
-        </w:rPr>
-        <w:t xml:space="preserve"> </w:t>
-      </w:r>
-      <w:r>
-        <w:rPr>
-          <w:rStyle w:val="StringTok"/>
-        </w:rPr>
-        <w:t xml:space="preserve">'1001'</w:t>
-      </w:r>
-      <w:r>
-        <w:br/>
-      </w:r>
-      <w:r>
-        <w:rPr>
-          <w:rStyle w:val="AttributeTok"/>
-        </w:rPr>
-        <w:t xml:space="preserve">  </w:t>
-      </w:r>
-      <w:r>
-        <w:rPr>
-          <w:rStyle w:val="FunctionTok"/>
-        </w:rPr>
-        <w:t xml:space="preserve">postal_locality</w:t>
-      </w:r>
-      <w:r>
-        <w:rPr>
-          <w:rStyle w:val="KeywordTok"/>
-        </w:rPr>
-        <w:t xml:space="preserve">:</w:t>
-      </w:r>
-      <w:r>
-        <w:rPr>
-          <w:rStyle w:val="AttributeTok"/>
-        </w:rPr>
-        <w:t xml:space="preserve"> Lausanne</w:t>
-      </w:r>
-      <w:r>
-        <w:br/>
-      </w:r>
-      <w:r>
-        <w:rPr>
-          <w:rStyle w:val="AttributeTok"/>
-        </w:rPr>
-        <w:t xml:space="preserve">  </w:t>
-      </w:r>
-      <w:r>
-        <w:rPr>
-          <w:rStyle w:val="FunctionTok"/>
-        </w:rPr>
-        <w:t xml:space="preserve">country</w:t>
-      </w:r>
-      <w:r>
-        <w:rPr>
-          <w:rStyle w:val="KeywordTok"/>
-        </w:rPr>
-        <w:t xml:space="preserve">:</w:t>
-      </w:r>
-      <w:r>
-        <w:rPr>
-          <w:rStyle w:val="AttributeTok"/>
-        </w:rPr>
-        <w:t xml:space="preserve"> CH</w:t>
-      </w:r>
-      <w:r>
-        <w:br/>
-      </w:r>
-      <w:r>
-        <w:rPr>
-          <w:rStyle w:val="FunctionTok"/>
-        </w:rPr>
-        <w:t xml:space="preserve">group_type</w:t>
-      </w:r>
-      <w:r>
-        <w:rPr>
-          <w:rStyle w:val="KeywordTok"/>
-        </w:rPr>
-        <w:t xml:space="preserve">:</w:t>
-      </w:r>
-      <w:r>
-        <w:br/>
-      </w:r>
-      <w:r>
-        <w:rPr>
-          <w:rStyle w:val="AttributeTok"/>
-        </w:rPr>
-        <w:t xml:space="preserve">  </w:t>
-      </w:r>
-      <w:r>
-        <w:rPr>
-          <w:rStyle w:val="FunctionTok"/>
-        </w:rPr>
-        <w:t xml:space="preserve">group_type_enum</w:t>
-      </w:r>
-      <w:r>
-        <w:rPr>
-          <w:rStyle w:val="KeywordTok"/>
-        </w:rPr>
-        <w:t xml:space="preserve">:</w:t>
-      </w:r>
-      <w:r>
-        <w:rPr>
-          <w:rStyle w:val="AttributeTok"/>
-        </w:rPr>
-        <w:t xml:space="preserve"> interest_group</w:t>
-      </w:r>
-      <w:r>
-        <w:br/>
-      </w:r>
-      <w:r>
-        <w:rPr>
-          <w:rStyle w:val="AttributeTok"/>
-        </w:rPr>
-        <w:t xml:space="preserve">  </w:t>
-      </w:r>
-      <w:r>
-        <w:rPr>
-          <w:rStyle w:val="FunctionTok"/>
-        </w:rPr>
-        <w:t xml:space="preserve">label</w:t>
-      </w:r>
-      <w:r>
-        <w:rPr>
-          <w:rStyle w:val="KeywordTok"/>
-        </w:rPr>
-        <w:t xml:space="preserve">:</w:t>
-      </w:r>
-      <w:r>
-        <w:rPr>
-          <w:rStyle w:val="AttributeTok"/>
-        </w:rPr>
-        <w:t xml:space="preserve"> Interessengruppe</w:t>
-      </w:r>
-      <w:r>
-        <w:br/>
-      </w:r>
-      <w:r>
-        <w:rPr>
           <w:rStyle w:val="FunctionTok"/>
         </w:rPr>
         <w:t xml:space="preserve">spatial</w:t>
@@ -17135,34 +16452,1300 @@
         <w:rPr>
           <w:rStyle w:val="AttributeTok"/>
         </w:rPr>
-        <w:t xml:space="preserve"> https://ld.admin.ch/country/CHE</w:t>
-      </w:r>
-      <w:r>
-        <w:br/>
-      </w:r>
-      <w:r>
-        <w:rPr>
-          <w:rStyle w:val="FunctionTok"/>
-        </w:rPr>
-        <w:t xml:space="preserve">valid_from</w:t>
-      </w:r>
-      <w:r>
-        <w:rPr>
-          <w:rStyle w:val="KeywordTok"/>
-        </w:rPr>
-        <w:t xml:space="preserve">:</w:t>
-      </w:r>
-      <w:r>
-        <w:rPr>
-          <w:rStyle w:val="AttributeTok"/>
-        </w:rPr>
-        <w:t xml:space="preserve"> 2012-01-01</w:t>
+        <w:t xml:space="preserve"> https://ld.admin.ch/municipality/3203</w:t>
       </w:r>
     </w:p>
     <w:bookmarkEnd w:id="134"/>
+    <w:bookmarkStart w:id="135" w:name="X3832bece7fea84b7dff7b5bce415e3422ecd83f"/>
+    <w:p>
+      <w:pPr>
+        <w:pStyle w:val="berschrift4"/>
+      </w:pPr>
+      <w:r>
+        <w:t xml:space="preserve">Beispiel: Kommission mit gebräuchlicher Abkürzung</w:t>
+      </w:r>
+    </w:p>
+    <w:p>
+      <w:pPr>
+        <w:pStyle w:val="SourceCode"/>
+      </w:pPr>
+      <w:r>
+        <w:rPr>
+          <w:rStyle w:val="FunctionTok"/>
+        </w:rPr>
+        <w:t xml:space="preserve">local_id</w:t>
+      </w:r>
+      <w:r>
+        <w:rPr>
+          <w:rStyle w:val="KeywordTok"/>
+        </w:rPr>
+        <w:t xml:space="preserve">:</w:t>
+      </w:r>
+      <w:r>
+        <w:rPr>
+          <w:rStyle w:val="AttributeTok"/>
+        </w:rPr>
+        <w:t xml:space="preserve"> </w:t>
+      </w:r>
+      <w:r>
+        <w:rPr>
+          <w:rStyle w:val="DecValTok"/>
+        </w:rPr>
+        <w:t xml:space="preserve">3</w:t>
+      </w:r>
+      <w:r>
+        <w:br/>
+      </w:r>
+      <w:r>
+        <w:rPr>
+          <w:rStyle w:val="FunctionTok"/>
+        </w:rPr>
+        <w:t xml:space="preserve">global_uri</w:t>
+      </w:r>
+      <w:r>
+        <w:rPr>
+          <w:rStyle w:val="KeywordTok"/>
+        </w:rPr>
+        <w:t xml:space="preserve">:</w:t>
+      </w:r>
+      <w:r>
+        <w:rPr>
+          <w:rStyle w:val="AttributeTok"/>
+        </w:rPr>
+        <w:t xml:space="preserve"> https://api.openparldata.ch/v1/groups/3</w:t>
+      </w:r>
+      <w:r>
+        <w:br/>
+      </w:r>
+      <w:r>
+        <w:rPr>
+          <w:rStyle w:val="FunctionTok"/>
+        </w:rPr>
+        <w:t xml:space="preserve">label</w:t>
+      </w:r>
+      <w:r>
+        <w:rPr>
+          <w:rStyle w:val="KeywordTok"/>
+        </w:rPr>
+        <w:t xml:space="preserve">:</w:t>
+      </w:r>
+      <w:r>
+        <w:br/>
+      </w:r>
+      <w:r>
+        <w:rPr>
+          <w:rStyle w:val="KeywordTok"/>
+        </w:rPr>
+        <w:t xml:space="preserve">-</w:t>
+      </w:r>
+      <w:r>
+        <w:rPr>
+          <w:rStyle w:val="AttributeTok"/>
+        </w:rPr>
+        <w:t xml:space="preserve"> </w:t>
+      </w:r>
+      <w:r>
+        <w:rPr>
+          <w:rStyle w:val="FunctionTok"/>
+        </w:rPr>
+        <w:t xml:space="preserve">value</w:t>
+      </w:r>
+      <w:r>
+        <w:rPr>
+          <w:rStyle w:val="KeywordTok"/>
+        </w:rPr>
+        <w:t xml:space="preserve">:</w:t>
+      </w:r>
+      <w:r>
+        <w:rPr>
+          <w:rStyle w:val="AttributeTok"/>
+        </w:rPr>
+        <w:t xml:space="preserve"> Geschäftsprüfungskommission</w:t>
+      </w:r>
+      <w:r>
+        <w:br/>
+      </w:r>
+      <w:r>
+        <w:rPr>
+          <w:rStyle w:val="AttributeTok"/>
+        </w:rPr>
+        <w:t xml:space="preserve">  </w:t>
+      </w:r>
+      <w:r>
+        <w:rPr>
+          <w:rStyle w:val="FunctionTok"/>
+        </w:rPr>
+        <w:t xml:space="preserve">language</w:t>
+      </w:r>
+      <w:r>
+        <w:rPr>
+          <w:rStyle w:val="KeywordTok"/>
+        </w:rPr>
+        <w:t xml:space="preserve">:</w:t>
+      </w:r>
+      <w:r>
+        <w:rPr>
+          <w:rStyle w:val="AttributeTok"/>
+        </w:rPr>
+        <w:t xml:space="preserve"> de</w:t>
+      </w:r>
+      <w:r>
+        <w:br/>
+      </w:r>
+      <w:r>
+        <w:rPr>
+          <w:rStyle w:val="FunctionTok"/>
+        </w:rPr>
+        <w:t xml:space="preserve">abbreviation</w:t>
+      </w:r>
+      <w:r>
+        <w:rPr>
+          <w:rStyle w:val="KeywordTok"/>
+        </w:rPr>
+        <w:t xml:space="preserve">:</w:t>
+      </w:r>
+      <w:r>
+        <w:br/>
+      </w:r>
+      <w:r>
+        <w:rPr>
+          <w:rStyle w:val="KeywordTok"/>
+        </w:rPr>
+        <w:t xml:space="preserve">-</w:t>
+      </w:r>
+      <w:r>
+        <w:rPr>
+          <w:rStyle w:val="AttributeTok"/>
+        </w:rPr>
+        <w:t xml:space="preserve"> </w:t>
+      </w:r>
+      <w:r>
+        <w:rPr>
+          <w:rStyle w:val="FunctionTok"/>
+        </w:rPr>
+        <w:t xml:space="preserve">value</w:t>
+      </w:r>
+      <w:r>
+        <w:rPr>
+          <w:rStyle w:val="KeywordTok"/>
+        </w:rPr>
+        <w:t xml:space="preserve">:</w:t>
+      </w:r>
+      <w:r>
+        <w:rPr>
+          <w:rStyle w:val="AttributeTok"/>
+        </w:rPr>
+        <w:t xml:space="preserve"> GPK</w:t>
+      </w:r>
+      <w:r>
+        <w:br/>
+      </w:r>
+      <w:r>
+        <w:rPr>
+          <w:rStyle w:val="AttributeTok"/>
+        </w:rPr>
+        <w:t xml:space="preserve">  </w:t>
+      </w:r>
+      <w:r>
+        <w:rPr>
+          <w:rStyle w:val="FunctionTok"/>
+        </w:rPr>
+        <w:t xml:space="preserve">language</w:t>
+      </w:r>
+      <w:r>
+        <w:rPr>
+          <w:rStyle w:val="KeywordTok"/>
+        </w:rPr>
+        <w:t xml:space="preserve">:</w:t>
+      </w:r>
+      <w:r>
+        <w:rPr>
+          <w:rStyle w:val="AttributeTok"/>
+        </w:rPr>
+        <w:t xml:space="preserve"> de</w:t>
+      </w:r>
+      <w:r>
+        <w:br/>
+      </w:r>
+      <w:r>
+        <w:rPr>
+          <w:rStyle w:val="FunctionTok"/>
+        </w:rPr>
+        <w:t xml:space="preserve">landing_page</w:t>
+      </w:r>
+      <w:r>
+        <w:rPr>
+          <w:rStyle w:val="KeywordTok"/>
+        </w:rPr>
+        <w:t xml:space="preserve">:</w:t>
+      </w:r>
+      <w:r>
+        <w:br/>
+      </w:r>
+      <w:r>
+        <w:rPr>
+          <w:rStyle w:val="KeywordTok"/>
+        </w:rPr>
+        <w:t xml:space="preserve">-</w:t>
+      </w:r>
+      <w:r>
+        <w:rPr>
+          <w:rStyle w:val="AttributeTok"/>
+        </w:rPr>
+        <w:t xml:space="preserve"> </w:t>
+      </w:r>
+      <w:r>
+        <w:rPr>
+          <w:rStyle w:val="FunctionTok"/>
+        </w:rPr>
+        <w:t xml:space="preserve">value</w:t>
+      </w:r>
+      <w:r>
+        <w:rPr>
+          <w:rStyle w:val="KeywordTok"/>
+        </w:rPr>
+        <w:t xml:space="preserve">:</w:t>
+      </w:r>
+      <w:r>
+        <w:rPr>
+          <w:rStyle w:val="AttributeTok"/>
+        </w:rPr>
+        <w:t xml:space="preserve"> https://ar.ch/kantonsrat/kommissionen/staendige-kommissionen-des-kantonsrates/</w:t>
+      </w:r>
+      <w:r>
+        <w:br/>
+      </w:r>
+      <w:r>
+        <w:rPr>
+          <w:rStyle w:val="AttributeTok"/>
+        </w:rPr>
+        <w:t xml:space="preserve">  </w:t>
+      </w:r>
+      <w:r>
+        <w:rPr>
+          <w:rStyle w:val="FunctionTok"/>
+        </w:rPr>
+        <w:t xml:space="preserve">language</w:t>
+      </w:r>
+      <w:r>
+        <w:rPr>
+          <w:rStyle w:val="KeywordTok"/>
+        </w:rPr>
+        <w:t xml:space="preserve">:</w:t>
+      </w:r>
+      <w:r>
+        <w:rPr>
+          <w:rStyle w:val="AttributeTok"/>
+        </w:rPr>
+        <w:t xml:space="preserve"> de</w:t>
+      </w:r>
+      <w:r>
+        <w:br/>
+      </w:r>
+      <w:r>
+        <w:rPr>
+          <w:rStyle w:val="FunctionTok"/>
+        </w:rPr>
+        <w:t xml:space="preserve">group_type</w:t>
+      </w:r>
+      <w:r>
+        <w:rPr>
+          <w:rStyle w:val="KeywordTok"/>
+        </w:rPr>
+        <w:t xml:space="preserve">:</w:t>
+      </w:r>
+      <w:r>
+        <w:br/>
+      </w:r>
+      <w:r>
+        <w:rPr>
+          <w:rStyle w:val="AttributeTok"/>
+        </w:rPr>
+        <w:t xml:space="preserve">  </w:t>
+      </w:r>
+      <w:r>
+        <w:rPr>
+          <w:rStyle w:val="FunctionTok"/>
+        </w:rPr>
+        <w:t xml:space="preserve">group_type_enum</w:t>
+      </w:r>
+      <w:r>
+        <w:rPr>
+          <w:rStyle w:val="KeywordTok"/>
+        </w:rPr>
+        <w:t xml:space="preserve">:</w:t>
+      </w:r>
+      <w:r>
+        <w:rPr>
+          <w:rStyle w:val="AttributeTok"/>
+        </w:rPr>
+        <w:t xml:space="preserve"> committee_standing</w:t>
+      </w:r>
+      <w:r>
+        <w:br/>
+      </w:r>
+      <w:r>
+        <w:rPr>
+          <w:rStyle w:val="AttributeTok"/>
+        </w:rPr>
+        <w:t xml:space="preserve">  </w:t>
+      </w:r>
+      <w:r>
+        <w:rPr>
+          <w:rStyle w:val="FunctionTok"/>
+        </w:rPr>
+        <w:t xml:space="preserve">label</w:t>
+      </w:r>
+      <w:r>
+        <w:rPr>
+          <w:rStyle w:val="KeywordTok"/>
+        </w:rPr>
+        <w:t xml:space="preserve">:</w:t>
+      </w:r>
+      <w:r>
+        <w:rPr>
+          <w:rStyle w:val="AttributeTok"/>
+        </w:rPr>
+        <w:t xml:space="preserve"> Kommission</w:t>
+      </w:r>
+      <w:r>
+        <w:br/>
+      </w:r>
+      <w:r>
+        <w:rPr>
+          <w:rStyle w:val="FunctionTok"/>
+        </w:rPr>
+        <w:t xml:space="preserve">spatial</w:t>
+      </w:r>
+      <w:r>
+        <w:rPr>
+          <w:rStyle w:val="KeywordTok"/>
+        </w:rPr>
+        <w:t xml:space="preserve">:</w:t>
+      </w:r>
+      <w:r>
+        <w:rPr>
+          <w:rStyle w:val="AttributeTok"/>
+        </w:rPr>
+        <w:t xml:space="preserve"> https://ld.admin.ch/canton/15</w:t>
+      </w:r>
+    </w:p>
     <w:bookmarkEnd w:id="135"/>
+    <w:bookmarkStart w:id="136" w:name="X45c32d38be483f67e0785c72ce11b1b07ff6240"/>
+    <w:p>
+      <w:pPr>
+        <w:pStyle w:val="berschrift4"/>
+      </w:pPr>
+      <w:r>
+        <w:t xml:space="preserve">Beispiel: Interessengruppe mit dreisprachigem Namen und Kontakt</w:t>
+      </w:r>
+    </w:p>
+    <w:p>
+      <w:pPr>
+        <w:pStyle w:val="SourceCode"/>
+      </w:pPr>
+      <w:r>
+        <w:rPr>
+          <w:rStyle w:val="FunctionTok"/>
+        </w:rPr>
+        <w:t xml:space="preserve">local_id</w:t>
+      </w:r>
+      <w:r>
+        <w:rPr>
+          <w:rStyle w:val="KeywordTok"/>
+        </w:rPr>
+        <w:t xml:space="preserve">:</w:t>
+      </w:r>
+      <w:r>
+        <w:rPr>
+          <w:rStyle w:val="AttributeTok"/>
+        </w:rPr>
+        <w:t xml:space="preserve"> </w:t>
+      </w:r>
+      <w:r>
+        <w:rPr>
+          <w:rStyle w:val="DecValTok"/>
+        </w:rPr>
+        <w:t xml:space="preserve">6627</w:t>
+      </w:r>
+      <w:r>
+        <w:br/>
+      </w:r>
+      <w:r>
+        <w:rPr>
+          <w:rStyle w:val="FunctionTok"/>
+        </w:rPr>
+        <w:t xml:space="preserve">global_uri</w:t>
+      </w:r>
+      <w:r>
+        <w:rPr>
+          <w:rStyle w:val="KeywordTok"/>
+        </w:rPr>
+        <w:t xml:space="preserve">:</w:t>
+      </w:r>
+      <w:r>
+        <w:rPr>
+          <w:rStyle w:val="AttributeTok"/>
+        </w:rPr>
+        <w:t xml:space="preserve"> https://www.parlament.ch/de/organe/gruppen/konsumenteninformation-und-schutz</w:t>
+      </w:r>
+      <w:r>
+        <w:br/>
+      </w:r>
+      <w:r>
+        <w:rPr>
+          <w:rStyle w:val="FunctionTok"/>
+        </w:rPr>
+        <w:t xml:space="preserve">label</w:t>
+      </w:r>
+      <w:r>
+        <w:rPr>
+          <w:rStyle w:val="KeywordTok"/>
+        </w:rPr>
+        <w:t xml:space="preserve">:</w:t>
+      </w:r>
+      <w:r>
+        <w:br/>
+      </w:r>
+      <w:r>
+        <w:rPr>
+          <w:rStyle w:val="KeywordTok"/>
+        </w:rPr>
+        <w:t xml:space="preserve">-</w:t>
+      </w:r>
+      <w:r>
+        <w:rPr>
+          <w:rStyle w:val="AttributeTok"/>
+        </w:rPr>
+        <w:t xml:space="preserve"> </w:t>
+      </w:r>
+      <w:r>
+        <w:rPr>
+          <w:rStyle w:val="FunctionTok"/>
+        </w:rPr>
+        <w:t xml:space="preserve">value</w:t>
+      </w:r>
+      <w:r>
+        <w:rPr>
+          <w:rStyle w:val="KeywordTok"/>
+        </w:rPr>
+        <w:t xml:space="preserve">:</w:t>
+      </w:r>
+      <w:r>
+        <w:rPr>
+          <w:rStyle w:val="AttributeTok"/>
+        </w:rPr>
+        <w:t xml:space="preserve"> Konsumenteninformation und -schutz</w:t>
+      </w:r>
+      <w:r>
+        <w:br/>
+      </w:r>
+      <w:r>
+        <w:rPr>
+          <w:rStyle w:val="AttributeTok"/>
+        </w:rPr>
+        <w:t xml:space="preserve">  </w:t>
+      </w:r>
+      <w:r>
+        <w:rPr>
+          <w:rStyle w:val="FunctionTok"/>
+        </w:rPr>
+        <w:t xml:space="preserve">language</w:t>
+      </w:r>
+      <w:r>
+        <w:rPr>
+          <w:rStyle w:val="KeywordTok"/>
+        </w:rPr>
+        <w:t xml:space="preserve">:</w:t>
+      </w:r>
+      <w:r>
+        <w:rPr>
+          <w:rStyle w:val="AttributeTok"/>
+        </w:rPr>
+        <w:t xml:space="preserve"> de</w:t>
+      </w:r>
+      <w:r>
+        <w:br/>
+      </w:r>
+      <w:r>
+        <w:rPr>
+          <w:rStyle w:val="KeywordTok"/>
+        </w:rPr>
+        <w:t xml:space="preserve">-</w:t>
+      </w:r>
+      <w:r>
+        <w:rPr>
+          <w:rStyle w:val="AttributeTok"/>
+        </w:rPr>
+        <w:t xml:space="preserve"> </w:t>
+      </w:r>
+      <w:r>
+        <w:rPr>
+          <w:rStyle w:val="FunctionTok"/>
+        </w:rPr>
+        <w:t xml:space="preserve">value</w:t>
+      </w:r>
+      <w:r>
+        <w:rPr>
+          <w:rStyle w:val="KeywordTok"/>
+        </w:rPr>
+        <w:t xml:space="preserve">:</w:t>
+      </w:r>
+      <w:r>
+        <w:rPr>
+          <w:rStyle w:val="AttributeTok"/>
+        </w:rPr>
+        <w:t xml:space="preserve"> Information et défense des consommateurs</w:t>
+      </w:r>
+      <w:r>
+        <w:br/>
+      </w:r>
+      <w:r>
+        <w:rPr>
+          <w:rStyle w:val="AttributeTok"/>
+        </w:rPr>
+        <w:t xml:space="preserve">  </w:t>
+      </w:r>
+      <w:r>
+        <w:rPr>
+          <w:rStyle w:val="FunctionTok"/>
+        </w:rPr>
+        <w:t xml:space="preserve">language</w:t>
+      </w:r>
+      <w:r>
+        <w:rPr>
+          <w:rStyle w:val="KeywordTok"/>
+        </w:rPr>
+        <w:t xml:space="preserve">:</w:t>
+      </w:r>
+      <w:r>
+        <w:rPr>
+          <w:rStyle w:val="AttributeTok"/>
+        </w:rPr>
+        <w:t xml:space="preserve"> fr</w:t>
+      </w:r>
+      <w:r>
+        <w:br/>
+      </w:r>
+      <w:r>
+        <w:rPr>
+          <w:rStyle w:val="KeywordTok"/>
+        </w:rPr>
+        <w:t xml:space="preserve">-</w:t>
+      </w:r>
+      <w:r>
+        <w:rPr>
+          <w:rStyle w:val="AttributeTok"/>
+        </w:rPr>
+        <w:t xml:space="preserve"> </w:t>
+      </w:r>
+      <w:r>
+        <w:rPr>
+          <w:rStyle w:val="FunctionTok"/>
+        </w:rPr>
+        <w:t xml:space="preserve">value</w:t>
+      </w:r>
+      <w:r>
+        <w:rPr>
+          <w:rStyle w:val="KeywordTok"/>
+        </w:rPr>
+        <w:t xml:space="preserve">:</w:t>
+      </w:r>
+      <w:r>
+        <w:rPr>
+          <w:rStyle w:val="AttributeTok"/>
+        </w:rPr>
+        <w:t xml:space="preserve"> Informazione e tutela dei consumatori</w:t>
+      </w:r>
+      <w:r>
+        <w:br/>
+      </w:r>
+      <w:r>
+        <w:rPr>
+          <w:rStyle w:val="AttributeTok"/>
+        </w:rPr>
+        <w:t xml:space="preserve">  </w:t>
+      </w:r>
+      <w:r>
+        <w:rPr>
+          <w:rStyle w:val="FunctionTok"/>
+        </w:rPr>
+        <w:t xml:space="preserve">language</w:t>
+      </w:r>
+      <w:r>
+        <w:rPr>
+          <w:rStyle w:val="KeywordTok"/>
+        </w:rPr>
+        <w:t xml:space="preserve">:</w:t>
+      </w:r>
+      <w:r>
+        <w:rPr>
+          <w:rStyle w:val="AttributeTok"/>
+        </w:rPr>
+        <w:t xml:space="preserve"> it</w:t>
+      </w:r>
+      <w:r>
+        <w:br/>
+      </w:r>
+      <w:r>
+        <w:rPr>
+          <w:rStyle w:val="FunctionTok"/>
+        </w:rPr>
+        <w:t xml:space="preserve">description</w:t>
+      </w:r>
+      <w:r>
+        <w:rPr>
+          <w:rStyle w:val="KeywordTok"/>
+        </w:rPr>
+        <w:t xml:space="preserve">:</w:t>
+      </w:r>
+      <w:r>
+        <w:br/>
+      </w:r>
+      <w:r>
+        <w:rPr>
+          <w:rStyle w:val="KeywordTok"/>
+        </w:rPr>
+        <w:t xml:space="preserve">-</w:t>
+      </w:r>
+      <w:r>
+        <w:rPr>
+          <w:rStyle w:val="AttributeTok"/>
+        </w:rPr>
+        <w:t xml:space="preserve"> </w:t>
+      </w:r>
+      <w:r>
+        <w:rPr>
+          <w:rStyle w:val="FunctionTok"/>
+        </w:rPr>
+        <w:t xml:space="preserve">value</w:t>
+      </w:r>
+      <w:r>
+        <w:rPr>
+          <w:rStyle w:val="KeywordTok"/>
+        </w:rPr>
+        <w:t xml:space="preserve">:</w:t>
+      </w:r>
+      <w:r>
+        <w:rPr>
+          <w:rStyle w:val="AttributeTok"/>
+        </w:rPr>
+        <w:t xml:space="preserve"> L'intergroupe parlementaire « Information et défense des consommateurs » réunit toutes les sensibilités</w:t>
+      </w:r>
+      <w:r>
+        <w:br/>
+      </w:r>
+      <w:r>
+        <w:rPr>
+          <w:rStyle w:val="AttributeTok"/>
+        </w:rPr>
+        <w:t xml:space="preserve">    politiques. Cet intergroupe a pour mission d'informer et de sensibiliser les élu·e·s aux questions</w:t>
+      </w:r>
+      <w:r>
+        <w:br/>
+      </w:r>
+      <w:r>
+        <w:rPr>
+          <w:rStyle w:val="AttributeTok"/>
+        </w:rPr>
+        <w:t xml:space="preserve">    relatives à la défense des consommateur·rice·s en Suisse.</w:t>
+      </w:r>
+      <w:r>
+        <w:br/>
+      </w:r>
+      <w:r>
+        <w:rPr>
+          <w:rStyle w:val="AttributeTok"/>
+        </w:rPr>
+        <w:t xml:space="preserve">  </w:t>
+      </w:r>
+      <w:r>
+        <w:rPr>
+          <w:rStyle w:val="FunctionTok"/>
+        </w:rPr>
+        <w:t xml:space="preserve">language</w:t>
+      </w:r>
+      <w:r>
+        <w:rPr>
+          <w:rStyle w:val="KeywordTok"/>
+        </w:rPr>
+        <w:t xml:space="preserve">:</w:t>
+      </w:r>
+      <w:r>
+        <w:rPr>
+          <w:rStyle w:val="AttributeTok"/>
+        </w:rPr>
+        <w:t xml:space="preserve"> fr</w:t>
+      </w:r>
+      <w:r>
+        <w:br/>
+      </w:r>
+      <w:r>
+        <w:rPr>
+          <w:rStyle w:val="FunctionTok"/>
+        </w:rPr>
+        <w:t xml:space="preserve">landing_page</w:t>
+      </w:r>
+      <w:r>
+        <w:rPr>
+          <w:rStyle w:val="KeywordTok"/>
+        </w:rPr>
+        <w:t xml:space="preserve">:</w:t>
+      </w:r>
+      <w:r>
+        <w:br/>
+      </w:r>
+      <w:r>
+        <w:rPr>
+          <w:rStyle w:val="KeywordTok"/>
+        </w:rPr>
+        <w:t xml:space="preserve">-</w:t>
+      </w:r>
+      <w:r>
+        <w:rPr>
+          <w:rStyle w:val="AttributeTok"/>
+        </w:rPr>
+        <w:t xml:space="preserve"> </w:t>
+      </w:r>
+      <w:r>
+        <w:rPr>
+          <w:rStyle w:val="FunctionTok"/>
+        </w:rPr>
+        <w:t xml:space="preserve">value</w:t>
+      </w:r>
+      <w:r>
+        <w:rPr>
+          <w:rStyle w:val="KeywordTok"/>
+        </w:rPr>
+        <w:t xml:space="preserve">:</w:t>
+      </w:r>
+      <w:r>
+        <w:rPr>
+          <w:rStyle w:val="AttributeTok"/>
+        </w:rPr>
+        <w:t xml:space="preserve"> https://www.parlament.ch/centers/documents/de/gruppen-der-bundesversammlung.pdf</w:t>
+      </w:r>
+      <w:r>
+        <w:br/>
+      </w:r>
+      <w:r>
+        <w:rPr>
+          <w:rStyle w:val="AttributeTok"/>
+        </w:rPr>
+        <w:t xml:space="preserve">  </w:t>
+      </w:r>
+      <w:r>
+        <w:rPr>
+          <w:rStyle w:val="FunctionTok"/>
+        </w:rPr>
+        <w:t xml:space="preserve">language</w:t>
+      </w:r>
+      <w:r>
+        <w:rPr>
+          <w:rStyle w:val="KeywordTok"/>
+        </w:rPr>
+        <w:t xml:space="preserve">:</w:t>
+      </w:r>
+      <w:r>
+        <w:rPr>
+          <w:rStyle w:val="AttributeTok"/>
+        </w:rPr>
+        <w:t xml:space="preserve"> de</w:t>
+      </w:r>
+      <w:r>
+        <w:br/>
+      </w:r>
+      <w:r>
+        <w:rPr>
+          <w:rStyle w:val="FunctionTok"/>
+        </w:rPr>
+        <w:t xml:space="preserve">contacts</w:t>
+      </w:r>
+      <w:r>
+        <w:rPr>
+          <w:rStyle w:val="KeywordTok"/>
+        </w:rPr>
+        <w:t xml:space="preserve">:</w:t>
+      </w:r>
+      <w:r>
+        <w:br/>
+      </w:r>
+      <w:r>
+        <w:rPr>
+          <w:rStyle w:val="KeywordTok"/>
+        </w:rPr>
+        <w:t xml:space="preserve">-</w:t>
+      </w:r>
+      <w:r>
+        <w:rPr>
+          <w:rStyle w:val="AttributeTok"/>
+        </w:rPr>
+        <w:t xml:space="preserve"> </w:t>
+      </w:r>
+      <w:r>
+        <w:rPr>
+          <w:rStyle w:val="FunctionTok"/>
+        </w:rPr>
+        <w:t xml:space="preserve">contact_type</w:t>
+      </w:r>
+      <w:r>
+        <w:rPr>
+          <w:rStyle w:val="KeywordTok"/>
+        </w:rPr>
+        <w:t xml:space="preserve">:</w:t>
+      </w:r>
+      <w:r>
+        <w:rPr>
+          <w:rStyle w:val="AttributeTok"/>
+        </w:rPr>
+        <w:t xml:space="preserve"> email</w:t>
+      </w:r>
+      <w:r>
+        <w:br/>
+      </w:r>
+      <w:r>
+        <w:rPr>
+          <w:rStyle w:val="AttributeTok"/>
+        </w:rPr>
+        <w:t xml:space="preserve">  </w:t>
+      </w:r>
+      <w:r>
+        <w:rPr>
+          <w:rStyle w:val="FunctionTok"/>
+        </w:rPr>
+        <w:t xml:space="preserve">value</w:t>
+      </w:r>
+      <w:r>
+        <w:rPr>
+          <w:rStyle w:val="KeywordTok"/>
+        </w:rPr>
+        <w:t xml:space="preserve">:</w:t>
+      </w:r>
+      <w:r>
+        <w:rPr>
+          <w:rStyle w:val="AttributeTok"/>
+        </w:rPr>
+        <w:t xml:space="preserve"> l.altwegg@frc.ch</w:t>
+      </w:r>
+      <w:r>
+        <w:br/>
+      </w:r>
+      <w:r>
+        <w:rPr>
+          <w:rStyle w:val="AttributeTok"/>
+        </w:rPr>
+        <w:t xml:space="preserve">  </w:t>
+      </w:r>
+      <w:r>
+        <w:rPr>
+          <w:rStyle w:val="FunctionTok"/>
+        </w:rPr>
+        <w:t xml:space="preserve">label</w:t>
+      </w:r>
+      <w:r>
+        <w:rPr>
+          <w:rStyle w:val="KeywordTok"/>
+        </w:rPr>
+        <w:t xml:space="preserve">:</w:t>
+      </w:r>
+      <w:r>
+        <w:rPr>
+          <w:rStyle w:val="AttributeTok"/>
+        </w:rPr>
+        <w:t xml:space="preserve"> Sekretariat</w:t>
+      </w:r>
+      <w:r>
+        <w:br/>
+      </w:r>
+      <w:r>
+        <w:rPr>
+          <w:rStyle w:val="KeywordTok"/>
+        </w:rPr>
+        <w:t xml:space="preserve">-</w:t>
+      </w:r>
+      <w:r>
+        <w:rPr>
+          <w:rStyle w:val="AttributeTok"/>
+        </w:rPr>
+        <w:t xml:space="preserve"> </w:t>
+      </w:r>
+      <w:r>
+        <w:rPr>
+          <w:rStyle w:val="FunctionTok"/>
+        </w:rPr>
+        <w:t xml:space="preserve">contact_type</w:t>
+      </w:r>
+      <w:r>
+        <w:rPr>
+          <w:rStyle w:val="KeywordTok"/>
+        </w:rPr>
+        <w:t xml:space="preserve">:</w:t>
+      </w:r>
+      <w:r>
+        <w:rPr>
+          <w:rStyle w:val="AttributeTok"/>
+        </w:rPr>
+        <w:t xml:space="preserve"> phone</w:t>
+      </w:r>
+      <w:r>
+        <w:br/>
+      </w:r>
+      <w:r>
+        <w:rPr>
+          <w:rStyle w:val="AttributeTok"/>
+        </w:rPr>
+        <w:t xml:space="preserve">  </w:t>
+      </w:r>
+      <w:r>
+        <w:rPr>
+          <w:rStyle w:val="FunctionTok"/>
+        </w:rPr>
+        <w:t xml:space="preserve">value</w:t>
+      </w:r>
+      <w:r>
+        <w:rPr>
+          <w:rStyle w:val="KeywordTok"/>
+        </w:rPr>
+        <w:t xml:space="preserve">:</w:t>
+      </w:r>
+      <w:r>
+        <w:rPr>
+          <w:rStyle w:val="AttributeTok"/>
+        </w:rPr>
+        <w:t xml:space="preserve"> +41 21 331 00 95</w:t>
+      </w:r>
+      <w:r>
+        <w:br/>
+      </w:r>
+      <w:r>
+        <w:rPr>
+          <w:rStyle w:val="AttributeTok"/>
+        </w:rPr>
+        <w:t xml:space="preserve">  </w:t>
+      </w:r>
+      <w:r>
+        <w:rPr>
+          <w:rStyle w:val="FunctionTok"/>
+        </w:rPr>
+        <w:t xml:space="preserve">label</w:t>
+      </w:r>
+      <w:r>
+        <w:rPr>
+          <w:rStyle w:val="KeywordTok"/>
+        </w:rPr>
+        <w:t xml:space="preserve">:</w:t>
+      </w:r>
+      <w:r>
+        <w:rPr>
+          <w:rStyle w:val="AttributeTok"/>
+        </w:rPr>
+        <w:t xml:space="preserve"> Sekretariat</w:t>
+      </w:r>
+      <w:r>
+        <w:br/>
+      </w:r>
+      <w:r>
+        <w:rPr>
+          <w:rStyle w:val="FunctionTok"/>
+        </w:rPr>
+        <w:t xml:space="preserve">addresses</w:t>
+      </w:r>
+      <w:r>
+        <w:rPr>
+          <w:rStyle w:val="KeywordTok"/>
+        </w:rPr>
+        <w:t xml:space="preserve">:</w:t>
+      </w:r>
+      <w:r>
+        <w:br/>
+      </w:r>
+      <w:r>
+        <w:rPr>
+          <w:rStyle w:val="KeywordTok"/>
+        </w:rPr>
+        <w:t xml:space="preserve">-</w:t>
+      </w:r>
+      <w:r>
+        <w:rPr>
+          <w:rStyle w:val="AttributeTok"/>
+        </w:rPr>
+        <w:t xml:space="preserve"> </w:t>
+      </w:r>
+      <w:r>
+        <w:rPr>
+          <w:rStyle w:val="FunctionTok"/>
+        </w:rPr>
+        <w:t xml:space="preserve">address_type</w:t>
+      </w:r>
+      <w:r>
+        <w:rPr>
+          <w:rStyle w:val="KeywordTok"/>
+        </w:rPr>
+        <w:t xml:space="preserve">:</w:t>
+      </w:r>
+      <w:r>
+        <w:rPr>
+          <w:rStyle w:val="AttributeTok"/>
+        </w:rPr>
+        <w:t xml:space="preserve"> businessAddress</w:t>
+      </w:r>
+      <w:r>
+        <w:br/>
+      </w:r>
+      <w:r>
+        <w:rPr>
+          <w:rStyle w:val="AttributeTok"/>
+        </w:rPr>
+        <w:t xml:space="preserve">  </w:t>
+      </w:r>
+      <w:r>
+        <w:rPr>
+          <w:rStyle w:val="FunctionTok"/>
+        </w:rPr>
+        <w:t xml:space="preserve">address_uri</w:t>
+      </w:r>
+      <w:r>
+        <w:rPr>
+          <w:rStyle w:val="KeywordTok"/>
+        </w:rPr>
+        <w:t xml:space="preserve">:</w:t>
+      </w:r>
+      <w:r>
+        <w:rPr>
+          <w:rStyle w:val="AttributeTok"/>
+        </w:rPr>
+        <w:t xml:space="preserve"> https://geo.ld.admin.ch/location/address/101009806</w:t>
+      </w:r>
+      <w:r>
+        <w:br/>
+      </w:r>
+      <w:r>
+        <w:rPr>
+          <w:rStyle w:val="AttributeTok"/>
+        </w:rPr>
+        <w:t xml:space="preserve">  </w:t>
+      </w:r>
+      <w:r>
+        <w:rPr>
+          <w:rStyle w:val="FunctionTok"/>
+        </w:rPr>
+        <w:t xml:space="preserve">street_address</w:t>
+      </w:r>
+      <w:r>
+        <w:rPr>
+          <w:rStyle w:val="KeywordTok"/>
+        </w:rPr>
+        <w:t xml:space="preserve">:</w:t>
+      </w:r>
+      <w:r>
+        <w:rPr>
+          <w:rStyle w:val="AttributeTok"/>
+        </w:rPr>
+        <w:t xml:space="preserve"> Fédération romande des consommateurs, Rue de Genève 17, case postale 585</w:t>
+      </w:r>
+      <w:r>
+        <w:br/>
+      </w:r>
+      <w:r>
+        <w:rPr>
+          <w:rStyle w:val="AttributeTok"/>
+        </w:rPr>
+        <w:t xml:space="preserve">  </w:t>
+      </w:r>
+      <w:r>
+        <w:rPr>
+          <w:rStyle w:val="FunctionTok"/>
+        </w:rPr>
+        <w:t xml:space="preserve">postal_code</w:t>
+      </w:r>
+      <w:r>
+        <w:rPr>
+          <w:rStyle w:val="KeywordTok"/>
+        </w:rPr>
+        <w:t xml:space="preserve">:</w:t>
+      </w:r>
+      <w:r>
+        <w:rPr>
+          <w:rStyle w:val="AttributeTok"/>
+        </w:rPr>
+        <w:t xml:space="preserve"> </w:t>
+      </w:r>
+      <w:r>
+        <w:rPr>
+          <w:rStyle w:val="StringTok"/>
+        </w:rPr>
+        <w:t xml:space="preserve">'1001'</w:t>
+      </w:r>
+      <w:r>
+        <w:br/>
+      </w:r>
+      <w:r>
+        <w:rPr>
+          <w:rStyle w:val="AttributeTok"/>
+        </w:rPr>
+        <w:t xml:space="preserve">  </w:t>
+      </w:r>
+      <w:r>
+        <w:rPr>
+          <w:rStyle w:val="FunctionTok"/>
+        </w:rPr>
+        <w:t xml:space="preserve">postal_locality</w:t>
+      </w:r>
+      <w:r>
+        <w:rPr>
+          <w:rStyle w:val="KeywordTok"/>
+        </w:rPr>
+        <w:t xml:space="preserve">:</w:t>
+      </w:r>
+      <w:r>
+        <w:rPr>
+          <w:rStyle w:val="AttributeTok"/>
+        </w:rPr>
+        <w:t xml:space="preserve"> Lausanne</w:t>
+      </w:r>
+      <w:r>
+        <w:br/>
+      </w:r>
+      <w:r>
+        <w:rPr>
+          <w:rStyle w:val="AttributeTok"/>
+        </w:rPr>
+        <w:t xml:space="preserve">  </w:t>
+      </w:r>
+      <w:r>
+        <w:rPr>
+          <w:rStyle w:val="FunctionTok"/>
+        </w:rPr>
+        <w:t xml:space="preserve">country</w:t>
+      </w:r>
+      <w:r>
+        <w:rPr>
+          <w:rStyle w:val="KeywordTok"/>
+        </w:rPr>
+        <w:t xml:space="preserve">:</w:t>
+      </w:r>
+      <w:r>
+        <w:rPr>
+          <w:rStyle w:val="AttributeTok"/>
+        </w:rPr>
+        <w:t xml:space="preserve"> CH</w:t>
+      </w:r>
+      <w:r>
+        <w:br/>
+      </w:r>
+      <w:r>
+        <w:rPr>
+          <w:rStyle w:val="FunctionTok"/>
+        </w:rPr>
+        <w:t xml:space="preserve">group_type</w:t>
+      </w:r>
+      <w:r>
+        <w:rPr>
+          <w:rStyle w:val="KeywordTok"/>
+        </w:rPr>
+        <w:t xml:space="preserve">:</w:t>
+      </w:r>
+      <w:r>
+        <w:br/>
+      </w:r>
+      <w:r>
+        <w:rPr>
+          <w:rStyle w:val="AttributeTok"/>
+        </w:rPr>
+        <w:t xml:space="preserve">  </w:t>
+      </w:r>
+      <w:r>
+        <w:rPr>
+          <w:rStyle w:val="FunctionTok"/>
+        </w:rPr>
+        <w:t xml:space="preserve">group_type_enum</w:t>
+      </w:r>
+      <w:r>
+        <w:rPr>
+          <w:rStyle w:val="KeywordTok"/>
+        </w:rPr>
+        <w:t xml:space="preserve">:</w:t>
+      </w:r>
+      <w:r>
+        <w:rPr>
+          <w:rStyle w:val="AttributeTok"/>
+        </w:rPr>
+        <w:t xml:space="preserve"> interest_group</w:t>
+      </w:r>
+      <w:r>
+        <w:br/>
+      </w:r>
+      <w:r>
+        <w:rPr>
+          <w:rStyle w:val="AttributeTok"/>
+        </w:rPr>
+        <w:t xml:space="preserve">  </w:t>
+      </w:r>
+      <w:r>
+        <w:rPr>
+          <w:rStyle w:val="FunctionTok"/>
+        </w:rPr>
+        <w:t xml:space="preserve">label</w:t>
+      </w:r>
+      <w:r>
+        <w:rPr>
+          <w:rStyle w:val="KeywordTok"/>
+        </w:rPr>
+        <w:t xml:space="preserve">:</w:t>
+      </w:r>
+      <w:r>
+        <w:rPr>
+          <w:rStyle w:val="AttributeTok"/>
+        </w:rPr>
+        <w:t xml:space="preserve"> Interessengruppe</w:t>
+      </w:r>
+      <w:r>
+        <w:br/>
+      </w:r>
+      <w:r>
+        <w:rPr>
+          <w:rStyle w:val="FunctionTok"/>
+        </w:rPr>
+        <w:t xml:space="preserve">spatial</w:t>
+      </w:r>
+      <w:r>
+        <w:rPr>
+          <w:rStyle w:val="KeywordTok"/>
+        </w:rPr>
+        <w:t xml:space="preserve">:</w:t>
+      </w:r>
+      <w:r>
+        <w:rPr>
+          <w:rStyle w:val="AttributeTok"/>
+        </w:rPr>
+        <w:t xml:space="preserve"> https://ld.admin.ch/country/CHE</w:t>
+      </w:r>
+      <w:r>
+        <w:br/>
+      </w:r>
+      <w:r>
+        <w:rPr>
+          <w:rStyle w:val="FunctionTok"/>
+        </w:rPr>
+        <w:t xml:space="preserve">valid_from</w:t>
+      </w:r>
+      <w:r>
+        <w:rPr>
+          <w:rStyle w:val="KeywordTok"/>
+        </w:rPr>
+        <w:t xml:space="preserve">:</w:t>
+      </w:r>
+      <w:r>
+        <w:rPr>
+          <w:rStyle w:val="AttributeTok"/>
+        </w:rPr>
+        <w:t xml:space="preserve"> 2012-01-01</w:t>
+      </w:r>
+    </w:p>
     <w:bookmarkEnd w:id="136"/>
-    <w:bookmarkStart w:id="139" w:name="klasse-grouptype"/>
+    <w:bookmarkEnd w:id="137"/>
+    <w:bookmarkEnd w:id="138"/>
+    <w:bookmarkStart w:id="141" w:name="klasse-grouptype"/>
     <w:p>
       <w:pPr>
         <w:pStyle w:val="berschrift2"/>
@@ -17191,7 +17774,7 @@
         <w:t xml:space="preserve">__</w:t>
       </w:r>
     </w:p>
-    <w:bookmarkStart w:id="137" w:name="attribute-8"/>
+    <w:bookmarkStart w:id="139" w:name="attribute-8"/>
     <w:p>
       <w:pPr>
         <w:pStyle w:val="berschrift3"/>
@@ -17355,8 +17938,8 @@
         </w:tc>
       </w:tr>
     </w:tbl>
-    <w:bookmarkEnd w:id="137"/>
-    <w:bookmarkStart w:id="138" w:name="verwendungen-8"/>
+    <w:bookmarkEnd w:id="139"/>
+    <w:bookmarkStart w:id="140" w:name="verwendungen-8"/>
     <w:p>
       <w:pPr>
         <w:pStyle w:val="berschrift3"/>
@@ -17497,9 +18080,9 @@
         </w:tc>
       </w:tr>
     </w:tbl>
-    <w:bookmarkEnd w:id="138"/>
-    <w:bookmarkEnd w:id="139"/>
-    <w:bookmarkStart w:id="165" w:name="enum-grouptypeenum"/>
+    <w:bookmarkEnd w:id="140"/>
+    <w:bookmarkEnd w:id="141"/>
+    <w:bookmarkStart w:id="167" w:name="enum-grouptypeenum"/>
     <w:p>
       <w:pPr>
         <w:pStyle w:val="berschrift2"/>
@@ -17538,7 +18121,7 @@
       <w:r>
         <w:t xml:space="preserve"> </w:t>
       </w:r>
-      <w:hyperlink ns1:id="rId140">
+      <w:hyperlink ns1:id="rId142">
         <w:r>
           <w:rPr>
             <w:rStyle w:val="Hyperlink"/>
@@ -17547,7 +18130,7 @@
         </w:r>
       </w:hyperlink>
     </w:p>
-    <w:bookmarkStart w:id="164" w:name="zulässige-werte-3"/>
+    <w:bookmarkStart w:id="166" w:name="zulässige-werte-3"/>
     <w:p>
       <w:pPr>
         <w:pStyle w:val="berschrift3"/>
@@ -17637,7 +18220,7 @@
             <w:pPr>
               <w:pStyle w:val="Compact"/>
             </w:pPr>
-            <w:hyperlink ns1:id="rId141">
+            <w:hyperlink ns1:id="rId143">
               <w:r>
                 <w:rPr>
                   <w:rStyle w:val="Hyperlink"/>
@@ -17691,7 +18274,7 @@
             <w:pPr>
               <w:pStyle w:val="Compact"/>
             </w:pPr>
-            <w:hyperlink ns1:id="rId142">
+            <w:hyperlink ns1:id="rId144">
               <w:r>
                 <w:rPr>
                   <w:rStyle w:val="Hyperlink"/>
@@ -17745,7 +18328,7 @@
             <w:pPr>
               <w:pStyle w:val="Compact"/>
             </w:pPr>
-            <w:hyperlink ns1:id="rId143">
+            <w:hyperlink ns1:id="rId145">
               <w:r>
                 <w:rPr>
                   <w:rStyle w:val="Hyperlink"/>
@@ -17799,7 +18382,7 @@
             <w:pPr>
               <w:pStyle w:val="Compact"/>
             </w:pPr>
-            <w:hyperlink ns1:id="rId144">
+            <w:hyperlink ns1:id="rId146">
               <w:r>
                 <w:rPr>
                   <w:rStyle w:val="Hyperlink"/>
@@ -17853,7 +18436,7 @@
             <w:pPr>
               <w:pStyle w:val="Compact"/>
             </w:pPr>
-            <w:hyperlink ns1:id="rId145">
+            <w:hyperlink ns1:id="rId147">
               <w:r>
                 <w:rPr>
                   <w:rStyle w:val="Hyperlink"/>
@@ -17907,7 +18490,7 @@
             <w:pPr>
               <w:pStyle w:val="Compact"/>
             </w:pPr>
-            <w:hyperlink ns1:id="rId146">
+            <w:hyperlink ns1:id="rId148">
               <w:r>
                 <w:rPr>
                   <w:rStyle w:val="Hyperlink"/>
@@ -17961,7 +18544,7 @@
             <w:pPr>
               <w:pStyle w:val="Compact"/>
             </w:pPr>
-            <w:hyperlink ns1:id="rId147">
+            <w:hyperlink ns1:id="rId149">
               <w:r>
                 <w:rPr>
                   <w:rStyle w:val="Hyperlink"/>
@@ -18015,7 +18598,7 @@
             <w:pPr>
               <w:pStyle w:val="Compact"/>
             </w:pPr>
-            <w:hyperlink ns1:id="rId148">
+            <w:hyperlink ns1:id="rId150">
               <w:r>
                 <w:rPr>
                   <w:rStyle w:val="Hyperlink"/>
@@ -18069,7 +18652,7 @@
             <w:pPr>
               <w:pStyle w:val="Compact"/>
             </w:pPr>
-            <w:hyperlink ns1:id="rId149">
+            <w:hyperlink ns1:id="rId151">
               <w:r>
                 <w:rPr>
                   <w:rStyle w:val="Hyperlink"/>
@@ -18123,7 +18706,7 @@
             <w:pPr>
               <w:pStyle w:val="Compact"/>
             </w:pPr>
-            <w:hyperlink ns1:id="rId150">
+            <w:hyperlink ns1:id="rId152">
               <w:r>
                 <w:rPr>
                   <w:rStyle w:val="Hyperlink"/>
@@ -18177,7 +18760,7 @@
             <w:pPr>
               <w:pStyle w:val="Compact"/>
             </w:pPr>
-            <w:hyperlink ns1:id="rId151">
+            <w:hyperlink ns1:id="rId153">
               <w:r>
                 <w:rPr>
                   <w:rStyle w:val="Hyperlink"/>
@@ -18231,7 +18814,7 @@
             <w:pPr>
               <w:pStyle w:val="Compact"/>
             </w:pPr>
-            <w:hyperlink ns1:id="rId152">
+            <w:hyperlink ns1:id="rId154">
               <w:r>
                 <w:rPr>
                   <w:rStyle w:val="Hyperlink"/>
@@ -18285,7 +18868,7 @@
             <w:pPr>
               <w:pStyle w:val="Compact"/>
             </w:pPr>
-            <w:hyperlink ns1:id="rId153">
+            <w:hyperlink ns1:id="rId155">
               <w:r>
                 <w:rPr>
                   <w:rStyle w:val="Hyperlink"/>
@@ -18339,7 +18922,7 @@
             <w:pPr>
               <w:pStyle w:val="Compact"/>
             </w:pPr>
-            <w:hyperlink ns1:id="rId154">
+            <w:hyperlink ns1:id="rId156">
               <w:r>
                 <w:rPr>
                   <w:rStyle w:val="Hyperlink"/>
@@ -18393,7 +18976,7 @@
             <w:pPr>
               <w:pStyle w:val="Compact"/>
             </w:pPr>
-            <w:hyperlink ns1:id="rId155">
+            <w:hyperlink ns1:id="rId157">
               <w:r>
                 <w:rPr>
                   <w:rStyle w:val="Hyperlink"/>
@@ -18447,7 +19030,7 @@
             <w:pPr>
               <w:pStyle w:val="Compact"/>
             </w:pPr>
-            <w:hyperlink ns1:id="rId156">
+            <w:hyperlink ns1:id="rId158">
               <w:r>
                 <w:rPr>
                   <w:rStyle w:val="Hyperlink"/>
@@ -18501,7 +19084,7 @@
             <w:pPr>
               <w:pStyle w:val="Compact"/>
             </w:pPr>
-            <w:hyperlink ns1:id="rId157">
+            <w:hyperlink ns1:id="rId159">
               <w:r>
                 <w:rPr>
                   <w:rStyle w:val="Hyperlink"/>
@@ -18555,7 +19138,7 @@
             <w:pPr>
               <w:pStyle w:val="Compact"/>
             </w:pPr>
-            <w:hyperlink ns1:id="rId158">
+            <w:hyperlink ns1:id="rId160">
               <w:r>
                 <w:rPr>
                   <w:rStyle w:val="Hyperlink"/>
@@ -18609,7 +19192,7 @@
             <w:pPr>
               <w:pStyle w:val="Compact"/>
             </w:pPr>
-            <w:hyperlink ns1:id="rId159">
+            <w:hyperlink ns1:id="rId161">
               <w:r>
                 <w:rPr>
                   <w:rStyle w:val="Hyperlink"/>
@@ -18663,7 +19246,7 @@
             <w:pPr>
               <w:pStyle w:val="Compact"/>
             </w:pPr>
-            <w:hyperlink ns1:id="rId160">
+            <w:hyperlink ns1:id="rId162">
               <w:r>
                 <w:rPr>
                   <w:rStyle w:val="Hyperlink"/>
@@ -18717,7 +19300,7 @@
             <w:pPr>
               <w:pStyle w:val="Compact"/>
             </w:pPr>
-            <w:hyperlink ns1:id="rId161">
+            <w:hyperlink ns1:id="rId163">
               <w:r>
                 <w:rPr>
                   <w:rStyle w:val="Hyperlink"/>
@@ -18771,7 +19354,7 @@
             <w:pPr>
               <w:pStyle w:val="Compact"/>
             </w:pPr>
-            <w:hyperlink ns1:id="rId162">
+            <w:hyperlink ns1:id="rId164">
               <w:r>
                 <w:rPr>
                   <w:rStyle w:val="Hyperlink"/>
@@ -18825,7 +19408,7 @@
             <w:pPr>
               <w:pStyle w:val="Compact"/>
             </w:pPr>
-            <w:hyperlink ns1:id="rId163">
+            <w:hyperlink ns1:id="rId165">
               <w:r>
                 <w:rPr>
                   <w:rStyle w:val="Hyperlink"/>
@@ -18837,15 +19420,15 @@
         </w:tc>
       </w:tr>
     </w:tbl>
-    <w:bookmarkEnd w:id="164"/>
+    <w:bookmarkEnd w:id="166"/>
     <w:p>
       <w:r>
         <w:br w:type="page"/>
       </w:r>
     </w:p>
-    <w:bookmarkEnd w:id="165"/>
-    <w:bookmarkEnd w:id="166"/>
-    <w:bookmarkStart w:id="181" w:name="mitgliedschaften-memberships"/>
+    <w:bookmarkEnd w:id="167"/>
+    <w:bookmarkEnd w:id="168"/>
+    <w:bookmarkStart w:id="183" w:name="mitgliedschaften-memberships"/>
     <w:p>
       <w:pPr>
         <w:pStyle w:val="berschrift1"/>
@@ -19296,7 +19879,7 @@
         <w:t xml:space="preserve">).</w:t>
       </w:r>
     </w:p>
-    <w:bookmarkStart w:id="169" w:name="klasse-membership"/>
+    <w:bookmarkStart w:id="171" w:name="klasse-membership"/>
     <w:p>
       <w:pPr>
         <w:pStyle w:val="berschrift2"/>
@@ -19325,7 +19908,7 @@
         <w:t xml:space="preserve">__</w:t>
       </w:r>
     </w:p>
-    <w:bookmarkStart w:id="167" w:name="attribute-9"/>
+    <w:bookmarkStart w:id="169" w:name="attribute-9"/>
     <w:p>
       <w:pPr>
         <w:pStyle w:val="berschrift3"/>
@@ -20345,8 +20928,8 @@
         </w:tc>
       </w:tr>
     </w:tbl>
-    <w:bookmarkEnd w:id="167"/>
-    <w:bookmarkStart w:id="168" w:name="verwendungen-9"/>
+    <w:bookmarkEnd w:id="169"/>
+    <w:bookmarkStart w:id="170" w:name="verwendungen-9"/>
     <w:p>
       <w:pPr>
         <w:pStyle w:val="berschrift3"/>
@@ -20487,9 +21070,9 @@
         </w:tc>
       </w:tr>
     </w:tbl>
-    <w:bookmarkEnd w:id="168"/>
-    <w:bookmarkEnd w:id="169"/>
-    <w:bookmarkStart w:id="174" w:name="klasse-roletype"/>
+    <w:bookmarkEnd w:id="170"/>
+    <w:bookmarkEnd w:id="171"/>
+    <w:bookmarkStart w:id="176" w:name="klasse-roletype"/>
     <w:p>
       <w:pPr>
         <w:pStyle w:val="berschrift2"/>
@@ -20633,7 +21216,7 @@
         <w:t xml:space="preserve">__</w:t>
       </w:r>
     </w:p>
-    <w:bookmarkStart w:id="171" w:name="attribute-10"/>
+    <w:bookmarkStart w:id="173" w:name="attribute-10"/>
     <w:p>
       <w:pPr>
         <w:pStyle w:val="berschrift3"/>
@@ -20827,7 +21410,7 @@
         </w:tc>
       </w:tr>
     </w:tbl>
-    <w:bookmarkStart w:id="170" w:name="einschränkungen-2"/>
+    <w:bookmarkStart w:id="172" w:name="einschränkungen-2"/>
     <w:p>
       <w:pPr>
         <w:pStyle w:val="berschrift5"/>
@@ -20878,9 +21461,9 @@
         </w:r>
       </w:hyperlink>
     </w:p>
-    <w:bookmarkEnd w:id="170"/>
-    <w:bookmarkEnd w:id="171"/>
-    <w:bookmarkStart w:id="173" w:name="verwendungen-10"/>
+    <w:bookmarkEnd w:id="172"/>
+    <w:bookmarkEnd w:id="173"/>
+    <w:bookmarkStart w:id="175" w:name="verwendungen-10"/>
     <w:p>
       <w:pPr>
         <w:pStyle w:val="berschrift3"/>
@@ -21021,7 +21604,7 @@
         </w:tc>
       </w:tr>
     </w:tbl>
-    <w:bookmarkStart w:id="172" w:name="regeln"/>
+    <w:bookmarkStart w:id="174" w:name="regeln"/>
     <w:p>
       <w:pPr>
         <w:pStyle w:val="berschrift5"/>
@@ -21054,10 +21637,10 @@
         <w:t xml:space="preserve">ist, muss eine beschreibende Bezeichnung angegeben werden.</w:t>
       </w:r>
     </w:p>
-    <w:bookmarkEnd w:id="172"/>
-    <w:bookmarkEnd w:id="173"/>
     <w:bookmarkEnd w:id="174"/>
-    <w:bookmarkStart w:id="177" w:name="enum-roleenum"/>
+    <w:bookmarkEnd w:id="175"/>
+    <w:bookmarkEnd w:id="176"/>
+    <w:bookmarkStart w:id="179" w:name="enum-roleenum"/>
     <w:p>
       <w:pPr>
         <w:pStyle w:val="berschrift2"/>
@@ -21096,7 +21679,7 @@
       <w:r>
         <w:t xml:space="preserve"> </w:t>
       </w:r>
-      <w:hyperlink ns1:id="rId175">
+      <w:hyperlink ns1:id="rId177">
         <w:r>
           <w:rPr>
             <w:rStyle w:val="Hyperlink"/>
@@ -21105,7 +21688,7 @@
         </w:r>
       </w:hyperlink>
     </w:p>
-    <w:bookmarkStart w:id="176" w:name="zulässige-werte-4"/>
+    <w:bookmarkStart w:id="178" w:name="zulässige-werte-4"/>
     <w:p>
       <w:pPr>
         <w:pStyle w:val="berschrift3"/>
@@ -21257,9 +21840,9 @@
         </w:tc>
       </w:tr>
     </w:tbl>
-    <w:bookmarkEnd w:id="176"/>
-    <w:bookmarkEnd w:id="177"/>
-    <w:bookmarkStart w:id="180" w:name="klasse-electoraldistrict"/>
+    <w:bookmarkEnd w:id="178"/>
+    <w:bookmarkEnd w:id="179"/>
+    <w:bookmarkStart w:id="182" w:name="klasse-electoraldistrict"/>
     <w:p>
       <w:pPr>
         <w:pStyle w:val="berschrift2"/>
@@ -21288,7 +21871,7 @@
         <w:t xml:space="preserve">__</w:t>
       </w:r>
     </w:p>
-    <w:bookmarkStart w:id="178" w:name="attribute-11"/>
+    <w:bookmarkStart w:id="180" w:name="attribute-11"/>
     <w:p>
       <w:pPr>
         <w:pStyle w:val="berschrift3"/>
@@ -21607,8 +22190,8 @@
         </w:tc>
       </w:tr>
     </w:tbl>
-    <w:bookmarkEnd w:id="178"/>
-    <w:bookmarkStart w:id="179" w:name="verwendungen-11"/>
+    <w:bookmarkEnd w:id="180"/>
+    <w:bookmarkStart w:id="181" w:name="verwendungen-11"/>
     <w:p>
       <w:pPr>
         <w:pStyle w:val="berschrift3"/>
@@ -21749,15 +22332,15 @@
         </w:tc>
       </w:tr>
     </w:tbl>
-    <w:bookmarkEnd w:id="179"/>
+    <w:bookmarkEnd w:id="181"/>
     <w:p>
       <w:r>
         <w:br w:type="page"/>
       </w:r>
     </w:p>
-    <w:bookmarkEnd w:id="180"/>
-    <w:bookmarkEnd w:id="181"/>
-    <w:bookmarkStart w:id="246" w:name="interessenbindungen-interest-links"/>
+    <w:bookmarkEnd w:id="182"/>
+    <w:bookmarkEnd w:id="183"/>
+    <w:bookmarkStart w:id="248" w:name="interessenbindungen-interest-links"/>
     <w:p>
       <w:pPr>
         <w:pStyle w:val="berschrift1"/>
@@ -21776,7 +22359,7 @@
       <w:r>
         <w:t xml:space="preserve"> </w:t>
       </w:r>
-      <w:hyperlink ns1:id="rId182">
+      <w:hyperlink ns1:id="rId184">
         <w:r>
           <w:rPr>
             <w:rStyle w:val="Hyperlink"/>
@@ -22081,7 +22664,7 @@
         <w:t xml:space="preserve">Neben Gremium und Funktion innerhalb der Organisation wird explizit festgehalten, ob die Position bezahlt ist – ein zentraler Transparenzaspekt.</w:t>
       </w:r>
     </w:p>
-    <w:bookmarkStart w:id="198" w:name="klasse-interestlink"/>
+    <w:bookmarkStart w:id="200" w:name="klasse-interestlink"/>
     <w:p>
       <w:pPr>
         <w:pStyle w:val="berschrift2"/>
@@ -22110,7 +22693,7 @@
         <w:t xml:space="preserve">__</w:t>
       </w:r>
     </w:p>
-    <w:bookmarkStart w:id="184" w:name="attribute-12"/>
+    <w:bookmarkStart w:id="186" w:name="attribute-12"/>
     <w:p>
       <w:pPr>
         <w:pStyle w:val="berschrift3"/>
@@ -23331,7 +23914,7 @@
         </w:tc>
       </w:tr>
     </w:tbl>
-    <w:bookmarkStart w:id="183" w:name="einschränkungen-3"/>
+    <w:bookmarkStart w:id="185" w:name="einschränkungen-3"/>
     <w:p>
       <w:pPr>
         <w:pStyle w:val="berschrift5"/>
@@ -23382,9 +23965,9 @@
         </w:r>
       </w:hyperlink>
     </w:p>
-    <w:bookmarkEnd w:id="183"/>
-    <w:bookmarkEnd w:id="184"/>
-    <w:bookmarkStart w:id="185" w:name="verwendungen-12"/>
+    <w:bookmarkEnd w:id="185"/>
+    <w:bookmarkEnd w:id="186"/>
+    <w:bookmarkStart w:id="187" w:name="verwendungen-12"/>
     <w:p>
       <w:pPr>
         <w:pStyle w:val="berschrift3"/>
@@ -23586,8 +24169,8 @@
         </w:tc>
       </w:tr>
     </w:tbl>
-    <w:bookmarkEnd w:id="185"/>
-    <w:bookmarkStart w:id="197" w:name="beispiele-3"/>
+    <w:bookmarkEnd w:id="187"/>
+    <w:bookmarkStart w:id="199" w:name="beispiele-3"/>
     <w:p>
       <w:pPr>
         <w:pStyle w:val="berschrift3"/>
@@ -23596,7 +24179,7 @@
         <w:t xml:space="preserve">Beispiele</w:t>
       </w:r>
     </w:p>
-    <w:bookmarkStart w:id="186" w:name="beispiel-interest-links-il-burkart-008"/>
+    <w:bookmarkStart w:id="188" w:name="beispiel-interest-links-il-burkart-008"/>
     <w:p>
       <w:pPr>
         <w:pStyle w:val="berschrift4"/>
@@ -23862,8 +24445,8 @@
         <w:t xml:space="preserve">true</w:t>
       </w:r>
     </w:p>
-    <w:bookmarkEnd w:id="186"/>
-    <w:bookmarkStart w:id="187" w:name="beispiel-interest-links-il-burkart-010"/>
+    <w:bookmarkEnd w:id="188"/>
+    <w:bookmarkStart w:id="189" w:name="beispiel-interest-links-il-burkart-010"/>
     <w:p>
       <w:pPr>
         <w:pStyle w:val="berschrift4"/>
@@ -24123,8 +24706,8 @@
         <w:t xml:space="preserve">false</w:t>
       </w:r>
     </w:p>
-    <w:bookmarkEnd w:id="187"/>
-    <w:bookmarkStart w:id="188" w:name="beispiel-interest-links-il-burkart-002"/>
+    <w:bookmarkEnd w:id="189"/>
+    <w:bookmarkStart w:id="190" w:name="beispiel-interest-links-il-burkart-002"/>
     <w:p>
       <w:pPr>
         <w:pStyle w:val="berschrift4"/>
@@ -24390,8 +24973,8 @@
         <w:t xml:space="preserve">true</w:t>
       </w:r>
     </w:p>
-    <w:bookmarkEnd w:id="188"/>
-    <w:bookmarkStart w:id="189" w:name="beispiel-interest-links-il-burkart-007"/>
+    <w:bookmarkEnd w:id="190"/>
+    <w:bookmarkStart w:id="191" w:name="beispiel-interest-links-il-burkart-007"/>
     <w:p>
       <w:pPr>
         <w:pStyle w:val="berschrift4"/>
@@ -24678,8 +25261,8 @@
         <w:t xml:space="preserve">false</w:t>
       </w:r>
     </w:p>
-    <w:bookmarkEnd w:id="189"/>
-    <w:bookmarkStart w:id="190" w:name="beispiel-interest-links-il-burkart-005"/>
+    <w:bookmarkEnd w:id="191"/>
+    <w:bookmarkStart w:id="192" w:name="beispiel-interest-links-il-burkart-005"/>
     <w:p>
       <w:pPr>
         <w:pStyle w:val="berschrift4"/>
@@ -24939,8 +25522,8 @@
         <w:t xml:space="preserve">true</w:t>
       </w:r>
     </w:p>
-    <w:bookmarkEnd w:id="190"/>
-    <w:bookmarkStart w:id="191" w:name="beispiel-interest-links-il-burkart-001"/>
+    <w:bookmarkEnd w:id="192"/>
+    <w:bookmarkStart w:id="193" w:name="beispiel-interest-links-il-burkart-001"/>
     <w:p>
       <w:pPr>
         <w:pStyle w:val="berschrift4"/>
@@ -25206,8 +25789,8 @@
         <w:t xml:space="preserve">true</w:t>
       </w:r>
     </w:p>
-    <w:bookmarkEnd w:id="191"/>
-    <w:bookmarkStart w:id="192" w:name="beispiel-interest-links-il-burkart-003"/>
+    <w:bookmarkEnd w:id="193"/>
+    <w:bookmarkStart w:id="194" w:name="beispiel-interest-links-il-burkart-003"/>
     <w:p>
       <w:pPr>
         <w:pStyle w:val="berschrift4"/>
@@ -25473,8 +26056,8 @@
         <w:t xml:space="preserve">true</w:t>
       </w:r>
     </w:p>
-    <w:bookmarkEnd w:id="192"/>
-    <w:bookmarkStart w:id="193" w:name="beispiel-interest-links-il-burkart-011"/>
+    <w:bookmarkEnd w:id="194"/>
+    <w:bookmarkStart w:id="195" w:name="beispiel-interest-links-il-burkart-011"/>
     <w:p>
       <w:pPr>
         <w:pStyle w:val="berschrift4"/>
@@ -25734,8 +26317,8 @@
         <w:t xml:space="preserve">false</w:t>
       </w:r>
     </w:p>
-    <w:bookmarkEnd w:id="193"/>
-    <w:bookmarkStart w:id="194" w:name="beispiel-interest-links-il-burkart-004"/>
+    <w:bookmarkEnd w:id="195"/>
+    <w:bookmarkStart w:id="196" w:name="beispiel-interest-links-il-burkart-004"/>
     <w:p>
       <w:pPr>
         <w:pStyle w:val="berschrift4"/>
@@ -26001,8 +26584,8 @@
         <w:t xml:space="preserve">true</w:t>
       </w:r>
     </w:p>
-    <w:bookmarkEnd w:id="194"/>
-    <w:bookmarkStart w:id="195" w:name="beispiel-interest-links-il-burkart-006"/>
+    <w:bookmarkEnd w:id="196"/>
+    <w:bookmarkStart w:id="197" w:name="beispiel-interest-links-il-burkart-006"/>
     <w:p>
       <w:pPr>
         <w:pStyle w:val="berschrift4"/>
@@ -26262,8 +26845,8 @@
         <w:t xml:space="preserve">true</w:t>
       </w:r>
     </w:p>
-    <w:bookmarkEnd w:id="195"/>
-    <w:bookmarkStart w:id="196" w:name="beispiel-interest-links-il-burkart-009"/>
+    <w:bookmarkEnd w:id="197"/>
+    <w:bookmarkStart w:id="198" w:name="beispiel-interest-links-il-burkart-009"/>
     <w:p>
       <w:pPr>
         <w:pStyle w:val="berschrift4"/>
@@ -26523,10 +27106,10 @@
         <w:t xml:space="preserve">true</w:t>
       </w:r>
     </w:p>
-    <w:bookmarkEnd w:id="196"/>
-    <w:bookmarkEnd w:id="197"/>
     <w:bookmarkEnd w:id="198"/>
-    <w:bookmarkStart w:id="204" w:name="enum-interesttypeenum"/>
+    <w:bookmarkEnd w:id="199"/>
+    <w:bookmarkEnd w:id="200"/>
+    <w:bookmarkStart w:id="206" w:name="enum-interesttypeenum"/>
     <w:p>
       <w:pPr>
         <w:pStyle w:val="berschrift2"/>
@@ -26565,7 +27148,7 @@
       <w:r>
         <w:t xml:space="preserve"> </w:t>
       </w:r>
-      <w:hyperlink ns1:id="rId199">
+      <w:hyperlink ns1:id="rId201">
         <w:r>
           <w:rPr>
             <w:rStyle w:val="Hyperlink"/>
@@ -26574,7 +27157,7 @@
         </w:r>
       </w:hyperlink>
     </w:p>
-    <w:bookmarkStart w:id="203" w:name="zulässige-werte-5"/>
+    <w:bookmarkStart w:id="205" w:name="zulässige-werte-5"/>
     <w:p>
       <w:pPr>
         <w:pStyle w:val="berschrift3"/>
@@ -26664,7 +27247,7 @@
             <w:pPr>
               <w:pStyle w:val="Compact"/>
             </w:pPr>
-            <w:hyperlink ns1:id="rId200">
+            <w:hyperlink ns1:id="rId202">
               <w:r>
                 <w:rPr>
                   <w:rStyle w:val="Hyperlink"/>
@@ -26718,7 +27301,7 @@
             <w:pPr>
               <w:pStyle w:val="Compact"/>
             </w:pPr>
-            <w:hyperlink ns1:id="rId201">
+            <w:hyperlink ns1:id="rId203">
               <w:r>
                 <w:rPr>
                   <w:rStyle w:val="Hyperlink"/>
@@ -26772,7 +27355,7 @@
             <w:pPr>
               <w:pStyle w:val="Compact"/>
             </w:pPr>
-            <w:hyperlink ns1:id="rId202">
+            <w:hyperlink ns1:id="rId204">
               <w:r>
                 <w:rPr>
                   <w:rStyle w:val="Hyperlink"/>
@@ -26784,9 +27367,9 @@
         </w:tc>
       </w:tr>
     </w:tbl>
-    <w:bookmarkEnd w:id="203"/>
-    <w:bookmarkEnd w:id="204"/>
-    <w:bookmarkStart w:id="245" w:name="enum-legalformenum"/>
+    <w:bookmarkEnd w:id="205"/>
+    <w:bookmarkEnd w:id="206"/>
+    <w:bookmarkStart w:id="247" w:name="enum-legalformenum"/>
     <w:p>
       <w:pPr>
         <w:pStyle w:val="berschrift2"/>
@@ -26825,7 +27408,7 @@
       <w:r>
         <w:t xml:space="preserve"> </w:t>
       </w:r>
-      <w:hyperlink ns1:id="rId205">
+      <w:hyperlink ns1:id="rId207">
         <w:r>
           <w:rPr>
             <w:rStyle w:val="Hyperlink"/>
@@ -26834,7 +27417,7 @@
         </w:r>
       </w:hyperlink>
     </w:p>
-    <w:bookmarkStart w:id="244" w:name="zulässige-werte-6"/>
+    <w:bookmarkStart w:id="246" w:name="zulässige-werte-6"/>
     <w:p>
       <w:pPr>
         <w:pStyle w:val="berschrift3"/>
@@ -26924,7 +27507,7 @@
             <w:pPr>
               <w:pStyle w:val="Compact"/>
             </w:pPr>
-            <w:hyperlink ns1:id="rId206">
+            <w:hyperlink ns1:id="rId208">
               <w:r>
                 <w:rPr>
                   <w:rStyle w:val="Hyperlink"/>
@@ -26978,7 +27561,7 @@
             <w:pPr>
               <w:pStyle w:val="Compact"/>
             </w:pPr>
-            <w:hyperlink ns1:id="rId207">
+            <w:hyperlink ns1:id="rId209">
               <w:r>
                 <w:rPr>
                   <w:rStyle w:val="Hyperlink"/>
@@ -27032,7 +27615,7 @@
             <w:pPr>
               <w:pStyle w:val="Compact"/>
             </w:pPr>
-            <w:hyperlink ns1:id="rId208">
+            <w:hyperlink ns1:id="rId210">
               <w:r>
                 <w:rPr>
                   <w:rStyle w:val="Hyperlink"/>
@@ -27086,7 +27669,7 @@
             <w:pPr>
               <w:pStyle w:val="Compact"/>
             </w:pPr>
-            <w:hyperlink ns1:id="rId209">
+            <w:hyperlink ns1:id="rId211">
               <w:r>
                 <w:rPr>
                   <w:rStyle w:val="Hyperlink"/>
@@ -27140,7 +27723,7 @@
             <w:pPr>
               <w:pStyle w:val="Compact"/>
             </w:pPr>
-            <w:hyperlink ns1:id="rId210">
+            <w:hyperlink ns1:id="rId212">
               <w:r>
                 <w:rPr>
                   <w:rStyle w:val="Hyperlink"/>
@@ -27194,7 +27777,7 @@
             <w:pPr>
               <w:pStyle w:val="Compact"/>
             </w:pPr>
-            <w:hyperlink ns1:id="rId211">
+            <w:hyperlink ns1:id="rId213">
               <w:r>
                 <w:rPr>
                   <w:rStyle w:val="Hyperlink"/>
@@ -27248,7 +27831,7 @@
             <w:pPr>
               <w:pStyle w:val="Compact"/>
             </w:pPr>
-            <w:hyperlink ns1:id="rId212">
+            <w:hyperlink ns1:id="rId214">
               <w:r>
                 <w:rPr>
                   <w:rStyle w:val="Hyperlink"/>
@@ -27302,7 +27885,7 @@
             <w:pPr>
               <w:pStyle w:val="Compact"/>
             </w:pPr>
-            <w:hyperlink ns1:id="rId213">
+            <w:hyperlink ns1:id="rId215">
               <w:r>
                 <w:rPr>
                   <w:rStyle w:val="Hyperlink"/>
@@ -27356,7 +27939,7 @@
             <w:pPr>
               <w:pStyle w:val="Compact"/>
             </w:pPr>
-            <w:hyperlink ns1:id="rId214">
+            <w:hyperlink ns1:id="rId216">
               <w:r>
                 <w:rPr>
                   <w:rStyle w:val="Hyperlink"/>
@@ -27410,7 +27993,7 @@
             <w:pPr>
               <w:pStyle w:val="Compact"/>
             </w:pPr>
-            <w:hyperlink ns1:id="rId215">
+            <w:hyperlink ns1:id="rId217">
               <w:r>
                 <w:rPr>
                   <w:rStyle w:val="Hyperlink"/>
@@ -27464,7 +28047,7 @@
             <w:pPr>
               <w:pStyle w:val="Compact"/>
             </w:pPr>
-            <w:hyperlink ns1:id="rId216">
+            <w:hyperlink ns1:id="rId218">
               <w:r>
                 <w:rPr>
                   <w:rStyle w:val="Hyperlink"/>
@@ -27518,7 +28101,7 @@
             <w:pPr>
               <w:pStyle w:val="Compact"/>
             </w:pPr>
-            <w:hyperlink ns1:id="rId217">
+            <w:hyperlink ns1:id="rId219">
               <w:r>
                 <w:rPr>
                   <w:rStyle w:val="Hyperlink"/>
@@ -27572,7 +28155,7 @@
             <w:pPr>
               <w:pStyle w:val="Compact"/>
             </w:pPr>
-            <w:hyperlink ns1:id="rId218">
+            <w:hyperlink ns1:id="rId220">
               <w:r>
                 <w:rPr>
                   <w:rStyle w:val="Hyperlink"/>
@@ -27626,7 +28209,7 @@
             <w:pPr>
               <w:pStyle w:val="Compact"/>
             </w:pPr>
-            <w:hyperlink ns1:id="rId219">
+            <w:hyperlink ns1:id="rId221">
               <w:r>
                 <w:rPr>
                   <w:rStyle w:val="Hyperlink"/>
@@ -27680,7 +28263,7 @@
             <w:pPr>
               <w:pStyle w:val="Compact"/>
             </w:pPr>
-            <w:hyperlink ns1:id="rId220">
+            <w:hyperlink ns1:id="rId222">
               <w:r>
                 <w:rPr>
                   <w:rStyle w:val="Hyperlink"/>
@@ -27734,7 +28317,7 @@
             <w:pPr>
               <w:pStyle w:val="Compact"/>
             </w:pPr>
-            <w:hyperlink ns1:id="rId221">
+            <w:hyperlink ns1:id="rId223">
               <w:r>
                 <w:rPr>
                   <w:rStyle w:val="Hyperlink"/>
@@ -27788,7 +28371,7 @@
             <w:pPr>
               <w:pStyle w:val="Compact"/>
             </w:pPr>
-            <w:hyperlink ns1:id="rId222">
+            <w:hyperlink ns1:id="rId224">
               <w:r>
                 <w:rPr>
                   <w:rStyle w:val="Hyperlink"/>
@@ -27842,7 +28425,7 @@
             <w:pPr>
               <w:pStyle w:val="Compact"/>
             </w:pPr>
-            <w:hyperlink ns1:id="rId223">
+            <w:hyperlink ns1:id="rId225">
               <w:r>
                 <w:rPr>
                   <w:rStyle w:val="Hyperlink"/>
@@ -27896,7 +28479,7 @@
             <w:pPr>
               <w:pStyle w:val="Compact"/>
             </w:pPr>
-            <w:hyperlink ns1:id="rId224">
+            <w:hyperlink ns1:id="rId226">
               <w:r>
                 <w:rPr>
                   <w:rStyle w:val="Hyperlink"/>
@@ -27950,7 +28533,7 @@
             <w:pPr>
               <w:pStyle w:val="Compact"/>
             </w:pPr>
-            <w:hyperlink ns1:id="rId225">
+            <w:hyperlink ns1:id="rId227">
               <w:r>
                 <w:rPr>
                   <w:rStyle w:val="Hyperlink"/>
@@ -28004,7 +28587,7 @@
             <w:pPr>
               <w:pStyle w:val="Compact"/>
             </w:pPr>
-            <w:hyperlink ns1:id="rId226">
+            <w:hyperlink ns1:id="rId228">
               <w:r>
                 <w:rPr>
                   <w:rStyle w:val="Hyperlink"/>
@@ -28058,7 +28641,7 @@
             <w:pPr>
               <w:pStyle w:val="Compact"/>
             </w:pPr>
-            <w:hyperlink ns1:id="rId227">
+            <w:hyperlink ns1:id="rId229">
               <w:r>
                 <w:rPr>
                   <w:rStyle w:val="Hyperlink"/>
@@ -28112,7 +28695,7 @@
             <w:pPr>
               <w:pStyle w:val="Compact"/>
             </w:pPr>
-            <w:hyperlink ns1:id="rId228">
+            <w:hyperlink ns1:id="rId230">
               <w:r>
                 <w:rPr>
                   <w:rStyle w:val="Hyperlink"/>
@@ -28166,7 +28749,7 @@
             <w:pPr>
               <w:pStyle w:val="Compact"/>
             </w:pPr>
-            <w:hyperlink ns1:id="rId229">
+            <w:hyperlink ns1:id="rId231">
               <w:r>
                 <w:rPr>
                   <w:rStyle w:val="Hyperlink"/>
@@ -28220,7 +28803,7 @@
             <w:pPr>
               <w:pStyle w:val="Compact"/>
             </w:pPr>
-            <w:hyperlink ns1:id="rId230">
+            <w:hyperlink ns1:id="rId232">
               <w:r>
                 <w:rPr>
                   <w:rStyle w:val="Hyperlink"/>
@@ -28274,7 +28857,7 @@
             <w:pPr>
               <w:pStyle w:val="Compact"/>
             </w:pPr>
-            <w:hyperlink ns1:id="rId231">
+            <w:hyperlink ns1:id="rId233">
               <w:r>
                 <w:rPr>
                   <w:rStyle w:val="Hyperlink"/>
@@ -28328,7 +28911,7 @@
             <w:pPr>
               <w:pStyle w:val="Compact"/>
             </w:pPr>
-            <w:hyperlink ns1:id="rId232">
+            <w:hyperlink ns1:id="rId234">
               <w:r>
                 <w:rPr>
                   <w:rStyle w:val="Hyperlink"/>
@@ -28382,7 +28965,7 @@
             <w:pPr>
               <w:pStyle w:val="Compact"/>
             </w:pPr>
-            <w:hyperlink ns1:id="rId233">
+            <w:hyperlink ns1:id="rId235">
               <w:r>
                 <w:rPr>
                   <w:rStyle w:val="Hyperlink"/>
@@ -28436,7 +29019,7 @@
             <w:pPr>
               <w:pStyle w:val="Compact"/>
             </w:pPr>
-            <w:hyperlink ns1:id="rId234">
+            <w:hyperlink ns1:id="rId236">
               <w:r>
                 <w:rPr>
                   <w:rStyle w:val="Hyperlink"/>
@@ -28490,7 +29073,7 @@
             <w:pPr>
               <w:pStyle w:val="Compact"/>
             </w:pPr>
-            <w:hyperlink ns1:id="rId235">
+            <w:hyperlink ns1:id="rId237">
               <w:r>
                 <w:rPr>
                   <w:rStyle w:val="Hyperlink"/>
@@ -28544,7 +29127,7 @@
             <w:pPr>
               <w:pStyle w:val="Compact"/>
             </w:pPr>
-            <w:hyperlink ns1:id="rId236">
+            <w:hyperlink ns1:id="rId238">
               <w:r>
                 <w:rPr>
                   <w:rStyle w:val="Hyperlink"/>
@@ -28598,7 +29181,7 @@
             <w:pPr>
               <w:pStyle w:val="Compact"/>
             </w:pPr>
-            <w:hyperlink ns1:id="rId237">
+            <w:hyperlink ns1:id="rId239">
               <w:r>
                 <w:rPr>
                   <w:rStyle w:val="Hyperlink"/>
@@ -28652,7 +29235,7 @@
             <w:pPr>
               <w:pStyle w:val="Compact"/>
             </w:pPr>
-            <w:hyperlink ns1:id="rId238">
+            <w:hyperlink ns1:id="rId240">
               <w:r>
                 <w:rPr>
                   <w:rStyle w:val="Hyperlink"/>
@@ -28706,7 +29289,7 @@
             <w:pPr>
               <w:pStyle w:val="Compact"/>
             </w:pPr>
-            <w:hyperlink ns1:id="rId239">
+            <w:hyperlink ns1:id="rId241">
               <w:r>
                 <w:rPr>
                   <w:rStyle w:val="Hyperlink"/>
@@ -28760,7 +29343,7 @@
             <w:pPr>
               <w:pStyle w:val="Compact"/>
             </w:pPr>
-            <w:hyperlink ns1:id="rId240">
+            <w:hyperlink ns1:id="rId242">
               <w:r>
                 <w:rPr>
                   <w:rStyle w:val="Hyperlink"/>
@@ -28814,7 +29397,7 @@
             <w:pPr>
               <w:pStyle w:val="Compact"/>
             </w:pPr>
-            <w:hyperlink ns1:id="rId241">
+            <w:hyperlink ns1:id="rId243">
               <w:r>
                 <w:rPr>
                   <w:rStyle w:val="Hyperlink"/>
@@ -28868,7 +29451,7 @@
             <w:pPr>
               <w:pStyle w:val="Compact"/>
             </w:pPr>
-            <w:hyperlink ns1:id="rId242">
+            <w:hyperlink ns1:id="rId244">
               <w:r>
                 <w:rPr>
                   <w:rStyle w:val="Hyperlink"/>
@@ -28922,7 +29505,7 @@
             <w:pPr>
               <w:pStyle w:val="Compact"/>
             </w:pPr>
-            <w:hyperlink ns1:id="rId243">
+            <w:hyperlink ns1:id="rId245">
               <w:r>
                 <w:rPr>
                   <w:rStyle w:val="Hyperlink"/>
@@ -28934,15 +29517,15 @@
         </w:tc>
       </w:tr>
     </w:tbl>
-    <w:bookmarkEnd w:id="244"/>
+    <w:bookmarkEnd w:id="246"/>
     <w:p>
       <w:r>
         <w:br w:type="page"/>
       </w:r>
     </w:p>
-    <w:bookmarkEnd w:id="245"/>
-    <w:bookmarkEnd w:id="246"/>
-    <w:bookmarkStart w:id="268" w:name="geteilte-elemente"/>
+    <w:bookmarkEnd w:id="247"/>
+    <w:bookmarkEnd w:id="248"/>
+    <w:bookmarkStart w:id="270" w:name="geteilte-elemente"/>
     <w:p>
       <w:pPr>
         <w:pStyle w:val="berschrift1"/>
@@ -28951,7 +29534,7 @@
         <w:t xml:space="preserve">Geteilte Elemente</w:t>
       </w:r>
     </w:p>
-    <w:bookmarkStart w:id="247" w:name="reference-classes"/>
+    <w:bookmarkStart w:id="249" w:name="reference-classes"/>
     <w:p>
       <w:pPr>
         <w:pStyle w:val="berschrift2"/>
@@ -29113,8 +29696,8 @@
         <w:t xml:space="preserve">, da die lokale Referenz unverändert bleibt, auch wenn sich die verknüpfte Entität später ändert</w:t>
       </w:r>
     </w:p>
-    <w:bookmarkEnd w:id="247"/>
-    <w:bookmarkStart w:id="250" w:name="klasse-personreference"/>
+    <w:bookmarkEnd w:id="249"/>
+    <w:bookmarkStart w:id="252" w:name="klasse-personreference"/>
     <w:p>
       <w:pPr>
         <w:pStyle w:val="berschrift2"/>
@@ -29143,7 +29726,7 @@
         <w:t xml:space="preserve">__</w:t>
       </w:r>
     </w:p>
-    <w:bookmarkStart w:id="248" w:name="attribute-13"/>
+    <w:bookmarkStart w:id="250" w:name="attribute-13"/>
     <w:p>
       <w:pPr>
         <w:pStyle w:val="berschrift3"/>
@@ -29575,8 +30158,8 @@
         </w:tc>
       </w:tr>
     </w:tbl>
-    <w:bookmarkEnd w:id="248"/>
-    <w:bookmarkStart w:id="249" w:name="verwendungen-13"/>
+    <w:bookmarkEnd w:id="250"/>
+    <w:bookmarkStart w:id="251" w:name="verwendungen-13"/>
     <w:p>
       <w:pPr>
         <w:pStyle w:val="berschrift3"/>
@@ -29778,9 +30361,9 @@
         </w:tc>
       </w:tr>
     </w:tbl>
-    <w:bookmarkEnd w:id="249"/>
-    <w:bookmarkEnd w:id="250"/>
-    <w:bookmarkStart w:id="253" w:name="klasse-groupreference"/>
+    <w:bookmarkEnd w:id="251"/>
+    <w:bookmarkEnd w:id="252"/>
+    <w:bookmarkStart w:id="255" w:name="klasse-groupreference"/>
     <w:p>
       <w:pPr>
         <w:pStyle w:val="berschrift2"/>
@@ -29809,7 +30392,7 @@
         <w:t xml:space="preserve">__</w:t>
       </w:r>
     </w:p>
-    <w:bookmarkStart w:id="251" w:name="attribute-14"/>
+    <w:bookmarkStart w:id="253" w:name="attribute-14"/>
     <w:p>
       <w:pPr>
         <w:pStyle w:val="berschrift3"/>
@@ -30183,8 +30766,8 @@
         </w:tc>
       </w:tr>
     </w:tbl>
-    <w:bookmarkEnd w:id="251"/>
-    <w:bookmarkStart w:id="252" w:name="verwendungen-14"/>
+    <w:bookmarkEnd w:id="253"/>
+    <w:bookmarkStart w:id="254" w:name="verwendungen-14"/>
     <w:p>
       <w:pPr>
         <w:pStyle w:val="berschrift3"/>
@@ -30325,9 +30908,9 @@
         </w:tc>
       </w:tr>
     </w:tbl>
-    <w:bookmarkEnd w:id="252"/>
-    <w:bookmarkEnd w:id="253"/>
-    <w:bookmarkStart w:id="254" w:name="mehrfach-benutzte-klassen"/>
+    <w:bookmarkEnd w:id="254"/>
+    <w:bookmarkEnd w:id="255"/>
+    <w:bookmarkStart w:id="256" w:name="mehrfach-benutzte-klassen"/>
     <w:p>
       <w:pPr>
         <w:pStyle w:val="berschrift2"/>
@@ -30336,8 +30919,8 @@
         <w:t xml:space="preserve">Mehrfach benutzte Klassen</w:t>
       </w:r>
     </w:p>
-    <w:bookmarkEnd w:id="254"/>
-    <w:bookmarkStart w:id="261" w:name="klasse-address"/>
+    <w:bookmarkEnd w:id="256"/>
+    <w:bookmarkStart w:id="263" w:name="klasse-address"/>
     <w:p>
       <w:pPr>
         <w:pStyle w:val="berschrift2"/>
@@ -30366,7 +30949,7 @@
         <w:t xml:space="preserve">__</w:t>
       </w:r>
     </w:p>
-    <w:bookmarkStart w:id="256" w:name="attribute-15"/>
+    <w:bookmarkStart w:id="258" w:name="attribute-15"/>
     <w:p>
       <w:pPr>
         <w:pStyle w:val="berschrift3"/>
@@ -30738,7 +31321,7 @@
         </w:tc>
       </w:tr>
     </w:tbl>
-    <w:bookmarkStart w:id="255" w:name="einschränkungen-4"/>
+    <w:bookmarkStart w:id="257" w:name="einschränkungen-4"/>
     <w:p>
       <w:pPr>
         <w:pStyle w:val="berschrift5"/>
@@ -30789,9 +31372,9 @@
         </w:r>
       </w:hyperlink>
     </w:p>
-    <w:bookmarkEnd w:id="255"/>
-    <w:bookmarkEnd w:id="256"/>
-    <w:bookmarkStart w:id="257" w:name="verwendungen-15"/>
+    <w:bookmarkEnd w:id="257"/>
+    <w:bookmarkEnd w:id="258"/>
+    <w:bookmarkStart w:id="259" w:name="verwendungen-15"/>
     <w:p>
       <w:pPr>
         <w:pStyle w:val="berschrift3"/>
@@ -30993,8 +31576,8 @@
         </w:tc>
       </w:tr>
     </w:tbl>
-    <w:bookmarkEnd w:id="257"/>
-    <w:bookmarkStart w:id="260" w:name="beispiele-4"/>
+    <w:bookmarkEnd w:id="259"/>
+    <w:bookmarkStart w:id="262" w:name="beispiele-4"/>
     <w:p>
       <w:pPr>
         <w:pStyle w:val="berschrift3"/>
@@ -31003,7 +31586,7 @@
         <w:t xml:space="preserve">Beispiele</w:t>
       </w:r>
     </w:p>
-    <w:bookmarkStart w:id="258" w:name="beispiel-swiss-politicians-beat-jans-1"/>
+    <w:bookmarkStart w:id="260" w:name="beispiel-swiss-politicians-beat-jans-1"/>
     <w:p>
       <w:pPr>
         <w:pStyle w:val="berschrift4"/>
@@ -31056,8 +31639,8 @@
         <w:t xml:space="preserve"> Basel-Stadt</w:t>
       </w:r>
     </w:p>
-    <w:bookmarkEnd w:id="258"/>
-    <w:bookmarkStart w:id="259" w:name="beispiel-groups-it-1"/>
+    <w:bookmarkEnd w:id="260"/>
+    <w:bookmarkStart w:id="261" w:name="beispiel-groups-it-1"/>
     <w:p>
       <w:pPr>
         <w:pStyle w:val="berschrift4"/>
@@ -31200,10 +31783,10 @@
         <w:t xml:space="preserve"> CH</w:t>
       </w:r>
     </w:p>
-    <w:bookmarkEnd w:id="259"/>
-    <w:bookmarkEnd w:id="260"/>
     <w:bookmarkEnd w:id="261"/>
-    <w:bookmarkStart w:id="264" w:name="enum-addresstypeenum"/>
+    <w:bookmarkEnd w:id="262"/>
+    <w:bookmarkEnd w:id="263"/>
+    <w:bookmarkStart w:id="266" w:name="enum-addresstypeenum"/>
     <w:p>
       <w:pPr>
         <w:pStyle w:val="berschrift2"/>
@@ -31242,7 +31825,7 @@
       <w:r>
         <w:t xml:space="preserve"> </w:t>
       </w:r>
-      <w:hyperlink ns1:id="rId262">
+      <w:hyperlink ns1:id="rId264">
         <w:r>
           <w:rPr>
             <w:rStyle w:val="Hyperlink"/>
@@ -31251,7 +31834,7 @@
         </w:r>
       </w:hyperlink>
     </w:p>
-    <w:bookmarkStart w:id="263" w:name="zulässige-werte-7"/>
+    <w:bookmarkStart w:id="265" w:name="zulässige-werte-7"/>
     <w:p>
       <w:pPr>
         <w:pStyle w:val="berschrift3"/>
@@ -31378,9 +31961,9 @@
         </w:tc>
       </w:tr>
     </w:tbl>
-    <w:bookmarkEnd w:id="263"/>
-    <w:bookmarkEnd w:id="264"/>
-    <w:bookmarkStart w:id="267" w:name="klasse-contact"/>
+    <w:bookmarkEnd w:id="265"/>
+    <w:bookmarkEnd w:id="266"/>
+    <w:bookmarkStart w:id="269" w:name="klasse-contact"/>
     <w:p>
       <w:pPr>
         <w:pStyle w:val="berschrift2"/>
@@ -31409,7 +31992,7 @@
         <w:t xml:space="preserve">__</w:t>
       </w:r>
     </w:p>
-    <w:bookmarkStart w:id="265" w:name="attribute-16"/>
+    <w:bookmarkStart w:id="267" w:name="attribute-16"/>
     <w:p>
       <w:pPr>
         <w:pStyle w:val="berschrift3"/>
@@ -31628,8 +32211,8 @@
         </w:tc>
       </w:tr>
     </w:tbl>
-    <w:bookmarkEnd w:id="265"/>
-    <w:bookmarkStart w:id="266" w:name="verwendungen-16"/>
+    <w:bookmarkEnd w:id="267"/>
+    <w:bookmarkStart w:id="268" w:name="verwendungen-16"/>
     <w:p>
       <w:pPr>
         <w:pStyle w:val="berschrift3"/>
@@ -31831,9 +32414,9 @@
         </w:tc>
       </w:tr>
     </w:tbl>
-    <w:bookmarkEnd w:id="266"/>
-    <w:bookmarkEnd w:id="267"/>
     <w:bookmarkEnd w:id="268"/>
+    <w:bookmarkEnd w:id="269"/>
+    <w:bookmarkEnd w:id="270"/>
     <w:sectPr>
       <w:headerReference ns1:id="rId9" w:type="even"/>
       <w:headerReference ns1:id="rId10" w:type="default"/>

--- a/ech-0294_actors/output/ech-0294_actors_de.docx
+++ b/ech-0294_actors/output/ech-0294_actors_de.docx
@@ -13232,12 +13232,65 @@
               <w:pStyle w:val="Compact"/>
             </w:pPr>
             <w:r>
+              <w:t xml:space="preserve">legal_form</w:t>
+            </w:r>
+          </w:p>
+        </w:tc>
+        <w:tc>
+          <w:tcPr/>
+          <w:p>
+            <w:pPr>
+              <w:pStyle w:val="Compact"/>
+            </w:pPr>
+            <w:r>
+              <w:t xml:space="preserve">0..1</w:t>
+            </w:r>
+            <w:r>
+              <w:t xml:space="preserve"> </w:t>
+            </w:r>
+            <w:r>
+              <w:t xml:space="preserve"> </w:t>
+            </w:r>
+            <w:hyperlink w:anchor="LegalFormEnum">
+              <w:r>
+                <w:rPr>
+                  <w:rStyle w:val="Hyperlink"/>
+                </w:rPr>
+                <w:t xml:space="preserve">LegalFormEnum</w:t>
+              </w:r>
+            </w:hyperlink>
+          </w:p>
+        </w:tc>
+        <w:tc>
+          <w:tcPr/>
+          <w:p>
+            <w:pPr>
+              <w:pStyle w:val="Compact"/>
+            </w:pPr>
+            <w:r>
+              <w:t xml:space="preserve">Rechtsform der Organisation. Siehe kontrolliertes Vokabular: https://register.ld.admin.ch/i14y/concept/legalForm</w:t>
+            </w:r>
+          </w:p>
+        </w:tc>
+      </w:tr>
+      <w:tr>
+        <w:tc>
+          <w:tcPr>
+            <w:shd w:val="clear" w:color="auto" w:fill="F2F2F2"/>
+          </w:tcPr>
+          <w:p>
+            <w:pPr>
+              <w:pStyle w:val="Compact"/>
+            </w:pPr>
+            <w:r>
               <w:t xml:space="preserve">landing_page</w:t>
             </w:r>
           </w:p>
         </w:tc>
         <w:tc>
-          <w:tcPr/>
+          <w:tcPr>
+            <w:shd w:val="clear" w:color="auto" w:fill="F2F2F2"/>
+          </w:tcPr>
           <w:p>
             <w:pPr>
               <w:pStyle w:val="Compact"/>
@@ -13262,7 +13315,9 @@
           </w:p>
         </w:tc>
         <w:tc>
-          <w:tcPr/>
+          <w:tcPr>
+            <w:shd w:val="clear" w:color="auto" w:fill="F2F2F2"/>
+          </w:tcPr>
           <w:p>
             <w:pPr>
               <w:pStyle w:val="Compact"/>
@@ -13275,9 +13330,7 @@
       </w:tr>
       <w:tr>
         <w:tc>
-          <w:tcPr>
-            <w:shd w:val="clear" w:color="auto" w:fill="F2F2F2"/>
-          </w:tcPr>
+          <w:tcPr/>
           <w:p>
             <w:pPr>
               <w:pStyle w:val="Compact"/>
@@ -13288,9 +13341,7 @@
           </w:p>
         </w:tc>
         <w:tc>
-          <w:tcPr>
-            <w:shd w:val="clear" w:color="auto" w:fill="F2F2F2"/>
-          </w:tcPr>
+          <w:tcPr/>
           <w:p>
             <w:pPr>
               <w:pStyle w:val="Compact"/>
@@ -13315,9 +13366,7 @@
           </w:p>
         </w:tc>
         <w:tc>
-          <w:tcPr>
-            <w:shd w:val="clear" w:color="auto" w:fill="F2F2F2"/>
-          </w:tcPr>
+          <w:tcPr/>
           <w:p>
             <w:pPr>
               <w:pStyle w:val="Compact"/>
@@ -13330,7 +13379,9 @@
       </w:tr>
       <w:tr>
         <w:tc>
-          <w:tcPr/>
+          <w:tcPr>
+            <w:shd w:val="clear" w:color="auto" w:fill="F2F2F2"/>
+          </w:tcPr>
           <w:p>
             <w:pPr>
               <w:pStyle w:val="Compact"/>
@@ -13341,7 +13392,9 @@
           </w:p>
         </w:tc>
         <w:tc>
-          <w:tcPr/>
+          <w:tcPr>
+            <w:shd w:val="clear" w:color="auto" w:fill="F2F2F2"/>
+          </w:tcPr>
           <w:p>
             <w:pPr>
               <w:pStyle w:val="Compact"/>
@@ -13366,7 +13419,9 @@
           </w:p>
         </w:tc>
         <w:tc>
-          <w:tcPr/>
+          <w:tcPr>
+            <w:shd w:val="clear" w:color="auto" w:fill="F2F2F2"/>
+          </w:tcPr>
           <w:p>
             <w:pPr>
               <w:pStyle w:val="Compact"/>
@@ -13379,9 +13434,7 @@
       </w:tr>
       <w:tr>
         <w:tc>
-          <w:tcPr>
-            <w:shd w:val="clear" w:color="auto" w:fill="F2F2F2"/>
-          </w:tcPr>
+          <w:tcPr/>
           <w:p>
             <w:pPr>
               <w:pStyle w:val="Compact"/>
@@ -13392,9 +13445,7 @@
           </w:p>
         </w:tc>
         <w:tc>
-          <w:tcPr>
-            <w:shd w:val="clear" w:color="auto" w:fill="F2F2F2"/>
-          </w:tcPr>
+          <w:tcPr/>
           <w:p>
             <w:pPr>
               <w:pStyle w:val="Compact"/>
@@ -13419,9 +13470,7 @@
           </w:p>
         </w:tc>
         <w:tc>
-          <w:tcPr>
-            <w:shd w:val="clear" w:color="auto" w:fill="F2F2F2"/>
-          </w:tcPr>
+          <w:tcPr/>
           <w:p>
             <w:pPr>
               <w:pStyle w:val="Compact"/>
@@ -13434,7 +13483,9 @@
       </w:tr>
       <w:tr>
         <w:tc>
-          <w:tcPr/>
+          <w:tcPr>
+            <w:shd w:val="clear" w:color="auto" w:fill="F2F2F2"/>
+          </w:tcPr>
           <w:p>
             <w:pPr>
               <w:pStyle w:val="Compact"/>
@@ -13445,7 +13496,9 @@
           </w:p>
         </w:tc>
         <w:tc>
-          <w:tcPr/>
+          <w:tcPr>
+            <w:shd w:val="clear" w:color="auto" w:fill="F2F2F2"/>
+          </w:tcPr>
           <w:p>
             <w:pPr>
               <w:pStyle w:val="Compact"/>
@@ -13470,7 +13523,9 @@
           </w:p>
         </w:tc>
         <w:tc>
-          <w:tcPr/>
+          <w:tcPr>
+            <w:shd w:val="clear" w:color="auto" w:fill="F2F2F2"/>
+          </w:tcPr>
           <w:p>
             <w:pPr>
               <w:pStyle w:val="Compact"/>
@@ -13483,9 +13538,7 @@
       </w:tr>
       <w:tr>
         <w:tc>
-          <w:tcPr>
-            <w:shd w:val="clear" w:color="auto" w:fill="F2F2F2"/>
-          </w:tcPr>
+          <w:tcPr/>
           <w:p>
             <w:pPr>
               <w:pStyle w:val="Compact"/>
@@ -13496,9 +13549,7 @@
           </w:p>
         </w:tc>
         <w:tc>
-          <w:tcPr>
-            <w:shd w:val="clear" w:color="auto" w:fill="F2F2F2"/>
-          </w:tcPr>
+          <w:tcPr/>
           <w:p>
             <w:pPr>
               <w:pStyle w:val="Compact"/>
@@ -13523,9 +13574,7 @@
           </w:p>
         </w:tc>
         <w:tc>
-          <w:tcPr>
-            <w:shd w:val="clear" w:color="auto" w:fill="F2F2F2"/>
-          </w:tcPr>
+          <w:tcPr/>
           <w:p>
             <w:pPr>
               <w:pStyle w:val="Compact"/>
@@ -13538,7 +13587,9 @@
       </w:tr>
       <w:tr>
         <w:tc>
-          <w:tcPr/>
+          <w:tcPr>
+            <w:shd w:val="clear" w:color="auto" w:fill="F2F2F2"/>
+          </w:tcPr>
           <w:p>
             <w:pPr>
               <w:pStyle w:val="Compact"/>
@@ -13549,7 +13600,9 @@
           </w:p>
         </w:tc>
         <w:tc>
-          <w:tcPr/>
+          <w:tcPr>
+            <w:shd w:val="clear" w:color="auto" w:fill="F2F2F2"/>
+          </w:tcPr>
           <w:p>
             <w:pPr>
               <w:pStyle w:val="Compact"/>
@@ -13574,7 +13627,9 @@
           </w:p>
         </w:tc>
         <w:tc>
-          <w:tcPr/>
+          <w:tcPr>
+            <w:shd w:val="clear" w:color="auto" w:fill="F2F2F2"/>
+          </w:tcPr>
           <w:p>
             <w:pPr>
               <w:pStyle w:val="Compact"/>
@@ -13596,9 +13651,7 @@
       </w:tr>
       <w:tr>
         <w:tc>
-          <w:tcPr>
-            <w:shd w:val="clear" w:color="auto" w:fill="F2F2F2"/>
-          </w:tcPr>
+          <w:tcPr/>
           <w:p>
             <w:pPr>
               <w:pStyle w:val="Compact"/>
@@ -13609,9 +13662,7 @@
           </w:p>
         </w:tc>
         <w:tc>
-          <w:tcPr>
-            <w:shd w:val="clear" w:color="auto" w:fill="F2F2F2"/>
-          </w:tcPr>
+          <w:tcPr/>
           <w:p>
             <w:pPr>
               <w:pStyle w:val="Compact"/>
@@ -13636,9 +13687,7 @@
           </w:p>
         </w:tc>
         <w:tc>
-          <w:tcPr>
-            <w:shd w:val="clear" w:color="auto" w:fill="F2F2F2"/>
-          </w:tcPr>
+          <w:tcPr/>
           <w:p>
             <w:pPr>
               <w:pStyle w:val="Compact"/>
@@ -13668,7 +13717,9 @@
       </w:tr>
       <w:tr>
         <w:tc>
-          <w:tcPr/>
+          <w:tcPr>
+            <w:shd w:val="clear" w:color="auto" w:fill="F2F2F2"/>
+          </w:tcPr>
           <w:p>
             <w:pPr>
               <w:pStyle w:val="Compact"/>
@@ -13679,7 +13730,9 @@
           </w:p>
         </w:tc>
         <w:tc>
-          <w:tcPr/>
+          <w:tcPr>
+            <w:shd w:val="clear" w:color="auto" w:fill="F2F2F2"/>
+          </w:tcPr>
           <w:p>
             <w:pPr>
               <w:pStyle w:val="Compact"/>
@@ -13704,7 +13757,9 @@
           </w:p>
         </w:tc>
         <w:tc>
-          <w:tcPr/>
+          <w:tcPr>
+            <w:shd w:val="clear" w:color="auto" w:fill="F2F2F2"/>
+          </w:tcPr>
           <w:p>
             <w:pPr>
               <w:pStyle w:val="Compact"/>
@@ -13734,9 +13789,7 @@
       </w:tr>
       <w:tr>
         <w:tc>
-          <w:tcPr>
-            <w:shd w:val="clear" w:color="auto" w:fill="F2F2F2"/>
-          </w:tcPr>
+          <w:tcPr/>
           <w:p>
             <w:pPr>
               <w:pStyle w:val="Compact"/>
@@ -13747,9 +13800,7 @@
           </w:p>
         </w:tc>
         <w:tc>
-          <w:tcPr>
-            <w:shd w:val="clear" w:color="auto" w:fill="F2F2F2"/>
-          </w:tcPr>
+          <w:tcPr/>
           <w:p>
             <w:pPr>
               <w:pStyle w:val="Compact"/>
@@ -13774,9 +13825,7 @@
           </w:p>
         </w:tc>
         <w:tc>
-          <w:tcPr>
-            <w:shd w:val="clear" w:color="auto" w:fill="F2F2F2"/>
-          </w:tcPr>
+          <w:tcPr/>
           <w:p>
             <w:pPr>
               <w:pStyle w:val="Compact"/>
@@ -13806,7 +13855,9 @@
       </w:tr>
       <w:tr>
         <w:tc>
-          <w:tcPr/>
+          <w:tcPr>
+            <w:shd w:val="clear" w:color="auto" w:fill="F2F2F2"/>
+          </w:tcPr>
           <w:p>
             <w:pPr>
               <w:pStyle w:val="Compact"/>
@@ -13817,7 +13868,9 @@
           </w:p>
         </w:tc>
         <w:tc>
-          <w:tcPr/>
+          <w:tcPr>
+            <w:shd w:val="clear" w:color="auto" w:fill="F2F2F2"/>
+          </w:tcPr>
           <w:p>
             <w:pPr>
               <w:pStyle w:val="Compact"/>
@@ -13842,7 +13895,9 @@
           </w:p>
         </w:tc>
         <w:tc>
-          <w:tcPr/>
+          <w:tcPr>
+            <w:shd w:val="clear" w:color="auto" w:fill="F2F2F2"/>
+          </w:tcPr>
           <w:p>
             <w:pPr>
               <w:pStyle w:val="Compact"/>
@@ -13872,9 +13927,7 @@
       </w:tr>
       <w:tr>
         <w:tc>
-          <w:tcPr>
-            <w:shd w:val="clear" w:color="auto" w:fill="F2F2F2"/>
-          </w:tcPr>
+          <w:tcPr/>
           <w:p>
             <w:pPr>
               <w:pStyle w:val="Compact"/>
@@ -13885,9 +13938,7 @@
           </w:p>
         </w:tc>
         <w:tc>
-          <w:tcPr>
-            <w:shd w:val="clear" w:color="auto" w:fill="F2F2F2"/>
-          </w:tcPr>
+          <w:tcPr/>
           <w:p>
             <w:pPr>
               <w:pStyle w:val="Compact"/>
@@ -13912,9 +13963,7 @@
           </w:p>
         </w:tc>
         <w:tc>
-          <w:tcPr>
-            <w:shd w:val="clear" w:color="auto" w:fill="F2F2F2"/>
-          </w:tcPr>
+          <w:tcPr/>
           <w:p>
             <w:pPr>
               <w:pStyle w:val="Compact"/>
@@ -13944,7 +13993,9 @@
       </w:tr>
       <w:tr>
         <w:tc>
-          <w:tcPr/>
+          <w:tcPr>
+            <w:shd w:val="clear" w:color="auto" w:fill="F2F2F2"/>
+          </w:tcPr>
           <w:p>
             <w:pPr>
               <w:pStyle w:val="Compact"/>
@@ -13955,7 +14006,9 @@
           </w:p>
         </w:tc>
         <w:tc>
-          <w:tcPr/>
+          <w:tcPr>
+            <w:shd w:val="clear" w:color="auto" w:fill="F2F2F2"/>
+          </w:tcPr>
           <w:p>
             <w:pPr>
               <w:pStyle w:val="Compact"/>
@@ -13980,7 +14033,9 @@
           </w:p>
         </w:tc>
         <w:tc>
-          <w:tcPr/>
+          <w:tcPr>
+            <w:shd w:val="clear" w:color="auto" w:fill="F2F2F2"/>
+          </w:tcPr>
           <w:p>
             <w:pPr>
               <w:pStyle w:val="Compact"/>
@@ -14010,9 +14065,7 @@
       </w:tr>
       <w:tr>
         <w:tc>
-          <w:tcPr>
-            <w:shd w:val="clear" w:color="auto" w:fill="F2F2F2"/>
-          </w:tcPr>
+          <w:tcPr/>
           <w:p>
             <w:pPr>
               <w:pStyle w:val="Compact"/>
@@ -14023,9 +14076,7 @@
           </w:p>
         </w:tc>
         <w:tc>
-          <w:tcPr>
-            <w:shd w:val="clear" w:color="auto" w:fill="F2F2F2"/>
-          </w:tcPr>
+          <w:tcPr/>
           <w:p>
             <w:pPr>
               <w:pStyle w:val="Compact"/>
@@ -14050,9 +14101,7 @@
           </w:p>
         </w:tc>
         <w:tc>
-          <w:tcPr>
-            <w:shd w:val="clear" w:color="auto" w:fill="F2F2F2"/>
-          </w:tcPr>
+          <w:tcPr/>
           <w:p>
             <w:pPr>
               <w:pStyle w:val="Compact"/>
@@ -14082,7 +14131,9 @@
       </w:tr>
       <w:tr>
         <w:tc>
-          <w:tcPr/>
+          <w:tcPr>
+            <w:shd w:val="clear" w:color="auto" w:fill="F2F2F2"/>
+          </w:tcPr>
           <w:p>
             <w:pPr>
               <w:pStyle w:val="Compact"/>
@@ -14093,7 +14144,9 @@
           </w:p>
         </w:tc>
         <w:tc>
-          <w:tcPr/>
+          <w:tcPr>
+            <w:shd w:val="clear" w:color="auto" w:fill="F2F2F2"/>
+          </w:tcPr>
           <w:p>
             <w:pPr>
               <w:pStyle w:val="Compact"/>
@@ -14118,7 +14171,9 @@
           </w:p>
         </w:tc>
         <w:tc>
-          <w:tcPr/>
+          <w:tcPr>
+            <w:shd w:val="clear" w:color="auto" w:fill="F2F2F2"/>
+          </w:tcPr>
           <w:p>
             <w:pPr>
               <w:pStyle w:val="Compact"/>
@@ -14148,9 +14203,7 @@
       </w:tr>
       <w:tr>
         <w:tc>
-          <w:tcPr>
-            <w:shd w:val="clear" w:color="auto" w:fill="F2F2F2"/>
-          </w:tcPr>
+          <w:tcPr/>
           <w:p>
             <w:pPr>
               <w:pStyle w:val="Compact"/>
@@ -14161,9 +14214,7 @@
           </w:p>
         </w:tc>
         <w:tc>
-          <w:tcPr>
-            <w:shd w:val="clear" w:color="auto" w:fill="F2F2F2"/>
-          </w:tcPr>
+          <w:tcPr/>
           <w:p>
             <w:pPr>
               <w:pStyle w:val="Compact"/>
@@ -14188,9 +14239,7 @@
           </w:p>
         </w:tc>
         <w:tc>
-          <w:tcPr>
-            <w:shd w:val="clear" w:color="auto" w:fill="F2F2F2"/>
-          </w:tcPr>
+          <w:tcPr/>
           <w:p>
             <w:pPr>
               <w:pStyle w:val="Compact"/>
@@ -14220,7 +14269,9 @@
       </w:tr>
       <w:tr>
         <w:tc>
-          <w:tcPr/>
+          <w:tcPr>
+            <w:shd w:val="clear" w:color="auto" w:fill="F2F2F2"/>
+          </w:tcPr>
           <w:p>
             <w:pPr>
               <w:pStyle w:val="Compact"/>
@@ -14231,7 +14282,9 @@
           </w:p>
         </w:tc>
         <w:tc>
-          <w:tcPr/>
+          <w:tcPr>
+            <w:shd w:val="clear" w:color="auto" w:fill="F2F2F2"/>
+          </w:tcPr>
           <w:p>
             <w:pPr>
               <w:pStyle w:val="Compact"/>
@@ -14256,7 +14309,9 @@
           </w:p>
         </w:tc>
         <w:tc>
-          <w:tcPr/>
+          <w:tcPr>
+            <w:shd w:val="clear" w:color="auto" w:fill="F2F2F2"/>
+          </w:tcPr>
           <w:p>
             <w:pPr>
               <w:pStyle w:val="Compact"/>
@@ -14662,13 +14717,13 @@
       </w:r>
     </w:p>
     <w:bookmarkEnd w:id="129"/>
-    <w:bookmarkStart w:id="130" w:name="Xd992019f9a43da8b877bc3ec8ce560e693eb792"/>
+    <w:bookmarkStart w:id="130" w:name="beispiel-ratsbüro"/>
     <w:p>
       <w:pPr>
         <w:pStyle w:val="berschrift4"/>
       </w:pPr>
       <w:r>
-        <w:t xml:space="preserve">Beispiel: Verein mit UID aus dem Handelsregister</w:t>
+        <w:t xml:space="preserve">Beispiel: Ratsbüro</w:t>
       </w:r>
     </w:p>
     <w:p>
@@ -14679,6 +14734,33 @@
         <w:rPr>
           <w:rStyle w:val="FunctionTok"/>
         </w:rPr>
+        <w:t xml:space="preserve">local_id</w:t>
+      </w:r>
+      <w:r>
+        <w:rPr>
+          <w:rStyle w:val="KeywordTok"/>
+        </w:rPr>
+        <w:t xml:space="preserve">:</w:t>
+      </w:r>
+      <w:r>
+        <w:rPr>
+          <w:rStyle w:val="AttributeTok"/>
+        </w:rPr>
+        <w:t xml:space="preserve"> </w:t>
+      </w:r>
+      <w:r>
+        <w:rPr>
+          <w:rStyle w:val="DecValTok"/>
+        </w:rPr>
+        <w:t xml:space="preserve">50</w:t>
+      </w:r>
+      <w:r>
+        <w:br/>
+      </w:r>
+      <w:r>
+        <w:rPr>
+          <w:rStyle w:val="FunctionTok"/>
+        </w:rPr>
         <w:t xml:space="preserve">global_uri</w:t>
       </w:r>
       <w:r>
@@ -14691,7 +14773,7 @@
         <w:rPr>
           <w:rStyle w:val="AttributeTok"/>
         </w:rPr>
-        <w:t xml:space="preserve"> https://www.frc.ch/</w:t>
+        <w:t xml:space="preserve"> https://grosserrat.bs.ch/gremien/praesidium-und-buero</w:t>
       </w:r>
       <w:r>
         <w:br/>
@@ -14700,25 +14782,157 @@
         <w:rPr>
           <w:rStyle w:val="FunctionTok"/>
         </w:rPr>
-        <w:t xml:space="preserve">organization_uid</w:t>
-      </w:r>
-      <w:r>
-        <w:rPr>
-          <w:rStyle w:val="KeywordTok"/>
-        </w:rPr>
-        <w:t xml:space="preserve">:</w:t>
-      </w:r>
-      <w:r>
-        <w:rPr>
-          <w:rStyle w:val="AttributeTok"/>
-        </w:rPr>
-        <w:t xml:space="preserve"> CHE-106.063.525</w:t>
+        <w:t xml:space="preserve">label</w:t>
+      </w:r>
+      <w:r>
+        <w:rPr>
+          <w:rStyle w:val="KeywordTok"/>
+        </w:rPr>
+        <w:t xml:space="preserve">:</w:t>
       </w:r>
       <w:r>
         <w:br/>
       </w:r>
       <w:r>
         <w:rPr>
+          <w:rStyle w:val="KeywordTok"/>
+        </w:rPr>
+        <w:t xml:space="preserve">-</w:t>
+      </w:r>
+      <w:r>
+        <w:rPr>
+          <w:rStyle w:val="AttributeTok"/>
+        </w:rPr>
+        <w:t xml:space="preserve"> </w:t>
+      </w:r>
+      <w:r>
+        <w:rPr>
+          <w:rStyle w:val="FunctionTok"/>
+        </w:rPr>
+        <w:t xml:space="preserve">value</w:t>
+      </w:r>
+      <w:r>
+        <w:rPr>
+          <w:rStyle w:val="KeywordTok"/>
+        </w:rPr>
+        <w:t xml:space="preserve">:</w:t>
+      </w:r>
+      <w:r>
+        <w:rPr>
+          <w:rStyle w:val="AttributeTok"/>
+        </w:rPr>
+        <w:t xml:space="preserve"> Büro des Grossen Rates</w:t>
+      </w:r>
+      <w:r>
+        <w:br/>
+      </w:r>
+      <w:r>
+        <w:rPr>
+          <w:rStyle w:val="AttributeTok"/>
+        </w:rPr>
+        <w:t xml:space="preserve">  </w:t>
+      </w:r>
+      <w:r>
+        <w:rPr>
+          <w:rStyle w:val="FunctionTok"/>
+        </w:rPr>
+        <w:t xml:space="preserve">language</w:t>
+      </w:r>
+      <w:r>
+        <w:rPr>
+          <w:rStyle w:val="KeywordTok"/>
+        </w:rPr>
+        <w:t xml:space="preserve">:</w:t>
+      </w:r>
+      <w:r>
+        <w:rPr>
+          <w:rStyle w:val="AttributeTok"/>
+        </w:rPr>
+        <w:t xml:space="preserve"> de</w:t>
+      </w:r>
+      <w:r>
+        <w:br/>
+      </w:r>
+      <w:r>
+        <w:rPr>
+          <w:rStyle w:val="FunctionTok"/>
+        </w:rPr>
+        <w:t xml:space="preserve">parent_groups</w:t>
+      </w:r>
+      <w:r>
+        <w:rPr>
+          <w:rStyle w:val="KeywordTok"/>
+        </w:rPr>
+        <w:t xml:space="preserve">:</w:t>
+      </w:r>
+      <w:r>
+        <w:br/>
+      </w:r>
+      <w:r>
+        <w:rPr>
+          <w:rStyle w:val="KeywordTok"/>
+        </w:rPr>
+        <w:t xml:space="preserve">-</w:t>
+      </w:r>
+      <w:r>
+        <w:rPr>
+          <w:rStyle w:val="AttributeTok"/>
+        </w:rPr>
+        <w:t xml:space="preserve"> https://www.grosserrat.bs.ch/</w:t>
+      </w:r>
+      <w:r>
+        <w:br/>
+      </w:r>
+      <w:r>
+        <w:rPr>
+          <w:rStyle w:val="FunctionTok"/>
+        </w:rPr>
+        <w:t xml:space="preserve">group_type</w:t>
+      </w:r>
+      <w:r>
+        <w:rPr>
+          <w:rStyle w:val="KeywordTok"/>
+        </w:rPr>
+        <w:t xml:space="preserve">:</w:t>
+      </w:r>
+      <w:r>
+        <w:br/>
+      </w:r>
+      <w:r>
+        <w:rPr>
+          <w:rStyle w:val="AttributeTok"/>
+        </w:rPr>
+        <w:t xml:space="preserve">  </w:t>
+      </w:r>
+      <w:r>
+        <w:rPr>
+          <w:rStyle w:val="FunctionTok"/>
+        </w:rPr>
+        <w:t xml:space="preserve">group_type_enum</w:t>
+      </w:r>
+      <w:r>
+        <w:rPr>
+          <w:rStyle w:val="KeywordTok"/>
+        </w:rPr>
+        <w:t xml:space="preserve">:</w:t>
+      </w:r>
+      <w:r>
+        <w:rPr>
+          <w:rStyle w:val="AttributeTok"/>
+        </w:rPr>
+        <w:t xml:space="preserve"> council_bureau</w:t>
+      </w:r>
+      <w:r>
+        <w:br/>
+      </w:r>
+      <w:r>
+        <w:rPr>
+          <w:rStyle w:val="AttributeTok"/>
+        </w:rPr>
+        <w:t xml:space="preserve">  </w:t>
+      </w:r>
+      <w:r>
+        <w:rPr>
           <w:rStyle w:val="FunctionTok"/>
         </w:rPr>
         <w:t xml:space="preserve">label</w:t>
@@ -14730,214 +14944,16 @@
         <w:t xml:space="preserve">:</w:t>
       </w:r>
       <w:r>
+        <w:rPr>
+          <w:rStyle w:val="AttributeTok"/>
+        </w:rPr>
+        <w:t xml:space="preserve"> Ratsbüro</w:t>
+      </w:r>
+      <w:r>
         <w:br/>
       </w:r>
       <w:r>
         <w:rPr>
-          <w:rStyle w:val="KeywordTok"/>
-        </w:rPr>
-        <w:t xml:space="preserve">-</w:t>
-      </w:r>
-      <w:r>
-        <w:rPr>
-          <w:rStyle w:val="AttributeTok"/>
-        </w:rPr>
-        <w:t xml:space="preserve"> </w:t>
-      </w:r>
-      <w:r>
-        <w:rPr>
-          <w:rStyle w:val="FunctionTok"/>
-        </w:rPr>
-        <w:t xml:space="preserve">value</w:t>
-      </w:r>
-      <w:r>
-        <w:rPr>
-          <w:rStyle w:val="KeywordTok"/>
-        </w:rPr>
-        <w:t xml:space="preserve">:</w:t>
-      </w:r>
-      <w:r>
-        <w:rPr>
-          <w:rStyle w:val="AttributeTok"/>
-        </w:rPr>
-        <w:t xml:space="preserve"> Fédération romande des consommateurs</w:t>
-      </w:r>
-      <w:r>
-        <w:br/>
-      </w:r>
-      <w:r>
-        <w:rPr>
-          <w:rStyle w:val="AttributeTok"/>
-        </w:rPr>
-        <w:t xml:space="preserve">  </w:t>
-      </w:r>
-      <w:r>
-        <w:rPr>
-          <w:rStyle w:val="FunctionTok"/>
-        </w:rPr>
-        <w:t xml:space="preserve">language</w:t>
-      </w:r>
-      <w:r>
-        <w:rPr>
-          <w:rStyle w:val="KeywordTok"/>
-        </w:rPr>
-        <w:t xml:space="preserve">:</w:t>
-      </w:r>
-      <w:r>
-        <w:rPr>
-          <w:rStyle w:val="AttributeTok"/>
-        </w:rPr>
-        <w:t xml:space="preserve"> fr</w:t>
-      </w:r>
-      <w:r>
-        <w:br/>
-      </w:r>
-      <w:r>
-        <w:rPr>
-          <w:rStyle w:val="FunctionTok"/>
-        </w:rPr>
-        <w:t xml:space="preserve">abbreviation</w:t>
-      </w:r>
-      <w:r>
-        <w:rPr>
-          <w:rStyle w:val="KeywordTok"/>
-        </w:rPr>
-        <w:t xml:space="preserve">:</w:t>
-      </w:r>
-      <w:r>
-        <w:br/>
-      </w:r>
-      <w:r>
-        <w:rPr>
-          <w:rStyle w:val="KeywordTok"/>
-        </w:rPr>
-        <w:t xml:space="preserve">-</w:t>
-      </w:r>
-      <w:r>
-        <w:rPr>
-          <w:rStyle w:val="AttributeTok"/>
-        </w:rPr>
-        <w:t xml:space="preserve"> </w:t>
-      </w:r>
-      <w:r>
-        <w:rPr>
-          <w:rStyle w:val="FunctionTok"/>
-        </w:rPr>
-        <w:t xml:space="preserve">value</w:t>
-      </w:r>
-      <w:r>
-        <w:rPr>
-          <w:rStyle w:val="KeywordTok"/>
-        </w:rPr>
-        <w:t xml:space="preserve">:</w:t>
-      </w:r>
-      <w:r>
-        <w:rPr>
-          <w:rStyle w:val="AttributeTok"/>
-        </w:rPr>
-        <w:t xml:space="preserve"> FRC</w:t>
-      </w:r>
-      <w:r>
-        <w:br/>
-      </w:r>
-      <w:r>
-        <w:rPr>
-          <w:rStyle w:val="AttributeTok"/>
-        </w:rPr>
-        <w:t xml:space="preserve">  </w:t>
-      </w:r>
-      <w:r>
-        <w:rPr>
-          <w:rStyle w:val="FunctionTok"/>
-        </w:rPr>
-        <w:t xml:space="preserve">language</w:t>
-      </w:r>
-      <w:r>
-        <w:rPr>
-          <w:rStyle w:val="KeywordTok"/>
-        </w:rPr>
-        <w:t xml:space="preserve">:</w:t>
-      </w:r>
-      <w:r>
-        <w:rPr>
-          <w:rStyle w:val="AttributeTok"/>
-        </w:rPr>
-        <w:t xml:space="preserve"> fr</w:t>
-      </w:r>
-      <w:r>
-        <w:br/>
-      </w:r>
-      <w:r>
-        <w:rPr>
-          <w:rStyle w:val="FunctionTok"/>
-        </w:rPr>
-        <w:t xml:space="preserve">group_type</w:t>
-      </w:r>
-      <w:r>
-        <w:rPr>
-          <w:rStyle w:val="KeywordTok"/>
-        </w:rPr>
-        <w:t xml:space="preserve">:</w:t>
-      </w:r>
-      <w:r>
-        <w:br/>
-      </w:r>
-      <w:r>
-        <w:rPr>
-          <w:rStyle w:val="AttributeTok"/>
-        </w:rPr>
-        <w:t xml:space="preserve">  </w:t>
-      </w:r>
-      <w:r>
-        <w:rPr>
-          <w:rStyle w:val="FunctionTok"/>
-        </w:rPr>
-        <w:t xml:space="preserve">group_type_enum</w:t>
-      </w:r>
-      <w:r>
-        <w:rPr>
-          <w:rStyle w:val="KeywordTok"/>
-        </w:rPr>
-        <w:t xml:space="preserve">:</w:t>
-      </w:r>
-      <w:r>
-        <w:rPr>
-          <w:rStyle w:val="AttributeTok"/>
-        </w:rPr>
-        <w:t xml:space="preserve"> association</w:t>
-      </w:r>
-      <w:r>
-        <w:br/>
-      </w:r>
-      <w:r>
-        <w:rPr>
-          <w:rStyle w:val="AttributeTok"/>
-        </w:rPr>
-        <w:t xml:space="preserve">  </w:t>
-      </w:r>
-      <w:r>
-        <w:rPr>
-          <w:rStyle w:val="FunctionTok"/>
-        </w:rPr>
-        <w:t xml:space="preserve">label</w:t>
-      </w:r>
-      <w:r>
-        <w:rPr>
-          <w:rStyle w:val="KeywordTok"/>
-        </w:rPr>
-        <w:t xml:space="preserve">:</w:t>
-      </w:r>
-      <w:r>
-        <w:rPr>
-          <w:rStyle w:val="AttributeTok"/>
-        </w:rPr>
-        <w:t xml:space="preserve"> Verein</w:t>
-      </w:r>
-      <w:r>
-        <w:br/>
-      </w:r>
-      <w:r>
-        <w:rPr>
           <w:rStyle w:val="FunctionTok"/>
         </w:rPr>
         <w:t xml:space="preserve">spatial</w:t>
@@ -14952,17 +14968,17 @@
         <w:rPr>
           <w:rStyle w:val="AttributeTok"/>
         </w:rPr>
-        <w:t xml:space="preserve"> https://ld.admin.ch/canton/22</w:t>
+        <w:t xml:space="preserve"> https://ld.admin.ch/canton/12</w:t>
       </w:r>
     </w:p>
     <w:bookmarkEnd w:id="130"/>
-    <w:bookmarkStart w:id="131" w:name="beispiel-ratsbüro"/>
+    <w:bookmarkStart w:id="131" w:name="X00170ec010657bb5373d9263b9099e3b66616f1"/>
     <w:p>
       <w:pPr>
         <w:pStyle w:val="berschrift4"/>
       </w:pPr>
       <w:r>
-        <w:t xml:space="preserve">Beispiel: Ratsbüro</w:t>
+        <w:t xml:space="preserve">Beispiel: Zweisprachige Delegation in ein interkantonales Gremium</w:t>
       </w:r>
     </w:p>
     <w:p>
@@ -14991,7 +15007,7 @@
         <w:rPr>
           <w:rStyle w:val="DecValTok"/>
         </w:rPr>
-        <w:t xml:space="preserve">50</w:t>
+        <w:t xml:space="preserve">5000</w:t>
       </w:r>
       <w:r>
         <w:br/>
@@ -15012,7 +15028,7 @@
         <w:rPr>
           <w:rStyle w:val="AttributeTok"/>
         </w:rPr>
-        <w:t xml:space="preserve"> https://grosserrat.bs.ch/gremien/praesidium-und-buero</w:t>
+        <w:t xml:space="preserve"> https://www.fr.ch/parlinfo/app/organizations/a1acb0c030d54b3baed840fe8bbed6b5</w:t>
       </w:r>
       <w:r>
         <w:br/>
@@ -15060,7 +15076,7 @@
         <w:rPr>
           <w:rStyle w:val="AttributeTok"/>
         </w:rPr>
-        <w:t xml:space="preserve"> Büro des Grossen Rates</w:t>
+        <w:t xml:space="preserve"> Freiburger Delegation IPK strafrechtliche Einschliessung</w:t>
       </w:r>
       <w:r>
         <w:br/>
@@ -15094,21 +15110,81 @@
       </w:r>
       <w:r>
         <w:rPr>
-          <w:rStyle w:val="FunctionTok"/>
-        </w:rPr>
-        <w:t xml:space="preserve">parent_groups</w:t>
-      </w:r>
-      <w:r>
-        <w:rPr>
-          <w:rStyle w:val="KeywordTok"/>
-        </w:rPr>
-        <w:t xml:space="preserve">:</w:t>
+          <w:rStyle w:val="KeywordTok"/>
+        </w:rPr>
+        <w:t xml:space="preserve">-</w:t>
+      </w:r>
+      <w:r>
+        <w:rPr>
+          <w:rStyle w:val="AttributeTok"/>
+        </w:rPr>
+        <w:t xml:space="preserve"> </w:t>
+      </w:r>
+      <w:r>
+        <w:rPr>
+          <w:rStyle w:val="FunctionTok"/>
+        </w:rPr>
+        <w:t xml:space="preserve">value</w:t>
+      </w:r>
+      <w:r>
+        <w:rPr>
+          <w:rStyle w:val="KeywordTok"/>
+        </w:rPr>
+        <w:t xml:space="preserve">:</w:t>
+      </w:r>
+      <w:r>
+        <w:rPr>
+          <w:rStyle w:val="AttributeTok"/>
+        </w:rPr>
+        <w:t xml:space="preserve"> Délégation FR à la CIP détention pénale</w:t>
       </w:r>
       <w:r>
         <w:br/>
       </w:r>
       <w:r>
         <w:rPr>
+          <w:rStyle w:val="AttributeTok"/>
+        </w:rPr>
+        <w:t xml:space="preserve">  </w:t>
+      </w:r>
+      <w:r>
+        <w:rPr>
+          <w:rStyle w:val="FunctionTok"/>
+        </w:rPr>
+        <w:t xml:space="preserve">language</w:t>
+      </w:r>
+      <w:r>
+        <w:rPr>
+          <w:rStyle w:val="KeywordTok"/>
+        </w:rPr>
+        <w:t xml:space="preserve">:</w:t>
+      </w:r>
+      <w:r>
+        <w:rPr>
+          <w:rStyle w:val="AttributeTok"/>
+        </w:rPr>
+        <w:t xml:space="preserve"> fr</w:t>
+      </w:r>
+      <w:r>
+        <w:br/>
+      </w:r>
+      <w:r>
+        <w:rPr>
+          <w:rStyle w:val="FunctionTok"/>
+        </w:rPr>
+        <w:t xml:space="preserve">abbreviation</w:t>
+      </w:r>
+      <w:r>
+        <w:rPr>
+          <w:rStyle w:val="KeywordTok"/>
+        </w:rPr>
+        <w:t xml:space="preserve">:</w:t>
+      </w:r>
+      <w:r>
+        <w:br/>
+      </w:r>
+      <w:r>
+        <w:rPr>
           <w:rStyle w:val="KeywordTok"/>
         </w:rPr>
         <w:t xml:space="preserve">-</w:t>
@@ -15117,13 +15193,412 @@
         <w:rPr>
           <w:rStyle w:val="AttributeTok"/>
         </w:rPr>
-        <w:t xml:space="preserve"> https://www.grosserrat.bs.ch/</w:t>
+        <w:t xml:space="preserve"> </w:t>
+      </w:r>
+      <w:r>
+        <w:rPr>
+          <w:rStyle w:val="FunctionTok"/>
+        </w:rPr>
+        <w:t xml:space="preserve">value</w:t>
+      </w:r>
+      <w:r>
+        <w:rPr>
+          <w:rStyle w:val="KeywordTok"/>
+        </w:rPr>
+        <w:t xml:space="preserve">:</w:t>
+      </w:r>
+      <w:r>
+        <w:rPr>
+          <w:rStyle w:val="AttributeTok"/>
+        </w:rPr>
+        <w:t xml:space="preserve"> Del-StRFE</w:t>
       </w:r>
       <w:r>
         <w:br/>
       </w:r>
       <w:r>
         <w:rPr>
+          <w:rStyle w:val="AttributeTok"/>
+        </w:rPr>
+        <w:t xml:space="preserve">  </w:t>
+      </w:r>
+      <w:r>
+        <w:rPr>
+          <w:rStyle w:val="FunctionTok"/>
+        </w:rPr>
+        <w:t xml:space="preserve">language</w:t>
+      </w:r>
+      <w:r>
+        <w:rPr>
+          <w:rStyle w:val="KeywordTok"/>
+        </w:rPr>
+        <w:t xml:space="preserve">:</w:t>
+      </w:r>
+      <w:r>
+        <w:rPr>
+          <w:rStyle w:val="AttributeTok"/>
+        </w:rPr>
+        <w:t xml:space="preserve"> de</w:t>
+      </w:r>
+      <w:r>
+        <w:br/>
+      </w:r>
+      <w:r>
+        <w:rPr>
+          <w:rStyle w:val="KeywordTok"/>
+        </w:rPr>
+        <w:t xml:space="preserve">-</w:t>
+      </w:r>
+      <w:r>
+        <w:rPr>
+          <w:rStyle w:val="AttributeTok"/>
+        </w:rPr>
+        <w:t xml:space="preserve"> </w:t>
+      </w:r>
+      <w:r>
+        <w:rPr>
+          <w:rStyle w:val="FunctionTok"/>
+        </w:rPr>
+        <w:t xml:space="preserve">value</w:t>
+      </w:r>
+      <w:r>
+        <w:rPr>
+          <w:rStyle w:val="KeywordTok"/>
+        </w:rPr>
+        <w:t xml:space="preserve">:</w:t>
+      </w:r>
+      <w:r>
+        <w:rPr>
+          <w:rStyle w:val="AttributeTok"/>
+        </w:rPr>
+        <w:t xml:space="preserve"> Del-DetPen</w:t>
+      </w:r>
+      <w:r>
+        <w:br/>
+      </w:r>
+      <w:r>
+        <w:rPr>
+          <w:rStyle w:val="AttributeTok"/>
+        </w:rPr>
+        <w:t xml:space="preserve">  </w:t>
+      </w:r>
+      <w:r>
+        <w:rPr>
+          <w:rStyle w:val="FunctionTok"/>
+        </w:rPr>
+        <w:t xml:space="preserve">language</w:t>
+      </w:r>
+      <w:r>
+        <w:rPr>
+          <w:rStyle w:val="KeywordTok"/>
+        </w:rPr>
+        <w:t xml:space="preserve">:</w:t>
+      </w:r>
+      <w:r>
+        <w:rPr>
+          <w:rStyle w:val="AttributeTok"/>
+        </w:rPr>
+        <w:t xml:space="preserve"> fr</w:t>
+      </w:r>
+      <w:r>
+        <w:br/>
+      </w:r>
+      <w:r>
+        <w:rPr>
+          <w:rStyle w:val="FunctionTok"/>
+        </w:rPr>
+        <w:t xml:space="preserve">description</w:t>
+      </w:r>
+      <w:r>
+        <w:rPr>
+          <w:rStyle w:val="KeywordTok"/>
+        </w:rPr>
+        <w:t xml:space="preserve">:</w:t>
+      </w:r>
+      <w:r>
+        <w:br/>
+      </w:r>
+      <w:r>
+        <w:rPr>
+          <w:rStyle w:val="KeywordTok"/>
+        </w:rPr>
+        <w:t xml:space="preserve">-</w:t>
+      </w:r>
+      <w:r>
+        <w:rPr>
+          <w:rStyle w:val="AttributeTok"/>
+        </w:rPr>
+        <w:t xml:space="preserve"> </w:t>
+      </w:r>
+      <w:r>
+        <w:rPr>
+          <w:rStyle w:val="FunctionTok"/>
+        </w:rPr>
+        <w:t xml:space="preserve">value</w:t>
+      </w:r>
+      <w:r>
+        <w:rPr>
+          <w:rStyle w:val="KeywordTok"/>
+        </w:rPr>
+        <w:t xml:space="preserve">:</w:t>
+      </w:r>
+      <w:r>
+        <w:rPr>
+          <w:rStyle w:val="AttributeTok"/>
+        </w:rPr>
+        <w:t xml:space="preserve"> Die Interparlamentarische Aufsichtskommission strafrechtliche Einschliessung besteht aus 18 Grossrätinnen</w:t>
+      </w:r>
+      <w:r>
+        <w:br/>
+      </w:r>
+      <w:r>
+        <w:rPr>
+          <w:rStyle w:val="AttributeTok"/>
+        </w:rPr>
+        <w:t xml:space="preserve">    und Grossräten aus den sechs Vertragskantonen Freiburg, Genf, Jura, Neuenburg, Waadt und Wallis.</w:t>
+      </w:r>
+      <w:r>
+        <w:br/>
+      </w:r>
+      <w:r>
+        <w:rPr>
+          <w:rStyle w:val="AttributeTok"/>
+        </w:rPr>
+        <w:t xml:space="preserve">  </w:t>
+      </w:r>
+      <w:r>
+        <w:rPr>
+          <w:rStyle w:val="FunctionTok"/>
+        </w:rPr>
+        <w:t xml:space="preserve">language</w:t>
+      </w:r>
+      <w:r>
+        <w:rPr>
+          <w:rStyle w:val="KeywordTok"/>
+        </w:rPr>
+        <w:t xml:space="preserve">:</w:t>
+      </w:r>
+      <w:r>
+        <w:rPr>
+          <w:rStyle w:val="AttributeTok"/>
+        </w:rPr>
+        <w:t xml:space="preserve"> de</w:t>
+      </w:r>
+      <w:r>
+        <w:br/>
+      </w:r>
+      <w:r>
+        <w:rPr>
+          <w:rStyle w:val="KeywordTok"/>
+        </w:rPr>
+        <w:t xml:space="preserve">-</w:t>
+      </w:r>
+      <w:r>
+        <w:rPr>
+          <w:rStyle w:val="AttributeTok"/>
+        </w:rPr>
+        <w:t xml:space="preserve"> </w:t>
+      </w:r>
+      <w:r>
+        <w:rPr>
+          <w:rStyle w:val="FunctionTok"/>
+        </w:rPr>
+        <w:t xml:space="preserve">value</w:t>
+      </w:r>
+      <w:r>
+        <w:rPr>
+          <w:rStyle w:val="KeywordTok"/>
+        </w:rPr>
+        <w:t xml:space="preserve">:</w:t>
+      </w:r>
+      <w:r>
+        <w:rPr>
+          <w:rStyle w:val="AttributeTok"/>
+        </w:rPr>
+        <w:t xml:space="preserve"> </w:t>
+      </w:r>
+      <w:r>
+        <w:rPr>
+          <w:rStyle w:val="StringTok"/>
+        </w:rPr>
+        <w:t xml:space="preserve">'La Commission interparlementaire de contrôle détention pénale est composée de 18 députés issus</w:t>
+      </w:r>
+      <w:r>
+        <w:br/>
+      </w:r>
+      <w:r>
+        <w:rPr>
+          <w:rStyle w:val="StringTok"/>
+        </w:rPr>
+        <w:t xml:space="preserve">    des six cantons partenaires : Fribourg, Genève, Jura, Neuchâtel, Vaud et Valais.'</w:t>
+      </w:r>
+      <w:r>
+        <w:br/>
+      </w:r>
+      <w:r>
+        <w:rPr>
+          <w:rStyle w:val="AttributeTok"/>
+        </w:rPr>
+        <w:t xml:space="preserve">  </w:t>
+      </w:r>
+      <w:r>
+        <w:rPr>
+          <w:rStyle w:val="FunctionTok"/>
+        </w:rPr>
+        <w:t xml:space="preserve">language</w:t>
+      </w:r>
+      <w:r>
+        <w:rPr>
+          <w:rStyle w:val="KeywordTok"/>
+        </w:rPr>
+        <w:t xml:space="preserve">:</w:t>
+      </w:r>
+      <w:r>
+        <w:rPr>
+          <w:rStyle w:val="AttributeTok"/>
+        </w:rPr>
+        <w:t xml:space="preserve"> fr</w:t>
+      </w:r>
+      <w:r>
+        <w:br/>
+      </w:r>
+      <w:r>
+        <w:rPr>
+          <w:rStyle w:val="FunctionTok"/>
+        </w:rPr>
+        <w:t xml:space="preserve">landing_page</w:t>
+      </w:r>
+      <w:r>
+        <w:rPr>
+          <w:rStyle w:val="KeywordTok"/>
+        </w:rPr>
+        <w:t xml:space="preserve">:</w:t>
+      </w:r>
+      <w:r>
+        <w:br/>
+      </w:r>
+      <w:r>
+        <w:rPr>
+          <w:rStyle w:val="KeywordTok"/>
+        </w:rPr>
+        <w:t xml:space="preserve">-</w:t>
+      </w:r>
+      <w:r>
+        <w:rPr>
+          <w:rStyle w:val="AttributeTok"/>
+        </w:rPr>
+        <w:t xml:space="preserve"> </w:t>
+      </w:r>
+      <w:r>
+        <w:rPr>
+          <w:rStyle w:val="FunctionTok"/>
+        </w:rPr>
+        <w:t xml:space="preserve">value</w:t>
+      </w:r>
+      <w:r>
+        <w:rPr>
+          <w:rStyle w:val="KeywordTok"/>
+        </w:rPr>
+        <w:t xml:space="preserve">:</w:t>
+      </w:r>
+      <w:r>
+        <w:rPr>
+          <w:rStyle w:val="AttributeTok"/>
+        </w:rPr>
+        <w:t xml:space="preserve"> https://www.fr.ch/de/parlinfo/app/organizations/a1acb0c030d54b3baed840fe8bbed6b5</w:t>
+      </w:r>
+      <w:r>
+        <w:br/>
+      </w:r>
+      <w:r>
+        <w:rPr>
+          <w:rStyle w:val="AttributeTok"/>
+        </w:rPr>
+        <w:t xml:space="preserve">  </w:t>
+      </w:r>
+      <w:r>
+        <w:rPr>
+          <w:rStyle w:val="FunctionTok"/>
+        </w:rPr>
+        <w:t xml:space="preserve">language</w:t>
+      </w:r>
+      <w:r>
+        <w:rPr>
+          <w:rStyle w:val="KeywordTok"/>
+        </w:rPr>
+        <w:t xml:space="preserve">:</w:t>
+      </w:r>
+      <w:r>
+        <w:rPr>
+          <w:rStyle w:val="AttributeTok"/>
+        </w:rPr>
+        <w:t xml:space="preserve"> de</w:t>
+      </w:r>
+      <w:r>
+        <w:br/>
+      </w:r>
+      <w:r>
+        <w:rPr>
+          <w:rStyle w:val="KeywordTok"/>
+        </w:rPr>
+        <w:t xml:space="preserve">-</w:t>
+      </w:r>
+      <w:r>
+        <w:rPr>
+          <w:rStyle w:val="AttributeTok"/>
+        </w:rPr>
+        <w:t xml:space="preserve"> </w:t>
+      </w:r>
+      <w:r>
+        <w:rPr>
+          <w:rStyle w:val="FunctionTok"/>
+        </w:rPr>
+        <w:t xml:space="preserve">value</w:t>
+      </w:r>
+      <w:r>
+        <w:rPr>
+          <w:rStyle w:val="KeywordTok"/>
+        </w:rPr>
+        <w:t xml:space="preserve">:</w:t>
+      </w:r>
+      <w:r>
+        <w:rPr>
+          <w:rStyle w:val="AttributeTok"/>
+        </w:rPr>
+        <w:t xml:space="preserve"> https://www.fr.ch/parlinfo/app/organizations/a1acb0c030d54b3baed840fe8bbed6b5</w:t>
+      </w:r>
+      <w:r>
+        <w:br/>
+      </w:r>
+      <w:r>
+        <w:rPr>
+          <w:rStyle w:val="AttributeTok"/>
+        </w:rPr>
+        <w:t xml:space="preserve">  </w:t>
+      </w:r>
+      <w:r>
+        <w:rPr>
+          <w:rStyle w:val="FunctionTok"/>
+        </w:rPr>
+        <w:t xml:space="preserve">language</w:t>
+      </w:r>
+      <w:r>
+        <w:rPr>
+          <w:rStyle w:val="KeywordTok"/>
+        </w:rPr>
+        <w:t xml:space="preserve">:</w:t>
+      </w:r>
+      <w:r>
+        <w:rPr>
+          <w:rStyle w:val="AttributeTok"/>
+        </w:rPr>
+        <w:t xml:space="preserve"> fr</w:t>
+      </w:r>
+      <w:r>
+        <w:br/>
+      </w:r>
+      <w:r>
+        <w:rPr>
           <w:rStyle w:val="FunctionTok"/>
         </w:rPr>
         <w:t xml:space="preserve">group_type</w:t>
@@ -15159,7 +15634,7 @@
         <w:rPr>
           <w:rStyle w:val="AttributeTok"/>
         </w:rPr>
-        <w:t xml:space="preserve"> parliamentary_bureau</w:t>
+        <w:t xml:space="preserve"> delegation</w:t>
       </w:r>
       <w:r>
         <w:br/>
@@ -15186,7 +15661,7 @@
         <w:rPr>
           <w:rStyle w:val="AttributeTok"/>
         </w:rPr>
-        <w:t xml:space="preserve"> Ratsbüro</w:t>
+        <w:t xml:space="preserve"> Delegation</w:t>
       </w:r>
       <w:r>
         <w:br/>
@@ -15207,17 +15682,38 @@
         <w:rPr>
           <w:rStyle w:val="AttributeTok"/>
         </w:rPr>
-        <w:t xml:space="preserve"> https://ld.admin.ch/canton/12</w:t>
+        <w:t xml:space="preserve"> https://ld.admin.ch/canton/10</w:t>
+      </w:r>
+      <w:r>
+        <w:br/>
+      </w:r>
+      <w:r>
+        <w:rPr>
+          <w:rStyle w:val="FunctionTok"/>
+        </w:rPr>
+        <w:t xml:space="preserve">valid_from</w:t>
+      </w:r>
+      <w:r>
+        <w:rPr>
+          <w:rStyle w:val="KeywordTok"/>
+        </w:rPr>
+        <w:t xml:space="preserve">:</w:t>
+      </w:r>
+      <w:r>
+        <w:rPr>
+          <w:rStyle w:val="AttributeTok"/>
+        </w:rPr>
+        <w:t xml:space="preserve"> 2007-12-12</w:t>
       </w:r>
     </w:p>
     <w:bookmarkEnd w:id="131"/>
-    <w:bookmarkStart w:id="132" w:name="X00170ec010657bb5373d9263b9099e3b66616f1"/>
+    <w:bookmarkStart w:id="132" w:name="Xee13dbbd4ab186dab02f3865a23133cac3ff854"/>
     <w:p>
       <w:pPr>
         <w:pStyle w:val="berschrift4"/>
       </w:pPr>
       <w:r>
-        <w:t xml:space="preserve">Beispiel: Zweisprachige Delegation in ein interkantonales Gremium</w:t>
+        <w:t xml:space="preserve">Beispiel: Fraktion mit Verweis auf Parlament und tragende Parteien</w:t>
       </w:r>
     </w:p>
     <w:p>
@@ -15246,7 +15742,7 @@
         <w:rPr>
           <w:rStyle w:val="DecValTok"/>
         </w:rPr>
-        <w:t xml:space="preserve">5000</w:t>
+        <w:t xml:space="preserve">1266</w:t>
       </w:r>
       <w:r>
         <w:br/>
@@ -15267,7 +15763,7 @@
         <w:rPr>
           <w:rStyle w:val="AttributeTok"/>
         </w:rPr>
-        <w:t xml:space="preserve"> https://www.fr.ch/parlinfo/app/organizations/a1acb0c030d54b3baed840fe8bbed6b5</w:t>
+        <w:t xml:space="preserve"> https://grosserrat.bs.ch/gremien/parteien-und-fraktionen/mitte-evp</w:t>
       </w:r>
       <w:r>
         <w:br/>
@@ -15315,7 +15811,7 @@
         <w:rPr>
           <w:rStyle w:val="AttributeTok"/>
         </w:rPr>
-        <w:t xml:space="preserve"> Freiburger Delegation IPK strafrechtliche Einschliessung</w:t>
+        <w:t xml:space="preserve"> Die Mitte / Evangelische Volkspartei</w:t>
       </w:r>
       <w:r>
         <w:br/>
@@ -15349,6 +15845,21 @@
       </w:r>
       <w:r>
         <w:rPr>
+          <w:rStyle w:val="FunctionTok"/>
+        </w:rPr>
+        <w:t xml:space="preserve">parent_groups</w:t>
+      </w:r>
+      <w:r>
+        <w:rPr>
+          <w:rStyle w:val="KeywordTok"/>
+        </w:rPr>
+        <w:t xml:space="preserve">:</w:t>
+      </w:r>
+      <w:r>
+        <w:br/>
+      </w:r>
+      <w:r>
+        <w:rPr>
           <w:rStyle w:val="KeywordTok"/>
         </w:rPr>
         <w:t xml:space="preserve">-</w:t>
@@ -15357,31 +15868,58 @@
         <w:rPr>
           <w:rStyle w:val="AttributeTok"/>
         </w:rPr>
-        <w:t xml:space="preserve"> </w:t>
-      </w:r>
-      <w:r>
-        <w:rPr>
-          <w:rStyle w:val="FunctionTok"/>
-        </w:rPr>
-        <w:t xml:space="preserve">value</w:t>
-      </w:r>
-      <w:r>
-        <w:rPr>
-          <w:rStyle w:val="KeywordTok"/>
-        </w:rPr>
-        <w:t xml:space="preserve">:</w:t>
-      </w:r>
-      <w:r>
-        <w:rPr>
-          <w:rStyle w:val="AttributeTok"/>
-        </w:rPr>
-        <w:t xml:space="preserve"> Délégation FR à la CIP détention pénale</w:t>
+        <w:t xml:space="preserve"> https://www.grosserrat.bs.ch/</w:t>
       </w:r>
       <w:r>
         <w:br/>
       </w:r>
       <w:r>
         <w:rPr>
+          <w:rStyle w:val="KeywordTok"/>
+        </w:rPr>
+        <w:t xml:space="preserve">-</w:t>
+      </w:r>
+      <w:r>
+        <w:rPr>
+          <w:rStyle w:val="AttributeTok"/>
+        </w:rPr>
+        <w:t xml:space="preserve"> https://bs.die-mitte.ch/</w:t>
+      </w:r>
+      <w:r>
+        <w:br/>
+      </w:r>
+      <w:r>
+        <w:rPr>
+          <w:rStyle w:val="KeywordTok"/>
+        </w:rPr>
+        <w:t xml:space="preserve">-</w:t>
+      </w:r>
+      <w:r>
+        <w:rPr>
+          <w:rStyle w:val="AttributeTok"/>
+        </w:rPr>
+        <w:t xml:space="preserve"> https://www.evp-bs.ch/</w:t>
+      </w:r>
+      <w:r>
+        <w:br/>
+      </w:r>
+      <w:r>
+        <w:rPr>
+          <w:rStyle w:val="FunctionTok"/>
+        </w:rPr>
+        <w:t xml:space="preserve">group_type</w:t>
+      </w:r>
+      <w:r>
+        <w:rPr>
+          <w:rStyle w:val="KeywordTok"/>
+        </w:rPr>
+        <w:t xml:space="preserve">:</w:t>
+      </w:r>
+      <w:r>
+        <w:br/>
+      </w:r>
+      <w:r>
+        <w:rPr>
           <w:rStyle w:val="AttributeTok"/>
         </w:rPr>
         <w:t xml:space="preserve">  </w:t>
@@ -15390,523 +15928,52 @@
         <w:rPr>
           <w:rStyle w:val="FunctionTok"/>
         </w:rPr>
-        <w:t xml:space="preserve">language</w:t>
-      </w:r>
-      <w:r>
-        <w:rPr>
-          <w:rStyle w:val="KeywordTok"/>
-        </w:rPr>
-        <w:t xml:space="preserve">:</w:t>
-      </w:r>
-      <w:r>
-        <w:rPr>
-          <w:rStyle w:val="AttributeTok"/>
-        </w:rPr>
-        <w:t xml:space="preserve"> fr</w:t>
+        <w:t xml:space="preserve">group_type_enum</w:t>
+      </w:r>
+      <w:r>
+        <w:rPr>
+          <w:rStyle w:val="KeywordTok"/>
+        </w:rPr>
+        <w:t xml:space="preserve">:</w:t>
+      </w:r>
+      <w:r>
+        <w:rPr>
+          <w:rStyle w:val="AttributeTok"/>
+        </w:rPr>
+        <w:t xml:space="preserve"> parliamentary_group</w:t>
       </w:r>
       <w:r>
         <w:br/>
       </w:r>
       <w:r>
         <w:rPr>
-          <w:rStyle w:val="FunctionTok"/>
-        </w:rPr>
-        <w:t xml:space="preserve">abbreviation</w:t>
-      </w:r>
-      <w:r>
-        <w:rPr>
-          <w:rStyle w:val="KeywordTok"/>
-        </w:rPr>
-        <w:t xml:space="preserve">:</w:t>
+          <w:rStyle w:val="AttributeTok"/>
+        </w:rPr>
+        <w:t xml:space="preserve">  </w:t>
+      </w:r>
+      <w:r>
+        <w:rPr>
+          <w:rStyle w:val="FunctionTok"/>
+        </w:rPr>
+        <w:t xml:space="preserve">label</w:t>
+      </w:r>
+      <w:r>
+        <w:rPr>
+          <w:rStyle w:val="KeywordTok"/>
+        </w:rPr>
+        <w:t xml:space="preserve">:</w:t>
+      </w:r>
+      <w:r>
+        <w:rPr>
+          <w:rStyle w:val="AttributeTok"/>
+        </w:rPr>
+        <w:t xml:space="preserve"> Fraktion</w:t>
       </w:r>
       <w:r>
         <w:br/>
       </w:r>
       <w:r>
         <w:rPr>
-          <w:rStyle w:val="KeywordTok"/>
-        </w:rPr>
-        <w:t xml:space="preserve">-</w:t>
-      </w:r>
-      <w:r>
-        <w:rPr>
-          <w:rStyle w:val="AttributeTok"/>
-        </w:rPr>
-        <w:t xml:space="preserve"> </w:t>
-      </w:r>
-      <w:r>
-        <w:rPr>
-          <w:rStyle w:val="FunctionTok"/>
-        </w:rPr>
-        <w:t xml:space="preserve">value</w:t>
-      </w:r>
-      <w:r>
-        <w:rPr>
-          <w:rStyle w:val="KeywordTok"/>
-        </w:rPr>
-        <w:t xml:space="preserve">:</w:t>
-      </w:r>
-      <w:r>
-        <w:rPr>
-          <w:rStyle w:val="AttributeTok"/>
-        </w:rPr>
-        <w:t xml:space="preserve"> Del-StRFE</w:t>
-      </w:r>
-      <w:r>
-        <w:br/>
-      </w:r>
-      <w:r>
-        <w:rPr>
-          <w:rStyle w:val="AttributeTok"/>
-        </w:rPr>
-        <w:t xml:space="preserve">  </w:t>
-      </w:r>
-      <w:r>
-        <w:rPr>
-          <w:rStyle w:val="FunctionTok"/>
-        </w:rPr>
-        <w:t xml:space="preserve">language</w:t>
-      </w:r>
-      <w:r>
-        <w:rPr>
-          <w:rStyle w:val="KeywordTok"/>
-        </w:rPr>
-        <w:t xml:space="preserve">:</w:t>
-      </w:r>
-      <w:r>
-        <w:rPr>
-          <w:rStyle w:val="AttributeTok"/>
-        </w:rPr>
-        <w:t xml:space="preserve"> de</w:t>
-      </w:r>
-      <w:r>
-        <w:br/>
-      </w:r>
-      <w:r>
-        <w:rPr>
-          <w:rStyle w:val="KeywordTok"/>
-        </w:rPr>
-        <w:t xml:space="preserve">-</w:t>
-      </w:r>
-      <w:r>
-        <w:rPr>
-          <w:rStyle w:val="AttributeTok"/>
-        </w:rPr>
-        <w:t xml:space="preserve"> </w:t>
-      </w:r>
-      <w:r>
-        <w:rPr>
-          <w:rStyle w:val="FunctionTok"/>
-        </w:rPr>
-        <w:t xml:space="preserve">value</w:t>
-      </w:r>
-      <w:r>
-        <w:rPr>
-          <w:rStyle w:val="KeywordTok"/>
-        </w:rPr>
-        <w:t xml:space="preserve">:</w:t>
-      </w:r>
-      <w:r>
-        <w:rPr>
-          <w:rStyle w:val="AttributeTok"/>
-        </w:rPr>
-        <w:t xml:space="preserve"> Del-DetPen</w:t>
-      </w:r>
-      <w:r>
-        <w:br/>
-      </w:r>
-      <w:r>
-        <w:rPr>
-          <w:rStyle w:val="AttributeTok"/>
-        </w:rPr>
-        <w:t xml:space="preserve">  </w:t>
-      </w:r>
-      <w:r>
-        <w:rPr>
-          <w:rStyle w:val="FunctionTok"/>
-        </w:rPr>
-        <w:t xml:space="preserve">language</w:t>
-      </w:r>
-      <w:r>
-        <w:rPr>
-          <w:rStyle w:val="KeywordTok"/>
-        </w:rPr>
-        <w:t xml:space="preserve">:</w:t>
-      </w:r>
-      <w:r>
-        <w:rPr>
-          <w:rStyle w:val="AttributeTok"/>
-        </w:rPr>
-        <w:t xml:space="preserve"> fr</w:t>
-      </w:r>
-      <w:r>
-        <w:br/>
-      </w:r>
-      <w:r>
-        <w:rPr>
-          <w:rStyle w:val="FunctionTok"/>
-        </w:rPr>
-        <w:t xml:space="preserve">description</w:t>
-      </w:r>
-      <w:r>
-        <w:rPr>
-          <w:rStyle w:val="KeywordTok"/>
-        </w:rPr>
-        <w:t xml:space="preserve">:</w:t>
-      </w:r>
-      <w:r>
-        <w:br/>
-      </w:r>
-      <w:r>
-        <w:rPr>
-          <w:rStyle w:val="KeywordTok"/>
-        </w:rPr>
-        <w:t xml:space="preserve">-</w:t>
-      </w:r>
-      <w:r>
-        <w:rPr>
-          <w:rStyle w:val="AttributeTok"/>
-        </w:rPr>
-        <w:t xml:space="preserve"> </w:t>
-      </w:r>
-      <w:r>
-        <w:rPr>
-          <w:rStyle w:val="FunctionTok"/>
-        </w:rPr>
-        <w:t xml:space="preserve">value</w:t>
-      </w:r>
-      <w:r>
-        <w:rPr>
-          <w:rStyle w:val="KeywordTok"/>
-        </w:rPr>
-        <w:t xml:space="preserve">:</w:t>
-      </w:r>
-      <w:r>
-        <w:rPr>
-          <w:rStyle w:val="AttributeTok"/>
-        </w:rPr>
-        <w:t xml:space="preserve"> Die Interparlamentarische Aufsichtskommission strafrechtliche Einschliessung besteht aus 18 Grossrätinnen</w:t>
-      </w:r>
-      <w:r>
-        <w:br/>
-      </w:r>
-      <w:r>
-        <w:rPr>
-          <w:rStyle w:val="AttributeTok"/>
-        </w:rPr>
-        <w:t xml:space="preserve">    und Grossräten aus den sechs Vertragskantonen Freiburg, Genf, Jura, Neuenburg, Waadt und Wallis.</w:t>
-      </w:r>
-      <w:r>
-        <w:br/>
-      </w:r>
-      <w:r>
-        <w:rPr>
-          <w:rStyle w:val="AttributeTok"/>
-        </w:rPr>
-        <w:t xml:space="preserve">  </w:t>
-      </w:r>
-      <w:r>
-        <w:rPr>
-          <w:rStyle w:val="FunctionTok"/>
-        </w:rPr>
-        <w:t xml:space="preserve">language</w:t>
-      </w:r>
-      <w:r>
-        <w:rPr>
-          <w:rStyle w:val="KeywordTok"/>
-        </w:rPr>
-        <w:t xml:space="preserve">:</w:t>
-      </w:r>
-      <w:r>
-        <w:rPr>
-          <w:rStyle w:val="AttributeTok"/>
-        </w:rPr>
-        <w:t xml:space="preserve"> de</w:t>
-      </w:r>
-      <w:r>
-        <w:br/>
-      </w:r>
-      <w:r>
-        <w:rPr>
-          <w:rStyle w:val="KeywordTok"/>
-        </w:rPr>
-        <w:t xml:space="preserve">-</w:t>
-      </w:r>
-      <w:r>
-        <w:rPr>
-          <w:rStyle w:val="AttributeTok"/>
-        </w:rPr>
-        <w:t xml:space="preserve"> </w:t>
-      </w:r>
-      <w:r>
-        <w:rPr>
-          <w:rStyle w:val="FunctionTok"/>
-        </w:rPr>
-        <w:t xml:space="preserve">value</w:t>
-      </w:r>
-      <w:r>
-        <w:rPr>
-          <w:rStyle w:val="KeywordTok"/>
-        </w:rPr>
-        <w:t xml:space="preserve">:</w:t>
-      </w:r>
-      <w:r>
-        <w:rPr>
-          <w:rStyle w:val="AttributeTok"/>
-        </w:rPr>
-        <w:t xml:space="preserve"> </w:t>
-      </w:r>
-      <w:r>
-        <w:rPr>
-          <w:rStyle w:val="StringTok"/>
-        </w:rPr>
-        <w:t xml:space="preserve">'La Commission interparlementaire de contrôle détention pénale est composée de 18 députés issus</w:t>
-      </w:r>
-      <w:r>
-        <w:br/>
-      </w:r>
-      <w:r>
-        <w:rPr>
-          <w:rStyle w:val="StringTok"/>
-        </w:rPr>
-        <w:t xml:space="preserve">    des six cantons partenaires : Fribourg, Genève, Jura, Neuchâtel, Vaud et Valais.'</w:t>
-      </w:r>
-      <w:r>
-        <w:br/>
-      </w:r>
-      <w:r>
-        <w:rPr>
-          <w:rStyle w:val="AttributeTok"/>
-        </w:rPr>
-        <w:t xml:space="preserve">  </w:t>
-      </w:r>
-      <w:r>
-        <w:rPr>
-          <w:rStyle w:val="FunctionTok"/>
-        </w:rPr>
-        <w:t xml:space="preserve">language</w:t>
-      </w:r>
-      <w:r>
-        <w:rPr>
-          <w:rStyle w:val="KeywordTok"/>
-        </w:rPr>
-        <w:t xml:space="preserve">:</w:t>
-      </w:r>
-      <w:r>
-        <w:rPr>
-          <w:rStyle w:val="AttributeTok"/>
-        </w:rPr>
-        <w:t xml:space="preserve"> fr</w:t>
-      </w:r>
-      <w:r>
-        <w:br/>
-      </w:r>
-      <w:r>
-        <w:rPr>
-          <w:rStyle w:val="FunctionTok"/>
-        </w:rPr>
-        <w:t xml:space="preserve">landing_page</w:t>
-      </w:r>
-      <w:r>
-        <w:rPr>
-          <w:rStyle w:val="KeywordTok"/>
-        </w:rPr>
-        <w:t xml:space="preserve">:</w:t>
-      </w:r>
-      <w:r>
-        <w:br/>
-      </w:r>
-      <w:r>
-        <w:rPr>
-          <w:rStyle w:val="KeywordTok"/>
-        </w:rPr>
-        <w:t xml:space="preserve">-</w:t>
-      </w:r>
-      <w:r>
-        <w:rPr>
-          <w:rStyle w:val="AttributeTok"/>
-        </w:rPr>
-        <w:t xml:space="preserve"> </w:t>
-      </w:r>
-      <w:r>
-        <w:rPr>
-          <w:rStyle w:val="FunctionTok"/>
-        </w:rPr>
-        <w:t xml:space="preserve">value</w:t>
-      </w:r>
-      <w:r>
-        <w:rPr>
-          <w:rStyle w:val="KeywordTok"/>
-        </w:rPr>
-        <w:t xml:space="preserve">:</w:t>
-      </w:r>
-      <w:r>
-        <w:rPr>
-          <w:rStyle w:val="AttributeTok"/>
-        </w:rPr>
-        <w:t xml:space="preserve"> https://www.fr.ch/de/parlinfo/app/organizations/a1acb0c030d54b3baed840fe8bbed6b5</w:t>
-      </w:r>
-      <w:r>
-        <w:br/>
-      </w:r>
-      <w:r>
-        <w:rPr>
-          <w:rStyle w:val="AttributeTok"/>
-        </w:rPr>
-        <w:t xml:space="preserve">  </w:t>
-      </w:r>
-      <w:r>
-        <w:rPr>
-          <w:rStyle w:val="FunctionTok"/>
-        </w:rPr>
-        <w:t xml:space="preserve">language</w:t>
-      </w:r>
-      <w:r>
-        <w:rPr>
-          <w:rStyle w:val="KeywordTok"/>
-        </w:rPr>
-        <w:t xml:space="preserve">:</w:t>
-      </w:r>
-      <w:r>
-        <w:rPr>
-          <w:rStyle w:val="AttributeTok"/>
-        </w:rPr>
-        <w:t xml:space="preserve"> de</w:t>
-      </w:r>
-      <w:r>
-        <w:br/>
-      </w:r>
-      <w:r>
-        <w:rPr>
-          <w:rStyle w:val="KeywordTok"/>
-        </w:rPr>
-        <w:t xml:space="preserve">-</w:t>
-      </w:r>
-      <w:r>
-        <w:rPr>
-          <w:rStyle w:val="AttributeTok"/>
-        </w:rPr>
-        <w:t xml:space="preserve"> </w:t>
-      </w:r>
-      <w:r>
-        <w:rPr>
-          <w:rStyle w:val="FunctionTok"/>
-        </w:rPr>
-        <w:t xml:space="preserve">value</w:t>
-      </w:r>
-      <w:r>
-        <w:rPr>
-          <w:rStyle w:val="KeywordTok"/>
-        </w:rPr>
-        <w:t xml:space="preserve">:</w:t>
-      </w:r>
-      <w:r>
-        <w:rPr>
-          <w:rStyle w:val="AttributeTok"/>
-        </w:rPr>
-        <w:t xml:space="preserve"> https://www.fr.ch/parlinfo/app/organizations/a1acb0c030d54b3baed840fe8bbed6b5</w:t>
-      </w:r>
-      <w:r>
-        <w:br/>
-      </w:r>
-      <w:r>
-        <w:rPr>
-          <w:rStyle w:val="AttributeTok"/>
-        </w:rPr>
-        <w:t xml:space="preserve">  </w:t>
-      </w:r>
-      <w:r>
-        <w:rPr>
-          <w:rStyle w:val="FunctionTok"/>
-        </w:rPr>
-        <w:t xml:space="preserve">language</w:t>
-      </w:r>
-      <w:r>
-        <w:rPr>
-          <w:rStyle w:val="KeywordTok"/>
-        </w:rPr>
-        <w:t xml:space="preserve">:</w:t>
-      </w:r>
-      <w:r>
-        <w:rPr>
-          <w:rStyle w:val="AttributeTok"/>
-        </w:rPr>
-        <w:t xml:space="preserve"> fr</w:t>
-      </w:r>
-      <w:r>
-        <w:br/>
-      </w:r>
-      <w:r>
-        <w:rPr>
-          <w:rStyle w:val="FunctionTok"/>
-        </w:rPr>
-        <w:t xml:space="preserve">group_type</w:t>
-      </w:r>
-      <w:r>
-        <w:rPr>
-          <w:rStyle w:val="KeywordTok"/>
-        </w:rPr>
-        <w:t xml:space="preserve">:</w:t>
-      </w:r>
-      <w:r>
-        <w:br/>
-      </w:r>
-      <w:r>
-        <w:rPr>
-          <w:rStyle w:val="AttributeTok"/>
-        </w:rPr>
-        <w:t xml:space="preserve">  </w:t>
-      </w:r>
-      <w:r>
-        <w:rPr>
-          <w:rStyle w:val="FunctionTok"/>
-        </w:rPr>
-        <w:t xml:space="preserve">group_type_enum</w:t>
-      </w:r>
-      <w:r>
-        <w:rPr>
-          <w:rStyle w:val="KeywordTok"/>
-        </w:rPr>
-        <w:t xml:space="preserve">:</w:t>
-      </w:r>
-      <w:r>
-        <w:rPr>
-          <w:rStyle w:val="AttributeTok"/>
-        </w:rPr>
-        <w:t xml:space="preserve"> delegation</w:t>
-      </w:r>
-      <w:r>
-        <w:br/>
-      </w:r>
-      <w:r>
-        <w:rPr>
-          <w:rStyle w:val="AttributeTok"/>
-        </w:rPr>
-        <w:t xml:space="preserve">  </w:t>
-      </w:r>
-      <w:r>
-        <w:rPr>
-          <w:rStyle w:val="FunctionTok"/>
-        </w:rPr>
-        <w:t xml:space="preserve">label</w:t>
-      </w:r>
-      <w:r>
-        <w:rPr>
-          <w:rStyle w:val="KeywordTok"/>
-        </w:rPr>
-        <w:t xml:space="preserve">:</w:t>
-      </w:r>
-      <w:r>
-        <w:rPr>
-          <w:rStyle w:val="AttributeTok"/>
-        </w:rPr>
-        <w:t xml:space="preserve"> Delegation</w:t>
-      </w:r>
-      <w:r>
-        <w:br/>
-      </w:r>
-      <w:r>
-        <w:rPr>
           <w:rStyle w:val="FunctionTok"/>
         </w:rPr>
         <w:t xml:space="preserve">spatial</w:t>
@@ -15921,38 +15988,17 @@
         <w:rPr>
           <w:rStyle w:val="AttributeTok"/>
         </w:rPr>
-        <w:t xml:space="preserve"> https://ld.admin.ch/canton/10</w:t>
-      </w:r>
-      <w:r>
-        <w:br/>
-      </w:r>
-      <w:r>
-        <w:rPr>
-          <w:rStyle w:val="FunctionTok"/>
-        </w:rPr>
-        <w:t xml:space="preserve">valid_from</w:t>
-      </w:r>
-      <w:r>
-        <w:rPr>
-          <w:rStyle w:val="KeywordTok"/>
-        </w:rPr>
-        <w:t xml:space="preserve">:</w:t>
-      </w:r>
-      <w:r>
-        <w:rPr>
-          <w:rStyle w:val="AttributeTok"/>
-        </w:rPr>
-        <w:t xml:space="preserve"> 2007-12-12</w:t>
+        <w:t xml:space="preserve"> https://ld.admin.ch/canton/12</w:t>
       </w:r>
     </w:p>
     <w:bookmarkEnd w:id="132"/>
-    <w:bookmarkStart w:id="133" w:name="Xee13dbbd4ab186dab02f3865a23133cac3ff854"/>
+    <w:bookmarkStart w:id="133" w:name="X0e1fccdabc4a538fd8bff4b6dd625fe52aa89be"/>
     <w:p>
       <w:pPr>
         <w:pStyle w:val="berschrift4"/>
       </w:pPr>
       <w:r>
-        <w:t xml:space="preserve">Beispiel: Fraktion mit Verweis auf Parlament und tragende Parteien</w:t>
+        <w:t xml:space="preserve">Beispiel: Gemeindeparlament mit räumlicher Referenz</w:t>
       </w:r>
     </w:p>
     <w:p>
@@ -15981,7 +16027,7 @@
         <w:rPr>
           <w:rStyle w:val="DecValTok"/>
         </w:rPr>
-        <w:t xml:space="preserve">1266</w:t>
+        <w:t xml:space="preserve">700</w:t>
       </w:r>
       <w:r>
         <w:br/>
@@ -16002,7 +16048,7 @@
         <w:rPr>
           <w:rStyle w:val="AttributeTok"/>
         </w:rPr>
-        <w:t xml:space="preserve"> https://grosserrat.bs.ch/gremien/parteien-und-fraktionen/mitte-evp</w:t>
+        <w:t xml:space="preserve"> https://www.stadt.sg.ch/home/verwaltung-politik/demokratie-politik/stadtparlament.html</w:t>
       </w:r>
       <w:r>
         <w:br/>
@@ -16050,7 +16096,7 @@
         <w:rPr>
           <w:rStyle w:val="AttributeTok"/>
         </w:rPr>
-        <w:t xml:space="preserve"> Die Mitte / Evangelische Volkspartei</w:t>
+        <w:t xml:space="preserve"> Stadtparlament St. Gallen</w:t>
       </w:r>
       <w:r>
         <w:br/>
@@ -16086,7 +16132,7 @@
         <w:rPr>
           <w:rStyle w:val="FunctionTok"/>
         </w:rPr>
-        <w:t xml:space="preserve">parent_groups</w:t>
+        <w:t xml:space="preserve">group_type</w:t>
       </w:r>
       <w:r>
         <w:rPr>
@@ -16099,120 +16145,60 @@
       </w:r>
       <w:r>
         <w:rPr>
-          <w:rStyle w:val="KeywordTok"/>
-        </w:rPr>
-        <w:t xml:space="preserve">-</w:t>
-      </w:r>
-      <w:r>
-        <w:rPr>
-          <w:rStyle w:val="AttributeTok"/>
-        </w:rPr>
-        <w:t xml:space="preserve"> https://www.grosserrat.bs.ch/</w:t>
+          <w:rStyle w:val="AttributeTok"/>
+        </w:rPr>
+        <w:t xml:space="preserve">  </w:t>
+      </w:r>
+      <w:r>
+        <w:rPr>
+          <w:rStyle w:val="FunctionTok"/>
+        </w:rPr>
+        <w:t xml:space="preserve">group_type_enum</w:t>
+      </w:r>
+      <w:r>
+        <w:rPr>
+          <w:rStyle w:val="KeywordTok"/>
+        </w:rPr>
+        <w:t xml:space="preserve">:</w:t>
+      </w:r>
+      <w:r>
+        <w:rPr>
+          <w:rStyle w:val="AttributeTok"/>
+        </w:rPr>
+        <w:t xml:space="preserve"> council_legislative</w:t>
       </w:r>
       <w:r>
         <w:br/>
       </w:r>
       <w:r>
         <w:rPr>
-          <w:rStyle w:val="KeywordTok"/>
-        </w:rPr>
-        <w:t xml:space="preserve">-</w:t>
-      </w:r>
-      <w:r>
-        <w:rPr>
-          <w:rStyle w:val="AttributeTok"/>
-        </w:rPr>
-        <w:t xml:space="preserve"> https://bs.die-mitte.ch/</w:t>
+          <w:rStyle w:val="AttributeTok"/>
+        </w:rPr>
+        <w:t xml:space="preserve">  </w:t>
+      </w:r>
+      <w:r>
+        <w:rPr>
+          <w:rStyle w:val="FunctionTok"/>
+        </w:rPr>
+        <w:t xml:space="preserve">label</w:t>
+      </w:r>
+      <w:r>
+        <w:rPr>
+          <w:rStyle w:val="KeywordTok"/>
+        </w:rPr>
+        <w:t xml:space="preserve">:</w:t>
+      </w:r>
+      <w:r>
+        <w:rPr>
+          <w:rStyle w:val="AttributeTok"/>
+        </w:rPr>
+        <w:t xml:space="preserve"> Parlament (Legislativrat)</w:t>
       </w:r>
       <w:r>
         <w:br/>
       </w:r>
       <w:r>
         <w:rPr>
-          <w:rStyle w:val="KeywordTok"/>
-        </w:rPr>
-        <w:t xml:space="preserve">-</w:t>
-      </w:r>
-      <w:r>
-        <w:rPr>
-          <w:rStyle w:val="AttributeTok"/>
-        </w:rPr>
-        <w:t xml:space="preserve"> https://www.evp-bs.ch/</w:t>
-      </w:r>
-      <w:r>
-        <w:br/>
-      </w:r>
-      <w:r>
-        <w:rPr>
-          <w:rStyle w:val="FunctionTok"/>
-        </w:rPr>
-        <w:t xml:space="preserve">group_type</w:t>
-      </w:r>
-      <w:r>
-        <w:rPr>
-          <w:rStyle w:val="KeywordTok"/>
-        </w:rPr>
-        <w:t xml:space="preserve">:</w:t>
-      </w:r>
-      <w:r>
-        <w:br/>
-      </w:r>
-      <w:r>
-        <w:rPr>
-          <w:rStyle w:val="AttributeTok"/>
-        </w:rPr>
-        <w:t xml:space="preserve">  </w:t>
-      </w:r>
-      <w:r>
-        <w:rPr>
-          <w:rStyle w:val="FunctionTok"/>
-        </w:rPr>
-        <w:t xml:space="preserve">group_type_enum</w:t>
-      </w:r>
-      <w:r>
-        <w:rPr>
-          <w:rStyle w:val="KeywordTok"/>
-        </w:rPr>
-        <w:t xml:space="preserve">:</w:t>
-      </w:r>
-      <w:r>
-        <w:rPr>
-          <w:rStyle w:val="AttributeTok"/>
-        </w:rPr>
-        <w:t xml:space="preserve"> parliamentary_group</w:t>
-      </w:r>
-      <w:r>
-        <w:br/>
-      </w:r>
-      <w:r>
-        <w:rPr>
-          <w:rStyle w:val="AttributeTok"/>
-        </w:rPr>
-        <w:t xml:space="preserve">  </w:t>
-      </w:r>
-      <w:r>
-        <w:rPr>
-          <w:rStyle w:val="FunctionTok"/>
-        </w:rPr>
-        <w:t xml:space="preserve">label</w:t>
-      </w:r>
-      <w:r>
-        <w:rPr>
-          <w:rStyle w:val="KeywordTok"/>
-        </w:rPr>
-        <w:t xml:space="preserve">:</w:t>
-      </w:r>
-      <w:r>
-        <w:rPr>
-          <w:rStyle w:val="AttributeTok"/>
-        </w:rPr>
-        <w:t xml:space="preserve"> Fraktion</w:t>
-      </w:r>
-      <w:r>
-        <w:br/>
-      </w:r>
-      <w:r>
-        <w:rPr>
           <w:rStyle w:val="FunctionTok"/>
         </w:rPr>
         <w:t xml:space="preserve">spatial</w:t>
@@ -16227,17 +16213,17 @@
         <w:rPr>
           <w:rStyle w:val="AttributeTok"/>
         </w:rPr>
-        <w:t xml:space="preserve"> https://ld.admin.ch/canton/12</w:t>
+        <w:t xml:space="preserve"> https://ld.admin.ch/municipality/3203</w:t>
       </w:r>
     </w:p>
     <w:bookmarkEnd w:id="133"/>
-    <w:bookmarkStart w:id="134" w:name="X0e1fccdabc4a538fd8bff4b6dd625fe52aa89be"/>
+    <w:bookmarkStart w:id="134" w:name="X3832bece7fea84b7dff7b5bce415e3422ecd83f"/>
     <w:p>
       <w:pPr>
         <w:pStyle w:val="berschrift4"/>
       </w:pPr>
       <w:r>
-        <w:t xml:space="preserve">Beispiel: Gemeindeparlament mit räumlicher Referenz</w:t>
+        <w:t xml:space="preserve">Beispiel: Kommission mit gebräuchlicher Abkürzung</w:t>
       </w:r>
     </w:p>
     <w:p>
@@ -16266,7 +16252,7 @@
         <w:rPr>
           <w:rStyle w:val="DecValTok"/>
         </w:rPr>
-        <w:t xml:space="preserve">700</w:t>
+        <w:t xml:space="preserve">3</w:t>
       </w:r>
       <w:r>
         <w:br/>
@@ -16287,7 +16273,7 @@
         <w:rPr>
           <w:rStyle w:val="AttributeTok"/>
         </w:rPr>
-        <w:t xml:space="preserve"> https://www.stadt.sg.ch/home/verwaltung-politik/demokratie-politik/stadtparlament.html</w:t>
+        <w:t xml:space="preserve"> https://api.openparldata.ch/v1/groups/3</w:t>
       </w:r>
       <w:r>
         <w:br/>
@@ -16335,7 +16321,7 @@
         <w:rPr>
           <w:rStyle w:val="AttributeTok"/>
         </w:rPr>
-        <w:t xml:space="preserve"> Stadtparlament St. Gallen</w:t>
+        <w:t xml:space="preserve"> Geschäftsprüfungskommission</w:t>
       </w:r>
       <w:r>
         <w:br/>
@@ -16371,6 +16357,156 @@
         <w:rPr>
           <w:rStyle w:val="FunctionTok"/>
         </w:rPr>
+        <w:t xml:space="preserve">abbreviation</w:t>
+      </w:r>
+      <w:r>
+        <w:rPr>
+          <w:rStyle w:val="KeywordTok"/>
+        </w:rPr>
+        <w:t xml:space="preserve">:</w:t>
+      </w:r>
+      <w:r>
+        <w:br/>
+      </w:r>
+      <w:r>
+        <w:rPr>
+          <w:rStyle w:val="KeywordTok"/>
+        </w:rPr>
+        <w:t xml:space="preserve">-</w:t>
+      </w:r>
+      <w:r>
+        <w:rPr>
+          <w:rStyle w:val="AttributeTok"/>
+        </w:rPr>
+        <w:t xml:space="preserve"> </w:t>
+      </w:r>
+      <w:r>
+        <w:rPr>
+          <w:rStyle w:val="FunctionTok"/>
+        </w:rPr>
+        <w:t xml:space="preserve">value</w:t>
+      </w:r>
+      <w:r>
+        <w:rPr>
+          <w:rStyle w:val="KeywordTok"/>
+        </w:rPr>
+        <w:t xml:space="preserve">:</w:t>
+      </w:r>
+      <w:r>
+        <w:rPr>
+          <w:rStyle w:val="AttributeTok"/>
+        </w:rPr>
+        <w:t xml:space="preserve"> GPK</w:t>
+      </w:r>
+      <w:r>
+        <w:br/>
+      </w:r>
+      <w:r>
+        <w:rPr>
+          <w:rStyle w:val="AttributeTok"/>
+        </w:rPr>
+        <w:t xml:space="preserve">  </w:t>
+      </w:r>
+      <w:r>
+        <w:rPr>
+          <w:rStyle w:val="FunctionTok"/>
+        </w:rPr>
+        <w:t xml:space="preserve">language</w:t>
+      </w:r>
+      <w:r>
+        <w:rPr>
+          <w:rStyle w:val="KeywordTok"/>
+        </w:rPr>
+        <w:t xml:space="preserve">:</w:t>
+      </w:r>
+      <w:r>
+        <w:rPr>
+          <w:rStyle w:val="AttributeTok"/>
+        </w:rPr>
+        <w:t xml:space="preserve"> de</w:t>
+      </w:r>
+      <w:r>
+        <w:br/>
+      </w:r>
+      <w:r>
+        <w:rPr>
+          <w:rStyle w:val="FunctionTok"/>
+        </w:rPr>
+        <w:t xml:space="preserve">landing_page</w:t>
+      </w:r>
+      <w:r>
+        <w:rPr>
+          <w:rStyle w:val="KeywordTok"/>
+        </w:rPr>
+        <w:t xml:space="preserve">:</w:t>
+      </w:r>
+      <w:r>
+        <w:br/>
+      </w:r>
+      <w:r>
+        <w:rPr>
+          <w:rStyle w:val="KeywordTok"/>
+        </w:rPr>
+        <w:t xml:space="preserve">-</w:t>
+      </w:r>
+      <w:r>
+        <w:rPr>
+          <w:rStyle w:val="AttributeTok"/>
+        </w:rPr>
+        <w:t xml:space="preserve"> </w:t>
+      </w:r>
+      <w:r>
+        <w:rPr>
+          <w:rStyle w:val="FunctionTok"/>
+        </w:rPr>
+        <w:t xml:space="preserve">value</w:t>
+      </w:r>
+      <w:r>
+        <w:rPr>
+          <w:rStyle w:val="KeywordTok"/>
+        </w:rPr>
+        <w:t xml:space="preserve">:</w:t>
+      </w:r>
+      <w:r>
+        <w:rPr>
+          <w:rStyle w:val="AttributeTok"/>
+        </w:rPr>
+        <w:t xml:space="preserve"> https://ar.ch/kantonsrat/kommissionen/staendige-kommissionen-des-kantonsrates/</w:t>
+      </w:r>
+      <w:r>
+        <w:br/>
+      </w:r>
+      <w:r>
+        <w:rPr>
+          <w:rStyle w:val="AttributeTok"/>
+        </w:rPr>
+        <w:t xml:space="preserve">  </w:t>
+      </w:r>
+      <w:r>
+        <w:rPr>
+          <w:rStyle w:val="FunctionTok"/>
+        </w:rPr>
+        <w:t xml:space="preserve">language</w:t>
+      </w:r>
+      <w:r>
+        <w:rPr>
+          <w:rStyle w:val="KeywordTok"/>
+        </w:rPr>
+        <w:t xml:space="preserve">:</w:t>
+      </w:r>
+      <w:r>
+        <w:rPr>
+          <w:rStyle w:val="AttributeTok"/>
+        </w:rPr>
+        <w:t xml:space="preserve"> de</w:t>
+      </w:r>
+      <w:r>
+        <w:br/>
+      </w:r>
+      <w:r>
+        <w:rPr>
+          <w:rStyle w:val="FunctionTok"/>
+        </w:rPr>
         <w:t xml:space="preserve">group_type</w:t>
       </w:r>
       <w:r>
@@ -16404,7 +16540,7 @@
         <w:rPr>
           <w:rStyle w:val="AttributeTok"/>
         </w:rPr>
-        <w:t xml:space="preserve"> council_legislative</w:t>
+        <w:t xml:space="preserve"> committee_standing</w:t>
       </w:r>
       <w:r>
         <w:br/>
@@ -16431,7 +16567,7 @@
         <w:rPr>
           <w:rStyle w:val="AttributeTok"/>
         </w:rPr>
-        <w:t xml:space="preserve"> Parlament (Legislativrat)</w:t>
+        <w:t xml:space="preserve"> Kommission</w:t>
       </w:r>
       <w:r>
         <w:br/>
@@ -16452,17 +16588,17 @@
         <w:rPr>
           <w:rStyle w:val="AttributeTok"/>
         </w:rPr>
-        <w:t xml:space="preserve"> https://ld.admin.ch/municipality/3203</w:t>
+        <w:t xml:space="preserve"> https://ld.admin.ch/canton/15</w:t>
       </w:r>
     </w:p>
     <w:bookmarkEnd w:id="134"/>
-    <w:bookmarkStart w:id="135" w:name="X3832bece7fea84b7dff7b5bce415e3422ecd83f"/>
+    <w:bookmarkStart w:id="135" w:name="X9d8ef21ee6b943aa3be48d0c405f1c718abc4cd"/>
     <w:p>
       <w:pPr>
         <w:pStyle w:val="berschrift4"/>
       </w:pPr>
       <w:r>
-        <w:t xml:space="preserve">Beispiel: Kommission mit gebräuchlicher Abkürzung</w:t>
+        <w:t xml:space="preserve">Beispiel: Verein mit UID und Rechtsform aus dem Handelsregister</w:t>
       </w:r>
     </w:p>
     <w:p>
@@ -16473,13 +16609,85 @@
         <w:rPr>
           <w:rStyle w:val="FunctionTok"/>
         </w:rPr>
-        <w:t xml:space="preserve">local_id</w:t>
-      </w:r>
-      <w:r>
-        <w:rPr>
-          <w:rStyle w:val="KeywordTok"/>
-        </w:rPr>
-        <w:t xml:space="preserve">:</w:t>
+        <w:t xml:space="preserve">global_uri</w:t>
+      </w:r>
+      <w:r>
+        <w:rPr>
+          <w:rStyle w:val="KeywordTok"/>
+        </w:rPr>
+        <w:t xml:space="preserve">:</w:t>
+      </w:r>
+      <w:r>
+        <w:rPr>
+          <w:rStyle w:val="AttributeTok"/>
+        </w:rPr>
+        <w:t xml:space="preserve"> https://www.frc.ch/</w:t>
+      </w:r>
+      <w:r>
+        <w:br/>
+      </w:r>
+      <w:r>
+        <w:rPr>
+          <w:rStyle w:val="FunctionTok"/>
+        </w:rPr>
+        <w:t xml:space="preserve">organization_uid</w:t>
+      </w:r>
+      <w:r>
+        <w:rPr>
+          <w:rStyle w:val="KeywordTok"/>
+        </w:rPr>
+        <w:t xml:space="preserve">:</w:t>
+      </w:r>
+      <w:r>
+        <w:rPr>
+          <w:rStyle w:val="AttributeTok"/>
+        </w:rPr>
+        <w:t xml:space="preserve"> CHE-106.063.525</w:t>
+      </w:r>
+      <w:r>
+        <w:br/>
+      </w:r>
+      <w:r>
+        <w:rPr>
+          <w:rStyle w:val="FunctionTok"/>
+        </w:rPr>
+        <w:t xml:space="preserve">legal_form</w:t>
+      </w:r>
+      <w:r>
+        <w:rPr>
+          <w:rStyle w:val="KeywordTok"/>
+        </w:rPr>
+        <w:t xml:space="preserve">:</w:t>
+      </w:r>
+      <w:r>
+        <w:rPr>
+          <w:rStyle w:val="AttributeTok"/>
+        </w:rPr>
+        <w:t xml:space="preserve"> 0109</w:t>
+      </w:r>
+      <w:r>
+        <w:br/>
+      </w:r>
+      <w:r>
+        <w:rPr>
+          <w:rStyle w:val="FunctionTok"/>
+        </w:rPr>
+        <w:t xml:space="preserve">label</w:t>
+      </w:r>
+      <w:r>
+        <w:rPr>
+          <w:rStyle w:val="KeywordTok"/>
+        </w:rPr>
+        <w:t xml:space="preserve">:</w:t>
+      </w:r>
+      <w:r>
+        <w:br/>
+      </w:r>
+      <w:r>
+        <w:rPr>
+          <w:rStyle w:val="KeywordTok"/>
+        </w:rPr>
+        <w:t xml:space="preserve">-</w:t>
       </w:r>
       <w:r>
         <w:rPr>
@@ -16489,30 +16697,48 @@
       </w:r>
       <w:r>
         <w:rPr>
-          <w:rStyle w:val="DecValTok"/>
-        </w:rPr>
-        <w:t xml:space="preserve">3</w:t>
+          <w:rStyle w:val="FunctionTok"/>
+        </w:rPr>
+        <w:t xml:space="preserve">value</w:t>
+      </w:r>
+      <w:r>
+        <w:rPr>
+          <w:rStyle w:val="KeywordTok"/>
+        </w:rPr>
+        <w:t xml:space="preserve">:</w:t>
+      </w:r>
+      <w:r>
+        <w:rPr>
+          <w:rStyle w:val="AttributeTok"/>
+        </w:rPr>
+        <w:t xml:space="preserve"> Fédération romande des consommateurs</w:t>
       </w:r>
       <w:r>
         <w:br/>
       </w:r>
       <w:r>
         <w:rPr>
-          <w:rStyle w:val="FunctionTok"/>
-        </w:rPr>
-        <w:t xml:space="preserve">global_uri</w:t>
-      </w:r>
-      <w:r>
-        <w:rPr>
-          <w:rStyle w:val="KeywordTok"/>
-        </w:rPr>
-        <w:t xml:space="preserve">:</w:t>
-      </w:r>
-      <w:r>
-        <w:rPr>
-          <w:rStyle w:val="AttributeTok"/>
-        </w:rPr>
-        <w:t xml:space="preserve"> https://api.openparldata.ch/v1/groups/3</w:t>
+          <w:rStyle w:val="AttributeTok"/>
+        </w:rPr>
+        <w:t xml:space="preserve">  </w:t>
+      </w:r>
+      <w:r>
+        <w:rPr>
+          <w:rStyle w:val="FunctionTok"/>
+        </w:rPr>
+        <w:t xml:space="preserve">language</w:t>
+      </w:r>
+      <w:r>
+        <w:rPr>
+          <w:rStyle w:val="KeywordTok"/>
+        </w:rPr>
+        <w:t xml:space="preserve">:</w:t>
+      </w:r>
+      <w:r>
+        <w:rPr>
+          <w:rStyle w:val="AttributeTok"/>
+        </w:rPr>
+        <w:t xml:space="preserve"> fr</w:t>
       </w:r>
       <w:r>
         <w:br/>
@@ -16521,6 +16747,129 @@
         <w:rPr>
           <w:rStyle w:val="FunctionTok"/>
         </w:rPr>
+        <w:t xml:space="preserve">abbreviation</w:t>
+      </w:r>
+      <w:r>
+        <w:rPr>
+          <w:rStyle w:val="KeywordTok"/>
+        </w:rPr>
+        <w:t xml:space="preserve">:</w:t>
+      </w:r>
+      <w:r>
+        <w:br/>
+      </w:r>
+      <w:r>
+        <w:rPr>
+          <w:rStyle w:val="KeywordTok"/>
+        </w:rPr>
+        <w:t xml:space="preserve">-</w:t>
+      </w:r>
+      <w:r>
+        <w:rPr>
+          <w:rStyle w:val="AttributeTok"/>
+        </w:rPr>
+        <w:t xml:space="preserve"> </w:t>
+      </w:r>
+      <w:r>
+        <w:rPr>
+          <w:rStyle w:val="FunctionTok"/>
+        </w:rPr>
+        <w:t xml:space="preserve">value</w:t>
+      </w:r>
+      <w:r>
+        <w:rPr>
+          <w:rStyle w:val="KeywordTok"/>
+        </w:rPr>
+        <w:t xml:space="preserve">:</w:t>
+      </w:r>
+      <w:r>
+        <w:rPr>
+          <w:rStyle w:val="AttributeTok"/>
+        </w:rPr>
+        <w:t xml:space="preserve"> FRC</w:t>
+      </w:r>
+      <w:r>
+        <w:br/>
+      </w:r>
+      <w:r>
+        <w:rPr>
+          <w:rStyle w:val="AttributeTok"/>
+        </w:rPr>
+        <w:t xml:space="preserve">  </w:t>
+      </w:r>
+      <w:r>
+        <w:rPr>
+          <w:rStyle w:val="FunctionTok"/>
+        </w:rPr>
+        <w:t xml:space="preserve">language</w:t>
+      </w:r>
+      <w:r>
+        <w:rPr>
+          <w:rStyle w:val="KeywordTok"/>
+        </w:rPr>
+        <w:t xml:space="preserve">:</w:t>
+      </w:r>
+      <w:r>
+        <w:rPr>
+          <w:rStyle w:val="AttributeTok"/>
+        </w:rPr>
+        <w:t xml:space="preserve"> fr</w:t>
+      </w:r>
+      <w:r>
+        <w:br/>
+      </w:r>
+      <w:r>
+        <w:rPr>
+          <w:rStyle w:val="FunctionTok"/>
+        </w:rPr>
+        <w:t xml:space="preserve">group_type</w:t>
+      </w:r>
+      <w:r>
+        <w:rPr>
+          <w:rStyle w:val="KeywordTok"/>
+        </w:rPr>
+        <w:t xml:space="preserve">:</w:t>
+      </w:r>
+      <w:r>
+        <w:br/>
+      </w:r>
+      <w:r>
+        <w:rPr>
+          <w:rStyle w:val="AttributeTok"/>
+        </w:rPr>
+        <w:t xml:space="preserve">  </w:t>
+      </w:r>
+      <w:r>
+        <w:rPr>
+          <w:rStyle w:val="FunctionTok"/>
+        </w:rPr>
+        <w:t xml:space="preserve">group_type_enum</w:t>
+      </w:r>
+      <w:r>
+        <w:rPr>
+          <w:rStyle w:val="KeywordTok"/>
+        </w:rPr>
+        <w:t xml:space="preserve">:</w:t>
+      </w:r>
+      <w:r>
+        <w:rPr>
+          <w:rStyle w:val="AttributeTok"/>
+        </w:rPr>
+        <w:t xml:space="preserve"> association</w:t>
+      </w:r>
+      <w:r>
+        <w:br/>
+      </w:r>
+      <w:r>
+        <w:rPr>
+          <w:rStyle w:val="AttributeTok"/>
+        </w:rPr>
+        <w:t xml:space="preserve">  </w:t>
+      </w:r>
+      <w:r>
+        <w:rPr>
+          <w:rStyle w:val="FunctionTok"/>
+        </w:rPr>
         <w:t xml:space="preserve">label</w:t>
       </w:r>
       <w:r>
@@ -16530,289 +16879,16 @@
         <w:t xml:space="preserve">:</w:t>
       </w:r>
       <w:r>
+        <w:rPr>
+          <w:rStyle w:val="AttributeTok"/>
+        </w:rPr>
+        <w:t xml:space="preserve"> Verein</w:t>
+      </w:r>
+      <w:r>
         <w:br/>
       </w:r>
       <w:r>
         <w:rPr>
-          <w:rStyle w:val="KeywordTok"/>
-        </w:rPr>
-        <w:t xml:space="preserve">-</w:t>
-      </w:r>
-      <w:r>
-        <w:rPr>
-          <w:rStyle w:val="AttributeTok"/>
-        </w:rPr>
-        <w:t xml:space="preserve"> </w:t>
-      </w:r>
-      <w:r>
-        <w:rPr>
-          <w:rStyle w:val="FunctionTok"/>
-        </w:rPr>
-        <w:t xml:space="preserve">value</w:t>
-      </w:r>
-      <w:r>
-        <w:rPr>
-          <w:rStyle w:val="KeywordTok"/>
-        </w:rPr>
-        <w:t xml:space="preserve">:</w:t>
-      </w:r>
-      <w:r>
-        <w:rPr>
-          <w:rStyle w:val="AttributeTok"/>
-        </w:rPr>
-        <w:t xml:space="preserve"> Geschäftsprüfungskommission</w:t>
-      </w:r>
-      <w:r>
-        <w:br/>
-      </w:r>
-      <w:r>
-        <w:rPr>
-          <w:rStyle w:val="AttributeTok"/>
-        </w:rPr>
-        <w:t xml:space="preserve">  </w:t>
-      </w:r>
-      <w:r>
-        <w:rPr>
-          <w:rStyle w:val="FunctionTok"/>
-        </w:rPr>
-        <w:t xml:space="preserve">language</w:t>
-      </w:r>
-      <w:r>
-        <w:rPr>
-          <w:rStyle w:val="KeywordTok"/>
-        </w:rPr>
-        <w:t xml:space="preserve">:</w:t>
-      </w:r>
-      <w:r>
-        <w:rPr>
-          <w:rStyle w:val="AttributeTok"/>
-        </w:rPr>
-        <w:t xml:space="preserve"> de</w:t>
-      </w:r>
-      <w:r>
-        <w:br/>
-      </w:r>
-      <w:r>
-        <w:rPr>
-          <w:rStyle w:val="FunctionTok"/>
-        </w:rPr>
-        <w:t xml:space="preserve">abbreviation</w:t>
-      </w:r>
-      <w:r>
-        <w:rPr>
-          <w:rStyle w:val="KeywordTok"/>
-        </w:rPr>
-        <w:t xml:space="preserve">:</w:t>
-      </w:r>
-      <w:r>
-        <w:br/>
-      </w:r>
-      <w:r>
-        <w:rPr>
-          <w:rStyle w:val="KeywordTok"/>
-        </w:rPr>
-        <w:t xml:space="preserve">-</w:t>
-      </w:r>
-      <w:r>
-        <w:rPr>
-          <w:rStyle w:val="AttributeTok"/>
-        </w:rPr>
-        <w:t xml:space="preserve"> </w:t>
-      </w:r>
-      <w:r>
-        <w:rPr>
-          <w:rStyle w:val="FunctionTok"/>
-        </w:rPr>
-        <w:t xml:space="preserve">value</w:t>
-      </w:r>
-      <w:r>
-        <w:rPr>
-          <w:rStyle w:val="KeywordTok"/>
-        </w:rPr>
-        <w:t xml:space="preserve">:</w:t>
-      </w:r>
-      <w:r>
-        <w:rPr>
-          <w:rStyle w:val="AttributeTok"/>
-        </w:rPr>
-        <w:t xml:space="preserve"> GPK</w:t>
-      </w:r>
-      <w:r>
-        <w:br/>
-      </w:r>
-      <w:r>
-        <w:rPr>
-          <w:rStyle w:val="AttributeTok"/>
-        </w:rPr>
-        <w:t xml:space="preserve">  </w:t>
-      </w:r>
-      <w:r>
-        <w:rPr>
-          <w:rStyle w:val="FunctionTok"/>
-        </w:rPr>
-        <w:t xml:space="preserve">language</w:t>
-      </w:r>
-      <w:r>
-        <w:rPr>
-          <w:rStyle w:val="KeywordTok"/>
-        </w:rPr>
-        <w:t xml:space="preserve">:</w:t>
-      </w:r>
-      <w:r>
-        <w:rPr>
-          <w:rStyle w:val="AttributeTok"/>
-        </w:rPr>
-        <w:t xml:space="preserve"> de</w:t>
-      </w:r>
-      <w:r>
-        <w:br/>
-      </w:r>
-      <w:r>
-        <w:rPr>
-          <w:rStyle w:val="FunctionTok"/>
-        </w:rPr>
-        <w:t xml:space="preserve">landing_page</w:t>
-      </w:r>
-      <w:r>
-        <w:rPr>
-          <w:rStyle w:val="KeywordTok"/>
-        </w:rPr>
-        <w:t xml:space="preserve">:</w:t>
-      </w:r>
-      <w:r>
-        <w:br/>
-      </w:r>
-      <w:r>
-        <w:rPr>
-          <w:rStyle w:val="KeywordTok"/>
-        </w:rPr>
-        <w:t xml:space="preserve">-</w:t>
-      </w:r>
-      <w:r>
-        <w:rPr>
-          <w:rStyle w:val="AttributeTok"/>
-        </w:rPr>
-        <w:t xml:space="preserve"> </w:t>
-      </w:r>
-      <w:r>
-        <w:rPr>
-          <w:rStyle w:val="FunctionTok"/>
-        </w:rPr>
-        <w:t xml:space="preserve">value</w:t>
-      </w:r>
-      <w:r>
-        <w:rPr>
-          <w:rStyle w:val="KeywordTok"/>
-        </w:rPr>
-        <w:t xml:space="preserve">:</w:t>
-      </w:r>
-      <w:r>
-        <w:rPr>
-          <w:rStyle w:val="AttributeTok"/>
-        </w:rPr>
-        <w:t xml:space="preserve"> https://ar.ch/kantonsrat/kommissionen/staendige-kommissionen-des-kantonsrates/</w:t>
-      </w:r>
-      <w:r>
-        <w:br/>
-      </w:r>
-      <w:r>
-        <w:rPr>
-          <w:rStyle w:val="AttributeTok"/>
-        </w:rPr>
-        <w:t xml:space="preserve">  </w:t>
-      </w:r>
-      <w:r>
-        <w:rPr>
-          <w:rStyle w:val="FunctionTok"/>
-        </w:rPr>
-        <w:t xml:space="preserve">language</w:t>
-      </w:r>
-      <w:r>
-        <w:rPr>
-          <w:rStyle w:val="KeywordTok"/>
-        </w:rPr>
-        <w:t xml:space="preserve">:</w:t>
-      </w:r>
-      <w:r>
-        <w:rPr>
-          <w:rStyle w:val="AttributeTok"/>
-        </w:rPr>
-        <w:t xml:space="preserve"> de</w:t>
-      </w:r>
-      <w:r>
-        <w:br/>
-      </w:r>
-      <w:r>
-        <w:rPr>
-          <w:rStyle w:val="FunctionTok"/>
-        </w:rPr>
-        <w:t xml:space="preserve">group_type</w:t>
-      </w:r>
-      <w:r>
-        <w:rPr>
-          <w:rStyle w:val="KeywordTok"/>
-        </w:rPr>
-        <w:t xml:space="preserve">:</w:t>
-      </w:r>
-      <w:r>
-        <w:br/>
-      </w:r>
-      <w:r>
-        <w:rPr>
-          <w:rStyle w:val="AttributeTok"/>
-        </w:rPr>
-        <w:t xml:space="preserve">  </w:t>
-      </w:r>
-      <w:r>
-        <w:rPr>
-          <w:rStyle w:val="FunctionTok"/>
-        </w:rPr>
-        <w:t xml:space="preserve">group_type_enum</w:t>
-      </w:r>
-      <w:r>
-        <w:rPr>
-          <w:rStyle w:val="KeywordTok"/>
-        </w:rPr>
-        <w:t xml:space="preserve">:</w:t>
-      </w:r>
-      <w:r>
-        <w:rPr>
-          <w:rStyle w:val="AttributeTok"/>
-        </w:rPr>
-        <w:t xml:space="preserve"> committee_standing</w:t>
-      </w:r>
-      <w:r>
-        <w:br/>
-      </w:r>
-      <w:r>
-        <w:rPr>
-          <w:rStyle w:val="AttributeTok"/>
-        </w:rPr>
-        <w:t xml:space="preserve">  </w:t>
-      </w:r>
-      <w:r>
-        <w:rPr>
-          <w:rStyle w:val="FunctionTok"/>
-        </w:rPr>
-        <w:t xml:space="preserve">label</w:t>
-      </w:r>
-      <w:r>
-        <w:rPr>
-          <w:rStyle w:val="KeywordTok"/>
-        </w:rPr>
-        <w:t xml:space="preserve">:</w:t>
-      </w:r>
-      <w:r>
-        <w:rPr>
-          <w:rStyle w:val="AttributeTok"/>
-        </w:rPr>
-        <w:t xml:space="preserve"> Kommission</w:t>
-      </w:r>
-      <w:r>
-        <w:br/>
-      </w:r>
-      <w:r>
-        <w:rPr>
           <w:rStyle w:val="FunctionTok"/>
         </w:rPr>
         <w:t xml:space="preserve">spatial</w:t>
@@ -16827,7 +16903,7 @@
         <w:rPr>
           <w:rStyle w:val="AttributeTok"/>
         </w:rPr>
-        <w:t xml:space="preserve"> https://ld.admin.ch/canton/15</w:t>
+        <w:t xml:space="preserve"> https://ld.admin.ch/canton/22</w:t>
       </w:r>
     </w:p>
     <w:bookmarkEnd w:id="135"/>
@@ -18673,20 +18749,20 @@
               <w:pStyle w:val="Compact"/>
             </w:pPr>
             <w:r>
-              <w:t xml:space="preserve">parliamentary_bureau</w:t>
-            </w:r>
-          </w:p>
-        </w:tc>
-        <w:tc>
-          <w:tcPr>
-            <w:shd w:val="clear" w:color="auto" w:fill="F2F2F2"/>
-          </w:tcPr>
-          <w:p>
-            <w:pPr>
-              <w:pStyle w:val="Compact"/>
-            </w:pPr>
-            <w:r>
-              <w:t xml:space="preserve">Parlamentsbüro.</w:t>
+              <w:t xml:space="preserve">council_bureau</w:t>
+            </w:r>
+          </w:p>
+        </w:tc>
+        <w:tc>
+          <w:tcPr>
+            <w:shd w:val="clear" w:color="auto" w:fill="F2F2F2"/>
+          </w:tcPr>
+          <w:p>
+            <w:pPr>
+              <w:pStyle w:val="Compact"/>
+            </w:pPr>
+            <w:r>
+              <w:t xml:space="preserve">Organ, das den Geschäftsgang eines Rates leitet, unabhängig von der örtlichen Bezeichnung (Büro, Ratsleitung, Geschäftsleitung). Wird für den Legislativ- wie für den Exekutivrat verwendet; die örtliche Benennung wird im Label festgehalten.</w:t>
             </w:r>
           </w:p>
         </w:tc>
@@ -18711,36 +18787,36 @@
                 <w:rPr>
                   <w:rStyle w:val="Hyperlink"/>
                 </w:rPr>
-                <w:t xml:space="preserve">act:enum/group_type/parliamentary_bureau</w:t>
-              </w:r>
-            </w:hyperlink>
-          </w:p>
-        </w:tc>
-      </w:tr>
-      <w:tr>
-        <w:tc>
-          <w:tcPr>
-            <w:shd w:val="clear" w:color="auto" w:fill="F2F2F2"/>
-          </w:tcPr>
-          <w:p>
-            <w:pPr>
-              <w:pStyle w:val="Compact"/>
-            </w:pPr>
-            <w:r>
-              <w:t xml:space="preserve">presidency</w:t>
-            </w:r>
-          </w:p>
-        </w:tc>
-        <w:tc>
-          <w:tcPr>
-            <w:shd w:val="clear" w:color="auto" w:fill="F2F2F2"/>
-          </w:tcPr>
-          <w:p>
-            <w:pPr>
-              <w:pStyle w:val="Compact"/>
-            </w:pPr>
-            <w:r>
-              <w:t xml:space="preserve">Präsidium des Parlaments.</w:t>
+                <w:t xml:space="preserve">act:enum/group_type/council_bureau</w:t>
+              </w:r>
+            </w:hyperlink>
+          </w:p>
+        </w:tc>
+      </w:tr>
+      <w:tr>
+        <w:tc>
+          <w:tcPr>
+            <w:shd w:val="clear" w:color="auto" w:fill="F2F2F2"/>
+          </w:tcPr>
+          <w:p>
+            <w:pPr>
+              <w:pStyle w:val="Compact"/>
+            </w:pPr>
+            <w:r>
+              <w:t xml:space="preserve">council_presidency</w:t>
+            </w:r>
+          </w:p>
+        </w:tc>
+        <w:tc>
+          <w:tcPr>
+            <w:shd w:val="clear" w:color="auto" w:fill="F2F2F2"/>
+          </w:tcPr>
+          <w:p>
+            <w:pPr>
+              <w:pStyle w:val="Compact"/>
+            </w:pPr>
+            <w:r>
+              <w:t xml:space="preserve">Präsidium eines Rates, für den Legislativ- wie für den Exekutivrat.</w:t>
             </w:r>
           </w:p>
         </w:tc>
@@ -18765,7 +18841,7 @@
                 <w:rPr>
                   <w:rStyle w:val="Hyperlink"/>
                 </w:rPr>
-                <w:t xml:space="preserve">act:enum/group_type/presidency</w:t>
+                <w:t xml:space="preserve">act:enum/group_type/council_presidency</w:t>
               </w:r>
             </w:hyperlink>
           </w:p>
@@ -19105,20 +19181,20 @@
               <w:pStyle w:val="Compact"/>
             </w:pPr>
             <w:r>
-              <w:t xml:space="preserve">parliamentary_services</w:t>
-            </w:r>
-          </w:p>
-        </w:tc>
-        <w:tc>
-          <w:tcPr>
-            <w:shd w:val="clear" w:color="auto" w:fill="F2F2F2"/>
-          </w:tcPr>
-          <w:p>
-            <w:pPr>
-              <w:pStyle w:val="Compact"/>
-            </w:pPr>
-            <w:r>
-              <w:t xml:space="preserve">Parlamentsdienste.</w:t>
+              <w:t xml:space="preserve">council_secretariat</w:t>
+            </w:r>
+          </w:p>
+        </w:tc>
+        <w:tc>
+          <w:tcPr>
+            <w:shd w:val="clear" w:color="auto" w:fill="F2F2F2"/>
+          </w:tcPr>
+          <w:p>
+            <w:pPr>
+              <w:pStyle w:val="Compact"/>
+            </w:pPr>
+            <w:r>
+              <w:t xml:space="preserve">Verwaltungseinheit, die einen Rat bedient, unabhängig von der örtlichen Bezeichnung (Parlamentsdienste, Ratssekretariat, Stadt- oder Gemeindekanzlei). Wird für den Legislativ- wie für den Exekutivrat verwendet.</w:t>
             </w:r>
           </w:p>
         </w:tc>
@@ -19143,7 +19219,7 @@
                 <w:rPr>
                   <w:rStyle w:val="Hyperlink"/>
                 </w:rPr>
-                <w:t xml:space="preserve">act:enum/group_type/parliamentary_services</w:t>
+                <w:t xml:space="preserve">act:enum/group_type/council_secretariat</w:t>
               </w:r>
             </w:hyperlink>
           </w:p>

--- a/ech-0294_actors/output/ech-0294_actors_de.docx
+++ b/ech-0294_actors/output/ech-0294_actors_de.docx
@@ -12671,7 +12671,7 @@
     </w:p>
     <w:bookmarkEnd w:id="125"/>
     <w:bookmarkEnd w:id="126"/>
-    <w:bookmarkStart w:id="168" w:name="gruppen-und-organe-groups"/>
+    <w:bookmarkStart w:id="170" w:name="gruppen-und-organe-groups"/>
     <w:p>
       <w:pPr>
         <w:pStyle w:val="berschrift1"/>
@@ -12858,7 +12858,7 @@
         <w:t xml:space="preserve">lassen sich z. B. nur während einer Legislatur bestehende Kommissionen oder Umbenennungen und Fusionen von Parteien abbilden.</w:t>
       </w:r>
     </w:p>
-    <w:bookmarkStart w:id="138" w:name="klasse-group"/>
+    <w:bookmarkStart w:id="140" w:name="klasse-group"/>
     <w:p>
       <w:pPr>
         <w:pStyle w:val="berschrift2"/>
@@ -14483,7 +14483,7 @@
       </w:tr>
     </w:tbl>
     <w:bookmarkEnd w:id="128"/>
-    <w:bookmarkStart w:id="137" w:name="beispiele-2"/>
+    <w:bookmarkStart w:id="139" w:name="beispiele-2"/>
     <w:p>
       <w:pPr>
         <w:pStyle w:val="berschrift3"/>
@@ -15992,13 +15992,13 @@
       </w:r>
     </w:p>
     <w:bookmarkEnd w:id="132"/>
-    <w:bookmarkStart w:id="133" w:name="X0e1fccdabc4a538fd8bff4b6dd625fe52aa89be"/>
+    <w:bookmarkStart w:id="133" w:name="Xb3d56a339411dde170b8715500d0e30eae8c83b"/>
     <w:p>
       <w:pPr>
         <w:pStyle w:val="berschrift4"/>
       </w:pPr>
       <w:r>
-        <w:t xml:space="preserve">Beispiel: Gemeindeparlament mit räumlicher Referenz</w:t>
+        <w:t xml:space="preserve">Beispiel: Staatskanzlei als Stabsstelle der Exekutive</w:t>
       </w:r>
     </w:p>
     <w:p>
@@ -16027,7 +16027,7 @@
         <w:rPr>
           <w:rStyle w:val="DecValTok"/>
         </w:rPr>
-        <w:t xml:space="preserve">700</w:t>
+        <w:t xml:space="preserve">7172</w:t>
       </w:r>
       <w:r>
         <w:br/>
@@ -16048,7 +16048,7 @@
         <w:rPr>
           <w:rStyle w:val="AttributeTok"/>
         </w:rPr>
-        <w:t xml:space="preserve"> https://www.stadt.sg.ch/home/verwaltung-politik/demokratie-politik/stadtparlament.html</w:t>
+        <w:t xml:space="preserve"> https://www.bs.ch/regierungsrat/staatskanzlei</w:t>
       </w:r>
       <w:r>
         <w:br/>
@@ -16096,7 +16096,7 @@
         <w:rPr>
           <w:rStyle w:val="AttributeTok"/>
         </w:rPr>
-        <w:t xml:space="preserve"> Stadtparlament St. Gallen</w:t>
+        <w:t xml:space="preserve"> Staatskanzlei Basel-Stadt</w:t>
       </w:r>
       <w:r>
         <w:br/>
@@ -16132,6 +16132,36 @@
         <w:rPr>
           <w:rStyle w:val="FunctionTok"/>
         </w:rPr>
+        <w:t xml:space="preserve">parent_groups</w:t>
+      </w:r>
+      <w:r>
+        <w:rPr>
+          <w:rStyle w:val="KeywordTok"/>
+        </w:rPr>
+        <w:t xml:space="preserve">:</w:t>
+      </w:r>
+      <w:r>
+        <w:br/>
+      </w:r>
+      <w:r>
+        <w:rPr>
+          <w:rStyle w:val="KeywordTok"/>
+        </w:rPr>
+        <w:t xml:space="preserve">-</w:t>
+      </w:r>
+      <w:r>
+        <w:rPr>
+          <w:rStyle w:val="AttributeTok"/>
+        </w:rPr>
+        <w:t xml:space="preserve"> https://www.regierungsrat.bs.ch/</w:t>
+      </w:r>
+      <w:r>
+        <w:br/>
+      </w:r>
+      <w:r>
+        <w:rPr>
+          <w:rStyle w:val="FunctionTok"/>
+        </w:rPr>
         <w:t xml:space="preserve">group_type</w:t>
       </w:r>
       <w:r>
@@ -16165,7 +16195,7 @@
         <w:rPr>
           <w:rStyle w:val="AttributeTok"/>
         </w:rPr>
-        <w:t xml:space="preserve"> council_legislative</w:t>
+        <w:t xml:space="preserve"> council_secretariat</w:t>
       </w:r>
       <w:r>
         <w:br/>
@@ -16192,7 +16222,7 @@
         <w:rPr>
           <w:rStyle w:val="AttributeTok"/>
         </w:rPr>
-        <w:t xml:space="preserve"> Parlament (Legislativrat)</w:t>
+        <w:t xml:space="preserve"> Staatskanzlei</w:t>
       </w:r>
       <w:r>
         <w:br/>
@@ -16213,17 +16243,17 @@
         <w:rPr>
           <w:rStyle w:val="AttributeTok"/>
         </w:rPr>
-        <w:t xml:space="preserve"> https://ld.admin.ch/municipality/3203</w:t>
+        <w:t xml:space="preserve"> https://ld.admin.ch/canton/12</w:t>
       </w:r>
     </w:p>
     <w:bookmarkEnd w:id="133"/>
-    <w:bookmarkStart w:id="134" w:name="X3832bece7fea84b7dff7b5bce415e3422ecd83f"/>
+    <w:bookmarkStart w:id="134" w:name="beispiel-exekutivrat-eines-kantons"/>
     <w:p>
       <w:pPr>
         <w:pStyle w:val="berschrift4"/>
       </w:pPr>
       <w:r>
-        <w:t xml:space="preserve">Beispiel: Kommission mit gebräuchlicher Abkürzung</w:t>
+        <w:t xml:space="preserve">Beispiel: Exekutivrat eines Kantons</w:t>
       </w:r>
     </w:p>
     <w:p>
@@ -16252,7 +16282,7 @@
         <w:rPr>
           <w:rStyle w:val="DecValTok"/>
         </w:rPr>
-        <w:t xml:space="preserve">3</w:t>
+        <w:t xml:space="preserve">1300</w:t>
       </w:r>
       <w:r>
         <w:br/>
@@ -16273,7 +16303,7 @@
         <w:rPr>
           <w:rStyle w:val="AttributeTok"/>
         </w:rPr>
-        <w:t xml:space="preserve"> https://api.openparldata.ch/v1/groups/3</w:t>
+        <w:t xml:space="preserve"> https://www.regierungsrat.bs.ch/</w:t>
       </w:r>
       <w:r>
         <w:br/>
@@ -16321,7 +16351,7 @@
         <w:rPr>
           <w:rStyle w:val="AttributeTok"/>
         </w:rPr>
-        <w:t xml:space="preserve"> Geschäftsprüfungskommission</w:t>
+        <w:t xml:space="preserve"> Regierungsrat Basel-Stadt</w:t>
       </w:r>
       <w:r>
         <w:br/>
@@ -16357,7 +16387,7 @@
         <w:rPr>
           <w:rStyle w:val="FunctionTok"/>
         </w:rPr>
-        <w:t xml:space="preserve">abbreviation</w:t>
+        <w:t xml:space="preserve">group_type</w:t>
       </w:r>
       <w:r>
         <w:rPr>
@@ -16370,33 +16400,27 @@
       </w:r>
       <w:r>
         <w:rPr>
-          <w:rStyle w:val="KeywordTok"/>
-        </w:rPr>
-        <w:t xml:space="preserve">-</w:t>
-      </w:r>
-      <w:r>
-        <w:rPr>
-          <w:rStyle w:val="AttributeTok"/>
-        </w:rPr>
-        <w:t xml:space="preserve"> </w:t>
-      </w:r>
-      <w:r>
-        <w:rPr>
-          <w:rStyle w:val="FunctionTok"/>
-        </w:rPr>
-        <w:t xml:space="preserve">value</w:t>
-      </w:r>
-      <w:r>
-        <w:rPr>
-          <w:rStyle w:val="KeywordTok"/>
-        </w:rPr>
-        <w:t xml:space="preserve">:</w:t>
-      </w:r>
-      <w:r>
-        <w:rPr>
-          <w:rStyle w:val="AttributeTok"/>
-        </w:rPr>
-        <w:t xml:space="preserve"> GPK</w:t>
+          <w:rStyle w:val="AttributeTok"/>
+        </w:rPr>
+        <w:t xml:space="preserve">  </w:t>
+      </w:r>
+      <w:r>
+        <w:rPr>
+          <w:rStyle w:val="FunctionTok"/>
+        </w:rPr>
+        <w:t xml:space="preserve">group_type_enum</w:t>
+      </w:r>
+      <w:r>
+        <w:rPr>
+          <w:rStyle w:val="KeywordTok"/>
+        </w:rPr>
+        <w:t xml:space="preserve">:</w:t>
+      </w:r>
+      <w:r>
+        <w:rPr>
+          <w:rStyle w:val="AttributeTok"/>
+        </w:rPr>
+        <w:t xml:space="preserve"> council_executive</w:t>
       </w:r>
       <w:r>
         <w:br/>
@@ -16411,19 +16435,19 @@
         <w:rPr>
           <w:rStyle w:val="FunctionTok"/>
         </w:rPr>
-        <w:t xml:space="preserve">language</w:t>
-      </w:r>
-      <w:r>
-        <w:rPr>
-          <w:rStyle w:val="KeywordTok"/>
-        </w:rPr>
-        <w:t xml:space="preserve">:</w:t>
-      </w:r>
-      <w:r>
-        <w:rPr>
-          <w:rStyle w:val="AttributeTok"/>
-        </w:rPr>
-        <w:t xml:space="preserve"> de</w:t>
+        <w:t xml:space="preserve">label</w:t>
+      </w:r>
+      <w:r>
+        <w:rPr>
+          <w:rStyle w:val="KeywordTok"/>
+        </w:rPr>
+        <w:t xml:space="preserve">:</w:t>
+      </w:r>
+      <w:r>
+        <w:rPr>
+          <w:rStyle w:val="AttributeTok"/>
+        </w:rPr>
+        <w:t xml:space="preserve"> Regierung (Exekutivrat)</w:t>
       </w:r>
       <w:r>
         <w:br/>
@@ -16432,150 +16456,6 @@
         <w:rPr>
           <w:rStyle w:val="FunctionTok"/>
         </w:rPr>
-        <w:t xml:space="preserve">landing_page</w:t>
-      </w:r>
-      <w:r>
-        <w:rPr>
-          <w:rStyle w:val="KeywordTok"/>
-        </w:rPr>
-        <w:t xml:space="preserve">:</w:t>
-      </w:r>
-      <w:r>
-        <w:br/>
-      </w:r>
-      <w:r>
-        <w:rPr>
-          <w:rStyle w:val="KeywordTok"/>
-        </w:rPr>
-        <w:t xml:space="preserve">-</w:t>
-      </w:r>
-      <w:r>
-        <w:rPr>
-          <w:rStyle w:val="AttributeTok"/>
-        </w:rPr>
-        <w:t xml:space="preserve"> </w:t>
-      </w:r>
-      <w:r>
-        <w:rPr>
-          <w:rStyle w:val="FunctionTok"/>
-        </w:rPr>
-        <w:t xml:space="preserve">value</w:t>
-      </w:r>
-      <w:r>
-        <w:rPr>
-          <w:rStyle w:val="KeywordTok"/>
-        </w:rPr>
-        <w:t xml:space="preserve">:</w:t>
-      </w:r>
-      <w:r>
-        <w:rPr>
-          <w:rStyle w:val="AttributeTok"/>
-        </w:rPr>
-        <w:t xml:space="preserve"> https://ar.ch/kantonsrat/kommissionen/staendige-kommissionen-des-kantonsrates/</w:t>
-      </w:r>
-      <w:r>
-        <w:br/>
-      </w:r>
-      <w:r>
-        <w:rPr>
-          <w:rStyle w:val="AttributeTok"/>
-        </w:rPr>
-        <w:t xml:space="preserve">  </w:t>
-      </w:r>
-      <w:r>
-        <w:rPr>
-          <w:rStyle w:val="FunctionTok"/>
-        </w:rPr>
-        <w:t xml:space="preserve">language</w:t>
-      </w:r>
-      <w:r>
-        <w:rPr>
-          <w:rStyle w:val="KeywordTok"/>
-        </w:rPr>
-        <w:t xml:space="preserve">:</w:t>
-      </w:r>
-      <w:r>
-        <w:rPr>
-          <w:rStyle w:val="AttributeTok"/>
-        </w:rPr>
-        <w:t xml:space="preserve"> de</w:t>
-      </w:r>
-      <w:r>
-        <w:br/>
-      </w:r>
-      <w:r>
-        <w:rPr>
-          <w:rStyle w:val="FunctionTok"/>
-        </w:rPr>
-        <w:t xml:space="preserve">group_type</w:t>
-      </w:r>
-      <w:r>
-        <w:rPr>
-          <w:rStyle w:val="KeywordTok"/>
-        </w:rPr>
-        <w:t xml:space="preserve">:</w:t>
-      </w:r>
-      <w:r>
-        <w:br/>
-      </w:r>
-      <w:r>
-        <w:rPr>
-          <w:rStyle w:val="AttributeTok"/>
-        </w:rPr>
-        <w:t xml:space="preserve">  </w:t>
-      </w:r>
-      <w:r>
-        <w:rPr>
-          <w:rStyle w:val="FunctionTok"/>
-        </w:rPr>
-        <w:t xml:space="preserve">group_type_enum</w:t>
-      </w:r>
-      <w:r>
-        <w:rPr>
-          <w:rStyle w:val="KeywordTok"/>
-        </w:rPr>
-        <w:t xml:space="preserve">:</w:t>
-      </w:r>
-      <w:r>
-        <w:rPr>
-          <w:rStyle w:val="AttributeTok"/>
-        </w:rPr>
-        <w:t xml:space="preserve"> committee_standing</w:t>
-      </w:r>
-      <w:r>
-        <w:br/>
-      </w:r>
-      <w:r>
-        <w:rPr>
-          <w:rStyle w:val="AttributeTok"/>
-        </w:rPr>
-        <w:t xml:space="preserve">  </w:t>
-      </w:r>
-      <w:r>
-        <w:rPr>
-          <w:rStyle w:val="FunctionTok"/>
-        </w:rPr>
-        <w:t xml:space="preserve">label</w:t>
-      </w:r>
-      <w:r>
-        <w:rPr>
-          <w:rStyle w:val="KeywordTok"/>
-        </w:rPr>
-        <w:t xml:space="preserve">:</w:t>
-      </w:r>
-      <w:r>
-        <w:rPr>
-          <w:rStyle w:val="AttributeTok"/>
-        </w:rPr>
-        <w:t xml:space="preserve"> Kommission</w:t>
-      </w:r>
-      <w:r>
-        <w:br/>
-      </w:r>
-      <w:r>
-        <w:rPr>
-          <w:rStyle w:val="FunctionTok"/>
-        </w:rPr>
         <w:t xml:space="preserve">spatial</w:t>
       </w:r>
       <w:r>
@@ -16588,17 +16468,17 @@
         <w:rPr>
           <w:rStyle w:val="AttributeTok"/>
         </w:rPr>
-        <w:t xml:space="preserve"> https://ld.admin.ch/canton/15</w:t>
+        <w:t xml:space="preserve"> https://ld.admin.ch/canton/12</w:t>
       </w:r>
     </w:p>
     <w:bookmarkEnd w:id="134"/>
-    <w:bookmarkStart w:id="135" w:name="X9d8ef21ee6b943aa3be48d0c405f1c718abc4cd"/>
+    <w:bookmarkStart w:id="135" w:name="X0e1fccdabc4a538fd8bff4b6dd625fe52aa89be"/>
     <w:p>
       <w:pPr>
         <w:pStyle w:val="berschrift4"/>
       </w:pPr>
       <w:r>
-        <w:t xml:space="preserve">Beispiel: Verein mit UID und Rechtsform aus dem Handelsregister</w:t>
+        <w:t xml:space="preserve">Beispiel: Gemeindeparlament mit räumlicher Referenz</w:t>
       </w:r>
     </w:p>
     <w:p>
@@ -16609,6 +16489,33 @@
         <w:rPr>
           <w:rStyle w:val="FunctionTok"/>
         </w:rPr>
+        <w:t xml:space="preserve">local_id</w:t>
+      </w:r>
+      <w:r>
+        <w:rPr>
+          <w:rStyle w:val="KeywordTok"/>
+        </w:rPr>
+        <w:t xml:space="preserve">:</w:t>
+      </w:r>
+      <w:r>
+        <w:rPr>
+          <w:rStyle w:val="AttributeTok"/>
+        </w:rPr>
+        <w:t xml:space="preserve"> </w:t>
+      </w:r>
+      <w:r>
+        <w:rPr>
+          <w:rStyle w:val="DecValTok"/>
+        </w:rPr>
+        <w:t xml:space="preserve">700</w:t>
+      </w:r>
+      <w:r>
+        <w:br/>
+      </w:r>
+      <w:r>
+        <w:rPr>
+          <w:rStyle w:val="FunctionTok"/>
+        </w:rPr>
         <w:t xml:space="preserve">global_uri</w:t>
       </w:r>
       <w:r>
@@ -16621,7 +16528,7 @@
         <w:rPr>
           <w:rStyle w:val="AttributeTok"/>
         </w:rPr>
-        <w:t xml:space="preserve"> https://www.frc.ch/</w:t>
+        <w:t xml:space="preserve"> https://www.stadt.sg.ch/home/verwaltung-politik/demokratie-politik/stadtparlament.html</w:t>
       </w:r>
       <w:r>
         <w:br/>
@@ -16630,46 +16537,127 @@
         <w:rPr>
           <w:rStyle w:val="FunctionTok"/>
         </w:rPr>
-        <w:t xml:space="preserve">organization_uid</w:t>
-      </w:r>
-      <w:r>
-        <w:rPr>
-          <w:rStyle w:val="KeywordTok"/>
-        </w:rPr>
-        <w:t xml:space="preserve">:</w:t>
-      </w:r>
-      <w:r>
-        <w:rPr>
-          <w:rStyle w:val="AttributeTok"/>
-        </w:rPr>
-        <w:t xml:space="preserve"> CHE-106.063.525</w:t>
+        <w:t xml:space="preserve">label</w:t>
+      </w:r>
+      <w:r>
+        <w:rPr>
+          <w:rStyle w:val="KeywordTok"/>
+        </w:rPr>
+        <w:t xml:space="preserve">:</w:t>
       </w:r>
       <w:r>
         <w:br/>
       </w:r>
       <w:r>
         <w:rPr>
-          <w:rStyle w:val="FunctionTok"/>
-        </w:rPr>
-        <w:t xml:space="preserve">legal_form</w:t>
-      </w:r>
-      <w:r>
-        <w:rPr>
-          <w:rStyle w:val="KeywordTok"/>
-        </w:rPr>
-        <w:t xml:space="preserve">:</w:t>
-      </w:r>
-      <w:r>
-        <w:rPr>
-          <w:rStyle w:val="AttributeTok"/>
-        </w:rPr>
-        <w:t xml:space="preserve"> 0109</w:t>
+          <w:rStyle w:val="KeywordTok"/>
+        </w:rPr>
+        <w:t xml:space="preserve">-</w:t>
+      </w:r>
+      <w:r>
+        <w:rPr>
+          <w:rStyle w:val="AttributeTok"/>
+        </w:rPr>
+        <w:t xml:space="preserve"> </w:t>
+      </w:r>
+      <w:r>
+        <w:rPr>
+          <w:rStyle w:val="FunctionTok"/>
+        </w:rPr>
+        <w:t xml:space="preserve">value</w:t>
+      </w:r>
+      <w:r>
+        <w:rPr>
+          <w:rStyle w:val="KeywordTok"/>
+        </w:rPr>
+        <w:t xml:space="preserve">:</w:t>
+      </w:r>
+      <w:r>
+        <w:rPr>
+          <w:rStyle w:val="AttributeTok"/>
+        </w:rPr>
+        <w:t xml:space="preserve"> Stadtparlament St. Gallen</w:t>
       </w:r>
       <w:r>
         <w:br/>
       </w:r>
       <w:r>
         <w:rPr>
+          <w:rStyle w:val="AttributeTok"/>
+        </w:rPr>
+        <w:t xml:space="preserve">  </w:t>
+      </w:r>
+      <w:r>
+        <w:rPr>
+          <w:rStyle w:val="FunctionTok"/>
+        </w:rPr>
+        <w:t xml:space="preserve">language</w:t>
+      </w:r>
+      <w:r>
+        <w:rPr>
+          <w:rStyle w:val="KeywordTok"/>
+        </w:rPr>
+        <w:t xml:space="preserve">:</w:t>
+      </w:r>
+      <w:r>
+        <w:rPr>
+          <w:rStyle w:val="AttributeTok"/>
+        </w:rPr>
+        <w:t xml:space="preserve"> de</w:t>
+      </w:r>
+      <w:r>
+        <w:br/>
+      </w:r>
+      <w:r>
+        <w:rPr>
+          <w:rStyle w:val="FunctionTok"/>
+        </w:rPr>
+        <w:t xml:space="preserve">group_type</w:t>
+      </w:r>
+      <w:r>
+        <w:rPr>
+          <w:rStyle w:val="KeywordTok"/>
+        </w:rPr>
+        <w:t xml:space="preserve">:</w:t>
+      </w:r>
+      <w:r>
+        <w:br/>
+      </w:r>
+      <w:r>
+        <w:rPr>
+          <w:rStyle w:val="AttributeTok"/>
+        </w:rPr>
+        <w:t xml:space="preserve">  </w:t>
+      </w:r>
+      <w:r>
+        <w:rPr>
+          <w:rStyle w:val="FunctionTok"/>
+        </w:rPr>
+        <w:t xml:space="preserve">group_type_enum</w:t>
+      </w:r>
+      <w:r>
+        <w:rPr>
+          <w:rStyle w:val="KeywordTok"/>
+        </w:rPr>
+        <w:t xml:space="preserve">:</w:t>
+      </w:r>
+      <w:r>
+        <w:rPr>
+          <w:rStyle w:val="AttributeTok"/>
+        </w:rPr>
+        <w:t xml:space="preserve"> council_legislative</w:t>
+      </w:r>
+      <w:r>
+        <w:br/>
+      </w:r>
+      <w:r>
+        <w:rPr>
+          <w:rStyle w:val="AttributeTok"/>
+        </w:rPr>
+        <w:t xml:space="preserve">  </w:t>
+      </w:r>
+      <w:r>
+        <w:rPr>
           <w:rStyle w:val="FunctionTok"/>
         </w:rPr>
         <w:t xml:space="preserve">label</w:t>
@@ -16681,214 +16669,16 @@
         <w:t xml:space="preserve">:</w:t>
       </w:r>
       <w:r>
+        <w:rPr>
+          <w:rStyle w:val="AttributeTok"/>
+        </w:rPr>
+        <w:t xml:space="preserve"> Parlament (Legislativrat)</w:t>
+      </w:r>
+      <w:r>
         <w:br/>
       </w:r>
       <w:r>
         <w:rPr>
-          <w:rStyle w:val="KeywordTok"/>
-        </w:rPr>
-        <w:t xml:space="preserve">-</w:t>
-      </w:r>
-      <w:r>
-        <w:rPr>
-          <w:rStyle w:val="AttributeTok"/>
-        </w:rPr>
-        <w:t xml:space="preserve"> </w:t>
-      </w:r>
-      <w:r>
-        <w:rPr>
-          <w:rStyle w:val="FunctionTok"/>
-        </w:rPr>
-        <w:t xml:space="preserve">value</w:t>
-      </w:r>
-      <w:r>
-        <w:rPr>
-          <w:rStyle w:val="KeywordTok"/>
-        </w:rPr>
-        <w:t xml:space="preserve">:</w:t>
-      </w:r>
-      <w:r>
-        <w:rPr>
-          <w:rStyle w:val="AttributeTok"/>
-        </w:rPr>
-        <w:t xml:space="preserve"> Fédération romande des consommateurs</w:t>
-      </w:r>
-      <w:r>
-        <w:br/>
-      </w:r>
-      <w:r>
-        <w:rPr>
-          <w:rStyle w:val="AttributeTok"/>
-        </w:rPr>
-        <w:t xml:space="preserve">  </w:t>
-      </w:r>
-      <w:r>
-        <w:rPr>
-          <w:rStyle w:val="FunctionTok"/>
-        </w:rPr>
-        <w:t xml:space="preserve">language</w:t>
-      </w:r>
-      <w:r>
-        <w:rPr>
-          <w:rStyle w:val="KeywordTok"/>
-        </w:rPr>
-        <w:t xml:space="preserve">:</w:t>
-      </w:r>
-      <w:r>
-        <w:rPr>
-          <w:rStyle w:val="AttributeTok"/>
-        </w:rPr>
-        <w:t xml:space="preserve"> fr</w:t>
-      </w:r>
-      <w:r>
-        <w:br/>
-      </w:r>
-      <w:r>
-        <w:rPr>
-          <w:rStyle w:val="FunctionTok"/>
-        </w:rPr>
-        <w:t xml:space="preserve">abbreviation</w:t>
-      </w:r>
-      <w:r>
-        <w:rPr>
-          <w:rStyle w:val="KeywordTok"/>
-        </w:rPr>
-        <w:t xml:space="preserve">:</w:t>
-      </w:r>
-      <w:r>
-        <w:br/>
-      </w:r>
-      <w:r>
-        <w:rPr>
-          <w:rStyle w:val="KeywordTok"/>
-        </w:rPr>
-        <w:t xml:space="preserve">-</w:t>
-      </w:r>
-      <w:r>
-        <w:rPr>
-          <w:rStyle w:val="AttributeTok"/>
-        </w:rPr>
-        <w:t xml:space="preserve"> </w:t>
-      </w:r>
-      <w:r>
-        <w:rPr>
-          <w:rStyle w:val="FunctionTok"/>
-        </w:rPr>
-        <w:t xml:space="preserve">value</w:t>
-      </w:r>
-      <w:r>
-        <w:rPr>
-          <w:rStyle w:val="KeywordTok"/>
-        </w:rPr>
-        <w:t xml:space="preserve">:</w:t>
-      </w:r>
-      <w:r>
-        <w:rPr>
-          <w:rStyle w:val="AttributeTok"/>
-        </w:rPr>
-        <w:t xml:space="preserve"> FRC</w:t>
-      </w:r>
-      <w:r>
-        <w:br/>
-      </w:r>
-      <w:r>
-        <w:rPr>
-          <w:rStyle w:val="AttributeTok"/>
-        </w:rPr>
-        <w:t xml:space="preserve">  </w:t>
-      </w:r>
-      <w:r>
-        <w:rPr>
-          <w:rStyle w:val="FunctionTok"/>
-        </w:rPr>
-        <w:t xml:space="preserve">language</w:t>
-      </w:r>
-      <w:r>
-        <w:rPr>
-          <w:rStyle w:val="KeywordTok"/>
-        </w:rPr>
-        <w:t xml:space="preserve">:</w:t>
-      </w:r>
-      <w:r>
-        <w:rPr>
-          <w:rStyle w:val="AttributeTok"/>
-        </w:rPr>
-        <w:t xml:space="preserve"> fr</w:t>
-      </w:r>
-      <w:r>
-        <w:br/>
-      </w:r>
-      <w:r>
-        <w:rPr>
-          <w:rStyle w:val="FunctionTok"/>
-        </w:rPr>
-        <w:t xml:space="preserve">group_type</w:t>
-      </w:r>
-      <w:r>
-        <w:rPr>
-          <w:rStyle w:val="KeywordTok"/>
-        </w:rPr>
-        <w:t xml:space="preserve">:</w:t>
-      </w:r>
-      <w:r>
-        <w:br/>
-      </w:r>
-      <w:r>
-        <w:rPr>
-          <w:rStyle w:val="AttributeTok"/>
-        </w:rPr>
-        <w:t xml:space="preserve">  </w:t>
-      </w:r>
-      <w:r>
-        <w:rPr>
-          <w:rStyle w:val="FunctionTok"/>
-        </w:rPr>
-        <w:t xml:space="preserve">group_type_enum</w:t>
-      </w:r>
-      <w:r>
-        <w:rPr>
-          <w:rStyle w:val="KeywordTok"/>
-        </w:rPr>
-        <w:t xml:space="preserve">:</w:t>
-      </w:r>
-      <w:r>
-        <w:rPr>
-          <w:rStyle w:val="AttributeTok"/>
-        </w:rPr>
-        <w:t xml:space="preserve"> association</w:t>
-      </w:r>
-      <w:r>
-        <w:br/>
-      </w:r>
-      <w:r>
-        <w:rPr>
-          <w:rStyle w:val="AttributeTok"/>
-        </w:rPr>
-        <w:t xml:space="preserve">  </w:t>
-      </w:r>
-      <w:r>
-        <w:rPr>
-          <w:rStyle w:val="FunctionTok"/>
-        </w:rPr>
-        <w:t xml:space="preserve">label</w:t>
-      </w:r>
-      <w:r>
-        <w:rPr>
-          <w:rStyle w:val="KeywordTok"/>
-        </w:rPr>
-        <w:t xml:space="preserve">:</w:t>
-      </w:r>
-      <w:r>
-        <w:rPr>
-          <w:rStyle w:val="AttributeTok"/>
-        </w:rPr>
-        <w:t xml:space="preserve"> Verein</w:t>
-      </w:r>
-      <w:r>
-        <w:br/>
-      </w:r>
-      <w:r>
-        <w:rPr>
           <w:rStyle w:val="FunctionTok"/>
         </w:rPr>
         <w:t xml:space="preserve">spatial</w:t>
@@ -16903,17 +16693,17 @@
         <w:rPr>
           <w:rStyle w:val="AttributeTok"/>
         </w:rPr>
-        <w:t xml:space="preserve"> https://ld.admin.ch/canton/22</w:t>
+        <w:t xml:space="preserve"> https://ld.admin.ch/municipality/3203</w:t>
       </w:r>
     </w:p>
     <w:bookmarkEnd w:id="135"/>
-    <w:bookmarkStart w:id="136" w:name="X45c32d38be483f67e0785c72ce11b1b07ff6240"/>
+    <w:bookmarkStart w:id="136" w:name="X3832bece7fea84b7dff7b5bce415e3422ecd83f"/>
     <w:p>
       <w:pPr>
         <w:pStyle w:val="berschrift4"/>
       </w:pPr>
       <w:r>
-        <w:t xml:space="preserve">Beispiel: Interessengruppe mit dreisprachigem Namen und Kontakt</w:t>
+        <w:t xml:space="preserve">Beispiel: Kommission mit gebräuchlicher Abkürzung</w:t>
       </w:r>
     </w:p>
     <w:p>
@@ -16942,7 +16732,7 @@
         <w:rPr>
           <w:rStyle w:val="DecValTok"/>
         </w:rPr>
-        <w:t xml:space="preserve">6627</w:t>
+        <w:t xml:space="preserve">3</w:t>
       </w:r>
       <w:r>
         <w:br/>
@@ -16963,7 +16753,7 @@
         <w:rPr>
           <w:rStyle w:val="AttributeTok"/>
         </w:rPr>
-        <w:t xml:space="preserve"> https://www.parlament.ch/de/organe/gruppen/konsumenteninformation-und-schutz</w:t>
+        <w:t xml:space="preserve"> https://api.openparldata.ch/v1/groups/3</w:t>
       </w:r>
       <w:r>
         <w:br/>
@@ -17011,7 +16801,7 @@
         <w:rPr>
           <w:rStyle w:val="AttributeTok"/>
         </w:rPr>
-        <w:t xml:space="preserve"> Konsumenteninformation und -schutz</w:t>
+        <w:t xml:space="preserve"> Geschäftsprüfungskommission</w:t>
       </w:r>
       <w:r>
         <w:br/>
@@ -17045,6 +16835,21 @@
       </w:r>
       <w:r>
         <w:rPr>
+          <w:rStyle w:val="FunctionTok"/>
+        </w:rPr>
+        <w:t xml:space="preserve">abbreviation</w:t>
+      </w:r>
+      <w:r>
+        <w:rPr>
+          <w:rStyle w:val="KeywordTok"/>
+        </w:rPr>
+        <w:t xml:space="preserve">:</w:t>
+      </w:r>
+      <w:r>
+        <w:br/>
+      </w:r>
+      <w:r>
+        <w:rPr>
           <w:rStyle w:val="KeywordTok"/>
         </w:rPr>
         <w:t xml:space="preserve">-</w:t>
@@ -17071,7 +16876,7 @@
         <w:rPr>
           <w:rStyle w:val="AttributeTok"/>
         </w:rPr>
-        <w:t xml:space="preserve"> Information et défense des consommateurs</w:t>
+        <w:t xml:space="preserve"> GPK</w:t>
       </w:r>
       <w:r>
         <w:br/>
@@ -17098,13 +16903,28 @@
         <w:rPr>
           <w:rStyle w:val="AttributeTok"/>
         </w:rPr>
-        <w:t xml:space="preserve"> fr</w:t>
+        <w:t xml:space="preserve"> de</w:t>
       </w:r>
       <w:r>
         <w:br/>
       </w:r>
       <w:r>
         <w:rPr>
+          <w:rStyle w:val="FunctionTok"/>
+        </w:rPr>
+        <w:t xml:space="preserve">landing_page</w:t>
+      </w:r>
+      <w:r>
+        <w:rPr>
+          <w:rStyle w:val="KeywordTok"/>
+        </w:rPr>
+        <w:t xml:space="preserve">:</w:t>
+      </w:r>
+      <w:r>
+        <w:br/>
+      </w:r>
+      <w:r>
+        <w:rPr>
           <w:rStyle w:val="KeywordTok"/>
         </w:rPr>
         <w:t xml:space="preserve">-</w:t>
@@ -17131,7 +16951,7 @@
         <w:rPr>
           <w:rStyle w:val="AttributeTok"/>
         </w:rPr>
-        <w:t xml:space="preserve"> Informazione e tutela dei consumatori</w:t>
+        <w:t xml:space="preserve"> https://ar.ch/kantonsrat/kommissionen/staendige-kommissionen-des-kantonsrates/</w:t>
       </w:r>
       <w:r>
         <w:br/>
@@ -17158,7 +16978,7 @@
         <w:rPr>
           <w:rStyle w:val="AttributeTok"/>
         </w:rPr>
-        <w:t xml:space="preserve"> it</w:t>
+        <w:t xml:space="preserve"> de</w:t>
       </w:r>
       <w:r>
         <w:br/>
@@ -17167,7 +16987,7 @@
         <w:rPr>
           <w:rStyle w:val="FunctionTok"/>
         </w:rPr>
-        <w:t xml:space="preserve">description</w:t>
+        <w:t xml:space="preserve">group_type</w:t>
       </w:r>
       <w:r>
         <w:rPr>
@@ -17180,33 +17000,27 @@
       </w:r>
       <w:r>
         <w:rPr>
-          <w:rStyle w:val="KeywordTok"/>
-        </w:rPr>
-        <w:t xml:space="preserve">-</w:t>
-      </w:r>
-      <w:r>
-        <w:rPr>
-          <w:rStyle w:val="AttributeTok"/>
-        </w:rPr>
-        <w:t xml:space="preserve"> </w:t>
-      </w:r>
-      <w:r>
-        <w:rPr>
-          <w:rStyle w:val="FunctionTok"/>
-        </w:rPr>
-        <w:t xml:space="preserve">value</w:t>
-      </w:r>
-      <w:r>
-        <w:rPr>
-          <w:rStyle w:val="KeywordTok"/>
-        </w:rPr>
-        <w:t xml:space="preserve">:</w:t>
-      </w:r>
-      <w:r>
-        <w:rPr>
-          <w:rStyle w:val="AttributeTok"/>
-        </w:rPr>
-        <w:t xml:space="preserve"> L'intergroupe parlementaire « Information et défense des consommateurs » réunit toutes les sensibilités</w:t>
+          <w:rStyle w:val="AttributeTok"/>
+        </w:rPr>
+        <w:t xml:space="preserve">  </w:t>
+      </w:r>
+      <w:r>
+        <w:rPr>
+          <w:rStyle w:val="FunctionTok"/>
+        </w:rPr>
+        <w:t xml:space="preserve">group_type_enum</w:t>
+      </w:r>
+      <w:r>
+        <w:rPr>
+          <w:rStyle w:val="KeywordTok"/>
+        </w:rPr>
+        <w:t xml:space="preserve">:</w:t>
+      </w:r>
+      <w:r>
+        <w:rPr>
+          <w:rStyle w:val="AttributeTok"/>
+        </w:rPr>
+        <w:t xml:space="preserve"> committee_standing</w:t>
       </w:r>
       <w:r>
         <w:br/>
@@ -17215,571 +17029,31 @@
         <w:rPr>
           <w:rStyle w:val="AttributeTok"/>
         </w:rPr>
-        <w:t xml:space="preserve">    politiques. Cet intergroupe a pour mission d'informer et de sensibiliser les élu·e·s aux questions</w:t>
+        <w:t xml:space="preserve">  </w:t>
+      </w:r>
+      <w:r>
+        <w:rPr>
+          <w:rStyle w:val="FunctionTok"/>
+        </w:rPr>
+        <w:t xml:space="preserve">label</w:t>
+      </w:r>
+      <w:r>
+        <w:rPr>
+          <w:rStyle w:val="KeywordTok"/>
+        </w:rPr>
+        <w:t xml:space="preserve">:</w:t>
+      </w:r>
+      <w:r>
+        <w:rPr>
+          <w:rStyle w:val="AttributeTok"/>
+        </w:rPr>
+        <w:t xml:space="preserve"> Kommission</w:t>
       </w:r>
       <w:r>
         <w:br/>
       </w:r>
       <w:r>
         <w:rPr>
-          <w:rStyle w:val="AttributeTok"/>
-        </w:rPr>
-        <w:t xml:space="preserve">    relatives à la défense des consommateur·rice·s en Suisse.</w:t>
-      </w:r>
-      <w:r>
-        <w:br/>
-      </w:r>
-      <w:r>
-        <w:rPr>
-          <w:rStyle w:val="AttributeTok"/>
-        </w:rPr>
-        <w:t xml:space="preserve">  </w:t>
-      </w:r>
-      <w:r>
-        <w:rPr>
-          <w:rStyle w:val="FunctionTok"/>
-        </w:rPr>
-        <w:t xml:space="preserve">language</w:t>
-      </w:r>
-      <w:r>
-        <w:rPr>
-          <w:rStyle w:val="KeywordTok"/>
-        </w:rPr>
-        <w:t xml:space="preserve">:</w:t>
-      </w:r>
-      <w:r>
-        <w:rPr>
-          <w:rStyle w:val="AttributeTok"/>
-        </w:rPr>
-        <w:t xml:space="preserve"> fr</w:t>
-      </w:r>
-      <w:r>
-        <w:br/>
-      </w:r>
-      <w:r>
-        <w:rPr>
-          <w:rStyle w:val="FunctionTok"/>
-        </w:rPr>
-        <w:t xml:space="preserve">landing_page</w:t>
-      </w:r>
-      <w:r>
-        <w:rPr>
-          <w:rStyle w:val="KeywordTok"/>
-        </w:rPr>
-        <w:t xml:space="preserve">:</w:t>
-      </w:r>
-      <w:r>
-        <w:br/>
-      </w:r>
-      <w:r>
-        <w:rPr>
-          <w:rStyle w:val="KeywordTok"/>
-        </w:rPr>
-        <w:t xml:space="preserve">-</w:t>
-      </w:r>
-      <w:r>
-        <w:rPr>
-          <w:rStyle w:val="AttributeTok"/>
-        </w:rPr>
-        <w:t xml:space="preserve"> </w:t>
-      </w:r>
-      <w:r>
-        <w:rPr>
-          <w:rStyle w:val="FunctionTok"/>
-        </w:rPr>
-        <w:t xml:space="preserve">value</w:t>
-      </w:r>
-      <w:r>
-        <w:rPr>
-          <w:rStyle w:val="KeywordTok"/>
-        </w:rPr>
-        <w:t xml:space="preserve">:</w:t>
-      </w:r>
-      <w:r>
-        <w:rPr>
-          <w:rStyle w:val="AttributeTok"/>
-        </w:rPr>
-        <w:t xml:space="preserve"> https://www.parlament.ch/centers/documents/de/gruppen-der-bundesversammlung.pdf</w:t>
-      </w:r>
-      <w:r>
-        <w:br/>
-      </w:r>
-      <w:r>
-        <w:rPr>
-          <w:rStyle w:val="AttributeTok"/>
-        </w:rPr>
-        <w:t xml:space="preserve">  </w:t>
-      </w:r>
-      <w:r>
-        <w:rPr>
-          <w:rStyle w:val="FunctionTok"/>
-        </w:rPr>
-        <w:t xml:space="preserve">language</w:t>
-      </w:r>
-      <w:r>
-        <w:rPr>
-          <w:rStyle w:val="KeywordTok"/>
-        </w:rPr>
-        <w:t xml:space="preserve">:</w:t>
-      </w:r>
-      <w:r>
-        <w:rPr>
-          <w:rStyle w:val="AttributeTok"/>
-        </w:rPr>
-        <w:t xml:space="preserve"> de</w:t>
-      </w:r>
-      <w:r>
-        <w:br/>
-      </w:r>
-      <w:r>
-        <w:rPr>
-          <w:rStyle w:val="FunctionTok"/>
-        </w:rPr>
-        <w:t xml:space="preserve">contacts</w:t>
-      </w:r>
-      <w:r>
-        <w:rPr>
-          <w:rStyle w:val="KeywordTok"/>
-        </w:rPr>
-        <w:t xml:space="preserve">:</w:t>
-      </w:r>
-      <w:r>
-        <w:br/>
-      </w:r>
-      <w:r>
-        <w:rPr>
-          <w:rStyle w:val="KeywordTok"/>
-        </w:rPr>
-        <w:t xml:space="preserve">-</w:t>
-      </w:r>
-      <w:r>
-        <w:rPr>
-          <w:rStyle w:val="AttributeTok"/>
-        </w:rPr>
-        <w:t xml:space="preserve"> </w:t>
-      </w:r>
-      <w:r>
-        <w:rPr>
-          <w:rStyle w:val="FunctionTok"/>
-        </w:rPr>
-        <w:t xml:space="preserve">contact_type</w:t>
-      </w:r>
-      <w:r>
-        <w:rPr>
-          <w:rStyle w:val="KeywordTok"/>
-        </w:rPr>
-        <w:t xml:space="preserve">:</w:t>
-      </w:r>
-      <w:r>
-        <w:rPr>
-          <w:rStyle w:val="AttributeTok"/>
-        </w:rPr>
-        <w:t xml:space="preserve"> email</w:t>
-      </w:r>
-      <w:r>
-        <w:br/>
-      </w:r>
-      <w:r>
-        <w:rPr>
-          <w:rStyle w:val="AttributeTok"/>
-        </w:rPr>
-        <w:t xml:space="preserve">  </w:t>
-      </w:r>
-      <w:r>
-        <w:rPr>
-          <w:rStyle w:val="FunctionTok"/>
-        </w:rPr>
-        <w:t xml:space="preserve">value</w:t>
-      </w:r>
-      <w:r>
-        <w:rPr>
-          <w:rStyle w:val="KeywordTok"/>
-        </w:rPr>
-        <w:t xml:space="preserve">:</w:t>
-      </w:r>
-      <w:r>
-        <w:rPr>
-          <w:rStyle w:val="AttributeTok"/>
-        </w:rPr>
-        <w:t xml:space="preserve"> l.altwegg@frc.ch</w:t>
-      </w:r>
-      <w:r>
-        <w:br/>
-      </w:r>
-      <w:r>
-        <w:rPr>
-          <w:rStyle w:val="AttributeTok"/>
-        </w:rPr>
-        <w:t xml:space="preserve">  </w:t>
-      </w:r>
-      <w:r>
-        <w:rPr>
-          <w:rStyle w:val="FunctionTok"/>
-        </w:rPr>
-        <w:t xml:space="preserve">label</w:t>
-      </w:r>
-      <w:r>
-        <w:rPr>
-          <w:rStyle w:val="KeywordTok"/>
-        </w:rPr>
-        <w:t xml:space="preserve">:</w:t>
-      </w:r>
-      <w:r>
-        <w:rPr>
-          <w:rStyle w:val="AttributeTok"/>
-        </w:rPr>
-        <w:t xml:space="preserve"> Sekretariat</w:t>
-      </w:r>
-      <w:r>
-        <w:br/>
-      </w:r>
-      <w:r>
-        <w:rPr>
-          <w:rStyle w:val="KeywordTok"/>
-        </w:rPr>
-        <w:t xml:space="preserve">-</w:t>
-      </w:r>
-      <w:r>
-        <w:rPr>
-          <w:rStyle w:val="AttributeTok"/>
-        </w:rPr>
-        <w:t xml:space="preserve"> </w:t>
-      </w:r>
-      <w:r>
-        <w:rPr>
-          <w:rStyle w:val="FunctionTok"/>
-        </w:rPr>
-        <w:t xml:space="preserve">contact_type</w:t>
-      </w:r>
-      <w:r>
-        <w:rPr>
-          <w:rStyle w:val="KeywordTok"/>
-        </w:rPr>
-        <w:t xml:space="preserve">:</w:t>
-      </w:r>
-      <w:r>
-        <w:rPr>
-          <w:rStyle w:val="AttributeTok"/>
-        </w:rPr>
-        <w:t xml:space="preserve"> phone</w:t>
-      </w:r>
-      <w:r>
-        <w:br/>
-      </w:r>
-      <w:r>
-        <w:rPr>
-          <w:rStyle w:val="AttributeTok"/>
-        </w:rPr>
-        <w:t xml:space="preserve">  </w:t>
-      </w:r>
-      <w:r>
-        <w:rPr>
-          <w:rStyle w:val="FunctionTok"/>
-        </w:rPr>
-        <w:t xml:space="preserve">value</w:t>
-      </w:r>
-      <w:r>
-        <w:rPr>
-          <w:rStyle w:val="KeywordTok"/>
-        </w:rPr>
-        <w:t xml:space="preserve">:</w:t>
-      </w:r>
-      <w:r>
-        <w:rPr>
-          <w:rStyle w:val="AttributeTok"/>
-        </w:rPr>
-        <w:t xml:space="preserve"> +41 21 331 00 95</w:t>
-      </w:r>
-      <w:r>
-        <w:br/>
-      </w:r>
-      <w:r>
-        <w:rPr>
-          <w:rStyle w:val="AttributeTok"/>
-        </w:rPr>
-        <w:t xml:space="preserve">  </w:t>
-      </w:r>
-      <w:r>
-        <w:rPr>
-          <w:rStyle w:val="FunctionTok"/>
-        </w:rPr>
-        <w:t xml:space="preserve">label</w:t>
-      </w:r>
-      <w:r>
-        <w:rPr>
-          <w:rStyle w:val="KeywordTok"/>
-        </w:rPr>
-        <w:t xml:space="preserve">:</w:t>
-      </w:r>
-      <w:r>
-        <w:rPr>
-          <w:rStyle w:val="AttributeTok"/>
-        </w:rPr>
-        <w:t xml:space="preserve"> Sekretariat</w:t>
-      </w:r>
-      <w:r>
-        <w:br/>
-      </w:r>
-      <w:r>
-        <w:rPr>
-          <w:rStyle w:val="FunctionTok"/>
-        </w:rPr>
-        <w:t xml:space="preserve">addresses</w:t>
-      </w:r>
-      <w:r>
-        <w:rPr>
-          <w:rStyle w:val="KeywordTok"/>
-        </w:rPr>
-        <w:t xml:space="preserve">:</w:t>
-      </w:r>
-      <w:r>
-        <w:br/>
-      </w:r>
-      <w:r>
-        <w:rPr>
-          <w:rStyle w:val="KeywordTok"/>
-        </w:rPr>
-        <w:t xml:space="preserve">-</w:t>
-      </w:r>
-      <w:r>
-        <w:rPr>
-          <w:rStyle w:val="AttributeTok"/>
-        </w:rPr>
-        <w:t xml:space="preserve"> </w:t>
-      </w:r>
-      <w:r>
-        <w:rPr>
-          <w:rStyle w:val="FunctionTok"/>
-        </w:rPr>
-        <w:t xml:space="preserve">address_type</w:t>
-      </w:r>
-      <w:r>
-        <w:rPr>
-          <w:rStyle w:val="KeywordTok"/>
-        </w:rPr>
-        <w:t xml:space="preserve">:</w:t>
-      </w:r>
-      <w:r>
-        <w:rPr>
-          <w:rStyle w:val="AttributeTok"/>
-        </w:rPr>
-        <w:t xml:space="preserve"> businessAddress</w:t>
-      </w:r>
-      <w:r>
-        <w:br/>
-      </w:r>
-      <w:r>
-        <w:rPr>
-          <w:rStyle w:val="AttributeTok"/>
-        </w:rPr>
-        <w:t xml:space="preserve">  </w:t>
-      </w:r>
-      <w:r>
-        <w:rPr>
-          <w:rStyle w:val="FunctionTok"/>
-        </w:rPr>
-        <w:t xml:space="preserve">address_uri</w:t>
-      </w:r>
-      <w:r>
-        <w:rPr>
-          <w:rStyle w:val="KeywordTok"/>
-        </w:rPr>
-        <w:t xml:space="preserve">:</w:t>
-      </w:r>
-      <w:r>
-        <w:rPr>
-          <w:rStyle w:val="AttributeTok"/>
-        </w:rPr>
-        <w:t xml:space="preserve"> https://geo.ld.admin.ch/location/address/101009806</w:t>
-      </w:r>
-      <w:r>
-        <w:br/>
-      </w:r>
-      <w:r>
-        <w:rPr>
-          <w:rStyle w:val="AttributeTok"/>
-        </w:rPr>
-        <w:t xml:space="preserve">  </w:t>
-      </w:r>
-      <w:r>
-        <w:rPr>
-          <w:rStyle w:val="FunctionTok"/>
-        </w:rPr>
-        <w:t xml:space="preserve">street_address</w:t>
-      </w:r>
-      <w:r>
-        <w:rPr>
-          <w:rStyle w:val="KeywordTok"/>
-        </w:rPr>
-        <w:t xml:space="preserve">:</w:t>
-      </w:r>
-      <w:r>
-        <w:rPr>
-          <w:rStyle w:val="AttributeTok"/>
-        </w:rPr>
-        <w:t xml:space="preserve"> Fédération romande des consommateurs, Rue de Genève 17, case postale 585</w:t>
-      </w:r>
-      <w:r>
-        <w:br/>
-      </w:r>
-      <w:r>
-        <w:rPr>
-          <w:rStyle w:val="AttributeTok"/>
-        </w:rPr>
-        <w:t xml:space="preserve">  </w:t>
-      </w:r>
-      <w:r>
-        <w:rPr>
-          <w:rStyle w:val="FunctionTok"/>
-        </w:rPr>
-        <w:t xml:space="preserve">postal_code</w:t>
-      </w:r>
-      <w:r>
-        <w:rPr>
-          <w:rStyle w:val="KeywordTok"/>
-        </w:rPr>
-        <w:t xml:space="preserve">:</w:t>
-      </w:r>
-      <w:r>
-        <w:rPr>
-          <w:rStyle w:val="AttributeTok"/>
-        </w:rPr>
-        <w:t xml:space="preserve"> </w:t>
-      </w:r>
-      <w:r>
-        <w:rPr>
-          <w:rStyle w:val="StringTok"/>
-        </w:rPr>
-        <w:t xml:space="preserve">'1001'</w:t>
-      </w:r>
-      <w:r>
-        <w:br/>
-      </w:r>
-      <w:r>
-        <w:rPr>
-          <w:rStyle w:val="AttributeTok"/>
-        </w:rPr>
-        <w:t xml:space="preserve">  </w:t>
-      </w:r>
-      <w:r>
-        <w:rPr>
-          <w:rStyle w:val="FunctionTok"/>
-        </w:rPr>
-        <w:t xml:space="preserve">postal_locality</w:t>
-      </w:r>
-      <w:r>
-        <w:rPr>
-          <w:rStyle w:val="KeywordTok"/>
-        </w:rPr>
-        <w:t xml:space="preserve">:</w:t>
-      </w:r>
-      <w:r>
-        <w:rPr>
-          <w:rStyle w:val="AttributeTok"/>
-        </w:rPr>
-        <w:t xml:space="preserve"> Lausanne</w:t>
-      </w:r>
-      <w:r>
-        <w:br/>
-      </w:r>
-      <w:r>
-        <w:rPr>
-          <w:rStyle w:val="AttributeTok"/>
-        </w:rPr>
-        <w:t xml:space="preserve">  </w:t>
-      </w:r>
-      <w:r>
-        <w:rPr>
-          <w:rStyle w:val="FunctionTok"/>
-        </w:rPr>
-        <w:t xml:space="preserve">country</w:t>
-      </w:r>
-      <w:r>
-        <w:rPr>
-          <w:rStyle w:val="KeywordTok"/>
-        </w:rPr>
-        <w:t xml:space="preserve">:</w:t>
-      </w:r>
-      <w:r>
-        <w:rPr>
-          <w:rStyle w:val="AttributeTok"/>
-        </w:rPr>
-        <w:t xml:space="preserve"> CH</w:t>
-      </w:r>
-      <w:r>
-        <w:br/>
-      </w:r>
-      <w:r>
-        <w:rPr>
-          <w:rStyle w:val="FunctionTok"/>
-        </w:rPr>
-        <w:t xml:space="preserve">group_type</w:t>
-      </w:r>
-      <w:r>
-        <w:rPr>
-          <w:rStyle w:val="KeywordTok"/>
-        </w:rPr>
-        <w:t xml:space="preserve">:</w:t>
-      </w:r>
-      <w:r>
-        <w:br/>
-      </w:r>
-      <w:r>
-        <w:rPr>
-          <w:rStyle w:val="AttributeTok"/>
-        </w:rPr>
-        <w:t xml:space="preserve">  </w:t>
-      </w:r>
-      <w:r>
-        <w:rPr>
-          <w:rStyle w:val="FunctionTok"/>
-        </w:rPr>
-        <w:t xml:space="preserve">group_type_enum</w:t>
-      </w:r>
-      <w:r>
-        <w:rPr>
-          <w:rStyle w:val="KeywordTok"/>
-        </w:rPr>
-        <w:t xml:space="preserve">:</w:t>
-      </w:r>
-      <w:r>
-        <w:rPr>
-          <w:rStyle w:val="AttributeTok"/>
-        </w:rPr>
-        <w:t xml:space="preserve"> interest_group</w:t>
-      </w:r>
-      <w:r>
-        <w:br/>
-      </w:r>
-      <w:r>
-        <w:rPr>
-          <w:rStyle w:val="AttributeTok"/>
-        </w:rPr>
-        <w:t xml:space="preserve">  </w:t>
-      </w:r>
-      <w:r>
-        <w:rPr>
-          <w:rStyle w:val="FunctionTok"/>
-        </w:rPr>
-        <w:t xml:space="preserve">label</w:t>
-      </w:r>
-      <w:r>
-        <w:rPr>
-          <w:rStyle w:val="KeywordTok"/>
-        </w:rPr>
-        <w:t xml:space="preserve">:</w:t>
-      </w:r>
-      <w:r>
-        <w:rPr>
-          <w:rStyle w:val="AttributeTok"/>
-        </w:rPr>
-        <w:t xml:space="preserve"> Interessengruppe</w:t>
-      </w:r>
-      <w:r>
-        <w:br/>
-      </w:r>
-      <w:r>
-        <w:rPr>
           <w:rStyle w:val="FunctionTok"/>
         </w:rPr>
         <w:t xml:space="preserve">spatial</w:t>
@@ -17794,34 +17068,1240 @@
         <w:rPr>
           <w:rStyle w:val="AttributeTok"/>
         </w:rPr>
-        <w:t xml:space="preserve"> https://ld.admin.ch/country/CHE</w:t>
-      </w:r>
-      <w:r>
-        <w:br/>
-      </w:r>
-      <w:r>
-        <w:rPr>
-          <w:rStyle w:val="FunctionTok"/>
-        </w:rPr>
-        <w:t xml:space="preserve">valid_from</w:t>
-      </w:r>
-      <w:r>
-        <w:rPr>
-          <w:rStyle w:val="KeywordTok"/>
-        </w:rPr>
-        <w:t xml:space="preserve">:</w:t>
-      </w:r>
-      <w:r>
-        <w:rPr>
-          <w:rStyle w:val="AttributeTok"/>
-        </w:rPr>
-        <w:t xml:space="preserve"> 2012-01-01</w:t>
+        <w:t xml:space="preserve"> https://ld.admin.ch/canton/15</w:t>
       </w:r>
     </w:p>
     <w:bookmarkEnd w:id="136"/>
+    <w:bookmarkStart w:id="137" w:name="X9d8ef21ee6b943aa3be48d0c405f1c718abc4cd"/>
+    <w:p>
+      <w:pPr>
+        <w:pStyle w:val="berschrift4"/>
+      </w:pPr>
+      <w:r>
+        <w:t xml:space="preserve">Beispiel: Verein mit UID und Rechtsform aus dem Handelsregister</w:t>
+      </w:r>
+    </w:p>
+    <w:p>
+      <w:pPr>
+        <w:pStyle w:val="SourceCode"/>
+      </w:pPr>
+      <w:r>
+        <w:rPr>
+          <w:rStyle w:val="FunctionTok"/>
+        </w:rPr>
+        <w:t xml:space="preserve">global_uri</w:t>
+      </w:r>
+      <w:r>
+        <w:rPr>
+          <w:rStyle w:val="KeywordTok"/>
+        </w:rPr>
+        <w:t xml:space="preserve">:</w:t>
+      </w:r>
+      <w:r>
+        <w:rPr>
+          <w:rStyle w:val="AttributeTok"/>
+        </w:rPr>
+        <w:t xml:space="preserve"> https://www.frc.ch/</w:t>
+      </w:r>
+      <w:r>
+        <w:br/>
+      </w:r>
+      <w:r>
+        <w:rPr>
+          <w:rStyle w:val="FunctionTok"/>
+        </w:rPr>
+        <w:t xml:space="preserve">organization_uid</w:t>
+      </w:r>
+      <w:r>
+        <w:rPr>
+          <w:rStyle w:val="KeywordTok"/>
+        </w:rPr>
+        <w:t xml:space="preserve">:</w:t>
+      </w:r>
+      <w:r>
+        <w:rPr>
+          <w:rStyle w:val="AttributeTok"/>
+        </w:rPr>
+        <w:t xml:space="preserve"> CHE-106.063.525</w:t>
+      </w:r>
+      <w:r>
+        <w:br/>
+      </w:r>
+      <w:r>
+        <w:rPr>
+          <w:rStyle w:val="FunctionTok"/>
+        </w:rPr>
+        <w:t xml:space="preserve">legal_form</w:t>
+      </w:r>
+      <w:r>
+        <w:rPr>
+          <w:rStyle w:val="KeywordTok"/>
+        </w:rPr>
+        <w:t xml:space="preserve">:</w:t>
+      </w:r>
+      <w:r>
+        <w:rPr>
+          <w:rStyle w:val="AttributeTok"/>
+        </w:rPr>
+        <w:t xml:space="preserve"> 0109</w:t>
+      </w:r>
+      <w:r>
+        <w:br/>
+      </w:r>
+      <w:r>
+        <w:rPr>
+          <w:rStyle w:val="FunctionTok"/>
+        </w:rPr>
+        <w:t xml:space="preserve">label</w:t>
+      </w:r>
+      <w:r>
+        <w:rPr>
+          <w:rStyle w:val="KeywordTok"/>
+        </w:rPr>
+        <w:t xml:space="preserve">:</w:t>
+      </w:r>
+      <w:r>
+        <w:br/>
+      </w:r>
+      <w:r>
+        <w:rPr>
+          <w:rStyle w:val="KeywordTok"/>
+        </w:rPr>
+        <w:t xml:space="preserve">-</w:t>
+      </w:r>
+      <w:r>
+        <w:rPr>
+          <w:rStyle w:val="AttributeTok"/>
+        </w:rPr>
+        <w:t xml:space="preserve"> </w:t>
+      </w:r>
+      <w:r>
+        <w:rPr>
+          <w:rStyle w:val="FunctionTok"/>
+        </w:rPr>
+        <w:t xml:space="preserve">value</w:t>
+      </w:r>
+      <w:r>
+        <w:rPr>
+          <w:rStyle w:val="KeywordTok"/>
+        </w:rPr>
+        <w:t xml:space="preserve">:</w:t>
+      </w:r>
+      <w:r>
+        <w:rPr>
+          <w:rStyle w:val="AttributeTok"/>
+        </w:rPr>
+        <w:t xml:space="preserve"> Fédération romande des consommateurs</w:t>
+      </w:r>
+      <w:r>
+        <w:br/>
+      </w:r>
+      <w:r>
+        <w:rPr>
+          <w:rStyle w:val="AttributeTok"/>
+        </w:rPr>
+        <w:t xml:space="preserve">  </w:t>
+      </w:r>
+      <w:r>
+        <w:rPr>
+          <w:rStyle w:val="FunctionTok"/>
+        </w:rPr>
+        <w:t xml:space="preserve">language</w:t>
+      </w:r>
+      <w:r>
+        <w:rPr>
+          <w:rStyle w:val="KeywordTok"/>
+        </w:rPr>
+        <w:t xml:space="preserve">:</w:t>
+      </w:r>
+      <w:r>
+        <w:rPr>
+          <w:rStyle w:val="AttributeTok"/>
+        </w:rPr>
+        <w:t xml:space="preserve"> fr</w:t>
+      </w:r>
+      <w:r>
+        <w:br/>
+      </w:r>
+      <w:r>
+        <w:rPr>
+          <w:rStyle w:val="FunctionTok"/>
+        </w:rPr>
+        <w:t xml:space="preserve">abbreviation</w:t>
+      </w:r>
+      <w:r>
+        <w:rPr>
+          <w:rStyle w:val="KeywordTok"/>
+        </w:rPr>
+        <w:t xml:space="preserve">:</w:t>
+      </w:r>
+      <w:r>
+        <w:br/>
+      </w:r>
+      <w:r>
+        <w:rPr>
+          <w:rStyle w:val="KeywordTok"/>
+        </w:rPr>
+        <w:t xml:space="preserve">-</w:t>
+      </w:r>
+      <w:r>
+        <w:rPr>
+          <w:rStyle w:val="AttributeTok"/>
+        </w:rPr>
+        <w:t xml:space="preserve"> </w:t>
+      </w:r>
+      <w:r>
+        <w:rPr>
+          <w:rStyle w:val="FunctionTok"/>
+        </w:rPr>
+        <w:t xml:space="preserve">value</w:t>
+      </w:r>
+      <w:r>
+        <w:rPr>
+          <w:rStyle w:val="KeywordTok"/>
+        </w:rPr>
+        <w:t xml:space="preserve">:</w:t>
+      </w:r>
+      <w:r>
+        <w:rPr>
+          <w:rStyle w:val="AttributeTok"/>
+        </w:rPr>
+        <w:t xml:space="preserve"> FRC</w:t>
+      </w:r>
+      <w:r>
+        <w:br/>
+      </w:r>
+      <w:r>
+        <w:rPr>
+          <w:rStyle w:val="AttributeTok"/>
+        </w:rPr>
+        <w:t xml:space="preserve">  </w:t>
+      </w:r>
+      <w:r>
+        <w:rPr>
+          <w:rStyle w:val="FunctionTok"/>
+        </w:rPr>
+        <w:t xml:space="preserve">language</w:t>
+      </w:r>
+      <w:r>
+        <w:rPr>
+          <w:rStyle w:val="KeywordTok"/>
+        </w:rPr>
+        <w:t xml:space="preserve">:</w:t>
+      </w:r>
+      <w:r>
+        <w:rPr>
+          <w:rStyle w:val="AttributeTok"/>
+        </w:rPr>
+        <w:t xml:space="preserve"> fr</w:t>
+      </w:r>
+      <w:r>
+        <w:br/>
+      </w:r>
+      <w:r>
+        <w:rPr>
+          <w:rStyle w:val="FunctionTok"/>
+        </w:rPr>
+        <w:t xml:space="preserve">group_type</w:t>
+      </w:r>
+      <w:r>
+        <w:rPr>
+          <w:rStyle w:val="KeywordTok"/>
+        </w:rPr>
+        <w:t xml:space="preserve">:</w:t>
+      </w:r>
+      <w:r>
+        <w:br/>
+      </w:r>
+      <w:r>
+        <w:rPr>
+          <w:rStyle w:val="AttributeTok"/>
+        </w:rPr>
+        <w:t xml:space="preserve">  </w:t>
+      </w:r>
+      <w:r>
+        <w:rPr>
+          <w:rStyle w:val="FunctionTok"/>
+        </w:rPr>
+        <w:t xml:space="preserve">group_type_enum</w:t>
+      </w:r>
+      <w:r>
+        <w:rPr>
+          <w:rStyle w:val="KeywordTok"/>
+        </w:rPr>
+        <w:t xml:space="preserve">:</w:t>
+      </w:r>
+      <w:r>
+        <w:rPr>
+          <w:rStyle w:val="AttributeTok"/>
+        </w:rPr>
+        <w:t xml:space="preserve"> association</w:t>
+      </w:r>
+      <w:r>
+        <w:br/>
+      </w:r>
+      <w:r>
+        <w:rPr>
+          <w:rStyle w:val="AttributeTok"/>
+        </w:rPr>
+        <w:t xml:space="preserve">  </w:t>
+      </w:r>
+      <w:r>
+        <w:rPr>
+          <w:rStyle w:val="FunctionTok"/>
+        </w:rPr>
+        <w:t xml:space="preserve">label</w:t>
+      </w:r>
+      <w:r>
+        <w:rPr>
+          <w:rStyle w:val="KeywordTok"/>
+        </w:rPr>
+        <w:t xml:space="preserve">:</w:t>
+      </w:r>
+      <w:r>
+        <w:rPr>
+          <w:rStyle w:val="AttributeTok"/>
+        </w:rPr>
+        <w:t xml:space="preserve"> Verein</w:t>
+      </w:r>
+      <w:r>
+        <w:br/>
+      </w:r>
+      <w:r>
+        <w:rPr>
+          <w:rStyle w:val="FunctionTok"/>
+        </w:rPr>
+        <w:t xml:space="preserve">spatial</w:t>
+      </w:r>
+      <w:r>
+        <w:rPr>
+          <w:rStyle w:val="KeywordTok"/>
+        </w:rPr>
+        <w:t xml:space="preserve">:</w:t>
+      </w:r>
+      <w:r>
+        <w:rPr>
+          <w:rStyle w:val="AttributeTok"/>
+        </w:rPr>
+        <w:t xml:space="preserve"> https://ld.admin.ch/canton/22</w:t>
+      </w:r>
+    </w:p>
     <w:bookmarkEnd w:id="137"/>
+    <w:bookmarkStart w:id="138" w:name="X45c32d38be483f67e0785c72ce11b1b07ff6240"/>
+    <w:p>
+      <w:pPr>
+        <w:pStyle w:val="berschrift4"/>
+      </w:pPr>
+      <w:r>
+        <w:t xml:space="preserve">Beispiel: Interessengruppe mit dreisprachigem Namen und Kontakt</w:t>
+      </w:r>
+    </w:p>
+    <w:p>
+      <w:pPr>
+        <w:pStyle w:val="SourceCode"/>
+      </w:pPr>
+      <w:r>
+        <w:rPr>
+          <w:rStyle w:val="FunctionTok"/>
+        </w:rPr>
+        <w:t xml:space="preserve">local_id</w:t>
+      </w:r>
+      <w:r>
+        <w:rPr>
+          <w:rStyle w:val="KeywordTok"/>
+        </w:rPr>
+        <w:t xml:space="preserve">:</w:t>
+      </w:r>
+      <w:r>
+        <w:rPr>
+          <w:rStyle w:val="AttributeTok"/>
+        </w:rPr>
+        <w:t xml:space="preserve"> </w:t>
+      </w:r>
+      <w:r>
+        <w:rPr>
+          <w:rStyle w:val="DecValTok"/>
+        </w:rPr>
+        <w:t xml:space="preserve">6627</w:t>
+      </w:r>
+      <w:r>
+        <w:br/>
+      </w:r>
+      <w:r>
+        <w:rPr>
+          <w:rStyle w:val="FunctionTok"/>
+        </w:rPr>
+        <w:t xml:space="preserve">global_uri</w:t>
+      </w:r>
+      <w:r>
+        <w:rPr>
+          <w:rStyle w:val="KeywordTok"/>
+        </w:rPr>
+        <w:t xml:space="preserve">:</w:t>
+      </w:r>
+      <w:r>
+        <w:rPr>
+          <w:rStyle w:val="AttributeTok"/>
+        </w:rPr>
+        <w:t xml:space="preserve"> https://www.parlament.ch/de/organe/gruppen/konsumenteninformation-und-schutz</w:t>
+      </w:r>
+      <w:r>
+        <w:br/>
+      </w:r>
+      <w:r>
+        <w:rPr>
+          <w:rStyle w:val="FunctionTok"/>
+        </w:rPr>
+        <w:t xml:space="preserve">label</w:t>
+      </w:r>
+      <w:r>
+        <w:rPr>
+          <w:rStyle w:val="KeywordTok"/>
+        </w:rPr>
+        <w:t xml:space="preserve">:</w:t>
+      </w:r>
+      <w:r>
+        <w:br/>
+      </w:r>
+      <w:r>
+        <w:rPr>
+          <w:rStyle w:val="KeywordTok"/>
+        </w:rPr>
+        <w:t xml:space="preserve">-</w:t>
+      </w:r>
+      <w:r>
+        <w:rPr>
+          <w:rStyle w:val="AttributeTok"/>
+        </w:rPr>
+        <w:t xml:space="preserve"> </w:t>
+      </w:r>
+      <w:r>
+        <w:rPr>
+          <w:rStyle w:val="FunctionTok"/>
+        </w:rPr>
+        <w:t xml:space="preserve">value</w:t>
+      </w:r>
+      <w:r>
+        <w:rPr>
+          <w:rStyle w:val="KeywordTok"/>
+        </w:rPr>
+        <w:t xml:space="preserve">:</w:t>
+      </w:r>
+      <w:r>
+        <w:rPr>
+          <w:rStyle w:val="AttributeTok"/>
+        </w:rPr>
+        <w:t xml:space="preserve"> Konsumenteninformation und -schutz</w:t>
+      </w:r>
+      <w:r>
+        <w:br/>
+      </w:r>
+      <w:r>
+        <w:rPr>
+          <w:rStyle w:val="AttributeTok"/>
+        </w:rPr>
+        <w:t xml:space="preserve">  </w:t>
+      </w:r>
+      <w:r>
+        <w:rPr>
+          <w:rStyle w:val="FunctionTok"/>
+        </w:rPr>
+        <w:t xml:space="preserve">language</w:t>
+      </w:r>
+      <w:r>
+        <w:rPr>
+          <w:rStyle w:val="KeywordTok"/>
+        </w:rPr>
+        <w:t xml:space="preserve">:</w:t>
+      </w:r>
+      <w:r>
+        <w:rPr>
+          <w:rStyle w:val="AttributeTok"/>
+        </w:rPr>
+        <w:t xml:space="preserve"> de</w:t>
+      </w:r>
+      <w:r>
+        <w:br/>
+      </w:r>
+      <w:r>
+        <w:rPr>
+          <w:rStyle w:val="KeywordTok"/>
+        </w:rPr>
+        <w:t xml:space="preserve">-</w:t>
+      </w:r>
+      <w:r>
+        <w:rPr>
+          <w:rStyle w:val="AttributeTok"/>
+        </w:rPr>
+        <w:t xml:space="preserve"> </w:t>
+      </w:r>
+      <w:r>
+        <w:rPr>
+          <w:rStyle w:val="FunctionTok"/>
+        </w:rPr>
+        <w:t xml:space="preserve">value</w:t>
+      </w:r>
+      <w:r>
+        <w:rPr>
+          <w:rStyle w:val="KeywordTok"/>
+        </w:rPr>
+        <w:t xml:space="preserve">:</w:t>
+      </w:r>
+      <w:r>
+        <w:rPr>
+          <w:rStyle w:val="AttributeTok"/>
+        </w:rPr>
+        <w:t xml:space="preserve"> Information et défense des consommateurs</w:t>
+      </w:r>
+      <w:r>
+        <w:br/>
+      </w:r>
+      <w:r>
+        <w:rPr>
+          <w:rStyle w:val="AttributeTok"/>
+        </w:rPr>
+        <w:t xml:space="preserve">  </w:t>
+      </w:r>
+      <w:r>
+        <w:rPr>
+          <w:rStyle w:val="FunctionTok"/>
+        </w:rPr>
+        <w:t xml:space="preserve">language</w:t>
+      </w:r>
+      <w:r>
+        <w:rPr>
+          <w:rStyle w:val="KeywordTok"/>
+        </w:rPr>
+        <w:t xml:space="preserve">:</w:t>
+      </w:r>
+      <w:r>
+        <w:rPr>
+          <w:rStyle w:val="AttributeTok"/>
+        </w:rPr>
+        <w:t xml:space="preserve"> fr</w:t>
+      </w:r>
+      <w:r>
+        <w:br/>
+      </w:r>
+      <w:r>
+        <w:rPr>
+          <w:rStyle w:val="KeywordTok"/>
+        </w:rPr>
+        <w:t xml:space="preserve">-</w:t>
+      </w:r>
+      <w:r>
+        <w:rPr>
+          <w:rStyle w:val="AttributeTok"/>
+        </w:rPr>
+        <w:t xml:space="preserve"> </w:t>
+      </w:r>
+      <w:r>
+        <w:rPr>
+          <w:rStyle w:val="FunctionTok"/>
+        </w:rPr>
+        <w:t xml:space="preserve">value</w:t>
+      </w:r>
+      <w:r>
+        <w:rPr>
+          <w:rStyle w:val="KeywordTok"/>
+        </w:rPr>
+        <w:t xml:space="preserve">:</w:t>
+      </w:r>
+      <w:r>
+        <w:rPr>
+          <w:rStyle w:val="AttributeTok"/>
+        </w:rPr>
+        <w:t xml:space="preserve"> Informazione e tutela dei consumatori</w:t>
+      </w:r>
+      <w:r>
+        <w:br/>
+      </w:r>
+      <w:r>
+        <w:rPr>
+          <w:rStyle w:val="AttributeTok"/>
+        </w:rPr>
+        <w:t xml:space="preserve">  </w:t>
+      </w:r>
+      <w:r>
+        <w:rPr>
+          <w:rStyle w:val="FunctionTok"/>
+        </w:rPr>
+        <w:t xml:space="preserve">language</w:t>
+      </w:r>
+      <w:r>
+        <w:rPr>
+          <w:rStyle w:val="KeywordTok"/>
+        </w:rPr>
+        <w:t xml:space="preserve">:</w:t>
+      </w:r>
+      <w:r>
+        <w:rPr>
+          <w:rStyle w:val="AttributeTok"/>
+        </w:rPr>
+        <w:t xml:space="preserve"> it</w:t>
+      </w:r>
+      <w:r>
+        <w:br/>
+      </w:r>
+      <w:r>
+        <w:rPr>
+          <w:rStyle w:val="FunctionTok"/>
+        </w:rPr>
+        <w:t xml:space="preserve">description</w:t>
+      </w:r>
+      <w:r>
+        <w:rPr>
+          <w:rStyle w:val="KeywordTok"/>
+        </w:rPr>
+        <w:t xml:space="preserve">:</w:t>
+      </w:r>
+      <w:r>
+        <w:br/>
+      </w:r>
+      <w:r>
+        <w:rPr>
+          <w:rStyle w:val="KeywordTok"/>
+        </w:rPr>
+        <w:t xml:space="preserve">-</w:t>
+      </w:r>
+      <w:r>
+        <w:rPr>
+          <w:rStyle w:val="AttributeTok"/>
+        </w:rPr>
+        <w:t xml:space="preserve"> </w:t>
+      </w:r>
+      <w:r>
+        <w:rPr>
+          <w:rStyle w:val="FunctionTok"/>
+        </w:rPr>
+        <w:t xml:space="preserve">value</w:t>
+      </w:r>
+      <w:r>
+        <w:rPr>
+          <w:rStyle w:val="KeywordTok"/>
+        </w:rPr>
+        <w:t xml:space="preserve">:</w:t>
+      </w:r>
+      <w:r>
+        <w:rPr>
+          <w:rStyle w:val="AttributeTok"/>
+        </w:rPr>
+        <w:t xml:space="preserve"> L'intergroupe parlementaire « Information et défense des consommateurs » réunit toutes les sensibilités</w:t>
+      </w:r>
+      <w:r>
+        <w:br/>
+      </w:r>
+      <w:r>
+        <w:rPr>
+          <w:rStyle w:val="AttributeTok"/>
+        </w:rPr>
+        <w:t xml:space="preserve">    politiques. Cet intergroupe a pour mission d'informer et de sensibiliser les élu·e·s aux questions</w:t>
+      </w:r>
+      <w:r>
+        <w:br/>
+      </w:r>
+      <w:r>
+        <w:rPr>
+          <w:rStyle w:val="AttributeTok"/>
+        </w:rPr>
+        <w:t xml:space="preserve">    relatives à la défense des consommateur·rice·s en Suisse.</w:t>
+      </w:r>
+      <w:r>
+        <w:br/>
+      </w:r>
+      <w:r>
+        <w:rPr>
+          <w:rStyle w:val="AttributeTok"/>
+        </w:rPr>
+        <w:t xml:space="preserve">  </w:t>
+      </w:r>
+      <w:r>
+        <w:rPr>
+          <w:rStyle w:val="FunctionTok"/>
+        </w:rPr>
+        <w:t xml:space="preserve">language</w:t>
+      </w:r>
+      <w:r>
+        <w:rPr>
+          <w:rStyle w:val="KeywordTok"/>
+        </w:rPr>
+        <w:t xml:space="preserve">:</w:t>
+      </w:r>
+      <w:r>
+        <w:rPr>
+          <w:rStyle w:val="AttributeTok"/>
+        </w:rPr>
+        <w:t xml:space="preserve"> fr</w:t>
+      </w:r>
+      <w:r>
+        <w:br/>
+      </w:r>
+      <w:r>
+        <w:rPr>
+          <w:rStyle w:val="FunctionTok"/>
+        </w:rPr>
+        <w:t xml:space="preserve">landing_page</w:t>
+      </w:r>
+      <w:r>
+        <w:rPr>
+          <w:rStyle w:val="KeywordTok"/>
+        </w:rPr>
+        <w:t xml:space="preserve">:</w:t>
+      </w:r>
+      <w:r>
+        <w:br/>
+      </w:r>
+      <w:r>
+        <w:rPr>
+          <w:rStyle w:val="KeywordTok"/>
+        </w:rPr>
+        <w:t xml:space="preserve">-</w:t>
+      </w:r>
+      <w:r>
+        <w:rPr>
+          <w:rStyle w:val="AttributeTok"/>
+        </w:rPr>
+        <w:t xml:space="preserve"> </w:t>
+      </w:r>
+      <w:r>
+        <w:rPr>
+          <w:rStyle w:val="FunctionTok"/>
+        </w:rPr>
+        <w:t xml:space="preserve">value</w:t>
+      </w:r>
+      <w:r>
+        <w:rPr>
+          <w:rStyle w:val="KeywordTok"/>
+        </w:rPr>
+        <w:t xml:space="preserve">:</w:t>
+      </w:r>
+      <w:r>
+        <w:rPr>
+          <w:rStyle w:val="AttributeTok"/>
+        </w:rPr>
+        <w:t xml:space="preserve"> https://www.parlament.ch/centers/documents/de/gruppen-der-bundesversammlung.pdf</w:t>
+      </w:r>
+      <w:r>
+        <w:br/>
+      </w:r>
+      <w:r>
+        <w:rPr>
+          <w:rStyle w:val="AttributeTok"/>
+        </w:rPr>
+        <w:t xml:space="preserve">  </w:t>
+      </w:r>
+      <w:r>
+        <w:rPr>
+          <w:rStyle w:val="FunctionTok"/>
+        </w:rPr>
+        <w:t xml:space="preserve">language</w:t>
+      </w:r>
+      <w:r>
+        <w:rPr>
+          <w:rStyle w:val="KeywordTok"/>
+        </w:rPr>
+        <w:t xml:space="preserve">:</w:t>
+      </w:r>
+      <w:r>
+        <w:rPr>
+          <w:rStyle w:val="AttributeTok"/>
+        </w:rPr>
+        <w:t xml:space="preserve"> de</w:t>
+      </w:r>
+      <w:r>
+        <w:br/>
+      </w:r>
+      <w:r>
+        <w:rPr>
+          <w:rStyle w:val="FunctionTok"/>
+        </w:rPr>
+        <w:t xml:space="preserve">contacts</w:t>
+      </w:r>
+      <w:r>
+        <w:rPr>
+          <w:rStyle w:val="KeywordTok"/>
+        </w:rPr>
+        <w:t xml:space="preserve">:</w:t>
+      </w:r>
+      <w:r>
+        <w:br/>
+      </w:r>
+      <w:r>
+        <w:rPr>
+          <w:rStyle w:val="KeywordTok"/>
+        </w:rPr>
+        <w:t xml:space="preserve">-</w:t>
+      </w:r>
+      <w:r>
+        <w:rPr>
+          <w:rStyle w:val="AttributeTok"/>
+        </w:rPr>
+        <w:t xml:space="preserve"> </w:t>
+      </w:r>
+      <w:r>
+        <w:rPr>
+          <w:rStyle w:val="FunctionTok"/>
+        </w:rPr>
+        <w:t xml:space="preserve">contact_type</w:t>
+      </w:r>
+      <w:r>
+        <w:rPr>
+          <w:rStyle w:val="KeywordTok"/>
+        </w:rPr>
+        <w:t xml:space="preserve">:</w:t>
+      </w:r>
+      <w:r>
+        <w:rPr>
+          <w:rStyle w:val="AttributeTok"/>
+        </w:rPr>
+        <w:t xml:space="preserve"> email</w:t>
+      </w:r>
+      <w:r>
+        <w:br/>
+      </w:r>
+      <w:r>
+        <w:rPr>
+          <w:rStyle w:val="AttributeTok"/>
+        </w:rPr>
+        <w:t xml:space="preserve">  </w:t>
+      </w:r>
+      <w:r>
+        <w:rPr>
+          <w:rStyle w:val="FunctionTok"/>
+        </w:rPr>
+        <w:t xml:space="preserve">value</w:t>
+      </w:r>
+      <w:r>
+        <w:rPr>
+          <w:rStyle w:val="KeywordTok"/>
+        </w:rPr>
+        <w:t xml:space="preserve">:</w:t>
+      </w:r>
+      <w:r>
+        <w:rPr>
+          <w:rStyle w:val="AttributeTok"/>
+        </w:rPr>
+        <w:t xml:space="preserve"> l.altwegg@frc.ch</w:t>
+      </w:r>
+      <w:r>
+        <w:br/>
+      </w:r>
+      <w:r>
+        <w:rPr>
+          <w:rStyle w:val="AttributeTok"/>
+        </w:rPr>
+        <w:t xml:space="preserve">  </w:t>
+      </w:r>
+      <w:r>
+        <w:rPr>
+          <w:rStyle w:val="FunctionTok"/>
+        </w:rPr>
+        <w:t xml:space="preserve">label</w:t>
+      </w:r>
+      <w:r>
+        <w:rPr>
+          <w:rStyle w:val="KeywordTok"/>
+        </w:rPr>
+        <w:t xml:space="preserve">:</w:t>
+      </w:r>
+      <w:r>
+        <w:rPr>
+          <w:rStyle w:val="AttributeTok"/>
+        </w:rPr>
+        <w:t xml:space="preserve"> Sekretariat</w:t>
+      </w:r>
+      <w:r>
+        <w:br/>
+      </w:r>
+      <w:r>
+        <w:rPr>
+          <w:rStyle w:val="KeywordTok"/>
+        </w:rPr>
+        <w:t xml:space="preserve">-</w:t>
+      </w:r>
+      <w:r>
+        <w:rPr>
+          <w:rStyle w:val="AttributeTok"/>
+        </w:rPr>
+        <w:t xml:space="preserve"> </w:t>
+      </w:r>
+      <w:r>
+        <w:rPr>
+          <w:rStyle w:val="FunctionTok"/>
+        </w:rPr>
+        <w:t xml:space="preserve">contact_type</w:t>
+      </w:r>
+      <w:r>
+        <w:rPr>
+          <w:rStyle w:val="KeywordTok"/>
+        </w:rPr>
+        <w:t xml:space="preserve">:</w:t>
+      </w:r>
+      <w:r>
+        <w:rPr>
+          <w:rStyle w:val="AttributeTok"/>
+        </w:rPr>
+        <w:t xml:space="preserve"> phone</w:t>
+      </w:r>
+      <w:r>
+        <w:br/>
+      </w:r>
+      <w:r>
+        <w:rPr>
+          <w:rStyle w:val="AttributeTok"/>
+        </w:rPr>
+        <w:t xml:space="preserve">  </w:t>
+      </w:r>
+      <w:r>
+        <w:rPr>
+          <w:rStyle w:val="FunctionTok"/>
+        </w:rPr>
+        <w:t xml:space="preserve">value</w:t>
+      </w:r>
+      <w:r>
+        <w:rPr>
+          <w:rStyle w:val="KeywordTok"/>
+        </w:rPr>
+        <w:t xml:space="preserve">:</w:t>
+      </w:r>
+      <w:r>
+        <w:rPr>
+          <w:rStyle w:val="AttributeTok"/>
+        </w:rPr>
+        <w:t xml:space="preserve"> +41 21 331 00 95</w:t>
+      </w:r>
+      <w:r>
+        <w:br/>
+      </w:r>
+      <w:r>
+        <w:rPr>
+          <w:rStyle w:val="AttributeTok"/>
+        </w:rPr>
+        <w:t xml:space="preserve">  </w:t>
+      </w:r>
+      <w:r>
+        <w:rPr>
+          <w:rStyle w:val="FunctionTok"/>
+        </w:rPr>
+        <w:t xml:space="preserve">label</w:t>
+      </w:r>
+      <w:r>
+        <w:rPr>
+          <w:rStyle w:val="KeywordTok"/>
+        </w:rPr>
+        <w:t xml:space="preserve">:</w:t>
+      </w:r>
+      <w:r>
+        <w:rPr>
+          <w:rStyle w:val="AttributeTok"/>
+        </w:rPr>
+        <w:t xml:space="preserve"> Sekretariat</w:t>
+      </w:r>
+      <w:r>
+        <w:br/>
+      </w:r>
+      <w:r>
+        <w:rPr>
+          <w:rStyle w:val="FunctionTok"/>
+        </w:rPr>
+        <w:t xml:space="preserve">addresses</w:t>
+      </w:r>
+      <w:r>
+        <w:rPr>
+          <w:rStyle w:val="KeywordTok"/>
+        </w:rPr>
+        <w:t xml:space="preserve">:</w:t>
+      </w:r>
+      <w:r>
+        <w:br/>
+      </w:r>
+      <w:r>
+        <w:rPr>
+          <w:rStyle w:val="KeywordTok"/>
+        </w:rPr>
+        <w:t xml:space="preserve">-</w:t>
+      </w:r>
+      <w:r>
+        <w:rPr>
+          <w:rStyle w:val="AttributeTok"/>
+        </w:rPr>
+        <w:t xml:space="preserve"> </w:t>
+      </w:r>
+      <w:r>
+        <w:rPr>
+          <w:rStyle w:val="FunctionTok"/>
+        </w:rPr>
+        <w:t xml:space="preserve">address_type</w:t>
+      </w:r>
+      <w:r>
+        <w:rPr>
+          <w:rStyle w:val="KeywordTok"/>
+        </w:rPr>
+        <w:t xml:space="preserve">:</w:t>
+      </w:r>
+      <w:r>
+        <w:rPr>
+          <w:rStyle w:val="AttributeTok"/>
+        </w:rPr>
+        <w:t xml:space="preserve"> businessAddress</w:t>
+      </w:r>
+      <w:r>
+        <w:br/>
+      </w:r>
+      <w:r>
+        <w:rPr>
+          <w:rStyle w:val="AttributeTok"/>
+        </w:rPr>
+        <w:t xml:space="preserve">  </w:t>
+      </w:r>
+      <w:r>
+        <w:rPr>
+          <w:rStyle w:val="FunctionTok"/>
+        </w:rPr>
+        <w:t xml:space="preserve">address_uri</w:t>
+      </w:r>
+      <w:r>
+        <w:rPr>
+          <w:rStyle w:val="KeywordTok"/>
+        </w:rPr>
+        <w:t xml:space="preserve">:</w:t>
+      </w:r>
+      <w:r>
+        <w:rPr>
+          <w:rStyle w:val="AttributeTok"/>
+        </w:rPr>
+        <w:t xml:space="preserve"> https://geo.ld.admin.ch/location/address/101009806</w:t>
+      </w:r>
+      <w:r>
+        <w:br/>
+      </w:r>
+      <w:r>
+        <w:rPr>
+          <w:rStyle w:val="AttributeTok"/>
+        </w:rPr>
+        <w:t xml:space="preserve">  </w:t>
+      </w:r>
+      <w:r>
+        <w:rPr>
+          <w:rStyle w:val="FunctionTok"/>
+        </w:rPr>
+        <w:t xml:space="preserve">street_address</w:t>
+      </w:r>
+      <w:r>
+        <w:rPr>
+          <w:rStyle w:val="KeywordTok"/>
+        </w:rPr>
+        <w:t xml:space="preserve">:</w:t>
+      </w:r>
+      <w:r>
+        <w:rPr>
+          <w:rStyle w:val="AttributeTok"/>
+        </w:rPr>
+        <w:t xml:space="preserve"> Fédération romande des consommateurs, Rue de Genève 17, case postale 585</w:t>
+      </w:r>
+      <w:r>
+        <w:br/>
+      </w:r>
+      <w:r>
+        <w:rPr>
+          <w:rStyle w:val="AttributeTok"/>
+        </w:rPr>
+        <w:t xml:space="preserve">  </w:t>
+      </w:r>
+      <w:r>
+        <w:rPr>
+          <w:rStyle w:val="FunctionTok"/>
+        </w:rPr>
+        <w:t xml:space="preserve">postal_code</w:t>
+      </w:r>
+      <w:r>
+        <w:rPr>
+          <w:rStyle w:val="KeywordTok"/>
+        </w:rPr>
+        <w:t xml:space="preserve">:</w:t>
+      </w:r>
+      <w:r>
+        <w:rPr>
+          <w:rStyle w:val="AttributeTok"/>
+        </w:rPr>
+        <w:t xml:space="preserve"> </w:t>
+      </w:r>
+      <w:r>
+        <w:rPr>
+          <w:rStyle w:val="StringTok"/>
+        </w:rPr>
+        <w:t xml:space="preserve">'1001'</w:t>
+      </w:r>
+      <w:r>
+        <w:br/>
+      </w:r>
+      <w:r>
+        <w:rPr>
+          <w:rStyle w:val="AttributeTok"/>
+        </w:rPr>
+        <w:t xml:space="preserve">  </w:t>
+      </w:r>
+      <w:r>
+        <w:rPr>
+          <w:rStyle w:val="FunctionTok"/>
+        </w:rPr>
+        <w:t xml:space="preserve">postal_locality</w:t>
+      </w:r>
+      <w:r>
+        <w:rPr>
+          <w:rStyle w:val="KeywordTok"/>
+        </w:rPr>
+        <w:t xml:space="preserve">:</w:t>
+      </w:r>
+      <w:r>
+        <w:rPr>
+          <w:rStyle w:val="AttributeTok"/>
+        </w:rPr>
+        <w:t xml:space="preserve"> Lausanne</w:t>
+      </w:r>
+      <w:r>
+        <w:br/>
+      </w:r>
+      <w:r>
+        <w:rPr>
+          <w:rStyle w:val="AttributeTok"/>
+        </w:rPr>
+        <w:t xml:space="preserve">  </w:t>
+      </w:r>
+      <w:r>
+        <w:rPr>
+          <w:rStyle w:val="FunctionTok"/>
+        </w:rPr>
+        <w:t xml:space="preserve">country</w:t>
+      </w:r>
+      <w:r>
+        <w:rPr>
+          <w:rStyle w:val="KeywordTok"/>
+        </w:rPr>
+        <w:t xml:space="preserve">:</w:t>
+      </w:r>
+      <w:r>
+        <w:rPr>
+          <w:rStyle w:val="AttributeTok"/>
+        </w:rPr>
+        <w:t xml:space="preserve"> CH</w:t>
+      </w:r>
+      <w:r>
+        <w:br/>
+      </w:r>
+      <w:r>
+        <w:rPr>
+          <w:rStyle w:val="FunctionTok"/>
+        </w:rPr>
+        <w:t xml:space="preserve">group_type</w:t>
+      </w:r>
+      <w:r>
+        <w:rPr>
+          <w:rStyle w:val="KeywordTok"/>
+        </w:rPr>
+        <w:t xml:space="preserve">:</w:t>
+      </w:r>
+      <w:r>
+        <w:br/>
+      </w:r>
+      <w:r>
+        <w:rPr>
+          <w:rStyle w:val="AttributeTok"/>
+        </w:rPr>
+        <w:t xml:space="preserve">  </w:t>
+      </w:r>
+      <w:r>
+        <w:rPr>
+          <w:rStyle w:val="FunctionTok"/>
+        </w:rPr>
+        <w:t xml:space="preserve">group_type_enum</w:t>
+      </w:r>
+      <w:r>
+        <w:rPr>
+          <w:rStyle w:val="KeywordTok"/>
+        </w:rPr>
+        <w:t xml:space="preserve">:</w:t>
+      </w:r>
+      <w:r>
+        <w:rPr>
+          <w:rStyle w:val="AttributeTok"/>
+        </w:rPr>
+        <w:t xml:space="preserve"> interest_group</w:t>
+      </w:r>
+      <w:r>
+        <w:br/>
+      </w:r>
+      <w:r>
+        <w:rPr>
+          <w:rStyle w:val="AttributeTok"/>
+        </w:rPr>
+        <w:t xml:space="preserve">  </w:t>
+      </w:r>
+      <w:r>
+        <w:rPr>
+          <w:rStyle w:val="FunctionTok"/>
+        </w:rPr>
+        <w:t xml:space="preserve">label</w:t>
+      </w:r>
+      <w:r>
+        <w:rPr>
+          <w:rStyle w:val="KeywordTok"/>
+        </w:rPr>
+        <w:t xml:space="preserve">:</w:t>
+      </w:r>
+      <w:r>
+        <w:rPr>
+          <w:rStyle w:val="AttributeTok"/>
+        </w:rPr>
+        <w:t xml:space="preserve"> Interessengruppe</w:t>
+      </w:r>
+      <w:r>
+        <w:br/>
+      </w:r>
+      <w:r>
+        <w:rPr>
+          <w:rStyle w:val="FunctionTok"/>
+        </w:rPr>
+        <w:t xml:space="preserve">spatial</w:t>
+      </w:r>
+      <w:r>
+        <w:rPr>
+          <w:rStyle w:val="KeywordTok"/>
+        </w:rPr>
+        <w:t xml:space="preserve">:</w:t>
+      </w:r>
+      <w:r>
+        <w:rPr>
+          <w:rStyle w:val="AttributeTok"/>
+        </w:rPr>
+        <w:t xml:space="preserve"> https://ld.admin.ch/country/CHE</w:t>
+      </w:r>
+      <w:r>
+        <w:br/>
+      </w:r>
+      <w:r>
+        <w:rPr>
+          <w:rStyle w:val="FunctionTok"/>
+        </w:rPr>
+        <w:t xml:space="preserve">valid_from</w:t>
+      </w:r>
+      <w:r>
+        <w:rPr>
+          <w:rStyle w:val="KeywordTok"/>
+        </w:rPr>
+        <w:t xml:space="preserve">:</w:t>
+      </w:r>
+      <w:r>
+        <w:rPr>
+          <w:rStyle w:val="AttributeTok"/>
+        </w:rPr>
+        <w:t xml:space="preserve"> 2012-01-01</w:t>
+      </w:r>
+    </w:p>
     <w:bookmarkEnd w:id="138"/>
-    <w:bookmarkStart w:id="141" w:name="klasse-grouptype"/>
+    <w:bookmarkEnd w:id="139"/>
+    <w:bookmarkEnd w:id="140"/>
+    <w:bookmarkStart w:id="143" w:name="klasse-grouptype"/>
     <w:p>
       <w:pPr>
         <w:pStyle w:val="berschrift2"/>
@@ -17850,7 +18330,7 @@
         <w:t xml:space="preserve">__</w:t>
       </w:r>
     </w:p>
-    <w:bookmarkStart w:id="139" w:name="attribute-8"/>
+    <w:bookmarkStart w:id="141" w:name="attribute-8"/>
     <w:p>
       <w:pPr>
         <w:pStyle w:val="berschrift3"/>
@@ -18014,8 +18494,8 @@
         </w:tc>
       </w:tr>
     </w:tbl>
-    <w:bookmarkEnd w:id="139"/>
-    <w:bookmarkStart w:id="140" w:name="verwendungen-8"/>
+    <w:bookmarkEnd w:id="141"/>
+    <w:bookmarkStart w:id="142" w:name="verwendungen-8"/>
     <w:p>
       <w:pPr>
         <w:pStyle w:val="berschrift3"/>
@@ -18156,9 +18636,9 @@
         </w:tc>
       </w:tr>
     </w:tbl>
-    <w:bookmarkEnd w:id="140"/>
-    <w:bookmarkEnd w:id="141"/>
-    <w:bookmarkStart w:id="167" w:name="enum-grouptypeenum"/>
+    <w:bookmarkEnd w:id="142"/>
+    <w:bookmarkEnd w:id="143"/>
+    <w:bookmarkStart w:id="169" w:name="enum-grouptypeenum"/>
     <w:p>
       <w:pPr>
         <w:pStyle w:val="berschrift2"/>
@@ -18197,7 +18677,7 @@
       <w:r>
         <w:t xml:space="preserve"> </w:t>
       </w:r>
-      <w:hyperlink ns1:id="rId142">
+      <w:hyperlink ns1:id="rId144">
         <w:r>
           <w:rPr>
             <w:rStyle w:val="Hyperlink"/>
@@ -18206,7 +18686,7 @@
         </w:r>
       </w:hyperlink>
     </w:p>
-    <w:bookmarkStart w:id="166" w:name="zulässige-werte-3"/>
+    <w:bookmarkStart w:id="168" w:name="zulässige-werte-3"/>
     <w:p>
       <w:pPr>
         <w:pStyle w:val="berschrift3"/>
@@ -18296,7 +18776,7 @@
             <w:pPr>
               <w:pStyle w:val="Compact"/>
             </w:pPr>
-            <w:hyperlink ns1:id="rId143">
+            <w:hyperlink ns1:id="rId145">
               <w:r>
                 <w:rPr>
                   <w:rStyle w:val="Hyperlink"/>
@@ -18350,7 +18830,7 @@
             <w:pPr>
               <w:pStyle w:val="Compact"/>
             </w:pPr>
-            <w:hyperlink ns1:id="rId144">
+            <w:hyperlink ns1:id="rId146">
               <w:r>
                 <w:rPr>
                   <w:rStyle w:val="Hyperlink"/>
@@ -18404,7 +18884,7 @@
             <w:pPr>
               <w:pStyle w:val="Compact"/>
             </w:pPr>
-            <w:hyperlink ns1:id="rId145">
+            <w:hyperlink ns1:id="rId147">
               <w:r>
                 <w:rPr>
                   <w:rStyle w:val="Hyperlink"/>
@@ -18458,7 +18938,7 @@
             <w:pPr>
               <w:pStyle w:val="Compact"/>
             </w:pPr>
-            <w:hyperlink ns1:id="rId146">
+            <w:hyperlink ns1:id="rId148">
               <w:r>
                 <w:rPr>
                   <w:rStyle w:val="Hyperlink"/>
@@ -18512,7 +18992,7 @@
             <w:pPr>
               <w:pStyle w:val="Compact"/>
             </w:pPr>
-            <w:hyperlink ns1:id="rId147">
+            <w:hyperlink ns1:id="rId149">
               <w:r>
                 <w:rPr>
                   <w:rStyle w:val="Hyperlink"/>
@@ -18566,7 +19046,7 @@
             <w:pPr>
               <w:pStyle w:val="Compact"/>
             </w:pPr>
-            <w:hyperlink ns1:id="rId148">
+            <w:hyperlink ns1:id="rId150">
               <w:r>
                 <w:rPr>
                   <w:rStyle w:val="Hyperlink"/>
@@ -18620,7 +19100,7 @@
             <w:pPr>
               <w:pStyle w:val="Compact"/>
             </w:pPr>
-            <w:hyperlink ns1:id="rId149">
+            <w:hyperlink ns1:id="rId151">
               <w:r>
                 <w:rPr>
                   <w:rStyle w:val="Hyperlink"/>
@@ -18674,7 +19154,7 @@
             <w:pPr>
               <w:pStyle w:val="Compact"/>
             </w:pPr>
-            <w:hyperlink ns1:id="rId150">
+            <w:hyperlink ns1:id="rId152">
               <w:r>
                 <w:rPr>
                   <w:rStyle w:val="Hyperlink"/>
@@ -18728,7 +19208,7 @@
             <w:pPr>
               <w:pStyle w:val="Compact"/>
             </w:pPr>
-            <w:hyperlink ns1:id="rId151">
+            <w:hyperlink ns1:id="rId153">
               <w:r>
                 <w:rPr>
                   <w:rStyle w:val="Hyperlink"/>
@@ -18782,7 +19262,7 @@
             <w:pPr>
               <w:pStyle w:val="Compact"/>
             </w:pPr>
-            <w:hyperlink ns1:id="rId152">
+            <w:hyperlink ns1:id="rId154">
               <w:r>
                 <w:rPr>
                   <w:rStyle w:val="Hyperlink"/>
@@ -18836,7 +19316,7 @@
             <w:pPr>
               <w:pStyle w:val="Compact"/>
             </w:pPr>
-            <w:hyperlink ns1:id="rId153">
+            <w:hyperlink ns1:id="rId155">
               <w:r>
                 <w:rPr>
                   <w:rStyle w:val="Hyperlink"/>
@@ -18890,7 +19370,7 @@
             <w:pPr>
               <w:pStyle w:val="Compact"/>
             </w:pPr>
-            <w:hyperlink ns1:id="rId154">
+            <w:hyperlink ns1:id="rId156">
               <w:r>
                 <w:rPr>
                   <w:rStyle w:val="Hyperlink"/>
@@ -18944,7 +19424,7 @@
             <w:pPr>
               <w:pStyle w:val="Compact"/>
             </w:pPr>
-            <w:hyperlink ns1:id="rId155">
+            <w:hyperlink ns1:id="rId157">
               <w:r>
                 <w:rPr>
                   <w:rStyle w:val="Hyperlink"/>
@@ -18998,7 +19478,7 @@
             <w:pPr>
               <w:pStyle w:val="Compact"/>
             </w:pPr>
-            <w:hyperlink ns1:id="rId156">
+            <w:hyperlink ns1:id="rId158">
               <w:r>
                 <w:rPr>
                   <w:rStyle w:val="Hyperlink"/>
@@ -19052,7 +19532,7 @@
             <w:pPr>
               <w:pStyle w:val="Compact"/>
             </w:pPr>
-            <w:hyperlink ns1:id="rId157">
+            <w:hyperlink ns1:id="rId159">
               <w:r>
                 <w:rPr>
                   <w:rStyle w:val="Hyperlink"/>
@@ -19106,7 +19586,7 @@
             <w:pPr>
               <w:pStyle w:val="Compact"/>
             </w:pPr>
-            <w:hyperlink ns1:id="rId158">
+            <w:hyperlink ns1:id="rId160">
               <w:r>
                 <w:rPr>
                   <w:rStyle w:val="Hyperlink"/>
@@ -19160,7 +19640,7 @@
             <w:pPr>
               <w:pStyle w:val="Compact"/>
             </w:pPr>
-            <w:hyperlink ns1:id="rId159">
+            <w:hyperlink ns1:id="rId161">
               <w:r>
                 <w:rPr>
                   <w:rStyle w:val="Hyperlink"/>
@@ -19194,27 +19674,27 @@
               <w:pStyle w:val="Compact"/>
             </w:pPr>
             <w:r>
-              <w:t xml:space="preserve">Verwaltungseinheit, die einen Rat bedient, unabhängig von der örtlichen Bezeichnung (Parlamentsdienste, Ratssekretariat, Stadt- oder Gemeindekanzlei). Wird für den Legislativ- wie für den Exekutivrat verwendet.</w:t>
-            </w:r>
-          </w:p>
-        </w:tc>
-      </w:tr>
-      <w:tr>
-        <w:tc>
-          <w:tcPr/>
-          <w:p>
-            <w:pPr>
-              <w:pStyle w:val="Compact"/>
-            </w:pPr>
-          </w:p>
-        </w:tc>
-        <w:tc>
-          <w:tcPr/>
-          <w:p>
-            <w:pPr>
-              <w:pStyle w:val="Compact"/>
-            </w:pPr>
-            <w:hyperlink ns1:id="rId160">
+              <w:t xml:space="preserve">Verwaltungseinheit, die einen Rat bedient, unabhängig von der örtlichen Bezeichnung (Parlamentsdienste, Ratssekretariat, Staats-, Kantons-, Standes-, Stadt- oder Gemeindekanzlei). Wird für den Legislativ- wie für den Exekutivrat verwendet: Die Staatskanzlei ist die Stabsstelle des Exekutivrates, die Parlamentsdienste sind jene des Legislativrates.</w:t>
+            </w:r>
+          </w:p>
+        </w:tc>
+      </w:tr>
+      <w:tr>
+        <w:tc>
+          <w:tcPr/>
+          <w:p>
+            <w:pPr>
+              <w:pStyle w:val="Compact"/>
+            </w:pPr>
+          </w:p>
+        </w:tc>
+        <w:tc>
+          <w:tcPr/>
+          <w:p>
+            <w:pPr>
+              <w:pStyle w:val="Compact"/>
+            </w:pPr>
+            <w:hyperlink ns1:id="rId162">
               <w:r>
                 <w:rPr>
                   <w:rStyle w:val="Hyperlink"/>
@@ -19268,7 +19748,7 @@
             <w:pPr>
               <w:pStyle w:val="Compact"/>
             </w:pPr>
-            <w:hyperlink ns1:id="rId161">
+            <w:hyperlink ns1:id="rId163">
               <w:r>
                 <w:rPr>
                   <w:rStyle w:val="Hyperlink"/>
@@ -19322,7 +19802,7 @@
             <w:pPr>
               <w:pStyle w:val="Compact"/>
             </w:pPr>
-            <w:hyperlink ns1:id="rId162">
+            <w:hyperlink ns1:id="rId164">
               <w:r>
                 <w:rPr>
                   <w:rStyle w:val="Hyperlink"/>
@@ -19376,7 +19856,7 @@
             <w:pPr>
               <w:pStyle w:val="Compact"/>
             </w:pPr>
-            <w:hyperlink ns1:id="rId163">
+            <w:hyperlink ns1:id="rId165">
               <w:r>
                 <w:rPr>
                   <w:rStyle w:val="Hyperlink"/>
@@ -19430,7 +19910,7 @@
             <w:pPr>
               <w:pStyle w:val="Compact"/>
             </w:pPr>
-            <w:hyperlink ns1:id="rId164">
+            <w:hyperlink ns1:id="rId166">
               <w:r>
                 <w:rPr>
                   <w:rStyle w:val="Hyperlink"/>
@@ -19484,7 +19964,7 @@
             <w:pPr>
               <w:pStyle w:val="Compact"/>
             </w:pPr>
-            <w:hyperlink ns1:id="rId165">
+            <w:hyperlink ns1:id="rId167">
               <w:r>
                 <w:rPr>
                   <w:rStyle w:val="Hyperlink"/>
@@ -19496,15 +19976,15 @@
         </w:tc>
       </w:tr>
     </w:tbl>
-    <w:bookmarkEnd w:id="166"/>
+    <w:bookmarkEnd w:id="168"/>
     <w:p>
       <w:r>
         <w:br w:type="page"/>
       </w:r>
     </w:p>
-    <w:bookmarkEnd w:id="167"/>
-    <w:bookmarkEnd w:id="168"/>
-    <w:bookmarkStart w:id="183" w:name="mitgliedschaften-memberships"/>
+    <w:bookmarkEnd w:id="169"/>
+    <w:bookmarkEnd w:id="170"/>
+    <w:bookmarkStart w:id="185" w:name="mitgliedschaften-memberships"/>
     <w:p>
       <w:pPr>
         <w:pStyle w:val="berschrift1"/>
@@ -19955,7 +20435,7 @@
         <w:t xml:space="preserve">).</w:t>
       </w:r>
     </w:p>
-    <w:bookmarkStart w:id="171" w:name="klasse-membership"/>
+    <w:bookmarkStart w:id="173" w:name="klasse-membership"/>
     <w:p>
       <w:pPr>
         <w:pStyle w:val="berschrift2"/>
@@ -19984,7 +20464,7 @@
         <w:t xml:space="preserve">__</w:t>
       </w:r>
     </w:p>
-    <w:bookmarkStart w:id="169" w:name="attribute-9"/>
+    <w:bookmarkStart w:id="171" w:name="attribute-9"/>
     <w:p>
       <w:pPr>
         <w:pStyle w:val="berschrift3"/>
@@ -21004,8 +21484,8 @@
         </w:tc>
       </w:tr>
     </w:tbl>
-    <w:bookmarkEnd w:id="169"/>
-    <w:bookmarkStart w:id="170" w:name="verwendungen-9"/>
+    <w:bookmarkEnd w:id="171"/>
+    <w:bookmarkStart w:id="172" w:name="verwendungen-9"/>
     <w:p>
       <w:pPr>
         <w:pStyle w:val="berschrift3"/>
@@ -21146,9 +21626,9 @@
         </w:tc>
       </w:tr>
     </w:tbl>
-    <w:bookmarkEnd w:id="170"/>
-    <w:bookmarkEnd w:id="171"/>
-    <w:bookmarkStart w:id="176" w:name="klasse-roletype"/>
+    <w:bookmarkEnd w:id="172"/>
+    <w:bookmarkEnd w:id="173"/>
+    <w:bookmarkStart w:id="178" w:name="klasse-roletype"/>
     <w:p>
       <w:pPr>
         <w:pStyle w:val="berschrift2"/>
@@ -21292,7 +21772,7 @@
         <w:t xml:space="preserve">__</w:t>
       </w:r>
     </w:p>
-    <w:bookmarkStart w:id="173" w:name="attribute-10"/>
+    <w:bookmarkStart w:id="175" w:name="attribute-10"/>
     <w:p>
       <w:pPr>
         <w:pStyle w:val="berschrift3"/>
@@ -21486,7 +21966,7 @@
         </w:tc>
       </w:tr>
     </w:tbl>
-    <w:bookmarkStart w:id="172" w:name="einschränkungen-2"/>
+    <w:bookmarkStart w:id="174" w:name="einschränkungen-2"/>
     <w:p>
       <w:pPr>
         <w:pStyle w:val="berschrift5"/>
@@ -21537,9 +22017,9 @@
         </w:r>
       </w:hyperlink>
     </w:p>
-    <w:bookmarkEnd w:id="172"/>
-    <w:bookmarkEnd w:id="173"/>
-    <w:bookmarkStart w:id="175" w:name="verwendungen-10"/>
+    <w:bookmarkEnd w:id="174"/>
+    <w:bookmarkEnd w:id="175"/>
+    <w:bookmarkStart w:id="177" w:name="verwendungen-10"/>
     <w:p>
       <w:pPr>
         <w:pStyle w:val="berschrift3"/>
@@ -21680,7 +22160,7 @@
         </w:tc>
       </w:tr>
     </w:tbl>
-    <w:bookmarkStart w:id="174" w:name="regeln"/>
+    <w:bookmarkStart w:id="176" w:name="regeln"/>
     <w:p>
       <w:pPr>
         <w:pStyle w:val="berschrift5"/>
@@ -21713,10 +22193,10 @@
         <w:t xml:space="preserve">ist, muss eine beschreibende Bezeichnung angegeben werden.</w:t>
       </w:r>
     </w:p>
-    <w:bookmarkEnd w:id="174"/>
-    <w:bookmarkEnd w:id="175"/>
     <w:bookmarkEnd w:id="176"/>
-    <w:bookmarkStart w:id="179" w:name="enum-roleenum"/>
+    <w:bookmarkEnd w:id="177"/>
+    <w:bookmarkEnd w:id="178"/>
+    <w:bookmarkStart w:id="181" w:name="enum-roleenum"/>
     <w:p>
       <w:pPr>
         <w:pStyle w:val="berschrift2"/>
@@ -21755,7 +22235,7 @@
       <w:r>
         <w:t xml:space="preserve"> </w:t>
       </w:r>
-      <w:hyperlink ns1:id="rId177">
+      <w:hyperlink ns1:id="rId179">
         <w:r>
           <w:rPr>
             <w:rStyle w:val="Hyperlink"/>
@@ -21764,7 +22244,7 @@
         </w:r>
       </w:hyperlink>
     </w:p>
-    <w:bookmarkStart w:id="178" w:name="zulässige-werte-4"/>
+    <w:bookmarkStart w:id="180" w:name="zulässige-werte-4"/>
     <w:p>
       <w:pPr>
         <w:pStyle w:val="berschrift3"/>
@@ -21916,9 +22396,9 @@
         </w:tc>
       </w:tr>
     </w:tbl>
-    <w:bookmarkEnd w:id="178"/>
-    <w:bookmarkEnd w:id="179"/>
-    <w:bookmarkStart w:id="182" w:name="klasse-electoraldistrict"/>
+    <w:bookmarkEnd w:id="180"/>
+    <w:bookmarkEnd w:id="181"/>
+    <w:bookmarkStart w:id="184" w:name="klasse-electoraldistrict"/>
     <w:p>
       <w:pPr>
         <w:pStyle w:val="berschrift2"/>
@@ -21947,7 +22427,7 @@
         <w:t xml:space="preserve">__</w:t>
       </w:r>
     </w:p>
-    <w:bookmarkStart w:id="180" w:name="attribute-11"/>
+    <w:bookmarkStart w:id="182" w:name="attribute-11"/>
     <w:p>
       <w:pPr>
         <w:pStyle w:val="berschrift3"/>
@@ -22266,8 +22746,8 @@
         </w:tc>
       </w:tr>
     </w:tbl>
-    <w:bookmarkEnd w:id="180"/>
-    <w:bookmarkStart w:id="181" w:name="verwendungen-11"/>
+    <w:bookmarkEnd w:id="182"/>
+    <w:bookmarkStart w:id="183" w:name="verwendungen-11"/>
     <w:p>
       <w:pPr>
         <w:pStyle w:val="berschrift3"/>
@@ -22408,15 +22888,15 @@
         </w:tc>
       </w:tr>
     </w:tbl>
-    <w:bookmarkEnd w:id="181"/>
+    <w:bookmarkEnd w:id="183"/>
     <w:p>
       <w:r>
         <w:br w:type="page"/>
       </w:r>
     </w:p>
-    <w:bookmarkEnd w:id="182"/>
-    <w:bookmarkEnd w:id="183"/>
-    <w:bookmarkStart w:id="248" w:name="interessenbindungen-interest-links"/>
+    <w:bookmarkEnd w:id="184"/>
+    <w:bookmarkEnd w:id="185"/>
+    <w:bookmarkStart w:id="250" w:name="interessenbindungen-interest-links"/>
     <w:p>
       <w:pPr>
         <w:pStyle w:val="berschrift1"/>
@@ -22435,7 +22915,7 @@
       <w:r>
         <w:t xml:space="preserve"> </w:t>
       </w:r>
-      <w:hyperlink ns1:id="rId184">
+      <w:hyperlink ns1:id="rId186">
         <w:r>
           <w:rPr>
             <w:rStyle w:val="Hyperlink"/>
@@ -22740,7 +23220,7 @@
         <w:t xml:space="preserve">Neben Gremium und Funktion innerhalb der Organisation wird explizit festgehalten, ob die Position bezahlt ist – ein zentraler Transparenzaspekt.</w:t>
       </w:r>
     </w:p>
-    <w:bookmarkStart w:id="200" w:name="klasse-interestlink"/>
+    <w:bookmarkStart w:id="202" w:name="klasse-interestlink"/>
     <w:p>
       <w:pPr>
         <w:pStyle w:val="berschrift2"/>
@@ -22769,7 +23249,7 @@
         <w:t xml:space="preserve">__</w:t>
       </w:r>
     </w:p>
-    <w:bookmarkStart w:id="186" w:name="attribute-12"/>
+    <w:bookmarkStart w:id="188" w:name="attribute-12"/>
     <w:p>
       <w:pPr>
         <w:pStyle w:val="berschrift3"/>
@@ -23990,7 +24470,7 @@
         </w:tc>
       </w:tr>
     </w:tbl>
-    <w:bookmarkStart w:id="185" w:name="einschränkungen-3"/>
+    <w:bookmarkStart w:id="187" w:name="einschränkungen-3"/>
     <w:p>
       <w:pPr>
         <w:pStyle w:val="berschrift5"/>
@@ -24041,9 +24521,9 @@
         </w:r>
       </w:hyperlink>
     </w:p>
-    <w:bookmarkEnd w:id="185"/>
-    <w:bookmarkEnd w:id="186"/>
-    <w:bookmarkStart w:id="187" w:name="verwendungen-12"/>
+    <w:bookmarkEnd w:id="187"/>
+    <w:bookmarkEnd w:id="188"/>
+    <w:bookmarkStart w:id="189" w:name="verwendungen-12"/>
     <w:p>
       <w:pPr>
         <w:pStyle w:val="berschrift3"/>
@@ -24245,8 +24725,8 @@
         </w:tc>
       </w:tr>
     </w:tbl>
-    <w:bookmarkEnd w:id="187"/>
-    <w:bookmarkStart w:id="199" w:name="beispiele-3"/>
+    <w:bookmarkEnd w:id="189"/>
+    <w:bookmarkStart w:id="201" w:name="beispiele-3"/>
     <w:p>
       <w:pPr>
         <w:pStyle w:val="berschrift3"/>
@@ -24255,7 +24735,7 @@
         <w:t xml:space="preserve">Beispiele</w:t>
       </w:r>
     </w:p>
-    <w:bookmarkStart w:id="188" w:name="beispiel-interest-links-il-burkart-008"/>
+    <w:bookmarkStart w:id="190" w:name="beispiel-interest-links-il-burkart-008"/>
     <w:p>
       <w:pPr>
         <w:pStyle w:val="berschrift4"/>
@@ -24521,8 +25001,8 @@
         <w:t xml:space="preserve">true</w:t>
       </w:r>
     </w:p>
-    <w:bookmarkEnd w:id="188"/>
-    <w:bookmarkStart w:id="189" w:name="beispiel-interest-links-il-burkart-010"/>
+    <w:bookmarkEnd w:id="190"/>
+    <w:bookmarkStart w:id="191" w:name="beispiel-interest-links-il-burkart-010"/>
     <w:p>
       <w:pPr>
         <w:pStyle w:val="berschrift4"/>
@@ -24782,8 +25262,8 @@
         <w:t xml:space="preserve">false</w:t>
       </w:r>
     </w:p>
-    <w:bookmarkEnd w:id="189"/>
-    <w:bookmarkStart w:id="190" w:name="beispiel-interest-links-il-burkart-002"/>
+    <w:bookmarkEnd w:id="191"/>
+    <w:bookmarkStart w:id="192" w:name="beispiel-interest-links-il-burkart-002"/>
     <w:p>
       <w:pPr>
         <w:pStyle w:val="berschrift4"/>
@@ -25049,8 +25529,8 @@
         <w:t xml:space="preserve">true</w:t>
       </w:r>
     </w:p>
-    <w:bookmarkEnd w:id="190"/>
-    <w:bookmarkStart w:id="191" w:name="beispiel-interest-links-il-burkart-007"/>
+    <w:bookmarkEnd w:id="192"/>
+    <w:bookmarkStart w:id="193" w:name="beispiel-interest-links-il-burkart-007"/>
     <w:p>
       <w:pPr>
         <w:pStyle w:val="berschrift4"/>
@@ -25337,8 +25817,8 @@
         <w:t xml:space="preserve">false</w:t>
       </w:r>
     </w:p>
-    <w:bookmarkEnd w:id="191"/>
-    <w:bookmarkStart w:id="192" w:name="beispiel-interest-links-il-burkart-005"/>
+    <w:bookmarkEnd w:id="193"/>
+    <w:bookmarkStart w:id="194" w:name="beispiel-interest-links-il-burkart-005"/>
     <w:p>
       <w:pPr>
         <w:pStyle w:val="berschrift4"/>
@@ -25598,8 +26078,8 @@
         <w:t xml:space="preserve">true</w:t>
       </w:r>
     </w:p>
-    <w:bookmarkEnd w:id="192"/>
-    <w:bookmarkStart w:id="193" w:name="beispiel-interest-links-il-burkart-001"/>
+    <w:bookmarkEnd w:id="194"/>
+    <w:bookmarkStart w:id="195" w:name="beispiel-interest-links-il-burkart-001"/>
     <w:p>
       <w:pPr>
         <w:pStyle w:val="berschrift4"/>
@@ -25865,8 +26345,8 @@
         <w:t xml:space="preserve">true</w:t>
       </w:r>
     </w:p>
-    <w:bookmarkEnd w:id="193"/>
-    <w:bookmarkStart w:id="194" w:name="beispiel-interest-links-il-burkart-003"/>
+    <w:bookmarkEnd w:id="195"/>
+    <w:bookmarkStart w:id="196" w:name="beispiel-interest-links-il-burkart-003"/>
     <w:p>
       <w:pPr>
         <w:pStyle w:val="berschrift4"/>
@@ -26132,8 +26612,8 @@
         <w:t xml:space="preserve">true</w:t>
       </w:r>
     </w:p>
-    <w:bookmarkEnd w:id="194"/>
-    <w:bookmarkStart w:id="195" w:name="beispiel-interest-links-il-burkart-011"/>
+    <w:bookmarkEnd w:id="196"/>
+    <w:bookmarkStart w:id="197" w:name="beispiel-interest-links-il-burkart-011"/>
     <w:p>
       <w:pPr>
         <w:pStyle w:val="berschrift4"/>
@@ -26393,8 +26873,8 @@
         <w:t xml:space="preserve">false</w:t>
       </w:r>
     </w:p>
-    <w:bookmarkEnd w:id="195"/>
-    <w:bookmarkStart w:id="196" w:name="beispiel-interest-links-il-burkart-004"/>
+    <w:bookmarkEnd w:id="197"/>
+    <w:bookmarkStart w:id="198" w:name="beispiel-interest-links-il-burkart-004"/>
     <w:p>
       <w:pPr>
         <w:pStyle w:val="berschrift4"/>
@@ -26660,8 +27140,8 @@
         <w:t xml:space="preserve">true</w:t>
       </w:r>
     </w:p>
-    <w:bookmarkEnd w:id="196"/>
-    <w:bookmarkStart w:id="197" w:name="beispiel-interest-links-il-burkart-006"/>
+    <w:bookmarkEnd w:id="198"/>
+    <w:bookmarkStart w:id="199" w:name="beispiel-interest-links-il-burkart-006"/>
     <w:p>
       <w:pPr>
         <w:pStyle w:val="berschrift4"/>
@@ -26921,8 +27401,8 @@
         <w:t xml:space="preserve">true</w:t>
       </w:r>
     </w:p>
-    <w:bookmarkEnd w:id="197"/>
-    <w:bookmarkStart w:id="198" w:name="beispiel-interest-links-il-burkart-009"/>
+    <w:bookmarkEnd w:id="199"/>
+    <w:bookmarkStart w:id="200" w:name="beispiel-interest-links-il-burkart-009"/>
     <w:p>
       <w:pPr>
         <w:pStyle w:val="berschrift4"/>
@@ -27182,10 +27662,10 @@
         <w:t xml:space="preserve">true</w:t>
       </w:r>
     </w:p>
-    <w:bookmarkEnd w:id="198"/>
-    <w:bookmarkEnd w:id="199"/>
     <w:bookmarkEnd w:id="200"/>
-    <w:bookmarkStart w:id="206" w:name="enum-interesttypeenum"/>
+    <w:bookmarkEnd w:id="201"/>
+    <w:bookmarkEnd w:id="202"/>
+    <w:bookmarkStart w:id="208" w:name="enum-interesttypeenum"/>
     <w:p>
       <w:pPr>
         <w:pStyle w:val="berschrift2"/>
@@ -27224,7 +27704,7 @@
       <w:r>
         <w:t xml:space="preserve"> </w:t>
       </w:r>
-      <w:hyperlink ns1:id="rId201">
+      <w:hyperlink ns1:id="rId203">
         <w:r>
           <w:rPr>
             <w:rStyle w:val="Hyperlink"/>
@@ -27233,7 +27713,7 @@
         </w:r>
       </w:hyperlink>
     </w:p>
-    <w:bookmarkStart w:id="205" w:name="zulässige-werte-5"/>
+    <w:bookmarkStart w:id="207" w:name="zulässige-werte-5"/>
     <w:p>
       <w:pPr>
         <w:pStyle w:val="berschrift3"/>
@@ -27323,7 +27803,7 @@
             <w:pPr>
               <w:pStyle w:val="Compact"/>
             </w:pPr>
-            <w:hyperlink ns1:id="rId202">
+            <w:hyperlink ns1:id="rId204">
               <w:r>
                 <w:rPr>
                   <w:rStyle w:val="Hyperlink"/>
@@ -27377,7 +27857,7 @@
             <w:pPr>
               <w:pStyle w:val="Compact"/>
             </w:pPr>
-            <w:hyperlink ns1:id="rId203">
+            <w:hyperlink ns1:id="rId205">
               <w:r>
                 <w:rPr>
                   <w:rStyle w:val="Hyperlink"/>
@@ -27431,7 +27911,7 @@
             <w:pPr>
               <w:pStyle w:val="Compact"/>
             </w:pPr>
-            <w:hyperlink ns1:id="rId204">
+            <w:hyperlink ns1:id="rId206">
               <w:r>
                 <w:rPr>
                   <w:rStyle w:val="Hyperlink"/>
@@ -27443,9 +27923,9 @@
         </w:tc>
       </w:tr>
     </w:tbl>
-    <w:bookmarkEnd w:id="205"/>
-    <w:bookmarkEnd w:id="206"/>
-    <w:bookmarkStart w:id="247" w:name="enum-legalformenum"/>
+    <w:bookmarkEnd w:id="207"/>
+    <w:bookmarkEnd w:id="208"/>
+    <w:bookmarkStart w:id="249" w:name="enum-legalformenum"/>
     <w:p>
       <w:pPr>
         <w:pStyle w:val="berschrift2"/>
@@ -27484,7 +27964,7 @@
       <w:r>
         <w:t xml:space="preserve"> </w:t>
       </w:r>
-      <w:hyperlink ns1:id="rId207">
+      <w:hyperlink ns1:id="rId209">
         <w:r>
           <w:rPr>
             <w:rStyle w:val="Hyperlink"/>
@@ -27493,7 +27973,7 @@
         </w:r>
       </w:hyperlink>
     </w:p>
-    <w:bookmarkStart w:id="246" w:name="zulässige-werte-6"/>
+    <w:bookmarkStart w:id="248" w:name="zulässige-werte-6"/>
     <w:p>
       <w:pPr>
         <w:pStyle w:val="berschrift3"/>
@@ -27583,7 +28063,7 @@
             <w:pPr>
               <w:pStyle w:val="Compact"/>
             </w:pPr>
-            <w:hyperlink ns1:id="rId208">
+            <w:hyperlink ns1:id="rId210">
               <w:r>
                 <w:rPr>
                   <w:rStyle w:val="Hyperlink"/>
@@ -27637,7 +28117,7 @@
             <w:pPr>
               <w:pStyle w:val="Compact"/>
             </w:pPr>
-            <w:hyperlink ns1:id="rId209">
+            <w:hyperlink ns1:id="rId211">
               <w:r>
                 <w:rPr>
                   <w:rStyle w:val="Hyperlink"/>
@@ -27691,7 +28171,7 @@
             <w:pPr>
               <w:pStyle w:val="Compact"/>
             </w:pPr>
-            <w:hyperlink ns1:id="rId210">
+            <w:hyperlink ns1:id="rId212">
               <w:r>
                 <w:rPr>
                   <w:rStyle w:val="Hyperlink"/>
@@ -27745,7 +28225,7 @@
             <w:pPr>
               <w:pStyle w:val="Compact"/>
             </w:pPr>
-            <w:hyperlink ns1:id="rId211">
+            <w:hyperlink ns1:id="rId213">
               <w:r>
                 <w:rPr>
                   <w:rStyle w:val="Hyperlink"/>
@@ -27799,7 +28279,7 @@
             <w:pPr>
               <w:pStyle w:val="Compact"/>
             </w:pPr>
-            <w:hyperlink ns1:id="rId212">
+            <w:hyperlink ns1:id="rId214">
               <w:r>
                 <w:rPr>
                   <w:rStyle w:val="Hyperlink"/>
@@ -27853,7 +28333,7 @@
             <w:pPr>
               <w:pStyle w:val="Compact"/>
             </w:pPr>
-            <w:hyperlink ns1:id="rId213">
+            <w:hyperlink ns1:id="rId215">
               <w:r>
                 <w:rPr>
                   <w:rStyle w:val="Hyperlink"/>
@@ -27907,7 +28387,7 @@
             <w:pPr>
               <w:pStyle w:val="Compact"/>
             </w:pPr>
-            <w:hyperlink ns1:id="rId214">
+            <w:hyperlink ns1:id="rId216">
               <w:r>
                 <w:rPr>
                   <w:rStyle w:val="Hyperlink"/>
@@ -27961,7 +28441,7 @@
             <w:pPr>
               <w:pStyle w:val="Compact"/>
             </w:pPr>
-            <w:hyperlink ns1:id="rId215">
+            <w:hyperlink ns1:id="rId217">
               <w:r>
                 <w:rPr>
                   <w:rStyle w:val="Hyperlink"/>
@@ -28015,7 +28495,7 @@
             <w:pPr>
               <w:pStyle w:val="Compact"/>
             </w:pPr>
-            <w:hyperlink ns1:id="rId216">
+            <w:hyperlink ns1:id="rId218">
               <w:r>
                 <w:rPr>
                   <w:rStyle w:val="Hyperlink"/>
@@ -28069,7 +28549,7 @@
             <w:pPr>
               <w:pStyle w:val="Compact"/>
             </w:pPr>
-            <w:hyperlink ns1:id="rId217">
+            <w:hyperlink ns1:id="rId219">
               <w:r>
                 <w:rPr>
                   <w:rStyle w:val="Hyperlink"/>
@@ -28123,7 +28603,7 @@
             <w:pPr>
               <w:pStyle w:val="Compact"/>
             </w:pPr>
-            <w:hyperlink ns1:id="rId218">
+            <w:hyperlink ns1:id="rId220">
               <w:r>
                 <w:rPr>
                   <w:rStyle w:val="Hyperlink"/>
@@ -28177,7 +28657,7 @@
             <w:pPr>
               <w:pStyle w:val="Compact"/>
             </w:pPr>
-            <w:hyperlink ns1:id="rId219">
+            <w:hyperlink ns1:id="rId221">
               <w:r>
                 <w:rPr>
                   <w:rStyle w:val="Hyperlink"/>
@@ -28231,7 +28711,7 @@
             <w:pPr>
               <w:pStyle w:val="Compact"/>
             </w:pPr>
-            <w:hyperlink ns1:id="rId220">
+            <w:hyperlink ns1:id="rId222">
               <w:r>
                 <w:rPr>
                   <w:rStyle w:val="Hyperlink"/>
@@ -28285,7 +28765,7 @@
             <w:pPr>
               <w:pStyle w:val="Compact"/>
             </w:pPr>
-            <w:hyperlink ns1:id="rId221">
+            <w:hyperlink ns1:id="rId223">
               <w:r>
                 <w:rPr>
                   <w:rStyle w:val="Hyperlink"/>
@@ -28339,7 +28819,7 @@
             <w:pPr>
               <w:pStyle w:val="Compact"/>
             </w:pPr>
-            <w:hyperlink ns1:id="rId222">
+            <w:hyperlink ns1:id="rId224">
               <w:r>
                 <w:rPr>
                   <w:rStyle w:val="Hyperlink"/>
@@ -28393,7 +28873,7 @@
             <w:pPr>
               <w:pStyle w:val="Compact"/>
             </w:pPr>
-            <w:hyperlink ns1:id="rId223">
+            <w:hyperlink ns1:id="rId225">
               <w:r>
                 <w:rPr>
                   <w:rStyle w:val="Hyperlink"/>
@@ -28447,7 +28927,7 @@
             <w:pPr>
               <w:pStyle w:val="Compact"/>
             </w:pPr>
-            <w:hyperlink ns1:id="rId224">
+            <w:hyperlink ns1:id="rId226">
               <w:r>
                 <w:rPr>
                   <w:rStyle w:val="Hyperlink"/>
@@ -28501,7 +28981,7 @@
             <w:pPr>
               <w:pStyle w:val="Compact"/>
             </w:pPr>
-            <w:hyperlink ns1:id="rId225">
+            <w:hyperlink ns1:id="rId227">
               <w:r>
                 <w:rPr>
                   <w:rStyle w:val="Hyperlink"/>
@@ -28555,7 +29035,7 @@
             <w:pPr>
               <w:pStyle w:val="Compact"/>
             </w:pPr>
-            <w:hyperlink ns1:id="rId226">
+            <w:hyperlink ns1:id="rId228">
               <w:r>
                 <w:rPr>
                   <w:rStyle w:val="Hyperlink"/>
@@ -28609,7 +29089,7 @@
             <w:pPr>
               <w:pStyle w:val="Compact"/>
             </w:pPr>
-            <w:hyperlink ns1:id="rId227">
+            <w:hyperlink ns1:id="rId229">
               <w:r>
                 <w:rPr>
                   <w:rStyle w:val="Hyperlink"/>
@@ -28663,7 +29143,7 @@
             <w:pPr>
               <w:pStyle w:val="Compact"/>
             </w:pPr>
-            <w:hyperlink ns1:id="rId228">
+            <w:hyperlink ns1:id="rId230">
               <w:r>
                 <w:rPr>
                   <w:rStyle w:val="Hyperlink"/>
@@ -28717,7 +29197,7 @@
             <w:pPr>
               <w:pStyle w:val="Compact"/>
             </w:pPr>
-            <w:hyperlink ns1:id="rId229">
+            <w:hyperlink ns1:id="rId231">
               <w:r>
                 <w:rPr>
                   <w:rStyle w:val="Hyperlink"/>
@@ -28771,7 +29251,7 @@
             <w:pPr>
               <w:pStyle w:val="Compact"/>
             </w:pPr>
-            <w:hyperlink ns1:id="rId230">
+            <w:hyperlink ns1:id="rId232">
               <w:r>
                 <w:rPr>
                   <w:rStyle w:val="Hyperlink"/>
@@ -28825,7 +29305,7 @@
             <w:pPr>
               <w:pStyle w:val="Compact"/>
             </w:pPr>
-            <w:hyperlink ns1:id="rId231">
+            <w:hyperlink ns1:id="rId233">
               <w:r>
                 <w:rPr>
                   <w:rStyle w:val="Hyperlink"/>
@@ -28879,7 +29359,7 @@
             <w:pPr>
               <w:pStyle w:val="Compact"/>
             </w:pPr>
-            <w:hyperlink ns1:id="rId232">
+            <w:hyperlink ns1:id="rId234">
               <w:r>
                 <w:rPr>
                   <w:rStyle w:val="Hyperlink"/>
@@ -28933,7 +29413,7 @@
             <w:pPr>
               <w:pStyle w:val="Compact"/>
             </w:pPr>
-            <w:hyperlink ns1:id="rId233">
+            <w:hyperlink ns1:id="rId235">
               <w:r>
                 <w:rPr>
                   <w:rStyle w:val="Hyperlink"/>
@@ -28987,7 +29467,7 @@
             <w:pPr>
               <w:pStyle w:val="Compact"/>
             </w:pPr>
-            <w:hyperlink ns1:id="rId234">
+            <w:hyperlink ns1:id="rId236">
               <w:r>
                 <w:rPr>
                   <w:rStyle w:val="Hyperlink"/>
@@ -29041,7 +29521,7 @@
             <w:pPr>
               <w:pStyle w:val="Compact"/>
             </w:pPr>
-            <w:hyperlink ns1:id="rId235">
+            <w:hyperlink ns1:id="rId237">
               <w:r>
                 <w:rPr>
                   <w:rStyle w:val="Hyperlink"/>
@@ -29095,7 +29575,7 @@
             <w:pPr>
               <w:pStyle w:val="Compact"/>
             </w:pPr>
-            <w:hyperlink ns1:id="rId236">
+            <w:hyperlink ns1:id="rId238">
               <w:r>
                 <w:rPr>
                   <w:rStyle w:val="Hyperlink"/>
@@ -29149,7 +29629,7 @@
             <w:pPr>
               <w:pStyle w:val="Compact"/>
             </w:pPr>
-            <w:hyperlink ns1:id="rId237">
+            <w:hyperlink ns1:id="rId239">
               <w:r>
                 <w:rPr>
                   <w:rStyle w:val="Hyperlink"/>
@@ -29203,7 +29683,7 @@
             <w:pPr>
               <w:pStyle w:val="Compact"/>
             </w:pPr>
-            <w:hyperlink ns1:id="rId238">
+            <w:hyperlink ns1:id="rId240">
               <w:r>
                 <w:rPr>
                   <w:rStyle w:val="Hyperlink"/>
@@ -29257,7 +29737,7 @@
             <w:pPr>
               <w:pStyle w:val="Compact"/>
             </w:pPr>
-            <w:hyperlink ns1:id="rId239">
+            <w:hyperlink ns1:id="rId241">
               <w:r>
                 <w:rPr>
                   <w:rStyle w:val="Hyperlink"/>
@@ -29311,7 +29791,7 @@
             <w:pPr>
               <w:pStyle w:val="Compact"/>
             </w:pPr>
-            <w:hyperlink ns1:id="rId240">
+            <w:hyperlink ns1:id="rId242">
               <w:r>
                 <w:rPr>
                   <w:rStyle w:val="Hyperlink"/>
@@ -29365,7 +29845,7 @@
             <w:pPr>
               <w:pStyle w:val="Compact"/>
             </w:pPr>
-            <w:hyperlink ns1:id="rId241">
+            <w:hyperlink ns1:id="rId243">
               <w:r>
                 <w:rPr>
                   <w:rStyle w:val="Hyperlink"/>
@@ -29419,7 +29899,7 @@
             <w:pPr>
               <w:pStyle w:val="Compact"/>
             </w:pPr>
-            <w:hyperlink ns1:id="rId242">
+            <w:hyperlink ns1:id="rId244">
               <w:r>
                 <w:rPr>
                   <w:rStyle w:val="Hyperlink"/>
@@ -29473,7 +29953,7 @@
             <w:pPr>
               <w:pStyle w:val="Compact"/>
             </w:pPr>
-            <w:hyperlink ns1:id="rId243">
+            <w:hyperlink ns1:id="rId245">
               <w:r>
                 <w:rPr>
                   <w:rStyle w:val="Hyperlink"/>
@@ -29527,7 +30007,7 @@
             <w:pPr>
               <w:pStyle w:val="Compact"/>
             </w:pPr>
-            <w:hyperlink ns1:id="rId244">
+            <w:hyperlink ns1:id="rId246">
               <w:r>
                 <w:rPr>
                   <w:rStyle w:val="Hyperlink"/>
@@ -29581,7 +30061,7 @@
             <w:pPr>
               <w:pStyle w:val="Compact"/>
             </w:pPr>
-            <w:hyperlink ns1:id="rId245">
+            <w:hyperlink ns1:id="rId247">
               <w:r>
                 <w:rPr>
                   <w:rStyle w:val="Hyperlink"/>
@@ -29593,15 +30073,15 @@
         </w:tc>
       </w:tr>
     </w:tbl>
-    <w:bookmarkEnd w:id="246"/>
+    <w:bookmarkEnd w:id="248"/>
     <w:p>
       <w:r>
         <w:br w:type="page"/>
       </w:r>
     </w:p>
-    <w:bookmarkEnd w:id="247"/>
-    <w:bookmarkEnd w:id="248"/>
-    <w:bookmarkStart w:id="270" w:name="geteilte-elemente"/>
+    <w:bookmarkEnd w:id="249"/>
+    <w:bookmarkEnd w:id="250"/>
+    <w:bookmarkStart w:id="272" w:name="geteilte-elemente"/>
     <w:p>
       <w:pPr>
         <w:pStyle w:val="berschrift1"/>
@@ -29610,7 +30090,7 @@
         <w:t xml:space="preserve">Geteilte Elemente</w:t>
       </w:r>
     </w:p>
-    <w:bookmarkStart w:id="249" w:name="reference-classes"/>
+    <w:bookmarkStart w:id="251" w:name="reference-classes"/>
     <w:p>
       <w:pPr>
         <w:pStyle w:val="berschrift2"/>
@@ -29772,8 +30252,8 @@
         <w:t xml:space="preserve">, da die lokale Referenz unverändert bleibt, auch wenn sich die verknüpfte Entität später ändert</w:t>
       </w:r>
     </w:p>
-    <w:bookmarkEnd w:id="249"/>
-    <w:bookmarkStart w:id="252" w:name="klasse-personreference"/>
+    <w:bookmarkEnd w:id="251"/>
+    <w:bookmarkStart w:id="254" w:name="klasse-personreference"/>
     <w:p>
       <w:pPr>
         <w:pStyle w:val="berschrift2"/>
@@ -29802,7 +30282,7 @@
         <w:t xml:space="preserve">__</w:t>
       </w:r>
     </w:p>
-    <w:bookmarkStart w:id="250" w:name="attribute-13"/>
+    <w:bookmarkStart w:id="252" w:name="attribute-13"/>
     <w:p>
       <w:pPr>
         <w:pStyle w:val="berschrift3"/>
@@ -30234,8 +30714,8 @@
         </w:tc>
       </w:tr>
     </w:tbl>
-    <w:bookmarkEnd w:id="250"/>
-    <w:bookmarkStart w:id="251" w:name="verwendungen-13"/>
+    <w:bookmarkEnd w:id="252"/>
+    <w:bookmarkStart w:id="253" w:name="verwendungen-13"/>
     <w:p>
       <w:pPr>
         <w:pStyle w:val="berschrift3"/>
@@ -30437,9 +30917,9 @@
         </w:tc>
       </w:tr>
     </w:tbl>
-    <w:bookmarkEnd w:id="251"/>
-    <w:bookmarkEnd w:id="252"/>
-    <w:bookmarkStart w:id="255" w:name="klasse-groupreference"/>
+    <w:bookmarkEnd w:id="253"/>
+    <w:bookmarkEnd w:id="254"/>
+    <w:bookmarkStart w:id="257" w:name="klasse-groupreference"/>
     <w:p>
       <w:pPr>
         <w:pStyle w:val="berschrift2"/>
@@ -30468,7 +30948,7 @@
         <w:t xml:space="preserve">__</w:t>
       </w:r>
     </w:p>
-    <w:bookmarkStart w:id="253" w:name="attribute-14"/>
+    <w:bookmarkStart w:id="255" w:name="attribute-14"/>
     <w:p>
       <w:pPr>
         <w:pStyle w:val="berschrift3"/>
@@ -30842,8 +31322,8 @@
         </w:tc>
       </w:tr>
     </w:tbl>
-    <w:bookmarkEnd w:id="253"/>
-    <w:bookmarkStart w:id="254" w:name="verwendungen-14"/>
+    <w:bookmarkEnd w:id="255"/>
+    <w:bookmarkStart w:id="256" w:name="verwendungen-14"/>
     <w:p>
       <w:pPr>
         <w:pStyle w:val="berschrift3"/>
@@ -30984,9 +31464,9 @@
         </w:tc>
       </w:tr>
     </w:tbl>
-    <w:bookmarkEnd w:id="254"/>
-    <w:bookmarkEnd w:id="255"/>
-    <w:bookmarkStart w:id="256" w:name="mehrfach-benutzte-klassen"/>
+    <w:bookmarkEnd w:id="256"/>
+    <w:bookmarkEnd w:id="257"/>
+    <w:bookmarkStart w:id="258" w:name="mehrfach-benutzte-klassen"/>
     <w:p>
       <w:pPr>
         <w:pStyle w:val="berschrift2"/>
@@ -30995,8 +31475,8 @@
         <w:t xml:space="preserve">Mehrfach benutzte Klassen</w:t>
       </w:r>
     </w:p>
-    <w:bookmarkEnd w:id="256"/>
-    <w:bookmarkStart w:id="263" w:name="klasse-address"/>
+    <w:bookmarkEnd w:id="258"/>
+    <w:bookmarkStart w:id="265" w:name="klasse-address"/>
     <w:p>
       <w:pPr>
         <w:pStyle w:val="berschrift2"/>
@@ -31025,7 +31505,7 @@
         <w:t xml:space="preserve">__</w:t>
       </w:r>
     </w:p>
-    <w:bookmarkStart w:id="258" w:name="attribute-15"/>
+    <w:bookmarkStart w:id="260" w:name="attribute-15"/>
     <w:p>
       <w:pPr>
         <w:pStyle w:val="berschrift3"/>
@@ -31397,7 +31877,7 @@
         </w:tc>
       </w:tr>
     </w:tbl>
-    <w:bookmarkStart w:id="257" w:name="einschränkungen-4"/>
+    <w:bookmarkStart w:id="259" w:name="einschränkungen-4"/>
     <w:p>
       <w:pPr>
         <w:pStyle w:val="berschrift5"/>
@@ -31448,9 +31928,9 @@
         </w:r>
       </w:hyperlink>
     </w:p>
-    <w:bookmarkEnd w:id="257"/>
-    <w:bookmarkEnd w:id="258"/>
-    <w:bookmarkStart w:id="259" w:name="verwendungen-15"/>
+    <w:bookmarkEnd w:id="259"/>
+    <w:bookmarkEnd w:id="260"/>
+    <w:bookmarkStart w:id="261" w:name="verwendungen-15"/>
     <w:p>
       <w:pPr>
         <w:pStyle w:val="berschrift3"/>
@@ -31652,8 +32132,8 @@
         </w:tc>
       </w:tr>
     </w:tbl>
-    <w:bookmarkEnd w:id="259"/>
-    <w:bookmarkStart w:id="262" w:name="beispiele-4"/>
+    <w:bookmarkEnd w:id="261"/>
+    <w:bookmarkStart w:id="264" w:name="beispiele-4"/>
     <w:p>
       <w:pPr>
         <w:pStyle w:val="berschrift3"/>
@@ -31662,7 +32142,7 @@
         <w:t xml:space="preserve">Beispiele</w:t>
       </w:r>
     </w:p>
-    <w:bookmarkStart w:id="260" w:name="beispiel-swiss-politicians-beat-jans-1"/>
+    <w:bookmarkStart w:id="262" w:name="beispiel-swiss-politicians-beat-jans-1"/>
     <w:p>
       <w:pPr>
         <w:pStyle w:val="berschrift4"/>
@@ -31715,8 +32195,8 @@
         <w:t xml:space="preserve"> Basel-Stadt</w:t>
       </w:r>
     </w:p>
-    <w:bookmarkEnd w:id="260"/>
-    <w:bookmarkStart w:id="261" w:name="beispiel-groups-it-1"/>
+    <w:bookmarkEnd w:id="262"/>
+    <w:bookmarkStart w:id="263" w:name="beispiel-groups-it-1"/>
     <w:p>
       <w:pPr>
         <w:pStyle w:val="berschrift4"/>
@@ -31859,10 +32339,10 @@
         <w:t xml:space="preserve"> CH</w:t>
       </w:r>
     </w:p>
-    <w:bookmarkEnd w:id="261"/>
-    <w:bookmarkEnd w:id="262"/>
     <w:bookmarkEnd w:id="263"/>
-    <w:bookmarkStart w:id="266" w:name="enum-addresstypeenum"/>
+    <w:bookmarkEnd w:id="264"/>
+    <w:bookmarkEnd w:id="265"/>
+    <w:bookmarkStart w:id="268" w:name="enum-addresstypeenum"/>
     <w:p>
       <w:pPr>
         <w:pStyle w:val="berschrift2"/>
@@ -31901,7 +32381,7 @@
       <w:r>
         <w:t xml:space="preserve"> </w:t>
       </w:r>
-      <w:hyperlink ns1:id="rId264">
+      <w:hyperlink ns1:id="rId266">
         <w:r>
           <w:rPr>
             <w:rStyle w:val="Hyperlink"/>
@@ -31910,7 +32390,7 @@
         </w:r>
       </w:hyperlink>
     </w:p>
-    <w:bookmarkStart w:id="265" w:name="zulässige-werte-7"/>
+    <w:bookmarkStart w:id="267" w:name="zulässige-werte-7"/>
     <w:p>
       <w:pPr>
         <w:pStyle w:val="berschrift3"/>
@@ -32037,9 +32517,9 @@
         </w:tc>
       </w:tr>
     </w:tbl>
-    <w:bookmarkEnd w:id="265"/>
-    <w:bookmarkEnd w:id="266"/>
-    <w:bookmarkStart w:id="269" w:name="klasse-contact"/>
+    <w:bookmarkEnd w:id="267"/>
+    <w:bookmarkEnd w:id="268"/>
+    <w:bookmarkStart w:id="271" w:name="klasse-contact"/>
     <w:p>
       <w:pPr>
         <w:pStyle w:val="berschrift2"/>
@@ -32068,7 +32548,7 @@
         <w:t xml:space="preserve">__</w:t>
       </w:r>
     </w:p>
-    <w:bookmarkStart w:id="267" w:name="attribute-16"/>
+    <w:bookmarkStart w:id="269" w:name="attribute-16"/>
     <w:p>
       <w:pPr>
         <w:pStyle w:val="berschrift3"/>
@@ -32287,8 +32767,8 @@
         </w:tc>
       </w:tr>
     </w:tbl>
-    <w:bookmarkEnd w:id="267"/>
-    <w:bookmarkStart w:id="268" w:name="verwendungen-16"/>
+    <w:bookmarkEnd w:id="269"/>
+    <w:bookmarkStart w:id="270" w:name="verwendungen-16"/>
     <w:p>
       <w:pPr>
         <w:pStyle w:val="berschrift3"/>
@@ -32490,9 +32970,9 @@
         </w:tc>
       </w:tr>
     </w:tbl>
-    <w:bookmarkEnd w:id="268"/>
-    <w:bookmarkEnd w:id="269"/>
     <w:bookmarkEnd w:id="270"/>
+    <w:bookmarkEnd w:id="271"/>
+    <w:bookmarkEnd w:id="272"/>
     <w:sectPr>
       <w:headerReference ns1:id="rId9" w:type="even"/>
       <w:headerReference ns1:id="rId10" w:type="default"/>

--- a/ech-0294_actors/output/ech-0294_actors_de.docx
+++ b/ech-0294_actors/output/ech-0294_actors_de.docx
@@ -17020,7 +17020,7 @@
         <w:rPr>
           <w:rStyle w:val="AttributeTok"/>
         </w:rPr>
-        <w:t xml:space="preserve"> committee_standing</w:t>
+        <w:t xml:space="preserve"> committee</w:t>
       </w:r>
       <w:r>
         <w:br/>
@@ -19067,7 +19067,7 @@
               <w:pStyle w:val="Compact"/>
             </w:pPr>
             <w:r>
-              <w:t xml:space="preserve">committee_standing</w:t>
+              <w:t xml:space="preserve">committee</w:t>
             </w:r>
           </w:p>
         </w:tc>
@@ -19105,7 +19105,7 @@
                 <w:rPr>
                   <w:rStyle w:val="Hyperlink"/>
                 </w:rPr>
-                <w:t xml:space="preserve">act:enum/group_type/committee_standing</w:t>
+                <w:t xml:space="preserve">act:enum/group_type/committee</w:t>
               </w:r>
             </w:hyperlink>
           </w:p>

--- a/ech-0294_actors/output/ech-0294_actors_de.docx
+++ b/ech-0294_actors/output/ech-0294_actors_de.docx
@@ -19512,7 +19512,7 @@
               <w:pStyle w:val="Compact"/>
             </w:pPr>
             <w:r>
-              <w:t xml:space="preserve">Ausserparlamentarische Kommission mit Regierungsauftrag (z.B. Bankrat der Schweizerischen Nationalbank, FINMA).</w:t>
+              <w:t xml:space="preserve">Kommission, die von der Regierung eingesetzt wird, um die Verwaltung dauernd zu beraten oder an ihrer Stelle zu entscheiden. Sie unterscheidet sich von einer parlamentarischen Kommission nicht durch ihre Stellung in der Hierarchie, sondern durch Zusammensetzung und Rechtsgrundlage: Ihre Mitglieder sind externe Fachleute und Interessenvertreterinnen und -vertreter statt Ratsmitglieder, und sie stützt sich auf das Regierungs- und Verwaltungsorganisationsrecht statt auf das Parlamentsrecht (z.B. Eidgenössische Kommission für Konsumentenfragen als beratende Verwaltungskommission, Wettbewerbskommission als entscheidende Behördenkommission). Leitungsorgane von Organisationen des Bundes wie der Bankrat der Schweizerischen Nationalbank zählen ausdrücklich nicht dazu.</w:t>
             </w:r>
           </w:p>
         </w:tc>

--- a/ech-0294_actors/output/ech-0294_actors_de.docx
+++ b/ech-0294_actors/output/ech-0294_actors_de.docx
@@ -12671,7 +12671,7 @@
     </w:p>
     <w:bookmarkEnd w:id="125"/>
     <w:bookmarkEnd w:id="126"/>
-    <w:bookmarkStart w:id="170" w:name="gruppen-und-organe-groups"/>
+    <w:bookmarkStart w:id="171" w:name="gruppen-und-organe-groups"/>
     <w:p>
       <w:pPr>
         <w:pStyle w:val="berschrift1"/>
@@ -12858,7 +12858,7 @@
         <w:t xml:space="preserve">lassen sich z. B. nur während einer Legislatur bestehende Kommissionen oder Umbenennungen und Fusionen von Parteien abbilden.</w:t>
       </w:r>
     </w:p>
-    <w:bookmarkStart w:id="140" w:name="klasse-group"/>
+    <w:bookmarkStart w:id="141" w:name="klasse-group"/>
     <w:p>
       <w:pPr>
         <w:pStyle w:val="berschrift2"/>
@@ -14483,7 +14483,7 @@
       </w:tr>
     </w:tbl>
     <w:bookmarkEnd w:id="128"/>
-    <w:bookmarkStart w:id="139" w:name="beispiele-2"/>
+    <w:bookmarkStart w:id="140" w:name="beispiele-2"/>
     <w:p>
       <w:pPr>
         <w:pStyle w:val="berschrift3"/>
@@ -16472,13 +16472,13 @@
       </w:r>
     </w:p>
     <w:bookmarkEnd w:id="134"/>
-    <w:bookmarkStart w:id="135" w:name="X0e1fccdabc4a538fd8bff4b6dd625fe52aa89be"/>
+    <w:bookmarkStart w:id="135" w:name="Xd0b9c89f629b69b9ac314eecb1129b8924198ad"/>
     <w:p>
       <w:pPr>
         <w:pStyle w:val="berschrift4"/>
       </w:pPr>
       <w:r>
-        <w:t xml:space="preserve">Beispiel: Gemeindeparlament mit räumlicher Referenz</w:t>
+        <w:t xml:space="preserve">Beispiel: Ausserparlamentarische Kommission mit Entscheidbefugnis</w:t>
       </w:r>
     </w:p>
     <w:p>
@@ -16489,13 +16489,43 @@
         <w:rPr>
           <w:rStyle w:val="FunctionTok"/>
         </w:rPr>
-        <w:t xml:space="preserve">local_id</w:t>
-      </w:r>
-      <w:r>
-        <w:rPr>
-          <w:rStyle w:val="KeywordTok"/>
-        </w:rPr>
-        <w:t xml:space="preserve">:</w:t>
+        <w:t xml:space="preserve">global_uri</w:t>
+      </w:r>
+      <w:r>
+        <w:rPr>
+          <w:rStyle w:val="KeywordTok"/>
+        </w:rPr>
+        <w:t xml:space="preserve">:</w:t>
+      </w:r>
+      <w:r>
+        <w:rPr>
+          <w:rStyle w:val="AttributeTok"/>
+        </w:rPr>
+        <w:t xml:space="preserve"> https://www.weko.admin.ch/</w:t>
+      </w:r>
+      <w:r>
+        <w:br/>
+      </w:r>
+      <w:r>
+        <w:rPr>
+          <w:rStyle w:val="FunctionTok"/>
+        </w:rPr>
+        <w:t xml:space="preserve">label</w:t>
+      </w:r>
+      <w:r>
+        <w:rPr>
+          <w:rStyle w:val="KeywordTok"/>
+        </w:rPr>
+        <w:t xml:space="preserve">:</w:t>
+      </w:r>
+      <w:r>
+        <w:br/>
+      </w:r>
+      <w:r>
+        <w:rPr>
+          <w:rStyle w:val="KeywordTok"/>
+        </w:rPr>
+        <w:t xml:space="preserve">-</w:t>
       </w:r>
       <w:r>
         <w:rPr>
@@ -16505,33 +16535,609 @@
       </w:r>
       <w:r>
         <w:rPr>
-          <w:rStyle w:val="DecValTok"/>
-        </w:rPr>
-        <w:t xml:space="preserve">700</w:t>
-      </w:r>
-      <w:r>
-        <w:br/>
-      </w:r>
-      <w:r>
-        <w:rPr>
-          <w:rStyle w:val="FunctionTok"/>
-        </w:rPr>
-        <w:t xml:space="preserve">global_uri</w:t>
-      </w:r>
-      <w:r>
-        <w:rPr>
-          <w:rStyle w:val="KeywordTok"/>
-        </w:rPr>
-        <w:t xml:space="preserve">:</w:t>
-      </w:r>
-      <w:r>
-        <w:rPr>
-          <w:rStyle w:val="AttributeTok"/>
-        </w:rPr>
-        <w:t xml:space="preserve"> https://www.stadt.sg.ch/home/verwaltung-politik/demokratie-politik/stadtparlament.html</w:t>
-      </w:r>
-      <w:r>
-        <w:br/>
+          <w:rStyle w:val="FunctionTok"/>
+        </w:rPr>
+        <w:t xml:space="preserve">value</w:t>
+      </w:r>
+      <w:r>
+        <w:rPr>
+          <w:rStyle w:val="KeywordTok"/>
+        </w:rPr>
+        <w:t xml:space="preserve">:</w:t>
+      </w:r>
+      <w:r>
+        <w:rPr>
+          <w:rStyle w:val="AttributeTok"/>
+        </w:rPr>
+        <w:t xml:space="preserve"> Wettbewerbskommission</w:t>
+      </w:r>
+      <w:r>
+        <w:br/>
+      </w:r>
+      <w:r>
+        <w:rPr>
+          <w:rStyle w:val="AttributeTok"/>
+        </w:rPr>
+        <w:t xml:space="preserve">  </w:t>
+      </w:r>
+      <w:r>
+        <w:rPr>
+          <w:rStyle w:val="FunctionTok"/>
+        </w:rPr>
+        <w:t xml:space="preserve">language</w:t>
+      </w:r>
+      <w:r>
+        <w:rPr>
+          <w:rStyle w:val="KeywordTok"/>
+        </w:rPr>
+        <w:t xml:space="preserve">:</w:t>
+      </w:r>
+      <w:r>
+        <w:rPr>
+          <w:rStyle w:val="AttributeTok"/>
+        </w:rPr>
+        <w:t xml:space="preserve"> de</w:t>
+      </w:r>
+      <w:r>
+        <w:br/>
+      </w:r>
+      <w:r>
+        <w:rPr>
+          <w:rStyle w:val="KeywordTok"/>
+        </w:rPr>
+        <w:t xml:space="preserve">-</w:t>
+      </w:r>
+      <w:r>
+        <w:rPr>
+          <w:rStyle w:val="AttributeTok"/>
+        </w:rPr>
+        <w:t xml:space="preserve"> </w:t>
+      </w:r>
+      <w:r>
+        <w:rPr>
+          <w:rStyle w:val="FunctionTok"/>
+        </w:rPr>
+        <w:t xml:space="preserve">value</w:t>
+      </w:r>
+      <w:r>
+        <w:rPr>
+          <w:rStyle w:val="KeywordTok"/>
+        </w:rPr>
+        <w:t xml:space="preserve">:</w:t>
+      </w:r>
+      <w:r>
+        <w:rPr>
+          <w:rStyle w:val="AttributeTok"/>
+        </w:rPr>
+        <w:t xml:space="preserve"> Commission de la concurrence</w:t>
+      </w:r>
+      <w:r>
+        <w:br/>
+      </w:r>
+      <w:r>
+        <w:rPr>
+          <w:rStyle w:val="AttributeTok"/>
+        </w:rPr>
+        <w:t xml:space="preserve">  </w:t>
+      </w:r>
+      <w:r>
+        <w:rPr>
+          <w:rStyle w:val="FunctionTok"/>
+        </w:rPr>
+        <w:t xml:space="preserve">language</w:t>
+      </w:r>
+      <w:r>
+        <w:rPr>
+          <w:rStyle w:val="KeywordTok"/>
+        </w:rPr>
+        <w:t xml:space="preserve">:</w:t>
+      </w:r>
+      <w:r>
+        <w:rPr>
+          <w:rStyle w:val="AttributeTok"/>
+        </w:rPr>
+        <w:t xml:space="preserve"> fr</w:t>
+      </w:r>
+      <w:r>
+        <w:br/>
+      </w:r>
+      <w:r>
+        <w:rPr>
+          <w:rStyle w:val="KeywordTok"/>
+        </w:rPr>
+        <w:t xml:space="preserve">-</w:t>
+      </w:r>
+      <w:r>
+        <w:rPr>
+          <w:rStyle w:val="AttributeTok"/>
+        </w:rPr>
+        <w:t xml:space="preserve"> </w:t>
+      </w:r>
+      <w:r>
+        <w:rPr>
+          <w:rStyle w:val="FunctionTok"/>
+        </w:rPr>
+        <w:t xml:space="preserve">value</w:t>
+      </w:r>
+      <w:r>
+        <w:rPr>
+          <w:rStyle w:val="KeywordTok"/>
+        </w:rPr>
+        <w:t xml:space="preserve">:</w:t>
+      </w:r>
+      <w:r>
+        <w:rPr>
+          <w:rStyle w:val="AttributeTok"/>
+        </w:rPr>
+        <w:t xml:space="preserve"> Commissione della concorrenza</w:t>
+      </w:r>
+      <w:r>
+        <w:br/>
+      </w:r>
+      <w:r>
+        <w:rPr>
+          <w:rStyle w:val="AttributeTok"/>
+        </w:rPr>
+        <w:t xml:space="preserve">  </w:t>
+      </w:r>
+      <w:r>
+        <w:rPr>
+          <w:rStyle w:val="FunctionTok"/>
+        </w:rPr>
+        <w:t xml:space="preserve">language</w:t>
+      </w:r>
+      <w:r>
+        <w:rPr>
+          <w:rStyle w:val="KeywordTok"/>
+        </w:rPr>
+        <w:t xml:space="preserve">:</w:t>
+      </w:r>
+      <w:r>
+        <w:rPr>
+          <w:rStyle w:val="AttributeTok"/>
+        </w:rPr>
+        <w:t xml:space="preserve"> it</w:t>
+      </w:r>
+      <w:r>
+        <w:br/>
+      </w:r>
+      <w:r>
+        <w:rPr>
+          <w:rStyle w:val="FunctionTok"/>
+        </w:rPr>
+        <w:t xml:space="preserve">abbreviation</w:t>
+      </w:r>
+      <w:r>
+        <w:rPr>
+          <w:rStyle w:val="KeywordTok"/>
+        </w:rPr>
+        <w:t xml:space="preserve">:</w:t>
+      </w:r>
+      <w:r>
+        <w:br/>
+      </w:r>
+      <w:r>
+        <w:rPr>
+          <w:rStyle w:val="KeywordTok"/>
+        </w:rPr>
+        <w:t xml:space="preserve">-</w:t>
+      </w:r>
+      <w:r>
+        <w:rPr>
+          <w:rStyle w:val="AttributeTok"/>
+        </w:rPr>
+        <w:t xml:space="preserve"> </w:t>
+      </w:r>
+      <w:r>
+        <w:rPr>
+          <w:rStyle w:val="FunctionTok"/>
+        </w:rPr>
+        <w:t xml:space="preserve">value</w:t>
+      </w:r>
+      <w:r>
+        <w:rPr>
+          <w:rStyle w:val="KeywordTok"/>
+        </w:rPr>
+        <w:t xml:space="preserve">:</w:t>
+      </w:r>
+      <w:r>
+        <w:rPr>
+          <w:rStyle w:val="AttributeTok"/>
+        </w:rPr>
+        <w:t xml:space="preserve"> WEKO</w:t>
+      </w:r>
+      <w:r>
+        <w:br/>
+      </w:r>
+      <w:r>
+        <w:rPr>
+          <w:rStyle w:val="AttributeTok"/>
+        </w:rPr>
+        <w:t xml:space="preserve">  </w:t>
+      </w:r>
+      <w:r>
+        <w:rPr>
+          <w:rStyle w:val="FunctionTok"/>
+        </w:rPr>
+        <w:t xml:space="preserve">language</w:t>
+      </w:r>
+      <w:r>
+        <w:rPr>
+          <w:rStyle w:val="KeywordTok"/>
+        </w:rPr>
+        <w:t xml:space="preserve">:</w:t>
+      </w:r>
+      <w:r>
+        <w:rPr>
+          <w:rStyle w:val="AttributeTok"/>
+        </w:rPr>
+        <w:t xml:space="preserve"> de</w:t>
+      </w:r>
+      <w:r>
+        <w:br/>
+      </w:r>
+      <w:r>
+        <w:rPr>
+          <w:rStyle w:val="KeywordTok"/>
+        </w:rPr>
+        <w:t xml:space="preserve">-</w:t>
+      </w:r>
+      <w:r>
+        <w:rPr>
+          <w:rStyle w:val="AttributeTok"/>
+        </w:rPr>
+        <w:t xml:space="preserve"> </w:t>
+      </w:r>
+      <w:r>
+        <w:rPr>
+          <w:rStyle w:val="FunctionTok"/>
+        </w:rPr>
+        <w:t xml:space="preserve">value</w:t>
+      </w:r>
+      <w:r>
+        <w:rPr>
+          <w:rStyle w:val="KeywordTok"/>
+        </w:rPr>
+        <w:t xml:space="preserve">:</w:t>
+      </w:r>
+      <w:r>
+        <w:rPr>
+          <w:rStyle w:val="AttributeTok"/>
+        </w:rPr>
+        <w:t xml:space="preserve"> COMCO</w:t>
+      </w:r>
+      <w:r>
+        <w:br/>
+      </w:r>
+      <w:r>
+        <w:rPr>
+          <w:rStyle w:val="AttributeTok"/>
+        </w:rPr>
+        <w:t xml:space="preserve">  </w:t>
+      </w:r>
+      <w:r>
+        <w:rPr>
+          <w:rStyle w:val="FunctionTok"/>
+        </w:rPr>
+        <w:t xml:space="preserve">language</w:t>
+      </w:r>
+      <w:r>
+        <w:rPr>
+          <w:rStyle w:val="KeywordTok"/>
+        </w:rPr>
+        <w:t xml:space="preserve">:</w:t>
+      </w:r>
+      <w:r>
+        <w:rPr>
+          <w:rStyle w:val="AttributeTok"/>
+        </w:rPr>
+        <w:t xml:space="preserve"> fr</w:t>
+      </w:r>
+      <w:r>
+        <w:br/>
+      </w:r>
+      <w:r>
+        <w:rPr>
+          <w:rStyle w:val="KeywordTok"/>
+        </w:rPr>
+        <w:t xml:space="preserve">-</w:t>
+      </w:r>
+      <w:r>
+        <w:rPr>
+          <w:rStyle w:val="AttributeTok"/>
+        </w:rPr>
+        <w:t xml:space="preserve"> </w:t>
+      </w:r>
+      <w:r>
+        <w:rPr>
+          <w:rStyle w:val="FunctionTok"/>
+        </w:rPr>
+        <w:t xml:space="preserve">value</w:t>
+      </w:r>
+      <w:r>
+        <w:rPr>
+          <w:rStyle w:val="KeywordTok"/>
+        </w:rPr>
+        <w:t xml:space="preserve">:</w:t>
+      </w:r>
+      <w:r>
+        <w:rPr>
+          <w:rStyle w:val="AttributeTok"/>
+        </w:rPr>
+        <w:t xml:space="preserve"> COMCO</w:t>
+      </w:r>
+      <w:r>
+        <w:br/>
+      </w:r>
+      <w:r>
+        <w:rPr>
+          <w:rStyle w:val="AttributeTok"/>
+        </w:rPr>
+        <w:t xml:space="preserve">  </w:t>
+      </w:r>
+      <w:r>
+        <w:rPr>
+          <w:rStyle w:val="FunctionTok"/>
+        </w:rPr>
+        <w:t xml:space="preserve">language</w:t>
+      </w:r>
+      <w:r>
+        <w:rPr>
+          <w:rStyle w:val="KeywordTok"/>
+        </w:rPr>
+        <w:t xml:space="preserve">:</w:t>
+      </w:r>
+      <w:r>
+        <w:rPr>
+          <w:rStyle w:val="AttributeTok"/>
+        </w:rPr>
+        <w:t xml:space="preserve"> it</w:t>
+      </w:r>
+      <w:r>
+        <w:br/>
+      </w:r>
+      <w:r>
+        <w:rPr>
+          <w:rStyle w:val="FunctionTok"/>
+        </w:rPr>
+        <w:t xml:space="preserve">landing_page</w:t>
+      </w:r>
+      <w:r>
+        <w:rPr>
+          <w:rStyle w:val="KeywordTok"/>
+        </w:rPr>
+        <w:t xml:space="preserve">:</w:t>
+      </w:r>
+      <w:r>
+        <w:br/>
+      </w:r>
+      <w:r>
+        <w:rPr>
+          <w:rStyle w:val="KeywordTok"/>
+        </w:rPr>
+        <w:t xml:space="preserve">-</w:t>
+      </w:r>
+      <w:r>
+        <w:rPr>
+          <w:rStyle w:val="AttributeTok"/>
+        </w:rPr>
+        <w:t xml:space="preserve"> </w:t>
+      </w:r>
+      <w:r>
+        <w:rPr>
+          <w:rStyle w:val="FunctionTok"/>
+        </w:rPr>
+        <w:t xml:space="preserve">value</w:t>
+      </w:r>
+      <w:r>
+        <w:rPr>
+          <w:rStyle w:val="KeywordTok"/>
+        </w:rPr>
+        <w:t xml:space="preserve">:</w:t>
+      </w:r>
+      <w:r>
+        <w:rPr>
+          <w:rStyle w:val="AttributeTok"/>
+        </w:rPr>
+        <w:t xml:space="preserve"> https://www.weko.admin.ch/de</w:t>
+      </w:r>
+      <w:r>
+        <w:br/>
+      </w:r>
+      <w:r>
+        <w:rPr>
+          <w:rStyle w:val="AttributeTok"/>
+        </w:rPr>
+        <w:t xml:space="preserve">  </w:t>
+      </w:r>
+      <w:r>
+        <w:rPr>
+          <w:rStyle w:val="FunctionTok"/>
+        </w:rPr>
+        <w:t xml:space="preserve">language</w:t>
+      </w:r>
+      <w:r>
+        <w:rPr>
+          <w:rStyle w:val="KeywordTok"/>
+        </w:rPr>
+        <w:t xml:space="preserve">:</w:t>
+      </w:r>
+      <w:r>
+        <w:rPr>
+          <w:rStyle w:val="AttributeTok"/>
+        </w:rPr>
+        <w:t xml:space="preserve"> de</w:t>
+      </w:r>
+      <w:r>
+        <w:br/>
+      </w:r>
+      <w:r>
+        <w:rPr>
+          <w:rStyle w:val="KeywordTok"/>
+        </w:rPr>
+        <w:t xml:space="preserve">-</w:t>
+      </w:r>
+      <w:r>
+        <w:rPr>
+          <w:rStyle w:val="AttributeTok"/>
+        </w:rPr>
+        <w:t xml:space="preserve"> </w:t>
+      </w:r>
+      <w:r>
+        <w:rPr>
+          <w:rStyle w:val="FunctionTok"/>
+        </w:rPr>
+        <w:t xml:space="preserve">value</w:t>
+      </w:r>
+      <w:r>
+        <w:rPr>
+          <w:rStyle w:val="KeywordTok"/>
+        </w:rPr>
+        <w:t xml:space="preserve">:</w:t>
+      </w:r>
+      <w:r>
+        <w:rPr>
+          <w:rStyle w:val="AttributeTok"/>
+        </w:rPr>
+        <w:t xml:space="preserve"> https://www.weko.admin.ch/fr</w:t>
+      </w:r>
+      <w:r>
+        <w:br/>
+      </w:r>
+      <w:r>
+        <w:rPr>
+          <w:rStyle w:val="AttributeTok"/>
+        </w:rPr>
+        <w:t xml:space="preserve">  </w:t>
+      </w:r>
+      <w:r>
+        <w:rPr>
+          <w:rStyle w:val="FunctionTok"/>
+        </w:rPr>
+        <w:t xml:space="preserve">language</w:t>
+      </w:r>
+      <w:r>
+        <w:rPr>
+          <w:rStyle w:val="KeywordTok"/>
+        </w:rPr>
+        <w:t xml:space="preserve">:</w:t>
+      </w:r>
+      <w:r>
+        <w:rPr>
+          <w:rStyle w:val="AttributeTok"/>
+        </w:rPr>
+        <w:t xml:space="preserve"> fr</w:t>
+      </w:r>
+      <w:r>
+        <w:br/>
+      </w:r>
+      <w:r>
+        <w:rPr>
+          <w:rStyle w:val="KeywordTok"/>
+        </w:rPr>
+        <w:t xml:space="preserve">-</w:t>
+      </w:r>
+      <w:r>
+        <w:rPr>
+          <w:rStyle w:val="AttributeTok"/>
+        </w:rPr>
+        <w:t xml:space="preserve"> </w:t>
+      </w:r>
+      <w:r>
+        <w:rPr>
+          <w:rStyle w:val="FunctionTok"/>
+        </w:rPr>
+        <w:t xml:space="preserve">value</w:t>
+      </w:r>
+      <w:r>
+        <w:rPr>
+          <w:rStyle w:val="KeywordTok"/>
+        </w:rPr>
+        <w:t xml:space="preserve">:</w:t>
+      </w:r>
+      <w:r>
+        <w:rPr>
+          <w:rStyle w:val="AttributeTok"/>
+        </w:rPr>
+        <w:t xml:space="preserve"> https://www.weko.admin.ch/it</w:t>
+      </w:r>
+      <w:r>
+        <w:br/>
+      </w:r>
+      <w:r>
+        <w:rPr>
+          <w:rStyle w:val="AttributeTok"/>
+        </w:rPr>
+        <w:t xml:space="preserve">  </w:t>
+      </w:r>
+      <w:r>
+        <w:rPr>
+          <w:rStyle w:val="FunctionTok"/>
+        </w:rPr>
+        <w:t xml:space="preserve">language</w:t>
+      </w:r>
+      <w:r>
+        <w:rPr>
+          <w:rStyle w:val="KeywordTok"/>
+        </w:rPr>
+        <w:t xml:space="preserve">:</w:t>
+      </w:r>
+      <w:r>
+        <w:rPr>
+          <w:rStyle w:val="AttributeTok"/>
+        </w:rPr>
+        <w:t xml:space="preserve"> it</w:t>
+      </w:r>
+      <w:r>
+        <w:br/>
+      </w:r>
+      <w:r>
+        <w:rPr>
+          <w:rStyle w:val="FunctionTok"/>
+        </w:rPr>
+        <w:t xml:space="preserve">group_type</w:t>
+      </w:r>
+      <w:r>
+        <w:rPr>
+          <w:rStyle w:val="KeywordTok"/>
+        </w:rPr>
+        <w:t xml:space="preserve">:</w:t>
+      </w:r>
+      <w:r>
+        <w:br/>
+      </w:r>
+      <w:r>
+        <w:rPr>
+          <w:rStyle w:val="AttributeTok"/>
+        </w:rPr>
+        <w:t xml:space="preserve">  </w:t>
+      </w:r>
+      <w:r>
+        <w:rPr>
+          <w:rStyle w:val="FunctionTok"/>
+        </w:rPr>
+        <w:t xml:space="preserve">group_type_enum</w:t>
+      </w:r>
+      <w:r>
+        <w:rPr>
+          <w:rStyle w:val="KeywordTok"/>
+        </w:rPr>
+        <w:t xml:space="preserve">:</w:t>
+      </w:r>
+      <w:r>
+        <w:rPr>
+          <w:rStyle w:val="AttributeTok"/>
+        </w:rPr>
+        <w:t xml:space="preserve"> committee_extraparliamentary</w:t>
+      </w:r>
+      <w:r>
+        <w:br/>
+      </w:r>
+      <w:r>
+        <w:rPr>
+          <w:rStyle w:val="AttributeTok"/>
+        </w:rPr>
+        <w:t xml:space="preserve">  </w:t>
       </w:r>
       <w:r>
         <w:rPr>
@@ -16546,133 +17152,10 @@
         <w:t xml:space="preserve">:</w:t>
       </w:r>
       <w:r>
-        <w:br/>
-      </w:r>
-      <w:r>
-        <w:rPr>
-          <w:rStyle w:val="KeywordTok"/>
-        </w:rPr>
-        <w:t xml:space="preserve">-</w:t>
-      </w:r>
-      <w:r>
-        <w:rPr>
-          <w:rStyle w:val="AttributeTok"/>
-        </w:rPr>
-        <w:t xml:space="preserve"> </w:t>
-      </w:r>
-      <w:r>
-        <w:rPr>
-          <w:rStyle w:val="FunctionTok"/>
-        </w:rPr>
-        <w:t xml:space="preserve">value</w:t>
-      </w:r>
-      <w:r>
-        <w:rPr>
-          <w:rStyle w:val="KeywordTok"/>
-        </w:rPr>
-        <w:t xml:space="preserve">:</w:t>
-      </w:r>
-      <w:r>
-        <w:rPr>
-          <w:rStyle w:val="AttributeTok"/>
-        </w:rPr>
-        <w:t xml:space="preserve"> Stadtparlament St. Gallen</w:t>
-      </w:r>
-      <w:r>
-        <w:br/>
-      </w:r>
-      <w:r>
-        <w:rPr>
-          <w:rStyle w:val="AttributeTok"/>
-        </w:rPr>
-        <w:t xml:space="preserve">  </w:t>
-      </w:r>
-      <w:r>
-        <w:rPr>
-          <w:rStyle w:val="FunctionTok"/>
-        </w:rPr>
-        <w:t xml:space="preserve">language</w:t>
-      </w:r>
-      <w:r>
-        <w:rPr>
-          <w:rStyle w:val="KeywordTok"/>
-        </w:rPr>
-        <w:t xml:space="preserve">:</w:t>
-      </w:r>
-      <w:r>
-        <w:rPr>
-          <w:rStyle w:val="AttributeTok"/>
-        </w:rPr>
-        <w:t xml:space="preserve"> de</w:t>
-      </w:r>
-      <w:r>
-        <w:br/>
-      </w:r>
-      <w:r>
-        <w:rPr>
-          <w:rStyle w:val="FunctionTok"/>
-        </w:rPr>
-        <w:t xml:space="preserve">group_type</w:t>
-      </w:r>
-      <w:r>
-        <w:rPr>
-          <w:rStyle w:val="KeywordTok"/>
-        </w:rPr>
-        <w:t xml:space="preserve">:</w:t>
-      </w:r>
-      <w:r>
-        <w:br/>
-      </w:r>
-      <w:r>
-        <w:rPr>
-          <w:rStyle w:val="AttributeTok"/>
-        </w:rPr>
-        <w:t xml:space="preserve">  </w:t>
-      </w:r>
-      <w:r>
-        <w:rPr>
-          <w:rStyle w:val="FunctionTok"/>
-        </w:rPr>
-        <w:t xml:space="preserve">group_type_enum</w:t>
-      </w:r>
-      <w:r>
-        <w:rPr>
-          <w:rStyle w:val="KeywordTok"/>
-        </w:rPr>
-        <w:t xml:space="preserve">:</w:t>
-      </w:r>
-      <w:r>
-        <w:rPr>
-          <w:rStyle w:val="AttributeTok"/>
-        </w:rPr>
-        <w:t xml:space="preserve"> council_legislative</w:t>
-      </w:r>
-      <w:r>
-        <w:br/>
-      </w:r>
-      <w:r>
-        <w:rPr>
-          <w:rStyle w:val="AttributeTok"/>
-        </w:rPr>
-        <w:t xml:space="preserve">  </w:t>
-      </w:r>
-      <w:r>
-        <w:rPr>
-          <w:rStyle w:val="FunctionTok"/>
-        </w:rPr>
-        <w:t xml:space="preserve">label</w:t>
-      </w:r>
-      <w:r>
-        <w:rPr>
-          <w:rStyle w:val="KeywordTok"/>
-        </w:rPr>
-        <w:t xml:space="preserve">:</w:t>
-      </w:r>
-      <w:r>
-        <w:rPr>
-          <w:rStyle w:val="AttributeTok"/>
-        </w:rPr>
-        <w:t xml:space="preserve"> Parlament (Legislativrat)</w:t>
+        <w:rPr>
+          <w:rStyle w:val="AttributeTok"/>
+        </w:rPr>
+        <w:t xml:space="preserve"> Ausserparlamentarische Kommission</w:t>
       </w:r>
       <w:r>
         <w:br/>
@@ -16693,17 +17176,17 @@
         <w:rPr>
           <w:rStyle w:val="AttributeTok"/>
         </w:rPr>
-        <w:t xml:space="preserve"> https://ld.admin.ch/municipality/3203</w:t>
+        <w:t xml:space="preserve"> https://ld.admin.ch/country/CHE</w:t>
       </w:r>
     </w:p>
     <w:bookmarkEnd w:id="135"/>
-    <w:bookmarkStart w:id="136" w:name="X3832bece7fea84b7dff7b5bce415e3422ecd83f"/>
+    <w:bookmarkStart w:id="136" w:name="X0e1fccdabc4a538fd8bff4b6dd625fe52aa89be"/>
     <w:p>
       <w:pPr>
         <w:pStyle w:val="berschrift4"/>
       </w:pPr>
       <w:r>
-        <w:t xml:space="preserve">Beispiel: Kommission mit gebräuchlicher Abkürzung</w:t>
+        <w:t xml:space="preserve">Beispiel: Gemeindeparlament mit räumlicher Referenz</w:t>
       </w:r>
     </w:p>
     <w:p>
@@ -16732,7 +17215,7 @@
         <w:rPr>
           <w:rStyle w:val="DecValTok"/>
         </w:rPr>
-        <w:t xml:space="preserve">3</w:t>
+        <w:t xml:space="preserve">700</w:t>
       </w:r>
       <w:r>
         <w:br/>
@@ -16753,7 +17236,7 @@
         <w:rPr>
           <w:rStyle w:val="AttributeTok"/>
         </w:rPr>
-        <w:t xml:space="preserve"> https://api.openparldata.ch/v1/groups/3</w:t>
+        <w:t xml:space="preserve"> https://www.stadt.sg.ch/home/verwaltung-politik/demokratie-politik/stadtparlament.html</w:t>
       </w:r>
       <w:r>
         <w:br/>
@@ -16801,7 +17284,7 @@
         <w:rPr>
           <w:rStyle w:val="AttributeTok"/>
         </w:rPr>
-        <w:t xml:space="preserve"> Geschäftsprüfungskommission</w:t>
+        <w:t xml:space="preserve"> Stadtparlament St. Gallen</w:t>
       </w:r>
       <w:r>
         <w:br/>
@@ -16837,46 +17320,13 @@
         <w:rPr>
           <w:rStyle w:val="FunctionTok"/>
         </w:rPr>
-        <w:t xml:space="preserve">abbreviation</w:t>
-      </w:r>
-      <w:r>
-        <w:rPr>
-          <w:rStyle w:val="KeywordTok"/>
-        </w:rPr>
-        <w:t xml:space="preserve">:</w:t>
-      </w:r>
-      <w:r>
-        <w:br/>
-      </w:r>
-      <w:r>
-        <w:rPr>
-          <w:rStyle w:val="KeywordTok"/>
-        </w:rPr>
-        <w:t xml:space="preserve">-</w:t>
-      </w:r>
-      <w:r>
-        <w:rPr>
-          <w:rStyle w:val="AttributeTok"/>
-        </w:rPr>
-        <w:t xml:space="preserve"> </w:t>
-      </w:r>
-      <w:r>
-        <w:rPr>
-          <w:rStyle w:val="FunctionTok"/>
-        </w:rPr>
-        <w:t xml:space="preserve">value</w:t>
-      </w:r>
-      <w:r>
-        <w:rPr>
-          <w:rStyle w:val="KeywordTok"/>
-        </w:rPr>
-        <w:t xml:space="preserve">:</w:t>
-      </w:r>
-      <w:r>
-        <w:rPr>
-          <w:rStyle w:val="AttributeTok"/>
-        </w:rPr>
-        <w:t xml:space="preserve"> GPK</w:t>
+        <w:t xml:space="preserve">group_type</w:t>
+      </w:r>
+      <w:r>
+        <w:rPr>
+          <w:rStyle w:val="KeywordTok"/>
+        </w:rPr>
+        <w:t xml:space="preserve">:</w:t>
       </w:r>
       <w:r>
         <w:br/>
@@ -16891,67 +17341,19 @@
         <w:rPr>
           <w:rStyle w:val="FunctionTok"/>
         </w:rPr>
-        <w:t xml:space="preserve">language</w:t>
-      </w:r>
-      <w:r>
-        <w:rPr>
-          <w:rStyle w:val="KeywordTok"/>
-        </w:rPr>
-        <w:t xml:space="preserve">:</w:t>
-      </w:r>
-      <w:r>
-        <w:rPr>
-          <w:rStyle w:val="AttributeTok"/>
-        </w:rPr>
-        <w:t xml:space="preserve"> de</w:t>
-      </w:r>
-      <w:r>
-        <w:br/>
-      </w:r>
-      <w:r>
-        <w:rPr>
-          <w:rStyle w:val="FunctionTok"/>
-        </w:rPr>
-        <w:t xml:space="preserve">landing_page</w:t>
-      </w:r>
-      <w:r>
-        <w:rPr>
-          <w:rStyle w:val="KeywordTok"/>
-        </w:rPr>
-        <w:t xml:space="preserve">:</w:t>
-      </w:r>
-      <w:r>
-        <w:br/>
-      </w:r>
-      <w:r>
-        <w:rPr>
-          <w:rStyle w:val="KeywordTok"/>
-        </w:rPr>
-        <w:t xml:space="preserve">-</w:t>
-      </w:r>
-      <w:r>
-        <w:rPr>
-          <w:rStyle w:val="AttributeTok"/>
-        </w:rPr>
-        <w:t xml:space="preserve"> </w:t>
-      </w:r>
-      <w:r>
-        <w:rPr>
-          <w:rStyle w:val="FunctionTok"/>
-        </w:rPr>
-        <w:t xml:space="preserve">value</w:t>
-      </w:r>
-      <w:r>
-        <w:rPr>
-          <w:rStyle w:val="KeywordTok"/>
-        </w:rPr>
-        <w:t xml:space="preserve">:</w:t>
-      </w:r>
-      <w:r>
-        <w:rPr>
-          <w:rStyle w:val="AttributeTok"/>
-        </w:rPr>
-        <w:t xml:space="preserve"> https://ar.ch/kantonsrat/kommissionen/staendige-kommissionen-des-kantonsrates/</w:t>
+        <w:t xml:space="preserve">group_type_enum</w:t>
+      </w:r>
+      <w:r>
+        <w:rPr>
+          <w:rStyle w:val="KeywordTok"/>
+        </w:rPr>
+        <w:t xml:space="preserve">:</w:t>
+      </w:r>
+      <w:r>
+        <w:rPr>
+          <w:rStyle w:val="AttributeTok"/>
+        </w:rPr>
+        <w:t xml:space="preserve"> council_legislative</w:t>
       </w:r>
       <w:r>
         <w:br/>
@@ -16966,75 +17368,6 @@
         <w:rPr>
           <w:rStyle w:val="FunctionTok"/>
         </w:rPr>
-        <w:t xml:space="preserve">language</w:t>
-      </w:r>
-      <w:r>
-        <w:rPr>
-          <w:rStyle w:val="KeywordTok"/>
-        </w:rPr>
-        <w:t xml:space="preserve">:</w:t>
-      </w:r>
-      <w:r>
-        <w:rPr>
-          <w:rStyle w:val="AttributeTok"/>
-        </w:rPr>
-        <w:t xml:space="preserve"> de</w:t>
-      </w:r>
-      <w:r>
-        <w:br/>
-      </w:r>
-      <w:r>
-        <w:rPr>
-          <w:rStyle w:val="FunctionTok"/>
-        </w:rPr>
-        <w:t xml:space="preserve">group_type</w:t>
-      </w:r>
-      <w:r>
-        <w:rPr>
-          <w:rStyle w:val="KeywordTok"/>
-        </w:rPr>
-        <w:t xml:space="preserve">:</w:t>
-      </w:r>
-      <w:r>
-        <w:br/>
-      </w:r>
-      <w:r>
-        <w:rPr>
-          <w:rStyle w:val="AttributeTok"/>
-        </w:rPr>
-        <w:t xml:space="preserve">  </w:t>
-      </w:r>
-      <w:r>
-        <w:rPr>
-          <w:rStyle w:val="FunctionTok"/>
-        </w:rPr>
-        <w:t xml:space="preserve">group_type_enum</w:t>
-      </w:r>
-      <w:r>
-        <w:rPr>
-          <w:rStyle w:val="KeywordTok"/>
-        </w:rPr>
-        <w:t xml:space="preserve">:</w:t>
-      </w:r>
-      <w:r>
-        <w:rPr>
-          <w:rStyle w:val="AttributeTok"/>
-        </w:rPr>
-        <w:t xml:space="preserve"> committee</w:t>
-      </w:r>
-      <w:r>
-        <w:br/>
-      </w:r>
-      <w:r>
-        <w:rPr>
-          <w:rStyle w:val="AttributeTok"/>
-        </w:rPr>
-        <w:t xml:space="preserve">  </w:t>
-      </w:r>
-      <w:r>
-        <w:rPr>
-          <w:rStyle w:val="FunctionTok"/>
-        </w:rPr>
         <w:t xml:space="preserve">label</w:t>
       </w:r>
       <w:r>
@@ -17047,7 +17380,7 @@
         <w:rPr>
           <w:rStyle w:val="AttributeTok"/>
         </w:rPr>
-        <w:t xml:space="preserve"> Kommission</w:t>
+        <w:t xml:space="preserve"> Parlament (Legislativrat)</w:t>
       </w:r>
       <w:r>
         <w:br/>
@@ -17068,17 +17401,17 @@
         <w:rPr>
           <w:rStyle w:val="AttributeTok"/>
         </w:rPr>
-        <w:t xml:space="preserve"> https://ld.admin.ch/canton/15</w:t>
+        <w:t xml:space="preserve"> https://ld.admin.ch/municipality/3203</w:t>
       </w:r>
     </w:p>
     <w:bookmarkEnd w:id="136"/>
-    <w:bookmarkStart w:id="137" w:name="X9d8ef21ee6b943aa3be48d0c405f1c718abc4cd"/>
+    <w:bookmarkStart w:id="137" w:name="X3832bece7fea84b7dff7b5bce415e3422ecd83f"/>
     <w:p>
       <w:pPr>
         <w:pStyle w:val="berschrift4"/>
       </w:pPr>
       <w:r>
-        <w:t xml:space="preserve">Beispiel: Verein mit UID und Rechtsform aus dem Handelsregister</w:t>
+        <w:t xml:space="preserve">Beispiel: Kommission mit gebräuchlicher Abkürzung</w:t>
       </w:r>
     </w:p>
     <w:p>
@@ -17089,6 +17422,33 @@
         <w:rPr>
           <w:rStyle w:val="FunctionTok"/>
         </w:rPr>
+        <w:t xml:space="preserve">local_id</w:t>
+      </w:r>
+      <w:r>
+        <w:rPr>
+          <w:rStyle w:val="KeywordTok"/>
+        </w:rPr>
+        <w:t xml:space="preserve">:</w:t>
+      </w:r>
+      <w:r>
+        <w:rPr>
+          <w:rStyle w:val="AttributeTok"/>
+        </w:rPr>
+        <w:t xml:space="preserve"> </w:t>
+      </w:r>
+      <w:r>
+        <w:rPr>
+          <w:rStyle w:val="DecValTok"/>
+        </w:rPr>
+        <w:t xml:space="preserve">3</w:t>
+      </w:r>
+      <w:r>
+        <w:br/>
+      </w:r>
+      <w:r>
+        <w:rPr>
+          <w:rStyle w:val="FunctionTok"/>
+        </w:rPr>
         <w:t xml:space="preserve">global_uri</w:t>
       </w:r>
       <w:r>
@@ -17101,49 +17461,7 @@
         <w:rPr>
           <w:rStyle w:val="AttributeTok"/>
         </w:rPr>
-        <w:t xml:space="preserve"> https://www.frc.ch/</w:t>
-      </w:r>
-      <w:r>
-        <w:br/>
-      </w:r>
-      <w:r>
-        <w:rPr>
-          <w:rStyle w:val="FunctionTok"/>
-        </w:rPr>
-        <w:t xml:space="preserve">organization_uid</w:t>
-      </w:r>
-      <w:r>
-        <w:rPr>
-          <w:rStyle w:val="KeywordTok"/>
-        </w:rPr>
-        <w:t xml:space="preserve">:</w:t>
-      </w:r>
-      <w:r>
-        <w:rPr>
-          <w:rStyle w:val="AttributeTok"/>
-        </w:rPr>
-        <w:t xml:space="preserve"> CHE-106.063.525</w:t>
-      </w:r>
-      <w:r>
-        <w:br/>
-      </w:r>
-      <w:r>
-        <w:rPr>
-          <w:rStyle w:val="FunctionTok"/>
-        </w:rPr>
-        <w:t xml:space="preserve">legal_form</w:t>
-      </w:r>
-      <w:r>
-        <w:rPr>
-          <w:rStyle w:val="KeywordTok"/>
-        </w:rPr>
-        <w:t xml:space="preserve">:</w:t>
-      </w:r>
-      <w:r>
-        <w:rPr>
-          <w:rStyle w:val="AttributeTok"/>
-        </w:rPr>
-        <w:t xml:space="preserve"> 0109</w:t>
+        <w:t xml:space="preserve"> https://api.openparldata.ch/v1/groups/3</w:t>
       </w:r>
       <w:r>
         <w:br/>
@@ -17191,7 +17509,7 @@
         <w:rPr>
           <w:rStyle w:val="AttributeTok"/>
         </w:rPr>
-        <w:t xml:space="preserve"> Fédération romande des consommateurs</w:t>
+        <w:t xml:space="preserve"> Geschäftsprüfungskommission</w:t>
       </w:r>
       <w:r>
         <w:br/>
@@ -17218,7 +17536,7 @@
         <w:rPr>
           <w:rStyle w:val="AttributeTok"/>
         </w:rPr>
-        <w:t xml:space="preserve"> fr</w:t>
+        <w:t xml:space="preserve"> de</w:t>
       </w:r>
       <w:r>
         <w:br/>
@@ -17266,7 +17584,7 @@
         <w:rPr>
           <w:rStyle w:val="AttributeTok"/>
         </w:rPr>
-        <w:t xml:space="preserve"> FRC</w:t>
+        <w:t xml:space="preserve"> GPK</w:t>
       </w:r>
       <w:r>
         <w:br/>
@@ -17293,7 +17611,82 @@
         <w:rPr>
           <w:rStyle w:val="AttributeTok"/>
         </w:rPr>
-        <w:t xml:space="preserve"> fr</w:t>
+        <w:t xml:space="preserve"> de</w:t>
+      </w:r>
+      <w:r>
+        <w:br/>
+      </w:r>
+      <w:r>
+        <w:rPr>
+          <w:rStyle w:val="FunctionTok"/>
+        </w:rPr>
+        <w:t xml:space="preserve">landing_page</w:t>
+      </w:r>
+      <w:r>
+        <w:rPr>
+          <w:rStyle w:val="KeywordTok"/>
+        </w:rPr>
+        <w:t xml:space="preserve">:</w:t>
+      </w:r>
+      <w:r>
+        <w:br/>
+      </w:r>
+      <w:r>
+        <w:rPr>
+          <w:rStyle w:val="KeywordTok"/>
+        </w:rPr>
+        <w:t xml:space="preserve">-</w:t>
+      </w:r>
+      <w:r>
+        <w:rPr>
+          <w:rStyle w:val="AttributeTok"/>
+        </w:rPr>
+        <w:t xml:space="preserve"> </w:t>
+      </w:r>
+      <w:r>
+        <w:rPr>
+          <w:rStyle w:val="FunctionTok"/>
+        </w:rPr>
+        <w:t xml:space="preserve">value</w:t>
+      </w:r>
+      <w:r>
+        <w:rPr>
+          <w:rStyle w:val="KeywordTok"/>
+        </w:rPr>
+        <w:t xml:space="preserve">:</w:t>
+      </w:r>
+      <w:r>
+        <w:rPr>
+          <w:rStyle w:val="AttributeTok"/>
+        </w:rPr>
+        <w:t xml:space="preserve"> https://ar.ch/kantonsrat/kommissionen/staendige-kommissionen-des-kantonsrates/</w:t>
+      </w:r>
+      <w:r>
+        <w:br/>
+      </w:r>
+      <w:r>
+        <w:rPr>
+          <w:rStyle w:val="AttributeTok"/>
+        </w:rPr>
+        <w:t xml:space="preserve">  </w:t>
+      </w:r>
+      <w:r>
+        <w:rPr>
+          <w:rStyle w:val="FunctionTok"/>
+        </w:rPr>
+        <w:t xml:space="preserve">language</w:t>
+      </w:r>
+      <w:r>
+        <w:rPr>
+          <w:rStyle w:val="KeywordTok"/>
+        </w:rPr>
+        <w:t xml:space="preserve">:</w:t>
+      </w:r>
+      <w:r>
+        <w:rPr>
+          <w:rStyle w:val="AttributeTok"/>
+        </w:rPr>
+        <w:t xml:space="preserve"> de</w:t>
       </w:r>
       <w:r>
         <w:br/>
@@ -17335,7 +17728,7 @@
         <w:rPr>
           <w:rStyle w:val="AttributeTok"/>
         </w:rPr>
-        <w:t xml:space="preserve"> association</w:t>
+        <w:t xml:space="preserve"> committee</w:t>
       </w:r>
       <w:r>
         <w:br/>
@@ -17362,7 +17755,7 @@
         <w:rPr>
           <w:rStyle w:val="AttributeTok"/>
         </w:rPr>
-        <w:t xml:space="preserve"> Verein</w:t>
+        <w:t xml:space="preserve"> Kommission</w:t>
       </w:r>
       <w:r>
         <w:br/>
@@ -17383,17 +17776,17 @@
         <w:rPr>
           <w:rStyle w:val="AttributeTok"/>
         </w:rPr>
-        <w:t xml:space="preserve"> https://ld.admin.ch/canton/22</w:t>
+        <w:t xml:space="preserve"> https://ld.admin.ch/canton/15</w:t>
       </w:r>
     </w:p>
     <w:bookmarkEnd w:id="137"/>
-    <w:bookmarkStart w:id="138" w:name="X45c32d38be483f67e0785c72ce11b1b07ff6240"/>
+    <w:bookmarkStart w:id="138" w:name="X9d8ef21ee6b943aa3be48d0c405f1c718abc4cd"/>
     <w:p>
       <w:pPr>
         <w:pStyle w:val="berschrift4"/>
       </w:pPr>
       <w:r>
-        <w:t xml:space="preserve">Beispiel: Interessengruppe mit dreisprachigem Namen und Kontakt</w:t>
+        <w:t xml:space="preserve">Beispiel: Verein mit UID und Rechtsform aus dem Handelsregister</w:t>
       </w:r>
     </w:p>
     <w:p>
@@ -17404,13 +17797,85 @@
         <w:rPr>
           <w:rStyle w:val="FunctionTok"/>
         </w:rPr>
-        <w:t xml:space="preserve">local_id</w:t>
-      </w:r>
-      <w:r>
-        <w:rPr>
-          <w:rStyle w:val="KeywordTok"/>
-        </w:rPr>
-        <w:t xml:space="preserve">:</w:t>
+        <w:t xml:space="preserve">global_uri</w:t>
+      </w:r>
+      <w:r>
+        <w:rPr>
+          <w:rStyle w:val="KeywordTok"/>
+        </w:rPr>
+        <w:t xml:space="preserve">:</w:t>
+      </w:r>
+      <w:r>
+        <w:rPr>
+          <w:rStyle w:val="AttributeTok"/>
+        </w:rPr>
+        <w:t xml:space="preserve"> https://www.frc.ch/</w:t>
+      </w:r>
+      <w:r>
+        <w:br/>
+      </w:r>
+      <w:r>
+        <w:rPr>
+          <w:rStyle w:val="FunctionTok"/>
+        </w:rPr>
+        <w:t xml:space="preserve">organization_uid</w:t>
+      </w:r>
+      <w:r>
+        <w:rPr>
+          <w:rStyle w:val="KeywordTok"/>
+        </w:rPr>
+        <w:t xml:space="preserve">:</w:t>
+      </w:r>
+      <w:r>
+        <w:rPr>
+          <w:rStyle w:val="AttributeTok"/>
+        </w:rPr>
+        <w:t xml:space="preserve"> CHE-106.063.525</w:t>
+      </w:r>
+      <w:r>
+        <w:br/>
+      </w:r>
+      <w:r>
+        <w:rPr>
+          <w:rStyle w:val="FunctionTok"/>
+        </w:rPr>
+        <w:t xml:space="preserve">legal_form</w:t>
+      </w:r>
+      <w:r>
+        <w:rPr>
+          <w:rStyle w:val="KeywordTok"/>
+        </w:rPr>
+        <w:t xml:space="preserve">:</w:t>
+      </w:r>
+      <w:r>
+        <w:rPr>
+          <w:rStyle w:val="AttributeTok"/>
+        </w:rPr>
+        <w:t xml:space="preserve"> 0109</w:t>
+      </w:r>
+      <w:r>
+        <w:br/>
+      </w:r>
+      <w:r>
+        <w:rPr>
+          <w:rStyle w:val="FunctionTok"/>
+        </w:rPr>
+        <w:t xml:space="preserve">label</w:t>
+      </w:r>
+      <w:r>
+        <w:rPr>
+          <w:rStyle w:val="KeywordTok"/>
+        </w:rPr>
+        <w:t xml:space="preserve">:</w:t>
+      </w:r>
+      <w:r>
+        <w:br/>
+      </w:r>
+      <w:r>
+        <w:rPr>
+          <w:rStyle w:val="KeywordTok"/>
+        </w:rPr>
+        <w:t xml:space="preserve">-</w:t>
       </w:r>
       <w:r>
         <w:rPr>
@@ -17420,33 +17885,174 @@
       </w:r>
       <w:r>
         <w:rPr>
-          <w:rStyle w:val="DecValTok"/>
-        </w:rPr>
-        <w:t xml:space="preserve">6627</w:t>
-      </w:r>
-      <w:r>
-        <w:br/>
-      </w:r>
-      <w:r>
-        <w:rPr>
-          <w:rStyle w:val="FunctionTok"/>
-        </w:rPr>
-        <w:t xml:space="preserve">global_uri</w:t>
-      </w:r>
-      <w:r>
-        <w:rPr>
-          <w:rStyle w:val="KeywordTok"/>
-        </w:rPr>
-        <w:t xml:space="preserve">:</w:t>
-      </w:r>
-      <w:r>
-        <w:rPr>
-          <w:rStyle w:val="AttributeTok"/>
-        </w:rPr>
-        <w:t xml:space="preserve"> https://www.parlament.ch/de/organe/gruppen/konsumenteninformation-und-schutz</w:t>
-      </w:r>
-      <w:r>
-        <w:br/>
+          <w:rStyle w:val="FunctionTok"/>
+        </w:rPr>
+        <w:t xml:space="preserve">value</w:t>
+      </w:r>
+      <w:r>
+        <w:rPr>
+          <w:rStyle w:val="KeywordTok"/>
+        </w:rPr>
+        <w:t xml:space="preserve">:</w:t>
+      </w:r>
+      <w:r>
+        <w:rPr>
+          <w:rStyle w:val="AttributeTok"/>
+        </w:rPr>
+        <w:t xml:space="preserve"> Fédération romande des consommateurs</w:t>
+      </w:r>
+      <w:r>
+        <w:br/>
+      </w:r>
+      <w:r>
+        <w:rPr>
+          <w:rStyle w:val="AttributeTok"/>
+        </w:rPr>
+        <w:t xml:space="preserve">  </w:t>
+      </w:r>
+      <w:r>
+        <w:rPr>
+          <w:rStyle w:val="FunctionTok"/>
+        </w:rPr>
+        <w:t xml:space="preserve">language</w:t>
+      </w:r>
+      <w:r>
+        <w:rPr>
+          <w:rStyle w:val="KeywordTok"/>
+        </w:rPr>
+        <w:t xml:space="preserve">:</w:t>
+      </w:r>
+      <w:r>
+        <w:rPr>
+          <w:rStyle w:val="AttributeTok"/>
+        </w:rPr>
+        <w:t xml:space="preserve"> fr</w:t>
+      </w:r>
+      <w:r>
+        <w:br/>
+      </w:r>
+      <w:r>
+        <w:rPr>
+          <w:rStyle w:val="FunctionTok"/>
+        </w:rPr>
+        <w:t xml:space="preserve">abbreviation</w:t>
+      </w:r>
+      <w:r>
+        <w:rPr>
+          <w:rStyle w:val="KeywordTok"/>
+        </w:rPr>
+        <w:t xml:space="preserve">:</w:t>
+      </w:r>
+      <w:r>
+        <w:br/>
+      </w:r>
+      <w:r>
+        <w:rPr>
+          <w:rStyle w:val="KeywordTok"/>
+        </w:rPr>
+        <w:t xml:space="preserve">-</w:t>
+      </w:r>
+      <w:r>
+        <w:rPr>
+          <w:rStyle w:val="AttributeTok"/>
+        </w:rPr>
+        <w:t xml:space="preserve"> </w:t>
+      </w:r>
+      <w:r>
+        <w:rPr>
+          <w:rStyle w:val="FunctionTok"/>
+        </w:rPr>
+        <w:t xml:space="preserve">value</w:t>
+      </w:r>
+      <w:r>
+        <w:rPr>
+          <w:rStyle w:val="KeywordTok"/>
+        </w:rPr>
+        <w:t xml:space="preserve">:</w:t>
+      </w:r>
+      <w:r>
+        <w:rPr>
+          <w:rStyle w:val="AttributeTok"/>
+        </w:rPr>
+        <w:t xml:space="preserve"> FRC</w:t>
+      </w:r>
+      <w:r>
+        <w:br/>
+      </w:r>
+      <w:r>
+        <w:rPr>
+          <w:rStyle w:val="AttributeTok"/>
+        </w:rPr>
+        <w:t xml:space="preserve">  </w:t>
+      </w:r>
+      <w:r>
+        <w:rPr>
+          <w:rStyle w:val="FunctionTok"/>
+        </w:rPr>
+        <w:t xml:space="preserve">language</w:t>
+      </w:r>
+      <w:r>
+        <w:rPr>
+          <w:rStyle w:val="KeywordTok"/>
+        </w:rPr>
+        <w:t xml:space="preserve">:</w:t>
+      </w:r>
+      <w:r>
+        <w:rPr>
+          <w:rStyle w:val="AttributeTok"/>
+        </w:rPr>
+        <w:t xml:space="preserve"> fr</w:t>
+      </w:r>
+      <w:r>
+        <w:br/>
+      </w:r>
+      <w:r>
+        <w:rPr>
+          <w:rStyle w:val="FunctionTok"/>
+        </w:rPr>
+        <w:t xml:space="preserve">group_type</w:t>
+      </w:r>
+      <w:r>
+        <w:rPr>
+          <w:rStyle w:val="KeywordTok"/>
+        </w:rPr>
+        <w:t xml:space="preserve">:</w:t>
+      </w:r>
+      <w:r>
+        <w:br/>
+      </w:r>
+      <w:r>
+        <w:rPr>
+          <w:rStyle w:val="AttributeTok"/>
+        </w:rPr>
+        <w:t xml:space="preserve">  </w:t>
+      </w:r>
+      <w:r>
+        <w:rPr>
+          <w:rStyle w:val="FunctionTok"/>
+        </w:rPr>
+        <w:t xml:space="preserve">group_type_enum</w:t>
+      </w:r>
+      <w:r>
+        <w:rPr>
+          <w:rStyle w:val="KeywordTok"/>
+        </w:rPr>
+        <w:t xml:space="preserve">:</w:t>
+      </w:r>
+      <w:r>
+        <w:rPr>
+          <w:rStyle w:val="AttributeTok"/>
+        </w:rPr>
+        <w:t xml:space="preserve"> association</w:t>
+      </w:r>
+      <w:r>
+        <w:br/>
+      </w:r>
+      <w:r>
+        <w:rPr>
+          <w:rStyle w:val="AttributeTok"/>
+        </w:rPr>
+        <w:t xml:space="preserve">  </w:t>
       </w:r>
       <w:r>
         <w:rPr>
@@ -17461,799 +18067,10 @@
         <w:t xml:space="preserve">:</w:t>
       </w:r>
       <w:r>
-        <w:br/>
-      </w:r>
-      <w:r>
-        <w:rPr>
-          <w:rStyle w:val="KeywordTok"/>
-        </w:rPr>
-        <w:t xml:space="preserve">-</w:t>
-      </w:r>
-      <w:r>
-        <w:rPr>
-          <w:rStyle w:val="AttributeTok"/>
-        </w:rPr>
-        <w:t xml:space="preserve"> </w:t>
-      </w:r>
-      <w:r>
-        <w:rPr>
-          <w:rStyle w:val="FunctionTok"/>
-        </w:rPr>
-        <w:t xml:space="preserve">value</w:t>
-      </w:r>
-      <w:r>
-        <w:rPr>
-          <w:rStyle w:val="KeywordTok"/>
-        </w:rPr>
-        <w:t xml:space="preserve">:</w:t>
-      </w:r>
-      <w:r>
-        <w:rPr>
-          <w:rStyle w:val="AttributeTok"/>
-        </w:rPr>
-        <w:t xml:space="preserve"> Konsumenteninformation und -schutz</w:t>
-      </w:r>
-      <w:r>
-        <w:br/>
-      </w:r>
-      <w:r>
-        <w:rPr>
-          <w:rStyle w:val="AttributeTok"/>
-        </w:rPr>
-        <w:t xml:space="preserve">  </w:t>
-      </w:r>
-      <w:r>
-        <w:rPr>
-          <w:rStyle w:val="FunctionTok"/>
-        </w:rPr>
-        <w:t xml:space="preserve">language</w:t>
-      </w:r>
-      <w:r>
-        <w:rPr>
-          <w:rStyle w:val="KeywordTok"/>
-        </w:rPr>
-        <w:t xml:space="preserve">:</w:t>
-      </w:r>
-      <w:r>
-        <w:rPr>
-          <w:rStyle w:val="AttributeTok"/>
-        </w:rPr>
-        <w:t xml:space="preserve"> de</w:t>
-      </w:r>
-      <w:r>
-        <w:br/>
-      </w:r>
-      <w:r>
-        <w:rPr>
-          <w:rStyle w:val="KeywordTok"/>
-        </w:rPr>
-        <w:t xml:space="preserve">-</w:t>
-      </w:r>
-      <w:r>
-        <w:rPr>
-          <w:rStyle w:val="AttributeTok"/>
-        </w:rPr>
-        <w:t xml:space="preserve"> </w:t>
-      </w:r>
-      <w:r>
-        <w:rPr>
-          <w:rStyle w:val="FunctionTok"/>
-        </w:rPr>
-        <w:t xml:space="preserve">value</w:t>
-      </w:r>
-      <w:r>
-        <w:rPr>
-          <w:rStyle w:val="KeywordTok"/>
-        </w:rPr>
-        <w:t xml:space="preserve">:</w:t>
-      </w:r>
-      <w:r>
-        <w:rPr>
-          <w:rStyle w:val="AttributeTok"/>
-        </w:rPr>
-        <w:t xml:space="preserve"> Information et défense des consommateurs</w:t>
-      </w:r>
-      <w:r>
-        <w:br/>
-      </w:r>
-      <w:r>
-        <w:rPr>
-          <w:rStyle w:val="AttributeTok"/>
-        </w:rPr>
-        <w:t xml:space="preserve">  </w:t>
-      </w:r>
-      <w:r>
-        <w:rPr>
-          <w:rStyle w:val="FunctionTok"/>
-        </w:rPr>
-        <w:t xml:space="preserve">language</w:t>
-      </w:r>
-      <w:r>
-        <w:rPr>
-          <w:rStyle w:val="KeywordTok"/>
-        </w:rPr>
-        <w:t xml:space="preserve">:</w:t>
-      </w:r>
-      <w:r>
-        <w:rPr>
-          <w:rStyle w:val="AttributeTok"/>
-        </w:rPr>
-        <w:t xml:space="preserve"> fr</w:t>
-      </w:r>
-      <w:r>
-        <w:br/>
-      </w:r>
-      <w:r>
-        <w:rPr>
-          <w:rStyle w:val="KeywordTok"/>
-        </w:rPr>
-        <w:t xml:space="preserve">-</w:t>
-      </w:r>
-      <w:r>
-        <w:rPr>
-          <w:rStyle w:val="AttributeTok"/>
-        </w:rPr>
-        <w:t xml:space="preserve"> </w:t>
-      </w:r>
-      <w:r>
-        <w:rPr>
-          <w:rStyle w:val="FunctionTok"/>
-        </w:rPr>
-        <w:t xml:space="preserve">value</w:t>
-      </w:r>
-      <w:r>
-        <w:rPr>
-          <w:rStyle w:val="KeywordTok"/>
-        </w:rPr>
-        <w:t xml:space="preserve">:</w:t>
-      </w:r>
-      <w:r>
-        <w:rPr>
-          <w:rStyle w:val="AttributeTok"/>
-        </w:rPr>
-        <w:t xml:space="preserve"> Informazione e tutela dei consumatori</w:t>
-      </w:r>
-      <w:r>
-        <w:br/>
-      </w:r>
-      <w:r>
-        <w:rPr>
-          <w:rStyle w:val="AttributeTok"/>
-        </w:rPr>
-        <w:t xml:space="preserve">  </w:t>
-      </w:r>
-      <w:r>
-        <w:rPr>
-          <w:rStyle w:val="FunctionTok"/>
-        </w:rPr>
-        <w:t xml:space="preserve">language</w:t>
-      </w:r>
-      <w:r>
-        <w:rPr>
-          <w:rStyle w:val="KeywordTok"/>
-        </w:rPr>
-        <w:t xml:space="preserve">:</w:t>
-      </w:r>
-      <w:r>
-        <w:rPr>
-          <w:rStyle w:val="AttributeTok"/>
-        </w:rPr>
-        <w:t xml:space="preserve"> it</w:t>
-      </w:r>
-      <w:r>
-        <w:br/>
-      </w:r>
-      <w:r>
-        <w:rPr>
-          <w:rStyle w:val="FunctionTok"/>
-        </w:rPr>
-        <w:t xml:space="preserve">description</w:t>
-      </w:r>
-      <w:r>
-        <w:rPr>
-          <w:rStyle w:val="KeywordTok"/>
-        </w:rPr>
-        <w:t xml:space="preserve">:</w:t>
-      </w:r>
-      <w:r>
-        <w:br/>
-      </w:r>
-      <w:r>
-        <w:rPr>
-          <w:rStyle w:val="KeywordTok"/>
-        </w:rPr>
-        <w:t xml:space="preserve">-</w:t>
-      </w:r>
-      <w:r>
-        <w:rPr>
-          <w:rStyle w:val="AttributeTok"/>
-        </w:rPr>
-        <w:t xml:space="preserve"> </w:t>
-      </w:r>
-      <w:r>
-        <w:rPr>
-          <w:rStyle w:val="FunctionTok"/>
-        </w:rPr>
-        <w:t xml:space="preserve">value</w:t>
-      </w:r>
-      <w:r>
-        <w:rPr>
-          <w:rStyle w:val="KeywordTok"/>
-        </w:rPr>
-        <w:t xml:space="preserve">:</w:t>
-      </w:r>
-      <w:r>
-        <w:rPr>
-          <w:rStyle w:val="AttributeTok"/>
-        </w:rPr>
-        <w:t xml:space="preserve"> L'intergroupe parlementaire « Information et défense des consommateurs » réunit toutes les sensibilités</w:t>
-      </w:r>
-      <w:r>
-        <w:br/>
-      </w:r>
-      <w:r>
-        <w:rPr>
-          <w:rStyle w:val="AttributeTok"/>
-        </w:rPr>
-        <w:t xml:space="preserve">    politiques. Cet intergroupe a pour mission d'informer et de sensibiliser les élu·e·s aux questions</w:t>
-      </w:r>
-      <w:r>
-        <w:br/>
-      </w:r>
-      <w:r>
-        <w:rPr>
-          <w:rStyle w:val="AttributeTok"/>
-        </w:rPr>
-        <w:t xml:space="preserve">    relatives à la défense des consommateur·rice·s en Suisse.</w:t>
-      </w:r>
-      <w:r>
-        <w:br/>
-      </w:r>
-      <w:r>
-        <w:rPr>
-          <w:rStyle w:val="AttributeTok"/>
-        </w:rPr>
-        <w:t xml:space="preserve">  </w:t>
-      </w:r>
-      <w:r>
-        <w:rPr>
-          <w:rStyle w:val="FunctionTok"/>
-        </w:rPr>
-        <w:t xml:space="preserve">language</w:t>
-      </w:r>
-      <w:r>
-        <w:rPr>
-          <w:rStyle w:val="KeywordTok"/>
-        </w:rPr>
-        <w:t xml:space="preserve">:</w:t>
-      </w:r>
-      <w:r>
-        <w:rPr>
-          <w:rStyle w:val="AttributeTok"/>
-        </w:rPr>
-        <w:t xml:space="preserve"> fr</w:t>
-      </w:r>
-      <w:r>
-        <w:br/>
-      </w:r>
-      <w:r>
-        <w:rPr>
-          <w:rStyle w:val="FunctionTok"/>
-        </w:rPr>
-        <w:t xml:space="preserve">landing_page</w:t>
-      </w:r>
-      <w:r>
-        <w:rPr>
-          <w:rStyle w:val="KeywordTok"/>
-        </w:rPr>
-        <w:t xml:space="preserve">:</w:t>
-      </w:r>
-      <w:r>
-        <w:br/>
-      </w:r>
-      <w:r>
-        <w:rPr>
-          <w:rStyle w:val="KeywordTok"/>
-        </w:rPr>
-        <w:t xml:space="preserve">-</w:t>
-      </w:r>
-      <w:r>
-        <w:rPr>
-          <w:rStyle w:val="AttributeTok"/>
-        </w:rPr>
-        <w:t xml:space="preserve"> </w:t>
-      </w:r>
-      <w:r>
-        <w:rPr>
-          <w:rStyle w:val="FunctionTok"/>
-        </w:rPr>
-        <w:t xml:space="preserve">value</w:t>
-      </w:r>
-      <w:r>
-        <w:rPr>
-          <w:rStyle w:val="KeywordTok"/>
-        </w:rPr>
-        <w:t xml:space="preserve">:</w:t>
-      </w:r>
-      <w:r>
-        <w:rPr>
-          <w:rStyle w:val="AttributeTok"/>
-        </w:rPr>
-        <w:t xml:space="preserve"> https://www.parlament.ch/centers/documents/de/gruppen-der-bundesversammlung.pdf</w:t>
-      </w:r>
-      <w:r>
-        <w:br/>
-      </w:r>
-      <w:r>
-        <w:rPr>
-          <w:rStyle w:val="AttributeTok"/>
-        </w:rPr>
-        <w:t xml:space="preserve">  </w:t>
-      </w:r>
-      <w:r>
-        <w:rPr>
-          <w:rStyle w:val="FunctionTok"/>
-        </w:rPr>
-        <w:t xml:space="preserve">language</w:t>
-      </w:r>
-      <w:r>
-        <w:rPr>
-          <w:rStyle w:val="KeywordTok"/>
-        </w:rPr>
-        <w:t xml:space="preserve">:</w:t>
-      </w:r>
-      <w:r>
-        <w:rPr>
-          <w:rStyle w:val="AttributeTok"/>
-        </w:rPr>
-        <w:t xml:space="preserve"> de</w:t>
-      </w:r>
-      <w:r>
-        <w:br/>
-      </w:r>
-      <w:r>
-        <w:rPr>
-          <w:rStyle w:val="FunctionTok"/>
-        </w:rPr>
-        <w:t xml:space="preserve">contacts</w:t>
-      </w:r>
-      <w:r>
-        <w:rPr>
-          <w:rStyle w:val="KeywordTok"/>
-        </w:rPr>
-        <w:t xml:space="preserve">:</w:t>
-      </w:r>
-      <w:r>
-        <w:br/>
-      </w:r>
-      <w:r>
-        <w:rPr>
-          <w:rStyle w:val="KeywordTok"/>
-        </w:rPr>
-        <w:t xml:space="preserve">-</w:t>
-      </w:r>
-      <w:r>
-        <w:rPr>
-          <w:rStyle w:val="AttributeTok"/>
-        </w:rPr>
-        <w:t xml:space="preserve"> </w:t>
-      </w:r>
-      <w:r>
-        <w:rPr>
-          <w:rStyle w:val="FunctionTok"/>
-        </w:rPr>
-        <w:t xml:space="preserve">contact_type</w:t>
-      </w:r>
-      <w:r>
-        <w:rPr>
-          <w:rStyle w:val="KeywordTok"/>
-        </w:rPr>
-        <w:t xml:space="preserve">:</w:t>
-      </w:r>
-      <w:r>
-        <w:rPr>
-          <w:rStyle w:val="AttributeTok"/>
-        </w:rPr>
-        <w:t xml:space="preserve"> email</w:t>
-      </w:r>
-      <w:r>
-        <w:br/>
-      </w:r>
-      <w:r>
-        <w:rPr>
-          <w:rStyle w:val="AttributeTok"/>
-        </w:rPr>
-        <w:t xml:space="preserve">  </w:t>
-      </w:r>
-      <w:r>
-        <w:rPr>
-          <w:rStyle w:val="FunctionTok"/>
-        </w:rPr>
-        <w:t xml:space="preserve">value</w:t>
-      </w:r>
-      <w:r>
-        <w:rPr>
-          <w:rStyle w:val="KeywordTok"/>
-        </w:rPr>
-        <w:t xml:space="preserve">:</w:t>
-      </w:r>
-      <w:r>
-        <w:rPr>
-          <w:rStyle w:val="AttributeTok"/>
-        </w:rPr>
-        <w:t xml:space="preserve"> l.altwegg@frc.ch</w:t>
-      </w:r>
-      <w:r>
-        <w:br/>
-      </w:r>
-      <w:r>
-        <w:rPr>
-          <w:rStyle w:val="AttributeTok"/>
-        </w:rPr>
-        <w:t xml:space="preserve">  </w:t>
-      </w:r>
-      <w:r>
-        <w:rPr>
-          <w:rStyle w:val="FunctionTok"/>
-        </w:rPr>
-        <w:t xml:space="preserve">label</w:t>
-      </w:r>
-      <w:r>
-        <w:rPr>
-          <w:rStyle w:val="KeywordTok"/>
-        </w:rPr>
-        <w:t xml:space="preserve">:</w:t>
-      </w:r>
-      <w:r>
-        <w:rPr>
-          <w:rStyle w:val="AttributeTok"/>
-        </w:rPr>
-        <w:t xml:space="preserve"> Sekretariat</w:t>
-      </w:r>
-      <w:r>
-        <w:br/>
-      </w:r>
-      <w:r>
-        <w:rPr>
-          <w:rStyle w:val="KeywordTok"/>
-        </w:rPr>
-        <w:t xml:space="preserve">-</w:t>
-      </w:r>
-      <w:r>
-        <w:rPr>
-          <w:rStyle w:val="AttributeTok"/>
-        </w:rPr>
-        <w:t xml:space="preserve"> </w:t>
-      </w:r>
-      <w:r>
-        <w:rPr>
-          <w:rStyle w:val="FunctionTok"/>
-        </w:rPr>
-        <w:t xml:space="preserve">contact_type</w:t>
-      </w:r>
-      <w:r>
-        <w:rPr>
-          <w:rStyle w:val="KeywordTok"/>
-        </w:rPr>
-        <w:t xml:space="preserve">:</w:t>
-      </w:r>
-      <w:r>
-        <w:rPr>
-          <w:rStyle w:val="AttributeTok"/>
-        </w:rPr>
-        <w:t xml:space="preserve"> phone</w:t>
-      </w:r>
-      <w:r>
-        <w:br/>
-      </w:r>
-      <w:r>
-        <w:rPr>
-          <w:rStyle w:val="AttributeTok"/>
-        </w:rPr>
-        <w:t xml:space="preserve">  </w:t>
-      </w:r>
-      <w:r>
-        <w:rPr>
-          <w:rStyle w:val="FunctionTok"/>
-        </w:rPr>
-        <w:t xml:space="preserve">value</w:t>
-      </w:r>
-      <w:r>
-        <w:rPr>
-          <w:rStyle w:val="KeywordTok"/>
-        </w:rPr>
-        <w:t xml:space="preserve">:</w:t>
-      </w:r>
-      <w:r>
-        <w:rPr>
-          <w:rStyle w:val="AttributeTok"/>
-        </w:rPr>
-        <w:t xml:space="preserve"> +41 21 331 00 95</w:t>
-      </w:r>
-      <w:r>
-        <w:br/>
-      </w:r>
-      <w:r>
-        <w:rPr>
-          <w:rStyle w:val="AttributeTok"/>
-        </w:rPr>
-        <w:t xml:space="preserve">  </w:t>
-      </w:r>
-      <w:r>
-        <w:rPr>
-          <w:rStyle w:val="FunctionTok"/>
-        </w:rPr>
-        <w:t xml:space="preserve">label</w:t>
-      </w:r>
-      <w:r>
-        <w:rPr>
-          <w:rStyle w:val="KeywordTok"/>
-        </w:rPr>
-        <w:t xml:space="preserve">:</w:t>
-      </w:r>
-      <w:r>
-        <w:rPr>
-          <w:rStyle w:val="AttributeTok"/>
-        </w:rPr>
-        <w:t xml:space="preserve"> Sekretariat</w:t>
-      </w:r>
-      <w:r>
-        <w:br/>
-      </w:r>
-      <w:r>
-        <w:rPr>
-          <w:rStyle w:val="FunctionTok"/>
-        </w:rPr>
-        <w:t xml:space="preserve">addresses</w:t>
-      </w:r>
-      <w:r>
-        <w:rPr>
-          <w:rStyle w:val="KeywordTok"/>
-        </w:rPr>
-        <w:t xml:space="preserve">:</w:t>
-      </w:r>
-      <w:r>
-        <w:br/>
-      </w:r>
-      <w:r>
-        <w:rPr>
-          <w:rStyle w:val="KeywordTok"/>
-        </w:rPr>
-        <w:t xml:space="preserve">-</w:t>
-      </w:r>
-      <w:r>
-        <w:rPr>
-          <w:rStyle w:val="AttributeTok"/>
-        </w:rPr>
-        <w:t xml:space="preserve"> </w:t>
-      </w:r>
-      <w:r>
-        <w:rPr>
-          <w:rStyle w:val="FunctionTok"/>
-        </w:rPr>
-        <w:t xml:space="preserve">address_type</w:t>
-      </w:r>
-      <w:r>
-        <w:rPr>
-          <w:rStyle w:val="KeywordTok"/>
-        </w:rPr>
-        <w:t xml:space="preserve">:</w:t>
-      </w:r>
-      <w:r>
-        <w:rPr>
-          <w:rStyle w:val="AttributeTok"/>
-        </w:rPr>
-        <w:t xml:space="preserve"> businessAddress</w:t>
-      </w:r>
-      <w:r>
-        <w:br/>
-      </w:r>
-      <w:r>
-        <w:rPr>
-          <w:rStyle w:val="AttributeTok"/>
-        </w:rPr>
-        <w:t xml:space="preserve">  </w:t>
-      </w:r>
-      <w:r>
-        <w:rPr>
-          <w:rStyle w:val="FunctionTok"/>
-        </w:rPr>
-        <w:t xml:space="preserve">address_uri</w:t>
-      </w:r>
-      <w:r>
-        <w:rPr>
-          <w:rStyle w:val="KeywordTok"/>
-        </w:rPr>
-        <w:t xml:space="preserve">:</w:t>
-      </w:r>
-      <w:r>
-        <w:rPr>
-          <w:rStyle w:val="AttributeTok"/>
-        </w:rPr>
-        <w:t xml:space="preserve"> https://geo.ld.admin.ch/location/address/101009806</w:t>
-      </w:r>
-      <w:r>
-        <w:br/>
-      </w:r>
-      <w:r>
-        <w:rPr>
-          <w:rStyle w:val="AttributeTok"/>
-        </w:rPr>
-        <w:t xml:space="preserve">  </w:t>
-      </w:r>
-      <w:r>
-        <w:rPr>
-          <w:rStyle w:val="FunctionTok"/>
-        </w:rPr>
-        <w:t xml:space="preserve">street_address</w:t>
-      </w:r>
-      <w:r>
-        <w:rPr>
-          <w:rStyle w:val="KeywordTok"/>
-        </w:rPr>
-        <w:t xml:space="preserve">:</w:t>
-      </w:r>
-      <w:r>
-        <w:rPr>
-          <w:rStyle w:val="AttributeTok"/>
-        </w:rPr>
-        <w:t xml:space="preserve"> Fédération romande des consommateurs, Rue de Genève 17, case postale 585</w:t>
-      </w:r>
-      <w:r>
-        <w:br/>
-      </w:r>
-      <w:r>
-        <w:rPr>
-          <w:rStyle w:val="AttributeTok"/>
-        </w:rPr>
-        <w:t xml:space="preserve">  </w:t>
-      </w:r>
-      <w:r>
-        <w:rPr>
-          <w:rStyle w:val="FunctionTok"/>
-        </w:rPr>
-        <w:t xml:space="preserve">postal_code</w:t>
-      </w:r>
-      <w:r>
-        <w:rPr>
-          <w:rStyle w:val="KeywordTok"/>
-        </w:rPr>
-        <w:t xml:space="preserve">:</w:t>
-      </w:r>
-      <w:r>
-        <w:rPr>
-          <w:rStyle w:val="AttributeTok"/>
-        </w:rPr>
-        <w:t xml:space="preserve"> </w:t>
-      </w:r>
-      <w:r>
-        <w:rPr>
-          <w:rStyle w:val="StringTok"/>
-        </w:rPr>
-        <w:t xml:space="preserve">'1001'</w:t>
-      </w:r>
-      <w:r>
-        <w:br/>
-      </w:r>
-      <w:r>
-        <w:rPr>
-          <w:rStyle w:val="AttributeTok"/>
-        </w:rPr>
-        <w:t xml:space="preserve">  </w:t>
-      </w:r>
-      <w:r>
-        <w:rPr>
-          <w:rStyle w:val="FunctionTok"/>
-        </w:rPr>
-        <w:t xml:space="preserve">postal_locality</w:t>
-      </w:r>
-      <w:r>
-        <w:rPr>
-          <w:rStyle w:val="KeywordTok"/>
-        </w:rPr>
-        <w:t xml:space="preserve">:</w:t>
-      </w:r>
-      <w:r>
-        <w:rPr>
-          <w:rStyle w:val="AttributeTok"/>
-        </w:rPr>
-        <w:t xml:space="preserve"> Lausanne</w:t>
-      </w:r>
-      <w:r>
-        <w:br/>
-      </w:r>
-      <w:r>
-        <w:rPr>
-          <w:rStyle w:val="AttributeTok"/>
-        </w:rPr>
-        <w:t xml:space="preserve">  </w:t>
-      </w:r>
-      <w:r>
-        <w:rPr>
-          <w:rStyle w:val="FunctionTok"/>
-        </w:rPr>
-        <w:t xml:space="preserve">country</w:t>
-      </w:r>
-      <w:r>
-        <w:rPr>
-          <w:rStyle w:val="KeywordTok"/>
-        </w:rPr>
-        <w:t xml:space="preserve">:</w:t>
-      </w:r>
-      <w:r>
-        <w:rPr>
-          <w:rStyle w:val="AttributeTok"/>
-        </w:rPr>
-        <w:t xml:space="preserve"> CH</w:t>
-      </w:r>
-      <w:r>
-        <w:br/>
-      </w:r>
-      <w:r>
-        <w:rPr>
-          <w:rStyle w:val="FunctionTok"/>
-        </w:rPr>
-        <w:t xml:space="preserve">group_type</w:t>
-      </w:r>
-      <w:r>
-        <w:rPr>
-          <w:rStyle w:val="KeywordTok"/>
-        </w:rPr>
-        <w:t xml:space="preserve">:</w:t>
-      </w:r>
-      <w:r>
-        <w:br/>
-      </w:r>
-      <w:r>
-        <w:rPr>
-          <w:rStyle w:val="AttributeTok"/>
-        </w:rPr>
-        <w:t xml:space="preserve">  </w:t>
-      </w:r>
-      <w:r>
-        <w:rPr>
-          <w:rStyle w:val="FunctionTok"/>
-        </w:rPr>
-        <w:t xml:space="preserve">group_type_enum</w:t>
-      </w:r>
-      <w:r>
-        <w:rPr>
-          <w:rStyle w:val="KeywordTok"/>
-        </w:rPr>
-        <w:t xml:space="preserve">:</w:t>
-      </w:r>
-      <w:r>
-        <w:rPr>
-          <w:rStyle w:val="AttributeTok"/>
-        </w:rPr>
-        <w:t xml:space="preserve"> interest_group</w:t>
-      </w:r>
-      <w:r>
-        <w:br/>
-      </w:r>
-      <w:r>
-        <w:rPr>
-          <w:rStyle w:val="AttributeTok"/>
-        </w:rPr>
-        <w:t xml:space="preserve">  </w:t>
-      </w:r>
-      <w:r>
-        <w:rPr>
-          <w:rStyle w:val="FunctionTok"/>
-        </w:rPr>
-        <w:t xml:space="preserve">label</w:t>
-      </w:r>
-      <w:r>
-        <w:rPr>
-          <w:rStyle w:val="KeywordTok"/>
-        </w:rPr>
-        <w:t xml:space="preserve">:</w:t>
-      </w:r>
-      <w:r>
-        <w:rPr>
-          <w:rStyle w:val="AttributeTok"/>
-        </w:rPr>
-        <w:t xml:space="preserve"> Interessengruppe</w:t>
+        <w:rPr>
+          <w:rStyle w:val="AttributeTok"/>
+        </w:rPr>
+        <w:t xml:space="preserve"> Verein</w:t>
       </w:r>
       <w:r>
         <w:br/>
@@ -18274,34 +18091,925 @@
         <w:rPr>
           <w:rStyle w:val="AttributeTok"/>
         </w:rPr>
-        <w:t xml:space="preserve"> https://ld.admin.ch/country/CHE</w:t>
-      </w:r>
-      <w:r>
-        <w:br/>
-      </w:r>
-      <w:r>
-        <w:rPr>
-          <w:rStyle w:val="FunctionTok"/>
-        </w:rPr>
-        <w:t xml:space="preserve">valid_from</w:t>
-      </w:r>
-      <w:r>
-        <w:rPr>
-          <w:rStyle w:val="KeywordTok"/>
-        </w:rPr>
-        <w:t xml:space="preserve">:</w:t>
-      </w:r>
-      <w:r>
-        <w:rPr>
-          <w:rStyle w:val="AttributeTok"/>
-        </w:rPr>
-        <w:t xml:space="preserve"> 2012-01-01</w:t>
+        <w:t xml:space="preserve"> https://ld.admin.ch/canton/22</w:t>
       </w:r>
     </w:p>
     <w:bookmarkEnd w:id="138"/>
+    <w:bookmarkStart w:id="139" w:name="X45c32d38be483f67e0785c72ce11b1b07ff6240"/>
+    <w:p>
+      <w:pPr>
+        <w:pStyle w:val="berschrift4"/>
+      </w:pPr>
+      <w:r>
+        <w:t xml:space="preserve">Beispiel: Interessengruppe mit dreisprachigem Namen und Kontakt</w:t>
+      </w:r>
+    </w:p>
+    <w:p>
+      <w:pPr>
+        <w:pStyle w:val="SourceCode"/>
+      </w:pPr>
+      <w:r>
+        <w:rPr>
+          <w:rStyle w:val="FunctionTok"/>
+        </w:rPr>
+        <w:t xml:space="preserve">local_id</w:t>
+      </w:r>
+      <w:r>
+        <w:rPr>
+          <w:rStyle w:val="KeywordTok"/>
+        </w:rPr>
+        <w:t xml:space="preserve">:</w:t>
+      </w:r>
+      <w:r>
+        <w:rPr>
+          <w:rStyle w:val="AttributeTok"/>
+        </w:rPr>
+        <w:t xml:space="preserve"> </w:t>
+      </w:r>
+      <w:r>
+        <w:rPr>
+          <w:rStyle w:val="DecValTok"/>
+        </w:rPr>
+        <w:t xml:space="preserve">6627</w:t>
+      </w:r>
+      <w:r>
+        <w:br/>
+      </w:r>
+      <w:r>
+        <w:rPr>
+          <w:rStyle w:val="FunctionTok"/>
+        </w:rPr>
+        <w:t xml:space="preserve">global_uri</w:t>
+      </w:r>
+      <w:r>
+        <w:rPr>
+          <w:rStyle w:val="KeywordTok"/>
+        </w:rPr>
+        <w:t xml:space="preserve">:</w:t>
+      </w:r>
+      <w:r>
+        <w:rPr>
+          <w:rStyle w:val="AttributeTok"/>
+        </w:rPr>
+        <w:t xml:space="preserve"> https://www.parlament.ch/de/organe/gruppen/konsumenteninformation-und-schutz</w:t>
+      </w:r>
+      <w:r>
+        <w:br/>
+      </w:r>
+      <w:r>
+        <w:rPr>
+          <w:rStyle w:val="FunctionTok"/>
+        </w:rPr>
+        <w:t xml:space="preserve">label</w:t>
+      </w:r>
+      <w:r>
+        <w:rPr>
+          <w:rStyle w:val="KeywordTok"/>
+        </w:rPr>
+        <w:t xml:space="preserve">:</w:t>
+      </w:r>
+      <w:r>
+        <w:br/>
+      </w:r>
+      <w:r>
+        <w:rPr>
+          <w:rStyle w:val="KeywordTok"/>
+        </w:rPr>
+        <w:t xml:space="preserve">-</w:t>
+      </w:r>
+      <w:r>
+        <w:rPr>
+          <w:rStyle w:val="AttributeTok"/>
+        </w:rPr>
+        <w:t xml:space="preserve"> </w:t>
+      </w:r>
+      <w:r>
+        <w:rPr>
+          <w:rStyle w:val="FunctionTok"/>
+        </w:rPr>
+        <w:t xml:space="preserve">value</w:t>
+      </w:r>
+      <w:r>
+        <w:rPr>
+          <w:rStyle w:val="KeywordTok"/>
+        </w:rPr>
+        <w:t xml:space="preserve">:</w:t>
+      </w:r>
+      <w:r>
+        <w:rPr>
+          <w:rStyle w:val="AttributeTok"/>
+        </w:rPr>
+        <w:t xml:space="preserve"> Konsumenteninformation und -schutz</w:t>
+      </w:r>
+      <w:r>
+        <w:br/>
+      </w:r>
+      <w:r>
+        <w:rPr>
+          <w:rStyle w:val="AttributeTok"/>
+        </w:rPr>
+        <w:t xml:space="preserve">  </w:t>
+      </w:r>
+      <w:r>
+        <w:rPr>
+          <w:rStyle w:val="FunctionTok"/>
+        </w:rPr>
+        <w:t xml:space="preserve">language</w:t>
+      </w:r>
+      <w:r>
+        <w:rPr>
+          <w:rStyle w:val="KeywordTok"/>
+        </w:rPr>
+        <w:t xml:space="preserve">:</w:t>
+      </w:r>
+      <w:r>
+        <w:rPr>
+          <w:rStyle w:val="AttributeTok"/>
+        </w:rPr>
+        <w:t xml:space="preserve"> de</w:t>
+      </w:r>
+      <w:r>
+        <w:br/>
+      </w:r>
+      <w:r>
+        <w:rPr>
+          <w:rStyle w:val="KeywordTok"/>
+        </w:rPr>
+        <w:t xml:space="preserve">-</w:t>
+      </w:r>
+      <w:r>
+        <w:rPr>
+          <w:rStyle w:val="AttributeTok"/>
+        </w:rPr>
+        <w:t xml:space="preserve"> </w:t>
+      </w:r>
+      <w:r>
+        <w:rPr>
+          <w:rStyle w:val="FunctionTok"/>
+        </w:rPr>
+        <w:t xml:space="preserve">value</w:t>
+      </w:r>
+      <w:r>
+        <w:rPr>
+          <w:rStyle w:val="KeywordTok"/>
+        </w:rPr>
+        <w:t xml:space="preserve">:</w:t>
+      </w:r>
+      <w:r>
+        <w:rPr>
+          <w:rStyle w:val="AttributeTok"/>
+        </w:rPr>
+        <w:t xml:space="preserve"> Information et défense des consommateurs</w:t>
+      </w:r>
+      <w:r>
+        <w:br/>
+      </w:r>
+      <w:r>
+        <w:rPr>
+          <w:rStyle w:val="AttributeTok"/>
+        </w:rPr>
+        <w:t xml:space="preserve">  </w:t>
+      </w:r>
+      <w:r>
+        <w:rPr>
+          <w:rStyle w:val="FunctionTok"/>
+        </w:rPr>
+        <w:t xml:space="preserve">language</w:t>
+      </w:r>
+      <w:r>
+        <w:rPr>
+          <w:rStyle w:val="KeywordTok"/>
+        </w:rPr>
+        <w:t xml:space="preserve">:</w:t>
+      </w:r>
+      <w:r>
+        <w:rPr>
+          <w:rStyle w:val="AttributeTok"/>
+        </w:rPr>
+        <w:t xml:space="preserve"> fr</w:t>
+      </w:r>
+      <w:r>
+        <w:br/>
+      </w:r>
+      <w:r>
+        <w:rPr>
+          <w:rStyle w:val="KeywordTok"/>
+        </w:rPr>
+        <w:t xml:space="preserve">-</w:t>
+      </w:r>
+      <w:r>
+        <w:rPr>
+          <w:rStyle w:val="AttributeTok"/>
+        </w:rPr>
+        <w:t xml:space="preserve"> </w:t>
+      </w:r>
+      <w:r>
+        <w:rPr>
+          <w:rStyle w:val="FunctionTok"/>
+        </w:rPr>
+        <w:t xml:space="preserve">value</w:t>
+      </w:r>
+      <w:r>
+        <w:rPr>
+          <w:rStyle w:val="KeywordTok"/>
+        </w:rPr>
+        <w:t xml:space="preserve">:</w:t>
+      </w:r>
+      <w:r>
+        <w:rPr>
+          <w:rStyle w:val="AttributeTok"/>
+        </w:rPr>
+        <w:t xml:space="preserve"> Informazione e tutela dei consumatori</w:t>
+      </w:r>
+      <w:r>
+        <w:br/>
+      </w:r>
+      <w:r>
+        <w:rPr>
+          <w:rStyle w:val="AttributeTok"/>
+        </w:rPr>
+        <w:t xml:space="preserve">  </w:t>
+      </w:r>
+      <w:r>
+        <w:rPr>
+          <w:rStyle w:val="FunctionTok"/>
+        </w:rPr>
+        <w:t xml:space="preserve">language</w:t>
+      </w:r>
+      <w:r>
+        <w:rPr>
+          <w:rStyle w:val="KeywordTok"/>
+        </w:rPr>
+        <w:t xml:space="preserve">:</w:t>
+      </w:r>
+      <w:r>
+        <w:rPr>
+          <w:rStyle w:val="AttributeTok"/>
+        </w:rPr>
+        <w:t xml:space="preserve"> it</w:t>
+      </w:r>
+      <w:r>
+        <w:br/>
+      </w:r>
+      <w:r>
+        <w:rPr>
+          <w:rStyle w:val="FunctionTok"/>
+        </w:rPr>
+        <w:t xml:space="preserve">description</w:t>
+      </w:r>
+      <w:r>
+        <w:rPr>
+          <w:rStyle w:val="KeywordTok"/>
+        </w:rPr>
+        <w:t xml:space="preserve">:</w:t>
+      </w:r>
+      <w:r>
+        <w:br/>
+      </w:r>
+      <w:r>
+        <w:rPr>
+          <w:rStyle w:val="KeywordTok"/>
+        </w:rPr>
+        <w:t xml:space="preserve">-</w:t>
+      </w:r>
+      <w:r>
+        <w:rPr>
+          <w:rStyle w:val="AttributeTok"/>
+        </w:rPr>
+        <w:t xml:space="preserve"> </w:t>
+      </w:r>
+      <w:r>
+        <w:rPr>
+          <w:rStyle w:val="FunctionTok"/>
+        </w:rPr>
+        <w:t xml:space="preserve">value</w:t>
+      </w:r>
+      <w:r>
+        <w:rPr>
+          <w:rStyle w:val="KeywordTok"/>
+        </w:rPr>
+        <w:t xml:space="preserve">:</w:t>
+      </w:r>
+      <w:r>
+        <w:rPr>
+          <w:rStyle w:val="AttributeTok"/>
+        </w:rPr>
+        <w:t xml:space="preserve"> L'intergroupe parlementaire « Information et défense des consommateurs » réunit toutes les sensibilités</w:t>
+      </w:r>
+      <w:r>
+        <w:br/>
+      </w:r>
+      <w:r>
+        <w:rPr>
+          <w:rStyle w:val="AttributeTok"/>
+        </w:rPr>
+        <w:t xml:space="preserve">    politiques. Cet intergroupe a pour mission d'informer et de sensibiliser les élu·e·s aux questions</w:t>
+      </w:r>
+      <w:r>
+        <w:br/>
+      </w:r>
+      <w:r>
+        <w:rPr>
+          <w:rStyle w:val="AttributeTok"/>
+        </w:rPr>
+        <w:t xml:space="preserve">    relatives à la défense des consommateur·rice·s en Suisse.</w:t>
+      </w:r>
+      <w:r>
+        <w:br/>
+      </w:r>
+      <w:r>
+        <w:rPr>
+          <w:rStyle w:val="AttributeTok"/>
+        </w:rPr>
+        <w:t xml:space="preserve">  </w:t>
+      </w:r>
+      <w:r>
+        <w:rPr>
+          <w:rStyle w:val="FunctionTok"/>
+        </w:rPr>
+        <w:t xml:space="preserve">language</w:t>
+      </w:r>
+      <w:r>
+        <w:rPr>
+          <w:rStyle w:val="KeywordTok"/>
+        </w:rPr>
+        <w:t xml:space="preserve">:</w:t>
+      </w:r>
+      <w:r>
+        <w:rPr>
+          <w:rStyle w:val="AttributeTok"/>
+        </w:rPr>
+        <w:t xml:space="preserve"> fr</w:t>
+      </w:r>
+      <w:r>
+        <w:br/>
+      </w:r>
+      <w:r>
+        <w:rPr>
+          <w:rStyle w:val="FunctionTok"/>
+        </w:rPr>
+        <w:t xml:space="preserve">landing_page</w:t>
+      </w:r>
+      <w:r>
+        <w:rPr>
+          <w:rStyle w:val="KeywordTok"/>
+        </w:rPr>
+        <w:t xml:space="preserve">:</w:t>
+      </w:r>
+      <w:r>
+        <w:br/>
+      </w:r>
+      <w:r>
+        <w:rPr>
+          <w:rStyle w:val="KeywordTok"/>
+        </w:rPr>
+        <w:t xml:space="preserve">-</w:t>
+      </w:r>
+      <w:r>
+        <w:rPr>
+          <w:rStyle w:val="AttributeTok"/>
+        </w:rPr>
+        <w:t xml:space="preserve"> </w:t>
+      </w:r>
+      <w:r>
+        <w:rPr>
+          <w:rStyle w:val="FunctionTok"/>
+        </w:rPr>
+        <w:t xml:space="preserve">value</w:t>
+      </w:r>
+      <w:r>
+        <w:rPr>
+          <w:rStyle w:val="KeywordTok"/>
+        </w:rPr>
+        <w:t xml:space="preserve">:</w:t>
+      </w:r>
+      <w:r>
+        <w:rPr>
+          <w:rStyle w:val="AttributeTok"/>
+        </w:rPr>
+        <w:t xml:space="preserve"> https://www.parlament.ch/centers/documents/de/gruppen-der-bundesversammlung.pdf</w:t>
+      </w:r>
+      <w:r>
+        <w:br/>
+      </w:r>
+      <w:r>
+        <w:rPr>
+          <w:rStyle w:val="AttributeTok"/>
+        </w:rPr>
+        <w:t xml:space="preserve">  </w:t>
+      </w:r>
+      <w:r>
+        <w:rPr>
+          <w:rStyle w:val="FunctionTok"/>
+        </w:rPr>
+        <w:t xml:space="preserve">language</w:t>
+      </w:r>
+      <w:r>
+        <w:rPr>
+          <w:rStyle w:val="KeywordTok"/>
+        </w:rPr>
+        <w:t xml:space="preserve">:</w:t>
+      </w:r>
+      <w:r>
+        <w:rPr>
+          <w:rStyle w:val="AttributeTok"/>
+        </w:rPr>
+        <w:t xml:space="preserve"> de</w:t>
+      </w:r>
+      <w:r>
+        <w:br/>
+      </w:r>
+      <w:r>
+        <w:rPr>
+          <w:rStyle w:val="FunctionTok"/>
+        </w:rPr>
+        <w:t xml:space="preserve">contacts</w:t>
+      </w:r>
+      <w:r>
+        <w:rPr>
+          <w:rStyle w:val="KeywordTok"/>
+        </w:rPr>
+        <w:t xml:space="preserve">:</w:t>
+      </w:r>
+      <w:r>
+        <w:br/>
+      </w:r>
+      <w:r>
+        <w:rPr>
+          <w:rStyle w:val="KeywordTok"/>
+        </w:rPr>
+        <w:t xml:space="preserve">-</w:t>
+      </w:r>
+      <w:r>
+        <w:rPr>
+          <w:rStyle w:val="AttributeTok"/>
+        </w:rPr>
+        <w:t xml:space="preserve"> </w:t>
+      </w:r>
+      <w:r>
+        <w:rPr>
+          <w:rStyle w:val="FunctionTok"/>
+        </w:rPr>
+        <w:t xml:space="preserve">contact_type</w:t>
+      </w:r>
+      <w:r>
+        <w:rPr>
+          <w:rStyle w:val="KeywordTok"/>
+        </w:rPr>
+        <w:t xml:space="preserve">:</w:t>
+      </w:r>
+      <w:r>
+        <w:rPr>
+          <w:rStyle w:val="AttributeTok"/>
+        </w:rPr>
+        <w:t xml:space="preserve"> email</w:t>
+      </w:r>
+      <w:r>
+        <w:br/>
+      </w:r>
+      <w:r>
+        <w:rPr>
+          <w:rStyle w:val="AttributeTok"/>
+        </w:rPr>
+        <w:t xml:space="preserve">  </w:t>
+      </w:r>
+      <w:r>
+        <w:rPr>
+          <w:rStyle w:val="FunctionTok"/>
+        </w:rPr>
+        <w:t xml:space="preserve">value</w:t>
+      </w:r>
+      <w:r>
+        <w:rPr>
+          <w:rStyle w:val="KeywordTok"/>
+        </w:rPr>
+        <w:t xml:space="preserve">:</w:t>
+      </w:r>
+      <w:r>
+        <w:rPr>
+          <w:rStyle w:val="AttributeTok"/>
+        </w:rPr>
+        <w:t xml:space="preserve"> l.altwegg@frc.ch</w:t>
+      </w:r>
+      <w:r>
+        <w:br/>
+      </w:r>
+      <w:r>
+        <w:rPr>
+          <w:rStyle w:val="AttributeTok"/>
+        </w:rPr>
+        <w:t xml:space="preserve">  </w:t>
+      </w:r>
+      <w:r>
+        <w:rPr>
+          <w:rStyle w:val="FunctionTok"/>
+        </w:rPr>
+        <w:t xml:space="preserve">label</w:t>
+      </w:r>
+      <w:r>
+        <w:rPr>
+          <w:rStyle w:val="KeywordTok"/>
+        </w:rPr>
+        <w:t xml:space="preserve">:</w:t>
+      </w:r>
+      <w:r>
+        <w:rPr>
+          <w:rStyle w:val="AttributeTok"/>
+        </w:rPr>
+        <w:t xml:space="preserve"> Sekretariat</w:t>
+      </w:r>
+      <w:r>
+        <w:br/>
+      </w:r>
+      <w:r>
+        <w:rPr>
+          <w:rStyle w:val="KeywordTok"/>
+        </w:rPr>
+        <w:t xml:space="preserve">-</w:t>
+      </w:r>
+      <w:r>
+        <w:rPr>
+          <w:rStyle w:val="AttributeTok"/>
+        </w:rPr>
+        <w:t xml:space="preserve"> </w:t>
+      </w:r>
+      <w:r>
+        <w:rPr>
+          <w:rStyle w:val="FunctionTok"/>
+        </w:rPr>
+        <w:t xml:space="preserve">contact_type</w:t>
+      </w:r>
+      <w:r>
+        <w:rPr>
+          <w:rStyle w:val="KeywordTok"/>
+        </w:rPr>
+        <w:t xml:space="preserve">:</w:t>
+      </w:r>
+      <w:r>
+        <w:rPr>
+          <w:rStyle w:val="AttributeTok"/>
+        </w:rPr>
+        <w:t xml:space="preserve"> phone</w:t>
+      </w:r>
+      <w:r>
+        <w:br/>
+      </w:r>
+      <w:r>
+        <w:rPr>
+          <w:rStyle w:val="AttributeTok"/>
+        </w:rPr>
+        <w:t xml:space="preserve">  </w:t>
+      </w:r>
+      <w:r>
+        <w:rPr>
+          <w:rStyle w:val="FunctionTok"/>
+        </w:rPr>
+        <w:t xml:space="preserve">value</w:t>
+      </w:r>
+      <w:r>
+        <w:rPr>
+          <w:rStyle w:val="KeywordTok"/>
+        </w:rPr>
+        <w:t xml:space="preserve">:</w:t>
+      </w:r>
+      <w:r>
+        <w:rPr>
+          <w:rStyle w:val="AttributeTok"/>
+        </w:rPr>
+        <w:t xml:space="preserve"> +41 21 331 00 95</w:t>
+      </w:r>
+      <w:r>
+        <w:br/>
+      </w:r>
+      <w:r>
+        <w:rPr>
+          <w:rStyle w:val="AttributeTok"/>
+        </w:rPr>
+        <w:t xml:space="preserve">  </w:t>
+      </w:r>
+      <w:r>
+        <w:rPr>
+          <w:rStyle w:val="FunctionTok"/>
+        </w:rPr>
+        <w:t xml:space="preserve">label</w:t>
+      </w:r>
+      <w:r>
+        <w:rPr>
+          <w:rStyle w:val="KeywordTok"/>
+        </w:rPr>
+        <w:t xml:space="preserve">:</w:t>
+      </w:r>
+      <w:r>
+        <w:rPr>
+          <w:rStyle w:val="AttributeTok"/>
+        </w:rPr>
+        <w:t xml:space="preserve"> Sekretariat</w:t>
+      </w:r>
+      <w:r>
+        <w:br/>
+      </w:r>
+      <w:r>
+        <w:rPr>
+          <w:rStyle w:val="FunctionTok"/>
+        </w:rPr>
+        <w:t xml:space="preserve">addresses</w:t>
+      </w:r>
+      <w:r>
+        <w:rPr>
+          <w:rStyle w:val="KeywordTok"/>
+        </w:rPr>
+        <w:t xml:space="preserve">:</w:t>
+      </w:r>
+      <w:r>
+        <w:br/>
+      </w:r>
+      <w:r>
+        <w:rPr>
+          <w:rStyle w:val="KeywordTok"/>
+        </w:rPr>
+        <w:t xml:space="preserve">-</w:t>
+      </w:r>
+      <w:r>
+        <w:rPr>
+          <w:rStyle w:val="AttributeTok"/>
+        </w:rPr>
+        <w:t xml:space="preserve"> </w:t>
+      </w:r>
+      <w:r>
+        <w:rPr>
+          <w:rStyle w:val="FunctionTok"/>
+        </w:rPr>
+        <w:t xml:space="preserve">address_type</w:t>
+      </w:r>
+      <w:r>
+        <w:rPr>
+          <w:rStyle w:val="KeywordTok"/>
+        </w:rPr>
+        <w:t xml:space="preserve">:</w:t>
+      </w:r>
+      <w:r>
+        <w:rPr>
+          <w:rStyle w:val="AttributeTok"/>
+        </w:rPr>
+        <w:t xml:space="preserve"> businessAddress</w:t>
+      </w:r>
+      <w:r>
+        <w:br/>
+      </w:r>
+      <w:r>
+        <w:rPr>
+          <w:rStyle w:val="AttributeTok"/>
+        </w:rPr>
+        <w:t xml:space="preserve">  </w:t>
+      </w:r>
+      <w:r>
+        <w:rPr>
+          <w:rStyle w:val="FunctionTok"/>
+        </w:rPr>
+        <w:t xml:space="preserve">address_uri</w:t>
+      </w:r>
+      <w:r>
+        <w:rPr>
+          <w:rStyle w:val="KeywordTok"/>
+        </w:rPr>
+        <w:t xml:space="preserve">:</w:t>
+      </w:r>
+      <w:r>
+        <w:rPr>
+          <w:rStyle w:val="AttributeTok"/>
+        </w:rPr>
+        <w:t xml:space="preserve"> https://geo.ld.admin.ch/location/address/101009806</w:t>
+      </w:r>
+      <w:r>
+        <w:br/>
+      </w:r>
+      <w:r>
+        <w:rPr>
+          <w:rStyle w:val="AttributeTok"/>
+        </w:rPr>
+        <w:t xml:space="preserve">  </w:t>
+      </w:r>
+      <w:r>
+        <w:rPr>
+          <w:rStyle w:val="FunctionTok"/>
+        </w:rPr>
+        <w:t xml:space="preserve">street_address</w:t>
+      </w:r>
+      <w:r>
+        <w:rPr>
+          <w:rStyle w:val="KeywordTok"/>
+        </w:rPr>
+        <w:t xml:space="preserve">:</w:t>
+      </w:r>
+      <w:r>
+        <w:rPr>
+          <w:rStyle w:val="AttributeTok"/>
+        </w:rPr>
+        <w:t xml:space="preserve"> Fédération romande des consommateurs, Rue de Genève 17, case postale 585</w:t>
+      </w:r>
+      <w:r>
+        <w:br/>
+      </w:r>
+      <w:r>
+        <w:rPr>
+          <w:rStyle w:val="AttributeTok"/>
+        </w:rPr>
+        <w:t xml:space="preserve">  </w:t>
+      </w:r>
+      <w:r>
+        <w:rPr>
+          <w:rStyle w:val="FunctionTok"/>
+        </w:rPr>
+        <w:t xml:space="preserve">postal_code</w:t>
+      </w:r>
+      <w:r>
+        <w:rPr>
+          <w:rStyle w:val="KeywordTok"/>
+        </w:rPr>
+        <w:t xml:space="preserve">:</w:t>
+      </w:r>
+      <w:r>
+        <w:rPr>
+          <w:rStyle w:val="AttributeTok"/>
+        </w:rPr>
+        <w:t xml:space="preserve"> </w:t>
+      </w:r>
+      <w:r>
+        <w:rPr>
+          <w:rStyle w:val="StringTok"/>
+        </w:rPr>
+        <w:t xml:space="preserve">'1001'</w:t>
+      </w:r>
+      <w:r>
+        <w:br/>
+      </w:r>
+      <w:r>
+        <w:rPr>
+          <w:rStyle w:val="AttributeTok"/>
+        </w:rPr>
+        <w:t xml:space="preserve">  </w:t>
+      </w:r>
+      <w:r>
+        <w:rPr>
+          <w:rStyle w:val="FunctionTok"/>
+        </w:rPr>
+        <w:t xml:space="preserve">postal_locality</w:t>
+      </w:r>
+      <w:r>
+        <w:rPr>
+          <w:rStyle w:val="KeywordTok"/>
+        </w:rPr>
+        <w:t xml:space="preserve">:</w:t>
+      </w:r>
+      <w:r>
+        <w:rPr>
+          <w:rStyle w:val="AttributeTok"/>
+        </w:rPr>
+        <w:t xml:space="preserve"> Lausanne</w:t>
+      </w:r>
+      <w:r>
+        <w:br/>
+      </w:r>
+      <w:r>
+        <w:rPr>
+          <w:rStyle w:val="AttributeTok"/>
+        </w:rPr>
+        <w:t xml:space="preserve">  </w:t>
+      </w:r>
+      <w:r>
+        <w:rPr>
+          <w:rStyle w:val="FunctionTok"/>
+        </w:rPr>
+        <w:t xml:space="preserve">country</w:t>
+      </w:r>
+      <w:r>
+        <w:rPr>
+          <w:rStyle w:val="KeywordTok"/>
+        </w:rPr>
+        <w:t xml:space="preserve">:</w:t>
+      </w:r>
+      <w:r>
+        <w:rPr>
+          <w:rStyle w:val="AttributeTok"/>
+        </w:rPr>
+        <w:t xml:space="preserve"> CH</w:t>
+      </w:r>
+      <w:r>
+        <w:br/>
+      </w:r>
+      <w:r>
+        <w:rPr>
+          <w:rStyle w:val="FunctionTok"/>
+        </w:rPr>
+        <w:t xml:space="preserve">group_type</w:t>
+      </w:r>
+      <w:r>
+        <w:rPr>
+          <w:rStyle w:val="KeywordTok"/>
+        </w:rPr>
+        <w:t xml:space="preserve">:</w:t>
+      </w:r>
+      <w:r>
+        <w:br/>
+      </w:r>
+      <w:r>
+        <w:rPr>
+          <w:rStyle w:val="AttributeTok"/>
+        </w:rPr>
+        <w:t xml:space="preserve">  </w:t>
+      </w:r>
+      <w:r>
+        <w:rPr>
+          <w:rStyle w:val="FunctionTok"/>
+        </w:rPr>
+        <w:t xml:space="preserve">group_type_enum</w:t>
+      </w:r>
+      <w:r>
+        <w:rPr>
+          <w:rStyle w:val="KeywordTok"/>
+        </w:rPr>
+        <w:t xml:space="preserve">:</w:t>
+      </w:r>
+      <w:r>
+        <w:rPr>
+          <w:rStyle w:val="AttributeTok"/>
+        </w:rPr>
+        <w:t xml:space="preserve"> interest_group</w:t>
+      </w:r>
+      <w:r>
+        <w:br/>
+      </w:r>
+      <w:r>
+        <w:rPr>
+          <w:rStyle w:val="AttributeTok"/>
+        </w:rPr>
+        <w:t xml:space="preserve">  </w:t>
+      </w:r>
+      <w:r>
+        <w:rPr>
+          <w:rStyle w:val="FunctionTok"/>
+        </w:rPr>
+        <w:t xml:space="preserve">label</w:t>
+      </w:r>
+      <w:r>
+        <w:rPr>
+          <w:rStyle w:val="KeywordTok"/>
+        </w:rPr>
+        <w:t xml:sp